--- a/index.docx
+++ b/index.docx
@@ -24,7 +24,7 @@
         <w:pStyle w:val="Heading1"/>
       </w:pPr>
       <w:r>
-        <w:t xml:space="preserve">Full Title</w:t>
+        <w:t xml:space="preserve">Studying Development of Psychopathology Across the Lifespan</w:t>
       </w:r>
     </w:p>
     <w:p>
@@ -243,7 +243,7 @@
         <w:pStyle w:val="Heading1"/>
       </w:pPr>
       <w:r>
-        <w:t xml:space="preserve">Full Title</w:t>
+        <w:t xml:space="preserve">Studying Development of Psychopathology Across the Lifespan</w:t>
       </w:r>
     </w:p>
     <w:bookmarkStart w:id="31" w:name="section-in-introduction"/>

--- a/index.docx
+++ b/index.docx
@@ -40,7 +40,7 @@
         <w:pStyle w:val="Author"/>
       </w:pPr>
       <w:r>
-        <w:t xml:space="preserve">Isaac T. Petersen</w:t>
+        <w:t xml:space="preserve">Isaac T. Petersen, Zachary Demko, and Megan Schumer</w:t>
       </w:r>
     </w:p>
     <w:p>
@@ -68,7 +68,7 @@
       </w:r>
     </w:p>
     <w:bookmarkEnd w:id="22"/>
-    <w:bookmarkStart w:id="29" w:name="author-note"/>
+    <w:bookmarkStart w:id="39" w:name="author-note"/>
     <w:p>
       <w:pPr>
         <w:pStyle w:val="Heading1"/>
@@ -157,7 +157,157 @@
         <w:pStyle w:val="BodyText"/>
       </w:pPr>
       <w:r>
-        <w:t xml:space="preserve">The study hypotheses, methods, and analysis plan were preregistered: [LINK]. The instruments, data, a data dictionary, analysis scripts, and a computational notebook for the present study are published online: [LINK]. We have no conflicts of interest to disclose. The present study was approved by the University of Iowa Institutional Review Board (Study #: INSERT). The authors complied with APA ethical standards in the treatment of participants. The study was funded by Grant INSERT from INSERT. The instruments, data, a data dictionary, analysis scripts, and a computational notebook for the present study are published online: [LINK].</w:t>
+        <w:t xml:space="preserve">Zachary Demko</w:t>
+      </w:r>
+      <w:r>
+        <w:t xml:space="preserve"> </w:t>
+      </w:r>
+      <w:bookmarkStart w:id="32" w:name="orchid"/>
+      <w:r>
+        <w:drawing>
+          <wp:inline>
+            <wp:extent cx="152279" cy="152279"/>
+            <wp:effectExtent b="0" l="0" r="0" t="0"/>
+            <wp:docPr descr="Orcid ID Logo: A green circle with white letters ID" title="" id="29" name="Picture"/>
+            <a:graphic>
+              <a:graphicData uri="http://schemas.openxmlformats.org/drawingml/2006/picture">
+                <pic:pic>
+                  <pic:nvPicPr>
+                    <pic:cNvPr descr="_extensions/wjschne/apaquarto/ORCID-iD_icon-vector.svg" id="30" name="Picture"/>
+                    <pic:cNvPicPr>
+                      <a:picLocks noChangeArrowheads="1" noChangeAspect="1"/>
+                    </pic:cNvPicPr>
+                  </pic:nvPicPr>
+                  <pic:blipFill>
+                    <a:blip r:embed="rId31">
+                      <a:extLst>
+                        <a:ext uri="{28A0092B-C50C-407E-A947-70E740481C1C}">
+                          <a14:useLocalDpi xmlns:a14="http://schemas.microsoft.com/office/drawing/2010/main" val="0"/>
+                        </a:ext>
+                        <a:ext uri="{96DAC541-7B7A-43D3-8B79-37D633B846F1}">
+                          <asvg:svgBlip xmlns:asvg="http://schemas.microsoft.com/office/drawing/2016/SVG/main" r:embed="rId23"/>
+                        </a:ext>
+                      </a:extLst>
+                    </a:blip>
+                    <a:stretch>
+                      <a:fillRect/>
+                    </a:stretch>
+                  </pic:blipFill>
+                  <pic:spPr bwMode="auto">
+                    <a:xfrm>
+                      <a:off x="0" y="0"/>
+                      <a:ext cx="152279" cy="152279"/>
+                    </a:xfrm>
+                    <a:prstGeom prst="rect">
+                      <a:avLst/>
+                    </a:prstGeom>
+                    <a:noFill/>
+                    <a:ln w="9525">
+                      <a:noFill/>
+                      <a:headEnd/>
+                      <a:tailEnd/>
+                    </a:ln>
+                  </pic:spPr>
+                </pic:pic>
+              </a:graphicData>
+            </a:graphic>
+          </wp:inline>
+        </w:drawing>
+      </w:r>
+      <w:bookmarkEnd w:id="32"/>
+      <w:r>
+        <w:t xml:space="preserve"> </w:t>
+      </w:r>
+      <w:hyperlink r:id="rId33">
+        <w:r>
+          <w:rPr>
+            <w:rStyle w:val="Hyperlink"/>
+          </w:rPr>
+          <w:t xml:space="preserve">https://orcid.org/0000-0002-5717-6205</w:t>
+        </w:r>
+      </w:hyperlink>
+    </w:p>
+    <w:p>
+      <w:pPr>
+        <w:pStyle w:val="BodyText"/>
+      </w:pPr>
+      <w:r>
+        <w:t xml:space="preserve">Megan Schumer</w:t>
+      </w:r>
+      <w:r>
+        <w:t xml:space="preserve"> </w:t>
+      </w:r>
+      <w:bookmarkStart w:id="37" w:name="orchid"/>
+      <w:r>
+        <w:drawing>
+          <wp:inline>
+            <wp:extent cx="152279" cy="152279"/>
+            <wp:effectExtent b="0" l="0" r="0" t="0"/>
+            <wp:docPr descr="Orcid ID Logo: A green circle with white letters ID" title="" id="34" name="Picture"/>
+            <a:graphic>
+              <a:graphicData uri="http://schemas.openxmlformats.org/drawingml/2006/picture">
+                <pic:pic>
+                  <pic:nvPicPr>
+                    <pic:cNvPr descr="_extensions/wjschne/apaquarto/ORCID-iD_icon-vector.svg" id="35" name="Picture"/>
+                    <pic:cNvPicPr>
+                      <a:picLocks noChangeArrowheads="1" noChangeAspect="1"/>
+                    </pic:cNvPicPr>
+                  </pic:nvPicPr>
+                  <pic:blipFill>
+                    <a:blip r:embed="rId36">
+                      <a:extLst>
+                        <a:ext uri="{28A0092B-C50C-407E-A947-70E740481C1C}">
+                          <a14:useLocalDpi xmlns:a14="http://schemas.microsoft.com/office/drawing/2010/main" val="0"/>
+                        </a:ext>
+                        <a:ext uri="{96DAC541-7B7A-43D3-8B79-37D633B846F1}">
+                          <asvg:svgBlip xmlns:asvg="http://schemas.microsoft.com/office/drawing/2016/SVG/main" r:embed="rId23"/>
+                        </a:ext>
+                      </a:extLst>
+                    </a:blip>
+                    <a:stretch>
+                      <a:fillRect/>
+                    </a:stretch>
+                  </pic:blipFill>
+                  <pic:spPr bwMode="auto">
+                    <a:xfrm>
+                      <a:off x="0" y="0"/>
+                      <a:ext cx="152279" cy="152279"/>
+                    </a:xfrm>
+                    <a:prstGeom prst="rect">
+                      <a:avLst/>
+                    </a:prstGeom>
+                    <a:noFill/>
+                    <a:ln w="9525">
+                      <a:noFill/>
+                      <a:headEnd/>
+                      <a:tailEnd/>
+                    </a:ln>
+                  </pic:spPr>
+                </pic:pic>
+              </a:graphicData>
+            </a:graphic>
+          </wp:inline>
+        </w:drawing>
+      </w:r>
+      <w:bookmarkEnd w:id="37"/>
+      <w:r>
+        <w:t xml:space="preserve"> </w:t>
+      </w:r>
+      <w:hyperlink r:id="rId38">
+        <w:r>
+          <w:rPr>
+            <w:rStyle w:val="Hyperlink"/>
+          </w:rPr>
+          <w:t xml:space="preserve">https://orcid.org/0009-0009-5488-6541</w:t>
+        </w:r>
+      </w:hyperlink>
+    </w:p>
+    <w:p>
+      <w:pPr>
+        <w:pStyle w:val="BodyText"/>
+      </w:pPr>
+      <w:r>
+        <w:t xml:space="preserve">The data for the present study are published online: [LINK]. We have no conflicts of interest to disclose. The present study was approved by the University of Iowa Institutional Review Board (Study #: INSERT). The authors complied with APA ethical standards in the treatment of participants. The study was funded by Grant HD098235 from the Eunice Kennedy Shriver National Institute of Child Health and Human Development. Any opinions, findings, and conclusions or recommendations expressed in this material are those of the authors and do not necessarily reflect the views of the National Institutes of Health.</w:t>
       </w:r>
     </w:p>
     <w:p>
@@ -182,7 +332,41 @@
         <w:t xml:space="preserve">: </w:t>
       </w:r>
       <w:r>
-        <w:t xml:space="preserve">conceptualization, data curation, formal analysis, funding acquisition, investigation, methodology, project administration, resources, software, supervision, validation, visualization, writing – original draft, and writing – review &amp; editing</w:t>
+        <w:t xml:space="preserve">conceptualization, data curation, formal analysis, funding acquisition, investigation, methodology, project administration, resources, software, supervision, validation, visualization, writing – original draft, and writing – review &amp; editing. </w:t>
+      </w:r>
+      <w:r>
+        <w:rPr>
+          <w:i/>
+          <w:iCs/>
+        </w:rPr>
+        <w:t xml:space="preserve">Zachary Demko</w:t>
+      </w:r>
+      <w:r>
+        <w:rPr>
+          <w:b/>
+          <w:bCs/>
+        </w:rPr>
+        <w:t xml:space="preserve">: </w:t>
+      </w:r>
+      <w:r>
+        <w:t xml:space="preserve">conceptualization, data curation, formal analysis, investigation, methodology, software, and writing – review &amp; editing. </w:t>
+      </w:r>
+      <w:r>
+        <w:rPr>
+          <w:i/>
+          <w:iCs/>
+        </w:rPr>
+        <w:t xml:space="preserve">Megan Schumer</w:t>
+      </w:r>
+      <w:r>
+        <w:rPr>
+          <w:b/>
+          <w:bCs/>
+        </w:rPr>
+        <w:t xml:space="preserve">: </w:t>
+      </w:r>
+      <w:r>
+        <w:t xml:space="preserve">writing – review &amp; editing</w:t>
       </w:r>
     </w:p>
     <w:p>
@@ -198,8 +382,8 @@
         <w:br w:type="page"/>
       </w:r>
     </w:p>
-    <w:bookmarkEnd w:id="29"/>
-    <w:bookmarkStart w:id="30" w:name="abstract"/>
+    <w:bookmarkEnd w:id="39"/>
+    <w:bookmarkStart w:id="40" w:name="abstract"/>
     <w:p>
       <w:pPr>
         <w:pStyle w:val="Heading1"/>
@@ -236,8 +420,8 @@
         <w:br w:type="page"/>
       </w:r>
     </w:p>
-    <w:bookmarkEnd w:id="30"/>
-    <w:bookmarkStart w:id="33" w:name="firstheader"/>
+    <w:bookmarkEnd w:id="40"/>
+    <w:bookmarkStart w:id="41" w:name="firstheader"/>
     <w:p>
       <w:pPr>
         <w:pStyle w:val="Heading1"/>
@@ -246,110 +430,61 @@
         <w:t xml:space="preserve">Studying Development of Psychopathology Across the Lifespan</w:t>
       </w:r>
     </w:p>
-    <w:bookmarkStart w:id="31" w:name="section-in-introduction"/>
-    <w:p>
-      <w:pPr>
-        <w:pStyle w:val="Heading2"/>
-      </w:pPr>
-      <w:r>
-        <w:t xml:space="preserve">Section in Introduction</w:t>
-      </w:r>
-    </w:p>
-    <w:bookmarkEnd w:id="31"/>
-    <w:bookmarkStart w:id="32" w:name="another-section-in-introduction"/>
-    <w:p>
-      <w:pPr>
-        <w:pStyle w:val="Heading2"/>
-      </w:pPr>
-      <w:r>
-        <w:t xml:space="preserve">Another Section in Introduction</w:t>
-      </w:r>
-    </w:p>
-    <w:bookmarkEnd w:id="32"/>
-    <w:bookmarkEnd w:id="33"/>
-    <w:bookmarkStart w:id="38" w:name="method"/>
+    <w:bookmarkEnd w:id="41"/>
+    <w:bookmarkStart w:id="42" w:name="the-goal"/>
     <w:p>
       <w:pPr>
         <w:pStyle w:val="Heading1"/>
       </w:pPr>
       <w:r>
-        <w:t xml:space="preserve">Method</w:t>
-      </w:r>
-    </w:p>
-    <w:bookmarkStart w:id="34" w:name="participants"/>
-    <w:p>
-      <w:pPr>
-        <w:pStyle w:val="Heading2"/>
-      </w:pPr>
-      <w:r>
-        <w:t xml:space="preserve">Participants</w:t>
-      </w:r>
-    </w:p>
-    <w:bookmarkEnd w:id="34"/>
-    <w:bookmarkStart w:id="35" w:name="procedure"/>
-    <w:p>
-      <w:pPr>
-        <w:pStyle w:val="Heading2"/>
-      </w:pPr>
-      <w:r>
-        <w:t xml:space="preserve">Procedure</w:t>
-      </w:r>
-    </w:p>
-    <w:bookmarkEnd w:id="35"/>
-    <w:bookmarkStart w:id="36" w:name="measures"/>
-    <w:p>
-      <w:pPr>
-        <w:pStyle w:val="Heading2"/>
-      </w:pPr>
-      <w:r>
-        <w:t xml:space="preserve">Measures</w:t>
-      </w:r>
-    </w:p>
-    <w:bookmarkEnd w:id="36"/>
-    <w:bookmarkStart w:id="37" w:name="statistical-analysis"/>
-    <w:p>
-      <w:pPr>
-        <w:pStyle w:val="Heading2"/>
-      </w:pPr>
-      <w:r>
-        <w:t xml:space="preserve">Statistical Analysis</w:t>
-      </w:r>
-    </w:p>
-    <w:bookmarkEnd w:id="37"/>
-    <w:bookmarkEnd w:id="38"/>
-    <w:bookmarkStart w:id="39" w:name="results"/>
+        <w:t xml:space="preserve">The Goal</w:t>
+      </w:r>
+    </w:p>
+    <w:bookmarkEnd w:id="42"/>
+    <w:bookmarkStart w:id="43" w:name="the-problemobstacle"/>
     <w:p>
       <w:pPr>
         <w:pStyle w:val="Heading1"/>
       </w:pPr>
       <w:r>
-        <w:t xml:space="preserve">Results</w:t>
-      </w:r>
-    </w:p>
-    <w:bookmarkEnd w:id="39"/>
-    <w:bookmarkStart w:id="42" w:name="discussion"/>
+        <w:t xml:space="preserve">The Problem/Obstacle</w:t>
+      </w:r>
+    </w:p>
+    <w:bookmarkEnd w:id="43"/>
+    <w:bookmarkStart w:id="44" w:name="reasons-for-the-problem"/>
     <w:p>
       <w:pPr>
         <w:pStyle w:val="Heading1"/>
       </w:pPr>
       <w:r>
-        <w:t xml:space="preserve">Discussion</w:t>
-      </w:r>
-    </w:p>
-    <w:bookmarkStart w:id="40" w:name="limitations-and-future-directions"/>
-    <w:p>
-      <w:pPr>
-        <w:pStyle w:val="Heading2"/>
-      </w:pPr>
-      <w:r>
-        <w:t xml:space="preserve">Limitations and Future Directions</w:t>
-      </w:r>
-    </w:p>
-    <w:bookmarkEnd w:id="40"/>
-    <w:bookmarkStart w:id="41" w:name="conclusion"/>
-    <w:p>
-      <w:pPr>
-        <w:pStyle w:val="Heading2"/>
+        <w:t xml:space="preserve">Reasons for the Problem</w:t>
+      </w:r>
+    </w:p>
+    <w:bookmarkEnd w:id="44"/>
+    <w:bookmarkStart w:id="45" w:name="solution"/>
+    <w:p>
+      <w:pPr>
+        <w:pStyle w:val="Heading1"/>
+      </w:pPr>
+      <w:r>
+        <w:t xml:space="preserve">Solution</w:t>
+      </w:r>
+    </w:p>
+    <w:bookmarkEnd w:id="45"/>
+    <w:bookmarkStart w:id="46" w:name="other-key-challenges-to-address"/>
+    <w:p>
+      <w:pPr>
+        <w:pStyle w:val="Heading1"/>
+      </w:pPr>
+      <w:r>
+        <w:t xml:space="preserve">Other Key Challenges to Address</w:t>
+      </w:r>
+    </w:p>
+    <w:bookmarkEnd w:id="46"/>
+    <w:bookmarkStart w:id="47" w:name="conclusion"/>
+    <w:p>
+      <w:pPr>
+        <w:pStyle w:val="Heading1"/>
       </w:pPr>
       <w:r>
         <w:t xml:space="preserve">Conclusion</w:t>
@@ -360,8 +495,7 @@
         <w:br w:type="page"/>
       </w:r>
     </w:p>
-    <w:bookmarkEnd w:id="41"/>
-    <w:bookmarkEnd w:id="42"/>
+    <w:bookmarkEnd w:id="47"/>
     <w:p>
       <w:pPr>
         <w:pStyle w:val="Heading1"/>
@@ -370,7 +504,7 @@
         <w:t xml:space="preserve">Appendix A</w:t>
       </w:r>
     </w:p>
-    <w:bookmarkStart w:id="43" w:name="apx-a"/>
+    <w:bookmarkStart w:id="48" w:name="apx-a"/>
     <w:p>
       <w:pPr>
         <w:pStyle w:val="Heading1"/>
@@ -384,7 +518,7 @@
         <w:br w:type="page"/>
       </w:r>
     </w:p>
-    <w:bookmarkEnd w:id="43"/>
+    <w:bookmarkEnd w:id="48"/>
     <w:p>
       <w:pPr>
         <w:pStyle w:val="Heading1"/>
@@ -393,7 +527,7 @@
         <w:t xml:space="preserve">Appendix B</w:t>
       </w:r>
     </w:p>
-    <w:bookmarkStart w:id="44" w:name="apx-b"/>
+    <w:bookmarkStart w:id="49" w:name="apx-b"/>
     <w:p>
       <w:pPr>
         <w:pStyle w:val="Heading1"/>
@@ -402,7 +536,7 @@
         <w:t xml:space="preserve">Another Appendix</w:t>
       </w:r>
     </w:p>
-    <w:bookmarkEnd w:id="44"/>
+    <w:bookmarkEnd w:id="49"/>
     <w:sectPr>
       <w:headerReference r:id="rId8" w:type="even"/>
       <w:headerReference r:id="rId9" w:type="default"/>

--- a/index.docx
+++ b/index.docx
@@ -397,7 +397,7 @@
         <w:pStyle w:val="AbstractFirstParagraph"/>
       </w:pPr>
       <w:r>
-        <w:t xml:space="preserve">INSERT ABSTRACT HERE.</w:t>
+        <w:t xml:space="preserve">The field has not adequately studied individuals’ development of psychopathology across the lifespan, instead taking a piecewise approach to development, limiting our understanding of lifespan development and the origins of psychopathology. We describe why this is the case—beyond logistical challenges. First, diagnostic and taxonomic systems do not define psychopathology constructs from a developmental perspective. A developmental perspective is crucial because psychopathology constructs often have earlier origins than their full clinical presentation, and forms of psychopathology frequently show changes in behavioral manifestation across development (heterotypic continuity). Second, current assessments do not adequately capture these changes in behavioral manifestation. Third, traditional scoring systems do not allow charting individuals’ change over time in the face of changing behavioral manifestation. Fourth, assessments are not well-suited for capturing individual differences, despite the dimensional nature of psychopathology. We propose solutions to these challenges by introducing a developmental scaling framework for psychopathology. Using externalizing psychopathology as an example, we draw on our content analysis of externalizing measures, as well as lessons from the study of other constructs across lengthy developmental periods. Addressing these challenges will allow charting individuals’ trajectories of psychopathology across the lifespan and identifying risk and protective factors that influence developmental courses.</w:t>
       </w:r>
     </w:p>
     <w:p>
@@ -412,7 +412,7 @@
         <w:t xml:space="preserve">Keywords</w:t>
       </w:r>
       <w:r>
-        <w:t xml:space="preserve">: keyword1, keyword2, keyword3, keyword4, keyword5</w:t>
+        <w:t xml:space="preserve">: psychopathology, development, lifespan, longitudinal, externalizing behavior problems</w:t>
       </w:r>
     </w:p>
     <w:p>

--- a/index.docx
+++ b/index.docx
@@ -412,7 +412,7 @@
         <w:t xml:space="preserve">Keywords</w:t>
       </w:r>
       <w:r>
-        <w:t xml:space="preserve">: psychopathology, development, lifespan, longitudinal, externalizing behavior problems</w:t>
+        <w:t xml:space="preserve">: psychopathology, lifespan development, longitudinal trajectories, heterotypic continuity, externalizing behavior problems</w:t>
       </w:r>
     </w:p>
     <w:p>

--- a/index.docx
+++ b/index.docx
@@ -307,7 +307,7 @@
         <w:pStyle w:val="BodyText"/>
       </w:pPr>
       <w:r>
-        <w:t xml:space="preserve">The data for the present study are published online: [LINK]. We have no conflicts of interest to disclose. The present study was approved by the University of Iowa Institutional Review Board (Study #: INSERT). The authors complied with APA ethical standards in the treatment of participants. The study was funded by Grant HD098235 from the Eunice Kennedy Shriver National Institute of Child Health and Human Development. Any opinions, findings, and conclusions or recommendations expressed in this material are those of the authors and do not necessarily reflect the views of the National Institutes of Health.</w:t>
+        <w:t xml:space="preserve">The data for the present study are published online: [LINK]. We have no conflicts of interest to disclose. The present study was approved by the University of Iowa Institutional Review Board (Study #: INSERT). The authors complied with APA ethical standards in the treatment of participants. The study was funded by Grant HD098235 from the Eunice Kennedy Shriver National Institute of Child Health and Human Development. Any opinions, findings, and conclusions or recommendations expressed in this material are those of the authors and do not necessarily reflect the views of the National Institutes of Health. We thank Jordan L. Harris and Alexis Hosch for their help identifying measures of externalizing problems and transcribing and coding their content.</w:t>
       </w:r>
     </w:p>
     <w:p>

--- a/index.docx
+++ b/index.docx
@@ -307,7 +307,7 @@
         <w:pStyle w:val="BodyText"/>
       </w:pPr>
       <w:r>
-        <w:t xml:space="preserve">The data for the present study are published online: [LINK]. We have no conflicts of interest to disclose. The present study was approved by the University of Iowa Institutional Review Board (Study #: INSERT). The authors complied with APA ethical standards in the treatment of participants. The study was funded by Grant HD098235 from the Eunice Kennedy Shriver National Institute of Child Health and Human Development. Any opinions, findings, and conclusions or recommendations expressed in this material are those of the authors and do not necessarily reflect the views of the National Institutes of Health. We thank Jordan L. Harris and Alexis Hosch for their help identifying measures of externalizing problems and transcribing and coding their content.</w:t>
+        <w:t xml:space="preserve">The data for the present study are published online: [LINK]. We have no conflicts of interest to disclose. The present study was approved by the University of Iowa Institutional Review Board (Study #: INSERT). The authors complied with APA ethical standards in the treatment of participants. I.P. was funded by Grant HD098235 from the Eunice Kennedy Shriver National Institute of Child Health and Human Development. Any opinions, findings, and conclusions or recommendations expressed in this material are those of the authors and do not necessarily reflect the views of the National Institutes of Health. We thank Jordan L. Harris and Alexis Hosch for their help identifying measures of externalizing problems and transcribing and coding their content.</w:t>
       </w:r>
     </w:p>
     <w:p>

--- a/index.docx
+++ b/index.docx
@@ -430,6 +430,84 @@
         <w:t xml:space="preserve">Studying Development of Psychopathology Across the Lifespan</w:t>
       </w:r>
     </w:p>
+    <w:p>
+      <w:pPr>
+        <w:pStyle w:val="FirstParagraph"/>
+      </w:pPr>
+      <w:r>
+        <w:t xml:space="preserve">When entrenched, psychopathology is costly and difficult to treat</w:t>
+      </w:r>
+      <w:r>
+        <w:t xml:space="preserve"> </w:t>
+      </w:r>
+      <w:r>
+        <w:t xml:space="preserve">(</w:t>
+      </w:r>
+      <w:hyperlink w:anchor="ref-Insel2008">
+        <w:r>
+          <w:rPr>
+            <w:rStyle w:val="Hyperlink"/>
+          </w:rPr>
+          <w:t xml:space="preserve">Insel, 2008</w:t>
+        </w:r>
+      </w:hyperlink>
+      <w:r>
+        <w:t xml:space="preserve">;</w:t>
+      </w:r>
+      <w:r>
+        <w:t xml:space="preserve"> </w:t>
+      </w:r>
+      <w:hyperlink w:anchor="ref-Wakschlag2019">
+        <w:r>
+          <w:rPr>
+            <w:rStyle w:val="Hyperlink"/>
+          </w:rPr>
+          <w:t xml:space="preserve">Wakschlag et al., 2019</w:t>
+        </w:r>
+      </w:hyperlink>
+      <w:r>
+        <w:t xml:space="preserve">)</w:t>
+      </w:r>
+      <w:r>
+        <w:t xml:space="preserve">.</w:t>
+      </w:r>
+      <w:r>
+        <w:t xml:space="preserve"> </w:t>
+      </w:r>
+      <w:r>
+        <w:t xml:space="preserve">Understanding its developmental origins is therefore crucial for preventing later, more severe psychopathology.</w:t>
+      </w:r>
+      <w:r>
+        <w:t xml:space="preserve"> </w:t>
+      </w:r>
+      <w:r>
+        <w:t xml:space="preserve">Developmental science seeks to build a bridge that spans the lifespan—from infancy to older adulthood—and not just transitory periods in people’s lives.</w:t>
+      </w:r>
+      <w:r>
+        <w:t xml:space="preserve"> </w:t>
+      </w:r>
+      <w:r>
+        <w:t xml:space="preserve">However, the field has not adequately studied individuals’ development of psychopathology across the lifespan, instead taking a piecewise approach to development, which limits our understanding of lifespan development and the origins of psychopathology.</w:t>
+      </w:r>
+      <w:r>
+        <w:t xml:space="preserve"> </w:t>
+      </w:r>
+      <w:r>
+        <w:t xml:space="preserve">In this paper, we describe reasons why this is the case—beyond logistical challenges of time and money.</w:t>
+      </w:r>
+      <w:r>
+        <w:t xml:space="preserve"> </w:t>
+      </w:r>
+      <w:r>
+        <w:t xml:space="preserve">And we propose solutions to these challenges by introducing a developmental scaling framework for psychopathology.</w:t>
+      </w:r>
+      <w:r>
+        <w:t xml:space="preserve"> </w:t>
+      </w:r>
+      <w:r>
+        <w:t xml:space="preserve">Using externalizing psychopathology as an example, we draw on our content analysis of over 270 externalizing measures, as well as lessons from the study of other constructs such as academic and cognitive skills across lengthy developmental periods.</w:t>
+      </w:r>
+    </w:p>
     <w:bookmarkEnd w:id="41"/>
     <w:bookmarkStart w:id="42" w:name="the-goal"/>
     <w:p>
@@ -460,14 +538,52 @@
         <w:t xml:space="preserve">Reasons for the Problem</w:t>
       </w:r>
     </w:p>
+    <w:p>
+      <w:pPr>
+        <w:pStyle w:val="FirstParagraph"/>
+      </w:pPr>
+      <w:r>
+        <w:t xml:space="preserve">Beyond logistical challenges of time and money, there are several key reasons why psychology has failed to study people’s development of psychopathology, longitudinally, across the lifespan.</w:t>
+      </w:r>
+      <w:r>
+        <w:t xml:space="preserve"> </w:t>
+      </w:r>
+      <w:r>
+        <w:t xml:space="preserve">First, diagnostic and taxonomic systems do not define psychopathology constructs from a developmental perspective.</w:t>
+      </w:r>
+      <w:r>
+        <w:t xml:space="preserve"> </w:t>
+      </w:r>
+      <w:r>
+        <w:t xml:space="preserve">A developmental perspective is crucial because psychopathology constructs often have earlier origins than their full clinical presentation, and forms of psychopathology frequently show changes in behavioral manifestation across development (heterotypic continuity).</w:t>
+      </w:r>
+      <w:r>
+        <w:t xml:space="preserve"> </w:t>
+      </w:r>
+      <w:r>
+        <w:t xml:space="preserve">Second, current assessments do not adequately capture these changes in behavioral manifestation.</w:t>
+      </w:r>
+      <w:r>
+        <w:t xml:space="preserve"> </w:t>
+      </w:r>
+      <w:r>
+        <w:t xml:space="preserve">Third, traditional scoring systems do not allow charting individuals’ change over time in the face of changing behavioral manifestation.</w:t>
+      </w:r>
+      <w:r>
+        <w:t xml:space="preserve"> </w:t>
+      </w:r>
+      <w:r>
+        <w:t xml:space="preserve">Fourth, current assessments are not well-suited for capturing the full range of individual differences, despite the dimensional nature of psychopathology.</w:t>
+      </w:r>
+    </w:p>
     <w:bookmarkEnd w:id="44"/>
-    <w:bookmarkStart w:id="45" w:name="solution"/>
+    <w:bookmarkStart w:id="45" w:name="X90173f212147643646723f86a6ce6f8ad77bf31"/>
     <w:p>
       <w:pPr>
         <w:pStyle w:val="Heading1"/>
       </w:pPr>
       <w:r>
-        <w:t xml:space="preserve">Solution</w:t>
+        <w:t xml:space="preserve">Solution: A Developmental Scaling Framework</w:t>
       </w:r>
     </w:p>
     <w:bookmarkEnd w:id="45"/>
@@ -491,11 +607,131 @@
       </w:r>
     </w:p>
     <w:p>
+      <w:pPr>
+        <w:pStyle w:val="FirstParagraph"/>
+      </w:pPr>
+      <w:r>
+        <w:t xml:space="preserve">Addressing these challenges will allow charting individuals’ trajectories of psychopathology across the lifespan and identifying risk and protective factors that influence their developmental courses.</w:t>
+      </w:r>
+      <w:r>
+        <w:t xml:space="preserve"> </w:t>
+      </w:r>
+      <w:r>
+        <w:t xml:space="preserve">Doing so is critical for understanding how psychopathology develops, when to intervene, and how to most effectively prevent psychopathology.</w:t>
+      </w:r>
+    </w:p>
+    <w:bookmarkEnd w:id="47"/>
+    <w:bookmarkStart w:id="53" w:name="references"/>
+    <w:p>
+      <w:pPr>
+        <w:pStyle w:val="Heading1"/>
+      </w:pPr>
+      <w:r>
+        <w:t xml:space="preserve">References</w:t>
+      </w:r>
+    </w:p>
+    <w:bookmarkStart w:id="52" w:name="refs"/>
+    <w:bookmarkStart w:id="49" w:name="ref-Insel2008"/>
+    <w:p>
+      <w:pPr>
+        <w:pStyle w:val="Bibliography"/>
+      </w:pPr>
+      <w:r>
+        <w:t xml:space="preserve">Insel, T. R. (2008). Assessing the economic costs of serious mental illness.</w:t>
+      </w:r>
+      <w:r>
+        <w:t xml:space="preserve"> </w:t>
+      </w:r>
+      <w:r>
+        <w:rPr>
+          <w:i/>
+          <w:iCs/>
+        </w:rPr>
+        <w:t xml:space="preserve">American Journal of Psychiatry</w:t>
+      </w:r>
+      <w:r>
+        <w:t xml:space="preserve">,</w:t>
+      </w:r>
+      <w:r>
+        <w:t xml:space="preserve"> </w:t>
+      </w:r>
+      <w:r>
+        <w:rPr>
+          <w:i/>
+          <w:iCs/>
+        </w:rPr>
+        <w:t xml:space="preserve">165</w:t>
+      </w:r>
+      <w:r>
+        <w:t xml:space="preserve">(6), 663–665.</w:t>
+      </w:r>
+      <w:r>
+        <w:t xml:space="preserve"> </w:t>
+      </w:r>
+      <w:hyperlink r:id="rId48">
+        <w:r>
+          <w:rPr>
+            <w:rStyle w:val="Hyperlink"/>
+          </w:rPr>
+          <w:t xml:space="preserve">https://doi.org/10.1176/appi.ajp.2008.08030366</w:t>
+        </w:r>
+      </w:hyperlink>
+    </w:p>
+    <w:bookmarkEnd w:id="49"/>
+    <w:bookmarkStart w:id="51" w:name="ref-Wakschlag2019"/>
+    <w:p>
+      <w:pPr>
+        <w:pStyle w:val="Bibliography"/>
+      </w:pPr>
+      <w:r>
+        <w:t xml:space="preserve">Wakschlag, L. S., Roberts, M. Y., Flynn, R. M., Smith, J. D., Krogh-Jespersen, S., Kaat, A. J., Gray, L., Walkup, J., Marino, B. S., Norton, E. S., &amp; Davis, M. M. (2019). Future directions for early childhood prevention of mental disorders: A road map to mental health, earlier.</w:t>
+      </w:r>
+      <w:r>
+        <w:t xml:space="preserve"> </w:t>
+      </w:r>
+      <w:r>
+        <w:rPr>
+          <w:i/>
+          <w:iCs/>
+        </w:rPr>
+        <w:t xml:space="preserve">Journal of Clinical Child &amp; Adolescent Psychology</w:t>
+      </w:r>
+      <w:r>
+        <w:t xml:space="preserve">,</w:t>
+      </w:r>
+      <w:r>
+        <w:t xml:space="preserve"> </w:t>
+      </w:r>
+      <w:r>
+        <w:rPr>
+          <w:i/>
+          <w:iCs/>
+        </w:rPr>
+        <w:t xml:space="preserve">48</w:t>
+      </w:r>
+      <w:r>
+        <w:t xml:space="preserve">(3), 539–554.</w:t>
+      </w:r>
+      <w:r>
+        <w:t xml:space="preserve"> </w:t>
+      </w:r>
+      <w:hyperlink r:id="rId50">
+        <w:r>
+          <w:rPr>
+            <w:rStyle w:val="Hyperlink"/>
+          </w:rPr>
+          <w:t xml:space="preserve">https://doi.org/10.1080/15374416.2018.1561296</w:t>
+        </w:r>
+      </w:hyperlink>
+    </w:p>
+    <w:bookmarkEnd w:id="51"/>
+    <w:bookmarkEnd w:id="52"/>
+    <w:p>
       <w:r>
         <w:br w:type="page"/>
       </w:r>
     </w:p>
-    <w:bookmarkEnd w:id="47"/>
+    <w:bookmarkEnd w:id="53"/>
     <w:p>
       <w:pPr>
         <w:pStyle w:val="Heading1"/>
@@ -504,7 +740,7 @@
         <w:t xml:space="preserve">Appendix A</w:t>
       </w:r>
     </w:p>
-    <w:bookmarkStart w:id="48" w:name="apx-a"/>
+    <w:bookmarkStart w:id="54" w:name="apx-a"/>
     <w:p>
       <w:pPr>
         <w:pStyle w:val="Heading1"/>
@@ -518,7 +754,7 @@
         <w:br w:type="page"/>
       </w:r>
     </w:p>
-    <w:bookmarkEnd w:id="48"/>
+    <w:bookmarkEnd w:id="54"/>
     <w:p>
       <w:pPr>
         <w:pStyle w:val="Heading1"/>
@@ -527,7 +763,7 @@
         <w:t xml:space="preserve">Appendix B</w:t>
       </w:r>
     </w:p>
-    <w:bookmarkStart w:id="49" w:name="apx-b"/>
+    <w:bookmarkStart w:id="55" w:name="apx-b"/>
     <w:p>
       <w:pPr>
         <w:pStyle w:val="Heading1"/>
@@ -536,7 +772,7 @@
         <w:t xml:space="preserve">Another Appendix</w:t>
       </w:r>
     </w:p>
-    <w:bookmarkEnd w:id="49"/>
+    <w:bookmarkEnd w:id="55"/>
     <w:sectPr>
       <w:headerReference r:id="rId8" w:type="even"/>
       <w:headerReference r:id="rId9" w:type="default"/>

--- a/index.docx
+++ b/index.docx
@@ -487,7 +487,13 @@
         <w:t xml:space="preserve"> </w:t>
       </w:r>
       <w:r>
-        <w:t xml:space="preserve">However, the field has not adequately studied individuals’ development of psychopathology across the lifespan, instead taking a piecewise approach to development, which limits our understanding of lifespan development and the origins of psychopathology.</w:t>
+        <w:t xml:space="preserve">However, the field has not adequately studied individuals’ development of psychopathology across the lifespan, instead taking a piecewise approach to development that focuses on narrower age ranges.</w:t>
+      </w:r>
+      <w:r>
+        <w:t xml:space="preserve"> </w:t>
+      </w:r>
+      <w:r>
+        <w:t xml:space="preserve">The focus on narrow age ranges restricts our ability to understand development across important transitions, such as puberty, school entry, and entry into parenthood, thus limiting our understanding of lifespan development and the origins of psychopathology.</w:t>
       </w:r>
       <w:r>
         <w:t xml:space="preserve"> </w:t>

--- a/index.docx
+++ b/index.docx
@@ -522,6 +522,89 @@
       </w:pPr>
       <w:r>
         <w:t xml:space="preserve">The Goal</w:t>
+      </w:r>
+    </w:p>
+    <w:p>
+      <w:pPr>
+        <w:pStyle w:val="FirstParagraph"/>
+      </w:pPr>
+      <w:r>
+        <w:t xml:space="preserve">A key goal of developmental science is to understand how people develop across the lifespan.</w:t>
+      </w:r>
+      <w:r>
+        <w:t xml:space="preserve"> </w:t>
+      </w:r>
+      <w:r>
+        <w:t xml:space="preserve">A variety of methods, including cross-sectional and longitudinal designs, could be leveraged for this purpose.</w:t>
+      </w:r>
+      <w:r>
+        <w:t xml:space="preserve"> </w:t>
+      </w:r>
+      <w:r>
+        <w:t xml:space="preserve">In a cross-sectional design, people are assessed at one timepoint.</w:t>
+      </w:r>
+      <w:r>
+        <w:t xml:space="preserve"> </w:t>
+      </w:r>
+      <w:r>
+        <w:t xml:space="preserve">Cross-sectional designs provide the ability to cheaply and quickly assess a wide age range, providing a snapshot at a particular point in time.</w:t>
+      </w:r>
+      <w:r>
+        <w:t xml:space="preserve"> </w:t>
+      </w:r>
+      <w:r>
+        <w:t xml:space="preserve">Cross-sectional designs may inform our understanding of general normative patterns of change—such as the typical pattern of cognitive growth and decline across the lifespan.</w:t>
+      </w:r>
+    </w:p>
+    <w:p>
+      <w:pPr>
+        <w:pStyle w:val="BodyText"/>
+      </w:pPr>
+      <w:r>
+        <w:t xml:space="preserve">However, cross-sectional designs have key limitations.</w:t>
+      </w:r>
+      <w:r>
+        <w:t xml:space="preserve"> </w:t>
+      </w:r>
+      <w:r>
+        <w:t xml:space="preserve">Cross-sectional designs do not allow examining individuals’ change over time.</w:t>
+      </w:r>
+      <w:r>
+        <w:t xml:space="preserve"> </w:t>
+      </w:r>
+      <w:r>
+        <w:t xml:space="preserve">Individuals show considerable heterogeneity in level and change across time in many constructs, so cross-sectional designs may obscure diverse patterns of change.</w:t>
+      </w:r>
+      <w:r>
+        <w:t xml:space="preserve"> </w:t>
+      </w:r>
+      <w:r>
+        <w:t xml:space="preserve"> </w:t>
+      </w:r>
+      <w:r>
+        <w:t xml:space="preserve">Moreover, in a cross-sectional study, any apparent age-related differences in a construct could reflect cohort differences instead of developmental changes.</w:t>
+      </w:r>
+      <w:r>
+        <w:t xml:space="preserve"> </w:t>
+      </w:r>
+      <w:r>
+        <w:t xml:space="preserve">For example, average differences in stress between 5-year-olds and 10-year-olds could reflect the differing experiences that the 10-year-olds shared—such as going to school during the Coronavirus pandemic.</w:t>
+      </w:r>
+    </w:p>
+    <w:p>
+      <w:pPr>
+        <w:pStyle w:val="BodyText"/>
+      </w:pPr>
+      <w:r>
+        <w:t xml:space="preserve">However, even cross-sectional work spanning the lifespan is not often conducted.</w:t>
+      </w:r>
+    </w:p>
+    <w:p>
+      <w:pPr>
+        <w:pStyle w:val="BodyText"/>
+      </w:pPr>
+      <w:r>
+        <w:t xml:space="preserve">In a longitudinal design, the same individuals are followed across time.</w:t>
       </w:r>
     </w:p>
     <w:bookmarkEnd w:id="42"/>

--- a/index.docx
+++ b/index.docx
@@ -87,7 +87,7 @@
       <w:r>
         <w:t xml:space="preserve"> </w:t>
       </w:r>
-      <w:bookmarkStart w:id="27" w:name="orchid"/>
+      <w:bookmarkStart w:id="27" w:name="orcid"/>
       <w:r>
         <w:drawing>
           <wp:inline>
@@ -162,7 +162,7 @@
       <w:r>
         <w:t xml:space="preserve"> </w:t>
       </w:r>
-      <w:bookmarkStart w:id="32" w:name="orchid"/>
+      <w:bookmarkStart w:id="32" w:name="orcid"/>
       <w:r>
         <w:drawing>
           <wp:inline>
@@ -237,7 +237,7 @@
       <w:r>
         <w:t xml:space="preserve"> </w:t>
       </w:r>
-      <w:bookmarkStart w:id="37" w:name="orchid"/>
+      <w:bookmarkStart w:id="37" w:name="orcid"/>
       <w:r>
         <w:drawing>
           <wp:inline>

--- a/index.docx
+++ b/index.docx
@@ -435,6 +435,20 @@
         <w:pStyle w:val="FirstParagraph"/>
       </w:pPr>
       <w:r>
+        <w:rPr>
+          <w:b/>
+          <w:bCs/>
+          <w:i/>
+          <w:iCs/>
+        </w:rPr>
+        <w:t xml:space="preserve">NOTE: this manuscript is in progress of being drafted—it is incomplete.</w:t>
+      </w:r>
+    </w:p>
+    <w:p>
+      <w:pPr>
+        <w:pStyle w:val="BodyText"/>
+      </w:pPr>
+      <w:r>
         <w:t xml:space="preserve">When entrenched, psychopathology is costly and difficult to treat</w:t>
       </w:r>
       <w:r>
@@ -618,7 +632,7 @@
       </w:r>
     </w:p>
     <w:bookmarkEnd w:id="43"/>
-    <w:bookmarkStart w:id="44" w:name="reasons-for-the-problem"/>
+    <w:bookmarkStart w:id="52" w:name="reasons-for-the-problem"/>
     <w:p>
       <w:pPr>
         <w:pStyle w:val="Heading1"/>
@@ -664,9 +678,115 @@
       <w:r>
         <w:t xml:space="preserve">Fourth, current assessments are not well-suited for capturing the full range of individual differences, despite the dimensional nature of psychopathology.</w:t>
       </w:r>
+      <w:r>
+        <w:t xml:space="preserve"> </w:t>
+      </w:r>
+      <w:r>
+        <w:t xml:space="preserve">Fifth, as a result of these limitations, current assessments are not well-suited for capturing individuals’ change over time.</w:t>
+      </w:r>
+    </w:p>
+    <w:p>
+      <w:pPr>
+        <w:pStyle w:val="BodyText"/>
+      </w:pPr>
+      <w:r>
+        <w:t xml:space="preserve">Below, we describe these reasons in detail.</w:t>
+      </w:r>
+      <w:r>
+        <w:t xml:space="preserve"> </w:t>
+      </w:r>
+      <w:r>
+        <w:t xml:space="preserve">The first reason represents problems with our constructs.</w:t>
+      </w:r>
+      <w:r>
+        <w:t xml:space="preserve"> </w:t>
+      </w:r>
+      <w:r>
+        <w:t xml:space="preserve">The remaining reasons represent problems with existing assessments and traditional scoring systems.</w:t>
+      </w:r>
+    </w:p>
+    <w:bookmarkStart w:id="45" w:name="problems-of-our-constructs"/>
+    <w:p>
+      <w:pPr>
+        <w:pStyle w:val="Heading2"/>
+      </w:pPr>
+      <w:r>
+        <w:t xml:space="preserve">Problems of our Constructs</w:t>
+      </w:r>
+    </w:p>
+    <w:bookmarkStart w:id="44" w:name="lack-of-a-developmental-perspective"/>
+    <w:p>
+      <w:pPr>
+        <w:pStyle w:val="Heading3"/>
+      </w:pPr>
+      <w:r>
+        <w:t xml:space="preserve">Lack of a Developmental Perspective</w:t>
+      </w:r>
     </w:p>
     <w:bookmarkEnd w:id="44"/>
-    <w:bookmarkStart w:id="45" w:name="X90173f212147643646723f86a6ce6f8ad77bf31"/>
+    <w:bookmarkEnd w:id="45"/>
+    <w:bookmarkStart w:id="50" w:name="X08761d2e933d3c63251c7853a991975a4515ca5"/>
+    <w:p>
+      <w:pPr>
+        <w:pStyle w:val="Heading2"/>
+      </w:pPr>
+      <w:r>
+        <w:t xml:space="preserve">Problems of Existing Assessments and Traditional Scoring Systems</w:t>
+      </w:r>
+    </w:p>
+    <w:bookmarkStart w:id="46" w:name="X4c94655489fd3e3efea19c584555f75e74709d7"/>
+    <w:p>
+      <w:pPr>
+        <w:pStyle w:val="Heading3"/>
+      </w:pPr>
+      <w:r>
+        <w:t xml:space="preserve">Do Not Adequately Capture Constructs’ Change in Behavioral Manifestation Across Development</w:t>
+      </w:r>
+    </w:p>
+    <w:bookmarkEnd w:id="46"/>
+    <w:bookmarkStart w:id="47" w:name="Xdc13d281466e499f4855c3876fd0a0cd5a1ffa2"/>
+    <w:p>
+      <w:pPr>
+        <w:pStyle w:val="Heading3"/>
+      </w:pPr>
+      <w:r>
+        <w:t xml:space="preserve">Do Not Allow Charting Individuals’ Change Over Time When the Construct Changes in Behavioral Manifestation</w:t>
+      </w:r>
+    </w:p>
+    <w:bookmarkEnd w:id="47"/>
+    <w:bookmarkStart w:id="48" w:name="Xdbfd9b657cd7f5d1af6e52007d99e86e17e7632"/>
+    <w:p>
+      <w:pPr>
+        <w:pStyle w:val="Heading3"/>
+      </w:pPr>
+      <w:r>
+        <w:t xml:space="preserve">Are Not Well-Suited For Capturing the Full Range of Individual Differences</w:t>
+      </w:r>
+    </w:p>
+    <w:bookmarkEnd w:id="48"/>
+    <w:bookmarkStart w:id="49" w:name="X423a75d3c5991b0ad384a0c01a59b3f5787af28"/>
+    <w:p>
+      <w:pPr>
+        <w:pStyle w:val="Heading3"/>
+      </w:pPr>
+      <w:r>
+        <w:t xml:space="preserve">Are Not Well-Suited for Capturing Individuals’ Change Over Time</w:t>
+      </w:r>
+    </w:p>
+    <w:bookmarkEnd w:id="49"/>
+    <w:bookmarkEnd w:id="50"/>
+    <w:bookmarkStart w:id="51" w:name="example-externalizing-psychopathology"/>
+    <w:p>
+      <w:pPr>
+        <w:pStyle w:val="Heading2"/>
+      </w:pPr>
+      <w:r>
+        <w:t xml:space="preserve">Example: Externalizing Psychopathology</w:t>
+      </w:r>
+    </w:p>
+    <w:bookmarkEnd w:id="51"/>
+    <w:bookmarkEnd w:id="52"/>
+    <w:bookmarkStart w:id="53" w:name="X90173f212147643646723f86a6ce6f8ad77bf31"/>
     <w:p>
       <w:pPr>
         <w:pStyle w:val="Heading1"/>
@@ -675,8 +795,8 @@
         <w:t xml:space="preserve">Solution: A Developmental Scaling Framework</w:t>
       </w:r>
     </w:p>
-    <w:bookmarkEnd w:id="45"/>
-    <w:bookmarkStart w:id="46" w:name="other-key-challenges-to-address"/>
+    <w:bookmarkEnd w:id="53"/>
+    <w:bookmarkStart w:id="57" w:name="other-key-challenges-to-address"/>
     <w:p>
       <w:pPr>
         <w:pStyle w:val="Heading1"/>
@@ -685,8 +805,38 @@
         <w:t xml:space="preserve">Other Key Challenges to Address</w:t>
       </w:r>
     </w:p>
-    <w:bookmarkEnd w:id="46"/>
-    <w:bookmarkStart w:id="47" w:name="conclusion"/>
+    <w:bookmarkStart w:id="54" w:name="potential-confounds-of-change"/>
+    <w:p>
+      <w:pPr>
+        <w:pStyle w:val="Heading2"/>
+      </w:pPr>
+      <w:r>
+        <w:t xml:space="preserve">Potential Confounds of Change</w:t>
+      </w:r>
+    </w:p>
+    <w:bookmarkEnd w:id="54"/>
+    <w:bookmarkStart w:id="55" w:name="factorial-invariance-across-time"/>
+    <w:p>
+      <w:pPr>
+        <w:pStyle w:val="Heading2"/>
+      </w:pPr>
+      <w:r>
+        <w:t xml:space="preserve">Factorial Invariance Across Time</w:t>
+      </w:r>
+    </w:p>
+    <w:bookmarkEnd w:id="55"/>
+    <w:bookmarkStart w:id="56" w:name="obsolescence-of-items-and-measures"/>
+    <w:p>
+      <w:pPr>
+        <w:pStyle w:val="Heading2"/>
+      </w:pPr>
+      <w:r>
+        <w:t xml:space="preserve">Obsolescence of Items and Measures</w:t>
+      </w:r>
+    </w:p>
+    <w:bookmarkEnd w:id="56"/>
+    <w:bookmarkEnd w:id="57"/>
+    <w:bookmarkStart w:id="58" w:name="conclusion"/>
     <w:p>
       <w:pPr>
         <w:pStyle w:val="Heading1"/>
@@ -709,8 +859,8 @@
         <w:t xml:space="preserve">Doing so is critical for understanding how psychopathology develops, when to intervene, and how to most effectively prevent psychopathology.</w:t>
       </w:r>
     </w:p>
-    <w:bookmarkEnd w:id="47"/>
-    <w:bookmarkStart w:id="53" w:name="references"/>
+    <w:bookmarkEnd w:id="58"/>
+    <w:bookmarkStart w:id="64" w:name="references"/>
     <w:p>
       <w:pPr>
         <w:pStyle w:val="Heading1"/>
@@ -719,8 +869,8 @@
         <w:t xml:space="preserve">References</w:t>
       </w:r>
     </w:p>
-    <w:bookmarkStart w:id="52" w:name="refs"/>
-    <w:bookmarkStart w:id="49" w:name="ref-Insel2008"/>
+    <w:bookmarkStart w:id="63" w:name="refs"/>
+    <w:bookmarkStart w:id="60" w:name="ref-Insel2008"/>
     <w:p>
       <w:pPr>
         <w:pStyle w:val="Bibliography"/>
@@ -757,7 +907,7 @@
       <w:r>
         <w:t xml:space="preserve"> </w:t>
       </w:r>
-      <w:hyperlink r:id="rId48">
+      <w:hyperlink r:id="rId59">
         <w:r>
           <w:rPr>
             <w:rStyle w:val="Hyperlink"/>
@@ -766,8 +916,8 @@
         </w:r>
       </w:hyperlink>
     </w:p>
-    <w:bookmarkEnd w:id="49"/>
-    <w:bookmarkStart w:id="51" w:name="ref-Wakschlag2019"/>
+    <w:bookmarkEnd w:id="60"/>
+    <w:bookmarkStart w:id="62" w:name="ref-Wakschlag2019"/>
     <w:p>
       <w:pPr>
         <w:pStyle w:val="Bibliography"/>
@@ -804,7 +954,7 @@
       <w:r>
         <w:t xml:space="preserve"> </w:t>
       </w:r>
-      <w:hyperlink r:id="rId50">
+      <w:hyperlink r:id="rId61">
         <w:r>
           <w:rPr>
             <w:rStyle w:val="Hyperlink"/>
@@ -813,14 +963,14 @@
         </w:r>
       </w:hyperlink>
     </w:p>
-    <w:bookmarkEnd w:id="51"/>
-    <w:bookmarkEnd w:id="52"/>
+    <w:bookmarkEnd w:id="62"/>
+    <w:bookmarkEnd w:id="63"/>
     <w:p>
       <w:r>
         <w:br w:type="page"/>
       </w:r>
     </w:p>
-    <w:bookmarkEnd w:id="53"/>
+    <w:bookmarkEnd w:id="64"/>
     <w:p>
       <w:pPr>
         <w:pStyle w:val="Heading1"/>
@@ -829,7 +979,7 @@
         <w:t xml:space="preserve">Appendix A</w:t>
       </w:r>
     </w:p>
-    <w:bookmarkStart w:id="54" w:name="apx-a"/>
+    <w:bookmarkStart w:id="65" w:name="apx-a"/>
     <w:p>
       <w:pPr>
         <w:pStyle w:val="Heading1"/>
@@ -843,7 +993,7 @@
         <w:br w:type="page"/>
       </w:r>
     </w:p>
-    <w:bookmarkEnd w:id="54"/>
+    <w:bookmarkEnd w:id="65"/>
     <w:p>
       <w:pPr>
         <w:pStyle w:val="Heading1"/>
@@ -852,7 +1002,7 @@
         <w:t xml:space="preserve">Appendix B</w:t>
       </w:r>
     </w:p>
-    <w:bookmarkStart w:id="55" w:name="apx-b"/>
+    <w:bookmarkStart w:id="66" w:name="apx-b"/>
     <w:p>
       <w:pPr>
         <w:pStyle w:val="Heading1"/>
@@ -861,7 +1011,7 @@
         <w:t xml:space="preserve">Another Appendix</w:t>
       </w:r>
     </w:p>
-    <w:bookmarkEnd w:id="55"/>
+    <w:bookmarkEnd w:id="66"/>
     <w:sectPr>
       <w:headerReference r:id="rId8" w:type="even"/>
       <w:headerReference r:id="rId9" w:type="default"/>

--- a/index.docx
+++ b/index.docx
@@ -620,6 +620,32 @@
       <w:r>
         <w:t xml:space="preserve">In a longitudinal design, the same individuals are followed across time.</w:t>
       </w:r>
+      <w:r>
+        <w:t xml:space="preserve"> </w:t>
+      </w:r>
+      <w:r>
+        <w:t xml:space="preserve">A longitudinal design allows examining individuals’ change across time.</w:t>
+      </w:r>
+      <w:r>
+        <w:t xml:space="preserve"> </w:t>
+      </w:r>
+      <w:r>
+        <w:t xml:space="preserve">However, as we describe</w:t>
+      </w:r>
+      <w:r>
+        <w:t xml:space="preserve"> </w:t>
+      </w:r>
+      <w:hyperlink w:anchor="sec-potential-confounds-of-change">
+        <w:r>
+          <w:rPr>
+            <w:rStyle w:val="Hyperlink"/>
+          </w:rPr>
+          <w:t xml:space="preserve">later</w:t>
+        </w:r>
+      </w:hyperlink>
+      <w:r>
+        <w:t xml:space="preserve">, longitudinal designs have potential confounds of change.</w:t>
+      </w:r>
     </w:p>
     <w:bookmarkEnd w:id="42"/>
     <w:bookmarkStart w:id="43" w:name="the-problemobstacle"/>
@@ -754,23 +780,23 @@
       </w:r>
     </w:p>
     <w:bookmarkEnd w:id="47"/>
-    <w:bookmarkStart w:id="48" w:name="Xdbfd9b657cd7f5d1af6e52007d99e86e17e7632"/>
+    <w:bookmarkStart w:id="48" w:name="X5b5ec984eec4bed4d234d034c192bb08d883361"/>
     <w:p>
       <w:pPr>
         <w:pStyle w:val="Heading3"/>
       </w:pPr>
       <w:r>
-        <w:t xml:space="preserve">Are Not Well-Suited For Capturing the Full Range of Individual Differences</w:t>
+        <w:t xml:space="preserve">Not Well-Suited For Capturing the Full Range of Individual Differences</w:t>
       </w:r>
     </w:p>
     <w:bookmarkEnd w:id="48"/>
-    <w:bookmarkStart w:id="49" w:name="X423a75d3c5991b0ad384a0c01a59b3f5787af28"/>
+    <w:bookmarkStart w:id="49" w:name="X7a68df1e46d6eb3875992be7e28db94db9dbc3e"/>
     <w:p>
       <w:pPr>
         <w:pStyle w:val="Heading3"/>
       </w:pPr>
       <w:r>
-        <w:t xml:space="preserve">Are Not Well-Suited for Capturing Individuals’ Change Over Time</w:t>
+        <w:t xml:space="preserve">Not Well-Suited for Capturing Individuals’ Change Over Time</w:t>
       </w:r>
     </w:p>
     <w:bookmarkEnd w:id="49"/>
@@ -796,7 +822,7 @@
       </w:r>
     </w:p>
     <w:bookmarkEnd w:id="53"/>
-    <w:bookmarkStart w:id="57" w:name="other-key-challenges-to-address"/>
+    <w:bookmarkStart w:id="61" w:name="other-key-challenges-to-address"/>
     <w:p>
       <w:pPr>
         <w:pStyle w:val="Heading1"/>
@@ -805,7 +831,7 @@
         <w:t xml:space="preserve">Other Key Challenges to Address</w:t>
       </w:r>
     </w:p>
-    <w:bookmarkStart w:id="54" w:name="potential-confounds-of-change"/>
+    <w:bookmarkStart w:id="58" w:name="sec-potential-confounds-of-change"/>
     <w:p>
       <w:pPr>
         <w:pStyle w:val="Heading2"/>
@@ -814,8 +840,48 @@
         <w:t xml:space="preserve">Potential Confounds of Change</w:t>
       </w:r>
     </w:p>
+    <w:bookmarkStart w:id="54" w:name="practice-effects"/>
+    <w:p>
+      <w:pPr>
+        <w:pStyle w:val="Heading3"/>
+      </w:pPr>
+      <w:r>
+        <w:t xml:space="preserve">Practice Effects</w:t>
+      </w:r>
+    </w:p>
     <w:bookmarkEnd w:id="54"/>
-    <w:bookmarkStart w:id="55" w:name="factorial-invariance-across-time"/>
+    <w:bookmarkStart w:id="55" w:name="period-and-cohort-effects"/>
+    <w:p>
+      <w:pPr>
+        <w:pStyle w:val="Heading3"/>
+      </w:pPr>
+      <w:r>
+        <w:t xml:space="preserve">Period and Cohort Effects</w:t>
+      </w:r>
+    </w:p>
+    <w:bookmarkEnd w:id="55"/>
+    <w:bookmarkStart w:id="56" w:name="measurement-error"/>
+    <w:p>
+      <w:pPr>
+        <w:pStyle w:val="Heading3"/>
+      </w:pPr>
+      <w:r>
+        <w:t xml:space="preserve">Measurement Error</w:t>
+      </w:r>
+    </w:p>
+    <w:bookmarkEnd w:id="56"/>
+    <w:bookmarkStart w:id="57" w:name="change-in-meaning-of-the-scores"/>
+    <w:p>
+      <w:pPr>
+        <w:pStyle w:val="Heading3"/>
+      </w:pPr>
+      <w:r>
+        <w:t xml:space="preserve">Change in Meaning of the Scores</w:t>
+      </w:r>
+    </w:p>
+    <w:bookmarkEnd w:id="57"/>
+    <w:bookmarkEnd w:id="58"/>
+    <w:bookmarkStart w:id="59" w:name="factorial-invariance-across-time"/>
     <w:p>
       <w:pPr>
         <w:pStyle w:val="Heading2"/>
@@ -824,8 +890,8 @@
         <w:t xml:space="preserve">Factorial Invariance Across Time</w:t>
       </w:r>
     </w:p>
-    <w:bookmarkEnd w:id="55"/>
-    <w:bookmarkStart w:id="56" w:name="obsolescence-of-items-and-measures"/>
+    <w:bookmarkEnd w:id="59"/>
+    <w:bookmarkStart w:id="60" w:name="obsolescence-of-items-and-measures"/>
     <w:p>
       <w:pPr>
         <w:pStyle w:val="Heading2"/>
@@ -834,9 +900,9 @@
         <w:t xml:space="preserve">Obsolescence of Items and Measures</w:t>
       </w:r>
     </w:p>
-    <w:bookmarkEnd w:id="56"/>
-    <w:bookmarkEnd w:id="57"/>
-    <w:bookmarkStart w:id="58" w:name="conclusion"/>
+    <w:bookmarkEnd w:id="60"/>
+    <w:bookmarkEnd w:id="61"/>
+    <w:bookmarkStart w:id="62" w:name="conclusion"/>
     <w:p>
       <w:pPr>
         <w:pStyle w:val="Heading1"/>
@@ -859,8 +925,8 @@
         <w:t xml:space="preserve">Doing so is critical for understanding how psychopathology develops, when to intervene, and how to most effectively prevent psychopathology.</w:t>
       </w:r>
     </w:p>
-    <w:bookmarkEnd w:id="58"/>
-    <w:bookmarkStart w:id="64" w:name="references"/>
+    <w:bookmarkEnd w:id="62"/>
+    <w:bookmarkStart w:id="68" w:name="references"/>
     <w:p>
       <w:pPr>
         <w:pStyle w:val="Heading1"/>
@@ -869,8 +935,8 @@
         <w:t xml:space="preserve">References</w:t>
       </w:r>
     </w:p>
-    <w:bookmarkStart w:id="63" w:name="refs"/>
-    <w:bookmarkStart w:id="60" w:name="ref-Insel2008"/>
+    <w:bookmarkStart w:id="67" w:name="refs"/>
+    <w:bookmarkStart w:id="64" w:name="ref-Insel2008"/>
     <w:p>
       <w:pPr>
         <w:pStyle w:val="Bibliography"/>
@@ -907,7 +973,7 @@
       <w:r>
         <w:t xml:space="preserve"> </w:t>
       </w:r>
-      <w:hyperlink r:id="rId59">
+      <w:hyperlink r:id="rId63">
         <w:r>
           <w:rPr>
             <w:rStyle w:val="Hyperlink"/>
@@ -916,8 +982,8 @@
         </w:r>
       </w:hyperlink>
     </w:p>
-    <w:bookmarkEnd w:id="60"/>
-    <w:bookmarkStart w:id="62" w:name="ref-Wakschlag2019"/>
+    <w:bookmarkEnd w:id="64"/>
+    <w:bookmarkStart w:id="66" w:name="ref-Wakschlag2019"/>
     <w:p>
       <w:pPr>
         <w:pStyle w:val="Bibliography"/>
@@ -954,7 +1020,7 @@
       <w:r>
         <w:t xml:space="preserve"> </w:t>
       </w:r>
-      <w:hyperlink r:id="rId61">
+      <w:hyperlink r:id="rId65">
         <w:r>
           <w:rPr>
             <w:rStyle w:val="Hyperlink"/>
@@ -963,14 +1029,14 @@
         </w:r>
       </w:hyperlink>
     </w:p>
-    <w:bookmarkEnd w:id="62"/>
-    <w:bookmarkEnd w:id="63"/>
+    <w:bookmarkEnd w:id="66"/>
+    <w:bookmarkEnd w:id="67"/>
     <w:p>
       <w:r>
         <w:br w:type="page"/>
       </w:r>
     </w:p>
-    <w:bookmarkEnd w:id="64"/>
+    <w:bookmarkEnd w:id="68"/>
     <w:p>
       <w:pPr>
         <w:pStyle w:val="Heading1"/>
@@ -979,7 +1045,7 @@
         <w:t xml:space="preserve">Appendix A</w:t>
       </w:r>
     </w:p>
-    <w:bookmarkStart w:id="65" w:name="apx-a"/>
+    <w:bookmarkStart w:id="69" w:name="apx-a"/>
     <w:p>
       <w:pPr>
         <w:pStyle w:val="Heading1"/>
@@ -993,7 +1059,7 @@
         <w:br w:type="page"/>
       </w:r>
     </w:p>
-    <w:bookmarkEnd w:id="65"/>
+    <w:bookmarkEnd w:id="69"/>
     <w:p>
       <w:pPr>
         <w:pStyle w:val="Heading1"/>
@@ -1002,7 +1068,7 @@
         <w:t xml:space="preserve">Appendix B</w:t>
       </w:r>
     </w:p>
-    <w:bookmarkStart w:id="66" w:name="apx-b"/>
+    <w:bookmarkStart w:id="70" w:name="apx-b"/>
     <w:p>
       <w:pPr>
         <w:pStyle w:val="Heading1"/>
@@ -1011,7 +1077,7 @@
         <w:t xml:space="preserve">Another Appendix</w:t>
       </w:r>
     </w:p>
-    <w:bookmarkEnd w:id="66"/>
+    <w:bookmarkEnd w:id="70"/>
     <w:sectPr>
       <w:headerReference r:id="rId8" w:type="even"/>
       <w:headerReference r:id="rId9" w:type="default"/>

--- a/index.docx
+++ b/index.docx
@@ -658,7 +658,7 @@
       </w:r>
     </w:p>
     <w:bookmarkEnd w:id="43"/>
-    <w:bookmarkStart w:id="52" w:name="reasons-for-the-problem"/>
+    <w:bookmarkStart w:id="54" w:name="reasons-for-the-problem"/>
     <w:p>
       <w:pPr>
         <w:pStyle w:val="Heading1"/>
@@ -672,7 +672,7 @@
         <w:pStyle w:val="FirstParagraph"/>
       </w:pPr>
       <w:r>
-        <w:t xml:space="preserve">Beyond logistical challenges of time and money, there are several key reasons why psychology has failed to study people’s development of psychopathology, longitudinally, across the lifespan.</w:t>
+        <w:t xml:space="preserve">Beyond logistical challenges of time and money, there are several key reasons why the field has failed to study people’s development of psychopathology, longitudinally, across the lifespan.</w:t>
       </w:r>
       <w:r>
         <w:t xml:space="preserve"> </w:t>
@@ -722,16 +722,10 @@
         <w:t xml:space="preserve"> </w:t>
       </w:r>
       <w:r>
-        <w:t xml:space="preserve">The first reason represents problems with our constructs.</w:t>
-      </w:r>
-      <w:r>
-        <w:t xml:space="preserve"> </w:t>
-      </w:r>
-      <w:r>
-        <w:t xml:space="preserve">The remaining reasons represent problems with existing assessments and traditional scoring systems.</w:t>
-      </w:r>
-    </w:p>
-    <w:bookmarkStart w:id="45" w:name="problems-of-our-constructs"/>
+        <w:t xml:space="preserve">We provide examples relating to externalizing psychopathology.</w:t>
+      </w:r>
+    </w:p>
+    <w:bookmarkStart w:id="47" w:name="problems-of-our-constructs"/>
     <w:p>
       <w:pPr>
         <w:pStyle w:val="Heading2"/>
@@ -740,7 +734,27 @@
         <w:t xml:space="preserve">Problems of our Constructs</w:t>
       </w:r>
     </w:p>
-    <w:bookmarkStart w:id="44" w:name="lack-of-a-developmental-perspective"/>
+    <w:p>
+      <w:pPr>
+        <w:pStyle w:val="FirstParagraph"/>
+      </w:pPr>
+      <w:r>
+        <w:t xml:space="preserve">The first reason the field has failed to adequately study individuals’ development of psychopathology across the lifespan represents a theory problem—namely, problems with our constructs, and the codifying of those constructs in diagnostic and taxonimc systems.</w:t>
+      </w:r>
+      <w:r>
+        <w:t xml:space="preserve"> </w:t>
+      </w:r>
+      <w:r>
+        <w:t xml:space="preserve">In particular, our theories do not fully specify how constructs manifest behaviorally across the lifespan.</w:t>
+      </w:r>
+      <w:r>
+        <w:t xml:space="preserve"> </w:t>
+      </w:r>
+      <w:r>
+        <w:t xml:space="preserve">Moreover, where such theories do indicate changes in behavioral manifestation across development, diagnostic and taxonomic systems do not incorporate these developmental changes.</w:t>
+      </w:r>
+    </w:p>
+    <w:bookmarkStart w:id="46" w:name="lack-of-a-developmental-perspective"/>
     <w:p>
       <w:pPr>
         <w:pStyle w:val="Heading3"/>
@@ -749,9 +763,90 @@
         <w:t xml:space="preserve">Lack of a Developmental Perspective</w:t>
       </w:r>
     </w:p>
-    <w:bookmarkEnd w:id="44"/>
-    <w:bookmarkEnd w:id="45"/>
-    <w:bookmarkStart w:id="50" w:name="X08761d2e933d3c63251c7853a991975a4515ca5"/>
+    <w:p>
+      <w:pPr>
+        <w:pStyle w:val="FirstParagraph"/>
+      </w:pPr>
+      <w:r>
+        <w:t xml:space="preserve">Diagnostic and taxonomic systems do not define psychopathology constructs from a developmental perspective.</w:t>
+      </w:r>
+      <w:r>
+        <w:t xml:space="preserve"> </w:t>
+      </w:r>
+      <w:r>
+        <w:t xml:space="preserve">With few exceptions</w:t>
+      </w:r>
+      <w:r>
+        <w:rPr>
+          <w:rStyle w:val="FootnoteReference"/>
+        </w:rPr>
+        <w:footnoteReference w:id="44"/>
+      </w:r>
+      <w:r>
+        <w:t xml:space="preserve">, the diagnostic criteria in the latest versions of diagnostic systems, including the Diagnostic and Statistical Manual of Mental Disorders</w:t>
+      </w:r>
+      <w:r>
+        <w:t xml:space="preserve"> </w:t>
+      </w:r>
+      <w:r>
+        <w:t xml:space="preserve">(DSM-5-TR;</w:t>
+      </w:r>
+      <w:r>
+        <w:t xml:space="preserve"> </w:t>
+      </w:r>
+      <w:hyperlink w:anchor="ref-APA2022">
+        <w:r>
+          <w:rPr>
+            <w:rStyle w:val="Hyperlink"/>
+          </w:rPr>
+          <w:t xml:space="preserve">American Psychiatric Association, 2022</w:t>
+        </w:r>
+      </w:hyperlink>
+      <w:r>
+        <w:t xml:space="preserve">)</w:t>
+      </w:r>
+      <w:r>
+        <w:t xml:space="preserve"> </w:t>
+      </w:r>
+      <w:r>
+        <w:t xml:space="preserve">and the International Classification of Diseases</w:t>
+      </w:r>
+      <w:r>
+        <w:t xml:space="preserve"> </w:t>
+      </w:r>
+      <w:r>
+        <w:t xml:space="preserve">(ICD-11;</w:t>
+      </w:r>
+      <w:r>
+        <w:t xml:space="preserve"> </w:t>
+      </w:r>
+      <w:hyperlink w:anchor="ref-WHO2022">
+        <w:r>
+          <w:rPr>
+            <w:rStyle w:val="Hyperlink"/>
+          </w:rPr>
+          <w:t xml:space="preserve">World Health Organization, 2022</w:t>
+        </w:r>
+      </w:hyperlink>
+      <w:r>
+        <w:t xml:space="preserve">)</w:t>
+      </w:r>
+      <w:r>
+        <w:t xml:space="preserve">, do not differ across development</w:t>
+      </w:r>
+      <w:r>
+        <w:rPr>
+          <w:rStyle w:val="FootnoteReference"/>
+        </w:rPr>
+        <w:footnoteReference w:id="45"/>
+      </w:r>
+      <w:r>
+        <w:t xml:space="preserve">.</w:t>
+      </w:r>
+    </w:p>
+    <w:bookmarkEnd w:id="46"/>
+    <w:bookmarkEnd w:id="47"/>
+    <w:bookmarkStart w:id="52" w:name="X08761d2e933d3c63251c7853a991975a4515ca5"/>
     <w:p>
       <w:pPr>
         <w:pStyle w:val="Heading2"/>
@@ -760,7 +855,27 @@
         <w:t xml:space="preserve">Problems of Existing Assessments and Traditional Scoring Systems</w:t>
       </w:r>
     </w:p>
-    <w:bookmarkStart w:id="46" w:name="X4c94655489fd3e3efea19c584555f75e74709d7"/>
+    <w:p>
+      <w:pPr>
+        <w:pStyle w:val="FirstParagraph"/>
+      </w:pPr>
+      <w:r>
+        <w:t xml:space="preserve">Other key reasons the field has failed to adequately study individuals’ development of psychopathology across the lifespan represent method problems—namely, problems with existing assessments and how those assessments are used, based on traditional scoring systems.</w:t>
+      </w:r>
+      <w:r>
+        <w:t xml:space="preserve"> </w:t>
+      </w:r>
+      <w:r>
+        <w:t xml:space="preserve">There is a mismatch metween theory and method.</w:t>
+      </w:r>
+      <w:r>
+        <w:t xml:space="preserve"> </w:t>
+      </w:r>
+      <w:r>
+        <w:t xml:space="preserve">In particular, there is a mismatch between theory of constructs—including how a construct manifest behaviorally—and our methods to assess the construct and to evaluate people’s level and change in that construct.</w:t>
+      </w:r>
+    </w:p>
+    <w:bookmarkStart w:id="48" w:name="X4c94655489fd3e3efea19c584555f75e74709d7"/>
     <w:p>
       <w:pPr>
         <w:pStyle w:val="Heading3"/>
@@ -769,8 +884,8 @@
         <w:t xml:space="preserve">Do Not Adequately Capture Constructs’ Change in Behavioral Manifestation Across Development</w:t>
       </w:r>
     </w:p>
-    <w:bookmarkEnd w:id="46"/>
-    <w:bookmarkStart w:id="47" w:name="Xdc13d281466e499f4855c3876fd0a0cd5a1ffa2"/>
+    <w:bookmarkEnd w:id="48"/>
+    <w:bookmarkStart w:id="49" w:name="Xdc13d281466e499f4855c3876fd0a0cd5a1ffa2"/>
     <w:p>
       <w:pPr>
         <w:pStyle w:val="Heading3"/>
@@ -779,8 +894,8 @@
         <w:t xml:space="preserve">Do Not Allow Charting Individuals’ Change Over Time When the Construct Changes in Behavioral Manifestation</w:t>
       </w:r>
     </w:p>
-    <w:bookmarkEnd w:id="47"/>
-    <w:bookmarkStart w:id="48" w:name="X5b5ec984eec4bed4d234d034c192bb08d883361"/>
+    <w:bookmarkEnd w:id="49"/>
+    <w:bookmarkStart w:id="50" w:name="X5b5ec984eec4bed4d234d034c192bb08d883361"/>
     <w:p>
       <w:pPr>
         <w:pStyle w:val="Heading3"/>
@@ -789,30 +904,30 @@
         <w:t xml:space="preserve">Not Well-Suited For Capturing the Full Range of Individual Differences</w:t>
       </w:r>
     </w:p>
-    <w:bookmarkEnd w:id="48"/>
-    <w:bookmarkStart w:id="49" w:name="X7a68df1e46d6eb3875992be7e28db94db9dbc3e"/>
+    <w:bookmarkEnd w:id="50"/>
+    <w:bookmarkStart w:id="51" w:name="X7a68df1e46d6eb3875992be7e28db94db9dbc3e"/>
     <w:p>
       <w:pPr>
         <w:pStyle w:val="Heading3"/>
       </w:pPr>
       <w:r>
         <w:t xml:space="preserve">Not Well-Suited for Capturing Individuals’ Change Over Time</w:t>
-      </w:r>
-    </w:p>
-    <w:bookmarkEnd w:id="49"/>
-    <w:bookmarkEnd w:id="50"/>
-    <w:bookmarkStart w:id="51" w:name="example-externalizing-psychopathology"/>
-    <w:p>
-      <w:pPr>
-        <w:pStyle w:val="Heading2"/>
-      </w:pPr>
-      <w:r>
-        <w:t xml:space="preserve">Example: Externalizing Psychopathology</w:t>
       </w:r>
     </w:p>
     <w:bookmarkEnd w:id="51"/>
     <w:bookmarkEnd w:id="52"/>
-    <w:bookmarkStart w:id="53" w:name="X90173f212147643646723f86a6ce6f8ad77bf31"/>
+    <w:bookmarkStart w:id="53" w:name="example-externalizing-psychopathology"/>
+    <w:p>
+      <w:pPr>
+        <w:pStyle w:val="Heading2"/>
+      </w:pPr>
+      <w:r>
+        <w:t xml:space="preserve">Example: Externalizing Psychopathology</w:t>
+      </w:r>
+    </w:p>
+    <w:bookmarkEnd w:id="53"/>
+    <w:bookmarkEnd w:id="54"/>
+    <w:bookmarkStart w:id="55" w:name="X90173f212147643646723f86a6ce6f8ad77bf31"/>
     <w:p>
       <w:pPr>
         <w:pStyle w:val="Heading1"/>
@@ -821,8 +936,8 @@
         <w:t xml:space="preserve">Solution: A Developmental Scaling Framework</w:t>
       </w:r>
     </w:p>
-    <w:bookmarkEnd w:id="53"/>
-    <w:bookmarkStart w:id="61" w:name="other-key-challenges-to-address"/>
+    <w:bookmarkEnd w:id="55"/>
+    <w:bookmarkStart w:id="63" w:name="other-key-challenges-to-address"/>
     <w:p>
       <w:pPr>
         <w:pStyle w:val="Heading1"/>
@@ -831,7 +946,7 @@
         <w:t xml:space="preserve">Other Key Challenges to Address</w:t>
       </w:r>
     </w:p>
-    <w:bookmarkStart w:id="58" w:name="sec-potential-confounds-of-change"/>
+    <w:bookmarkStart w:id="60" w:name="sec-potential-confounds-of-change"/>
     <w:p>
       <w:pPr>
         <w:pStyle w:val="Heading2"/>
@@ -840,7 +955,7 @@
         <w:t xml:space="preserve">Potential Confounds of Change</w:t>
       </w:r>
     </w:p>
-    <w:bookmarkStart w:id="54" w:name="practice-effects"/>
+    <w:bookmarkStart w:id="56" w:name="practice-effects"/>
     <w:p>
       <w:pPr>
         <w:pStyle w:val="Heading3"/>
@@ -849,8 +964,8 @@
         <w:t xml:space="preserve">Practice Effects</w:t>
       </w:r>
     </w:p>
-    <w:bookmarkEnd w:id="54"/>
-    <w:bookmarkStart w:id="55" w:name="period-and-cohort-effects"/>
+    <w:bookmarkEnd w:id="56"/>
+    <w:bookmarkStart w:id="57" w:name="period-and-cohort-effects"/>
     <w:p>
       <w:pPr>
         <w:pStyle w:val="Heading3"/>
@@ -859,8 +974,8 @@
         <w:t xml:space="preserve">Period and Cohort Effects</w:t>
       </w:r>
     </w:p>
-    <w:bookmarkEnd w:id="55"/>
-    <w:bookmarkStart w:id="56" w:name="measurement-error"/>
+    <w:bookmarkEnd w:id="57"/>
+    <w:bookmarkStart w:id="58" w:name="measurement-error"/>
     <w:p>
       <w:pPr>
         <w:pStyle w:val="Heading3"/>
@@ -869,8 +984,8 @@
         <w:t xml:space="preserve">Measurement Error</w:t>
       </w:r>
     </w:p>
-    <w:bookmarkEnd w:id="56"/>
-    <w:bookmarkStart w:id="57" w:name="change-in-meaning-of-the-scores"/>
+    <w:bookmarkEnd w:id="58"/>
+    <w:bookmarkStart w:id="59" w:name="change-in-meaning-of-the-scores"/>
     <w:p>
       <w:pPr>
         <w:pStyle w:val="Heading3"/>
@@ -879,9 +994,9 @@
         <w:t xml:space="preserve">Change in Meaning of the Scores</w:t>
       </w:r>
     </w:p>
-    <w:bookmarkEnd w:id="57"/>
-    <w:bookmarkEnd w:id="58"/>
-    <w:bookmarkStart w:id="59" w:name="factorial-invariance-across-time"/>
+    <w:bookmarkEnd w:id="59"/>
+    <w:bookmarkEnd w:id="60"/>
+    <w:bookmarkStart w:id="61" w:name="factorial-invariance-across-time"/>
     <w:p>
       <w:pPr>
         <w:pStyle w:val="Heading2"/>
@@ -890,8 +1005,8 @@
         <w:t xml:space="preserve">Factorial Invariance Across Time</w:t>
       </w:r>
     </w:p>
-    <w:bookmarkEnd w:id="59"/>
-    <w:bookmarkStart w:id="60" w:name="obsolescence-of-items-and-measures"/>
+    <w:bookmarkEnd w:id="61"/>
+    <w:bookmarkStart w:id="62" w:name="obsolescence-of-items-and-measures"/>
     <w:p>
       <w:pPr>
         <w:pStyle w:val="Heading2"/>
@@ -900,9 +1015,9 @@
         <w:t xml:space="preserve">Obsolescence of Items and Measures</w:t>
       </w:r>
     </w:p>
-    <w:bookmarkEnd w:id="60"/>
-    <w:bookmarkEnd w:id="61"/>
-    <w:bookmarkStart w:id="62" w:name="conclusion"/>
+    <w:bookmarkEnd w:id="62"/>
+    <w:bookmarkEnd w:id="63"/>
+    <w:bookmarkStart w:id="64" w:name="conclusion"/>
     <w:p>
       <w:pPr>
         <w:pStyle w:val="Heading1"/>
@@ -924,9 +1039,15 @@
       <w:r>
         <w:t xml:space="preserve">Doing so is critical for understanding how psychopathology develops, when to intervene, and how to most effectively prevent psychopathology.</w:t>
       </w:r>
-    </w:p>
-    <w:bookmarkEnd w:id="62"/>
-    <w:bookmarkStart w:id="68" w:name="references"/>
+      <w:r>
+        <w:t xml:space="preserve"> </w:t>
+      </w:r>
+      <w:r>
+        <w:t xml:space="preserve">Although this manuscript focuses on development of psychopathology, the principles discussed likely apply to many other developmental domains.</w:t>
+      </w:r>
+    </w:p>
+    <w:bookmarkEnd w:id="64"/>
+    <w:bookmarkStart w:id="73" w:name="references"/>
     <w:p>
       <w:pPr>
         <w:pStyle w:val="Heading1"/>
@@ -935,8 +1056,59 @@
         <w:t xml:space="preserve">References</w:t>
       </w:r>
     </w:p>
-    <w:bookmarkStart w:id="67" w:name="refs"/>
-    <w:bookmarkStart w:id="64" w:name="ref-Insel2008"/>
+    <w:bookmarkStart w:id="72" w:name="refs"/>
+    <w:bookmarkStart w:id="65" w:name="ref-APA2022"/>
+    <w:p>
+      <w:pPr>
+        <w:pStyle w:val="Bibliography"/>
+      </w:pPr>
+      <w:r>
+        <w:t xml:space="preserve">American Psychiatric Association. (2022).</w:t>
+      </w:r>
+      <w:r>
+        <w:t xml:space="preserve"> </w:t>
+      </w:r>
+      <w:r>
+        <w:rPr>
+          <w:i/>
+          <w:iCs/>
+        </w:rPr>
+        <w:t xml:space="preserve">Diagnostic and Statistical Manual of Mental Disorders</w:t>
+      </w:r>
+      <w:r>
+        <w:rPr>
+          <w:i/>
+          <w:iCs/>
+        </w:rPr>
+        <w:t xml:space="preserve"> </w:t>
+      </w:r>
+      <w:r>
+        <w:rPr>
+          <w:i/>
+          <w:iCs/>
+        </w:rPr>
+        <w:t xml:space="preserve">(</w:t>
+      </w:r>
+      <w:r>
+        <w:rPr>
+          <w:i/>
+          <w:iCs/>
+        </w:rPr>
+        <w:t xml:space="preserve">DSM-5-TR</w:t>
+      </w:r>
+      <w:r>
+        <w:rPr>
+          <w:i/>
+          <w:iCs/>
+        </w:rPr>
+        <w:t xml:space="preserve">)</w:t>
+      </w:r>
+      <w:r>
+        <w:t xml:space="preserve">. American Psychiatric Publishing.</w:t>
+      </w:r>
+    </w:p>
+    <w:bookmarkEnd w:id="65"/>
+    <w:bookmarkStart w:id="67" w:name="ref-Insel2008"/>
     <w:p>
       <w:pPr>
         <w:pStyle w:val="Bibliography"/>
@@ -973,7 +1145,7 @@
       <w:r>
         <w:t xml:space="preserve"> </w:t>
       </w:r>
-      <w:hyperlink r:id="rId63">
+      <w:hyperlink r:id="rId66">
         <w:r>
           <w:rPr>
             <w:rStyle w:val="Hyperlink"/>
@@ -982,8 +1154,8 @@
         </w:r>
       </w:hyperlink>
     </w:p>
-    <w:bookmarkEnd w:id="64"/>
-    <w:bookmarkStart w:id="66" w:name="ref-Wakschlag2019"/>
+    <w:bookmarkEnd w:id="67"/>
+    <w:bookmarkStart w:id="69" w:name="ref-Wakschlag2019"/>
     <w:p>
       <w:pPr>
         <w:pStyle w:val="Bibliography"/>
@@ -1020,7 +1192,7 @@
       <w:r>
         <w:t xml:space="preserve"> </w:t>
       </w:r>
-      <w:hyperlink r:id="rId65">
+      <w:hyperlink r:id="rId68">
         <w:r>
           <w:rPr>
             <w:rStyle w:val="Hyperlink"/>
@@ -1029,14 +1201,62 @@
         </w:r>
       </w:hyperlink>
     </w:p>
-    <w:bookmarkEnd w:id="66"/>
-    <w:bookmarkEnd w:id="67"/>
+    <w:bookmarkEnd w:id="69"/>
+    <w:bookmarkStart w:id="71" w:name="ref-WHO2022"/>
+    <w:p>
+      <w:pPr>
+        <w:pStyle w:val="Bibliography"/>
+      </w:pPr>
+      <w:r>
+        <w:t xml:space="preserve">World Health Organization. (2022).</w:t>
+      </w:r>
+      <w:r>
+        <w:t xml:space="preserve"> </w:t>
+      </w:r>
+      <w:r>
+        <w:rPr>
+          <w:i/>
+          <w:iCs/>
+        </w:rPr>
+        <w:t xml:space="preserve">International Statistical Classification of Diseases and Related Health Problems</w:t>
+      </w:r>
+      <w:r>
+        <w:rPr>
+          <w:i/>
+          <w:iCs/>
+        </w:rPr>
+        <w:t xml:space="preserve"> </w:t>
+      </w:r>
+      <w:r>
+        <w:rPr>
+          <w:i/>
+          <w:iCs/>
+        </w:rPr>
+        <w:t xml:space="preserve">11th revision (ICD-11)</w:t>
+      </w:r>
+      <w:r>
+        <w:t xml:space="preserve">.</w:t>
+      </w:r>
+      <w:r>
+        <w:t xml:space="preserve"> </w:t>
+      </w:r>
+      <w:hyperlink r:id="rId70">
+        <w:r>
+          <w:rPr>
+            <w:rStyle w:val="Hyperlink"/>
+          </w:rPr>
+          <w:t xml:space="preserve">https://icd.who.int</w:t>
+        </w:r>
+      </w:hyperlink>
+    </w:p>
+    <w:bookmarkEnd w:id="71"/>
+    <w:bookmarkEnd w:id="72"/>
     <w:p>
       <w:r>
         <w:br w:type="page"/>
       </w:r>
     </w:p>
-    <w:bookmarkEnd w:id="68"/>
+    <w:bookmarkEnd w:id="73"/>
     <w:p>
       <w:pPr>
         <w:pStyle w:val="Heading1"/>
@@ -1045,7 +1265,7 @@
         <w:t xml:space="preserve">Appendix A</w:t>
       </w:r>
     </w:p>
-    <w:bookmarkStart w:id="69" w:name="apx-a"/>
+    <w:bookmarkStart w:id="74" w:name="apx-a"/>
     <w:p>
       <w:pPr>
         <w:pStyle w:val="Heading1"/>
@@ -1059,7 +1279,7 @@
         <w:br w:type="page"/>
       </w:r>
     </w:p>
-    <w:bookmarkEnd w:id="69"/>
+    <w:bookmarkEnd w:id="74"/>
     <w:p>
       <w:pPr>
         <w:pStyle w:val="Heading1"/>
@@ -1068,7 +1288,7 @@
         <w:t xml:space="preserve">Appendix B</w:t>
       </w:r>
     </w:p>
-    <w:bookmarkStart w:id="70" w:name="apx-b"/>
+    <w:bookmarkStart w:id="75" w:name="apx-b"/>
     <w:p>
       <w:pPr>
         <w:pStyle w:val="Heading1"/>
@@ -1077,7 +1297,7 @@
         <w:t xml:space="preserve">Another Appendix</w:t>
       </w:r>
     </w:p>
-    <w:bookmarkEnd w:id="70"/>
+    <w:bookmarkEnd w:id="75"/>
     <w:sectPr>
       <w:headerReference r:id="rId8" w:type="even"/>
       <w:headerReference r:id="rId9" w:type="default"/>
@@ -1140,6 +1360,408 @@
     <w:p>
       <w:r>
         <w:separator/>
+      </w:r>
+    </w:p>
+  </w:footnote>
+  <w:footnote w:id="44">
+    <w:p>
+      <w:pPr>
+        <w:pStyle w:val="FootnoteText"/>
+      </w:pPr>
+      <w:r>
+        <w:rPr>
+          <w:rStyle w:val="FootnoteReference"/>
+        </w:rPr>
+        <w:footnoteRef/>
+      </w:r>
+      <w:r>
+        <w:t xml:space="preserve"> </w:t>
+      </w:r>
+      <w:r>
+        <w:t xml:space="preserve">In the DSM-5-TR</w:t>
+      </w:r>
+      <w:r>
+        <w:t xml:space="preserve"> </w:t>
+      </w:r>
+      <w:r>
+        <w:t xml:space="preserve">(</w:t>
+      </w:r>
+      <w:hyperlink w:anchor="ref-APA2022">
+        <w:r>
+          <w:rPr>
+            <w:rStyle w:val="Hyperlink"/>
+          </w:rPr>
+          <w:t xml:space="preserve">American Psychiatric Association, 2022</w:t>
+        </w:r>
+      </w:hyperlink>
+      <w:r>
+        <w:t xml:space="preserve">)</w:t>
+      </w:r>
+      <w:r>
+        <w:t xml:space="preserve">, the minimum frequency for considering a symptom of opposition defiant disorder is</w:t>
+      </w:r>
+      <w:r>
+        <w:t xml:space="preserve"> </w:t>
+      </w:r>
+      <w:r>
+        <w:t xml:space="preserve">“most days”</w:t>
+      </w:r>
+      <w:r>
+        <w:t xml:space="preserve"> </w:t>
+      </w:r>
+      <w:r>
+        <w:t xml:space="preserve">(for a period of six months) for children younger than 5 years, whereas it is</w:t>
+      </w:r>
+      <w:r>
+        <w:t xml:space="preserve"> </w:t>
+      </w:r>
+      <w:r>
+        <w:t xml:space="preserve">“at least once per week”</w:t>
+      </w:r>
+      <w:r>
+        <w:t xml:space="preserve"> </w:t>
+      </w:r>
+      <w:r>
+        <w:t xml:space="preserve">(for at least six months) for children 5 years or older.</w:t>
+      </w:r>
+      <w:r>
+        <w:t xml:space="preserve"> </w:t>
+      </w:r>
+      <w:r>
+        <w:t xml:space="preserve">For the diagnosis of attention-deficit/hyperactivity disorder, six or more symptoms are required for children and younger adolescents (up to age 16), whereas five ore more sympomts are required for older adolescents and adults (aged 17 or over).</w:t>
+      </w:r>
+      <w:r>
+        <w:t xml:space="preserve"> </w:t>
+      </w:r>
+      <w:r>
+        <w:t xml:space="preserve">However, the symptoms for defining oppositional defiant disorder and attention-deficit/hyperactivity disorder do not differ across development.</w:t>
+      </w:r>
+    </w:p>
+  </w:footnote>
+  <w:footnote w:id="45">
+    <w:p>
+      <w:pPr>
+        <w:pStyle w:val="FootnoteText"/>
+      </w:pPr>
+      <w:r>
+        <w:rPr>
+          <w:rStyle w:val="FootnoteReference"/>
+        </w:rPr>
+        <w:footnoteRef/>
+      </w:r>
+      <w:r>
+        <w:t xml:space="preserve"> </w:t>
+      </w:r>
+      <w:r>
+        <w:t xml:space="preserve">In the DSM-5-TR</w:t>
+      </w:r>
+      <w:r>
+        <w:t xml:space="preserve"> </w:t>
+      </w:r>
+      <w:r>
+        <w:t xml:space="preserve">(</w:t>
+      </w:r>
+      <w:hyperlink w:anchor="ref-APA2022">
+        <w:r>
+          <w:rPr>
+            <w:rStyle w:val="Hyperlink"/>
+          </w:rPr>
+          <w:t xml:space="preserve">American Psychiatric Association, 2022</w:t>
+        </w:r>
+      </w:hyperlink>
+      <w:r>
+        <w:t xml:space="preserve">)</w:t>
+      </w:r>
+      <w:r>
+        <w:t xml:space="preserve">, some disorders have a</w:t>
+      </w:r>
+      <w:r>
+        <w:t xml:space="preserve"> </w:t>
+      </w:r>
+      <w:r>
+        <w:t xml:space="preserve">“Development and Course”</w:t>
+      </w:r>
+      <w:r>
+        <w:t xml:space="preserve"> </w:t>
+      </w:r>
+      <w:r>
+        <w:t xml:space="preserve">subsection that describes when disorders tend to emerge and their rates across ages, in addition to describing the types of symptoms that may be more or less common at various points in development.</w:t>
+      </w:r>
+      <w:r>
+        <w:t xml:space="preserve"> </w:t>
+      </w:r>
+      <w:r>
+        <w:t xml:space="preserve">For instance, in the section on major depressive disorder, it is noted that</w:t>
+      </w:r>
+      <w:r>
+        <w:t xml:space="preserve"> </w:t>
+      </w:r>
+      <w:r>
+        <w:t xml:space="preserve">“hypersomnia and hyperphagia are more likely in younger individuals, and melancholic symptoms, particularly psychomotor disturbances, are more common in older individuals.</w:t>
+      </w:r>
+      <w:r>
+        <w:t xml:space="preserve"> </w:t>
+      </w:r>
+      <w:r>
+        <w:t xml:space="preserve">Depressions with earlier ages at onset are more familial and more likely to involve personality disturbances.”</w:t>
+      </w:r>
+      <w:r>
+        <w:t xml:space="preserve"> </w:t>
+      </w:r>
+      <w:r>
+        <w:t xml:space="preserve">(</w:t>
+      </w:r>
+      <w:hyperlink w:anchor="ref-APA2022">
+        <w:r>
+          <w:rPr>
+            <w:rStyle w:val="Hyperlink"/>
+          </w:rPr>
+          <w:t xml:space="preserve">American Psychiatric Association, 2022, p. 189</w:t>
+        </w:r>
+      </w:hyperlink>
+      <w:r>
+        <w:t xml:space="preserve">)</w:t>
+      </w:r>
+      <w:r>
+        <w:t xml:space="preserve">.</w:t>
+      </w:r>
+      <w:r>
+        <w:t xml:space="preserve"> </w:t>
+      </w:r>
+      <w:r>
+        <w:t xml:space="preserve">in the section on attention-deficit/hyperactivity disorder, it is noted that,</w:t>
+      </w:r>
+      <w:r>
+        <w:t xml:space="preserve"> </w:t>
+      </w:r>
+      <w:r>
+        <w:t xml:space="preserve">“In preschool, the main manifestation is hyperactivity.</w:t>
+      </w:r>
+      <w:r>
+        <w:t xml:space="preserve"> </w:t>
+      </w:r>
+      <w:r>
+        <w:t xml:space="preserve">Inattention becomes more prominent during elementary school.</w:t>
+      </w:r>
+      <w:r>
+        <w:t xml:space="preserve"> </w:t>
+      </w:r>
+      <w:r>
+        <w:t xml:space="preserve">During adolescence, signs of hyperactivity (e.g., running and climbing) are less common and may be confined to fidgetiness or an inner feeling of jitteriness, restlessness, or impatience.</w:t>
+      </w:r>
+      <w:r>
+        <w:t xml:space="preserve"> </w:t>
+      </w:r>
+      <w:r>
+        <w:t xml:space="preserve">In adulthood, along with inattention and restlessness, impulsivity may remain problematic even when hyperactivity has diminished.”</w:t>
+      </w:r>
+      <w:r>
+        <w:t xml:space="preserve"> </w:t>
+      </w:r>
+      <w:r>
+        <w:t xml:space="preserve">(</w:t>
+      </w:r>
+      <w:hyperlink w:anchor="ref-APA2022">
+        <w:r>
+          <w:rPr>
+            <w:rStyle w:val="Hyperlink"/>
+          </w:rPr>
+          <w:t xml:space="preserve">American Psychiatric Association, 2022, p. 71</w:t>
+        </w:r>
+      </w:hyperlink>
+      <w:r>
+        <w:t xml:space="preserve">)</w:t>
+      </w:r>
+      <w:r>
+        <w:t xml:space="preserve">.</w:t>
+      </w:r>
+      <w:r>
+        <w:t xml:space="preserve"> </w:t>
+      </w:r>
+      <w:r>
+        <w:t xml:space="preserve">In the section on conduct disorder, it is noted that</w:t>
+      </w:r>
+      <w:r>
+        <w:t xml:space="preserve"> </w:t>
+      </w:r>
+      <w:r>
+        <w:t xml:space="preserve">“Symptoms of the disorder vary with age as the individual develops increased physical</w:t>
+      </w:r>
+      <w:r>
+        <w:t xml:space="preserve"> </w:t>
+      </w:r>
+      <w:r>
+        <w:t xml:space="preserve">strength, cognitive abilities, and sexual maturity.</w:t>
+      </w:r>
+      <w:r>
+        <w:t xml:space="preserve"> </w:t>
+      </w:r>
+      <w:r>
+        <w:t xml:space="preserve">Symptom behaviors that emerge first tend to be less serious (e.g., lying, shoplifting), whereas conduct problems that emerge last tend to be more severe (e.g., rape, theft while confronting a victim)…</w:t>
+      </w:r>
+      <w:r>
+        <w:t xml:space="preserve"> </w:t>
+      </w:r>
+      <w:r>
+        <w:t xml:space="preserve">When individuals with conduct disorder reach adulthood, symptoms of aggression, property destruction, deceitfulness, and rule violation, including violence against co-workers, partners, and children, may be exhibited in the workplace and the home”</w:t>
+      </w:r>
+      <w:r>
+        <w:t xml:space="preserve"> </w:t>
+      </w:r>
+      <w:r>
+        <w:t xml:space="preserve">(</w:t>
+      </w:r>
+      <w:hyperlink w:anchor="ref-APA2022">
+        <w:r>
+          <w:rPr>
+            <w:rStyle w:val="Hyperlink"/>
+          </w:rPr>
+          <w:t xml:space="preserve">American Psychiatric Association, 2022, p. 534</w:t>
+        </w:r>
+      </w:hyperlink>
+      <w:r>
+        <w:t xml:space="preserve">)</w:t>
+      </w:r>
+      <w:r>
+        <w:t xml:space="preserve">.</w:t>
+      </w:r>
+      <w:r>
+        <w:t xml:space="preserve"> </w:t>
+      </w:r>
+      <w:r>
+        <w:t xml:space="preserve">Moreover, some disorders in the DSM-5-TR note that, to be considered a symptom, the frequency, intensity, or persistence, of the behavior must be inconsistent with the level expected for their developmental level.</w:t>
+      </w:r>
+      <w:r>
+        <w:t xml:space="preserve"> </w:t>
+      </w:r>
+      <w:r>
+        <w:t xml:space="preserve">For instance, in the diagnosis of attention-deficit/hyperactivity disorder, it is noted that</w:t>
+      </w:r>
+      <w:r>
+        <w:t xml:space="preserve"> </w:t>
+      </w:r>
+      <w:r>
+        <w:t xml:space="preserve">“the symptoms have persisted for at least 6 months to a degree that is inconsistent with developmental level”</w:t>
+      </w:r>
+      <w:r>
+        <w:t xml:space="preserve"> </w:t>
+      </w:r>
+      <w:r>
+        <w:t xml:space="preserve">(</w:t>
+      </w:r>
+      <w:hyperlink w:anchor="ref-APA2022">
+        <w:r>
+          <w:rPr>
+            <w:rStyle w:val="Hyperlink"/>
+          </w:rPr>
+          <w:t xml:space="preserve">American Psychiatric Association, 2022, p. 68</w:t>
+        </w:r>
+      </w:hyperlink>
+      <w:r>
+        <w:t xml:space="preserve">)</w:t>
+      </w:r>
+      <w:r>
+        <w:t xml:space="preserve">.</w:t>
+      </w:r>
+      <w:r>
+        <w:t xml:space="preserve"> </w:t>
+      </w:r>
+      <w:r>
+        <w:t xml:space="preserve">In the diagnosis of oppositional defiant disorder, it is noted that</w:t>
+      </w:r>
+      <w:r>
+        <w:t xml:space="preserve"> </w:t>
+      </w:r>
+      <w:r>
+        <w:t xml:space="preserve">“other factors [besides a minimum frequency] should also be considered, such as whether the frequency and intensity of the behaviors are outside a range that is normative for the individual’s developmental level, gender, and culture.”</w:t>
+      </w:r>
+      <w:r>
+        <w:t xml:space="preserve"> </w:t>
+      </w:r>
+      <w:r>
+        <w:t xml:space="preserve">(</w:t>
+      </w:r>
+      <w:hyperlink w:anchor="ref-APA2022">
+        <w:r>
+          <w:rPr>
+            <w:rStyle w:val="Hyperlink"/>
+          </w:rPr>
+          <w:t xml:space="preserve">American Psychiatric Association, 2022, p. 522</w:t>
+        </w:r>
+      </w:hyperlink>
+      <w:r>
+        <w:t xml:space="preserve">)</w:t>
+      </w:r>
+      <w:r>
+        <w:t xml:space="preserve">.</w:t>
+      </w:r>
+      <w:r>
+        <w:t xml:space="preserve"> </w:t>
+      </w:r>
+      <w:r>
+        <w:t xml:space="preserve">In addition, some disorders require that some symptoms onset before or after a particular age.</w:t>
+      </w:r>
+      <w:r>
+        <w:t xml:space="preserve"> </w:t>
+      </w:r>
+      <w:r>
+        <w:t xml:space="preserve">For instance, in the diagnosis of attention-deficit/hyperactivity disorder, several symptomers must be present prior to age 12.</w:t>
+      </w:r>
+      <w:r>
+        <w:t xml:space="preserve"> </w:t>
+      </w:r>
+      <w:r>
+        <w:t xml:space="preserve">In the diagnosis of conduct disorder, the symptoms</w:t>
+      </w:r>
+      <w:r>
+        <w:t xml:space="preserve"> </w:t>
+      </w:r>
+      <w:r>
+        <w:t xml:space="preserve">“often stays out at night despite parental prohibitions”</w:t>
+      </w:r>
+      <w:r>
+        <w:t xml:space="preserve"> </w:t>
+      </w:r>
+      <w:r>
+        <w:t xml:space="preserve">and</w:t>
+      </w:r>
+      <w:r>
+        <w:t xml:space="preserve"> </w:t>
+      </w:r>
+      <w:r>
+        <w:t xml:space="preserve">“if often truant from school”</w:t>
+      </w:r>
+      <w:r>
+        <w:t xml:space="preserve"> </w:t>
+      </w:r>
+      <w:r>
+        <w:t xml:space="preserve">must begin before age 13</w:t>
+      </w:r>
+      <w:r>
+        <w:t xml:space="preserve"> </w:t>
+      </w:r>
+      <w:r>
+        <w:t xml:space="preserve">(</w:t>
+      </w:r>
+      <w:hyperlink w:anchor="ref-APA2022">
+        <w:r>
+          <w:rPr>
+            <w:rStyle w:val="Hyperlink"/>
+          </w:rPr>
+          <w:t xml:space="preserve">American Psychiatric Association, 2022, p. 531</w:t>
+        </w:r>
+      </w:hyperlink>
+      <w:r>
+        <w:t xml:space="preserve">)</w:t>
+      </w:r>
+      <w:r>
+        <w:t xml:space="preserve">.</w:t>
+      </w:r>
+      <w:r>
+        <w:t xml:space="preserve"> </w:t>
+      </w:r>
+      <w:r>
+        <w:t xml:space="preserve">In the diagnosis of antisocial personality disorder, symptoms must be persistent since age 15 but have onset prior to age 15.</w:t>
       </w:r>
     </w:p>
   </w:footnote>

--- a/index.docx
+++ b/index.docx
@@ -722,7 +722,7 @@
         <w:t xml:space="preserve"> </w:t>
       </w:r>
       <w:r>
-        <w:t xml:space="preserve">We provide examples relating to externalizing psychopathology.</w:t>
+        <w:t xml:space="preserve">To ground the discussion, we provide examples relating to externalizing psychopathology; however, these issues are not specific to externalizing.</w:t>
       </w:r>
     </w:p>
     <w:bookmarkStart w:id="47" w:name="problems-of-our-constructs"/>
@@ -774,16 +774,7 @@
         <w:t xml:space="preserve"> </w:t>
       </w:r>
       <w:r>
-        <w:t xml:space="preserve">With few exceptions</w:t>
-      </w:r>
-      <w:r>
-        <w:rPr>
-          <w:rStyle w:val="FootnoteReference"/>
-        </w:rPr>
-        <w:footnoteReference w:id="44"/>
-      </w:r>
-      <w:r>
-        <w:t xml:space="preserve">, the diagnostic criteria in the latest versions of diagnostic systems, including the Diagnostic and Statistical Manual of Mental Disorders</w:t>
+        <w:t xml:space="preserve">The diagnostic systems, including the Diagnostic and Statistical Manual of Mental Disorders</w:t>
       </w:r>
       <w:r>
         <w:t xml:space="preserve"> </w:t>
@@ -832,7 +823,25 @@
         <w:t xml:space="preserve">)</w:t>
       </w:r>
       <w:r>
-        <w:t xml:space="preserve">, do not differ across development</w:t>
+        <w:t xml:space="preserve">, specify various externalizing-related disorders, including attention-deficit/hyperactivity disorder (ADHD), oppositional defiant disorder (ODD), conduct disorder (CD), and antisocial personality disorder (ASPD).</w:t>
+      </w:r>
+      <w:r>
+        <w:t xml:space="preserve"> </w:t>
+      </w:r>
+      <w:r>
+        <w:t xml:space="preserve">Among externalizing-related disorders—with few exceptions</w:t>
+      </w:r>
+      <w:r>
+        <w:rPr>
+          <w:rStyle w:val="FootnoteReference"/>
+        </w:rPr>
+        <w:footnoteReference w:id="44"/>
+      </w:r>
+      <w:r>
+        <w:t xml:space="preserve">—the diagnostic criteria do not differ across development, even though diagnostic manuals acknowledge that developmental factors impact symptom presentation</w:t>
+      </w:r>
+      <w:r>
+        <w:t xml:space="preserve"> </w:t>
       </w:r>
       <w:r>
         <w:rPr>
@@ -1398,7 +1407,7 @@
         <w:t xml:space="preserve">)</w:t>
       </w:r>
       <w:r>
-        <w:t xml:space="preserve">, the minimum frequency for considering a symptom of opposition defiant disorder is</w:t>
+        <w:t xml:space="preserve">, the minimum frequency for considering a symptom of opposition defiant disorder to be present is</w:t>
       </w:r>
       <w:r>
         <w:t xml:space="preserve"> </w:t>
@@ -1509,21 +1518,7 @@
         <w:t xml:space="preserve"> </w:t>
       </w:r>
       <w:r>
-        <w:t xml:space="preserve">(</w:t>
-      </w:r>
-      <w:hyperlink w:anchor="ref-APA2022">
-        <w:r>
-          <w:rPr>
-            <w:rStyle w:val="Hyperlink"/>
-          </w:rPr>
-          <w:t xml:space="preserve">American Psychiatric Association, 2022, p. 189</w:t>
-        </w:r>
-      </w:hyperlink>
-      <w:r>
-        <w:t xml:space="preserve">)</w:t>
-      </w:r>
-      <w:r>
-        <w:t xml:space="preserve">.</w:t>
+        <w:t xml:space="preserve">(p. 189).</w:t>
       </w:r>
       <w:r>
         <w:t xml:space="preserve"> </w:t>
@@ -1559,21 +1554,7 @@
         <w:t xml:space="preserve"> </w:t>
       </w:r>
       <w:r>
-        <w:t xml:space="preserve">(</w:t>
-      </w:r>
-      <w:hyperlink w:anchor="ref-APA2022">
-        <w:r>
-          <w:rPr>
-            <w:rStyle w:val="Hyperlink"/>
-          </w:rPr>
-          <w:t xml:space="preserve">American Psychiatric Association, 2022, p. 71</w:t>
-        </w:r>
-      </w:hyperlink>
-      <w:r>
-        <w:t xml:space="preserve">)</w:t>
-      </w:r>
-      <w:r>
-        <w:t xml:space="preserve">.</w:t>
+        <w:t xml:space="preserve">(p. 71).</w:t>
       </w:r>
       <w:r>
         <w:t xml:space="preserve"> </w:t>
@@ -1609,21 +1590,7 @@
         <w:t xml:space="preserve"> </w:t>
       </w:r>
       <w:r>
-        <w:t xml:space="preserve">(</w:t>
-      </w:r>
-      <w:hyperlink w:anchor="ref-APA2022">
-        <w:r>
-          <w:rPr>
-            <w:rStyle w:val="Hyperlink"/>
-          </w:rPr>
-          <w:t xml:space="preserve">American Psychiatric Association, 2022, p. 534</w:t>
-        </w:r>
-      </w:hyperlink>
-      <w:r>
-        <w:t xml:space="preserve">)</w:t>
-      </w:r>
-      <w:r>
-        <w:t xml:space="preserve">.</w:t>
+        <w:t xml:space="preserve">(p. 534).</w:t>
       </w:r>
       <w:r>
         <w:t xml:space="preserve"> </w:t>
@@ -1647,21 +1614,7 @@
         <w:t xml:space="preserve"> </w:t>
       </w:r>
       <w:r>
-        <w:t xml:space="preserve">(</w:t>
-      </w:r>
-      <w:hyperlink w:anchor="ref-APA2022">
-        <w:r>
-          <w:rPr>
-            <w:rStyle w:val="Hyperlink"/>
-          </w:rPr>
-          <w:t xml:space="preserve">American Psychiatric Association, 2022, p. 68</w:t>
-        </w:r>
-      </w:hyperlink>
-      <w:r>
-        <w:t xml:space="preserve">)</w:t>
-      </w:r>
-      <w:r>
-        <w:t xml:space="preserve">.</w:t>
+        <w:t xml:space="preserve">(p. 68).</w:t>
       </w:r>
       <w:r>
         <w:t xml:space="preserve"> </w:t>
@@ -1679,21 +1632,7 @@
         <w:t xml:space="preserve"> </w:t>
       </w:r>
       <w:r>
-        <w:t xml:space="preserve">(</w:t>
-      </w:r>
-      <w:hyperlink w:anchor="ref-APA2022">
-        <w:r>
-          <w:rPr>
-            <w:rStyle w:val="Hyperlink"/>
-          </w:rPr>
-          <w:t xml:space="preserve">American Psychiatric Association, 2022, p. 522</w:t>
-        </w:r>
-      </w:hyperlink>
-      <w:r>
-        <w:t xml:space="preserve">)</w:t>
-      </w:r>
-      <w:r>
-        <w:t xml:space="preserve">.</w:t>
+        <w:t xml:space="preserve">(p. 522).</w:t>
       </w:r>
       <w:r>
         <w:t xml:space="preserve"> </w:t>
@@ -1735,27 +1674,7 @@
         <w:t xml:space="preserve"> </w:t>
       </w:r>
       <w:r>
-        <w:t xml:space="preserve">must begin before age 13</w:t>
-      </w:r>
-      <w:r>
-        <w:t xml:space="preserve"> </w:t>
-      </w:r>
-      <w:r>
-        <w:t xml:space="preserve">(</w:t>
-      </w:r>
-      <w:hyperlink w:anchor="ref-APA2022">
-        <w:r>
-          <w:rPr>
-            <w:rStyle w:val="Hyperlink"/>
-          </w:rPr>
-          <w:t xml:space="preserve">American Psychiatric Association, 2022, p. 531</w:t>
-        </w:r>
-      </w:hyperlink>
-      <w:r>
-        <w:t xml:space="preserve">)</w:t>
-      </w:r>
-      <w:r>
-        <w:t xml:space="preserve">.</w:t>
+        <w:t xml:space="preserve">must begin before age 13 (p. 531).</w:t>
       </w:r>
       <w:r>
         <w:t xml:space="preserve"> </w:t>

--- a/index.docx
+++ b/index.docx
@@ -561,6 +561,14 @@
         <w:t xml:space="preserve"> </w:t>
       </w:r>
       <w:r>
+        <w:t xml:space="preserve">In a longitudinal design, the same individuals are followed across time.</w:t>
+      </w:r>
+    </w:p>
+    <w:p>
+      <w:pPr>
+        <w:pStyle w:val="BodyText"/>
+      </w:pPr>
+      <w:r>
         <w:t xml:space="preserve">Cross-sectional designs provide the ability to cheaply and quickly assess a wide age range, providing a snapshot at a particular point in time.</w:t>
       </w:r>
       <w:r>
@@ -581,22 +589,22 @@
         <w:t xml:space="preserve"> </w:t>
       </w:r>
       <w:r>
-        <w:t xml:space="preserve">Cross-sectional designs do not allow examining individuals’ change over time.</w:t>
-      </w:r>
-      <w:r>
-        <w:t xml:space="preserve"> </w:t>
-      </w:r>
-      <w:r>
-        <w:t xml:space="preserve">Individuals show considerable heterogeneity in level and change across time in many constructs, so cross-sectional designs may obscure diverse patterns of change.</w:t>
-      </w:r>
-      <w:r>
-        <w:t xml:space="preserve"> </w:t>
-      </w:r>
-      <w:r>
-        <w:t xml:space="preserve"> </w:t>
-      </w:r>
-      <w:r>
-        <w:t xml:space="preserve">Moreover, in a cross-sectional study, any apparent age-related differences in a construct could reflect cohort differences instead of developmental changes.</w:t>
+        <w:t xml:space="preserve">First, cross-sectional designs do not allow examining individuals’ change over time.</w:t>
+      </w:r>
+      <w:r>
+        <w:t xml:space="preserve"> </w:t>
+      </w:r>
+      <w:r>
+        <w:t xml:space="preserve">Second, individuals show considerable heterogeneity in level and change across time in many constructs, so cross-sectional designs may obscure diverse patterns of change.</w:t>
+      </w:r>
+      <w:r>
+        <w:t xml:space="preserve"> </w:t>
+      </w:r>
+      <w:r>
+        <w:t xml:space="preserve"> </w:t>
+      </w:r>
+      <w:r>
+        <w:t xml:space="preserve">Third, in a cross-sectional study, any apparent age-related differences in a construct could reflect cohort differences instead of developmental changes.</w:t>
       </w:r>
       <w:r>
         <w:t xml:space="preserve"> </w:t>
@@ -604,27 +612,51 @@
       <w:r>
         <w:t xml:space="preserve">For example, average differences in stress between 5-year-olds and 10-year-olds could reflect the differing experiences that the 10-year-olds shared—such as going to school during the Coronavirus pandemic.</w:t>
       </w:r>
+      <w:r>
+        <w:t xml:space="preserve"> </w:t>
+      </w:r>
+      <w:r>
+        <w:t xml:space="preserve">Fourth, findings from cross-sectional studies can differ from findings examining the same people over time, which violates the convergence assumption.</w:t>
+      </w:r>
+      <w:r>
+        <w:t xml:space="preserve"> </w:t>
+      </w:r>
+      <w:r>
+        <w:t xml:space="preserve">In cross-sectional studies, the convergence assumption is the assumption that cross-sectional age differences and longitudinal age changes converge onto a common trajectory.</w:t>
+      </w:r>
+      <w:r>
+        <w:t xml:space="preserve"> </w:t>
+      </w:r>
+      <w:r>
+        <w:t xml:space="preserve">An example where the convergence assumption has been shown to be violated is in studies of cognitive decline, where cross-sectional studies overestimate age-related cognitive declines compared to following the same people over time in a longitudinal study</w:t>
+      </w:r>
+      <w:r>
+        <w:t xml:space="preserve"> </w:t>
+      </w:r>
+      <w:r>
+        <w:t xml:space="preserve">(</w:t>
+      </w:r>
+      <w:hyperlink w:anchor="ref-Ackerman2013">
+        <w:r>
+          <w:rPr>
+            <w:rStyle w:val="Hyperlink"/>
+          </w:rPr>
+          <w:t xml:space="preserve">Ackerman, 2013</w:t>
+        </w:r>
+      </w:hyperlink>
+      <w:r>
+        <w:t xml:space="preserve">)</w:t>
+      </w:r>
+      <w:r>
+        <w:t xml:space="preserve">.</w:t>
+      </w:r>
     </w:p>
     <w:p>
       <w:pPr>
         <w:pStyle w:val="BodyText"/>
       </w:pPr>
       <w:r>
-        <w:t xml:space="preserve">However, even cross-sectional work spanning the lifespan is not often conducted.</w:t>
-      </w:r>
-    </w:p>
-    <w:p>
-      <w:pPr>
-        <w:pStyle w:val="BodyText"/>
-      </w:pPr>
-      <w:r>
-        <w:t xml:space="preserve">In a longitudinal design, the same individuals are followed across time.</w:t>
-      </w:r>
-      <w:r>
-        <w:t xml:space="preserve"> </w:t>
-      </w:r>
-      <w:r>
-        <w:t xml:space="preserve">A longitudinal design allows examining individuals’ change across time.</w:t>
+        <w:t xml:space="preserve">Because longitudinal designs follow the same person(s) over time, such a design allows examining individuals’ change across time.</w:t>
       </w:r>
       <w:r>
         <w:t xml:space="preserve"> </w:t>
@@ -644,7 +676,25 @@
         </w:r>
       </w:hyperlink>
       <w:r>
-        <w:t xml:space="preserve">, longitudinal designs have potential confounds of change.</w:t>
+        <w:t xml:space="preserve">, longitudinal designs also have potential confounds of change.</w:t>
+      </w:r>
+      <w:r>
+        <w:t xml:space="preserve"> </w:t>
+      </w:r>
+      <w:r>
+        <w:t xml:space="preserve">Moreover, compared to cross-sectional designs, longitudinal designs take more time and tend to be more costly and to require more personnel.</w:t>
+      </w:r>
+      <w:r>
+        <w:t xml:space="preserve"> </w:t>
+      </w:r>
+      <w:r>
+        <w:t xml:space="preserve">Thus, longitudinal studies that span the lifespan are not common.</w:t>
+      </w:r>
+      <w:r>
+        <w:t xml:space="preserve"> </w:t>
+      </w:r>
+      <w:r>
+        <w:t xml:space="preserve">However, even cross-sectional work spanning the lifespan is not often conducted.</w:t>
       </w:r>
     </w:p>
     <w:bookmarkEnd w:id="42"/>
@@ -841,9 +891,6 @@
         <w:t xml:space="preserve">—the diagnostic criteria do not differ across development, even though diagnostic manuals acknowledge that developmental factors impact symptom presentation</w:t>
       </w:r>
       <w:r>
-        <w:t xml:space="preserve"> </w:t>
-      </w:r>
-      <w:r>
         <w:rPr>
           <w:rStyle w:val="FootnoteReference"/>
         </w:rPr>
@@ -1056,7 +1103,7 @@
       </w:r>
     </w:p>
     <w:bookmarkEnd w:id="64"/>
-    <w:bookmarkStart w:id="73" w:name="references"/>
+    <w:bookmarkStart w:id="74" w:name="references"/>
     <w:p>
       <w:pPr>
         <w:pStyle w:val="Heading1"/>
@@ -1065,8 +1112,34 @@
         <w:t xml:space="preserve">References</w:t>
       </w:r>
     </w:p>
-    <w:bookmarkStart w:id="72" w:name="refs"/>
-    <w:bookmarkStart w:id="65" w:name="ref-APA2022"/>
+    <w:bookmarkStart w:id="73" w:name="refs"/>
+    <w:bookmarkStart w:id="65" w:name="ref-Ackerman2013"/>
+    <w:p>
+      <w:pPr>
+        <w:pStyle w:val="Bibliography"/>
+      </w:pPr>
+      <w:r>
+        <w:t xml:space="preserve">Ackerman, P. L. (2013). Assessment of intellectual functioning in adults. In K. F. Geisinger, J. F. Carlson, J.-I. C. Hansen, N. R. Kuncel, S. P. Reise, &amp; M. C. Rodriguez (Eds.),</w:t>
+      </w:r>
+      <w:r>
+        <w:t xml:space="preserve"> </w:t>
+      </w:r>
+      <w:r>
+        <w:rPr>
+          <w:i/>
+          <w:iCs/>
+        </w:rPr>
+        <w:t xml:space="preserve">APA handbook of testing and assessment in psychology: Vols. 2: Testing and Assessment in Clinical and Counseling Psychology</w:t>
+      </w:r>
+      <w:r>
+        <w:t xml:space="preserve"> </w:t>
+      </w:r>
+      <w:r>
+        <w:t xml:space="preserve">(pp. 119–132). American Psychological Association.</w:t>
+      </w:r>
+    </w:p>
+    <w:bookmarkEnd w:id="65"/>
+    <w:bookmarkStart w:id="66" w:name="ref-APA2022"/>
     <w:p>
       <w:pPr>
         <w:pStyle w:val="Bibliography"/>
@@ -1116,8 +1189,8 @@
         <w:t xml:space="preserve">. American Psychiatric Publishing.</w:t>
       </w:r>
     </w:p>
-    <w:bookmarkEnd w:id="65"/>
-    <w:bookmarkStart w:id="67" w:name="ref-Insel2008"/>
+    <w:bookmarkEnd w:id="66"/>
+    <w:bookmarkStart w:id="68" w:name="ref-Insel2008"/>
     <w:p>
       <w:pPr>
         <w:pStyle w:val="Bibliography"/>
@@ -1154,7 +1227,7 @@
       <w:r>
         <w:t xml:space="preserve"> </w:t>
       </w:r>
-      <w:hyperlink r:id="rId66">
+      <w:hyperlink r:id="rId67">
         <w:r>
           <w:rPr>
             <w:rStyle w:val="Hyperlink"/>
@@ -1163,8 +1236,8 @@
         </w:r>
       </w:hyperlink>
     </w:p>
-    <w:bookmarkEnd w:id="67"/>
-    <w:bookmarkStart w:id="69" w:name="ref-Wakschlag2019"/>
+    <w:bookmarkEnd w:id="68"/>
+    <w:bookmarkStart w:id="70" w:name="ref-Wakschlag2019"/>
     <w:p>
       <w:pPr>
         <w:pStyle w:val="Bibliography"/>
@@ -1201,7 +1274,7 @@
       <w:r>
         <w:t xml:space="preserve"> </w:t>
       </w:r>
-      <w:hyperlink r:id="rId68">
+      <w:hyperlink r:id="rId69">
         <w:r>
           <w:rPr>
             <w:rStyle w:val="Hyperlink"/>
@@ -1210,8 +1283,8 @@
         </w:r>
       </w:hyperlink>
     </w:p>
-    <w:bookmarkEnd w:id="69"/>
-    <w:bookmarkStart w:id="71" w:name="ref-WHO2022"/>
+    <w:bookmarkEnd w:id="70"/>
+    <w:bookmarkStart w:id="72" w:name="ref-WHO2022"/>
     <w:p>
       <w:pPr>
         <w:pStyle w:val="Bibliography"/>
@@ -1249,7 +1322,7 @@
       <w:r>
         <w:t xml:space="preserve"> </w:t>
       </w:r>
-      <w:hyperlink r:id="rId70">
+      <w:hyperlink r:id="rId71">
         <w:r>
           <w:rPr>
             <w:rStyle w:val="Hyperlink"/>
@@ -1258,14 +1331,14 @@
         </w:r>
       </w:hyperlink>
     </w:p>
-    <w:bookmarkEnd w:id="71"/>
     <w:bookmarkEnd w:id="72"/>
+    <w:bookmarkEnd w:id="73"/>
     <w:p>
       <w:r>
         <w:br w:type="page"/>
       </w:r>
     </w:p>
-    <w:bookmarkEnd w:id="73"/>
+    <w:bookmarkEnd w:id="74"/>
     <w:p>
       <w:pPr>
         <w:pStyle w:val="Heading1"/>
@@ -1274,7 +1347,7 @@
         <w:t xml:space="preserve">Appendix A</w:t>
       </w:r>
     </w:p>
-    <w:bookmarkStart w:id="74" w:name="apx-a"/>
+    <w:bookmarkStart w:id="75" w:name="apx-a"/>
     <w:p>
       <w:pPr>
         <w:pStyle w:val="Heading1"/>
@@ -1288,7 +1361,7 @@
         <w:br w:type="page"/>
       </w:r>
     </w:p>
-    <w:bookmarkEnd w:id="74"/>
+    <w:bookmarkEnd w:id="75"/>
     <w:p>
       <w:pPr>
         <w:pStyle w:val="Heading1"/>
@@ -1297,7 +1370,7 @@
         <w:t xml:space="preserve">Appendix B</w:t>
       </w:r>
     </w:p>
-    <w:bookmarkStart w:id="75" w:name="apx-b"/>
+    <w:bookmarkStart w:id="76" w:name="apx-b"/>
     <w:p>
       <w:pPr>
         <w:pStyle w:val="Heading1"/>
@@ -1306,7 +1379,7 @@
         <w:t xml:space="preserve">Another Appendix</w:t>
       </w:r>
     </w:p>
-    <w:bookmarkEnd w:id="75"/>
+    <w:bookmarkEnd w:id="76"/>
     <w:sectPr>
       <w:headerReference r:id="rId8" w:type="even"/>
       <w:headerReference r:id="rId9" w:type="default"/>

--- a/index.docx
+++ b/index.docx
@@ -1480,7 +1480,7 @@
         <w:t xml:space="preserve">)</w:t>
       </w:r>
       <w:r>
-        <w:t xml:space="preserve">, the minimum frequency for considering a symptom of opposition defiant disorder to be present is</w:t>
+        <w:t xml:space="preserve">, the minimum frequency for considering a symptom of ODD to be present is</w:t>
       </w:r>
       <w:r>
         <w:t xml:space="preserve"> </w:t>
@@ -1510,13 +1510,13 @@
         <w:t xml:space="preserve"> </w:t>
       </w:r>
       <w:r>
-        <w:t xml:space="preserve">For the diagnosis of attention-deficit/hyperactivity disorder, six or more symptoms are required for children and younger adolescents (up to age 16), whereas five ore more sympomts are required for older adolescents and adults (aged 17 or over).</w:t>
-      </w:r>
-      <w:r>
-        <w:t xml:space="preserve"> </w:t>
-      </w:r>
-      <w:r>
-        <w:t xml:space="preserve">However, the symptoms for defining oppositional defiant disorder and attention-deficit/hyperactivity disorder do not differ across development.</w:t>
+        <w:t xml:space="preserve">For the diagnosis of ADHD, six or more symptoms are required for children and younger adolescents (up to age 16), whereas five or more sympomts are required for older adolescents and adults (aged 17 or over).</w:t>
+      </w:r>
+      <w:r>
+        <w:t xml:space="preserve"> </w:t>
+      </w:r>
+      <w:r>
+        <w:t xml:space="preserve">However, the symptoms for defining ODD and ADHD do not differ across development.</w:t>
       </w:r>
     </w:p>
   </w:footnote>
@@ -1597,7 +1597,7 @@
         <w:t xml:space="preserve"> </w:t>
       </w:r>
       <w:r>
-        <w:t xml:space="preserve">in the section on attention-deficit/hyperactivity disorder, it is noted that,</w:t>
+        <w:t xml:space="preserve">In the section on ADHD, it is noted that,</w:t>
       </w:r>
       <w:r>
         <w:t xml:space="preserve"> </w:t>
@@ -1633,7 +1633,7 @@
         <w:t xml:space="preserve"> </w:t>
       </w:r>
       <w:r>
-        <w:t xml:space="preserve">In the section on conduct disorder, it is noted that</w:t>
+        <w:t xml:space="preserve">In the section on CD, it is noted that</w:t>
       </w:r>
       <w:r>
         <w:t xml:space="preserve"> </w:t>
@@ -1675,7 +1675,7 @@
         <w:t xml:space="preserve"> </w:t>
       </w:r>
       <w:r>
-        <w:t xml:space="preserve">For instance, in the diagnosis of attention-deficit/hyperactivity disorder, it is noted that</w:t>
+        <w:t xml:space="preserve">For instance, in the diagnosis of ADHD, it is noted that</w:t>
       </w:r>
       <w:r>
         <w:t xml:space="preserve"> </w:t>
@@ -1693,7 +1693,7 @@
         <w:t xml:space="preserve"> </w:t>
       </w:r>
       <w:r>
-        <w:t xml:space="preserve">In the diagnosis of oppositional defiant disorder, it is noted that</w:t>
+        <w:t xml:space="preserve">In the diagnosis of ODD, it is noted that</w:t>
       </w:r>
       <w:r>
         <w:t xml:space="preserve"> </w:t>
@@ -1717,13 +1717,13 @@
         <w:t xml:space="preserve"> </w:t>
       </w:r>
       <w:r>
-        <w:t xml:space="preserve">For instance, in the diagnosis of attention-deficit/hyperactivity disorder, several symptomers must be present prior to age 12.</w:t>
-      </w:r>
-      <w:r>
-        <w:t xml:space="preserve"> </w:t>
-      </w:r>
-      <w:r>
-        <w:t xml:space="preserve">In the diagnosis of conduct disorder, the symptoms</w:t>
+        <w:t xml:space="preserve">For instance, in the diagnosis of ADHD, several symptomers must be present prior to age 12.</w:t>
+      </w:r>
+      <w:r>
+        <w:t xml:space="preserve"> </w:t>
+      </w:r>
+      <w:r>
+        <w:t xml:space="preserve">In the diagnosis of CD, the symptoms</w:t>
       </w:r>
       <w:r>
         <w:t xml:space="preserve"> </w:t>
@@ -1753,7 +1753,7 @@
         <w:t xml:space="preserve"> </w:t>
       </w:r>
       <w:r>
-        <w:t xml:space="preserve">In the diagnosis of antisocial personality disorder, symptoms must be persistent since age 15 but have onset prior to age 15.</w:t>
+        <w:t xml:space="preserve">In the diagnosis of ASPD, symptoms must be persistent since age 15 but have onset prior to age 15.</w:t>
       </w:r>
     </w:p>
   </w:footnote>

--- a/index.docx
+++ b/index.docx
@@ -529,7 +529,7 @@
       </w:r>
     </w:p>
     <w:bookmarkEnd w:id="41"/>
-    <w:bookmarkStart w:id="42" w:name="the-goal"/>
+    <w:bookmarkStart w:id="47" w:name="the-goal"/>
     <w:p>
       <w:pPr>
         <w:pStyle w:val="Heading1"/>
@@ -595,14 +595,71 @@
         <w:t xml:space="preserve"> </w:t>
       </w:r>
       <w:r>
-        <w:t xml:space="preserve">Second, individuals show considerable heterogeneity in level and change across time in many constructs, so cross-sectional designs may obscure diverse patterns of change.</w:t>
-      </w:r>
-      <w:r>
-        <w:t xml:space="preserve"> </w:t>
-      </w:r>
-      <w:r>
-        <w:t xml:space="preserve"> </w:t>
-      </w:r>
+        <w:t xml:space="preserve">Second, cross-sectional designs may obscure diverse patterns of change.</w:t>
+      </w:r>
+      <w:r>
+        <w:t xml:space="preserve"> </w:t>
+      </w:r>
+      <w:r>
+        <w:t xml:space="preserve">Individuals show considerable heterogeneity in level and change across time in many constructs.</w:t>
+      </w:r>
+      <w:r>
+        <w:t xml:space="preserve"> </w:t>
+      </w:r>
+      <w:r>
+        <w:t xml:space="preserve">As an example, despite the normative pattern of steep cognitive decline in episodic memory with age, there are a subset of individuals who do not show this same pattern.</w:t>
+      </w:r>
+      <w:r>
+        <w:t xml:space="preserve"> </w:t>
+      </w:r>
+      <w:r>
+        <w:t xml:space="preserve">For instance, superagers are individuals who are older adults (age 80+) who have episodic memory at or above the normative level of middle-aged adults (50–65 years old) and who may be resilient to the typical aging process</w:t>
+      </w:r>
+      <w:r>
+        <w:t xml:space="preserve"> </w:t>
+      </w:r>
+      <w:r>
+        <w:t xml:space="preserve">(</w:t>
+      </w:r>
+      <w:hyperlink w:anchor="ref-Godoy2021">
+        <w:r>
+          <w:rPr>
+            <w:rStyle w:val="Hyperlink"/>
+          </w:rPr>
+          <w:t xml:space="preserve">Godoy et al., 2021</w:t>
+        </w:r>
+      </w:hyperlink>
+      <w:r>
+        <w:t xml:space="preserve">)</w:t>
+      </w:r>
+      <w:r>
+        <w:t xml:space="preserve">.</w:t>
+      </w:r>
+      <w:r>
+        <w:t xml:space="preserve"> </w:t>
+      </w:r>
+      <w:r>
+        <w:t xml:space="preserve">A theoretical depiction of the heterogeneity of cognitive decline is depicted in</w:t>
+      </w:r>
+      <w:r>
+        <w:t xml:space="preserve"> </w:t>
+      </w:r>
+      <w:hyperlink w:anchor="fig-agingTrajectoriesHeteogeneity">
+        <w:r>
+          <w:rPr>
+            <w:rStyle w:val="Hyperlink"/>
+          </w:rPr>
+          <w:t xml:space="preserve">Figure 1</w:t>
+        </w:r>
+      </w:hyperlink>
+      <w:r>
+        <w:t xml:space="preserve">.</w:t>
+      </w:r>
+    </w:p>
+    <w:p>
+      <w:pPr>
+        <w:pStyle w:val="BodyText"/>
+      </w:pPr>
       <w:r>
         <w:t xml:space="preserve">Third, in a cross-sectional study, any apparent age-related differences in a construct could reflect cohort differences instead of developmental changes.</w:t>
       </w:r>
@@ -628,13 +685,22 @@
         <w:t xml:space="preserve"> </w:t>
       </w:r>
       <w:r>
-        <w:t xml:space="preserve">An example where the convergence assumption has been shown to be violated is in studies of cognitive decline, where cross-sectional studies overestimate age-related cognitive declines compared to following the same people over time in a longitudinal study</w:t>
-      </w:r>
-      <w:r>
-        <w:t xml:space="preserve"> </w:t>
-      </w:r>
-      <w:r>
-        <w:t xml:space="preserve">(</w:t>
+        <w:t xml:space="preserve">An example where the convergence assumption has been shown to be violated is in studies of cognitive decline.</w:t>
+      </w:r>
+      <w:r>
+        <w:t xml:space="preserve"> </w:t>
+      </w:r>
+      <w:r>
+        <w:t xml:space="preserve">In particular, cross-sectional studies overestimate age-related cognitive declines compared to following the same people over time in a longitudinal study, which may reflect cohort effects such as the Flynn effect</w:t>
+      </w:r>
+      <w:r>
+        <w:t xml:space="preserve"> </w:t>
+      </w:r>
+      <w:r>
+        <w:t xml:space="preserve">(where population intelligence scores at a given age tend to increase across generations;</w:t>
+      </w:r>
+      <w:r>
+        <w:t xml:space="preserve"> </w:t>
       </w:r>
       <w:hyperlink w:anchor="ref-Ackerman2013">
         <w:r>
@@ -651,9 +717,145 @@
         <w:t xml:space="preserve">.</w:t>
       </w:r>
     </w:p>
-    <w:p>
-      <w:pPr>
-        <w:pStyle w:val="BodyText"/>
+    <w:bookmarkStart w:id="46" w:name="fig-agingTrajectoriesHeteogeneity"/>
+    <w:p>
+      <w:pPr>
+        <w:pStyle w:val="FigureTitle"/>
+      </w:pPr>
+      <w:r>
+        <w:t xml:space="preserve">Figure 1</w:t>
+      </w:r>
+    </w:p>
+    <w:p>
+      <w:pPr>
+        <w:pStyle w:val="Caption"/>
+      </w:pPr>
+      <w:r>
+        <w:t xml:space="preserve">Theoretical illustration of inter-individual variability in cognitive aging trajectories.</w:t>
+      </w:r>
+      <w:r>
+        <w:t xml:space="preserve"> </w:t>
+      </w:r>
+      <w:r>
+        <w:t xml:space="preserve">Each grey line represents one individual hypothetical cognitive health trajectory.</w:t>
+      </w:r>
+      <w:r>
+        <w:t xml:space="preserve"> </w:t>
+      </w:r>
+      <w:r>
+        <w:t xml:space="preserve">Established and emerging mechanisms that determine whether a given individual experiences more stable (in green) vs. declining (in purple) trajectories are the focus of this review.</w:t>
+      </w:r>
+      <w:r>
+        <w:t xml:space="preserve"> </w:t>
+      </w:r>
+      <w:r>
+        <w:t xml:space="preserve">The orange line marks the threshold for functional independence; once an individual’s cognitive health drops below this level, autonomous daily living is compromised.</w:t>
+      </w:r>
+      <w:r>
+        <w:t xml:space="preserve"> </w:t>
+      </w:r>
+      <w:r>
+        <w:t xml:space="preserve">(Figure reprinted from</w:t>
+      </w:r>
+      <w:r>
+        <w:t xml:space="preserve"> </w:t>
+      </w:r>
+      <w:r>
+        <w:t xml:space="preserve">Abrous et al. (</w:t>
+      </w:r>
+      <w:hyperlink w:anchor="ref-Abrous2026">
+        <w:r>
+          <w:rPr>
+            <w:rStyle w:val="Hyperlink"/>
+          </w:rPr>
+          <w:t xml:space="preserve">2026</w:t>
+        </w:r>
+      </w:hyperlink>
+      <w:r>
+        <w:t xml:space="preserve">)</w:t>
+      </w:r>
+      <w:r>
+        <w:t xml:space="preserve">, Figure 1, p. 2. Abrous, D. N., Blin, N., Boraxbekk, C.-J., Catheline, G., Fitzsimons, C. P., Hilscher, M., Lemoine, M., Lopes, L. V., Maass, A., Nilsson, M., Nyberg, L., Rasmussen, L. J., Remondes, M., Sauvage, M., Schreiber, S., &amp; Wolbers, T. (2026). Hallmarks of healthy cognitive aging: Inter-individual differences in aging trajectories.</w:t>
+      </w:r>
+      <w:r>
+        <w:t xml:space="preserve"> </w:t>
+      </w:r>
+      <w:r>
+        <w:rPr>
+          <w:i/>
+          <w:iCs/>
+        </w:rPr>
+        <w:t xml:space="preserve">Ageing Research Reviews</w:t>
+      </w:r>
+      <w:r>
+        <w:t xml:space="preserve">, 119, 103102.</w:t>
+      </w:r>
+      <w:r>
+        <w:t xml:space="preserve"> </w:t>
+      </w:r>
+      <w:hyperlink r:id="rId42">
+        <w:r>
+          <w:rPr>
+            <w:rStyle w:val="Hyperlink"/>
+          </w:rPr>
+          <w:t xml:space="preserve">https://doi.org/10.1016/j.arr.2026.103102</w:t>
+        </w:r>
+      </w:hyperlink>
+      <w:r>
+        <w:t xml:space="preserve">)</w:t>
+      </w:r>
+    </w:p>
+    <w:p>
+      <w:pPr>
+        <w:pStyle w:val="FigureWithoutNote"/>
+      </w:pPr>
+      <w:r>
+        <w:drawing>
+          <wp:inline>
+            <wp:extent cx="3044952" cy="2272311"/>
+            <wp:effectExtent b="0" l="0" r="0" t="0"/>
+            <wp:docPr descr="" title="" id="44" name="Picture"/>
+            <a:graphic>
+              <a:graphicData uri="http://schemas.openxmlformats.org/drawingml/2006/picture">
+                <pic:pic>
+                  <pic:nvPicPr>
+                    <pic:cNvPr descr="Figures/Abrous2026_figure1.jpg" id="45" name="Picture"/>
+                    <pic:cNvPicPr>
+                      <a:picLocks noChangeArrowheads="1" noChangeAspect="1"/>
+                    </pic:cNvPicPr>
+                  </pic:nvPicPr>
+                  <pic:blipFill>
+                    <a:blip r:embed="rId43"/>
+                    <a:stretch>
+                      <a:fillRect/>
+                    </a:stretch>
+                  </pic:blipFill>
+                  <pic:spPr bwMode="auto">
+                    <a:xfrm>
+                      <a:off x="0" y="0"/>
+                      <a:ext cx="3044952" cy="2272311"/>
+                    </a:xfrm>
+                    <a:prstGeom prst="rect">
+                      <a:avLst/>
+                    </a:prstGeom>
+                    <a:noFill/>
+                    <a:ln w="9525">
+                      <a:noFill/>
+                      <a:headEnd/>
+                      <a:tailEnd/>
+                    </a:ln>
+                  </pic:spPr>
+                </pic:pic>
+              </a:graphicData>
+            </a:graphic>
+          </wp:inline>
+        </w:drawing>
+      </w:r>
+    </w:p>
+    <w:bookmarkEnd w:id="46"/>
+    <w:p>
+      <w:pPr>
+        <w:pStyle w:val="AfterWithoutNote"/>
       </w:pPr>
       <w:r>
         <w:t xml:space="preserve">Because longitudinal designs follow the same person(s) over time, such a design allows examining individuals’ change across time.</w:t>
@@ -697,8 +899,8 @@
         <w:t xml:space="preserve">However, even cross-sectional work spanning the lifespan is not often conducted.</w:t>
       </w:r>
     </w:p>
-    <w:bookmarkEnd w:id="42"/>
-    <w:bookmarkStart w:id="43" w:name="the-problemobstacle"/>
+    <w:bookmarkEnd w:id="47"/>
+    <w:bookmarkStart w:id="48" w:name="the-problemobstacle"/>
     <w:p>
       <w:pPr>
         <w:pStyle w:val="Heading1"/>
@@ -707,8 +909,8 @@
         <w:t xml:space="preserve">The Problem/Obstacle</w:t>
       </w:r>
     </w:p>
-    <w:bookmarkEnd w:id="43"/>
-    <w:bookmarkStart w:id="54" w:name="reasons-for-the-problem"/>
+    <w:bookmarkEnd w:id="48"/>
+    <w:bookmarkStart w:id="59" w:name="reasons-for-the-problem"/>
     <w:p>
       <w:pPr>
         <w:pStyle w:val="Heading1"/>
@@ -775,7 +977,7 @@
         <w:t xml:space="preserve">To ground the discussion, we provide examples relating to externalizing psychopathology; however, these issues are not specific to externalizing.</w:t>
       </w:r>
     </w:p>
-    <w:bookmarkStart w:id="47" w:name="problems-of-our-constructs"/>
+    <w:bookmarkStart w:id="52" w:name="problems-of-our-constructs"/>
     <w:p>
       <w:pPr>
         <w:pStyle w:val="Heading2"/>
@@ -804,7 +1006,7 @@
         <w:t xml:space="preserve">Moreover, where such theories do indicate changes in behavioral manifestation across development, diagnostic and taxonomic systems do not incorporate these developmental changes.</w:t>
       </w:r>
     </w:p>
-    <w:bookmarkStart w:id="46" w:name="lack-of-a-developmental-perspective"/>
+    <w:bookmarkStart w:id="51" w:name="lack-of-a-developmental-perspective"/>
     <w:p>
       <w:pPr>
         <w:pStyle w:val="Heading3"/>
@@ -885,7 +1087,7 @@
         <w:rPr>
           <w:rStyle w:val="FootnoteReference"/>
         </w:rPr>
-        <w:footnoteReference w:id="44"/>
+        <w:footnoteReference w:id="49"/>
       </w:r>
       <w:r>
         <w:t xml:space="preserve">—the diagnostic criteria do not differ across development, even though diagnostic manuals acknowledge that developmental factors impact symptom presentation</w:t>
@@ -894,96 +1096,96 @@
         <w:rPr>
           <w:rStyle w:val="FootnoteReference"/>
         </w:rPr>
-        <w:footnoteReference w:id="45"/>
+        <w:footnoteReference w:id="50"/>
       </w:r>
       <w:r>
         <w:t xml:space="preserve">.</w:t>
-      </w:r>
-    </w:p>
-    <w:bookmarkEnd w:id="46"/>
-    <w:bookmarkEnd w:id="47"/>
-    <w:bookmarkStart w:id="52" w:name="X08761d2e933d3c63251c7853a991975a4515ca5"/>
-    <w:p>
-      <w:pPr>
-        <w:pStyle w:val="Heading2"/>
-      </w:pPr>
-      <w:r>
-        <w:t xml:space="preserve">Problems of Existing Assessments and Traditional Scoring Systems</w:t>
-      </w:r>
-    </w:p>
-    <w:p>
-      <w:pPr>
-        <w:pStyle w:val="FirstParagraph"/>
-      </w:pPr>
-      <w:r>
-        <w:t xml:space="preserve">Other key reasons the field has failed to adequately study individuals’ development of psychopathology across the lifespan represent method problems—namely, problems with existing assessments and how those assessments are used, based on traditional scoring systems.</w:t>
-      </w:r>
-      <w:r>
-        <w:t xml:space="preserve"> </w:t>
-      </w:r>
-      <w:r>
-        <w:t xml:space="preserve">There is a mismatch metween theory and method.</w:t>
-      </w:r>
-      <w:r>
-        <w:t xml:space="preserve"> </w:t>
-      </w:r>
-      <w:r>
-        <w:t xml:space="preserve">In particular, there is a mismatch between theory of constructs—including how a construct manifest behaviorally—and our methods to assess the construct and to evaluate people’s level and change in that construct.</w:t>
-      </w:r>
-    </w:p>
-    <w:bookmarkStart w:id="48" w:name="X4c94655489fd3e3efea19c584555f75e74709d7"/>
-    <w:p>
-      <w:pPr>
-        <w:pStyle w:val="Heading3"/>
-      </w:pPr>
-      <w:r>
-        <w:t xml:space="preserve">Do Not Adequately Capture Constructs’ Change in Behavioral Manifestation Across Development</w:t>
-      </w:r>
-    </w:p>
-    <w:bookmarkEnd w:id="48"/>
-    <w:bookmarkStart w:id="49" w:name="Xdc13d281466e499f4855c3876fd0a0cd5a1ffa2"/>
-    <w:p>
-      <w:pPr>
-        <w:pStyle w:val="Heading3"/>
-      </w:pPr>
-      <w:r>
-        <w:t xml:space="preserve">Do Not Allow Charting Individuals’ Change Over Time When the Construct Changes in Behavioral Manifestation</w:t>
-      </w:r>
-    </w:p>
-    <w:bookmarkEnd w:id="49"/>
-    <w:bookmarkStart w:id="50" w:name="X5b5ec984eec4bed4d234d034c192bb08d883361"/>
-    <w:p>
-      <w:pPr>
-        <w:pStyle w:val="Heading3"/>
-      </w:pPr>
-      <w:r>
-        <w:t xml:space="preserve">Not Well-Suited For Capturing the Full Range of Individual Differences</w:t>
-      </w:r>
-    </w:p>
-    <w:bookmarkEnd w:id="50"/>
-    <w:bookmarkStart w:id="51" w:name="X7a68df1e46d6eb3875992be7e28db94db9dbc3e"/>
-    <w:p>
-      <w:pPr>
-        <w:pStyle w:val="Heading3"/>
-      </w:pPr>
-      <w:r>
-        <w:t xml:space="preserve">Not Well-Suited for Capturing Individuals’ Change Over Time</w:t>
       </w:r>
     </w:p>
     <w:bookmarkEnd w:id="51"/>
     <w:bookmarkEnd w:id="52"/>
-    <w:bookmarkStart w:id="53" w:name="example-externalizing-psychopathology"/>
+    <w:bookmarkStart w:id="57" w:name="X08761d2e933d3c63251c7853a991975a4515ca5"/>
     <w:p>
       <w:pPr>
         <w:pStyle w:val="Heading2"/>
       </w:pPr>
       <w:r>
+        <w:t xml:space="preserve">Problems of Existing Assessments and Traditional Scoring Systems</w:t>
+      </w:r>
+    </w:p>
+    <w:p>
+      <w:pPr>
+        <w:pStyle w:val="FirstParagraph"/>
+      </w:pPr>
+      <w:r>
+        <w:t xml:space="preserve">Other key reasons the field has failed to adequately study individuals’ development of psychopathology across the lifespan represent method problems—namely, problems with existing assessments and how those assessments are used, based on traditional scoring systems.</w:t>
+      </w:r>
+      <w:r>
+        <w:t xml:space="preserve"> </w:t>
+      </w:r>
+      <w:r>
+        <w:t xml:space="preserve">There is a mismatch metween theory and method.</w:t>
+      </w:r>
+      <w:r>
+        <w:t xml:space="preserve"> </w:t>
+      </w:r>
+      <w:r>
+        <w:t xml:space="preserve">In particular, there is a mismatch between theory of constructs—including how a construct manifest behaviorally—and our methods to assess the construct and to evaluate people’s level and change in that construct.</w:t>
+      </w:r>
+    </w:p>
+    <w:bookmarkStart w:id="53" w:name="X4c94655489fd3e3efea19c584555f75e74709d7"/>
+    <w:p>
+      <w:pPr>
+        <w:pStyle w:val="Heading3"/>
+      </w:pPr>
+      <w:r>
+        <w:t xml:space="preserve">Do Not Adequately Capture Constructs’ Change in Behavioral Manifestation Across Development</w:t>
+      </w:r>
+    </w:p>
+    <w:bookmarkEnd w:id="53"/>
+    <w:bookmarkStart w:id="54" w:name="Xdc13d281466e499f4855c3876fd0a0cd5a1ffa2"/>
+    <w:p>
+      <w:pPr>
+        <w:pStyle w:val="Heading3"/>
+      </w:pPr>
+      <w:r>
+        <w:t xml:space="preserve">Do Not Allow Charting Individuals’ Change Over Time When the Construct Changes in Behavioral Manifestation</w:t>
+      </w:r>
+    </w:p>
+    <w:bookmarkEnd w:id="54"/>
+    <w:bookmarkStart w:id="55" w:name="X5b5ec984eec4bed4d234d034c192bb08d883361"/>
+    <w:p>
+      <w:pPr>
+        <w:pStyle w:val="Heading3"/>
+      </w:pPr>
+      <w:r>
+        <w:t xml:space="preserve">Not Well-Suited For Capturing the Full Range of Individual Differences</w:t>
+      </w:r>
+    </w:p>
+    <w:bookmarkEnd w:id="55"/>
+    <w:bookmarkStart w:id="56" w:name="X7a68df1e46d6eb3875992be7e28db94db9dbc3e"/>
+    <w:p>
+      <w:pPr>
+        <w:pStyle w:val="Heading3"/>
+      </w:pPr>
+      <w:r>
+        <w:t xml:space="preserve">Not Well-Suited for Capturing Individuals’ Change Over Time</w:t>
+      </w:r>
+    </w:p>
+    <w:bookmarkEnd w:id="56"/>
+    <w:bookmarkEnd w:id="57"/>
+    <w:bookmarkStart w:id="58" w:name="example-externalizing-psychopathology"/>
+    <w:p>
+      <w:pPr>
+        <w:pStyle w:val="Heading2"/>
+      </w:pPr>
+      <w:r>
         <w:t xml:space="preserve">Example: Externalizing Psychopathology</w:t>
       </w:r>
     </w:p>
-    <w:bookmarkEnd w:id="53"/>
-    <w:bookmarkEnd w:id="54"/>
-    <w:bookmarkStart w:id="55" w:name="X90173f212147643646723f86a6ce6f8ad77bf31"/>
+    <w:bookmarkEnd w:id="58"/>
+    <w:bookmarkEnd w:id="59"/>
+    <w:bookmarkStart w:id="60" w:name="X90173f212147643646723f86a6ce6f8ad77bf31"/>
     <w:p>
       <w:pPr>
         <w:pStyle w:val="Heading1"/>
@@ -992,8 +1194,8 @@
         <w:t xml:space="preserve">Solution: A Developmental Scaling Framework</w:t>
       </w:r>
     </w:p>
-    <w:bookmarkEnd w:id="55"/>
-    <w:bookmarkStart w:id="63" w:name="other-key-challenges-to-address"/>
+    <w:bookmarkEnd w:id="60"/>
+    <w:bookmarkStart w:id="68" w:name="other-key-challenges-to-address"/>
     <w:p>
       <w:pPr>
         <w:pStyle w:val="Heading1"/>
@@ -1002,7 +1204,7 @@
         <w:t xml:space="preserve">Other Key Challenges to Address</w:t>
       </w:r>
     </w:p>
-    <w:bookmarkStart w:id="60" w:name="sec-potential-confounds-of-change"/>
+    <w:bookmarkStart w:id="65" w:name="sec-potential-confounds-of-change"/>
     <w:p>
       <w:pPr>
         <w:pStyle w:val="Heading2"/>
@@ -1011,17 +1213,17 @@
         <w:t xml:space="preserve">Potential Confounds of Change</w:t>
       </w:r>
     </w:p>
-    <w:bookmarkStart w:id="56" w:name="practice-effects"/>
+    <w:bookmarkStart w:id="61" w:name="practiceretest-effects"/>
     <w:p>
       <w:pPr>
         <w:pStyle w:val="Heading3"/>
       </w:pPr>
       <w:r>
-        <w:t xml:space="preserve">Practice Effects</w:t>
-      </w:r>
-    </w:p>
-    <w:bookmarkEnd w:id="56"/>
-    <w:bookmarkStart w:id="57" w:name="period-and-cohort-effects"/>
+        <w:t xml:space="preserve">Practice/Retest Effects</w:t>
+      </w:r>
+    </w:p>
+    <w:bookmarkEnd w:id="61"/>
+    <w:bookmarkStart w:id="62" w:name="period-and-cohort-effects"/>
     <w:p>
       <w:pPr>
         <w:pStyle w:val="Heading3"/>
@@ -1030,8 +1232,8 @@
         <w:t xml:space="preserve">Period and Cohort Effects</w:t>
       </w:r>
     </w:p>
-    <w:bookmarkEnd w:id="57"/>
-    <w:bookmarkStart w:id="58" w:name="measurement-error"/>
+    <w:bookmarkEnd w:id="62"/>
+    <w:bookmarkStart w:id="63" w:name="measurement-error"/>
     <w:p>
       <w:pPr>
         <w:pStyle w:val="Heading3"/>
@@ -1040,8 +1242,8 @@
         <w:t xml:space="preserve">Measurement Error</w:t>
       </w:r>
     </w:p>
-    <w:bookmarkEnd w:id="58"/>
-    <w:bookmarkStart w:id="59" w:name="change-in-meaning-of-the-scores"/>
+    <w:bookmarkEnd w:id="63"/>
+    <w:bookmarkStart w:id="64" w:name="change-in-meaning-of-the-scores"/>
     <w:p>
       <w:pPr>
         <w:pStyle w:val="Heading3"/>
@@ -1050,9 +1252,9 @@
         <w:t xml:space="preserve">Change in Meaning of the Scores</w:t>
       </w:r>
     </w:p>
-    <w:bookmarkEnd w:id="59"/>
-    <w:bookmarkEnd w:id="60"/>
-    <w:bookmarkStart w:id="61" w:name="factorial-invariance-across-time"/>
+    <w:bookmarkEnd w:id="64"/>
+    <w:bookmarkEnd w:id="65"/>
+    <w:bookmarkStart w:id="66" w:name="factorial-invariance-across-time"/>
     <w:p>
       <w:pPr>
         <w:pStyle w:val="Heading2"/>
@@ -1061,8 +1263,8 @@
         <w:t xml:space="preserve">Factorial Invariance Across Time</w:t>
       </w:r>
     </w:p>
-    <w:bookmarkEnd w:id="61"/>
-    <w:bookmarkStart w:id="62" w:name="obsolescence-of-items-and-measures"/>
+    <w:bookmarkEnd w:id="66"/>
+    <w:bookmarkStart w:id="67" w:name="obsolescence-of-items-and-measures"/>
     <w:p>
       <w:pPr>
         <w:pStyle w:val="Heading2"/>
@@ -1071,9 +1273,9 @@
         <w:t xml:space="preserve">Obsolescence of Items and Measures</w:t>
       </w:r>
     </w:p>
-    <w:bookmarkEnd w:id="62"/>
-    <w:bookmarkEnd w:id="63"/>
-    <w:bookmarkStart w:id="64" w:name="conclusion"/>
+    <w:bookmarkEnd w:id="67"/>
+    <w:bookmarkEnd w:id="68"/>
+    <w:bookmarkStart w:id="69" w:name="conclusion"/>
     <w:p>
       <w:pPr>
         <w:pStyle w:val="Heading1"/>
@@ -1102,8 +1304,8 @@
         <w:t xml:space="preserve">Although this manuscript focuses on development of psychopathology, the principles discussed likely apply to many other developmental domains.</w:t>
       </w:r>
     </w:p>
-    <w:bookmarkEnd w:id="64"/>
-    <w:bookmarkStart w:id="74" w:name="references"/>
+    <w:bookmarkEnd w:id="69"/>
+    <w:bookmarkStart w:id="82" w:name="references"/>
     <w:p>
       <w:pPr>
         <w:pStyle w:val="Heading1"/>
@@ -1112,8 +1314,55 @@
         <w:t xml:space="preserve">References</w:t>
       </w:r>
     </w:p>
-    <w:bookmarkStart w:id="73" w:name="refs"/>
-    <w:bookmarkStart w:id="65" w:name="ref-Ackerman2013"/>
+    <w:bookmarkStart w:id="81" w:name="refs"/>
+    <w:bookmarkStart w:id="70" w:name="ref-Abrous2026"/>
+    <w:p>
+      <w:pPr>
+        <w:pStyle w:val="Bibliography"/>
+      </w:pPr>
+      <w:r>
+        <w:t xml:space="preserve">Abrous, D. N., Blin, N., Boraxbekk, C.-J., Catheline, G., Fitzsimons, C. P., Hilscher, M., Lemoine, M., Lopes, L. V., Maass, A., Nilsson, M., Nyberg, L., Rasmussen, L. J., Remondes, M., Sauvage, M., Schreiber, S., &amp; Wolbers, T. (2026). Hallmarks of healthy cognitive aging: Inter-individual differences in aging trajectories.</w:t>
+      </w:r>
+      <w:r>
+        <w:t xml:space="preserve"> </w:t>
+      </w:r>
+      <w:r>
+        <w:rPr>
+          <w:i/>
+          <w:iCs/>
+        </w:rPr>
+        <w:t xml:space="preserve">Ageing Research Reviews</w:t>
+      </w:r>
+      <w:r>
+        <w:t xml:space="preserve">,</w:t>
+      </w:r>
+      <w:r>
+        <w:t xml:space="preserve"> </w:t>
+      </w:r>
+      <w:r>
+        <w:rPr>
+          <w:i/>
+          <w:iCs/>
+        </w:rPr>
+        <w:t xml:space="preserve">119</w:t>
+      </w:r>
+      <w:r>
+        <w:t xml:space="preserve">, 103102.</w:t>
+      </w:r>
+      <w:r>
+        <w:t xml:space="preserve"> </w:t>
+      </w:r>
+      <w:hyperlink r:id="rId42">
+        <w:r>
+          <w:rPr>
+            <w:rStyle w:val="Hyperlink"/>
+          </w:rPr>
+          <w:t xml:space="preserve">https://doi.org/10.1016/j.arr.2026.103102</w:t>
+        </w:r>
+      </w:hyperlink>
+    </w:p>
+    <w:bookmarkEnd w:id="70"/>
+    <w:bookmarkStart w:id="71" w:name="ref-Ackerman2013"/>
     <w:p>
       <w:pPr>
         <w:pStyle w:val="Bibliography"/>
@@ -1138,8 +1387,8 @@
         <w:t xml:space="preserve">(pp. 119–132). American Psychological Association.</w:t>
       </w:r>
     </w:p>
-    <w:bookmarkEnd w:id="65"/>
-    <w:bookmarkStart w:id="66" w:name="ref-APA2022"/>
+    <w:bookmarkEnd w:id="71"/>
+    <w:bookmarkStart w:id="72" w:name="ref-APA2022"/>
     <w:p>
       <w:pPr>
         <w:pStyle w:val="Bibliography"/>
@@ -1189,8 +1438,55 @@
         <w:t xml:space="preserve">. American Psychiatric Publishing.</w:t>
       </w:r>
     </w:p>
-    <w:bookmarkEnd w:id="66"/>
-    <w:bookmarkStart w:id="68" w:name="ref-Insel2008"/>
+    <w:bookmarkEnd w:id="72"/>
+    <w:bookmarkStart w:id="74" w:name="ref-Godoy2021"/>
+    <w:p>
+      <w:pPr>
+        <w:pStyle w:val="Bibliography"/>
+      </w:pPr>
+      <w:r>
+        <w:t xml:space="preserve">Godoy, L. L. de, Alves, C. A. P. F., Saavedra, J. S. M., Studart-Neto, A., Nitrini, R., Costa Leite, C. da, &amp; Bisdas, S. (2021). Understanding brain resilience in superagers: A systematic review.</w:t>
+      </w:r>
+      <w:r>
+        <w:t xml:space="preserve"> </w:t>
+      </w:r>
+      <w:r>
+        <w:rPr>
+          <w:i/>
+          <w:iCs/>
+        </w:rPr>
+        <w:t xml:space="preserve">Neuroradiology</w:t>
+      </w:r>
+      <w:r>
+        <w:t xml:space="preserve">,</w:t>
+      </w:r>
+      <w:r>
+        <w:t xml:space="preserve"> </w:t>
+      </w:r>
+      <w:r>
+        <w:rPr>
+          <w:i/>
+          <w:iCs/>
+        </w:rPr>
+        <w:t xml:space="preserve">63</w:t>
+      </w:r>
+      <w:r>
+        <w:t xml:space="preserve">(5), 663–683.</w:t>
+      </w:r>
+      <w:r>
+        <w:t xml:space="preserve"> </w:t>
+      </w:r>
+      <w:hyperlink r:id="rId73">
+        <w:r>
+          <w:rPr>
+            <w:rStyle w:val="Hyperlink"/>
+          </w:rPr>
+          <w:t xml:space="preserve">https://doi.org/10.1007/s00234-020-02562-1</w:t>
+        </w:r>
+      </w:hyperlink>
+    </w:p>
+    <w:bookmarkEnd w:id="74"/>
+    <w:bookmarkStart w:id="76" w:name="ref-Insel2008"/>
     <w:p>
       <w:pPr>
         <w:pStyle w:val="Bibliography"/>
@@ -1227,7 +1523,7 @@
       <w:r>
         <w:t xml:space="preserve"> </w:t>
       </w:r>
-      <w:hyperlink r:id="rId67">
+      <w:hyperlink r:id="rId75">
         <w:r>
           <w:rPr>
             <w:rStyle w:val="Hyperlink"/>
@@ -1236,8 +1532,8 @@
         </w:r>
       </w:hyperlink>
     </w:p>
-    <w:bookmarkEnd w:id="68"/>
-    <w:bookmarkStart w:id="70" w:name="ref-Wakschlag2019"/>
+    <w:bookmarkEnd w:id="76"/>
+    <w:bookmarkStart w:id="78" w:name="ref-Wakschlag2019"/>
     <w:p>
       <w:pPr>
         <w:pStyle w:val="Bibliography"/>
@@ -1274,7 +1570,7 @@
       <w:r>
         <w:t xml:space="preserve"> </w:t>
       </w:r>
-      <w:hyperlink r:id="rId69">
+      <w:hyperlink r:id="rId77">
         <w:r>
           <w:rPr>
             <w:rStyle w:val="Hyperlink"/>
@@ -1283,8 +1579,8 @@
         </w:r>
       </w:hyperlink>
     </w:p>
-    <w:bookmarkEnd w:id="70"/>
-    <w:bookmarkStart w:id="72" w:name="ref-WHO2022"/>
+    <w:bookmarkEnd w:id="78"/>
+    <w:bookmarkStart w:id="80" w:name="ref-WHO2022"/>
     <w:p>
       <w:pPr>
         <w:pStyle w:val="Bibliography"/>
@@ -1322,7 +1618,7 @@
       <w:r>
         <w:t xml:space="preserve"> </w:t>
       </w:r>
-      <w:hyperlink r:id="rId71">
+      <w:hyperlink r:id="rId79">
         <w:r>
           <w:rPr>
             <w:rStyle w:val="Hyperlink"/>
@@ -1331,14 +1627,14 @@
         </w:r>
       </w:hyperlink>
     </w:p>
-    <w:bookmarkEnd w:id="72"/>
-    <w:bookmarkEnd w:id="73"/>
+    <w:bookmarkEnd w:id="80"/>
+    <w:bookmarkEnd w:id="81"/>
     <w:p>
       <w:r>
         <w:br w:type="page"/>
       </w:r>
     </w:p>
-    <w:bookmarkEnd w:id="74"/>
+    <w:bookmarkEnd w:id="82"/>
     <w:p>
       <w:pPr>
         <w:pStyle w:val="Heading1"/>
@@ -1347,7 +1643,7 @@
         <w:t xml:space="preserve">Appendix A</w:t>
       </w:r>
     </w:p>
-    <w:bookmarkStart w:id="75" w:name="apx-a"/>
+    <w:bookmarkStart w:id="83" w:name="apx-a"/>
     <w:p>
       <w:pPr>
         <w:pStyle w:val="Heading1"/>
@@ -1361,7 +1657,7 @@
         <w:br w:type="page"/>
       </w:r>
     </w:p>
-    <w:bookmarkEnd w:id="75"/>
+    <w:bookmarkEnd w:id="83"/>
     <w:p>
       <w:pPr>
         <w:pStyle w:val="Heading1"/>
@@ -1370,7 +1666,7 @@
         <w:t xml:space="preserve">Appendix B</w:t>
       </w:r>
     </w:p>
-    <w:bookmarkStart w:id="76" w:name="apx-b"/>
+    <w:bookmarkStart w:id="84" w:name="apx-b"/>
     <w:p>
       <w:pPr>
         <w:pStyle w:val="Heading1"/>
@@ -1379,7 +1675,7 @@
         <w:t xml:space="preserve">Another Appendix</w:t>
       </w:r>
     </w:p>
-    <w:bookmarkEnd w:id="76"/>
+    <w:bookmarkEnd w:id="84"/>
     <w:sectPr>
       <w:headerReference r:id="rId8" w:type="even"/>
       <w:headerReference r:id="rId9" w:type="default"/>
@@ -1445,7 +1741,7 @@
       </w:r>
     </w:p>
   </w:footnote>
-  <w:footnote w:id="44">
+  <w:footnote w:id="49">
     <w:p>
       <w:pPr>
         <w:pStyle w:val="FootnoteText"/>
@@ -1520,7 +1816,7 @@
       </w:r>
     </w:p>
   </w:footnote>
-  <w:footnote w:id="45">
+  <w:footnote w:id="50">
     <w:p>
       <w:pPr>
         <w:pStyle w:val="FootnoteText"/>

--- a/index.docx
+++ b/index.docx
@@ -909,6 +909,20 @@
         <w:t xml:space="preserve">The Problem/Obstacle</w:t>
       </w:r>
     </w:p>
+    <w:p>
+      <w:pPr>
+        <w:pStyle w:val="FirstParagraph"/>
+      </w:pPr>
+      <w:r>
+        <w:t xml:space="preserve">The focal problem examined in this paper is that the field has not adequately studied individuals’ development of psychopathology across the lifespan, instead taking a piecewise approach to development.</w:t>
+      </w:r>
+      <w:r>
+        <w:t xml:space="preserve"> </w:t>
+      </w:r>
+      <w:r>
+        <w:t xml:space="preserve">The piecewise approach to development limits our understanding of lifespan development and the origins of psychopathology.</w:t>
+      </w:r>
+    </w:p>
     <w:bookmarkEnd w:id="48"/>
     <w:bookmarkStart w:id="59" w:name="reasons-for-the-problem"/>
     <w:p>
@@ -977,13 +991,13 @@
         <w:t xml:space="preserve">To ground the discussion, we provide examples relating to externalizing psychopathology; however, these issues are not specific to externalizing.</w:t>
       </w:r>
     </w:p>
-    <w:bookmarkStart w:id="52" w:name="problems-of-our-constructs"/>
+    <w:bookmarkStart w:id="52" w:name="problems-of-constructs"/>
     <w:p>
       <w:pPr>
         <w:pStyle w:val="Heading2"/>
       </w:pPr>
       <w:r>
-        <w:t xml:space="preserve">Problems of our Constructs</w:t>
+        <w:t xml:space="preserve">Problems of Constructs</w:t>
       </w:r>
     </w:p>
     <w:p>
@@ -991,7 +1005,7 @@
         <w:pStyle w:val="FirstParagraph"/>
       </w:pPr>
       <w:r>
-        <w:t xml:space="preserve">The first reason the field has failed to adequately study individuals’ development of psychopathology across the lifespan represents a theory problem—namely, problems with our constructs, and the codifying of those constructs in diagnostic and taxonimc systems.</w:t>
+        <w:t xml:space="preserve">The first reason the field has failed to adequately study individuals’ development of psychopathology across the lifespan represents a theory problem—namely, problems with constructs, and the codifying of those constructs in diagnostic and taxonimc systems.</w:t>
       </w:r>
       <w:r>
         <w:t xml:space="preserve"> </w:t>
@@ -1002,6 +1016,452 @@
       <w:r>
         <w:t xml:space="preserve"> </w:t>
       </w:r>
+      <w:r>
+        <w:t xml:space="preserve">For instance, theories do not specify the features (e.g., cognitive, affective, or biological processes) or behaviors that characterize a given construct in each developmental period.</w:t>
+      </w:r>
+      <w:r>
+        <w:t xml:space="preserve"> </w:t>
+      </w:r>
+      <w:r>
+        <w:t xml:space="preserve">In addition, theories do not specify how those features or behaviors change across development with respect to how strongly they reflect the construct—as indicated by changes in factor loadings (in factor analysis) or discrimination (in item response theory)—or how they change in their level on the construct—as indicated by changes in intercepts (factor analysis) or difficulty/severity (item response theory).</w:t>
+      </w:r>
+    </w:p>
+    <w:p>
+      <w:pPr>
+        <w:pStyle w:val="BodyText"/>
+      </w:pPr>
+      <w:r>
+        <w:t xml:space="preserve">These gaps are important for several reasons.</w:t>
+      </w:r>
+      <w:r>
+        <w:t xml:space="preserve"> </w:t>
+      </w:r>
+      <w:r>
+        <w:t xml:space="preserve">First, psychopathology constructs often have earlier origins than their full clinical presentation.</w:t>
+      </w:r>
+      <w:r>
+        <w:t xml:space="preserve"> </w:t>
+      </w:r>
+      <w:r>
+        <w:t xml:space="preserve"> </w:t>
+      </w:r>
+      <w:r>
+        <w:t xml:space="preserve">Second, forms of psychopathology frequently show changes in behavioral manifestation across development—a phenomenon called heterotypic continuity.</w:t>
+      </w:r>
+      <w:r>
+        <w:t xml:space="preserve"> </w:t>
+      </w:r>
+    </w:p>
+    <w:p>
+      <w:pPr>
+        <w:pStyle w:val="BodyText"/>
+      </w:pPr>
+      <w:r>
+        <w:t xml:space="preserve">Considerable theoretical work attempts to characterize constructs across development.</w:t>
+      </w:r>
+      <w:r>
+        <w:t xml:space="preserve"> </w:t>
+      </w:r>
+      <w:r>
+        <w:t xml:space="preserve">For instance,</w:t>
+      </w:r>
+      <w:r>
+        <w:t xml:space="preserve"> </w:t>
+      </w:r>
+      <w:r>
+        <w:t xml:space="preserve">Patterson (</w:t>
+      </w:r>
+      <w:hyperlink w:anchor="ref-Patterson1993">
+        <w:r>
+          <w:rPr>
+            <w:rStyle w:val="Hyperlink"/>
+          </w:rPr>
+          <w:t xml:space="preserve">1993</w:t>
+        </w:r>
+      </w:hyperlink>
+      <w:r>
+        <w:t xml:space="preserve">)</w:t>
+      </w:r>
+      <w:r>
+        <w:t xml:space="preserve"> </w:t>
+      </w:r>
+      <w:r>
+        <w:t xml:space="preserve">characterized externalizing problems as a chimera.</w:t>
+      </w:r>
+      <w:r>
+        <w:t xml:space="preserve"> </w:t>
+      </w:r>
+      <w:r>
+        <w:t xml:space="preserve">A chimera is a mythical creature with the body of a goat that, with development, grows the head a lion and then a tail of a snake.</w:t>
+      </w:r>
+      <w:r>
+        <w:t xml:space="preserve"> </w:t>
+      </w:r>
+      <w:r>
+        <w:t xml:space="preserve">Patterson</w:t>
+      </w:r>
+      <w:r>
+        <w:t xml:space="preserve"> </w:t>
+      </w:r>
+      <w:r>
+        <w:t xml:space="preserve">(</w:t>
+      </w:r>
+      <w:hyperlink w:anchor="ref-Patterson1993">
+        <w:r>
+          <w:rPr>
+            <w:rStyle w:val="Hyperlink"/>
+          </w:rPr>
+          <w:t xml:space="preserve">1993</w:t>
+        </w:r>
+      </w:hyperlink>
+      <w:r>
+        <w:t xml:space="preserve">)</w:t>
+      </w:r>
+      <w:r>
+        <w:t xml:space="preserve"> </w:t>
+      </w:r>
+      <w:r>
+        <w:t xml:space="preserve">argued that externalizing behavior changes in manifestation across development such that underlying antisociality is maintained while more mature features are added across development.</w:t>
+      </w:r>
+      <w:r>
+        <w:t xml:space="preserve"> </w:t>
+      </w:r>
+      <w:r>
+        <w:t xml:space="preserve">In particular, Patterson</w:t>
+      </w:r>
+      <w:r>
+        <w:t xml:space="preserve"> </w:t>
+      </w:r>
+      <w:r>
+        <w:t xml:space="preserve">(</w:t>
+      </w:r>
+      <w:hyperlink w:anchor="ref-Patterson1993">
+        <w:r>
+          <w:rPr>
+            <w:rStyle w:val="Hyperlink"/>
+          </w:rPr>
+          <w:t xml:space="preserve">1993</w:t>
+        </w:r>
+      </w:hyperlink>
+      <w:r>
+        <w:t xml:space="preserve">)</w:t>
+      </w:r>
+      <w:r>
+        <w:t xml:space="preserve"> </w:t>
+      </w:r>
+      <w:r>
+        <w:t xml:space="preserve">noted that some externalizing behaviors wane with age, such as temper tantrams, whereas other externalizing behaviors emerge with age, including the ability to inflict serious damage or harm with violence, burglary, and shoplifting, in addition to problems such as academic failure, peer rejection, substance problems, and arrest.</w:t>
+      </w:r>
+      <w:r>
+        <w:t xml:space="preserve"> </w:t>
+      </w:r>
+      <w:r>
+        <w:t xml:space="preserve">These age-differing behaviors show strong stability of individual differences, indicating a consistent underlying construct</w:t>
+      </w:r>
+      <w:r>
+        <w:t xml:space="preserve"> </w:t>
+      </w:r>
+      <w:r>
+        <w:t xml:space="preserve">(</w:t>
+      </w:r>
+      <w:hyperlink w:anchor="ref-Patterson1993">
+        <w:r>
+          <w:rPr>
+            <w:rStyle w:val="Hyperlink"/>
+          </w:rPr>
+          <w:t xml:space="preserve">Patterson, 1993</w:t>
+        </w:r>
+      </w:hyperlink>
+      <w:r>
+        <w:t xml:space="preserve">)</w:t>
+      </w:r>
+      <w:r>
+        <w:t xml:space="preserve">.</w:t>
+      </w:r>
+      <w:r>
+        <w:t xml:space="preserve"> </w:t>
+      </w:r>
+      <w:r>
+        <w:t xml:space="preserve">Others have noted that externalizing problems are often expressed as overt acts in early childhood, such as physical aggression and temper tantrums; whereas externalizing problems are more often expressed later in development as covert and indirect or relational forms of aggression, rule breaking, and substance use</w:t>
+      </w:r>
+      <w:r>
+        <w:t xml:space="preserve"> </w:t>
+      </w:r>
+      <w:r>
+        <w:t xml:space="preserve">(</w:t>
+      </w:r>
+      <w:hyperlink w:anchor="ref-Miller2009">
+        <w:r>
+          <w:rPr>
+            <w:rStyle w:val="Hyperlink"/>
+          </w:rPr>
+          <w:t xml:space="preserve">Miller et al., 2009</w:t>
+        </w:r>
+      </w:hyperlink>
+      <w:r>
+        <w:t xml:space="preserve">;</w:t>
+      </w:r>
+      <w:r>
+        <w:t xml:space="preserve"> </w:t>
+      </w:r>
+      <w:hyperlink w:anchor="ref-Petersen2026">
+        <w:r>
+          <w:rPr>
+            <w:rStyle w:val="Hyperlink"/>
+          </w:rPr>
+          <w:t xml:space="preserve">Petersen et al., 2026</w:t>
+        </w:r>
+      </w:hyperlink>
+      <w:r>
+        <w:t xml:space="preserve">)</w:t>
+      </w:r>
+      <w:r>
+        <w:t xml:space="preserve">.</w:t>
+      </w:r>
+      <w:r>
+        <w:t xml:space="preserve"> </w:t>
+      </w:r>
+      <w:r>
+        <w:t xml:space="preserve">Consistent with the Developmental Issues Framework</w:t>
+      </w:r>
+      <w:r>
+        <w:t xml:space="preserve"> </w:t>
+      </w:r>
+      <w:r>
+        <w:t xml:space="preserve">(</w:t>
+      </w:r>
+      <w:hyperlink w:anchor="ref-Sroufe2016">
+        <w:r>
+          <w:rPr>
+            <w:rStyle w:val="Hyperlink"/>
+          </w:rPr>
+          <w:t xml:space="preserve">Sroufe, 2016</w:t>
+        </w:r>
+      </w:hyperlink>
+      <w:r>
+        <w:t xml:space="preserve">)</w:t>
+      </w:r>
+      <w:r>
+        <w:t xml:space="preserve">, the changing behavioral expression of externalizing problems likely reflects a combination of time-varying genetic and environmental factors, such as school entry transition, in combination with varying developmental tasks and greater experience-dependent capacity</w:t>
+      </w:r>
+      <w:r>
+        <w:t xml:space="preserve"> </w:t>
+      </w:r>
+      <w:r>
+        <w:t xml:space="preserve">(</w:t>
+      </w:r>
+      <w:hyperlink w:anchor="ref-Petersen2020">
+        <w:r>
+          <w:rPr>
+            <w:rStyle w:val="Hyperlink"/>
+          </w:rPr>
+          <w:t xml:space="preserve">Petersen et al., 2020</w:t>
+        </w:r>
+      </w:hyperlink>
+      <w:r>
+        <w:t xml:space="preserve">)</w:t>
+      </w:r>
+      <w:r>
+        <w:t xml:space="preserve">.</w:t>
+      </w:r>
+      <w:r>
+        <w:t xml:space="preserve"> </w:t>
+      </w:r>
+      <w:r>
+        <w:t xml:space="preserve">In addition to externalizing problems, both internalizing</w:t>
+      </w:r>
+      <w:r>
+        <w:t xml:space="preserve"> </w:t>
+      </w:r>
+      <w:r>
+        <w:t xml:space="preserve">(</w:t>
+      </w:r>
+      <w:hyperlink w:anchor="ref-Petersen2018">
+        <w:r>
+          <w:rPr>
+            <w:rStyle w:val="Hyperlink"/>
+          </w:rPr>
+          <w:t xml:space="preserve">Petersen et al., 2018</w:t>
+        </w:r>
+      </w:hyperlink>
+      <w:r>
+        <w:t xml:space="preserve">;</w:t>
+      </w:r>
+      <w:r>
+        <w:t xml:space="preserve"> </w:t>
+      </w:r>
+      <w:hyperlink w:anchor="ref-Weems2008">
+        <w:r>
+          <w:rPr>
+            <w:rStyle w:val="Hyperlink"/>
+          </w:rPr>
+          <w:t xml:space="preserve">Weems, 2008</w:t>
+        </w:r>
+      </w:hyperlink>
+      <w:r>
+        <w:t xml:space="preserve">;</w:t>
+      </w:r>
+      <w:r>
+        <w:t xml:space="preserve"> </w:t>
+      </w:r>
+      <w:hyperlink w:anchor="ref-Weiss2003">
+        <w:r>
+          <w:rPr>
+            <w:rStyle w:val="Hyperlink"/>
+          </w:rPr>
+          <w:t xml:space="preserve">Weiss &amp; Garber, 2003</w:t>
+        </w:r>
+      </w:hyperlink>
+      <w:r>
+        <w:t xml:space="preserve">)</w:t>
+      </w:r>
+      <w:r>
+        <w:t xml:space="preserve"> </w:t>
+      </w:r>
+      <w:r>
+        <w:t xml:space="preserve">and thought-disordered</w:t>
+      </w:r>
+      <w:r>
+        <w:t xml:space="preserve"> </w:t>
+      </w:r>
+      <w:r>
+        <w:t xml:space="preserve">(</w:t>
+      </w:r>
+      <w:hyperlink w:anchor="ref-Rutter2006">
+        <w:r>
+          <w:rPr>
+            <w:rStyle w:val="Hyperlink"/>
+          </w:rPr>
+          <w:t xml:space="preserve">Rutter et al., 2006</w:t>
+        </w:r>
+      </w:hyperlink>
+      <w:r>
+        <w:t xml:space="preserve">)</w:t>
+      </w:r>
+      <w:r>
+        <w:t xml:space="preserve"> </w:t>
+      </w:r>
+      <w:r>
+        <w:t xml:space="preserve">problems are thought to change in manifestation across development.</w:t>
+      </w:r>
+    </w:p>
+    <w:p>
+      <w:pPr>
+        <w:pStyle w:val="BodyText"/>
+      </w:pPr>
+      <w:r>
+        <w:t xml:space="preserve">However, more work is needed to developmentally parameterize constructs—to define constructs developmentally in terms of their features.</w:t>
+      </w:r>
+      <w:r>
+        <w:t xml:space="preserve"> </w:t>
+      </w:r>
+      <w:r>
+        <w:t xml:space="preserve">Recent empirical work suggests that it is uncommon for symptoms to change from one symptom to another for a given person at the subsequent measurement occasion</w:t>
+      </w:r>
+      <w:r>
+        <w:t xml:space="preserve"> </w:t>
+      </w:r>
+      <w:r>
+        <w:t xml:space="preserve">(</w:t>
+      </w:r>
+      <w:hyperlink w:anchor="ref-ApplegateInPress">
+        <w:r>
+          <w:rPr>
+            <w:rStyle w:val="Hyperlink"/>
+          </w:rPr>
+          <w:t xml:space="preserve">Applegate &amp; Lahey, in press</w:t>
+        </w:r>
+      </w:hyperlink>
+      <w:r>
+        <w:t xml:space="preserve">)</w:t>
+      </w:r>
+      <w:r>
+        <w:t xml:space="preserve">.</w:t>
+      </w:r>
+      <w:r>
+        <w:t xml:space="preserve"> </w:t>
+      </w:r>
+      <w:r>
+        <w:t xml:space="preserve">Nevertheless, the authors found that adding new symptoms and subtracting symptoms—other ways that a construct can change in manifestation—were both relatively common.</w:t>
+      </w:r>
+      <w:r>
+        <w:t xml:space="preserve"> </w:t>
+      </w:r>
+      <w:r>
+        <w:t xml:space="preserve">Moreover, just because a symptom persists does not mean that the behavioral manifestation of that symptom stays the same for that individual.</w:t>
+      </w:r>
+      <w:r>
+        <w:t xml:space="preserve"> </w:t>
+      </w:r>
+      <w:r>
+        <w:t xml:space="preserve">For instance, even if a symptom (e.g.,</w:t>
+      </w:r>
+      <w:r>
+        <w:t xml:space="preserve"> </w:t>
+      </w:r>
+      <w:r>
+        <w:t xml:space="preserve">“fighting”</w:t>
+      </w:r>
+      <w:r>
+        <w:t xml:space="preserve">) persists for an individual, their manifestation of fighting could differ in form, function, or mechanism</w:t>
+      </w:r>
+      <w:r>
+        <w:t xml:space="preserve"> </w:t>
+      </w:r>
+      <w:r>
+        <w:t xml:space="preserve">(</w:t>
+      </w:r>
+      <w:hyperlink w:anchor="ref-Petersen2024">
+        <w:r>
+          <w:rPr>
+            <w:rStyle w:val="Hyperlink"/>
+          </w:rPr>
+          <w:t xml:space="preserve">Petersen, 2024</w:t>
+        </w:r>
+      </w:hyperlink>
+      <w:r>
+        <w:t xml:space="preserve">)</w:t>
+      </w:r>
+      <w:r>
+        <w:t xml:space="preserve">.</w:t>
+      </w:r>
+      <w:r>
+        <w:t xml:space="preserve"> </w:t>
+      </w:r>
+      <w:r>
+        <w:t xml:space="preserve">Thus, as noted by</w:t>
+      </w:r>
+      <w:r>
+        <w:t xml:space="preserve"> </w:t>
+      </w:r>
+      <w:r>
+        <w:t xml:space="preserve">Applegate and Lahey (</w:t>
+      </w:r>
+      <w:hyperlink w:anchor="ref-ApplegateInPress">
+        <w:r>
+          <w:rPr>
+            <w:rStyle w:val="Hyperlink"/>
+          </w:rPr>
+          <w:t xml:space="preserve">in press</w:t>
+        </w:r>
+      </w:hyperlink>
+      <w:r>
+        <w:t xml:space="preserve">)</w:t>
+      </w:r>
+      <w:r>
+        <w:t xml:space="preserve">,</w:t>
+      </w:r>
+      <w:r>
+        <w:t xml:space="preserve"> </w:t>
+      </w:r>
+      <w:r>
+        <w:t xml:space="preserve">“future causal theories will need to rest on a more detailed and nuanced description of persistence and change at the level of specific psychological problems.”</w:t>
+      </w:r>
+    </w:p>
+    <w:p>
+      <w:pPr>
+        <w:pStyle w:val="BodyText"/>
+      </w:pPr>
       <w:r>
         <w:t xml:space="preserve">Moreover, where such theories do indicate changes in behavioral manifestation across development, diagnostic and taxonomic systems do not incorporate these developmental changes.</w:t>
       </w:r>
@@ -1305,7 +1765,7 @@
       </w:r>
     </w:p>
     <w:bookmarkEnd w:id="69"/>
-    <w:bookmarkStart w:id="82" w:name="references"/>
+    <w:bookmarkStart w:id="103" w:name="references"/>
     <w:p>
       <w:pPr>
         <w:pStyle w:val="Heading1"/>
@@ -1314,7 +1774,7 @@
         <w:t xml:space="preserve">References</w:t>
       </w:r>
     </w:p>
-    <w:bookmarkStart w:id="81" w:name="refs"/>
+    <w:bookmarkStart w:id="102" w:name="refs"/>
     <w:bookmarkStart w:id="70" w:name="ref-Abrous2026"/>
     <w:p>
       <w:pPr>
@@ -1439,7 +1899,41 @@
       </w:r>
     </w:p>
     <w:bookmarkEnd w:id="72"/>
-    <w:bookmarkStart w:id="74" w:name="ref-Godoy2021"/>
+    <w:bookmarkStart w:id="74" w:name="ref-ApplegateInPress"/>
+    <w:p>
+      <w:pPr>
+        <w:pStyle w:val="Bibliography"/>
+      </w:pPr>
+      <w:r>
+        <w:t xml:space="preserve">Applegate, B., &amp; Lahey, B. B. (in press). Mapping persistence and change in psychological problems during the transition to adolescence: Adding, subtracting, shifting, and persisting.</w:t>
+      </w:r>
+      <w:r>
+        <w:t xml:space="preserve"> </w:t>
+      </w:r>
+      <w:r>
+        <w:rPr>
+          <w:i/>
+          <w:iCs/>
+        </w:rPr>
+        <w:t xml:space="preserve">JCPP Advances</w:t>
+      </w:r>
+      <w:r>
+        <w:t xml:space="preserve">, e70043.</w:t>
+      </w:r>
+      <w:r>
+        <w:t xml:space="preserve"> </w:t>
+      </w:r>
+      <w:hyperlink r:id="rId73">
+        <w:r>
+          <w:rPr>
+            <w:rStyle w:val="Hyperlink"/>
+          </w:rPr>
+          <w:t xml:space="preserve">https://doi.org/10.1002/jcv2.70043</w:t>
+        </w:r>
+      </w:hyperlink>
+    </w:p>
+    <w:bookmarkEnd w:id="74"/>
+    <w:bookmarkStart w:id="76" w:name="ref-Godoy2021"/>
     <w:p>
       <w:pPr>
         <w:pStyle w:val="Bibliography"/>
@@ -1476,7 +1970,7 @@
       <w:r>
         <w:t xml:space="preserve"> </w:t>
       </w:r>
-      <w:hyperlink r:id="rId73">
+      <w:hyperlink r:id="rId75">
         <w:r>
           <w:rPr>
             <w:rStyle w:val="Hyperlink"/>
@@ -1485,8 +1979,8 @@
         </w:r>
       </w:hyperlink>
     </w:p>
-    <w:bookmarkEnd w:id="74"/>
-    <w:bookmarkStart w:id="76" w:name="ref-Insel2008"/>
+    <w:bookmarkEnd w:id="76"/>
+    <w:bookmarkStart w:id="78" w:name="ref-Insel2008"/>
     <w:p>
       <w:pPr>
         <w:pStyle w:val="Bibliography"/>
@@ -1523,7 +2017,7 @@
       <w:r>
         <w:t xml:space="preserve"> </w:t>
       </w:r>
-      <w:hyperlink r:id="rId75">
+      <w:hyperlink r:id="rId77">
         <w:r>
           <w:rPr>
             <w:rStyle w:val="Hyperlink"/>
@@ -1532,8 +2026,363 @@
         </w:r>
       </w:hyperlink>
     </w:p>
-    <w:bookmarkEnd w:id="76"/>
-    <w:bookmarkStart w:id="78" w:name="ref-Wakschlag2019"/>
+    <w:bookmarkEnd w:id="78"/>
+    <w:bookmarkStart w:id="80" w:name="ref-Miller2009"/>
+    <w:p>
+      <w:pPr>
+        <w:pStyle w:val="Bibliography"/>
+      </w:pPr>
+      <w:r>
+        <w:t xml:space="preserve">Miller, J. L., Vaillancourt, T., &amp; Boyle, M. H. (2009). Examining the heterotypic continuity of aggression using teacher reports: Results from a national canadian study.</w:t>
+      </w:r>
+      <w:r>
+        <w:t xml:space="preserve"> </w:t>
+      </w:r>
+      <w:r>
+        <w:rPr>
+          <w:i/>
+          <w:iCs/>
+        </w:rPr>
+        <w:t xml:space="preserve">Social Development</w:t>
+      </w:r>
+      <w:r>
+        <w:t xml:space="preserve">,</w:t>
+      </w:r>
+      <w:r>
+        <w:t xml:space="preserve"> </w:t>
+      </w:r>
+      <w:r>
+        <w:rPr>
+          <w:i/>
+          <w:iCs/>
+        </w:rPr>
+        <w:t xml:space="preserve">18</w:t>
+      </w:r>
+      <w:r>
+        <w:t xml:space="preserve">(1), 164–180.</w:t>
+      </w:r>
+      <w:r>
+        <w:t xml:space="preserve"> </w:t>
+      </w:r>
+      <w:hyperlink r:id="rId79">
+        <w:r>
+          <w:rPr>
+            <w:rStyle w:val="Hyperlink"/>
+          </w:rPr>
+          <w:t xml:space="preserve">https://doi.org/10.1111/j.1467-9507.2008.00480.x</w:t>
+        </w:r>
+      </w:hyperlink>
+    </w:p>
+    <w:bookmarkEnd w:id="80"/>
+    <w:bookmarkStart w:id="82" w:name="ref-Patterson1993"/>
+    <w:p>
+      <w:pPr>
+        <w:pStyle w:val="Bibliography"/>
+      </w:pPr>
+      <w:r>
+        <w:t xml:space="preserve">Patterson, G. R. (1993). Orderly change in a stable world: The antisocial trait as a chimera.</w:t>
+      </w:r>
+      <w:r>
+        <w:t xml:space="preserve"> </w:t>
+      </w:r>
+      <w:r>
+        <w:rPr>
+          <w:i/>
+          <w:iCs/>
+        </w:rPr>
+        <w:t xml:space="preserve">Journal of Consulting and Clinical Psychology</w:t>
+      </w:r>
+      <w:r>
+        <w:t xml:space="preserve">,</w:t>
+      </w:r>
+      <w:r>
+        <w:t xml:space="preserve"> </w:t>
+      </w:r>
+      <w:r>
+        <w:rPr>
+          <w:i/>
+          <w:iCs/>
+        </w:rPr>
+        <w:t xml:space="preserve">61</w:t>
+      </w:r>
+      <w:r>
+        <w:t xml:space="preserve">(6), 911–919.</w:t>
+      </w:r>
+      <w:r>
+        <w:t xml:space="preserve"> </w:t>
+      </w:r>
+      <w:hyperlink r:id="rId81">
+        <w:r>
+          <w:rPr>
+            <w:rStyle w:val="Hyperlink"/>
+          </w:rPr>
+          <w:t xml:space="preserve">https://doi.org/10.1037/0022-006X.61.6.911</w:t>
+        </w:r>
+      </w:hyperlink>
+    </w:p>
+    <w:bookmarkEnd w:id="82"/>
+    <w:bookmarkStart w:id="84" w:name="ref-Petersen2024"/>
+    <w:p>
+      <w:pPr>
+        <w:pStyle w:val="Bibliography"/>
+      </w:pPr>
+      <w:r>
+        <w:t xml:space="preserve">Petersen, I. T. (2024). Reexamining developmental continuity and discontinuity in the 21st century: Better aligning behaviors, functions, and mechanisms.</w:t>
+      </w:r>
+      <w:r>
+        <w:t xml:space="preserve"> </w:t>
+      </w:r>
+      <w:r>
+        <w:rPr>
+          <w:i/>
+          <w:iCs/>
+        </w:rPr>
+        <w:t xml:space="preserve">Developmental Psychology</w:t>
+      </w:r>
+      <w:r>
+        <w:t xml:space="preserve">,</w:t>
+      </w:r>
+      <w:r>
+        <w:t xml:space="preserve"> </w:t>
+      </w:r>
+      <w:r>
+        <w:rPr>
+          <w:i/>
+          <w:iCs/>
+        </w:rPr>
+        <w:t xml:space="preserve">60</w:t>
+      </w:r>
+      <w:r>
+        <w:t xml:space="preserve">(11), 1992–2007.</w:t>
+      </w:r>
+      <w:r>
+        <w:t xml:space="preserve"> </w:t>
+      </w:r>
+      <w:hyperlink r:id="rId83">
+        <w:r>
+          <w:rPr>
+            <w:rStyle w:val="Hyperlink"/>
+          </w:rPr>
+          <w:t xml:space="preserve">https://doi.org/10.1037/dev0001657</w:t>
+        </w:r>
+      </w:hyperlink>
+    </w:p>
+    <w:bookmarkEnd w:id="84"/>
+    <w:bookmarkStart w:id="86" w:name="ref-Petersen2020"/>
+    <w:p>
+      <w:pPr>
+        <w:pStyle w:val="Bibliography"/>
+      </w:pPr>
+      <w:r>
+        <w:t xml:space="preserve">Petersen, I. T., Choe, D. E., &amp; LeBeau, B. (2020). Studying a moving target in development: The challenge and opportunity of heterotypic continuity.</w:t>
+      </w:r>
+      <w:r>
+        <w:t xml:space="preserve"> </w:t>
+      </w:r>
+      <w:r>
+        <w:rPr>
+          <w:i/>
+          <w:iCs/>
+        </w:rPr>
+        <w:t xml:space="preserve">Developmental Review</w:t>
+      </w:r>
+      <w:r>
+        <w:t xml:space="preserve">,</w:t>
+      </w:r>
+      <w:r>
+        <w:t xml:space="preserve"> </w:t>
+      </w:r>
+      <w:r>
+        <w:rPr>
+          <w:i/>
+          <w:iCs/>
+        </w:rPr>
+        <w:t xml:space="preserve">58</w:t>
+      </w:r>
+      <w:r>
+        <w:t xml:space="preserve">, 100935.</w:t>
+      </w:r>
+      <w:r>
+        <w:t xml:space="preserve"> </w:t>
+      </w:r>
+      <w:hyperlink r:id="rId85">
+        <w:r>
+          <w:rPr>
+            <w:rStyle w:val="Hyperlink"/>
+          </w:rPr>
+          <w:t xml:space="preserve">https://doi.org/10.1016/j.dr.2020.100935</w:t>
+        </w:r>
+      </w:hyperlink>
+    </w:p>
+    <w:bookmarkEnd w:id="86"/>
+    <w:bookmarkStart w:id="88" w:name="ref-Petersen2026"/>
+    <w:p>
+      <w:pPr>
+        <w:pStyle w:val="Bibliography"/>
+      </w:pPr>
+      <w:r>
+        <w:t xml:space="preserve">Petersen, I. T., Demko, Z., Lee, W.-C., &amp; Oleson, J. J. (2026). Studying development of psychopathology using changing measures to account for heterotypic continuity.</w:t>
+      </w:r>
+      <w:r>
+        <w:t xml:space="preserve"> </w:t>
+      </w:r>
+      <w:r>
+        <w:rPr>
+          <w:i/>
+          <w:iCs/>
+        </w:rPr>
+        <w:t xml:space="preserve">JAACAP Open</w:t>
+      </w:r>
+      <w:r>
+        <w:t xml:space="preserve">,</w:t>
+      </w:r>
+      <w:r>
+        <w:t xml:space="preserve"> </w:t>
+      </w:r>
+      <w:r>
+        <w:rPr>
+          <w:i/>
+          <w:iCs/>
+        </w:rPr>
+        <w:t xml:space="preserve">4</w:t>
+      </w:r>
+      <w:r>
+        <w:t xml:space="preserve">(1), 111–123.</w:t>
+      </w:r>
+      <w:r>
+        <w:t xml:space="preserve"> </w:t>
+      </w:r>
+      <w:hyperlink r:id="rId87">
+        <w:r>
+          <w:rPr>
+            <w:rStyle w:val="Hyperlink"/>
+          </w:rPr>
+          <w:t xml:space="preserve">https://doi.org/10.1016/j.jaacop.2025.10.008</w:t>
+        </w:r>
+      </w:hyperlink>
+    </w:p>
+    <w:bookmarkEnd w:id="88"/>
+    <w:bookmarkStart w:id="90" w:name="ref-Petersen2018"/>
+    <w:p>
+      <w:pPr>
+        <w:pStyle w:val="Bibliography"/>
+      </w:pPr>
+      <w:r>
+        <w:t xml:space="preserve">Petersen, I. T., Lindhiem, O., LeBeau, B., Bates, J. E., Pettit, G. S., Lansford, J. E., &amp; Dodge, K. A. (2018). Development of internalizing problems from adolescence to emerging adulthood: Accounting for heterotypic continuity with vertical scaling.</w:t>
+      </w:r>
+      <w:r>
+        <w:t xml:space="preserve"> </w:t>
+      </w:r>
+      <w:r>
+        <w:rPr>
+          <w:i/>
+          <w:iCs/>
+        </w:rPr>
+        <w:t xml:space="preserve">Developmental Psychology</w:t>
+      </w:r>
+      <w:r>
+        <w:t xml:space="preserve">,</w:t>
+      </w:r>
+      <w:r>
+        <w:t xml:space="preserve"> </w:t>
+      </w:r>
+      <w:r>
+        <w:rPr>
+          <w:i/>
+          <w:iCs/>
+        </w:rPr>
+        <w:t xml:space="preserve">54</w:t>
+      </w:r>
+      <w:r>
+        <w:t xml:space="preserve">(3), 586–599.</w:t>
+      </w:r>
+      <w:r>
+        <w:t xml:space="preserve"> </w:t>
+      </w:r>
+      <w:hyperlink r:id="rId89">
+        <w:r>
+          <w:rPr>
+            <w:rStyle w:val="Hyperlink"/>
+          </w:rPr>
+          <w:t xml:space="preserve">https://doi.org/10.1037/dev0000449</w:t>
+        </w:r>
+      </w:hyperlink>
+    </w:p>
+    <w:bookmarkEnd w:id="90"/>
+    <w:bookmarkStart w:id="92" w:name="ref-Rutter2006"/>
+    <w:p>
+      <w:pPr>
+        <w:pStyle w:val="Bibliography"/>
+      </w:pPr>
+      <w:r>
+        <w:t xml:space="preserve">Rutter, M., Kim-Cohen, J., &amp; Maughan, B. (2006). Continuities and discontinuities in psychopathology between childhood and adult life.</w:t>
+      </w:r>
+      <w:r>
+        <w:t xml:space="preserve"> </w:t>
+      </w:r>
+      <w:r>
+        <w:rPr>
+          <w:i/>
+          <w:iCs/>
+        </w:rPr>
+        <w:t xml:space="preserve">Journal of Child Psychology and Psychiatry</w:t>
+      </w:r>
+      <w:r>
+        <w:t xml:space="preserve">,</w:t>
+      </w:r>
+      <w:r>
+        <w:t xml:space="preserve"> </w:t>
+      </w:r>
+      <w:r>
+        <w:rPr>
+          <w:i/>
+          <w:iCs/>
+        </w:rPr>
+        <w:t xml:space="preserve">47</w:t>
+      </w:r>
+      <w:r>
+        <w:t xml:space="preserve">(3-4), 276–295.</w:t>
+      </w:r>
+      <w:r>
+        <w:t xml:space="preserve"> </w:t>
+      </w:r>
+      <w:hyperlink r:id="rId91">
+        <w:r>
+          <w:rPr>
+            <w:rStyle w:val="Hyperlink"/>
+          </w:rPr>
+          <w:t xml:space="preserve">https://doi.org/10.1111/j.1469-7610.2006.01614.x</w:t>
+        </w:r>
+      </w:hyperlink>
+    </w:p>
+    <w:bookmarkEnd w:id="92"/>
+    <w:bookmarkStart w:id="93" w:name="ref-Sroufe2016"/>
+    <w:p>
+      <w:pPr>
+        <w:pStyle w:val="Bibliography"/>
+      </w:pPr>
+      <w:r>
+        <w:t xml:space="preserve">Sroufe, L. A. (2016). The place of attachment in development. In J. Cassidy &amp; P. Shaver (Eds.),</w:t>
+      </w:r>
+      <w:r>
+        <w:t xml:space="preserve"> </w:t>
+      </w:r>
+      <w:r>
+        <w:rPr>
+          <w:i/>
+          <w:iCs/>
+        </w:rPr>
+        <w:t xml:space="preserve">Handbook of attachment: Theory, research, and clinical applications</w:t>
+      </w:r>
+      <w:r>
+        <w:t xml:space="preserve"> </w:t>
+      </w:r>
+      <w:r>
+        <w:t xml:space="preserve">(Vol. 3, pp. 997–1011). Guilford.</w:t>
+      </w:r>
+    </w:p>
+    <w:bookmarkEnd w:id="93"/>
+    <w:bookmarkStart w:id="95" w:name="ref-Wakschlag2019"/>
     <w:p>
       <w:pPr>
         <w:pStyle w:val="Bibliography"/>
@@ -1570,7 +2419,7 @@
       <w:r>
         <w:t xml:space="preserve"> </w:t>
       </w:r>
-      <w:hyperlink r:id="rId77">
+      <w:hyperlink r:id="rId94">
         <w:r>
           <w:rPr>
             <w:rStyle w:val="Hyperlink"/>
@@ -1579,8 +2428,102 @@
         </w:r>
       </w:hyperlink>
     </w:p>
-    <w:bookmarkEnd w:id="78"/>
-    <w:bookmarkStart w:id="80" w:name="ref-WHO2022"/>
+    <w:bookmarkEnd w:id="95"/>
+    <w:bookmarkStart w:id="97" w:name="ref-Weems2008"/>
+    <w:p>
+      <w:pPr>
+        <w:pStyle w:val="Bibliography"/>
+      </w:pPr>
+      <w:r>
+        <w:t xml:space="preserve">Weems, C. F. (2008). Developmental trajectories of childhood anxiety: Identifying continuity and change in anxious emotion.</w:t>
+      </w:r>
+      <w:r>
+        <w:t xml:space="preserve"> </w:t>
+      </w:r>
+      <w:r>
+        <w:rPr>
+          <w:i/>
+          <w:iCs/>
+        </w:rPr>
+        <w:t xml:space="preserve">Developmental Review</w:t>
+      </w:r>
+      <w:r>
+        <w:t xml:space="preserve">,</w:t>
+      </w:r>
+      <w:r>
+        <w:t xml:space="preserve"> </w:t>
+      </w:r>
+      <w:r>
+        <w:rPr>
+          <w:i/>
+          <w:iCs/>
+        </w:rPr>
+        <w:t xml:space="preserve">28</w:t>
+      </w:r>
+      <w:r>
+        <w:t xml:space="preserve">(4), 488–502.</w:t>
+      </w:r>
+      <w:r>
+        <w:t xml:space="preserve"> </w:t>
+      </w:r>
+      <w:hyperlink r:id="rId96">
+        <w:r>
+          <w:rPr>
+            <w:rStyle w:val="Hyperlink"/>
+          </w:rPr>
+          <w:t xml:space="preserve">https://doi.org/10.1016/j.dr.2008.01.001</w:t>
+        </w:r>
+      </w:hyperlink>
+    </w:p>
+    <w:bookmarkEnd w:id="97"/>
+    <w:bookmarkStart w:id="99" w:name="ref-Weiss2003"/>
+    <w:p>
+      <w:pPr>
+        <w:pStyle w:val="Bibliography"/>
+      </w:pPr>
+      <w:r>
+        <w:t xml:space="preserve">Weiss, B., &amp; Garber, J. (2003). Developmental differences in the phenomenology of depression.</w:t>
+      </w:r>
+      <w:r>
+        <w:t xml:space="preserve"> </w:t>
+      </w:r>
+      <w:r>
+        <w:rPr>
+          <w:i/>
+          <w:iCs/>
+        </w:rPr>
+        <w:t xml:space="preserve">Development and Psychopathology</w:t>
+      </w:r>
+      <w:r>
+        <w:t xml:space="preserve">,</w:t>
+      </w:r>
+      <w:r>
+        <w:t xml:space="preserve"> </w:t>
+      </w:r>
+      <w:r>
+        <w:rPr>
+          <w:i/>
+          <w:iCs/>
+        </w:rPr>
+        <w:t xml:space="preserve">15</w:t>
+      </w:r>
+      <w:r>
+        <w:t xml:space="preserve">(2), 403–430.</w:t>
+      </w:r>
+      <w:r>
+        <w:t xml:space="preserve"> </w:t>
+      </w:r>
+      <w:hyperlink r:id="rId98">
+        <w:r>
+          <w:rPr>
+            <w:rStyle w:val="Hyperlink"/>
+          </w:rPr>
+          <w:t xml:space="preserve">https://doi.org/10.1017/S0954579403000221</w:t>
+        </w:r>
+      </w:hyperlink>
+    </w:p>
+    <w:bookmarkEnd w:id="99"/>
+    <w:bookmarkStart w:id="101" w:name="ref-WHO2022"/>
     <w:p>
       <w:pPr>
         <w:pStyle w:val="Bibliography"/>
@@ -1618,7 +2561,7 @@
       <w:r>
         <w:t xml:space="preserve"> </w:t>
       </w:r>
-      <w:hyperlink r:id="rId79">
+      <w:hyperlink r:id="rId100">
         <w:r>
           <w:rPr>
             <w:rStyle w:val="Hyperlink"/>
@@ -1627,14 +2570,14 @@
         </w:r>
       </w:hyperlink>
     </w:p>
-    <w:bookmarkEnd w:id="80"/>
-    <w:bookmarkEnd w:id="81"/>
+    <w:bookmarkEnd w:id="101"/>
+    <w:bookmarkEnd w:id="102"/>
     <w:p>
       <w:r>
         <w:br w:type="page"/>
       </w:r>
     </w:p>
-    <w:bookmarkEnd w:id="82"/>
+    <w:bookmarkEnd w:id="103"/>
     <w:p>
       <w:pPr>
         <w:pStyle w:val="Heading1"/>
@@ -1643,7 +2586,7 @@
         <w:t xml:space="preserve">Appendix A</w:t>
       </w:r>
     </w:p>
-    <w:bookmarkStart w:id="83" w:name="apx-a"/>
+    <w:bookmarkStart w:id="104" w:name="apx-a"/>
     <w:p>
       <w:pPr>
         <w:pStyle w:val="Heading1"/>
@@ -1657,7 +2600,7 @@
         <w:br w:type="page"/>
       </w:r>
     </w:p>
-    <w:bookmarkEnd w:id="83"/>
+    <w:bookmarkEnd w:id="104"/>
     <w:p>
       <w:pPr>
         <w:pStyle w:val="Heading1"/>
@@ -1666,7 +2609,7 @@
         <w:t xml:space="preserve">Appendix B</w:t>
       </w:r>
     </w:p>
-    <w:bookmarkStart w:id="84" w:name="apx-b"/>
+    <w:bookmarkStart w:id="105" w:name="apx-b"/>
     <w:p>
       <w:pPr>
         <w:pStyle w:val="Heading1"/>
@@ -1675,7 +2618,7 @@
         <w:t xml:space="preserve">Another Appendix</w:t>
       </w:r>
     </w:p>
-    <w:bookmarkEnd w:id="84"/>
+    <w:bookmarkEnd w:id="105"/>
     <w:sectPr>
       <w:headerReference r:id="rId8" w:type="even"/>
       <w:headerReference r:id="rId9" w:type="default"/>

--- a/index.docx
+++ b/index.docx
@@ -655,6 +655,12 @@
       <w:r>
         <w:t xml:space="preserve">.</w:t>
       </w:r>
+      <w:r>
+        <w:t xml:space="preserve"> </w:t>
+      </w:r>
+      <w:r>
+        <w:t xml:space="preserve">If we relied on normative age-related patterns of cognitive functioning from cross-sectional research, we would miss the great individual differences in people’s developmental courses.</w:t>
+      </w:r>
     </w:p>
     <w:p>
       <w:pPr>
@@ -1005,7 +1011,7 @@
         <w:pStyle w:val="FirstParagraph"/>
       </w:pPr>
       <w:r>
-        <w:t xml:space="preserve">The first reason the field has failed to adequately study individuals’ development of psychopathology across the lifespan represents a theory problem—namely, problems with constructs, and the codifying of those constructs in diagnostic and taxonimc systems.</w:t>
+        <w:t xml:space="preserve">The first reason the field has failed to adequately study individuals’ development of psychopathology across the lifespan represents a theory problem—namely, problems with constructs, and the codifying of those constructs in diagnostic and taxonomic systems.</w:t>
       </w:r>
       <w:r>
         <w:t xml:space="preserve"> </w:t>
@@ -1046,7 +1052,69 @@
         <w:t xml:space="preserve"> </w:t>
       </w:r>
       <w:r>
-        <w:t xml:space="preserve">Second, forms of psychopathology frequently show changes in behavioral manifestation across development—a phenomenon called heterotypic continuity.</w:t>
+        <w:t xml:space="preserve">Second, forms of psychopathology frequently show changes in behavioral manifestation across development—a phenomenon called heterotypic continuity</w:t>
+      </w:r>
+      <w:r>
+        <w:t xml:space="preserve"> </w:t>
+      </w:r>
+      <w:r>
+        <w:t xml:space="preserve">(</w:t>
+      </w:r>
+      <w:hyperlink w:anchor="ref-Caspi2006">
+        <w:r>
+          <w:rPr>
+            <w:rStyle w:val="Hyperlink"/>
+          </w:rPr>
+          <w:t xml:space="preserve">Caspi &amp; Shiner, 2006</w:t>
+        </w:r>
+      </w:hyperlink>
+      <w:r>
+        <w:t xml:space="preserve">;</w:t>
+      </w:r>
+      <w:r>
+        <w:t xml:space="preserve"> </w:t>
+      </w:r>
+      <w:hyperlink w:anchor="ref-Cicchetti2002">
+        <w:r>
+          <w:rPr>
+            <w:rStyle w:val="Hyperlink"/>
+          </w:rPr>
+          <w:t xml:space="preserve">Cicchetti &amp; Rogosch, 2002</w:t>
+        </w:r>
+      </w:hyperlink>
+      <w:r>
+        <w:t xml:space="preserve">;</w:t>
+      </w:r>
+      <w:r>
+        <w:t xml:space="preserve"> </w:t>
+      </w:r>
+      <w:hyperlink w:anchor="ref-Petersen2020">
+        <w:r>
+          <w:rPr>
+            <w:rStyle w:val="Hyperlink"/>
+          </w:rPr>
+          <w:t xml:space="preserve">Petersen et al., 2020</w:t>
+        </w:r>
+      </w:hyperlink>
+      <w:r>
+        <w:t xml:space="preserve">;</w:t>
+      </w:r>
+      <w:r>
+        <w:t xml:space="preserve"> </w:t>
+      </w:r>
+      <w:hyperlink w:anchor="ref-Petersen2024">
+        <w:r>
+          <w:rPr>
+            <w:rStyle w:val="Hyperlink"/>
+          </w:rPr>
+          <w:t xml:space="preserve">Petersen, 2024</w:t>
+        </w:r>
+      </w:hyperlink>
+      <w:r>
+        <w:t xml:space="preserve">)</w:t>
+      </w:r>
+      <w:r>
+        <w:t xml:space="preserve">.</w:t>
       </w:r>
       <w:r>
         <w:t xml:space="preserve"> </w:t>
@@ -1765,7 +1833,7 @@
       </w:r>
     </w:p>
     <w:bookmarkEnd w:id="69"/>
-    <w:bookmarkStart w:id="103" w:name="references"/>
+    <w:bookmarkStart w:id="106" w:name="references"/>
     <w:p>
       <w:pPr>
         <w:pStyle w:val="Heading1"/>
@@ -1774,7 +1842,7 @@
         <w:t xml:space="preserve">References</w:t>
       </w:r>
     </w:p>
-    <w:bookmarkStart w:id="102" w:name="refs"/>
+    <w:bookmarkStart w:id="105" w:name="refs"/>
     <w:bookmarkStart w:id="70" w:name="ref-Abrous2026"/>
     <w:p>
       <w:pPr>
@@ -1933,7 +2001,80 @@
       </w:hyperlink>
     </w:p>
     <w:bookmarkEnd w:id="74"/>
-    <w:bookmarkStart w:id="76" w:name="ref-Godoy2021"/>
+    <w:bookmarkStart w:id="75" w:name="ref-Caspi2006"/>
+    <w:p>
+      <w:pPr>
+        <w:pStyle w:val="Bibliography"/>
+      </w:pPr>
+      <w:r>
+        <w:t xml:space="preserve">Caspi, A., &amp; Shiner, R. L. (2006). Personality development. In N. Eisenberg, W. Damon, &amp; R. M. Lerner (Eds.),</w:t>
+      </w:r>
+      <w:r>
+        <w:t xml:space="preserve"> </w:t>
+      </w:r>
+      <w:r>
+        <w:rPr>
+          <w:i/>
+          <w:iCs/>
+        </w:rPr>
+        <w:t xml:space="preserve">Handbook of child psychology</w:t>
+      </w:r>
+      <w:r>
+        <w:t xml:space="preserve"> </w:t>
+      </w:r>
+      <w:r>
+        <w:t xml:space="preserve">(6th ed., Vol. 3, pp. 300–365). John Wiley &amp; Sons, Inc.</w:t>
+      </w:r>
+    </w:p>
+    <w:bookmarkEnd w:id="75"/>
+    <w:bookmarkStart w:id="77" w:name="ref-Cicchetti2002"/>
+    <w:p>
+      <w:pPr>
+        <w:pStyle w:val="Bibliography"/>
+      </w:pPr>
+      <w:r>
+        <w:t xml:space="preserve">Cicchetti, D., &amp; Rogosch, F. A. (2002). A developmental psychopathology perspective on adolescence.</w:t>
+      </w:r>
+      <w:r>
+        <w:t xml:space="preserve"> </w:t>
+      </w:r>
+      <w:r>
+        <w:rPr>
+          <w:i/>
+          <w:iCs/>
+        </w:rPr>
+        <w:t xml:space="preserve">Journal of Consulting and Clinical Psychology</w:t>
+      </w:r>
+      <w:r>
+        <w:t xml:space="preserve">,</w:t>
+      </w:r>
+      <w:r>
+        <w:t xml:space="preserve"> </w:t>
+      </w:r>
+      <w:r>
+        <w:rPr>
+          <w:i/>
+          <w:iCs/>
+        </w:rPr>
+        <w:t xml:space="preserve">70</w:t>
+      </w:r>
+      <w:r>
+        <w:t xml:space="preserve">(1), 6–20.</w:t>
+      </w:r>
+      <w:r>
+        <w:t xml:space="preserve"> </w:t>
+      </w:r>
+      <w:hyperlink r:id="rId76">
+        <w:r>
+          <w:rPr>
+            <w:rStyle w:val="Hyperlink"/>
+          </w:rPr>
+          <w:t xml:space="preserve">https://doi.org/10.1037/0022-006X.70.1.6</w:t>
+        </w:r>
+      </w:hyperlink>
+    </w:p>
+    <w:bookmarkEnd w:id="77"/>
+    <w:bookmarkStart w:id="79" w:name="ref-Godoy2021"/>
     <w:p>
       <w:pPr>
         <w:pStyle w:val="Bibliography"/>
@@ -1970,7 +2111,7 @@
       <w:r>
         <w:t xml:space="preserve"> </w:t>
       </w:r>
-      <w:hyperlink r:id="rId75">
+      <w:hyperlink r:id="rId78">
         <w:r>
           <w:rPr>
             <w:rStyle w:val="Hyperlink"/>
@@ -1979,8 +2120,8 @@
         </w:r>
       </w:hyperlink>
     </w:p>
-    <w:bookmarkEnd w:id="76"/>
-    <w:bookmarkStart w:id="78" w:name="ref-Insel2008"/>
+    <w:bookmarkEnd w:id="79"/>
+    <w:bookmarkStart w:id="81" w:name="ref-Insel2008"/>
     <w:p>
       <w:pPr>
         <w:pStyle w:val="Bibliography"/>
@@ -2017,7 +2158,7 @@
       <w:r>
         <w:t xml:space="preserve"> </w:t>
       </w:r>
-      <w:hyperlink r:id="rId77">
+      <w:hyperlink r:id="rId80">
         <w:r>
           <w:rPr>
             <w:rStyle w:val="Hyperlink"/>
@@ -2026,8 +2167,8 @@
         </w:r>
       </w:hyperlink>
     </w:p>
-    <w:bookmarkEnd w:id="78"/>
-    <w:bookmarkStart w:id="80" w:name="ref-Miller2009"/>
+    <w:bookmarkEnd w:id="81"/>
+    <w:bookmarkStart w:id="83" w:name="ref-Miller2009"/>
     <w:p>
       <w:pPr>
         <w:pStyle w:val="Bibliography"/>
@@ -2064,7 +2205,7 @@
       <w:r>
         <w:t xml:space="preserve"> </w:t>
       </w:r>
-      <w:hyperlink r:id="rId79">
+      <w:hyperlink r:id="rId82">
         <w:r>
           <w:rPr>
             <w:rStyle w:val="Hyperlink"/>
@@ -2073,8 +2214,8 @@
         </w:r>
       </w:hyperlink>
     </w:p>
-    <w:bookmarkEnd w:id="80"/>
-    <w:bookmarkStart w:id="82" w:name="ref-Patterson1993"/>
+    <w:bookmarkEnd w:id="83"/>
+    <w:bookmarkStart w:id="85" w:name="ref-Patterson1993"/>
     <w:p>
       <w:pPr>
         <w:pStyle w:val="Bibliography"/>
@@ -2111,7 +2252,7 @@
       <w:r>
         <w:t xml:space="preserve"> </w:t>
       </w:r>
-      <w:hyperlink r:id="rId81">
+      <w:hyperlink r:id="rId84">
         <w:r>
           <w:rPr>
             <w:rStyle w:val="Hyperlink"/>
@@ -2120,8 +2261,8 @@
         </w:r>
       </w:hyperlink>
     </w:p>
-    <w:bookmarkEnd w:id="82"/>
-    <w:bookmarkStart w:id="84" w:name="ref-Petersen2024"/>
+    <w:bookmarkEnd w:id="85"/>
+    <w:bookmarkStart w:id="87" w:name="ref-Petersen2024"/>
     <w:p>
       <w:pPr>
         <w:pStyle w:val="Bibliography"/>
@@ -2158,7 +2299,7 @@
       <w:r>
         <w:t xml:space="preserve"> </w:t>
       </w:r>
-      <w:hyperlink r:id="rId83">
+      <w:hyperlink r:id="rId86">
         <w:r>
           <w:rPr>
             <w:rStyle w:val="Hyperlink"/>
@@ -2167,8 +2308,8 @@
         </w:r>
       </w:hyperlink>
     </w:p>
-    <w:bookmarkEnd w:id="84"/>
-    <w:bookmarkStart w:id="86" w:name="ref-Petersen2020"/>
+    <w:bookmarkEnd w:id="87"/>
+    <w:bookmarkStart w:id="89" w:name="ref-Petersen2020"/>
     <w:p>
       <w:pPr>
         <w:pStyle w:val="Bibliography"/>
@@ -2205,7 +2346,7 @@
       <w:r>
         <w:t xml:space="preserve"> </w:t>
       </w:r>
-      <w:hyperlink r:id="rId85">
+      <w:hyperlink r:id="rId88">
         <w:r>
           <w:rPr>
             <w:rStyle w:val="Hyperlink"/>
@@ -2214,8 +2355,8 @@
         </w:r>
       </w:hyperlink>
     </w:p>
-    <w:bookmarkEnd w:id="86"/>
-    <w:bookmarkStart w:id="88" w:name="ref-Petersen2026"/>
+    <w:bookmarkEnd w:id="89"/>
+    <w:bookmarkStart w:id="91" w:name="ref-Petersen2026"/>
     <w:p>
       <w:pPr>
         <w:pStyle w:val="Bibliography"/>
@@ -2252,7 +2393,7 @@
       <w:r>
         <w:t xml:space="preserve"> </w:t>
       </w:r>
-      <w:hyperlink r:id="rId87">
+      <w:hyperlink r:id="rId90">
         <w:r>
           <w:rPr>
             <w:rStyle w:val="Hyperlink"/>
@@ -2261,8 +2402,8 @@
         </w:r>
       </w:hyperlink>
     </w:p>
-    <w:bookmarkEnd w:id="88"/>
-    <w:bookmarkStart w:id="90" w:name="ref-Petersen2018"/>
+    <w:bookmarkEnd w:id="91"/>
+    <w:bookmarkStart w:id="93" w:name="ref-Petersen2018"/>
     <w:p>
       <w:pPr>
         <w:pStyle w:val="Bibliography"/>
@@ -2299,7 +2440,7 @@
       <w:r>
         <w:t xml:space="preserve"> </w:t>
       </w:r>
-      <w:hyperlink r:id="rId89">
+      <w:hyperlink r:id="rId92">
         <w:r>
           <w:rPr>
             <w:rStyle w:val="Hyperlink"/>
@@ -2308,8 +2449,8 @@
         </w:r>
       </w:hyperlink>
     </w:p>
-    <w:bookmarkEnd w:id="90"/>
-    <w:bookmarkStart w:id="92" w:name="ref-Rutter2006"/>
+    <w:bookmarkEnd w:id="93"/>
+    <w:bookmarkStart w:id="95" w:name="ref-Rutter2006"/>
     <w:p>
       <w:pPr>
         <w:pStyle w:val="Bibliography"/>
@@ -2346,7 +2487,7 @@
       <w:r>
         <w:t xml:space="preserve"> </w:t>
       </w:r>
-      <w:hyperlink r:id="rId91">
+      <w:hyperlink r:id="rId94">
         <w:r>
           <w:rPr>
             <w:rStyle w:val="Hyperlink"/>
@@ -2355,8 +2496,8 @@
         </w:r>
       </w:hyperlink>
     </w:p>
-    <w:bookmarkEnd w:id="92"/>
-    <w:bookmarkStart w:id="93" w:name="ref-Sroufe2016"/>
+    <w:bookmarkEnd w:id="95"/>
+    <w:bookmarkStart w:id="96" w:name="ref-Sroufe2016"/>
     <w:p>
       <w:pPr>
         <w:pStyle w:val="Bibliography"/>
@@ -2381,8 +2522,8 @@
         <w:t xml:space="preserve">(Vol. 3, pp. 997–1011). Guilford.</w:t>
       </w:r>
     </w:p>
-    <w:bookmarkEnd w:id="93"/>
-    <w:bookmarkStart w:id="95" w:name="ref-Wakschlag2019"/>
+    <w:bookmarkEnd w:id="96"/>
+    <w:bookmarkStart w:id="98" w:name="ref-Wakschlag2019"/>
     <w:p>
       <w:pPr>
         <w:pStyle w:val="Bibliography"/>
@@ -2419,7 +2560,7 @@
       <w:r>
         <w:t xml:space="preserve"> </w:t>
       </w:r>
-      <w:hyperlink r:id="rId94">
+      <w:hyperlink r:id="rId97">
         <w:r>
           <w:rPr>
             <w:rStyle w:val="Hyperlink"/>
@@ -2428,8 +2569,8 @@
         </w:r>
       </w:hyperlink>
     </w:p>
-    <w:bookmarkEnd w:id="95"/>
-    <w:bookmarkStart w:id="97" w:name="ref-Weems2008"/>
+    <w:bookmarkEnd w:id="98"/>
+    <w:bookmarkStart w:id="100" w:name="ref-Weems2008"/>
     <w:p>
       <w:pPr>
         <w:pStyle w:val="Bibliography"/>
@@ -2466,7 +2607,7 @@
       <w:r>
         <w:t xml:space="preserve"> </w:t>
       </w:r>
-      <w:hyperlink r:id="rId96">
+      <w:hyperlink r:id="rId99">
         <w:r>
           <w:rPr>
             <w:rStyle w:val="Hyperlink"/>
@@ -2475,8 +2616,8 @@
         </w:r>
       </w:hyperlink>
     </w:p>
-    <w:bookmarkEnd w:id="97"/>
-    <w:bookmarkStart w:id="99" w:name="ref-Weiss2003"/>
+    <w:bookmarkEnd w:id="100"/>
+    <w:bookmarkStart w:id="102" w:name="ref-Weiss2003"/>
     <w:p>
       <w:pPr>
         <w:pStyle w:val="Bibliography"/>
@@ -2513,7 +2654,7 @@
       <w:r>
         <w:t xml:space="preserve"> </w:t>
       </w:r>
-      <w:hyperlink r:id="rId98">
+      <w:hyperlink r:id="rId101">
         <w:r>
           <w:rPr>
             <w:rStyle w:val="Hyperlink"/>
@@ -2522,8 +2663,8 @@
         </w:r>
       </w:hyperlink>
     </w:p>
-    <w:bookmarkEnd w:id="99"/>
-    <w:bookmarkStart w:id="101" w:name="ref-WHO2022"/>
+    <w:bookmarkEnd w:id="102"/>
+    <w:bookmarkStart w:id="104" w:name="ref-WHO2022"/>
     <w:p>
       <w:pPr>
         <w:pStyle w:val="Bibliography"/>
@@ -2561,7 +2702,7 @@
       <w:r>
         <w:t xml:space="preserve"> </w:t>
       </w:r>
-      <w:hyperlink r:id="rId100">
+      <w:hyperlink r:id="rId103">
         <w:r>
           <w:rPr>
             <w:rStyle w:val="Hyperlink"/>
@@ -2570,14 +2711,14 @@
         </w:r>
       </w:hyperlink>
     </w:p>
-    <w:bookmarkEnd w:id="101"/>
-    <w:bookmarkEnd w:id="102"/>
+    <w:bookmarkEnd w:id="104"/>
+    <w:bookmarkEnd w:id="105"/>
     <w:p>
       <w:r>
         <w:br w:type="page"/>
       </w:r>
     </w:p>
-    <w:bookmarkEnd w:id="103"/>
+    <w:bookmarkEnd w:id="106"/>
     <w:p>
       <w:pPr>
         <w:pStyle w:val="Heading1"/>
@@ -2586,7 +2727,7 @@
         <w:t xml:space="preserve">Appendix A</w:t>
       </w:r>
     </w:p>
-    <w:bookmarkStart w:id="104" w:name="apx-a"/>
+    <w:bookmarkStart w:id="107" w:name="apx-a"/>
     <w:p>
       <w:pPr>
         <w:pStyle w:val="Heading1"/>
@@ -2600,7 +2741,7 @@
         <w:br w:type="page"/>
       </w:r>
     </w:p>
-    <w:bookmarkEnd w:id="104"/>
+    <w:bookmarkEnd w:id="107"/>
     <w:p>
       <w:pPr>
         <w:pStyle w:val="Heading1"/>
@@ -2609,7 +2750,7 @@
         <w:t xml:space="preserve">Appendix B</w:t>
       </w:r>
     </w:p>
-    <w:bookmarkStart w:id="105" w:name="apx-b"/>
+    <w:bookmarkStart w:id="108" w:name="apx-b"/>
     <w:p>
       <w:pPr>
         <w:pStyle w:val="Heading1"/>
@@ -2618,7 +2759,7 @@
         <w:t xml:space="preserve">Another Appendix</w:t>
       </w:r>
     </w:p>
-    <w:bookmarkEnd w:id="105"/>
+    <w:bookmarkEnd w:id="108"/>
     <w:sectPr>
       <w:headerReference r:id="rId8" w:type="even"/>
       <w:headerReference r:id="rId9" w:type="default"/>

--- a/index.docx
+++ b/index.docx
@@ -529,7 +529,7 @@
       </w:r>
     </w:p>
     <w:bookmarkEnd w:id="41"/>
-    <w:bookmarkStart w:id="47" w:name="the-goal"/>
+    <w:bookmarkStart w:id="51" w:name="the-goal"/>
     <w:p>
       <w:pPr>
         <w:pStyle w:val="Heading1"/>
@@ -659,7 +659,7 @@
         <w:t xml:space="preserve"> </w:t>
       </w:r>
       <w:r>
-        <w:t xml:space="preserve">If we relied on normative age-related patterns of cognitive functioning from cross-sectional research, we would miss the great individual differences in people’s developmental courses.</w:t>
+        <w:t xml:space="preserve">If we rely on normative age-related patterns of cognitive functioning or psychopathology from cross-sectional research, we would miss the great individual differences in people’s developmental courses.</w:t>
       </w:r>
     </w:p>
     <w:p>
@@ -723,13 +723,201 @@
         <w:t xml:space="preserve">.</w:t>
       </w:r>
     </w:p>
-    <w:bookmarkStart w:id="46" w:name="fig-agingTrajectoriesHeteogeneity"/>
+    <w:bookmarkStart w:id="50" w:name="fig-agingTrajectoriesHeteogeneity"/>
+    <w:tbl>
+      <w:tblPr>
+        <w:tblStyle w:val="Table"/>
+        <w:tblW w:type="pct" w:w="4900"/>
+        <w:tblLayout w:type="fixed"/>
+        <w:tblLook w:firstRow="0" w:lastRow="0" w:firstColumn="0" w:lastColumn="0" w:noHBand="0" w:noVBand="0" w:val="0000"/>
+      </w:tblPr>
+      <w:tblGrid>
+        <w:gridCol w:w="3880"/>
+        <w:gridCol w:w="3880"/>
+      </w:tblGrid>
+      <w:tr>
+        <w:tc>
+          <w:tcPr/>
+          <w:p>
+            <w:pPr>
+              <w:pStyle w:val="FigureWithoutNote"/>
+              <w:jc w:val="left"/>
+            </w:pPr>
+            <w:r>
+              <w:drawing>
+                <wp:inline>
+                  <wp:extent cx="5943600" cy="3995420"/>
+                  <wp:effectExtent b="0" l="0" r="0" t="0"/>
+                  <wp:docPr descr="Hypothetical models for different cognitive trajectories of aging." title="" id="43" name="Picture"/>
+                  <a:graphic>
+                    <a:graphicData uri="http://schemas.openxmlformats.org/drawingml/2006/picture">
+                      <pic:pic>
+                        <pic:nvPicPr>
+                          <pic:cNvPr descr="Figures/Borelli2018_figure1.jpg" id="44" name="Picture"/>
+                          <pic:cNvPicPr>
+                            <a:picLocks noChangeArrowheads="1" noChangeAspect="1"/>
+                          </pic:cNvPicPr>
+                        </pic:nvPicPr>
+                        <pic:blipFill>
+                          <a:blip r:embed="rId42"/>
+                          <a:stretch>
+                            <a:fillRect/>
+                          </a:stretch>
+                        </pic:blipFill>
+                        <pic:spPr bwMode="auto">
+                          <a:xfrm>
+                            <a:off x="0" y="0"/>
+                            <a:ext cx="5943600" cy="3995420"/>
+                          </a:xfrm>
+                          <a:prstGeom prst="rect">
+                            <a:avLst/>
+                          </a:prstGeom>
+                          <a:noFill/>
+                          <a:ln w="9525">
+                            <a:noFill/>
+                            <a:headEnd/>
+                            <a:tailEnd/>
+                          </a:ln>
+                        </pic:spPr>
+                      </pic:pic>
+                    </a:graphicData>
+                  </a:graphic>
+                </wp:inline>
+              </w:drawing>
+            </w:r>
+            <w:r>
+              <w:t xml:space="preserve"> </w:t>
+            </w:r>
+            <w:r>
+              <w:drawing>
+                <wp:inline>
+                  <wp:extent cx="3044952" cy="2272311"/>
+                  <wp:effectExtent b="0" l="0" r="0" t="0"/>
+                  <wp:docPr descr="Theoretical illustration of inter-individual variability in cognitive aging trajectories." title="" id="46" name="Picture"/>
+                  <a:graphic>
+                    <a:graphicData uri="http://schemas.openxmlformats.org/drawingml/2006/picture">
+                      <pic:pic>
+                        <pic:nvPicPr>
+                          <pic:cNvPr descr="Figures/Abrous2026_figure1.jpg" id="47" name="Picture"/>
+                          <pic:cNvPicPr>
+                            <a:picLocks noChangeArrowheads="1" noChangeAspect="1"/>
+                          </pic:cNvPicPr>
+                        </pic:nvPicPr>
+                        <pic:blipFill>
+                          <a:blip r:embed="rId45"/>
+                          <a:stretch>
+                            <a:fillRect/>
+                          </a:stretch>
+                        </pic:blipFill>
+                        <pic:spPr bwMode="auto">
+                          <a:xfrm>
+                            <a:off x="0" y="0"/>
+                            <a:ext cx="3044952" cy="2272311"/>
+                          </a:xfrm>
+                          <a:prstGeom prst="rect">
+                            <a:avLst/>
+                          </a:prstGeom>
+                          <a:noFill/>
+                          <a:ln w="9525">
+                            <a:noFill/>
+                            <a:headEnd/>
+                            <a:tailEnd/>
+                          </a:ln>
+                        </pic:spPr>
+                      </pic:pic>
+                    </a:graphicData>
+                  </a:graphic>
+                </wp:inline>
+              </w:drawing>
+            </w:r>
+          </w:p>
+        </w:tc>
+        <w:tc>
+          <w:tcPr/>
+          <w:p>
+            <w:pPr>
+              <w:pStyle w:val="FigureWithoutNote"/>
+              <w:jc w:val="left"/>
+            </w:pPr>
+            <w:r>
+              <w:t xml:space="preserve">Panel A: Hypothetical models for different cognitive trajectories of aging.</w:t>
+            </w:r>
+            <w:r>
+              <w:t xml:space="preserve"> </w:t>
+            </w:r>
+            <w:r>
+              <w:t xml:space="preserve">(Figure in Panel B reprinted from</w:t>
+            </w:r>
+            <w:r>
+              <w:t xml:space="preserve"> </w:t>
+            </w:r>
+            <w:r>
+              <w:t xml:space="preserve">Borelli et al. (</w:t>
+            </w:r>
+            <w:hyperlink w:anchor="ref-Borelli2018">
+              <w:r>
+                <w:rPr>
+                  <w:rStyle w:val="Hyperlink"/>
+                </w:rPr>
+                <w:t xml:space="preserve">2018</w:t>
+              </w:r>
+            </w:hyperlink>
+            <w:r>
+              <w:t xml:space="preserve">)</w:t>
+            </w:r>
+            <w:r>
+              <w:t xml:space="preserve">, Figure 1, p. 222. Borelli, W. V., Carmona, K. C., Studart-Neto, A., Nitrini, R., Caramelli, P., &amp; Costa, J. C. d. (2018). Operationalized definition of older adults with high cognitive performance.</w:t>
+            </w:r>
+            <w:r>
+              <w:t xml:space="preserve"> </w:t>
+            </w:r>
+            <w:r>
+              <w:rPr>
+                <w:i/>
+                <w:iCs/>
+              </w:rPr>
+              <w:t xml:space="preserve">Dementia &amp; Neuropsychologia</w:t>
+            </w:r>
+            <w:r>
+              <w:t xml:space="preserve">,</w:t>
+            </w:r>
+            <w:r>
+              <w:t xml:space="preserve"> </w:t>
+            </w:r>
+            <w:r>
+              <w:rPr>
+                <w:i/>
+                <w:iCs/>
+              </w:rPr>
+              <w:t xml:space="preserve">12</w:t>
+            </w:r>
+            <w:r>
+              <w:t xml:space="preserve">(3), 221–227.</w:t>
+            </w:r>
+            <w:r>
+              <w:t xml:space="preserve"> </w:t>
+            </w:r>
+            <w:hyperlink r:id="rId48">
+              <w:r>
+                <w:rPr>
+                  <w:rStyle w:val="Hyperlink"/>
+                </w:rPr>
+                <w:t xml:space="preserve">https://doi.org/10.1590/1980-57642018dn12-030001</w:t>
+              </w:r>
+            </w:hyperlink>
+            <w:r>
+              <w:t xml:space="preserve">)</w:t>
+            </w:r>
+          </w:p>
+        </w:tc>
+      </w:tr>
+    </w:tbl>
     <w:p>
       <w:pPr>
         <w:pStyle w:val="FigureTitle"/>
       </w:pPr>
       <w:r>
-        <w:t xml:space="preserve">Figure 1</w:t>
+        <w:t xml:space="preserve">Figure </w:t>
       </w:r>
     </w:p>
     <w:p>
@@ -737,7 +925,7 @@
         <w:pStyle w:val="Caption"/>
       </w:pPr>
       <w:r>
-        <w:t xml:space="preserve">Theoretical illustration of inter-individual variability in cognitive aging trajectories.</w:t>
+        <w:t xml:space="preserve">Panel B: Theoretical illustration of inter-individual variability in cognitive aging trajectories.</w:t>
       </w:r>
       <w:r>
         <w:t xml:space="preserve"> </w:t>
@@ -749,19 +937,13 @@
         <w:t xml:space="preserve"> </w:t>
       </w:r>
       <w:r>
-        <w:t xml:space="preserve">Established and emerging mechanisms that determine whether a given individual experiences more stable (in green) vs. declining (in purple) trajectories are the focus of this review.</w:t>
-      </w:r>
-      <w:r>
-        <w:t xml:space="preserve"> </w:t>
-      </w:r>
-      <w:r>
         <w:t xml:space="preserve">The orange line marks the threshold for functional independence; once an individual’s cognitive health drops below this level, autonomous daily living is compromised.</w:t>
       </w:r>
       <w:r>
         <w:t xml:space="preserve"> </w:t>
       </w:r>
       <w:r>
-        <w:t xml:space="preserve">(Figure reprinted from</w:t>
+        <w:t xml:space="preserve">(Figure in Panel B reprinted from</w:t>
       </w:r>
       <w:r>
         <w:t xml:space="preserve"> </w:t>
@@ -794,12 +976,25 @@
         <w:t xml:space="preserve">Ageing Research Reviews</w:t>
       </w:r>
       <w:r>
-        <w:t xml:space="preserve">, 119, 103102.</w:t>
-      </w:r>
-      <w:r>
-        <w:t xml:space="preserve"> </w:t>
-      </w:r>
-      <w:hyperlink r:id="rId42">
+        <w:t xml:space="preserve">,</w:t>
+      </w:r>
+      <w:r>
+        <w:t xml:space="preserve"> </w:t>
+      </w:r>
+      <w:r>
+        <w:rPr>
+          <w:i/>
+          <w:iCs/>
+        </w:rPr>
+        <w:t xml:space="preserve">119</w:t>
+      </w:r>
+      <w:r>
+        <w:t xml:space="preserve">, 103102.</w:t>
+      </w:r>
+      <w:r>
+        <w:t xml:space="preserve"> </w:t>
+      </w:r>
+      <w:hyperlink r:id="rId49">
         <w:r>
           <w:rPr>
             <w:rStyle w:val="Hyperlink"/>
@@ -811,54 +1006,7 @@
         <w:t xml:space="preserve">)</w:t>
       </w:r>
     </w:p>
-    <w:p>
-      <w:pPr>
-        <w:pStyle w:val="FigureWithoutNote"/>
-      </w:pPr>
-      <w:r>
-        <w:drawing>
-          <wp:inline>
-            <wp:extent cx="3044952" cy="2272311"/>
-            <wp:effectExtent b="0" l="0" r="0" t="0"/>
-            <wp:docPr descr="" title="" id="44" name="Picture"/>
-            <a:graphic>
-              <a:graphicData uri="http://schemas.openxmlformats.org/drawingml/2006/picture">
-                <pic:pic>
-                  <pic:nvPicPr>
-                    <pic:cNvPr descr="Figures/Abrous2026_figure1.jpg" id="45" name="Picture"/>
-                    <pic:cNvPicPr>
-                      <a:picLocks noChangeArrowheads="1" noChangeAspect="1"/>
-                    </pic:cNvPicPr>
-                  </pic:nvPicPr>
-                  <pic:blipFill>
-                    <a:blip r:embed="rId43"/>
-                    <a:stretch>
-                      <a:fillRect/>
-                    </a:stretch>
-                  </pic:blipFill>
-                  <pic:spPr bwMode="auto">
-                    <a:xfrm>
-                      <a:off x="0" y="0"/>
-                      <a:ext cx="3044952" cy="2272311"/>
-                    </a:xfrm>
-                    <a:prstGeom prst="rect">
-                      <a:avLst/>
-                    </a:prstGeom>
-                    <a:noFill/>
-                    <a:ln w="9525">
-                      <a:noFill/>
-                      <a:headEnd/>
-                      <a:tailEnd/>
-                    </a:ln>
-                  </pic:spPr>
-                </pic:pic>
-              </a:graphicData>
-            </a:graphic>
-          </wp:inline>
-        </w:drawing>
-      </w:r>
-    </w:p>
-    <w:bookmarkEnd w:id="46"/>
+    <w:bookmarkEnd w:id="50"/>
     <w:p>
       <w:pPr>
         <w:pStyle w:val="AfterWithoutNote"/>
@@ -905,8 +1053,8 @@
         <w:t xml:space="preserve">However, even cross-sectional work spanning the lifespan is not often conducted.</w:t>
       </w:r>
     </w:p>
-    <w:bookmarkEnd w:id="47"/>
-    <w:bookmarkStart w:id="48" w:name="the-problemobstacle"/>
+    <w:bookmarkEnd w:id="51"/>
+    <w:bookmarkStart w:id="52" w:name="the-problemobstacle"/>
     <w:p>
       <w:pPr>
         <w:pStyle w:val="Heading1"/>
@@ -929,8 +1077,8 @@
         <w:t xml:space="preserve">The piecewise approach to development limits our understanding of lifespan development and the origins of psychopathology.</w:t>
       </w:r>
     </w:p>
-    <w:bookmarkEnd w:id="48"/>
-    <w:bookmarkStart w:id="59" w:name="reasons-for-the-problem"/>
+    <w:bookmarkEnd w:id="52"/>
+    <w:bookmarkStart w:id="63" w:name="reasons-for-the-problem"/>
     <w:p>
       <w:pPr>
         <w:pStyle w:val="Heading1"/>
@@ -997,7 +1145,7 @@
         <w:t xml:space="preserve">To ground the discussion, we provide examples relating to externalizing psychopathology; however, these issues are not specific to externalizing.</w:t>
       </w:r>
     </w:p>
-    <w:bookmarkStart w:id="52" w:name="problems-of-constructs"/>
+    <w:bookmarkStart w:id="56" w:name="problems-of-constructs"/>
     <w:p>
       <w:pPr>
         <w:pStyle w:val="Heading2"/>
@@ -1534,7 +1682,7 @@
         <w:t xml:space="preserve">Moreover, where such theories do indicate changes in behavioral manifestation across development, diagnostic and taxonomic systems do not incorporate these developmental changes.</w:t>
       </w:r>
     </w:p>
-    <w:bookmarkStart w:id="51" w:name="lack-of-a-developmental-perspective"/>
+    <w:bookmarkStart w:id="55" w:name="lack-of-a-developmental-perspective"/>
     <w:p>
       <w:pPr>
         <w:pStyle w:val="Heading3"/>
@@ -1615,7 +1763,7 @@
         <w:rPr>
           <w:rStyle w:val="FootnoteReference"/>
         </w:rPr>
-        <w:footnoteReference w:id="49"/>
+        <w:footnoteReference w:id="53"/>
       </w:r>
       <w:r>
         <w:t xml:space="preserve">—the diagnostic criteria do not differ across development, even though diagnostic manuals acknowledge that developmental factors impact symptom presentation</w:t>
@@ -1624,15 +1772,15 @@
         <w:rPr>
           <w:rStyle w:val="FootnoteReference"/>
         </w:rPr>
-        <w:footnoteReference w:id="50"/>
+        <w:footnoteReference w:id="54"/>
       </w:r>
       <w:r>
         <w:t xml:space="preserve">.</w:t>
       </w:r>
     </w:p>
-    <w:bookmarkEnd w:id="51"/>
-    <w:bookmarkEnd w:id="52"/>
-    <w:bookmarkStart w:id="57" w:name="X08761d2e933d3c63251c7853a991975a4515ca5"/>
+    <w:bookmarkEnd w:id="55"/>
+    <w:bookmarkEnd w:id="56"/>
+    <w:bookmarkStart w:id="61" w:name="X08761d2e933d3c63251c7853a991975a4515ca5"/>
     <w:p>
       <w:pPr>
         <w:pStyle w:val="Heading2"/>
@@ -1661,7 +1809,7 @@
         <w:t xml:space="preserve">In particular, there is a mismatch between theory of constructs—including how a construct manifest behaviorally—and our methods to assess the construct and to evaluate people’s level and change in that construct.</w:t>
       </w:r>
     </w:p>
-    <w:bookmarkStart w:id="53" w:name="X4c94655489fd3e3efea19c584555f75e74709d7"/>
+    <w:bookmarkStart w:id="57" w:name="X4c94655489fd3e3efea19c584555f75e74709d7"/>
     <w:p>
       <w:pPr>
         <w:pStyle w:val="Heading3"/>
@@ -1670,8 +1818,8 @@
         <w:t xml:space="preserve">Do Not Adequately Capture Constructs’ Change in Behavioral Manifestation Across Development</w:t>
       </w:r>
     </w:p>
-    <w:bookmarkEnd w:id="53"/>
-    <w:bookmarkStart w:id="54" w:name="Xdc13d281466e499f4855c3876fd0a0cd5a1ffa2"/>
+    <w:bookmarkEnd w:id="57"/>
+    <w:bookmarkStart w:id="58" w:name="Xdc13d281466e499f4855c3876fd0a0cd5a1ffa2"/>
     <w:p>
       <w:pPr>
         <w:pStyle w:val="Heading3"/>
@@ -1680,8 +1828,8 @@
         <w:t xml:space="preserve">Do Not Allow Charting Individuals’ Change Over Time When the Construct Changes in Behavioral Manifestation</w:t>
       </w:r>
     </w:p>
-    <w:bookmarkEnd w:id="54"/>
-    <w:bookmarkStart w:id="55" w:name="X5b5ec984eec4bed4d234d034c192bb08d883361"/>
+    <w:bookmarkEnd w:id="58"/>
+    <w:bookmarkStart w:id="59" w:name="X5b5ec984eec4bed4d234d034c192bb08d883361"/>
     <w:p>
       <w:pPr>
         <w:pStyle w:val="Heading3"/>
@@ -1690,8 +1838,8 @@
         <w:t xml:space="preserve">Not Well-Suited For Capturing the Full Range of Individual Differences</w:t>
       </w:r>
     </w:p>
-    <w:bookmarkEnd w:id="55"/>
-    <w:bookmarkStart w:id="56" w:name="X7a68df1e46d6eb3875992be7e28db94db9dbc3e"/>
+    <w:bookmarkEnd w:id="59"/>
+    <w:bookmarkStart w:id="60" w:name="X7a68df1e46d6eb3875992be7e28db94db9dbc3e"/>
     <w:p>
       <w:pPr>
         <w:pStyle w:val="Heading3"/>
@@ -1700,9 +1848,9 @@
         <w:t xml:space="preserve">Not Well-Suited for Capturing Individuals’ Change Over Time</w:t>
       </w:r>
     </w:p>
-    <w:bookmarkEnd w:id="56"/>
-    <w:bookmarkEnd w:id="57"/>
-    <w:bookmarkStart w:id="58" w:name="example-externalizing-psychopathology"/>
+    <w:bookmarkEnd w:id="60"/>
+    <w:bookmarkEnd w:id="61"/>
+    <w:bookmarkStart w:id="62" w:name="example-externalizing-psychopathology"/>
     <w:p>
       <w:pPr>
         <w:pStyle w:val="Heading2"/>
@@ -1711,9 +1859,9 @@
         <w:t xml:space="preserve">Example: Externalizing Psychopathology</w:t>
       </w:r>
     </w:p>
-    <w:bookmarkEnd w:id="58"/>
-    <w:bookmarkEnd w:id="59"/>
-    <w:bookmarkStart w:id="60" w:name="X90173f212147643646723f86a6ce6f8ad77bf31"/>
+    <w:bookmarkEnd w:id="62"/>
+    <w:bookmarkEnd w:id="63"/>
+    <w:bookmarkStart w:id="64" w:name="X90173f212147643646723f86a6ce6f8ad77bf31"/>
     <w:p>
       <w:pPr>
         <w:pStyle w:val="Heading1"/>
@@ -1722,8 +1870,8 @@
         <w:t xml:space="preserve">Solution: A Developmental Scaling Framework</w:t>
       </w:r>
     </w:p>
-    <w:bookmarkEnd w:id="60"/>
-    <w:bookmarkStart w:id="68" w:name="other-key-challenges-to-address"/>
+    <w:bookmarkEnd w:id="64"/>
+    <w:bookmarkStart w:id="72" w:name="other-key-challenges-to-address"/>
     <w:p>
       <w:pPr>
         <w:pStyle w:val="Heading1"/>
@@ -1732,7 +1880,7 @@
         <w:t xml:space="preserve">Other Key Challenges to Address</w:t>
       </w:r>
     </w:p>
-    <w:bookmarkStart w:id="65" w:name="sec-potential-confounds-of-change"/>
+    <w:bookmarkStart w:id="69" w:name="sec-potential-confounds-of-change"/>
     <w:p>
       <w:pPr>
         <w:pStyle w:val="Heading2"/>
@@ -1741,7 +1889,7 @@
         <w:t xml:space="preserve">Potential Confounds of Change</w:t>
       </w:r>
     </w:p>
-    <w:bookmarkStart w:id="61" w:name="practiceretest-effects"/>
+    <w:bookmarkStart w:id="65" w:name="practiceretest-effects"/>
     <w:p>
       <w:pPr>
         <w:pStyle w:val="Heading3"/>
@@ -1750,8 +1898,8 @@
         <w:t xml:space="preserve">Practice/Retest Effects</w:t>
       </w:r>
     </w:p>
-    <w:bookmarkEnd w:id="61"/>
-    <w:bookmarkStart w:id="62" w:name="period-and-cohort-effects"/>
+    <w:bookmarkEnd w:id="65"/>
+    <w:bookmarkStart w:id="66" w:name="period-and-cohort-effects"/>
     <w:p>
       <w:pPr>
         <w:pStyle w:val="Heading3"/>
@@ -1760,8 +1908,8 @@
         <w:t xml:space="preserve">Period and Cohort Effects</w:t>
       </w:r>
     </w:p>
-    <w:bookmarkEnd w:id="62"/>
-    <w:bookmarkStart w:id="63" w:name="measurement-error"/>
+    <w:bookmarkEnd w:id="66"/>
+    <w:bookmarkStart w:id="67" w:name="measurement-error"/>
     <w:p>
       <w:pPr>
         <w:pStyle w:val="Heading3"/>
@@ -1770,8 +1918,8 @@
         <w:t xml:space="preserve">Measurement Error</w:t>
       </w:r>
     </w:p>
-    <w:bookmarkEnd w:id="63"/>
-    <w:bookmarkStart w:id="64" w:name="change-in-meaning-of-the-scores"/>
+    <w:bookmarkEnd w:id="67"/>
+    <w:bookmarkStart w:id="68" w:name="change-in-meaning-of-the-scores"/>
     <w:p>
       <w:pPr>
         <w:pStyle w:val="Heading3"/>
@@ -1780,9 +1928,9 @@
         <w:t xml:space="preserve">Change in Meaning of the Scores</w:t>
       </w:r>
     </w:p>
-    <w:bookmarkEnd w:id="64"/>
-    <w:bookmarkEnd w:id="65"/>
-    <w:bookmarkStart w:id="66" w:name="factorial-invariance-across-time"/>
+    <w:bookmarkEnd w:id="68"/>
+    <w:bookmarkEnd w:id="69"/>
+    <w:bookmarkStart w:id="70" w:name="factorial-invariance-across-time"/>
     <w:p>
       <w:pPr>
         <w:pStyle w:val="Heading2"/>
@@ -1791,8 +1939,8 @@
         <w:t xml:space="preserve">Factorial Invariance Across Time</w:t>
       </w:r>
     </w:p>
-    <w:bookmarkEnd w:id="66"/>
-    <w:bookmarkStart w:id="67" w:name="obsolescence-of-items-and-measures"/>
+    <w:bookmarkEnd w:id="70"/>
+    <w:bookmarkStart w:id="71" w:name="obsolescence-of-items-and-measures"/>
     <w:p>
       <w:pPr>
         <w:pStyle w:val="Heading2"/>
@@ -1801,9 +1949,9 @@
         <w:t xml:space="preserve">Obsolescence of Items and Measures</w:t>
       </w:r>
     </w:p>
-    <w:bookmarkEnd w:id="67"/>
-    <w:bookmarkEnd w:id="68"/>
-    <w:bookmarkStart w:id="69" w:name="conclusion"/>
+    <w:bookmarkEnd w:id="71"/>
+    <w:bookmarkEnd w:id="72"/>
+    <w:bookmarkStart w:id="73" w:name="conclusion"/>
     <w:p>
       <w:pPr>
         <w:pStyle w:val="Heading1"/>
@@ -1832,8 +1980,8 @@
         <w:t xml:space="preserve">Although this manuscript focuses on development of psychopathology, the principles discussed likely apply to many other developmental domains.</w:t>
       </w:r>
     </w:p>
-    <w:bookmarkEnd w:id="69"/>
-    <w:bookmarkStart w:id="106" w:name="references"/>
+    <w:bookmarkEnd w:id="73"/>
+    <w:bookmarkStart w:id="111" w:name="references"/>
     <w:p>
       <w:pPr>
         <w:pStyle w:val="Heading1"/>
@@ -1842,8 +1990,8 @@
         <w:t xml:space="preserve">References</w:t>
       </w:r>
     </w:p>
-    <w:bookmarkStart w:id="105" w:name="refs"/>
-    <w:bookmarkStart w:id="70" w:name="ref-Abrous2026"/>
+    <w:bookmarkStart w:id="110" w:name="refs"/>
+    <w:bookmarkStart w:id="74" w:name="ref-Abrous2026"/>
     <w:p>
       <w:pPr>
         <w:pStyle w:val="Bibliography"/>
@@ -1880,7 +2028,7 @@
       <w:r>
         <w:t xml:space="preserve"> </w:t>
       </w:r>
-      <w:hyperlink r:id="rId42">
+      <w:hyperlink r:id="rId49">
         <w:r>
           <w:rPr>
             <w:rStyle w:val="Hyperlink"/>
@@ -1889,8 +2037,8 @@
         </w:r>
       </w:hyperlink>
     </w:p>
-    <w:bookmarkEnd w:id="70"/>
-    <w:bookmarkStart w:id="71" w:name="ref-Ackerman2013"/>
+    <w:bookmarkEnd w:id="74"/>
+    <w:bookmarkStart w:id="75" w:name="ref-Ackerman2013"/>
     <w:p>
       <w:pPr>
         <w:pStyle w:val="Bibliography"/>
@@ -1915,8 +2063,8 @@
         <w:t xml:space="preserve">(pp. 119–132). American Psychological Association.</w:t>
       </w:r>
     </w:p>
-    <w:bookmarkEnd w:id="71"/>
-    <w:bookmarkStart w:id="72" w:name="ref-APA2022"/>
+    <w:bookmarkEnd w:id="75"/>
+    <w:bookmarkStart w:id="76" w:name="ref-APA2022"/>
     <w:p>
       <w:pPr>
         <w:pStyle w:val="Bibliography"/>
@@ -1966,8 +2114,8 @@
         <w:t xml:space="preserve">. American Psychiatric Publishing.</w:t>
       </w:r>
     </w:p>
-    <w:bookmarkEnd w:id="72"/>
-    <w:bookmarkStart w:id="74" w:name="ref-ApplegateInPress"/>
+    <w:bookmarkEnd w:id="76"/>
+    <w:bookmarkStart w:id="78" w:name="ref-ApplegateInPress"/>
     <w:p>
       <w:pPr>
         <w:pStyle w:val="Bibliography"/>
@@ -1991,7 +2139,7 @@
       <w:r>
         <w:t xml:space="preserve"> </w:t>
       </w:r>
-      <w:hyperlink r:id="rId73">
+      <w:hyperlink r:id="rId77">
         <w:r>
           <w:rPr>
             <w:rStyle w:val="Hyperlink"/>
@@ -2000,8 +2148,55 @@
         </w:r>
       </w:hyperlink>
     </w:p>
-    <w:bookmarkEnd w:id="74"/>
-    <w:bookmarkStart w:id="75" w:name="ref-Caspi2006"/>
+    <w:bookmarkEnd w:id="78"/>
+    <w:bookmarkStart w:id="79" w:name="ref-Borelli2018"/>
+    <w:p>
+      <w:pPr>
+        <w:pStyle w:val="Bibliography"/>
+      </w:pPr>
+      <w:r>
+        <w:t xml:space="preserve">Borelli, W. V., Carmona, K. C., Studart-Neto, A., Nitrini, R., Caramelli, P., &amp; Costa, J. C. da. (2018). Operationalized definition of older adults with high cognitive performance.</w:t>
+      </w:r>
+      <w:r>
+        <w:t xml:space="preserve"> </w:t>
+      </w:r>
+      <w:r>
+        <w:rPr>
+          <w:i/>
+          <w:iCs/>
+        </w:rPr>
+        <w:t xml:space="preserve">Dementia &amp; Neuropsychologia</w:t>
+      </w:r>
+      <w:r>
+        <w:t xml:space="preserve">,</w:t>
+      </w:r>
+      <w:r>
+        <w:t xml:space="preserve"> </w:t>
+      </w:r>
+      <w:r>
+        <w:rPr>
+          <w:i/>
+          <w:iCs/>
+        </w:rPr>
+        <w:t xml:space="preserve">12</w:t>
+      </w:r>
+      <w:r>
+        <w:t xml:space="preserve">(3), 221–227.</w:t>
+      </w:r>
+      <w:r>
+        <w:t xml:space="preserve"> </w:t>
+      </w:r>
+      <w:hyperlink r:id="rId48">
+        <w:r>
+          <w:rPr>
+            <w:rStyle w:val="Hyperlink"/>
+          </w:rPr>
+          <w:t xml:space="preserve">https://doi.org/10.1590/1980-57642018dn12-030001</w:t>
+        </w:r>
+      </w:hyperlink>
+    </w:p>
+    <w:bookmarkEnd w:id="79"/>
+    <w:bookmarkStart w:id="80" w:name="ref-Caspi2006"/>
     <w:p>
       <w:pPr>
         <w:pStyle w:val="Bibliography"/>
@@ -2026,8 +2221,8 @@
         <w:t xml:space="preserve">(6th ed., Vol. 3, pp. 300–365). John Wiley &amp; Sons, Inc.</w:t>
       </w:r>
     </w:p>
-    <w:bookmarkEnd w:id="75"/>
-    <w:bookmarkStart w:id="77" w:name="ref-Cicchetti2002"/>
+    <w:bookmarkEnd w:id="80"/>
+    <w:bookmarkStart w:id="82" w:name="ref-Cicchetti2002"/>
     <w:p>
       <w:pPr>
         <w:pStyle w:val="Bibliography"/>
@@ -2064,7 +2259,7 @@
       <w:r>
         <w:t xml:space="preserve"> </w:t>
       </w:r>
-      <w:hyperlink r:id="rId76">
+      <w:hyperlink r:id="rId81">
         <w:r>
           <w:rPr>
             <w:rStyle w:val="Hyperlink"/>
@@ -2073,8 +2268,8 @@
         </w:r>
       </w:hyperlink>
     </w:p>
-    <w:bookmarkEnd w:id="77"/>
-    <w:bookmarkStart w:id="79" w:name="ref-Godoy2021"/>
+    <w:bookmarkEnd w:id="82"/>
+    <w:bookmarkStart w:id="84" w:name="ref-Godoy2021"/>
     <w:p>
       <w:pPr>
         <w:pStyle w:val="Bibliography"/>
@@ -2111,7 +2306,7 @@
       <w:r>
         <w:t xml:space="preserve"> </w:t>
       </w:r>
-      <w:hyperlink r:id="rId78">
+      <w:hyperlink r:id="rId83">
         <w:r>
           <w:rPr>
             <w:rStyle w:val="Hyperlink"/>
@@ -2120,8 +2315,8 @@
         </w:r>
       </w:hyperlink>
     </w:p>
-    <w:bookmarkEnd w:id="79"/>
-    <w:bookmarkStart w:id="81" w:name="ref-Insel2008"/>
+    <w:bookmarkEnd w:id="84"/>
+    <w:bookmarkStart w:id="86" w:name="ref-Insel2008"/>
     <w:p>
       <w:pPr>
         <w:pStyle w:val="Bibliography"/>
@@ -2158,7 +2353,7 @@
       <w:r>
         <w:t xml:space="preserve"> </w:t>
       </w:r>
-      <w:hyperlink r:id="rId80">
+      <w:hyperlink r:id="rId85">
         <w:r>
           <w:rPr>
             <w:rStyle w:val="Hyperlink"/>
@@ -2167,8 +2362,8 @@
         </w:r>
       </w:hyperlink>
     </w:p>
-    <w:bookmarkEnd w:id="81"/>
-    <w:bookmarkStart w:id="83" w:name="ref-Miller2009"/>
+    <w:bookmarkEnd w:id="86"/>
+    <w:bookmarkStart w:id="88" w:name="ref-Miller2009"/>
     <w:p>
       <w:pPr>
         <w:pStyle w:val="Bibliography"/>
@@ -2205,7 +2400,7 @@
       <w:r>
         <w:t xml:space="preserve"> </w:t>
       </w:r>
-      <w:hyperlink r:id="rId82">
+      <w:hyperlink r:id="rId87">
         <w:r>
           <w:rPr>
             <w:rStyle w:val="Hyperlink"/>
@@ -2214,8 +2409,8 @@
         </w:r>
       </w:hyperlink>
     </w:p>
-    <w:bookmarkEnd w:id="83"/>
-    <w:bookmarkStart w:id="85" w:name="ref-Patterson1993"/>
+    <w:bookmarkEnd w:id="88"/>
+    <w:bookmarkStart w:id="90" w:name="ref-Patterson1993"/>
     <w:p>
       <w:pPr>
         <w:pStyle w:val="Bibliography"/>
@@ -2252,7 +2447,7 @@
       <w:r>
         <w:t xml:space="preserve"> </w:t>
       </w:r>
-      <w:hyperlink r:id="rId84">
+      <w:hyperlink r:id="rId89">
         <w:r>
           <w:rPr>
             <w:rStyle w:val="Hyperlink"/>
@@ -2261,8 +2456,8 @@
         </w:r>
       </w:hyperlink>
     </w:p>
-    <w:bookmarkEnd w:id="85"/>
-    <w:bookmarkStart w:id="87" w:name="ref-Petersen2024"/>
+    <w:bookmarkEnd w:id="90"/>
+    <w:bookmarkStart w:id="92" w:name="ref-Petersen2024"/>
     <w:p>
       <w:pPr>
         <w:pStyle w:val="Bibliography"/>
@@ -2299,7 +2494,7 @@
       <w:r>
         <w:t xml:space="preserve"> </w:t>
       </w:r>
-      <w:hyperlink r:id="rId86">
+      <w:hyperlink r:id="rId91">
         <w:r>
           <w:rPr>
             <w:rStyle w:val="Hyperlink"/>
@@ -2308,8 +2503,8 @@
         </w:r>
       </w:hyperlink>
     </w:p>
-    <w:bookmarkEnd w:id="87"/>
-    <w:bookmarkStart w:id="89" w:name="ref-Petersen2020"/>
+    <w:bookmarkEnd w:id="92"/>
+    <w:bookmarkStart w:id="94" w:name="ref-Petersen2020"/>
     <w:p>
       <w:pPr>
         <w:pStyle w:val="Bibliography"/>
@@ -2346,7 +2541,7 @@
       <w:r>
         <w:t xml:space="preserve"> </w:t>
       </w:r>
-      <w:hyperlink r:id="rId88">
+      <w:hyperlink r:id="rId93">
         <w:r>
           <w:rPr>
             <w:rStyle w:val="Hyperlink"/>
@@ -2355,8 +2550,8 @@
         </w:r>
       </w:hyperlink>
     </w:p>
-    <w:bookmarkEnd w:id="89"/>
-    <w:bookmarkStart w:id="91" w:name="ref-Petersen2026"/>
+    <w:bookmarkEnd w:id="94"/>
+    <w:bookmarkStart w:id="96" w:name="ref-Petersen2026"/>
     <w:p>
       <w:pPr>
         <w:pStyle w:val="Bibliography"/>
@@ -2393,7 +2588,7 @@
       <w:r>
         <w:t xml:space="preserve"> </w:t>
       </w:r>
-      <w:hyperlink r:id="rId90">
+      <w:hyperlink r:id="rId95">
         <w:r>
           <w:rPr>
             <w:rStyle w:val="Hyperlink"/>
@@ -2402,8 +2597,8 @@
         </w:r>
       </w:hyperlink>
     </w:p>
-    <w:bookmarkEnd w:id="91"/>
-    <w:bookmarkStart w:id="93" w:name="ref-Petersen2018"/>
+    <w:bookmarkEnd w:id="96"/>
+    <w:bookmarkStart w:id="98" w:name="ref-Petersen2018"/>
     <w:p>
       <w:pPr>
         <w:pStyle w:val="Bibliography"/>
@@ -2440,7 +2635,7 @@
       <w:r>
         <w:t xml:space="preserve"> </w:t>
       </w:r>
-      <w:hyperlink r:id="rId92">
+      <w:hyperlink r:id="rId97">
         <w:r>
           <w:rPr>
             <w:rStyle w:val="Hyperlink"/>
@@ -2449,8 +2644,8 @@
         </w:r>
       </w:hyperlink>
     </w:p>
-    <w:bookmarkEnd w:id="93"/>
-    <w:bookmarkStart w:id="95" w:name="ref-Rutter2006"/>
+    <w:bookmarkEnd w:id="98"/>
+    <w:bookmarkStart w:id="100" w:name="ref-Rutter2006"/>
     <w:p>
       <w:pPr>
         <w:pStyle w:val="Bibliography"/>
@@ -2487,7 +2682,7 @@
       <w:r>
         <w:t xml:space="preserve"> </w:t>
       </w:r>
-      <w:hyperlink r:id="rId94">
+      <w:hyperlink r:id="rId99">
         <w:r>
           <w:rPr>
             <w:rStyle w:val="Hyperlink"/>
@@ -2496,8 +2691,8 @@
         </w:r>
       </w:hyperlink>
     </w:p>
-    <w:bookmarkEnd w:id="95"/>
-    <w:bookmarkStart w:id="96" w:name="ref-Sroufe2016"/>
+    <w:bookmarkEnd w:id="100"/>
+    <w:bookmarkStart w:id="101" w:name="ref-Sroufe2016"/>
     <w:p>
       <w:pPr>
         <w:pStyle w:val="Bibliography"/>
@@ -2522,8 +2717,8 @@
         <w:t xml:space="preserve">(Vol. 3, pp. 997–1011). Guilford.</w:t>
       </w:r>
     </w:p>
-    <w:bookmarkEnd w:id="96"/>
-    <w:bookmarkStart w:id="98" w:name="ref-Wakschlag2019"/>
+    <w:bookmarkEnd w:id="101"/>
+    <w:bookmarkStart w:id="103" w:name="ref-Wakschlag2019"/>
     <w:p>
       <w:pPr>
         <w:pStyle w:val="Bibliography"/>
@@ -2560,7 +2755,7 @@
       <w:r>
         <w:t xml:space="preserve"> </w:t>
       </w:r>
-      <w:hyperlink r:id="rId97">
+      <w:hyperlink r:id="rId102">
         <w:r>
           <w:rPr>
             <w:rStyle w:val="Hyperlink"/>
@@ -2569,8 +2764,8 @@
         </w:r>
       </w:hyperlink>
     </w:p>
-    <w:bookmarkEnd w:id="98"/>
-    <w:bookmarkStart w:id="100" w:name="ref-Weems2008"/>
+    <w:bookmarkEnd w:id="103"/>
+    <w:bookmarkStart w:id="105" w:name="ref-Weems2008"/>
     <w:p>
       <w:pPr>
         <w:pStyle w:val="Bibliography"/>
@@ -2607,7 +2802,7 @@
       <w:r>
         <w:t xml:space="preserve"> </w:t>
       </w:r>
-      <w:hyperlink r:id="rId99">
+      <w:hyperlink r:id="rId104">
         <w:r>
           <w:rPr>
             <w:rStyle w:val="Hyperlink"/>
@@ -2616,8 +2811,8 @@
         </w:r>
       </w:hyperlink>
     </w:p>
-    <w:bookmarkEnd w:id="100"/>
-    <w:bookmarkStart w:id="102" w:name="ref-Weiss2003"/>
+    <w:bookmarkEnd w:id="105"/>
+    <w:bookmarkStart w:id="107" w:name="ref-Weiss2003"/>
     <w:p>
       <w:pPr>
         <w:pStyle w:val="Bibliography"/>
@@ -2654,7 +2849,7 @@
       <w:r>
         <w:t xml:space="preserve"> </w:t>
       </w:r>
-      <w:hyperlink r:id="rId101">
+      <w:hyperlink r:id="rId106">
         <w:r>
           <w:rPr>
             <w:rStyle w:val="Hyperlink"/>
@@ -2663,8 +2858,8 @@
         </w:r>
       </w:hyperlink>
     </w:p>
-    <w:bookmarkEnd w:id="102"/>
-    <w:bookmarkStart w:id="104" w:name="ref-WHO2022"/>
+    <w:bookmarkEnd w:id="107"/>
+    <w:bookmarkStart w:id="109" w:name="ref-WHO2022"/>
     <w:p>
       <w:pPr>
         <w:pStyle w:val="Bibliography"/>
@@ -2702,7 +2897,7 @@
       <w:r>
         <w:t xml:space="preserve"> </w:t>
       </w:r>
-      <w:hyperlink r:id="rId103">
+      <w:hyperlink r:id="rId108">
         <w:r>
           <w:rPr>
             <w:rStyle w:val="Hyperlink"/>
@@ -2711,14 +2906,14 @@
         </w:r>
       </w:hyperlink>
     </w:p>
-    <w:bookmarkEnd w:id="104"/>
-    <w:bookmarkEnd w:id="105"/>
+    <w:bookmarkEnd w:id="109"/>
+    <w:bookmarkEnd w:id="110"/>
     <w:p>
       <w:r>
         <w:br w:type="page"/>
       </w:r>
     </w:p>
-    <w:bookmarkEnd w:id="106"/>
+    <w:bookmarkEnd w:id="111"/>
     <w:p>
       <w:pPr>
         <w:pStyle w:val="Heading1"/>
@@ -2727,7 +2922,7 @@
         <w:t xml:space="preserve">Appendix A</w:t>
       </w:r>
     </w:p>
-    <w:bookmarkStart w:id="107" w:name="apx-a"/>
+    <w:bookmarkStart w:id="112" w:name="apx-a"/>
     <w:p>
       <w:pPr>
         <w:pStyle w:val="Heading1"/>
@@ -2741,7 +2936,7 @@
         <w:br w:type="page"/>
       </w:r>
     </w:p>
-    <w:bookmarkEnd w:id="107"/>
+    <w:bookmarkEnd w:id="112"/>
     <w:p>
       <w:pPr>
         <w:pStyle w:val="Heading1"/>
@@ -2750,7 +2945,7 @@
         <w:t xml:space="preserve">Appendix B</w:t>
       </w:r>
     </w:p>
-    <w:bookmarkStart w:id="108" w:name="apx-b"/>
+    <w:bookmarkStart w:id="113" w:name="apx-b"/>
     <w:p>
       <w:pPr>
         <w:pStyle w:val="Heading1"/>
@@ -2759,7 +2954,7 @@
         <w:t xml:space="preserve">Another Appendix</w:t>
       </w:r>
     </w:p>
-    <w:bookmarkEnd w:id="108"/>
+    <w:bookmarkEnd w:id="113"/>
     <w:sectPr>
       <w:headerReference r:id="rId8" w:type="even"/>
       <w:headerReference r:id="rId9" w:type="default"/>
@@ -2825,7 +3020,7 @@
       </w:r>
     </w:p>
   </w:footnote>
-  <w:footnote w:id="49">
+  <w:footnote w:id="53">
     <w:p>
       <w:pPr>
         <w:pStyle w:val="FootnoteText"/>
@@ -2900,7 +3095,7 @@
       </w:r>
     </w:p>
   </w:footnote>
-  <w:footnote w:id="50">
+  <w:footnote w:id="54">
     <w:p>
       <w:pPr>
         <w:pStyle w:val="FootnoteText"/>

--- a/index.docx
+++ b/index.docx
@@ -529,7 +529,7 @@
       </w:r>
     </w:p>
     <w:bookmarkEnd w:id="41"/>
-    <w:bookmarkStart w:id="51" w:name="the-goal"/>
+    <w:bookmarkStart w:id="48" w:name="the-goal"/>
     <w:p>
       <w:pPr>
         <w:pStyle w:val="Heading1"/>
@@ -723,7 +723,7 @@
         <w:t xml:space="preserve">.</w:t>
       </w:r>
     </w:p>
-    <w:bookmarkStart w:id="50" w:name="fig-agingTrajectoriesHeteogeneity"/>
+    <w:bookmarkStart w:id="47" w:name="fig-agingTrajectoriesHeteogeneity"/>
     <w:tbl>
       <w:tblPr>
         <w:tblStyle w:val="Table"/>
@@ -732,15 +732,14 @@
         <w:tblLook w:firstRow="0" w:lastRow="0" w:firstColumn="0" w:lastColumn="0" w:noHBand="0" w:noVBand="0" w:val="0000"/>
       </w:tblPr>
       <w:tblGrid>
-        <w:gridCol w:w="3880"/>
-        <w:gridCol w:w="3880"/>
+        <w:gridCol w:w="7761"/>
       </w:tblGrid>
       <w:tr>
         <w:tc>
           <w:tcPr/>
           <w:p>
             <w:pPr>
-              <w:pStyle w:val="FigureWithoutNote"/>
+              <w:pStyle w:val="Compact"/>
               <w:jc w:val="left"/>
             </w:pPr>
             <w:r>
@@ -785,129 +784,6 @@
                 </wp:inline>
               </w:drawing>
             </w:r>
-            <w:r>
-              <w:t xml:space="preserve"> </w:t>
-            </w:r>
-            <w:r>
-              <w:drawing>
-                <wp:inline>
-                  <wp:extent cx="3044952" cy="2272311"/>
-                  <wp:effectExtent b="0" l="0" r="0" t="0"/>
-                  <wp:docPr descr="Theoretical illustration of inter-individual variability in cognitive aging trajectories." title="" id="46" name="Picture"/>
-                  <a:graphic>
-                    <a:graphicData uri="http://schemas.openxmlformats.org/drawingml/2006/picture">
-                      <pic:pic>
-                        <pic:nvPicPr>
-                          <pic:cNvPr descr="Figures/Abrous2026_figure1.jpg" id="47" name="Picture"/>
-                          <pic:cNvPicPr>
-                            <a:picLocks noChangeArrowheads="1" noChangeAspect="1"/>
-                          </pic:cNvPicPr>
-                        </pic:nvPicPr>
-                        <pic:blipFill>
-                          <a:blip r:embed="rId45"/>
-                          <a:stretch>
-                            <a:fillRect/>
-                          </a:stretch>
-                        </pic:blipFill>
-                        <pic:spPr bwMode="auto">
-                          <a:xfrm>
-                            <a:off x="0" y="0"/>
-                            <a:ext cx="3044952" cy="2272311"/>
-                          </a:xfrm>
-                          <a:prstGeom prst="rect">
-                            <a:avLst/>
-                          </a:prstGeom>
-                          <a:noFill/>
-                          <a:ln w="9525">
-                            <a:noFill/>
-                            <a:headEnd/>
-                            <a:tailEnd/>
-                          </a:ln>
-                        </pic:spPr>
-                      </pic:pic>
-                    </a:graphicData>
-                  </a:graphic>
-                </wp:inline>
-              </w:drawing>
-            </w:r>
-          </w:p>
-        </w:tc>
-        <w:tc>
-          <w:tcPr/>
-          <w:p>
-            <w:pPr>
-              <w:pStyle w:val="FigureWithoutNote"/>
-              <w:jc w:val="left"/>
-            </w:pPr>
-            <w:r>
-              <w:t xml:space="preserve">Panel A: Hypothetical models for different cognitive trajectories of aging.</w:t>
-            </w:r>
-            <w:r>
-              <w:t xml:space="preserve"> </w:t>
-            </w:r>
-            <w:r>
-              <w:t xml:space="preserve">(Figure in Panel B reprinted from</w:t>
-            </w:r>
-            <w:r>
-              <w:t xml:space="preserve"> </w:t>
-            </w:r>
-            <w:r>
-              <w:t xml:space="preserve">Borelli et al. (</w:t>
-            </w:r>
-            <w:hyperlink w:anchor="ref-Borelli2018">
-              <w:r>
-                <w:rPr>
-                  <w:rStyle w:val="Hyperlink"/>
-                </w:rPr>
-                <w:t xml:space="preserve">2018</w:t>
-              </w:r>
-            </w:hyperlink>
-            <w:r>
-              <w:t xml:space="preserve">)</w:t>
-            </w:r>
-            <w:r>
-              <w:t xml:space="preserve">, Figure 1, p. 222. Borelli, W. V., Carmona, K. C., Studart-Neto, A., Nitrini, R., Caramelli, P., &amp; Costa, J. C. d. (2018). Operationalized definition of older adults with high cognitive performance.</w:t>
-            </w:r>
-            <w:r>
-              <w:t xml:space="preserve"> </w:t>
-            </w:r>
-            <w:r>
-              <w:rPr>
-                <w:i/>
-                <w:iCs/>
-              </w:rPr>
-              <w:t xml:space="preserve">Dementia &amp; Neuropsychologia</w:t>
-            </w:r>
-            <w:r>
-              <w:t xml:space="preserve">,</w:t>
-            </w:r>
-            <w:r>
-              <w:t xml:space="preserve"> </w:t>
-            </w:r>
-            <w:r>
-              <w:rPr>
-                <w:i/>
-                <w:iCs/>
-              </w:rPr>
-              <w:t xml:space="preserve">12</w:t>
-            </w:r>
-            <w:r>
-              <w:t xml:space="preserve">(3), 221–227.</w:t>
-            </w:r>
-            <w:r>
-              <w:t xml:space="preserve"> </w:t>
-            </w:r>
-            <w:hyperlink r:id="rId48">
-              <w:r>
-                <w:rPr>
-                  <w:rStyle w:val="Hyperlink"/>
-                </w:rPr>
-                <w:t xml:space="preserve">https://doi.org/10.1590/1980-57642018dn12-030001</w:t>
-              </w:r>
-            </w:hyperlink>
-            <w:r>
-              <w:t xml:space="preserve">)</w:t>
-            </w:r>
           </w:p>
         </w:tc>
       </w:tr>
@@ -925,7 +801,93 @@
         <w:pStyle w:val="Caption"/>
       </w:pPr>
       <w:r>
-        <w:t xml:space="preserve">Panel B: Theoretical illustration of inter-individual variability in cognitive aging trajectories.</w:t>
+        <w:rPr>
+          <w:b/>
+          <w:bCs/>
+        </w:rPr>
+        <w:t xml:space="preserve">Panel A</w:t>
+      </w:r>
+      <w:r>
+        <w:t xml:space="preserve">: Hypothetical models for different cognitive trajectories of aging.</w:t>
+      </w:r>
+      <w:r>
+        <w:t xml:space="preserve"> </w:t>
+      </w:r>
+      <w:r>
+        <w:t xml:space="preserve">(Figure in Panel B reprinted from</w:t>
+      </w:r>
+      <w:r>
+        <w:t xml:space="preserve"> </w:t>
+      </w:r>
+      <w:r>
+        <w:t xml:space="preserve">Borelli et al. (</w:t>
+      </w:r>
+      <w:hyperlink w:anchor="ref-Borelli2018">
+        <w:r>
+          <w:rPr>
+            <w:rStyle w:val="Hyperlink"/>
+          </w:rPr>
+          <w:t xml:space="preserve">2018</w:t>
+        </w:r>
+      </w:hyperlink>
+      <w:r>
+        <w:t xml:space="preserve">)</w:t>
+      </w:r>
+      <w:r>
+        <w:t xml:space="preserve">, Figure 1, p. 222. Borelli, W. V., Carmona, K. C., Studart-Neto, A., Nitrini, R., Caramelli, P., &amp; Costa, J. C. d. (2018). Operationalized definition of older adults with high cognitive performance.</w:t>
+      </w:r>
+      <w:r>
+        <w:t xml:space="preserve"> </w:t>
+      </w:r>
+      <w:r>
+        <w:rPr>
+          <w:i/>
+          <w:iCs/>
+        </w:rPr>
+        <w:t xml:space="preserve">Dementia &amp; Neuropsychologia</w:t>
+      </w:r>
+      <w:r>
+        <w:t xml:space="preserve">,</w:t>
+      </w:r>
+      <w:r>
+        <w:t xml:space="preserve"> </w:t>
+      </w:r>
+      <w:r>
+        <w:rPr>
+          <w:i/>
+          <w:iCs/>
+        </w:rPr>
+        <w:t xml:space="preserve">12</w:t>
+      </w:r>
+      <w:r>
+        <w:t xml:space="preserve">(3), 221–227.</w:t>
+      </w:r>
+      <w:r>
+        <w:t xml:space="preserve"> </w:t>
+      </w:r>
+      <w:hyperlink r:id="rId45">
+        <w:r>
+          <w:rPr>
+            <w:rStyle w:val="Hyperlink"/>
+          </w:rPr>
+          <w:t xml:space="preserve">https://doi.org/10.1590/1980-57642018dn12-030001</w:t>
+        </w:r>
+      </w:hyperlink>
+      <w:r>
+        <w:t xml:space="preserve">)</w:t>
+      </w:r>
+      <w:r>
+        <w:t xml:space="preserve"> </w:t>
+      </w:r>
+      <w:r>
+        <w:rPr>
+          <w:b/>
+          <w:bCs/>
+        </w:rPr>
+        <w:t xml:space="preserve">Panel B</w:t>
+      </w:r>
+      <w:r>
+        <w:t xml:space="preserve">: Theoretical illustration of inter-individual variability in cognitive aging trajectories.</w:t>
       </w:r>
       <w:r>
         <w:t xml:space="preserve"> </w:t>
@@ -994,7 +956,7 @@
       <w:r>
         <w:t xml:space="preserve"> </w:t>
       </w:r>
-      <w:hyperlink r:id="rId49">
+      <w:hyperlink r:id="rId46">
         <w:r>
           <w:rPr>
             <w:rStyle w:val="Hyperlink"/>
@@ -1006,7 +968,7 @@
         <w:t xml:space="preserve">)</w:t>
       </w:r>
     </w:p>
-    <w:bookmarkEnd w:id="50"/>
+    <w:bookmarkEnd w:id="47"/>
     <w:p>
       <w:pPr>
         <w:pStyle w:val="AfterWithoutNote"/>
@@ -1053,8 +1015,8 @@
         <w:t xml:space="preserve">However, even cross-sectional work spanning the lifespan is not often conducted.</w:t>
       </w:r>
     </w:p>
-    <w:bookmarkEnd w:id="51"/>
-    <w:bookmarkStart w:id="52" w:name="the-problemobstacle"/>
+    <w:bookmarkEnd w:id="48"/>
+    <w:bookmarkStart w:id="49" w:name="the-problemobstacle"/>
     <w:p>
       <w:pPr>
         <w:pStyle w:val="Heading1"/>
@@ -1077,8 +1039,8 @@
         <w:t xml:space="preserve">The piecewise approach to development limits our understanding of lifespan development and the origins of psychopathology.</w:t>
       </w:r>
     </w:p>
-    <w:bookmarkEnd w:id="52"/>
-    <w:bookmarkStart w:id="63" w:name="reasons-for-the-problem"/>
+    <w:bookmarkEnd w:id="49"/>
+    <w:bookmarkStart w:id="60" w:name="reasons-for-the-problem"/>
     <w:p>
       <w:pPr>
         <w:pStyle w:val="Heading1"/>
@@ -1145,7 +1107,7 @@
         <w:t xml:space="preserve">To ground the discussion, we provide examples relating to externalizing psychopathology; however, these issues are not specific to externalizing.</w:t>
       </w:r>
     </w:p>
-    <w:bookmarkStart w:id="56" w:name="problems-of-constructs"/>
+    <w:bookmarkStart w:id="53" w:name="problems-of-constructs"/>
     <w:p>
       <w:pPr>
         <w:pStyle w:val="Heading2"/>
@@ -1682,7 +1644,7 @@
         <w:t xml:space="preserve">Moreover, where such theories do indicate changes in behavioral manifestation across development, diagnostic and taxonomic systems do not incorporate these developmental changes.</w:t>
       </w:r>
     </w:p>
-    <w:bookmarkStart w:id="55" w:name="lack-of-a-developmental-perspective"/>
+    <w:bookmarkStart w:id="52" w:name="lack-of-a-developmental-perspective"/>
     <w:p>
       <w:pPr>
         <w:pStyle w:val="Heading3"/>
@@ -1763,7 +1725,7 @@
         <w:rPr>
           <w:rStyle w:val="FootnoteReference"/>
         </w:rPr>
-        <w:footnoteReference w:id="53"/>
+        <w:footnoteReference w:id="50"/>
       </w:r>
       <w:r>
         <w:t xml:space="preserve">—the diagnostic criteria do not differ across development, even though diagnostic manuals acknowledge that developmental factors impact symptom presentation</w:t>
@@ -1772,226 +1734,226 @@
         <w:rPr>
           <w:rStyle w:val="FootnoteReference"/>
         </w:rPr>
-        <w:footnoteReference w:id="54"/>
+        <w:footnoteReference w:id="51"/>
       </w:r>
       <w:r>
         <w:t xml:space="preserve">.</w:t>
       </w:r>
     </w:p>
+    <w:bookmarkEnd w:id="52"/>
+    <w:bookmarkEnd w:id="53"/>
+    <w:bookmarkStart w:id="58" w:name="X08761d2e933d3c63251c7853a991975a4515ca5"/>
+    <w:p>
+      <w:pPr>
+        <w:pStyle w:val="Heading2"/>
+      </w:pPr>
+      <w:r>
+        <w:t xml:space="preserve">Problems of Existing Assessments and Traditional Scoring Systems</w:t>
+      </w:r>
+    </w:p>
+    <w:p>
+      <w:pPr>
+        <w:pStyle w:val="FirstParagraph"/>
+      </w:pPr>
+      <w:r>
+        <w:t xml:space="preserve">Other key reasons the field has failed to adequately study individuals’ development of psychopathology across the lifespan represent method problems—namely, problems with existing assessments and how those assessments are used, based on traditional scoring systems.</w:t>
+      </w:r>
+      <w:r>
+        <w:t xml:space="preserve"> </w:t>
+      </w:r>
+      <w:r>
+        <w:t xml:space="preserve">There is a mismatch metween theory and method.</w:t>
+      </w:r>
+      <w:r>
+        <w:t xml:space="preserve"> </w:t>
+      </w:r>
+      <w:r>
+        <w:t xml:space="preserve">In particular, there is a mismatch between theory of constructs—including how a construct manifest behaviorally—and our methods to assess the construct and to evaluate people’s level and change in that construct.</w:t>
+      </w:r>
+    </w:p>
+    <w:bookmarkStart w:id="54" w:name="X4c94655489fd3e3efea19c584555f75e74709d7"/>
+    <w:p>
+      <w:pPr>
+        <w:pStyle w:val="Heading3"/>
+      </w:pPr>
+      <w:r>
+        <w:t xml:space="preserve">Do Not Adequately Capture Constructs’ Change in Behavioral Manifestation Across Development</w:t>
+      </w:r>
+    </w:p>
+    <w:bookmarkEnd w:id="54"/>
+    <w:bookmarkStart w:id="55" w:name="Xdc13d281466e499f4855c3876fd0a0cd5a1ffa2"/>
+    <w:p>
+      <w:pPr>
+        <w:pStyle w:val="Heading3"/>
+      </w:pPr>
+      <w:r>
+        <w:t xml:space="preserve">Do Not Allow Charting Individuals’ Change Over Time When the Construct Changes in Behavioral Manifestation</w:t>
+      </w:r>
+    </w:p>
     <w:bookmarkEnd w:id="55"/>
+    <w:bookmarkStart w:id="56" w:name="X5b5ec984eec4bed4d234d034c192bb08d883361"/>
+    <w:p>
+      <w:pPr>
+        <w:pStyle w:val="Heading3"/>
+      </w:pPr>
+      <w:r>
+        <w:t xml:space="preserve">Not Well-Suited For Capturing the Full Range of Individual Differences</w:t>
+      </w:r>
+    </w:p>
     <w:bookmarkEnd w:id="56"/>
-    <w:bookmarkStart w:id="61" w:name="X08761d2e933d3c63251c7853a991975a4515ca5"/>
+    <w:bookmarkStart w:id="57" w:name="X7a68df1e46d6eb3875992be7e28db94db9dbc3e"/>
+    <w:p>
+      <w:pPr>
+        <w:pStyle w:val="Heading3"/>
+      </w:pPr>
+      <w:r>
+        <w:t xml:space="preserve">Not Well-Suited for Capturing Individuals’ Change Over Time</w:t>
+      </w:r>
+    </w:p>
+    <w:bookmarkEnd w:id="57"/>
+    <w:bookmarkEnd w:id="58"/>
+    <w:bookmarkStart w:id="59" w:name="example-externalizing-psychopathology"/>
     <w:p>
       <w:pPr>
         <w:pStyle w:val="Heading2"/>
       </w:pPr>
       <w:r>
-        <w:t xml:space="preserve">Problems of Existing Assessments and Traditional Scoring Systems</w:t>
-      </w:r>
-    </w:p>
-    <w:p>
-      <w:pPr>
-        <w:pStyle w:val="FirstParagraph"/>
-      </w:pPr>
-      <w:r>
-        <w:t xml:space="preserve">Other key reasons the field has failed to adequately study individuals’ development of psychopathology across the lifespan represent method problems—namely, problems with existing assessments and how those assessments are used, based on traditional scoring systems.</w:t>
-      </w:r>
-      <w:r>
-        <w:t xml:space="preserve"> </w:t>
-      </w:r>
-      <w:r>
-        <w:t xml:space="preserve">There is a mismatch metween theory and method.</w:t>
-      </w:r>
-      <w:r>
-        <w:t xml:space="preserve"> </w:t>
-      </w:r>
-      <w:r>
-        <w:t xml:space="preserve">In particular, there is a mismatch between theory of constructs—including how a construct manifest behaviorally—and our methods to assess the construct and to evaluate people’s level and change in that construct.</w:t>
-      </w:r>
-    </w:p>
-    <w:bookmarkStart w:id="57" w:name="X4c94655489fd3e3efea19c584555f75e74709d7"/>
+        <w:t xml:space="preserve">Example: Externalizing Psychopathology</w:t>
+      </w:r>
+    </w:p>
+    <w:bookmarkEnd w:id="59"/>
+    <w:bookmarkEnd w:id="60"/>
+    <w:bookmarkStart w:id="61" w:name="X90173f212147643646723f86a6ce6f8ad77bf31"/>
+    <w:p>
+      <w:pPr>
+        <w:pStyle w:val="Heading1"/>
+      </w:pPr>
+      <w:r>
+        <w:t xml:space="preserve">Solution: A Developmental Scaling Framework</w:t>
+      </w:r>
+    </w:p>
+    <w:bookmarkEnd w:id="61"/>
+    <w:bookmarkStart w:id="69" w:name="other-key-challenges-to-address"/>
+    <w:p>
+      <w:pPr>
+        <w:pStyle w:val="Heading1"/>
+      </w:pPr>
+      <w:r>
+        <w:t xml:space="preserve">Other Key Challenges to Address</w:t>
+      </w:r>
+    </w:p>
+    <w:bookmarkStart w:id="66" w:name="sec-potential-confounds-of-change"/>
+    <w:p>
+      <w:pPr>
+        <w:pStyle w:val="Heading2"/>
+      </w:pPr>
+      <w:r>
+        <w:t xml:space="preserve">Potential Confounds of Change</w:t>
+      </w:r>
+    </w:p>
+    <w:bookmarkStart w:id="62" w:name="practiceretest-effects"/>
     <w:p>
       <w:pPr>
         <w:pStyle w:val="Heading3"/>
       </w:pPr>
       <w:r>
-        <w:t xml:space="preserve">Do Not Adequately Capture Constructs’ Change in Behavioral Manifestation Across Development</w:t>
-      </w:r>
-    </w:p>
-    <w:bookmarkEnd w:id="57"/>
-    <w:bookmarkStart w:id="58" w:name="Xdc13d281466e499f4855c3876fd0a0cd5a1ffa2"/>
+        <w:t xml:space="preserve">Practice/Retest Effects</w:t>
+      </w:r>
+    </w:p>
+    <w:bookmarkEnd w:id="62"/>
+    <w:bookmarkStart w:id="63" w:name="period-and-cohort-effects"/>
     <w:p>
       <w:pPr>
         <w:pStyle w:val="Heading3"/>
       </w:pPr>
       <w:r>
-        <w:t xml:space="preserve">Do Not Allow Charting Individuals’ Change Over Time When the Construct Changes in Behavioral Manifestation</w:t>
-      </w:r>
-    </w:p>
-    <w:bookmarkEnd w:id="58"/>
-    <w:bookmarkStart w:id="59" w:name="X5b5ec984eec4bed4d234d034c192bb08d883361"/>
+        <w:t xml:space="preserve">Period and Cohort Effects</w:t>
+      </w:r>
+    </w:p>
+    <w:bookmarkEnd w:id="63"/>
+    <w:bookmarkStart w:id="64" w:name="measurement-error"/>
     <w:p>
       <w:pPr>
         <w:pStyle w:val="Heading3"/>
       </w:pPr>
       <w:r>
-        <w:t xml:space="preserve">Not Well-Suited For Capturing the Full Range of Individual Differences</w:t>
-      </w:r>
-    </w:p>
-    <w:bookmarkEnd w:id="59"/>
-    <w:bookmarkStart w:id="60" w:name="X7a68df1e46d6eb3875992be7e28db94db9dbc3e"/>
+        <w:t xml:space="preserve">Measurement Error</w:t>
+      </w:r>
+    </w:p>
+    <w:bookmarkEnd w:id="64"/>
+    <w:bookmarkStart w:id="65" w:name="change-in-meaning-of-the-scores"/>
     <w:p>
       <w:pPr>
         <w:pStyle w:val="Heading3"/>
       </w:pPr>
       <w:r>
-        <w:t xml:space="preserve">Not Well-Suited for Capturing Individuals’ Change Over Time</w:t>
-      </w:r>
-    </w:p>
-    <w:bookmarkEnd w:id="60"/>
-    <w:bookmarkEnd w:id="61"/>
-    <w:bookmarkStart w:id="62" w:name="example-externalizing-psychopathology"/>
+        <w:t xml:space="preserve">Change in Meaning of the Scores</w:t>
+      </w:r>
+    </w:p>
+    <w:bookmarkEnd w:id="65"/>
+    <w:bookmarkEnd w:id="66"/>
+    <w:bookmarkStart w:id="67" w:name="factorial-invariance-across-time"/>
     <w:p>
       <w:pPr>
         <w:pStyle w:val="Heading2"/>
       </w:pPr>
       <w:r>
-        <w:t xml:space="preserve">Example: Externalizing Psychopathology</w:t>
-      </w:r>
-    </w:p>
-    <w:bookmarkEnd w:id="62"/>
-    <w:bookmarkEnd w:id="63"/>
-    <w:bookmarkStart w:id="64" w:name="X90173f212147643646723f86a6ce6f8ad77bf31"/>
-    <w:p>
-      <w:pPr>
-        <w:pStyle w:val="Heading1"/>
-      </w:pPr>
-      <w:r>
-        <w:t xml:space="preserve">Solution: A Developmental Scaling Framework</w:t>
-      </w:r>
-    </w:p>
-    <w:bookmarkEnd w:id="64"/>
-    <w:bookmarkStart w:id="72" w:name="other-key-challenges-to-address"/>
-    <w:p>
-      <w:pPr>
-        <w:pStyle w:val="Heading1"/>
-      </w:pPr>
-      <w:r>
-        <w:t xml:space="preserve">Other Key Challenges to Address</w:t>
-      </w:r>
-    </w:p>
-    <w:bookmarkStart w:id="69" w:name="sec-potential-confounds-of-change"/>
+        <w:t xml:space="preserve">Factorial Invariance Across Time</w:t>
+      </w:r>
+    </w:p>
+    <w:bookmarkEnd w:id="67"/>
+    <w:bookmarkStart w:id="68" w:name="obsolescence-of-items-and-measures"/>
     <w:p>
       <w:pPr>
         <w:pStyle w:val="Heading2"/>
       </w:pPr>
       <w:r>
-        <w:t xml:space="preserve">Potential Confounds of Change</w:t>
-      </w:r>
-    </w:p>
-    <w:bookmarkStart w:id="65" w:name="practiceretest-effects"/>
-    <w:p>
-      <w:pPr>
-        <w:pStyle w:val="Heading3"/>
-      </w:pPr>
-      <w:r>
-        <w:t xml:space="preserve">Practice/Retest Effects</w:t>
-      </w:r>
-    </w:p>
-    <w:bookmarkEnd w:id="65"/>
-    <w:bookmarkStart w:id="66" w:name="period-and-cohort-effects"/>
-    <w:p>
-      <w:pPr>
-        <w:pStyle w:val="Heading3"/>
-      </w:pPr>
-      <w:r>
-        <w:t xml:space="preserve">Period and Cohort Effects</w:t>
-      </w:r>
-    </w:p>
-    <w:bookmarkEnd w:id="66"/>
-    <w:bookmarkStart w:id="67" w:name="measurement-error"/>
-    <w:p>
-      <w:pPr>
-        <w:pStyle w:val="Heading3"/>
-      </w:pPr>
-      <w:r>
-        <w:t xml:space="preserve">Measurement Error</w:t>
-      </w:r>
-    </w:p>
-    <w:bookmarkEnd w:id="67"/>
-    <w:bookmarkStart w:id="68" w:name="change-in-meaning-of-the-scores"/>
-    <w:p>
-      <w:pPr>
-        <w:pStyle w:val="Heading3"/>
-      </w:pPr>
-      <w:r>
-        <w:t xml:space="preserve">Change in Meaning of the Scores</w:t>
+        <w:t xml:space="preserve">Obsolescence of Items and Measures</w:t>
       </w:r>
     </w:p>
     <w:bookmarkEnd w:id="68"/>
     <w:bookmarkEnd w:id="69"/>
-    <w:bookmarkStart w:id="70" w:name="factorial-invariance-across-time"/>
-    <w:p>
-      <w:pPr>
-        <w:pStyle w:val="Heading2"/>
-      </w:pPr>
-      <w:r>
-        <w:t xml:space="preserve">Factorial Invariance Across Time</w:t>
+    <w:bookmarkStart w:id="70" w:name="conclusion"/>
+    <w:p>
+      <w:pPr>
+        <w:pStyle w:val="Heading1"/>
+      </w:pPr>
+      <w:r>
+        <w:t xml:space="preserve">Conclusion</w:t>
+      </w:r>
+    </w:p>
+    <w:p>
+      <w:pPr>
+        <w:pStyle w:val="FirstParagraph"/>
+      </w:pPr>
+      <w:r>
+        <w:t xml:space="preserve">Addressing these challenges will allow charting individuals’ trajectories of psychopathology across the lifespan and identifying risk and protective factors that influence their developmental courses.</w:t>
+      </w:r>
+      <w:r>
+        <w:t xml:space="preserve"> </w:t>
+      </w:r>
+      <w:r>
+        <w:t xml:space="preserve">Doing so is critical for understanding how psychopathology develops, when to intervene, and how to most effectively prevent psychopathology.</w:t>
+      </w:r>
+      <w:r>
+        <w:t xml:space="preserve"> </w:t>
+      </w:r>
+      <w:r>
+        <w:t xml:space="preserve">Although this manuscript focuses on development of psychopathology, the principles discussed likely apply to many other developmental domains.</w:t>
       </w:r>
     </w:p>
     <w:bookmarkEnd w:id="70"/>
-    <w:bookmarkStart w:id="71" w:name="obsolescence-of-items-and-measures"/>
-    <w:p>
-      <w:pPr>
-        <w:pStyle w:val="Heading2"/>
-      </w:pPr>
-      <w:r>
-        <w:t xml:space="preserve">Obsolescence of Items and Measures</w:t>
-      </w:r>
-    </w:p>
-    <w:bookmarkEnd w:id="71"/>
-    <w:bookmarkEnd w:id="72"/>
-    <w:bookmarkStart w:id="73" w:name="conclusion"/>
+    <w:bookmarkStart w:id="108" w:name="references"/>
     <w:p>
       <w:pPr>
         <w:pStyle w:val="Heading1"/>
       </w:pPr>
       <w:r>
-        <w:t xml:space="preserve">Conclusion</w:t>
-      </w:r>
-    </w:p>
-    <w:p>
-      <w:pPr>
-        <w:pStyle w:val="FirstParagraph"/>
-      </w:pPr>
-      <w:r>
-        <w:t xml:space="preserve">Addressing these challenges will allow charting individuals’ trajectories of psychopathology across the lifespan and identifying risk and protective factors that influence their developmental courses.</w:t>
-      </w:r>
-      <w:r>
-        <w:t xml:space="preserve"> </w:t>
-      </w:r>
-      <w:r>
-        <w:t xml:space="preserve">Doing so is critical for understanding how psychopathology develops, when to intervene, and how to most effectively prevent psychopathology.</w:t>
-      </w:r>
-      <w:r>
-        <w:t xml:space="preserve"> </w:t>
-      </w:r>
-      <w:r>
-        <w:t xml:space="preserve">Although this manuscript focuses on development of psychopathology, the principles discussed likely apply to many other developmental domains.</w:t>
-      </w:r>
-    </w:p>
-    <w:bookmarkEnd w:id="73"/>
-    <w:bookmarkStart w:id="111" w:name="references"/>
-    <w:p>
-      <w:pPr>
-        <w:pStyle w:val="Heading1"/>
-      </w:pPr>
-      <w:r>
         <w:t xml:space="preserve">References</w:t>
       </w:r>
     </w:p>
-    <w:bookmarkStart w:id="110" w:name="refs"/>
-    <w:bookmarkStart w:id="74" w:name="ref-Abrous2026"/>
+    <w:bookmarkStart w:id="107" w:name="refs"/>
+    <w:bookmarkStart w:id="71" w:name="ref-Abrous2026"/>
     <w:p>
       <w:pPr>
         <w:pStyle w:val="Bibliography"/>
@@ -2028,7 +1990,7 @@
       <w:r>
         <w:t xml:space="preserve"> </w:t>
       </w:r>
-      <w:hyperlink r:id="rId49">
+      <w:hyperlink r:id="rId46">
         <w:r>
           <w:rPr>
             <w:rStyle w:val="Hyperlink"/>
@@ -2037,8 +1999,8 @@
         </w:r>
       </w:hyperlink>
     </w:p>
-    <w:bookmarkEnd w:id="74"/>
-    <w:bookmarkStart w:id="75" w:name="ref-Ackerman2013"/>
+    <w:bookmarkEnd w:id="71"/>
+    <w:bookmarkStart w:id="72" w:name="ref-Ackerman2013"/>
     <w:p>
       <w:pPr>
         <w:pStyle w:val="Bibliography"/>
@@ -2063,8 +2025,8 @@
         <w:t xml:space="preserve">(pp. 119–132). American Psychological Association.</w:t>
       </w:r>
     </w:p>
-    <w:bookmarkEnd w:id="75"/>
-    <w:bookmarkStart w:id="76" w:name="ref-APA2022"/>
+    <w:bookmarkEnd w:id="72"/>
+    <w:bookmarkStart w:id="73" w:name="ref-APA2022"/>
     <w:p>
       <w:pPr>
         <w:pStyle w:val="Bibliography"/>
@@ -2114,8 +2076,8 @@
         <w:t xml:space="preserve">. American Psychiatric Publishing.</w:t>
       </w:r>
     </w:p>
-    <w:bookmarkEnd w:id="76"/>
-    <w:bookmarkStart w:id="78" w:name="ref-ApplegateInPress"/>
+    <w:bookmarkEnd w:id="73"/>
+    <w:bookmarkStart w:id="75" w:name="ref-ApplegateInPress"/>
     <w:p>
       <w:pPr>
         <w:pStyle w:val="Bibliography"/>
@@ -2139,7 +2101,7 @@
       <w:r>
         <w:t xml:space="preserve"> </w:t>
       </w:r>
-      <w:hyperlink r:id="rId77">
+      <w:hyperlink r:id="rId74">
         <w:r>
           <w:rPr>
             <w:rStyle w:val="Hyperlink"/>
@@ -2148,8 +2110,8 @@
         </w:r>
       </w:hyperlink>
     </w:p>
-    <w:bookmarkEnd w:id="78"/>
-    <w:bookmarkStart w:id="79" w:name="ref-Borelli2018"/>
+    <w:bookmarkEnd w:id="75"/>
+    <w:bookmarkStart w:id="76" w:name="ref-Borelli2018"/>
     <w:p>
       <w:pPr>
         <w:pStyle w:val="Bibliography"/>
@@ -2186,7 +2148,7 @@
       <w:r>
         <w:t xml:space="preserve"> </w:t>
       </w:r>
-      <w:hyperlink r:id="rId48">
+      <w:hyperlink r:id="rId45">
         <w:r>
           <w:rPr>
             <w:rStyle w:val="Hyperlink"/>
@@ -2195,8 +2157,8 @@
         </w:r>
       </w:hyperlink>
     </w:p>
-    <w:bookmarkEnd w:id="79"/>
-    <w:bookmarkStart w:id="80" w:name="ref-Caspi2006"/>
+    <w:bookmarkEnd w:id="76"/>
+    <w:bookmarkStart w:id="77" w:name="ref-Caspi2006"/>
     <w:p>
       <w:pPr>
         <w:pStyle w:val="Bibliography"/>
@@ -2221,8 +2183,8 @@
         <w:t xml:space="preserve">(6th ed., Vol. 3, pp. 300–365). John Wiley &amp; Sons, Inc.</w:t>
       </w:r>
     </w:p>
-    <w:bookmarkEnd w:id="80"/>
-    <w:bookmarkStart w:id="82" w:name="ref-Cicchetti2002"/>
+    <w:bookmarkEnd w:id="77"/>
+    <w:bookmarkStart w:id="79" w:name="ref-Cicchetti2002"/>
     <w:p>
       <w:pPr>
         <w:pStyle w:val="Bibliography"/>
@@ -2259,7 +2221,7 @@
       <w:r>
         <w:t xml:space="preserve"> </w:t>
       </w:r>
-      <w:hyperlink r:id="rId81">
+      <w:hyperlink r:id="rId78">
         <w:r>
           <w:rPr>
             <w:rStyle w:val="Hyperlink"/>
@@ -2268,8 +2230,8 @@
         </w:r>
       </w:hyperlink>
     </w:p>
-    <w:bookmarkEnd w:id="82"/>
-    <w:bookmarkStart w:id="84" w:name="ref-Godoy2021"/>
+    <w:bookmarkEnd w:id="79"/>
+    <w:bookmarkStart w:id="81" w:name="ref-Godoy2021"/>
     <w:p>
       <w:pPr>
         <w:pStyle w:val="Bibliography"/>
@@ -2306,7 +2268,7 @@
       <w:r>
         <w:t xml:space="preserve"> </w:t>
       </w:r>
-      <w:hyperlink r:id="rId83">
+      <w:hyperlink r:id="rId80">
         <w:r>
           <w:rPr>
             <w:rStyle w:val="Hyperlink"/>
@@ -2315,8 +2277,8 @@
         </w:r>
       </w:hyperlink>
     </w:p>
-    <w:bookmarkEnd w:id="84"/>
-    <w:bookmarkStart w:id="86" w:name="ref-Insel2008"/>
+    <w:bookmarkEnd w:id="81"/>
+    <w:bookmarkStart w:id="83" w:name="ref-Insel2008"/>
     <w:p>
       <w:pPr>
         <w:pStyle w:val="Bibliography"/>
@@ -2353,7 +2315,7 @@
       <w:r>
         <w:t xml:space="preserve"> </w:t>
       </w:r>
-      <w:hyperlink r:id="rId85">
+      <w:hyperlink r:id="rId82">
         <w:r>
           <w:rPr>
             <w:rStyle w:val="Hyperlink"/>
@@ -2362,8 +2324,8 @@
         </w:r>
       </w:hyperlink>
     </w:p>
-    <w:bookmarkEnd w:id="86"/>
-    <w:bookmarkStart w:id="88" w:name="ref-Miller2009"/>
+    <w:bookmarkEnd w:id="83"/>
+    <w:bookmarkStart w:id="85" w:name="ref-Miller2009"/>
     <w:p>
       <w:pPr>
         <w:pStyle w:val="Bibliography"/>
@@ -2400,7 +2362,7 @@
       <w:r>
         <w:t xml:space="preserve"> </w:t>
       </w:r>
-      <w:hyperlink r:id="rId87">
+      <w:hyperlink r:id="rId84">
         <w:r>
           <w:rPr>
             <w:rStyle w:val="Hyperlink"/>
@@ -2409,8 +2371,8 @@
         </w:r>
       </w:hyperlink>
     </w:p>
-    <w:bookmarkEnd w:id="88"/>
-    <w:bookmarkStart w:id="90" w:name="ref-Patterson1993"/>
+    <w:bookmarkEnd w:id="85"/>
+    <w:bookmarkStart w:id="87" w:name="ref-Patterson1993"/>
     <w:p>
       <w:pPr>
         <w:pStyle w:val="Bibliography"/>
@@ -2447,7 +2409,7 @@
       <w:r>
         <w:t xml:space="preserve"> </w:t>
       </w:r>
-      <w:hyperlink r:id="rId89">
+      <w:hyperlink r:id="rId86">
         <w:r>
           <w:rPr>
             <w:rStyle w:val="Hyperlink"/>
@@ -2456,8 +2418,8 @@
         </w:r>
       </w:hyperlink>
     </w:p>
-    <w:bookmarkEnd w:id="90"/>
-    <w:bookmarkStart w:id="92" w:name="ref-Petersen2024"/>
+    <w:bookmarkEnd w:id="87"/>
+    <w:bookmarkStart w:id="89" w:name="ref-Petersen2024"/>
     <w:p>
       <w:pPr>
         <w:pStyle w:val="Bibliography"/>
@@ -2494,7 +2456,7 @@
       <w:r>
         <w:t xml:space="preserve"> </w:t>
       </w:r>
-      <w:hyperlink r:id="rId91">
+      <w:hyperlink r:id="rId88">
         <w:r>
           <w:rPr>
             <w:rStyle w:val="Hyperlink"/>
@@ -2503,8 +2465,8 @@
         </w:r>
       </w:hyperlink>
     </w:p>
-    <w:bookmarkEnd w:id="92"/>
-    <w:bookmarkStart w:id="94" w:name="ref-Petersen2020"/>
+    <w:bookmarkEnd w:id="89"/>
+    <w:bookmarkStart w:id="91" w:name="ref-Petersen2020"/>
     <w:p>
       <w:pPr>
         <w:pStyle w:val="Bibliography"/>
@@ -2541,7 +2503,7 @@
       <w:r>
         <w:t xml:space="preserve"> </w:t>
       </w:r>
-      <w:hyperlink r:id="rId93">
+      <w:hyperlink r:id="rId90">
         <w:r>
           <w:rPr>
             <w:rStyle w:val="Hyperlink"/>
@@ -2550,8 +2512,8 @@
         </w:r>
       </w:hyperlink>
     </w:p>
-    <w:bookmarkEnd w:id="94"/>
-    <w:bookmarkStart w:id="96" w:name="ref-Petersen2026"/>
+    <w:bookmarkEnd w:id="91"/>
+    <w:bookmarkStart w:id="93" w:name="ref-Petersen2026"/>
     <w:p>
       <w:pPr>
         <w:pStyle w:val="Bibliography"/>
@@ -2588,7 +2550,7 @@
       <w:r>
         <w:t xml:space="preserve"> </w:t>
       </w:r>
-      <w:hyperlink r:id="rId95">
+      <w:hyperlink r:id="rId92">
         <w:r>
           <w:rPr>
             <w:rStyle w:val="Hyperlink"/>
@@ -2597,8 +2559,8 @@
         </w:r>
       </w:hyperlink>
     </w:p>
-    <w:bookmarkEnd w:id="96"/>
-    <w:bookmarkStart w:id="98" w:name="ref-Petersen2018"/>
+    <w:bookmarkEnd w:id="93"/>
+    <w:bookmarkStart w:id="95" w:name="ref-Petersen2018"/>
     <w:p>
       <w:pPr>
         <w:pStyle w:val="Bibliography"/>
@@ -2635,7 +2597,7 @@
       <w:r>
         <w:t xml:space="preserve"> </w:t>
       </w:r>
-      <w:hyperlink r:id="rId97">
+      <w:hyperlink r:id="rId94">
         <w:r>
           <w:rPr>
             <w:rStyle w:val="Hyperlink"/>
@@ -2644,8 +2606,8 @@
         </w:r>
       </w:hyperlink>
     </w:p>
-    <w:bookmarkEnd w:id="98"/>
-    <w:bookmarkStart w:id="100" w:name="ref-Rutter2006"/>
+    <w:bookmarkEnd w:id="95"/>
+    <w:bookmarkStart w:id="97" w:name="ref-Rutter2006"/>
     <w:p>
       <w:pPr>
         <w:pStyle w:val="Bibliography"/>
@@ -2682,7 +2644,7 @@
       <w:r>
         <w:t xml:space="preserve"> </w:t>
       </w:r>
-      <w:hyperlink r:id="rId99">
+      <w:hyperlink r:id="rId96">
         <w:r>
           <w:rPr>
             <w:rStyle w:val="Hyperlink"/>
@@ -2691,8 +2653,8 @@
         </w:r>
       </w:hyperlink>
     </w:p>
-    <w:bookmarkEnd w:id="100"/>
-    <w:bookmarkStart w:id="101" w:name="ref-Sroufe2016"/>
+    <w:bookmarkEnd w:id="97"/>
+    <w:bookmarkStart w:id="98" w:name="ref-Sroufe2016"/>
     <w:p>
       <w:pPr>
         <w:pStyle w:val="Bibliography"/>
@@ -2717,8 +2679,8 @@
         <w:t xml:space="preserve">(Vol. 3, pp. 997–1011). Guilford.</w:t>
       </w:r>
     </w:p>
-    <w:bookmarkEnd w:id="101"/>
-    <w:bookmarkStart w:id="103" w:name="ref-Wakschlag2019"/>
+    <w:bookmarkEnd w:id="98"/>
+    <w:bookmarkStart w:id="100" w:name="ref-Wakschlag2019"/>
     <w:p>
       <w:pPr>
         <w:pStyle w:val="Bibliography"/>
@@ -2755,7 +2717,7 @@
       <w:r>
         <w:t xml:space="preserve"> </w:t>
       </w:r>
-      <w:hyperlink r:id="rId102">
+      <w:hyperlink r:id="rId99">
         <w:r>
           <w:rPr>
             <w:rStyle w:val="Hyperlink"/>
@@ -2764,8 +2726,8 @@
         </w:r>
       </w:hyperlink>
     </w:p>
-    <w:bookmarkEnd w:id="103"/>
-    <w:bookmarkStart w:id="105" w:name="ref-Weems2008"/>
+    <w:bookmarkEnd w:id="100"/>
+    <w:bookmarkStart w:id="102" w:name="ref-Weems2008"/>
     <w:p>
       <w:pPr>
         <w:pStyle w:val="Bibliography"/>
@@ -2802,7 +2764,7 @@
       <w:r>
         <w:t xml:space="preserve"> </w:t>
       </w:r>
-      <w:hyperlink r:id="rId104">
+      <w:hyperlink r:id="rId101">
         <w:r>
           <w:rPr>
             <w:rStyle w:val="Hyperlink"/>
@@ -2811,8 +2773,8 @@
         </w:r>
       </w:hyperlink>
     </w:p>
-    <w:bookmarkEnd w:id="105"/>
-    <w:bookmarkStart w:id="107" w:name="ref-Weiss2003"/>
+    <w:bookmarkEnd w:id="102"/>
+    <w:bookmarkStart w:id="104" w:name="ref-Weiss2003"/>
     <w:p>
       <w:pPr>
         <w:pStyle w:val="Bibliography"/>
@@ -2849,7 +2811,7 @@
       <w:r>
         <w:t xml:space="preserve"> </w:t>
       </w:r>
-      <w:hyperlink r:id="rId106">
+      <w:hyperlink r:id="rId103">
         <w:r>
           <w:rPr>
             <w:rStyle w:val="Hyperlink"/>
@@ -2858,8 +2820,8 @@
         </w:r>
       </w:hyperlink>
     </w:p>
-    <w:bookmarkEnd w:id="107"/>
-    <w:bookmarkStart w:id="109" w:name="ref-WHO2022"/>
+    <w:bookmarkEnd w:id="104"/>
+    <w:bookmarkStart w:id="106" w:name="ref-WHO2022"/>
     <w:p>
       <w:pPr>
         <w:pStyle w:val="Bibliography"/>
@@ -2897,7 +2859,7 @@
       <w:r>
         <w:t xml:space="preserve"> </w:t>
       </w:r>
-      <w:hyperlink r:id="rId108">
+      <w:hyperlink r:id="rId105">
         <w:r>
           <w:rPr>
             <w:rStyle w:val="Hyperlink"/>
@@ -2906,55 +2868,55 @@
         </w:r>
       </w:hyperlink>
     </w:p>
+    <w:bookmarkEnd w:id="106"/>
+    <w:bookmarkEnd w:id="107"/>
+    <w:p>
+      <w:r>
+        <w:br w:type="page"/>
+      </w:r>
+    </w:p>
+    <w:bookmarkEnd w:id="108"/>
+    <w:p>
+      <w:pPr>
+        <w:pStyle w:val="Heading1"/>
+      </w:pPr>
+      <w:r>
+        <w:t xml:space="preserve">Appendix A</w:t>
+      </w:r>
+    </w:p>
+    <w:bookmarkStart w:id="109" w:name="apx-a"/>
+    <w:p>
+      <w:pPr>
+        <w:pStyle w:val="Heading1"/>
+      </w:pPr>
+      <w:r>
+        <w:t xml:space="preserve">This Section Is an Appendix</w:t>
+      </w:r>
+    </w:p>
+    <w:p>
+      <w:r>
+        <w:br w:type="page"/>
+      </w:r>
+    </w:p>
     <w:bookmarkEnd w:id="109"/>
+    <w:p>
+      <w:pPr>
+        <w:pStyle w:val="Heading1"/>
+      </w:pPr>
+      <w:r>
+        <w:t xml:space="preserve">Appendix B</w:t>
+      </w:r>
+    </w:p>
+    <w:bookmarkStart w:id="110" w:name="apx-b"/>
+    <w:p>
+      <w:pPr>
+        <w:pStyle w:val="Heading1"/>
+      </w:pPr>
+      <w:r>
+        <w:t xml:space="preserve">Another Appendix</w:t>
+      </w:r>
+    </w:p>
     <w:bookmarkEnd w:id="110"/>
-    <w:p>
-      <w:r>
-        <w:br w:type="page"/>
-      </w:r>
-    </w:p>
-    <w:bookmarkEnd w:id="111"/>
-    <w:p>
-      <w:pPr>
-        <w:pStyle w:val="Heading1"/>
-      </w:pPr>
-      <w:r>
-        <w:t xml:space="preserve">Appendix A</w:t>
-      </w:r>
-    </w:p>
-    <w:bookmarkStart w:id="112" w:name="apx-a"/>
-    <w:p>
-      <w:pPr>
-        <w:pStyle w:val="Heading1"/>
-      </w:pPr>
-      <w:r>
-        <w:t xml:space="preserve">This Section Is an Appendix</w:t>
-      </w:r>
-    </w:p>
-    <w:p>
-      <w:r>
-        <w:br w:type="page"/>
-      </w:r>
-    </w:p>
-    <w:bookmarkEnd w:id="112"/>
-    <w:p>
-      <w:pPr>
-        <w:pStyle w:val="Heading1"/>
-      </w:pPr>
-      <w:r>
-        <w:t xml:space="preserve">Appendix B</w:t>
-      </w:r>
-    </w:p>
-    <w:bookmarkStart w:id="113" w:name="apx-b"/>
-    <w:p>
-      <w:pPr>
-        <w:pStyle w:val="Heading1"/>
-      </w:pPr>
-      <w:r>
-        <w:t xml:space="preserve">Another Appendix</w:t>
-      </w:r>
-    </w:p>
-    <w:bookmarkEnd w:id="113"/>
     <w:sectPr>
       <w:headerReference r:id="rId8" w:type="even"/>
       <w:headerReference r:id="rId9" w:type="default"/>
@@ -3020,7 +2982,7 @@
       </w:r>
     </w:p>
   </w:footnote>
-  <w:footnote w:id="53">
+  <w:footnote w:id="50">
     <w:p>
       <w:pPr>
         <w:pStyle w:val="FootnoteText"/>
@@ -3095,7 +3057,7 @@
       </w:r>
     </w:p>
   </w:footnote>
-  <w:footnote w:id="54">
+  <w:footnote w:id="51">
     <w:p>
       <w:pPr>
         <w:pStyle w:val="FootnoteText"/>

--- a/index.docx
+++ b/index.docx
@@ -529,7 +529,7 @@
       </w:r>
     </w:p>
     <w:bookmarkEnd w:id="41"/>
-    <w:bookmarkStart w:id="48" w:name="the-goal"/>
+    <w:bookmarkStart w:id="49" w:name="the-goal"/>
     <w:p>
       <w:pPr>
         <w:pStyle w:val="Heading1"/>
@@ -644,7 +644,7 @@
       <w:r>
         <w:t xml:space="preserve"> </w:t>
       </w:r>
-      <w:hyperlink w:anchor="fig-agingTrajectoriesHeteogeneity">
+      <w:hyperlink w:anchor="fig-lifespanCognitiveTrajectories">
         <w:r>
           <w:rPr>
             <w:rStyle w:val="Hyperlink"/>
@@ -723,7 +723,7 @@
         <w:t xml:space="preserve">.</w:t>
       </w:r>
     </w:p>
-    <w:bookmarkStart w:id="47" w:name="fig-agingTrajectoriesHeteogeneity"/>
+    <w:bookmarkStart w:id="48" w:name="fig-lifespanCognitiveTrajectories"/>
     <w:tbl>
       <w:tblPr>
         <w:tblStyle w:val="Table"/>
@@ -742,6 +742,7 @@
               <w:pStyle w:val="Compact"/>
               <w:jc w:val="left"/>
             </w:pPr>
+            <w:bookmarkStart w:id="45" w:name="Xd1e55b3d5b5f80dd51bcf661355a8795db0a2fa"/>
             <w:r>
               <w:drawing>
                 <wp:inline>
@@ -784,6 +785,7 @@
                 </wp:inline>
               </w:drawing>
             </w:r>
+            <w:bookmarkEnd w:id="45"/>
           </w:p>
         </w:tc>
       </w:tr>
@@ -865,7 +867,7 @@
       <w:r>
         <w:t xml:space="preserve"> </w:t>
       </w:r>
-      <w:hyperlink r:id="rId45">
+      <w:hyperlink r:id="rId46">
         <w:r>
           <w:rPr>
             <w:rStyle w:val="Hyperlink"/>
@@ -874,7 +876,7 @@
         </w:r>
       </w:hyperlink>
       <w:r>
-        <w:t xml:space="preserve">)</w:t>
+        <w:t xml:space="preserve">).</w:t>
       </w:r>
       <w:r>
         <w:t xml:space="preserve"> </w:t>
@@ -956,7 +958,7 @@
       <w:r>
         <w:t xml:space="preserve"> </w:t>
       </w:r>
-      <w:hyperlink r:id="rId46">
+      <w:hyperlink r:id="rId47">
         <w:r>
           <w:rPr>
             <w:rStyle w:val="Hyperlink"/>
@@ -968,7 +970,7 @@
         <w:t xml:space="preserve">)</w:t>
       </w:r>
     </w:p>
-    <w:bookmarkEnd w:id="47"/>
+    <w:bookmarkEnd w:id="48"/>
     <w:p>
       <w:pPr>
         <w:pStyle w:val="AfterWithoutNote"/>
@@ -1015,8 +1017,8 @@
         <w:t xml:space="preserve">However, even cross-sectional work spanning the lifespan is not often conducted.</w:t>
       </w:r>
     </w:p>
-    <w:bookmarkEnd w:id="48"/>
-    <w:bookmarkStart w:id="49" w:name="the-problemobstacle"/>
+    <w:bookmarkEnd w:id="49"/>
+    <w:bookmarkStart w:id="50" w:name="the-problemobstacle"/>
     <w:p>
       <w:pPr>
         <w:pStyle w:val="Heading1"/>
@@ -1039,8 +1041,8 @@
         <w:t xml:space="preserve">The piecewise approach to development limits our understanding of lifespan development and the origins of psychopathology.</w:t>
       </w:r>
     </w:p>
-    <w:bookmarkEnd w:id="49"/>
-    <w:bookmarkStart w:id="60" w:name="reasons-for-the-problem"/>
+    <w:bookmarkEnd w:id="50"/>
+    <w:bookmarkStart w:id="61" w:name="reasons-for-the-problem"/>
     <w:p>
       <w:pPr>
         <w:pStyle w:val="Heading1"/>
@@ -1107,7 +1109,7 @@
         <w:t xml:space="preserve">To ground the discussion, we provide examples relating to externalizing psychopathology; however, these issues are not specific to externalizing.</w:t>
       </w:r>
     </w:p>
-    <w:bookmarkStart w:id="53" w:name="problems-of-constructs"/>
+    <w:bookmarkStart w:id="54" w:name="problems-of-constructs"/>
     <w:p>
       <w:pPr>
         <w:pStyle w:val="Heading2"/>
@@ -1644,7 +1646,7 @@
         <w:t xml:space="preserve">Moreover, where such theories do indicate changes in behavioral manifestation across development, diagnostic and taxonomic systems do not incorporate these developmental changes.</w:t>
       </w:r>
     </w:p>
-    <w:bookmarkStart w:id="52" w:name="lack-of-a-developmental-perspective"/>
+    <w:bookmarkStart w:id="53" w:name="lack-of-a-developmental-perspective"/>
     <w:p>
       <w:pPr>
         <w:pStyle w:val="Heading3"/>
@@ -1725,7 +1727,7 @@
         <w:rPr>
           <w:rStyle w:val="FootnoteReference"/>
         </w:rPr>
-        <w:footnoteReference w:id="50"/>
+        <w:footnoteReference w:id="51"/>
       </w:r>
       <w:r>
         <w:t xml:space="preserve">—the diagnostic criteria do not differ across development, even though diagnostic manuals acknowledge that developmental factors impact symptom presentation</w:t>
@@ -1734,15 +1736,15 @@
         <w:rPr>
           <w:rStyle w:val="FootnoteReference"/>
         </w:rPr>
-        <w:footnoteReference w:id="51"/>
+        <w:footnoteReference w:id="52"/>
       </w:r>
       <w:r>
         <w:t xml:space="preserve">.</w:t>
       </w:r>
     </w:p>
-    <w:bookmarkEnd w:id="52"/>
     <w:bookmarkEnd w:id="53"/>
-    <w:bookmarkStart w:id="58" w:name="X08761d2e933d3c63251c7853a991975a4515ca5"/>
+    <w:bookmarkEnd w:id="54"/>
+    <w:bookmarkStart w:id="59" w:name="X08761d2e933d3c63251c7853a991975a4515ca5"/>
     <w:p>
       <w:pPr>
         <w:pStyle w:val="Heading2"/>
@@ -1771,7 +1773,7 @@
         <w:t xml:space="preserve">In particular, there is a mismatch between theory of constructs—including how a construct manifest behaviorally—and our methods to assess the construct and to evaluate people’s level and change in that construct.</w:t>
       </w:r>
     </w:p>
-    <w:bookmarkStart w:id="54" w:name="X4c94655489fd3e3efea19c584555f75e74709d7"/>
+    <w:bookmarkStart w:id="55" w:name="X4c94655489fd3e3efea19c584555f75e74709d7"/>
     <w:p>
       <w:pPr>
         <w:pStyle w:val="Heading3"/>
@@ -1780,8 +1782,8 @@
         <w:t xml:space="preserve">Do Not Adequately Capture Constructs’ Change in Behavioral Manifestation Across Development</w:t>
       </w:r>
     </w:p>
-    <w:bookmarkEnd w:id="54"/>
-    <w:bookmarkStart w:id="55" w:name="Xdc13d281466e499f4855c3876fd0a0cd5a1ffa2"/>
+    <w:bookmarkEnd w:id="55"/>
+    <w:bookmarkStart w:id="56" w:name="Xdc13d281466e499f4855c3876fd0a0cd5a1ffa2"/>
     <w:p>
       <w:pPr>
         <w:pStyle w:val="Heading3"/>
@@ -1790,8 +1792,8 @@
         <w:t xml:space="preserve">Do Not Allow Charting Individuals’ Change Over Time When the Construct Changes in Behavioral Manifestation</w:t>
       </w:r>
     </w:p>
-    <w:bookmarkEnd w:id="55"/>
-    <w:bookmarkStart w:id="56" w:name="X5b5ec984eec4bed4d234d034c192bb08d883361"/>
+    <w:bookmarkEnd w:id="56"/>
+    <w:bookmarkStart w:id="57" w:name="X5b5ec984eec4bed4d234d034c192bb08d883361"/>
     <w:p>
       <w:pPr>
         <w:pStyle w:val="Heading3"/>
@@ -1800,8 +1802,8 @@
         <w:t xml:space="preserve">Not Well-Suited For Capturing the Full Range of Individual Differences</w:t>
       </w:r>
     </w:p>
-    <w:bookmarkEnd w:id="56"/>
-    <w:bookmarkStart w:id="57" w:name="X7a68df1e46d6eb3875992be7e28db94db9dbc3e"/>
+    <w:bookmarkEnd w:id="57"/>
+    <w:bookmarkStart w:id="58" w:name="X7a68df1e46d6eb3875992be7e28db94db9dbc3e"/>
     <w:p>
       <w:pPr>
         <w:pStyle w:val="Heading3"/>
@@ -1810,9 +1812,9 @@
         <w:t xml:space="preserve">Not Well-Suited for Capturing Individuals’ Change Over Time</w:t>
       </w:r>
     </w:p>
-    <w:bookmarkEnd w:id="57"/>
     <w:bookmarkEnd w:id="58"/>
-    <w:bookmarkStart w:id="59" w:name="example-externalizing-psychopathology"/>
+    <w:bookmarkEnd w:id="59"/>
+    <w:bookmarkStart w:id="60" w:name="example-externalizing-psychopathology"/>
     <w:p>
       <w:pPr>
         <w:pStyle w:val="Heading2"/>
@@ -1821,9 +1823,9 @@
         <w:t xml:space="preserve">Example: Externalizing Psychopathology</w:t>
       </w:r>
     </w:p>
-    <w:bookmarkEnd w:id="59"/>
     <w:bookmarkEnd w:id="60"/>
-    <w:bookmarkStart w:id="61" w:name="X90173f212147643646723f86a6ce6f8ad77bf31"/>
+    <w:bookmarkEnd w:id="61"/>
+    <w:bookmarkStart w:id="62" w:name="X90173f212147643646723f86a6ce6f8ad77bf31"/>
     <w:p>
       <w:pPr>
         <w:pStyle w:val="Heading1"/>
@@ -1832,8 +1834,8 @@
         <w:t xml:space="preserve">Solution: A Developmental Scaling Framework</w:t>
       </w:r>
     </w:p>
-    <w:bookmarkEnd w:id="61"/>
-    <w:bookmarkStart w:id="69" w:name="other-key-challenges-to-address"/>
+    <w:bookmarkEnd w:id="62"/>
+    <w:bookmarkStart w:id="70" w:name="other-key-challenges-to-address"/>
     <w:p>
       <w:pPr>
         <w:pStyle w:val="Heading1"/>
@@ -1842,7 +1844,7 @@
         <w:t xml:space="preserve">Other Key Challenges to Address</w:t>
       </w:r>
     </w:p>
-    <w:bookmarkStart w:id="66" w:name="sec-potential-confounds-of-change"/>
+    <w:bookmarkStart w:id="67" w:name="sec-potential-confounds-of-change"/>
     <w:p>
       <w:pPr>
         <w:pStyle w:val="Heading2"/>
@@ -1851,7 +1853,7 @@
         <w:t xml:space="preserve">Potential Confounds of Change</w:t>
       </w:r>
     </w:p>
-    <w:bookmarkStart w:id="62" w:name="practiceretest-effects"/>
+    <w:bookmarkStart w:id="63" w:name="practiceretest-effects"/>
     <w:p>
       <w:pPr>
         <w:pStyle w:val="Heading3"/>
@@ -1860,8 +1862,8 @@
         <w:t xml:space="preserve">Practice/Retest Effects</w:t>
       </w:r>
     </w:p>
-    <w:bookmarkEnd w:id="62"/>
-    <w:bookmarkStart w:id="63" w:name="period-and-cohort-effects"/>
+    <w:bookmarkEnd w:id="63"/>
+    <w:bookmarkStart w:id="64" w:name="period-and-cohort-effects"/>
     <w:p>
       <w:pPr>
         <w:pStyle w:val="Heading3"/>
@@ -1870,8 +1872,8 @@
         <w:t xml:space="preserve">Period and Cohort Effects</w:t>
       </w:r>
     </w:p>
-    <w:bookmarkEnd w:id="63"/>
-    <w:bookmarkStart w:id="64" w:name="measurement-error"/>
+    <w:bookmarkEnd w:id="64"/>
+    <w:bookmarkStart w:id="65" w:name="measurement-error"/>
     <w:p>
       <w:pPr>
         <w:pStyle w:val="Heading3"/>
@@ -1880,8 +1882,8 @@
         <w:t xml:space="preserve">Measurement Error</w:t>
       </w:r>
     </w:p>
-    <w:bookmarkEnd w:id="64"/>
-    <w:bookmarkStart w:id="65" w:name="change-in-meaning-of-the-scores"/>
+    <w:bookmarkEnd w:id="65"/>
+    <w:bookmarkStart w:id="66" w:name="change-in-meaning-of-the-scores"/>
     <w:p>
       <w:pPr>
         <w:pStyle w:val="Heading3"/>
@@ -1890,9 +1892,9 @@
         <w:t xml:space="preserve">Change in Meaning of the Scores</w:t>
       </w:r>
     </w:p>
-    <w:bookmarkEnd w:id="65"/>
     <w:bookmarkEnd w:id="66"/>
-    <w:bookmarkStart w:id="67" w:name="factorial-invariance-across-time"/>
+    <w:bookmarkEnd w:id="67"/>
+    <w:bookmarkStart w:id="68" w:name="factorial-invariance-across-time"/>
     <w:p>
       <w:pPr>
         <w:pStyle w:val="Heading2"/>
@@ -1901,8 +1903,8 @@
         <w:t xml:space="preserve">Factorial Invariance Across Time</w:t>
       </w:r>
     </w:p>
-    <w:bookmarkEnd w:id="67"/>
-    <w:bookmarkStart w:id="68" w:name="obsolescence-of-items-and-measures"/>
+    <w:bookmarkEnd w:id="68"/>
+    <w:bookmarkStart w:id="69" w:name="obsolescence-of-items-and-measures"/>
     <w:p>
       <w:pPr>
         <w:pStyle w:val="Heading2"/>
@@ -1911,9 +1913,9 @@
         <w:t xml:space="preserve">Obsolescence of Items and Measures</w:t>
       </w:r>
     </w:p>
-    <w:bookmarkEnd w:id="68"/>
     <w:bookmarkEnd w:id="69"/>
-    <w:bookmarkStart w:id="70" w:name="conclusion"/>
+    <w:bookmarkEnd w:id="70"/>
+    <w:bookmarkStart w:id="71" w:name="conclusion"/>
     <w:p>
       <w:pPr>
         <w:pStyle w:val="Heading1"/>
@@ -1942,8 +1944,8 @@
         <w:t xml:space="preserve">Although this manuscript focuses on development of psychopathology, the principles discussed likely apply to many other developmental domains.</w:t>
       </w:r>
     </w:p>
-    <w:bookmarkEnd w:id="70"/>
-    <w:bookmarkStart w:id="108" w:name="references"/>
+    <w:bookmarkEnd w:id="71"/>
+    <w:bookmarkStart w:id="109" w:name="references"/>
     <w:p>
       <w:pPr>
         <w:pStyle w:val="Heading1"/>
@@ -1952,8 +1954,8 @@
         <w:t xml:space="preserve">References</w:t>
       </w:r>
     </w:p>
-    <w:bookmarkStart w:id="107" w:name="refs"/>
-    <w:bookmarkStart w:id="71" w:name="ref-Abrous2026"/>
+    <w:bookmarkStart w:id="108" w:name="refs"/>
+    <w:bookmarkStart w:id="72" w:name="ref-Abrous2026"/>
     <w:p>
       <w:pPr>
         <w:pStyle w:val="Bibliography"/>
@@ -1990,7 +1992,7 @@
       <w:r>
         <w:t xml:space="preserve"> </w:t>
       </w:r>
-      <w:hyperlink r:id="rId46">
+      <w:hyperlink r:id="rId47">
         <w:r>
           <w:rPr>
             <w:rStyle w:val="Hyperlink"/>
@@ -1999,8 +2001,8 @@
         </w:r>
       </w:hyperlink>
     </w:p>
-    <w:bookmarkEnd w:id="71"/>
-    <w:bookmarkStart w:id="72" w:name="ref-Ackerman2013"/>
+    <w:bookmarkEnd w:id="72"/>
+    <w:bookmarkStart w:id="73" w:name="ref-Ackerman2013"/>
     <w:p>
       <w:pPr>
         <w:pStyle w:val="Bibliography"/>
@@ -2025,8 +2027,8 @@
         <w:t xml:space="preserve">(pp. 119–132). American Psychological Association.</w:t>
       </w:r>
     </w:p>
-    <w:bookmarkEnd w:id="72"/>
-    <w:bookmarkStart w:id="73" w:name="ref-APA2022"/>
+    <w:bookmarkEnd w:id="73"/>
+    <w:bookmarkStart w:id="74" w:name="ref-APA2022"/>
     <w:p>
       <w:pPr>
         <w:pStyle w:val="Bibliography"/>
@@ -2076,8 +2078,8 @@
         <w:t xml:space="preserve">. American Psychiatric Publishing.</w:t>
       </w:r>
     </w:p>
-    <w:bookmarkEnd w:id="73"/>
-    <w:bookmarkStart w:id="75" w:name="ref-ApplegateInPress"/>
+    <w:bookmarkEnd w:id="74"/>
+    <w:bookmarkStart w:id="76" w:name="ref-ApplegateInPress"/>
     <w:p>
       <w:pPr>
         <w:pStyle w:val="Bibliography"/>
@@ -2101,7 +2103,7 @@
       <w:r>
         <w:t xml:space="preserve"> </w:t>
       </w:r>
-      <w:hyperlink r:id="rId74">
+      <w:hyperlink r:id="rId75">
         <w:r>
           <w:rPr>
             <w:rStyle w:val="Hyperlink"/>
@@ -2110,8 +2112,8 @@
         </w:r>
       </w:hyperlink>
     </w:p>
-    <w:bookmarkEnd w:id="75"/>
-    <w:bookmarkStart w:id="76" w:name="ref-Borelli2018"/>
+    <w:bookmarkEnd w:id="76"/>
+    <w:bookmarkStart w:id="77" w:name="ref-Borelli2018"/>
     <w:p>
       <w:pPr>
         <w:pStyle w:val="Bibliography"/>
@@ -2148,7 +2150,7 @@
       <w:r>
         <w:t xml:space="preserve"> </w:t>
       </w:r>
-      <w:hyperlink r:id="rId45">
+      <w:hyperlink r:id="rId46">
         <w:r>
           <w:rPr>
             <w:rStyle w:val="Hyperlink"/>
@@ -2157,8 +2159,8 @@
         </w:r>
       </w:hyperlink>
     </w:p>
-    <w:bookmarkEnd w:id="76"/>
-    <w:bookmarkStart w:id="77" w:name="ref-Caspi2006"/>
+    <w:bookmarkEnd w:id="77"/>
+    <w:bookmarkStart w:id="78" w:name="ref-Caspi2006"/>
     <w:p>
       <w:pPr>
         <w:pStyle w:val="Bibliography"/>
@@ -2183,8 +2185,8 @@
         <w:t xml:space="preserve">(6th ed., Vol. 3, pp. 300–365). John Wiley &amp; Sons, Inc.</w:t>
       </w:r>
     </w:p>
-    <w:bookmarkEnd w:id="77"/>
-    <w:bookmarkStart w:id="79" w:name="ref-Cicchetti2002"/>
+    <w:bookmarkEnd w:id="78"/>
+    <w:bookmarkStart w:id="80" w:name="ref-Cicchetti2002"/>
     <w:p>
       <w:pPr>
         <w:pStyle w:val="Bibliography"/>
@@ -2221,7 +2223,7 @@
       <w:r>
         <w:t xml:space="preserve"> </w:t>
       </w:r>
-      <w:hyperlink r:id="rId78">
+      <w:hyperlink r:id="rId79">
         <w:r>
           <w:rPr>
             <w:rStyle w:val="Hyperlink"/>
@@ -2230,8 +2232,8 @@
         </w:r>
       </w:hyperlink>
     </w:p>
-    <w:bookmarkEnd w:id="79"/>
-    <w:bookmarkStart w:id="81" w:name="ref-Godoy2021"/>
+    <w:bookmarkEnd w:id="80"/>
+    <w:bookmarkStart w:id="82" w:name="ref-Godoy2021"/>
     <w:p>
       <w:pPr>
         <w:pStyle w:val="Bibliography"/>
@@ -2268,7 +2270,7 @@
       <w:r>
         <w:t xml:space="preserve"> </w:t>
       </w:r>
-      <w:hyperlink r:id="rId80">
+      <w:hyperlink r:id="rId81">
         <w:r>
           <w:rPr>
             <w:rStyle w:val="Hyperlink"/>
@@ -2277,8 +2279,8 @@
         </w:r>
       </w:hyperlink>
     </w:p>
-    <w:bookmarkEnd w:id="81"/>
-    <w:bookmarkStart w:id="83" w:name="ref-Insel2008"/>
+    <w:bookmarkEnd w:id="82"/>
+    <w:bookmarkStart w:id="84" w:name="ref-Insel2008"/>
     <w:p>
       <w:pPr>
         <w:pStyle w:val="Bibliography"/>
@@ -2315,7 +2317,7 @@
       <w:r>
         <w:t xml:space="preserve"> </w:t>
       </w:r>
-      <w:hyperlink r:id="rId82">
+      <w:hyperlink r:id="rId83">
         <w:r>
           <w:rPr>
             <w:rStyle w:val="Hyperlink"/>
@@ -2324,8 +2326,8 @@
         </w:r>
       </w:hyperlink>
     </w:p>
-    <w:bookmarkEnd w:id="83"/>
-    <w:bookmarkStart w:id="85" w:name="ref-Miller2009"/>
+    <w:bookmarkEnd w:id="84"/>
+    <w:bookmarkStart w:id="86" w:name="ref-Miller2009"/>
     <w:p>
       <w:pPr>
         <w:pStyle w:val="Bibliography"/>
@@ -2362,7 +2364,7 @@
       <w:r>
         <w:t xml:space="preserve"> </w:t>
       </w:r>
-      <w:hyperlink r:id="rId84">
+      <w:hyperlink r:id="rId85">
         <w:r>
           <w:rPr>
             <w:rStyle w:val="Hyperlink"/>
@@ -2371,8 +2373,8 @@
         </w:r>
       </w:hyperlink>
     </w:p>
-    <w:bookmarkEnd w:id="85"/>
-    <w:bookmarkStart w:id="87" w:name="ref-Patterson1993"/>
+    <w:bookmarkEnd w:id="86"/>
+    <w:bookmarkStart w:id="88" w:name="ref-Patterson1993"/>
     <w:p>
       <w:pPr>
         <w:pStyle w:val="Bibliography"/>
@@ -2409,7 +2411,7 @@
       <w:r>
         <w:t xml:space="preserve"> </w:t>
       </w:r>
-      <w:hyperlink r:id="rId86">
+      <w:hyperlink r:id="rId87">
         <w:r>
           <w:rPr>
             <w:rStyle w:val="Hyperlink"/>
@@ -2418,8 +2420,8 @@
         </w:r>
       </w:hyperlink>
     </w:p>
-    <w:bookmarkEnd w:id="87"/>
-    <w:bookmarkStart w:id="89" w:name="ref-Petersen2024"/>
+    <w:bookmarkEnd w:id="88"/>
+    <w:bookmarkStart w:id="90" w:name="ref-Petersen2024"/>
     <w:p>
       <w:pPr>
         <w:pStyle w:val="Bibliography"/>
@@ -2456,7 +2458,7 @@
       <w:r>
         <w:t xml:space="preserve"> </w:t>
       </w:r>
-      <w:hyperlink r:id="rId88">
+      <w:hyperlink r:id="rId89">
         <w:r>
           <w:rPr>
             <w:rStyle w:val="Hyperlink"/>
@@ -2465,8 +2467,8 @@
         </w:r>
       </w:hyperlink>
     </w:p>
-    <w:bookmarkEnd w:id="89"/>
-    <w:bookmarkStart w:id="91" w:name="ref-Petersen2020"/>
+    <w:bookmarkEnd w:id="90"/>
+    <w:bookmarkStart w:id="92" w:name="ref-Petersen2020"/>
     <w:p>
       <w:pPr>
         <w:pStyle w:val="Bibliography"/>
@@ -2503,7 +2505,7 @@
       <w:r>
         <w:t xml:space="preserve"> </w:t>
       </w:r>
-      <w:hyperlink r:id="rId90">
+      <w:hyperlink r:id="rId91">
         <w:r>
           <w:rPr>
             <w:rStyle w:val="Hyperlink"/>
@@ -2512,8 +2514,8 @@
         </w:r>
       </w:hyperlink>
     </w:p>
-    <w:bookmarkEnd w:id="91"/>
-    <w:bookmarkStart w:id="93" w:name="ref-Petersen2026"/>
+    <w:bookmarkEnd w:id="92"/>
+    <w:bookmarkStart w:id="94" w:name="ref-Petersen2026"/>
     <w:p>
       <w:pPr>
         <w:pStyle w:val="Bibliography"/>
@@ -2550,7 +2552,7 @@
       <w:r>
         <w:t xml:space="preserve"> </w:t>
       </w:r>
-      <w:hyperlink r:id="rId92">
+      <w:hyperlink r:id="rId93">
         <w:r>
           <w:rPr>
             <w:rStyle w:val="Hyperlink"/>
@@ -2559,8 +2561,8 @@
         </w:r>
       </w:hyperlink>
     </w:p>
-    <w:bookmarkEnd w:id="93"/>
-    <w:bookmarkStart w:id="95" w:name="ref-Petersen2018"/>
+    <w:bookmarkEnd w:id="94"/>
+    <w:bookmarkStart w:id="96" w:name="ref-Petersen2018"/>
     <w:p>
       <w:pPr>
         <w:pStyle w:val="Bibliography"/>
@@ -2597,7 +2599,7 @@
       <w:r>
         <w:t xml:space="preserve"> </w:t>
       </w:r>
-      <w:hyperlink r:id="rId94">
+      <w:hyperlink r:id="rId95">
         <w:r>
           <w:rPr>
             <w:rStyle w:val="Hyperlink"/>
@@ -2606,8 +2608,8 @@
         </w:r>
       </w:hyperlink>
     </w:p>
-    <w:bookmarkEnd w:id="95"/>
-    <w:bookmarkStart w:id="97" w:name="ref-Rutter2006"/>
+    <w:bookmarkEnd w:id="96"/>
+    <w:bookmarkStart w:id="98" w:name="ref-Rutter2006"/>
     <w:p>
       <w:pPr>
         <w:pStyle w:val="Bibliography"/>
@@ -2644,7 +2646,7 @@
       <w:r>
         <w:t xml:space="preserve"> </w:t>
       </w:r>
-      <w:hyperlink r:id="rId96">
+      <w:hyperlink r:id="rId97">
         <w:r>
           <w:rPr>
             <w:rStyle w:val="Hyperlink"/>
@@ -2653,8 +2655,8 @@
         </w:r>
       </w:hyperlink>
     </w:p>
-    <w:bookmarkEnd w:id="97"/>
-    <w:bookmarkStart w:id="98" w:name="ref-Sroufe2016"/>
+    <w:bookmarkEnd w:id="98"/>
+    <w:bookmarkStart w:id="99" w:name="ref-Sroufe2016"/>
     <w:p>
       <w:pPr>
         <w:pStyle w:val="Bibliography"/>
@@ -2679,8 +2681,8 @@
         <w:t xml:space="preserve">(Vol. 3, pp. 997–1011). Guilford.</w:t>
       </w:r>
     </w:p>
-    <w:bookmarkEnd w:id="98"/>
-    <w:bookmarkStart w:id="100" w:name="ref-Wakschlag2019"/>
+    <w:bookmarkEnd w:id="99"/>
+    <w:bookmarkStart w:id="101" w:name="ref-Wakschlag2019"/>
     <w:p>
       <w:pPr>
         <w:pStyle w:val="Bibliography"/>
@@ -2717,7 +2719,7 @@
       <w:r>
         <w:t xml:space="preserve"> </w:t>
       </w:r>
-      <w:hyperlink r:id="rId99">
+      <w:hyperlink r:id="rId100">
         <w:r>
           <w:rPr>
             <w:rStyle w:val="Hyperlink"/>
@@ -2726,8 +2728,8 @@
         </w:r>
       </w:hyperlink>
     </w:p>
-    <w:bookmarkEnd w:id="100"/>
-    <w:bookmarkStart w:id="102" w:name="ref-Weems2008"/>
+    <w:bookmarkEnd w:id="101"/>
+    <w:bookmarkStart w:id="103" w:name="ref-Weems2008"/>
     <w:p>
       <w:pPr>
         <w:pStyle w:val="Bibliography"/>
@@ -2764,7 +2766,7 @@
       <w:r>
         <w:t xml:space="preserve"> </w:t>
       </w:r>
-      <w:hyperlink r:id="rId101">
+      <w:hyperlink r:id="rId102">
         <w:r>
           <w:rPr>
             <w:rStyle w:val="Hyperlink"/>
@@ -2773,8 +2775,8 @@
         </w:r>
       </w:hyperlink>
     </w:p>
-    <w:bookmarkEnd w:id="102"/>
-    <w:bookmarkStart w:id="104" w:name="ref-Weiss2003"/>
+    <w:bookmarkEnd w:id="103"/>
+    <w:bookmarkStart w:id="105" w:name="ref-Weiss2003"/>
     <w:p>
       <w:pPr>
         <w:pStyle w:val="Bibliography"/>
@@ -2811,7 +2813,7 @@
       <w:r>
         <w:t xml:space="preserve"> </w:t>
       </w:r>
-      <w:hyperlink r:id="rId103">
+      <w:hyperlink r:id="rId104">
         <w:r>
           <w:rPr>
             <w:rStyle w:val="Hyperlink"/>
@@ -2820,8 +2822,8 @@
         </w:r>
       </w:hyperlink>
     </w:p>
-    <w:bookmarkEnd w:id="104"/>
-    <w:bookmarkStart w:id="106" w:name="ref-WHO2022"/>
+    <w:bookmarkEnd w:id="105"/>
+    <w:bookmarkStart w:id="107" w:name="ref-WHO2022"/>
     <w:p>
       <w:pPr>
         <w:pStyle w:val="Bibliography"/>
@@ -2859,7 +2861,7 @@
       <w:r>
         <w:t xml:space="preserve"> </w:t>
       </w:r>
-      <w:hyperlink r:id="rId105">
+      <w:hyperlink r:id="rId106">
         <w:r>
           <w:rPr>
             <w:rStyle w:val="Hyperlink"/>
@@ -2868,14 +2870,14 @@
         </w:r>
       </w:hyperlink>
     </w:p>
-    <w:bookmarkEnd w:id="106"/>
     <w:bookmarkEnd w:id="107"/>
+    <w:bookmarkEnd w:id="108"/>
     <w:p>
       <w:r>
         <w:br w:type="page"/>
       </w:r>
     </w:p>
-    <w:bookmarkEnd w:id="108"/>
+    <w:bookmarkEnd w:id="109"/>
     <w:p>
       <w:pPr>
         <w:pStyle w:val="Heading1"/>
@@ -2884,7 +2886,7 @@
         <w:t xml:space="preserve">Appendix A</w:t>
       </w:r>
     </w:p>
-    <w:bookmarkStart w:id="109" w:name="apx-a"/>
+    <w:bookmarkStart w:id="110" w:name="apx-a"/>
     <w:p>
       <w:pPr>
         <w:pStyle w:val="Heading1"/>
@@ -2898,7 +2900,7 @@
         <w:br w:type="page"/>
       </w:r>
     </w:p>
-    <w:bookmarkEnd w:id="109"/>
+    <w:bookmarkEnd w:id="110"/>
     <w:p>
       <w:pPr>
         <w:pStyle w:val="Heading1"/>
@@ -2907,7 +2909,7 @@
         <w:t xml:space="preserve">Appendix B</w:t>
       </w:r>
     </w:p>
-    <w:bookmarkStart w:id="110" w:name="apx-b"/>
+    <w:bookmarkStart w:id="111" w:name="apx-b"/>
     <w:p>
       <w:pPr>
         <w:pStyle w:val="Heading1"/>
@@ -2916,7 +2918,7 @@
         <w:t xml:space="preserve">Another Appendix</w:t>
       </w:r>
     </w:p>
-    <w:bookmarkEnd w:id="110"/>
+    <w:bookmarkEnd w:id="111"/>
     <w:sectPr>
       <w:headerReference r:id="rId8" w:type="even"/>
       <w:headerReference r:id="rId9" w:type="default"/>
@@ -2982,7 +2984,7 @@
       </w:r>
     </w:p>
   </w:footnote>
-  <w:footnote w:id="50">
+  <w:footnote w:id="51">
     <w:p>
       <w:pPr>
         <w:pStyle w:val="FootnoteText"/>
@@ -3057,7 +3059,7 @@
       </w:r>
     </w:p>
   </w:footnote>
-  <w:footnote w:id="51">
+  <w:footnote w:id="52">
     <w:p>
       <w:pPr>
         <w:pStyle w:val="FootnoteText"/>

--- a/index.docx
+++ b/index.docx
@@ -529,7 +529,7 @@
       </w:r>
     </w:p>
     <w:bookmarkEnd w:id="41"/>
-    <w:bookmarkStart w:id="49" w:name="the-goal"/>
+    <w:bookmarkStart w:id="53" w:name="the-goal"/>
     <w:p>
       <w:pPr>
         <w:pStyle w:val="Heading1"/>
@@ -723,79 +723,132 @@
         <w:t xml:space="preserve">.</w:t>
       </w:r>
     </w:p>
-    <w:bookmarkStart w:id="48" w:name="fig-lifespanCognitiveTrajectories"/>
-    <w:tbl>
-      <w:tblPr>
-        <w:tblStyle w:val="Table"/>
-        <w:tblW w:type="pct" w:w="4900"/>
-        <w:tblLayout w:type="fixed"/>
-        <w:tblLook w:firstRow="0" w:lastRow="0" w:firstColumn="0" w:lastColumn="0" w:noHBand="0" w:noVBand="0" w:val="0000"/>
-      </w:tblPr>
-      <w:tblGrid>
-        <w:gridCol w:w="7761"/>
-      </w:tblGrid>
-      <w:tr>
-        <w:tc>
-          <w:tcPr/>
-          <w:p>
-            <w:pPr>
-              <w:pStyle w:val="Compact"/>
-              <w:jc w:val="left"/>
-            </w:pPr>
-            <w:bookmarkStart w:id="45" w:name="Xd1e55b3d5b5f80dd51bcf661355a8795db0a2fa"/>
-            <w:r>
-              <w:drawing>
-                <wp:inline>
-                  <wp:extent cx="5943600" cy="3995420"/>
-                  <wp:effectExtent b="0" l="0" r="0" t="0"/>
-                  <wp:docPr descr="Hypothetical models for different cognitive trajectories of aging." title="" id="43" name="Picture"/>
-                  <a:graphic>
-                    <a:graphicData uri="http://schemas.openxmlformats.org/drawingml/2006/picture">
-                      <pic:pic>
-                        <pic:nvPicPr>
-                          <pic:cNvPr descr="Figures/Borelli2018_figure1.jpg" id="44" name="Picture"/>
-                          <pic:cNvPicPr>
-                            <a:picLocks noChangeArrowheads="1" noChangeAspect="1"/>
-                          </pic:cNvPicPr>
-                        </pic:nvPicPr>
-                        <pic:blipFill>
-                          <a:blip r:embed="rId42"/>
-                          <a:stretch>
-                            <a:fillRect/>
-                          </a:stretch>
-                        </pic:blipFill>
-                        <pic:spPr bwMode="auto">
-                          <a:xfrm>
-                            <a:off x="0" y="0"/>
-                            <a:ext cx="5943600" cy="3995420"/>
-                          </a:xfrm>
-                          <a:prstGeom prst="rect">
-                            <a:avLst/>
-                          </a:prstGeom>
-                          <a:noFill/>
-                          <a:ln w="9525">
-                            <a:noFill/>
-                            <a:headEnd/>
-                            <a:tailEnd/>
-                          </a:ln>
-                        </pic:spPr>
-                      </pic:pic>
-                    </a:graphicData>
-                  </a:graphic>
-                </wp:inline>
-              </w:drawing>
-            </w:r>
-            <w:bookmarkEnd w:id="45"/>
-          </w:p>
-        </w:tc>
-      </w:tr>
-    </w:tbl>
+    <w:bookmarkStart w:id="52" w:name="fig-lifespanCognitiveTrajectories"/>
+    <w:bookmarkStart w:id="45" w:name="Xd1e55b3d5b5f80dd51bcf661355a8795db0a2fa"/>
+    <w:p>
+      <w:pPr>
+        <w:pStyle w:val="FigureWithoutNote"/>
+      </w:pPr>
+      <w:r>
+        <w:t xml:space="preserve">(A) Hypothetical models for different cognitive trajectories of aging.</w:t>
+      </w:r>
+    </w:p>
+    <w:p>
+      <w:pPr>
+        <w:pStyle w:val="FigureWithoutNote"/>
+      </w:pPr>
+      <w:r>
+        <w:drawing>
+          <wp:inline>
+            <wp:extent cx="3154680" cy="2120646"/>
+            <wp:effectExtent b="0" l="0" r="0" t="0"/>
+            <wp:docPr descr="" title="" id="43" name="Picture"/>
+            <a:graphic>
+              <a:graphicData uri="http://schemas.openxmlformats.org/drawingml/2006/picture">
+                <pic:pic>
+                  <pic:nvPicPr>
+                    <pic:cNvPr descr="Figures/Borelli2018_figure1.jpg" id="44" name="Picture"/>
+                    <pic:cNvPicPr>
+                      <a:picLocks noChangeArrowheads="1" noChangeAspect="1"/>
+                    </pic:cNvPicPr>
+                  </pic:nvPicPr>
+                  <pic:blipFill>
+                    <a:blip r:embed="rId42"/>
+                    <a:stretch>
+                      <a:fillRect/>
+                    </a:stretch>
+                  </pic:blipFill>
+                  <pic:spPr bwMode="auto">
+                    <a:xfrm>
+                      <a:off x="0" y="0"/>
+                      <a:ext cx="3154680" cy="2120646"/>
+                    </a:xfrm>
+                    <a:prstGeom prst="rect">
+                      <a:avLst/>
+                    </a:prstGeom>
+                    <a:noFill/>
+                    <a:ln w="9525">
+                      <a:noFill/>
+                      <a:headEnd/>
+                      <a:tailEnd/>
+                    </a:ln>
+                  </pic:spPr>
+                </pic:pic>
+              </a:graphicData>
+            </a:graphic>
+          </wp:inline>
+        </w:drawing>
+      </w:r>
+    </w:p>
+    <w:bookmarkEnd w:id="45"/>
+    <w:p>
+      <w:pPr>
+        <w:framePr w:w="0" w:h="0" w:vAnchor="margin" w:hAnchor="margin" w:xAlign="right" w:yAlign="top"/>
+      </w:pPr>
+    </w:p>
+    <w:bookmarkStart w:id="49" w:name="X736eba663f16445ceb4e3c4439392c2fce09d7e"/>
+    <w:p>
+      <w:pPr>
+        <w:pStyle w:val="FigureWithoutNote"/>
+      </w:pPr>
+      <w:r>
+        <w:t xml:space="preserve">(B) Theoretical illustration of inter-individual variability in cognitive aging trajectories.</w:t>
+      </w:r>
+    </w:p>
+    <w:p>
+      <w:pPr>
+        <w:pStyle w:val="FigureWithoutNote"/>
+      </w:pPr>
+      <w:r>
+        <w:drawing>
+          <wp:inline>
+            <wp:extent cx="3154680" cy="2358904"/>
+            <wp:effectExtent b="0" l="0" r="0" t="0"/>
+            <wp:docPr descr="" title="" id="47" name="Picture"/>
+            <a:graphic>
+              <a:graphicData uri="http://schemas.openxmlformats.org/drawingml/2006/picture">
+                <pic:pic>
+                  <pic:nvPicPr>
+                    <pic:cNvPr descr="Figures/Abrous2026_figure1.jpg" id="48" name="Picture"/>
+                    <pic:cNvPicPr>
+                      <a:picLocks noChangeArrowheads="1" noChangeAspect="1"/>
+                    </pic:cNvPicPr>
+                  </pic:nvPicPr>
+                  <pic:blipFill>
+                    <a:blip r:embed="rId46"/>
+                    <a:stretch>
+                      <a:fillRect/>
+                    </a:stretch>
+                  </pic:blipFill>
+                  <pic:spPr bwMode="auto">
+                    <a:xfrm>
+                      <a:off x="0" y="0"/>
+                      <a:ext cx="3154680" cy="2358904"/>
+                    </a:xfrm>
+                    <a:prstGeom prst="rect">
+                      <a:avLst/>
+                    </a:prstGeom>
+                    <a:noFill/>
+                    <a:ln w="9525">
+                      <a:noFill/>
+                      <a:headEnd/>
+                      <a:tailEnd/>
+                    </a:ln>
+                  </pic:spPr>
+                </pic:pic>
+              </a:graphicData>
+            </a:graphic>
+          </wp:inline>
+        </w:drawing>
+      </w:r>
+    </w:p>
+    <w:bookmarkEnd w:id="49"/>
     <w:p>
       <w:pPr>
         <w:pStyle w:val="FigureTitle"/>
       </w:pPr>
       <w:r>
-        <w:t xml:space="preserve">Figure </w:t>
+        <w:t xml:space="preserve">Figure 1</w:t>
       </w:r>
     </w:p>
     <w:p>
@@ -811,6 +864,12 @@
       </w:r>
       <w:r>
         <w:t xml:space="preserve">: Hypothetical models for different cognitive trajectories of aging.</w:t>
+      </w:r>
+      <w:r>
+        <w:t xml:space="preserve"> </w:t>
+      </w:r>
+      <w:r>
+        <w:t xml:space="preserve">MCI = mild cognitive impairment.</w:t>
       </w:r>
       <w:r>
         <w:t xml:space="preserve"> </w:t>
@@ -867,7 +926,7 @@
       <w:r>
         <w:t xml:space="preserve"> </w:t>
       </w:r>
-      <w:hyperlink r:id="rId46">
+      <w:hyperlink r:id="rId50">
         <w:r>
           <w:rPr>
             <w:rStyle w:val="Hyperlink"/>
@@ -958,7 +1017,7 @@
       <w:r>
         <w:t xml:space="preserve"> </w:t>
       </w:r>
-      <w:hyperlink r:id="rId47">
+      <w:hyperlink r:id="rId51">
         <w:r>
           <w:rPr>
             <w:rStyle w:val="Hyperlink"/>
@@ -970,7 +1029,7 @@
         <w:t xml:space="preserve">)</w:t>
       </w:r>
     </w:p>
-    <w:bookmarkEnd w:id="48"/>
+    <w:bookmarkEnd w:id="52"/>
     <w:p>
       <w:pPr>
         <w:pStyle w:val="AfterWithoutNote"/>
@@ -1017,8 +1076,8 @@
         <w:t xml:space="preserve">However, even cross-sectional work spanning the lifespan is not often conducted.</w:t>
       </w:r>
     </w:p>
-    <w:bookmarkEnd w:id="49"/>
-    <w:bookmarkStart w:id="50" w:name="the-problemobstacle"/>
+    <w:bookmarkEnd w:id="53"/>
+    <w:bookmarkStart w:id="54" w:name="the-problemobstacle"/>
     <w:p>
       <w:pPr>
         <w:pStyle w:val="Heading1"/>
@@ -1041,8 +1100,8 @@
         <w:t xml:space="preserve">The piecewise approach to development limits our understanding of lifespan development and the origins of psychopathology.</w:t>
       </w:r>
     </w:p>
-    <w:bookmarkEnd w:id="50"/>
-    <w:bookmarkStart w:id="61" w:name="reasons-for-the-problem"/>
+    <w:bookmarkEnd w:id="54"/>
+    <w:bookmarkStart w:id="65" w:name="reasons-for-the-problem"/>
     <w:p>
       <w:pPr>
         <w:pStyle w:val="Heading1"/>
@@ -1109,7 +1168,7 @@
         <w:t xml:space="preserve">To ground the discussion, we provide examples relating to externalizing psychopathology; however, these issues are not specific to externalizing.</w:t>
       </w:r>
     </w:p>
-    <w:bookmarkStart w:id="54" w:name="problems-of-constructs"/>
+    <w:bookmarkStart w:id="58" w:name="problems-of-constructs"/>
     <w:p>
       <w:pPr>
         <w:pStyle w:val="Heading2"/>
@@ -1646,7 +1705,7 @@
         <w:t xml:space="preserve">Moreover, where such theories do indicate changes in behavioral manifestation across development, diagnostic and taxonomic systems do not incorporate these developmental changes.</w:t>
       </w:r>
     </w:p>
-    <w:bookmarkStart w:id="53" w:name="lack-of-a-developmental-perspective"/>
+    <w:bookmarkStart w:id="57" w:name="lack-of-a-developmental-perspective"/>
     <w:p>
       <w:pPr>
         <w:pStyle w:val="Heading3"/>
@@ -1727,7 +1786,7 @@
         <w:rPr>
           <w:rStyle w:val="FootnoteReference"/>
         </w:rPr>
-        <w:footnoteReference w:id="51"/>
+        <w:footnoteReference w:id="55"/>
       </w:r>
       <w:r>
         <w:t xml:space="preserve">—the diagnostic criteria do not differ across development, even though diagnostic manuals acknowledge that developmental factors impact symptom presentation</w:t>
@@ -1736,15 +1795,15 @@
         <w:rPr>
           <w:rStyle w:val="FootnoteReference"/>
         </w:rPr>
-        <w:footnoteReference w:id="52"/>
+        <w:footnoteReference w:id="56"/>
       </w:r>
       <w:r>
         <w:t xml:space="preserve">.</w:t>
       </w:r>
     </w:p>
-    <w:bookmarkEnd w:id="53"/>
-    <w:bookmarkEnd w:id="54"/>
-    <w:bookmarkStart w:id="59" w:name="X08761d2e933d3c63251c7853a991975a4515ca5"/>
+    <w:bookmarkEnd w:id="57"/>
+    <w:bookmarkEnd w:id="58"/>
+    <w:bookmarkStart w:id="63" w:name="X08761d2e933d3c63251c7853a991975a4515ca5"/>
     <w:p>
       <w:pPr>
         <w:pStyle w:val="Heading2"/>
@@ -1773,7 +1832,7 @@
         <w:t xml:space="preserve">In particular, there is a mismatch between theory of constructs—including how a construct manifest behaviorally—and our methods to assess the construct and to evaluate people’s level and change in that construct.</w:t>
       </w:r>
     </w:p>
-    <w:bookmarkStart w:id="55" w:name="X4c94655489fd3e3efea19c584555f75e74709d7"/>
+    <w:bookmarkStart w:id="59" w:name="X4c94655489fd3e3efea19c584555f75e74709d7"/>
     <w:p>
       <w:pPr>
         <w:pStyle w:val="Heading3"/>
@@ -1782,8 +1841,8 @@
         <w:t xml:space="preserve">Do Not Adequately Capture Constructs’ Change in Behavioral Manifestation Across Development</w:t>
       </w:r>
     </w:p>
-    <w:bookmarkEnd w:id="55"/>
-    <w:bookmarkStart w:id="56" w:name="Xdc13d281466e499f4855c3876fd0a0cd5a1ffa2"/>
+    <w:bookmarkEnd w:id="59"/>
+    <w:bookmarkStart w:id="60" w:name="Xdc13d281466e499f4855c3876fd0a0cd5a1ffa2"/>
     <w:p>
       <w:pPr>
         <w:pStyle w:val="Heading3"/>
@@ -1792,8 +1851,8 @@
         <w:t xml:space="preserve">Do Not Allow Charting Individuals’ Change Over Time When the Construct Changes in Behavioral Manifestation</w:t>
       </w:r>
     </w:p>
-    <w:bookmarkEnd w:id="56"/>
-    <w:bookmarkStart w:id="57" w:name="X5b5ec984eec4bed4d234d034c192bb08d883361"/>
+    <w:bookmarkEnd w:id="60"/>
+    <w:bookmarkStart w:id="61" w:name="X5b5ec984eec4bed4d234d034c192bb08d883361"/>
     <w:p>
       <w:pPr>
         <w:pStyle w:val="Heading3"/>
@@ -1802,8 +1861,8 @@
         <w:t xml:space="preserve">Not Well-Suited For Capturing the Full Range of Individual Differences</w:t>
       </w:r>
     </w:p>
-    <w:bookmarkEnd w:id="57"/>
-    <w:bookmarkStart w:id="58" w:name="X7a68df1e46d6eb3875992be7e28db94db9dbc3e"/>
+    <w:bookmarkEnd w:id="61"/>
+    <w:bookmarkStart w:id="62" w:name="X7a68df1e46d6eb3875992be7e28db94db9dbc3e"/>
     <w:p>
       <w:pPr>
         <w:pStyle w:val="Heading3"/>
@@ -1812,9 +1871,9 @@
         <w:t xml:space="preserve">Not Well-Suited for Capturing Individuals’ Change Over Time</w:t>
       </w:r>
     </w:p>
-    <w:bookmarkEnd w:id="58"/>
-    <w:bookmarkEnd w:id="59"/>
-    <w:bookmarkStart w:id="60" w:name="example-externalizing-psychopathology"/>
+    <w:bookmarkEnd w:id="62"/>
+    <w:bookmarkEnd w:id="63"/>
+    <w:bookmarkStart w:id="64" w:name="example-externalizing-psychopathology"/>
     <w:p>
       <w:pPr>
         <w:pStyle w:val="Heading2"/>
@@ -1823,9 +1882,9 @@
         <w:t xml:space="preserve">Example: Externalizing Psychopathology</w:t>
       </w:r>
     </w:p>
-    <w:bookmarkEnd w:id="60"/>
-    <w:bookmarkEnd w:id="61"/>
-    <w:bookmarkStart w:id="62" w:name="X90173f212147643646723f86a6ce6f8ad77bf31"/>
+    <w:bookmarkEnd w:id="64"/>
+    <w:bookmarkEnd w:id="65"/>
+    <w:bookmarkStart w:id="66" w:name="X90173f212147643646723f86a6ce6f8ad77bf31"/>
     <w:p>
       <w:pPr>
         <w:pStyle w:val="Heading1"/>
@@ -1834,8 +1893,8 @@
         <w:t xml:space="preserve">Solution: A Developmental Scaling Framework</w:t>
       </w:r>
     </w:p>
-    <w:bookmarkEnd w:id="62"/>
-    <w:bookmarkStart w:id="70" w:name="other-key-challenges-to-address"/>
+    <w:bookmarkEnd w:id="66"/>
+    <w:bookmarkStart w:id="74" w:name="other-key-challenges-to-address"/>
     <w:p>
       <w:pPr>
         <w:pStyle w:val="Heading1"/>
@@ -1844,7 +1903,7 @@
         <w:t xml:space="preserve">Other Key Challenges to Address</w:t>
       </w:r>
     </w:p>
-    <w:bookmarkStart w:id="67" w:name="sec-potential-confounds-of-change"/>
+    <w:bookmarkStart w:id="71" w:name="sec-potential-confounds-of-change"/>
     <w:p>
       <w:pPr>
         <w:pStyle w:val="Heading2"/>
@@ -1853,7 +1912,7 @@
         <w:t xml:space="preserve">Potential Confounds of Change</w:t>
       </w:r>
     </w:p>
-    <w:bookmarkStart w:id="63" w:name="practiceretest-effects"/>
+    <w:bookmarkStart w:id="67" w:name="practiceretest-effects"/>
     <w:p>
       <w:pPr>
         <w:pStyle w:val="Heading3"/>
@@ -1862,8 +1921,8 @@
         <w:t xml:space="preserve">Practice/Retest Effects</w:t>
       </w:r>
     </w:p>
-    <w:bookmarkEnd w:id="63"/>
-    <w:bookmarkStart w:id="64" w:name="period-and-cohort-effects"/>
+    <w:bookmarkEnd w:id="67"/>
+    <w:bookmarkStart w:id="68" w:name="period-and-cohort-effects"/>
     <w:p>
       <w:pPr>
         <w:pStyle w:val="Heading3"/>
@@ -1872,8 +1931,8 @@
         <w:t xml:space="preserve">Period and Cohort Effects</w:t>
       </w:r>
     </w:p>
-    <w:bookmarkEnd w:id="64"/>
-    <w:bookmarkStart w:id="65" w:name="measurement-error"/>
+    <w:bookmarkEnd w:id="68"/>
+    <w:bookmarkStart w:id="69" w:name="measurement-error"/>
     <w:p>
       <w:pPr>
         <w:pStyle w:val="Heading3"/>
@@ -1882,8 +1941,8 @@
         <w:t xml:space="preserve">Measurement Error</w:t>
       </w:r>
     </w:p>
-    <w:bookmarkEnd w:id="65"/>
-    <w:bookmarkStart w:id="66" w:name="change-in-meaning-of-the-scores"/>
+    <w:bookmarkEnd w:id="69"/>
+    <w:bookmarkStart w:id="70" w:name="change-in-meaning-of-the-scores"/>
     <w:p>
       <w:pPr>
         <w:pStyle w:val="Heading3"/>
@@ -1892,9 +1951,9 @@
         <w:t xml:space="preserve">Change in Meaning of the Scores</w:t>
       </w:r>
     </w:p>
-    <w:bookmarkEnd w:id="66"/>
-    <w:bookmarkEnd w:id="67"/>
-    <w:bookmarkStart w:id="68" w:name="factorial-invariance-across-time"/>
+    <w:bookmarkEnd w:id="70"/>
+    <w:bookmarkEnd w:id="71"/>
+    <w:bookmarkStart w:id="72" w:name="factorial-invariance-across-time"/>
     <w:p>
       <w:pPr>
         <w:pStyle w:val="Heading2"/>
@@ -1903,8 +1962,8 @@
         <w:t xml:space="preserve">Factorial Invariance Across Time</w:t>
       </w:r>
     </w:p>
-    <w:bookmarkEnd w:id="68"/>
-    <w:bookmarkStart w:id="69" w:name="obsolescence-of-items-and-measures"/>
+    <w:bookmarkEnd w:id="72"/>
+    <w:bookmarkStart w:id="73" w:name="obsolescence-of-items-and-measures"/>
     <w:p>
       <w:pPr>
         <w:pStyle w:val="Heading2"/>
@@ -1913,9 +1972,9 @@
         <w:t xml:space="preserve">Obsolescence of Items and Measures</w:t>
       </w:r>
     </w:p>
-    <w:bookmarkEnd w:id="69"/>
-    <w:bookmarkEnd w:id="70"/>
-    <w:bookmarkStart w:id="71" w:name="conclusion"/>
+    <w:bookmarkEnd w:id="73"/>
+    <w:bookmarkEnd w:id="74"/>
+    <w:bookmarkStart w:id="75" w:name="conclusion"/>
     <w:p>
       <w:pPr>
         <w:pStyle w:val="Heading1"/>
@@ -1944,8 +2003,8 @@
         <w:t xml:space="preserve">Although this manuscript focuses on development of psychopathology, the principles discussed likely apply to many other developmental domains.</w:t>
       </w:r>
     </w:p>
-    <w:bookmarkEnd w:id="71"/>
-    <w:bookmarkStart w:id="109" w:name="references"/>
+    <w:bookmarkEnd w:id="75"/>
+    <w:bookmarkStart w:id="113" w:name="references"/>
     <w:p>
       <w:pPr>
         <w:pStyle w:val="Heading1"/>
@@ -1954,8 +2013,8 @@
         <w:t xml:space="preserve">References</w:t>
       </w:r>
     </w:p>
-    <w:bookmarkStart w:id="108" w:name="refs"/>
-    <w:bookmarkStart w:id="72" w:name="ref-Abrous2026"/>
+    <w:bookmarkStart w:id="112" w:name="refs"/>
+    <w:bookmarkStart w:id="76" w:name="ref-Abrous2026"/>
     <w:p>
       <w:pPr>
         <w:pStyle w:val="Bibliography"/>
@@ -1992,7 +2051,7 @@
       <w:r>
         <w:t xml:space="preserve"> </w:t>
       </w:r>
-      <w:hyperlink r:id="rId47">
+      <w:hyperlink r:id="rId51">
         <w:r>
           <w:rPr>
             <w:rStyle w:val="Hyperlink"/>
@@ -2001,8 +2060,8 @@
         </w:r>
       </w:hyperlink>
     </w:p>
-    <w:bookmarkEnd w:id="72"/>
-    <w:bookmarkStart w:id="73" w:name="ref-Ackerman2013"/>
+    <w:bookmarkEnd w:id="76"/>
+    <w:bookmarkStart w:id="77" w:name="ref-Ackerman2013"/>
     <w:p>
       <w:pPr>
         <w:pStyle w:val="Bibliography"/>
@@ -2027,8 +2086,8 @@
         <w:t xml:space="preserve">(pp. 119–132). American Psychological Association.</w:t>
       </w:r>
     </w:p>
-    <w:bookmarkEnd w:id="73"/>
-    <w:bookmarkStart w:id="74" w:name="ref-APA2022"/>
+    <w:bookmarkEnd w:id="77"/>
+    <w:bookmarkStart w:id="78" w:name="ref-APA2022"/>
     <w:p>
       <w:pPr>
         <w:pStyle w:val="Bibliography"/>
@@ -2078,8 +2137,8 @@
         <w:t xml:space="preserve">. American Psychiatric Publishing.</w:t>
       </w:r>
     </w:p>
-    <w:bookmarkEnd w:id="74"/>
-    <w:bookmarkStart w:id="76" w:name="ref-ApplegateInPress"/>
+    <w:bookmarkEnd w:id="78"/>
+    <w:bookmarkStart w:id="80" w:name="ref-ApplegateInPress"/>
     <w:p>
       <w:pPr>
         <w:pStyle w:val="Bibliography"/>
@@ -2103,7 +2162,7 @@
       <w:r>
         <w:t xml:space="preserve"> </w:t>
       </w:r>
-      <w:hyperlink r:id="rId75">
+      <w:hyperlink r:id="rId79">
         <w:r>
           <w:rPr>
             <w:rStyle w:val="Hyperlink"/>
@@ -2112,8 +2171,8 @@
         </w:r>
       </w:hyperlink>
     </w:p>
-    <w:bookmarkEnd w:id="76"/>
-    <w:bookmarkStart w:id="77" w:name="ref-Borelli2018"/>
+    <w:bookmarkEnd w:id="80"/>
+    <w:bookmarkStart w:id="81" w:name="ref-Borelli2018"/>
     <w:p>
       <w:pPr>
         <w:pStyle w:val="Bibliography"/>
@@ -2150,7 +2209,7 @@
       <w:r>
         <w:t xml:space="preserve"> </w:t>
       </w:r>
-      <w:hyperlink r:id="rId46">
+      <w:hyperlink r:id="rId50">
         <w:r>
           <w:rPr>
             <w:rStyle w:val="Hyperlink"/>
@@ -2159,8 +2218,8 @@
         </w:r>
       </w:hyperlink>
     </w:p>
-    <w:bookmarkEnd w:id="77"/>
-    <w:bookmarkStart w:id="78" w:name="ref-Caspi2006"/>
+    <w:bookmarkEnd w:id="81"/>
+    <w:bookmarkStart w:id="82" w:name="ref-Caspi2006"/>
     <w:p>
       <w:pPr>
         <w:pStyle w:val="Bibliography"/>
@@ -2185,8 +2244,8 @@
         <w:t xml:space="preserve">(6th ed., Vol. 3, pp. 300–365). John Wiley &amp; Sons, Inc.</w:t>
       </w:r>
     </w:p>
-    <w:bookmarkEnd w:id="78"/>
-    <w:bookmarkStart w:id="80" w:name="ref-Cicchetti2002"/>
+    <w:bookmarkEnd w:id="82"/>
+    <w:bookmarkStart w:id="84" w:name="ref-Cicchetti2002"/>
     <w:p>
       <w:pPr>
         <w:pStyle w:val="Bibliography"/>
@@ -2223,7 +2282,7 @@
       <w:r>
         <w:t xml:space="preserve"> </w:t>
       </w:r>
-      <w:hyperlink r:id="rId79">
+      <w:hyperlink r:id="rId83">
         <w:r>
           <w:rPr>
             <w:rStyle w:val="Hyperlink"/>
@@ -2232,8 +2291,8 @@
         </w:r>
       </w:hyperlink>
     </w:p>
-    <w:bookmarkEnd w:id="80"/>
-    <w:bookmarkStart w:id="82" w:name="ref-Godoy2021"/>
+    <w:bookmarkEnd w:id="84"/>
+    <w:bookmarkStart w:id="86" w:name="ref-Godoy2021"/>
     <w:p>
       <w:pPr>
         <w:pStyle w:val="Bibliography"/>
@@ -2270,7 +2329,7 @@
       <w:r>
         <w:t xml:space="preserve"> </w:t>
       </w:r>
-      <w:hyperlink r:id="rId81">
+      <w:hyperlink r:id="rId85">
         <w:r>
           <w:rPr>
             <w:rStyle w:val="Hyperlink"/>
@@ -2279,8 +2338,8 @@
         </w:r>
       </w:hyperlink>
     </w:p>
-    <w:bookmarkEnd w:id="82"/>
-    <w:bookmarkStart w:id="84" w:name="ref-Insel2008"/>
+    <w:bookmarkEnd w:id="86"/>
+    <w:bookmarkStart w:id="88" w:name="ref-Insel2008"/>
     <w:p>
       <w:pPr>
         <w:pStyle w:val="Bibliography"/>
@@ -2317,7 +2376,7 @@
       <w:r>
         <w:t xml:space="preserve"> </w:t>
       </w:r>
-      <w:hyperlink r:id="rId83">
+      <w:hyperlink r:id="rId87">
         <w:r>
           <w:rPr>
             <w:rStyle w:val="Hyperlink"/>
@@ -2326,8 +2385,8 @@
         </w:r>
       </w:hyperlink>
     </w:p>
-    <w:bookmarkEnd w:id="84"/>
-    <w:bookmarkStart w:id="86" w:name="ref-Miller2009"/>
+    <w:bookmarkEnd w:id="88"/>
+    <w:bookmarkStart w:id="90" w:name="ref-Miller2009"/>
     <w:p>
       <w:pPr>
         <w:pStyle w:val="Bibliography"/>
@@ -2364,7 +2423,7 @@
       <w:r>
         <w:t xml:space="preserve"> </w:t>
       </w:r>
-      <w:hyperlink r:id="rId85">
+      <w:hyperlink r:id="rId89">
         <w:r>
           <w:rPr>
             <w:rStyle w:val="Hyperlink"/>
@@ -2373,8 +2432,8 @@
         </w:r>
       </w:hyperlink>
     </w:p>
-    <w:bookmarkEnd w:id="86"/>
-    <w:bookmarkStart w:id="88" w:name="ref-Patterson1993"/>
+    <w:bookmarkEnd w:id="90"/>
+    <w:bookmarkStart w:id="92" w:name="ref-Patterson1993"/>
     <w:p>
       <w:pPr>
         <w:pStyle w:val="Bibliography"/>
@@ -2411,7 +2470,7 @@
       <w:r>
         <w:t xml:space="preserve"> </w:t>
       </w:r>
-      <w:hyperlink r:id="rId87">
+      <w:hyperlink r:id="rId91">
         <w:r>
           <w:rPr>
             <w:rStyle w:val="Hyperlink"/>
@@ -2420,8 +2479,8 @@
         </w:r>
       </w:hyperlink>
     </w:p>
-    <w:bookmarkEnd w:id="88"/>
-    <w:bookmarkStart w:id="90" w:name="ref-Petersen2024"/>
+    <w:bookmarkEnd w:id="92"/>
+    <w:bookmarkStart w:id="94" w:name="ref-Petersen2024"/>
     <w:p>
       <w:pPr>
         <w:pStyle w:val="Bibliography"/>
@@ -2458,7 +2517,7 @@
       <w:r>
         <w:t xml:space="preserve"> </w:t>
       </w:r>
-      <w:hyperlink r:id="rId89">
+      <w:hyperlink r:id="rId93">
         <w:r>
           <w:rPr>
             <w:rStyle w:val="Hyperlink"/>
@@ -2467,8 +2526,8 @@
         </w:r>
       </w:hyperlink>
     </w:p>
-    <w:bookmarkEnd w:id="90"/>
-    <w:bookmarkStart w:id="92" w:name="ref-Petersen2020"/>
+    <w:bookmarkEnd w:id="94"/>
+    <w:bookmarkStart w:id="96" w:name="ref-Petersen2020"/>
     <w:p>
       <w:pPr>
         <w:pStyle w:val="Bibliography"/>
@@ -2505,7 +2564,7 @@
       <w:r>
         <w:t xml:space="preserve"> </w:t>
       </w:r>
-      <w:hyperlink r:id="rId91">
+      <w:hyperlink r:id="rId95">
         <w:r>
           <w:rPr>
             <w:rStyle w:val="Hyperlink"/>
@@ -2514,8 +2573,8 @@
         </w:r>
       </w:hyperlink>
     </w:p>
-    <w:bookmarkEnd w:id="92"/>
-    <w:bookmarkStart w:id="94" w:name="ref-Petersen2026"/>
+    <w:bookmarkEnd w:id="96"/>
+    <w:bookmarkStart w:id="98" w:name="ref-Petersen2026"/>
     <w:p>
       <w:pPr>
         <w:pStyle w:val="Bibliography"/>
@@ -2552,7 +2611,7 @@
       <w:r>
         <w:t xml:space="preserve"> </w:t>
       </w:r>
-      <w:hyperlink r:id="rId93">
+      <w:hyperlink r:id="rId97">
         <w:r>
           <w:rPr>
             <w:rStyle w:val="Hyperlink"/>
@@ -2561,8 +2620,8 @@
         </w:r>
       </w:hyperlink>
     </w:p>
-    <w:bookmarkEnd w:id="94"/>
-    <w:bookmarkStart w:id="96" w:name="ref-Petersen2018"/>
+    <w:bookmarkEnd w:id="98"/>
+    <w:bookmarkStart w:id="100" w:name="ref-Petersen2018"/>
     <w:p>
       <w:pPr>
         <w:pStyle w:val="Bibliography"/>
@@ -2599,7 +2658,7 @@
       <w:r>
         <w:t xml:space="preserve"> </w:t>
       </w:r>
-      <w:hyperlink r:id="rId95">
+      <w:hyperlink r:id="rId99">
         <w:r>
           <w:rPr>
             <w:rStyle w:val="Hyperlink"/>
@@ -2608,8 +2667,8 @@
         </w:r>
       </w:hyperlink>
     </w:p>
-    <w:bookmarkEnd w:id="96"/>
-    <w:bookmarkStart w:id="98" w:name="ref-Rutter2006"/>
+    <w:bookmarkEnd w:id="100"/>
+    <w:bookmarkStart w:id="102" w:name="ref-Rutter2006"/>
     <w:p>
       <w:pPr>
         <w:pStyle w:val="Bibliography"/>
@@ -2646,7 +2705,7 @@
       <w:r>
         <w:t xml:space="preserve"> </w:t>
       </w:r>
-      <w:hyperlink r:id="rId97">
+      <w:hyperlink r:id="rId101">
         <w:r>
           <w:rPr>
             <w:rStyle w:val="Hyperlink"/>
@@ -2655,8 +2714,8 @@
         </w:r>
       </w:hyperlink>
     </w:p>
-    <w:bookmarkEnd w:id="98"/>
-    <w:bookmarkStart w:id="99" w:name="ref-Sroufe2016"/>
+    <w:bookmarkEnd w:id="102"/>
+    <w:bookmarkStart w:id="103" w:name="ref-Sroufe2016"/>
     <w:p>
       <w:pPr>
         <w:pStyle w:val="Bibliography"/>
@@ -2681,8 +2740,8 @@
         <w:t xml:space="preserve">(Vol. 3, pp. 997–1011). Guilford.</w:t>
       </w:r>
     </w:p>
-    <w:bookmarkEnd w:id="99"/>
-    <w:bookmarkStart w:id="101" w:name="ref-Wakschlag2019"/>
+    <w:bookmarkEnd w:id="103"/>
+    <w:bookmarkStart w:id="105" w:name="ref-Wakschlag2019"/>
     <w:p>
       <w:pPr>
         <w:pStyle w:val="Bibliography"/>
@@ -2719,7 +2778,7 @@
       <w:r>
         <w:t xml:space="preserve"> </w:t>
       </w:r>
-      <w:hyperlink r:id="rId100">
+      <w:hyperlink r:id="rId104">
         <w:r>
           <w:rPr>
             <w:rStyle w:val="Hyperlink"/>
@@ -2728,8 +2787,8 @@
         </w:r>
       </w:hyperlink>
     </w:p>
-    <w:bookmarkEnd w:id="101"/>
-    <w:bookmarkStart w:id="103" w:name="ref-Weems2008"/>
+    <w:bookmarkEnd w:id="105"/>
+    <w:bookmarkStart w:id="107" w:name="ref-Weems2008"/>
     <w:p>
       <w:pPr>
         <w:pStyle w:val="Bibliography"/>
@@ -2766,7 +2825,7 @@
       <w:r>
         <w:t xml:space="preserve"> </w:t>
       </w:r>
-      <w:hyperlink r:id="rId102">
+      <w:hyperlink r:id="rId106">
         <w:r>
           <w:rPr>
             <w:rStyle w:val="Hyperlink"/>
@@ -2775,8 +2834,8 @@
         </w:r>
       </w:hyperlink>
     </w:p>
-    <w:bookmarkEnd w:id="103"/>
-    <w:bookmarkStart w:id="105" w:name="ref-Weiss2003"/>
+    <w:bookmarkEnd w:id="107"/>
+    <w:bookmarkStart w:id="109" w:name="ref-Weiss2003"/>
     <w:p>
       <w:pPr>
         <w:pStyle w:val="Bibliography"/>
@@ -2813,7 +2872,7 @@
       <w:r>
         <w:t xml:space="preserve"> </w:t>
       </w:r>
-      <w:hyperlink r:id="rId104">
+      <w:hyperlink r:id="rId108">
         <w:r>
           <w:rPr>
             <w:rStyle w:val="Hyperlink"/>
@@ -2822,8 +2881,8 @@
         </w:r>
       </w:hyperlink>
     </w:p>
-    <w:bookmarkEnd w:id="105"/>
-    <w:bookmarkStart w:id="107" w:name="ref-WHO2022"/>
+    <w:bookmarkEnd w:id="109"/>
+    <w:bookmarkStart w:id="111" w:name="ref-WHO2022"/>
     <w:p>
       <w:pPr>
         <w:pStyle w:val="Bibliography"/>
@@ -2861,7 +2920,7 @@
       <w:r>
         <w:t xml:space="preserve"> </w:t>
       </w:r>
-      <w:hyperlink r:id="rId106">
+      <w:hyperlink r:id="rId110">
         <w:r>
           <w:rPr>
             <w:rStyle w:val="Hyperlink"/>
@@ -2870,14 +2929,14 @@
         </w:r>
       </w:hyperlink>
     </w:p>
-    <w:bookmarkEnd w:id="107"/>
-    <w:bookmarkEnd w:id="108"/>
+    <w:bookmarkEnd w:id="111"/>
+    <w:bookmarkEnd w:id="112"/>
     <w:p>
       <w:r>
         <w:br w:type="page"/>
       </w:r>
     </w:p>
-    <w:bookmarkEnd w:id="109"/>
+    <w:bookmarkEnd w:id="113"/>
     <w:p>
       <w:pPr>
         <w:pStyle w:val="Heading1"/>
@@ -2886,7 +2945,7 @@
         <w:t xml:space="preserve">Appendix A</w:t>
       </w:r>
     </w:p>
-    <w:bookmarkStart w:id="110" w:name="apx-a"/>
+    <w:bookmarkStart w:id="114" w:name="apx-a"/>
     <w:p>
       <w:pPr>
         <w:pStyle w:val="Heading1"/>
@@ -2900,7 +2959,7 @@
         <w:br w:type="page"/>
       </w:r>
     </w:p>
-    <w:bookmarkEnd w:id="110"/>
+    <w:bookmarkEnd w:id="114"/>
     <w:p>
       <w:pPr>
         <w:pStyle w:val="Heading1"/>
@@ -2909,7 +2968,7 @@
         <w:t xml:space="preserve">Appendix B</w:t>
       </w:r>
     </w:p>
-    <w:bookmarkStart w:id="111" w:name="apx-b"/>
+    <w:bookmarkStart w:id="115" w:name="apx-b"/>
     <w:p>
       <w:pPr>
         <w:pStyle w:val="Heading1"/>
@@ -2918,7 +2977,7 @@
         <w:t xml:space="preserve">Another Appendix</w:t>
       </w:r>
     </w:p>
-    <w:bookmarkEnd w:id="111"/>
+    <w:bookmarkEnd w:id="115"/>
     <w:sectPr>
       <w:headerReference r:id="rId8" w:type="even"/>
       <w:headerReference r:id="rId9" w:type="default"/>
@@ -2984,7 +3043,7 @@
       </w:r>
     </w:p>
   </w:footnote>
-  <w:footnote w:id="51">
+  <w:footnote w:id="55">
     <w:p>
       <w:pPr>
         <w:pStyle w:val="FootnoteText"/>
@@ -3059,7 +3118,7 @@
       </w:r>
     </w:p>
   </w:footnote>
-  <w:footnote w:id="52">
+  <w:footnote w:id="56">
     <w:p>
       <w:pPr>
         <w:pStyle w:val="FootnoteText"/>

--- a/index.docx
+++ b/index.docx
@@ -577,6 +577,12 @@
       <w:r>
         <w:t xml:space="preserve">Cross-sectional designs may inform our understanding of general normative patterns of change—such as the typical pattern of cognitive growth and decline across the lifespan.</w:t>
       </w:r>
+      <w:r>
+        <w:t xml:space="preserve"> </w:t>
+      </w:r>
+      <w:r>
+        <w:t xml:space="preserve">Thus, cross-sectional designs provide an important starting point.</w:t>
+      </w:r>
     </w:p>
     <w:p>
       <w:pPr>
@@ -639,7 +645,7 @@
         <w:t xml:space="preserve"> </w:t>
       </w:r>
       <w:r>
-        <w:t xml:space="preserve">A theoretical depiction of the heterogeneity of cognitive decline is depicted in</w:t>
+        <w:t xml:space="preserve">Theoretical depictions of the heterogeneity of cognitive decline are depicted in</w:t>
       </w:r>
       <w:r>
         <w:t xml:space="preserve"> </w:t>
@@ -659,68 +665,7 @@
         <w:t xml:space="preserve"> </w:t>
       </w:r>
       <w:r>
-        <w:t xml:space="preserve">If we rely on normative age-related patterns of cognitive functioning or psychopathology from cross-sectional research, we would miss the great individual differences in people’s developmental courses.</w:t>
-      </w:r>
-    </w:p>
-    <w:p>
-      <w:pPr>
-        <w:pStyle w:val="BodyText"/>
-      </w:pPr>
-      <w:r>
-        <w:t xml:space="preserve">Third, in a cross-sectional study, any apparent age-related differences in a construct could reflect cohort differences instead of developmental changes.</w:t>
-      </w:r>
-      <w:r>
-        <w:t xml:space="preserve"> </w:t>
-      </w:r>
-      <w:r>
-        <w:t xml:space="preserve">For example, average differences in stress between 5-year-olds and 10-year-olds could reflect the differing experiences that the 10-year-olds shared—such as going to school during the Coronavirus pandemic.</w:t>
-      </w:r>
-      <w:r>
-        <w:t xml:space="preserve"> </w:t>
-      </w:r>
-      <w:r>
-        <w:t xml:space="preserve">Fourth, findings from cross-sectional studies can differ from findings examining the same people over time, which violates the convergence assumption.</w:t>
-      </w:r>
-      <w:r>
-        <w:t xml:space="preserve"> </w:t>
-      </w:r>
-      <w:r>
-        <w:t xml:space="preserve">In cross-sectional studies, the convergence assumption is the assumption that cross-sectional age differences and longitudinal age changes converge onto a common trajectory.</w:t>
-      </w:r>
-      <w:r>
-        <w:t xml:space="preserve"> </w:t>
-      </w:r>
-      <w:r>
-        <w:t xml:space="preserve">An example where the convergence assumption has been shown to be violated is in studies of cognitive decline.</w:t>
-      </w:r>
-      <w:r>
-        <w:t xml:space="preserve"> </w:t>
-      </w:r>
-      <w:r>
-        <w:t xml:space="preserve">In particular, cross-sectional studies overestimate age-related cognitive declines compared to following the same people over time in a longitudinal study, which may reflect cohort effects such as the Flynn effect</w:t>
-      </w:r>
-      <w:r>
-        <w:t xml:space="preserve"> </w:t>
-      </w:r>
-      <w:r>
-        <w:t xml:space="preserve">(where population intelligence scores at a given age tend to increase across generations;</w:t>
-      </w:r>
-      <w:r>
-        <w:t xml:space="preserve"> </w:t>
-      </w:r>
-      <w:hyperlink w:anchor="ref-Ackerman2013">
-        <w:r>
-          <w:rPr>
-            <w:rStyle w:val="Hyperlink"/>
-          </w:rPr>
-          <w:t xml:space="preserve">Ackerman, 2013</w:t>
-        </w:r>
-      </w:hyperlink>
-      <w:r>
-        <w:t xml:space="preserve">)</w:t>
-      </w:r>
-      <w:r>
-        <w:t xml:space="preserve">.</w:t>
+        <w:t xml:space="preserve">If we rely solely on normative age-related patterns of cognitive functioning or psychopathology from cross-sectional research, we would miss the great individual differences in people’s developmental courses.</w:t>
       </w:r>
     </w:p>
     <w:bookmarkStart w:id="52" w:name="fig-lifespanCognitiveTrajectories"/>
@@ -1035,6 +980,67 @@
         <w:pStyle w:val="AfterWithoutNote"/>
       </w:pPr>
       <w:r>
+        <w:t xml:space="preserve">Third, in a cross-sectional study, any apparent age-related differences in a construct could reflect cohort differences instead of developmental changes.</w:t>
+      </w:r>
+      <w:r>
+        <w:t xml:space="preserve"> </w:t>
+      </w:r>
+      <w:r>
+        <w:t xml:space="preserve">For example, average differences in stress between 5-year-olds and 10-year-olds could reflect the differing experiences that the 10-year-olds shared—such as going to school during the Coronavirus pandemic.</w:t>
+      </w:r>
+      <w:r>
+        <w:t xml:space="preserve"> </w:t>
+      </w:r>
+      <w:r>
+        <w:t xml:space="preserve">Fourth, findings from cross-sectional studies can differ from findings examining the same people over time, which violates the convergence assumption.</w:t>
+      </w:r>
+      <w:r>
+        <w:t xml:space="preserve"> </w:t>
+      </w:r>
+      <w:r>
+        <w:t xml:space="preserve">In cross-sectional studies, the convergence assumption is the assumption that cross-sectional age differences and longitudinal age changes converge onto a common trajectory.</w:t>
+      </w:r>
+      <w:r>
+        <w:t xml:space="preserve"> </w:t>
+      </w:r>
+      <w:r>
+        <w:t xml:space="preserve">An example where the convergence assumption has been shown to be violated is in studies of cognitive decline.</w:t>
+      </w:r>
+      <w:r>
+        <w:t xml:space="preserve"> </w:t>
+      </w:r>
+      <w:r>
+        <w:t xml:space="preserve">In particular, cross-sectional studies overestimate age-related cognitive declines compared to following the same people over time in a longitudinal study, which may reflect cohort effects such as the Flynn effect</w:t>
+      </w:r>
+      <w:r>
+        <w:t xml:space="preserve"> </w:t>
+      </w:r>
+      <w:r>
+        <w:t xml:space="preserve">(where population intelligence scores at a given age tend to increase across generations;</w:t>
+      </w:r>
+      <w:r>
+        <w:t xml:space="preserve"> </w:t>
+      </w:r>
+      <w:hyperlink w:anchor="ref-Ackerman2013">
+        <w:r>
+          <w:rPr>
+            <w:rStyle w:val="Hyperlink"/>
+          </w:rPr>
+          <w:t xml:space="preserve">Ackerman, 2013</w:t>
+        </w:r>
+      </w:hyperlink>
+      <w:r>
+        <w:t xml:space="preserve">)</w:t>
+      </w:r>
+      <w:r>
+        <w:t xml:space="preserve">.</w:t>
+      </w:r>
+    </w:p>
+    <w:p>
+      <w:pPr>
+        <w:pStyle w:val="BodyText"/>
+      </w:pPr>
+      <w:r>
         <w:t xml:space="preserve">Because longitudinal designs follow the same person(s) over time, such a design allows examining individuals’ change across time.</w:t>
       </w:r>
       <w:r>
@@ -1101,7 +1107,7 @@
       </w:r>
     </w:p>
     <w:bookmarkEnd w:id="54"/>
-    <w:bookmarkStart w:id="65" w:name="reasons-for-the-problem"/>
+    <w:bookmarkStart w:id="70" w:name="reasons-for-the-problem"/>
     <w:p>
       <w:pPr>
         <w:pStyle w:val="Heading1"/>
@@ -1214,10 +1220,22 @@
         <w:t xml:space="preserve"> </w:t>
       </w:r>
       <w:r>
-        <w:t xml:space="preserve">First, psychopathology constructs often have earlier origins than their full clinical presentation.</w:t>
-      </w:r>
-      <w:r>
-        <w:t xml:space="preserve"> </w:t>
+        <w:t xml:space="preserve">First, psychopathology does not come from nowhere; psychopathology constructs often have earlier origins than their full clinical presentation.</w:t>
+      </w:r>
+      <w:r>
+        <w:t xml:space="preserve"> </w:t>
+      </w:r>
+      <w:r>
+        <w:t xml:space="preserve"> </w:t>
+      </w:r>
+      <w:r>
+        <w:t xml:space="preserve">In many cases, psychopathology may arise from the interaction of genetic and environmental factors, and their effects on biology, cognition, emotion, and behavior.</w:t>
+      </w:r>
+      <w:r>
+        <w:t xml:space="preserve"> </w:t>
+      </w:r>
+      <w:r>
+        <w:t xml:space="preserve">Such effects may accumulate and transpire over years.</w:t>
       </w:r>
       <w:r>
         <w:t xml:space="preserve"> </w:t>
@@ -1286,9 +1304,6 @@
       </w:r>
       <w:r>
         <w:t xml:space="preserve">.</w:t>
-      </w:r>
-      <w:r>
-        <w:t xml:space="preserve"> </w:t>
       </w:r>
     </w:p>
     <w:p>
@@ -1803,7 +1818,7 @@
     </w:p>
     <w:bookmarkEnd w:id="57"/>
     <w:bookmarkEnd w:id="58"/>
-    <w:bookmarkStart w:id="63" w:name="X08761d2e933d3c63251c7853a991975a4515ca5"/>
+    <w:bookmarkStart w:id="68" w:name="X08761d2e933d3c63251c7853a991975a4515ca5"/>
     <w:p>
       <w:pPr>
         <w:pStyle w:val="Heading2"/>
@@ -1829,10 +1844,10 @@
         <w:t xml:space="preserve"> </w:t>
       </w:r>
       <w:r>
-        <w:t xml:space="preserve">In particular, there is a mismatch between theory of constructs—including how a construct manifest behaviorally—and our methods to assess the construct and to evaluate people’s level and change in that construct.</w:t>
-      </w:r>
-    </w:p>
-    <w:bookmarkStart w:id="59" w:name="X4c94655489fd3e3efea19c584555f75e74709d7"/>
+        <w:t xml:space="preserve">In particular, there is a mismatch between theory of constructs—including how a construct manifests behaviorally—and our methods to assess the construct and to evaluate people’s level and change in that construct.</w:t>
+      </w:r>
+    </w:p>
+    <w:bookmarkStart w:id="64" w:name="X4c94655489fd3e3efea19c584555f75e74709d7"/>
     <w:p>
       <w:pPr>
         <w:pStyle w:val="Heading3"/>
@@ -1841,8 +1856,594 @@
         <w:t xml:space="preserve">Do Not Adequately Capture Constructs’ Change in Behavioral Manifestation Across Development</w:t>
       </w:r>
     </w:p>
-    <w:bookmarkEnd w:id="59"/>
-    <w:bookmarkStart w:id="60" w:name="Xdc13d281466e499f4855c3876fd0a0cd5a1ffa2"/>
+    <w:p>
+      <w:pPr>
+        <w:pStyle w:val="FirstParagraph"/>
+      </w:pPr>
+      <w:r>
+        <w:t xml:space="preserve">Given the substantial changes in behavioral manifestation of psychopathology across development, it is important for measures to capture the constructs’ changing behavioral manifestation, to stay developmentally relevant and construct valid.</w:t>
+      </w:r>
+    </w:p>
+    <w:p>
+      <w:pPr>
+        <w:pStyle w:val="BodyText"/>
+      </w:pPr>
+      <w:r>
+        <w:t xml:space="preserve">However, measures show insufficient differences in which items are assessed at which ages to account for heterotypic continuity.</w:t>
+      </w:r>
+      <w:r>
+        <w:t xml:space="preserve"> </w:t>
+      </w:r>
+      <w:r>
+        <w:t xml:space="preserve">For example, the same version of the Child Behavior Checklist (CBCL) spans ages 6–18.</w:t>
+      </w:r>
+      <w:r>
+        <w:t xml:space="preserve"> </w:t>
+      </w:r>
+      <w:r>
+        <w:t xml:space="preserve">Considerable development occurs during that span.</w:t>
+      </w:r>
+    </w:p>
+    <w:p>
+      <w:pPr>
+        <w:pStyle w:val="BodyText"/>
+      </w:pPr>
+      <w:r>
+        <w:t xml:space="preserve">There are two primary ways that researchers have examined people’s change in psychopathology across development</w:t>
+      </w:r>
+      <w:r>
+        <w:t xml:space="preserve"> </w:t>
+      </w:r>
+      <w:hyperlink w:anchor="fig-approachesToLongitudinalAssessment">
+        <w:r>
+          <w:rPr>
+            <w:rStyle w:val="Hyperlink"/>
+          </w:rPr>
+          <w:t xml:space="preserve">Figure 2</w:t>
+        </w:r>
+      </w:hyperlink>
+      <w:r>
+        <w:t xml:space="preserve">.</w:t>
+      </w:r>
+      <w:r>
+        <w:t xml:space="preserve"> </w:t>
+      </w:r>
+      <w:r>
+        <w:t xml:space="preserve">The</w:t>
+      </w:r>
+      <w:r>
+        <w:t xml:space="preserve"> </w:t>
+      </w:r>
+      <w:r>
+        <w:t xml:space="preserve">“common items”</w:t>
+      </w:r>
+      <w:r>
+        <w:t xml:space="preserve"> </w:t>
+      </w:r>
+      <w:r>
+        <w:t xml:space="preserve">approach removes items that are age specific.</w:t>
+      </w:r>
+      <w:r>
+        <w:t xml:space="preserve"> </w:t>
+      </w:r>
+      <w:r>
+        <w:t xml:space="preserve">For example, in a study of externalizing problems from early childhood to adolescence, a study might remove some substance use items that might not be developmentally relevant at all ages.</w:t>
+      </w:r>
+      <w:r>
+        <w:t xml:space="preserve"> </w:t>
+      </w:r>
+      <w:r>
+        <w:t xml:space="preserve">The second approach, the</w:t>
+      </w:r>
+      <w:r>
+        <w:t xml:space="preserve"> </w:t>
+      </w:r>
+      <w:r>
+        <w:t xml:space="preserve">“upward/downward extension”</w:t>
+      </w:r>
+      <w:r>
+        <w:t xml:space="preserve"> </w:t>
+      </w:r>
+      <w:r>
+        <w:t xml:space="preserve">approach, takes items that are valid at a given age and uses the items across ages when the item may not be valid or useful—i.e., all items are assessed at all ages.</w:t>
+      </w:r>
+      <w:r>
+        <w:t xml:space="preserve"> </w:t>
+      </w:r>
+      <w:r>
+        <w:t xml:space="preserve">For instance, the upward extension approach might take the item</w:t>
+      </w:r>
+      <w:r>
+        <w:t xml:space="preserve"> </w:t>
+      </w:r>
+      <w:r>
+        <w:t xml:space="preserve">“disobedient to authority figures”</w:t>
+      </w:r>
+      <w:r>
+        <w:t xml:space="preserve"> </w:t>
+      </w:r>
+      <w:r>
+        <w:t xml:space="preserve">and apply it to older individuals for whom such a behavior may no longer validly reflect externalizing behavior—and may instead reflect prosocial functions including protesting against societally unjust actions.</w:t>
+      </w:r>
+      <w:r>
+        <w:t xml:space="preserve"> </w:t>
+      </w:r>
+      <w:r>
+        <w:t xml:space="preserve">Both the</w:t>
+      </w:r>
+      <w:r>
+        <w:t xml:space="preserve"> </w:t>
+      </w:r>
+      <w:r>
+        <w:t xml:space="preserve">“common items”</w:t>
+      </w:r>
+      <w:r>
+        <w:t xml:space="preserve"> </w:t>
+      </w:r>
+      <w:r>
+        <w:t xml:space="preserve">(e.g.,</w:t>
+      </w:r>
+      <w:r>
+        <w:t xml:space="preserve"> </w:t>
+      </w:r>
+      <w:hyperlink w:anchor="ref-Odgers2008">
+        <w:r>
+          <w:rPr>
+            <w:rStyle w:val="Hyperlink"/>
+          </w:rPr>
+          <w:t xml:space="preserve">Odgers et al., 2008</w:t>
+        </w:r>
+      </w:hyperlink>
+      <w:r>
+        <w:t xml:space="preserve">;</w:t>
+      </w:r>
+      <w:r>
+        <w:t xml:space="preserve"> </w:t>
+      </w:r>
+      <w:hyperlink w:anchor="ref-Sterba2007">
+        <w:r>
+          <w:rPr>
+            <w:rStyle w:val="Hyperlink"/>
+          </w:rPr>
+          <w:t xml:space="preserve">Sterba et al., 2007</w:t>
+        </w:r>
+      </w:hyperlink>
+      <w:r>
+        <w:t xml:space="preserve">)</w:t>
+      </w:r>
+      <w:r>
+        <w:t xml:space="preserve"> </w:t>
+      </w:r>
+      <w:r>
+        <w:t xml:space="preserve">and</w:t>
+      </w:r>
+      <w:r>
+        <w:t xml:space="preserve"> </w:t>
+      </w:r>
+      <w:r>
+        <w:t xml:space="preserve">“upward/downward extension”</w:t>
+      </w:r>
+      <w:r>
+        <w:t xml:space="preserve"> </w:t>
+      </w:r>
+      <w:r>
+        <w:t xml:space="preserve">(e.g.,</w:t>
+      </w:r>
+      <w:r>
+        <w:t xml:space="preserve"> </w:t>
+      </w:r>
+      <w:hyperlink w:anchor="ref-BriggsGowan2016">
+        <w:r>
+          <w:rPr>
+            <w:rStyle w:val="Hyperlink"/>
+          </w:rPr>
+          <w:t xml:space="preserve">Briggs-Gowan et al., 2016</w:t>
+        </w:r>
+      </w:hyperlink>
+      <w:r>
+        <w:t xml:space="preserve">;</w:t>
+      </w:r>
+      <w:r>
+        <w:t xml:space="preserve"> </w:t>
+      </w:r>
+      <w:hyperlink w:anchor="ref-Broeren2013">
+        <w:r>
+          <w:rPr>
+            <w:rStyle w:val="Hyperlink"/>
+          </w:rPr>
+          <w:t xml:space="preserve">Broeren et al., 2013</w:t>
+        </w:r>
+      </w:hyperlink>
+      <w:r>
+        <w:t xml:space="preserve">)</w:t>
+      </w:r>
+      <w:r>
+        <w:t xml:space="preserve"> </w:t>
+      </w:r>
+      <w:r>
+        <w:t xml:space="preserve">approaches are widely used, likely because they result in the same items assessed across ages, but both have key problems.</w:t>
+      </w:r>
+      <w:r>
+        <w:t xml:space="preserve"> </w:t>
+      </w:r>
+      <w:r>
+        <w:t xml:space="preserve">As an example of the common items approach, Odgers et al. (2008, p. 676) examined children’s development of DSM-IV symptoms of conduct disorder from ages 7 to 26 years, but they dropped age-specific symptoms (e.g., running away, staying out late)</w:t>
+      </w:r>
+      <w:r>
+        <w:t xml:space="preserve"> </w:t>
+      </w:r>
+      <w:r>
+        <w:t xml:space="preserve">“because [these symptoms] did not cover the study’s age span”</w:t>
+      </w:r>
+      <w:r>
+        <w:t xml:space="preserve">.</w:t>
+      </w:r>
+      <w:r>
+        <w:t xml:space="preserve"> </w:t>
+      </w:r>
+      <w:r>
+        <w:t xml:space="preserve">As an example of the upward extension approach, Broeren et al. (2013, p. 84) examined children’s development of anxiety from ages 4 to 11 years; they noted,</w:t>
+      </w:r>
+      <w:r>
+        <w:t xml:space="preserve"> </w:t>
+      </w:r>
+      <w:r>
+        <w:t xml:space="preserve">“Although the questionnaire was originally developed to measure anxiety in preschoolers, the current study also employed the scale with older children to promote uniformity in measures”</w:t>
+      </w:r>
+      <w:r>
+        <w:t xml:space="preserve">.</w:t>
+      </w:r>
+    </w:p>
+    <w:p>
+      <w:pPr>
+        <w:pStyle w:val="BodyText"/>
+      </w:pPr>
+      <w:r>
+        <w:t xml:space="preserve">Forcing use of the same measure across time naturally limits the ages a study can span, which prevents charting wider age spans.</w:t>
+      </w:r>
+      <w:r>
+        <w:t xml:space="preserve"> </w:t>
+      </w:r>
+      <w:r>
+        <w:t xml:space="preserve"> </w:t>
+      </w:r>
+      <w:r>
+        <w:t xml:space="preserve"> </w:t>
+      </w:r>
+      <w:r>
+        <w:t xml:space="preserve">The common items approach yields low content validity because it does not assess all construct facets, especially age-specific manifestations.</w:t>
+      </w:r>
+      <w:r>
+        <w:t xml:space="preserve"> </w:t>
+      </w:r>
+      <w:r>
+        <w:t xml:space="preserve">The upward/downward extension approach violates construct validity because it assesses developmentally inappropriate items.</w:t>
+      </w:r>
+      <w:r>
+        <w:t xml:space="preserve"> </w:t>
+      </w:r>
+      <w:r>
+        <w:t xml:space="preserve">Due to these problems, both simulation and empirical work</w:t>
+      </w:r>
+      <w:r>
+        <w:t xml:space="preserve"> </w:t>
+      </w:r>
+      <w:r>
+        <w:t xml:space="preserve">(</w:t>
+      </w:r>
+      <w:hyperlink w:anchor="ref-Chen2015">
+        <w:r>
+          <w:rPr>
+            <w:rStyle w:val="Hyperlink"/>
+          </w:rPr>
+          <w:t xml:space="preserve">Chen &amp; Jaffee, 2015</w:t>
+        </w:r>
+      </w:hyperlink>
+      <w:r>
+        <w:t xml:space="preserve">;</w:t>
+      </w:r>
+      <w:r>
+        <w:t xml:space="preserve"> </w:t>
+      </w:r>
+      <w:hyperlink w:anchor="ref-Petersen2018">
+        <w:r>
+          <w:rPr>
+            <w:rStyle w:val="Hyperlink"/>
+          </w:rPr>
+          <w:t xml:space="preserve">Petersen et al., 2018</w:t>
+        </w:r>
+      </w:hyperlink>
+      <w:r>
+        <w:t xml:space="preserve">,</w:t>
+      </w:r>
+      <w:r>
+        <w:t xml:space="preserve"> </w:t>
+      </w:r>
+      <w:hyperlink w:anchor="ref-Petersen2021">
+        <w:r>
+          <w:rPr>
+            <w:rStyle w:val="Hyperlink"/>
+          </w:rPr>
+          <w:t xml:space="preserve">2021</w:t>
+        </w:r>
+      </w:hyperlink>
+      <w:r>
+        <w:t xml:space="preserve">,</w:t>
+      </w:r>
+      <w:r>
+        <w:t xml:space="preserve"> </w:t>
+      </w:r>
+      <w:hyperlink w:anchor="ref-Petersen2026">
+        <w:r>
+          <w:rPr>
+            <w:rStyle w:val="Hyperlink"/>
+          </w:rPr>
+          <w:t xml:space="preserve">2026</w:t>
+        </w:r>
+      </w:hyperlink>
+      <w:r>
+        <w:t xml:space="preserve">)</w:t>
+      </w:r>
+      <w:r>
+        <w:t xml:space="preserve"> </w:t>
+      </w:r>
+      <w:r>
+        <w:t xml:space="preserve">has shown that the</w:t>
+      </w:r>
+      <w:r>
+        <w:t xml:space="preserve"> </w:t>
+      </w:r>
+      <w:r>
+        <w:t xml:space="preserve">“common items”</w:t>
+      </w:r>
+      <w:r>
+        <w:t xml:space="preserve"> </w:t>
+      </w:r>
+      <w:r>
+        <w:t xml:space="preserve">and</w:t>
+      </w:r>
+      <w:r>
+        <w:t xml:space="preserve"> </w:t>
+      </w:r>
+      <w:r>
+        <w:t xml:space="preserve">“upward/downward extension”</w:t>
+      </w:r>
+      <w:r>
+        <w:t xml:space="preserve"> </w:t>
+      </w:r>
+      <w:r>
+        <w:t xml:space="preserve">approaches lead to inaccurate developmental inferences.</w:t>
+      </w:r>
+      <w:r>
+        <w:t xml:space="preserve"> </w:t>
+      </w:r>
+      <w:r>
+        <w:t xml:space="preserve">In sum, despite these approaches being the most widely used for assessing individuals’ development, they likely lead to inaccurate scores and thus inaccurate trajectories.</w:t>
+      </w:r>
+    </w:p>
+    <w:bookmarkStart w:id="63" w:name="fig-approachesToLongitudinalAssessment"/>
+    <w:p>
+      <w:pPr>
+        <w:pStyle w:val="FigureTitle"/>
+      </w:pPr>
+      <w:r>
+        <w:t xml:space="preserve">Figure 2</w:t>
+      </w:r>
+    </w:p>
+    <w:p>
+      <w:pPr>
+        <w:pStyle w:val="Caption"/>
+      </w:pPr>
+      <w:r>
+        <w:t xml:space="preserve">Item set A refers to items that are construct-valid at only timepoint 1 (T1); item set B is construct-valid at both T1 and T2; item set C is construct-valid at only T2.</w:t>
+      </w:r>
+      <w:r>
+        <w:t xml:space="preserve"> </w:t>
+      </w:r>
+      <w:r>
+        <w:t xml:space="preserve">A dash indicates that the item set was not assessed at a given timepoint.</w:t>
+      </w:r>
+      <w:r>
+        <w:t xml:space="preserve"> </w:t>
+      </w:r>
+      <w:r>
+        <w:t xml:space="preserve">A white box indicates invalid assessment in terms of either a content gap (i.e., important missing items) or intrusion (i.e., invalid items at a given timepoint).</w:t>
+      </w:r>
+      <w:r>
+        <w:t xml:space="preserve"> </w:t>
+      </w:r>
+      <w:r>
+        <w:t xml:space="preserve">In a study of externalizing problems from early childhood to adulthood,</w:t>
+      </w:r>
+      <w:r>
+        <w:t xml:space="preserve"> </w:t>
+      </w:r>
+      <w:r>
+        <w:t xml:space="preserve">“biting others”</w:t>
+      </w:r>
+      <w:r>
+        <w:t xml:space="preserve"> </w:t>
+      </w:r>
+      <w:r>
+        <w:t xml:space="preserve">may be in item set A;</w:t>
+      </w:r>
+      <w:r>
+        <w:t xml:space="preserve"> </w:t>
+      </w:r>
+      <w:r>
+        <w:t xml:space="preserve">“noncompliant”</w:t>
+      </w:r>
+      <w:r>
+        <w:t xml:space="preserve"> </w:t>
+      </w:r>
+      <w:r>
+        <w:t xml:space="preserve">in B;</w:t>
+      </w:r>
+      <w:r>
+        <w:t xml:space="preserve"> </w:t>
+      </w:r>
+      <w:r>
+        <w:t xml:space="preserve">“drug use”</w:t>
+      </w:r>
+      <w:r>
+        <w:t xml:space="preserve"> </w:t>
+      </w:r>
+      <w:r>
+        <w:t xml:space="preserve">in C.</w:t>
+      </w:r>
+      <w:r>
+        <w:t xml:space="preserve"> </w:t>
+      </w:r>
+      <w:r>
+        <w:t xml:space="preserve">The three approaches are: (1) common items: B at T1 and T2, (2) upward/downward extension: ABC at T1 and T2, or (3) construct-valid items: AB at T1; BC at T2.</w:t>
+      </w:r>
+      <w:r>
+        <w:t xml:space="preserve"> </w:t>
+      </w:r>
+      <w:r>
+        <w:t xml:space="preserve">The</w:t>
+      </w:r>
+      <w:r>
+        <w:t xml:space="preserve"> </w:t>
+      </w:r>
+      <w:r>
+        <w:t xml:space="preserve">“common items”</w:t>
+      </w:r>
+      <w:r>
+        <w:t xml:space="preserve"> </w:t>
+      </w:r>
+      <w:r>
+        <w:t xml:space="preserve">and</w:t>
+      </w:r>
+      <w:r>
+        <w:t xml:space="preserve"> </w:t>
+      </w:r>
+      <w:r>
+        <w:t xml:space="preserve">“upward/downward extension”</w:t>
+      </w:r>
+      <w:r>
+        <w:t xml:space="preserve"> </w:t>
+      </w:r>
+      <w:r>
+        <w:t xml:space="preserve">approaches are by far the most widely used in the literature, even though they likely lead to inaccurate scores and thus inaccurate trajectories.</w:t>
+      </w:r>
+      <w:r>
+        <w:t xml:space="preserve"> </w:t>
+      </w:r>
+      <w:r>
+        <w:t xml:space="preserve">(Figure reprinted from</w:t>
+      </w:r>
+      <w:r>
+        <w:t xml:space="preserve"> </w:t>
+      </w:r>
+      <w:r>
+        <w:t xml:space="preserve">Petersen et al. (</w:t>
+      </w:r>
+      <w:hyperlink w:anchor="ref-Petersen2026">
+        <w:r>
+          <w:rPr>
+            <w:rStyle w:val="Hyperlink"/>
+          </w:rPr>
+          <w:t xml:space="preserve">2026</w:t>
+        </w:r>
+      </w:hyperlink>
+      <w:r>
+        <w:t xml:space="preserve">)</w:t>
+      </w:r>
+      <w:r>
+        <w:t xml:space="preserve">, Figure 1, p. 113. Petersen, I. T., Demko, Z., Lee, W.-C., &amp; Oleson, J. J. (2026). Studying development of psychopathology using changing measures to account for heterotypic continuity.</w:t>
+      </w:r>
+      <w:r>
+        <w:t xml:space="preserve"> </w:t>
+      </w:r>
+      <w:r>
+        <w:rPr>
+          <w:i/>
+          <w:iCs/>
+        </w:rPr>
+        <w:t xml:space="preserve">JAACAP Open</w:t>
+      </w:r>
+      <w:r>
+        <w:t xml:space="preserve">,</w:t>
+      </w:r>
+      <w:r>
+        <w:t xml:space="preserve"> </w:t>
+      </w:r>
+      <w:r>
+        <w:rPr>
+          <w:i/>
+          <w:iCs/>
+        </w:rPr>
+        <w:t xml:space="preserve">4</w:t>
+      </w:r>
+      <w:r>
+        <w:t xml:space="preserve">(1), 111–123.</w:t>
+      </w:r>
+      <w:r>
+        <w:t xml:space="preserve"> </w:t>
+      </w:r>
+      <w:hyperlink r:id="rId59">
+        <w:r>
+          <w:rPr>
+            <w:rStyle w:val="Hyperlink"/>
+          </w:rPr>
+          <w:t xml:space="preserve">https://doi.org/10.1016/j.jaacop.2025.10.008</w:t>
+        </w:r>
+      </w:hyperlink>
+      <w:r>
+        <w:t xml:space="preserve">)</w:t>
+      </w:r>
+    </w:p>
+    <w:p>
+      <w:pPr>
+        <w:pStyle w:val="FigureWithoutNote"/>
+      </w:pPr>
+      <w:r>
+        <w:drawing>
+          <wp:inline>
+            <wp:extent cx="5943600" cy="2351289"/>
+            <wp:effectExtent b="0" l="0" r="0" t="0"/>
+            <wp:docPr descr="" title="" id="61" name="Picture"/>
+            <a:graphic>
+              <a:graphicData uri="http://schemas.openxmlformats.org/drawingml/2006/picture">
+                <pic:pic>
+                  <pic:nvPicPr>
+                    <pic:cNvPr descr="Figures/approachesToLongitudinalAssessment.jpg" id="62" name="Picture"/>
+                    <pic:cNvPicPr>
+                      <a:picLocks noChangeArrowheads="1" noChangeAspect="1"/>
+                    </pic:cNvPicPr>
+                  </pic:nvPicPr>
+                  <pic:blipFill>
+                    <a:blip r:embed="rId60"/>
+                    <a:stretch>
+                      <a:fillRect/>
+                    </a:stretch>
+                  </pic:blipFill>
+                  <pic:spPr bwMode="auto">
+                    <a:xfrm>
+                      <a:off x="0" y="0"/>
+                      <a:ext cx="5943600" cy="2351289"/>
+                    </a:xfrm>
+                    <a:prstGeom prst="rect">
+                      <a:avLst/>
+                    </a:prstGeom>
+                    <a:noFill/>
+                    <a:ln w="9525">
+                      <a:noFill/>
+                      <a:headEnd/>
+                      <a:tailEnd/>
+                    </a:ln>
+                  </pic:spPr>
+                </pic:pic>
+              </a:graphicData>
+            </a:graphic>
+          </wp:inline>
+        </w:drawing>
+      </w:r>
+    </w:p>
+    <w:bookmarkEnd w:id="63"/>
+    <w:bookmarkEnd w:id="64"/>
+    <w:bookmarkStart w:id="65" w:name="Xdc13d281466e499f4855c3876fd0a0cd5a1ffa2"/>
     <w:p>
       <w:pPr>
         <w:pStyle w:val="Heading3"/>
@@ -1851,8 +2452,57 @@
         <w:t xml:space="preserve">Do Not Allow Charting Individuals’ Change Over Time When the Construct Changes in Behavioral Manifestation</w:t>
       </w:r>
     </w:p>
-    <w:bookmarkEnd w:id="60"/>
-    <w:bookmarkStart w:id="61" w:name="X5b5ec984eec4bed4d234d034c192bb08d883361"/>
+    <w:p>
+      <w:pPr>
+        <w:pStyle w:val="FirstParagraph"/>
+      </w:pPr>
+      <w:r>
+        <w:t xml:space="preserve">Even in cases where the items of a measure differ across ages (e.g., CBCL: ages 1.5–5 vs. ages 6–18), the scoring systems do not link scores across ages to be on the same scale while preserving change in level.</w:t>
+      </w:r>
+      <w:r>
+        <w:t xml:space="preserve"> </w:t>
+      </w:r>
+      <w:r>
+        <w:t xml:space="preserve">Thus, the measures do not yield scores that are comparable across time and that enable change in an individual’s level to be observed across a lengthy developmental span.</w:t>
+      </w:r>
+      <w:r>
+        <w:t xml:space="preserve"> </w:t>
+      </w:r>
+      <w:r>
+        <w:t xml:space="preserve">Age norms and standardized scores (</w:t>
+      </w:r>
+      <w:r>
+        <w:rPr>
+          <w:i/>
+          <w:iCs/>
+        </w:rPr>
+        <w:t xml:space="preserve">T</w:t>
+      </w:r>
+      <w:r>
+        <w:t xml:space="preserve">- or</w:t>
+      </w:r>
+      <w:r>
+        <w:t xml:space="preserve"> </w:t>
+      </w:r>
+      <w:r>
+        <w:rPr>
+          <w:i/>
+          <w:iCs/>
+        </w:rPr>
+        <w:t xml:space="preserve">z</w:t>
+      </w:r>
+      <w:r>
+        <w:t xml:space="preserve">-scores) do not allow observing individuals’ absolute change because scores have a fixed mean and variance, and they do not equal developmental understanding.</w:t>
+      </w:r>
+      <w:r>
+        <w:t xml:space="preserve"> </w:t>
+      </w:r>
+      <w:r>
+        <w:t xml:space="preserve">Absolute change is necessary to identify true growth for an individual, and is thus important for treatment monitoring and longitudinal growth curves.</w:t>
+      </w:r>
+    </w:p>
+    <w:bookmarkEnd w:id="65"/>
+    <w:bookmarkStart w:id="66" w:name="X5b5ec984eec4bed4d234d034c192bb08d883361"/>
     <w:p>
       <w:pPr>
         <w:pStyle w:val="Heading3"/>
@@ -1861,8 +2511,220 @@
         <w:t xml:space="preserve">Not Well-Suited For Capturing the Full Range of Individual Differences</w:t>
       </w:r>
     </w:p>
-    <w:bookmarkEnd w:id="61"/>
-    <w:bookmarkStart w:id="62" w:name="X7a68df1e46d6eb3875992be7e28db94db9dbc3e"/>
+    <w:p>
+      <w:pPr>
+        <w:pStyle w:val="FirstParagraph"/>
+      </w:pPr>
+      <w:r>
+        <w:t xml:space="preserve">Many measures use coarse, subjective response scales such as Likert-type response scales (e.g.,</w:t>
+      </w:r>
+      <w:r>
+        <w:t xml:space="preserve"> </w:t>
+      </w:r>
+      <w:r>
+        <w:t xml:space="preserve">“rarely”</w:t>
+      </w:r>
+      <w:r>
+        <w:t xml:space="preserve">,</w:t>
+      </w:r>
+      <w:r>
+        <w:t xml:space="preserve"> </w:t>
+      </w:r>
+      <w:r>
+        <w:t xml:space="preserve">“sometimes”</w:t>
+      </w:r>
+      <w:r>
+        <w:t xml:space="preserve">,</w:t>
+      </w:r>
+      <w:r>
+        <w:t xml:space="preserve"> </w:t>
+      </w:r>
+      <w:r>
+        <w:t xml:space="preserve">“often”</w:t>
+      </w:r>
+      <w:r>
+        <w:t xml:space="preserve">,</w:t>
+      </w:r>
+      <w:r>
+        <w:t xml:space="preserve"> </w:t>
+      </w:r>
+      <w:r>
+        <w:t xml:space="preserve">“very often”</w:t>
+      </w:r>
+      <w:r>
+        <w:t xml:space="preserve">) leading to cultural bias and insensitivity to change</w:t>
+      </w:r>
+      <w:r>
+        <w:t xml:space="preserve"> </w:t>
+      </w:r>
+      <w:r>
+        <w:t xml:space="preserve">(</w:t>
+      </w:r>
+      <w:hyperlink w:anchor="ref-Paalman2013">
+        <w:r>
+          <w:rPr>
+            <w:rStyle w:val="Hyperlink"/>
+          </w:rPr>
+          <w:t xml:space="preserve">Paalman et al., 2013</w:t>
+        </w:r>
+      </w:hyperlink>
+      <w:r>
+        <w:t xml:space="preserve">;</w:t>
+      </w:r>
+      <w:r>
+        <w:t xml:space="preserve"> </w:t>
+      </w:r>
+      <w:hyperlink w:anchor="ref-Schaeffer1991">
+        <w:r>
+          <w:rPr>
+            <w:rStyle w:val="Hyperlink"/>
+          </w:rPr>
+          <w:t xml:space="preserve">Schaeffer, 1991</w:t>
+        </w:r>
+      </w:hyperlink>
+      <w:r>
+        <w:t xml:space="preserve">;</w:t>
+      </w:r>
+      <w:r>
+        <w:t xml:space="preserve"> </w:t>
+      </w:r>
+      <w:hyperlink w:anchor="ref-Schwarz1999">
+        <w:r>
+          <w:rPr>
+            <w:rStyle w:val="Hyperlink"/>
+          </w:rPr>
+          <w:t xml:space="preserve">Schwarz, 1999</w:t>
+        </w:r>
+      </w:hyperlink>
+      <w:r>
+        <w:t xml:space="preserve">)</w:t>
+      </w:r>
+      <w:r>
+        <w:t xml:space="preserve">.</w:t>
+      </w:r>
+      <w:r>
+        <w:t xml:space="preserve"> </w:t>
+      </w:r>
+      <w:r>
+        <w:t xml:space="preserve">Moreover, Likert-type scales tend to focus on frequency of misbehavior and ignore intensity and severity.</w:t>
+      </w:r>
+    </w:p>
+    <w:p>
+      <w:pPr>
+        <w:pStyle w:val="BodyText"/>
+      </w:pPr>
+      <w:r>
+        <w:t xml:space="preserve">In addition, the measures focus on extreme or clinical-range behaviors; scores are thus positively skewed with floor effects and have unacceptably low reliability</w:t>
+      </w:r>
+      <w:r>
+        <w:t xml:space="preserve"> </w:t>
+      </w:r>
+      <w:r>
+        <w:t xml:space="preserve">(including the CBCL;</w:t>
+      </w:r>
+      <w:r>
+        <w:t xml:space="preserve"> </w:t>
+      </w:r>
+      <w:hyperlink w:anchor="ref-Kaat2019">
+        <w:r>
+          <w:rPr>
+            <w:rStyle w:val="Hyperlink"/>
+          </w:rPr>
+          <w:t xml:space="preserve">Kaat et al., 2019</w:t>
+        </w:r>
+      </w:hyperlink>
+      <w:r>
+        <w:t xml:space="preserve">;</w:t>
+      </w:r>
+      <w:r>
+        <w:t xml:space="preserve"> </w:t>
+      </w:r>
+      <w:hyperlink w:anchor="ref-Pavlovich2026">
+        <w:r>
+          <w:rPr>
+            <w:rStyle w:val="Hyperlink"/>
+          </w:rPr>
+          <w:t xml:space="preserve">Pavlovich et al., 2026</w:t>
+        </w:r>
+      </w:hyperlink>
+      <w:r>
+        <w:t xml:space="preserve">;</w:t>
+      </w:r>
+      <w:r>
+        <w:t xml:space="preserve"> </w:t>
+      </w:r>
+      <w:hyperlink w:anchor="ref-Tiego2023">
+        <w:r>
+          <w:rPr>
+            <w:rStyle w:val="Hyperlink"/>
+          </w:rPr>
+          <w:t xml:space="preserve">Tiego et al., 2023</w:t>
+        </w:r>
+      </w:hyperlink>
+      <w:r>
+        <w:t xml:space="preserve">)</w:t>
+      </w:r>
+      <w:r>
+        <w:t xml:space="preserve">, making the CBCL and existing measures unsuitable for dimensional research</w:t>
+      </w:r>
+      <w:r>
+        <w:t xml:space="preserve"> </w:t>
+      </w:r>
+      <w:r>
+        <w:t xml:space="preserve">(</w:t>
+      </w:r>
+      <w:hyperlink w:anchor="ref-Pavlovich2026">
+        <w:r>
+          <w:rPr>
+            <w:rStyle w:val="Hyperlink"/>
+          </w:rPr>
+          <w:t xml:space="preserve">Pavlovich et al., 2026</w:t>
+        </w:r>
+      </w:hyperlink>
+      <w:r>
+        <w:t xml:space="preserve">;</w:t>
+      </w:r>
+      <w:r>
+        <w:t xml:space="preserve"> </w:t>
+      </w:r>
+      <w:hyperlink w:anchor="ref-Tiego2023">
+        <w:r>
+          <w:rPr>
+            <w:rStyle w:val="Hyperlink"/>
+          </w:rPr>
+          <w:t xml:space="preserve">Tiego et al., 2023</w:t>
+        </w:r>
+      </w:hyperlink>
+      <w:r>
+        <w:t xml:space="preserve">)</w:t>
+      </w:r>
+      <w:r>
+        <w:t xml:space="preserve">.</w:t>
+      </w:r>
+      <w:r>
+        <w:t xml:space="preserve"> </w:t>
+      </w:r>
+      <w:r>
+        <w:t xml:space="preserve">Considerable evidence indicates that externalizing problems (and psychopathology, more generally) and their trajectories are best conceptualized dimensionally (or multi-dimensionally), not categorically.</w:t>
+      </w:r>
+      <w:r>
+        <w:t xml:space="preserve"> </w:t>
+      </w:r>
+      <w:r>
+        <w:t xml:space="preserve"> </w:t>
+      </w:r>
+      <w:r>
+        <w:t xml:space="preserve">Thus, the existing measures are impoverished for studying the full range of individual differences on the externalizing spectrum, which prevents subthreshold children who are at risk for impairment from being identified.</w:t>
+      </w:r>
+      <w:r>
+        <w:t xml:space="preserve"> </w:t>
+      </w:r>
+      <w:r>
+        <w:t xml:space="preserve">Better identification of subthreshold externalizing is critical, in both research and practice, for identifying at-risk individuals in the early-stage trajectory of psychopathology.</w:t>
+      </w:r>
+    </w:p>
+    <w:bookmarkEnd w:id="66"/>
+    <w:bookmarkStart w:id="67" w:name="X7a68df1e46d6eb3875992be7e28db94db9dbc3e"/>
     <w:p>
       <w:pPr>
         <w:pStyle w:val="Heading3"/>
@@ -1871,9 +2733,17 @@
         <w:t xml:space="preserve">Not Well-Suited for Capturing Individuals’ Change Over Time</w:t>
       </w:r>
     </w:p>
-    <w:bookmarkEnd w:id="62"/>
-    <w:bookmarkEnd w:id="63"/>
-    <w:bookmarkStart w:id="64" w:name="example-externalizing-psychopathology"/>
+    <w:p>
+      <w:pPr>
+        <w:pStyle w:val="FirstParagraph"/>
+      </w:pPr>
+      <w:r>
+        <w:t xml:space="preserve">In sum, although they have been helpful, existing measures are poorly suited to classify individuals’ development of psychopathology across a lengthy span, which is necessary for tracking individuals’ change and identifying mechanisms in the development of psychopathology.</w:t>
+      </w:r>
+    </w:p>
+    <w:bookmarkEnd w:id="67"/>
+    <w:bookmarkEnd w:id="68"/>
+    <w:bookmarkStart w:id="69" w:name="example-externalizing-psychopathology"/>
     <w:p>
       <w:pPr>
         <w:pStyle w:val="Heading2"/>
@@ -1882,9 +2752,9 @@
         <w:t xml:space="preserve">Example: Externalizing Psychopathology</w:t>
       </w:r>
     </w:p>
-    <w:bookmarkEnd w:id="64"/>
-    <w:bookmarkEnd w:id="65"/>
-    <w:bookmarkStart w:id="66" w:name="X90173f212147643646723f86a6ce6f8ad77bf31"/>
+    <w:bookmarkEnd w:id="69"/>
+    <w:bookmarkEnd w:id="70"/>
+    <w:bookmarkStart w:id="71" w:name="X90173f212147643646723f86a6ce6f8ad77bf31"/>
     <w:p>
       <w:pPr>
         <w:pStyle w:val="Heading1"/>
@@ -1893,8 +2763,8 @@
         <w:t xml:space="preserve">Solution: A Developmental Scaling Framework</w:t>
       </w:r>
     </w:p>
-    <w:bookmarkEnd w:id="66"/>
-    <w:bookmarkStart w:id="74" w:name="other-key-challenges-to-address"/>
+    <w:bookmarkEnd w:id="71"/>
+    <w:bookmarkStart w:id="79" w:name="other-key-challenges-to-address"/>
     <w:p>
       <w:pPr>
         <w:pStyle w:val="Heading1"/>
@@ -1903,7 +2773,7 @@
         <w:t xml:space="preserve">Other Key Challenges to Address</w:t>
       </w:r>
     </w:p>
-    <w:bookmarkStart w:id="71" w:name="sec-potential-confounds-of-change"/>
+    <w:bookmarkStart w:id="76" w:name="sec-potential-confounds-of-change"/>
     <w:p>
       <w:pPr>
         <w:pStyle w:val="Heading2"/>
@@ -1912,7 +2782,7 @@
         <w:t xml:space="preserve">Potential Confounds of Change</w:t>
       </w:r>
     </w:p>
-    <w:bookmarkStart w:id="67" w:name="practiceretest-effects"/>
+    <w:bookmarkStart w:id="72" w:name="practiceretest-effects"/>
     <w:p>
       <w:pPr>
         <w:pStyle w:val="Heading3"/>
@@ -1921,8 +2791,8 @@
         <w:t xml:space="preserve">Practice/Retest Effects</w:t>
       </w:r>
     </w:p>
-    <w:bookmarkEnd w:id="67"/>
-    <w:bookmarkStart w:id="68" w:name="period-and-cohort-effects"/>
+    <w:bookmarkEnd w:id="72"/>
+    <w:bookmarkStart w:id="73" w:name="period-and-cohort-effects"/>
     <w:p>
       <w:pPr>
         <w:pStyle w:val="Heading3"/>
@@ -1931,8 +2801,8 @@
         <w:t xml:space="preserve">Period and Cohort Effects</w:t>
       </w:r>
     </w:p>
-    <w:bookmarkEnd w:id="68"/>
-    <w:bookmarkStart w:id="69" w:name="measurement-error"/>
+    <w:bookmarkEnd w:id="73"/>
+    <w:bookmarkStart w:id="74" w:name="measurement-error"/>
     <w:p>
       <w:pPr>
         <w:pStyle w:val="Heading3"/>
@@ -1941,8 +2811,8 @@
         <w:t xml:space="preserve">Measurement Error</w:t>
       </w:r>
     </w:p>
-    <w:bookmarkEnd w:id="69"/>
-    <w:bookmarkStart w:id="70" w:name="change-in-meaning-of-the-scores"/>
+    <w:bookmarkEnd w:id="74"/>
+    <w:bookmarkStart w:id="75" w:name="change-in-meaning-of-the-scores"/>
     <w:p>
       <w:pPr>
         <w:pStyle w:val="Heading3"/>
@@ -1951,9 +2821,9 @@
         <w:t xml:space="preserve">Change in Meaning of the Scores</w:t>
       </w:r>
     </w:p>
-    <w:bookmarkEnd w:id="70"/>
-    <w:bookmarkEnd w:id="71"/>
-    <w:bookmarkStart w:id="72" w:name="factorial-invariance-across-time"/>
+    <w:bookmarkEnd w:id="75"/>
+    <w:bookmarkEnd w:id="76"/>
+    <w:bookmarkStart w:id="77" w:name="factorial-invariance-across-time"/>
     <w:p>
       <w:pPr>
         <w:pStyle w:val="Heading2"/>
@@ -1962,8 +2832,8 @@
         <w:t xml:space="preserve">Factorial Invariance Across Time</w:t>
       </w:r>
     </w:p>
-    <w:bookmarkEnd w:id="72"/>
-    <w:bookmarkStart w:id="73" w:name="obsolescence-of-items-and-measures"/>
+    <w:bookmarkEnd w:id="77"/>
+    <w:bookmarkStart w:id="78" w:name="obsolescence-of-items-and-measures"/>
     <w:p>
       <w:pPr>
         <w:pStyle w:val="Heading2"/>
@@ -1972,9 +2842,9 @@
         <w:t xml:space="preserve">Obsolescence of Items and Measures</w:t>
       </w:r>
     </w:p>
-    <w:bookmarkEnd w:id="73"/>
-    <w:bookmarkEnd w:id="74"/>
-    <w:bookmarkStart w:id="75" w:name="conclusion"/>
+    <w:bookmarkEnd w:id="78"/>
+    <w:bookmarkEnd w:id="79"/>
+    <w:bookmarkStart w:id="80" w:name="conclusion"/>
     <w:p>
       <w:pPr>
         <w:pStyle w:val="Heading1"/>
@@ -2003,8 +2873,8 @@
         <w:t xml:space="preserve">Although this manuscript focuses on development of psychopathology, the principles discussed likely apply to many other developmental domains.</w:t>
       </w:r>
     </w:p>
-    <w:bookmarkEnd w:id="75"/>
-    <w:bookmarkStart w:id="113" w:name="references"/>
+    <w:bookmarkEnd w:id="80"/>
+    <w:bookmarkStart w:id="140" w:name="references"/>
     <w:p>
       <w:pPr>
         <w:pStyle w:val="Heading1"/>
@@ -2013,8 +2883,8 @@
         <w:t xml:space="preserve">References</w:t>
       </w:r>
     </w:p>
-    <w:bookmarkStart w:id="112" w:name="refs"/>
-    <w:bookmarkStart w:id="76" w:name="ref-Abrous2026"/>
+    <w:bookmarkStart w:id="139" w:name="refs"/>
+    <w:bookmarkStart w:id="81" w:name="ref-Abrous2026"/>
     <w:p>
       <w:pPr>
         <w:pStyle w:val="Bibliography"/>
@@ -2060,8 +2930,8 @@
         </w:r>
       </w:hyperlink>
     </w:p>
-    <w:bookmarkEnd w:id="76"/>
-    <w:bookmarkStart w:id="77" w:name="ref-Ackerman2013"/>
+    <w:bookmarkEnd w:id="81"/>
+    <w:bookmarkStart w:id="82" w:name="ref-Ackerman2013"/>
     <w:p>
       <w:pPr>
         <w:pStyle w:val="Bibliography"/>
@@ -2086,8 +2956,8 @@
         <w:t xml:space="preserve">(pp. 119–132). American Psychological Association.</w:t>
       </w:r>
     </w:p>
-    <w:bookmarkEnd w:id="77"/>
-    <w:bookmarkStart w:id="78" w:name="ref-APA2022"/>
+    <w:bookmarkEnd w:id="82"/>
+    <w:bookmarkStart w:id="83" w:name="ref-APA2022"/>
     <w:p>
       <w:pPr>
         <w:pStyle w:val="Bibliography"/>
@@ -2137,8 +3007,8 @@
         <w:t xml:space="preserve">. American Psychiatric Publishing.</w:t>
       </w:r>
     </w:p>
-    <w:bookmarkEnd w:id="78"/>
-    <w:bookmarkStart w:id="80" w:name="ref-ApplegateInPress"/>
+    <w:bookmarkEnd w:id="83"/>
+    <w:bookmarkStart w:id="85" w:name="ref-ApplegateInPress"/>
     <w:p>
       <w:pPr>
         <w:pStyle w:val="Bibliography"/>
@@ -2162,7 +3032,7 @@
       <w:r>
         <w:t xml:space="preserve"> </w:t>
       </w:r>
-      <w:hyperlink r:id="rId79">
+      <w:hyperlink r:id="rId84">
         <w:r>
           <w:rPr>
             <w:rStyle w:val="Hyperlink"/>
@@ -2171,8 +3041,8 @@
         </w:r>
       </w:hyperlink>
     </w:p>
-    <w:bookmarkEnd w:id="80"/>
-    <w:bookmarkStart w:id="81" w:name="ref-Borelli2018"/>
+    <w:bookmarkEnd w:id="85"/>
+    <w:bookmarkStart w:id="86" w:name="ref-Borelli2018"/>
     <w:p>
       <w:pPr>
         <w:pStyle w:val="Bibliography"/>
@@ -2218,13 +3088,86 @@
         </w:r>
       </w:hyperlink>
     </w:p>
-    <w:bookmarkEnd w:id="81"/>
-    <w:bookmarkStart w:id="82" w:name="ref-Caspi2006"/>
+    <w:bookmarkEnd w:id="86"/>
+    <w:bookmarkStart w:id="87" w:name="ref-BriggsGowan2016"/>
     <w:p>
       <w:pPr>
         <w:pStyle w:val="Bibliography"/>
       </w:pPr>
       <w:r>
+        <w:t xml:space="preserve">Briggs-Gowan, M. J., Godoy, L., Heberle, A., &amp; Carter, A. S. (2016). Assessment of psychopathology in young children. In D. Cicchetti (Ed.),</w:t>
+      </w:r>
+      <w:r>
+        <w:t xml:space="preserve"> </w:t>
+      </w:r>
+      <w:r>
+        <w:rPr>
+          <w:i/>
+          <w:iCs/>
+        </w:rPr>
+        <w:t xml:space="preserve">Developmental psychopathology: Vols. 1: Theory and Method</w:t>
+      </w:r>
+      <w:r>
+        <w:t xml:space="preserve"> </w:t>
+      </w:r>
+      <w:r>
+        <w:t xml:space="preserve">(pp. 1–45).</w:t>
+      </w:r>
+    </w:p>
+    <w:bookmarkEnd w:id="87"/>
+    <w:bookmarkStart w:id="89" w:name="ref-Broeren2013"/>
+    <w:p>
+      <w:pPr>
+        <w:pStyle w:val="Bibliography"/>
+      </w:pPr>
+      <w:r>
+        <w:t xml:space="preserve">Broeren, S., Muris, P., Diamantopoulou, S., &amp; Baker, J. R. (2013). The course of childhood anxiety symptoms: Developmental trajectories and child-related factors in normal children.</w:t>
+      </w:r>
+      <w:r>
+        <w:t xml:space="preserve"> </w:t>
+      </w:r>
+      <w:r>
+        <w:rPr>
+          <w:i/>
+          <w:iCs/>
+        </w:rPr>
+        <w:t xml:space="preserve">Journal of Abnormal Child Psychology</w:t>
+      </w:r>
+      <w:r>
+        <w:t xml:space="preserve">,</w:t>
+      </w:r>
+      <w:r>
+        <w:t xml:space="preserve"> </w:t>
+      </w:r>
+      <w:r>
+        <w:rPr>
+          <w:i/>
+          <w:iCs/>
+        </w:rPr>
+        <w:t xml:space="preserve">41</w:t>
+      </w:r>
+      <w:r>
+        <w:t xml:space="preserve">(1), 81–95.</w:t>
+      </w:r>
+      <w:r>
+        <w:t xml:space="preserve"> </w:t>
+      </w:r>
+      <w:hyperlink r:id="rId88">
+        <w:r>
+          <w:rPr>
+            <w:rStyle w:val="Hyperlink"/>
+          </w:rPr>
+          <w:t xml:space="preserve">https://doi.org/10.1007/s10802-012-9669-9</w:t>
+        </w:r>
+      </w:hyperlink>
+    </w:p>
+    <w:bookmarkEnd w:id="89"/>
+    <w:bookmarkStart w:id="90" w:name="ref-Caspi2006"/>
+    <w:p>
+      <w:pPr>
+        <w:pStyle w:val="Bibliography"/>
+      </w:pPr>
+      <w:r>
         <w:t xml:space="preserve">Caspi, A., &amp; Shiner, R. L. (2006). Personality development. In N. Eisenberg, W. Damon, &amp; R. M. Lerner (Eds.),</w:t>
       </w:r>
       <w:r>
@@ -2244,13 +3187,60 @@
         <w:t xml:space="preserve">(6th ed., Vol. 3, pp. 300–365). John Wiley &amp; Sons, Inc.</w:t>
       </w:r>
     </w:p>
-    <w:bookmarkEnd w:id="82"/>
-    <w:bookmarkStart w:id="84" w:name="ref-Cicchetti2002"/>
+    <w:bookmarkEnd w:id="90"/>
+    <w:bookmarkStart w:id="92" w:name="ref-Chen2015"/>
     <w:p>
       <w:pPr>
         <w:pStyle w:val="Bibliography"/>
       </w:pPr>
       <w:r>
+        <w:t xml:space="preserve">Chen, F. R., &amp; Jaffee, S. R. (2015). The heterogeneity in the development of homotypic and heterotypic antisocial behavior.</w:t>
+      </w:r>
+      <w:r>
+        <w:t xml:space="preserve"> </w:t>
+      </w:r>
+      <w:r>
+        <w:rPr>
+          <w:i/>
+          <w:iCs/>
+        </w:rPr>
+        <w:t xml:space="preserve">Journal of Developmental and Life-Course Criminology</w:t>
+      </w:r>
+      <w:r>
+        <w:t xml:space="preserve">,</w:t>
+      </w:r>
+      <w:r>
+        <w:t xml:space="preserve"> </w:t>
+      </w:r>
+      <w:r>
+        <w:rPr>
+          <w:i/>
+          <w:iCs/>
+        </w:rPr>
+        <w:t xml:space="preserve">1</w:t>
+      </w:r>
+      <w:r>
+        <w:t xml:space="preserve">(3), 269–288.</w:t>
+      </w:r>
+      <w:r>
+        <w:t xml:space="preserve"> </w:t>
+      </w:r>
+      <w:hyperlink r:id="rId91">
+        <w:r>
+          <w:rPr>
+            <w:rStyle w:val="Hyperlink"/>
+          </w:rPr>
+          <w:t xml:space="preserve">https://doi.org/10.1007/s40865-015-0012-3</w:t>
+        </w:r>
+      </w:hyperlink>
+    </w:p>
+    <w:bookmarkEnd w:id="92"/>
+    <w:bookmarkStart w:id="94" w:name="ref-Cicchetti2002"/>
+    <w:p>
+      <w:pPr>
+        <w:pStyle w:val="Bibliography"/>
+      </w:pPr>
+      <w:r>
         <w:t xml:space="preserve">Cicchetti, D., &amp; Rogosch, F. A. (2002). A developmental psychopathology perspective on adolescence.</w:t>
       </w:r>
       <w:r>
@@ -2282,7 +3272,7 @@
       <w:r>
         <w:t xml:space="preserve"> </w:t>
       </w:r>
-      <w:hyperlink r:id="rId83">
+      <w:hyperlink r:id="rId93">
         <w:r>
           <w:rPr>
             <w:rStyle w:val="Hyperlink"/>
@@ -2291,8 +3281,8 @@
         </w:r>
       </w:hyperlink>
     </w:p>
-    <w:bookmarkEnd w:id="84"/>
-    <w:bookmarkStart w:id="86" w:name="ref-Godoy2021"/>
+    <w:bookmarkEnd w:id="94"/>
+    <w:bookmarkStart w:id="96" w:name="ref-Godoy2021"/>
     <w:p>
       <w:pPr>
         <w:pStyle w:val="Bibliography"/>
@@ -2329,7 +3319,7 @@
       <w:r>
         <w:t xml:space="preserve"> </w:t>
       </w:r>
-      <w:hyperlink r:id="rId85">
+      <w:hyperlink r:id="rId95">
         <w:r>
           <w:rPr>
             <w:rStyle w:val="Hyperlink"/>
@@ -2338,8 +3328,8 @@
         </w:r>
       </w:hyperlink>
     </w:p>
-    <w:bookmarkEnd w:id="86"/>
-    <w:bookmarkStart w:id="88" w:name="ref-Insel2008"/>
+    <w:bookmarkEnd w:id="96"/>
+    <w:bookmarkStart w:id="98" w:name="ref-Insel2008"/>
     <w:p>
       <w:pPr>
         <w:pStyle w:val="Bibliography"/>
@@ -2376,7 +3366,7 @@
       <w:r>
         <w:t xml:space="preserve"> </w:t>
       </w:r>
-      <w:hyperlink r:id="rId87">
+      <w:hyperlink r:id="rId97">
         <w:r>
           <w:rPr>
             <w:rStyle w:val="Hyperlink"/>
@@ -2385,13 +3375,60 @@
         </w:r>
       </w:hyperlink>
     </w:p>
-    <w:bookmarkEnd w:id="88"/>
-    <w:bookmarkStart w:id="90" w:name="ref-Miller2009"/>
+    <w:bookmarkEnd w:id="98"/>
+    <w:bookmarkStart w:id="100" w:name="ref-Kaat2019"/>
     <w:p>
       <w:pPr>
         <w:pStyle w:val="Bibliography"/>
       </w:pPr>
       <w:r>
+        <w:t xml:space="preserve">Kaat, A. J., Blackwell, C. K., Estabrook, R., Burns, J. L., Petitclerc, A., Briggs-Gowan, M. J., Gershon, R. C., Cella, D., Perlman, S. B., &amp; Wakschlag, L. S. (2019). Linking the child behavior checklist (CBCL) with the multidimensional assessment profile of disruptive behavior (MAP-DB): Advancing a dimensional spectrum approach to disruptive behavior.</w:t>
+      </w:r>
+      <w:r>
+        <w:t xml:space="preserve"> </w:t>
+      </w:r>
+      <w:r>
+        <w:rPr>
+          <w:i/>
+          <w:iCs/>
+        </w:rPr>
+        <w:t xml:space="preserve">Journal of Child and Family Studies</w:t>
+      </w:r>
+      <w:r>
+        <w:t xml:space="preserve">,</w:t>
+      </w:r>
+      <w:r>
+        <w:t xml:space="preserve"> </w:t>
+      </w:r>
+      <w:r>
+        <w:rPr>
+          <w:i/>
+          <w:iCs/>
+        </w:rPr>
+        <w:t xml:space="preserve">28</w:t>
+      </w:r>
+      <w:r>
+        <w:t xml:space="preserve">(2), 343–353.</w:t>
+      </w:r>
+      <w:r>
+        <w:t xml:space="preserve"> </w:t>
+      </w:r>
+      <w:hyperlink r:id="rId99">
+        <w:r>
+          <w:rPr>
+            <w:rStyle w:val="Hyperlink"/>
+          </w:rPr>
+          <w:t xml:space="preserve">https://doi.org/10.1007/s10826-018-1272-4</w:t>
+        </w:r>
+      </w:hyperlink>
+    </w:p>
+    <w:bookmarkEnd w:id="100"/>
+    <w:bookmarkStart w:id="102" w:name="ref-Miller2009"/>
+    <w:p>
+      <w:pPr>
+        <w:pStyle w:val="Bibliography"/>
+      </w:pPr>
+      <w:r>
         <w:t xml:space="preserve">Miller, J. L., Vaillancourt, T., &amp; Boyle, M. H. (2009). Examining the heterotypic continuity of aggression using teacher reports: Results from a national canadian study.</w:t>
       </w:r>
       <w:r>
@@ -2423,7 +3460,7 @@
       <w:r>
         <w:t xml:space="preserve"> </w:t>
       </w:r>
-      <w:hyperlink r:id="rId89">
+      <w:hyperlink r:id="rId101">
         <w:r>
           <w:rPr>
             <w:rStyle w:val="Hyperlink"/>
@@ -2432,13 +3469,107 @@
         </w:r>
       </w:hyperlink>
     </w:p>
-    <w:bookmarkEnd w:id="90"/>
-    <w:bookmarkStart w:id="92" w:name="ref-Patterson1993"/>
+    <w:bookmarkEnd w:id="102"/>
+    <w:bookmarkStart w:id="104" w:name="ref-Odgers2008"/>
     <w:p>
       <w:pPr>
         <w:pStyle w:val="Bibliography"/>
       </w:pPr>
       <w:r>
+        <w:t xml:space="preserve">Odgers, C. L., Moffitt, T. E., Broadbent, J. M., Dickson, N., Hancox, R. J., Harrington, H., Poulton, R., Sears, M. R., Thomson, W. M., &amp; Caspi, A. (2008). Female and male antisocial trajectories: From childhood origins to adult outcomes.</w:t>
+      </w:r>
+      <w:r>
+        <w:t xml:space="preserve"> </w:t>
+      </w:r>
+      <w:r>
+        <w:rPr>
+          <w:i/>
+          <w:iCs/>
+        </w:rPr>
+        <w:t xml:space="preserve">Development and Psychopathology</w:t>
+      </w:r>
+      <w:r>
+        <w:t xml:space="preserve">,</w:t>
+      </w:r>
+      <w:r>
+        <w:t xml:space="preserve"> </w:t>
+      </w:r>
+      <w:r>
+        <w:rPr>
+          <w:i/>
+          <w:iCs/>
+        </w:rPr>
+        <w:t xml:space="preserve">20</w:t>
+      </w:r>
+      <w:r>
+        <w:t xml:space="preserve">(2), 673–716.</w:t>
+      </w:r>
+      <w:r>
+        <w:t xml:space="preserve"> </w:t>
+      </w:r>
+      <w:hyperlink r:id="rId103">
+        <w:r>
+          <w:rPr>
+            <w:rStyle w:val="Hyperlink"/>
+          </w:rPr>
+          <w:t xml:space="preserve">https://doi.org/10.1017/S0954579408000333</w:t>
+        </w:r>
+      </w:hyperlink>
+    </w:p>
+    <w:bookmarkEnd w:id="104"/>
+    <w:bookmarkStart w:id="106" w:name="ref-Paalman2013"/>
+    <w:p>
+      <w:pPr>
+        <w:pStyle w:val="Bibliography"/>
+      </w:pPr>
+      <w:r>
+        <w:t xml:space="preserve">Paalman, C. H., Terwee, C. B., Jansma, E. P., &amp; Jansen, L. M. C. (2013). Instruments measuring externalizing mental health problems in immigrant ethnic minority youths: A systematic review of measurement properties.</w:t>
+      </w:r>
+      <w:r>
+        <w:t xml:space="preserve"> </w:t>
+      </w:r>
+      <w:r>
+        <w:rPr>
+          <w:i/>
+          <w:iCs/>
+        </w:rPr>
+        <w:t xml:space="preserve">PLOS ONE</w:t>
+      </w:r>
+      <w:r>
+        <w:t xml:space="preserve">,</w:t>
+      </w:r>
+      <w:r>
+        <w:t xml:space="preserve"> </w:t>
+      </w:r>
+      <w:r>
+        <w:rPr>
+          <w:i/>
+          <w:iCs/>
+        </w:rPr>
+        <w:t xml:space="preserve">8</w:t>
+      </w:r>
+      <w:r>
+        <w:t xml:space="preserve">(5), e63109.</w:t>
+      </w:r>
+      <w:r>
+        <w:t xml:space="preserve"> </w:t>
+      </w:r>
+      <w:hyperlink r:id="rId105">
+        <w:r>
+          <w:rPr>
+            <w:rStyle w:val="Hyperlink"/>
+          </w:rPr>
+          <w:t xml:space="preserve">https://doi.org/10.1371/journal.pone.0063109</w:t>
+        </w:r>
+      </w:hyperlink>
+    </w:p>
+    <w:bookmarkEnd w:id="106"/>
+    <w:bookmarkStart w:id="108" w:name="ref-Patterson1993"/>
+    <w:p>
+      <w:pPr>
+        <w:pStyle w:val="Bibliography"/>
+      </w:pPr>
+      <w:r>
         <w:t xml:space="preserve">Patterson, G. R. (1993). Orderly change in a stable world: The antisocial trait as a chimera.</w:t>
       </w:r>
       <w:r>
@@ -2470,7 +3601,7 @@
       <w:r>
         <w:t xml:space="preserve"> </w:t>
       </w:r>
-      <w:hyperlink r:id="rId91">
+      <w:hyperlink r:id="rId107">
         <w:r>
           <w:rPr>
             <w:rStyle w:val="Hyperlink"/>
@@ -2479,13 +3610,60 @@
         </w:r>
       </w:hyperlink>
     </w:p>
-    <w:bookmarkEnd w:id="92"/>
-    <w:bookmarkStart w:id="94" w:name="ref-Petersen2024"/>
+    <w:bookmarkEnd w:id="108"/>
+    <w:bookmarkStart w:id="110" w:name="ref-Pavlovich2026"/>
     <w:p>
       <w:pPr>
         <w:pStyle w:val="Bibliography"/>
       </w:pPr>
       <w:r>
+        <w:t xml:space="preserve">Pavlovich, K., Tiego, J., Constable, T., Fornito, A., &amp; Imaging, M. B. (2026). Assessing the psychometric properties of the child behavior checklist in the ABCD study.</w:t>
+      </w:r>
+      <w:r>
+        <w:t xml:space="preserve"> </w:t>
+      </w:r>
+      <w:r>
+        <w:rPr>
+          <w:i/>
+          <w:iCs/>
+        </w:rPr>
+        <w:t xml:space="preserve">Developmental Science</w:t>
+      </w:r>
+      <w:r>
+        <w:t xml:space="preserve">,</w:t>
+      </w:r>
+      <w:r>
+        <w:t xml:space="preserve"> </w:t>
+      </w:r>
+      <w:r>
+        <w:rPr>
+          <w:i/>
+          <w:iCs/>
+        </w:rPr>
+        <w:t xml:space="preserve">29</w:t>
+      </w:r>
+      <w:r>
+        <w:t xml:space="preserve">(4), e70216.</w:t>
+      </w:r>
+      <w:r>
+        <w:t xml:space="preserve"> </w:t>
+      </w:r>
+      <w:hyperlink r:id="rId109">
+        <w:r>
+          <w:rPr>
+            <w:rStyle w:val="Hyperlink"/>
+          </w:rPr>
+          <w:t xml:space="preserve">https://doi.org/10.1111/desc.70216</w:t>
+        </w:r>
+      </w:hyperlink>
+    </w:p>
+    <w:bookmarkEnd w:id="110"/>
+    <w:bookmarkStart w:id="112" w:name="ref-Petersen2024"/>
+    <w:p>
+      <w:pPr>
+        <w:pStyle w:val="Bibliography"/>
+      </w:pPr>
+      <w:r>
         <w:t xml:space="preserve">Petersen, I. T. (2024). Reexamining developmental continuity and discontinuity in the 21st century: Better aligning behaviors, functions, and mechanisms.</w:t>
       </w:r>
       <w:r>
@@ -2517,7 +3695,7 @@
       <w:r>
         <w:t xml:space="preserve"> </w:t>
       </w:r>
-      <w:hyperlink r:id="rId93">
+      <w:hyperlink r:id="rId111">
         <w:r>
           <w:rPr>
             <w:rStyle w:val="Hyperlink"/>
@@ -2526,8 +3704,8 @@
         </w:r>
       </w:hyperlink>
     </w:p>
-    <w:bookmarkEnd w:id="94"/>
-    <w:bookmarkStart w:id="96" w:name="ref-Petersen2020"/>
+    <w:bookmarkEnd w:id="112"/>
+    <w:bookmarkStart w:id="114" w:name="ref-Petersen2020"/>
     <w:p>
       <w:pPr>
         <w:pStyle w:val="Bibliography"/>
@@ -2564,7 +3742,7 @@
       <w:r>
         <w:t xml:space="preserve"> </w:t>
       </w:r>
-      <w:hyperlink r:id="rId95">
+      <w:hyperlink r:id="rId113">
         <w:r>
           <w:rPr>
             <w:rStyle w:val="Hyperlink"/>
@@ -2573,8 +3751,8 @@
         </w:r>
       </w:hyperlink>
     </w:p>
-    <w:bookmarkEnd w:id="96"/>
-    <w:bookmarkStart w:id="98" w:name="ref-Petersen2026"/>
+    <w:bookmarkEnd w:id="114"/>
+    <w:bookmarkStart w:id="115" w:name="ref-Petersen2026"/>
     <w:p>
       <w:pPr>
         <w:pStyle w:val="Bibliography"/>
@@ -2611,7 +3789,7 @@
       <w:r>
         <w:t xml:space="preserve"> </w:t>
       </w:r>
-      <w:hyperlink r:id="rId97">
+      <w:hyperlink r:id="rId59">
         <w:r>
           <w:rPr>
             <w:rStyle w:val="Hyperlink"/>
@@ -2620,13 +3798,60 @@
         </w:r>
       </w:hyperlink>
     </w:p>
-    <w:bookmarkEnd w:id="98"/>
-    <w:bookmarkStart w:id="100" w:name="ref-Petersen2018"/>
+    <w:bookmarkEnd w:id="115"/>
+    <w:bookmarkStart w:id="117" w:name="ref-Petersen2021"/>
     <w:p>
       <w:pPr>
         <w:pStyle w:val="Bibliography"/>
       </w:pPr>
       <w:r>
+        <w:t xml:space="preserve">Petersen, I. T., LeBeau, B., &amp; Choe, D. E. (2021). Creating a developmental scale to account for heterotypic continuity in development: A simulation study.</w:t>
+      </w:r>
+      <w:r>
+        <w:t xml:space="preserve"> </w:t>
+      </w:r>
+      <w:r>
+        <w:rPr>
+          <w:i/>
+          <w:iCs/>
+        </w:rPr>
+        <w:t xml:space="preserve">Child Development</w:t>
+      </w:r>
+      <w:r>
+        <w:t xml:space="preserve">,</w:t>
+      </w:r>
+      <w:r>
+        <w:t xml:space="preserve"> </w:t>
+      </w:r>
+      <w:r>
+        <w:rPr>
+          <w:i/>
+          <w:iCs/>
+        </w:rPr>
+        <w:t xml:space="preserve">92</w:t>
+      </w:r>
+      <w:r>
+        <w:t xml:space="preserve">(1), e1–e19.</w:t>
+      </w:r>
+      <w:r>
+        <w:t xml:space="preserve"> </w:t>
+      </w:r>
+      <w:hyperlink r:id="rId116">
+        <w:r>
+          <w:rPr>
+            <w:rStyle w:val="Hyperlink"/>
+          </w:rPr>
+          <w:t xml:space="preserve">https://doi.org/10.1111/cdev.13433</w:t>
+        </w:r>
+      </w:hyperlink>
+    </w:p>
+    <w:bookmarkEnd w:id="117"/>
+    <w:bookmarkStart w:id="119" w:name="ref-Petersen2018"/>
+    <w:p>
+      <w:pPr>
+        <w:pStyle w:val="Bibliography"/>
+      </w:pPr>
+      <w:r>
         <w:t xml:space="preserve">Petersen, I. T., Lindhiem, O., LeBeau, B., Bates, J. E., Pettit, G. S., Lansford, J. E., &amp; Dodge, K. A. (2018). Development of internalizing problems from adolescence to emerging adulthood: Accounting for heterotypic continuity with vertical scaling.</w:t>
       </w:r>
       <w:r>
@@ -2658,7 +3883,7 @@
       <w:r>
         <w:t xml:space="preserve"> </w:t>
       </w:r>
-      <w:hyperlink r:id="rId99">
+      <w:hyperlink r:id="rId118">
         <w:r>
           <w:rPr>
             <w:rStyle w:val="Hyperlink"/>
@@ -2667,8 +3892,8 @@
         </w:r>
       </w:hyperlink>
     </w:p>
-    <w:bookmarkEnd w:id="100"/>
-    <w:bookmarkStart w:id="102" w:name="ref-Rutter2006"/>
+    <w:bookmarkEnd w:id="119"/>
+    <w:bookmarkStart w:id="121" w:name="ref-Rutter2006"/>
     <w:p>
       <w:pPr>
         <w:pStyle w:val="Bibliography"/>
@@ -2705,7 +3930,7 @@
       <w:r>
         <w:t xml:space="preserve"> </w:t>
       </w:r>
-      <w:hyperlink r:id="rId101">
+      <w:hyperlink r:id="rId120">
         <w:r>
           <w:rPr>
             <w:rStyle w:val="Hyperlink"/>
@@ -2714,13 +3939,107 @@
         </w:r>
       </w:hyperlink>
     </w:p>
-    <w:bookmarkEnd w:id="102"/>
-    <w:bookmarkStart w:id="103" w:name="ref-Sroufe2016"/>
+    <w:bookmarkEnd w:id="121"/>
+    <w:bookmarkStart w:id="123" w:name="ref-Schaeffer1991"/>
     <w:p>
       <w:pPr>
         <w:pStyle w:val="Bibliography"/>
       </w:pPr>
       <w:r>
+        <w:t xml:space="preserve">Schaeffer, N. C. (1991). Hardly ever or constantly? Group comparisons using vague quantifiers.</w:t>
+      </w:r>
+      <w:r>
+        <w:t xml:space="preserve"> </w:t>
+      </w:r>
+      <w:r>
+        <w:rPr>
+          <w:i/>
+          <w:iCs/>
+        </w:rPr>
+        <w:t xml:space="preserve">Public Opinion Quarterly</w:t>
+      </w:r>
+      <w:r>
+        <w:t xml:space="preserve">,</w:t>
+      </w:r>
+      <w:r>
+        <w:t xml:space="preserve"> </w:t>
+      </w:r>
+      <w:r>
+        <w:rPr>
+          <w:i/>
+          <w:iCs/>
+        </w:rPr>
+        <w:t xml:space="preserve">55</w:t>
+      </w:r>
+      <w:r>
+        <w:t xml:space="preserve">(3), 395–423.</w:t>
+      </w:r>
+      <w:r>
+        <w:t xml:space="preserve"> </w:t>
+      </w:r>
+      <w:hyperlink r:id="rId122">
+        <w:r>
+          <w:rPr>
+            <w:rStyle w:val="Hyperlink"/>
+          </w:rPr>
+          <w:t xml:space="preserve">https://doi.org/10.1086/269270</w:t>
+        </w:r>
+      </w:hyperlink>
+    </w:p>
+    <w:bookmarkEnd w:id="123"/>
+    <w:bookmarkStart w:id="125" w:name="ref-Schwarz1999"/>
+    <w:p>
+      <w:pPr>
+        <w:pStyle w:val="Bibliography"/>
+      </w:pPr>
+      <w:r>
+        <w:t xml:space="preserve">Schwarz, N. (1999). Self-reports: How the questions shape the answers.</w:t>
+      </w:r>
+      <w:r>
+        <w:t xml:space="preserve"> </w:t>
+      </w:r>
+      <w:r>
+        <w:rPr>
+          <w:i/>
+          <w:iCs/>
+        </w:rPr>
+        <w:t xml:space="preserve">American Psychologist</w:t>
+      </w:r>
+      <w:r>
+        <w:t xml:space="preserve">,</w:t>
+      </w:r>
+      <w:r>
+        <w:t xml:space="preserve"> </w:t>
+      </w:r>
+      <w:r>
+        <w:rPr>
+          <w:i/>
+          <w:iCs/>
+        </w:rPr>
+        <w:t xml:space="preserve">54</w:t>
+      </w:r>
+      <w:r>
+        <w:t xml:space="preserve">(2), 93–105.</w:t>
+      </w:r>
+      <w:r>
+        <w:t xml:space="preserve"> </w:t>
+      </w:r>
+      <w:hyperlink r:id="rId124">
+        <w:r>
+          <w:rPr>
+            <w:rStyle w:val="Hyperlink"/>
+          </w:rPr>
+          <w:t xml:space="preserve">https://doi.org/10.1037/0003-066X.54.2.93</w:t>
+        </w:r>
+      </w:hyperlink>
+    </w:p>
+    <w:bookmarkEnd w:id="125"/>
+    <w:bookmarkStart w:id="126" w:name="ref-Sroufe2016"/>
+    <w:p>
+      <w:pPr>
+        <w:pStyle w:val="Bibliography"/>
+      </w:pPr>
+      <w:r>
         <w:t xml:space="preserve">Sroufe, L. A. (2016). The place of attachment in development. In J. Cassidy &amp; P. Shaver (Eds.),</w:t>
       </w:r>
       <w:r>
@@ -2740,13 +4059,107 @@
         <w:t xml:space="preserve">(Vol. 3, pp. 997–1011). Guilford.</w:t>
       </w:r>
     </w:p>
-    <w:bookmarkEnd w:id="103"/>
-    <w:bookmarkStart w:id="105" w:name="ref-Wakschlag2019"/>
+    <w:bookmarkEnd w:id="126"/>
+    <w:bookmarkStart w:id="128" w:name="ref-Sterba2007"/>
     <w:p>
       <w:pPr>
         <w:pStyle w:val="Bibliography"/>
       </w:pPr>
       <w:r>
+        <w:t xml:space="preserve">Sterba, S. K., Prinstein, M. J., &amp; Cox, M. J. (2007). Trajectories of internalizing problems across childhood: Heterogeneity, external validity, and gender differences.</w:t>
+      </w:r>
+      <w:r>
+        <w:t xml:space="preserve"> </w:t>
+      </w:r>
+      <w:r>
+        <w:rPr>
+          <w:i/>
+          <w:iCs/>
+        </w:rPr>
+        <w:t xml:space="preserve">Development and Psychopathology</w:t>
+      </w:r>
+      <w:r>
+        <w:t xml:space="preserve">,</w:t>
+      </w:r>
+      <w:r>
+        <w:t xml:space="preserve"> </w:t>
+      </w:r>
+      <w:r>
+        <w:rPr>
+          <w:i/>
+          <w:iCs/>
+        </w:rPr>
+        <w:t xml:space="preserve">19</w:t>
+      </w:r>
+      <w:r>
+        <w:t xml:space="preserve">(2), 345–366.</w:t>
+      </w:r>
+      <w:r>
+        <w:t xml:space="preserve"> </w:t>
+      </w:r>
+      <w:hyperlink r:id="rId127">
+        <w:r>
+          <w:rPr>
+            <w:rStyle w:val="Hyperlink"/>
+          </w:rPr>
+          <w:t xml:space="preserve">https://doi.org/10.1017/S0954579407070174</w:t>
+        </w:r>
+      </w:hyperlink>
+    </w:p>
+    <w:bookmarkEnd w:id="128"/>
+    <w:bookmarkStart w:id="130" w:name="ref-Tiego2023"/>
+    <w:p>
+      <w:pPr>
+        <w:pStyle w:val="Bibliography"/>
+      </w:pPr>
+      <w:r>
+        <w:t xml:space="preserve">Tiego, J., Martin, E. A., DeYoung, C. G., Hagan, K., Cooper, S. E., Pasion, R., Satchell, L., Shackman, A. J., Bellgrove, M. A., Fornito, A., Abend, R., Goulter, N., Eaton, N. R., Kaczkurkin, A. N., Nusslock, R., &amp; HiTOP Neurobiological Foundations Work Group, the. (2023). Precision behavioral phenotyping as a strategy for uncovering the biological correlates of psychopathology.</w:t>
+      </w:r>
+      <w:r>
+        <w:t xml:space="preserve"> </w:t>
+      </w:r>
+      <w:r>
+        <w:rPr>
+          <w:i/>
+          <w:iCs/>
+        </w:rPr>
+        <w:t xml:space="preserve">Nature Mental Health</w:t>
+      </w:r>
+      <w:r>
+        <w:t xml:space="preserve">,</w:t>
+      </w:r>
+      <w:r>
+        <w:t xml:space="preserve"> </w:t>
+      </w:r>
+      <w:r>
+        <w:rPr>
+          <w:i/>
+          <w:iCs/>
+        </w:rPr>
+        <w:t xml:space="preserve">1</w:t>
+      </w:r>
+      <w:r>
+        <w:t xml:space="preserve">(5), 304–315.</w:t>
+      </w:r>
+      <w:r>
+        <w:t xml:space="preserve"> </w:t>
+      </w:r>
+      <w:hyperlink r:id="rId129">
+        <w:r>
+          <w:rPr>
+            <w:rStyle w:val="Hyperlink"/>
+          </w:rPr>
+          <w:t xml:space="preserve">https://doi.org/10.1038/s44220-023-00057-5</w:t>
+        </w:r>
+      </w:hyperlink>
+    </w:p>
+    <w:bookmarkEnd w:id="130"/>
+    <w:bookmarkStart w:id="132" w:name="ref-Wakschlag2019"/>
+    <w:p>
+      <w:pPr>
+        <w:pStyle w:val="Bibliography"/>
+      </w:pPr>
+      <w:r>
         <w:t xml:space="preserve">Wakschlag, L. S., Roberts, M. Y., Flynn, R. M., Smith, J. D., Krogh-Jespersen, S., Kaat, A. J., Gray, L., Walkup, J., Marino, B. S., Norton, E. S., &amp; Davis, M. M. (2019). Future directions for early childhood prevention of mental disorders: A road map to mental health, earlier.</w:t>
       </w:r>
       <w:r>
@@ -2778,7 +4191,7 @@
       <w:r>
         <w:t xml:space="preserve"> </w:t>
       </w:r>
-      <w:hyperlink r:id="rId104">
+      <w:hyperlink r:id="rId131">
         <w:r>
           <w:rPr>
             <w:rStyle w:val="Hyperlink"/>
@@ -2787,8 +4200,8 @@
         </w:r>
       </w:hyperlink>
     </w:p>
-    <w:bookmarkEnd w:id="105"/>
-    <w:bookmarkStart w:id="107" w:name="ref-Weems2008"/>
+    <w:bookmarkEnd w:id="132"/>
+    <w:bookmarkStart w:id="134" w:name="ref-Weems2008"/>
     <w:p>
       <w:pPr>
         <w:pStyle w:val="Bibliography"/>
@@ -2825,7 +4238,7 @@
       <w:r>
         <w:t xml:space="preserve"> </w:t>
       </w:r>
-      <w:hyperlink r:id="rId106">
+      <w:hyperlink r:id="rId133">
         <w:r>
           <w:rPr>
             <w:rStyle w:val="Hyperlink"/>
@@ -2834,8 +4247,8 @@
         </w:r>
       </w:hyperlink>
     </w:p>
-    <w:bookmarkEnd w:id="107"/>
-    <w:bookmarkStart w:id="109" w:name="ref-Weiss2003"/>
+    <w:bookmarkEnd w:id="134"/>
+    <w:bookmarkStart w:id="136" w:name="ref-Weiss2003"/>
     <w:p>
       <w:pPr>
         <w:pStyle w:val="Bibliography"/>
@@ -2872,7 +4285,7 @@
       <w:r>
         <w:t xml:space="preserve"> </w:t>
       </w:r>
-      <w:hyperlink r:id="rId108">
+      <w:hyperlink r:id="rId135">
         <w:r>
           <w:rPr>
             <w:rStyle w:val="Hyperlink"/>
@@ -2881,8 +4294,8 @@
         </w:r>
       </w:hyperlink>
     </w:p>
-    <w:bookmarkEnd w:id="109"/>
-    <w:bookmarkStart w:id="111" w:name="ref-WHO2022"/>
+    <w:bookmarkEnd w:id="136"/>
+    <w:bookmarkStart w:id="138" w:name="ref-WHO2022"/>
     <w:p>
       <w:pPr>
         <w:pStyle w:val="Bibliography"/>
@@ -2920,7 +4333,7 @@
       <w:r>
         <w:t xml:space="preserve"> </w:t>
       </w:r>
-      <w:hyperlink r:id="rId110">
+      <w:hyperlink r:id="rId137">
         <w:r>
           <w:rPr>
             <w:rStyle w:val="Hyperlink"/>
@@ -2929,14 +4342,14 @@
         </w:r>
       </w:hyperlink>
     </w:p>
-    <w:bookmarkEnd w:id="111"/>
-    <w:bookmarkEnd w:id="112"/>
+    <w:bookmarkEnd w:id="138"/>
+    <w:bookmarkEnd w:id="139"/>
     <w:p>
       <w:r>
         <w:br w:type="page"/>
       </w:r>
     </w:p>
-    <w:bookmarkEnd w:id="113"/>
+    <w:bookmarkEnd w:id="140"/>
     <w:p>
       <w:pPr>
         <w:pStyle w:val="Heading1"/>
@@ -2945,7 +4358,7 @@
         <w:t xml:space="preserve">Appendix A</w:t>
       </w:r>
     </w:p>
-    <w:bookmarkStart w:id="114" w:name="apx-a"/>
+    <w:bookmarkStart w:id="141" w:name="apx-a"/>
     <w:p>
       <w:pPr>
         <w:pStyle w:val="Heading1"/>
@@ -2959,7 +4372,7 @@
         <w:br w:type="page"/>
       </w:r>
     </w:p>
-    <w:bookmarkEnd w:id="114"/>
+    <w:bookmarkEnd w:id="141"/>
     <w:p>
       <w:pPr>
         <w:pStyle w:val="Heading1"/>
@@ -2968,7 +4381,7 @@
         <w:t xml:space="preserve">Appendix B</w:t>
       </w:r>
     </w:p>
-    <w:bookmarkStart w:id="115" w:name="apx-b"/>
+    <w:bookmarkStart w:id="142" w:name="apx-b"/>
     <w:p>
       <w:pPr>
         <w:pStyle w:val="Heading1"/>
@@ -2977,7 +4390,7 @@
         <w:t xml:space="preserve">Another Appendix</w:t>
       </w:r>
     </w:p>
-    <w:bookmarkEnd w:id="115"/>
+    <w:bookmarkEnd w:id="142"/>
     <w:sectPr>
       <w:headerReference r:id="rId8" w:type="even"/>
       <w:headerReference r:id="rId9" w:type="default"/>
@@ -3171,6 +4584,12 @@
         <w:t xml:space="preserve"> </w:t>
       </w:r>
       <w:r>
+        <w:t xml:space="preserve">However, the symptoms that define the disorders do not differ across development.</w:t>
+      </w:r>
+      <w:r>
+        <w:t xml:space="preserve"> </w:t>
+      </w:r>
+      <w:r>
         <w:t xml:space="preserve">For instance, in the section on major depressive disorder, it is noted that</w:t>
       </w:r>
       <w:r>
@@ -3315,7 +4734,7 @@
         <w:t xml:space="preserve"> </w:t>
       </w:r>
       <w:r>
-        <w:t xml:space="preserve">For instance, in the diagnosis of ADHD, several symptomers must be present prior to age 12.</w:t>
+        <w:t xml:space="preserve">For instance, in the diagnosis of ADHD, several symptoms must be present prior to age 12.</w:t>
       </w:r>
       <w:r>
         <w:t xml:space="preserve"> </w:t>

--- a/index.docx
+++ b/index.docx
@@ -1815,6 +1815,32 @@
       <w:r>
         <w:t xml:space="preserve">.</w:t>
       </w:r>
+      <w:r>
+        <w:t xml:space="preserve"> </w:t>
+      </w:r>
+      <w:r>
+        <w:t xml:space="preserve">In addition to diagnostic systems, emerging taxonomies and frameworks of psychopathology—including the hierarchical taxonomy of psychopathology (HiTOP) and research domain criteria (RDoC)—do not incorporate a developental perspective</w:t>
+      </w:r>
+      <w:r>
+        <w:t xml:space="preserve"> </w:t>
+      </w:r>
+      <w:r>
+        <w:t xml:space="preserve">(</w:t>
+      </w:r>
+      <w:hyperlink w:anchor="ref-Tackett2022">
+        <w:r>
+          <w:rPr>
+            <w:rStyle w:val="Hyperlink"/>
+          </w:rPr>
+          <w:t xml:space="preserve">Tackett &amp; Hallquist, 2022</w:t>
+        </w:r>
+      </w:hyperlink>
+      <w:r>
+        <w:t xml:space="preserve">)</w:t>
+      </w:r>
+      <w:r>
+        <w:t xml:space="preserve">.</w:t>
+      </w:r>
     </w:p>
     <w:bookmarkEnd w:id="57"/>
     <w:bookmarkEnd w:id="58"/>
@@ -1844,7 +1870,7 @@
         <w:t xml:space="preserve"> </w:t>
       </w:r>
       <w:r>
-        <w:t xml:space="preserve">In particular, there is a mismatch between theory of constructs—including how a construct manifests behaviorally—and our methods to assess the construct and to evaluate people’s level and change in that construct.</w:t>
+        <w:t xml:space="preserve">In particular, there is a mismatch between theory of constructs—including how a construct manifests behaviorally—and the methods used to assess the construct and to evaluate people’s level and change in that construct.</w:t>
       </w:r>
     </w:p>
     <w:bookmarkStart w:id="64" w:name="X4c94655489fd3e3efea19c584555f75e74709d7"/>
@@ -2092,133 +2118,6 @@
       </w:r>
       <w:r>
         <w:t xml:space="preserve">.</w:t>
-      </w:r>
-    </w:p>
-    <w:p>
-      <w:pPr>
-        <w:pStyle w:val="BodyText"/>
-      </w:pPr>
-      <w:r>
-        <w:t xml:space="preserve">Forcing use of the same measure across time naturally limits the ages a study can span, which prevents charting wider age spans.</w:t>
-      </w:r>
-      <w:r>
-        <w:t xml:space="preserve"> </w:t>
-      </w:r>
-      <w:r>
-        <w:t xml:space="preserve"> </w:t>
-      </w:r>
-      <w:r>
-        <w:t xml:space="preserve"> </w:t>
-      </w:r>
-      <w:r>
-        <w:t xml:space="preserve">The common items approach yields low content validity because it does not assess all construct facets, especially age-specific manifestations.</w:t>
-      </w:r>
-      <w:r>
-        <w:t xml:space="preserve"> </w:t>
-      </w:r>
-      <w:r>
-        <w:t xml:space="preserve">The upward/downward extension approach violates construct validity because it assesses developmentally inappropriate items.</w:t>
-      </w:r>
-      <w:r>
-        <w:t xml:space="preserve"> </w:t>
-      </w:r>
-      <w:r>
-        <w:t xml:space="preserve">Due to these problems, both simulation and empirical work</w:t>
-      </w:r>
-      <w:r>
-        <w:t xml:space="preserve"> </w:t>
-      </w:r>
-      <w:r>
-        <w:t xml:space="preserve">(</w:t>
-      </w:r>
-      <w:hyperlink w:anchor="ref-Chen2015">
-        <w:r>
-          <w:rPr>
-            <w:rStyle w:val="Hyperlink"/>
-          </w:rPr>
-          <w:t xml:space="preserve">Chen &amp; Jaffee, 2015</w:t>
-        </w:r>
-      </w:hyperlink>
-      <w:r>
-        <w:t xml:space="preserve">;</w:t>
-      </w:r>
-      <w:r>
-        <w:t xml:space="preserve"> </w:t>
-      </w:r>
-      <w:hyperlink w:anchor="ref-Petersen2018">
-        <w:r>
-          <w:rPr>
-            <w:rStyle w:val="Hyperlink"/>
-          </w:rPr>
-          <w:t xml:space="preserve">Petersen et al., 2018</w:t>
-        </w:r>
-      </w:hyperlink>
-      <w:r>
-        <w:t xml:space="preserve">,</w:t>
-      </w:r>
-      <w:r>
-        <w:t xml:space="preserve"> </w:t>
-      </w:r>
-      <w:hyperlink w:anchor="ref-Petersen2021">
-        <w:r>
-          <w:rPr>
-            <w:rStyle w:val="Hyperlink"/>
-          </w:rPr>
-          <w:t xml:space="preserve">2021</w:t>
-        </w:r>
-      </w:hyperlink>
-      <w:r>
-        <w:t xml:space="preserve">,</w:t>
-      </w:r>
-      <w:r>
-        <w:t xml:space="preserve"> </w:t>
-      </w:r>
-      <w:hyperlink w:anchor="ref-Petersen2026">
-        <w:r>
-          <w:rPr>
-            <w:rStyle w:val="Hyperlink"/>
-          </w:rPr>
-          <w:t xml:space="preserve">2026</w:t>
-        </w:r>
-      </w:hyperlink>
-      <w:r>
-        <w:t xml:space="preserve">)</w:t>
-      </w:r>
-      <w:r>
-        <w:t xml:space="preserve"> </w:t>
-      </w:r>
-      <w:r>
-        <w:t xml:space="preserve">has shown that the</w:t>
-      </w:r>
-      <w:r>
-        <w:t xml:space="preserve"> </w:t>
-      </w:r>
-      <w:r>
-        <w:t xml:space="preserve">“common items”</w:t>
-      </w:r>
-      <w:r>
-        <w:t xml:space="preserve"> </w:t>
-      </w:r>
-      <w:r>
-        <w:t xml:space="preserve">and</w:t>
-      </w:r>
-      <w:r>
-        <w:t xml:space="preserve"> </w:t>
-      </w:r>
-      <w:r>
-        <w:t xml:space="preserve">“upward/downward extension”</w:t>
-      </w:r>
-      <w:r>
-        <w:t xml:space="preserve"> </w:t>
-      </w:r>
-      <w:r>
-        <w:t xml:space="preserve">approaches lead to inaccurate developmental inferences.</w:t>
-      </w:r>
-      <w:r>
-        <w:t xml:space="preserve"> </w:t>
-      </w:r>
-      <w:r>
-        <w:t xml:space="preserve">In sum, despite these approaches being the most widely used for assessing individuals’ development, they likely lead to inaccurate scores and thus inaccurate trajectories.</w:t>
       </w:r>
     </w:p>
     <w:bookmarkStart w:id="63" w:name="fig-approachesToLongitudinalAssessment"/>
@@ -2442,6 +2341,133 @@
       </w:r>
     </w:p>
     <w:bookmarkEnd w:id="63"/>
+    <w:p>
+      <w:pPr>
+        <w:pStyle w:val="AfterWithoutNote"/>
+      </w:pPr>
+      <w:r>
+        <w:t xml:space="preserve">Forcing use of the same measure across time naturally limits the ages a study can span, which prevents charting wider age spans.</w:t>
+      </w:r>
+      <w:r>
+        <w:t xml:space="preserve"> </w:t>
+      </w:r>
+      <w:r>
+        <w:t xml:space="preserve"> </w:t>
+      </w:r>
+      <w:r>
+        <w:t xml:space="preserve"> </w:t>
+      </w:r>
+      <w:r>
+        <w:t xml:space="preserve">The common items approach yields low content validity because it does not assess all construct facets, especially age-specific manifestations.</w:t>
+      </w:r>
+      <w:r>
+        <w:t xml:space="preserve"> </w:t>
+      </w:r>
+      <w:r>
+        <w:t xml:space="preserve">The upward/downward extension approach violates construct validity because it assesses developmentally inappropriate items.</w:t>
+      </w:r>
+      <w:r>
+        <w:t xml:space="preserve"> </w:t>
+      </w:r>
+      <w:r>
+        <w:t xml:space="preserve">Due to these problems, both simulation and empirical work</w:t>
+      </w:r>
+      <w:r>
+        <w:t xml:space="preserve"> </w:t>
+      </w:r>
+      <w:r>
+        <w:t xml:space="preserve">(</w:t>
+      </w:r>
+      <w:hyperlink w:anchor="ref-Chen2015">
+        <w:r>
+          <w:rPr>
+            <w:rStyle w:val="Hyperlink"/>
+          </w:rPr>
+          <w:t xml:space="preserve">Chen &amp; Jaffee, 2015</w:t>
+        </w:r>
+      </w:hyperlink>
+      <w:r>
+        <w:t xml:space="preserve">;</w:t>
+      </w:r>
+      <w:r>
+        <w:t xml:space="preserve"> </w:t>
+      </w:r>
+      <w:hyperlink w:anchor="ref-Petersen2018">
+        <w:r>
+          <w:rPr>
+            <w:rStyle w:val="Hyperlink"/>
+          </w:rPr>
+          <w:t xml:space="preserve">Petersen et al., 2018</w:t>
+        </w:r>
+      </w:hyperlink>
+      <w:r>
+        <w:t xml:space="preserve">,</w:t>
+      </w:r>
+      <w:r>
+        <w:t xml:space="preserve"> </w:t>
+      </w:r>
+      <w:hyperlink w:anchor="ref-Petersen2021">
+        <w:r>
+          <w:rPr>
+            <w:rStyle w:val="Hyperlink"/>
+          </w:rPr>
+          <w:t xml:space="preserve">2021</w:t>
+        </w:r>
+      </w:hyperlink>
+      <w:r>
+        <w:t xml:space="preserve">,</w:t>
+      </w:r>
+      <w:r>
+        <w:t xml:space="preserve"> </w:t>
+      </w:r>
+      <w:hyperlink w:anchor="ref-Petersen2026">
+        <w:r>
+          <w:rPr>
+            <w:rStyle w:val="Hyperlink"/>
+          </w:rPr>
+          <w:t xml:space="preserve">2026</w:t>
+        </w:r>
+      </w:hyperlink>
+      <w:r>
+        <w:t xml:space="preserve">)</w:t>
+      </w:r>
+      <w:r>
+        <w:t xml:space="preserve"> </w:t>
+      </w:r>
+      <w:r>
+        <w:t xml:space="preserve">has shown that the</w:t>
+      </w:r>
+      <w:r>
+        <w:t xml:space="preserve"> </w:t>
+      </w:r>
+      <w:r>
+        <w:t xml:space="preserve">“common items”</w:t>
+      </w:r>
+      <w:r>
+        <w:t xml:space="preserve"> </w:t>
+      </w:r>
+      <w:r>
+        <w:t xml:space="preserve">and</w:t>
+      </w:r>
+      <w:r>
+        <w:t xml:space="preserve"> </w:t>
+      </w:r>
+      <w:r>
+        <w:t xml:space="preserve">“upward/downward extension”</w:t>
+      </w:r>
+      <w:r>
+        <w:t xml:space="preserve"> </w:t>
+      </w:r>
+      <w:r>
+        <w:t xml:space="preserve">approaches lead to inaccurate developmental inferences.</w:t>
+      </w:r>
+      <w:r>
+        <w:t xml:space="preserve"> </w:t>
+      </w:r>
+      <w:r>
+        <w:t xml:space="preserve">In sum, despite these approaches being the most widely used for assessing individuals’ development, they likely lead to inaccurate scores and thus inaccurate trajectories.</w:t>
+      </w:r>
+    </w:p>
     <w:bookmarkEnd w:id="64"/>
     <w:bookmarkStart w:id="65" w:name="Xdc13d281466e499f4855c3876fd0a0cd5a1ffa2"/>
     <w:p>
@@ -2874,7 +2900,7 @@
       </w:r>
     </w:p>
     <w:bookmarkEnd w:id="80"/>
-    <w:bookmarkStart w:id="140" w:name="references"/>
+    <w:bookmarkStart w:id="142" w:name="references"/>
     <w:p>
       <w:pPr>
         <w:pStyle w:val="Heading1"/>
@@ -2883,7 +2909,7 @@
         <w:t xml:space="preserve">References</w:t>
       </w:r>
     </w:p>
-    <w:bookmarkStart w:id="139" w:name="refs"/>
+    <w:bookmarkStart w:id="141" w:name="refs"/>
     <w:bookmarkStart w:id="81" w:name="ref-Abrous2026"/>
     <w:p>
       <w:pPr>
@@ -4107,12 +4133,59 @@
       </w:hyperlink>
     </w:p>
     <w:bookmarkEnd w:id="128"/>
-    <w:bookmarkStart w:id="130" w:name="ref-Tiego2023"/>
+    <w:bookmarkStart w:id="130" w:name="ref-Tackett2022"/>
     <w:p>
       <w:pPr>
         <w:pStyle w:val="Bibliography"/>
       </w:pPr>
       <w:r>
+        <w:t xml:space="preserve">Tackett, J. L., &amp; Hallquist, M. (2022). The need to grow: Developmental considerations and challenges for modern psychiatric taxonomies.</w:t>
+      </w:r>
+      <w:r>
+        <w:t xml:space="preserve"> </w:t>
+      </w:r>
+      <w:r>
+        <w:rPr>
+          <w:i/>
+          <w:iCs/>
+        </w:rPr>
+        <w:t xml:space="preserve">Journal of Psychopathology and Clinical Science</w:t>
+      </w:r>
+      <w:r>
+        <w:t xml:space="preserve">,</w:t>
+      </w:r>
+      <w:r>
+        <w:t xml:space="preserve"> </w:t>
+      </w:r>
+      <w:r>
+        <w:rPr>
+          <w:i/>
+          <w:iCs/>
+        </w:rPr>
+        <w:t xml:space="preserve">131</w:t>
+      </w:r>
+      <w:r>
+        <w:t xml:space="preserve">(6), 660–663.</w:t>
+      </w:r>
+      <w:r>
+        <w:t xml:space="preserve"> </w:t>
+      </w:r>
+      <w:hyperlink r:id="rId129">
+        <w:r>
+          <w:rPr>
+            <w:rStyle w:val="Hyperlink"/>
+          </w:rPr>
+          <w:t xml:space="preserve">https://doi.org/10.1037/abn0000751</w:t>
+        </w:r>
+      </w:hyperlink>
+    </w:p>
+    <w:bookmarkEnd w:id="130"/>
+    <w:bookmarkStart w:id="132" w:name="ref-Tiego2023"/>
+    <w:p>
+      <w:pPr>
+        <w:pStyle w:val="Bibliography"/>
+      </w:pPr>
+      <w:r>
         <w:t xml:space="preserve">Tiego, J., Martin, E. A., DeYoung, C. G., Hagan, K., Cooper, S. E., Pasion, R., Satchell, L., Shackman, A. J., Bellgrove, M. A., Fornito, A., Abend, R., Goulter, N., Eaton, N. R., Kaczkurkin, A. N., Nusslock, R., &amp; HiTOP Neurobiological Foundations Work Group, the. (2023). Precision behavioral phenotyping as a strategy for uncovering the biological correlates of psychopathology.</w:t>
       </w:r>
       <w:r>
@@ -4144,7 +4217,7 @@
       <w:r>
         <w:t xml:space="preserve"> </w:t>
       </w:r>
-      <w:hyperlink r:id="rId129">
+      <w:hyperlink r:id="rId131">
         <w:r>
           <w:rPr>
             <w:rStyle w:val="Hyperlink"/>
@@ -4153,8 +4226,8 @@
         </w:r>
       </w:hyperlink>
     </w:p>
-    <w:bookmarkEnd w:id="130"/>
-    <w:bookmarkStart w:id="132" w:name="ref-Wakschlag2019"/>
+    <w:bookmarkEnd w:id="132"/>
+    <w:bookmarkStart w:id="134" w:name="ref-Wakschlag2019"/>
     <w:p>
       <w:pPr>
         <w:pStyle w:val="Bibliography"/>
@@ -4191,7 +4264,7 @@
       <w:r>
         <w:t xml:space="preserve"> </w:t>
       </w:r>
-      <w:hyperlink r:id="rId131">
+      <w:hyperlink r:id="rId133">
         <w:r>
           <w:rPr>
             <w:rStyle w:val="Hyperlink"/>
@@ -4200,8 +4273,8 @@
         </w:r>
       </w:hyperlink>
     </w:p>
-    <w:bookmarkEnd w:id="132"/>
-    <w:bookmarkStart w:id="134" w:name="ref-Weems2008"/>
+    <w:bookmarkEnd w:id="134"/>
+    <w:bookmarkStart w:id="136" w:name="ref-Weems2008"/>
     <w:p>
       <w:pPr>
         <w:pStyle w:val="Bibliography"/>
@@ -4238,7 +4311,7 @@
       <w:r>
         <w:t xml:space="preserve"> </w:t>
       </w:r>
-      <w:hyperlink r:id="rId133">
+      <w:hyperlink r:id="rId135">
         <w:r>
           <w:rPr>
             <w:rStyle w:val="Hyperlink"/>
@@ -4247,8 +4320,8 @@
         </w:r>
       </w:hyperlink>
     </w:p>
-    <w:bookmarkEnd w:id="134"/>
-    <w:bookmarkStart w:id="136" w:name="ref-Weiss2003"/>
+    <w:bookmarkEnd w:id="136"/>
+    <w:bookmarkStart w:id="138" w:name="ref-Weiss2003"/>
     <w:p>
       <w:pPr>
         <w:pStyle w:val="Bibliography"/>
@@ -4285,7 +4358,7 @@
       <w:r>
         <w:t xml:space="preserve"> </w:t>
       </w:r>
-      <w:hyperlink r:id="rId135">
+      <w:hyperlink r:id="rId137">
         <w:r>
           <w:rPr>
             <w:rStyle w:val="Hyperlink"/>
@@ -4294,8 +4367,8 @@
         </w:r>
       </w:hyperlink>
     </w:p>
-    <w:bookmarkEnd w:id="136"/>
-    <w:bookmarkStart w:id="138" w:name="ref-WHO2022"/>
+    <w:bookmarkEnd w:id="138"/>
+    <w:bookmarkStart w:id="140" w:name="ref-WHO2022"/>
     <w:p>
       <w:pPr>
         <w:pStyle w:val="Bibliography"/>
@@ -4333,7 +4406,7 @@
       <w:r>
         <w:t xml:space="preserve"> </w:t>
       </w:r>
-      <w:hyperlink r:id="rId137">
+      <w:hyperlink r:id="rId139">
         <w:r>
           <w:rPr>
             <w:rStyle w:val="Hyperlink"/>
@@ -4342,14 +4415,14 @@
         </w:r>
       </w:hyperlink>
     </w:p>
-    <w:bookmarkEnd w:id="138"/>
-    <w:bookmarkEnd w:id="139"/>
+    <w:bookmarkEnd w:id="140"/>
+    <w:bookmarkEnd w:id="141"/>
     <w:p>
       <w:r>
         <w:br w:type="page"/>
       </w:r>
     </w:p>
-    <w:bookmarkEnd w:id="140"/>
+    <w:bookmarkEnd w:id="142"/>
     <w:p>
       <w:pPr>
         <w:pStyle w:val="Heading1"/>
@@ -4358,7 +4431,7 @@
         <w:t xml:space="preserve">Appendix A</w:t>
       </w:r>
     </w:p>
-    <w:bookmarkStart w:id="141" w:name="apx-a"/>
+    <w:bookmarkStart w:id="143" w:name="apx-a"/>
     <w:p>
       <w:pPr>
         <w:pStyle w:val="Heading1"/>
@@ -4372,7 +4445,7 @@
         <w:br w:type="page"/>
       </w:r>
     </w:p>
-    <w:bookmarkEnd w:id="141"/>
+    <w:bookmarkEnd w:id="143"/>
     <w:p>
       <w:pPr>
         <w:pStyle w:val="Heading1"/>
@@ -4381,7 +4454,7 @@
         <w:t xml:space="preserve">Appendix B</w:t>
       </w:r>
     </w:p>
-    <w:bookmarkStart w:id="142" w:name="apx-b"/>
+    <w:bookmarkStart w:id="144" w:name="apx-b"/>
     <w:p>
       <w:pPr>
         <w:pStyle w:val="Heading1"/>
@@ -4390,7 +4463,7 @@
         <w:t xml:space="preserve">Another Appendix</w:t>
       </w:r>
     </w:p>
-    <w:bookmarkEnd w:id="142"/>
+    <w:bookmarkEnd w:id="144"/>
     <w:sectPr>
       <w:headerReference r:id="rId8" w:type="even"/>
       <w:headerReference r:id="rId9" w:type="default"/>

--- a/index.docx
+++ b/index.docx
@@ -1097,7 +1097,27 @@
         <w:pStyle w:val="FirstParagraph"/>
       </w:pPr>
       <w:r>
-        <w:t xml:space="preserve">The focal problem examined in this paper is that the field has not adequately studied individuals’ development of psychopathology across the lifespan, instead taking a piecewise approach to development.</w:t>
+        <w:t xml:space="preserve">The focal problem examined in this paper is that, despite calls to do so</w:t>
+      </w:r>
+      <w:r>
+        <w:t xml:space="preserve"> </w:t>
+      </w:r>
+      <w:r>
+        <w:t xml:space="preserve">(</w:t>
+      </w:r>
+      <w:hyperlink w:anchor="ref-DeLosReyes2026">
+        <w:r>
+          <w:rPr>
+            <w:rStyle w:val="Hyperlink"/>
+          </w:rPr>
+          <w:t xml:space="preserve">De Los Reyes, 2026</w:t>
+        </w:r>
+      </w:hyperlink>
+      <w:r>
+        <w:t xml:space="preserve">)</w:t>
+      </w:r>
+      <w:r>
+        <w:t xml:space="preserve">, the field has not adequately studied individuals’ development of psychopathology across the lifespan, instead taking a piecewise approach to development.</w:t>
       </w:r>
       <w:r>
         <w:t xml:space="preserve"> </w:t>
@@ -2790,7 +2810,7 @@
       </w:r>
     </w:p>
     <w:bookmarkEnd w:id="71"/>
-    <w:bookmarkStart w:id="79" w:name="other-key-challenges-to-address"/>
+    <w:bookmarkStart w:id="80" w:name="other-key-challenges-to-address"/>
     <w:p>
       <w:pPr>
         <w:pStyle w:val="Heading1"/>
@@ -2859,18 +2879,28 @@
       </w:r>
     </w:p>
     <w:bookmarkEnd w:id="77"/>
-    <w:bookmarkStart w:id="78" w:name="obsolescence-of-items-and-measures"/>
+    <w:bookmarkStart w:id="78" w:name="integration-across-multiple-sources"/>
     <w:p>
       <w:pPr>
         <w:pStyle w:val="Heading2"/>
       </w:pPr>
       <w:r>
+        <w:t xml:space="preserve">Integration Across Multiple Sources</w:t>
+      </w:r>
+    </w:p>
+    <w:bookmarkEnd w:id="78"/>
+    <w:bookmarkStart w:id="79" w:name="obsolescence-of-items-and-measures"/>
+    <w:p>
+      <w:pPr>
+        <w:pStyle w:val="Heading2"/>
+      </w:pPr>
+      <w:r>
         <w:t xml:space="preserve">Obsolescence of Items and Measures</w:t>
       </w:r>
     </w:p>
-    <w:bookmarkEnd w:id="78"/>
     <w:bookmarkEnd w:id="79"/>
-    <w:bookmarkStart w:id="80" w:name="conclusion"/>
+    <w:bookmarkEnd w:id="80"/>
+    <w:bookmarkStart w:id="81" w:name="conclusion"/>
     <w:p>
       <w:pPr>
         <w:pStyle w:val="Heading1"/>
@@ -2899,8 +2929,8 @@
         <w:t xml:space="preserve">Although this manuscript focuses on development of psychopathology, the principles discussed likely apply to many other developmental domains.</w:t>
       </w:r>
     </w:p>
-    <w:bookmarkEnd w:id="80"/>
-    <w:bookmarkStart w:id="142" w:name="references"/>
+    <w:bookmarkEnd w:id="81"/>
+    <w:bookmarkStart w:id="145" w:name="references"/>
     <w:p>
       <w:pPr>
         <w:pStyle w:val="Heading1"/>
@@ -2909,8 +2939,8 @@
         <w:t xml:space="preserve">References</w:t>
       </w:r>
     </w:p>
-    <w:bookmarkStart w:id="141" w:name="refs"/>
-    <w:bookmarkStart w:id="81" w:name="ref-Abrous2026"/>
+    <w:bookmarkStart w:id="144" w:name="refs"/>
+    <w:bookmarkStart w:id="82" w:name="ref-Abrous2026"/>
     <w:p>
       <w:pPr>
         <w:pStyle w:val="Bibliography"/>
@@ -2956,8 +2986,8 @@
         </w:r>
       </w:hyperlink>
     </w:p>
-    <w:bookmarkEnd w:id="81"/>
-    <w:bookmarkStart w:id="82" w:name="ref-Ackerman2013"/>
+    <w:bookmarkEnd w:id="82"/>
+    <w:bookmarkStart w:id="83" w:name="ref-Ackerman2013"/>
     <w:p>
       <w:pPr>
         <w:pStyle w:val="Bibliography"/>
@@ -2982,8 +3012,8 @@
         <w:t xml:space="preserve">(pp. 119–132). American Psychological Association.</w:t>
       </w:r>
     </w:p>
-    <w:bookmarkEnd w:id="82"/>
-    <w:bookmarkStart w:id="83" w:name="ref-APA2022"/>
+    <w:bookmarkEnd w:id="83"/>
+    <w:bookmarkStart w:id="84" w:name="ref-APA2022"/>
     <w:p>
       <w:pPr>
         <w:pStyle w:val="Bibliography"/>
@@ -3033,8 +3063,8 @@
         <w:t xml:space="preserve">. American Psychiatric Publishing.</w:t>
       </w:r>
     </w:p>
-    <w:bookmarkEnd w:id="83"/>
-    <w:bookmarkStart w:id="85" w:name="ref-ApplegateInPress"/>
+    <w:bookmarkEnd w:id="84"/>
+    <w:bookmarkStart w:id="86" w:name="ref-ApplegateInPress"/>
     <w:p>
       <w:pPr>
         <w:pStyle w:val="Bibliography"/>
@@ -3058,7 +3088,7 @@
       <w:r>
         <w:t xml:space="preserve"> </w:t>
       </w:r>
-      <w:hyperlink r:id="rId84">
+      <w:hyperlink r:id="rId85">
         <w:r>
           <w:rPr>
             <w:rStyle w:val="Hyperlink"/>
@@ -3067,8 +3097,8 @@
         </w:r>
       </w:hyperlink>
     </w:p>
-    <w:bookmarkEnd w:id="85"/>
-    <w:bookmarkStart w:id="86" w:name="ref-Borelli2018"/>
+    <w:bookmarkEnd w:id="86"/>
+    <w:bookmarkStart w:id="87" w:name="ref-Borelli2018"/>
     <w:p>
       <w:pPr>
         <w:pStyle w:val="Bibliography"/>
@@ -3114,8 +3144,8 @@
         </w:r>
       </w:hyperlink>
     </w:p>
-    <w:bookmarkEnd w:id="86"/>
-    <w:bookmarkStart w:id="87" w:name="ref-BriggsGowan2016"/>
+    <w:bookmarkEnd w:id="87"/>
+    <w:bookmarkStart w:id="88" w:name="ref-BriggsGowan2016"/>
     <w:p>
       <w:pPr>
         <w:pStyle w:val="Bibliography"/>
@@ -3140,8 +3170,8 @@
         <w:t xml:space="preserve">(pp. 1–45).</w:t>
       </w:r>
     </w:p>
-    <w:bookmarkEnd w:id="87"/>
-    <w:bookmarkStart w:id="89" w:name="ref-Broeren2013"/>
+    <w:bookmarkEnd w:id="88"/>
+    <w:bookmarkStart w:id="90" w:name="ref-Broeren2013"/>
     <w:p>
       <w:pPr>
         <w:pStyle w:val="Bibliography"/>
@@ -3178,7 +3208,7 @@
       <w:r>
         <w:t xml:space="preserve"> </w:t>
       </w:r>
-      <w:hyperlink r:id="rId88">
+      <w:hyperlink r:id="rId89">
         <w:r>
           <w:rPr>
             <w:rStyle w:val="Hyperlink"/>
@@ -3187,8 +3217,8 @@
         </w:r>
       </w:hyperlink>
     </w:p>
-    <w:bookmarkEnd w:id="89"/>
-    <w:bookmarkStart w:id="90" w:name="ref-Caspi2006"/>
+    <w:bookmarkEnd w:id="90"/>
+    <w:bookmarkStart w:id="91" w:name="ref-Caspi2006"/>
     <w:p>
       <w:pPr>
         <w:pStyle w:val="Bibliography"/>
@@ -3213,8 +3243,8 @@
         <w:t xml:space="preserve">(6th ed., Vol. 3, pp. 300–365). John Wiley &amp; Sons, Inc.</w:t>
       </w:r>
     </w:p>
-    <w:bookmarkEnd w:id="90"/>
-    <w:bookmarkStart w:id="92" w:name="ref-Chen2015"/>
+    <w:bookmarkEnd w:id="91"/>
+    <w:bookmarkStart w:id="93" w:name="ref-Chen2015"/>
     <w:p>
       <w:pPr>
         <w:pStyle w:val="Bibliography"/>
@@ -3251,7 +3281,7 @@
       <w:r>
         <w:t xml:space="preserve"> </w:t>
       </w:r>
-      <w:hyperlink r:id="rId91">
+      <w:hyperlink r:id="rId92">
         <w:r>
           <w:rPr>
             <w:rStyle w:val="Hyperlink"/>
@@ -3260,8 +3290,8 @@
         </w:r>
       </w:hyperlink>
     </w:p>
-    <w:bookmarkEnd w:id="92"/>
-    <w:bookmarkStart w:id="94" w:name="ref-Cicchetti2002"/>
+    <w:bookmarkEnd w:id="93"/>
+    <w:bookmarkStart w:id="95" w:name="ref-Cicchetti2002"/>
     <w:p>
       <w:pPr>
         <w:pStyle w:val="Bibliography"/>
@@ -3298,7 +3328,7 @@
       <w:r>
         <w:t xml:space="preserve"> </w:t>
       </w:r>
-      <w:hyperlink r:id="rId93">
+      <w:hyperlink r:id="rId94">
         <w:r>
           <w:rPr>
             <w:rStyle w:val="Hyperlink"/>
@@ -3307,13 +3337,60 @@
         </w:r>
       </w:hyperlink>
     </w:p>
-    <w:bookmarkEnd w:id="94"/>
-    <w:bookmarkStart w:id="96" w:name="ref-Godoy2021"/>
+    <w:bookmarkEnd w:id="95"/>
+    <w:bookmarkStart w:id="97" w:name="ref-DeLosReyes2026"/>
     <w:p>
       <w:pPr>
         <w:pStyle w:val="Bibliography"/>
       </w:pPr>
       <w:r>
+        <w:t xml:space="preserve">De Los Reyes, A. (2026). Toward integrative, multisource, and multimodal approaches to assessing psychopathology intergenerationally and across the lifespan: Commentary on caspi et al. (2026).</w:t>
+      </w:r>
+      <w:r>
+        <w:t xml:space="preserve"> </w:t>
+      </w:r>
+      <w:r>
+        <w:rPr>
+          <w:i/>
+          <w:iCs/>
+        </w:rPr>
+        <w:t xml:space="preserve">Journal of Psychopathology and Clinical Science</w:t>
+      </w:r>
+      <w:r>
+        <w:t xml:space="preserve">,</w:t>
+      </w:r>
+      <w:r>
+        <w:t xml:space="preserve"> </w:t>
+      </w:r>
+      <w:r>
+        <w:rPr>
+          <w:i/>
+          <w:iCs/>
+        </w:rPr>
+        <w:t xml:space="preserve">135</w:t>
+      </w:r>
+      <w:r>
+        <w:t xml:space="preserve">(4), 495–497.</w:t>
+      </w:r>
+      <w:r>
+        <w:t xml:space="preserve"> </w:t>
+      </w:r>
+      <w:hyperlink r:id="rId96">
+        <w:r>
+          <w:rPr>
+            <w:rStyle w:val="Hyperlink"/>
+          </w:rPr>
+          <w:t xml:space="preserve">https://doi.org/10.1037/abn0001084</w:t>
+        </w:r>
+      </w:hyperlink>
+    </w:p>
+    <w:bookmarkEnd w:id="97"/>
+    <w:bookmarkStart w:id="99" w:name="ref-Godoy2021"/>
+    <w:p>
+      <w:pPr>
+        <w:pStyle w:val="Bibliography"/>
+      </w:pPr>
+      <w:r>
         <w:t xml:space="preserve">Godoy, L. L. de, Alves, C. A. P. F., Saavedra, J. S. M., Studart-Neto, A., Nitrini, R., Costa Leite, C. da, &amp; Bisdas, S. (2021). Understanding brain resilience in superagers: A systematic review.</w:t>
       </w:r>
       <w:r>
@@ -3345,7 +3422,7 @@
       <w:r>
         <w:t xml:space="preserve"> </w:t>
       </w:r>
-      <w:hyperlink r:id="rId95">
+      <w:hyperlink r:id="rId98">
         <w:r>
           <w:rPr>
             <w:rStyle w:val="Hyperlink"/>
@@ -3354,8 +3431,8 @@
         </w:r>
       </w:hyperlink>
     </w:p>
-    <w:bookmarkEnd w:id="96"/>
-    <w:bookmarkStart w:id="98" w:name="ref-Insel2008"/>
+    <w:bookmarkEnd w:id="99"/>
+    <w:bookmarkStart w:id="101" w:name="ref-Insel2008"/>
     <w:p>
       <w:pPr>
         <w:pStyle w:val="Bibliography"/>
@@ -3392,7 +3469,7 @@
       <w:r>
         <w:t xml:space="preserve"> </w:t>
       </w:r>
-      <w:hyperlink r:id="rId97">
+      <w:hyperlink r:id="rId100">
         <w:r>
           <w:rPr>
             <w:rStyle w:val="Hyperlink"/>
@@ -3401,8 +3478,8 @@
         </w:r>
       </w:hyperlink>
     </w:p>
-    <w:bookmarkEnd w:id="98"/>
-    <w:bookmarkStart w:id="100" w:name="ref-Kaat2019"/>
+    <w:bookmarkEnd w:id="101"/>
+    <w:bookmarkStart w:id="103" w:name="ref-Kaat2019"/>
     <w:p>
       <w:pPr>
         <w:pStyle w:val="Bibliography"/>
@@ -3439,7 +3516,7 @@
       <w:r>
         <w:t xml:space="preserve"> </w:t>
       </w:r>
-      <w:hyperlink r:id="rId99">
+      <w:hyperlink r:id="rId102">
         <w:r>
           <w:rPr>
             <w:rStyle w:val="Hyperlink"/>
@@ -3448,8 +3525,8 @@
         </w:r>
       </w:hyperlink>
     </w:p>
-    <w:bookmarkEnd w:id="100"/>
-    <w:bookmarkStart w:id="102" w:name="ref-Miller2009"/>
+    <w:bookmarkEnd w:id="103"/>
+    <w:bookmarkStart w:id="105" w:name="ref-Miller2009"/>
     <w:p>
       <w:pPr>
         <w:pStyle w:val="Bibliography"/>
@@ -3486,7 +3563,7 @@
       <w:r>
         <w:t xml:space="preserve"> </w:t>
       </w:r>
-      <w:hyperlink r:id="rId101">
+      <w:hyperlink r:id="rId104">
         <w:r>
           <w:rPr>
             <w:rStyle w:val="Hyperlink"/>
@@ -3495,8 +3572,8 @@
         </w:r>
       </w:hyperlink>
     </w:p>
-    <w:bookmarkEnd w:id="102"/>
-    <w:bookmarkStart w:id="104" w:name="ref-Odgers2008"/>
+    <w:bookmarkEnd w:id="105"/>
+    <w:bookmarkStart w:id="107" w:name="ref-Odgers2008"/>
     <w:p>
       <w:pPr>
         <w:pStyle w:val="Bibliography"/>
@@ -3533,7 +3610,7 @@
       <w:r>
         <w:t xml:space="preserve"> </w:t>
       </w:r>
-      <w:hyperlink r:id="rId103">
+      <w:hyperlink r:id="rId106">
         <w:r>
           <w:rPr>
             <w:rStyle w:val="Hyperlink"/>
@@ -3542,8 +3619,8 @@
         </w:r>
       </w:hyperlink>
     </w:p>
-    <w:bookmarkEnd w:id="104"/>
-    <w:bookmarkStart w:id="106" w:name="ref-Paalman2013"/>
+    <w:bookmarkEnd w:id="107"/>
+    <w:bookmarkStart w:id="109" w:name="ref-Paalman2013"/>
     <w:p>
       <w:pPr>
         <w:pStyle w:val="Bibliography"/>
@@ -3580,7 +3657,7 @@
       <w:r>
         <w:t xml:space="preserve"> </w:t>
       </w:r>
-      <w:hyperlink r:id="rId105">
+      <w:hyperlink r:id="rId108">
         <w:r>
           <w:rPr>
             <w:rStyle w:val="Hyperlink"/>
@@ -3589,8 +3666,8 @@
         </w:r>
       </w:hyperlink>
     </w:p>
-    <w:bookmarkEnd w:id="106"/>
-    <w:bookmarkStart w:id="108" w:name="ref-Patterson1993"/>
+    <w:bookmarkEnd w:id="109"/>
+    <w:bookmarkStart w:id="111" w:name="ref-Patterson1993"/>
     <w:p>
       <w:pPr>
         <w:pStyle w:val="Bibliography"/>
@@ -3627,7 +3704,7 @@
       <w:r>
         <w:t xml:space="preserve"> </w:t>
       </w:r>
-      <w:hyperlink r:id="rId107">
+      <w:hyperlink r:id="rId110">
         <w:r>
           <w:rPr>
             <w:rStyle w:val="Hyperlink"/>
@@ -3636,8 +3713,8 @@
         </w:r>
       </w:hyperlink>
     </w:p>
-    <w:bookmarkEnd w:id="108"/>
-    <w:bookmarkStart w:id="110" w:name="ref-Pavlovich2026"/>
+    <w:bookmarkEnd w:id="111"/>
+    <w:bookmarkStart w:id="113" w:name="ref-Pavlovich2026"/>
     <w:p>
       <w:pPr>
         <w:pStyle w:val="Bibliography"/>
@@ -3674,7 +3751,7 @@
       <w:r>
         <w:t xml:space="preserve"> </w:t>
       </w:r>
-      <w:hyperlink r:id="rId109">
+      <w:hyperlink r:id="rId112">
         <w:r>
           <w:rPr>
             <w:rStyle w:val="Hyperlink"/>
@@ -3683,8 +3760,8 @@
         </w:r>
       </w:hyperlink>
     </w:p>
-    <w:bookmarkEnd w:id="110"/>
-    <w:bookmarkStart w:id="112" w:name="ref-Petersen2024"/>
+    <w:bookmarkEnd w:id="113"/>
+    <w:bookmarkStart w:id="115" w:name="ref-Petersen2024"/>
     <w:p>
       <w:pPr>
         <w:pStyle w:val="Bibliography"/>
@@ -3721,7 +3798,7 @@
       <w:r>
         <w:t xml:space="preserve"> </w:t>
       </w:r>
-      <w:hyperlink r:id="rId111">
+      <w:hyperlink r:id="rId114">
         <w:r>
           <w:rPr>
             <w:rStyle w:val="Hyperlink"/>
@@ -3730,8 +3807,8 @@
         </w:r>
       </w:hyperlink>
     </w:p>
-    <w:bookmarkEnd w:id="112"/>
-    <w:bookmarkStart w:id="114" w:name="ref-Petersen2020"/>
+    <w:bookmarkEnd w:id="115"/>
+    <w:bookmarkStart w:id="117" w:name="ref-Petersen2020"/>
     <w:p>
       <w:pPr>
         <w:pStyle w:val="Bibliography"/>
@@ -3768,7 +3845,7 @@
       <w:r>
         <w:t xml:space="preserve"> </w:t>
       </w:r>
-      <w:hyperlink r:id="rId113">
+      <w:hyperlink r:id="rId116">
         <w:r>
           <w:rPr>
             <w:rStyle w:val="Hyperlink"/>
@@ -3777,8 +3854,8 @@
         </w:r>
       </w:hyperlink>
     </w:p>
-    <w:bookmarkEnd w:id="114"/>
-    <w:bookmarkStart w:id="115" w:name="ref-Petersen2026"/>
+    <w:bookmarkEnd w:id="117"/>
+    <w:bookmarkStart w:id="118" w:name="ref-Petersen2026"/>
     <w:p>
       <w:pPr>
         <w:pStyle w:val="Bibliography"/>
@@ -3824,8 +3901,8 @@
         </w:r>
       </w:hyperlink>
     </w:p>
-    <w:bookmarkEnd w:id="115"/>
-    <w:bookmarkStart w:id="117" w:name="ref-Petersen2021"/>
+    <w:bookmarkEnd w:id="118"/>
+    <w:bookmarkStart w:id="120" w:name="ref-Petersen2021"/>
     <w:p>
       <w:pPr>
         <w:pStyle w:val="Bibliography"/>
@@ -3862,7 +3939,7 @@
       <w:r>
         <w:t xml:space="preserve"> </w:t>
       </w:r>
-      <w:hyperlink r:id="rId116">
+      <w:hyperlink r:id="rId119">
         <w:r>
           <w:rPr>
             <w:rStyle w:val="Hyperlink"/>
@@ -3871,8 +3948,8 @@
         </w:r>
       </w:hyperlink>
     </w:p>
-    <w:bookmarkEnd w:id="117"/>
-    <w:bookmarkStart w:id="119" w:name="ref-Petersen2018"/>
+    <w:bookmarkEnd w:id="120"/>
+    <w:bookmarkStart w:id="122" w:name="ref-Petersen2018"/>
     <w:p>
       <w:pPr>
         <w:pStyle w:val="Bibliography"/>
@@ -3909,7 +3986,7 @@
       <w:r>
         <w:t xml:space="preserve"> </w:t>
       </w:r>
-      <w:hyperlink r:id="rId118">
+      <w:hyperlink r:id="rId121">
         <w:r>
           <w:rPr>
             <w:rStyle w:val="Hyperlink"/>
@@ -3918,8 +3995,8 @@
         </w:r>
       </w:hyperlink>
     </w:p>
-    <w:bookmarkEnd w:id="119"/>
-    <w:bookmarkStart w:id="121" w:name="ref-Rutter2006"/>
+    <w:bookmarkEnd w:id="122"/>
+    <w:bookmarkStart w:id="124" w:name="ref-Rutter2006"/>
     <w:p>
       <w:pPr>
         <w:pStyle w:val="Bibliography"/>
@@ -3956,7 +4033,7 @@
       <w:r>
         <w:t xml:space="preserve"> </w:t>
       </w:r>
-      <w:hyperlink r:id="rId120">
+      <w:hyperlink r:id="rId123">
         <w:r>
           <w:rPr>
             <w:rStyle w:val="Hyperlink"/>
@@ -3965,8 +4042,8 @@
         </w:r>
       </w:hyperlink>
     </w:p>
-    <w:bookmarkEnd w:id="121"/>
-    <w:bookmarkStart w:id="123" w:name="ref-Schaeffer1991"/>
+    <w:bookmarkEnd w:id="124"/>
+    <w:bookmarkStart w:id="126" w:name="ref-Schaeffer1991"/>
     <w:p>
       <w:pPr>
         <w:pStyle w:val="Bibliography"/>
@@ -4003,7 +4080,7 @@
       <w:r>
         <w:t xml:space="preserve"> </w:t>
       </w:r>
-      <w:hyperlink r:id="rId122">
+      <w:hyperlink r:id="rId125">
         <w:r>
           <w:rPr>
             <w:rStyle w:val="Hyperlink"/>
@@ -4012,8 +4089,8 @@
         </w:r>
       </w:hyperlink>
     </w:p>
-    <w:bookmarkEnd w:id="123"/>
-    <w:bookmarkStart w:id="125" w:name="ref-Schwarz1999"/>
+    <w:bookmarkEnd w:id="126"/>
+    <w:bookmarkStart w:id="128" w:name="ref-Schwarz1999"/>
     <w:p>
       <w:pPr>
         <w:pStyle w:val="Bibliography"/>
@@ -4050,7 +4127,7 @@
       <w:r>
         <w:t xml:space="preserve"> </w:t>
       </w:r>
-      <w:hyperlink r:id="rId124">
+      <w:hyperlink r:id="rId127">
         <w:r>
           <w:rPr>
             <w:rStyle w:val="Hyperlink"/>
@@ -4059,8 +4136,8 @@
         </w:r>
       </w:hyperlink>
     </w:p>
-    <w:bookmarkEnd w:id="125"/>
-    <w:bookmarkStart w:id="126" w:name="ref-Sroufe2016"/>
+    <w:bookmarkEnd w:id="128"/>
+    <w:bookmarkStart w:id="129" w:name="ref-Sroufe2016"/>
     <w:p>
       <w:pPr>
         <w:pStyle w:val="Bibliography"/>
@@ -4085,8 +4162,8 @@
         <w:t xml:space="preserve">(Vol. 3, pp. 997–1011). Guilford.</w:t>
       </w:r>
     </w:p>
-    <w:bookmarkEnd w:id="126"/>
-    <w:bookmarkStart w:id="128" w:name="ref-Sterba2007"/>
+    <w:bookmarkEnd w:id="129"/>
+    <w:bookmarkStart w:id="131" w:name="ref-Sterba2007"/>
     <w:p>
       <w:pPr>
         <w:pStyle w:val="Bibliography"/>
@@ -4123,7 +4200,7 @@
       <w:r>
         <w:t xml:space="preserve"> </w:t>
       </w:r>
-      <w:hyperlink r:id="rId127">
+      <w:hyperlink r:id="rId130">
         <w:r>
           <w:rPr>
             <w:rStyle w:val="Hyperlink"/>
@@ -4132,8 +4209,8 @@
         </w:r>
       </w:hyperlink>
     </w:p>
-    <w:bookmarkEnd w:id="128"/>
-    <w:bookmarkStart w:id="130" w:name="ref-Tackett2022"/>
+    <w:bookmarkEnd w:id="131"/>
+    <w:bookmarkStart w:id="133" w:name="ref-Tackett2022"/>
     <w:p>
       <w:pPr>
         <w:pStyle w:val="Bibliography"/>
@@ -4170,7 +4247,7 @@
       <w:r>
         <w:t xml:space="preserve"> </w:t>
       </w:r>
-      <w:hyperlink r:id="rId129">
+      <w:hyperlink r:id="rId132">
         <w:r>
           <w:rPr>
             <w:rStyle w:val="Hyperlink"/>
@@ -4179,8 +4256,8 @@
         </w:r>
       </w:hyperlink>
     </w:p>
-    <w:bookmarkEnd w:id="130"/>
-    <w:bookmarkStart w:id="132" w:name="ref-Tiego2023"/>
+    <w:bookmarkEnd w:id="133"/>
+    <w:bookmarkStart w:id="135" w:name="ref-Tiego2023"/>
     <w:p>
       <w:pPr>
         <w:pStyle w:val="Bibliography"/>
@@ -4217,7 +4294,7 @@
       <w:r>
         <w:t xml:space="preserve"> </w:t>
       </w:r>
-      <w:hyperlink r:id="rId131">
+      <w:hyperlink r:id="rId134">
         <w:r>
           <w:rPr>
             <w:rStyle w:val="Hyperlink"/>
@@ -4226,8 +4303,8 @@
         </w:r>
       </w:hyperlink>
     </w:p>
-    <w:bookmarkEnd w:id="132"/>
-    <w:bookmarkStart w:id="134" w:name="ref-Wakschlag2019"/>
+    <w:bookmarkEnd w:id="135"/>
+    <w:bookmarkStart w:id="137" w:name="ref-Wakschlag2019"/>
     <w:p>
       <w:pPr>
         <w:pStyle w:val="Bibliography"/>
@@ -4264,7 +4341,7 @@
       <w:r>
         <w:t xml:space="preserve"> </w:t>
       </w:r>
-      <w:hyperlink r:id="rId133">
+      <w:hyperlink r:id="rId136">
         <w:r>
           <w:rPr>
             <w:rStyle w:val="Hyperlink"/>
@@ -4273,8 +4350,8 @@
         </w:r>
       </w:hyperlink>
     </w:p>
-    <w:bookmarkEnd w:id="134"/>
-    <w:bookmarkStart w:id="136" w:name="ref-Weems2008"/>
+    <w:bookmarkEnd w:id="137"/>
+    <w:bookmarkStart w:id="139" w:name="ref-Weems2008"/>
     <w:p>
       <w:pPr>
         <w:pStyle w:val="Bibliography"/>
@@ -4311,7 +4388,7 @@
       <w:r>
         <w:t xml:space="preserve"> </w:t>
       </w:r>
-      <w:hyperlink r:id="rId135">
+      <w:hyperlink r:id="rId138">
         <w:r>
           <w:rPr>
             <w:rStyle w:val="Hyperlink"/>
@@ -4320,8 +4397,8 @@
         </w:r>
       </w:hyperlink>
     </w:p>
-    <w:bookmarkEnd w:id="136"/>
-    <w:bookmarkStart w:id="138" w:name="ref-Weiss2003"/>
+    <w:bookmarkEnd w:id="139"/>
+    <w:bookmarkStart w:id="141" w:name="ref-Weiss2003"/>
     <w:p>
       <w:pPr>
         <w:pStyle w:val="Bibliography"/>
@@ -4358,7 +4435,7 @@
       <w:r>
         <w:t xml:space="preserve"> </w:t>
       </w:r>
-      <w:hyperlink r:id="rId137">
+      <w:hyperlink r:id="rId140">
         <w:r>
           <w:rPr>
             <w:rStyle w:val="Hyperlink"/>
@@ -4367,8 +4444,8 @@
         </w:r>
       </w:hyperlink>
     </w:p>
-    <w:bookmarkEnd w:id="138"/>
-    <w:bookmarkStart w:id="140" w:name="ref-WHO2022"/>
+    <w:bookmarkEnd w:id="141"/>
+    <w:bookmarkStart w:id="143" w:name="ref-WHO2022"/>
     <w:p>
       <w:pPr>
         <w:pStyle w:val="Bibliography"/>
@@ -4406,7 +4483,7 @@
       <w:r>
         <w:t xml:space="preserve"> </w:t>
       </w:r>
-      <w:hyperlink r:id="rId139">
+      <w:hyperlink r:id="rId142">
         <w:r>
           <w:rPr>
             <w:rStyle w:val="Hyperlink"/>
@@ -4415,14 +4492,14 @@
         </w:r>
       </w:hyperlink>
     </w:p>
-    <w:bookmarkEnd w:id="140"/>
-    <w:bookmarkEnd w:id="141"/>
+    <w:bookmarkEnd w:id="143"/>
+    <w:bookmarkEnd w:id="144"/>
     <w:p>
       <w:r>
         <w:br w:type="page"/>
       </w:r>
     </w:p>
-    <w:bookmarkEnd w:id="142"/>
+    <w:bookmarkEnd w:id="145"/>
     <w:p>
       <w:pPr>
         <w:pStyle w:val="Heading1"/>
@@ -4431,7 +4508,7 @@
         <w:t xml:space="preserve">Appendix A</w:t>
       </w:r>
     </w:p>
-    <w:bookmarkStart w:id="143" w:name="apx-a"/>
+    <w:bookmarkStart w:id="146" w:name="apx-a"/>
     <w:p>
       <w:pPr>
         <w:pStyle w:val="Heading1"/>
@@ -4445,7 +4522,7 @@
         <w:br w:type="page"/>
       </w:r>
     </w:p>
-    <w:bookmarkEnd w:id="143"/>
+    <w:bookmarkEnd w:id="146"/>
     <w:p>
       <w:pPr>
         <w:pStyle w:val="Heading1"/>
@@ -4454,7 +4531,7 @@
         <w:t xml:space="preserve">Appendix B</w:t>
       </w:r>
     </w:p>
-    <w:bookmarkStart w:id="144" w:name="apx-b"/>
+    <w:bookmarkStart w:id="147" w:name="apx-b"/>
     <w:p>
       <w:pPr>
         <w:pStyle w:val="Heading1"/>
@@ -4463,7 +4540,7 @@
         <w:t xml:space="preserve">Another Appendix</w:t>
       </w:r>
     </w:p>
-    <w:bookmarkEnd w:id="144"/>
+    <w:bookmarkEnd w:id="147"/>
     <w:sectPr>
       <w:headerReference r:id="rId8" w:type="even"/>
       <w:headerReference r:id="rId9" w:type="default"/>

--- a/index.docx
+++ b/index.docx
@@ -3344,7 +3344,19 @@
         <w:pStyle w:val="Bibliography"/>
       </w:pPr>
       <w:r>
-        <w:t xml:space="preserve">De Los Reyes, A. (2026). Toward integrative, multisource, and multimodal approaches to assessing psychopathology intergenerationally and across the lifespan: Commentary on caspi et al. (2026).</w:t>
+        <w:t xml:space="preserve">De Los Reyes, A. (2026). Toward integrative, multisource, and multimodal approaches to assessing psychopathology intergenerationally and across the lifespan: Commentary on</w:t>
+      </w:r>
+      <w:r>
+        <w:t xml:space="preserve"> </w:t>
+      </w:r>
+      <w:r>
+        <w:t xml:space="preserve">Caspi</w:t>
+      </w:r>
+      <w:r>
+        <w:t xml:space="preserve"> </w:t>
+      </w:r>
+      <w:r>
+        <w:t xml:space="preserve">et al. (2026).</w:t>
       </w:r>
       <w:r>
         <w:t xml:space="preserve"> </w:t>

--- a/index.docx
+++ b/index.docx
@@ -529,7 +529,7 @@
       </w:r>
     </w:p>
     <w:bookmarkEnd w:id="41"/>
-    <w:bookmarkStart w:id="53" w:name="the-goal"/>
+    <w:bookmarkStart w:id="58" w:name="the-goal"/>
     <w:p>
       <w:pPr>
         <w:pStyle w:val="Heading1"/>
@@ -658,6 +658,34 @@
           <w:t xml:space="preserve">Figure 1</w:t>
         </w:r>
       </w:hyperlink>
+      <w:r>
+        <w:t xml:space="preserve">.</w:t>
+      </w:r>
+      <w:r>
+        <w:t xml:space="preserve"> </w:t>
+      </w:r>
+      <w:r>
+        <w:t xml:space="preserve">An example of the age-crime curve is depicted in</w:t>
+      </w:r>
+      <w:r>
+        <w:t xml:space="preserve"> </w:t>
+      </w:r>
+      <w:r>
+        <w:t xml:space="preserve">(</w:t>
+      </w:r>
+      <w:hyperlink w:anchor="ref-ageCrimeCurve">
+        <w:r>
+          <w:rPr>
+            <w:rStyle w:val="Hyperlink"/>
+            <w:b/>
+            <w:bCs/>
+          </w:rPr>
+          <w:t xml:space="preserve">ageCrimeCurve?</w:t>
+        </w:r>
+      </w:hyperlink>
+      <w:r>
+        <w:t xml:space="preserve">)</w:t>
+      </w:r>
       <w:r>
         <w:t xml:space="preserve">.</w:t>
       </w:r>
@@ -975,58 +1003,55 @@
       </w:r>
     </w:p>
     <w:bookmarkEnd w:id="52"/>
-    <w:p>
-      <w:pPr>
-        <w:pStyle w:val="AfterWithoutNote"/>
-      </w:pPr>
-      <w:r>
-        <w:t xml:space="preserve">Third, in a cross-sectional study, any apparent age-related differences in a construct could reflect cohort differences instead of developmental changes.</w:t>
-      </w:r>
-      <w:r>
-        <w:t xml:space="preserve"> </w:t>
-      </w:r>
-      <w:r>
-        <w:t xml:space="preserve">For example, average differences in stress between 5-year-olds and 10-year-olds could reflect the differing experiences that the 10-year-olds shared—such as going to school during the Coronavirus pandemic.</w:t>
-      </w:r>
-      <w:r>
-        <w:t xml:space="preserve"> </w:t>
-      </w:r>
-      <w:r>
-        <w:t xml:space="preserve">Fourth, findings from cross-sectional studies can differ from findings examining the same people over time, which violates the convergence assumption.</w:t>
-      </w:r>
-      <w:r>
-        <w:t xml:space="preserve"> </w:t>
-      </w:r>
-      <w:r>
-        <w:t xml:space="preserve">In cross-sectional studies, the convergence assumption is the assumption that cross-sectional age differences and longitudinal age changes converge onto a common trajectory.</w:t>
-      </w:r>
-      <w:r>
-        <w:t xml:space="preserve"> </w:t>
-      </w:r>
-      <w:r>
-        <w:t xml:space="preserve">An example where the convergence assumption has been shown to be violated is in studies of cognitive decline.</w:t>
-      </w:r>
-      <w:r>
-        <w:t xml:space="preserve"> </w:t>
-      </w:r>
-      <w:r>
-        <w:t xml:space="preserve">In particular, cross-sectional studies overestimate age-related cognitive declines compared to following the same people over time in a longitudinal study, which may reflect cohort effects such as the Flynn effect</w:t>
-      </w:r>
-      <w:r>
-        <w:t xml:space="preserve"> </w:t>
-      </w:r>
-      <w:r>
-        <w:t xml:space="preserve">(where population intelligence scores at a given age tend to increase across generations;</w:t>
-      </w:r>
-      <w:r>
-        <w:t xml:space="preserve"> </w:t>
-      </w:r>
-      <w:hyperlink w:anchor="ref-Ackerman2013">
-        <w:r>
-          <w:rPr>
-            <w:rStyle w:val="Hyperlink"/>
-          </w:rPr>
-          <w:t xml:space="preserve">Ackerman, 2013</w:t>
+    <w:bookmarkStart w:id="57" w:name="fig-ageCrimeCurve"/>
+    <w:p>
+      <w:pPr>
+        <w:pStyle w:val="FigureTitle"/>
+      </w:pPr>
+      <w:r>
+        <w:t xml:space="preserve">Figure 2</w:t>
+      </w:r>
+    </w:p>
+    <w:p>
+      <w:pPr>
+        <w:pStyle w:val="Caption"/>
+      </w:pPr>
+      <w:r>
+        <w:t xml:space="preserve">The age-crime participation curve from age 9 through 64 in cohort members registered for antisocial and/or criminal behavior in a birth cohort recruited in Stockholm, Sweden (</w:t>
+      </w:r>
+      <w:r>
+        <w:rPr>
+          <w:i/>
+          <w:iCs/>
+        </w:rPr>
+        <w:t xml:space="preserve">N</w:t>
+      </w:r>
+      <w:r>
+        <w:t xml:space="preserve"> </w:t>
+      </w:r>
+      <w:r>
+        <w:t xml:space="preserve">= 4825).</w:t>
+      </w:r>
+      <w:r>
+        <w:t xml:space="preserve"> </w:t>
+      </w:r>
+      <w:r>
+        <w:t xml:space="preserve">The steep peak in crime rate in the adolescent years is similar to the age-crime curve in the United States; however, the steepness of the age-crime curve differs across birth cohorts</w:t>
+      </w:r>
+      <w:r>
+        <w:t xml:space="preserve"> </w:t>
+      </w:r>
+      <w:r>
+        <w:t xml:space="preserve">(</w:t>
+      </w:r>
+      <w:hyperlink w:anchor="ref-Steffensmeier2025">
+        <w:r>
+          <w:rPr>
+            <w:rStyle w:val="Hyperlink"/>
+            <w:b/>
+            <w:bCs/>
+          </w:rPr>
+          <w:t xml:space="preserve">Steffensmeier2025?</w:t>
         </w:r>
       </w:hyperlink>
       <w:r>
@@ -1035,692 +1060,41 @@
       <w:r>
         <w:t xml:space="preserve">.</w:t>
       </w:r>
-    </w:p>
-    <w:p>
-      <w:pPr>
-        <w:pStyle w:val="BodyText"/>
-      </w:pPr>
-      <w:r>
-        <w:t xml:space="preserve">Because longitudinal designs follow the same person(s) over time, such a design allows examining individuals’ change across time.</w:t>
-      </w:r>
-      <w:r>
-        <w:t xml:space="preserve"> </w:t>
-      </w:r>
-      <w:r>
-        <w:t xml:space="preserve">However, as we describe</w:t>
-      </w:r>
-      <w:r>
-        <w:t xml:space="preserve"> </w:t>
-      </w:r>
-      <w:hyperlink w:anchor="sec-potential-confounds-of-change">
-        <w:r>
-          <w:rPr>
-            <w:rStyle w:val="Hyperlink"/>
-          </w:rPr>
-          <w:t xml:space="preserve">later</w:t>
-        </w:r>
-      </w:hyperlink>
-      <w:r>
-        <w:t xml:space="preserve">, longitudinal designs also have potential confounds of change.</w:t>
-      </w:r>
-      <w:r>
-        <w:t xml:space="preserve"> </w:t>
-      </w:r>
-      <w:r>
-        <w:t xml:space="preserve">Moreover, compared to cross-sectional designs, longitudinal designs take more time and tend to be more costly and to require more personnel.</w:t>
-      </w:r>
-      <w:r>
-        <w:t xml:space="preserve"> </w:t>
-      </w:r>
-      <w:r>
-        <w:t xml:space="preserve">Thus, longitudinal studies that span the lifespan are not common.</w:t>
-      </w:r>
-      <w:r>
-        <w:t xml:space="preserve"> </w:t>
-      </w:r>
-      <w:r>
-        <w:t xml:space="preserve">However, even cross-sectional work spanning the lifespan is not often conducted.</w:t>
-      </w:r>
-    </w:p>
-    <w:bookmarkEnd w:id="53"/>
-    <w:bookmarkStart w:id="54" w:name="the-problemobstacle"/>
-    <w:p>
-      <w:pPr>
-        <w:pStyle w:val="Heading1"/>
-      </w:pPr>
-      <w:r>
-        <w:t xml:space="preserve">The Problem/Obstacle</w:t>
-      </w:r>
-    </w:p>
-    <w:p>
-      <w:pPr>
-        <w:pStyle w:val="FirstParagraph"/>
-      </w:pPr>
-      <w:r>
-        <w:t xml:space="preserve">The focal problem examined in this paper is that, despite calls to do so</w:t>
-      </w:r>
-      <w:r>
-        <w:t xml:space="preserve"> </w:t>
-      </w:r>
-      <w:r>
-        <w:t xml:space="preserve">(</w:t>
-      </w:r>
-      <w:hyperlink w:anchor="ref-DeLosReyes2026">
-        <w:r>
-          <w:rPr>
-            <w:rStyle w:val="Hyperlink"/>
-          </w:rPr>
-          <w:t xml:space="preserve">De Los Reyes, 2026</w:t>
+      <w:r>
+        <w:t xml:space="preserve"> </w:t>
+      </w:r>
+      <w:r>
+        <w:t xml:space="preserve">(Figure adapted from</w:t>
+      </w:r>
+      <w:r>
+        <w:t xml:space="preserve"> </w:t>
+      </w:r>
+      <w:r>
+        <w:t xml:space="preserve">Sivertsson et al. (</w:t>
+      </w:r>
+      <w:hyperlink w:anchor="ref-Sivertsson2024">
+        <w:r>
+          <w:rPr>
+            <w:rStyle w:val="Hyperlink"/>
+          </w:rPr>
+          <w:t xml:space="preserve">2024</w:t>
         </w:r>
       </w:hyperlink>
       <w:r>
         <w:t xml:space="preserve">)</w:t>
       </w:r>
       <w:r>
-        <w:t xml:space="preserve">, the field has not adequately studied individuals’ development of psychopathology across the lifespan, instead taking a piecewise approach to development.</w:t>
-      </w:r>
-      <w:r>
-        <w:t xml:space="preserve"> </w:t>
-      </w:r>
-      <w:r>
-        <w:t xml:space="preserve">The piecewise approach to development limits our understanding of lifespan development and the origins of psychopathology.</w:t>
-      </w:r>
-    </w:p>
-    <w:bookmarkEnd w:id="54"/>
-    <w:bookmarkStart w:id="70" w:name="reasons-for-the-problem"/>
-    <w:p>
-      <w:pPr>
-        <w:pStyle w:val="Heading1"/>
-      </w:pPr>
-      <w:r>
-        <w:t xml:space="preserve">Reasons for the Problem</w:t>
-      </w:r>
-    </w:p>
-    <w:p>
-      <w:pPr>
-        <w:pStyle w:val="FirstParagraph"/>
-      </w:pPr>
-      <w:r>
-        <w:t xml:space="preserve">Beyond logistical challenges of time and money, there are several key reasons why the field has failed to study people’s development of psychopathology, longitudinally, across the lifespan.</w:t>
-      </w:r>
-      <w:r>
-        <w:t xml:space="preserve"> </w:t>
-      </w:r>
-      <w:r>
-        <w:t xml:space="preserve">First, diagnostic and taxonomic systems do not define psychopathology constructs from a developmental perspective.</w:t>
-      </w:r>
-      <w:r>
-        <w:t xml:space="preserve"> </w:t>
-      </w:r>
-      <w:r>
-        <w:t xml:space="preserve">A developmental perspective is crucial because psychopathology constructs often have earlier origins than their full clinical presentation, and forms of psychopathology frequently show changes in behavioral manifestation across development (heterotypic continuity).</w:t>
-      </w:r>
-      <w:r>
-        <w:t xml:space="preserve"> </w:t>
-      </w:r>
-      <w:r>
-        <w:t xml:space="preserve">Second, current assessments do not adequately capture these changes in behavioral manifestation.</w:t>
-      </w:r>
-      <w:r>
-        <w:t xml:space="preserve"> </w:t>
-      </w:r>
-      <w:r>
-        <w:t xml:space="preserve">Third, traditional scoring systems do not allow charting individuals’ change over time in the face of changing behavioral manifestation.</w:t>
-      </w:r>
-      <w:r>
-        <w:t xml:space="preserve"> </w:t>
-      </w:r>
-      <w:r>
-        <w:t xml:space="preserve">Fourth, current assessments are not well-suited for capturing the full range of individual differences, despite the dimensional nature of psychopathology.</w:t>
-      </w:r>
-      <w:r>
-        <w:t xml:space="preserve"> </w:t>
-      </w:r>
-      <w:r>
-        <w:t xml:space="preserve">Fifth, as a result of these limitations, current assessments are not well-suited for capturing individuals’ change over time.</w:t>
-      </w:r>
-    </w:p>
-    <w:p>
-      <w:pPr>
-        <w:pStyle w:val="BodyText"/>
-      </w:pPr>
-      <w:r>
-        <w:t xml:space="preserve">Below, we describe these reasons in detail.</w:t>
-      </w:r>
-      <w:r>
-        <w:t xml:space="preserve"> </w:t>
-      </w:r>
-      <w:r>
-        <w:t xml:space="preserve">To ground the discussion, we provide examples relating to externalizing psychopathology; however, these issues are not specific to externalizing.</w:t>
-      </w:r>
-    </w:p>
-    <w:bookmarkStart w:id="58" w:name="problems-of-constructs"/>
-    <w:p>
-      <w:pPr>
-        <w:pStyle w:val="Heading2"/>
-      </w:pPr>
-      <w:r>
-        <w:t xml:space="preserve">Problems of Constructs</w:t>
-      </w:r>
-    </w:p>
-    <w:p>
-      <w:pPr>
-        <w:pStyle w:val="FirstParagraph"/>
-      </w:pPr>
-      <w:r>
-        <w:t xml:space="preserve">The first reason the field has failed to adequately study individuals’ development of psychopathology across the lifespan represents a theory problem—namely, problems with constructs, and the codifying of those constructs in diagnostic and taxonomic systems.</w:t>
-      </w:r>
-      <w:r>
-        <w:t xml:space="preserve"> </w:t>
-      </w:r>
-      <w:r>
-        <w:t xml:space="preserve">In particular, our theories do not fully specify how constructs manifest behaviorally across the lifespan.</w:t>
-      </w:r>
-      <w:r>
-        <w:t xml:space="preserve"> </w:t>
-      </w:r>
-      <w:r>
-        <w:t xml:space="preserve">For instance, theories do not specify the features (e.g., cognitive, affective, or biological processes) or behaviors that characterize a given construct in each developmental period.</w:t>
-      </w:r>
-      <w:r>
-        <w:t xml:space="preserve"> </w:t>
-      </w:r>
-      <w:r>
-        <w:t xml:space="preserve">In addition, theories do not specify how those features or behaviors change across development with respect to how strongly they reflect the construct—as indicated by changes in factor loadings (in factor analysis) or discrimination (in item response theory)—or how they change in their level on the construct—as indicated by changes in intercepts (factor analysis) or difficulty/severity (item response theory).</w:t>
-      </w:r>
-    </w:p>
-    <w:p>
-      <w:pPr>
-        <w:pStyle w:val="BodyText"/>
-      </w:pPr>
-      <w:r>
-        <w:t xml:space="preserve">These gaps are important for several reasons.</w:t>
-      </w:r>
-      <w:r>
-        <w:t xml:space="preserve"> </w:t>
-      </w:r>
-      <w:r>
-        <w:t xml:space="preserve">First, psychopathology does not come from nowhere; psychopathology constructs often have earlier origins than their full clinical presentation.</w:t>
-      </w:r>
-      <w:r>
-        <w:t xml:space="preserve"> </w:t>
-      </w:r>
-      <w:r>
-        <w:t xml:space="preserve"> </w:t>
-      </w:r>
-      <w:r>
-        <w:t xml:space="preserve">In many cases, psychopathology may arise from the interaction of genetic and environmental factors, and their effects on biology, cognition, emotion, and behavior.</w:t>
-      </w:r>
-      <w:r>
-        <w:t xml:space="preserve"> </w:t>
-      </w:r>
-      <w:r>
-        <w:t xml:space="preserve">Such effects may accumulate and transpire over years.</w:t>
-      </w:r>
-      <w:r>
-        <w:t xml:space="preserve"> </w:t>
-      </w:r>
-      <w:r>
-        <w:t xml:space="preserve">Second, forms of psychopathology frequently show changes in behavioral manifestation across development—a phenomenon called heterotypic continuity</w:t>
-      </w:r>
-      <w:r>
-        <w:t xml:space="preserve"> </w:t>
-      </w:r>
-      <w:r>
-        <w:t xml:space="preserve">(</w:t>
-      </w:r>
-      <w:hyperlink w:anchor="ref-Caspi2006">
-        <w:r>
-          <w:rPr>
-            <w:rStyle w:val="Hyperlink"/>
-          </w:rPr>
-          <w:t xml:space="preserve">Caspi &amp; Shiner, 2006</w:t>
-        </w:r>
-      </w:hyperlink>
-      <w:r>
-        <w:t xml:space="preserve">;</w:t>
-      </w:r>
-      <w:r>
-        <w:t xml:space="preserve"> </w:t>
-      </w:r>
-      <w:hyperlink w:anchor="ref-Cicchetti2002">
-        <w:r>
-          <w:rPr>
-            <w:rStyle w:val="Hyperlink"/>
-          </w:rPr>
-          <w:t xml:space="preserve">Cicchetti &amp; Rogosch, 2002</w:t>
-        </w:r>
-      </w:hyperlink>
-      <w:r>
-        <w:t xml:space="preserve">;</w:t>
-      </w:r>
-      <w:r>
-        <w:t xml:space="preserve"> </w:t>
-      </w:r>
-      <w:hyperlink w:anchor="ref-Petersen2020">
-        <w:r>
-          <w:rPr>
-            <w:rStyle w:val="Hyperlink"/>
-          </w:rPr>
-          <w:t xml:space="preserve">Petersen et al., 2020</w:t>
-        </w:r>
-      </w:hyperlink>
-      <w:r>
-        <w:t xml:space="preserve">;</w:t>
-      </w:r>
-      <w:r>
-        <w:t xml:space="preserve"> </w:t>
-      </w:r>
-      <w:hyperlink w:anchor="ref-Petersen2024">
-        <w:r>
-          <w:rPr>
-            <w:rStyle w:val="Hyperlink"/>
-          </w:rPr>
-          <w:t xml:space="preserve">Petersen, 2024</w:t>
-        </w:r>
-      </w:hyperlink>
-      <w:r>
-        <w:t xml:space="preserve">)</w:t>
-      </w:r>
-      <w:r>
-        <w:t xml:space="preserve">.</w:t>
-      </w:r>
-    </w:p>
-    <w:p>
-      <w:pPr>
-        <w:pStyle w:val="BodyText"/>
-      </w:pPr>
-      <w:r>
-        <w:t xml:space="preserve">Considerable theoretical work attempts to characterize constructs across development.</w:t>
-      </w:r>
-      <w:r>
-        <w:t xml:space="preserve"> </w:t>
-      </w:r>
-      <w:r>
-        <w:t xml:space="preserve">For instance,</w:t>
-      </w:r>
-      <w:r>
-        <w:t xml:space="preserve"> </w:t>
-      </w:r>
-      <w:r>
-        <w:t xml:space="preserve">Patterson (</w:t>
-      </w:r>
-      <w:hyperlink w:anchor="ref-Patterson1993">
-        <w:r>
-          <w:rPr>
-            <w:rStyle w:val="Hyperlink"/>
-          </w:rPr>
-          <w:t xml:space="preserve">1993</w:t>
-        </w:r>
-      </w:hyperlink>
-      <w:r>
-        <w:t xml:space="preserve">)</w:t>
-      </w:r>
-      <w:r>
-        <w:t xml:space="preserve"> </w:t>
-      </w:r>
-      <w:r>
-        <w:t xml:space="preserve">characterized externalizing problems as a chimera.</w:t>
-      </w:r>
-      <w:r>
-        <w:t xml:space="preserve"> </w:t>
-      </w:r>
-      <w:r>
-        <w:t xml:space="preserve">A chimera is a mythical creature with the body of a goat that, with development, grows the head a lion and then a tail of a snake.</w:t>
-      </w:r>
-      <w:r>
-        <w:t xml:space="preserve"> </w:t>
-      </w:r>
-      <w:r>
-        <w:t xml:space="preserve">Patterson</w:t>
-      </w:r>
-      <w:r>
-        <w:t xml:space="preserve"> </w:t>
-      </w:r>
-      <w:r>
-        <w:t xml:space="preserve">(</w:t>
-      </w:r>
-      <w:hyperlink w:anchor="ref-Patterson1993">
-        <w:r>
-          <w:rPr>
-            <w:rStyle w:val="Hyperlink"/>
-          </w:rPr>
-          <w:t xml:space="preserve">1993</w:t>
-        </w:r>
-      </w:hyperlink>
-      <w:r>
-        <w:t xml:space="preserve">)</w:t>
-      </w:r>
-      <w:r>
-        <w:t xml:space="preserve"> </w:t>
-      </w:r>
-      <w:r>
-        <w:t xml:space="preserve">argued that externalizing behavior changes in manifestation across development such that underlying antisociality is maintained while more mature features are added across development.</w:t>
-      </w:r>
-      <w:r>
-        <w:t xml:space="preserve"> </w:t>
-      </w:r>
-      <w:r>
-        <w:t xml:space="preserve">In particular, Patterson</w:t>
-      </w:r>
-      <w:r>
-        <w:t xml:space="preserve"> </w:t>
-      </w:r>
-      <w:r>
-        <w:t xml:space="preserve">(</w:t>
-      </w:r>
-      <w:hyperlink w:anchor="ref-Patterson1993">
-        <w:r>
-          <w:rPr>
-            <w:rStyle w:val="Hyperlink"/>
-          </w:rPr>
-          <w:t xml:space="preserve">1993</w:t>
-        </w:r>
-      </w:hyperlink>
-      <w:r>
-        <w:t xml:space="preserve">)</w:t>
-      </w:r>
-      <w:r>
-        <w:t xml:space="preserve"> </w:t>
-      </w:r>
-      <w:r>
-        <w:t xml:space="preserve">noted that some externalizing behaviors wane with age, such as temper tantrams, whereas other externalizing behaviors emerge with age, including the ability to inflict serious damage or harm with violence, burglary, and shoplifting, in addition to problems such as academic failure, peer rejection, substance problems, and arrest.</w:t>
-      </w:r>
-      <w:r>
-        <w:t xml:space="preserve"> </w:t>
-      </w:r>
-      <w:r>
-        <w:t xml:space="preserve">These age-differing behaviors show strong stability of individual differences, indicating a consistent underlying construct</w:t>
-      </w:r>
-      <w:r>
-        <w:t xml:space="preserve"> </w:t>
-      </w:r>
-      <w:r>
-        <w:t xml:space="preserve">(</w:t>
-      </w:r>
-      <w:hyperlink w:anchor="ref-Patterson1993">
-        <w:r>
-          <w:rPr>
-            <w:rStyle w:val="Hyperlink"/>
-          </w:rPr>
-          <w:t xml:space="preserve">Patterson, 1993</w:t>
-        </w:r>
-      </w:hyperlink>
-      <w:r>
-        <w:t xml:space="preserve">)</w:t>
-      </w:r>
-      <w:r>
-        <w:t xml:space="preserve">.</w:t>
-      </w:r>
-      <w:r>
-        <w:t xml:space="preserve"> </w:t>
-      </w:r>
-      <w:r>
-        <w:t xml:space="preserve">Others have noted that externalizing problems are often expressed as overt acts in early childhood, such as physical aggression and temper tantrums; whereas externalizing problems are more often expressed later in development as covert and indirect or relational forms of aggression, rule breaking, and substance use</w:t>
-      </w:r>
-      <w:r>
-        <w:t xml:space="preserve"> </w:t>
-      </w:r>
-      <w:r>
-        <w:t xml:space="preserve">(</w:t>
-      </w:r>
-      <w:hyperlink w:anchor="ref-Miller2009">
-        <w:r>
-          <w:rPr>
-            <w:rStyle w:val="Hyperlink"/>
-          </w:rPr>
-          <w:t xml:space="preserve">Miller et al., 2009</w:t>
-        </w:r>
-      </w:hyperlink>
-      <w:r>
-        <w:t xml:space="preserve">;</w:t>
-      </w:r>
-      <w:r>
-        <w:t xml:space="preserve"> </w:t>
-      </w:r>
-      <w:hyperlink w:anchor="ref-Petersen2026">
-        <w:r>
-          <w:rPr>
-            <w:rStyle w:val="Hyperlink"/>
-          </w:rPr>
-          <w:t xml:space="preserve">Petersen et al., 2026</w:t>
-        </w:r>
-      </w:hyperlink>
-      <w:r>
-        <w:t xml:space="preserve">)</w:t>
-      </w:r>
-      <w:r>
-        <w:t xml:space="preserve">.</w:t>
-      </w:r>
-      <w:r>
-        <w:t xml:space="preserve"> </w:t>
-      </w:r>
-      <w:r>
-        <w:t xml:space="preserve">Consistent with the Developmental Issues Framework</w:t>
-      </w:r>
-      <w:r>
-        <w:t xml:space="preserve"> </w:t>
-      </w:r>
-      <w:r>
-        <w:t xml:space="preserve">(</w:t>
-      </w:r>
-      <w:hyperlink w:anchor="ref-Sroufe2016">
-        <w:r>
-          <w:rPr>
-            <w:rStyle w:val="Hyperlink"/>
-          </w:rPr>
-          <w:t xml:space="preserve">Sroufe, 2016</w:t>
-        </w:r>
-      </w:hyperlink>
-      <w:r>
-        <w:t xml:space="preserve">)</w:t>
-      </w:r>
-      <w:r>
-        <w:t xml:space="preserve">, the changing behavioral expression of externalizing problems likely reflects a combination of time-varying genetic and environmental factors, such as school entry transition, in combination with varying developmental tasks and greater experience-dependent capacity</w:t>
-      </w:r>
-      <w:r>
-        <w:t xml:space="preserve"> </w:t>
-      </w:r>
-      <w:r>
-        <w:t xml:space="preserve">(</w:t>
-      </w:r>
-      <w:hyperlink w:anchor="ref-Petersen2020">
-        <w:r>
-          <w:rPr>
-            <w:rStyle w:val="Hyperlink"/>
-          </w:rPr>
-          <w:t xml:space="preserve">Petersen et al., 2020</w:t>
-        </w:r>
-      </w:hyperlink>
-      <w:r>
-        <w:t xml:space="preserve">)</w:t>
-      </w:r>
-      <w:r>
-        <w:t xml:space="preserve">.</w:t>
-      </w:r>
-      <w:r>
-        <w:t xml:space="preserve"> </w:t>
-      </w:r>
-      <w:r>
-        <w:t xml:space="preserve">In addition to externalizing problems, both internalizing</w:t>
-      </w:r>
-      <w:r>
-        <w:t xml:space="preserve"> </w:t>
-      </w:r>
-      <w:r>
-        <w:t xml:space="preserve">(</w:t>
-      </w:r>
-      <w:hyperlink w:anchor="ref-Petersen2018">
-        <w:r>
-          <w:rPr>
-            <w:rStyle w:val="Hyperlink"/>
-          </w:rPr>
-          <w:t xml:space="preserve">Petersen et al., 2018</w:t>
-        </w:r>
-      </w:hyperlink>
-      <w:r>
-        <w:t xml:space="preserve">;</w:t>
-      </w:r>
-      <w:r>
-        <w:t xml:space="preserve"> </w:t>
-      </w:r>
-      <w:hyperlink w:anchor="ref-Weems2008">
-        <w:r>
-          <w:rPr>
-            <w:rStyle w:val="Hyperlink"/>
-          </w:rPr>
-          <w:t xml:space="preserve">Weems, 2008</w:t>
-        </w:r>
-      </w:hyperlink>
-      <w:r>
-        <w:t xml:space="preserve">;</w:t>
-      </w:r>
-      <w:r>
-        <w:t xml:space="preserve"> </w:t>
-      </w:r>
-      <w:hyperlink w:anchor="ref-Weiss2003">
-        <w:r>
-          <w:rPr>
-            <w:rStyle w:val="Hyperlink"/>
-          </w:rPr>
-          <w:t xml:space="preserve">Weiss &amp; Garber, 2003</w:t>
-        </w:r>
-      </w:hyperlink>
-      <w:r>
-        <w:t xml:space="preserve">)</w:t>
-      </w:r>
-      <w:r>
-        <w:t xml:space="preserve"> </w:t>
-      </w:r>
-      <w:r>
-        <w:t xml:space="preserve">and thought-disordered</w:t>
-      </w:r>
-      <w:r>
-        <w:t xml:space="preserve"> </w:t>
-      </w:r>
-      <w:r>
-        <w:t xml:space="preserve">(</w:t>
-      </w:r>
-      <w:hyperlink w:anchor="ref-Rutter2006">
-        <w:r>
-          <w:rPr>
-            <w:rStyle w:val="Hyperlink"/>
-          </w:rPr>
-          <w:t xml:space="preserve">Rutter et al., 2006</w:t>
-        </w:r>
-      </w:hyperlink>
-      <w:r>
-        <w:t xml:space="preserve">)</w:t>
-      </w:r>
-      <w:r>
-        <w:t xml:space="preserve"> </w:t>
-      </w:r>
-      <w:r>
-        <w:t xml:space="preserve">problems are thought to change in manifestation across development.</w:t>
-      </w:r>
-    </w:p>
-    <w:p>
-      <w:pPr>
-        <w:pStyle w:val="BodyText"/>
-      </w:pPr>
-      <w:r>
-        <w:t xml:space="preserve">However, more work is needed to developmentally parameterize constructs—to define constructs developmentally in terms of their features.</w:t>
-      </w:r>
-      <w:r>
-        <w:t xml:space="preserve"> </w:t>
-      </w:r>
-      <w:r>
-        <w:t xml:space="preserve">Recent empirical work suggests that it is uncommon for symptoms to change from one symptom to another for a given person at the subsequent measurement occasion</w:t>
-      </w:r>
-      <w:r>
-        <w:t xml:space="preserve"> </w:t>
-      </w:r>
-      <w:r>
-        <w:t xml:space="preserve">(</w:t>
-      </w:r>
-      <w:hyperlink w:anchor="ref-ApplegateInPress">
-        <w:r>
-          <w:rPr>
-            <w:rStyle w:val="Hyperlink"/>
-          </w:rPr>
-          <w:t xml:space="preserve">Applegate &amp; Lahey, in press</w:t>
-        </w:r>
-      </w:hyperlink>
-      <w:r>
-        <w:t xml:space="preserve">)</w:t>
-      </w:r>
-      <w:r>
-        <w:t xml:space="preserve">.</w:t>
-      </w:r>
-      <w:r>
-        <w:t xml:space="preserve"> </w:t>
-      </w:r>
-      <w:r>
-        <w:t xml:space="preserve">Nevertheless, the authors found that adding new symptoms and subtracting symptoms—other ways that a construct can change in manifestation—were both relatively common.</w:t>
-      </w:r>
-      <w:r>
-        <w:t xml:space="preserve"> </w:t>
-      </w:r>
-      <w:r>
-        <w:t xml:space="preserve">Moreover, just because a symptom persists does not mean that the behavioral manifestation of that symptom stays the same for that individual.</w:t>
-      </w:r>
-      <w:r>
-        <w:t xml:space="preserve"> </w:t>
-      </w:r>
-      <w:r>
-        <w:t xml:space="preserve">For instance, even if a symptom (e.g.,</w:t>
-      </w:r>
-      <w:r>
-        <w:t xml:space="preserve"> </w:t>
-      </w:r>
-      <w:r>
-        <w:t xml:space="preserve">“fighting”</w:t>
-      </w:r>
-      <w:r>
-        <w:t xml:space="preserve">) persists for an individual, their manifestation of fighting could differ in form, function, or mechanism</w:t>
-      </w:r>
-      <w:r>
-        <w:t xml:space="preserve"> </w:t>
-      </w:r>
-      <w:r>
-        <w:t xml:space="preserve">(</w:t>
-      </w:r>
-      <w:hyperlink w:anchor="ref-Petersen2024">
-        <w:r>
-          <w:rPr>
-            <w:rStyle w:val="Hyperlink"/>
-          </w:rPr>
-          <w:t xml:space="preserve">Petersen, 2024</w:t>
-        </w:r>
-      </w:hyperlink>
-      <w:r>
-        <w:t xml:space="preserve">)</w:t>
-      </w:r>
-      <w:r>
-        <w:t xml:space="preserve">.</w:t>
-      </w:r>
-      <w:r>
-        <w:t xml:space="preserve"> </w:t>
-      </w:r>
-      <w:r>
-        <w:t xml:space="preserve">Thus, as noted by</w:t>
-      </w:r>
-      <w:r>
-        <w:t xml:space="preserve"> </w:t>
-      </w:r>
-      <w:r>
-        <w:t xml:space="preserve">Applegate and Lahey (</w:t>
-      </w:r>
-      <w:hyperlink w:anchor="ref-ApplegateInPress">
-        <w:r>
-          <w:rPr>
-            <w:rStyle w:val="Hyperlink"/>
-          </w:rPr>
-          <w:t xml:space="preserve">in press</w:t>
-        </w:r>
-      </w:hyperlink>
-      <w:r>
-        <w:t xml:space="preserve">)</w:t>
+        <w:t xml:space="preserve">, Figure 1, p. 7. Sivertsson, F., Carlsson, C., Almquist, Y. B., &amp; Brännström, L. (2024). Offending trajectories from childhood to retirement age: Findings from the Stockholm birth cohort study.</w:t>
+      </w:r>
+      <w:r>
+        <w:t xml:space="preserve"> </w:t>
+      </w:r>
+      <w:r>
+        <w:rPr>
+          <w:i/>
+          <w:iCs/>
+        </w:rPr>
+        <w:t xml:space="preserve">Journal of Criminal Justice</w:t>
       </w:r>
       <w:r>
         <w:t xml:space="preserve">,</w:t>
@@ -1729,584 +1103,24 @@
         <w:t xml:space="preserve"> </w:t>
       </w:r>
       <w:r>
-        <w:t xml:space="preserve">“future causal theories will need to rest on a more detailed and nuanced description of persistence and change at the level of specific psychological problems.”</w:t>
-      </w:r>
-    </w:p>
-    <w:p>
-      <w:pPr>
-        <w:pStyle w:val="BodyText"/>
-      </w:pPr>
-      <w:r>
-        <w:t xml:space="preserve">Moreover, where such theories do indicate changes in behavioral manifestation across development, diagnostic and taxonomic systems do not incorporate these developmental changes.</w:t>
-      </w:r>
-    </w:p>
-    <w:bookmarkStart w:id="57" w:name="lack-of-a-developmental-perspective"/>
-    <w:p>
-      <w:pPr>
-        <w:pStyle w:val="Heading3"/>
-      </w:pPr>
-      <w:r>
-        <w:t xml:space="preserve">Lack of a Developmental Perspective</w:t>
-      </w:r>
-    </w:p>
-    <w:p>
-      <w:pPr>
-        <w:pStyle w:val="FirstParagraph"/>
-      </w:pPr>
-      <w:r>
-        <w:t xml:space="preserve">Diagnostic and taxonomic systems do not define psychopathology constructs from a developmental perspective.</w:t>
-      </w:r>
-      <w:r>
-        <w:t xml:space="preserve"> </w:t>
-      </w:r>
-      <w:r>
-        <w:t xml:space="preserve">The diagnostic systems, including the Diagnostic and Statistical Manual of Mental Disorders</w:t>
-      </w:r>
-      <w:r>
-        <w:t xml:space="preserve"> </w:t>
-      </w:r>
-      <w:r>
-        <w:t xml:space="preserve">(DSM-5-TR;</w:t>
-      </w:r>
-      <w:r>
-        <w:t xml:space="preserve"> </w:t>
-      </w:r>
-      <w:hyperlink w:anchor="ref-APA2022">
-        <w:r>
-          <w:rPr>
-            <w:rStyle w:val="Hyperlink"/>
-          </w:rPr>
-          <w:t xml:space="preserve">American Psychiatric Association, 2022</w:t>
-        </w:r>
-      </w:hyperlink>
-      <w:r>
-        <w:t xml:space="preserve">)</w:t>
-      </w:r>
-      <w:r>
-        <w:t xml:space="preserve"> </w:t>
-      </w:r>
-      <w:r>
-        <w:t xml:space="preserve">and the International Classification of Diseases</w:t>
-      </w:r>
-      <w:r>
-        <w:t xml:space="preserve"> </w:t>
-      </w:r>
-      <w:r>
-        <w:t xml:space="preserve">(ICD-11;</w:t>
-      </w:r>
-      <w:r>
-        <w:t xml:space="preserve"> </w:t>
-      </w:r>
-      <w:hyperlink w:anchor="ref-WHO2022">
-        <w:r>
-          <w:rPr>
-            <w:rStyle w:val="Hyperlink"/>
-          </w:rPr>
-          <w:t xml:space="preserve">World Health Organization, 2022</w:t>
-        </w:r>
-      </w:hyperlink>
-      <w:r>
-        <w:t xml:space="preserve">)</w:t>
-      </w:r>
-      <w:r>
-        <w:t xml:space="preserve">, specify various externalizing-related disorders, including attention-deficit/hyperactivity disorder (ADHD), oppositional defiant disorder (ODD), conduct disorder (CD), and antisocial personality disorder (ASPD).</w:t>
-      </w:r>
-      <w:r>
-        <w:t xml:space="preserve"> </w:t>
-      </w:r>
-      <w:r>
-        <w:t xml:space="preserve">Among externalizing-related disorders—with few exceptions</w:t>
-      </w:r>
-      <w:r>
-        <w:rPr>
-          <w:rStyle w:val="FootnoteReference"/>
-        </w:rPr>
-        <w:footnoteReference w:id="55"/>
-      </w:r>
-      <w:r>
-        <w:t xml:space="preserve">—the diagnostic criteria do not differ across development, even though diagnostic manuals acknowledge that developmental factors impact symptom presentation</w:t>
-      </w:r>
-      <w:r>
-        <w:rPr>
-          <w:rStyle w:val="FootnoteReference"/>
-        </w:rPr>
-        <w:footnoteReference w:id="56"/>
-      </w:r>
-      <w:r>
-        <w:t xml:space="preserve">.</w:t>
-      </w:r>
-      <w:r>
-        <w:t xml:space="preserve"> </w:t>
-      </w:r>
-      <w:r>
-        <w:t xml:space="preserve">In addition to diagnostic systems, emerging taxonomies and frameworks of psychopathology—including the hierarchical taxonomy of psychopathology (HiTOP) and research domain criteria (RDoC)—do not incorporate a developental perspective</w:t>
-      </w:r>
-      <w:r>
-        <w:t xml:space="preserve"> </w:t>
-      </w:r>
-      <w:r>
-        <w:t xml:space="preserve">(</w:t>
-      </w:r>
-      <w:hyperlink w:anchor="ref-Tackett2022">
-        <w:r>
-          <w:rPr>
-            <w:rStyle w:val="Hyperlink"/>
-          </w:rPr>
-          <w:t xml:space="preserve">Tackett &amp; Hallquist, 2022</w:t>
-        </w:r>
-      </w:hyperlink>
-      <w:r>
-        <w:t xml:space="preserve">)</w:t>
-      </w:r>
-      <w:r>
-        <w:t xml:space="preserve">.</w:t>
-      </w:r>
-    </w:p>
-    <w:bookmarkEnd w:id="57"/>
-    <w:bookmarkEnd w:id="58"/>
-    <w:bookmarkStart w:id="68" w:name="X08761d2e933d3c63251c7853a991975a4515ca5"/>
-    <w:p>
-      <w:pPr>
-        <w:pStyle w:val="Heading2"/>
-      </w:pPr>
-      <w:r>
-        <w:t xml:space="preserve">Problems of Existing Assessments and Traditional Scoring Systems</w:t>
-      </w:r>
-    </w:p>
-    <w:p>
-      <w:pPr>
-        <w:pStyle w:val="FirstParagraph"/>
-      </w:pPr>
-      <w:r>
-        <w:t xml:space="preserve">Other key reasons the field has failed to adequately study individuals’ development of psychopathology across the lifespan represent method problems—namely, problems with existing assessments and how those assessments are used, based on traditional scoring systems.</w:t>
-      </w:r>
-      <w:r>
-        <w:t xml:space="preserve"> </w:t>
-      </w:r>
-      <w:r>
-        <w:t xml:space="preserve">There is a mismatch metween theory and method.</w:t>
-      </w:r>
-      <w:r>
-        <w:t xml:space="preserve"> </w:t>
-      </w:r>
-      <w:r>
-        <w:t xml:space="preserve">In particular, there is a mismatch between theory of constructs—including how a construct manifests behaviorally—and the methods used to assess the construct and to evaluate people’s level and change in that construct.</w:t>
-      </w:r>
-    </w:p>
-    <w:bookmarkStart w:id="64" w:name="X4c94655489fd3e3efea19c584555f75e74709d7"/>
-    <w:p>
-      <w:pPr>
-        <w:pStyle w:val="Heading3"/>
-      </w:pPr>
-      <w:r>
-        <w:t xml:space="preserve">Do Not Adequately Capture Constructs’ Change in Behavioral Manifestation Across Development</w:t>
-      </w:r>
-    </w:p>
-    <w:p>
-      <w:pPr>
-        <w:pStyle w:val="FirstParagraph"/>
-      </w:pPr>
-      <w:r>
-        <w:t xml:space="preserve">Given the substantial changes in behavioral manifestation of psychopathology across development, it is important for measures to capture the constructs’ changing behavioral manifestation, to stay developmentally relevant and construct valid.</w:t>
-      </w:r>
-    </w:p>
-    <w:p>
-      <w:pPr>
-        <w:pStyle w:val="BodyText"/>
-      </w:pPr>
-      <w:r>
-        <w:t xml:space="preserve">However, measures show insufficient differences in which items are assessed at which ages to account for heterotypic continuity.</w:t>
-      </w:r>
-      <w:r>
-        <w:t xml:space="preserve"> </w:t>
-      </w:r>
-      <w:r>
-        <w:t xml:space="preserve">For example, the same version of the Child Behavior Checklist (CBCL) spans ages 6–18.</w:t>
-      </w:r>
-      <w:r>
-        <w:t xml:space="preserve"> </w:t>
-      </w:r>
-      <w:r>
-        <w:t xml:space="preserve">Considerable development occurs during that span.</w:t>
-      </w:r>
-    </w:p>
-    <w:p>
-      <w:pPr>
-        <w:pStyle w:val="BodyText"/>
-      </w:pPr>
-      <w:r>
-        <w:t xml:space="preserve">There are two primary ways that researchers have examined people’s change in psychopathology across development</w:t>
-      </w:r>
-      <w:r>
-        <w:t xml:space="preserve"> </w:t>
-      </w:r>
-      <w:hyperlink w:anchor="fig-approachesToLongitudinalAssessment">
-        <w:r>
-          <w:rPr>
-            <w:rStyle w:val="Hyperlink"/>
-          </w:rPr>
-          <w:t xml:space="preserve">Figure 2</w:t>
-        </w:r>
-      </w:hyperlink>
-      <w:r>
-        <w:t xml:space="preserve">.</w:t>
-      </w:r>
-      <w:r>
-        <w:t xml:space="preserve"> </w:t>
-      </w:r>
-      <w:r>
-        <w:t xml:space="preserve">The</w:t>
-      </w:r>
-      <w:r>
-        <w:t xml:space="preserve"> </w:t>
-      </w:r>
-      <w:r>
-        <w:t xml:space="preserve">“common items”</w:t>
-      </w:r>
-      <w:r>
-        <w:t xml:space="preserve"> </w:t>
-      </w:r>
-      <w:r>
-        <w:t xml:space="preserve">approach removes items that are age specific.</w:t>
-      </w:r>
-      <w:r>
-        <w:t xml:space="preserve"> </w:t>
-      </w:r>
-      <w:r>
-        <w:t xml:space="preserve">For example, in a study of externalizing problems from early childhood to adolescence, a study might remove some substance use items that might not be developmentally relevant at all ages.</w:t>
-      </w:r>
-      <w:r>
-        <w:t xml:space="preserve"> </w:t>
-      </w:r>
-      <w:r>
-        <w:t xml:space="preserve">The second approach, the</w:t>
-      </w:r>
-      <w:r>
-        <w:t xml:space="preserve"> </w:t>
-      </w:r>
-      <w:r>
-        <w:t xml:space="preserve">“upward/downward extension”</w:t>
-      </w:r>
-      <w:r>
-        <w:t xml:space="preserve"> </w:t>
-      </w:r>
-      <w:r>
-        <w:t xml:space="preserve">approach, takes items that are valid at a given age and uses the items across ages when the item may not be valid or useful—i.e., all items are assessed at all ages.</w:t>
-      </w:r>
-      <w:r>
-        <w:t xml:space="preserve"> </w:t>
-      </w:r>
-      <w:r>
-        <w:t xml:space="preserve">For instance, the upward extension approach might take the item</w:t>
-      </w:r>
-      <w:r>
-        <w:t xml:space="preserve"> </w:t>
-      </w:r>
-      <w:r>
-        <w:t xml:space="preserve">“disobedient to authority figures”</w:t>
-      </w:r>
-      <w:r>
-        <w:t xml:space="preserve"> </w:t>
-      </w:r>
-      <w:r>
-        <w:t xml:space="preserve">and apply it to older individuals for whom such a behavior may no longer validly reflect externalizing behavior—and may instead reflect prosocial functions including protesting against societally unjust actions.</w:t>
-      </w:r>
-      <w:r>
-        <w:t xml:space="preserve"> </w:t>
-      </w:r>
-      <w:r>
-        <w:t xml:space="preserve">Both the</w:t>
-      </w:r>
-      <w:r>
-        <w:t xml:space="preserve"> </w:t>
-      </w:r>
-      <w:r>
-        <w:t xml:space="preserve">“common items”</w:t>
-      </w:r>
-      <w:r>
-        <w:t xml:space="preserve"> </w:t>
-      </w:r>
-      <w:r>
-        <w:t xml:space="preserve">(e.g.,</w:t>
-      </w:r>
-      <w:r>
-        <w:t xml:space="preserve"> </w:t>
-      </w:r>
-      <w:hyperlink w:anchor="ref-Odgers2008">
-        <w:r>
-          <w:rPr>
-            <w:rStyle w:val="Hyperlink"/>
-          </w:rPr>
-          <w:t xml:space="preserve">Odgers et al., 2008</w:t>
-        </w:r>
-      </w:hyperlink>
-      <w:r>
-        <w:t xml:space="preserve">;</w:t>
-      </w:r>
-      <w:r>
-        <w:t xml:space="preserve"> </w:t>
-      </w:r>
-      <w:hyperlink w:anchor="ref-Sterba2007">
-        <w:r>
-          <w:rPr>
-            <w:rStyle w:val="Hyperlink"/>
-          </w:rPr>
-          <w:t xml:space="preserve">Sterba et al., 2007</w:t>
-        </w:r>
-      </w:hyperlink>
-      <w:r>
-        <w:t xml:space="preserve">)</w:t>
-      </w:r>
-      <w:r>
-        <w:t xml:space="preserve"> </w:t>
-      </w:r>
-      <w:r>
-        <w:t xml:space="preserve">and</w:t>
-      </w:r>
-      <w:r>
-        <w:t xml:space="preserve"> </w:t>
-      </w:r>
-      <w:r>
-        <w:t xml:space="preserve">“upward/downward extension”</w:t>
-      </w:r>
-      <w:r>
-        <w:t xml:space="preserve"> </w:t>
-      </w:r>
-      <w:r>
-        <w:t xml:space="preserve">(e.g.,</w:t>
-      </w:r>
-      <w:r>
-        <w:t xml:space="preserve"> </w:t>
-      </w:r>
-      <w:hyperlink w:anchor="ref-BriggsGowan2016">
-        <w:r>
-          <w:rPr>
-            <w:rStyle w:val="Hyperlink"/>
-          </w:rPr>
-          <w:t xml:space="preserve">Briggs-Gowan et al., 2016</w:t>
-        </w:r>
-      </w:hyperlink>
-      <w:r>
-        <w:t xml:space="preserve">;</w:t>
-      </w:r>
-      <w:r>
-        <w:t xml:space="preserve"> </w:t>
-      </w:r>
-      <w:hyperlink w:anchor="ref-Broeren2013">
-        <w:r>
-          <w:rPr>
-            <w:rStyle w:val="Hyperlink"/>
-          </w:rPr>
-          <w:t xml:space="preserve">Broeren et al., 2013</w:t>
-        </w:r>
-      </w:hyperlink>
-      <w:r>
-        <w:t xml:space="preserve">)</w:t>
-      </w:r>
-      <w:r>
-        <w:t xml:space="preserve"> </w:t>
-      </w:r>
-      <w:r>
-        <w:t xml:space="preserve">approaches are widely used, likely because they result in the same items assessed across ages, but both have key problems.</w:t>
-      </w:r>
-      <w:r>
-        <w:t xml:space="preserve"> </w:t>
-      </w:r>
-      <w:r>
-        <w:t xml:space="preserve">As an example of the common items approach, Odgers et al. (2008, p. 676) examined children’s development of DSM-IV symptoms of conduct disorder from ages 7 to 26 years, but they dropped age-specific symptoms (e.g., running away, staying out late)</w:t>
-      </w:r>
-      <w:r>
-        <w:t xml:space="preserve"> </w:t>
-      </w:r>
-      <w:r>
-        <w:t xml:space="preserve">“because [these symptoms] did not cover the study’s age span”</w:t>
-      </w:r>
-      <w:r>
-        <w:t xml:space="preserve">.</w:t>
-      </w:r>
-      <w:r>
-        <w:t xml:space="preserve"> </w:t>
-      </w:r>
-      <w:r>
-        <w:t xml:space="preserve">As an example of the upward extension approach, Broeren et al. (2013, p. 84) examined children’s development of anxiety from ages 4 to 11 years; they noted,</w:t>
-      </w:r>
-      <w:r>
-        <w:t xml:space="preserve"> </w:t>
-      </w:r>
-      <w:r>
-        <w:t xml:space="preserve">“Although the questionnaire was originally developed to measure anxiety in preschoolers, the current study also employed the scale with older children to promote uniformity in measures”</w:t>
-      </w:r>
-      <w:r>
-        <w:t xml:space="preserve">.</w:t>
-      </w:r>
-    </w:p>
-    <w:bookmarkStart w:id="63" w:name="fig-approachesToLongitudinalAssessment"/>
-    <w:p>
-      <w:pPr>
-        <w:pStyle w:val="FigureTitle"/>
-      </w:pPr>
-      <w:r>
-        <w:t xml:space="preserve">Figure 2</w:t>
-      </w:r>
-    </w:p>
-    <w:p>
-      <w:pPr>
-        <w:pStyle w:val="Caption"/>
-      </w:pPr>
-      <w:r>
-        <w:t xml:space="preserve">Item set A refers to items that are construct-valid at only timepoint 1 (T1); item set B is construct-valid at both T1 and T2; item set C is construct-valid at only T2.</w:t>
-      </w:r>
-      <w:r>
-        <w:t xml:space="preserve"> </w:t>
-      </w:r>
-      <w:r>
-        <w:t xml:space="preserve">A dash indicates that the item set was not assessed at a given timepoint.</w:t>
-      </w:r>
-      <w:r>
-        <w:t xml:space="preserve"> </w:t>
-      </w:r>
-      <w:r>
-        <w:t xml:space="preserve">A white box indicates invalid assessment in terms of either a content gap (i.e., important missing items) or intrusion (i.e., invalid items at a given timepoint).</w:t>
-      </w:r>
-      <w:r>
-        <w:t xml:space="preserve"> </w:t>
-      </w:r>
-      <w:r>
-        <w:t xml:space="preserve">In a study of externalizing problems from early childhood to adulthood,</w:t>
-      </w:r>
-      <w:r>
-        <w:t xml:space="preserve"> </w:t>
-      </w:r>
-      <w:r>
-        <w:t xml:space="preserve">“biting others”</w:t>
-      </w:r>
-      <w:r>
-        <w:t xml:space="preserve"> </w:t>
-      </w:r>
-      <w:r>
-        <w:t xml:space="preserve">may be in item set A;</w:t>
-      </w:r>
-      <w:r>
-        <w:t xml:space="preserve"> </w:t>
-      </w:r>
-      <w:r>
-        <w:t xml:space="preserve">“noncompliant”</w:t>
-      </w:r>
-      <w:r>
-        <w:t xml:space="preserve"> </w:t>
-      </w:r>
-      <w:r>
-        <w:t xml:space="preserve">in B;</w:t>
-      </w:r>
-      <w:r>
-        <w:t xml:space="preserve"> </w:t>
-      </w:r>
-      <w:r>
-        <w:t xml:space="preserve">“drug use”</w:t>
-      </w:r>
-      <w:r>
-        <w:t xml:space="preserve"> </w:t>
-      </w:r>
-      <w:r>
-        <w:t xml:space="preserve">in C.</w:t>
-      </w:r>
-      <w:r>
-        <w:t xml:space="preserve"> </w:t>
-      </w:r>
-      <w:r>
-        <w:t xml:space="preserve">The three approaches are: (1) common items: B at T1 and T2, (2) upward/downward extension: ABC at T1 and T2, or (3) construct-valid items: AB at T1; BC at T2.</w:t>
-      </w:r>
-      <w:r>
-        <w:t xml:space="preserve"> </w:t>
-      </w:r>
-      <w:r>
-        <w:t xml:space="preserve">The</w:t>
-      </w:r>
-      <w:r>
-        <w:t xml:space="preserve"> </w:t>
-      </w:r>
-      <w:r>
-        <w:t xml:space="preserve">“common items”</w:t>
-      </w:r>
-      <w:r>
-        <w:t xml:space="preserve"> </w:t>
-      </w:r>
-      <w:r>
-        <w:t xml:space="preserve">and</w:t>
-      </w:r>
-      <w:r>
-        <w:t xml:space="preserve"> </w:t>
-      </w:r>
-      <w:r>
-        <w:t xml:space="preserve">“upward/downward extension”</w:t>
-      </w:r>
-      <w:r>
-        <w:t xml:space="preserve"> </w:t>
-      </w:r>
-      <w:r>
-        <w:t xml:space="preserve">approaches are by far the most widely used in the literature, even though they likely lead to inaccurate scores and thus inaccurate trajectories.</w:t>
-      </w:r>
-      <w:r>
-        <w:t xml:space="preserve"> </w:t>
-      </w:r>
-      <w:r>
-        <w:t xml:space="preserve">(Figure reprinted from</w:t>
-      </w:r>
-      <w:r>
-        <w:t xml:space="preserve"> </w:t>
-      </w:r>
-      <w:r>
-        <w:t xml:space="preserve">Petersen et al. (</w:t>
-      </w:r>
-      <w:hyperlink w:anchor="ref-Petersen2026">
-        <w:r>
-          <w:rPr>
-            <w:rStyle w:val="Hyperlink"/>
-          </w:rPr>
-          <w:t xml:space="preserve">2026</w:t>
-        </w:r>
-      </w:hyperlink>
-      <w:r>
-        <w:t xml:space="preserve">)</w:t>
-      </w:r>
-      <w:r>
-        <w:t xml:space="preserve">, Figure 1, p. 113. Petersen, I. T., Demko, Z., Lee, W.-C., &amp; Oleson, J. J. (2026). Studying development of psychopathology using changing measures to account for heterotypic continuity.</w:t>
-      </w:r>
-      <w:r>
-        <w:t xml:space="preserve"> </w:t>
-      </w:r>
-      <w:r>
-        <w:rPr>
-          <w:i/>
-          <w:iCs/>
-        </w:rPr>
-        <w:t xml:space="preserve">JAACAP Open</w:t>
-      </w:r>
-      <w:r>
-        <w:t xml:space="preserve">,</w:t>
-      </w:r>
-      <w:r>
-        <w:t xml:space="preserve"> </w:t>
-      </w:r>
-      <w:r>
-        <w:rPr>
-          <w:i/>
-          <w:iCs/>
-        </w:rPr>
-        <w:t xml:space="preserve">4</w:t>
-      </w:r>
-      <w:r>
-        <w:t xml:space="preserve">(1), 111–123.</w:t>
-      </w:r>
-      <w:r>
-        <w:t xml:space="preserve"> </w:t>
-      </w:r>
-      <w:hyperlink r:id="rId59">
-        <w:r>
-          <w:rPr>
-            <w:rStyle w:val="Hyperlink"/>
-          </w:rPr>
-          <w:t xml:space="preserve">https://doi.org/10.1016/j.jaacop.2025.10.008</w:t>
+        <w:rPr>
+          <w:i/>
+          <w:iCs/>
+        </w:rPr>
+        <w:t xml:space="preserve">91</w:t>
+      </w:r>
+      <w:r>
+        <w:t xml:space="preserve">, 102155.</w:t>
+      </w:r>
+      <w:r>
+        <w:t xml:space="preserve"> </w:t>
+      </w:r>
+      <w:hyperlink r:id="rId53">
+        <w:r>
+          <w:rPr>
+            <w:rStyle w:val="Hyperlink"/>
+          </w:rPr>
+          <w:t xml:space="preserve">https://doi.org/10.1016/j.jcrimjus.2024.102155</w:t>
         </w:r>
       </w:hyperlink>
       <w:r>
@@ -2320,20 +1134,1406 @@
       <w:r>
         <w:drawing>
           <wp:inline>
-            <wp:extent cx="5943600" cy="2351289"/>
+            <wp:extent cx="5792219" cy="2941982"/>
             <wp:effectExtent b="0" l="0" r="0" t="0"/>
-            <wp:docPr descr="" title="" id="61" name="Picture"/>
+            <wp:docPr descr="" title="" id="55" name="Picture"/>
             <a:graphic>
               <a:graphicData uri="http://schemas.openxmlformats.org/drawingml/2006/picture">
                 <pic:pic>
                   <pic:nvPicPr>
-                    <pic:cNvPr descr="Figures/approachesToLongitudinalAssessment.jpg" id="62" name="Picture"/>
+                    <pic:cNvPr descr="Figures/Sivertsson2024_figure1.png" id="56" name="Picture"/>
                     <pic:cNvPicPr>
                       <a:picLocks noChangeArrowheads="1" noChangeAspect="1"/>
                     </pic:cNvPicPr>
                   </pic:nvPicPr>
                   <pic:blipFill>
-                    <a:blip r:embed="rId60"/>
+                    <a:blip r:embed="rId54"/>
+                    <a:stretch>
+                      <a:fillRect/>
+                    </a:stretch>
+                  </pic:blipFill>
+                  <pic:spPr bwMode="auto">
+                    <a:xfrm>
+                      <a:off x="0" y="0"/>
+                      <a:ext cx="5792219" cy="2941982"/>
+                    </a:xfrm>
+                    <a:prstGeom prst="rect">
+                      <a:avLst/>
+                    </a:prstGeom>
+                    <a:noFill/>
+                    <a:ln w="9525">
+                      <a:noFill/>
+                      <a:headEnd/>
+                      <a:tailEnd/>
+                    </a:ln>
+                  </pic:spPr>
+                </pic:pic>
+              </a:graphicData>
+            </a:graphic>
+          </wp:inline>
+        </w:drawing>
+      </w:r>
+    </w:p>
+    <w:bookmarkEnd w:id="57"/>
+    <w:p>
+      <w:pPr>
+        <w:pStyle w:val="AfterWithoutNote"/>
+      </w:pPr>
+      <w:r>
+        <w:t xml:space="preserve">Third, in a cross-sectional study, any apparent age-related differences in a construct could reflect cohort differences instead of developmental changes.</w:t>
+      </w:r>
+      <w:r>
+        <w:t xml:space="preserve"> </w:t>
+      </w:r>
+      <w:r>
+        <w:t xml:space="preserve">For example, average differences in stress between 5-year-olds and 10-year-olds could reflect the differing experiences that the 10-year-olds shared—such as going to school during the Coronavirus pandemic.</w:t>
+      </w:r>
+      <w:r>
+        <w:t xml:space="preserve"> </w:t>
+      </w:r>
+      <w:r>
+        <w:t xml:space="preserve">Fourth, findings from cross-sectional studies can differ from findings examining the same people over time, which violates the convergence assumption.</w:t>
+      </w:r>
+      <w:r>
+        <w:t xml:space="preserve"> </w:t>
+      </w:r>
+      <w:r>
+        <w:t xml:space="preserve">In cross-sectional studies, the convergence assumption is the assumption that cross-sectional age differences and longitudinal age changes converge onto a common trajectory.</w:t>
+      </w:r>
+      <w:r>
+        <w:t xml:space="preserve"> </w:t>
+      </w:r>
+      <w:r>
+        <w:t xml:space="preserve">An example where the convergence assumption has been shown to be violated is in studies of cognitive decline.</w:t>
+      </w:r>
+      <w:r>
+        <w:t xml:space="preserve"> </w:t>
+      </w:r>
+      <w:r>
+        <w:t xml:space="preserve">In particular, cross-sectional studies overestimate age-related cognitive declines compared to following the same people over time in a longitudinal study, which may reflect cohort effects such as the Flynn effect</w:t>
+      </w:r>
+      <w:r>
+        <w:t xml:space="preserve"> </w:t>
+      </w:r>
+      <w:r>
+        <w:t xml:space="preserve">(where population intelligence scores at a given age tend to increase across generations;</w:t>
+      </w:r>
+      <w:r>
+        <w:t xml:space="preserve"> </w:t>
+      </w:r>
+      <w:hyperlink w:anchor="ref-Ackerman2013">
+        <w:r>
+          <w:rPr>
+            <w:rStyle w:val="Hyperlink"/>
+          </w:rPr>
+          <w:t xml:space="preserve">Ackerman, 2013</w:t>
+        </w:r>
+      </w:hyperlink>
+      <w:r>
+        <w:t xml:space="preserve">)</w:t>
+      </w:r>
+      <w:r>
+        <w:t xml:space="preserve">.</w:t>
+      </w:r>
+    </w:p>
+    <w:p>
+      <w:pPr>
+        <w:pStyle w:val="BodyText"/>
+      </w:pPr>
+      <w:r>
+        <w:t xml:space="preserve">Because longitudinal designs follow the same person(s) over time, such a design allows examining individuals’ change across time.</w:t>
+      </w:r>
+      <w:r>
+        <w:t xml:space="preserve"> </w:t>
+      </w:r>
+      <w:r>
+        <w:t xml:space="preserve">However, as we describe</w:t>
+      </w:r>
+      <w:r>
+        <w:t xml:space="preserve"> </w:t>
+      </w:r>
+      <w:hyperlink w:anchor="sec-potential-confounds-of-change">
+        <w:r>
+          <w:rPr>
+            <w:rStyle w:val="Hyperlink"/>
+          </w:rPr>
+          <w:t xml:space="preserve">later</w:t>
+        </w:r>
+      </w:hyperlink>
+      <w:r>
+        <w:t xml:space="preserve">, longitudinal designs also have potential confounds of change.</w:t>
+      </w:r>
+      <w:r>
+        <w:t xml:space="preserve"> </w:t>
+      </w:r>
+      <w:r>
+        <w:t xml:space="preserve">Moreover, compared to cross-sectional designs, longitudinal designs take more time and tend to be more costly and to require more personnel.</w:t>
+      </w:r>
+      <w:r>
+        <w:t xml:space="preserve"> </w:t>
+      </w:r>
+      <w:r>
+        <w:t xml:space="preserve">Thus, longitudinal studies that span the lifespan are not common.</w:t>
+      </w:r>
+      <w:r>
+        <w:t xml:space="preserve"> </w:t>
+      </w:r>
+      <w:r>
+        <w:t xml:space="preserve">However, even cross-sectional work spanning the lifespan is not often conducted.</w:t>
+      </w:r>
+    </w:p>
+    <w:bookmarkEnd w:id="58"/>
+    <w:bookmarkStart w:id="59" w:name="the-problemobstacle"/>
+    <w:p>
+      <w:pPr>
+        <w:pStyle w:val="Heading1"/>
+      </w:pPr>
+      <w:r>
+        <w:t xml:space="preserve">The Problem/Obstacle</w:t>
+      </w:r>
+    </w:p>
+    <w:p>
+      <w:pPr>
+        <w:pStyle w:val="FirstParagraph"/>
+      </w:pPr>
+      <w:r>
+        <w:t xml:space="preserve">The focal problem examined in this paper is that, despite calls to do so</w:t>
+      </w:r>
+      <w:r>
+        <w:t xml:space="preserve"> </w:t>
+      </w:r>
+      <w:r>
+        <w:t xml:space="preserve">(</w:t>
+      </w:r>
+      <w:hyperlink w:anchor="ref-DeLosReyes2026">
+        <w:r>
+          <w:rPr>
+            <w:rStyle w:val="Hyperlink"/>
+          </w:rPr>
+          <w:t xml:space="preserve">De Los Reyes, 2026</w:t>
+        </w:r>
+      </w:hyperlink>
+      <w:r>
+        <w:t xml:space="preserve">)</w:t>
+      </w:r>
+      <w:r>
+        <w:t xml:space="preserve">, the field has not adequately studied individuals’ development of psychopathology across the lifespan, instead taking a piecewise approach to development.</w:t>
+      </w:r>
+      <w:r>
+        <w:t xml:space="preserve"> </w:t>
+      </w:r>
+      <w:r>
+        <w:t xml:space="preserve">The piecewise approach to development limits our understanding of lifespan development and the origins of psychopathology.</w:t>
+      </w:r>
+    </w:p>
+    <w:bookmarkEnd w:id="59"/>
+    <w:bookmarkStart w:id="75" w:name="reasons-for-the-problem"/>
+    <w:p>
+      <w:pPr>
+        <w:pStyle w:val="Heading1"/>
+      </w:pPr>
+      <w:r>
+        <w:t xml:space="preserve">Reasons for the Problem</w:t>
+      </w:r>
+    </w:p>
+    <w:p>
+      <w:pPr>
+        <w:pStyle w:val="FirstParagraph"/>
+      </w:pPr>
+      <w:r>
+        <w:t xml:space="preserve">Beyond logistical challenges of time and money, there are several key reasons why the field has failed to study people’s development of psychopathology, longitudinally, across the lifespan.</w:t>
+      </w:r>
+      <w:r>
+        <w:t xml:space="preserve"> </w:t>
+      </w:r>
+      <w:r>
+        <w:t xml:space="preserve">First, diagnostic and taxonomic systems do not define psychopathology constructs from a developmental perspective.</w:t>
+      </w:r>
+      <w:r>
+        <w:t xml:space="preserve"> </w:t>
+      </w:r>
+      <w:r>
+        <w:t xml:space="preserve">A developmental perspective is crucial because psychopathology constructs often have earlier origins than their full clinical presentation, and forms of psychopathology frequently show changes in behavioral manifestation across development (heterotypic continuity).</w:t>
+      </w:r>
+      <w:r>
+        <w:t xml:space="preserve"> </w:t>
+      </w:r>
+      <w:r>
+        <w:t xml:space="preserve">Second, current assessments do not adequately capture these changes in behavioral manifestation.</w:t>
+      </w:r>
+      <w:r>
+        <w:t xml:space="preserve"> </w:t>
+      </w:r>
+      <w:r>
+        <w:t xml:space="preserve">Third, traditional scoring systems do not allow charting individuals’ change over time in the face of changing behavioral manifestation.</w:t>
+      </w:r>
+      <w:r>
+        <w:t xml:space="preserve"> </w:t>
+      </w:r>
+      <w:r>
+        <w:t xml:space="preserve">Fourth, current assessments are not well-suited for capturing the full range of individual differences, despite the dimensional nature of psychopathology.</w:t>
+      </w:r>
+      <w:r>
+        <w:t xml:space="preserve"> </w:t>
+      </w:r>
+      <w:r>
+        <w:t xml:space="preserve">Fifth, as a result of these limitations, current assessments are not well-suited for capturing individuals’ change over time.</w:t>
+      </w:r>
+    </w:p>
+    <w:p>
+      <w:pPr>
+        <w:pStyle w:val="BodyText"/>
+      </w:pPr>
+      <w:r>
+        <w:t xml:space="preserve">Below, we describe these reasons in detail.</w:t>
+      </w:r>
+      <w:r>
+        <w:t xml:space="preserve"> </w:t>
+      </w:r>
+      <w:r>
+        <w:t xml:space="preserve">To ground the discussion, we provide examples relating to externalizing psychopathology; however, these issues are not specific to externalizing.</w:t>
+      </w:r>
+    </w:p>
+    <w:bookmarkStart w:id="63" w:name="problems-of-constructs"/>
+    <w:p>
+      <w:pPr>
+        <w:pStyle w:val="Heading2"/>
+      </w:pPr>
+      <w:r>
+        <w:t xml:space="preserve">Problems of Constructs</w:t>
+      </w:r>
+    </w:p>
+    <w:p>
+      <w:pPr>
+        <w:pStyle w:val="FirstParagraph"/>
+      </w:pPr>
+      <w:r>
+        <w:t xml:space="preserve">The first reason the field has failed to adequately study individuals’ development of psychopathology across the lifespan represents a theory problem—namely, problems with constructs, and the codifying of those constructs in diagnostic and taxonomic systems.</w:t>
+      </w:r>
+      <w:r>
+        <w:t xml:space="preserve"> </w:t>
+      </w:r>
+      <w:r>
+        <w:t xml:space="preserve">In particular, our theories do not fully specify how constructs manifest behaviorally across the lifespan.</w:t>
+      </w:r>
+      <w:r>
+        <w:t xml:space="preserve"> </w:t>
+      </w:r>
+      <w:r>
+        <w:t xml:space="preserve">For instance, theories do not specify the features (e.g., cognitive, affective, or biological processes) or behaviors that characterize a given construct in each developmental period.</w:t>
+      </w:r>
+      <w:r>
+        <w:t xml:space="preserve"> </w:t>
+      </w:r>
+      <w:r>
+        <w:t xml:space="preserve">In addition, theories do not specify how those features or behaviors change across development with respect to how strongly they reflect the construct—as indicated by changes in factor loadings (in factor analysis) or discrimination (in item response theory)—or how they change in their level on the construct—as indicated by changes in intercepts (factor analysis) or difficulty/severity (item response theory).</w:t>
+      </w:r>
+    </w:p>
+    <w:p>
+      <w:pPr>
+        <w:pStyle w:val="BodyText"/>
+      </w:pPr>
+      <w:r>
+        <w:t xml:space="preserve">These gaps are important for several reasons.</w:t>
+      </w:r>
+      <w:r>
+        <w:t xml:space="preserve"> </w:t>
+      </w:r>
+      <w:r>
+        <w:t xml:space="preserve">First, psychopathology does not come from nowhere; psychopathology constructs often have earlier origins than their full clinical presentation.</w:t>
+      </w:r>
+      <w:r>
+        <w:t xml:space="preserve"> </w:t>
+      </w:r>
+      <w:r>
+        <w:t xml:space="preserve"> </w:t>
+      </w:r>
+      <w:r>
+        <w:t xml:space="preserve">In many cases, psychopathology may arise from the interaction of genetic and environmental factors, and their effects on biology, cognition, emotion, and behavior.</w:t>
+      </w:r>
+      <w:r>
+        <w:t xml:space="preserve"> </w:t>
+      </w:r>
+      <w:r>
+        <w:t xml:space="preserve">Such effects may accumulate and transpire over years.</w:t>
+      </w:r>
+      <w:r>
+        <w:t xml:space="preserve"> </w:t>
+      </w:r>
+      <w:r>
+        <w:t xml:space="preserve">Second, forms of psychopathology frequently show changes in behavioral manifestation across development—a phenomenon called heterotypic continuity</w:t>
+      </w:r>
+      <w:r>
+        <w:t xml:space="preserve"> </w:t>
+      </w:r>
+      <w:r>
+        <w:t xml:space="preserve">(</w:t>
+      </w:r>
+      <w:hyperlink w:anchor="ref-Caspi2006">
+        <w:r>
+          <w:rPr>
+            <w:rStyle w:val="Hyperlink"/>
+          </w:rPr>
+          <w:t xml:space="preserve">Caspi &amp; Shiner, 2006</w:t>
+        </w:r>
+      </w:hyperlink>
+      <w:r>
+        <w:t xml:space="preserve">;</w:t>
+      </w:r>
+      <w:r>
+        <w:t xml:space="preserve"> </w:t>
+      </w:r>
+      <w:hyperlink w:anchor="ref-Cicchetti2002">
+        <w:r>
+          <w:rPr>
+            <w:rStyle w:val="Hyperlink"/>
+          </w:rPr>
+          <w:t xml:space="preserve">Cicchetti &amp; Rogosch, 2002</w:t>
+        </w:r>
+      </w:hyperlink>
+      <w:r>
+        <w:t xml:space="preserve">;</w:t>
+      </w:r>
+      <w:r>
+        <w:t xml:space="preserve"> </w:t>
+      </w:r>
+      <w:hyperlink w:anchor="ref-Petersen2020">
+        <w:r>
+          <w:rPr>
+            <w:rStyle w:val="Hyperlink"/>
+          </w:rPr>
+          <w:t xml:space="preserve">Petersen et al., 2020</w:t>
+        </w:r>
+      </w:hyperlink>
+      <w:r>
+        <w:t xml:space="preserve">;</w:t>
+      </w:r>
+      <w:r>
+        <w:t xml:space="preserve"> </w:t>
+      </w:r>
+      <w:hyperlink w:anchor="ref-Petersen2024">
+        <w:r>
+          <w:rPr>
+            <w:rStyle w:val="Hyperlink"/>
+          </w:rPr>
+          <w:t xml:space="preserve">Petersen, 2024</w:t>
+        </w:r>
+      </w:hyperlink>
+      <w:r>
+        <w:t xml:space="preserve">)</w:t>
+      </w:r>
+      <w:r>
+        <w:t xml:space="preserve">.</w:t>
+      </w:r>
+    </w:p>
+    <w:p>
+      <w:pPr>
+        <w:pStyle w:val="BodyText"/>
+      </w:pPr>
+      <w:r>
+        <w:t xml:space="preserve">Considerable theoretical work attempts to characterize constructs across development.</w:t>
+      </w:r>
+      <w:r>
+        <w:t xml:space="preserve"> </w:t>
+      </w:r>
+      <w:r>
+        <w:t xml:space="preserve">For instance,</w:t>
+      </w:r>
+      <w:r>
+        <w:t xml:space="preserve"> </w:t>
+      </w:r>
+      <w:r>
+        <w:t xml:space="preserve">Patterson (</w:t>
+      </w:r>
+      <w:hyperlink w:anchor="ref-Patterson1993">
+        <w:r>
+          <w:rPr>
+            <w:rStyle w:val="Hyperlink"/>
+          </w:rPr>
+          <w:t xml:space="preserve">1993</w:t>
+        </w:r>
+      </w:hyperlink>
+      <w:r>
+        <w:t xml:space="preserve">)</w:t>
+      </w:r>
+      <w:r>
+        <w:t xml:space="preserve"> </w:t>
+      </w:r>
+      <w:r>
+        <w:t xml:space="preserve">characterized externalizing problems as a chimera.</w:t>
+      </w:r>
+      <w:r>
+        <w:t xml:space="preserve"> </w:t>
+      </w:r>
+      <w:r>
+        <w:t xml:space="preserve">A chimera is a mythical creature with the body of a goat that, with development, grows the head a lion and then a tail of a snake.</w:t>
+      </w:r>
+      <w:r>
+        <w:t xml:space="preserve"> </w:t>
+      </w:r>
+      <w:r>
+        <w:t xml:space="preserve">Patterson</w:t>
+      </w:r>
+      <w:r>
+        <w:t xml:space="preserve"> </w:t>
+      </w:r>
+      <w:r>
+        <w:t xml:space="preserve">(</w:t>
+      </w:r>
+      <w:hyperlink w:anchor="ref-Patterson1993">
+        <w:r>
+          <w:rPr>
+            <w:rStyle w:val="Hyperlink"/>
+          </w:rPr>
+          <w:t xml:space="preserve">1993</w:t>
+        </w:r>
+      </w:hyperlink>
+      <w:r>
+        <w:t xml:space="preserve">)</w:t>
+      </w:r>
+      <w:r>
+        <w:t xml:space="preserve"> </w:t>
+      </w:r>
+      <w:r>
+        <w:t xml:space="preserve">argued that externalizing behavior changes in manifestation across development such that underlying antisociality is maintained while more mature features are added across development.</w:t>
+      </w:r>
+      <w:r>
+        <w:t xml:space="preserve"> </w:t>
+      </w:r>
+      <w:r>
+        <w:t xml:space="preserve">In particular, Patterson</w:t>
+      </w:r>
+      <w:r>
+        <w:t xml:space="preserve"> </w:t>
+      </w:r>
+      <w:r>
+        <w:t xml:space="preserve">(</w:t>
+      </w:r>
+      <w:hyperlink w:anchor="ref-Patterson1993">
+        <w:r>
+          <w:rPr>
+            <w:rStyle w:val="Hyperlink"/>
+          </w:rPr>
+          <w:t xml:space="preserve">1993</w:t>
+        </w:r>
+      </w:hyperlink>
+      <w:r>
+        <w:t xml:space="preserve">)</w:t>
+      </w:r>
+      <w:r>
+        <w:t xml:space="preserve"> </w:t>
+      </w:r>
+      <w:r>
+        <w:t xml:space="preserve">noted that some externalizing behaviors wane with age, such as temper tantrams, whereas other externalizing behaviors emerge with age, including the ability to inflict serious damage or harm with violence, burglary, and shoplifting, in addition to problems such as academic failure, peer rejection, substance problems, and arrest.</w:t>
+      </w:r>
+      <w:r>
+        <w:t xml:space="preserve"> </w:t>
+      </w:r>
+      <w:r>
+        <w:t xml:space="preserve">These age-differing behaviors show strong stability of individual differences, indicating a consistent underlying construct</w:t>
+      </w:r>
+      <w:r>
+        <w:t xml:space="preserve"> </w:t>
+      </w:r>
+      <w:r>
+        <w:t xml:space="preserve">(</w:t>
+      </w:r>
+      <w:hyperlink w:anchor="ref-Patterson1993">
+        <w:r>
+          <w:rPr>
+            <w:rStyle w:val="Hyperlink"/>
+          </w:rPr>
+          <w:t xml:space="preserve">Patterson, 1993</w:t>
+        </w:r>
+      </w:hyperlink>
+      <w:r>
+        <w:t xml:space="preserve">)</w:t>
+      </w:r>
+      <w:r>
+        <w:t xml:space="preserve">.</w:t>
+      </w:r>
+      <w:r>
+        <w:t xml:space="preserve"> </w:t>
+      </w:r>
+      <w:r>
+        <w:t xml:space="preserve">Others have noted that externalizing problems are often expressed as overt acts in early childhood, such as physical aggression and temper tantrums; whereas externalizing problems are more often expressed later in development as covert and indirect or relational forms of aggression, rule breaking, and substance use</w:t>
+      </w:r>
+      <w:r>
+        <w:t xml:space="preserve"> </w:t>
+      </w:r>
+      <w:r>
+        <w:t xml:space="preserve">(</w:t>
+      </w:r>
+      <w:hyperlink w:anchor="ref-Miller2009">
+        <w:r>
+          <w:rPr>
+            <w:rStyle w:val="Hyperlink"/>
+          </w:rPr>
+          <w:t xml:space="preserve">Miller et al., 2009</w:t>
+        </w:r>
+      </w:hyperlink>
+      <w:r>
+        <w:t xml:space="preserve">;</w:t>
+      </w:r>
+      <w:r>
+        <w:t xml:space="preserve"> </w:t>
+      </w:r>
+      <w:hyperlink w:anchor="ref-Petersen2026">
+        <w:r>
+          <w:rPr>
+            <w:rStyle w:val="Hyperlink"/>
+          </w:rPr>
+          <w:t xml:space="preserve">Petersen et al., 2026</w:t>
+        </w:r>
+      </w:hyperlink>
+      <w:r>
+        <w:t xml:space="preserve">)</w:t>
+      </w:r>
+      <w:r>
+        <w:t xml:space="preserve">.</w:t>
+      </w:r>
+      <w:r>
+        <w:t xml:space="preserve"> </w:t>
+      </w:r>
+      <w:r>
+        <w:t xml:space="preserve">Consistent with the Developmental Issues Framework</w:t>
+      </w:r>
+      <w:r>
+        <w:t xml:space="preserve"> </w:t>
+      </w:r>
+      <w:r>
+        <w:t xml:space="preserve">(</w:t>
+      </w:r>
+      <w:hyperlink w:anchor="ref-Sroufe2016">
+        <w:r>
+          <w:rPr>
+            <w:rStyle w:val="Hyperlink"/>
+          </w:rPr>
+          <w:t xml:space="preserve">Sroufe, 2016</w:t>
+        </w:r>
+      </w:hyperlink>
+      <w:r>
+        <w:t xml:space="preserve">)</w:t>
+      </w:r>
+      <w:r>
+        <w:t xml:space="preserve">, the changing behavioral expression of externalizing problems likely reflects a combination of time-varying genetic and environmental factors, such as school entry transition, in combination with varying developmental tasks and greater experience-dependent capacity</w:t>
+      </w:r>
+      <w:r>
+        <w:t xml:space="preserve"> </w:t>
+      </w:r>
+      <w:r>
+        <w:t xml:space="preserve">(</w:t>
+      </w:r>
+      <w:hyperlink w:anchor="ref-Petersen2020">
+        <w:r>
+          <w:rPr>
+            <w:rStyle w:val="Hyperlink"/>
+          </w:rPr>
+          <w:t xml:space="preserve">Petersen et al., 2020</w:t>
+        </w:r>
+      </w:hyperlink>
+      <w:r>
+        <w:t xml:space="preserve">)</w:t>
+      </w:r>
+      <w:r>
+        <w:t xml:space="preserve">.</w:t>
+      </w:r>
+      <w:r>
+        <w:t xml:space="preserve"> </w:t>
+      </w:r>
+      <w:r>
+        <w:t xml:space="preserve">In addition to externalizing problems, both internalizing</w:t>
+      </w:r>
+      <w:r>
+        <w:t xml:space="preserve"> </w:t>
+      </w:r>
+      <w:r>
+        <w:t xml:space="preserve">(</w:t>
+      </w:r>
+      <w:hyperlink w:anchor="ref-Petersen2018">
+        <w:r>
+          <w:rPr>
+            <w:rStyle w:val="Hyperlink"/>
+          </w:rPr>
+          <w:t xml:space="preserve">Petersen et al., 2018</w:t>
+        </w:r>
+      </w:hyperlink>
+      <w:r>
+        <w:t xml:space="preserve">;</w:t>
+      </w:r>
+      <w:r>
+        <w:t xml:space="preserve"> </w:t>
+      </w:r>
+      <w:hyperlink w:anchor="ref-Weems2008">
+        <w:r>
+          <w:rPr>
+            <w:rStyle w:val="Hyperlink"/>
+          </w:rPr>
+          <w:t xml:space="preserve">Weems, 2008</w:t>
+        </w:r>
+      </w:hyperlink>
+      <w:r>
+        <w:t xml:space="preserve">;</w:t>
+      </w:r>
+      <w:r>
+        <w:t xml:space="preserve"> </w:t>
+      </w:r>
+      <w:hyperlink w:anchor="ref-Weiss2003">
+        <w:r>
+          <w:rPr>
+            <w:rStyle w:val="Hyperlink"/>
+          </w:rPr>
+          <w:t xml:space="preserve">Weiss &amp; Garber, 2003</w:t>
+        </w:r>
+      </w:hyperlink>
+      <w:r>
+        <w:t xml:space="preserve">)</w:t>
+      </w:r>
+      <w:r>
+        <w:t xml:space="preserve"> </w:t>
+      </w:r>
+      <w:r>
+        <w:t xml:space="preserve">and thought-disordered</w:t>
+      </w:r>
+      <w:r>
+        <w:t xml:space="preserve"> </w:t>
+      </w:r>
+      <w:r>
+        <w:t xml:space="preserve">(</w:t>
+      </w:r>
+      <w:hyperlink w:anchor="ref-Rutter2006">
+        <w:r>
+          <w:rPr>
+            <w:rStyle w:val="Hyperlink"/>
+          </w:rPr>
+          <w:t xml:space="preserve">Rutter et al., 2006</w:t>
+        </w:r>
+      </w:hyperlink>
+      <w:r>
+        <w:t xml:space="preserve">)</w:t>
+      </w:r>
+      <w:r>
+        <w:t xml:space="preserve"> </w:t>
+      </w:r>
+      <w:r>
+        <w:t xml:space="preserve">problems are thought to change in manifestation across development.</w:t>
+      </w:r>
+    </w:p>
+    <w:p>
+      <w:pPr>
+        <w:pStyle w:val="BodyText"/>
+      </w:pPr>
+      <w:r>
+        <w:t xml:space="preserve">However, more work is needed to developmentally parameterize constructs—to define constructs developmentally in terms of their features.</w:t>
+      </w:r>
+      <w:r>
+        <w:t xml:space="preserve"> </w:t>
+      </w:r>
+      <w:r>
+        <w:t xml:space="preserve">Recent empirical work suggests that it is uncommon for symptoms to change from one symptom to another for a given person at the subsequent measurement occasion</w:t>
+      </w:r>
+      <w:r>
+        <w:t xml:space="preserve"> </w:t>
+      </w:r>
+      <w:r>
+        <w:t xml:space="preserve">(</w:t>
+      </w:r>
+      <w:hyperlink w:anchor="ref-ApplegateInPress">
+        <w:r>
+          <w:rPr>
+            <w:rStyle w:val="Hyperlink"/>
+          </w:rPr>
+          <w:t xml:space="preserve">Applegate &amp; Lahey, in press</w:t>
+        </w:r>
+      </w:hyperlink>
+      <w:r>
+        <w:t xml:space="preserve">)</w:t>
+      </w:r>
+      <w:r>
+        <w:t xml:space="preserve">.</w:t>
+      </w:r>
+      <w:r>
+        <w:t xml:space="preserve"> </w:t>
+      </w:r>
+      <w:r>
+        <w:t xml:space="preserve">Nevertheless, the authors found that adding new symptoms and subtracting symptoms—other ways that a construct can change in manifestation—were both relatively common.</w:t>
+      </w:r>
+      <w:r>
+        <w:t xml:space="preserve"> </w:t>
+      </w:r>
+      <w:r>
+        <w:t xml:space="preserve">Moreover, just because a symptom persists does not mean that the behavioral manifestation of that symptom stays the same for that individual.</w:t>
+      </w:r>
+      <w:r>
+        <w:t xml:space="preserve"> </w:t>
+      </w:r>
+      <w:r>
+        <w:t xml:space="preserve">For instance, even if a symptom (e.g.,</w:t>
+      </w:r>
+      <w:r>
+        <w:t xml:space="preserve"> </w:t>
+      </w:r>
+      <w:r>
+        <w:t xml:space="preserve">“fighting”</w:t>
+      </w:r>
+      <w:r>
+        <w:t xml:space="preserve">) persists for an individual, their manifestation of fighting could differ in form, function, or mechanism</w:t>
+      </w:r>
+      <w:r>
+        <w:t xml:space="preserve"> </w:t>
+      </w:r>
+      <w:r>
+        <w:t xml:space="preserve">(</w:t>
+      </w:r>
+      <w:hyperlink w:anchor="ref-Petersen2024">
+        <w:r>
+          <w:rPr>
+            <w:rStyle w:val="Hyperlink"/>
+          </w:rPr>
+          <w:t xml:space="preserve">Petersen, 2024</w:t>
+        </w:r>
+      </w:hyperlink>
+      <w:r>
+        <w:t xml:space="preserve">)</w:t>
+      </w:r>
+      <w:r>
+        <w:t xml:space="preserve">.</w:t>
+      </w:r>
+      <w:r>
+        <w:t xml:space="preserve"> </w:t>
+      </w:r>
+      <w:r>
+        <w:t xml:space="preserve">Thus, as noted by</w:t>
+      </w:r>
+      <w:r>
+        <w:t xml:space="preserve"> </w:t>
+      </w:r>
+      <w:r>
+        <w:t xml:space="preserve">Applegate and Lahey (</w:t>
+      </w:r>
+      <w:hyperlink w:anchor="ref-ApplegateInPress">
+        <w:r>
+          <w:rPr>
+            <w:rStyle w:val="Hyperlink"/>
+          </w:rPr>
+          <w:t xml:space="preserve">in press</w:t>
+        </w:r>
+      </w:hyperlink>
+      <w:r>
+        <w:t xml:space="preserve">)</w:t>
+      </w:r>
+      <w:r>
+        <w:t xml:space="preserve">,</w:t>
+      </w:r>
+      <w:r>
+        <w:t xml:space="preserve"> </w:t>
+      </w:r>
+      <w:r>
+        <w:t xml:space="preserve">“future causal theories will need to rest on a more detailed and nuanced description of persistence and change at the level of specific psychological problems.”</w:t>
+      </w:r>
+    </w:p>
+    <w:p>
+      <w:pPr>
+        <w:pStyle w:val="BodyText"/>
+      </w:pPr>
+      <w:r>
+        <w:t xml:space="preserve">Moreover, where such theories do indicate changes in behavioral manifestation across development, diagnostic and taxonomic systems do not incorporate these developmental changes.</w:t>
+      </w:r>
+    </w:p>
+    <w:bookmarkStart w:id="62" w:name="lack-of-a-developmental-perspective"/>
+    <w:p>
+      <w:pPr>
+        <w:pStyle w:val="Heading3"/>
+      </w:pPr>
+      <w:r>
+        <w:t xml:space="preserve">Lack of a Developmental Perspective</w:t>
+      </w:r>
+    </w:p>
+    <w:p>
+      <w:pPr>
+        <w:pStyle w:val="FirstParagraph"/>
+      </w:pPr>
+      <w:r>
+        <w:t xml:space="preserve">Diagnostic and taxonomic systems do not define psychopathology constructs from a developmental perspective.</w:t>
+      </w:r>
+      <w:r>
+        <w:t xml:space="preserve"> </w:t>
+      </w:r>
+      <w:r>
+        <w:t xml:space="preserve">The diagnostic systems, including the Diagnostic and Statistical Manual of Mental Disorders</w:t>
+      </w:r>
+      <w:r>
+        <w:t xml:space="preserve"> </w:t>
+      </w:r>
+      <w:r>
+        <w:t xml:space="preserve">(DSM-5-TR;</w:t>
+      </w:r>
+      <w:r>
+        <w:t xml:space="preserve"> </w:t>
+      </w:r>
+      <w:hyperlink w:anchor="ref-APA2022">
+        <w:r>
+          <w:rPr>
+            <w:rStyle w:val="Hyperlink"/>
+          </w:rPr>
+          <w:t xml:space="preserve">American Psychiatric Association, 2022</w:t>
+        </w:r>
+      </w:hyperlink>
+      <w:r>
+        <w:t xml:space="preserve">)</w:t>
+      </w:r>
+      <w:r>
+        <w:t xml:space="preserve"> </w:t>
+      </w:r>
+      <w:r>
+        <w:t xml:space="preserve">and the International Classification of Diseases</w:t>
+      </w:r>
+      <w:r>
+        <w:t xml:space="preserve"> </w:t>
+      </w:r>
+      <w:r>
+        <w:t xml:space="preserve">(ICD-11;</w:t>
+      </w:r>
+      <w:r>
+        <w:t xml:space="preserve"> </w:t>
+      </w:r>
+      <w:hyperlink w:anchor="ref-WHO2022">
+        <w:r>
+          <w:rPr>
+            <w:rStyle w:val="Hyperlink"/>
+          </w:rPr>
+          <w:t xml:space="preserve">World Health Organization, 2022</w:t>
+        </w:r>
+      </w:hyperlink>
+      <w:r>
+        <w:t xml:space="preserve">)</w:t>
+      </w:r>
+      <w:r>
+        <w:t xml:space="preserve">, specify various externalizing-related disorders, including attention-deficit/hyperactivity disorder (ADHD), oppositional defiant disorder (ODD), conduct disorder (CD), and antisocial personality disorder (ASPD).</w:t>
+      </w:r>
+      <w:r>
+        <w:t xml:space="preserve"> </w:t>
+      </w:r>
+      <w:r>
+        <w:t xml:space="preserve">Among externalizing-related disorders—with few exceptions</w:t>
+      </w:r>
+      <w:r>
+        <w:rPr>
+          <w:rStyle w:val="FootnoteReference"/>
+        </w:rPr>
+        <w:footnoteReference w:id="60"/>
+      </w:r>
+      <w:r>
+        <w:t xml:space="preserve">—the diagnostic criteria do not differ across development, even though diagnostic manuals acknowledge that developmental factors impact symptom presentation</w:t>
+      </w:r>
+      <w:r>
+        <w:rPr>
+          <w:rStyle w:val="FootnoteReference"/>
+        </w:rPr>
+        <w:footnoteReference w:id="61"/>
+      </w:r>
+      <w:r>
+        <w:t xml:space="preserve">.</w:t>
+      </w:r>
+      <w:r>
+        <w:t xml:space="preserve"> </w:t>
+      </w:r>
+      <w:r>
+        <w:t xml:space="preserve">In addition to diagnostic systems, emerging taxonomies and frameworks of psychopathology—including the hierarchical taxonomy of psychopathology (HiTOP) and research domain criteria (RDoC)—do not incorporate a developental perspective</w:t>
+      </w:r>
+      <w:r>
+        <w:t xml:space="preserve"> </w:t>
+      </w:r>
+      <w:r>
+        <w:t xml:space="preserve">(</w:t>
+      </w:r>
+      <w:hyperlink w:anchor="ref-Tackett2022">
+        <w:r>
+          <w:rPr>
+            <w:rStyle w:val="Hyperlink"/>
+          </w:rPr>
+          <w:t xml:space="preserve">Tackett &amp; Hallquist, 2022</w:t>
+        </w:r>
+      </w:hyperlink>
+      <w:r>
+        <w:t xml:space="preserve">)</w:t>
+      </w:r>
+      <w:r>
+        <w:t xml:space="preserve">.</w:t>
+      </w:r>
+    </w:p>
+    <w:bookmarkEnd w:id="62"/>
+    <w:bookmarkEnd w:id="63"/>
+    <w:bookmarkStart w:id="73" w:name="X08761d2e933d3c63251c7853a991975a4515ca5"/>
+    <w:p>
+      <w:pPr>
+        <w:pStyle w:val="Heading2"/>
+      </w:pPr>
+      <w:r>
+        <w:t xml:space="preserve">Problems of Existing Assessments and Traditional Scoring Systems</w:t>
+      </w:r>
+    </w:p>
+    <w:p>
+      <w:pPr>
+        <w:pStyle w:val="FirstParagraph"/>
+      </w:pPr>
+      <w:r>
+        <w:t xml:space="preserve">Other key reasons the field has failed to adequately study individuals’ development of psychopathology across the lifespan represent method problems—namely, problems with existing assessments and how those assessments are used, based on traditional scoring systems.</w:t>
+      </w:r>
+      <w:r>
+        <w:t xml:space="preserve"> </w:t>
+      </w:r>
+      <w:r>
+        <w:t xml:space="preserve">There is a mismatch metween theory and method.</w:t>
+      </w:r>
+      <w:r>
+        <w:t xml:space="preserve"> </w:t>
+      </w:r>
+      <w:r>
+        <w:t xml:space="preserve">In particular, there is a mismatch between theory of constructs—including how a construct manifests behaviorally—and the methods used to assess the construct and to evaluate people’s level and change in that construct.</w:t>
+      </w:r>
+    </w:p>
+    <w:bookmarkStart w:id="69" w:name="X4c94655489fd3e3efea19c584555f75e74709d7"/>
+    <w:p>
+      <w:pPr>
+        <w:pStyle w:val="Heading3"/>
+      </w:pPr>
+      <w:r>
+        <w:t xml:space="preserve">Do Not Adequately Capture Constructs’ Change in Behavioral Manifestation Across Development</w:t>
+      </w:r>
+    </w:p>
+    <w:p>
+      <w:pPr>
+        <w:pStyle w:val="FirstParagraph"/>
+      </w:pPr>
+      <w:r>
+        <w:t xml:space="preserve">Given the substantial changes in behavioral manifestation of psychopathology across development, it is important for measures to capture the constructs’ changing behavioral manifestation, to stay developmentally relevant and construct valid.</w:t>
+      </w:r>
+    </w:p>
+    <w:p>
+      <w:pPr>
+        <w:pStyle w:val="BodyText"/>
+      </w:pPr>
+      <w:r>
+        <w:t xml:space="preserve">However, measures show insufficient differences in which items are assessed at which ages to account for heterotypic continuity.</w:t>
+      </w:r>
+      <w:r>
+        <w:t xml:space="preserve"> </w:t>
+      </w:r>
+      <w:r>
+        <w:t xml:space="preserve">For example, the same version of the Child Behavior Checklist (CBCL) spans ages 6–18.</w:t>
+      </w:r>
+      <w:r>
+        <w:t xml:space="preserve"> </w:t>
+      </w:r>
+      <w:r>
+        <w:t xml:space="preserve">Considerable development occurs during that span.</w:t>
+      </w:r>
+    </w:p>
+    <w:p>
+      <w:pPr>
+        <w:pStyle w:val="BodyText"/>
+      </w:pPr>
+      <w:r>
+        <w:t xml:space="preserve">There are two primary ways that researchers have examined people’s change in psychopathology across development</w:t>
+      </w:r>
+      <w:r>
+        <w:t xml:space="preserve"> </w:t>
+      </w:r>
+      <w:hyperlink w:anchor="fig-approachesToLongitudinalAssessment">
+        <w:r>
+          <w:rPr>
+            <w:rStyle w:val="Hyperlink"/>
+          </w:rPr>
+          <w:t xml:space="preserve">Figure 3</w:t>
+        </w:r>
+      </w:hyperlink>
+      <w:r>
+        <w:t xml:space="preserve">.</w:t>
+      </w:r>
+      <w:r>
+        <w:t xml:space="preserve"> </w:t>
+      </w:r>
+      <w:r>
+        <w:t xml:space="preserve">The</w:t>
+      </w:r>
+      <w:r>
+        <w:t xml:space="preserve"> </w:t>
+      </w:r>
+      <w:r>
+        <w:t xml:space="preserve">“common items”</w:t>
+      </w:r>
+      <w:r>
+        <w:t xml:space="preserve"> </w:t>
+      </w:r>
+      <w:r>
+        <w:t xml:space="preserve">approach removes items that are age specific.</w:t>
+      </w:r>
+      <w:r>
+        <w:t xml:space="preserve"> </w:t>
+      </w:r>
+      <w:r>
+        <w:t xml:space="preserve">For example, in a study of externalizing problems from early childhood to adolescence, a study might remove some substance use items that might not be developmentally relevant at all ages.</w:t>
+      </w:r>
+      <w:r>
+        <w:t xml:space="preserve"> </w:t>
+      </w:r>
+      <w:r>
+        <w:t xml:space="preserve">The second approach, the</w:t>
+      </w:r>
+      <w:r>
+        <w:t xml:space="preserve"> </w:t>
+      </w:r>
+      <w:r>
+        <w:t xml:space="preserve">“upward/downward extension”</w:t>
+      </w:r>
+      <w:r>
+        <w:t xml:space="preserve"> </w:t>
+      </w:r>
+      <w:r>
+        <w:t xml:space="preserve">approach, takes items that are valid at a given age and uses the items across ages when the item may not be valid or useful—i.e., all items are assessed at all ages.</w:t>
+      </w:r>
+      <w:r>
+        <w:t xml:space="preserve"> </w:t>
+      </w:r>
+      <w:r>
+        <w:t xml:space="preserve">For instance, the upward extension approach might take the item</w:t>
+      </w:r>
+      <w:r>
+        <w:t xml:space="preserve"> </w:t>
+      </w:r>
+      <w:r>
+        <w:t xml:space="preserve">“disobedient to authority figures”</w:t>
+      </w:r>
+      <w:r>
+        <w:t xml:space="preserve"> </w:t>
+      </w:r>
+      <w:r>
+        <w:t xml:space="preserve">and apply it to older individuals for whom such a behavior may no longer validly reflect externalizing behavior—and may instead reflect prosocial functions including protesting against societally unjust actions.</w:t>
+      </w:r>
+      <w:r>
+        <w:t xml:space="preserve"> </w:t>
+      </w:r>
+      <w:r>
+        <w:t xml:space="preserve">Both the</w:t>
+      </w:r>
+      <w:r>
+        <w:t xml:space="preserve"> </w:t>
+      </w:r>
+      <w:r>
+        <w:t xml:space="preserve">“common items”</w:t>
+      </w:r>
+      <w:r>
+        <w:t xml:space="preserve"> </w:t>
+      </w:r>
+      <w:r>
+        <w:t xml:space="preserve">(e.g.,</w:t>
+      </w:r>
+      <w:r>
+        <w:t xml:space="preserve"> </w:t>
+      </w:r>
+      <w:hyperlink w:anchor="ref-Odgers2008">
+        <w:r>
+          <w:rPr>
+            <w:rStyle w:val="Hyperlink"/>
+          </w:rPr>
+          <w:t xml:space="preserve">Odgers et al., 2008</w:t>
+        </w:r>
+      </w:hyperlink>
+      <w:r>
+        <w:t xml:space="preserve">;</w:t>
+      </w:r>
+      <w:r>
+        <w:t xml:space="preserve"> </w:t>
+      </w:r>
+      <w:hyperlink w:anchor="ref-Sterba2007">
+        <w:r>
+          <w:rPr>
+            <w:rStyle w:val="Hyperlink"/>
+          </w:rPr>
+          <w:t xml:space="preserve">Sterba et al., 2007</w:t>
+        </w:r>
+      </w:hyperlink>
+      <w:r>
+        <w:t xml:space="preserve">)</w:t>
+      </w:r>
+      <w:r>
+        <w:t xml:space="preserve"> </w:t>
+      </w:r>
+      <w:r>
+        <w:t xml:space="preserve">and</w:t>
+      </w:r>
+      <w:r>
+        <w:t xml:space="preserve"> </w:t>
+      </w:r>
+      <w:r>
+        <w:t xml:space="preserve">“upward/downward extension”</w:t>
+      </w:r>
+      <w:r>
+        <w:t xml:space="preserve"> </w:t>
+      </w:r>
+      <w:r>
+        <w:t xml:space="preserve">(e.g.,</w:t>
+      </w:r>
+      <w:r>
+        <w:t xml:space="preserve"> </w:t>
+      </w:r>
+      <w:hyperlink w:anchor="ref-BriggsGowan2016">
+        <w:r>
+          <w:rPr>
+            <w:rStyle w:val="Hyperlink"/>
+          </w:rPr>
+          <w:t xml:space="preserve">Briggs-Gowan et al., 2016</w:t>
+        </w:r>
+      </w:hyperlink>
+      <w:r>
+        <w:t xml:space="preserve">;</w:t>
+      </w:r>
+      <w:r>
+        <w:t xml:space="preserve"> </w:t>
+      </w:r>
+      <w:hyperlink w:anchor="ref-Broeren2013">
+        <w:r>
+          <w:rPr>
+            <w:rStyle w:val="Hyperlink"/>
+          </w:rPr>
+          <w:t xml:space="preserve">Broeren et al., 2013</w:t>
+        </w:r>
+      </w:hyperlink>
+      <w:r>
+        <w:t xml:space="preserve">)</w:t>
+      </w:r>
+      <w:r>
+        <w:t xml:space="preserve"> </w:t>
+      </w:r>
+      <w:r>
+        <w:t xml:space="preserve">approaches are widely used, likely because they result in the same items assessed across ages, but both have key problems.</w:t>
+      </w:r>
+      <w:r>
+        <w:t xml:space="preserve"> </w:t>
+      </w:r>
+      <w:r>
+        <w:t xml:space="preserve">As an example of the common items approach, Odgers et al. (2008, p. 676) examined children’s development of DSM-IV symptoms of conduct disorder from ages 7 to 26 years, but they dropped age-specific symptoms (e.g., running away, staying out late)</w:t>
+      </w:r>
+      <w:r>
+        <w:t xml:space="preserve"> </w:t>
+      </w:r>
+      <w:r>
+        <w:t xml:space="preserve">“because [these symptoms] did not cover the study’s age span”</w:t>
+      </w:r>
+      <w:r>
+        <w:t xml:space="preserve">.</w:t>
+      </w:r>
+      <w:r>
+        <w:t xml:space="preserve"> </w:t>
+      </w:r>
+      <w:r>
+        <w:t xml:space="preserve">As an example of the upward extension approach, Broeren et al. (2013, p. 84) examined children’s development of anxiety from ages 4 to 11 years; they noted,</w:t>
+      </w:r>
+      <w:r>
+        <w:t xml:space="preserve"> </w:t>
+      </w:r>
+      <w:r>
+        <w:t xml:space="preserve">“Although the questionnaire was originally developed to measure anxiety in preschoolers, the current study also employed the scale with older children to promote uniformity in measures”</w:t>
+      </w:r>
+      <w:r>
+        <w:t xml:space="preserve">.</w:t>
+      </w:r>
+    </w:p>
+    <w:bookmarkStart w:id="68" w:name="fig-approachesToLongitudinalAssessment"/>
+    <w:p>
+      <w:pPr>
+        <w:pStyle w:val="FigureTitle"/>
+      </w:pPr>
+      <w:r>
+        <w:t xml:space="preserve">Figure 3</w:t>
+      </w:r>
+    </w:p>
+    <w:p>
+      <w:pPr>
+        <w:pStyle w:val="Caption"/>
+      </w:pPr>
+      <w:r>
+        <w:t xml:space="preserve">Item set A refers to items that are construct-valid at only timepoint 1 (T1); item set B is construct-valid at both T1 and T2; item set C is construct-valid at only T2.</w:t>
+      </w:r>
+      <w:r>
+        <w:t xml:space="preserve"> </w:t>
+      </w:r>
+      <w:r>
+        <w:t xml:space="preserve">A dash indicates that the item set was not assessed at a given timepoint.</w:t>
+      </w:r>
+      <w:r>
+        <w:t xml:space="preserve"> </w:t>
+      </w:r>
+      <w:r>
+        <w:t xml:space="preserve">A white box indicates invalid assessment in terms of either a content gap (i.e., important missing items) or intrusion (i.e., invalid items at a given timepoint).</w:t>
+      </w:r>
+      <w:r>
+        <w:t xml:space="preserve"> </w:t>
+      </w:r>
+      <w:r>
+        <w:t xml:space="preserve">In a study of externalizing problems from early childhood to adulthood,</w:t>
+      </w:r>
+      <w:r>
+        <w:t xml:space="preserve"> </w:t>
+      </w:r>
+      <w:r>
+        <w:t xml:space="preserve">“biting others”</w:t>
+      </w:r>
+      <w:r>
+        <w:t xml:space="preserve"> </w:t>
+      </w:r>
+      <w:r>
+        <w:t xml:space="preserve">may be in item set A;</w:t>
+      </w:r>
+      <w:r>
+        <w:t xml:space="preserve"> </w:t>
+      </w:r>
+      <w:r>
+        <w:t xml:space="preserve">“noncompliant”</w:t>
+      </w:r>
+      <w:r>
+        <w:t xml:space="preserve"> </w:t>
+      </w:r>
+      <w:r>
+        <w:t xml:space="preserve">in B;</w:t>
+      </w:r>
+      <w:r>
+        <w:t xml:space="preserve"> </w:t>
+      </w:r>
+      <w:r>
+        <w:t xml:space="preserve">“drug use”</w:t>
+      </w:r>
+      <w:r>
+        <w:t xml:space="preserve"> </w:t>
+      </w:r>
+      <w:r>
+        <w:t xml:space="preserve">in C.</w:t>
+      </w:r>
+      <w:r>
+        <w:t xml:space="preserve"> </w:t>
+      </w:r>
+      <w:r>
+        <w:t xml:space="preserve">The three approaches are: (1) common items: B at T1 and T2, (2) upward/downward extension: ABC at T1 and T2, or (3) construct-valid items: AB at T1; BC at T2.</w:t>
+      </w:r>
+      <w:r>
+        <w:t xml:space="preserve"> </w:t>
+      </w:r>
+      <w:r>
+        <w:t xml:space="preserve">The</w:t>
+      </w:r>
+      <w:r>
+        <w:t xml:space="preserve"> </w:t>
+      </w:r>
+      <w:r>
+        <w:t xml:space="preserve">“common items”</w:t>
+      </w:r>
+      <w:r>
+        <w:t xml:space="preserve"> </w:t>
+      </w:r>
+      <w:r>
+        <w:t xml:space="preserve">and</w:t>
+      </w:r>
+      <w:r>
+        <w:t xml:space="preserve"> </w:t>
+      </w:r>
+      <w:r>
+        <w:t xml:space="preserve">“upward/downward extension”</w:t>
+      </w:r>
+      <w:r>
+        <w:t xml:space="preserve"> </w:t>
+      </w:r>
+      <w:r>
+        <w:t xml:space="preserve">approaches are by far the most widely used in the literature, even though they likely lead to inaccurate scores and thus inaccurate trajectories.</w:t>
+      </w:r>
+      <w:r>
+        <w:t xml:space="preserve"> </w:t>
+      </w:r>
+      <w:r>
+        <w:t xml:space="preserve">(Figure reprinted from</w:t>
+      </w:r>
+      <w:r>
+        <w:t xml:space="preserve"> </w:t>
+      </w:r>
+      <w:r>
+        <w:t xml:space="preserve">Petersen et al. (</w:t>
+      </w:r>
+      <w:hyperlink w:anchor="ref-Petersen2026">
+        <w:r>
+          <w:rPr>
+            <w:rStyle w:val="Hyperlink"/>
+          </w:rPr>
+          <w:t xml:space="preserve">2026</w:t>
+        </w:r>
+      </w:hyperlink>
+      <w:r>
+        <w:t xml:space="preserve">)</w:t>
+      </w:r>
+      <w:r>
+        <w:t xml:space="preserve">, Figure 1, p. 113. Petersen, I. T., Demko, Z., Lee, W.-C., &amp; Oleson, J. J. (2026). Studying development of psychopathology using changing measures to account for heterotypic continuity.</w:t>
+      </w:r>
+      <w:r>
+        <w:t xml:space="preserve"> </w:t>
+      </w:r>
+      <w:r>
+        <w:rPr>
+          <w:i/>
+          <w:iCs/>
+        </w:rPr>
+        <w:t xml:space="preserve">JAACAP Open</w:t>
+      </w:r>
+      <w:r>
+        <w:t xml:space="preserve">,</w:t>
+      </w:r>
+      <w:r>
+        <w:t xml:space="preserve"> </w:t>
+      </w:r>
+      <w:r>
+        <w:rPr>
+          <w:i/>
+          <w:iCs/>
+        </w:rPr>
+        <w:t xml:space="preserve">4</w:t>
+      </w:r>
+      <w:r>
+        <w:t xml:space="preserve">(1), 111–123.</w:t>
+      </w:r>
+      <w:r>
+        <w:t xml:space="preserve"> </w:t>
+      </w:r>
+      <w:hyperlink r:id="rId64">
+        <w:r>
+          <w:rPr>
+            <w:rStyle w:val="Hyperlink"/>
+          </w:rPr>
+          <w:t xml:space="preserve">https://doi.org/10.1016/j.jaacop.2025.10.008</w:t>
+        </w:r>
+      </w:hyperlink>
+      <w:r>
+        <w:t xml:space="preserve">)</w:t>
+      </w:r>
+    </w:p>
+    <w:p>
+      <w:pPr>
+        <w:pStyle w:val="FigureWithoutNote"/>
+      </w:pPr>
+      <w:r>
+        <w:drawing>
+          <wp:inline>
+            <wp:extent cx="5943600" cy="2351289"/>
+            <wp:effectExtent b="0" l="0" r="0" t="0"/>
+            <wp:docPr descr="" title="" id="66" name="Picture"/>
+            <a:graphic>
+              <a:graphicData uri="http://schemas.openxmlformats.org/drawingml/2006/picture">
+                <pic:pic>
+                  <pic:nvPicPr>
+                    <pic:cNvPr descr="Figures/approachesToLongitudinalAssessment.jpg" id="67" name="Picture"/>
+                    <pic:cNvPicPr>
+                      <a:picLocks noChangeArrowheads="1" noChangeAspect="1"/>
+                    </pic:cNvPicPr>
+                  </pic:nvPicPr>
+                  <pic:blipFill>
+                    <a:blip r:embed="rId65"/>
                     <a:stretch>
                       <a:fillRect/>
                     </a:stretch>
@@ -2360,7 +2560,7 @@
         </w:drawing>
       </w:r>
     </w:p>
-    <w:bookmarkEnd w:id="63"/>
+    <w:bookmarkEnd w:id="68"/>
     <w:p>
       <w:pPr>
         <w:pStyle w:val="AfterWithoutNote"/>
@@ -2488,8 +2688,8 @@
         <w:t xml:space="preserve">In sum, despite these approaches being the most widely used for assessing individuals’ development, they likely lead to inaccurate scores and thus inaccurate trajectories.</w:t>
       </w:r>
     </w:p>
-    <w:bookmarkEnd w:id="64"/>
-    <w:bookmarkStart w:id="65" w:name="Xdc13d281466e499f4855c3876fd0a0cd5a1ffa2"/>
+    <w:bookmarkEnd w:id="69"/>
+    <w:bookmarkStart w:id="70" w:name="Xdc13d281466e499f4855c3876fd0a0cd5a1ffa2"/>
     <w:p>
       <w:pPr>
         <w:pStyle w:val="Heading3"/>
@@ -2547,8 +2747,8 @@
         <w:t xml:space="preserve">Absolute change is necessary to identify true growth for an individual, and is thus important for treatment monitoring and longitudinal growth curves.</w:t>
       </w:r>
     </w:p>
-    <w:bookmarkEnd w:id="65"/>
-    <w:bookmarkStart w:id="66" w:name="X5b5ec984eec4bed4d234d034c192bb08d883361"/>
+    <w:bookmarkEnd w:id="70"/>
+    <w:bookmarkStart w:id="71" w:name="X5b5ec984eec4bed4d234d034c192bb08d883361"/>
     <w:p>
       <w:pPr>
         <w:pStyle w:val="Heading3"/>
@@ -2769,8 +2969,8 @@
         <w:t xml:space="preserve">Better identification of subthreshold externalizing is critical, in both research and practice, for identifying at-risk individuals in the early-stage trajectory of psychopathology.</w:t>
       </w:r>
     </w:p>
-    <w:bookmarkEnd w:id="66"/>
-    <w:bookmarkStart w:id="67" w:name="X7a68df1e46d6eb3875992be7e28db94db9dbc3e"/>
+    <w:bookmarkEnd w:id="71"/>
+    <w:bookmarkStart w:id="72" w:name="X7a68df1e46d6eb3875992be7e28db94db9dbc3e"/>
     <w:p>
       <w:pPr>
         <w:pStyle w:val="Heading3"/>
@@ -2787,9 +2987,9 @@
         <w:t xml:space="preserve">In sum, although they have been helpful, existing measures are poorly suited to classify individuals’ development of psychopathology across a lengthy span, which is necessary for tracking individuals’ change and identifying mechanisms in the development of psychopathology.</w:t>
       </w:r>
     </w:p>
-    <w:bookmarkEnd w:id="67"/>
-    <w:bookmarkEnd w:id="68"/>
-    <w:bookmarkStart w:id="69" w:name="example-externalizing-psychopathology"/>
+    <w:bookmarkEnd w:id="72"/>
+    <w:bookmarkEnd w:id="73"/>
+    <w:bookmarkStart w:id="74" w:name="example-externalizing-psychopathology"/>
     <w:p>
       <w:pPr>
         <w:pStyle w:val="Heading2"/>
@@ -2798,9 +2998,9 @@
         <w:t xml:space="preserve">Example: Externalizing Psychopathology</w:t>
       </w:r>
     </w:p>
-    <w:bookmarkEnd w:id="69"/>
-    <w:bookmarkEnd w:id="70"/>
-    <w:bookmarkStart w:id="71" w:name="X90173f212147643646723f86a6ce6f8ad77bf31"/>
+    <w:bookmarkEnd w:id="74"/>
+    <w:bookmarkEnd w:id="75"/>
+    <w:bookmarkStart w:id="76" w:name="X90173f212147643646723f86a6ce6f8ad77bf31"/>
     <w:p>
       <w:pPr>
         <w:pStyle w:val="Heading1"/>
@@ -2809,8 +3009,8 @@
         <w:t xml:space="preserve">Solution: A Developmental Scaling Framework</w:t>
       </w:r>
     </w:p>
-    <w:bookmarkEnd w:id="71"/>
-    <w:bookmarkStart w:id="80" w:name="other-key-challenges-to-address"/>
+    <w:bookmarkEnd w:id="76"/>
+    <w:bookmarkStart w:id="85" w:name="other-key-challenges-to-address"/>
     <w:p>
       <w:pPr>
         <w:pStyle w:val="Heading1"/>
@@ -2819,7 +3019,7 @@
         <w:t xml:space="preserve">Other Key Challenges to Address</w:t>
       </w:r>
     </w:p>
-    <w:bookmarkStart w:id="76" w:name="sec-potential-confounds-of-change"/>
+    <w:bookmarkStart w:id="81" w:name="sec-potential-confounds-of-change"/>
     <w:p>
       <w:pPr>
         <w:pStyle w:val="Heading2"/>
@@ -2828,7 +3028,7 @@
         <w:t xml:space="preserve">Potential Confounds of Change</w:t>
       </w:r>
     </w:p>
-    <w:bookmarkStart w:id="72" w:name="practiceretest-effects"/>
+    <w:bookmarkStart w:id="77" w:name="practiceretest-effects"/>
     <w:p>
       <w:pPr>
         <w:pStyle w:val="Heading3"/>
@@ -2837,8 +3037,8 @@
         <w:t xml:space="preserve">Practice/Retest Effects</w:t>
       </w:r>
     </w:p>
-    <w:bookmarkEnd w:id="72"/>
-    <w:bookmarkStart w:id="73" w:name="period-and-cohort-effects"/>
+    <w:bookmarkEnd w:id="77"/>
+    <w:bookmarkStart w:id="78" w:name="period-and-cohort-effects"/>
     <w:p>
       <w:pPr>
         <w:pStyle w:val="Heading3"/>
@@ -2847,8 +3047,8 @@
         <w:t xml:space="preserve">Period and Cohort Effects</w:t>
       </w:r>
     </w:p>
-    <w:bookmarkEnd w:id="73"/>
-    <w:bookmarkStart w:id="74" w:name="measurement-error"/>
+    <w:bookmarkEnd w:id="78"/>
+    <w:bookmarkStart w:id="79" w:name="measurement-error"/>
     <w:p>
       <w:pPr>
         <w:pStyle w:val="Heading3"/>
@@ -2857,8 +3057,8 @@
         <w:t xml:space="preserve">Measurement Error</w:t>
       </w:r>
     </w:p>
-    <w:bookmarkEnd w:id="74"/>
-    <w:bookmarkStart w:id="75" w:name="change-in-meaning-of-the-scores"/>
+    <w:bookmarkEnd w:id="79"/>
+    <w:bookmarkStart w:id="80" w:name="change-in-meaning-of-the-scores"/>
     <w:p>
       <w:pPr>
         <w:pStyle w:val="Heading3"/>
@@ -2867,9 +3067,9 @@
         <w:t xml:space="preserve">Change in Meaning of the Scores</w:t>
       </w:r>
     </w:p>
-    <w:bookmarkEnd w:id="75"/>
-    <w:bookmarkEnd w:id="76"/>
-    <w:bookmarkStart w:id="77" w:name="factorial-invariance-across-time"/>
+    <w:bookmarkEnd w:id="80"/>
+    <w:bookmarkEnd w:id="81"/>
+    <w:bookmarkStart w:id="82" w:name="factorial-invariance-across-time"/>
     <w:p>
       <w:pPr>
         <w:pStyle w:val="Heading2"/>
@@ -2878,8 +3078,8 @@
         <w:t xml:space="preserve">Factorial Invariance Across Time</w:t>
       </w:r>
     </w:p>
-    <w:bookmarkEnd w:id="77"/>
-    <w:bookmarkStart w:id="78" w:name="integration-across-multiple-sources"/>
+    <w:bookmarkEnd w:id="82"/>
+    <w:bookmarkStart w:id="83" w:name="integration-across-multiple-sources"/>
     <w:p>
       <w:pPr>
         <w:pStyle w:val="Heading2"/>
@@ -2888,8 +3088,8 @@
         <w:t xml:space="preserve">Integration Across Multiple Sources</w:t>
       </w:r>
     </w:p>
-    <w:bookmarkEnd w:id="78"/>
-    <w:bookmarkStart w:id="79" w:name="obsolescence-of-items-and-measures"/>
+    <w:bookmarkEnd w:id="83"/>
+    <w:bookmarkStart w:id="84" w:name="obsolescence-of-items-and-measures"/>
     <w:p>
       <w:pPr>
         <w:pStyle w:val="Heading2"/>
@@ -2898,9 +3098,9 @@
         <w:t xml:space="preserve">Obsolescence of Items and Measures</w:t>
       </w:r>
     </w:p>
-    <w:bookmarkEnd w:id="79"/>
-    <w:bookmarkEnd w:id="80"/>
-    <w:bookmarkStart w:id="81" w:name="conclusion"/>
+    <w:bookmarkEnd w:id="84"/>
+    <w:bookmarkEnd w:id="85"/>
+    <w:bookmarkStart w:id="86" w:name="conclusion"/>
     <w:p>
       <w:pPr>
         <w:pStyle w:val="Heading1"/>
@@ -2929,8 +3129,8 @@
         <w:t xml:space="preserve">Although this manuscript focuses on development of psychopathology, the principles discussed likely apply to many other developmental domains.</w:t>
       </w:r>
     </w:p>
-    <w:bookmarkEnd w:id="81"/>
-    <w:bookmarkStart w:id="145" w:name="references"/>
+    <w:bookmarkEnd w:id="86"/>
+    <w:bookmarkStart w:id="151" w:name="references"/>
     <w:p>
       <w:pPr>
         <w:pStyle w:val="Heading1"/>
@@ -2939,8 +3139,8 @@
         <w:t xml:space="preserve">References</w:t>
       </w:r>
     </w:p>
-    <w:bookmarkStart w:id="144" w:name="refs"/>
-    <w:bookmarkStart w:id="82" w:name="ref-Abrous2026"/>
+    <w:bookmarkStart w:id="150" w:name="refs"/>
+    <w:bookmarkStart w:id="87" w:name="ref-Abrous2026"/>
     <w:p>
       <w:pPr>
         <w:pStyle w:val="Bibliography"/>
@@ -2986,8 +3186,8 @@
         </w:r>
       </w:hyperlink>
     </w:p>
-    <w:bookmarkEnd w:id="82"/>
-    <w:bookmarkStart w:id="83" w:name="ref-Ackerman2013"/>
+    <w:bookmarkEnd w:id="87"/>
+    <w:bookmarkStart w:id="88" w:name="ref-Ackerman2013"/>
     <w:p>
       <w:pPr>
         <w:pStyle w:val="Bibliography"/>
@@ -3012,8 +3212,8 @@
         <w:t xml:space="preserve">(pp. 119–132). American Psychological Association.</w:t>
       </w:r>
     </w:p>
-    <w:bookmarkEnd w:id="83"/>
-    <w:bookmarkStart w:id="84" w:name="ref-APA2022"/>
+    <w:bookmarkEnd w:id="88"/>
+    <w:bookmarkStart w:id="89" w:name="ref-APA2022"/>
     <w:p>
       <w:pPr>
         <w:pStyle w:val="Bibliography"/>
@@ -3063,8 +3263,8 @@
         <w:t xml:space="preserve">. American Psychiatric Publishing.</w:t>
       </w:r>
     </w:p>
-    <w:bookmarkEnd w:id="84"/>
-    <w:bookmarkStart w:id="86" w:name="ref-ApplegateInPress"/>
+    <w:bookmarkEnd w:id="89"/>
+    <w:bookmarkStart w:id="91" w:name="ref-ApplegateInPress"/>
     <w:p>
       <w:pPr>
         <w:pStyle w:val="Bibliography"/>
@@ -3088,7 +3288,7 @@
       <w:r>
         <w:t xml:space="preserve"> </w:t>
       </w:r>
-      <w:hyperlink r:id="rId85">
+      <w:hyperlink r:id="rId90">
         <w:r>
           <w:rPr>
             <w:rStyle w:val="Hyperlink"/>
@@ -3097,8 +3297,8 @@
         </w:r>
       </w:hyperlink>
     </w:p>
-    <w:bookmarkEnd w:id="86"/>
-    <w:bookmarkStart w:id="87" w:name="ref-Borelli2018"/>
+    <w:bookmarkEnd w:id="91"/>
+    <w:bookmarkStart w:id="92" w:name="ref-Borelli2018"/>
     <w:p>
       <w:pPr>
         <w:pStyle w:val="Bibliography"/>
@@ -3144,8 +3344,8 @@
         </w:r>
       </w:hyperlink>
     </w:p>
-    <w:bookmarkEnd w:id="87"/>
-    <w:bookmarkStart w:id="88" w:name="ref-BriggsGowan2016"/>
+    <w:bookmarkEnd w:id="92"/>
+    <w:bookmarkStart w:id="93" w:name="ref-BriggsGowan2016"/>
     <w:p>
       <w:pPr>
         <w:pStyle w:val="Bibliography"/>
@@ -3170,8 +3370,8 @@
         <w:t xml:space="preserve">(pp. 1–45).</w:t>
       </w:r>
     </w:p>
-    <w:bookmarkEnd w:id="88"/>
-    <w:bookmarkStart w:id="90" w:name="ref-Broeren2013"/>
+    <w:bookmarkEnd w:id="93"/>
+    <w:bookmarkStart w:id="95" w:name="ref-Broeren2013"/>
     <w:p>
       <w:pPr>
         <w:pStyle w:val="Bibliography"/>
@@ -3208,7 +3408,7 @@
       <w:r>
         <w:t xml:space="preserve"> </w:t>
       </w:r>
-      <w:hyperlink r:id="rId89">
+      <w:hyperlink r:id="rId94">
         <w:r>
           <w:rPr>
             <w:rStyle w:val="Hyperlink"/>
@@ -3217,8 +3417,8 @@
         </w:r>
       </w:hyperlink>
     </w:p>
-    <w:bookmarkEnd w:id="90"/>
-    <w:bookmarkStart w:id="91" w:name="ref-Caspi2006"/>
+    <w:bookmarkEnd w:id="95"/>
+    <w:bookmarkStart w:id="96" w:name="ref-Caspi2006"/>
     <w:p>
       <w:pPr>
         <w:pStyle w:val="Bibliography"/>
@@ -3243,8 +3443,8 @@
         <w:t xml:space="preserve">(6th ed., Vol. 3, pp. 300–365). John Wiley &amp; Sons, Inc.</w:t>
       </w:r>
     </w:p>
-    <w:bookmarkEnd w:id="91"/>
-    <w:bookmarkStart w:id="93" w:name="ref-Chen2015"/>
+    <w:bookmarkEnd w:id="96"/>
+    <w:bookmarkStart w:id="98" w:name="ref-Chen2015"/>
     <w:p>
       <w:pPr>
         <w:pStyle w:val="Bibliography"/>
@@ -3281,7 +3481,7 @@
       <w:r>
         <w:t xml:space="preserve"> </w:t>
       </w:r>
-      <w:hyperlink r:id="rId92">
+      <w:hyperlink r:id="rId97">
         <w:r>
           <w:rPr>
             <w:rStyle w:val="Hyperlink"/>
@@ -3290,8 +3490,8 @@
         </w:r>
       </w:hyperlink>
     </w:p>
-    <w:bookmarkEnd w:id="93"/>
-    <w:bookmarkStart w:id="95" w:name="ref-Cicchetti2002"/>
+    <w:bookmarkEnd w:id="98"/>
+    <w:bookmarkStart w:id="100" w:name="ref-Cicchetti2002"/>
     <w:p>
       <w:pPr>
         <w:pStyle w:val="Bibliography"/>
@@ -3328,7 +3528,7 @@
       <w:r>
         <w:t xml:space="preserve"> </w:t>
       </w:r>
-      <w:hyperlink r:id="rId94">
+      <w:hyperlink r:id="rId99">
         <w:r>
           <w:rPr>
             <w:rStyle w:val="Hyperlink"/>
@@ -3337,8 +3537,8 @@
         </w:r>
       </w:hyperlink>
     </w:p>
-    <w:bookmarkEnd w:id="95"/>
-    <w:bookmarkStart w:id="97" w:name="ref-DeLosReyes2026"/>
+    <w:bookmarkEnd w:id="100"/>
+    <w:bookmarkStart w:id="102" w:name="ref-DeLosReyes2026"/>
     <w:p>
       <w:pPr>
         <w:pStyle w:val="Bibliography"/>
@@ -3387,7 +3587,7 @@
       <w:r>
         <w:t xml:space="preserve"> </w:t>
       </w:r>
-      <w:hyperlink r:id="rId96">
+      <w:hyperlink r:id="rId101">
         <w:r>
           <w:rPr>
             <w:rStyle w:val="Hyperlink"/>
@@ -3396,8 +3596,8 @@
         </w:r>
       </w:hyperlink>
     </w:p>
-    <w:bookmarkEnd w:id="97"/>
-    <w:bookmarkStart w:id="99" w:name="ref-Godoy2021"/>
+    <w:bookmarkEnd w:id="102"/>
+    <w:bookmarkStart w:id="104" w:name="ref-Godoy2021"/>
     <w:p>
       <w:pPr>
         <w:pStyle w:val="Bibliography"/>
@@ -3434,7 +3634,7 @@
       <w:r>
         <w:t xml:space="preserve"> </w:t>
       </w:r>
-      <w:hyperlink r:id="rId98">
+      <w:hyperlink r:id="rId103">
         <w:r>
           <w:rPr>
             <w:rStyle w:val="Hyperlink"/>
@@ -3443,8 +3643,8 @@
         </w:r>
       </w:hyperlink>
     </w:p>
-    <w:bookmarkEnd w:id="99"/>
-    <w:bookmarkStart w:id="101" w:name="ref-Insel2008"/>
+    <w:bookmarkEnd w:id="104"/>
+    <w:bookmarkStart w:id="106" w:name="ref-Insel2008"/>
     <w:p>
       <w:pPr>
         <w:pStyle w:val="Bibliography"/>
@@ -3481,7 +3681,7 @@
       <w:r>
         <w:t xml:space="preserve"> </w:t>
       </w:r>
-      <w:hyperlink r:id="rId100">
+      <w:hyperlink r:id="rId105">
         <w:r>
           <w:rPr>
             <w:rStyle w:val="Hyperlink"/>
@@ -3490,8 +3690,8 @@
         </w:r>
       </w:hyperlink>
     </w:p>
-    <w:bookmarkEnd w:id="101"/>
-    <w:bookmarkStart w:id="103" w:name="ref-Kaat2019"/>
+    <w:bookmarkEnd w:id="106"/>
+    <w:bookmarkStart w:id="108" w:name="ref-Kaat2019"/>
     <w:p>
       <w:pPr>
         <w:pStyle w:val="Bibliography"/>
@@ -3528,7 +3728,7 @@
       <w:r>
         <w:t xml:space="preserve"> </w:t>
       </w:r>
-      <w:hyperlink r:id="rId102">
+      <w:hyperlink r:id="rId107">
         <w:r>
           <w:rPr>
             <w:rStyle w:val="Hyperlink"/>
@@ -3537,8 +3737,8 @@
         </w:r>
       </w:hyperlink>
     </w:p>
-    <w:bookmarkEnd w:id="103"/>
-    <w:bookmarkStart w:id="105" w:name="ref-Miller2009"/>
+    <w:bookmarkEnd w:id="108"/>
+    <w:bookmarkStart w:id="110" w:name="ref-Miller2009"/>
     <w:p>
       <w:pPr>
         <w:pStyle w:val="Bibliography"/>
@@ -3575,7 +3775,7 @@
       <w:r>
         <w:t xml:space="preserve"> </w:t>
       </w:r>
-      <w:hyperlink r:id="rId104">
+      <w:hyperlink r:id="rId109">
         <w:r>
           <w:rPr>
             <w:rStyle w:val="Hyperlink"/>
@@ -3584,8 +3784,8 @@
         </w:r>
       </w:hyperlink>
     </w:p>
-    <w:bookmarkEnd w:id="105"/>
-    <w:bookmarkStart w:id="107" w:name="ref-Odgers2008"/>
+    <w:bookmarkEnd w:id="110"/>
+    <w:bookmarkStart w:id="112" w:name="ref-Odgers2008"/>
     <w:p>
       <w:pPr>
         <w:pStyle w:val="Bibliography"/>
@@ -3622,7 +3822,7 @@
       <w:r>
         <w:t xml:space="preserve"> </w:t>
       </w:r>
-      <w:hyperlink r:id="rId106">
+      <w:hyperlink r:id="rId111">
         <w:r>
           <w:rPr>
             <w:rStyle w:val="Hyperlink"/>
@@ -3631,8 +3831,8 @@
         </w:r>
       </w:hyperlink>
     </w:p>
-    <w:bookmarkEnd w:id="107"/>
-    <w:bookmarkStart w:id="109" w:name="ref-Paalman2013"/>
+    <w:bookmarkEnd w:id="112"/>
+    <w:bookmarkStart w:id="114" w:name="ref-Paalman2013"/>
     <w:p>
       <w:pPr>
         <w:pStyle w:val="Bibliography"/>
@@ -3669,7 +3869,7 @@
       <w:r>
         <w:t xml:space="preserve"> </w:t>
       </w:r>
-      <w:hyperlink r:id="rId108">
+      <w:hyperlink r:id="rId113">
         <w:r>
           <w:rPr>
             <w:rStyle w:val="Hyperlink"/>
@@ -3678,8 +3878,8 @@
         </w:r>
       </w:hyperlink>
     </w:p>
-    <w:bookmarkEnd w:id="109"/>
-    <w:bookmarkStart w:id="111" w:name="ref-Patterson1993"/>
+    <w:bookmarkEnd w:id="114"/>
+    <w:bookmarkStart w:id="116" w:name="ref-Patterson1993"/>
     <w:p>
       <w:pPr>
         <w:pStyle w:val="Bibliography"/>
@@ -3716,7 +3916,7 @@
       <w:r>
         <w:t xml:space="preserve"> </w:t>
       </w:r>
-      <w:hyperlink r:id="rId110">
+      <w:hyperlink r:id="rId115">
         <w:r>
           <w:rPr>
             <w:rStyle w:val="Hyperlink"/>
@@ -3725,8 +3925,8 @@
         </w:r>
       </w:hyperlink>
     </w:p>
-    <w:bookmarkEnd w:id="111"/>
-    <w:bookmarkStart w:id="113" w:name="ref-Pavlovich2026"/>
+    <w:bookmarkEnd w:id="116"/>
+    <w:bookmarkStart w:id="118" w:name="ref-Pavlovich2026"/>
     <w:p>
       <w:pPr>
         <w:pStyle w:val="Bibliography"/>
@@ -3763,7 +3963,7 @@
       <w:r>
         <w:t xml:space="preserve"> </w:t>
       </w:r>
-      <w:hyperlink r:id="rId112">
+      <w:hyperlink r:id="rId117">
         <w:r>
           <w:rPr>
             <w:rStyle w:val="Hyperlink"/>
@@ -3772,8 +3972,8 @@
         </w:r>
       </w:hyperlink>
     </w:p>
-    <w:bookmarkEnd w:id="113"/>
-    <w:bookmarkStart w:id="115" w:name="ref-Petersen2024"/>
+    <w:bookmarkEnd w:id="118"/>
+    <w:bookmarkStart w:id="120" w:name="ref-Petersen2024"/>
     <w:p>
       <w:pPr>
         <w:pStyle w:val="Bibliography"/>
@@ -3810,7 +4010,7 @@
       <w:r>
         <w:t xml:space="preserve"> </w:t>
       </w:r>
-      <w:hyperlink r:id="rId114">
+      <w:hyperlink r:id="rId119">
         <w:r>
           <w:rPr>
             <w:rStyle w:val="Hyperlink"/>
@@ -3819,8 +4019,8 @@
         </w:r>
       </w:hyperlink>
     </w:p>
-    <w:bookmarkEnd w:id="115"/>
-    <w:bookmarkStart w:id="117" w:name="ref-Petersen2020"/>
+    <w:bookmarkEnd w:id="120"/>
+    <w:bookmarkStart w:id="122" w:name="ref-Petersen2020"/>
     <w:p>
       <w:pPr>
         <w:pStyle w:val="Bibliography"/>
@@ -3857,7 +4057,7 @@
       <w:r>
         <w:t xml:space="preserve"> </w:t>
       </w:r>
-      <w:hyperlink r:id="rId116">
+      <w:hyperlink r:id="rId121">
         <w:r>
           <w:rPr>
             <w:rStyle w:val="Hyperlink"/>
@@ -3866,8 +4066,8 @@
         </w:r>
       </w:hyperlink>
     </w:p>
-    <w:bookmarkEnd w:id="117"/>
-    <w:bookmarkStart w:id="118" w:name="ref-Petersen2026"/>
+    <w:bookmarkEnd w:id="122"/>
+    <w:bookmarkStart w:id="123" w:name="ref-Petersen2026"/>
     <w:p>
       <w:pPr>
         <w:pStyle w:val="Bibliography"/>
@@ -3904,7 +4104,7 @@
       <w:r>
         <w:t xml:space="preserve"> </w:t>
       </w:r>
-      <w:hyperlink r:id="rId59">
+      <w:hyperlink r:id="rId64">
         <w:r>
           <w:rPr>
             <w:rStyle w:val="Hyperlink"/>
@@ -3913,8 +4113,8 @@
         </w:r>
       </w:hyperlink>
     </w:p>
-    <w:bookmarkEnd w:id="118"/>
-    <w:bookmarkStart w:id="120" w:name="ref-Petersen2021"/>
+    <w:bookmarkEnd w:id="123"/>
+    <w:bookmarkStart w:id="125" w:name="ref-Petersen2021"/>
     <w:p>
       <w:pPr>
         <w:pStyle w:val="Bibliography"/>
@@ -3951,7 +4151,7 @@
       <w:r>
         <w:t xml:space="preserve"> </w:t>
       </w:r>
-      <w:hyperlink r:id="rId119">
+      <w:hyperlink r:id="rId124">
         <w:r>
           <w:rPr>
             <w:rStyle w:val="Hyperlink"/>
@@ -3960,8 +4160,8 @@
         </w:r>
       </w:hyperlink>
     </w:p>
-    <w:bookmarkEnd w:id="120"/>
-    <w:bookmarkStart w:id="122" w:name="ref-Petersen2018"/>
+    <w:bookmarkEnd w:id="125"/>
+    <w:bookmarkStart w:id="127" w:name="ref-Petersen2018"/>
     <w:p>
       <w:pPr>
         <w:pStyle w:val="Bibliography"/>
@@ -3998,7 +4198,7 @@
       <w:r>
         <w:t xml:space="preserve"> </w:t>
       </w:r>
-      <w:hyperlink r:id="rId121">
+      <w:hyperlink r:id="rId126">
         <w:r>
           <w:rPr>
             <w:rStyle w:val="Hyperlink"/>
@@ -4007,8 +4207,8 @@
         </w:r>
       </w:hyperlink>
     </w:p>
-    <w:bookmarkEnd w:id="122"/>
-    <w:bookmarkStart w:id="124" w:name="ref-Rutter2006"/>
+    <w:bookmarkEnd w:id="127"/>
+    <w:bookmarkStart w:id="129" w:name="ref-Rutter2006"/>
     <w:p>
       <w:pPr>
         <w:pStyle w:val="Bibliography"/>
@@ -4045,7 +4245,7 @@
       <w:r>
         <w:t xml:space="preserve"> </w:t>
       </w:r>
-      <w:hyperlink r:id="rId123">
+      <w:hyperlink r:id="rId128">
         <w:r>
           <w:rPr>
             <w:rStyle w:val="Hyperlink"/>
@@ -4054,8 +4254,8 @@
         </w:r>
       </w:hyperlink>
     </w:p>
-    <w:bookmarkEnd w:id="124"/>
-    <w:bookmarkStart w:id="126" w:name="ref-Schaeffer1991"/>
+    <w:bookmarkEnd w:id="129"/>
+    <w:bookmarkStart w:id="131" w:name="ref-Schaeffer1991"/>
     <w:p>
       <w:pPr>
         <w:pStyle w:val="Bibliography"/>
@@ -4092,7 +4292,7 @@
       <w:r>
         <w:t xml:space="preserve"> </w:t>
       </w:r>
-      <w:hyperlink r:id="rId125">
+      <w:hyperlink r:id="rId130">
         <w:r>
           <w:rPr>
             <w:rStyle w:val="Hyperlink"/>
@@ -4101,8 +4301,8 @@
         </w:r>
       </w:hyperlink>
     </w:p>
-    <w:bookmarkEnd w:id="126"/>
-    <w:bookmarkStart w:id="128" w:name="ref-Schwarz1999"/>
+    <w:bookmarkEnd w:id="131"/>
+    <w:bookmarkStart w:id="133" w:name="ref-Schwarz1999"/>
     <w:p>
       <w:pPr>
         <w:pStyle w:val="Bibliography"/>
@@ -4139,7 +4339,7 @@
       <w:r>
         <w:t xml:space="preserve"> </w:t>
       </w:r>
-      <w:hyperlink r:id="rId127">
+      <w:hyperlink r:id="rId132">
         <w:r>
           <w:rPr>
             <w:rStyle w:val="Hyperlink"/>
@@ -4148,13 +4348,72 @@
         </w:r>
       </w:hyperlink>
     </w:p>
-    <w:bookmarkEnd w:id="128"/>
-    <w:bookmarkStart w:id="129" w:name="ref-Sroufe2016"/>
+    <w:bookmarkEnd w:id="133"/>
+    <w:bookmarkStart w:id="134" w:name="ref-Sivertsson2024"/>
     <w:p>
       <w:pPr>
         <w:pStyle w:val="Bibliography"/>
       </w:pPr>
       <w:r>
+        <w:t xml:space="preserve">Sivertsson, F., Carlsson, C., Almquist, Y. B., &amp; Brännström, L. (2024). Offending trajectories from childhood to retirement age: Findings from the</w:t>
+      </w:r>
+      <w:r>
+        <w:t xml:space="preserve"> </w:t>
+      </w:r>
+      <w:r>
+        <w:t xml:space="preserve">Stockholm</w:t>
+      </w:r>
+      <w:r>
+        <w:t xml:space="preserve"> </w:t>
+      </w:r>
+      <w:r>
+        <w:t xml:space="preserve">birth cohort study.</w:t>
+      </w:r>
+      <w:r>
+        <w:t xml:space="preserve"> </w:t>
+      </w:r>
+      <w:r>
+        <w:rPr>
+          <w:i/>
+          <w:iCs/>
+        </w:rPr>
+        <w:t xml:space="preserve">Journal of Criminal Justice</w:t>
+      </w:r>
+      <w:r>
+        <w:t xml:space="preserve">,</w:t>
+      </w:r>
+      <w:r>
+        <w:t xml:space="preserve"> </w:t>
+      </w:r>
+      <w:r>
+        <w:rPr>
+          <w:i/>
+          <w:iCs/>
+        </w:rPr>
+        <w:t xml:space="preserve">91</w:t>
+      </w:r>
+      <w:r>
+        <w:t xml:space="preserve">, 102155.</w:t>
+      </w:r>
+      <w:r>
+        <w:t xml:space="preserve"> </w:t>
+      </w:r>
+      <w:hyperlink r:id="rId53">
+        <w:r>
+          <w:rPr>
+            <w:rStyle w:val="Hyperlink"/>
+          </w:rPr>
+          <w:t xml:space="preserve">https://doi.org/10.1016/j.jcrimjus.2024.102155</w:t>
+        </w:r>
+      </w:hyperlink>
+    </w:p>
+    <w:bookmarkEnd w:id="134"/>
+    <w:bookmarkStart w:id="135" w:name="ref-Sroufe2016"/>
+    <w:p>
+      <w:pPr>
+        <w:pStyle w:val="Bibliography"/>
+      </w:pPr>
+      <w:r>
         <w:t xml:space="preserve">Sroufe, L. A. (2016). The place of attachment in development. In J. Cassidy &amp; P. Shaver (Eds.),</w:t>
       </w:r>
       <w:r>
@@ -4174,8 +4433,8 @@
         <w:t xml:space="preserve">(Vol. 3, pp. 997–1011). Guilford.</w:t>
       </w:r>
     </w:p>
-    <w:bookmarkEnd w:id="129"/>
-    <w:bookmarkStart w:id="131" w:name="ref-Sterba2007"/>
+    <w:bookmarkEnd w:id="135"/>
+    <w:bookmarkStart w:id="137" w:name="ref-Sterba2007"/>
     <w:p>
       <w:pPr>
         <w:pStyle w:val="Bibliography"/>
@@ -4212,7 +4471,7 @@
       <w:r>
         <w:t xml:space="preserve"> </w:t>
       </w:r>
-      <w:hyperlink r:id="rId130">
+      <w:hyperlink r:id="rId136">
         <w:r>
           <w:rPr>
             <w:rStyle w:val="Hyperlink"/>
@@ -4221,8 +4480,8 @@
         </w:r>
       </w:hyperlink>
     </w:p>
-    <w:bookmarkEnd w:id="131"/>
-    <w:bookmarkStart w:id="133" w:name="ref-Tackett2022"/>
+    <w:bookmarkEnd w:id="137"/>
+    <w:bookmarkStart w:id="139" w:name="ref-Tackett2022"/>
     <w:p>
       <w:pPr>
         <w:pStyle w:val="Bibliography"/>
@@ -4259,7 +4518,7 @@
       <w:r>
         <w:t xml:space="preserve"> </w:t>
       </w:r>
-      <w:hyperlink r:id="rId132">
+      <w:hyperlink r:id="rId138">
         <w:r>
           <w:rPr>
             <w:rStyle w:val="Hyperlink"/>
@@ -4268,8 +4527,8 @@
         </w:r>
       </w:hyperlink>
     </w:p>
-    <w:bookmarkEnd w:id="133"/>
-    <w:bookmarkStart w:id="135" w:name="ref-Tiego2023"/>
+    <w:bookmarkEnd w:id="139"/>
+    <w:bookmarkStart w:id="141" w:name="ref-Tiego2023"/>
     <w:p>
       <w:pPr>
         <w:pStyle w:val="Bibliography"/>
@@ -4306,7 +4565,7 @@
       <w:r>
         <w:t xml:space="preserve"> </w:t>
       </w:r>
-      <w:hyperlink r:id="rId134">
+      <w:hyperlink r:id="rId140">
         <w:r>
           <w:rPr>
             <w:rStyle w:val="Hyperlink"/>
@@ -4315,8 +4574,8 @@
         </w:r>
       </w:hyperlink>
     </w:p>
-    <w:bookmarkEnd w:id="135"/>
-    <w:bookmarkStart w:id="137" w:name="ref-Wakschlag2019"/>
+    <w:bookmarkEnd w:id="141"/>
+    <w:bookmarkStart w:id="143" w:name="ref-Wakschlag2019"/>
     <w:p>
       <w:pPr>
         <w:pStyle w:val="Bibliography"/>
@@ -4353,7 +4612,7 @@
       <w:r>
         <w:t xml:space="preserve"> </w:t>
       </w:r>
-      <w:hyperlink r:id="rId136">
+      <w:hyperlink r:id="rId142">
         <w:r>
           <w:rPr>
             <w:rStyle w:val="Hyperlink"/>
@@ -4362,8 +4621,8 @@
         </w:r>
       </w:hyperlink>
     </w:p>
-    <w:bookmarkEnd w:id="137"/>
-    <w:bookmarkStart w:id="139" w:name="ref-Weems2008"/>
+    <w:bookmarkEnd w:id="143"/>
+    <w:bookmarkStart w:id="145" w:name="ref-Weems2008"/>
     <w:p>
       <w:pPr>
         <w:pStyle w:val="Bibliography"/>
@@ -4400,7 +4659,7 @@
       <w:r>
         <w:t xml:space="preserve"> </w:t>
       </w:r>
-      <w:hyperlink r:id="rId138">
+      <w:hyperlink r:id="rId144">
         <w:r>
           <w:rPr>
             <w:rStyle w:val="Hyperlink"/>
@@ -4409,8 +4668,8 @@
         </w:r>
       </w:hyperlink>
     </w:p>
-    <w:bookmarkEnd w:id="139"/>
-    <w:bookmarkStart w:id="141" w:name="ref-Weiss2003"/>
+    <w:bookmarkEnd w:id="145"/>
+    <w:bookmarkStart w:id="147" w:name="ref-Weiss2003"/>
     <w:p>
       <w:pPr>
         <w:pStyle w:val="Bibliography"/>
@@ -4447,7 +4706,7 @@
       <w:r>
         <w:t xml:space="preserve"> </w:t>
       </w:r>
-      <w:hyperlink r:id="rId140">
+      <w:hyperlink r:id="rId146">
         <w:r>
           <w:rPr>
             <w:rStyle w:val="Hyperlink"/>
@@ -4456,8 +4715,8 @@
         </w:r>
       </w:hyperlink>
     </w:p>
-    <w:bookmarkEnd w:id="141"/>
-    <w:bookmarkStart w:id="143" w:name="ref-WHO2022"/>
+    <w:bookmarkEnd w:id="147"/>
+    <w:bookmarkStart w:id="149" w:name="ref-WHO2022"/>
     <w:p>
       <w:pPr>
         <w:pStyle w:val="Bibliography"/>
@@ -4495,7 +4754,7 @@
       <w:r>
         <w:t xml:space="preserve"> </w:t>
       </w:r>
-      <w:hyperlink r:id="rId142">
+      <w:hyperlink r:id="rId148">
         <w:r>
           <w:rPr>
             <w:rStyle w:val="Hyperlink"/>
@@ -4504,14 +4763,14 @@
         </w:r>
       </w:hyperlink>
     </w:p>
-    <w:bookmarkEnd w:id="143"/>
-    <w:bookmarkEnd w:id="144"/>
+    <w:bookmarkEnd w:id="149"/>
+    <w:bookmarkEnd w:id="150"/>
     <w:p>
       <w:r>
         <w:br w:type="page"/>
       </w:r>
     </w:p>
-    <w:bookmarkEnd w:id="145"/>
+    <w:bookmarkEnd w:id="151"/>
     <w:p>
       <w:pPr>
         <w:pStyle w:val="Heading1"/>
@@ -4520,7 +4779,7 @@
         <w:t xml:space="preserve">Appendix A</w:t>
       </w:r>
     </w:p>
-    <w:bookmarkStart w:id="146" w:name="apx-a"/>
+    <w:bookmarkStart w:id="152" w:name="apx-a"/>
     <w:p>
       <w:pPr>
         <w:pStyle w:val="Heading1"/>
@@ -4534,7 +4793,7 @@
         <w:br w:type="page"/>
       </w:r>
     </w:p>
-    <w:bookmarkEnd w:id="146"/>
+    <w:bookmarkEnd w:id="152"/>
     <w:p>
       <w:pPr>
         <w:pStyle w:val="Heading1"/>
@@ -4543,7 +4802,7 @@
         <w:t xml:space="preserve">Appendix B</w:t>
       </w:r>
     </w:p>
-    <w:bookmarkStart w:id="147" w:name="apx-b"/>
+    <w:bookmarkStart w:id="153" w:name="apx-b"/>
     <w:p>
       <w:pPr>
         <w:pStyle w:val="Heading1"/>
@@ -4552,7 +4811,7 @@
         <w:t xml:space="preserve">Another Appendix</w:t>
       </w:r>
     </w:p>
-    <w:bookmarkEnd w:id="147"/>
+    <w:bookmarkEnd w:id="153"/>
     <w:sectPr>
       <w:headerReference r:id="rId8" w:type="even"/>
       <w:headerReference r:id="rId9" w:type="default"/>
@@ -4618,7 +4877,7 @@
       </w:r>
     </w:p>
   </w:footnote>
-  <w:footnote w:id="55">
+  <w:footnote w:id="60">
     <w:p>
       <w:pPr>
         <w:pStyle w:val="FootnoteText"/>
@@ -4693,7 +4952,7 @@
       </w:r>
     </w:p>
   </w:footnote>
-  <w:footnote w:id="56">
+  <w:footnote w:id="61">
     <w:p>
       <w:pPr>
         <w:pStyle w:val="FootnoteText"/>

--- a/index.docx
+++ b/index.docx
@@ -670,22 +670,14 @@
       <w:r>
         <w:t xml:space="preserve"> </w:t>
       </w:r>
-      <w:r>
-        <w:t xml:space="preserve">(</w:t>
-      </w:r>
-      <w:hyperlink w:anchor="ref-ageCrimeCurve">
-        <w:r>
-          <w:rPr>
-            <w:rStyle w:val="Hyperlink"/>
-            <w:b/>
-            <w:bCs/>
-          </w:rPr>
-          <w:t xml:space="preserve">ageCrimeCurve?</w:t>
-        </w:r>
-      </w:hyperlink>
-      <w:r>
-        <w:t xml:space="preserve">)</w:t>
-      </w:r>
+      <w:hyperlink w:anchor="fig-ageCrimeCurve">
+        <w:r>
+          <w:rPr>
+            <w:rStyle w:val="Hyperlink"/>
+          </w:rPr>
+          <w:t xml:space="preserve">Figure 2</w:t>
+        </w:r>
+      </w:hyperlink>
       <w:r>
         <w:t xml:space="preserve">.</w:t>
       </w:r>
@@ -1134,7 +1126,7 @@
       <w:r>
         <w:drawing>
           <wp:inline>
-            <wp:extent cx="5792219" cy="2941982"/>
+            <wp:extent cx="5877848" cy="2941982"/>
             <wp:effectExtent b="0" l="0" r="0" t="0"/>
             <wp:docPr descr="" title="" id="55" name="Picture"/>
             <a:graphic>
@@ -1155,7 +1147,7 @@
                   <pic:spPr bwMode="auto">
                     <a:xfrm>
                       <a:off x="0" y="0"/>
-                      <a:ext cx="5792219" cy="2941982"/>
+                      <a:ext cx="5877848" cy="2941982"/>
                     </a:xfrm>
                     <a:prstGeom prst="rect">
                       <a:avLst/>

--- a/index.docx
+++ b/index.docx
@@ -1040,10 +1040,8 @@
         <w:r>
           <w:rPr>
             <w:rStyle w:val="Hyperlink"/>
-            <w:b/>
-            <w:bCs/>
-          </w:rPr>
-          <w:t xml:space="preserve">Steffensmeier2025?</w:t>
+          </w:rPr>
+          <w:t xml:space="preserve">Steffensmeier et al., 2025</w:t>
         </w:r>
       </w:hyperlink>
       <w:r>
@@ -3122,7 +3120,7 @@
       </w:r>
     </w:p>
     <w:bookmarkEnd w:id="86"/>
-    <w:bookmarkStart w:id="151" w:name="references"/>
+    <w:bookmarkStart w:id="153" w:name="references"/>
     <w:p>
       <w:pPr>
         <w:pStyle w:val="Heading1"/>
@@ -3131,7 +3129,7 @@
         <w:t xml:space="preserve">References</w:t>
       </w:r>
     </w:p>
-    <w:bookmarkStart w:id="150" w:name="refs"/>
+    <w:bookmarkStart w:id="152" w:name="refs"/>
     <w:bookmarkStart w:id="87" w:name="ref-Abrous2026"/>
     <w:p>
       <w:pPr>
@@ -4426,12 +4424,56 @@
       </w:r>
     </w:p>
     <w:bookmarkEnd w:id="135"/>
-    <w:bookmarkStart w:id="137" w:name="ref-Sterba2007"/>
+    <w:bookmarkStart w:id="137" w:name="ref-Steffensmeier2025"/>
     <w:p>
       <w:pPr>
         <w:pStyle w:val="Bibliography"/>
       </w:pPr>
       <w:r>
+        <w:t xml:space="preserve">Steffensmeier, D., Slepicka, J., &amp; Schwartz, J. (2025). International and historical variation in the age–crime curve.</w:t>
+      </w:r>
+      <w:r>
+        <w:t xml:space="preserve"> </w:t>
+      </w:r>
+      <w:r>
+        <w:rPr>
+          <w:i/>
+          <w:iCs/>
+        </w:rPr>
+        <w:t xml:space="preserve">Annual Review of Criminology</w:t>
+      </w:r>
+      <w:r>
+        <w:t xml:space="preserve">,</w:t>
+      </w:r>
+      <w:r>
+        <w:t xml:space="preserve"> </w:t>
+      </w:r>
+      <w:r>
+        <w:rPr>
+          <w:i/>
+          <w:iCs/>
+        </w:rPr>
+        <w:t xml:space="preserve">8</w:t>
+      </w:r>
+      <w:r>
+        <w:t xml:space="preserve">(Volume 8, 2025), 239–268. https://doi.org/</w:t>
+      </w:r>
+      <w:hyperlink r:id="rId136">
+        <w:r>
+          <w:rPr>
+            <w:rStyle w:val="Hyperlink"/>
+          </w:rPr>
+          <w:t xml:space="preserve">https://doi.org/10.1146/annurev-criminol-111523-122451</w:t>
+        </w:r>
+      </w:hyperlink>
+    </w:p>
+    <w:bookmarkEnd w:id="137"/>
+    <w:bookmarkStart w:id="139" w:name="ref-Sterba2007"/>
+    <w:p>
+      <w:pPr>
+        <w:pStyle w:val="Bibliography"/>
+      </w:pPr>
+      <w:r>
         <w:t xml:space="preserve">Sterba, S. K., Prinstein, M. J., &amp; Cox, M. J. (2007). Trajectories of internalizing problems across childhood: Heterogeneity, external validity, and gender differences.</w:t>
       </w:r>
       <w:r>
@@ -4463,7 +4505,7 @@
       <w:r>
         <w:t xml:space="preserve"> </w:t>
       </w:r>
-      <w:hyperlink r:id="rId136">
+      <w:hyperlink r:id="rId138">
         <w:r>
           <w:rPr>
             <w:rStyle w:val="Hyperlink"/>
@@ -4472,8 +4514,8 @@
         </w:r>
       </w:hyperlink>
     </w:p>
-    <w:bookmarkEnd w:id="137"/>
-    <w:bookmarkStart w:id="139" w:name="ref-Tackett2022"/>
+    <w:bookmarkEnd w:id="139"/>
+    <w:bookmarkStart w:id="141" w:name="ref-Tackett2022"/>
     <w:p>
       <w:pPr>
         <w:pStyle w:val="Bibliography"/>
@@ -4510,7 +4552,7 @@
       <w:r>
         <w:t xml:space="preserve"> </w:t>
       </w:r>
-      <w:hyperlink r:id="rId138">
+      <w:hyperlink r:id="rId140">
         <w:r>
           <w:rPr>
             <w:rStyle w:val="Hyperlink"/>
@@ -4519,8 +4561,8 @@
         </w:r>
       </w:hyperlink>
     </w:p>
-    <w:bookmarkEnd w:id="139"/>
-    <w:bookmarkStart w:id="141" w:name="ref-Tiego2023"/>
+    <w:bookmarkEnd w:id="141"/>
+    <w:bookmarkStart w:id="143" w:name="ref-Tiego2023"/>
     <w:p>
       <w:pPr>
         <w:pStyle w:val="Bibliography"/>
@@ -4557,7 +4599,7 @@
       <w:r>
         <w:t xml:space="preserve"> </w:t>
       </w:r>
-      <w:hyperlink r:id="rId140">
+      <w:hyperlink r:id="rId142">
         <w:r>
           <w:rPr>
             <w:rStyle w:val="Hyperlink"/>
@@ -4566,8 +4608,8 @@
         </w:r>
       </w:hyperlink>
     </w:p>
-    <w:bookmarkEnd w:id="141"/>
-    <w:bookmarkStart w:id="143" w:name="ref-Wakschlag2019"/>
+    <w:bookmarkEnd w:id="143"/>
+    <w:bookmarkStart w:id="145" w:name="ref-Wakschlag2019"/>
     <w:p>
       <w:pPr>
         <w:pStyle w:val="Bibliography"/>
@@ -4604,7 +4646,7 @@
       <w:r>
         <w:t xml:space="preserve"> </w:t>
       </w:r>
-      <w:hyperlink r:id="rId142">
+      <w:hyperlink r:id="rId144">
         <w:r>
           <w:rPr>
             <w:rStyle w:val="Hyperlink"/>
@@ -4613,8 +4655,8 @@
         </w:r>
       </w:hyperlink>
     </w:p>
-    <w:bookmarkEnd w:id="143"/>
-    <w:bookmarkStart w:id="145" w:name="ref-Weems2008"/>
+    <w:bookmarkEnd w:id="145"/>
+    <w:bookmarkStart w:id="147" w:name="ref-Weems2008"/>
     <w:p>
       <w:pPr>
         <w:pStyle w:val="Bibliography"/>
@@ -4651,7 +4693,7 @@
       <w:r>
         <w:t xml:space="preserve"> </w:t>
       </w:r>
-      <w:hyperlink r:id="rId144">
+      <w:hyperlink r:id="rId146">
         <w:r>
           <w:rPr>
             <w:rStyle w:val="Hyperlink"/>
@@ -4660,8 +4702,8 @@
         </w:r>
       </w:hyperlink>
     </w:p>
-    <w:bookmarkEnd w:id="145"/>
-    <w:bookmarkStart w:id="147" w:name="ref-Weiss2003"/>
+    <w:bookmarkEnd w:id="147"/>
+    <w:bookmarkStart w:id="149" w:name="ref-Weiss2003"/>
     <w:p>
       <w:pPr>
         <w:pStyle w:val="Bibliography"/>
@@ -4698,7 +4740,7 @@
       <w:r>
         <w:t xml:space="preserve"> </w:t>
       </w:r>
-      <w:hyperlink r:id="rId146">
+      <w:hyperlink r:id="rId148">
         <w:r>
           <w:rPr>
             <w:rStyle w:val="Hyperlink"/>
@@ -4707,8 +4749,8 @@
         </w:r>
       </w:hyperlink>
     </w:p>
-    <w:bookmarkEnd w:id="147"/>
-    <w:bookmarkStart w:id="149" w:name="ref-WHO2022"/>
+    <w:bookmarkEnd w:id="149"/>
+    <w:bookmarkStart w:id="151" w:name="ref-WHO2022"/>
     <w:p>
       <w:pPr>
         <w:pStyle w:val="Bibliography"/>
@@ -4746,7 +4788,7 @@
       <w:r>
         <w:t xml:space="preserve"> </w:t>
       </w:r>
-      <w:hyperlink r:id="rId148">
+      <w:hyperlink r:id="rId150">
         <w:r>
           <w:rPr>
             <w:rStyle w:val="Hyperlink"/>
@@ -4755,14 +4797,14 @@
         </w:r>
       </w:hyperlink>
     </w:p>
-    <w:bookmarkEnd w:id="149"/>
-    <w:bookmarkEnd w:id="150"/>
+    <w:bookmarkEnd w:id="151"/>
+    <w:bookmarkEnd w:id="152"/>
     <w:p>
       <w:r>
         <w:br w:type="page"/>
       </w:r>
     </w:p>
-    <w:bookmarkEnd w:id="151"/>
+    <w:bookmarkEnd w:id="153"/>
     <w:p>
       <w:pPr>
         <w:pStyle w:val="Heading1"/>
@@ -4771,7 +4813,7 @@
         <w:t xml:space="preserve">Appendix A</w:t>
       </w:r>
     </w:p>
-    <w:bookmarkStart w:id="152" w:name="apx-a"/>
+    <w:bookmarkStart w:id="154" w:name="apx-a"/>
     <w:p>
       <w:pPr>
         <w:pStyle w:val="Heading1"/>
@@ -4785,7 +4827,7 @@
         <w:br w:type="page"/>
       </w:r>
     </w:p>
-    <w:bookmarkEnd w:id="152"/>
+    <w:bookmarkEnd w:id="154"/>
     <w:p>
       <w:pPr>
         <w:pStyle w:val="Heading1"/>
@@ -4794,7 +4836,7 @@
         <w:t xml:space="preserve">Appendix B</w:t>
       </w:r>
     </w:p>
-    <w:bookmarkStart w:id="153" w:name="apx-b"/>
+    <w:bookmarkStart w:id="155" w:name="apx-b"/>
     <w:p>
       <w:pPr>
         <w:pStyle w:val="Heading1"/>
@@ -4803,7 +4845,7 @@
         <w:t xml:space="preserve">Another Appendix</w:t>
       </w:r>
     </w:p>
-    <w:bookmarkEnd w:id="153"/>
+    <w:bookmarkEnd w:id="155"/>
     <w:sectPr>
       <w:headerReference r:id="rId8" w:type="even"/>
       <w:headerReference r:id="rId9" w:type="default"/>

--- a/index.docx
+++ b/index.docx
@@ -4456,7 +4456,10 @@
         <w:t xml:space="preserve">8</w:t>
       </w:r>
       <w:r>
-        <w:t xml:space="preserve">(Volume 8, 2025), 239–268. https://doi.org/</w:t>
+        <w:t xml:space="preserve">(Volume 8, 2025), 239–268.</w:t>
+      </w:r>
+      <w:r>
+        <w:t xml:space="preserve"> </w:t>
       </w:r>
       <w:hyperlink r:id="rId136">
         <w:r>

--- a/index.docx
+++ b/index.docx
@@ -661,6 +661,14 @@
       <w:r>
         <w:t xml:space="preserve">.</w:t>
       </w:r>
+    </w:p>
+    <w:p>
+      <w:pPr>
+        <w:pStyle w:val="BodyText"/>
+      </w:pPr>
+      <w:r>
+        <w:t xml:space="preserve">Heterogeneity also applies to psychopathology trajectories.</w:t>
+      </w:r>
       <w:r>
         <w:t xml:space="preserve"> </w:t>
       </w:r>
@@ -685,7 +693,104 @@
         <w:t xml:space="preserve"> </w:t>
       </w:r>
       <w:r>
-        <w:t xml:space="preserve">If we rely solely on normative age-related patterns of cognitive functioning or psychopathology from cross-sectional research, we would miss the great individual differences in people’s developmental courses.</w:t>
+        <w:t xml:space="preserve">However, Moffitt’s</w:t>
+      </w:r>
+      <w:r>
+        <w:t xml:space="preserve"> </w:t>
+      </w:r>
+      <w:r>
+        <w:t xml:space="preserve">(</w:t>
+      </w:r>
+      <w:hyperlink w:anchor="ref-Moffitt1993">
+        <w:r>
+          <w:rPr>
+            <w:rStyle w:val="Hyperlink"/>
+          </w:rPr>
+          <w:t xml:space="preserve">1993</w:t>
+        </w:r>
+      </w:hyperlink>
+      <w:r>
+        <w:t xml:space="preserve">)</w:t>
+      </w:r>
+      <w:r>
+        <w:t xml:space="preserve"> </w:t>
+      </w:r>
+      <w:r>
+        <w:t xml:space="preserve">developmental taxonomy of externalizing behavior posits that there are heterogeneous subgroups such that one subgroup exhibits low levels of externalizing behavior across the lifespan, an</w:t>
+      </w:r>
+      <w:r>
+        <w:t xml:space="preserve"> </w:t>
+      </w:r>
+      <w:r>
+        <w:t xml:space="preserve">“adolescence limited”</w:t>
+      </w:r>
+      <w:r>
+        <w:t xml:space="preserve"> </w:t>
+      </w:r>
+      <w:r>
+        <w:t xml:space="preserve">subgroup exhibits high levels of externalizing behavior during adolescence but low levels during childhood and adulthood, and a</w:t>
+      </w:r>
+      <w:r>
+        <w:t xml:space="preserve"> </w:t>
+      </w:r>
+      <w:r>
+        <w:t xml:space="preserve">“life-course persistent”</w:t>
+      </w:r>
+      <w:r>
+        <w:t xml:space="preserve"> </w:t>
+      </w:r>
+      <w:r>
+        <w:t xml:space="preserve">subgroup that exhibits high levels of externalizing behavior across the lifespan; in addition, more recent work has a</w:t>
+      </w:r>
+      <w:r>
+        <w:t xml:space="preserve"> </w:t>
+      </w:r>
+      <w:r>
+        <w:t xml:space="preserve">“childhood limited”</w:t>
+      </w:r>
+      <w:r>
+        <w:t xml:space="preserve"> </w:t>
+      </w:r>
+      <w:r>
+        <w:t xml:space="preserve">subgroup exhibits high levels of externalizing behavior during childhood but shows low levels after childhood</w:t>
+      </w:r>
+      <w:r>
+        <w:t xml:space="preserve"> </w:t>
+      </w:r>
+      <w:r>
+        <w:t xml:space="preserve">(</w:t>
+      </w:r>
+      <w:hyperlink w:anchor="ref-Fairchild2013">
+        <w:r>
+          <w:rPr>
+            <w:rStyle w:val="Hyperlink"/>
+          </w:rPr>
+          <w:t xml:space="preserve">Fairchild et al., 2013</w:t>
+        </w:r>
+      </w:hyperlink>
+      <w:r>
+        <w:t xml:space="preserve">)</w:t>
+      </w:r>
+      <w:r>
+        <w:t xml:space="preserve">.</w:t>
+      </w:r>
+      <w:r>
+        <w:t xml:space="preserve"> </w:t>
+      </w:r>
+      <w:r>
+        <w:t xml:space="preserve"> </w:t>
+      </w:r>
+      <w:r>
+        <w:t xml:space="preserve"> </w:t>
+      </w:r>
+      <w:r>
+        <w:t xml:space="preserve"> </w:t>
+      </w:r>
+      <w:r>
+        <w:t xml:space="preserve"> </w:t>
+      </w:r>
+      <w:r>
+        <w:t xml:space="preserve">In sum, if we rely solely on normative age-related patterns of cognitive functioning or psychopathology from cross-sectional research, we would miss the great individual differences in people’s developmental courses.</w:t>
       </w:r>
     </w:p>
     <w:bookmarkStart w:id="52" w:name="fig-lifespanCognitiveTrajectories"/>
@@ -3120,7 +3225,7 @@
       </w:r>
     </w:p>
     <w:bookmarkEnd w:id="86"/>
-    <w:bookmarkStart w:id="153" w:name="references"/>
+    <w:bookmarkStart w:id="157" w:name="references"/>
     <w:p>
       <w:pPr>
         <w:pStyle w:val="Heading1"/>
@@ -3129,7 +3234,7 @@
         <w:t xml:space="preserve">References</w:t>
       </w:r>
     </w:p>
-    <w:bookmarkStart w:id="152" w:name="refs"/>
+    <w:bookmarkStart w:id="156" w:name="refs"/>
     <w:bookmarkStart w:id="87" w:name="ref-Abrous2026"/>
     <w:p>
       <w:pPr>
@@ -3587,12 +3692,59 @@
       </w:hyperlink>
     </w:p>
     <w:bookmarkEnd w:id="102"/>
-    <w:bookmarkStart w:id="104" w:name="ref-Godoy2021"/>
+    <w:bookmarkStart w:id="104" w:name="ref-Fairchild2013"/>
     <w:p>
       <w:pPr>
         <w:pStyle w:val="Bibliography"/>
       </w:pPr>
       <w:r>
+        <w:t xml:space="preserve">Fairchild, G., Goozen, S. H. M. van, Calder, A. J., &amp; Goodyer, I. M. (2013). Research review: Evaluating and reformulating the developmental taxonomic theory of antisocial behaviour.</w:t>
+      </w:r>
+      <w:r>
+        <w:t xml:space="preserve"> </w:t>
+      </w:r>
+      <w:r>
+        <w:rPr>
+          <w:i/>
+          <w:iCs/>
+        </w:rPr>
+        <w:t xml:space="preserve">Journal of Child Psychology and Psychiatry</w:t>
+      </w:r>
+      <w:r>
+        <w:t xml:space="preserve">,</w:t>
+      </w:r>
+      <w:r>
+        <w:t xml:space="preserve"> </w:t>
+      </w:r>
+      <w:r>
+        <w:rPr>
+          <w:i/>
+          <w:iCs/>
+        </w:rPr>
+        <w:t xml:space="preserve">54</w:t>
+      </w:r>
+      <w:r>
+        <w:t xml:space="preserve">(9), 924–940.</w:t>
+      </w:r>
+      <w:r>
+        <w:t xml:space="preserve"> </w:t>
+      </w:r>
+      <w:hyperlink r:id="rId103">
+        <w:r>
+          <w:rPr>
+            <w:rStyle w:val="Hyperlink"/>
+          </w:rPr>
+          <w:t xml:space="preserve">https://doi.org/10.1111/jcpp.12102</w:t>
+        </w:r>
+      </w:hyperlink>
+    </w:p>
+    <w:bookmarkEnd w:id="104"/>
+    <w:bookmarkStart w:id="106" w:name="ref-Godoy2021"/>
+    <w:p>
+      <w:pPr>
+        <w:pStyle w:val="Bibliography"/>
+      </w:pPr>
+      <w:r>
         <w:t xml:space="preserve">Godoy, L. L. de, Alves, C. A. P. F., Saavedra, J. S. M., Studart-Neto, A., Nitrini, R., Costa Leite, C. da, &amp; Bisdas, S. (2021). Understanding brain resilience in superagers: A systematic review.</w:t>
       </w:r>
       <w:r>
@@ -3624,7 +3776,7 @@
       <w:r>
         <w:t xml:space="preserve"> </w:t>
       </w:r>
-      <w:hyperlink r:id="rId103">
+      <w:hyperlink r:id="rId105">
         <w:r>
           <w:rPr>
             <w:rStyle w:val="Hyperlink"/>
@@ -3633,8 +3785,8 @@
         </w:r>
       </w:hyperlink>
     </w:p>
-    <w:bookmarkEnd w:id="104"/>
-    <w:bookmarkStart w:id="106" w:name="ref-Insel2008"/>
+    <w:bookmarkEnd w:id="106"/>
+    <w:bookmarkStart w:id="108" w:name="ref-Insel2008"/>
     <w:p>
       <w:pPr>
         <w:pStyle w:val="Bibliography"/>
@@ -3671,7 +3823,7 @@
       <w:r>
         <w:t xml:space="preserve"> </w:t>
       </w:r>
-      <w:hyperlink r:id="rId105">
+      <w:hyperlink r:id="rId107">
         <w:r>
           <w:rPr>
             <w:rStyle w:val="Hyperlink"/>
@@ -3680,8 +3832,8 @@
         </w:r>
       </w:hyperlink>
     </w:p>
-    <w:bookmarkEnd w:id="106"/>
-    <w:bookmarkStart w:id="108" w:name="ref-Kaat2019"/>
+    <w:bookmarkEnd w:id="108"/>
+    <w:bookmarkStart w:id="110" w:name="ref-Kaat2019"/>
     <w:p>
       <w:pPr>
         <w:pStyle w:val="Bibliography"/>
@@ -3718,7 +3870,7 @@
       <w:r>
         <w:t xml:space="preserve"> </w:t>
       </w:r>
-      <w:hyperlink r:id="rId107">
+      <w:hyperlink r:id="rId109">
         <w:r>
           <w:rPr>
             <w:rStyle w:val="Hyperlink"/>
@@ -3727,8 +3879,8 @@
         </w:r>
       </w:hyperlink>
     </w:p>
-    <w:bookmarkEnd w:id="108"/>
-    <w:bookmarkStart w:id="110" w:name="ref-Miller2009"/>
+    <w:bookmarkEnd w:id="110"/>
+    <w:bookmarkStart w:id="112" w:name="ref-Miller2009"/>
     <w:p>
       <w:pPr>
         <w:pStyle w:val="Bibliography"/>
@@ -3765,7 +3917,7 @@
       <w:r>
         <w:t xml:space="preserve"> </w:t>
       </w:r>
-      <w:hyperlink r:id="rId109">
+      <w:hyperlink r:id="rId111">
         <w:r>
           <w:rPr>
             <w:rStyle w:val="Hyperlink"/>
@@ -3774,13 +3926,60 @@
         </w:r>
       </w:hyperlink>
     </w:p>
-    <w:bookmarkEnd w:id="110"/>
-    <w:bookmarkStart w:id="112" w:name="ref-Odgers2008"/>
+    <w:bookmarkEnd w:id="112"/>
+    <w:bookmarkStart w:id="114" w:name="ref-Moffitt1993"/>
     <w:p>
       <w:pPr>
         <w:pStyle w:val="Bibliography"/>
       </w:pPr>
       <w:r>
+        <w:t xml:space="preserve">Moffitt, T. E. (1993). Adolescence-limited and life-course-persistent antisocial behavior: A developmental taxonomy.</w:t>
+      </w:r>
+      <w:r>
+        <w:t xml:space="preserve"> </w:t>
+      </w:r>
+      <w:r>
+        <w:rPr>
+          <w:i/>
+          <w:iCs/>
+        </w:rPr>
+        <w:t xml:space="preserve">Psychological Review</w:t>
+      </w:r>
+      <w:r>
+        <w:t xml:space="preserve">,</w:t>
+      </w:r>
+      <w:r>
+        <w:t xml:space="preserve"> </w:t>
+      </w:r>
+      <w:r>
+        <w:rPr>
+          <w:i/>
+          <w:iCs/>
+        </w:rPr>
+        <w:t xml:space="preserve">100</w:t>
+      </w:r>
+      <w:r>
+        <w:t xml:space="preserve">(4), 674–701.</w:t>
+      </w:r>
+      <w:r>
+        <w:t xml:space="preserve"> </w:t>
+      </w:r>
+      <w:hyperlink r:id="rId113">
+        <w:r>
+          <w:rPr>
+            <w:rStyle w:val="Hyperlink"/>
+          </w:rPr>
+          <w:t xml:space="preserve">https://doi.org/10.1037/0033-295X.100.4.674</w:t>
+        </w:r>
+      </w:hyperlink>
+    </w:p>
+    <w:bookmarkEnd w:id="114"/>
+    <w:bookmarkStart w:id="116" w:name="ref-Odgers2008"/>
+    <w:p>
+      <w:pPr>
+        <w:pStyle w:val="Bibliography"/>
+      </w:pPr>
+      <w:r>
         <w:t xml:space="preserve">Odgers, C. L., Moffitt, T. E., Broadbent, J. M., Dickson, N., Hancox, R. J., Harrington, H., Poulton, R., Sears, M. R., Thomson, W. M., &amp; Caspi, A. (2008). Female and male antisocial trajectories: From childhood origins to adult outcomes.</w:t>
       </w:r>
       <w:r>
@@ -3812,7 +4011,7 @@
       <w:r>
         <w:t xml:space="preserve"> </w:t>
       </w:r>
-      <w:hyperlink r:id="rId111">
+      <w:hyperlink r:id="rId115">
         <w:r>
           <w:rPr>
             <w:rStyle w:val="Hyperlink"/>
@@ -3821,8 +4020,8 @@
         </w:r>
       </w:hyperlink>
     </w:p>
-    <w:bookmarkEnd w:id="112"/>
-    <w:bookmarkStart w:id="114" w:name="ref-Paalman2013"/>
+    <w:bookmarkEnd w:id="116"/>
+    <w:bookmarkStart w:id="118" w:name="ref-Paalman2013"/>
     <w:p>
       <w:pPr>
         <w:pStyle w:val="Bibliography"/>
@@ -3859,7 +4058,7 @@
       <w:r>
         <w:t xml:space="preserve"> </w:t>
       </w:r>
-      <w:hyperlink r:id="rId113">
+      <w:hyperlink r:id="rId117">
         <w:r>
           <w:rPr>
             <w:rStyle w:val="Hyperlink"/>
@@ -3868,8 +4067,8 @@
         </w:r>
       </w:hyperlink>
     </w:p>
-    <w:bookmarkEnd w:id="114"/>
-    <w:bookmarkStart w:id="116" w:name="ref-Patterson1993"/>
+    <w:bookmarkEnd w:id="118"/>
+    <w:bookmarkStart w:id="120" w:name="ref-Patterson1993"/>
     <w:p>
       <w:pPr>
         <w:pStyle w:val="Bibliography"/>
@@ -3906,7 +4105,7 @@
       <w:r>
         <w:t xml:space="preserve"> </w:t>
       </w:r>
-      <w:hyperlink r:id="rId115">
+      <w:hyperlink r:id="rId119">
         <w:r>
           <w:rPr>
             <w:rStyle w:val="Hyperlink"/>
@@ -3915,8 +4114,8 @@
         </w:r>
       </w:hyperlink>
     </w:p>
-    <w:bookmarkEnd w:id="116"/>
-    <w:bookmarkStart w:id="118" w:name="ref-Pavlovich2026"/>
+    <w:bookmarkEnd w:id="120"/>
+    <w:bookmarkStart w:id="122" w:name="ref-Pavlovich2026"/>
     <w:p>
       <w:pPr>
         <w:pStyle w:val="Bibliography"/>
@@ -3953,7 +4152,7 @@
       <w:r>
         <w:t xml:space="preserve"> </w:t>
       </w:r>
-      <w:hyperlink r:id="rId117">
+      <w:hyperlink r:id="rId121">
         <w:r>
           <w:rPr>
             <w:rStyle w:val="Hyperlink"/>
@@ -3962,8 +4161,8 @@
         </w:r>
       </w:hyperlink>
     </w:p>
-    <w:bookmarkEnd w:id="118"/>
-    <w:bookmarkStart w:id="120" w:name="ref-Petersen2024"/>
+    <w:bookmarkEnd w:id="122"/>
+    <w:bookmarkStart w:id="124" w:name="ref-Petersen2024"/>
     <w:p>
       <w:pPr>
         <w:pStyle w:val="Bibliography"/>
@@ -4000,7 +4199,7 @@
       <w:r>
         <w:t xml:space="preserve"> </w:t>
       </w:r>
-      <w:hyperlink r:id="rId119">
+      <w:hyperlink r:id="rId123">
         <w:r>
           <w:rPr>
             <w:rStyle w:val="Hyperlink"/>
@@ -4009,8 +4208,8 @@
         </w:r>
       </w:hyperlink>
     </w:p>
-    <w:bookmarkEnd w:id="120"/>
-    <w:bookmarkStart w:id="122" w:name="ref-Petersen2020"/>
+    <w:bookmarkEnd w:id="124"/>
+    <w:bookmarkStart w:id="126" w:name="ref-Petersen2020"/>
     <w:p>
       <w:pPr>
         <w:pStyle w:val="Bibliography"/>
@@ -4047,7 +4246,7 @@
       <w:r>
         <w:t xml:space="preserve"> </w:t>
       </w:r>
-      <w:hyperlink r:id="rId121">
+      <w:hyperlink r:id="rId125">
         <w:r>
           <w:rPr>
             <w:rStyle w:val="Hyperlink"/>
@@ -4056,8 +4255,8 @@
         </w:r>
       </w:hyperlink>
     </w:p>
-    <w:bookmarkEnd w:id="122"/>
-    <w:bookmarkStart w:id="123" w:name="ref-Petersen2026"/>
+    <w:bookmarkEnd w:id="126"/>
+    <w:bookmarkStart w:id="127" w:name="ref-Petersen2026"/>
     <w:p>
       <w:pPr>
         <w:pStyle w:val="Bibliography"/>
@@ -4103,8 +4302,8 @@
         </w:r>
       </w:hyperlink>
     </w:p>
-    <w:bookmarkEnd w:id="123"/>
-    <w:bookmarkStart w:id="125" w:name="ref-Petersen2021"/>
+    <w:bookmarkEnd w:id="127"/>
+    <w:bookmarkStart w:id="129" w:name="ref-Petersen2021"/>
     <w:p>
       <w:pPr>
         <w:pStyle w:val="Bibliography"/>
@@ -4141,7 +4340,7 @@
       <w:r>
         <w:t xml:space="preserve"> </w:t>
       </w:r>
-      <w:hyperlink r:id="rId124">
+      <w:hyperlink r:id="rId128">
         <w:r>
           <w:rPr>
             <w:rStyle w:val="Hyperlink"/>
@@ -4150,8 +4349,8 @@
         </w:r>
       </w:hyperlink>
     </w:p>
-    <w:bookmarkEnd w:id="125"/>
-    <w:bookmarkStart w:id="127" w:name="ref-Petersen2018"/>
+    <w:bookmarkEnd w:id="129"/>
+    <w:bookmarkStart w:id="131" w:name="ref-Petersen2018"/>
     <w:p>
       <w:pPr>
         <w:pStyle w:val="Bibliography"/>
@@ -4188,7 +4387,7 @@
       <w:r>
         <w:t xml:space="preserve"> </w:t>
       </w:r>
-      <w:hyperlink r:id="rId126">
+      <w:hyperlink r:id="rId130">
         <w:r>
           <w:rPr>
             <w:rStyle w:val="Hyperlink"/>
@@ -4197,8 +4396,8 @@
         </w:r>
       </w:hyperlink>
     </w:p>
-    <w:bookmarkEnd w:id="127"/>
-    <w:bookmarkStart w:id="129" w:name="ref-Rutter2006"/>
+    <w:bookmarkEnd w:id="131"/>
+    <w:bookmarkStart w:id="133" w:name="ref-Rutter2006"/>
     <w:p>
       <w:pPr>
         <w:pStyle w:val="Bibliography"/>
@@ -4235,7 +4434,7 @@
       <w:r>
         <w:t xml:space="preserve"> </w:t>
       </w:r>
-      <w:hyperlink r:id="rId128">
+      <w:hyperlink r:id="rId132">
         <w:r>
           <w:rPr>
             <w:rStyle w:val="Hyperlink"/>
@@ -4244,8 +4443,8 @@
         </w:r>
       </w:hyperlink>
     </w:p>
-    <w:bookmarkEnd w:id="129"/>
-    <w:bookmarkStart w:id="131" w:name="ref-Schaeffer1991"/>
+    <w:bookmarkEnd w:id="133"/>
+    <w:bookmarkStart w:id="135" w:name="ref-Schaeffer1991"/>
     <w:p>
       <w:pPr>
         <w:pStyle w:val="Bibliography"/>
@@ -4282,7 +4481,7 @@
       <w:r>
         <w:t xml:space="preserve"> </w:t>
       </w:r>
-      <w:hyperlink r:id="rId130">
+      <w:hyperlink r:id="rId134">
         <w:r>
           <w:rPr>
             <w:rStyle w:val="Hyperlink"/>
@@ -4291,8 +4490,8 @@
         </w:r>
       </w:hyperlink>
     </w:p>
-    <w:bookmarkEnd w:id="131"/>
-    <w:bookmarkStart w:id="133" w:name="ref-Schwarz1999"/>
+    <w:bookmarkEnd w:id="135"/>
+    <w:bookmarkStart w:id="137" w:name="ref-Schwarz1999"/>
     <w:p>
       <w:pPr>
         <w:pStyle w:val="Bibliography"/>
@@ -4329,7 +4528,7 @@
       <w:r>
         <w:t xml:space="preserve"> </w:t>
       </w:r>
-      <w:hyperlink r:id="rId132">
+      <w:hyperlink r:id="rId136">
         <w:r>
           <w:rPr>
             <w:rStyle w:val="Hyperlink"/>
@@ -4338,8 +4537,8 @@
         </w:r>
       </w:hyperlink>
     </w:p>
-    <w:bookmarkEnd w:id="133"/>
-    <w:bookmarkStart w:id="134" w:name="ref-Sivertsson2024"/>
+    <w:bookmarkEnd w:id="137"/>
+    <w:bookmarkStart w:id="138" w:name="ref-Sivertsson2024"/>
     <w:p>
       <w:pPr>
         <w:pStyle w:val="Bibliography"/>
@@ -4397,8 +4596,8 @@
         </w:r>
       </w:hyperlink>
     </w:p>
-    <w:bookmarkEnd w:id="134"/>
-    <w:bookmarkStart w:id="135" w:name="ref-Sroufe2016"/>
+    <w:bookmarkEnd w:id="138"/>
+    <w:bookmarkStart w:id="139" w:name="ref-Sroufe2016"/>
     <w:p>
       <w:pPr>
         <w:pStyle w:val="Bibliography"/>
@@ -4423,8 +4622,8 @@
         <w:t xml:space="preserve">(Vol. 3, pp. 997–1011). Guilford.</w:t>
       </w:r>
     </w:p>
-    <w:bookmarkEnd w:id="135"/>
-    <w:bookmarkStart w:id="137" w:name="ref-Steffensmeier2025"/>
+    <w:bookmarkEnd w:id="139"/>
+    <w:bookmarkStart w:id="141" w:name="ref-Steffensmeier2025"/>
     <w:p>
       <w:pPr>
         <w:pStyle w:val="Bibliography"/>
@@ -4461,7 +4660,7 @@
       <w:r>
         <w:t xml:space="preserve"> </w:t>
       </w:r>
-      <w:hyperlink r:id="rId136">
+      <w:hyperlink r:id="rId140">
         <w:r>
           <w:rPr>
             <w:rStyle w:val="Hyperlink"/>
@@ -4470,8 +4669,8 @@
         </w:r>
       </w:hyperlink>
     </w:p>
-    <w:bookmarkEnd w:id="137"/>
-    <w:bookmarkStart w:id="139" w:name="ref-Sterba2007"/>
+    <w:bookmarkEnd w:id="141"/>
+    <w:bookmarkStart w:id="143" w:name="ref-Sterba2007"/>
     <w:p>
       <w:pPr>
         <w:pStyle w:val="Bibliography"/>
@@ -4508,7 +4707,7 @@
       <w:r>
         <w:t xml:space="preserve"> </w:t>
       </w:r>
-      <w:hyperlink r:id="rId138">
+      <w:hyperlink r:id="rId142">
         <w:r>
           <w:rPr>
             <w:rStyle w:val="Hyperlink"/>
@@ -4517,8 +4716,8 @@
         </w:r>
       </w:hyperlink>
     </w:p>
-    <w:bookmarkEnd w:id="139"/>
-    <w:bookmarkStart w:id="141" w:name="ref-Tackett2022"/>
+    <w:bookmarkEnd w:id="143"/>
+    <w:bookmarkStart w:id="145" w:name="ref-Tackett2022"/>
     <w:p>
       <w:pPr>
         <w:pStyle w:val="Bibliography"/>
@@ -4555,7 +4754,7 @@
       <w:r>
         <w:t xml:space="preserve"> </w:t>
       </w:r>
-      <w:hyperlink r:id="rId140">
+      <w:hyperlink r:id="rId144">
         <w:r>
           <w:rPr>
             <w:rStyle w:val="Hyperlink"/>
@@ -4564,8 +4763,8 @@
         </w:r>
       </w:hyperlink>
     </w:p>
-    <w:bookmarkEnd w:id="141"/>
-    <w:bookmarkStart w:id="143" w:name="ref-Tiego2023"/>
+    <w:bookmarkEnd w:id="145"/>
+    <w:bookmarkStart w:id="147" w:name="ref-Tiego2023"/>
     <w:p>
       <w:pPr>
         <w:pStyle w:val="Bibliography"/>
@@ -4602,7 +4801,7 @@
       <w:r>
         <w:t xml:space="preserve"> </w:t>
       </w:r>
-      <w:hyperlink r:id="rId142">
+      <w:hyperlink r:id="rId146">
         <w:r>
           <w:rPr>
             <w:rStyle w:val="Hyperlink"/>
@@ -4611,8 +4810,8 @@
         </w:r>
       </w:hyperlink>
     </w:p>
-    <w:bookmarkEnd w:id="143"/>
-    <w:bookmarkStart w:id="145" w:name="ref-Wakschlag2019"/>
+    <w:bookmarkEnd w:id="147"/>
+    <w:bookmarkStart w:id="149" w:name="ref-Wakschlag2019"/>
     <w:p>
       <w:pPr>
         <w:pStyle w:val="Bibliography"/>
@@ -4649,7 +4848,7 @@
       <w:r>
         <w:t xml:space="preserve"> </w:t>
       </w:r>
-      <w:hyperlink r:id="rId144">
+      <w:hyperlink r:id="rId148">
         <w:r>
           <w:rPr>
             <w:rStyle w:val="Hyperlink"/>
@@ -4658,8 +4857,8 @@
         </w:r>
       </w:hyperlink>
     </w:p>
-    <w:bookmarkEnd w:id="145"/>
-    <w:bookmarkStart w:id="147" w:name="ref-Weems2008"/>
+    <w:bookmarkEnd w:id="149"/>
+    <w:bookmarkStart w:id="151" w:name="ref-Weems2008"/>
     <w:p>
       <w:pPr>
         <w:pStyle w:val="Bibliography"/>
@@ -4696,7 +4895,7 @@
       <w:r>
         <w:t xml:space="preserve"> </w:t>
       </w:r>
-      <w:hyperlink r:id="rId146">
+      <w:hyperlink r:id="rId150">
         <w:r>
           <w:rPr>
             <w:rStyle w:val="Hyperlink"/>
@@ -4705,8 +4904,8 @@
         </w:r>
       </w:hyperlink>
     </w:p>
-    <w:bookmarkEnd w:id="147"/>
-    <w:bookmarkStart w:id="149" w:name="ref-Weiss2003"/>
+    <w:bookmarkEnd w:id="151"/>
+    <w:bookmarkStart w:id="153" w:name="ref-Weiss2003"/>
     <w:p>
       <w:pPr>
         <w:pStyle w:val="Bibliography"/>
@@ -4743,7 +4942,7 @@
       <w:r>
         <w:t xml:space="preserve"> </w:t>
       </w:r>
-      <w:hyperlink r:id="rId148">
+      <w:hyperlink r:id="rId152">
         <w:r>
           <w:rPr>
             <w:rStyle w:val="Hyperlink"/>
@@ -4752,8 +4951,8 @@
         </w:r>
       </w:hyperlink>
     </w:p>
-    <w:bookmarkEnd w:id="149"/>
-    <w:bookmarkStart w:id="151" w:name="ref-WHO2022"/>
+    <w:bookmarkEnd w:id="153"/>
+    <w:bookmarkStart w:id="155" w:name="ref-WHO2022"/>
     <w:p>
       <w:pPr>
         <w:pStyle w:val="Bibliography"/>
@@ -4791,7 +4990,7 @@
       <w:r>
         <w:t xml:space="preserve"> </w:t>
       </w:r>
-      <w:hyperlink r:id="rId150">
+      <w:hyperlink r:id="rId154">
         <w:r>
           <w:rPr>
             <w:rStyle w:val="Hyperlink"/>
@@ -4800,14 +4999,14 @@
         </w:r>
       </w:hyperlink>
     </w:p>
-    <w:bookmarkEnd w:id="151"/>
-    <w:bookmarkEnd w:id="152"/>
+    <w:bookmarkEnd w:id="155"/>
+    <w:bookmarkEnd w:id="156"/>
     <w:p>
       <w:r>
         <w:br w:type="page"/>
       </w:r>
     </w:p>
-    <w:bookmarkEnd w:id="153"/>
+    <w:bookmarkEnd w:id="157"/>
     <w:p>
       <w:pPr>
         <w:pStyle w:val="Heading1"/>
@@ -4816,7 +5015,7 @@
         <w:t xml:space="preserve">Appendix A</w:t>
       </w:r>
     </w:p>
-    <w:bookmarkStart w:id="154" w:name="apx-a"/>
+    <w:bookmarkStart w:id="158" w:name="apx-a"/>
     <w:p>
       <w:pPr>
         <w:pStyle w:val="Heading1"/>
@@ -4830,7 +5029,7 @@
         <w:br w:type="page"/>
       </w:r>
     </w:p>
-    <w:bookmarkEnd w:id="154"/>
+    <w:bookmarkEnd w:id="158"/>
     <w:p>
       <w:pPr>
         <w:pStyle w:val="Heading1"/>
@@ -4839,7 +5038,7 @@
         <w:t xml:space="preserve">Appendix B</w:t>
       </w:r>
     </w:p>
-    <w:bookmarkStart w:id="155" w:name="apx-b"/>
+    <w:bookmarkStart w:id="159" w:name="apx-b"/>
     <w:p>
       <w:pPr>
         <w:pStyle w:val="Heading1"/>
@@ -4848,7 +5047,7 @@
         <w:t xml:space="preserve">Another Appendix</w:t>
       </w:r>
     </w:p>
-    <w:bookmarkEnd w:id="155"/>
+    <w:bookmarkEnd w:id="159"/>
     <w:sectPr>
       <w:headerReference r:id="rId8" w:type="even"/>
       <w:headerReference r:id="rId9" w:type="default"/>

--- a/index.docx
+++ b/index.docx
@@ -662,137 +662,6 @@
         <w:t xml:space="preserve">.</w:t>
       </w:r>
     </w:p>
-    <w:p>
-      <w:pPr>
-        <w:pStyle w:val="BodyText"/>
-      </w:pPr>
-      <w:r>
-        <w:t xml:space="preserve">Heterogeneity also applies to psychopathology trajectories.</w:t>
-      </w:r>
-      <w:r>
-        <w:t xml:space="preserve"> </w:t>
-      </w:r>
-      <w:r>
-        <w:t xml:space="preserve">An example of the age-crime curve is depicted in</w:t>
-      </w:r>
-      <w:r>
-        <w:t xml:space="preserve"> </w:t>
-      </w:r>
-      <w:hyperlink w:anchor="fig-ageCrimeCurve">
-        <w:r>
-          <w:rPr>
-            <w:rStyle w:val="Hyperlink"/>
-          </w:rPr>
-          <w:t xml:space="preserve">Figure 2</w:t>
-        </w:r>
-      </w:hyperlink>
-      <w:r>
-        <w:t xml:space="preserve">.</w:t>
-      </w:r>
-      <w:r>
-        <w:t xml:space="preserve"> </w:t>
-      </w:r>
-      <w:r>
-        <w:t xml:space="preserve">However, Moffitt’s</w:t>
-      </w:r>
-      <w:r>
-        <w:t xml:space="preserve"> </w:t>
-      </w:r>
-      <w:r>
-        <w:t xml:space="preserve">(</w:t>
-      </w:r>
-      <w:hyperlink w:anchor="ref-Moffitt1993">
-        <w:r>
-          <w:rPr>
-            <w:rStyle w:val="Hyperlink"/>
-          </w:rPr>
-          <w:t xml:space="preserve">1993</w:t>
-        </w:r>
-      </w:hyperlink>
-      <w:r>
-        <w:t xml:space="preserve">)</w:t>
-      </w:r>
-      <w:r>
-        <w:t xml:space="preserve"> </w:t>
-      </w:r>
-      <w:r>
-        <w:t xml:space="preserve">developmental taxonomy of externalizing behavior posits that there are heterogeneous subgroups such that one subgroup exhibits low levels of externalizing behavior across the lifespan, an</w:t>
-      </w:r>
-      <w:r>
-        <w:t xml:space="preserve"> </w:t>
-      </w:r>
-      <w:r>
-        <w:t xml:space="preserve">“adolescence limited”</w:t>
-      </w:r>
-      <w:r>
-        <w:t xml:space="preserve"> </w:t>
-      </w:r>
-      <w:r>
-        <w:t xml:space="preserve">subgroup exhibits high levels of externalizing behavior during adolescence but low levels during childhood and adulthood, and a</w:t>
-      </w:r>
-      <w:r>
-        <w:t xml:space="preserve"> </w:t>
-      </w:r>
-      <w:r>
-        <w:t xml:space="preserve">“life-course persistent”</w:t>
-      </w:r>
-      <w:r>
-        <w:t xml:space="preserve"> </w:t>
-      </w:r>
-      <w:r>
-        <w:t xml:space="preserve">subgroup that exhibits high levels of externalizing behavior across the lifespan; in addition, more recent work has a</w:t>
-      </w:r>
-      <w:r>
-        <w:t xml:space="preserve"> </w:t>
-      </w:r>
-      <w:r>
-        <w:t xml:space="preserve">“childhood limited”</w:t>
-      </w:r>
-      <w:r>
-        <w:t xml:space="preserve"> </w:t>
-      </w:r>
-      <w:r>
-        <w:t xml:space="preserve">subgroup exhibits high levels of externalizing behavior during childhood but shows low levels after childhood</w:t>
-      </w:r>
-      <w:r>
-        <w:t xml:space="preserve"> </w:t>
-      </w:r>
-      <w:r>
-        <w:t xml:space="preserve">(</w:t>
-      </w:r>
-      <w:hyperlink w:anchor="ref-Fairchild2013">
-        <w:r>
-          <w:rPr>
-            <w:rStyle w:val="Hyperlink"/>
-          </w:rPr>
-          <w:t xml:space="preserve">Fairchild et al., 2013</w:t>
-        </w:r>
-      </w:hyperlink>
-      <w:r>
-        <w:t xml:space="preserve">)</w:t>
-      </w:r>
-      <w:r>
-        <w:t xml:space="preserve">.</w:t>
-      </w:r>
-      <w:r>
-        <w:t xml:space="preserve"> </w:t>
-      </w:r>
-      <w:r>
-        <w:t xml:space="preserve"> </w:t>
-      </w:r>
-      <w:r>
-        <w:t xml:space="preserve"> </w:t>
-      </w:r>
-      <w:r>
-        <w:t xml:space="preserve"> </w:t>
-      </w:r>
-      <w:r>
-        <w:t xml:space="preserve"> </w:t>
-      </w:r>
-      <w:r>
-        <w:t xml:space="preserve">In sum, if we rely solely on normative age-related patterns of cognitive functioning or psychopathology from cross-sectional research, we would miss the great individual differences in people’s developmental courses.</w:t>
-      </w:r>
-    </w:p>
     <w:bookmarkStart w:id="52" w:name="fig-lifespanCognitiveTrajectories"/>
     <w:bookmarkStart w:id="45" w:name="Xd1e55b3d5b5f80dd51bcf661355a8795db0a2fa"/>
     <w:p>
@@ -1100,6 +969,130 @@
       </w:r>
     </w:p>
     <w:bookmarkEnd w:id="52"/>
+    <w:p>
+      <w:pPr>
+        <w:pStyle w:val="AfterWithoutNote"/>
+      </w:pPr>
+      <w:r>
+        <w:t xml:space="preserve">Heterogeneity also applies to psychopathology trajectories.</w:t>
+      </w:r>
+      <w:r>
+        <w:t xml:space="preserve"> </w:t>
+      </w:r>
+      <w:r>
+        <w:t xml:space="preserve">An example of the age-crime curve is depicted in</w:t>
+      </w:r>
+      <w:r>
+        <w:t xml:space="preserve"> </w:t>
+      </w:r>
+      <w:hyperlink w:anchor="fig-ageCrimeCurve">
+        <w:r>
+          <w:rPr>
+            <w:rStyle w:val="Hyperlink"/>
+          </w:rPr>
+          <w:t xml:space="preserve">Figure 2</w:t>
+        </w:r>
+      </w:hyperlink>
+      <w:r>
+        <w:t xml:space="preserve">.</w:t>
+      </w:r>
+      <w:r>
+        <w:t xml:space="preserve"> </w:t>
+      </w:r>
+      <w:r>
+        <w:t xml:space="preserve">However, Moffitt’s</w:t>
+      </w:r>
+      <w:r>
+        <w:t xml:space="preserve"> </w:t>
+      </w:r>
+      <w:r>
+        <w:t xml:space="preserve">(</w:t>
+      </w:r>
+      <w:hyperlink w:anchor="ref-Moffitt1993">
+        <w:r>
+          <w:rPr>
+            <w:rStyle w:val="Hyperlink"/>
+          </w:rPr>
+          <w:t xml:space="preserve">1993</w:t>
+        </w:r>
+      </w:hyperlink>
+      <w:r>
+        <w:t xml:space="preserve">)</w:t>
+      </w:r>
+      <w:r>
+        <w:t xml:space="preserve"> </w:t>
+      </w:r>
+      <w:r>
+        <w:t xml:space="preserve">developmental taxonomy of externalizing behavior posits that there are heterogeneous subgroups such that one subgroup exhibits low levels of externalizing behavior across the lifespan, an</w:t>
+      </w:r>
+      <w:r>
+        <w:t xml:space="preserve"> </w:t>
+      </w:r>
+      <w:r>
+        <w:t xml:space="preserve">“adolescence limited”</w:t>
+      </w:r>
+      <w:r>
+        <w:t xml:space="preserve"> </w:t>
+      </w:r>
+      <w:r>
+        <w:t xml:space="preserve">subgroup exhibits high levels of externalizing behavior during adolescence but low levels during childhood and adulthood, and a</w:t>
+      </w:r>
+      <w:r>
+        <w:t xml:space="preserve"> </w:t>
+      </w:r>
+      <w:r>
+        <w:t xml:space="preserve">“life-course persistent”</w:t>
+      </w:r>
+      <w:r>
+        <w:t xml:space="preserve"> </w:t>
+      </w:r>
+      <w:r>
+        <w:t xml:space="preserve">subgroup that exhibits high levels of externalizing behavior across the lifespan; in addition, more recent work has a</w:t>
+      </w:r>
+      <w:r>
+        <w:t xml:space="preserve"> </w:t>
+      </w:r>
+      <w:r>
+        <w:t xml:space="preserve">“childhood limited”</w:t>
+      </w:r>
+      <w:r>
+        <w:t xml:space="preserve"> </w:t>
+      </w:r>
+      <w:r>
+        <w:t xml:space="preserve">subgroup exhibits high levels of externalizing behavior during childhood but shows low levels after childhood</w:t>
+      </w:r>
+      <w:r>
+        <w:t xml:space="preserve"> </w:t>
+      </w:r>
+      <w:r>
+        <w:t xml:space="preserve">(</w:t>
+      </w:r>
+      <w:hyperlink w:anchor="ref-Fairchild2013">
+        <w:r>
+          <w:rPr>
+            <w:rStyle w:val="Hyperlink"/>
+          </w:rPr>
+          <w:t xml:space="preserve">Fairchild et al., 2013</w:t>
+        </w:r>
+      </w:hyperlink>
+      <w:r>
+        <w:t xml:space="preserve">)</w:t>
+      </w:r>
+      <w:r>
+        <w:t xml:space="preserve">.</w:t>
+      </w:r>
+      <w:r>
+        <w:t xml:space="preserve"> </w:t>
+      </w:r>
+    </w:p>
+    <w:p>
+      <w:pPr>
+        <w:pStyle w:val="BodyText"/>
+      </w:pPr>
+      <w:r>
+        <w:t xml:space="preserve">In sum, if we rely solely on normative age-related patterns of cognitive functioning or psychopathology from cross-sectional research, we would miss the great individual differences in people’s developmental courses.</w:t>
+      </w:r>
+    </w:p>
     <w:bookmarkStart w:id="57" w:name="fig-ageCrimeCurve"/>
     <w:p>
       <w:pPr>

--- a/index.docx
+++ b/index.docx
@@ -529,7 +529,7 @@
       </w:r>
     </w:p>
     <w:bookmarkEnd w:id="41"/>
-    <w:bookmarkStart w:id="58" w:name="the-goal"/>
+    <w:bookmarkStart w:id="63" w:name="the-goal"/>
     <w:p>
       <w:pPr>
         <w:pStyle w:val="Heading1"/>
@@ -974,7 +974,13 @@
         <w:pStyle w:val="AfterWithoutNote"/>
       </w:pPr>
       <w:r>
-        <w:t xml:space="preserve">Heterogeneity also applies to psychopathology trajectories.</w:t>
+        <w:t xml:space="preserve">Heterogeneity also applies to psychopathology trajectories including externalizing and criminal behavior.</w:t>
+      </w:r>
+      <w:r>
+        <w:t xml:space="preserve"> </w:t>
+      </w:r>
+      <w:r>
+        <w:t xml:space="preserve">The age-crime curve depicts the well-known strong association between age and engagement in crime, with crime rates peaking markedly (in many Western countries) in adolescence around ages 15–19.</w:t>
       </w:r>
       <w:r>
         <w:t xml:space="preserve"> </w:t>
@@ -985,7 +991,7 @@
       <w:r>
         <w:t xml:space="preserve"> </w:t>
       </w:r>
-      <w:hyperlink w:anchor="fig-ageCrimeCurve">
+      <w:hyperlink w:anchor="fig-externalizingByAge">
         <w:r>
           <w:rPr>
             <w:rStyle w:val="Hyperlink"/>
@@ -996,9 +1002,11 @@
       <w:r>
         <w:t xml:space="preserve">.</w:t>
       </w:r>
-      <w:r>
-        <w:t xml:space="preserve"> </w:t>
-      </w:r>
+    </w:p>
+    <w:p>
+      <w:pPr>
+        <w:pStyle w:val="BodyText"/>
+      </w:pPr>
       <w:r>
         <w:t xml:space="preserve">However, Moffitt’s</w:t>
       </w:r>
@@ -1047,7 +1055,7 @@
         <w:t xml:space="preserve"> </w:t>
       </w:r>
       <w:r>
-        <w:t xml:space="preserve">subgroup that exhibits high levels of externalizing behavior across the lifespan; in addition, more recent work has a</w:t>
+        <w:t xml:space="preserve">subgroup that exhibits high levels of externalizing behavior across the lifespan; in addition, more recent work has identified a</w:t>
       </w:r>
       <w:r>
         <w:t xml:space="preserve"> </w:t>
@@ -1059,7 +1067,7 @@
         <w:t xml:space="preserve"> </w:t>
       </w:r>
       <w:r>
-        <w:t xml:space="preserve">subgroup exhibits high levels of externalizing behavior during childhood but shows low levels after childhood</w:t>
+        <w:t xml:space="preserve">subgroup that exhibits high levels of externalizing behavior during childhood but low levels after childhood</w:t>
       </w:r>
       <w:r>
         <w:t xml:space="preserve"> </w:t>
@@ -1076,6 +1084,20 @@
         </w:r>
       </w:hyperlink>
       <w:r>
+        <w:t xml:space="preserve">;</w:t>
+      </w:r>
+      <w:r>
+        <w:t xml:space="preserve"> </w:t>
+      </w:r>
+      <w:hyperlink w:anchor="ref-Odgers2008">
+        <w:r>
+          <w:rPr>
+            <w:rStyle w:val="Hyperlink"/>
+          </w:rPr>
+          <w:t xml:space="preserve">Odgers et al., 2008</w:t>
+        </w:r>
+      </w:hyperlink>
+      <w:r>
         <w:t xml:space="preserve">)</w:t>
       </w:r>
       <w:r>
@@ -1084,135 +1106,171 @@
       <w:r>
         <w:t xml:space="preserve"> </w:t>
       </w:r>
+      <w:r>
+        <w:t xml:space="preserve">The developmental taxonomy is depicted in</w:t>
+      </w:r>
+      <w:r>
+        <w:t xml:space="preserve"> </w:t>
+      </w:r>
+      <w:hyperlink w:anchor="fig-developmentalTaxonomy">
+        <w:r>
+          <w:rPr>
+            <w:rStyle w:val="Hyperlink"/>
+          </w:rPr>
+          <w:t xml:space="preserve">Figure 2B</w:t>
+        </w:r>
+      </w:hyperlink>
+      <w:r>
+        <w:t xml:space="preserve">.</w:t>
+      </w:r>
+      <w:r>
+        <w:t xml:space="preserve"> </w:t>
+      </w:r>
+      <w:r>
+        <w:t xml:space="preserve">Moffitt’s general hypothesis is that life-course persistent externalizing behavior reflects early disruptions in brain development either in utero (resulting from, for example, maternal substance use, poor prenatal nutrition, genetics, or exposure to toxins), during delivery (e.g., delivery complications), or after birth (e.g., child abuse or neglect, or exposure to toxins), in perhaps conjunction with coercive parent–child interactions or other adverse environments.</w:t>
+      </w:r>
+      <w:r>
+        <w:t xml:space="preserve"> </w:t>
+      </w:r>
+      <w:r>
+        <w:t xml:space="preserve"> </w:t>
+      </w:r>
+      <w:r>
+        <w:t xml:space="preserve"> </w:t>
+      </w:r>
+      <w:r>
+        <w:t xml:space="preserve">A cross-sectional study that does not capture the subgroups’ different developmental histories would not be not well-positioned to adjudicate whether a particular individual is part of the adolescence-limited versus life-course persistent developmental course</w:t>
+      </w:r>
+      <w:r>
+        <w:t xml:space="preserve"> </w:t>
+      </w:r>
+      <w:r>
+        <w:t xml:space="preserve">(</w:t>
+      </w:r>
+      <w:hyperlink w:anchor="ref-Moffitt1993">
+        <w:r>
+          <w:rPr>
+            <w:rStyle w:val="Hyperlink"/>
+          </w:rPr>
+          <w:t xml:space="preserve">Moffitt, 1993</w:t>
+        </w:r>
+      </w:hyperlink>
+      <w:r>
+        <w:t xml:space="preserve">)</w:t>
+      </w:r>
+      <w:r>
+        <w:t xml:space="preserve">.</w:t>
+      </w:r>
     </w:p>
     <w:p>
       <w:pPr>
         <w:pStyle w:val="BodyText"/>
       </w:pPr>
       <w:r>
+        <w:t xml:space="preserve">The age-crime curve that is based on official police records has key problems</w:t>
+      </w:r>
+      <w:r>
+        <w:t xml:space="preserve"> </w:t>
+      </w:r>
+      <w:r>
+        <w:t xml:space="preserve">(</w:t>
+      </w:r>
+      <w:hyperlink w:anchor="ref-Moffitt1993">
+        <w:r>
+          <w:rPr>
+            <w:rStyle w:val="Hyperlink"/>
+          </w:rPr>
+          <w:t xml:space="preserve">Moffitt, 1993</w:t>
+        </w:r>
+      </w:hyperlink>
+      <w:r>
+        <w:t xml:space="preserve">)</w:t>
+      </w:r>
+      <w:r>
+        <w:t xml:space="preserve">.</w:t>
+      </w:r>
+      <w:r>
+        <w:t xml:space="preserve"> </w:t>
+      </w:r>
+      <w:r>
+        <w:t xml:space="preserve">First, it misses the developmental course of externalizing behavior that leads up to the commission of crime.</w:t>
+      </w:r>
+      <w:r>
+        <w:t xml:space="preserve"> </w:t>
+      </w:r>
+      <w:r>
+        <w:t xml:space="preserve">Second, it is based on only those (criminal) behaviors that are known to official arrest records and does not capture other behaviors the person engaged in that are known to the individual or collateral report by caregivers, teachers, siblings, or peers.</w:t>
+      </w:r>
+      <w:r>
+        <w:t xml:space="preserve"> </w:t>
+      </w:r>
+      <w:r>
+        <w:t xml:space="preserve">In a longitudinal study examining the development of externalizing behavior from childhood to adulthood that incorporated ratings of the child’s externalizing behavior from mothers, fathers, teachers, peers, and self-report (at relevant ages),</w:t>
+      </w:r>
+      <w:r>
+        <w:t xml:space="preserve"> </w:t>
+      </w:r>
+      <w:r>
+        <w:t xml:space="preserve">Petersen et al. (</w:t>
+      </w:r>
+      <w:hyperlink w:anchor="ref-Petersen2015">
+        <w:r>
+          <w:rPr>
+            <w:rStyle w:val="Hyperlink"/>
+          </w:rPr>
+          <w:t xml:space="preserve">2015</w:t>
+        </w:r>
+      </w:hyperlink>
+      <w:r>
+        <w:t xml:space="preserve">)</w:t>
+      </w:r>
+      <w:r>
+        <w:t xml:space="preserve"> </w:t>
+      </w:r>
+      <w:r>
+        <w:t xml:space="preserve">found that externalizing problems normatively tended to decrease from early childhood to preadolescence, increased during adolescence (peaking around age 17), and decreased from late adolescence to adulthood.</w:t>
+      </w:r>
+      <w:r>
+        <w:t xml:space="preserve"> </w:t>
+      </w:r>
+      <w:r>
+        <w:t xml:space="preserve"> </w:t>
+      </w:r>
+      <w:r>
+        <w:t xml:space="preserve">However, the trajectories were characterized by marked individual differences—some individuals stayed low, some increased, some decreased, some increased then decreased, and seemingly everything in between.</w:t>
+      </w:r>
+      <w:r>
+        <w:t xml:space="preserve"> </w:t>
+      </w:r>
+      <w:r>
+        <w:t xml:space="preserve"> </w:t>
+      </w:r>
+    </w:p>
+    <w:p>
+      <w:pPr>
+        <w:pStyle w:val="BodyText"/>
+      </w:pPr>
+      <w:r>
         <w:t xml:space="preserve">In sum, if we rely solely on normative age-related patterns of cognitive functioning or psychopathology from cross-sectional research, we would miss the great individual differences in people’s developmental courses.</w:t>
       </w:r>
-    </w:p>
-    <w:bookmarkStart w:id="57" w:name="fig-ageCrimeCurve"/>
-    <w:p>
-      <w:pPr>
-        <w:pStyle w:val="FigureTitle"/>
-      </w:pPr>
-      <w:r>
-        <w:t xml:space="preserve">Figure 2</w:t>
-      </w:r>
-    </w:p>
-    <w:p>
-      <w:pPr>
-        <w:pStyle w:val="Caption"/>
-      </w:pPr>
-      <w:r>
-        <w:t xml:space="preserve">The age-crime participation curve from age 9 through 64 in cohort members registered for antisocial and/or criminal behavior in a birth cohort recruited in Stockholm, Sweden (</w:t>
-      </w:r>
-      <w:r>
-        <w:rPr>
-          <w:i/>
-          <w:iCs/>
-        </w:rPr>
-        <w:t xml:space="preserve">N</w:t>
-      </w:r>
-      <w:r>
-        <w:t xml:space="preserve"> </w:t>
-      </w:r>
-      <w:r>
-        <w:t xml:space="preserve">= 4825).</w:t>
-      </w:r>
-      <w:r>
-        <w:t xml:space="preserve"> </w:t>
-      </w:r>
-      <w:r>
-        <w:t xml:space="preserve">The steep peak in crime rate in the adolescent years is similar to the age-crime curve in the United States; however, the steepness of the age-crime curve differs across birth cohorts</w:t>
-      </w:r>
-      <w:r>
-        <w:t xml:space="preserve"> </w:t>
-      </w:r>
-      <w:r>
-        <w:t xml:space="preserve">(</w:t>
-      </w:r>
-      <w:hyperlink w:anchor="ref-Steffensmeier2025">
-        <w:r>
-          <w:rPr>
-            <w:rStyle w:val="Hyperlink"/>
-          </w:rPr>
-          <w:t xml:space="preserve">Steffensmeier et al., 2025</w:t>
-        </w:r>
-      </w:hyperlink>
-      <w:r>
-        <w:t xml:space="preserve">)</w:t>
-      </w:r>
-      <w:r>
-        <w:t xml:space="preserve">.</w:t>
-      </w:r>
-      <w:r>
-        <w:t xml:space="preserve"> </w:t>
-      </w:r>
-      <w:r>
-        <w:t xml:space="preserve">(Figure adapted from</w:t>
-      </w:r>
-      <w:r>
-        <w:t xml:space="preserve"> </w:t>
-      </w:r>
-      <w:r>
-        <w:t xml:space="preserve">Sivertsson et al. (</w:t>
-      </w:r>
-      <w:hyperlink w:anchor="ref-Sivertsson2024">
-        <w:r>
-          <w:rPr>
-            <w:rStyle w:val="Hyperlink"/>
-          </w:rPr>
-          <w:t xml:space="preserve">2024</w:t>
-        </w:r>
-      </w:hyperlink>
-      <w:r>
-        <w:t xml:space="preserve">)</w:t>
-      </w:r>
-      <w:r>
-        <w:t xml:space="preserve">, Figure 1, p. 7. Sivertsson, F., Carlsson, C., Almquist, Y. B., &amp; Brännström, L. (2024). Offending trajectories from childhood to retirement age: Findings from the Stockholm birth cohort study.</w:t>
-      </w:r>
-      <w:r>
-        <w:t xml:space="preserve"> </w:t>
-      </w:r>
-      <w:r>
-        <w:rPr>
-          <w:i/>
-          <w:iCs/>
-        </w:rPr>
-        <w:t xml:space="preserve">Journal of Criminal Justice</w:t>
-      </w:r>
-      <w:r>
-        <w:t xml:space="preserve">,</w:t>
-      </w:r>
-      <w:r>
-        <w:t xml:space="preserve"> </w:t>
-      </w:r>
-      <w:r>
-        <w:rPr>
-          <w:i/>
-          <w:iCs/>
-        </w:rPr>
-        <w:t xml:space="preserve">91</w:t>
-      </w:r>
-      <w:r>
-        <w:t xml:space="preserve">, 102155.</w:t>
-      </w:r>
-      <w:r>
-        <w:t xml:space="preserve"> </w:t>
-      </w:r>
-      <w:hyperlink r:id="rId53">
-        <w:r>
-          <w:rPr>
-            <w:rStyle w:val="Hyperlink"/>
-          </w:rPr>
-          <w:t xml:space="preserve">https://doi.org/10.1016/j.jcrimjus.2024.102155</w:t>
-        </w:r>
-      </w:hyperlink>
-      <w:r>
-        <w:t xml:space="preserve">)</w:t>
+      <w:r>
+        <w:t xml:space="preserve"> </w:t>
+      </w:r>
+      <w:r>
+        <w:t xml:space="preserve">And these individual differences are crucial to identify the risk and protective mechanisms that explain these differing developmental courses.</w:t>
+      </w:r>
+      <w:r>
+        <w:t xml:space="preserve"> </w:t>
+      </w:r>
+    </w:p>
+    <w:bookmarkStart w:id="62" w:name="fig-externalizingByAge"/>
+    <w:bookmarkStart w:id="56" w:name="fig-ageCrimeCurve"/>
+    <w:p>
+      <w:pPr>
+        <w:pStyle w:val="FigureWithoutNote"/>
+      </w:pPr>
+      <w:r>
+        <w:t xml:space="preserve">(A) Age-crime curve.</w:t>
       </w:r>
     </w:p>
     <w:p>
@@ -1222,20 +1280,20 @@
       <w:r>
         <w:drawing>
           <wp:inline>
-            <wp:extent cx="5877848" cy="2941982"/>
+            <wp:extent cx="2971800" cy="1487446"/>
             <wp:effectExtent b="0" l="0" r="0" t="0"/>
-            <wp:docPr descr="" title="" id="55" name="Picture"/>
+            <wp:docPr descr="" title="" id="54" name="Picture"/>
             <a:graphic>
               <a:graphicData uri="http://schemas.openxmlformats.org/drawingml/2006/picture">
                 <pic:pic>
                   <pic:nvPicPr>
-                    <pic:cNvPr descr="Figures/Sivertsson2024_figure1.png" id="56" name="Picture"/>
+                    <pic:cNvPr descr="Figures/Sivertsson2024_figure1.png" id="55" name="Picture"/>
                     <pic:cNvPicPr>
                       <a:picLocks noChangeArrowheads="1" noChangeAspect="1"/>
                     </pic:cNvPicPr>
                   </pic:nvPicPr>
                   <pic:blipFill>
-                    <a:blip r:embed="rId54"/>
+                    <a:blip r:embed="rId53"/>
                     <a:stretch>
                       <a:fillRect/>
                     </a:stretch>
@@ -1243,7 +1301,7 @@
                   <pic:spPr bwMode="auto">
                     <a:xfrm>
                       <a:off x="0" y="0"/>
-                      <a:ext cx="5877848" cy="2941982"/>
+                      <a:ext cx="2971800" cy="1487446"/>
                     </a:xfrm>
                     <a:prstGeom prst="rect">
                       <a:avLst/>
@@ -1262,1343 +1320,42 @@
         </w:drawing>
       </w:r>
     </w:p>
-    <w:bookmarkEnd w:id="57"/>
-    <w:p>
-      <w:pPr>
-        <w:pStyle w:val="AfterWithoutNote"/>
-      </w:pPr>
-      <w:r>
-        <w:t xml:space="preserve">Third, in a cross-sectional study, any apparent age-related differences in a construct could reflect cohort differences instead of developmental changes.</w:t>
-      </w:r>
-      <w:r>
-        <w:t xml:space="preserve"> </w:t>
-      </w:r>
-      <w:r>
-        <w:t xml:space="preserve">For example, average differences in stress between 5-year-olds and 10-year-olds could reflect the differing experiences that the 10-year-olds shared—such as going to school during the Coronavirus pandemic.</w:t>
-      </w:r>
-      <w:r>
-        <w:t xml:space="preserve"> </w:t>
-      </w:r>
-      <w:r>
-        <w:t xml:space="preserve">Fourth, findings from cross-sectional studies can differ from findings examining the same people over time, which violates the convergence assumption.</w:t>
-      </w:r>
-      <w:r>
-        <w:t xml:space="preserve"> </w:t>
-      </w:r>
-      <w:r>
-        <w:t xml:space="preserve">In cross-sectional studies, the convergence assumption is the assumption that cross-sectional age differences and longitudinal age changes converge onto a common trajectory.</w:t>
-      </w:r>
-      <w:r>
-        <w:t xml:space="preserve"> </w:t>
-      </w:r>
-      <w:r>
-        <w:t xml:space="preserve">An example where the convergence assumption has been shown to be violated is in studies of cognitive decline.</w:t>
-      </w:r>
-      <w:r>
-        <w:t xml:space="preserve"> </w:t>
-      </w:r>
-      <w:r>
-        <w:t xml:space="preserve">In particular, cross-sectional studies overestimate age-related cognitive declines compared to following the same people over time in a longitudinal study, which may reflect cohort effects such as the Flynn effect</w:t>
-      </w:r>
-      <w:r>
-        <w:t xml:space="preserve"> </w:t>
-      </w:r>
-      <w:r>
-        <w:t xml:space="preserve">(where population intelligence scores at a given age tend to increase across generations;</w:t>
-      </w:r>
-      <w:r>
-        <w:t xml:space="preserve"> </w:t>
-      </w:r>
-      <w:hyperlink w:anchor="ref-Ackerman2013">
-        <w:r>
-          <w:rPr>
-            <w:rStyle w:val="Hyperlink"/>
-          </w:rPr>
-          <w:t xml:space="preserve">Ackerman, 2013</w:t>
+    <w:bookmarkEnd w:id="56"/>
+    <w:p>
+      <w:pPr>
+        <w:framePr w:w="0" w:h="0" w:vAnchor="margin" w:hAnchor="margin" w:xAlign="right" w:yAlign="top"/>
+      </w:pPr>
+    </w:p>
+    <w:bookmarkStart w:id="60" w:name="fig-developmentalTaxonomy"/>
+    <w:p>
+      <w:pPr>
+        <w:pStyle w:val="FigureWithoutNote"/>
+      </w:pPr>
+      <w:r>
+        <w:t xml:space="preserve">(B) Moffitt’s</w:t>
+      </w:r>
+      <w:r>
+        <w:t xml:space="preserve"> </w:t>
+      </w:r>
+      <w:r>
+        <w:t xml:space="preserve">(</w:t>
+      </w:r>
+      <w:hyperlink w:anchor="ref-Moffitt1993">
+        <w:r>
+          <w:rPr>
+            <w:rStyle w:val="Hyperlink"/>
+          </w:rPr>
+          <w:t xml:space="preserve">1993</w:t>
         </w:r>
       </w:hyperlink>
       <w:r>
         <w:t xml:space="preserve">)</w:t>
       </w:r>
       <w:r>
-        <w:t xml:space="preserve">.</w:t>
-      </w:r>
-    </w:p>
-    <w:p>
-      <w:pPr>
-        <w:pStyle w:val="BodyText"/>
-      </w:pPr>
-      <w:r>
-        <w:t xml:space="preserve">Because longitudinal designs follow the same person(s) over time, such a design allows examining individuals’ change across time.</w:t>
-      </w:r>
-      <w:r>
-        <w:t xml:space="preserve"> </w:t>
-      </w:r>
-      <w:r>
-        <w:t xml:space="preserve">However, as we describe</w:t>
-      </w:r>
-      <w:r>
-        <w:t xml:space="preserve"> </w:t>
-      </w:r>
-      <w:hyperlink w:anchor="sec-potential-confounds-of-change">
-        <w:r>
-          <w:rPr>
-            <w:rStyle w:val="Hyperlink"/>
-          </w:rPr>
-          <w:t xml:space="preserve">later</w:t>
-        </w:r>
-      </w:hyperlink>
-      <w:r>
-        <w:t xml:space="preserve">, longitudinal designs also have potential confounds of change.</w:t>
-      </w:r>
-      <w:r>
-        <w:t xml:space="preserve"> </w:t>
-      </w:r>
-      <w:r>
-        <w:t xml:space="preserve">Moreover, compared to cross-sectional designs, longitudinal designs take more time and tend to be more costly and to require more personnel.</w:t>
-      </w:r>
-      <w:r>
-        <w:t xml:space="preserve"> </w:t>
-      </w:r>
-      <w:r>
-        <w:t xml:space="preserve">Thus, longitudinal studies that span the lifespan are not common.</w:t>
-      </w:r>
-      <w:r>
-        <w:t xml:space="preserve"> </w:t>
-      </w:r>
-      <w:r>
-        <w:t xml:space="preserve">However, even cross-sectional work spanning the lifespan is not often conducted.</w:t>
-      </w:r>
-    </w:p>
-    <w:bookmarkEnd w:id="58"/>
-    <w:bookmarkStart w:id="59" w:name="the-problemobstacle"/>
-    <w:p>
-      <w:pPr>
-        <w:pStyle w:val="Heading1"/>
-      </w:pPr>
-      <w:r>
-        <w:t xml:space="preserve">The Problem/Obstacle</w:t>
-      </w:r>
-    </w:p>
-    <w:p>
-      <w:pPr>
-        <w:pStyle w:val="FirstParagraph"/>
-      </w:pPr>
-      <w:r>
-        <w:t xml:space="preserve">The focal problem examined in this paper is that, despite calls to do so</w:t>
-      </w:r>
-      <w:r>
-        <w:t xml:space="preserve"> </w:t>
-      </w:r>
-      <w:r>
-        <w:t xml:space="preserve">(</w:t>
-      </w:r>
-      <w:hyperlink w:anchor="ref-DeLosReyes2026">
-        <w:r>
-          <w:rPr>
-            <w:rStyle w:val="Hyperlink"/>
-          </w:rPr>
-          <w:t xml:space="preserve">De Los Reyes, 2026</w:t>
-        </w:r>
-      </w:hyperlink>
-      <w:r>
-        <w:t xml:space="preserve">)</w:t>
-      </w:r>
-      <w:r>
-        <w:t xml:space="preserve">, the field has not adequately studied individuals’ development of psychopathology across the lifespan, instead taking a piecewise approach to development.</w:t>
-      </w:r>
-      <w:r>
-        <w:t xml:space="preserve"> </w:t>
-      </w:r>
-      <w:r>
-        <w:t xml:space="preserve">The piecewise approach to development limits our understanding of lifespan development and the origins of psychopathology.</w:t>
-      </w:r>
-    </w:p>
-    <w:bookmarkEnd w:id="59"/>
-    <w:bookmarkStart w:id="75" w:name="reasons-for-the-problem"/>
-    <w:p>
-      <w:pPr>
-        <w:pStyle w:val="Heading1"/>
-      </w:pPr>
-      <w:r>
-        <w:t xml:space="preserve">Reasons for the Problem</w:t>
-      </w:r>
-    </w:p>
-    <w:p>
-      <w:pPr>
-        <w:pStyle w:val="FirstParagraph"/>
-      </w:pPr>
-      <w:r>
-        <w:t xml:space="preserve">Beyond logistical challenges of time and money, there are several key reasons why the field has failed to study people’s development of psychopathology, longitudinally, across the lifespan.</w:t>
-      </w:r>
-      <w:r>
-        <w:t xml:space="preserve"> </w:t>
-      </w:r>
-      <w:r>
-        <w:t xml:space="preserve">First, diagnostic and taxonomic systems do not define psychopathology constructs from a developmental perspective.</w:t>
-      </w:r>
-      <w:r>
-        <w:t xml:space="preserve"> </w:t>
-      </w:r>
-      <w:r>
-        <w:t xml:space="preserve">A developmental perspective is crucial because psychopathology constructs often have earlier origins than their full clinical presentation, and forms of psychopathology frequently show changes in behavioral manifestation across development (heterotypic continuity).</w:t>
-      </w:r>
-      <w:r>
-        <w:t xml:space="preserve"> </w:t>
-      </w:r>
-      <w:r>
-        <w:t xml:space="preserve">Second, current assessments do not adequately capture these changes in behavioral manifestation.</w:t>
-      </w:r>
-      <w:r>
-        <w:t xml:space="preserve"> </w:t>
-      </w:r>
-      <w:r>
-        <w:t xml:space="preserve">Third, traditional scoring systems do not allow charting individuals’ change over time in the face of changing behavioral manifestation.</w:t>
-      </w:r>
-      <w:r>
-        <w:t xml:space="preserve"> </w:t>
-      </w:r>
-      <w:r>
-        <w:t xml:space="preserve">Fourth, current assessments are not well-suited for capturing the full range of individual differences, despite the dimensional nature of psychopathology.</w:t>
-      </w:r>
-      <w:r>
-        <w:t xml:space="preserve"> </w:t>
-      </w:r>
-      <w:r>
-        <w:t xml:space="preserve">Fifth, as a result of these limitations, current assessments are not well-suited for capturing individuals’ change over time.</w:t>
-      </w:r>
-    </w:p>
-    <w:p>
-      <w:pPr>
-        <w:pStyle w:val="BodyText"/>
-      </w:pPr>
-      <w:r>
-        <w:t xml:space="preserve">Below, we describe these reasons in detail.</w:t>
-      </w:r>
-      <w:r>
-        <w:t xml:space="preserve"> </w:t>
-      </w:r>
-      <w:r>
-        <w:t xml:space="preserve">To ground the discussion, we provide examples relating to externalizing psychopathology; however, these issues are not specific to externalizing.</w:t>
-      </w:r>
-    </w:p>
-    <w:bookmarkStart w:id="63" w:name="problems-of-constructs"/>
-    <w:p>
-      <w:pPr>
-        <w:pStyle w:val="Heading2"/>
-      </w:pPr>
-      <w:r>
-        <w:t xml:space="preserve">Problems of Constructs</w:t>
-      </w:r>
-    </w:p>
-    <w:p>
-      <w:pPr>
-        <w:pStyle w:val="FirstParagraph"/>
-      </w:pPr>
-      <w:r>
-        <w:t xml:space="preserve">The first reason the field has failed to adequately study individuals’ development of psychopathology across the lifespan represents a theory problem—namely, problems with constructs, and the codifying of those constructs in diagnostic and taxonomic systems.</w:t>
-      </w:r>
-      <w:r>
-        <w:t xml:space="preserve"> </w:t>
-      </w:r>
-      <w:r>
-        <w:t xml:space="preserve">In particular, our theories do not fully specify how constructs manifest behaviorally across the lifespan.</w:t>
-      </w:r>
-      <w:r>
-        <w:t xml:space="preserve"> </w:t>
-      </w:r>
-      <w:r>
-        <w:t xml:space="preserve">For instance, theories do not specify the features (e.g., cognitive, affective, or biological processes) or behaviors that characterize a given construct in each developmental period.</w:t>
-      </w:r>
-      <w:r>
-        <w:t xml:space="preserve"> </w:t>
-      </w:r>
-      <w:r>
-        <w:t xml:space="preserve">In addition, theories do not specify how those features or behaviors change across development with respect to how strongly they reflect the construct—as indicated by changes in factor loadings (in factor analysis) or discrimination (in item response theory)—or how they change in their level on the construct—as indicated by changes in intercepts (factor analysis) or difficulty/severity (item response theory).</w:t>
-      </w:r>
-    </w:p>
-    <w:p>
-      <w:pPr>
-        <w:pStyle w:val="BodyText"/>
-      </w:pPr>
-      <w:r>
-        <w:t xml:space="preserve">These gaps are important for several reasons.</w:t>
-      </w:r>
-      <w:r>
-        <w:t xml:space="preserve"> </w:t>
-      </w:r>
-      <w:r>
-        <w:t xml:space="preserve">First, psychopathology does not come from nowhere; psychopathology constructs often have earlier origins than their full clinical presentation.</w:t>
-      </w:r>
-      <w:r>
-        <w:t xml:space="preserve"> </w:t>
-      </w:r>
-      <w:r>
-        <w:t xml:space="preserve"> </w:t>
-      </w:r>
-      <w:r>
-        <w:t xml:space="preserve">In many cases, psychopathology may arise from the interaction of genetic and environmental factors, and their effects on biology, cognition, emotion, and behavior.</w:t>
-      </w:r>
-      <w:r>
-        <w:t xml:space="preserve"> </w:t>
-      </w:r>
-      <w:r>
-        <w:t xml:space="preserve">Such effects may accumulate and transpire over years.</w:t>
-      </w:r>
-      <w:r>
-        <w:t xml:space="preserve"> </w:t>
-      </w:r>
-      <w:r>
-        <w:t xml:space="preserve">Second, forms of psychopathology frequently show changes in behavioral manifestation across development—a phenomenon called heterotypic continuity</w:t>
-      </w:r>
-      <w:r>
-        <w:t xml:space="preserve"> </w:t>
-      </w:r>
-      <w:r>
-        <w:t xml:space="preserve">(</w:t>
-      </w:r>
-      <w:hyperlink w:anchor="ref-Caspi2006">
-        <w:r>
-          <w:rPr>
-            <w:rStyle w:val="Hyperlink"/>
-          </w:rPr>
-          <w:t xml:space="preserve">Caspi &amp; Shiner, 2006</w:t>
-        </w:r>
-      </w:hyperlink>
-      <w:r>
-        <w:t xml:space="preserve">;</w:t>
-      </w:r>
-      <w:r>
-        <w:t xml:space="preserve"> </w:t>
-      </w:r>
-      <w:hyperlink w:anchor="ref-Cicchetti2002">
-        <w:r>
-          <w:rPr>
-            <w:rStyle w:val="Hyperlink"/>
-          </w:rPr>
-          <w:t xml:space="preserve">Cicchetti &amp; Rogosch, 2002</w:t>
-        </w:r>
-      </w:hyperlink>
-      <w:r>
-        <w:t xml:space="preserve">;</w:t>
-      </w:r>
-      <w:r>
-        <w:t xml:space="preserve"> </w:t>
-      </w:r>
-      <w:hyperlink w:anchor="ref-Petersen2020">
-        <w:r>
-          <w:rPr>
-            <w:rStyle w:val="Hyperlink"/>
-          </w:rPr>
-          <w:t xml:space="preserve">Petersen et al., 2020</w:t>
-        </w:r>
-      </w:hyperlink>
-      <w:r>
-        <w:t xml:space="preserve">;</w:t>
-      </w:r>
-      <w:r>
-        <w:t xml:space="preserve"> </w:t>
-      </w:r>
-      <w:hyperlink w:anchor="ref-Petersen2024">
-        <w:r>
-          <w:rPr>
-            <w:rStyle w:val="Hyperlink"/>
-          </w:rPr>
-          <w:t xml:space="preserve">Petersen, 2024</w:t>
-        </w:r>
-      </w:hyperlink>
-      <w:r>
-        <w:t xml:space="preserve">)</w:t>
-      </w:r>
-      <w:r>
-        <w:t xml:space="preserve">.</w:t>
-      </w:r>
-    </w:p>
-    <w:p>
-      <w:pPr>
-        <w:pStyle w:val="BodyText"/>
-      </w:pPr>
-      <w:r>
-        <w:t xml:space="preserve">Considerable theoretical work attempts to characterize constructs across development.</w:t>
-      </w:r>
-      <w:r>
-        <w:t xml:space="preserve"> </w:t>
-      </w:r>
-      <w:r>
-        <w:t xml:space="preserve">For instance,</w:t>
-      </w:r>
-      <w:r>
-        <w:t xml:space="preserve"> </w:t>
-      </w:r>
-      <w:r>
-        <w:t xml:space="preserve">Patterson (</w:t>
-      </w:r>
-      <w:hyperlink w:anchor="ref-Patterson1993">
-        <w:r>
-          <w:rPr>
-            <w:rStyle w:val="Hyperlink"/>
-          </w:rPr>
-          <w:t xml:space="preserve">1993</w:t>
-        </w:r>
-      </w:hyperlink>
-      <w:r>
-        <w:t xml:space="preserve">)</w:t>
-      </w:r>
-      <w:r>
-        <w:t xml:space="preserve"> </w:t>
-      </w:r>
-      <w:r>
-        <w:t xml:space="preserve">characterized externalizing problems as a chimera.</w:t>
-      </w:r>
-      <w:r>
-        <w:t xml:space="preserve"> </w:t>
-      </w:r>
-      <w:r>
-        <w:t xml:space="preserve">A chimera is a mythical creature with the body of a goat that, with development, grows the head a lion and then a tail of a snake.</w:t>
-      </w:r>
-      <w:r>
-        <w:t xml:space="preserve"> </w:t>
-      </w:r>
-      <w:r>
-        <w:t xml:space="preserve">Patterson</w:t>
-      </w:r>
-      <w:r>
-        <w:t xml:space="preserve"> </w:t>
-      </w:r>
-      <w:r>
-        <w:t xml:space="preserve">(</w:t>
-      </w:r>
-      <w:hyperlink w:anchor="ref-Patterson1993">
-        <w:r>
-          <w:rPr>
-            <w:rStyle w:val="Hyperlink"/>
-          </w:rPr>
-          <w:t xml:space="preserve">1993</w:t>
-        </w:r>
-      </w:hyperlink>
-      <w:r>
-        <w:t xml:space="preserve">)</w:t>
-      </w:r>
-      <w:r>
-        <w:t xml:space="preserve"> </w:t>
-      </w:r>
-      <w:r>
-        <w:t xml:space="preserve">argued that externalizing behavior changes in manifestation across development such that underlying antisociality is maintained while more mature features are added across development.</w:t>
-      </w:r>
-      <w:r>
-        <w:t xml:space="preserve"> </w:t>
-      </w:r>
-      <w:r>
-        <w:t xml:space="preserve">In particular, Patterson</w:t>
-      </w:r>
-      <w:r>
-        <w:t xml:space="preserve"> </w:t>
-      </w:r>
-      <w:r>
-        <w:t xml:space="preserve">(</w:t>
-      </w:r>
-      <w:hyperlink w:anchor="ref-Patterson1993">
-        <w:r>
-          <w:rPr>
-            <w:rStyle w:val="Hyperlink"/>
-          </w:rPr>
-          <w:t xml:space="preserve">1993</w:t>
-        </w:r>
-      </w:hyperlink>
-      <w:r>
-        <w:t xml:space="preserve">)</w:t>
-      </w:r>
-      <w:r>
-        <w:t xml:space="preserve"> </w:t>
-      </w:r>
-      <w:r>
-        <w:t xml:space="preserve">noted that some externalizing behaviors wane with age, such as temper tantrams, whereas other externalizing behaviors emerge with age, including the ability to inflict serious damage or harm with violence, burglary, and shoplifting, in addition to problems such as academic failure, peer rejection, substance problems, and arrest.</w:t>
-      </w:r>
-      <w:r>
-        <w:t xml:space="preserve"> </w:t>
-      </w:r>
-      <w:r>
-        <w:t xml:space="preserve">These age-differing behaviors show strong stability of individual differences, indicating a consistent underlying construct</w:t>
-      </w:r>
-      <w:r>
-        <w:t xml:space="preserve"> </w:t>
-      </w:r>
-      <w:r>
-        <w:t xml:space="preserve">(</w:t>
-      </w:r>
-      <w:hyperlink w:anchor="ref-Patterson1993">
-        <w:r>
-          <w:rPr>
-            <w:rStyle w:val="Hyperlink"/>
-          </w:rPr>
-          <w:t xml:space="preserve">Patterson, 1993</w:t>
-        </w:r>
-      </w:hyperlink>
-      <w:r>
-        <w:t xml:space="preserve">)</w:t>
-      </w:r>
-      <w:r>
-        <w:t xml:space="preserve">.</w:t>
-      </w:r>
-      <w:r>
-        <w:t xml:space="preserve"> </w:t>
-      </w:r>
-      <w:r>
-        <w:t xml:space="preserve">Others have noted that externalizing problems are often expressed as overt acts in early childhood, such as physical aggression and temper tantrums; whereas externalizing problems are more often expressed later in development as covert and indirect or relational forms of aggression, rule breaking, and substance use</w:t>
-      </w:r>
-      <w:r>
-        <w:t xml:space="preserve"> </w:t>
-      </w:r>
-      <w:r>
-        <w:t xml:space="preserve">(</w:t>
-      </w:r>
-      <w:hyperlink w:anchor="ref-Miller2009">
-        <w:r>
-          <w:rPr>
-            <w:rStyle w:val="Hyperlink"/>
-          </w:rPr>
-          <w:t xml:space="preserve">Miller et al., 2009</w:t>
-        </w:r>
-      </w:hyperlink>
-      <w:r>
-        <w:t xml:space="preserve">;</w:t>
-      </w:r>
-      <w:r>
-        <w:t xml:space="preserve"> </w:t>
-      </w:r>
-      <w:hyperlink w:anchor="ref-Petersen2026">
-        <w:r>
-          <w:rPr>
-            <w:rStyle w:val="Hyperlink"/>
-          </w:rPr>
-          <w:t xml:space="preserve">Petersen et al., 2026</w:t>
-        </w:r>
-      </w:hyperlink>
-      <w:r>
-        <w:t xml:space="preserve">)</w:t>
-      </w:r>
-      <w:r>
-        <w:t xml:space="preserve">.</w:t>
-      </w:r>
-      <w:r>
-        <w:t xml:space="preserve"> </w:t>
-      </w:r>
-      <w:r>
-        <w:t xml:space="preserve">Consistent with the Developmental Issues Framework</w:t>
-      </w:r>
-      <w:r>
-        <w:t xml:space="preserve"> </w:t>
-      </w:r>
-      <w:r>
-        <w:t xml:space="preserve">(</w:t>
-      </w:r>
-      <w:hyperlink w:anchor="ref-Sroufe2016">
-        <w:r>
-          <w:rPr>
-            <w:rStyle w:val="Hyperlink"/>
-          </w:rPr>
-          <w:t xml:space="preserve">Sroufe, 2016</w:t>
-        </w:r>
-      </w:hyperlink>
-      <w:r>
-        <w:t xml:space="preserve">)</w:t>
-      </w:r>
-      <w:r>
-        <w:t xml:space="preserve">, the changing behavioral expression of externalizing problems likely reflects a combination of time-varying genetic and environmental factors, such as school entry transition, in combination with varying developmental tasks and greater experience-dependent capacity</w:t>
-      </w:r>
-      <w:r>
-        <w:t xml:space="preserve"> </w:t>
-      </w:r>
-      <w:r>
-        <w:t xml:space="preserve">(</w:t>
-      </w:r>
-      <w:hyperlink w:anchor="ref-Petersen2020">
-        <w:r>
-          <w:rPr>
-            <w:rStyle w:val="Hyperlink"/>
-          </w:rPr>
-          <w:t xml:space="preserve">Petersen et al., 2020</w:t>
-        </w:r>
-      </w:hyperlink>
-      <w:r>
-        <w:t xml:space="preserve">)</w:t>
-      </w:r>
-      <w:r>
-        <w:t xml:space="preserve">.</w:t>
-      </w:r>
-      <w:r>
-        <w:t xml:space="preserve"> </w:t>
-      </w:r>
-      <w:r>
-        <w:t xml:space="preserve">In addition to externalizing problems, both internalizing</w:t>
-      </w:r>
-      <w:r>
-        <w:t xml:space="preserve"> </w:t>
-      </w:r>
-      <w:r>
-        <w:t xml:space="preserve">(</w:t>
-      </w:r>
-      <w:hyperlink w:anchor="ref-Petersen2018">
-        <w:r>
-          <w:rPr>
-            <w:rStyle w:val="Hyperlink"/>
-          </w:rPr>
-          <w:t xml:space="preserve">Petersen et al., 2018</w:t>
-        </w:r>
-      </w:hyperlink>
-      <w:r>
-        <w:t xml:space="preserve">;</w:t>
-      </w:r>
-      <w:r>
-        <w:t xml:space="preserve"> </w:t>
-      </w:r>
-      <w:hyperlink w:anchor="ref-Weems2008">
-        <w:r>
-          <w:rPr>
-            <w:rStyle w:val="Hyperlink"/>
-          </w:rPr>
-          <w:t xml:space="preserve">Weems, 2008</w:t>
-        </w:r>
-      </w:hyperlink>
-      <w:r>
-        <w:t xml:space="preserve">;</w:t>
-      </w:r>
-      <w:r>
-        <w:t xml:space="preserve"> </w:t>
-      </w:r>
-      <w:hyperlink w:anchor="ref-Weiss2003">
-        <w:r>
-          <w:rPr>
-            <w:rStyle w:val="Hyperlink"/>
-          </w:rPr>
-          <w:t xml:space="preserve">Weiss &amp; Garber, 2003</w:t>
-        </w:r>
-      </w:hyperlink>
-      <w:r>
-        <w:t xml:space="preserve">)</w:t>
-      </w:r>
-      <w:r>
-        <w:t xml:space="preserve"> </w:t>
-      </w:r>
-      <w:r>
-        <w:t xml:space="preserve">and thought-disordered</w:t>
-      </w:r>
-      <w:r>
-        <w:t xml:space="preserve"> </w:t>
-      </w:r>
-      <w:r>
-        <w:t xml:space="preserve">(</w:t>
-      </w:r>
-      <w:hyperlink w:anchor="ref-Rutter2006">
-        <w:r>
-          <w:rPr>
-            <w:rStyle w:val="Hyperlink"/>
-          </w:rPr>
-          <w:t xml:space="preserve">Rutter et al., 2006</w:t>
-        </w:r>
-      </w:hyperlink>
-      <w:r>
-        <w:t xml:space="preserve">)</w:t>
-      </w:r>
-      <w:r>
-        <w:t xml:space="preserve"> </w:t>
-      </w:r>
-      <w:r>
-        <w:t xml:space="preserve">problems are thought to change in manifestation across development.</w:t>
-      </w:r>
-    </w:p>
-    <w:p>
-      <w:pPr>
-        <w:pStyle w:val="BodyText"/>
-      </w:pPr>
-      <w:r>
-        <w:t xml:space="preserve">However, more work is needed to developmentally parameterize constructs—to define constructs developmentally in terms of their features.</w:t>
-      </w:r>
-      <w:r>
-        <w:t xml:space="preserve"> </w:t>
-      </w:r>
-      <w:r>
-        <w:t xml:space="preserve">Recent empirical work suggests that it is uncommon for symptoms to change from one symptom to another for a given person at the subsequent measurement occasion</w:t>
-      </w:r>
-      <w:r>
-        <w:t xml:space="preserve"> </w:t>
-      </w:r>
-      <w:r>
-        <w:t xml:space="preserve">(</w:t>
-      </w:r>
-      <w:hyperlink w:anchor="ref-ApplegateInPress">
-        <w:r>
-          <w:rPr>
-            <w:rStyle w:val="Hyperlink"/>
-          </w:rPr>
-          <w:t xml:space="preserve">Applegate &amp; Lahey, in press</w:t>
-        </w:r>
-      </w:hyperlink>
-      <w:r>
-        <w:t xml:space="preserve">)</w:t>
-      </w:r>
-      <w:r>
-        <w:t xml:space="preserve">.</w:t>
-      </w:r>
-      <w:r>
-        <w:t xml:space="preserve"> </w:t>
-      </w:r>
-      <w:r>
-        <w:t xml:space="preserve">Nevertheless, the authors found that adding new symptoms and subtracting symptoms—other ways that a construct can change in manifestation—were both relatively common.</w:t>
-      </w:r>
-      <w:r>
-        <w:t xml:space="preserve"> </w:t>
-      </w:r>
-      <w:r>
-        <w:t xml:space="preserve">Moreover, just because a symptom persists does not mean that the behavioral manifestation of that symptom stays the same for that individual.</w:t>
-      </w:r>
-      <w:r>
-        <w:t xml:space="preserve"> </w:t>
-      </w:r>
-      <w:r>
-        <w:t xml:space="preserve">For instance, even if a symptom (e.g.,</w:t>
-      </w:r>
-      <w:r>
-        <w:t xml:space="preserve"> </w:t>
-      </w:r>
-      <w:r>
-        <w:t xml:space="preserve">“fighting”</w:t>
-      </w:r>
-      <w:r>
-        <w:t xml:space="preserve">) persists for an individual, their manifestation of fighting could differ in form, function, or mechanism</w:t>
-      </w:r>
-      <w:r>
-        <w:t xml:space="preserve"> </w:t>
-      </w:r>
-      <w:r>
-        <w:t xml:space="preserve">(</w:t>
-      </w:r>
-      <w:hyperlink w:anchor="ref-Petersen2024">
-        <w:r>
-          <w:rPr>
-            <w:rStyle w:val="Hyperlink"/>
-          </w:rPr>
-          <w:t xml:space="preserve">Petersen, 2024</w:t>
-        </w:r>
-      </w:hyperlink>
-      <w:r>
-        <w:t xml:space="preserve">)</w:t>
-      </w:r>
-      <w:r>
-        <w:t xml:space="preserve">.</w:t>
-      </w:r>
-      <w:r>
-        <w:t xml:space="preserve"> </w:t>
-      </w:r>
-      <w:r>
-        <w:t xml:space="preserve">Thus, as noted by</w:t>
-      </w:r>
-      <w:r>
-        <w:t xml:space="preserve"> </w:t>
-      </w:r>
-      <w:r>
-        <w:t xml:space="preserve">Applegate and Lahey (</w:t>
-      </w:r>
-      <w:hyperlink w:anchor="ref-ApplegateInPress">
-        <w:r>
-          <w:rPr>
-            <w:rStyle w:val="Hyperlink"/>
-          </w:rPr>
-          <w:t xml:space="preserve">in press</w:t>
-        </w:r>
-      </w:hyperlink>
-      <w:r>
-        <w:t xml:space="preserve">)</w:t>
-      </w:r>
-      <w:r>
-        <w:t xml:space="preserve">,</w:t>
-      </w:r>
-      <w:r>
-        <w:t xml:space="preserve"> </w:t>
-      </w:r>
-      <w:r>
-        <w:t xml:space="preserve">“future causal theories will need to rest on a more detailed and nuanced description of persistence and change at the level of specific psychological problems.”</w:t>
-      </w:r>
-    </w:p>
-    <w:p>
-      <w:pPr>
-        <w:pStyle w:val="BodyText"/>
-      </w:pPr>
-      <w:r>
-        <w:t xml:space="preserve">Moreover, where such theories do indicate changes in behavioral manifestation across development, diagnostic and taxonomic systems do not incorporate these developmental changes.</w:t>
-      </w:r>
-    </w:p>
-    <w:bookmarkStart w:id="62" w:name="lack-of-a-developmental-perspective"/>
-    <w:p>
-      <w:pPr>
-        <w:pStyle w:val="Heading3"/>
-      </w:pPr>
-      <w:r>
-        <w:t xml:space="preserve">Lack of a Developmental Perspective</w:t>
-      </w:r>
-    </w:p>
-    <w:p>
-      <w:pPr>
-        <w:pStyle w:val="FirstParagraph"/>
-      </w:pPr>
-      <w:r>
-        <w:t xml:space="preserve">Diagnostic and taxonomic systems do not define psychopathology constructs from a developmental perspective.</w:t>
-      </w:r>
-      <w:r>
-        <w:t xml:space="preserve"> </w:t>
-      </w:r>
-      <w:r>
-        <w:t xml:space="preserve">The diagnostic systems, including the Diagnostic and Statistical Manual of Mental Disorders</w:t>
-      </w:r>
-      <w:r>
-        <w:t xml:space="preserve"> </w:t>
-      </w:r>
-      <w:r>
-        <w:t xml:space="preserve">(DSM-5-TR;</w:t>
-      </w:r>
-      <w:r>
-        <w:t xml:space="preserve"> </w:t>
-      </w:r>
-      <w:hyperlink w:anchor="ref-APA2022">
-        <w:r>
-          <w:rPr>
-            <w:rStyle w:val="Hyperlink"/>
-          </w:rPr>
-          <w:t xml:space="preserve">American Psychiatric Association, 2022</w:t>
-        </w:r>
-      </w:hyperlink>
-      <w:r>
-        <w:t xml:space="preserve">)</w:t>
-      </w:r>
-      <w:r>
-        <w:t xml:space="preserve"> </w:t>
-      </w:r>
-      <w:r>
-        <w:t xml:space="preserve">and the International Classification of Diseases</w:t>
-      </w:r>
-      <w:r>
-        <w:t xml:space="preserve"> </w:t>
-      </w:r>
-      <w:r>
-        <w:t xml:space="preserve">(ICD-11;</w:t>
-      </w:r>
-      <w:r>
-        <w:t xml:space="preserve"> </w:t>
-      </w:r>
-      <w:hyperlink w:anchor="ref-WHO2022">
-        <w:r>
-          <w:rPr>
-            <w:rStyle w:val="Hyperlink"/>
-          </w:rPr>
-          <w:t xml:space="preserve">World Health Organization, 2022</w:t>
-        </w:r>
-      </w:hyperlink>
-      <w:r>
-        <w:t xml:space="preserve">)</w:t>
-      </w:r>
-      <w:r>
-        <w:t xml:space="preserve">, specify various externalizing-related disorders, including attention-deficit/hyperactivity disorder (ADHD), oppositional defiant disorder (ODD), conduct disorder (CD), and antisocial personality disorder (ASPD).</w:t>
-      </w:r>
-      <w:r>
-        <w:t xml:space="preserve"> </w:t>
-      </w:r>
-      <w:r>
-        <w:t xml:space="preserve">Among externalizing-related disorders—with few exceptions</w:t>
-      </w:r>
-      <w:r>
-        <w:rPr>
-          <w:rStyle w:val="FootnoteReference"/>
-        </w:rPr>
-        <w:footnoteReference w:id="60"/>
-      </w:r>
-      <w:r>
-        <w:t xml:space="preserve">—the diagnostic criteria do not differ across development, even though diagnostic manuals acknowledge that developmental factors impact symptom presentation</w:t>
-      </w:r>
-      <w:r>
-        <w:rPr>
-          <w:rStyle w:val="FootnoteReference"/>
-        </w:rPr>
-        <w:footnoteReference w:id="61"/>
-      </w:r>
-      <w:r>
-        <w:t xml:space="preserve">.</w:t>
-      </w:r>
-      <w:r>
-        <w:t xml:space="preserve"> </w:t>
-      </w:r>
-      <w:r>
-        <w:t xml:space="preserve">In addition to diagnostic systems, emerging taxonomies and frameworks of psychopathology—including the hierarchical taxonomy of psychopathology (HiTOP) and research domain criteria (RDoC)—do not incorporate a developental perspective</w:t>
-      </w:r>
-      <w:r>
-        <w:t xml:space="preserve"> </w:t>
-      </w:r>
-      <w:r>
-        <w:t xml:space="preserve">(</w:t>
-      </w:r>
-      <w:hyperlink w:anchor="ref-Tackett2022">
-        <w:r>
-          <w:rPr>
-            <w:rStyle w:val="Hyperlink"/>
-          </w:rPr>
-          <w:t xml:space="preserve">Tackett &amp; Hallquist, 2022</w:t>
-        </w:r>
-      </w:hyperlink>
-      <w:r>
-        <w:t xml:space="preserve">)</w:t>
-      </w:r>
-      <w:r>
-        <w:t xml:space="preserve">.</w:t>
-      </w:r>
-    </w:p>
-    <w:bookmarkEnd w:id="62"/>
-    <w:bookmarkEnd w:id="63"/>
-    <w:bookmarkStart w:id="73" w:name="X08761d2e933d3c63251c7853a991975a4515ca5"/>
-    <w:p>
-      <w:pPr>
-        <w:pStyle w:val="Heading2"/>
-      </w:pPr>
-      <w:r>
-        <w:t xml:space="preserve">Problems of Existing Assessments and Traditional Scoring Systems</w:t>
-      </w:r>
-    </w:p>
-    <w:p>
-      <w:pPr>
-        <w:pStyle w:val="FirstParagraph"/>
-      </w:pPr>
-      <w:r>
-        <w:t xml:space="preserve">Other key reasons the field has failed to adequately study individuals’ development of psychopathology across the lifespan represent method problems—namely, problems with existing assessments and how those assessments are used, based on traditional scoring systems.</w:t>
-      </w:r>
-      <w:r>
-        <w:t xml:space="preserve"> </w:t>
-      </w:r>
-      <w:r>
-        <w:t xml:space="preserve">There is a mismatch metween theory and method.</w:t>
-      </w:r>
-      <w:r>
-        <w:t xml:space="preserve"> </w:t>
-      </w:r>
-      <w:r>
-        <w:t xml:space="preserve">In particular, there is a mismatch between theory of constructs—including how a construct manifests behaviorally—and the methods used to assess the construct and to evaluate people’s level and change in that construct.</w:t>
-      </w:r>
-    </w:p>
-    <w:bookmarkStart w:id="69" w:name="X4c94655489fd3e3efea19c584555f75e74709d7"/>
-    <w:p>
-      <w:pPr>
-        <w:pStyle w:val="Heading3"/>
-      </w:pPr>
-      <w:r>
-        <w:t xml:space="preserve">Do Not Adequately Capture Constructs’ Change in Behavioral Manifestation Across Development</w:t>
-      </w:r>
-    </w:p>
-    <w:p>
-      <w:pPr>
-        <w:pStyle w:val="FirstParagraph"/>
-      </w:pPr>
-      <w:r>
-        <w:t xml:space="preserve">Given the substantial changes in behavioral manifestation of psychopathology across development, it is important for measures to capture the constructs’ changing behavioral manifestation, to stay developmentally relevant and construct valid.</w:t>
-      </w:r>
-    </w:p>
-    <w:p>
-      <w:pPr>
-        <w:pStyle w:val="BodyText"/>
-      </w:pPr>
-      <w:r>
-        <w:t xml:space="preserve">However, measures show insufficient differences in which items are assessed at which ages to account for heterotypic continuity.</w:t>
-      </w:r>
-      <w:r>
-        <w:t xml:space="preserve"> </w:t>
-      </w:r>
-      <w:r>
-        <w:t xml:space="preserve">For example, the same version of the Child Behavior Checklist (CBCL) spans ages 6–18.</w:t>
-      </w:r>
-      <w:r>
-        <w:t xml:space="preserve"> </w:t>
-      </w:r>
-      <w:r>
-        <w:t xml:space="preserve">Considerable development occurs during that span.</w:t>
-      </w:r>
-    </w:p>
-    <w:p>
-      <w:pPr>
-        <w:pStyle w:val="BodyText"/>
-      </w:pPr>
-      <w:r>
-        <w:t xml:space="preserve">There are two primary ways that researchers have examined people’s change in psychopathology across development</w:t>
-      </w:r>
-      <w:r>
-        <w:t xml:space="preserve"> </w:t>
-      </w:r>
-      <w:hyperlink w:anchor="fig-approachesToLongitudinalAssessment">
-        <w:r>
-          <w:rPr>
-            <w:rStyle w:val="Hyperlink"/>
-          </w:rPr>
-          <w:t xml:space="preserve">Figure 3</w:t>
-        </w:r>
-      </w:hyperlink>
-      <w:r>
-        <w:t xml:space="preserve">.</w:t>
-      </w:r>
-      <w:r>
-        <w:t xml:space="preserve"> </w:t>
-      </w:r>
-      <w:r>
-        <w:t xml:space="preserve">The</w:t>
-      </w:r>
-      <w:r>
-        <w:t xml:space="preserve"> </w:t>
-      </w:r>
-      <w:r>
-        <w:t xml:space="preserve">“common items”</w:t>
-      </w:r>
-      <w:r>
-        <w:t xml:space="preserve"> </w:t>
-      </w:r>
-      <w:r>
-        <w:t xml:space="preserve">approach removes items that are age specific.</w:t>
-      </w:r>
-      <w:r>
-        <w:t xml:space="preserve"> </w:t>
-      </w:r>
-      <w:r>
-        <w:t xml:space="preserve">For example, in a study of externalizing problems from early childhood to adolescence, a study might remove some substance use items that might not be developmentally relevant at all ages.</w:t>
-      </w:r>
-      <w:r>
-        <w:t xml:space="preserve"> </w:t>
-      </w:r>
-      <w:r>
-        <w:t xml:space="preserve">The second approach, the</w:t>
-      </w:r>
-      <w:r>
-        <w:t xml:space="preserve"> </w:t>
-      </w:r>
-      <w:r>
-        <w:t xml:space="preserve">“upward/downward extension”</w:t>
-      </w:r>
-      <w:r>
-        <w:t xml:space="preserve"> </w:t>
-      </w:r>
-      <w:r>
-        <w:t xml:space="preserve">approach, takes items that are valid at a given age and uses the items across ages when the item may not be valid or useful—i.e., all items are assessed at all ages.</w:t>
-      </w:r>
-      <w:r>
-        <w:t xml:space="preserve"> </w:t>
-      </w:r>
-      <w:r>
-        <w:t xml:space="preserve">For instance, the upward extension approach might take the item</w:t>
-      </w:r>
-      <w:r>
-        <w:t xml:space="preserve"> </w:t>
-      </w:r>
-      <w:r>
-        <w:t xml:space="preserve">“disobedient to authority figures”</w:t>
-      </w:r>
-      <w:r>
-        <w:t xml:space="preserve"> </w:t>
-      </w:r>
-      <w:r>
-        <w:t xml:space="preserve">and apply it to older individuals for whom such a behavior may no longer validly reflect externalizing behavior—and may instead reflect prosocial functions including protesting against societally unjust actions.</w:t>
-      </w:r>
-      <w:r>
-        <w:t xml:space="preserve"> </w:t>
-      </w:r>
-      <w:r>
-        <w:t xml:space="preserve">Both the</w:t>
-      </w:r>
-      <w:r>
-        <w:t xml:space="preserve"> </w:t>
-      </w:r>
-      <w:r>
-        <w:t xml:space="preserve">“common items”</w:t>
-      </w:r>
-      <w:r>
-        <w:t xml:space="preserve"> </w:t>
-      </w:r>
-      <w:r>
-        <w:t xml:space="preserve">(e.g.,</w:t>
-      </w:r>
-      <w:r>
-        <w:t xml:space="preserve"> </w:t>
-      </w:r>
-      <w:hyperlink w:anchor="ref-Odgers2008">
-        <w:r>
-          <w:rPr>
-            <w:rStyle w:val="Hyperlink"/>
-          </w:rPr>
-          <w:t xml:space="preserve">Odgers et al., 2008</w:t>
-        </w:r>
-      </w:hyperlink>
-      <w:r>
-        <w:t xml:space="preserve">;</w:t>
-      </w:r>
-      <w:r>
-        <w:t xml:space="preserve"> </w:t>
-      </w:r>
-      <w:hyperlink w:anchor="ref-Sterba2007">
-        <w:r>
-          <w:rPr>
-            <w:rStyle w:val="Hyperlink"/>
-          </w:rPr>
-          <w:t xml:space="preserve">Sterba et al., 2007</w:t>
-        </w:r>
-      </w:hyperlink>
-      <w:r>
-        <w:t xml:space="preserve">)</w:t>
-      </w:r>
-      <w:r>
-        <w:t xml:space="preserve"> </w:t>
-      </w:r>
-      <w:r>
-        <w:t xml:space="preserve">and</w:t>
-      </w:r>
-      <w:r>
-        <w:t xml:space="preserve"> </w:t>
-      </w:r>
-      <w:r>
-        <w:t xml:space="preserve">“upward/downward extension”</w:t>
-      </w:r>
-      <w:r>
-        <w:t xml:space="preserve"> </w:t>
-      </w:r>
-      <w:r>
-        <w:t xml:space="preserve">(e.g.,</w:t>
-      </w:r>
-      <w:r>
-        <w:t xml:space="preserve"> </w:t>
-      </w:r>
-      <w:hyperlink w:anchor="ref-BriggsGowan2016">
-        <w:r>
-          <w:rPr>
-            <w:rStyle w:val="Hyperlink"/>
-          </w:rPr>
-          <w:t xml:space="preserve">Briggs-Gowan et al., 2016</w:t>
-        </w:r>
-      </w:hyperlink>
-      <w:r>
-        <w:t xml:space="preserve">;</w:t>
-      </w:r>
-      <w:r>
-        <w:t xml:space="preserve"> </w:t>
-      </w:r>
-      <w:hyperlink w:anchor="ref-Broeren2013">
-        <w:r>
-          <w:rPr>
-            <w:rStyle w:val="Hyperlink"/>
-          </w:rPr>
-          <w:t xml:space="preserve">Broeren et al., 2013</w:t>
-        </w:r>
-      </w:hyperlink>
-      <w:r>
-        <w:t xml:space="preserve">)</w:t>
-      </w:r>
-      <w:r>
-        <w:t xml:space="preserve"> </w:t>
-      </w:r>
-      <w:r>
-        <w:t xml:space="preserve">approaches are widely used, likely because they result in the same items assessed across ages, but both have key problems.</w:t>
-      </w:r>
-      <w:r>
-        <w:t xml:space="preserve"> </w:t>
-      </w:r>
-      <w:r>
-        <w:t xml:space="preserve">As an example of the common items approach, Odgers et al. (2008, p. 676) examined children’s development of DSM-IV symptoms of conduct disorder from ages 7 to 26 years, but they dropped age-specific symptoms (e.g., running away, staying out late)</w:t>
-      </w:r>
-      <w:r>
-        <w:t xml:space="preserve"> </w:t>
-      </w:r>
-      <w:r>
-        <w:t xml:space="preserve">“because [these symptoms] did not cover the study’s age span”</w:t>
-      </w:r>
-      <w:r>
-        <w:t xml:space="preserve">.</w:t>
-      </w:r>
-      <w:r>
-        <w:t xml:space="preserve"> </w:t>
-      </w:r>
-      <w:r>
-        <w:t xml:space="preserve">As an example of the upward extension approach, Broeren et al. (2013, p. 84) examined children’s development of anxiety from ages 4 to 11 years; they noted,</w:t>
-      </w:r>
-      <w:r>
-        <w:t xml:space="preserve"> </w:t>
-      </w:r>
-      <w:r>
-        <w:t xml:space="preserve">“Although the questionnaire was originally developed to measure anxiety in preschoolers, the current study also employed the scale with older children to promote uniformity in measures”</w:t>
-      </w:r>
-      <w:r>
-        <w:t xml:space="preserve">.</w:t>
-      </w:r>
-    </w:p>
-    <w:bookmarkStart w:id="68" w:name="fig-approachesToLongitudinalAssessment"/>
-    <w:p>
-      <w:pPr>
-        <w:pStyle w:val="FigureTitle"/>
-      </w:pPr>
-      <w:r>
-        <w:t xml:space="preserve">Figure 3</w:t>
-      </w:r>
-    </w:p>
-    <w:p>
-      <w:pPr>
-        <w:pStyle w:val="Caption"/>
-      </w:pPr>
-      <w:r>
-        <w:t xml:space="preserve">Item set A refers to items that are construct-valid at only timepoint 1 (T1); item set B is construct-valid at both T1 and T2; item set C is construct-valid at only T2.</w:t>
-      </w:r>
-      <w:r>
-        <w:t xml:space="preserve"> </w:t>
-      </w:r>
-      <w:r>
-        <w:t xml:space="preserve">A dash indicates that the item set was not assessed at a given timepoint.</w:t>
-      </w:r>
-      <w:r>
-        <w:t xml:space="preserve"> </w:t>
-      </w:r>
-      <w:r>
-        <w:t xml:space="preserve">A white box indicates invalid assessment in terms of either a content gap (i.e., important missing items) or intrusion (i.e., invalid items at a given timepoint).</w:t>
-      </w:r>
-      <w:r>
-        <w:t xml:space="preserve"> </w:t>
-      </w:r>
-      <w:r>
-        <w:t xml:space="preserve">In a study of externalizing problems from early childhood to adulthood,</w:t>
-      </w:r>
-      <w:r>
-        <w:t xml:space="preserve"> </w:t>
-      </w:r>
-      <w:r>
-        <w:t xml:space="preserve">“biting others”</w:t>
-      </w:r>
-      <w:r>
-        <w:t xml:space="preserve"> </w:t>
-      </w:r>
-      <w:r>
-        <w:t xml:space="preserve">may be in item set A;</w:t>
-      </w:r>
-      <w:r>
-        <w:t xml:space="preserve"> </w:t>
-      </w:r>
-      <w:r>
-        <w:t xml:space="preserve">“noncompliant”</w:t>
-      </w:r>
-      <w:r>
-        <w:t xml:space="preserve"> </w:t>
-      </w:r>
-      <w:r>
-        <w:t xml:space="preserve">in B;</w:t>
-      </w:r>
-      <w:r>
-        <w:t xml:space="preserve"> </w:t>
-      </w:r>
-      <w:r>
-        <w:t xml:space="preserve">“drug use”</w:t>
-      </w:r>
-      <w:r>
-        <w:t xml:space="preserve"> </w:t>
-      </w:r>
-      <w:r>
-        <w:t xml:space="preserve">in C.</w:t>
-      </w:r>
-      <w:r>
-        <w:t xml:space="preserve"> </w:t>
-      </w:r>
-      <w:r>
-        <w:t xml:space="preserve">The three approaches are: (1) common items: B at T1 and T2, (2) upward/downward extension: ABC at T1 and T2, or (3) construct-valid items: AB at T1; BC at T2.</w:t>
-      </w:r>
-      <w:r>
-        <w:t xml:space="preserve"> </w:t>
-      </w:r>
-      <w:r>
-        <w:t xml:space="preserve">The</w:t>
-      </w:r>
-      <w:r>
-        <w:t xml:space="preserve"> </w:t>
-      </w:r>
-      <w:r>
-        <w:t xml:space="preserve">“common items”</w:t>
-      </w:r>
-      <w:r>
-        <w:t xml:space="preserve"> </w:t>
-      </w:r>
-      <w:r>
-        <w:t xml:space="preserve">and</w:t>
-      </w:r>
-      <w:r>
-        <w:t xml:space="preserve"> </w:t>
-      </w:r>
-      <w:r>
-        <w:t xml:space="preserve">“upward/downward extension”</w:t>
-      </w:r>
-      <w:r>
-        <w:t xml:space="preserve"> </w:t>
-      </w:r>
-      <w:r>
-        <w:t xml:space="preserve">approaches are by far the most widely used in the literature, even though they likely lead to inaccurate scores and thus inaccurate trajectories.</w:t>
-      </w:r>
-      <w:r>
-        <w:t xml:space="preserve"> </w:t>
-      </w:r>
-      <w:r>
-        <w:t xml:space="preserve">(Figure reprinted from</w:t>
-      </w:r>
-      <w:r>
-        <w:t xml:space="preserve"> </w:t>
-      </w:r>
-      <w:r>
-        <w:t xml:space="preserve">Petersen et al. (</w:t>
-      </w:r>
-      <w:hyperlink w:anchor="ref-Petersen2026">
-        <w:r>
-          <w:rPr>
-            <w:rStyle w:val="Hyperlink"/>
-          </w:rPr>
-          <w:t xml:space="preserve">2026</w:t>
-        </w:r>
-      </w:hyperlink>
-      <w:r>
-        <w:t xml:space="preserve">)</w:t>
-      </w:r>
-      <w:r>
-        <w:t xml:space="preserve">, Figure 1, p. 113. Petersen, I. T., Demko, Z., Lee, W.-C., &amp; Oleson, J. J. (2026). Studying development of psychopathology using changing measures to account for heterotypic continuity.</w:t>
-      </w:r>
-      <w:r>
-        <w:t xml:space="preserve"> </w:t>
-      </w:r>
-      <w:r>
-        <w:rPr>
-          <w:i/>
-          <w:iCs/>
-        </w:rPr>
-        <w:t xml:space="preserve">JAACAP Open</w:t>
-      </w:r>
-      <w:r>
-        <w:t xml:space="preserve">,</w:t>
-      </w:r>
-      <w:r>
-        <w:t xml:space="preserve"> </w:t>
-      </w:r>
-      <w:r>
-        <w:rPr>
-          <w:i/>
-          <w:iCs/>
-        </w:rPr>
-        <w:t xml:space="preserve">4</w:t>
-      </w:r>
-      <w:r>
-        <w:t xml:space="preserve">(1), 111–123.</w:t>
-      </w:r>
-      <w:r>
-        <w:t xml:space="preserve"> </w:t>
-      </w:r>
-      <w:hyperlink r:id="rId64">
-        <w:r>
-          <w:rPr>
-            <w:rStyle w:val="Hyperlink"/>
-          </w:rPr>
-          <w:t xml:space="preserve">https://doi.org/10.1016/j.jaacop.2025.10.008</w:t>
-        </w:r>
-      </w:hyperlink>
-      <w:r>
-        <w:t xml:space="preserve">)</w:t>
+        <w:t xml:space="preserve"> </w:t>
+      </w:r>
+      <w:r>
+        <w:t xml:space="preserve">developmental taxonomy of externalizing behavior.</w:t>
       </w:r>
     </w:p>
     <w:p>
@@ -2608,20 +1365,1651 @@
       <w:r>
         <w:drawing>
           <wp:inline>
-            <wp:extent cx="5943600" cy="2351289"/>
+            <wp:extent cx="2971800" cy="1443538"/>
             <wp:effectExtent b="0" l="0" r="0" t="0"/>
-            <wp:docPr descr="" title="" id="66" name="Picture"/>
+            <wp:docPr descr="" title="" id="58" name="Picture"/>
             <a:graphic>
               <a:graphicData uri="http://schemas.openxmlformats.org/drawingml/2006/picture">
                 <pic:pic>
                   <pic:nvPicPr>
-                    <pic:cNvPr descr="Figures/approachesToLongitudinalAssessment.jpg" id="67" name="Picture"/>
+                    <pic:cNvPr descr="Figures/developmentalTaxonomy.png" id="59" name="Picture"/>
                     <pic:cNvPicPr>
                       <a:picLocks noChangeArrowheads="1" noChangeAspect="1"/>
                     </pic:cNvPicPr>
                   </pic:nvPicPr>
                   <pic:blipFill>
-                    <a:blip r:embed="rId65"/>
+                    <a:blip r:embed="rId57"/>
+                    <a:stretch>
+                      <a:fillRect/>
+                    </a:stretch>
+                  </pic:blipFill>
+                  <pic:spPr bwMode="auto">
+                    <a:xfrm>
+                      <a:off x="0" y="0"/>
+                      <a:ext cx="2971800" cy="1443538"/>
+                    </a:xfrm>
+                    <a:prstGeom prst="rect">
+                      <a:avLst/>
+                    </a:prstGeom>
+                    <a:noFill/>
+                    <a:ln w="9525">
+                      <a:noFill/>
+                      <a:headEnd/>
+                      <a:tailEnd/>
+                    </a:ln>
+                  </pic:spPr>
+                </pic:pic>
+              </a:graphicData>
+            </a:graphic>
+          </wp:inline>
+        </w:drawing>
+      </w:r>
+    </w:p>
+    <w:bookmarkEnd w:id="60"/>
+    <w:p>
+      <w:pPr>
+        <w:pStyle w:val="FigureTitle"/>
+      </w:pPr>
+      <w:r>
+        <w:t xml:space="preserve">Figure 2</w:t>
+      </w:r>
+    </w:p>
+    <w:p>
+      <w:pPr>
+        <w:pStyle w:val="Caption"/>
+      </w:pPr>
+      <w:r>
+        <w:rPr>
+          <w:b/>
+          <w:bCs/>
+        </w:rPr>
+        <w:t xml:space="preserve">Panel A</w:t>
+      </w:r>
+      <w:r>
+        <w:t xml:space="preserve">: The age-crime participation curve from age 9 through 64 in cohort members registered for antisocial and/or criminal behavior in a birth cohort recruited in Stockholm, Sweden (</w:t>
+      </w:r>
+      <w:r>
+        <w:rPr>
+          <w:i/>
+          <w:iCs/>
+        </w:rPr>
+        <w:t xml:space="preserve">N</w:t>
+      </w:r>
+      <w:r>
+        <w:t xml:space="preserve"> </w:t>
+      </w:r>
+      <w:r>
+        <w:t xml:space="preserve">= 4825), based on official crime records.</w:t>
+      </w:r>
+      <w:r>
+        <w:t xml:space="preserve"> </w:t>
+      </w:r>
+      <w:r>
+        <w:t xml:space="preserve">The steep peak in crime rate in the adolescent years is similar to the age-crime curve in the United States; however, the steepness of the age-crime curve differs within country across birth cohorts</w:t>
+      </w:r>
+      <w:r>
+        <w:t xml:space="preserve"> </w:t>
+      </w:r>
+      <w:r>
+        <w:t xml:space="preserve">(</w:t>
+      </w:r>
+      <w:hyperlink w:anchor="ref-Steffensmeier2025">
+        <w:r>
+          <w:rPr>
+            <w:rStyle w:val="Hyperlink"/>
+          </w:rPr>
+          <w:t xml:space="preserve">Steffensmeier et al., 2025</w:t>
+        </w:r>
+      </w:hyperlink>
+      <w:r>
+        <w:t xml:space="preserve">)</w:t>
+      </w:r>
+      <w:r>
+        <w:t xml:space="preserve">.</w:t>
+      </w:r>
+      <w:r>
+        <w:t xml:space="preserve"> </w:t>
+      </w:r>
+      <w:r>
+        <w:t xml:space="preserve">(Figure adapted from</w:t>
+      </w:r>
+      <w:r>
+        <w:t xml:space="preserve"> </w:t>
+      </w:r>
+      <w:r>
+        <w:t xml:space="preserve">Sivertsson et al. (</w:t>
+      </w:r>
+      <w:hyperlink w:anchor="ref-Sivertsson2024">
+        <w:r>
+          <w:rPr>
+            <w:rStyle w:val="Hyperlink"/>
+          </w:rPr>
+          <w:t xml:space="preserve">2024</w:t>
+        </w:r>
+      </w:hyperlink>
+      <w:r>
+        <w:t xml:space="preserve">)</w:t>
+      </w:r>
+      <w:r>
+        <w:t xml:space="preserve">, Figure 1, p. 7. Sivertsson, F., Carlsson, C., Almquist, Y. B., &amp; Brännström, L. (2024). Offending trajectories from childhood to retirement age: Findings from the Stockholm birth cohort study.</w:t>
+      </w:r>
+      <w:r>
+        <w:t xml:space="preserve"> </w:t>
+      </w:r>
+      <w:r>
+        <w:rPr>
+          <w:i/>
+          <w:iCs/>
+        </w:rPr>
+        <w:t xml:space="preserve">Journal of Criminal Justice</w:t>
+      </w:r>
+      <w:r>
+        <w:t xml:space="preserve">,</w:t>
+      </w:r>
+      <w:r>
+        <w:t xml:space="preserve"> </w:t>
+      </w:r>
+      <w:r>
+        <w:rPr>
+          <w:i/>
+          <w:iCs/>
+        </w:rPr>
+        <w:t xml:space="preserve">91</w:t>
+      </w:r>
+      <w:r>
+        <w:t xml:space="preserve">, 102155.</w:t>
+      </w:r>
+      <w:r>
+        <w:t xml:space="preserve"> </w:t>
+      </w:r>
+      <w:hyperlink r:id="rId61">
+        <w:r>
+          <w:rPr>
+            <w:rStyle w:val="Hyperlink"/>
+          </w:rPr>
+          <w:t xml:space="preserve">https://doi.org/10.1016/j.jcrimjus.2024.102155</w:t>
+        </w:r>
+      </w:hyperlink>
+      <w:r>
+        <w:t xml:space="preserve">).</w:t>
+      </w:r>
+      <w:r>
+        <w:t xml:space="preserve"> </w:t>
+      </w:r>
+      <w:r>
+        <w:rPr>
+          <w:b/>
+          <w:bCs/>
+        </w:rPr>
+        <w:t xml:space="preserve">Panel B</w:t>
+      </w:r>
+      <w:r>
+        <w:t xml:space="preserve">: Moffitt’s</w:t>
+      </w:r>
+      <w:r>
+        <w:t xml:space="preserve"> </w:t>
+      </w:r>
+      <w:r>
+        <w:t xml:space="preserve">(</w:t>
+      </w:r>
+      <w:hyperlink w:anchor="ref-Moffitt1993">
+        <w:r>
+          <w:rPr>
+            <w:rStyle w:val="Hyperlink"/>
+          </w:rPr>
+          <w:t xml:space="preserve">1993</w:t>
+        </w:r>
+      </w:hyperlink>
+      <w:r>
+        <w:t xml:space="preserve">)</w:t>
+      </w:r>
+      <w:r>
+        <w:t xml:space="preserve"> </w:t>
+      </w:r>
+      <w:r>
+        <w:t xml:space="preserve">developmental taxonomy of externalizing behavior, adapted to include the childhood limited subgroup.</w:t>
+      </w:r>
+      <w:r>
+        <w:t xml:space="preserve"> </w:t>
+      </w:r>
+    </w:p>
+    <w:bookmarkEnd w:id="62"/>
+    <w:p>
+      <w:pPr>
+        <w:pStyle w:val="BodyText"/>
+      </w:pPr>
+      <w:r>
+        <w:t xml:space="preserve">Third, in a cross-sectional study, any apparent age-related differences in a construct could reflect cohort differences instead of developmental changes.</w:t>
+      </w:r>
+      <w:r>
+        <w:t xml:space="preserve"> </w:t>
+      </w:r>
+      <w:r>
+        <w:t xml:space="preserve">For example, average differences in stress between 5-year-olds and 10-year-olds could reflect the differing experiences that the 10-year-olds shared—such as going to school during the Coronavirus pandemic.</w:t>
+      </w:r>
+      <w:r>
+        <w:t xml:space="preserve"> </w:t>
+      </w:r>
+      <w:r>
+        <w:t xml:space="preserve">Fourth, findings from cross-sectional studies can differ from findings examining the same people over time, which violates the convergence assumption.</w:t>
+      </w:r>
+      <w:r>
+        <w:t xml:space="preserve"> </w:t>
+      </w:r>
+      <w:r>
+        <w:t xml:space="preserve">In cross-sectional studies, the convergence assumption is the assumption that cross-sectional age differences and longitudinal age changes converge onto a common trajectory.</w:t>
+      </w:r>
+      <w:r>
+        <w:t xml:space="preserve"> </w:t>
+      </w:r>
+      <w:r>
+        <w:t xml:space="preserve">An example where the convergence assumption has been shown to be violated is in studies of cognitive decline.</w:t>
+      </w:r>
+      <w:r>
+        <w:t xml:space="preserve"> </w:t>
+      </w:r>
+      <w:r>
+        <w:t xml:space="preserve">In particular, cross-sectional studies overestimate age-related cognitive declines compared to following the same people over time in a longitudinal study, which may reflect cohort effects such as the Flynn effect</w:t>
+      </w:r>
+      <w:r>
+        <w:t xml:space="preserve"> </w:t>
+      </w:r>
+      <w:r>
+        <w:t xml:space="preserve">(where population intelligence scores at a given age tend to increase across generations;</w:t>
+      </w:r>
+      <w:r>
+        <w:t xml:space="preserve"> </w:t>
+      </w:r>
+      <w:hyperlink w:anchor="ref-Ackerman2013">
+        <w:r>
+          <w:rPr>
+            <w:rStyle w:val="Hyperlink"/>
+          </w:rPr>
+          <w:t xml:space="preserve">Ackerman, 2013</w:t>
+        </w:r>
+      </w:hyperlink>
+      <w:r>
+        <w:t xml:space="preserve">)</w:t>
+      </w:r>
+      <w:r>
+        <w:t xml:space="preserve">.</w:t>
+      </w:r>
+    </w:p>
+    <w:p>
+      <w:pPr>
+        <w:pStyle w:val="BodyText"/>
+      </w:pPr>
+      <w:r>
+        <w:t xml:space="preserve">Because longitudinal designs follow the same person(s) over time, such a design allows examining individuals’ change across time.</w:t>
+      </w:r>
+      <w:r>
+        <w:t xml:space="preserve"> </w:t>
+      </w:r>
+      <w:r>
+        <w:t xml:space="preserve">However, as we describe</w:t>
+      </w:r>
+      <w:r>
+        <w:t xml:space="preserve"> </w:t>
+      </w:r>
+      <w:hyperlink w:anchor="sec-potential-confounds-of-change">
+        <w:r>
+          <w:rPr>
+            <w:rStyle w:val="Hyperlink"/>
+          </w:rPr>
+          <w:t xml:space="preserve">later</w:t>
+        </w:r>
+      </w:hyperlink>
+      <w:r>
+        <w:t xml:space="preserve">, longitudinal designs also have potential confounds of change.</w:t>
+      </w:r>
+      <w:r>
+        <w:t xml:space="preserve"> </w:t>
+      </w:r>
+      <w:r>
+        <w:t xml:space="preserve">Moreover, compared to cross-sectional designs, longitudinal designs take more time and tend to be more costly and to require more personnel.</w:t>
+      </w:r>
+      <w:r>
+        <w:t xml:space="preserve"> </w:t>
+      </w:r>
+      <w:r>
+        <w:t xml:space="preserve">Thus, longitudinal studies that span the lifespan are not common.</w:t>
+      </w:r>
+      <w:r>
+        <w:t xml:space="preserve"> </w:t>
+      </w:r>
+      <w:r>
+        <w:t xml:space="preserve">However, even cross-sectional work spanning the lifespan is not often conducted.</w:t>
+      </w:r>
+    </w:p>
+    <w:bookmarkEnd w:id="63"/>
+    <w:bookmarkStart w:id="64" w:name="the-problemobstacle"/>
+    <w:p>
+      <w:pPr>
+        <w:pStyle w:val="Heading1"/>
+      </w:pPr>
+      <w:r>
+        <w:t xml:space="preserve">The Problem/Obstacle</w:t>
+      </w:r>
+    </w:p>
+    <w:p>
+      <w:pPr>
+        <w:pStyle w:val="FirstParagraph"/>
+      </w:pPr>
+      <w:r>
+        <w:t xml:space="preserve">The focal problem examined in this paper is that, despite calls to do so</w:t>
+      </w:r>
+      <w:r>
+        <w:t xml:space="preserve"> </w:t>
+      </w:r>
+      <w:r>
+        <w:t xml:space="preserve">(</w:t>
+      </w:r>
+      <w:hyperlink w:anchor="ref-DeLosReyes2026">
+        <w:r>
+          <w:rPr>
+            <w:rStyle w:val="Hyperlink"/>
+          </w:rPr>
+          <w:t xml:space="preserve">De Los Reyes, 2026</w:t>
+        </w:r>
+      </w:hyperlink>
+      <w:r>
+        <w:t xml:space="preserve">)</w:t>
+      </w:r>
+      <w:r>
+        <w:t xml:space="preserve">, the field has not adequately studied individuals’ development of psychopathology across the lifespan, instead taking a piecewise approach to development.</w:t>
+      </w:r>
+      <w:r>
+        <w:t xml:space="preserve"> </w:t>
+      </w:r>
+      <w:r>
+        <w:t xml:space="preserve">The piecewise approach to development limits our understanding of lifespan development and the origins of psychopathology.</w:t>
+      </w:r>
+    </w:p>
+    <w:bookmarkEnd w:id="64"/>
+    <w:bookmarkStart w:id="80" w:name="reasons-for-the-problem"/>
+    <w:p>
+      <w:pPr>
+        <w:pStyle w:val="Heading1"/>
+      </w:pPr>
+      <w:r>
+        <w:t xml:space="preserve">Reasons for the Problem</w:t>
+      </w:r>
+    </w:p>
+    <w:p>
+      <w:pPr>
+        <w:pStyle w:val="FirstParagraph"/>
+      </w:pPr>
+      <w:r>
+        <w:t xml:space="preserve">Beyond logistical challenges of time and money, there are several key reasons why the field has failed to study people’s development of psychopathology, longitudinally, across the lifespan.</w:t>
+      </w:r>
+      <w:r>
+        <w:t xml:space="preserve"> </w:t>
+      </w:r>
+      <w:r>
+        <w:t xml:space="preserve">First, diagnostic and taxonomic systems do not define psychopathology constructs from a developmental perspective.</w:t>
+      </w:r>
+      <w:r>
+        <w:t xml:space="preserve"> </w:t>
+      </w:r>
+      <w:r>
+        <w:t xml:space="preserve">A developmental perspective is crucial because psychopathology constructs often have earlier origins than their full clinical presentation, and forms of psychopathology frequently show changes in behavioral manifestation across development (heterotypic continuity).</w:t>
+      </w:r>
+      <w:r>
+        <w:t xml:space="preserve"> </w:t>
+      </w:r>
+      <w:r>
+        <w:t xml:space="preserve">Second, current assessments do not adequately capture these changes in behavioral manifestation.</w:t>
+      </w:r>
+      <w:r>
+        <w:t xml:space="preserve"> </w:t>
+      </w:r>
+      <w:r>
+        <w:t xml:space="preserve">Third, traditional scoring systems do not allow charting individuals’ change over time in the face of changing behavioral manifestation.</w:t>
+      </w:r>
+      <w:r>
+        <w:t xml:space="preserve"> </w:t>
+      </w:r>
+      <w:r>
+        <w:t xml:space="preserve">Fourth, current assessments are not well-suited for capturing the full range of individual differences, despite the dimensional nature of psychopathology.</w:t>
+      </w:r>
+      <w:r>
+        <w:t xml:space="preserve"> </w:t>
+      </w:r>
+      <w:r>
+        <w:t xml:space="preserve">Fifth, as a result of these limitations, current assessments are not well-suited for capturing individuals’ change over time.</w:t>
+      </w:r>
+    </w:p>
+    <w:p>
+      <w:pPr>
+        <w:pStyle w:val="BodyText"/>
+      </w:pPr>
+      <w:r>
+        <w:t xml:space="preserve">Below, we describe these reasons in detail.</w:t>
+      </w:r>
+      <w:r>
+        <w:t xml:space="preserve"> </w:t>
+      </w:r>
+      <w:r>
+        <w:t xml:space="preserve">To ground the discussion, we provide examples relating to externalizing psychopathology; however, these issues are not specific to externalizing.</w:t>
+      </w:r>
+    </w:p>
+    <w:bookmarkStart w:id="68" w:name="problems-of-constructs"/>
+    <w:p>
+      <w:pPr>
+        <w:pStyle w:val="Heading2"/>
+      </w:pPr>
+      <w:r>
+        <w:t xml:space="preserve">Problems of Constructs</w:t>
+      </w:r>
+    </w:p>
+    <w:p>
+      <w:pPr>
+        <w:pStyle w:val="FirstParagraph"/>
+      </w:pPr>
+      <w:r>
+        <w:t xml:space="preserve">The first reason the field has failed to adequately study individuals’ development of psychopathology across the lifespan represents a theory problem—namely, problems with constructs, and the codifying of those constructs in diagnostic and taxonomic systems.</w:t>
+      </w:r>
+      <w:r>
+        <w:t xml:space="preserve"> </w:t>
+      </w:r>
+      <w:r>
+        <w:t xml:space="preserve">In particular, our theories do not fully specify how constructs manifest behaviorally across the lifespan.</w:t>
+      </w:r>
+      <w:r>
+        <w:t xml:space="preserve"> </w:t>
+      </w:r>
+      <w:r>
+        <w:t xml:space="preserve">For instance, theories do not specify the features (e.g., cognitive, affective, or biological processes) or behaviors that characterize a given construct in each developmental period.</w:t>
+      </w:r>
+      <w:r>
+        <w:t xml:space="preserve"> </w:t>
+      </w:r>
+      <w:r>
+        <w:t xml:space="preserve">In addition, theories do not specify how those features or behaviors change across development with respect to how strongly they reflect the construct—as indicated by changes in factor loadings (in factor analysis) or discrimination (in item response theory)—or how they change in their level on the construct—as indicated by changes in intercepts (factor analysis) or difficulty/severity (item response theory).</w:t>
+      </w:r>
+    </w:p>
+    <w:p>
+      <w:pPr>
+        <w:pStyle w:val="BodyText"/>
+      </w:pPr>
+      <w:r>
+        <w:t xml:space="preserve">These gaps are important for several reasons.</w:t>
+      </w:r>
+      <w:r>
+        <w:t xml:space="preserve"> </w:t>
+      </w:r>
+      <w:r>
+        <w:t xml:space="preserve">First, psychopathology does not come from nowhere; psychopathology constructs often have earlier origins than their full clinical presentation.</w:t>
+      </w:r>
+      <w:r>
+        <w:t xml:space="preserve"> </w:t>
+      </w:r>
+      <w:r>
+        <w:t xml:space="preserve"> </w:t>
+      </w:r>
+      <w:r>
+        <w:t xml:space="preserve">In many cases, psychopathology may arise from the interaction of genetic and environmental factors, and their effects on biology, cognition, emotion, and behavior.</w:t>
+      </w:r>
+      <w:r>
+        <w:t xml:space="preserve"> </w:t>
+      </w:r>
+      <w:r>
+        <w:t xml:space="preserve">Such effects may accumulate and transpire over years.</w:t>
+      </w:r>
+      <w:r>
+        <w:t xml:space="preserve"> </w:t>
+      </w:r>
+      <w:r>
+        <w:t xml:space="preserve">Second, forms of psychopathology frequently show changes in behavioral manifestation across development—a phenomenon called heterotypic continuity</w:t>
+      </w:r>
+      <w:r>
+        <w:t xml:space="preserve"> </w:t>
+      </w:r>
+      <w:r>
+        <w:t xml:space="preserve">(</w:t>
+      </w:r>
+      <w:hyperlink w:anchor="ref-Caspi2006">
+        <w:r>
+          <w:rPr>
+            <w:rStyle w:val="Hyperlink"/>
+          </w:rPr>
+          <w:t xml:space="preserve">Caspi &amp; Shiner, 2006</w:t>
+        </w:r>
+      </w:hyperlink>
+      <w:r>
+        <w:t xml:space="preserve">;</w:t>
+      </w:r>
+      <w:r>
+        <w:t xml:space="preserve"> </w:t>
+      </w:r>
+      <w:hyperlink w:anchor="ref-Cicchetti2002">
+        <w:r>
+          <w:rPr>
+            <w:rStyle w:val="Hyperlink"/>
+          </w:rPr>
+          <w:t xml:space="preserve">Cicchetti &amp; Rogosch, 2002</w:t>
+        </w:r>
+      </w:hyperlink>
+      <w:r>
+        <w:t xml:space="preserve">;</w:t>
+      </w:r>
+      <w:r>
+        <w:t xml:space="preserve"> </w:t>
+      </w:r>
+      <w:hyperlink w:anchor="ref-Petersen2020">
+        <w:r>
+          <w:rPr>
+            <w:rStyle w:val="Hyperlink"/>
+          </w:rPr>
+          <w:t xml:space="preserve">Petersen et al., 2020</w:t>
+        </w:r>
+      </w:hyperlink>
+      <w:r>
+        <w:t xml:space="preserve">;</w:t>
+      </w:r>
+      <w:r>
+        <w:t xml:space="preserve"> </w:t>
+      </w:r>
+      <w:hyperlink w:anchor="ref-Petersen2024">
+        <w:r>
+          <w:rPr>
+            <w:rStyle w:val="Hyperlink"/>
+          </w:rPr>
+          <w:t xml:space="preserve">Petersen, 2024</w:t>
+        </w:r>
+      </w:hyperlink>
+      <w:r>
+        <w:t xml:space="preserve">)</w:t>
+      </w:r>
+      <w:r>
+        <w:t xml:space="preserve">.</w:t>
+      </w:r>
+    </w:p>
+    <w:p>
+      <w:pPr>
+        <w:pStyle w:val="BodyText"/>
+      </w:pPr>
+      <w:r>
+        <w:t xml:space="preserve">Considerable theoretical work attempts to characterize constructs across development.</w:t>
+      </w:r>
+      <w:r>
+        <w:t xml:space="preserve"> </w:t>
+      </w:r>
+      <w:r>
+        <w:t xml:space="preserve">For instance,</w:t>
+      </w:r>
+      <w:r>
+        <w:t xml:space="preserve"> </w:t>
+      </w:r>
+      <w:r>
+        <w:t xml:space="preserve">Patterson (</w:t>
+      </w:r>
+      <w:hyperlink w:anchor="ref-Patterson1993">
+        <w:r>
+          <w:rPr>
+            <w:rStyle w:val="Hyperlink"/>
+          </w:rPr>
+          <w:t xml:space="preserve">1993</w:t>
+        </w:r>
+      </w:hyperlink>
+      <w:r>
+        <w:t xml:space="preserve">)</w:t>
+      </w:r>
+      <w:r>
+        <w:t xml:space="preserve"> </w:t>
+      </w:r>
+      <w:r>
+        <w:t xml:space="preserve">characterized externalizing problems as a chimera.</w:t>
+      </w:r>
+      <w:r>
+        <w:t xml:space="preserve"> </w:t>
+      </w:r>
+      <w:r>
+        <w:t xml:space="preserve">A chimera is a mythical creature with the body of a goat that, with development, grows the head a lion and then a tail of a snake.</w:t>
+      </w:r>
+      <w:r>
+        <w:t xml:space="preserve"> </w:t>
+      </w:r>
+      <w:r>
+        <w:t xml:space="preserve">Patterson (</w:t>
+      </w:r>
+      <w:hyperlink w:anchor="ref-Patterson1993">
+        <w:r>
+          <w:rPr>
+            <w:rStyle w:val="Hyperlink"/>
+          </w:rPr>
+          <w:t xml:space="preserve">1993</w:t>
+        </w:r>
+      </w:hyperlink>
+      <w:r>
+        <w:t xml:space="preserve">)</w:t>
+      </w:r>
+      <w:r>
+        <w:t xml:space="preserve"> </w:t>
+      </w:r>
+      <w:r>
+        <w:t xml:space="preserve">and</w:t>
+      </w:r>
+      <w:r>
+        <w:t xml:space="preserve"> </w:t>
+      </w:r>
+      <w:r>
+        <w:t xml:space="preserve">Moffitt (</w:t>
+      </w:r>
+      <w:hyperlink w:anchor="ref-Moffitt1993">
+        <w:r>
+          <w:rPr>
+            <w:rStyle w:val="Hyperlink"/>
+          </w:rPr>
+          <w:t xml:space="preserve">1993</w:t>
+        </w:r>
+      </w:hyperlink>
+      <w:r>
+        <w:t xml:space="preserve">)</w:t>
+      </w:r>
+      <w:r>
+        <w:t xml:space="preserve"> </w:t>
+      </w:r>
+      <w:r>
+        <w:t xml:space="preserve">argued that externalizing behavior changes in manifestation across development such that underlying antisociality is maintained while more mature features are added across development.</w:t>
+      </w:r>
+      <w:r>
+        <w:t xml:space="preserve"> </w:t>
+      </w:r>
+      <w:r>
+        <w:t xml:space="preserve">In particular, Patterson</w:t>
+      </w:r>
+      <w:r>
+        <w:t xml:space="preserve"> </w:t>
+      </w:r>
+      <w:r>
+        <w:t xml:space="preserve">(</w:t>
+      </w:r>
+      <w:hyperlink w:anchor="ref-Patterson1993">
+        <w:r>
+          <w:rPr>
+            <w:rStyle w:val="Hyperlink"/>
+          </w:rPr>
+          <w:t xml:space="preserve">1993</w:t>
+        </w:r>
+      </w:hyperlink>
+      <w:r>
+        <w:t xml:space="preserve">)</w:t>
+      </w:r>
+      <w:r>
+        <w:t xml:space="preserve"> </w:t>
+      </w:r>
+      <w:r>
+        <w:t xml:space="preserve">noted that some externalizing behaviors wane with age, such as temper tantrums, whereas other externalizing behaviors emerge with age, including the ability to inflict serious damage or harm with violence, burglary, and shoplifting, in addition to problems such as academic failure, peer rejection, substance problems, and arrest.</w:t>
+      </w:r>
+      <w:r>
+        <w:t xml:space="preserve"> </w:t>
+      </w:r>
+      <w:r>
+        <w:t xml:space="preserve">Moffitt (</w:t>
+      </w:r>
+      <w:hyperlink w:anchor="ref-Moffitt1993">
+        <w:r>
+          <w:rPr>
+            <w:rStyle w:val="Hyperlink"/>
+          </w:rPr>
+          <w:t xml:space="preserve">1993</w:t>
+        </w:r>
+      </w:hyperlink>
+      <w:r>
+        <w:t xml:space="preserve">)</w:t>
+      </w:r>
+      <w:r>
+        <w:t xml:space="preserve"> </w:t>
+      </w:r>
+      <w:r>
+        <w:t xml:space="preserve">noted that externalizing problems may manifest as</w:t>
+      </w:r>
+      <w:r>
+        <w:t xml:space="preserve"> </w:t>
+      </w:r>
+      <w:r>
+        <w:t xml:space="preserve">“biting and hitting at age 4, shoplifting and truancy at age 10, selling drugs and stealing cars at age 16, robbery and rape at age 22, and fraud and child abuse at age 30”</w:t>
+      </w:r>
+      <w:r>
+        <w:t xml:space="preserve">, and that the prognosis for individuals who engage in externalizing behavior throughout the life-course includes</w:t>
+      </w:r>
+      <w:r>
+        <w:t xml:space="preserve"> </w:t>
+      </w:r>
+      <w:r>
+        <w:t xml:space="preserve">“drug and alcohol addiction; unsatisfactory employment; unpaid debts; homelessness; drunk driving; violent assault; multiple and unstable relationships; spouse battery; abandoned, neglected, or abused children; and psychiatric illness”</w:t>
+      </w:r>
+      <w:r>
+        <w:t xml:space="preserve"> </w:t>
+      </w:r>
+      <w:r>
+        <w:t xml:space="preserve">(p. 679).</w:t>
+      </w:r>
+      <w:r>
+        <w:t xml:space="preserve"> </w:t>
+      </w:r>
+      <w:r>
+        <w:t xml:space="preserve">In general, externalizing problems are often expressed as overt acts in early childhood, such as physical aggression and temper tantrums; whereas externalizing problems are more often expressed later in development as covert and indirect or relational forms of aggression, rule breaking, and substance use</w:t>
+      </w:r>
+      <w:r>
+        <w:t xml:space="preserve"> </w:t>
+      </w:r>
+      <w:r>
+        <w:t xml:space="preserve">(</w:t>
+      </w:r>
+      <w:hyperlink w:anchor="ref-Miller2009">
+        <w:r>
+          <w:rPr>
+            <w:rStyle w:val="Hyperlink"/>
+          </w:rPr>
+          <w:t xml:space="preserve">Miller et al., 2009</w:t>
+        </w:r>
+      </w:hyperlink>
+      <w:r>
+        <w:t xml:space="preserve">;</w:t>
+      </w:r>
+      <w:r>
+        <w:t xml:space="preserve"> </w:t>
+      </w:r>
+      <w:hyperlink w:anchor="ref-Petersen2026">
+        <w:r>
+          <w:rPr>
+            <w:rStyle w:val="Hyperlink"/>
+          </w:rPr>
+          <w:t xml:space="preserve">Petersen et al., 2026</w:t>
+        </w:r>
+      </w:hyperlink>
+      <w:r>
+        <w:t xml:space="preserve">)</w:t>
+      </w:r>
+      <w:r>
+        <w:t xml:space="preserve">.</w:t>
+      </w:r>
+      <w:r>
+        <w:t xml:space="preserve"> </w:t>
+      </w:r>
+      <w:r>
+        <w:t xml:space="preserve">These age-differing behaviors show strong stability of individual differences, indicating a consistent underlying construct</w:t>
+      </w:r>
+      <w:r>
+        <w:t xml:space="preserve"> </w:t>
+      </w:r>
+      <w:r>
+        <w:t xml:space="preserve">(</w:t>
+      </w:r>
+      <w:hyperlink w:anchor="ref-Moffitt1993">
+        <w:r>
+          <w:rPr>
+            <w:rStyle w:val="Hyperlink"/>
+          </w:rPr>
+          <w:t xml:space="preserve">Moffitt, 1993</w:t>
+        </w:r>
+      </w:hyperlink>
+      <w:r>
+        <w:t xml:space="preserve">;</w:t>
+      </w:r>
+      <w:r>
+        <w:t xml:space="preserve"> </w:t>
+      </w:r>
+      <w:hyperlink w:anchor="ref-Patterson1993">
+        <w:r>
+          <w:rPr>
+            <w:rStyle w:val="Hyperlink"/>
+          </w:rPr>
+          <w:t xml:space="preserve">Patterson, 1993</w:t>
+        </w:r>
+      </w:hyperlink>
+      <w:r>
+        <w:t xml:space="preserve">)</w:t>
+      </w:r>
+      <w:r>
+        <w:t xml:space="preserve">.</w:t>
+      </w:r>
+      <w:r>
+        <w:t xml:space="preserve"> </w:t>
+      </w:r>
+      <w:r>
+        <w:t xml:space="preserve">Consistent with the Developmental Issues Framework</w:t>
+      </w:r>
+      <w:r>
+        <w:t xml:space="preserve"> </w:t>
+      </w:r>
+      <w:r>
+        <w:t xml:space="preserve">(</w:t>
+      </w:r>
+      <w:hyperlink w:anchor="ref-Sroufe2016">
+        <w:r>
+          <w:rPr>
+            <w:rStyle w:val="Hyperlink"/>
+          </w:rPr>
+          <w:t xml:space="preserve">Sroufe, 2016</w:t>
+        </w:r>
+      </w:hyperlink>
+      <w:r>
+        <w:t xml:space="preserve">)</w:t>
+      </w:r>
+      <w:r>
+        <w:t xml:space="preserve">, the changing behavioral expression of externalizing problems likely reflects a combination of time-varying genetic and environmental factors, such as school entry transition, in combination with varying developmental tasks, different opportunities, and greater experience-dependent capacity</w:t>
+      </w:r>
+      <w:r>
+        <w:t xml:space="preserve"> </w:t>
+      </w:r>
+      <w:r>
+        <w:t xml:space="preserve">(</w:t>
+      </w:r>
+      <w:hyperlink w:anchor="ref-Petersen2020">
+        <w:r>
+          <w:rPr>
+            <w:rStyle w:val="Hyperlink"/>
+          </w:rPr>
+          <w:t xml:space="preserve">Petersen et al., 2020</w:t>
+        </w:r>
+      </w:hyperlink>
+      <w:r>
+        <w:t xml:space="preserve">)</w:t>
+      </w:r>
+      <w:r>
+        <w:t xml:space="preserve">.</w:t>
+      </w:r>
+    </w:p>
+    <w:p>
+      <w:pPr>
+        <w:pStyle w:val="BodyText"/>
+      </w:pPr>
+      <w:r>
+        <w:t xml:space="preserve">In addition to externalizing problems, both internalizing</w:t>
+      </w:r>
+      <w:r>
+        <w:t xml:space="preserve"> </w:t>
+      </w:r>
+      <w:r>
+        <w:t xml:space="preserve">(</w:t>
+      </w:r>
+      <w:hyperlink w:anchor="ref-Petersen2018">
+        <w:r>
+          <w:rPr>
+            <w:rStyle w:val="Hyperlink"/>
+          </w:rPr>
+          <w:t xml:space="preserve">Petersen et al., 2018</w:t>
+        </w:r>
+      </w:hyperlink>
+      <w:r>
+        <w:t xml:space="preserve">;</w:t>
+      </w:r>
+      <w:r>
+        <w:t xml:space="preserve"> </w:t>
+      </w:r>
+      <w:hyperlink w:anchor="ref-Weems2008">
+        <w:r>
+          <w:rPr>
+            <w:rStyle w:val="Hyperlink"/>
+          </w:rPr>
+          <w:t xml:space="preserve">Weems, 2008</w:t>
+        </w:r>
+      </w:hyperlink>
+      <w:r>
+        <w:t xml:space="preserve">;</w:t>
+      </w:r>
+      <w:r>
+        <w:t xml:space="preserve"> </w:t>
+      </w:r>
+      <w:hyperlink w:anchor="ref-Weiss2003">
+        <w:r>
+          <w:rPr>
+            <w:rStyle w:val="Hyperlink"/>
+          </w:rPr>
+          <w:t xml:space="preserve">Weiss &amp; Garber, 2003</w:t>
+        </w:r>
+      </w:hyperlink>
+      <w:r>
+        <w:t xml:space="preserve">)</w:t>
+      </w:r>
+      <w:r>
+        <w:t xml:space="preserve"> </w:t>
+      </w:r>
+      <w:r>
+        <w:t xml:space="preserve">and thought-disordered</w:t>
+      </w:r>
+      <w:r>
+        <w:t xml:space="preserve"> </w:t>
+      </w:r>
+      <w:r>
+        <w:t xml:space="preserve">(</w:t>
+      </w:r>
+      <w:hyperlink w:anchor="ref-Rutter2006">
+        <w:r>
+          <w:rPr>
+            <w:rStyle w:val="Hyperlink"/>
+          </w:rPr>
+          <w:t xml:space="preserve">Rutter et al., 2006</w:t>
+        </w:r>
+      </w:hyperlink>
+      <w:r>
+        <w:t xml:space="preserve">)</w:t>
+      </w:r>
+      <w:r>
+        <w:t xml:space="preserve"> </w:t>
+      </w:r>
+      <w:r>
+        <w:t xml:space="preserve">problems are thought to change in manifestation across development.</w:t>
+      </w:r>
+    </w:p>
+    <w:p>
+      <w:pPr>
+        <w:pStyle w:val="BodyText"/>
+      </w:pPr>
+      <w:r>
+        <w:t xml:space="preserve">However, more work is needed to developmentally parameterize constructs—to define constructs developmentally in terms of their features.</w:t>
+      </w:r>
+      <w:r>
+        <w:t xml:space="preserve"> </w:t>
+      </w:r>
+      <w:r>
+        <w:t xml:space="preserve">Recent empirical work suggests that it is uncommon for symptoms to change from one symptom to another for a given person at the subsequent measurement occasion</w:t>
+      </w:r>
+      <w:r>
+        <w:t xml:space="preserve"> </w:t>
+      </w:r>
+      <w:r>
+        <w:t xml:space="preserve">(</w:t>
+      </w:r>
+      <w:hyperlink w:anchor="ref-ApplegateInPress">
+        <w:r>
+          <w:rPr>
+            <w:rStyle w:val="Hyperlink"/>
+          </w:rPr>
+          <w:t xml:space="preserve">Applegate &amp; Lahey, in press</w:t>
+        </w:r>
+      </w:hyperlink>
+      <w:r>
+        <w:t xml:space="preserve">)</w:t>
+      </w:r>
+      <w:r>
+        <w:t xml:space="preserve">.</w:t>
+      </w:r>
+      <w:r>
+        <w:t xml:space="preserve"> </w:t>
+      </w:r>
+      <w:r>
+        <w:t xml:space="preserve">Nevertheless, the authors found that adding new symptoms and subtracting symptoms—other ways that a construct can change in manifestation—were both relatively common.</w:t>
+      </w:r>
+      <w:r>
+        <w:t xml:space="preserve"> </w:t>
+      </w:r>
+      <w:r>
+        <w:t xml:space="preserve">Moreover, just because a symptom persists does not mean that the behavioral manifestation of that symptom stays the same for that individual.</w:t>
+      </w:r>
+      <w:r>
+        <w:t xml:space="preserve"> </w:t>
+      </w:r>
+      <w:r>
+        <w:t xml:space="preserve">For instance, even if a symptom (e.g.,</w:t>
+      </w:r>
+      <w:r>
+        <w:t xml:space="preserve"> </w:t>
+      </w:r>
+      <w:r>
+        <w:t xml:space="preserve">“fighting”</w:t>
+      </w:r>
+      <w:r>
+        <w:t xml:space="preserve">) persists for an individual, their manifestation of fighting could differ in form, function, or mechanism</w:t>
+      </w:r>
+      <w:r>
+        <w:t xml:space="preserve"> </w:t>
+      </w:r>
+      <w:r>
+        <w:t xml:space="preserve">(</w:t>
+      </w:r>
+      <w:hyperlink w:anchor="ref-Petersen2024">
+        <w:r>
+          <w:rPr>
+            <w:rStyle w:val="Hyperlink"/>
+          </w:rPr>
+          <w:t xml:space="preserve">Petersen, 2024</w:t>
+        </w:r>
+      </w:hyperlink>
+      <w:r>
+        <w:t xml:space="preserve">)</w:t>
+      </w:r>
+      <w:r>
+        <w:t xml:space="preserve">.</w:t>
+      </w:r>
+      <w:r>
+        <w:t xml:space="preserve"> </w:t>
+      </w:r>
+      <w:r>
+        <w:t xml:space="preserve">Thus, as noted by</w:t>
+      </w:r>
+      <w:r>
+        <w:t xml:space="preserve"> </w:t>
+      </w:r>
+      <w:r>
+        <w:t xml:space="preserve">Applegate and Lahey (</w:t>
+      </w:r>
+      <w:hyperlink w:anchor="ref-ApplegateInPress">
+        <w:r>
+          <w:rPr>
+            <w:rStyle w:val="Hyperlink"/>
+          </w:rPr>
+          <w:t xml:space="preserve">in press</w:t>
+        </w:r>
+      </w:hyperlink>
+      <w:r>
+        <w:t xml:space="preserve">)</w:t>
+      </w:r>
+      <w:r>
+        <w:t xml:space="preserve">,</w:t>
+      </w:r>
+      <w:r>
+        <w:t xml:space="preserve"> </w:t>
+      </w:r>
+      <w:r>
+        <w:t xml:space="preserve">“future causal theories will need to rest on a more detailed and nuanced description of persistence and change at the level of specific psychological problems.”</w:t>
+      </w:r>
+    </w:p>
+    <w:p>
+      <w:pPr>
+        <w:pStyle w:val="BodyText"/>
+      </w:pPr>
+      <w:r>
+        <w:t xml:space="preserve">Moreover, where such theories do indicate changes in behavioral manifestation across development, diagnostic and taxonomic systems do not incorporate these developmental changes.</w:t>
+      </w:r>
+    </w:p>
+    <w:bookmarkStart w:id="67" w:name="lack-of-a-developmental-perspective"/>
+    <w:p>
+      <w:pPr>
+        <w:pStyle w:val="Heading3"/>
+      </w:pPr>
+      <w:r>
+        <w:t xml:space="preserve">Lack of a Developmental Perspective</w:t>
+      </w:r>
+    </w:p>
+    <w:p>
+      <w:pPr>
+        <w:pStyle w:val="FirstParagraph"/>
+      </w:pPr>
+      <w:r>
+        <w:t xml:space="preserve">Diagnostic and taxonomic systems do not define psychopathology constructs from a developmental perspective.</w:t>
+      </w:r>
+      <w:r>
+        <w:t xml:space="preserve"> </w:t>
+      </w:r>
+      <w:r>
+        <w:t xml:space="preserve">The diagnostic systems, including the Diagnostic and Statistical Manual of Mental Disorders</w:t>
+      </w:r>
+      <w:r>
+        <w:t xml:space="preserve"> </w:t>
+      </w:r>
+      <w:r>
+        <w:t xml:space="preserve">(DSM-5-TR;</w:t>
+      </w:r>
+      <w:r>
+        <w:t xml:space="preserve"> </w:t>
+      </w:r>
+      <w:hyperlink w:anchor="ref-APA2022">
+        <w:r>
+          <w:rPr>
+            <w:rStyle w:val="Hyperlink"/>
+          </w:rPr>
+          <w:t xml:space="preserve">American Psychiatric Association, 2022</w:t>
+        </w:r>
+      </w:hyperlink>
+      <w:r>
+        <w:t xml:space="preserve">)</w:t>
+      </w:r>
+      <w:r>
+        <w:t xml:space="preserve"> </w:t>
+      </w:r>
+      <w:r>
+        <w:t xml:space="preserve">and the International Classification of Diseases</w:t>
+      </w:r>
+      <w:r>
+        <w:t xml:space="preserve"> </w:t>
+      </w:r>
+      <w:r>
+        <w:t xml:space="preserve">(ICD-11;</w:t>
+      </w:r>
+      <w:r>
+        <w:t xml:space="preserve"> </w:t>
+      </w:r>
+      <w:hyperlink w:anchor="ref-WHO2022">
+        <w:r>
+          <w:rPr>
+            <w:rStyle w:val="Hyperlink"/>
+          </w:rPr>
+          <w:t xml:space="preserve">World Health Organization, 2022</w:t>
+        </w:r>
+      </w:hyperlink>
+      <w:r>
+        <w:t xml:space="preserve">)</w:t>
+      </w:r>
+      <w:r>
+        <w:t xml:space="preserve">, specify various externalizing-related disorders, including attention-deficit/hyperactivity disorder (ADHD), oppositional defiant disorder (ODD), conduct disorder (CD), and antisocial personality disorder (ASPD).</w:t>
+      </w:r>
+      <w:r>
+        <w:t xml:space="preserve"> </w:t>
+      </w:r>
+      <w:r>
+        <w:t xml:space="preserve">Among externalizing-related disorders—with few exceptions</w:t>
+      </w:r>
+      <w:r>
+        <w:rPr>
+          <w:rStyle w:val="FootnoteReference"/>
+        </w:rPr>
+        <w:footnoteReference w:id="65"/>
+      </w:r>
+      <w:r>
+        <w:t xml:space="preserve">—the diagnostic criteria do not differ across development, even though diagnostic manuals acknowledge that developmental factors impact symptom presentation</w:t>
+      </w:r>
+      <w:r>
+        <w:rPr>
+          <w:rStyle w:val="FootnoteReference"/>
+        </w:rPr>
+        <w:footnoteReference w:id="66"/>
+      </w:r>
+      <w:r>
+        <w:t xml:space="preserve">.</w:t>
+      </w:r>
+      <w:r>
+        <w:t xml:space="preserve"> </w:t>
+      </w:r>
+      <w:r>
+        <w:t xml:space="preserve">In addition to diagnostic systems, emerging taxonomies and frameworks of psychopathology—including the hierarchical taxonomy of psychopathology (HiTOP) and research domain criteria (RDoC)—do not incorporate a developental perspective</w:t>
+      </w:r>
+      <w:r>
+        <w:t xml:space="preserve"> </w:t>
+      </w:r>
+      <w:r>
+        <w:t xml:space="preserve">(</w:t>
+      </w:r>
+      <w:hyperlink w:anchor="ref-Tackett2022">
+        <w:r>
+          <w:rPr>
+            <w:rStyle w:val="Hyperlink"/>
+          </w:rPr>
+          <w:t xml:space="preserve">Tackett &amp; Hallquist, 2022</w:t>
+        </w:r>
+      </w:hyperlink>
+      <w:r>
+        <w:t xml:space="preserve">)</w:t>
+      </w:r>
+      <w:r>
+        <w:t xml:space="preserve">.</w:t>
+      </w:r>
+    </w:p>
+    <w:bookmarkEnd w:id="67"/>
+    <w:bookmarkEnd w:id="68"/>
+    <w:bookmarkStart w:id="78" w:name="X08761d2e933d3c63251c7853a991975a4515ca5"/>
+    <w:p>
+      <w:pPr>
+        <w:pStyle w:val="Heading2"/>
+      </w:pPr>
+      <w:r>
+        <w:t xml:space="preserve">Problems of Existing Assessments and Traditional Scoring Systems</w:t>
+      </w:r>
+    </w:p>
+    <w:p>
+      <w:pPr>
+        <w:pStyle w:val="FirstParagraph"/>
+      </w:pPr>
+      <w:r>
+        <w:t xml:space="preserve">Other key reasons the field has failed to adequately study individuals’ development of psychopathology across the lifespan represent method problems—namely, problems with existing assessments and how those assessments are used, based on traditional scoring systems.</w:t>
+      </w:r>
+      <w:r>
+        <w:t xml:space="preserve"> </w:t>
+      </w:r>
+      <w:r>
+        <w:t xml:space="preserve">There is a mismatch between theory and method.</w:t>
+      </w:r>
+      <w:r>
+        <w:t xml:space="preserve"> </w:t>
+      </w:r>
+      <w:r>
+        <w:t xml:space="preserve">In particular, there is a mismatch between theory of constructs—including how a construct manifests behaviorally—and the methods used to assess the construct and to evaluate people’s level and change in that construct.</w:t>
+      </w:r>
+    </w:p>
+    <w:bookmarkStart w:id="74" w:name="X4c94655489fd3e3efea19c584555f75e74709d7"/>
+    <w:p>
+      <w:pPr>
+        <w:pStyle w:val="Heading3"/>
+      </w:pPr>
+      <w:r>
+        <w:t xml:space="preserve">Do Not Adequately Capture Constructs’ Change in Behavioral Manifestation Across Development</w:t>
+      </w:r>
+    </w:p>
+    <w:p>
+      <w:pPr>
+        <w:pStyle w:val="FirstParagraph"/>
+      </w:pPr>
+      <w:r>
+        <w:t xml:space="preserve">Given the substantial changes in behavioral manifestation of psychopathology across development, it is important for measures to capture the constructs’ changing behavioral manifestation, to stay developmentally relevant and construct valid.</w:t>
+      </w:r>
+    </w:p>
+    <w:p>
+      <w:pPr>
+        <w:pStyle w:val="BodyText"/>
+      </w:pPr>
+      <w:r>
+        <w:t xml:space="preserve">However, measures show insufficient differences in which items are assessed at which ages to account for heterotypic continuity.</w:t>
+      </w:r>
+      <w:r>
+        <w:t xml:space="preserve"> </w:t>
+      </w:r>
+      <w:r>
+        <w:t xml:space="preserve">For example, the same version of the Child Behavior Checklist (CBCL) spans ages 6–18.</w:t>
+      </w:r>
+      <w:r>
+        <w:t xml:space="preserve"> </w:t>
+      </w:r>
+      <w:r>
+        <w:t xml:space="preserve">Considerable development occurs during that span.</w:t>
+      </w:r>
+    </w:p>
+    <w:p>
+      <w:pPr>
+        <w:pStyle w:val="BodyText"/>
+      </w:pPr>
+      <w:r>
+        <w:t xml:space="preserve">There are two primary ways that researchers have examined people’s change in psychopathology across development</w:t>
+      </w:r>
+      <w:r>
+        <w:t xml:space="preserve"> </w:t>
+      </w:r>
+      <w:hyperlink w:anchor="fig-approachesToLongitudinalAssessment">
+        <w:r>
+          <w:rPr>
+            <w:rStyle w:val="Hyperlink"/>
+          </w:rPr>
+          <w:t xml:space="preserve">Figure 3</w:t>
+        </w:r>
+      </w:hyperlink>
+      <w:r>
+        <w:t xml:space="preserve">.</w:t>
+      </w:r>
+      <w:r>
+        <w:t xml:space="preserve"> </w:t>
+      </w:r>
+      <w:r>
+        <w:t xml:space="preserve">The</w:t>
+      </w:r>
+      <w:r>
+        <w:t xml:space="preserve"> </w:t>
+      </w:r>
+      <w:r>
+        <w:t xml:space="preserve">“common items”</w:t>
+      </w:r>
+      <w:r>
+        <w:t xml:space="preserve"> </w:t>
+      </w:r>
+      <w:r>
+        <w:t xml:space="preserve">approach removes items that are age specific.</w:t>
+      </w:r>
+      <w:r>
+        <w:t xml:space="preserve"> </w:t>
+      </w:r>
+      <w:r>
+        <w:t xml:space="preserve">For example, in a study of externalizing problems from early childhood to adolescence, a study might remove some substance use items that might not be developmentally relevant at all ages.</w:t>
+      </w:r>
+      <w:r>
+        <w:t xml:space="preserve"> </w:t>
+      </w:r>
+      <w:r>
+        <w:t xml:space="preserve">The second approach, the</w:t>
+      </w:r>
+      <w:r>
+        <w:t xml:space="preserve"> </w:t>
+      </w:r>
+      <w:r>
+        <w:t xml:space="preserve">“upward/downward extension”</w:t>
+      </w:r>
+      <w:r>
+        <w:t xml:space="preserve"> </w:t>
+      </w:r>
+      <w:r>
+        <w:t xml:space="preserve">approach, takes items that are valid at a given age and uses the items across ages when the item may not be valid or useful—i.e., all items are assessed at all ages.</w:t>
+      </w:r>
+      <w:r>
+        <w:t xml:space="preserve"> </w:t>
+      </w:r>
+      <w:r>
+        <w:t xml:space="preserve">For instance, the upward extension approach might take the item</w:t>
+      </w:r>
+      <w:r>
+        <w:t xml:space="preserve"> </w:t>
+      </w:r>
+      <w:r>
+        <w:t xml:space="preserve">“disobedient to authority figures”</w:t>
+      </w:r>
+      <w:r>
+        <w:t xml:space="preserve"> </w:t>
+      </w:r>
+      <w:r>
+        <w:t xml:space="preserve">and apply it to older individuals for whom such a behavior may no longer validly reflect externalizing behavior—and may instead reflect prosocial functions including protesting against societally unjust actions.</w:t>
+      </w:r>
+      <w:r>
+        <w:t xml:space="preserve"> </w:t>
+      </w:r>
+      <w:r>
+        <w:t xml:space="preserve">Both the</w:t>
+      </w:r>
+      <w:r>
+        <w:t xml:space="preserve"> </w:t>
+      </w:r>
+      <w:r>
+        <w:t xml:space="preserve">“common items”</w:t>
+      </w:r>
+      <w:r>
+        <w:t xml:space="preserve"> </w:t>
+      </w:r>
+      <w:r>
+        <w:t xml:space="preserve">(e.g.,</w:t>
+      </w:r>
+      <w:r>
+        <w:t xml:space="preserve"> </w:t>
+      </w:r>
+      <w:hyperlink w:anchor="ref-Odgers2008">
+        <w:r>
+          <w:rPr>
+            <w:rStyle w:val="Hyperlink"/>
+          </w:rPr>
+          <w:t xml:space="preserve">Odgers et al., 2008</w:t>
+        </w:r>
+      </w:hyperlink>
+      <w:r>
+        <w:t xml:space="preserve">;</w:t>
+      </w:r>
+      <w:r>
+        <w:t xml:space="preserve"> </w:t>
+      </w:r>
+      <w:hyperlink w:anchor="ref-Sterba2007">
+        <w:r>
+          <w:rPr>
+            <w:rStyle w:val="Hyperlink"/>
+          </w:rPr>
+          <w:t xml:space="preserve">Sterba et al., 2007</w:t>
+        </w:r>
+      </w:hyperlink>
+      <w:r>
+        <w:t xml:space="preserve">)</w:t>
+      </w:r>
+      <w:r>
+        <w:t xml:space="preserve"> </w:t>
+      </w:r>
+      <w:r>
+        <w:t xml:space="preserve">and</w:t>
+      </w:r>
+      <w:r>
+        <w:t xml:space="preserve"> </w:t>
+      </w:r>
+      <w:r>
+        <w:t xml:space="preserve">“upward/downward extension”</w:t>
+      </w:r>
+      <w:r>
+        <w:t xml:space="preserve"> </w:t>
+      </w:r>
+      <w:r>
+        <w:t xml:space="preserve">(e.g.,</w:t>
+      </w:r>
+      <w:r>
+        <w:t xml:space="preserve"> </w:t>
+      </w:r>
+      <w:hyperlink w:anchor="ref-BriggsGowan2016">
+        <w:r>
+          <w:rPr>
+            <w:rStyle w:val="Hyperlink"/>
+          </w:rPr>
+          <w:t xml:space="preserve">Briggs-Gowan et al., 2016</w:t>
+        </w:r>
+      </w:hyperlink>
+      <w:r>
+        <w:t xml:space="preserve">;</w:t>
+      </w:r>
+      <w:r>
+        <w:t xml:space="preserve"> </w:t>
+      </w:r>
+      <w:hyperlink w:anchor="ref-Broeren2013">
+        <w:r>
+          <w:rPr>
+            <w:rStyle w:val="Hyperlink"/>
+          </w:rPr>
+          <w:t xml:space="preserve">Broeren et al., 2013</w:t>
+        </w:r>
+      </w:hyperlink>
+      <w:r>
+        <w:t xml:space="preserve">)</w:t>
+      </w:r>
+      <w:r>
+        <w:t xml:space="preserve"> </w:t>
+      </w:r>
+      <w:r>
+        <w:t xml:space="preserve">approaches are widely used, likely because they result in the same items assessed across ages, but both have key problems.</w:t>
+      </w:r>
+      <w:r>
+        <w:t xml:space="preserve"> </w:t>
+      </w:r>
+      <w:r>
+        <w:t xml:space="preserve">As an example of the common items approach, Odgers et al. (2008, p. 676) examined children’s development of DSM-IV symptoms of conduct disorder from ages 7 to 26 years, but they dropped age-specific symptoms (e.g., running away, staying out late)</w:t>
+      </w:r>
+      <w:r>
+        <w:t xml:space="preserve"> </w:t>
+      </w:r>
+      <w:r>
+        <w:t xml:space="preserve">“because [these symptoms] did not cover the study’s age span”</w:t>
+      </w:r>
+      <w:r>
+        <w:t xml:space="preserve">.</w:t>
+      </w:r>
+      <w:r>
+        <w:t xml:space="preserve"> </w:t>
+      </w:r>
+      <w:r>
+        <w:t xml:space="preserve">As an example of the upward extension approach, Broeren et al. (2013, p. 84) examined children’s development of anxiety from ages 4 to 11 years; they noted,</w:t>
+      </w:r>
+      <w:r>
+        <w:t xml:space="preserve"> </w:t>
+      </w:r>
+      <w:r>
+        <w:t xml:space="preserve">“Although the questionnaire was originally developed to measure anxiety in preschoolers, the current study also employed the scale with older children to promote uniformity in measures”</w:t>
+      </w:r>
+      <w:r>
+        <w:t xml:space="preserve">.</w:t>
+      </w:r>
+    </w:p>
+    <w:bookmarkStart w:id="73" w:name="fig-approachesToLongitudinalAssessment"/>
+    <w:p>
+      <w:pPr>
+        <w:pStyle w:val="FigureTitle"/>
+      </w:pPr>
+      <w:r>
+        <w:t xml:space="preserve">Figure 3</w:t>
+      </w:r>
+    </w:p>
+    <w:p>
+      <w:pPr>
+        <w:pStyle w:val="Caption"/>
+      </w:pPr>
+      <w:r>
+        <w:t xml:space="preserve">Item set A refers to items that are construct-valid at only timepoint 1 (T1); item set B is construct-valid at both T1 and T2; item set C is construct-valid at only T2.</w:t>
+      </w:r>
+      <w:r>
+        <w:t xml:space="preserve"> </w:t>
+      </w:r>
+      <w:r>
+        <w:t xml:space="preserve">A dash indicates that the item set was not assessed at a given timepoint.</w:t>
+      </w:r>
+      <w:r>
+        <w:t xml:space="preserve"> </w:t>
+      </w:r>
+      <w:r>
+        <w:t xml:space="preserve">A white box indicates invalid assessment in terms of either a content gap (i.e., important missing items) or intrusion (i.e., invalid items at a given timepoint).</w:t>
+      </w:r>
+      <w:r>
+        <w:t xml:space="preserve"> </w:t>
+      </w:r>
+      <w:r>
+        <w:t xml:space="preserve">In a study of externalizing problems from early childhood to adulthood,</w:t>
+      </w:r>
+      <w:r>
+        <w:t xml:space="preserve"> </w:t>
+      </w:r>
+      <w:r>
+        <w:t xml:space="preserve">“biting others”</w:t>
+      </w:r>
+      <w:r>
+        <w:t xml:space="preserve"> </w:t>
+      </w:r>
+      <w:r>
+        <w:t xml:space="preserve">may be in item set A;</w:t>
+      </w:r>
+      <w:r>
+        <w:t xml:space="preserve"> </w:t>
+      </w:r>
+      <w:r>
+        <w:t xml:space="preserve">“noncompliant”</w:t>
+      </w:r>
+      <w:r>
+        <w:t xml:space="preserve"> </w:t>
+      </w:r>
+      <w:r>
+        <w:t xml:space="preserve">in B;</w:t>
+      </w:r>
+      <w:r>
+        <w:t xml:space="preserve"> </w:t>
+      </w:r>
+      <w:r>
+        <w:t xml:space="preserve">“drug use”</w:t>
+      </w:r>
+      <w:r>
+        <w:t xml:space="preserve"> </w:t>
+      </w:r>
+      <w:r>
+        <w:t xml:space="preserve">in C.</w:t>
+      </w:r>
+      <w:r>
+        <w:t xml:space="preserve"> </w:t>
+      </w:r>
+      <w:r>
+        <w:t xml:space="preserve">The three approaches are: (1) common items: B at T1 and T2, (2) upward/downward extension: ABC at T1 and T2, or (3) construct-valid items: AB at T1; BC at T2.</w:t>
+      </w:r>
+      <w:r>
+        <w:t xml:space="preserve"> </w:t>
+      </w:r>
+      <w:r>
+        <w:t xml:space="preserve">The</w:t>
+      </w:r>
+      <w:r>
+        <w:t xml:space="preserve"> </w:t>
+      </w:r>
+      <w:r>
+        <w:t xml:space="preserve">“common items”</w:t>
+      </w:r>
+      <w:r>
+        <w:t xml:space="preserve"> </w:t>
+      </w:r>
+      <w:r>
+        <w:t xml:space="preserve">and</w:t>
+      </w:r>
+      <w:r>
+        <w:t xml:space="preserve"> </w:t>
+      </w:r>
+      <w:r>
+        <w:t xml:space="preserve">“upward/downward extension”</w:t>
+      </w:r>
+      <w:r>
+        <w:t xml:space="preserve"> </w:t>
+      </w:r>
+      <w:r>
+        <w:t xml:space="preserve">approaches are by far the most widely used in the literature, even though they likely lead to inaccurate scores and thus inaccurate trajectories.</w:t>
+      </w:r>
+      <w:r>
+        <w:t xml:space="preserve"> </w:t>
+      </w:r>
+      <w:r>
+        <w:t xml:space="preserve">(Figure reprinted from</w:t>
+      </w:r>
+      <w:r>
+        <w:t xml:space="preserve"> </w:t>
+      </w:r>
+      <w:r>
+        <w:t xml:space="preserve">Petersen et al. (</w:t>
+      </w:r>
+      <w:hyperlink w:anchor="ref-Petersen2026">
+        <w:r>
+          <w:rPr>
+            <w:rStyle w:val="Hyperlink"/>
+          </w:rPr>
+          <w:t xml:space="preserve">2026</w:t>
+        </w:r>
+      </w:hyperlink>
+      <w:r>
+        <w:t xml:space="preserve">)</w:t>
+      </w:r>
+      <w:r>
+        <w:t xml:space="preserve">, Figure 1, p. 113. Petersen, I. T., Demko, Z., Lee, W.-C., &amp; Oleson, J. J. (2026). Studying development of psychopathology using changing measures to account for heterotypic continuity.</w:t>
+      </w:r>
+      <w:r>
+        <w:t xml:space="preserve"> </w:t>
+      </w:r>
+      <w:r>
+        <w:rPr>
+          <w:i/>
+          <w:iCs/>
+        </w:rPr>
+        <w:t xml:space="preserve">JAACAP Open</w:t>
+      </w:r>
+      <w:r>
+        <w:t xml:space="preserve">,</w:t>
+      </w:r>
+      <w:r>
+        <w:t xml:space="preserve"> </w:t>
+      </w:r>
+      <w:r>
+        <w:rPr>
+          <w:i/>
+          <w:iCs/>
+        </w:rPr>
+        <w:t xml:space="preserve">4</w:t>
+      </w:r>
+      <w:r>
+        <w:t xml:space="preserve">(1), 111–123.</w:t>
+      </w:r>
+      <w:r>
+        <w:t xml:space="preserve"> </w:t>
+      </w:r>
+      <w:hyperlink r:id="rId69">
+        <w:r>
+          <w:rPr>
+            <w:rStyle w:val="Hyperlink"/>
+          </w:rPr>
+          <w:t xml:space="preserve">https://doi.org/10.1016/j.jaacop.2025.10.008</w:t>
+        </w:r>
+      </w:hyperlink>
+      <w:r>
+        <w:t xml:space="preserve">)</w:t>
+      </w:r>
+    </w:p>
+    <w:p>
+      <w:pPr>
+        <w:pStyle w:val="FigureWithoutNote"/>
+      </w:pPr>
+      <w:r>
+        <w:drawing>
+          <wp:inline>
+            <wp:extent cx="5943600" cy="2351289"/>
+            <wp:effectExtent b="0" l="0" r="0" t="0"/>
+            <wp:docPr descr="" title="" id="71" name="Picture"/>
+            <a:graphic>
+              <a:graphicData uri="http://schemas.openxmlformats.org/drawingml/2006/picture">
+                <pic:pic>
+                  <pic:nvPicPr>
+                    <pic:cNvPr descr="Figures/approachesToLongitudinalAssessment.jpg" id="72" name="Picture"/>
+                    <pic:cNvPicPr>
+                      <a:picLocks noChangeArrowheads="1" noChangeAspect="1"/>
+                    </pic:cNvPicPr>
+                  </pic:nvPicPr>
+                  <pic:blipFill>
+                    <a:blip r:embed="rId70"/>
                     <a:stretch>
                       <a:fillRect/>
                     </a:stretch>
@@ -2648,7 +3036,7 @@
         </w:drawing>
       </w:r>
     </w:p>
-    <w:bookmarkEnd w:id="68"/>
+    <w:bookmarkEnd w:id="73"/>
     <w:p>
       <w:pPr>
         <w:pStyle w:val="AfterWithoutNote"/>
@@ -2776,8 +3164,8 @@
         <w:t xml:space="preserve">In sum, despite these approaches being the most widely used for assessing individuals’ development, they likely lead to inaccurate scores and thus inaccurate trajectories.</w:t>
       </w:r>
     </w:p>
-    <w:bookmarkEnd w:id="69"/>
-    <w:bookmarkStart w:id="70" w:name="Xdc13d281466e499f4855c3876fd0a0cd5a1ffa2"/>
+    <w:bookmarkEnd w:id="74"/>
+    <w:bookmarkStart w:id="75" w:name="Xdc13d281466e499f4855c3876fd0a0cd5a1ffa2"/>
     <w:p>
       <w:pPr>
         <w:pStyle w:val="Heading3"/>
@@ -2835,8 +3223,8 @@
         <w:t xml:space="preserve">Absolute change is necessary to identify true growth for an individual, and is thus important for treatment monitoring and longitudinal growth curves.</w:t>
       </w:r>
     </w:p>
-    <w:bookmarkEnd w:id="70"/>
-    <w:bookmarkStart w:id="71" w:name="X5b5ec984eec4bed4d234d034c192bb08d883361"/>
+    <w:bookmarkEnd w:id="75"/>
+    <w:bookmarkStart w:id="76" w:name="X5b5ec984eec4bed4d234d034c192bb08d883361"/>
     <w:p>
       <w:pPr>
         <w:pStyle w:val="Heading3"/>
@@ -3057,8 +3445,8 @@
         <w:t xml:space="preserve">Better identification of subthreshold externalizing is critical, in both research and practice, for identifying at-risk individuals in the early-stage trajectory of psychopathology.</w:t>
       </w:r>
     </w:p>
-    <w:bookmarkEnd w:id="71"/>
-    <w:bookmarkStart w:id="72" w:name="X7a68df1e46d6eb3875992be7e28db94db9dbc3e"/>
+    <w:bookmarkEnd w:id="76"/>
+    <w:bookmarkStart w:id="77" w:name="X7a68df1e46d6eb3875992be7e28db94db9dbc3e"/>
     <w:p>
       <w:pPr>
         <w:pStyle w:val="Heading3"/>
@@ -3075,9 +3463,9 @@
         <w:t xml:space="preserve">In sum, although they have been helpful, existing measures are poorly suited to classify individuals’ development of psychopathology across a lengthy span, which is necessary for tracking individuals’ change and identifying mechanisms in the development of psychopathology.</w:t>
       </w:r>
     </w:p>
-    <w:bookmarkEnd w:id="72"/>
-    <w:bookmarkEnd w:id="73"/>
-    <w:bookmarkStart w:id="74" w:name="example-externalizing-psychopathology"/>
+    <w:bookmarkEnd w:id="77"/>
+    <w:bookmarkEnd w:id="78"/>
+    <w:bookmarkStart w:id="79" w:name="example-externalizing-psychopathology"/>
     <w:p>
       <w:pPr>
         <w:pStyle w:val="Heading2"/>
@@ -3086,9 +3474,9 @@
         <w:t xml:space="preserve">Example: Externalizing Psychopathology</w:t>
       </w:r>
     </w:p>
-    <w:bookmarkEnd w:id="74"/>
-    <w:bookmarkEnd w:id="75"/>
-    <w:bookmarkStart w:id="76" w:name="X90173f212147643646723f86a6ce6f8ad77bf31"/>
+    <w:bookmarkEnd w:id="79"/>
+    <w:bookmarkEnd w:id="80"/>
+    <w:bookmarkStart w:id="81" w:name="X90173f212147643646723f86a6ce6f8ad77bf31"/>
     <w:p>
       <w:pPr>
         <w:pStyle w:val="Heading1"/>
@@ -3097,8 +3485,8 @@
         <w:t xml:space="preserve">Solution: A Developmental Scaling Framework</w:t>
       </w:r>
     </w:p>
-    <w:bookmarkEnd w:id="76"/>
-    <w:bookmarkStart w:id="85" w:name="other-key-challenges-to-address"/>
+    <w:bookmarkEnd w:id="81"/>
+    <w:bookmarkStart w:id="90" w:name="other-key-challenges-to-address"/>
     <w:p>
       <w:pPr>
         <w:pStyle w:val="Heading1"/>
@@ -3107,7 +3495,7 @@
         <w:t xml:space="preserve">Other Key Challenges to Address</w:t>
       </w:r>
     </w:p>
-    <w:bookmarkStart w:id="81" w:name="sec-potential-confounds-of-change"/>
+    <w:bookmarkStart w:id="86" w:name="sec-potential-confounds-of-change"/>
     <w:p>
       <w:pPr>
         <w:pStyle w:val="Heading2"/>
@@ -3116,7 +3504,7 @@
         <w:t xml:space="preserve">Potential Confounds of Change</w:t>
       </w:r>
     </w:p>
-    <w:bookmarkStart w:id="77" w:name="practiceretest-effects"/>
+    <w:bookmarkStart w:id="82" w:name="practiceretest-effects"/>
     <w:p>
       <w:pPr>
         <w:pStyle w:val="Heading3"/>
@@ -3125,8 +3513,8 @@
         <w:t xml:space="preserve">Practice/Retest Effects</w:t>
       </w:r>
     </w:p>
-    <w:bookmarkEnd w:id="77"/>
-    <w:bookmarkStart w:id="78" w:name="period-and-cohort-effects"/>
+    <w:bookmarkEnd w:id="82"/>
+    <w:bookmarkStart w:id="83" w:name="period-and-cohort-effects"/>
     <w:p>
       <w:pPr>
         <w:pStyle w:val="Heading3"/>
@@ -3135,8 +3523,8 @@
         <w:t xml:space="preserve">Period and Cohort Effects</w:t>
       </w:r>
     </w:p>
-    <w:bookmarkEnd w:id="78"/>
-    <w:bookmarkStart w:id="79" w:name="measurement-error"/>
+    <w:bookmarkEnd w:id="83"/>
+    <w:bookmarkStart w:id="84" w:name="measurement-error"/>
     <w:p>
       <w:pPr>
         <w:pStyle w:val="Heading3"/>
@@ -3145,8 +3533,8 @@
         <w:t xml:space="preserve">Measurement Error</w:t>
       </w:r>
     </w:p>
-    <w:bookmarkEnd w:id="79"/>
-    <w:bookmarkStart w:id="80" w:name="change-in-meaning-of-the-scores"/>
+    <w:bookmarkEnd w:id="84"/>
+    <w:bookmarkStart w:id="85" w:name="change-in-meaning-of-the-scores"/>
     <w:p>
       <w:pPr>
         <w:pStyle w:val="Heading3"/>
@@ -3155,9 +3543,9 @@
         <w:t xml:space="preserve">Change in Meaning of the Scores</w:t>
       </w:r>
     </w:p>
-    <w:bookmarkEnd w:id="80"/>
-    <w:bookmarkEnd w:id="81"/>
-    <w:bookmarkStart w:id="82" w:name="factorial-invariance-across-time"/>
+    <w:bookmarkEnd w:id="85"/>
+    <w:bookmarkEnd w:id="86"/>
+    <w:bookmarkStart w:id="87" w:name="factorial-invariance-across-time"/>
     <w:p>
       <w:pPr>
         <w:pStyle w:val="Heading2"/>
@@ -3166,8 +3554,8 @@
         <w:t xml:space="preserve">Factorial Invariance Across Time</w:t>
       </w:r>
     </w:p>
-    <w:bookmarkEnd w:id="82"/>
-    <w:bookmarkStart w:id="83" w:name="integration-across-multiple-sources"/>
+    <w:bookmarkEnd w:id="87"/>
+    <w:bookmarkStart w:id="88" w:name="integration-across-multiple-sources"/>
     <w:p>
       <w:pPr>
         <w:pStyle w:val="Heading2"/>
@@ -3176,8 +3564,8 @@
         <w:t xml:space="preserve">Integration Across Multiple Sources</w:t>
       </w:r>
     </w:p>
-    <w:bookmarkEnd w:id="83"/>
-    <w:bookmarkStart w:id="84" w:name="obsolescence-of-items-and-measures"/>
+    <w:bookmarkEnd w:id="88"/>
+    <w:bookmarkStart w:id="89" w:name="obsolescence-of-items-and-measures"/>
     <w:p>
       <w:pPr>
         <w:pStyle w:val="Heading2"/>
@@ -3186,9 +3574,9 @@
         <w:t xml:space="preserve">Obsolescence of Items and Measures</w:t>
       </w:r>
     </w:p>
-    <w:bookmarkEnd w:id="84"/>
-    <w:bookmarkEnd w:id="85"/>
-    <w:bookmarkStart w:id="86" w:name="conclusion"/>
+    <w:bookmarkEnd w:id="89"/>
+    <w:bookmarkEnd w:id="90"/>
+    <w:bookmarkStart w:id="91" w:name="conclusion"/>
     <w:p>
       <w:pPr>
         <w:pStyle w:val="Heading1"/>
@@ -3217,8 +3605,8 @@
         <w:t xml:space="preserve">Although this manuscript focuses on development of psychopathology, the principles discussed likely apply to many other developmental domains.</w:t>
       </w:r>
     </w:p>
-    <w:bookmarkEnd w:id="86"/>
-    <w:bookmarkStart w:id="157" w:name="references"/>
+    <w:bookmarkEnd w:id="91"/>
+    <w:bookmarkStart w:id="164" w:name="references"/>
     <w:p>
       <w:pPr>
         <w:pStyle w:val="Heading1"/>
@@ -3227,8 +3615,8 @@
         <w:t xml:space="preserve">References</w:t>
       </w:r>
     </w:p>
-    <w:bookmarkStart w:id="156" w:name="refs"/>
-    <w:bookmarkStart w:id="87" w:name="ref-Abrous2026"/>
+    <w:bookmarkStart w:id="163" w:name="refs"/>
+    <w:bookmarkStart w:id="92" w:name="ref-Abrous2026"/>
     <w:p>
       <w:pPr>
         <w:pStyle w:val="Bibliography"/>
@@ -3274,8 +3662,8 @@
         </w:r>
       </w:hyperlink>
     </w:p>
-    <w:bookmarkEnd w:id="87"/>
-    <w:bookmarkStart w:id="88" w:name="ref-Ackerman2013"/>
+    <w:bookmarkEnd w:id="92"/>
+    <w:bookmarkStart w:id="93" w:name="ref-Ackerman2013"/>
     <w:p>
       <w:pPr>
         <w:pStyle w:val="Bibliography"/>
@@ -3300,8 +3688,8 @@
         <w:t xml:space="preserve">(pp. 119–132). American Psychological Association.</w:t>
       </w:r>
     </w:p>
-    <w:bookmarkEnd w:id="88"/>
-    <w:bookmarkStart w:id="89" w:name="ref-APA2022"/>
+    <w:bookmarkEnd w:id="93"/>
+    <w:bookmarkStart w:id="94" w:name="ref-APA2022"/>
     <w:p>
       <w:pPr>
         <w:pStyle w:val="Bibliography"/>
@@ -3351,8 +3739,8 @@
         <w:t xml:space="preserve">. American Psychiatric Publishing.</w:t>
       </w:r>
     </w:p>
-    <w:bookmarkEnd w:id="89"/>
-    <w:bookmarkStart w:id="91" w:name="ref-ApplegateInPress"/>
+    <w:bookmarkEnd w:id="94"/>
+    <w:bookmarkStart w:id="96" w:name="ref-ApplegateInPress"/>
     <w:p>
       <w:pPr>
         <w:pStyle w:val="Bibliography"/>
@@ -3376,7 +3764,7 @@
       <w:r>
         <w:t xml:space="preserve"> </w:t>
       </w:r>
-      <w:hyperlink r:id="rId90">
+      <w:hyperlink r:id="rId95">
         <w:r>
           <w:rPr>
             <w:rStyle w:val="Hyperlink"/>
@@ -3385,8 +3773,8 @@
         </w:r>
       </w:hyperlink>
     </w:p>
-    <w:bookmarkEnd w:id="91"/>
-    <w:bookmarkStart w:id="92" w:name="ref-Borelli2018"/>
+    <w:bookmarkEnd w:id="96"/>
+    <w:bookmarkStart w:id="97" w:name="ref-Borelli2018"/>
     <w:p>
       <w:pPr>
         <w:pStyle w:val="Bibliography"/>
@@ -3432,8 +3820,8 @@
         </w:r>
       </w:hyperlink>
     </w:p>
-    <w:bookmarkEnd w:id="92"/>
-    <w:bookmarkStart w:id="93" w:name="ref-BriggsGowan2016"/>
+    <w:bookmarkEnd w:id="97"/>
+    <w:bookmarkStart w:id="98" w:name="ref-BriggsGowan2016"/>
     <w:p>
       <w:pPr>
         <w:pStyle w:val="Bibliography"/>
@@ -3458,8 +3846,8 @@
         <w:t xml:space="preserve">(pp. 1–45).</w:t>
       </w:r>
     </w:p>
-    <w:bookmarkEnd w:id="93"/>
-    <w:bookmarkStart w:id="95" w:name="ref-Broeren2013"/>
+    <w:bookmarkEnd w:id="98"/>
+    <w:bookmarkStart w:id="100" w:name="ref-Broeren2013"/>
     <w:p>
       <w:pPr>
         <w:pStyle w:val="Bibliography"/>
@@ -3496,7 +3884,7 @@
       <w:r>
         <w:t xml:space="preserve"> </w:t>
       </w:r>
-      <w:hyperlink r:id="rId94">
+      <w:hyperlink r:id="rId99">
         <w:r>
           <w:rPr>
             <w:rStyle w:val="Hyperlink"/>
@@ -3505,8 +3893,8 @@
         </w:r>
       </w:hyperlink>
     </w:p>
-    <w:bookmarkEnd w:id="95"/>
-    <w:bookmarkStart w:id="96" w:name="ref-Caspi2006"/>
+    <w:bookmarkEnd w:id="100"/>
+    <w:bookmarkStart w:id="101" w:name="ref-Caspi2006"/>
     <w:p>
       <w:pPr>
         <w:pStyle w:val="Bibliography"/>
@@ -3531,8 +3919,8 @@
         <w:t xml:space="preserve">(6th ed., Vol. 3, pp. 300–365). John Wiley &amp; Sons, Inc.</w:t>
       </w:r>
     </w:p>
-    <w:bookmarkEnd w:id="96"/>
-    <w:bookmarkStart w:id="98" w:name="ref-Chen2015"/>
+    <w:bookmarkEnd w:id="101"/>
+    <w:bookmarkStart w:id="103" w:name="ref-Chen2015"/>
     <w:p>
       <w:pPr>
         <w:pStyle w:val="Bibliography"/>
@@ -3569,7 +3957,7 @@
       <w:r>
         <w:t xml:space="preserve"> </w:t>
       </w:r>
-      <w:hyperlink r:id="rId97">
+      <w:hyperlink r:id="rId102">
         <w:r>
           <w:rPr>
             <w:rStyle w:val="Hyperlink"/>
@@ -3578,8 +3966,8 @@
         </w:r>
       </w:hyperlink>
     </w:p>
-    <w:bookmarkEnd w:id="98"/>
-    <w:bookmarkStart w:id="100" w:name="ref-Cicchetti2002"/>
+    <w:bookmarkEnd w:id="103"/>
+    <w:bookmarkStart w:id="105" w:name="ref-Cicchetti2002"/>
     <w:p>
       <w:pPr>
         <w:pStyle w:val="Bibliography"/>
@@ -3616,7 +4004,7 @@
       <w:r>
         <w:t xml:space="preserve"> </w:t>
       </w:r>
-      <w:hyperlink r:id="rId99">
+      <w:hyperlink r:id="rId104">
         <w:r>
           <w:rPr>
             <w:rStyle w:val="Hyperlink"/>
@@ -3625,8 +4013,8 @@
         </w:r>
       </w:hyperlink>
     </w:p>
-    <w:bookmarkEnd w:id="100"/>
-    <w:bookmarkStart w:id="102" w:name="ref-DeLosReyes2026"/>
+    <w:bookmarkEnd w:id="105"/>
+    <w:bookmarkStart w:id="107" w:name="ref-DeLosReyes2026"/>
     <w:p>
       <w:pPr>
         <w:pStyle w:val="Bibliography"/>
@@ -3675,7 +4063,7 @@
       <w:r>
         <w:t xml:space="preserve"> </w:t>
       </w:r>
-      <w:hyperlink r:id="rId101">
+      <w:hyperlink r:id="rId106">
         <w:r>
           <w:rPr>
             <w:rStyle w:val="Hyperlink"/>
@@ -3684,8 +4072,8 @@
         </w:r>
       </w:hyperlink>
     </w:p>
-    <w:bookmarkEnd w:id="102"/>
-    <w:bookmarkStart w:id="104" w:name="ref-Fairchild2013"/>
+    <w:bookmarkEnd w:id="107"/>
+    <w:bookmarkStart w:id="109" w:name="ref-Fairchild2013"/>
     <w:p>
       <w:pPr>
         <w:pStyle w:val="Bibliography"/>
@@ -3722,7 +4110,7 @@
       <w:r>
         <w:t xml:space="preserve"> </w:t>
       </w:r>
-      <w:hyperlink r:id="rId103">
+      <w:hyperlink r:id="rId108">
         <w:r>
           <w:rPr>
             <w:rStyle w:val="Hyperlink"/>
@@ -3731,8 +4119,8 @@
         </w:r>
       </w:hyperlink>
     </w:p>
-    <w:bookmarkEnd w:id="104"/>
-    <w:bookmarkStart w:id="106" w:name="ref-Godoy2021"/>
+    <w:bookmarkEnd w:id="109"/>
+    <w:bookmarkStart w:id="111" w:name="ref-Godoy2021"/>
     <w:p>
       <w:pPr>
         <w:pStyle w:val="Bibliography"/>
@@ -3769,7 +4157,7 @@
       <w:r>
         <w:t xml:space="preserve"> </w:t>
       </w:r>
-      <w:hyperlink r:id="rId105">
+      <w:hyperlink r:id="rId110">
         <w:r>
           <w:rPr>
             <w:rStyle w:val="Hyperlink"/>
@@ -3778,8 +4166,8 @@
         </w:r>
       </w:hyperlink>
     </w:p>
-    <w:bookmarkEnd w:id="106"/>
-    <w:bookmarkStart w:id="108" w:name="ref-Insel2008"/>
+    <w:bookmarkEnd w:id="111"/>
+    <w:bookmarkStart w:id="113" w:name="ref-Insel2008"/>
     <w:p>
       <w:pPr>
         <w:pStyle w:val="Bibliography"/>
@@ -3816,7 +4204,7 @@
       <w:r>
         <w:t xml:space="preserve"> </w:t>
       </w:r>
-      <w:hyperlink r:id="rId107">
+      <w:hyperlink r:id="rId112">
         <w:r>
           <w:rPr>
             <w:rStyle w:val="Hyperlink"/>
@@ -3825,8 +4213,8 @@
         </w:r>
       </w:hyperlink>
     </w:p>
-    <w:bookmarkEnd w:id="108"/>
-    <w:bookmarkStart w:id="110" w:name="ref-Kaat2019"/>
+    <w:bookmarkEnd w:id="113"/>
+    <w:bookmarkStart w:id="115" w:name="ref-Kaat2019"/>
     <w:p>
       <w:pPr>
         <w:pStyle w:val="Bibliography"/>
@@ -3863,7 +4251,7 @@
       <w:r>
         <w:t xml:space="preserve"> </w:t>
       </w:r>
-      <w:hyperlink r:id="rId109">
+      <w:hyperlink r:id="rId114">
         <w:r>
           <w:rPr>
             <w:rStyle w:val="Hyperlink"/>
@@ -3872,8 +4260,8 @@
         </w:r>
       </w:hyperlink>
     </w:p>
-    <w:bookmarkEnd w:id="110"/>
-    <w:bookmarkStart w:id="112" w:name="ref-Miller2009"/>
+    <w:bookmarkEnd w:id="115"/>
+    <w:bookmarkStart w:id="117" w:name="ref-Miller2009"/>
     <w:p>
       <w:pPr>
         <w:pStyle w:val="Bibliography"/>
@@ -3910,7 +4298,7 @@
       <w:r>
         <w:t xml:space="preserve"> </w:t>
       </w:r>
-      <w:hyperlink r:id="rId111">
+      <w:hyperlink r:id="rId116">
         <w:r>
           <w:rPr>
             <w:rStyle w:val="Hyperlink"/>
@@ -3919,8 +4307,8 @@
         </w:r>
       </w:hyperlink>
     </w:p>
-    <w:bookmarkEnd w:id="112"/>
-    <w:bookmarkStart w:id="114" w:name="ref-Moffitt1993"/>
+    <w:bookmarkEnd w:id="117"/>
+    <w:bookmarkStart w:id="119" w:name="ref-Moffitt1993"/>
     <w:p>
       <w:pPr>
         <w:pStyle w:val="Bibliography"/>
@@ -3957,7 +4345,7 @@
       <w:r>
         <w:t xml:space="preserve"> </w:t>
       </w:r>
-      <w:hyperlink r:id="rId113">
+      <w:hyperlink r:id="rId118">
         <w:r>
           <w:rPr>
             <w:rStyle w:val="Hyperlink"/>
@@ -3966,8 +4354,8 @@
         </w:r>
       </w:hyperlink>
     </w:p>
-    <w:bookmarkEnd w:id="114"/>
-    <w:bookmarkStart w:id="116" w:name="ref-Odgers2008"/>
+    <w:bookmarkEnd w:id="119"/>
+    <w:bookmarkStart w:id="121" w:name="ref-Odgers2008"/>
     <w:p>
       <w:pPr>
         <w:pStyle w:val="Bibliography"/>
@@ -4004,7 +4392,7 @@
       <w:r>
         <w:t xml:space="preserve"> </w:t>
       </w:r>
-      <w:hyperlink r:id="rId115">
+      <w:hyperlink r:id="rId120">
         <w:r>
           <w:rPr>
             <w:rStyle w:val="Hyperlink"/>
@@ -4013,8 +4401,8 @@
         </w:r>
       </w:hyperlink>
     </w:p>
-    <w:bookmarkEnd w:id="116"/>
-    <w:bookmarkStart w:id="118" w:name="ref-Paalman2013"/>
+    <w:bookmarkEnd w:id="121"/>
+    <w:bookmarkStart w:id="123" w:name="ref-Paalman2013"/>
     <w:p>
       <w:pPr>
         <w:pStyle w:val="Bibliography"/>
@@ -4051,7 +4439,7 @@
       <w:r>
         <w:t xml:space="preserve"> </w:t>
       </w:r>
-      <w:hyperlink r:id="rId117">
+      <w:hyperlink r:id="rId122">
         <w:r>
           <w:rPr>
             <w:rStyle w:val="Hyperlink"/>
@@ -4060,8 +4448,8 @@
         </w:r>
       </w:hyperlink>
     </w:p>
-    <w:bookmarkEnd w:id="118"/>
-    <w:bookmarkStart w:id="120" w:name="ref-Patterson1993"/>
+    <w:bookmarkEnd w:id="123"/>
+    <w:bookmarkStart w:id="125" w:name="ref-Patterson1993"/>
     <w:p>
       <w:pPr>
         <w:pStyle w:val="Bibliography"/>
@@ -4098,7 +4486,7 @@
       <w:r>
         <w:t xml:space="preserve"> </w:t>
       </w:r>
-      <w:hyperlink r:id="rId119">
+      <w:hyperlink r:id="rId124">
         <w:r>
           <w:rPr>
             <w:rStyle w:val="Hyperlink"/>
@@ -4107,8 +4495,8 @@
         </w:r>
       </w:hyperlink>
     </w:p>
-    <w:bookmarkEnd w:id="120"/>
-    <w:bookmarkStart w:id="122" w:name="ref-Pavlovich2026"/>
+    <w:bookmarkEnd w:id="125"/>
+    <w:bookmarkStart w:id="127" w:name="ref-Pavlovich2026"/>
     <w:p>
       <w:pPr>
         <w:pStyle w:val="Bibliography"/>
@@ -4145,7 +4533,7 @@
       <w:r>
         <w:t xml:space="preserve"> </w:t>
       </w:r>
-      <w:hyperlink r:id="rId121">
+      <w:hyperlink r:id="rId126">
         <w:r>
           <w:rPr>
             <w:rStyle w:val="Hyperlink"/>
@@ -4154,8 +4542,8 @@
         </w:r>
       </w:hyperlink>
     </w:p>
-    <w:bookmarkEnd w:id="122"/>
-    <w:bookmarkStart w:id="124" w:name="ref-Petersen2024"/>
+    <w:bookmarkEnd w:id="127"/>
+    <w:bookmarkStart w:id="129" w:name="ref-Petersen2024"/>
     <w:p>
       <w:pPr>
         <w:pStyle w:val="Bibliography"/>
@@ -4192,7 +4580,7 @@
       <w:r>
         <w:t xml:space="preserve"> </w:t>
       </w:r>
-      <w:hyperlink r:id="rId123">
+      <w:hyperlink r:id="rId128">
         <w:r>
           <w:rPr>
             <w:rStyle w:val="Hyperlink"/>
@@ -4201,13 +4589,60 @@
         </w:r>
       </w:hyperlink>
     </w:p>
-    <w:bookmarkEnd w:id="124"/>
-    <w:bookmarkStart w:id="126" w:name="ref-Petersen2020"/>
+    <w:bookmarkEnd w:id="129"/>
+    <w:bookmarkStart w:id="131" w:name="ref-Petersen2015"/>
     <w:p>
       <w:pPr>
         <w:pStyle w:val="Bibliography"/>
       </w:pPr>
       <w:r>
+        <w:t xml:space="preserve">Petersen, I. T., Bates, J. E., Dodge, K. A., Lansford, J. E., &amp; Pettit, G. S. (2015). Describing and predicting developmental profiles of externalizing problems from childhood to adulthood.</w:t>
+      </w:r>
+      <w:r>
+        <w:t xml:space="preserve"> </w:t>
+      </w:r>
+      <w:r>
+        <w:rPr>
+          <w:i/>
+          <w:iCs/>
+        </w:rPr>
+        <w:t xml:space="preserve">Development and Psychopathology</w:t>
+      </w:r>
+      <w:r>
+        <w:t xml:space="preserve">,</w:t>
+      </w:r>
+      <w:r>
+        <w:t xml:space="preserve"> </w:t>
+      </w:r>
+      <w:r>
+        <w:rPr>
+          <w:i/>
+          <w:iCs/>
+        </w:rPr>
+        <w:t xml:space="preserve">27</w:t>
+      </w:r>
+      <w:r>
+        <w:t xml:space="preserve">(3), 791–818.</w:t>
+      </w:r>
+      <w:r>
+        <w:t xml:space="preserve"> </w:t>
+      </w:r>
+      <w:hyperlink r:id="rId130">
+        <w:r>
+          <w:rPr>
+            <w:rStyle w:val="Hyperlink"/>
+          </w:rPr>
+          <w:t xml:space="preserve">https://doi.org/10.1017/S0954579414000789</w:t>
+        </w:r>
+      </w:hyperlink>
+    </w:p>
+    <w:bookmarkEnd w:id="131"/>
+    <w:bookmarkStart w:id="133" w:name="ref-Petersen2020"/>
+    <w:p>
+      <w:pPr>
+        <w:pStyle w:val="Bibliography"/>
+      </w:pPr>
+      <w:r>
         <w:t xml:space="preserve">Petersen, I. T., Choe, D. E., &amp; LeBeau, B. (2020). Studying a moving target in development: The challenge and opportunity of heterotypic continuity.</w:t>
       </w:r>
       <w:r>
@@ -4239,7 +4674,7 @@
       <w:r>
         <w:t xml:space="preserve"> </w:t>
       </w:r>
-      <w:hyperlink r:id="rId125">
+      <w:hyperlink r:id="rId132">
         <w:r>
           <w:rPr>
             <w:rStyle w:val="Hyperlink"/>
@@ -4248,8 +4683,8 @@
         </w:r>
       </w:hyperlink>
     </w:p>
-    <w:bookmarkEnd w:id="126"/>
-    <w:bookmarkStart w:id="127" w:name="ref-Petersen2026"/>
+    <w:bookmarkEnd w:id="133"/>
+    <w:bookmarkStart w:id="134" w:name="ref-Petersen2026"/>
     <w:p>
       <w:pPr>
         <w:pStyle w:val="Bibliography"/>
@@ -4286,7 +4721,7 @@
       <w:r>
         <w:t xml:space="preserve"> </w:t>
       </w:r>
-      <w:hyperlink r:id="rId64">
+      <w:hyperlink r:id="rId69">
         <w:r>
           <w:rPr>
             <w:rStyle w:val="Hyperlink"/>
@@ -4295,8 +4730,8 @@
         </w:r>
       </w:hyperlink>
     </w:p>
-    <w:bookmarkEnd w:id="127"/>
-    <w:bookmarkStart w:id="129" w:name="ref-Petersen2021"/>
+    <w:bookmarkEnd w:id="134"/>
+    <w:bookmarkStart w:id="136" w:name="ref-Petersen2021"/>
     <w:p>
       <w:pPr>
         <w:pStyle w:val="Bibliography"/>
@@ -4333,7 +4768,7 @@
       <w:r>
         <w:t xml:space="preserve"> </w:t>
       </w:r>
-      <w:hyperlink r:id="rId128">
+      <w:hyperlink r:id="rId135">
         <w:r>
           <w:rPr>
             <w:rStyle w:val="Hyperlink"/>
@@ -4342,8 +4777,8 @@
         </w:r>
       </w:hyperlink>
     </w:p>
-    <w:bookmarkEnd w:id="129"/>
-    <w:bookmarkStart w:id="131" w:name="ref-Petersen2018"/>
+    <w:bookmarkEnd w:id="136"/>
+    <w:bookmarkStart w:id="138" w:name="ref-Petersen2018"/>
     <w:p>
       <w:pPr>
         <w:pStyle w:val="Bibliography"/>
@@ -4380,7 +4815,7 @@
       <w:r>
         <w:t xml:space="preserve"> </w:t>
       </w:r>
-      <w:hyperlink r:id="rId130">
+      <w:hyperlink r:id="rId137">
         <w:r>
           <w:rPr>
             <w:rStyle w:val="Hyperlink"/>
@@ -4389,8 +4824,8 @@
         </w:r>
       </w:hyperlink>
     </w:p>
-    <w:bookmarkEnd w:id="131"/>
-    <w:bookmarkStart w:id="133" w:name="ref-Rutter2006"/>
+    <w:bookmarkEnd w:id="138"/>
+    <w:bookmarkStart w:id="140" w:name="ref-Rutter2006"/>
     <w:p>
       <w:pPr>
         <w:pStyle w:val="Bibliography"/>
@@ -4427,7 +4862,7 @@
       <w:r>
         <w:t xml:space="preserve"> </w:t>
       </w:r>
-      <w:hyperlink r:id="rId132">
+      <w:hyperlink r:id="rId139">
         <w:r>
           <w:rPr>
             <w:rStyle w:val="Hyperlink"/>
@@ -4436,8 +4871,8 @@
         </w:r>
       </w:hyperlink>
     </w:p>
-    <w:bookmarkEnd w:id="133"/>
-    <w:bookmarkStart w:id="135" w:name="ref-Schaeffer1991"/>
+    <w:bookmarkEnd w:id="140"/>
+    <w:bookmarkStart w:id="142" w:name="ref-Schaeffer1991"/>
     <w:p>
       <w:pPr>
         <w:pStyle w:val="Bibliography"/>
@@ -4474,7 +4909,7 @@
       <w:r>
         <w:t xml:space="preserve"> </w:t>
       </w:r>
-      <w:hyperlink r:id="rId134">
+      <w:hyperlink r:id="rId141">
         <w:r>
           <w:rPr>
             <w:rStyle w:val="Hyperlink"/>
@@ -4483,8 +4918,8 @@
         </w:r>
       </w:hyperlink>
     </w:p>
-    <w:bookmarkEnd w:id="135"/>
-    <w:bookmarkStart w:id="137" w:name="ref-Schwarz1999"/>
+    <w:bookmarkEnd w:id="142"/>
+    <w:bookmarkStart w:id="144" w:name="ref-Schwarz1999"/>
     <w:p>
       <w:pPr>
         <w:pStyle w:val="Bibliography"/>
@@ -4521,7 +4956,7 @@
       <w:r>
         <w:t xml:space="preserve"> </w:t>
       </w:r>
-      <w:hyperlink r:id="rId136">
+      <w:hyperlink r:id="rId143">
         <w:r>
           <w:rPr>
             <w:rStyle w:val="Hyperlink"/>
@@ -4530,8 +4965,8 @@
         </w:r>
       </w:hyperlink>
     </w:p>
-    <w:bookmarkEnd w:id="137"/>
-    <w:bookmarkStart w:id="138" w:name="ref-Sivertsson2024"/>
+    <w:bookmarkEnd w:id="144"/>
+    <w:bookmarkStart w:id="145" w:name="ref-Sivertsson2024"/>
     <w:p>
       <w:pPr>
         <w:pStyle w:val="Bibliography"/>
@@ -4580,7 +5015,7 @@
       <w:r>
         <w:t xml:space="preserve"> </w:t>
       </w:r>
-      <w:hyperlink r:id="rId53">
+      <w:hyperlink r:id="rId61">
         <w:r>
           <w:rPr>
             <w:rStyle w:val="Hyperlink"/>
@@ -4589,8 +5024,8 @@
         </w:r>
       </w:hyperlink>
     </w:p>
-    <w:bookmarkEnd w:id="138"/>
-    <w:bookmarkStart w:id="139" w:name="ref-Sroufe2016"/>
+    <w:bookmarkEnd w:id="145"/>
+    <w:bookmarkStart w:id="146" w:name="ref-Sroufe2016"/>
     <w:p>
       <w:pPr>
         <w:pStyle w:val="Bibliography"/>
@@ -4615,8 +5050,8 @@
         <w:t xml:space="preserve">(Vol. 3, pp. 997–1011). Guilford.</w:t>
       </w:r>
     </w:p>
-    <w:bookmarkEnd w:id="139"/>
-    <w:bookmarkStart w:id="141" w:name="ref-Steffensmeier2025"/>
+    <w:bookmarkEnd w:id="146"/>
+    <w:bookmarkStart w:id="148" w:name="ref-Steffensmeier2025"/>
     <w:p>
       <w:pPr>
         <w:pStyle w:val="Bibliography"/>
@@ -4653,7 +5088,7 @@
       <w:r>
         <w:t xml:space="preserve"> </w:t>
       </w:r>
-      <w:hyperlink r:id="rId140">
+      <w:hyperlink r:id="rId147">
         <w:r>
           <w:rPr>
             <w:rStyle w:val="Hyperlink"/>
@@ -4662,8 +5097,8 @@
         </w:r>
       </w:hyperlink>
     </w:p>
-    <w:bookmarkEnd w:id="141"/>
-    <w:bookmarkStart w:id="143" w:name="ref-Sterba2007"/>
+    <w:bookmarkEnd w:id="148"/>
+    <w:bookmarkStart w:id="150" w:name="ref-Sterba2007"/>
     <w:p>
       <w:pPr>
         <w:pStyle w:val="Bibliography"/>
@@ -4700,7 +5135,7 @@
       <w:r>
         <w:t xml:space="preserve"> </w:t>
       </w:r>
-      <w:hyperlink r:id="rId142">
+      <w:hyperlink r:id="rId149">
         <w:r>
           <w:rPr>
             <w:rStyle w:val="Hyperlink"/>
@@ -4709,8 +5144,8 @@
         </w:r>
       </w:hyperlink>
     </w:p>
-    <w:bookmarkEnd w:id="143"/>
-    <w:bookmarkStart w:id="145" w:name="ref-Tackett2022"/>
+    <w:bookmarkEnd w:id="150"/>
+    <w:bookmarkStart w:id="152" w:name="ref-Tackett2022"/>
     <w:p>
       <w:pPr>
         <w:pStyle w:val="Bibliography"/>
@@ -4747,7 +5182,7 @@
       <w:r>
         <w:t xml:space="preserve"> </w:t>
       </w:r>
-      <w:hyperlink r:id="rId144">
+      <w:hyperlink r:id="rId151">
         <w:r>
           <w:rPr>
             <w:rStyle w:val="Hyperlink"/>
@@ -4756,8 +5191,8 @@
         </w:r>
       </w:hyperlink>
     </w:p>
-    <w:bookmarkEnd w:id="145"/>
-    <w:bookmarkStart w:id="147" w:name="ref-Tiego2023"/>
+    <w:bookmarkEnd w:id="152"/>
+    <w:bookmarkStart w:id="154" w:name="ref-Tiego2023"/>
     <w:p>
       <w:pPr>
         <w:pStyle w:val="Bibliography"/>
@@ -4794,7 +5229,7 @@
       <w:r>
         <w:t xml:space="preserve"> </w:t>
       </w:r>
-      <w:hyperlink r:id="rId146">
+      <w:hyperlink r:id="rId153">
         <w:r>
           <w:rPr>
             <w:rStyle w:val="Hyperlink"/>
@@ -4803,8 +5238,8 @@
         </w:r>
       </w:hyperlink>
     </w:p>
-    <w:bookmarkEnd w:id="147"/>
-    <w:bookmarkStart w:id="149" w:name="ref-Wakschlag2019"/>
+    <w:bookmarkEnd w:id="154"/>
+    <w:bookmarkStart w:id="156" w:name="ref-Wakschlag2019"/>
     <w:p>
       <w:pPr>
         <w:pStyle w:val="Bibliography"/>
@@ -4841,7 +5276,7 @@
       <w:r>
         <w:t xml:space="preserve"> </w:t>
       </w:r>
-      <w:hyperlink r:id="rId148">
+      <w:hyperlink r:id="rId155">
         <w:r>
           <w:rPr>
             <w:rStyle w:val="Hyperlink"/>
@@ -4850,8 +5285,8 @@
         </w:r>
       </w:hyperlink>
     </w:p>
-    <w:bookmarkEnd w:id="149"/>
-    <w:bookmarkStart w:id="151" w:name="ref-Weems2008"/>
+    <w:bookmarkEnd w:id="156"/>
+    <w:bookmarkStart w:id="158" w:name="ref-Weems2008"/>
     <w:p>
       <w:pPr>
         <w:pStyle w:val="Bibliography"/>
@@ -4888,7 +5323,7 @@
       <w:r>
         <w:t xml:space="preserve"> </w:t>
       </w:r>
-      <w:hyperlink r:id="rId150">
+      <w:hyperlink r:id="rId157">
         <w:r>
           <w:rPr>
             <w:rStyle w:val="Hyperlink"/>
@@ -4897,8 +5332,8 @@
         </w:r>
       </w:hyperlink>
     </w:p>
-    <w:bookmarkEnd w:id="151"/>
-    <w:bookmarkStart w:id="153" w:name="ref-Weiss2003"/>
+    <w:bookmarkEnd w:id="158"/>
+    <w:bookmarkStart w:id="160" w:name="ref-Weiss2003"/>
     <w:p>
       <w:pPr>
         <w:pStyle w:val="Bibliography"/>
@@ -4935,7 +5370,7 @@
       <w:r>
         <w:t xml:space="preserve"> </w:t>
       </w:r>
-      <w:hyperlink r:id="rId152">
+      <w:hyperlink r:id="rId159">
         <w:r>
           <w:rPr>
             <w:rStyle w:val="Hyperlink"/>
@@ -4944,8 +5379,8 @@
         </w:r>
       </w:hyperlink>
     </w:p>
-    <w:bookmarkEnd w:id="153"/>
-    <w:bookmarkStart w:id="155" w:name="ref-WHO2022"/>
+    <w:bookmarkEnd w:id="160"/>
+    <w:bookmarkStart w:id="162" w:name="ref-WHO2022"/>
     <w:p>
       <w:pPr>
         <w:pStyle w:val="Bibliography"/>
@@ -4983,7 +5418,7 @@
       <w:r>
         <w:t xml:space="preserve"> </w:t>
       </w:r>
-      <w:hyperlink r:id="rId154">
+      <w:hyperlink r:id="rId161">
         <w:r>
           <w:rPr>
             <w:rStyle w:val="Hyperlink"/>
@@ -4992,14 +5427,14 @@
         </w:r>
       </w:hyperlink>
     </w:p>
-    <w:bookmarkEnd w:id="155"/>
-    <w:bookmarkEnd w:id="156"/>
+    <w:bookmarkEnd w:id="162"/>
+    <w:bookmarkEnd w:id="163"/>
     <w:p>
       <w:r>
         <w:br w:type="page"/>
       </w:r>
     </w:p>
-    <w:bookmarkEnd w:id="157"/>
+    <w:bookmarkEnd w:id="164"/>
     <w:p>
       <w:pPr>
         <w:pStyle w:val="Heading1"/>
@@ -5008,7 +5443,7 @@
         <w:t xml:space="preserve">Appendix A</w:t>
       </w:r>
     </w:p>
-    <w:bookmarkStart w:id="158" w:name="apx-a"/>
+    <w:bookmarkStart w:id="165" w:name="apx-a"/>
     <w:p>
       <w:pPr>
         <w:pStyle w:val="Heading1"/>
@@ -5022,7 +5457,7 @@
         <w:br w:type="page"/>
       </w:r>
     </w:p>
-    <w:bookmarkEnd w:id="158"/>
+    <w:bookmarkEnd w:id="165"/>
     <w:p>
       <w:pPr>
         <w:pStyle w:val="Heading1"/>
@@ -5031,7 +5466,7 @@
         <w:t xml:space="preserve">Appendix B</w:t>
       </w:r>
     </w:p>
-    <w:bookmarkStart w:id="159" w:name="apx-b"/>
+    <w:bookmarkStart w:id="166" w:name="apx-b"/>
     <w:p>
       <w:pPr>
         <w:pStyle w:val="Heading1"/>
@@ -5040,7 +5475,7 @@
         <w:t xml:space="preserve">Another Appendix</w:t>
       </w:r>
     </w:p>
-    <w:bookmarkEnd w:id="159"/>
+    <w:bookmarkEnd w:id="166"/>
     <w:sectPr>
       <w:headerReference r:id="rId8" w:type="even"/>
       <w:headerReference r:id="rId9" w:type="default"/>
@@ -5106,7 +5541,7 @@
       </w:r>
     </w:p>
   </w:footnote>
-  <w:footnote w:id="60">
+  <w:footnote w:id="65">
     <w:p>
       <w:pPr>
         <w:pStyle w:val="FootnoteText"/>
@@ -5181,7 +5616,7 @@
       </w:r>
     </w:p>
   </w:footnote>
-  <w:footnote w:id="61">
+  <w:footnote w:id="66">
     <w:p>
       <w:pPr>
         <w:pStyle w:val="FootnoteText"/>

--- a/index.docx
+++ b/index.docx
@@ -1127,7 +1127,7 @@
         <w:t xml:space="preserve"> </w:t>
       </w:r>
       <w:r>
-        <w:t xml:space="preserve">Moffitt’s general hypothesis is that life-course persistent externalizing behavior reflects early disruptions in brain development either in utero (resulting from, for example, maternal substance use, poor prenatal nutrition, genetics, or exposure to toxins), during delivery (e.g., delivery complications), or after birth (e.g., child abuse or neglect, or exposure to toxins), in perhaps conjunction with coercive parent–child interactions or other adverse environments.</w:t>
+        <w:t xml:space="preserve">Moffitt’s general hypothesis is that life-course persistent externalizing behavior results from early disruptions in brain development either in utero (resulting from, for example, maternal substance use, poor prenatal nutrition, genetics, or exposure to toxins), during delivery (e.g., delivery complications), or after birth (e.g., child abuse or neglect, or exposure to toxins) that lead to impaired cognitive abilities and difficult temperament, in perhaps conjunction with coercive parent–child interactions or other adverse, criminogenic environments.</w:t>
       </w:r>
       <w:r>
         <w:t xml:space="preserve"> </w:t>
@@ -1270,7 +1270,7 @@
         <w:pStyle w:val="FigureWithoutNote"/>
       </w:pPr>
       <w:r>
-        <w:t xml:space="preserve">(A) Age-crime curve.</w:t>
+        <w:t xml:space="preserve">(A) Age-crime curve (among those who have a record of antisocial or criminal behavior).</w:t>
       </w:r>
     </w:p>
     <w:p>
@@ -1355,7 +1355,7 @@
         <w:t xml:space="preserve"> </w:t>
       </w:r>
       <w:r>
-        <w:t xml:space="preserve">developmental taxonomy of externalizing behavior.</w:t>
+        <w:t xml:space="preserve">developmental taxonomy of externalizing behavior, adapted to include a childhood limited subgroup.</w:t>
       </w:r>
     </w:p>
     <w:p>
@@ -1439,7 +1439,7 @@
         <w:t xml:space="preserve"> </w:t>
       </w:r>
       <w:r>
-        <w:t xml:space="preserve">= 4825), based on official crime records.</w:t>
+        <w:t xml:space="preserve">= 4825), based on official records.</w:t>
       </w:r>
       <w:r>
         <w:t xml:space="preserve"> </w:t>
@@ -1567,7 +1567,7 @@
         <w:t xml:space="preserve"> </w:t>
       </w:r>
       <w:r>
-        <w:t xml:space="preserve">developmental taxonomy of externalizing behavior, adapted to include the childhood limited subgroup.</w:t>
+        <w:t xml:space="preserve">developmental taxonomy of externalizing behavior, adapted to include a childhood limited subgroup.</w:t>
       </w:r>
       <w:r>
         <w:t xml:space="preserve"> </w:t>

--- a/index.docx
+++ b/index.docx
@@ -2353,7 +2353,7 @@
         <w:t xml:space="preserve">“fighting”</w:t>
       </w:r>
       <w:r>
-        <w:t xml:space="preserve">) persists for an individual, their manifestation of fighting could differ in form, function, or mechanism</w:t>
+        <w:t xml:space="preserve">) persists for an individual, their manifestation of that symptom could differ in form, function, or mechanism</w:t>
       </w:r>
       <w:r>
         <w:t xml:space="preserve"> </w:t>

--- a/index.docx
+++ b/index.docx
@@ -3380,7 +3380,13 @@
           <w:rPr>
             <w:rStyle w:val="Hyperlink"/>
           </w:rPr>
-          <w:t xml:space="preserve">Tiego et al., 2023</w:t>
+          <w:t xml:space="preserve">Tiego et al.</w:t>
+        </w:r>
+        <w:r>
+          <w:rPr>
+            <w:rStyle w:val="Hyperlink"/>
+          </w:rPr>
+          <w:t xml:space="preserve">, 2023</w:t>
         </w:r>
       </w:hyperlink>
       <w:r>
@@ -3414,7 +3420,13 @@
           <w:rPr>
             <w:rStyle w:val="Hyperlink"/>
           </w:rPr>
-          <w:t xml:space="preserve">Tiego et al., 2023</w:t>
+          <w:t xml:space="preserve">Tiego et al.</w:t>
+        </w:r>
+        <w:r>
+          <w:rPr>
+            <w:rStyle w:val="Hyperlink"/>
+          </w:rPr>
+          <w:t xml:space="preserve">, 2023</w:t>
         </w:r>
       </w:hyperlink>
       <w:r>
@@ -5083,7 +5095,7 @@
         <w:t xml:space="preserve">8</w:t>
       </w:r>
       <w:r>
-        <w:t xml:space="preserve">(Volume 8, 2025), 239–268.</w:t>
+        <w:t xml:space="preserve">, 239–268.</w:t>
       </w:r>
       <w:r>
         <w:t xml:space="preserve"> </w:t>
@@ -5198,7 +5210,10 @@
         <w:pStyle w:val="Bibliography"/>
       </w:pPr>
       <w:r>
-        <w:t xml:space="preserve">Tiego, J., Martin, E. A., DeYoung, C. G., Hagan, K., Cooper, S. E., Pasion, R., Satchell, L., Shackman, A. J., Bellgrove, M. A., Fornito, A., Abend, R., Goulter, N., Eaton, N. R., Kaczkurkin, A. N., Nusslock, R., &amp; HiTOP Neurobiological Foundations Work Group, the. (2023). Precision behavioral phenotyping as a strategy for uncovering the biological correlates of psychopathology.</w:t>
+        <w:t xml:space="preserve">Tiego, J., Martin, E. A., DeYoung, C. G., Hagan, K., Cooper, S. E., Pasion, R., Satchell, L., Shackman, A. J., Bellgrove, M. A., Fornito, A., Abend, R., Goulter, N., Eaton, N. R., Kaczkurkin, A. N., Nusslock, R., &amp; the HiTOP Neurobiological Foundations Work Group</w:t>
+      </w:r>
+      <w:r>
+        <w:t xml:space="preserve">. (2023). Precision behavioral phenotyping as a strategy for uncovering the biological correlates of psychopathology.</w:t>
       </w:r>
       <w:r>
         <w:t xml:space="preserve"> </w:t>

--- a/index.docx
+++ b/index.docx
@@ -1133,7 +1133,62 @@
         <w:t xml:space="preserve"> </w:t>
       </w:r>
       <w:r>
-        <w:t xml:space="preserve"> </w:t>
+        <w:t xml:space="preserve">Adolescence-limited externalizing behavior, by contrast, is thought to reflect a more normative—even adaptive—pattern of social behavior that is driven by exposure to deviant peers and a maturity gap.</w:t>
+      </w:r>
+      <w:r>
+        <w:t xml:space="preserve"> </w:t>
+      </w:r>
+      <w:r>
+        <w:t xml:space="preserve">Childhood-limited externalizing behavior, though not hypothesized by the original taxonomy, may in some cases reflect recovery and in other cases reflect a shift from externalizing problems into problems in other domains</w:t>
+      </w:r>
+      <w:r>
+        <w:t xml:space="preserve"> </w:t>
+      </w:r>
+      <w:r>
+        <w:t xml:space="preserve">(</w:t>
+      </w:r>
+      <w:hyperlink w:anchor="ref-Odgers2008">
+        <w:r>
+          <w:rPr>
+            <w:rStyle w:val="Hyperlink"/>
+          </w:rPr>
+          <w:t xml:space="preserve">Odgers et al., 2008</w:t>
+        </w:r>
+      </w:hyperlink>
+      <w:r>
+        <w:t xml:space="preserve">)</w:t>
+      </w:r>
+      <w:r>
+        <w:t xml:space="preserve">.</w:t>
+      </w:r>
+      <w:r>
+        <w:t xml:space="preserve"> </w:t>
+      </w:r>
+      <w:r>
+        <w:t xml:space="preserve">It has been hypothesized that both childhood-limited and life-course persistent externalizing behavior may be characterized by high levels of individual-level risk (e.g., genetic and neuropsychological risk), whereas life-course persistent externalizing behavior may be characterized by greater environmental risk</w:t>
+      </w:r>
+      <w:r>
+        <w:t xml:space="preserve"> </w:t>
+      </w:r>
+      <w:r>
+        <w:t xml:space="preserve">(e.g., adversity and trauma;</w:t>
+      </w:r>
+      <w:r>
+        <w:t xml:space="preserve"> </w:t>
+      </w:r>
+      <w:hyperlink w:anchor="ref-Fairchild2013">
+        <w:r>
+          <w:rPr>
+            <w:rStyle w:val="Hyperlink"/>
+          </w:rPr>
+          <w:t xml:space="preserve">Fairchild et al., 2013</w:t>
+        </w:r>
+      </w:hyperlink>
+      <w:r>
+        <w:t xml:space="preserve">)</w:t>
+      </w:r>
+      <w:r>
+        <w:t xml:space="preserve">.</w:t>
       </w:r>
       <w:r>
         <w:t xml:space="preserve"> </w:t>
@@ -2584,6 +2639,44 @@
       </w:pPr>
       <w:r>
         <w:t xml:space="preserve">Given the substantial changes in behavioral manifestation of psychopathology across development, it is important for measures to capture the constructs’ changing behavioral manifestation, to stay developmentally relevant and construct valid.</w:t>
+      </w:r>
+      <w:r>
+        <w:t xml:space="preserve"> </w:t>
+      </w:r>
+      <w:r>
+        <w:t xml:space="preserve">As noted by</w:t>
+      </w:r>
+      <w:r>
+        <w:t xml:space="preserve"> </w:t>
+      </w:r>
+      <w:r>
+        <w:t xml:space="preserve">Moffitt (</w:t>
+      </w:r>
+      <w:hyperlink w:anchor="ref-Moffitt1993">
+        <w:r>
+          <w:rPr>
+            <w:rStyle w:val="Hyperlink"/>
+          </w:rPr>
+          <w:t xml:space="preserve">1993</w:t>
+        </w:r>
+      </w:hyperlink>
+      <w:r>
+        <w:t xml:space="preserve">)</w:t>
+      </w:r>
+      <w:r>
+        <w:t xml:space="preserve">,</w:t>
+      </w:r>
+      <w:r>
+        <w:t xml:space="preserve"> </w:t>
+      </w:r>
+      <w:r>
+        <w:t xml:space="preserve">“Measures of antisocial behavior should be sensitive to developmental heterogeneity to tap individual differences while allowing for the emergence of new forms of antisocial behavior (e.g., automobile theft) or for the forsaking of old forms (e.g., tantrums).”</w:t>
+      </w:r>
+      <w:r>
+        <w:t xml:space="preserve"> </w:t>
+      </w:r>
+      <w:r>
+        <w:t xml:space="preserve">(p. 694).</w:t>
       </w:r>
     </w:p>
     <w:p>

--- a/index.docx
+++ b/index.docx
@@ -529,7 +529,7 @@
       </w:r>
     </w:p>
     <w:bookmarkEnd w:id="41"/>
-    <w:bookmarkStart w:id="63" w:name="the-goal"/>
+    <w:bookmarkStart w:id="68" w:name="the-goal"/>
     <w:p>
       <w:pPr>
         <w:pStyle w:val="Heading1"/>
@@ -1318,7 +1318,7 @@
         <w:t xml:space="preserve"> </w:t>
       </w:r>
     </w:p>
-    <w:bookmarkStart w:id="62" w:name="fig-externalizingByAge"/>
+    <w:bookmarkStart w:id="67" w:name="fig-externalizingByAge"/>
     <w:bookmarkStart w:id="56" w:name="fig-ageCrimeCurve"/>
     <w:p>
       <w:pPr>
@@ -1335,7 +1335,7 @@
       <w:r>
         <w:drawing>
           <wp:inline>
-            <wp:extent cx="2971800" cy="1487446"/>
+            <wp:extent cx="5943600" cy="2974892"/>
             <wp:effectExtent b="0" l="0" r="0" t="0"/>
             <wp:docPr descr="" title="" id="54" name="Picture"/>
             <a:graphic>
@@ -1356,7 +1356,7 @@
                   <pic:spPr bwMode="auto">
                     <a:xfrm>
                       <a:off x="0" y="0"/>
-                      <a:ext cx="2971800" cy="1487446"/>
+                      <a:ext cx="5943600" cy="2974892"/>
                     </a:xfrm>
                     <a:prstGeom prst="rect">
                       <a:avLst/>
@@ -1463,1623 +1463,16 @@
     <w:bookmarkEnd w:id="60"/>
     <w:p>
       <w:pPr>
-        <w:pStyle w:val="FigureTitle"/>
-      </w:pPr>
-      <w:r>
-        <w:t xml:space="preserve">Figure 2</w:t>
-      </w:r>
-    </w:p>
-    <w:p>
-      <w:pPr>
-        <w:pStyle w:val="Caption"/>
-      </w:pPr>
-      <w:r>
-        <w:rPr>
-          <w:b/>
-          <w:bCs/>
-        </w:rPr>
-        <w:t xml:space="preserve">Panel A</w:t>
-      </w:r>
-      <w:r>
-        <w:t xml:space="preserve">: The age-crime participation curve from age 9 through 64 in cohort members registered for antisocial and/or criminal behavior in a birth cohort recruited in Stockholm, Sweden (</w:t>
-      </w:r>
-      <w:r>
-        <w:rPr>
-          <w:i/>
-          <w:iCs/>
-        </w:rPr>
-        <w:t xml:space="preserve">N</w:t>
-      </w:r>
-      <w:r>
-        <w:t xml:space="preserve"> </w:t>
-      </w:r>
-      <w:r>
-        <w:t xml:space="preserve">= 4825), based on official records.</w:t>
-      </w:r>
-      <w:r>
-        <w:t xml:space="preserve"> </w:t>
-      </w:r>
-      <w:r>
-        <w:t xml:space="preserve">The steep peak in crime rate in the adolescent years is similar to the age-crime curve in the United States; however, the steepness of the age-crime curve differs within country across birth cohorts</w:t>
-      </w:r>
-      <w:r>
-        <w:t xml:space="preserve"> </w:t>
-      </w:r>
-      <w:r>
-        <w:t xml:space="preserve">(</w:t>
-      </w:r>
-      <w:hyperlink w:anchor="ref-Steffensmeier2025">
-        <w:r>
-          <w:rPr>
-            <w:rStyle w:val="Hyperlink"/>
-          </w:rPr>
-          <w:t xml:space="preserve">Steffensmeier et al., 2025</w:t>
-        </w:r>
-      </w:hyperlink>
-      <w:r>
-        <w:t xml:space="preserve">)</w:t>
-      </w:r>
-      <w:r>
-        <w:t xml:space="preserve">.</w:t>
-      </w:r>
-      <w:r>
-        <w:t xml:space="preserve"> </w:t>
-      </w:r>
-      <w:r>
-        <w:t xml:space="preserve">(Figure adapted from</w:t>
-      </w:r>
-      <w:r>
-        <w:t xml:space="preserve"> </w:t>
-      </w:r>
-      <w:r>
-        <w:t xml:space="preserve">Sivertsson et al. (</w:t>
-      </w:r>
-      <w:hyperlink w:anchor="ref-Sivertsson2024">
-        <w:r>
-          <w:rPr>
-            <w:rStyle w:val="Hyperlink"/>
-          </w:rPr>
-          <w:t xml:space="preserve">2024</w:t>
-        </w:r>
-      </w:hyperlink>
-      <w:r>
-        <w:t xml:space="preserve">)</w:t>
-      </w:r>
-      <w:r>
-        <w:t xml:space="preserve">, Figure 1, p. 7. Sivertsson, F., Carlsson, C., Almquist, Y. B., &amp; Brännström, L. (2024). Offending trajectories from childhood to retirement age: Findings from the Stockholm birth cohort study.</w:t>
-      </w:r>
-      <w:r>
-        <w:t xml:space="preserve"> </w:t>
-      </w:r>
-      <w:r>
-        <w:rPr>
-          <w:i/>
-          <w:iCs/>
-        </w:rPr>
-        <w:t xml:space="preserve">Journal of Criminal Justice</w:t>
-      </w:r>
-      <w:r>
-        <w:t xml:space="preserve">,</w:t>
-      </w:r>
-      <w:r>
-        <w:t xml:space="preserve"> </w:t>
-      </w:r>
-      <w:r>
-        <w:rPr>
-          <w:i/>
-          <w:iCs/>
-        </w:rPr>
-        <w:t xml:space="preserve">91</w:t>
-      </w:r>
-      <w:r>
-        <w:t xml:space="preserve">, 102155.</w:t>
-      </w:r>
-      <w:r>
-        <w:t xml:space="preserve"> </w:t>
-      </w:r>
-      <w:hyperlink r:id="rId61">
-        <w:r>
-          <w:rPr>
-            <w:rStyle w:val="Hyperlink"/>
-          </w:rPr>
-          <w:t xml:space="preserve">https://doi.org/10.1016/j.jcrimjus.2024.102155</w:t>
-        </w:r>
-      </w:hyperlink>
-      <w:r>
-        <w:t xml:space="preserve">).</w:t>
-      </w:r>
-      <w:r>
-        <w:t xml:space="preserve"> </w:t>
-      </w:r>
-      <w:r>
-        <w:rPr>
-          <w:b/>
-          <w:bCs/>
-        </w:rPr>
-        <w:t xml:space="preserve">Panel B</w:t>
-      </w:r>
-      <w:r>
-        <w:t xml:space="preserve">: Moffitt’s</w:t>
-      </w:r>
-      <w:r>
-        <w:t xml:space="preserve"> </w:t>
-      </w:r>
-      <w:r>
-        <w:t xml:space="preserve">(</w:t>
-      </w:r>
-      <w:hyperlink w:anchor="ref-Moffitt1993">
-        <w:r>
-          <w:rPr>
-            <w:rStyle w:val="Hyperlink"/>
-          </w:rPr>
-          <w:t xml:space="preserve">1993</w:t>
-        </w:r>
-      </w:hyperlink>
-      <w:r>
-        <w:t xml:space="preserve">)</w:t>
-      </w:r>
-      <w:r>
-        <w:t xml:space="preserve"> </w:t>
-      </w:r>
-      <w:r>
-        <w:t xml:space="preserve">developmental taxonomy of externalizing behavior, adapted to include a childhood limited subgroup.</w:t>
-      </w:r>
-      <w:r>
-        <w:t xml:space="preserve"> </w:t>
-      </w:r>
-    </w:p>
-    <w:bookmarkEnd w:id="62"/>
-    <w:p>
-      <w:pPr>
-        <w:pStyle w:val="BodyText"/>
-      </w:pPr>
-      <w:r>
-        <w:t xml:space="preserve">Third, in a cross-sectional study, any apparent age-related differences in a construct could reflect cohort differences instead of developmental changes.</w:t>
-      </w:r>
-      <w:r>
-        <w:t xml:space="preserve"> </w:t>
-      </w:r>
-      <w:r>
-        <w:t xml:space="preserve">For example, average differences in stress between 5-year-olds and 10-year-olds could reflect the differing experiences that the 10-year-olds shared—such as going to school during the Coronavirus pandemic.</w:t>
-      </w:r>
-      <w:r>
-        <w:t xml:space="preserve"> </w:t>
-      </w:r>
-      <w:r>
-        <w:t xml:space="preserve">Fourth, findings from cross-sectional studies can differ from findings examining the same people over time, which violates the convergence assumption.</w:t>
-      </w:r>
-      <w:r>
-        <w:t xml:space="preserve"> </w:t>
-      </w:r>
-      <w:r>
-        <w:t xml:space="preserve">In cross-sectional studies, the convergence assumption is the assumption that cross-sectional age differences and longitudinal age changes converge onto a common trajectory.</w:t>
-      </w:r>
-      <w:r>
-        <w:t xml:space="preserve"> </w:t>
-      </w:r>
-      <w:r>
-        <w:t xml:space="preserve">An example where the convergence assumption has been shown to be violated is in studies of cognitive decline.</w:t>
-      </w:r>
-      <w:r>
-        <w:t xml:space="preserve"> </w:t>
-      </w:r>
-      <w:r>
-        <w:t xml:space="preserve">In particular, cross-sectional studies overestimate age-related cognitive declines compared to following the same people over time in a longitudinal study, which may reflect cohort effects such as the Flynn effect</w:t>
-      </w:r>
-      <w:r>
-        <w:t xml:space="preserve"> </w:t>
-      </w:r>
-      <w:r>
-        <w:t xml:space="preserve">(where population intelligence scores at a given age tend to increase across generations;</w:t>
-      </w:r>
-      <w:r>
-        <w:t xml:space="preserve"> </w:t>
-      </w:r>
-      <w:hyperlink w:anchor="ref-Ackerman2013">
-        <w:r>
-          <w:rPr>
-            <w:rStyle w:val="Hyperlink"/>
-          </w:rPr>
-          <w:t xml:space="preserve">Ackerman, 2013</w:t>
-        </w:r>
-      </w:hyperlink>
-      <w:r>
-        <w:t xml:space="preserve">)</w:t>
-      </w:r>
-      <w:r>
-        <w:t xml:space="preserve">.</w:t>
-      </w:r>
-    </w:p>
-    <w:p>
-      <w:pPr>
-        <w:pStyle w:val="BodyText"/>
-      </w:pPr>
-      <w:r>
-        <w:t xml:space="preserve">Because longitudinal designs follow the same person(s) over time, such a design allows examining individuals’ change across time.</w:t>
-      </w:r>
-      <w:r>
-        <w:t xml:space="preserve"> </w:t>
-      </w:r>
-      <w:r>
-        <w:t xml:space="preserve">However, as we describe</w:t>
-      </w:r>
-      <w:r>
-        <w:t xml:space="preserve"> </w:t>
-      </w:r>
-      <w:hyperlink w:anchor="sec-potential-confounds-of-change">
-        <w:r>
-          <w:rPr>
-            <w:rStyle w:val="Hyperlink"/>
-          </w:rPr>
-          <w:t xml:space="preserve">later</w:t>
-        </w:r>
-      </w:hyperlink>
-      <w:r>
-        <w:t xml:space="preserve">, longitudinal designs also have potential confounds of change.</w:t>
-      </w:r>
-      <w:r>
-        <w:t xml:space="preserve"> </w:t>
-      </w:r>
-      <w:r>
-        <w:t xml:space="preserve">Moreover, compared to cross-sectional designs, longitudinal designs take more time and tend to be more costly and to require more personnel.</w:t>
-      </w:r>
-      <w:r>
-        <w:t xml:space="preserve"> </w:t>
-      </w:r>
-      <w:r>
-        <w:t xml:space="preserve">Thus, longitudinal studies that span the lifespan are not common.</w:t>
-      </w:r>
-      <w:r>
-        <w:t xml:space="preserve"> </w:t>
-      </w:r>
-      <w:r>
-        <w:t xml:space="preserve">However, even cross-sectional work spanning the lifespan is not often conducted.</w:t>
-      </w:r>
-    </w:p>
-    <w:bookmarkEnd w:id="63"/>
-    <w:bookmarkStart w:id="64" w:name="the-problemobstacle"/>
-    <w:p>
-      <w:pPr>
-        <w:pStyle w:val="Heading1"/>
-      </w:pPr>
-      <w:r>
-        <w:t xml:space="preserve">The Problem/Obstacle</w:t>
-      </w:r>
-    </w:p>
-    <w:p>
-      <w:pPr>
-        <w:pStyle w:val="FirstParagraph"/>
-      </w:pPr>
-      <w:r>
-        <w:t xml:space="preserve">The focal problem examined in this paper is that, despite calls to do so</w:t>
-      </w:r>
-      <w:r>
-        <w:t xml:space="preserve"> </w:t>
-      </w:r>
-      <w:r>
-        <w:t xml:space="preserve">(</w:t>
-      </w:r>
-      <w:hyperlink w:anchor="ref-DeLosReyes2026">
-        <w:r>
-          <w:rPr>
-            <w:rStyle w:val="Hyperlink"/>
-          </w:rPr>
-          <w:t xml:space="preserve">De Los Reyes, 2026</w:t>
-        </w:r>
-      </w:hyperlink>
-      <w:r>
-        <w:t xml:space="preserve">)</w:t>
-      </w:r>
-      <w:r>
-        <w:t xml:space="preserve">, the field has not adequately studied individuals’ development of psychopathology across the lifespan, instead taking a piecewise approach to development.</w:t>
-      </w:r>
-      <w:r>
-        <w:t xml:space="preserve"> </w:t>
-      </w:r>
-      <w:r>
-        <w:t xml:space="preserve">The piecewise approach to development limits our understanding of lifespan development and the origins of psychopathology.</w:t>
-      </w:r>
-    </w:p>
-    <w:bookmarkEnd w:id="64"/>
-    <w:bookmarkStart w:id="80" w:name="reasons-for-the-problem"/>
-    <w:p>
-      <w:pPr>
-        <w:pStyle w:val="Heading1"/>
-      </w:pPr>
-      <w:r>
-        <w:t xml:space="preserve">Reasons for the Problem</w:t>
-      </w:r>
-    </w:p>
-    <w:p>
-      <w:pPr>
-        <w:pStyle w:val="FirstParagraph"/>
-      </w:pPr>
-      <w:r>
-        <w:t xml:space="preserve">Beyond logistical challenges of time and money, there are several key reasons why the field has failed to study people’s development of psychopathology, longitudinally, across the lifespan.</w:t>
-      </w:r>
-      <w:r>
-        <w:t xml:space="preserve"> </w:t>
-      </w:r>
-      <w:r>
-        <w:t xml:space="preserve">First, diagnostic and taxonomic systems do not define psychopathology constructs from a developmental perspective.</w:t>
-      </w:r>
-      <w:r>
-        <w:t xml:space="preserve"> </w:t>
-      </w:r>
-      <w:r>
-        <w:t xml:space="preserve">A developmental perspective is crucial because psychopathology constructs often have earlier origins than their full clinical presentation, and forms of psychopathology frequently show changes in behavioral manifestation across development (heterotypic continuity).</w:t>
-      </w:r>
-      <w:r>
-        <w:t xml:space="preserve"> </w:t>
-      </w:r>
-      <w:r>
-        <w:t xml:space="preserve">Second, current assessments do not adequately capture these changes in behavioral manifestation.</w:t>
-      </w:r>
-      <w:r>
-        <w:t xml:space="preserve"> </w:t>
-      </w:r>
-      <w:r>
-        <w:t xml:space="preserve">Third, traditional scoring systems do not allow charting individuals’ change over time in the face of changing behavioral manifestation.</w:t>
-      </w:r>
-      <w:r>
-        <w:t xml:space="preserve"> </w:t>
-      </w:r>
-      <w:r>
-        <w:t xml:space="preserve">Fourth, current assessments are not well-suited for capturing the full range of individual differences, despite the dimensional nature of psychopathology.</w:t>
-      </w:r>
-      <w:r>
-        <w:t xml:space="preserve"> </w:t>
-      </w:r>
-      <w:r>
-        <w:t xml:space="preserve">Fifth, as a result of these limitations, current assessments are not well-suited for capturing individuals’ change over time.</w:t>
-      </w:r>
-    </w:p>
-    <w:p>
-      <w:pPr>
-        <w:pStyle w:val="BodyText"/>
-      </w:pPr>
-      <w:r>
-        <w:t xml:space="preserve">Below, we describe these reasons in detail.</w:t>
-      </w:r>
-      <w:r>
-        <w:t xml:space="preserve"> </w:t>
-      </w:r>
-      <w:r>
-        <w:t xml:space="preserve">To ground the discussion, we provide examples relating to externalizing psychopathology; however, these issues are not specific to externalizing.</w:t>
-      </w:r>
-    </w:p>
-    <w:bookmarkStart w:id="68" w:name="problems-of-constructs"/>
-    <w:p>
-      <w:pPr>
-        <w:pStyle w:val="Heading2"/>
-      </w:pPr>
-      <w:r>
-        <w:t xml:space="preserve">Problems of Constructs</w:t>
-      </w:r>
-    </w:p>
-    <w:p>
-      <w:pPr>
-        <w:pStyle w:val="FirstParagraph"/>
-      </w:pPr>
-      <w:r>
-        <w:t xml:space="preserve">The first reason the field has failed to adequately study individuals’ development of psychopathology across the lifespan represents a theory problem—namely, problems with constructs, and the codifying of those constructs in diagnostic and taxonomic systems.</w:t>
-      </w:r>
-      <w:r>
-        <w:t xml:space="preserve"> </w:t>
-      </w:r>
-      <w:r>
-        <w:t xml:space="preserve">In particular, our theories do not fully specify how constructs manifest behaviorally across the lifespan.</w:t>
-      </w:r>
-      <w:r>
-        <w:t xml:space="preserve"> </w:t>
-      </w:r>
-      <w:r>
-        <w:t xml:space="preserve">For instance, theories do not specify the features (e.g., cognitive, affective, or biological processes) or behaviors that characterize a given construct in each developmental period.</w:t>
-      </w:r>
-      <w:r>
-        <w:t xml:space="preserve"> </w:t>
-      </w:r>
-      <w:r>
-        <w:t xml:space="preserve">In addition, theories do not specify how those features or behaviors change across development with respect to how strongly they reflect the construct—as indicated by changes in factor loadings (in factor analysis) or discrimination (in item response theory)—or how they change in their level on the construct—as indicated by changes in intercepts (factor analysis) or difficulty/severity (item response theory).</w:t>
-      </w:r>
-    </w:p>
-    <w:p>
-      <w:pPr>
-        <w:pStyle w:val="BodyText"/>
-      </w:pPr>
-      <w:r>
-        <w:t xml:space="preserve">These gaps are important for several reasons.</w:t>
-      </w:r>
-      <w:r>
-        <w:t xml:space="preserve"> </w:t>
-      </w:r>
-      <w:r>
-        <w:t xml:space="preserve">First, psychopathology does not come from nowhere; psychopathology constructs often have earlier origins than their full clinical presentation.</w:t>
-      </w:r>
-      <w:r>
-        <w:t xml:space="preserve"> </w:t>
-      </w:r>
-      <w:r>
-        <w:t xml:space="preserve"> </w:t>
-      </w:r>
-      <w:r>
-        <w:t xml:space="preserve">In many cases, psychopathology may arise from the interaction of genetic and environmental factors, and their effects on biology, cognition, emotion, and behavior.</w:t>
-      </w:r>
-      <w:r>
-        <w:t xml:space="preserve"> </w:t>
-      </w:r>
-      <w:r>
-        <w:t xml:space="preserve">Such effects may accumulate and transpire over years.</w:t>
-      </w:r>
-      <w:r>
-        <w:t xml:space="preserve"> </w:t>
-      </w:r>
-      <w:r>
-        <w:t xml:space="preserve">Second, forms of psychopathology frequently show changes in behavioral manifestation across development—a phenomenon called heterotypic continuity</w:t>
-      </w:r>
-      <w:r>
-        <w:t xml:space="preserve"> </w:t>
-      </w:r>
-      <w:r>
-        <w:t xml:space="preserve">(</w:t>
-      </w:r>
-      <w:hyperlink w:anchor="ref-Caspi2006">
-        <w:r>
-          <w:rPr>
-            <w:rStyle w:val="Hyperlink"/>
-          </w:rPr>
-          <w:t xml:space="preserve">Caspi &amp; Shiner, 2006</w:t>
-        </w:r>
-      </w:hyperlink>
-      <w:r>
-        <w:t xml:space="preserve">;</w:t>
-      </w:r>
-      <w:r>
-        <w:t xml:space="preserve"> </w:t>
-      </w:r>
-      <w:hyperlink w:anchor="ref-Cicchetti2002">
-        <w:r>
-          <w:rPr>
-            <w:rStyle w:val="Hyperlink"/>
-          </w:rPr>
-          <w:t xml:space="preserve">Cicchetti &amp; Rogosch, 2002</w:t>
-        </w:r>
-      </w:hyperlink>
-      <w:r>
-        <w:t xml:space="preserve">;</w:t>
-      </w:r>
-      <w:r>
-        <w:t xml:space="preserve"> </w:t>
-      </w:r>
-      <w:hyperlink w:anchor="ref-Petersen2020">
-        <w:r>
-          <w:rPr>
-            <w:rStyle w:val="Hyperlink"/>
-          </w:rPr>
-          <w:t xml:space="preserve">Petersen et al., 2020</w:t>
-        </w:r>
-      </w:hyperlink>
-      <w:r>
-        <w:t xml:space="preserve">;</w:t>
-      </w:r>
-      <w:r>
-        <w:t xml:space="preserve"> </w:t>
-      </w:r>
-      <w:hyperlink w:anchor="ref-Petersen2024">
-        <w:r>
-          <w:rPr>
-            <w:rStyle w:val="Hyperlink"/>
-          </w:rPr>
-          <w:t xml:space="preserve">Petersen, 2024</w:t>
-        </w:r>
-      </w:hyperlink>
-      <w:r>
-        <w:t xml:space="preserve">)</w:t>
-      </w:r>
-      <w:r>
-        <w:t xml:space="preserve">.</w:t>
-      </w:r>
-    </w:p>
-    <w:p>
-      <w:pPr>
-        <w:pStyle w:val="BodyText"/>
-      </w:pPr>
-      <w:r>
-        <w:t xml:space="preserve">Considerable theoretical work attempts to characterize constructs across development.</w:t>
-      </w:r>
-      <w:r>
-        <w:t xml:space="preserve"> </w:t>
-      </w:r>
-      <w:r>
-        <w:t xml:space="preserve">For instance,</w:t>
-      </w:r>
-      <w:r>
-        <w:t xml:space="preserve"> </w:t>
-      </w:r>
-      <w:r>
-        <w:t xml:space="preserve">Patterson (</w:t>
-      </w:r>
-      <w:hyperlink w:anchor="ref-Patterson1993">
-        <w:r>
-          <w:rPr>
-            <w:rStyle w:val="Hyperlink"/>
-          </w:rPr>
-          <w:t xml:space="preserve">1993</w:t>
-        </w:r>
-      </w:hyperlink>
-      <w:r>
-        <w:t xml:space="preserve">)</w:t>
-      </w:r>
-      <w:r>
-        <w:t xml:space="preserve"> </w:t>
-      </w:r>
-      <w:r>
-        <w:t xml:space="preserve">characterized externalizing problems as a chimera.</w:t>
-      </w:r>
-      <w:r>
-        <w:t xml:space="preserve"> </w:t>
-      </w:r>
-      <w:r>
-        <w:t xml:space="preserve">A chimera is a mythical creature with the body of a goat that, with development, grows the head a lion and then a tail of a snake.</w:t>
-      </w:r>
-      <w:r>
-        <w:t xml:space="preserve"> </w:t>
-      </w:r>
-      <w:r>
-        <w:t xml:space="preserve">Patterson (</w:t>
-      </w:r>
-      <w:hyperlink w:anchor="ref-Patterson1993">
-        <w:r>
-          <w:rPr>
-            <w:rStyle w:val="Hyperlink"/>
-          </w:rPr>
-          <w:t xml:space="preserve">1993</w:t>
-        </w:r>
-      </w:hyperlink>
-      <w:r>
-        <w:t xml:space="preserve">)</w:t>
-      </w:r>
-      <w:r>
-        <w:t xml:space="preserve"> </w:t>
-      </w:r>
-      <w:r>
-        <w:t xml:space="preserve">and</w:t>
-      </w:r>
-      <w:r>
-        <w:t xml:space="preserve"> </w:t>
-      </w:r>
-      <w:r>
-        <w:t xml:space="preserve">Moffitt (</w:t>
-      </w:r>
-      <w:hyperlink w:anchor="ref-Moffitt1993">
-        <w:r>
-          <w:rPr>
-            <w:rStyle w:val="Hyperlink"/>
-          </w:rPr>
-          <w:t xml:space="preserve">1993</w:t>
-        </w:r>
-      </w:hyperlink>
-      <w:r>
-        <w:t xml:space="preserve">)</w:t>
-      </w:r>
-      <w:r>
-        <w:t xml:space="preserve"> </w:t>
-      </w:r>
-      <w:r>
-        <w:t xml:space="preserve">argued that externalizing behavior changes in manifestation across development such that underlying antisociality is maintained while more mature features are added across development.</w:t>
-      </w:r>
-      <w:r>
-        <w:t xml:space="preserve"> </w:t>
-      </w:r>
-      <w:r>
-        <w:t xml:space="preserve">In particular, Patterson</w:t>
-      </w:r>
-      <w:r>
-        <w:t xml:space="preserve"> </w:t>
-      </w:r>
-      <w:r>
-        <w:t xml:space="preserve">(</w:t>
-      </w:r>
-      <w:hyperlink w:anchor="ref-Patterson1993">
-        <w:r>
-          <w:rPr>
-            <w:rStyle w:val="Hyperlink"/>
-          </w:rPr>
-          <w:t xml:space="preserve">1993</w:t>
-        </w:r>
-      </w:hyperlink>
-      <w:r>
-        <w:t xml:space="preserve">)</w:t>
-      </w:r>
-      <w:r>
-        <w:t xml:space="preserve"> </w:t>
-      </w:r>
-      <w:r>
-        <w:t xml:space="preserve">noted that some externalizing behaviors wane with age, such as temper tantrums, whereas other externalizing behaviors emerge with age, including the ability to inflict serious damage or harm with violence, burglary, and shoplifting, in addition to problems such as academic failure, peer rejection, substance problems, and arrest.</w:t>
-      </w:r>
-      <w:r>
-        <w:t xml:space="preserve"> </w:t>
-      </w:r>
-      <w:r>
-        <w:t xml:space="preserve">Moffitt (</w:t>
-      </w:r>
-      <w:hyperlink w:anchor="ref-Moffitt1993">
-        <w:r>
-          <w:rPr>
-            <w:rStyle w:val="Hyperlink"/>
-          </w:rPr>
-          <w:t xml:space="preserve">1993</w:t>
-        </w:r>
-      </w:hyperlink>
-      <w:r>
-        <w:t xml:space="preserve">)</w:t>
-      </w:r>
-      <w:r>
-        <w:t xml:space="preserve"> </w:t>
-      </w:r>
-      <w:r>
-        <w:t xml:space="preserve">noted that externalizing problems may manifest as</w:t>
-      </w:r>
-      <w:r>
-        <w:t xml:space="preserve"> </w:t>
-      </w:r>
-      <w:r>
-        <w:t xml:space="preserve">“biting and hitting at age 4, shoplifting and truancy at age 10, selling drugs and stealing cars at age 16, robbery and rape at age 22, and fraud and child abuse at age 30”</w:t>
-      </w:r>
-      <w:r>
-        <w:t xml:space="preserve">, and that the prognosis for individuals who engage in externalizing behavior throughout the life-course includes</w:t>
-      </w:r>
-      <w:r>
-        <w:t xml:space="preserve"> </w:t>
-      </w:r>
-      <w:r>
-        <w:t xml:space="preserve">“drug and alcohol addiction; unsatisfactory employment; unpaid debts; homelessness; drunk driving; violent assault; multiple and unstable relationships; spouse battery; abandoned, neglected, or abused children; and psychiatric illness”</w:t>
-      </w:r>
-      <w:r>
-        <w:t xml:space="preserve"> </w:t>
-      </w:r>
-      <w:r>
-        <w:t xml:space="preserve">(p. 679).</w:t>
-      </w:r>
-      <w:r>
-        <w:t xml:space="preserve"> </w:t>
-      </w:r>
-      <w:r>
-        <w:t xml:space="preserve">In general, externalizing problems are often expressed as overt acts in early childhood, such as physical aggression and temper tantrums; whereas externalizing problems are more often expressed later in development as covert and indirect or relational forms of aggression, rule breaking, and substance use</w:t>
-      </w:r>
-      <w:r>
-        <w:t xml:space="preserve"> </w:t>
-      </w:r>
-      <w:r>
-        <w:t xml:space="preserve">(</w:t>
-      </w:r>
-      <w:hyperlink w:anchor="ref-Miller2009">
-        <w:r>
-          <w:rPr>
-            <w:rStyle w:val="Hyperlink"/>
-          </w:rPr>
-          <w:t xml:space="preserve">Miller et al., 2009</w:t>
-        </w:r>
-      </w:hyperlink>
-      <w:r>
-        <w:t xml:space="preserve">;</w:t>
-      </w:r>
-      <w:r>
-        <w:t xml:space="preserve"> </w:t>
-      </w:r>
-      <w:hyperlink w:anchor="ref-Petersen2026">
-        <w:r>
-          <w:rPr>
-            <w:rStyle w:val="Hyperlink"/>
-          </w:rPr>
-          <w:t xml:space="preserve">Petersen et al., 2026</w:t>
-        </w:r>
-      </w:hyperlink>
-      <w:r>
-        <w:t xml:space="preserve">)</w:t>
-      </w:r>
-      <w:r>
-        <w:t xml:space="preserve">.</w:t>
-      </w:r>
-      <w:r>
-        <w:t xml:space="preserve"> </w:t>
-      </w:r>
-      <w:r>
-        <w:t xml:space="preserve">These age-differing behaviors show strong stability of individual differences, indicating a consistent underlying construct</w:t>
-      </w:r>
-      <w:r>
-        <w:t xml:space="preserve"> </w:t>
-      </w:r>
-      <w:r>
-        <w:t xml:space="preserve">(</w:t>
-      </w:r>
-      <w:hyperlink w:anchor="ref-Moffitt1993">
-        <w:r>
-          <w:rPr>
-            <w:rStyle w:val="Hyperlink"/>
-          </w:rPr>
-          <w:t xml:space="preserve">Moffitt, 1993</w:t>
-        </w:r>
-      </w:hyperlink>
-      <w:r>
-        <w:t xml:space="preserve">;</w:t>
-      </w:r>
-      <w:r>
-        <w:t xml:space="preserve"> </w:t>
-      </w:r>
-      <w:hyperlink w:anchor="ref-Patterson1993">
-        <w:r>
-          <w:rPr>
-            <w:rStyle w:val="Hyperlink"/>
-          </w:rPr>
-          <w:t xml:space="preserve">Patterson, 1993</w:t>
-        </w:r>
-      </w:hyperlink>
-      <w:r>
-        <w:t xml:space="preserve">)</w:t>
-      </w:r>
-      <w:r>
-        <w:t xml:space="preserve">.</w:t>
-      </w:r>
-      <w:r>
-        <w:t xml:space="preserve"> </w:t>
-      </w:r>
-      <w:r>
-        <w:t xml:space="preserve">Consistent with the Developmental Issues Framework</w:t>
-      </w:r>
-      <w:r>
-        <w:t xml:space="preserve"> </w:t>
-      </w:r>
-      <w:r>
-        <w:t xml:space="preserve">(</w:t>
-      </w:r>
-      <w:hyperlink w:anchor="ref-Sroufe2016">
-        <w:r>
-          <w:rPr>
-            <w:rStyle w:val="Hyperlink"/>
-          </w:rPr>
-          <w:t xml:space="preserve">Sroufe, 2016</w:t>
-        </w:r>
-      </w:hyperlink>
-      <w:r>
-        <w:t xml:space="preserve">)</w:t>
-      </w:r>
-      <w:r>
-        <w:t xml:space="preserve">, the changing behavioral expression of externalizing problems likely reflects a combination of time-varying genetic and environmental factors, such as school entry transition, in combination with varying developmental tasks, different opportunities, and greater experience-dependent capacity</w:t>
-      </w:r>
-      <w:r>
-        <w:t xml:space="preserve"> </w:t>
-      </w:r>
-      <w:r>
-        <w:t xml:space="preserve">(</w:t>
-      </w:r>
-      <w:hyperlink w:anchor="ref-Petersen2020">
-        <w:r>
-          <w:rPr>
-            <w:rStyle w:val="Hyperlink"/>
-          </w:rPr>
-          <w:t xml:space="preserve">Petersen et al., 2020</w:t>
-        </w:r>
-      </w:hyperlink>
-      <w:r>
-        <w:t xml:space="preserve">)</w:t>
-      </w:r>
-      <w:r>
-        <w:t xml:space="preserve">.</w:t>
-      </w:r>
-    </w:p>
-    <w:p>
-      <w:pPr>
-        <w:pStyle w:val="BodyText"/>
-      </w:pPr>
-      <w:r>
-        <w:t xml:space="preserve">In addition to externalizing problems, both internalizing</w:t>
-      </w:r>
-      <w:r>
-        <w:t xml:space="preserve"> </w:t>
-      </w:r>
-      <w:r>
-        <w:t xml:space="preserve">(</w:t>
-      </w:r>
-      <w:hyperlink w:anchor="ref-Petersen2018">
-        <w:r>
-          <w:rPr>
-            <w:rStyle w:val="Hyperlink"/>
-          </w:rPr>
-          <w:t xml:space="preserve">Petersen et al., 2018</w:t>
-        </w:r>
-      </w:hyperlink>
-      <w:r>
-        <w:t xml:space="preserve">;</w:t>
-      </w:r>
-      <w:r>
-        <w:t xml:space="preserve"> </w:t>
-      </w:r>
-      <w:hyperlink w:anchor="ref-Weems2008">
-        <w:r>
-          <w:rPr>
-            <w:rStyle w:val="Hyperlink"/>
-          </w:rPr>
-          <w:t xml:space="preserve">Weems, 2008</w:t>
-        </w:r>
-      </w:hyperlink>
-      <w:r>
-        <w:t xml:space="preserve">;</w:t>
-      </w:r>
-      <w:r>
-        <w:t xml:space="preserve"> </w:t>
-      </w:r>
-      <w:hyperlink w:anchor="ref-Weiss2003">
-        <w:r>
-          <w:rPr>
-            <w:rStyle w:val="Hyperlink"/>
-          </w:rPr>
-          <w:t xml:space="preserve">Weiss &amp; Garber, 2003</w:t>
-        </w:r>
-      </w:hyperlink>
-      <w:r>
-        <w:t xml:space="preserve">)</w:t>
-      </w:r>
-      <w:r>
-        <w:t xml:space="preserve"> </w:t>
-      </w:r>
-      <w:r>
-        <w:t xml:space="preserve">and thought-disordered</w:t>
-      </w:r>
-      <w:r>
-        <w:t xml:space="preserve"> </w:t>
-      </w:r>
-      <w:r>
-        <w:t xml:space="preserve">(</w:t>
-      </w:r>
-      <w:hyperlink w:anchor="ref-Rutter2006">
-        <w:r>
-          <w:rPr>
-            <w:rStyle w:val="Hyperlink"/>
-          </w:rPr>
-          <w:t xml:space="preserve">Rutter et al., 2006</w:t>
-        </w:r>
-      </w:hyperlink>
-      <w:r>
-        <w:t xml:space="preserve">)</w:t>
-      </w:r>
-      <w:r>
-        <w:t xml:space="preserve"> </w:t>
-      </w:r>
-      <w:r>
-        <w:t xml:space="preserve">problems are thought to change in manifestation across development.</w:t>
-      </w:r>
-    </w:p>
-    <w:p>
-      <w:pPr>
-        <w:pStyle w:val="BodyText"/>
-      </w:pPr>
-      <w:r>
-        <w:t xml:space="preserve">However, more work is needed to developmentally parameterize constructs—to define constructs developmentally in terms of their features.</w:t>
-      </w:r>
-      <w:r>
-        <w:t xml:space="preserve"> </w:t>
-      </w:r>
-      <w:r>
-        <w:t xml:space="preserve">Recent empirical work suggests that it is uncommon for symptoms to change from one symptom to another for a given person at the subsequent measurement occasion</w:t>
-      </w:r>
-      <w:r>
-        <w:t xml:space="preserve"> </w:t>
-      </w:r>
-      <w:r>
-        <w:t xml:space="preserve">(</w:t>
-      </w:r>
-      <w:hyperlink w:anchor="ref-ApplegateInPress">
-        <w:r>
-          <w:rPr>
-            <w:rStyle w:val="Hyperlink"/>
-          </w:rPr>
-          <w:t xml:space="preserve">Applegate &amp; Lahey, in press</w:t>
-        </w:r>
-      </w:hyperlink>
-      <w:r>
-        <w:t xml:space="preserve">)</w:t>
-      </w:r>
-      <w:r>
-        <w:t xml:space="preserve">.</w:t>
-      </w:r>
-      <w:r>
-        <w:t xml:space="preserve"> </w:t>
-      </w:r>
-      <w:r>
-        <w:t xml:space="preserve">Nevertheless, the authors found that adding new symptoms and subtracting symptoms—other ways that a construct can change in manifestation—were both relatively common.</w:t>
-      </w:r>
-      <w:r>
-        <w:t xml:space="preserve"> </w:t>
-      </w:r>
-      <w:r>
-        <w:t xml:space="preserve">Moreover, just because a symptom persists does not mean that the behavioral manifestation of that symptom stays the same for that individual.</w:t>
-      </w:r>
-      <w:r>
-        <w:t xml:space="preserve"> </w:t>
-      </w:r>
-      <w:r>
-        <w:t xml:space="preserve">For instance, even if a symptom (e.g.,</w:t>
-      </w:r>
-      <w:r>
-        <w:t xml:space="preserve"> </w:t>
-      </w:r>
-      <w:r>
-        <w:t xml:space="preserve">“fighting”</w:t>
-      </w:r>
-      <w:r>
-        <w:t xml:space="preserve">) persists for an individual, their manifestation of that symptom could differ in form, function, or mechanism</w:t>
-      </w:r>
-      <w:r>
-        <w:t xml:space="preserve"> </w:t>
-      </w:r>
-      <w:r>
-        <w:t xml:space="preserve">(</w:t>
-      </w:r>
-      <w:hyperlink w:anchor="ref-Petersen2024">
-        <w:r>
-          <w:rPr>
-            <w:rStyle w:val="Hyperlink"/>
-          </w:rPr>
-          <w:t xml:space="preserve">Petersen, 2024</w:t>
-        </w:r>
-      </w:hyperlink>
-      <w:r>
-        <w:t xml:space="preserve">)</w:t>
-      </w:r>
-      <w:r>
-        <w:t xml:space="preserve">.</w:t>
-      </w:r>
-      <w:r>
-        <w:t xml:space="preserve"> </w:t>
-      </w:r>
-      <w:r>
-        <w:t xml:space="preserve">Thus, as noted by</w:t>
-      </w:r>
-      <w:r>
-        <w:t xml:space="preserve"> </w:t>
-      </w:r>
-      <w:r>
-        <w:t xml:space="preserve">Applegate and Lahey (</w:t>
-      </w:r>
-      <w:hyperlink w:anchor="ref-ApplegateInPress">
-        <w:r>
-          <w:rPr>
-            <w:rStyle w:val="Hyperlink"/>
-          </w:rPr>
-          <w:t xml:space="preserve">in press</w:t>
-        </w:r>
-      </w:hyperlink>
-      <w:r>
-        <w:t xml:space="preserve">)</w:t>
-      </w:r>
-      <w:r>
-        <w:t xml:space="preserve">,</w:t>
-      </w:r>
-      <w:r>
-        <w:t xml:space="preserve"> </w:t>
-      </w:r>
-      <w:r>
-        <w:t xml:space="preserve">“future causal theories will need to rest on a more detailed and nuanced description of persistence and change at the level of specific psychological problems.”</w:t>
-      </w:r>
-    </w:p>
-    <w:p>
-      <w:pPr>
-        <w:pStyle w:val="BodyText"/>
-      </w:pPr>
-      <w:r>
-        <w:t xml:space="preserve">Moreover, where such theories do indicate changes in behavioral manifestation across development, diagnostic and taxonomic systems do not incorporate these developmental changes.</w:t>
-      </w:r>
-    </w:p>
-    <w:bookmarkStart w:id="67" w:name="lack-of-a-developmental-perspective"/>
-    <w:p>
-      <w:pPr>
-        <w:pStyle w:val="Heading3"/>
-      </w:pPr>
-      <w:r>
-        <w:t xml:space="preserve">Lack of a Developmental Perspective</w:t>
-      </w:r>
-    </w:p>
-    <w:p>
-      <w:pPr>
-        <w:pStyle w:val="FirstParagraph"/>
-      </w:pPr>
-      <w:r>
-        <w:t xml:space="preserve">Diagnostic and taxonomic systems do not define psychopathology constructs from a developmental perspective.</w:t>
-      </w:r>
-      <w:r>
-        <w:t xml:space="preserve"> </w:t>
-      </w:r>
-      <w:r>
-        <w:t xml:space="preserve">The diagnostic systems, including the Diagnostic and Statistical Manual of Mental Disorders</w:t>
-      </w:r>
-      <w:r>
-        <w:t xml:space="preserve"> </w:t>
-      </w:r>
-      <w:r>
-        <w:t xml:space="preserve">(DSM-5-TR;</w:t>
-      </w:r>
-      <w:r>
-        <w:t xml:space="preserve"> </w:t>
-      </w:r>
-      <w:hyperlink w:anchor="ref-APA2022">
-        <w:r>
-          <w:rPr>
-            <w:rStyle w:val="Hyperlink"/>
-          </w:rPr>
-          <w:t xml:space="preserve">American Psychiatric Association, 2022</w:t>
-        </w:r>
-      </w:hyperlink>
-      <w:r>
-        <w:t xml:space="preserve">)</w:t>
-      </w:r>
-      <w:r>
-        <w:t xml:space="preserve"> </w:t>
-      </w:r>
-      <w:r>
-        <w:t xml:space="preserve">and the International Classification of Diseases</w:t>
-      </w:r>
-      <w:r>
-        <w:t xml:space="preserve"> </w:t>
-      </w:r>
-      <w:r>
-        <w:t xml:space="preserve">(ICD-11;</w:t>
-      </w:r>
-      <w:r>
-        <w:t xml:space="preserve"> </w:t>
-      </w:r>
-      <w:hyperlink w:anchor="ref-WHO2022">
-        <w:r>
-          <w:rPr>
-            <w:rStyle w:val="Hyperlink"/>
-          </w:rPr>
-          <w:t xml:space="preserve">World Health Organization, 2022</w:t>
-        </w:r>
-      </w:hyperlink>
-      <w:r>
-        <w:t xml:space="preserve">)</w:t>
-      </w:r>
-      <w:r>
-        <w:t xml:space="preserve">, specify various externalizing-related disorders, including attention-deficit/hyperactivity disorder (ADHD), oppositional defiant disorder (ODD), conduct disorder (CD), and antisocial personality disorder (ASPD).</w:t>
-      </w:r>
-      <w:r>
-        <w:t xml:space="preserve"> </w:t>
-      </w:r>
-      <w:r>
-        <w:t xml:space="preserve">Among externalizing-related disorders—with few exceptions</w:t>
-      </w:r>
-      <w:r>
-        <w:rPr>
-          <w:rStyle w:val="FootnoteReference"/>
-        </w:rPr>
-        <w:footnoteReference w:id="65"/>
-      </w:r>
-      <w:r>
-        <w:t xml:space="preserve">—the diagnostic criteria do not differ across development, even though diagnostic manuals acknowledge that developmental factors impact symptom presentation</w:t>
-      </w:r>
-      <w:r>
-        <w:rPr>
-          <w:rStyle w:val="FootnoteReference"/>
-        </w:rPr>
-        <w:footnoteReference w:id="66"/>
-      </w:r>
-      <w:r>
-        <w:t xml:space="preserve">.</w:t>
-      </w:r>
-      <w:r>
-        <w:t xml:space="preserve"> </w:t>
-      </w:r>
-      <w:r>
-        <w:t xml:space="preserve">In addition to diagnostic systems, emerging taxonomies and frameworks of psychopathology—including the hierarchical taxonomy of psychopathology (HiTOP) and research domain criteria (RDoC)—do not incorporate a developental perspective</w:t>
-      </w:r>
-      <w:r>
-        <w:t xml:space="preserve"> </w:t>
-      </w:r>
-      <w:r>
-        <w:t xml:space="preserve">(</w:t>
-      </w:r>
-      <w:hyperlink w:anchor="ref-Tackett2022">
-        <w:r>
-          <w:rPr>
-            <w:rStyle w:val="Hyperlink"/>
-          </w:rPr>
-          <w:t xml:space="preserve">Tackett &amp; Hallquist, 2022</w:t>
-        </w:r>
-      </w:hyperlink>
-      <w:r>
-        <w:t xml:space="preserve">)</w:t>
-      </w:r>
-      <w:r>
-        <w:t xml:space="preserve">.</w:t>
-      </w:r>
-    </w:p>
-    <w:bookmarkEnd w:id="67"/>
-    <w:bookmarkEnd w:id="68"/>
-    <w:bookmarkStart w:id="78" w:name="X08761d2e933d3c63251c7853a991975a4515ca5"/>
-    <w:p>
-      <w:pPr>
-        <w:pStyle w:val="Heading2"/>
-      </w:pPr>
-      <w:r>
-        <w:t xml:space="preserve">Problems of Existing Assessments and Traditional Scoring Systems</w:t>
-      </w:r>
-    </w:p>
-    <w:p>
-      <w:pPr>
-        <w:pStyle w:val="FirstParagraph"/>
-      </w:pPr>
-      <w:r>
-        <w:t xml:space="preserve">Other key reasons the field has failed to adequately study individuals’ development of psychopathology across the lifespan represent method problems—namely, problems with existing assessments and how those assessments are used, based on traditional scoring systems.</w:t>
-      </w:r>
-      <w:r>
-        <w:t xml:space="preserve"> </w:t>
-      </w:r>
-      <w:r>
-        <w:t xml:space="preserve">There is a mismatch between theory and method.</w:t>
-      </w:r>
-      <w:r>
-        <w:t xml:space="preserve"> </w:t>
-      </w:r>
-      <w:r>
-        <w:t xml:space="preserve">In particular, there is a mismatch between theory of constructs—including how a construct manifests behaviorally—and the methods used to assess the construct and to evaluate people’s level and change in that construct.</w:t>
-      </w:r>
-    </w:p>
-    <w:bookmarkStart w:id="74" w:name="X4c94655489fd3e3efea19c584555f75e74709d7"/>
-    <w:p>
-      <w:pPr>
-        <w:pStyle w:val="Heading3"/>
-      </w:pPr>
-      <w:r>
-        <w:t xml:space="preserve">Do Not Adequately Capture Constructs’ Change in Behavioral Manifestation Across Development</w:t>
-      </w:r>
-    </w:p>
-    <w:p>
-      <w:pPr>
-        <w:pStyle w:val="FirstParagraph"/>
-      </w:pPr>
-      <w:r>
-        <w:t xml:space="preserve">Given the substantial changes in behavioral manifestation of psychopathology across development, it is important for measures to capture the constructs’ changing behavioral manifestation, to stay developmentally relevant and construct valid.</w:t>
-      </w:r>
-      <w:r>
-        <w:t xml:space="preserve"> </w:t>
-      </w:r>
-      <w:r>
-        <w:t xml:space="preserve">As noted by</w:t>
-      </w:r>
-      <w:r>
-        <w:t xml:space="preserve"> </w:t>
-      </w:r>
-      <w:r>
-        <w:t xml:space="preserve">Moffitt (</w:t>
-      </w:r>
-      <w:hyperlink w:anchor="ref-Moffitt1993">
-        <w:r>
-          <w:rPr>
-            <w:rStyle w:val="Hyperlink"/>
-          </w:rPr>
-          <w:t xml:space="preserve">1993</w:t>
-        </w:r>
-      </w:hyperlink>
-      <w:r>
-        <w:t xml:space="preserve">)</w:t>
-      </w:r>
-      <w:r>
-        <w:t xml:space="preserve">,</w:t>
-      </w:r>
-      <w:r>
-        <w:t xml:space="preserve"> </w:t>
-      </w:r>
-      <w:r>
-        <w:t xml:space="preserve">“Measures of antisocial behavior should be sensitive to developmental heterogeneity to tap individual differences while allowing for the emergence of new forms of antisocial behavior (e.g., automobile theft) or for the forsaking of old forms (e.g., tantrums).”</w:t>
-      </w:r>
-      <w:r>
-        <w:t xml:space="preserve"> </w:t>
-      </w:r>
-      <w:r>
-        <w:t xml:space="preserve">(p. 694).</w:t>
-      </w:r>
-    </w:p>
-    <w:p>
-      <w:pPr>
-        <w:pStyle w:val="BodyText"/>
-      </w:pPr>
-      <w:r>
-        <w:t xml:space="preserve">However, measures show insufficient differences in which items are assessed at which ages to account for heterotypic continuity.</w:t>
-      </w:r>
-      <w:r>
-        <w:t xml:space="preserve"> </w:t>
-      </w:r>
-      <w:r>
-        <w:t xml:space="preserve">For example, the same version of the Child Behavior Checklist (CBCL) spans ages 6–18.</w:t>
-      </w:r>
-      <w:r>
-        <w:t xml:space="preserve"> </w:t>
-      </w:r>
-      <w:r>
-        <w:t xml:space="preserve">Considerable development occurs during that span.</w:t>
-      </w:r>
-    </w:p>
-    <w:p>
-      <w:pPr>
-        <w:pStyle w:val="BodyText"/>
-      </w:pPr>
-      <w:r>
-        <w:t xml:space="preserve">There are two primary ways that researchers have examined people’s change in psychopathology across development</w:t>
-      </w:r>
-      <w:r>
-        <w:t xml:space="preserve"> </w:t>
-      </w:r>
-      <w:hyperlink w:anchor="fig-approachesToLongitudinalAssessment">
-        <w:r>
-          <w:rPr>
-            <w:rStyle w:val="Hyperlink"/>
-          </w:rPr>
-          <w:t xml:space="preserve">Figure 3</w:t>
-        </w:r>
-      </w:hyperlink>
-      <w:r>
-        <w:t xml:space="preserve">.</w:t>
-      </w:r>
-      <w:r>
-        <w:t xml:space="preserve"> </w:t>
-      </w:r>
-      <w:r>
-        <w:t xml:space="preserve">The</w:t>
-      </w:r>
-      <w:r>
-        <w:t xml:space="preserve"> </w:t>
-      </w:r>
-      <w:r>
-        <w:t xml:space="preserve">“common items”</w:t>
-      </w:r>
-      <w:r>
-        <w:t xml:space="preserve"> </w:t>
-      </w:r>
-      <w:r>
-        <w:t xml:space="preserve">approach removes items that are age specific.</w:t>
-      </w:r>
-      <w:r>
-        <w:t xml:space="preserve"> </w:t>
-      </w:r>
-      <w:r>
-        <w:t xml:space="preserve">For example, in a study of externalizing problems from early childhood to adolescence, a study might remove some substance use items that might not be developmentally relevant at all ages.</w:t>
-      </w:r>
-      <w:r>
-        <w:t xml:space="preserve"> </w:t>
-      </w:r>
-      <w:r>
-        <w:t xml:space="preserve">The second approach, the</w:t>
-      </w:r>
-      <w:r>
-        <w:t xml:space="preserve"> </w:t>
-      </w:r>
-      <w:r>
-        <w:t xml:space="preserve">“upward/downward extension”</w:t>
-      </w:r>
-      <w:r>
-        <w:t xml:space="preserve"> </w:t>
-      </w:r>
-      <w:r>
-        <w:t xml:space="preserve">approach, takes items that are valid at a given age and uses the items across ages when the item may not be valid or useful—i.e., all items are assessed at all ages.</w:t>
-      </w:r>
-      <w:r>
-        <w:t xml:space="preserve"> </w:t>
-      </w:r>
-      <w:r>
-        <w:t xml:space="preserve">For instance, the upward extension approach might take the item</w:t>
-      </w:r>
-      <w:r>
-        <w:t xml:space="preserve"> </w:t>
-      </w:r>
-      <w:r>
-        <w:t xml:space="preserve">“disobedient to authority figures”</w:t>
-      </w:r>
-      <w:r>
-        <w:t xml:space="preserve"> </w:t>
-      </w:r>
-      <w:r>
-        <w:t xml:space="preserve">and apply it to older individuals for whom such a behavior may no longer validly reflect externalizing behavior—and may instead reflect prosocial functions including protesting against societally unjust actions.</w:t>
-      </w:r>
-      <w:r>
-        <w:t xml:space="preserve"> </w:t>
-      </w:r>
-      <w:r>
-        <w:t xml:space="preserve">Both the</w:t>
-      </w:r>
-      <w:r>
-        <w:t xml:space="preserve"> </w:t>
-      </w:r>
-      <w:r>
-        <w:t xml:space="preserve">“common items”</w:t>
-      </w:r>
-      <w:r>
-        <w:t xml:space="preserve"> </w:t>
-      </w:r>
-      <w:r>
-        <w:t xml:space="preserve">(e.g.,</w:t>
-      </w:r>
-      <w:r>
-        <w:t xml:space="preserve"> </w:t>
-      </w:r>
-      <w:hyperlink w:anchor="ref-Odgers2008">
-        <w:r>
-          <w:rPr>
-            <w:rStyle w:val="Hyperlink"/>
-          </w:rPr>
-          <w:t xml:space="preserve">Odgers et al., 2008</w:t>
-        </w:r>
-      </w:hyperlink>
-      <w:r>
-        <w:t xml:space="preserve">;</w:t>
-      </w:r>
-      <w:r>
-        <w:t xml:space="preserve"> </w:t>
-      </w:r>
-      <w:hyperlink w:anchor="ref-Sterba2007">
-        <w:r>
-          <w:rPr>
-            <w:rStyle w:val="Hyperlink"/>
-          </w:rPr>
-          <w:t xml:space="preserve">Sterba et al., 2007</w:t>
-        </w:r>
-      </w:hyperlink>
-      <w:r>
-        <w:t xml:space="preserve">)</w:t>
-      </w:r>
-      <w:r>
-        <w:t xml:space="preserve"> </w:t>
-      </w:r>
-      <w:r>
-        <w:t xml:space="preserve">and</w:t>
-      </w:r>
-      <w:r>
-        <w:t xml:space="preserve"> </w:t>
-      </w:r>
-      <w:r>
-        <w:t xml:space="preserve">“upward/downward extension”</w:t>
-      </w:r>
-      <w:r>
-        <w:t xml:space="preserve"> </w:t>
-      </w:r>
-      <w:r>
-        <w:t xml:space="preserve">(e.g.,</w:t>
-      </w:r>
-      <w:r>
-        <w:t xml:space="preserve"> </w:t>
-      </w:r>
-      <w:hyperlink w:anchor="ref-BriggsGowan2016">
-        <w:r>
-          <w:rPr>
-            <w:rStyle w:val="Hyperlink"/>
-          </w:rPr>
-          <w:t xml:space="preserve">Briggs-Gowan et al., 2016</w:t>
-        </w:r>
-      </w:hyperlink>
-      <w:r>
-        <w:t xml:space="preserve">;</w:t>
-      </w:r>
-      <w:r>
-        <w:t xml:space="preserve"> </w:t>
-      </w:r>
-      <w:hyperlink w:anchor="ref-Broeren2013">
-        <w:r>
-          <w:rPr>
-            <w:rStyle w:val="Hyperlink"/>
-          </w:rPr>
-          <w:t xml:space="preserve">Broeren et al., 2013</w:t>
-        </w:r>
-      </w:hyperlink>
-      <w:r>
-        <w:t xml:space="preserve">)</w:t>
-      </w:r>
-      <w:r>
-        <w:t xml:space="preserve"> </w:t>
-      </w:r>
-      <w:r>
-        <w:t xml:space="preserve">approaches are widely used, likely because they result in the same items assessed across ages, but both have key problems.</w:t>
-      </w:r>
-      <w:r>
-        <w:t xml:space="preserve"> </w:t>
-      </w:r>
-      <w:r>
-        <w:t xml:space="preserve">As an example of the common items approach, Odgers et al. (2008, p. 676) examined children’s development of DSM-IV symptoms of conduct disorder from ages 7 to 26 years, but they dropped age-specific symptoms (e.g., running away, staying out late)</w:t>
-      </w:r>
-      <w:r>
-        <w:t xml:space="preserve"> </w:t>
-      </w:r>
-      <w:r>
-        <w:t xml:space="preserve">“because [these symptoms] did not cover the study’s age span”</w:t>
-      </w:r>
-      <w:r>
-        <w:t xml:space="preserve">.</w:t>
-      </w:r>
-      <w:r>
-        <w:t xml:space="preserve"> </w:t>
-      </w:r>
-      <w:r>
-        <w:t xml:space="preserve">As an example of the upward extension approach, Broeren et al. (2013, p. 84) examined children’s development of anxiety from ages 4 to 11 years; they noted,</w:t>
-      </w:r>
-      <w:r>
-        <w:t xml:space="preserve"> </w:t>
-      </w:r>
-      <w:r>
-        <w:t xml:space="preserve">“Although the questionnaire was originally developed to measure anxiety in preschoolers, the current study also employed the scale with older children to promote uniformity in measures”</w:t>
-      </w:r>
-      <w:r>
-        <w:t xml:space="preserve">.</w:t>
-      </w:r>
-    </w:p>
-    <w:bookmarkStart w:id="73" w:name="fig-approachesToLongitudinalAssessment"/>
-    <w:p>
-      <w:pPr>
-        <w:pStyle w:val="FigureTitle"/>
-      </w:pPr>
-      <w:r>
-        <w:t xml:space="preserve">Figure 3</w:t>
-      </w:r>
-    </w:p>
-    <w:p>
-      <w:pPr>
-        <w:pStyle w:val="Caption"/>
-      </w:pPr>
-      <w:r>
-        <w:t xml:space="preserve">Item set A refers to items that are construct-valid at only timepoint 1 (T1); item set B is construct-valid at both T1 and T2; item set C is construct-valid at only T2.</w:t>
-      </w:r>
-      <w:r>
-        <w:t xml:space="preserve"> </w:t>
-      </w:r>
-      <w:r>
-        <w:t xml:space="preserve">A dash indicates that the item set was not assessed at a given timepoint.</w:t>
-      </w:r>
-      <w:r>
-        <w:t xml:space="preserve"> </w:t>
-      </w:r>
-      <w:r>
-        <w:t xml:space="preserve">A white box indicates invalid assessment in terms of either a content gap (i.e., important missing items) or intrusion (i.e., invalid items at a given timepoint).</w:t>
-      </w:r>
-      <w:r>
-        <w:t xml:space="preserve"> </w:t>
-      </w:r>
-      <w:r>
-        <w:t xml:space="preserve">In a study of externalizing problems from early childhood to adulthood,</w:t>
-      </w:r>
-      <w:r>
-        <w:t xml:space="preserve"> </w:t>
-      </w:r>
-      <w:r>
-        <w:t xml:space="preserve">“biting others”</w:t>
-      </w:r>
-      <w:r>
-        <w:t xml:space="preserve"> </w:t>
-      </w:r>
-      <w:r>
-        <w:t xml:space="preserve">may be in item set A;</w:t>
-      </w:r>
-      <w:r>
-        <w:t xml:space="preserve"> </w:t>
-      </w:r>
-      <w:r>
-        <w:t xml:space="preserve">“noncompliant”</w:t>
-      </w:r>
-      <w:r>
-        <w:t xml:space="preserve"> </w:t>
-      </w:r>
-      <w:r>
-        <w:t xml:space="preserve">in B;</w:t>
-      </w:r>
-      <w:r>
-        <w:t xml:space="preserve"> </w:t>
-      </w:r>
-      <w:r>
-        <w:t xml:space="preserve">“drug use”</w:t>
-      </w:r>
-      <w:r>
-        <w:t xml:space="preserve"> </w:t>
-      </w:r>
-      <w:r>
-        <w:t xml:space="preserve">in C.</w:t>
-      </w:r>
-      <w:r>
-        <w:t xml:space="preserve"> </w:t>
-      </w:r>
-      <w:r>
-        <w:t xml:space="preserve">The three approaches are: (1) common items: B at T1 and T2, (2) upward/downward extension: ABC at T1 and T2, or (3) construct-valid items: AB at T1; BC at T2.</w:t>
-      </w:r>
-      <w:r>
-        <w:t xml:space="preserve"> </w:t>
-      </w:r>
-      <w:r>
-        <w:t xml:space="preserve">The</w:t>
-      </w:r>
-      <w:r>
-        <w:t xml:space="preserve"> </w:t>
-      </w:r>
-      <w:r>
-        <w:t xml:space="preserve">“common items”</w:t>
-      </w:r>
-      <w:r>
-        <w:t xml:space="preserve"> </w:t>
-      </w:r>
-      <w:r>
-        <w:t xml:space="preserve">and</w:t>
-      </w:r>
-      <w:r>
-        <w:t xml:space="preserve"> </w:t>
-      </w:r>
-      <w:r>
-        <w:t xml:space="preserve">“upward/downward extension”</w:t>
-      </w:r>
-      <w:r>
-        <w:t xml:space="preserve"> </w:t>
-      </w:r>
-      <w:r>
-        <w:t xml:space="preserve">approaches are by far the most widely used in the literature, even though they likely lead to inaccurate scores and thus inaccurate trajectories.</w:t>
-      </w:r>
-      <w:r>
-        <w:t xml:space="preserve"> </w:t>
-      </w:r>
-      <w:r>
-        <w:t xml:space="preserve">(Figure reprinted from</w:t>
-      </w:r>
-      <w:r>
-        <w:t xml:space="preserve"> </w:t>
-      </w:r>
-      <w:r>
-        <w:t xml:space="preserve">Petersen et al. (</w:t>
-      </w:r>
-      <w:hyperlink w:anchor="ref-Petersen2026">
-        <w:r>
-          <w:rPr>
-            <w:rStyle w:val="Hyperlink"/>
-          </w:rPr>
-          <w:t xml:space="preserve">2026</w:t>
-        </w:r>
-      </w:hyperlink>
-      <w:r>
-        <w:t xml:space="preserve">)</w:t>
-      </w:r>
-      <w:r>
-        <w:t xml:space="preserve">, Figure 1, p. 113. Petersen, I. T., Demko, Z., Lee, W.-C., &amp; Oleson, J. J. (2026). Studying development of psychopathology using changing measures to account for heterotypic continuity.</w:t>
-      </w:r>
-      <w:r>
-        <w:t xml:space="preserve"> </w:t>
-      </w:r>
-      <w:r>
-        <w:rPr>
-          <w:i/>
-          <w:iCs/>
-        </w:rPr>
-        <w:t xml:space="preserve">JAACAP Open</w:t>
-      </w:r>
-      <w:r>
-        <w:t xml:space="preserve">,</w:t>
-      </w:r>
-      <w:r>
-        <w:t xml:space="preserve"> </w:t>
-      </w:r>
-      <w:r>
-        <w:rPr>
-          <w:i/>
-          <w:iCs/>
-        </w:rPr>
-        <w:t xml:space="preserve">4</w:t>
-      </w:r>
-      <w:r>
-        <w:t xml:space="preserve">(1), 111–123.</w:t>
-      </w:r>
-      <w:r>
-        <w:t xml:space="preserve"> </w:t>
-      </w:r>
-      <w:hyperlink r:id="rId69">
-        <w:r>
-          <w:rPr>
-            <w:rStyle w:val="Hyperlink"/>
-          </w:rPr>
-          <w:t xml:space="preserve">https://doi.org/10.1016/j.jaacop.2025.10.008</w:t>
-        </w:r>
-      </w:hyperlink>
-      <w:r>
-        <w:t xml:space="preserve">)</w:t>
+        <w:framePr w:w="0" w:h="0" w:vAnchor="margin" w:hAnchor="margin" w:xAlign="right" w:yAlign="top"/>
+      </w:pPr>
+    </w:p>
+    <w:bookmarkStart w:id="64" w:name="fig-extTrajectories"/>
+    <w:p>
+      <w:pPr>
+        <w:pStyle w:val="FigureWithoutNote"/>
+      </w:pPr>
+      <w:r>
+        <w:t xml:space="preserve">(C) Heterogeneity of individuals’ trajectories of externalizing behavior.</w:t>
       </w:r>
     </w:p>
     <w:p>
@@ -3089,20 +1482,1784 @@
       <w:r>
         <w:drawing>
           <wp:inline>
-            <wp:extent cx="5943600" cy="2351289"/>
+            <wp:extent cx="2971800" cy="2228850"/>
             <wp:effectExtent b="0" l="0" r="0" t="0"/>
-            <wp:docPr descr="" title="" id="71" name="Picture"/>
+            <wp:docPr descr="" title="" id="62" name="Picture"/>
             <a:graphic>
               <a:graphicData uri="http://schemas.openxmlformats.org/drawingml/2006/picture">
                 <pic:pic>
                   <pic:nvPicPr>
-                    <pic:cNvPr descr="Figures/approachesToLongitudinalAssessment.jpg" id="72" name="Picture"/>
+                    <pic:cNvPr descr="Figures/Petersen2015_adapted.png" id="63" name="Picture"/>
                     <pic:cNvPicPr>
                       <a:picLocks noChangeArrowheads="1" noChangeAspect="1"/>
                     </pic:cNvPicPr>
                   </pic:nvPicPr>
                   <pic:blipFill>
-                    <a:blip r:embed="rId70"/>
+                    <a:blip r:embed="rId61"/>
+                    <a:stretch>
+                      <a:fillRect/>
+                    </a:stretch>
+                  </pic:blipFill>
+                  <pic:spPr bwMode="auto">
+                    <a:xfrm>
+                      <a:off x="0" y="0"/>
+                      <a:ext cx="2971800" cy="2228850"/>
+                    </a:xfrm>
+                    <a:prstGeom prst="rect">
+                      <a:avLst/>
+                    </a:prstGeom>
+                    <a:noFill/>
+                    <a:ln w="9525">
+                      <a:noFill/>
+                      <a:headEnd/>
+                      <a:tailEnd/>
+                    </a:ln>
+                  </pic:spPr>
+                </pic:pic>
+              </a:graphicData>
+            </a:graphic>
+          </wp:inline>
+        </w:drawing>
+      </w:r>
+    </w:p>
+    <w:bookmarkEnd w:id="64"/>
+    <w:p>
+      <w:pPr>
+        <w:pStyle w:val="FigureTitle"/>
+      </w:pPr>
+      <w:r>
+        <w:t xml:space="preserve">Figure 2</w:t>
+      </w:r>
+    </w:p>
+    <w:p>
+      <w:pPr>
+        <w:pStyle w:val="Caption"/>
+      </w:pPr>
+      <w:r>
+        <w:rPr>
+          <w:b/>
+          <w:bCs/>
+        </w:rPr>
+        <w:t xml:space="preserve">Panel A</w:t>
+      </w:r>
+      <w:r>
+        <w:t xml:space="preserve">: The age-crime participation curve from age 9 through 64 in cohort members registered for antisocial and/or criminal behavior in a birth cohort recruited in Stockholm, Sweden (</w:t>
+      </w:r>
+      <w:r>
+        <w:rPr>
+          <w:i/>
+          <w:iCs/>
+        </w:rPr>
+        <w:t xml:space="preserve">N</w:t>
+      </w:r>
+      <w:r>
+        <w:t xml:space="preserve"> </w:t>
+      </w:r>
+      <w:r>
+        <w:t xml:space="preserve">= 4825), based on official records.</w:t>
+      </w:r>
+      <w:r>
+        <w:t xml:space="preserve"> </w:t>
+      </w:r>
+      <w:r>
+        <w:t xml:space="preserve">The steep peak in crime rate in the adolescent years is similar to the age-crime curve in the United States; however, the steepness of the age-crime curve differs within country across birth cohorts</w:t>
+      </w:r>
+      <w:r>
+        <w:t xml:space="preserve"> </w:t>
+      </w:r>
+      <w:r>
+        <w:t xml:space="preserve">(</w:t>
+      </w:r>
+      <w:hyperlink w:anchor="ref-Steffensmeier2025">
+        <w:r>
+          <w:rPr>
+            <w:rStyle w:val="Hyperlink"/>
+          </w:rPr>
+          <w:t xml:space="preserve">Steffensmeier et al., 2025</w:t>
+        </w:r>
+      </w:hyperlink>
+      <w:r>
+        <w:t xml:space="preserve">)</w:t>
+      </w:r>
+      <w:r>
+        <w:t xml:space="preserve">.</w:t>
+      </w:r>
+      <w:r>
+        <w:t xml:space="preserve"> </w:t>
+      </w:r>
+      <w:r>
+        <w:t xml:space="preserve">(Figure adapted from</w:t>
+      </w:r>
+      <w:r>
+        <w:t xml:space="preserve"> </w:t>
+      </w:r>
+      <w:r>
+        <w:t xml:space="preserve">Sivertsson et al. (</w:t>
+      </w:r>
+      <w:hyperlink w:anchor="ref-Sivertsson2024">
+        <w:r>
+          <w:rPr>
+            <w:rStyle w:val="Hyperlink"/>
+          </w:rPr>
+          <w:t xml:space="preserve">2024</w:t>
+        </w:r>
+      </w:hyperlink>
+      <w:r>
+        <w:t xml:space="preserve">)</w:t>
+      </w:r>
+      <w:r>
+        <w:t xml:space="preserve">, Figure 1, p. 7. Sivertsson, F., Carlsson, C., Almquist, Y. B., &amp; Brännström, L. (2024). Offending trajectories from childhood to retirement age: Findings from the Stockholm birth cohort study.</w:t>
+      </w:r>
+      <w:r>
+        <w:t xml:space="preserve"> </w:t>
+      </w:r>
+      <w:r>
+        <w:rPr>
+          <w:i/>
+          <w:iCs/>
+        </w:rPr>
+        <w:t xml:space="preserve">Journal of Criminal Justice</w:t>
+      </w:r>
+      <w:r>
+        <w:t xml:space="preserve">,</w:t>
+      </w:r>
+      <w:r>
+        <w:t xml:space="preserve"> </w:t>
+      </w:r>
+      <w:r>
+        <w:rPr>
+          <w:i/>
+          <w:iCs/>
+        </w:rPr>
+        <w:t xml:space="preserve">91</w:t>
+      </w:r>
+      <w:r>
+        <w:t xml:space="preserve">, 102155.</w:t>
+      </w:r>
+      <w:r>
+        <w:t xml:space="preserve"> </w:t>
+      </w:r>
+      <w:hyperlink r:id="rId65">
+        <w:r>
+          <w:rPr>
+            <w:rStyle w:val="Hyperlink"/>
+          </w:rPr>
+          <w:t xml:space="preserve">https://doi.org/10.1016/j.jcrimjus.2024.102155</w:t>
+        </w:r>
+      </w:hyperlink>
+      <w:r>
+        <w:t xml:space="preserve">).</w:t>
+      </w:r>
+      <w:r>
+        <w:t xml:space="preserve"> </w:t>
+      </w:r>
+      <w:r>
+        <w:rPr>
+          <w:b/>
+          <w:bCs/>
+        </w:rPr>
+        <w:t xml:space="preserve">Panel B</w:t>
+      </w:r>
+      <w:r>
+        <w:t xml:space="preserve">: Moffitt’s</w:t>
+      </w:r>
+      <w:r>
+        <w:t xml:space="preserve"> </w:t>
+      </w:r>
+      <w:r>
+        <w:t xml:space="preserve">(</w:t>
+      </w:r>
+      <w:hyperlink w:anchor="ref-Moffitt1993">
+        <w:r>
+          <w:rPr>
+            <w:rStyle w:val="Hyperlink"/>
+          </w:rPr>
+          <w:t xml:space="preserve">1993</w:t>
+        </w:r>
+      </w:hyperlink>
+      <w:r>
+        <w:t xml:space="preserve">)</w:t>
+      </w:r>
+      <w:r>
+        <w:t xml:space="preserve"> </w:t>
+      </w:r>
+      <w:r>
+        <w:t xml:space="preserve">developmental taxonomy of externalizing behavior, adapted to include a childhood limited subgroup.</w:t>
+      </w:r>
+      <w:r>
+        <w:t xml:space="preserve"> </w:t>
+      </w:r>
+      <w:r>
+        <w:rPr>
+          <w:b/>
+          <w:bCs/>
+        </w:rPr>
+        <w:t xml:space="preserve">Panel C</w:t>
+      </w:r>
+      <w:r>
+        <w:t xml:space="preserve">: Individuals’ (</w:t>
+      </w:r>
+      <w:r>
+        <w:rPr>
+          <w:i/>
+          <w:iCs/>
+        </w:rPr>
+        <w:t xml:space="preserve">N</w:t>
+      </w:r>
+      <w:r>
+        <w:t xml:space="preserve"> </w:t>
+      </w:r>
+      <w:r>
+        <w:t xml:space="preserve">= 585) longitudinal trajectories of externalizing problems from childhood to adulthood based on annual assessments of mother-, father-, teacher-, peer-, and self-report (at relevant ages).</w:t>
+      </w:r>
+      <w:r>
+        <w:t xml:space="preserve"> </w:t>
+      </w:r>
+      <w:r>
+        <w:t xml:space="preserve">Average trajectory in red.</w:t>
+      </w:r>
+      <w:r>
+        <w:t xml:space="preserve"> </w:t>
+      </w:r>
+      <w:r>
+        <w:t xml:space="preserve">(Figure adapted from</w:t>
+      </w:r>
+      <w:r>
+        <w:t xml:space="preserve"> </w:t>
+      </w:r>
+      <w:r>
+        <w:t xml:space="preserve">Petersen et al. (</w:t>
+      </w:r>
+      <w:hyperlink w:anchor="ref-Petersen2015">
+        <w:r>
+          <w:rPr>
+            <w:rStyle w:val="Hyperlink"/>
+          </w:rPr>
+          <w:t xml:space="preserve">2015</w:t>
+        </w:r>
+      </w:hyperlink>
+      <w:r>
+        <w:t xml:space="preserve">)</w:t>
+      </w:r>
+      <w:r>
+        <w:t xml:space="preserve">, Petersen, I. T., Bates, J. E., Dodge, K. A., Lansford, J. E., &amp; Pettit, G. S. (2015). Describing and predicting developmental profiles of externalizing problems from childhood to adulthood.</w:t>
+      </w:r>
+      <w:r>
+        <w:t xml:space="preserve"> </w:t>
+      </w:r>
+      <w:r>
+        <w:rPr>
+          <w:i/>
+          <w:iCs/>
+        </w:rPr>
+        <w:t xml:space="preserve">Development and Psychopathology</w:t>
+      </w:r>
+      <w:r>
+        <w:t xml:space="preserve">,</w:t>
+      </w:r>
+      <w:r>
+        <w:t xml:space="preserve"> </w:t>
+      </w:r>
+      <w:r>
+        <w:rPr>
+          <w:i/>
+          <w:iCs/>
+        </w:rPr>
+        <w:t xml:space="preserve">27</w:t>
+      </w:r>
+      <w:r>
+        <w:t xml:space="preserve">(3), 791–818.</w:t>
+      </w:r>
+      <w:r>
+        <w:t xml:space="preserve"> </w:t>
+      </w:r>
+      <w:hyperlink r:id="rId66">
+        <w:r>
+          <w:rPr>
+            <w:rStyle w:val="Hyperlink"/>
+          </w:rPr>
+          <w:t xml:space="preserve">https://doi.org/10.1017/S0954579414000789</w:t>
+        </w:r>
+      </w:hyperlink>
+      <w:r>
+        <w:t xml:space="preserve">).</w:t>
+      </w:r>
+    </w:p>
+    <w:bookmarkEnd w:id="67"/>
+    <w:p>
+      <w:pPr>
+        <w:pStyle w:val="BodyText"/>
+      </w:pPr>
+      <w:r>
+        <w:t xml:space="preserve">Third, in a cross-sectional study, any apparent age-related differences in a construct could reflect cohort differences instead of developmental changes.</w:t>
+      </w:r>
+      <w:r>
+        <w:t xml:space="preserve"> </w:t>
+      </w:r>
+      <w:r>
+        <w:t xml:space="preserve">For example, average differences in stress between 5-year-olds and 10-year-olds could reflect the differing experiences that the 10-year-olds shared—such as going to school during the Coronavirus pandemic.</w:t>
+      </w:r>
+      <w:r>
+        <w:t xml:space="preserve"> </w:t>
+      </w:r>
+      <w:r>
+        <w:t xml:space="preserve">Fourth, findings from cross-sectional studies can differ from findings examining the same people over time, which violates the convergence assumption.</w:t>
+      </w:r>
+      <w:r>
+        <w:t xml:space="preserve"> </w:t>
+      </w:r>
+      <w:r>
+        <w:t xml:space="preserve">In cross-sectional studies, the convergence assumption is the assumption that cross-sectional age differences and longitudinal age changes converge onto a common trajectory.</w:t>
+      </w:r>
+      <w:r>
+        <w:t xml:space="preserve"> </w:t>
+      </w:r>
+      <w:r>
+        <w:t xml:space="preserve">An example where the convergence assumption has been shown to be violated is in studies of cognitive decline.</w:t>
+      </w:r>
+      <w:r>
+        <w:t xml:space="preserve"> </w:t>
+      </w:r>
+      <w:r>
+        <w:t xml:space="preserve">In particular, cross-sectional studies overestimate age-related cognitive declines compared to following the same people over time in a longitudinal study, which may reflect cohort effects such as the Flynn effect</w:t>
+      </w:r>
+      <w:r>
+        <w:t xml:space="preserve"> </w:t>
+      </w:r>
+      <w:r>
+        <w:t xml:space="preserve">(where population intelligence scores at a given age tend to increase across generations;</w:t>
+      </w:r>
+      <w:r>
+        <w:t xml:space="preserve"> </w:t>
+      </w:r>
+      <w:hyperlink w:anchor="ref-Ackerman2013">
+        <w:r>
+          <w:rPr>
+            <w:rStyle w:val="Hyperlink"/>
+          </w:rPr>
+          <w:t xml:space="preserve">Ackerman, 2013</w:t>
+        </w:r>
+      </w:hyperlink>
+      <w:r>
+        <w:t xml:space="preserve">)</w:t>
+      </w:r>
+      <w:r>
+        <w:t xml:space="preserve">.</w:t>
+      </w:r>
+    </w:p>
+    <w:p>
+      <w:pPr>
+        <w:pStyle w:val="BodyText"/>
+      </w:pPr>
+      <w:r>
+        <w:t xml:space="preserve">Because longitudinal designs follow the same person(s) over time, such a design allows examining individuals’ change across time.</w:t>
+      </w:r>
+      <w:r>
+        <w:t xml:space="preserve"> </w:t>
+      </w:r>
+      <w:r>
+        <w:t xml:space="preserve">However, as we describe</w:t>
+      </w:r>
+      <w:r>
+        <w:t xml:space="preserve"> </w:t>
+      </w:r>
+      <w:hyperlink w:anchor="sec-potential-confounds-of-change">
+        <w:r>
+          <w:rPr>
+            <w:rStyle w:val="Hyperlink"/>
+          </w:rPr>
+          <w:t xml:space="preserve">later</w:t>
+        </w:r>
+      </w:hyperlink>
+      <w:r>
+        <w:t xml:space="preserve">, longitudinal designs also have potential confounds of change.</w:t>
+      </w:r>
+      <w:r>
+        <w:t xml:space="preserve"> </w:t>
+      </w:r>
+      <w:r>
+        <w:t xml:space="preserve">Moreover, compared to cross-sectional designs, longitudinal designs take more time and tend to be more costly and to require more personnel.</w:t>
+      </w:r>
+      <w:r>
+        <w:t xml:space="preserve"> </w:t>
+      </w:r>
+      <w:r>
+        <w:t xml:space="preserve">Thus, longitudinal studies that span the lifespan are not common.</w:t>
+      </w:r>
+      <w:r>
+        <w:t xml:space="preserve"> </w:t>
+      </w:r>
+      <w:r>
+        <w:t xml:space="preserve">However, even cross-sectional work spanning the lifespan is not often conducted.</w:t>
+      </w:r>
+    </w:p>
+    <w:bookmarkEnd w:id="68"/>
+    <w:bookmarkStart w:id="69" w:name="the-problemobstacle"/>
+    <w:p>
+      <w:pPr>
+        <w:pStyle w:val="Heading1"/>
+      </w:pPr>
+      <w:r>
+        <w:t xml:space="preserve">The Problem/Obstacle</w:t>
+      </w:r>
+    </w:p>
+    <w:p>
+      <w:pPr>
+        <w:pStyle w:val="FirstParagraph"/>
+      </w:pPr>
+      <w:r>
+        <w:t xml:space="preserve">The focal problem examined in this paper is that, despite calls to do so</w:t>
+      </w:r>
+      <w:r>
+        <w:t xml:space="preserve"> </w:t>
+      </w:r>
+      <w:r>
+        <w:t xml:space="preserve">(</w:t>
+      </w:r>
+      <w:hyperlink w:anchor="ref-DeLosReyes2026">
+        <w:r>
+          <w:rPr>
+            <w:rStyle w:val="Hyperlink"/>
+          </w:rPr>
+          <w:t xml:space="preserve">De Los Reyes, 2026</w:t>
+        </w:r>
+      </w:hyperlink>
+      <w:r>
+        <w:t xml:space="preserve">)</w:t>
+      </w:r>
+      <w:r>
+        <w:t xml:space="preserve">, the field has not adequately studied individuals’ development of psychopathology across the lifespan, instead taking a piecewise approach to development.</w:t>
+      </w:r>
+      <w:r>
+        <w:t xml:space="preserve"> </w:t>
+      </w:r>
+      <w:r>
+        <w:t xml:space="preserve">The piecewise approach to development limits our understanding of lifespan development and the origins of psychopathology.</w:t>
+      </w:r>
+    </w:p>
+    <w:bookmarkEnd w:id="69"/>
+    <w:bookmarkStart w:id="85" w:name="reasons-for-the-problem"/>
+    <w:p>
+      <w:pPr>
+        <w:pStyle w:val="Heading1"/>
+      </w:pPr>
+      <w:r>
+        <w:t xml:space="preserve">Reasons for the Problem</w:t>
+      </w:r>
+    </w:p>
+    <w:p>
+      <w:pPr>
+        <w:pStyle w:val="FirstParagraph"/>
+      </w:pPr>
+      <w:r>
+        <w:t xml:space="preserve">Beyond logistical challenges of time and money, there are several key reasons why the field has failed to study people’s development of psychopathology, longitudinally, across the lifespan.</w:t>
+      </w:r>
+      <w:r>
+        <w:t xml:space="preserve"> </w:t>
+      </w:r>
+      <w:r>
+        <w:t xml:space="preserve">First, diagnostic and taxonomic systems do not define psychopathology constructs from a developmental perspective.</w:t>
+      </w:r>
+      <w:r>
+        <w:t xml:space="preserve"> </w:t>
+      </w:r>
+      <w:r>
+        <w:t xml:space="preserve">A developmental perspective is crucial because psychopathology constructs often have earlier origins than their full clinical presentation, and forms of psychopathology frequently show changes in behavioral manifestation across development (heterotypic continuity).</w:t>
+      </w:r>
+      <w:r>
+        <w:t xml:space="preserve"> </w:t>
+      </w:r>
+      <w:r>
+        <w:t xml:space="preserve">Second, current assessments do not adequately capture these changes in behavioral manifestation.</w:t>
+      </w:r>
+      <w:r>
+        <w:t xml:space="preserve"> </w:t>
+      </w:r>
+      <w:r>
+        <w:t xml:space="preserve">Third, traditional scoring systems do not allow charting individuals’ change over time in the face of changing behavioral manifestation.</w:t>
+      </w:r>
+      <w:r>
+        <w:t xml:space="preserve"> </w:t>
+      </w:r>
+      <w:r>
+        <w:t xml:space="preserve">Fourth, current assessments are not well-suited for capturing the full range of individual differences, despite the dimensional nature of psychopathology.</w:t>
+      </w:r>
+      <w:r>
+        <w:t xml:space="preserve"> </w:t>
+      </w:r>
+      <w:r>
+        <w:t xml:space="preserve">Fifth, as a result of these limitations, current assessments are not well-suited for capturing individuals’ change over time.</w:t>
+      </w:r>
+    </w:p>
+    <w:p>
+      <w:pPr>
+        <w:pStyle w:val="BodyText"/>
+      </w:pPr>
+      <w:r>
+        <w:t xml:space="preserve">Below, we describe these reasons in detail.</w:t>
+      </w:r>
+      <w:r>
+        <w:t xml:space="preserve"> </w:t>
+      </w:r>
+      <w:r>
+        <w:t xml:space="preserve">To ground the discussion, we provide examples relating to externalizing psychopathology; however, these issues are not specific to externalizing.</w:t>
+      </w:r>
+    </w:p>
+    <w:bookmarkStart w:id="73" w:name="problems-of-constructs"/>
+    <w:p>
+      <w:pPr>
+        <w:pStyle w:val="Heading2"/>
+      </w:pPr>
+      <w:r>
+        <w:t xml:space="preserve">Problems of Constructs</w:t>
+      </w:r>
+    </w:p>
+    <w:p>
+      <w:pPr>
+        <w:pStyle w:val="FirstParagraph"/>
+      </w:pPr>
+      <w:r>
+        <w:t xml:space="preserve">The first reason the field has failed to adequately study individuals’ development of psychopathology across the lifespan represents a theory problem—namely, problems with constructs, and the codifying of those constructs in diagnostic and taxonomic systems.</w:t>
+      </w:r>
+      <w:r>
+        <w:t xml:space="preserve"> </w:t>
+      </w:r>
+      <w:r>
+        <w:t xml:space="preserve">In particular, our theories do not fully specify how constructs manifest behaviorally across the lifespan.</w:t>
+      </w:r>
+      <w:r>
+        <w:t xml:space="preserve"> </w:t>
+      </w:r>
+      <w:r>
+        <w:t xml:space="preserve">For instance, theories do not specify the features (e.g., cognitive, affective, or biological processes) or behaviors that characterize a given construct in each developmental period.</w:t>
+      </w:r>
+      <w:r>
+        <w:t xml:space="preserve"> </w:t>
+      </w:r>
+      <w:r>
+        <w:t xml:space="preserve">In addition, theories do not specify how those features or behaviors change across development with respect to how strongly they reflect the construct—as indicated by changes in factor loadings (in factor analysis) or discrimination (in item response theory)—or how they change in their level on the construct—as indicated by changes in intercepts (factor analysis) or difficulty/severity (item response theory).</w:t>
+      </w:r>
+    </w:p>
+    <w:p>
+      <w:pPr>
+        <w:pStyle w:val="BodyText"/>
+      </w:pPr>
+      <w:r>
+        <w:t xml:space="preserve">These gaps are important for several reasons.</w:t>
+      </w:r>
+      <w:r>
+        <w:t xml:space="preserve"> </w:t>
+      </w:r>
+      <w:r>
+        <w:t xml:space="preserve">First, psychopathology does not come from nowhere; psychopathology constructs often have earlier origins than their full clinical presentation.</w:t>
+      </w:r>
+      <w:r>
+        <w:t xml:space="preserve"> </w:t>
+      </w:r>
+      <w:r>
+        <w:t xml:space="preserve"> </w:t>
+      </w:r>
+      <w:r>
+        <w:t xml:space="preserve">In many cases, psychopathology may arise from the interaction of genetic and environmental factors, and their effects on biology, cognition, emotion, and behavior.</w:t>
+      </w:r>
+      <w:r>
+        <w:t xml:space="preserve"> </w:t>
+      </w:r>
+      <w:r>
+        <w:t xml:space="preserve">Such effects may accumulate and transpire over years.</w:t>
+      </w:r>
+      <w:r>
+        <w:t xml:space="preserve"> </w:t>
+      </w:r>
+      <w:r>
+        <w:t xml:space="preserve">Second, forms of psychopathology frequently show changes in behavioral manifestation across development—a phenomenon called heterotypic continuity</w:t>
+      </w:r>
+      <w:r>
+        <w:t xml:space="preserve"> </w:t>
+      </w:r>
+      <w:r>
+        <w:t xml:space="preserve">(</w:t>
+      </w:r>
+      <w:hyperlink w:anchor="ref-Caspi2006">
+        <w:r>
+          <w:rPr>
+            <w:rStyle w:val="Hyperlink"/>
+          </w:rPr>
+          <w:t xml:space="preserve">Caspi &amp; Shiner, 2006</w:t>
+        </w:r>
+      </w:hyperlink>
+      <w:r>
+        <w:t xml:space="preserve">;</w:t>
+      </w:r>
+      <w:r>
+        <w:t xml:space="preserve"> </w:t>
+      </w:r>
+      <w:hyperlink w:anchor="ref-Cicchetti2002">
+        <w:r>
+          <w:rPr>
+            <w:rStyle w:val="Hyperlink"/>
+          </w:rPr>
+          <w:t xml:space="preserve">Cicchetti &amp; Rogosch, 2002</w:t>
+        </w:r>
+      </w:hyperlink>
+      <w:r>
+        <w:t xml:space="preserve">;</w:t>
+      </w:r>
+      <w:r>
+        <w:t xml:space="preserve"> </w:t>
+      </w:r>
+      <w:hyperlink w:anchor="ref-Petersen2020">
+        <w:r>
+          <w:rPr>
+            <w:rStyle w:val="Hyperlink"/>
+          </w:rPr>
+          <w:t xml:space="preserve">Petersen et al., 2020</w:t>
+        </w:r>
+      </w:hyperlink>
+      <w:r>
+        <w:t xml:space="preserve">;</w:t>
+      </w:r>
+      <w:r>
+        <w:t xml:space="preserve"> </w:t>
+      </w:r>
+      <w:hyperlink w:anchor="ref-Petersen2024">
+        <w:r>
+          <w:rPr>
+            <w:rStyle w:val="Hyperlink"/>
+          </w:rPr>
+          <w:t xml:space="preserve">Petersen, 2024</w:t>
+        </w:r>
+      </w:hyperlink>
+      <w:r>
+        <w:t xml:space="preserve">)</w:t>
+      </w:r>
+      <w:r>
+        <w:t xml:space="preserve">.</w:t>
+      </w:r>
+    </w:p>
+    <w:p>
+      <w:pPr>
+        <w:pStyle w:val="BodyText"/>
+      </w:pPr>
+      <w:r>
+        <w:t xml:space="preserve">Considerable theoretical work attempts to characterize constructs across development.</w:t>
+      </w:r>
+      <w:r>
+        <w:t xml:space="preserve"> </w:t>
+      </w:r>
+      <w:r>
+        <w:t xml:space="preserve">For instance,</w:t>
+      </w:r>
+      <w:r>
+        <w:t xml:space="preserve"> </w:t>
+      </w:r>
+      <w:r>
+        <w:t xml:space="preserve">Patterson (</w:t>
+      </w:r>
+      <w:hyperlink w:anchor="ref-Patterson1993">
+        <w:r>
+          <w:rPr>
+            <w:rStyle w:val="Hyperlink"/>
+          </w:rPr>
+          <w:t xml:space="preserve">1993</w:t>
+        </w:r>
+      </w:hyperlink>
+      <w:r>
+        <w:t xml:space="preserve">)</w:t>
+      </w:r>
+      <w:r>
+        <w:t xml:space="preserve"> </w:t>
+      </w:r>
+      <w:r>
+        <w:t xml:space="preserve">characterized externalizing problems as a chimera.</w:t>
+      </w:r>
+      <w:r>
+        <w:t xml:space="preserve"> </w:t>
+      </w:r>
+      <w:r>
+        <w:t xml:space="preserve">A chimera is a mythical creature with the body of a goat that, with development, grows the head a lion and then a tail of a snake.</w:t>
+      </w:r>
+      <w:r>
+        <w:t xml:space="preserve"> </w:t>
+      </w:r>
+      <w:r>
+        <w:t xml:space="preserve">Patterson (</w:t>
+      </w:r>
+      <w:hyperlink w:anchor="ref-Patterson1993">
+        <w:r>
+          <w:rPr>
+            <w:rStyle w:val="Hyperlink"/>
+          </w:rPr>
+          <w:t xml:space="preserve">1993</w:t>
+        </w:r>
+      </w:hyperlink>
+      <w:r>
+        <w:t xml:space="preserve">)</w:t>
+      </w:r>
+      <w:r>
+        <w:t xml:space="preserve"> </w:t>
+      </w:r>
+      <w:r>
+        <w:t xml:space="preserve">and</w:t>
+      </w:r>
+      <w:r>
+        <w:t xml:space="preserve"> </w:t>
+      </w:r>
+      <w:r>
+        <w:t xml:space="preserve">Moffitt (</w:t>
+      </w:r>
+      <w:hyperlink w:anchor="ref-Moffitt1993">
+        <w:r>
+          <w:rPr>
+            <w:rStyle w:val="Hyperlink"/>
+          </w:rPr>
+          <w:t xml:space="preserve">1993</w:t>
+        </w:r>
+      </w:hyperlink>
+      <w:r>
+        <w:t xml:space="preserve">)</w:t>
+      </w:r>
+      <w:r>
+        <w:t xml:space="preserve"> </w:t>
+      </w:r>
+      <w:r>
+        <w:t xml:space="preserve">argued that externalizing behavior changes in manifestation across development such that underlying antisociality is maintained while more mature features are added across development.</w:t>
+      </w:r>
+      <w:r>
+        <w:t xml:space="preserve"> </w:t>
+      </w:r>
+      <w:r>
+        <w:t xml:space="preserve">In particular, Patterson</w:t>
+      </w:r>
+      <w:r>
+        <w:t xml:space="preserve"> </w:t>
+      </w:r>
+      <w:r>
+        <w:t xml:space="preserve">(</w:t>
+      </w:r>
+      <w:hyperlink w:anchor="ref-Patterson1993">
+        <w:r>
+          <w:rPr>
+            <w:rStyle w:val="Hyperlink"/>
+          </w:rPr>
+          <w:t xml:space="preserve">1993</w:t>
+        </w:r>
+      </w:hyperlink>
+      <w:r>
+        <w:t xml:space="preserve">)</w:t>
+      </w:r>
+      <w:r>
+        <w:t xml:space="preserve"> </w:t>
+      </w:r>
+      <w:r>
+        <w:t xml:space="preserve">noted that some externalizing behaviors wane with age, such as temper tantrums, whereas other externalizing behaviors emerge with age, including the ability to inflict serious damage or harm with violence, burglary, and shoplifting, in addition to problems such as academic failure, peer rejection, substance problems, and arrest.</w:t>
+      </w:r>
+      <w:r>
+        <w:t xml:space="preserve"> </w:t>
+      </w:r>
+      <w:r>
+        <w:t xml:space="preserve">Moffitt (</w:t>
+      </w:r>
+      <w:hyperlink w:anchor="ref-Moffitt1993">
+        <w:r>
+          <w:rPr>
+            <w:rStyle w:val="Hyperlink"/>
+          </w:rPr>
+          <w:t xml:space="preserve">1993</w:t>
+        </w:r>
+      </w:hyperlink>
+      <w:r>
+        <w:t xml:space="preserve">)</w:t>
+      </w:r>
+      <w:r>
+        <w:t xml:space="preserve"> </w:t>
+      </w:r>
+      <w:r>
+        <w:t xml:space="preserve">noted that externalizing problems may manifest as</w:t>
+      </w:r>
+      <w:r>
+        <w:t xml:space="preserve"> </w:t>
+      </w:r>
+      <w:r>
+        <w:t xml:space="preserve">“biting and hitting at age 4, shoplifting and truancy at age 10, selling drugs and stealing cars at age 16, robbery and rape at age 22, and fraud and child abuse at age 30”</w:t>
+      </w:r>
+      <w:r>
+        <w:t xml:space="preserve">, and that the prognosis for individuals who engage in externalizing behavior throughout the life-course includes</w:t>
+      </w:r>
+      <w:r>
+        <w:t xml:space="preserve"> </w:t>
+      </w:r>
+      <w:r>
+        <w:t xml:space="preserve">“drug and alcohol addiction; unsatisfactory employment; unpaid debts; homelessness; drunk driving; violent assault; multiple and unstable relationships; spouse battery; abandoned, neglected, or abused children; and psychiatric illness”</w:t>
+      </w:r>
+      <w:r>
+        <w:t xml:space="preserve"> </w:t>
+      </w:r>
+      <w:r>
+        <w:t xml:space="preserve">(p. 679).</w:t>
+      </w:r>
+      <w:r>
+        <w:t xml:space="preserve"> </w:t>
+      </w:r>
+      <w:r>
+        <w:t xml:space="preserve">In general, externalizing problems are often expressed as overt acts in early childhood, such as physical aggression and temper tantrums; whereas externalizing problems are more often expressed later in development as covert and indirect or relational forms of aggression, rule breaking, and substance use</w:t>
+      </w:r>
+      <w:r>
+        <w:t xml:space="preserve"> </w:t>
+      </w:r>
+      <w:r>
+        <w:t xml:space="preserve">(</w:t>
+      </w:r>
+      <w:hyperlink w:anchor="ref-Miller2009">
+        <w:r>
+          <w:rPr>
+            <w:rStyle w:val="Hyperlink"/>
+          </w:rPr>
+          <w:t xml:space="preserve">Miller et al., 2009</w:t>
+        </w:r>
+      </w:hyperlink>
+      <w:r>
+        <w:t xml:space="preserve">;</w:t>
+      </w:r>
+      <w:r>
+        <w:t xml:space="preserve"> </w:t>
+      </w:r>
+      <w:hyperlink w:anchor="ref-Petersen2026">
+        <w:r>
+          <w:rPr>
+            <w:rStyle w:val="Hyperlink"/>
+          </w:rPr>
+          <w:t xml:space="preserve">Petersen et al., 2026</w:t>
+        </w:r>
+      </w:hyperlink>
+      <w:r>
+        <w:t xml:space="preserve">)</w:t>
+      </w:r>
+      <w:r>
+        <w:t xml:space="preserve">.</w:t>
+      </w:r>
+      <w:r>
+        <w:t xml:space="preserve"> </w:t>
+      </w:r>
+      <w:r>
+        <w:t xml:space="preserve">These age-differing behaviors show strong stability of individual differences, indicating a consistent underlying construct</w:t>
+      </w:r>
+      <w:r>
+        <w:t xml:space="preserve"> </w:t>
+      </w:r>
+      <w:r>
+        <w:t xml:space="preserve">(</w:t>
+      </w:r>
+      <w:hyperlink w:anchor="ref-Moffitt1993">
+        <w:r>
+          <w:rPr>
+            <w:rStyle w:val="Hyperlink"/>
+          </w:rPr>
+          <w:t xml:space="preserve">Moffitt, 1993</w:t>
+        </w:r>
+      </w:hyperlink>
+      <w:r>
+        <w:t xml:space="preserve">;</w:t>
+      </w:r>
+      <w:r>
+        <w:t xml:space="preserve"> </w:t>
+      </w:r>
+      <w:hyperlink w:anchor="ref-Patterson1993">
+        <w:r>
+          <w:rPr>
+            <w:rStyle w:val="Hyperlink"/>
+          </w:rPr>
+          <w:t xml:space="preserve">Patterson, 1993</w:t>
+        </w:r>
+      </w:hyperlink>
+      <w:r>
+        <w:t xml:space="preserve">)</w:t>
+      </w:r>
+      <w:r>
+        <w:t xml:space="preserve">.</w:t>
+      </w:r>
+      <w:r>
+        <w:t xml:space="preserve"> </w:t>
+      </w:r>
+      <w:r>
+        <w:t xml:space="preserve">Consistent with the Developmental Issues Framework</w:t>
+      </w:r>
+      <w:r>
+        <w:t xml:space="preserve"> </w:t>
+      </w:r>
+      <w:r>
+        <w:t xml:space="preserve">(</w:t>
+      </w:r>
+      <w:hyperlink w:anchor="ref-Sroufe2016">
+        <w:r>
+          <w:rPr>
+            <w:rStyle w:val="Hyperlink"/>
+          </w:rPr>
+          <w:t xml:space="preserve">Sroufe, 2016</w:t>
+        </w:r>
+      </w:hyperlink>
+      <w:r>
+        <w:t xml:space="preserve">)</w:t>
+      </w:r>
+      <w:r>
+        <w:t xml:space="preserve">, the changing behavioral expression of externalizing problems likely reflects a combination of time-varying genetic and environmental factors, such as school entry transition, in combination with varying developmental tasks, different opportunities, and greater experience-dependent capacity</w:t>
+      </w:r>
+      <w:r>
+        <w:t xml:space="preserve"> </w:t>
+      </w:r>
+      <w:r>
+        <w:t xml:space="preserve">(</w:t>
+      </w:r>
+      <w:hyperlink w:anchor="ref-Petersen2020">
+        <w:r>
+          <w:rPr>
+            <w:rStyle w:val="Hyperlink"/>
+          </w:rPr>
+          <w:t xml:space="preserve">Petersen et al., 2020</w:t>
+        </w:r>
+      </w:hyperlink>
+      <w:r>
+        <w:t xml:space="preserve">)</w:t>
+      </w:r>
+      <w:r>
+        <w:t xml:space="preserve">.</w:t>
+      </w:r>
+    </w:p>
+    <w:p>
+      <w:pPr>
+        <w:pStyle w:val="BodyText"/>
+      </w:pPr>
+      <w:r>
+        <w:t xml:space="preserve">In addition to externalizing problems, both internalizing</w:t>
+      </w:r>
+      <w:r>
+        <w:t xml:space="preserve"> </w:t>
+      </w:r>
+      <w:r>
+        <w:t xml:space="preserve">(</w:t>
+      </w:r>
+      <w:hyperlink w:anchor="ref-Petersen2018">
+        <w:r>
+          <w:rPr>
+            <w:rStyle w:val="Hyperlink"/>
+          </w:rPr>
+          <w:t xml:space="preserve">Petersen et al., 2018</w:t>
+        </w:r>
+      </w:hyperlink>
+      <w:r>
+        <w:t xml:space="preserve">;</w:t>
+      </w:r>
+      <w:r>
+        <w:t xml:space="preserve"> </w:t>
+      </w:r>
+      <w:hyperlink w:anchor="ref-Weems2008">
+        <w:r>
+          <w:rPr>
+            <w:rStyle w:val="Hyperlink"/>
+          </w:rPr>
+          <w:t xml:space="preserve">Weems, 2008</w:t>
+        </w:r>
+      </w:hyperlink>
+      <w:r>
+        <w:t xml:space="preserve">;</w:t>
+      </w:r>
+      <w:r>
+        <w:t xml:space="preserve"> </w:t>
+      </w:r>
+      <w:hyperlink w:anchor="ref-Weiss2003">
+        <w:r>
+          <w:rPr>
+            <w:rStyle w:val="Hyperlink"/>
+          </w:rPr>
+          <w:t xml:space="preserve">Weiss &amp; Garber, 2003</w:t>
+        </w:r>
+      </w:hyperlink>
+      <w:r>
+        <w:t xml:space="preserve">)</w:t>
+      </w:r>
+      <w:r>
+        <w:t xml:space="preserve"> </w:t>
+      </w:r>
+      <w:r>
+        <w:t xml:space="preserve">and thought-disordered</w:t>
+      </w:r>
+      <w:r>
+        <w:t xml:space="preserve"> </w:t>
+      </w:r>
+      <w:r>
+        <w:t xml:space="preserve">(</w:t>
+      </w:r>
+      <w:hyperlink w:anchor="ref-Rutter2006">
+        <w:r>
+          <w:rPr>
+            <w:rStyle w:val="Hyperlink"/>
+          </w:rPr>
+          <w:t xml:space="preserve">Rutter et al., 2006</w:t>
+        </w:r>
+      </w:hyperlink>
+      <w:r>
+        <w:t xml:space="preserve">)</w:t>
+      </w:r>
+      <w:r>
+        <w:t xml:space="preserve"> </w:t>
+      </w:r>
+      <w:r>
+        <w:t xml:space="preserve">problems are thought to change in manifestation across development.</w:t>
+      </w:r>
+    </w:p>
+    <w:p>
+      <w:pPr>
+        <w:pStyle w:val="BodyText"/>
+      </w:pPr>
+      <w:r>
+        <w:t xml:space="preserve">However, more work is needed to developmentally parameterize constructs—to define constructs developmentally in terms of their features.</w:t>
+      </w:r>
+      <w:r>
+        <w:t xml:space="preserve"> </w:t>
+      </w:r>
+      <w:r>
+        <w:t xml:space="preserve">Recent empirical work suggests that it is uncommon for symptoms to change from one symptom to another for a given person at the subsequent measurement occasion</w:t>
+      </w:r>
+      <w:r>
+        <w:t xml:space="preserve"> </w:t>
+      </w:r>
+      <w:r>
+        <w:t xml:space="preserve">(</w:t>
+      </w:r>
+      <w:hyperlink w:anchor="ref-ApplegateInPress">
+        <w:r>
+          <w:rPr>
+            <w:rStyle w:val="Hyperlink"/>
+          </w:rPr>
+          <w:t xml:space="preserve">Applegate &amp; Lahey, in press</w:t>
+        </w:r>
+      </w:hyperlink>
+      <w:r>
+        <w:t xml:space="preserve">)</w:t>
+      </w:r>
+      <w:r>
+        <w:t xml:space="preserve">.</w:t>
+      </w:r>
+      <w:r>
+        <w:t xml:space="preserve"> </w:t>
+      </w:r>
+      <w:r>
+        <w:t xml:space="preserve">Nevertheless, the authors found that adding new symptoms and subtracting symptoms—other ways that a construct can change in manifestation—were both relatively common.</w:t>
+      </w:r>
+      <w:r>
+        <w:t xml:space="preserve"> </w:t>
+      </w:r>
+      <w:r>
+        <w:t xml:space="preserve">Moreover, just because a symptom persists does not mean that the behavioral manifestation of that symptom stays the same for that individual.</w:t>
+      </w:r>
+      <w:r>
+        <w:t xml:space="preserve"> </w:t>
+      </w:r>
+      <w:r>
+        <w:t xml:space="preserve">For instance, even if a symptom (e.g.,</w:t>
+      </w:r>
+      <w:r>
+        <w:t xml:space="preserve"> </w:t>
+      </w:r>
+      <w:r>
+        <w:t xml:space="preserve">“fighting”</w:t>
+      </w:r>
+      <w:r>
+        <w:t xml:space="preserve">) persists for an individual, their manifestation of that symptom could differ in form, function, or mechanism</w:t>
+      </w:r>
+      <w:r>
+        <w:t xml:space="preserve"> </w:t>
+      </w:r>
+      <w:r>
+        <w:t xml:space="preserve">(</w:t>
+      </w:r>
+      <w:hyperlink w:anchor="ref-Petersen2024">
+        <w:r>
+          <w:rPr>
+            <w:rStyle w:val="Hyperlink"/>
+          </w:rPr>
+          <w:t xml:space="preserve">Petersen, 2024</w:t>
+        </w:r>
+      </w:hyperlink>
+      <w:r>
+        <w:t xml:space="preserve">)</w:t>
+      </w:r>
+      <w:r>
+        <w:t xml:space="preserve">.</w:t>
+      </w:r>
+      <w:r>
+        <w:t xml:space="preserve"> </w:t>
+      </w:r>
+      <w:r>
+        <w:t xml:space="preserve">Thus, as noted by</w:t>
+      </w:r>
+      <w:r>
+        <w:t xml:space="preserve"> </w:t>
+      </w:r>
+      <w:r>
+        <w:t xml:space="preserve">Applegate and Lahey (</w:t>
+      </w:r>
+      <w:hyperlink w:anchor="ref-ApplegateInPress">
+        <w:r>
+          <w:rPr>
+            <w:rStyle w:val="Hyperlink"/>
+          </w:rPr>
+          <w:t xml:space="preserve">in press</w:t>
+        </w:r>
+      </w:hyperlink>
+      <w:r>
+        <w:t xml:space="preserve">)</w:t>
+      </w:r>
+      <w:r>
+        <w:t xml:space="preserve">,</w:t>
+      </w:r>
+      <w:r>
+        <w:t xml:space="preserve"> </w:t>
+      </w:r>
+      <w:r>
+        <w:t xml:space="preserve">“future causal theories will need to rest on a more detailed and nuanced description of persistence and change at the level of specific psychological problems.”</w:t>
+      </w:r>
+    </w:p>
+    <w:p>
+      <w:pPr>
+        <w:pStyle w:val="BodyText"/>
+      </w:pPr>
+      <w:r>
+        <w:t xml:space="preserve">Moreover, where such theories do indicate changes in behavioral manifestation across development, diagnostic and taxonomic systems do not incorporate these developmental changes.</w:t>
+      </w:r>
+    </w:p>
+    <w:bookmarkStart w:id="72" w:name="lack-of-a-developmental-perspective"/>
+    <w:p>
+      <w:pPr>
+        <w:pStyle w:val="Heading3"/>
+      </w:pPr>
+      <w:r>
+        <w:t xml:space="preserve">Lack of a Developmental Perspective</w:t>
+      </w:r>
+    </w:p>
+    <w:p>
+      <w:pPr>
+        <w:pStyle w:val="FirstParagraph"/>
+      </w:pPr>
+      <w:r>
+        <w:t xml:space="preserve">Diagnostic and taxonomic systems do not define psychopathology constructs from a developmental perspective.</w:t>
+      </w:r>
+      <w:r>
+        <w:t xml:space="preserve"> </w:t>
+      </w:r>
+      <w:r>
+        <w:t xml:space="preserve">The diagnostic systems, including the Diagnostic and Statistical Manual of Mental Disorders</w:t>
+      </w:r>
+      <w:r>
+        <w:t xml:space="preserve"> </w:t>
+      </w:r>
+      <w:r>
+        <w:t xml:space="preserve">(DSM-5-TR;</w:t>
+      </w:r>
+      <w:r>
+        <w:t xml:space="preserve"> </w:t>
+      </w:r>
+      <w:hyperlink w:anchor="ref-APA2022">
+        <w:r>
+          <w:rPr>
+            <w:rStyle w:val="Hyperlink"/>
+          </w:rPr>
+          <w:t xml:space="preserve">American Psychiatric Association, 2022</w:t>
+        </w:r>
+      </w:hyperlink>
+      <w:r>
+        <w:t xml:space="preserve">)</w:t>
+      </w:r>
+      <w:r>
+        <w:t xml:space="preserve"> </w:t>
+      </w:r>
+      <w:r>
+        <w:t xml:space="preserve">and the International Classification of Diseases</w:t>
+      </w:r>
+      <w:r>
+        <w:t xml:space="preserve"> </w:t>
+      </w:r>
+      <w:r>
+        <w:t xml:space="preserve">(ICD-11;</w:t>
+      </w:r>
+      <w:r>
+        <w:t xml:space="preserve"> </w:t>
+      </w:r>
+      <w:hyperlink w:anchor="ref-WHO2022">
+        <w:r>
+          <w:rPr>
+            <w:rStyle w:val="Hyperlink"/>
+          </w:rPr>
+          <w:t xml:space="preserve">World Health Organization, 2022</w:t>
+        </w:r>
+      </w:hyperlink>
+      <w:r>
+        <w:t xml:space="preserve">)</w:t>
+      </w:r>
+      <w:r>
+        <w:t xml:space="preserve">, specify various externalizing-related disorders, including attention-deficit/hyperactivity disorder (ADHD), oppositional defiant disorder (ODD), conduct disorder (CD), and antisocial personality disorder (ASPD).</w:t>
+      </w:r>
+      <w:r>
+        <w:t xml:space="preserve"> </w:t>
+      </w:r>
+      <w:r>
+        <w:t xml:space="preserve">Among externalizing-related disorders—with few exceptions</w:t>
+      </w:r>
+      <w:r>
+        <w:rPr>
+          <w:rStyle w:val="FootnoteReference"/>
+        </w:rPr>
+        <w:footnoteReference w:id="70"/>
+      </w:r>
+      <w:r>
+        <w:t xml:space="preserve">—the diagnostic criteria do not differ across development, even though diagnostic manuals acknowledge that developmental factors impact symptom presentation</w:t>
+      </w:r>
+      <w:r>
+        <w:rPr>
+          <w:rStyle w:val="FootnoteReference"/>
+        </w:rPr>
+        <w:footnoteReference w:id="71"/>
+      </w:r>
+      <w:r>
+        <w:t xml:space="preserve">.</w:t>
+      </w:r>
+      <w:r>
+        <w:t xml:space="preserve"> </w:t>
+      </w:r>
+      <w:r>
+        <w:t xml:space="preserve">In addition to diagnostic systems, emerging taxonomies and frameworks of psychopathology—including the hierarchical taxonomy of psychopathology (HiTOP) and research domain criteria (RDoC)—do not incorporate a developental perspective</w:t>
+      </w:r>
+      <w:r>
+        <w:t xml:space="preserve"> </w:t>
+      </w:r>
+      <w:r>
+        <w:t xml:space="preserve">(</w:t>
+      </w:r>
+      <w:hyperlink w:anchor="ref-Tackett2022">
+        <w:r>
+          <w:rPr>
+            <w:rStyle w:val="Hyperlink"/>
+          </w:rPr>
+          <w:t xml:space="preserve">Tackett &amp; Hallquist, 2022</w:t>
+        </w:r>
+      </w:hyperlink>
+      <w:r>
+        <w:t xml:space="preserve">)</w:t>
+      </w:r>
+      <w:r>
+        <w:t xml:space="preserve">.</w:t>
+      </w:r>
+    </w:p>
+    <w:bookmarkEnd w:id="72"/>
+    <w:bookmarkEnd w:id="73"/>
+    <w:bookmarkStart w:id="83" w:name="X08761d2e933d3c63251c7853a991975a4515ca5"/>
+    <w:p>
+      <w:pPr>
+        <w:pStyle w:val="Heading2"/>
+      </w:pPr>
+      <w:r>
+        <w:t xml:space="preserve">Problems of Existing Assessments and Traditional Scoring Systems</w:t>
+      </w:r>
+    </w:p>
+    <w:p>
+      <w:pPr>
+        <w:pStyle w:val="FirstParagraph"/>
+      </w:pPr>
+      <w:r>
+        <w:t xml:space="preserve">Other key reasons the field has failed to adequately study individuals’ development of psychopathology across the lifespan represent method problems—namely, problems with existing assessments and how those assessments are used, based on traditional scoring systems.</w:t>
+      </w:r>
+      <w:r>
+        <w:t xml:space="preserve"> </w:t>
+      </w:r>
+      <w:r>
+        <w:t xml:space="preserve">There is a mismatch between theory and method.</w:t>
+      </w:r>
+      <w:r>
+        <w:t xml:space="preserve"> </w:t>
+      </w:r>
+      <w:r>
+        <w:t xml:space="preserve">In particular, there is a mismatch between theory of constructs—including how a construct manifests behaviorally—and the methods used to assess the construct and to evaluate people’s level and change in that construct.</w:t>
+      </w:r>
+    </w:p>
+    <w:bookmarkStart w:id="79" w:name="X4c94655489fd3e3efea19c584555f75e74709d7"/>
+    <w:p>
+      <w:pPr>
+        <w:pStyle w:val="Heading3"/>
+      </w:pPr>
+      <w:r>
+        <w:t xml:space="preserve">Do Not Adequately Capture Constructs’ Change in Behavioral Manifestation Across Development</w:t>
+      </w:r>
+    </w:p>
+    <w:p>
+      <w:pPr>
+        <w:pStyle w:val="FirstParagraph"/>
+      </w:pPr>
+      <w:r>
+        <w:t xml:space="preserve">Given the substantial changes in behavioral manifestation of psychopathology across development, it is important for measures to capture the constructs’ changing behavioral manifestation, to stay developmentally relevant and construct valid.</w:t>
+      </w:r>
+      <w:r>
+        <w:t xml:space="preserve"> </w:t>
+      </w:r>
+      <w:r>
+        <w:t xml:space="preserve">As noted by</w:t>
+      </w:r>
+      <w:r>
+        <w:t xml:space="preserve"> </w:t>
+      </w:r>
+      <w:r>
+        <w:t xml:space="preserve">Moffitt (</w:t>
+      </w:r>
+      <w:hyperlink w:anchor="ref-Moffitt1993">
+        <w:r>
+          <w:rPr>
+            <w:rStyle w:val="Hyperlink"/>
+          </w:rPr>
+          <w:t xml:space="preserve">1993</w:t>
+        </w:r>
+      </w:hyperlink>
+      <w:r>
+        <w:t xml:space="preserve">)</w:t>
+      </w:r>
+      <w:r>
+        <w:t xml:space="preserve">,</w:t>
+      </w:r>
+      <w:r>
+        <w:t xml:space="preserve"> </w:t>
+      </w:r>
+      <w:r>
+        <w:t xml:space="preserve">“Measures of antisocial behavior should be sensitive to developmental heterogeneity to tap individual differences while allowing for the emergence of new forms of antisocial behavior (e.g., automobile theft) or for the forsaking of old forms (e.g., tantrums).”</w:t>
+      </w:r>
+      <w:r>
+        <w:t xml:space="preserve"> </w:t>
+      </w:r>
+      <w:r>
+        <w:t xml:space="preserve">(p. 694).</w:t>
+      </w:r>
+    </w:p>
+    <w:p>
+      <w:pPr>
+        <w:pStyle w:val="BodyText"/>
+      </w:pPr>
+      <w:r>
+        <w:t xml:space="preserve">However, measures show insufficient differences in which items are assessed at which ages to account for heterotypic continuity.</w:t>
+      </w:r>
+      <w:r>
+        <w:t xml:space="preserve"> </w:t>
+      </w:r>
+      <w:r>
+        <w:t xml:space="preserve">For example, the same version of the Child Behavior Checklist (CBCL) spans ages 6–18.</w:t>
+      </w:r>
+      <w:r>
+        <w:t xml:space="preserve"> </w:t>
+      </w:r>
+      <w:r>
+        <w:t xml:space="preserve">Considerable development occurs during that span.</w:t>
+      </w:r>
+    </w:p>
+    <w:p>
+      <w:pPr>
+        <w:pStyle w:val="BodyText"/>
+      </w:pPr>
+      <w:r>
+        <w:t xml:space="preserve">There are two primary ways that researchers have examined people’s change in psychopathology across development</w:t>
+      </w:r>
+      <w:r>
+        <w:t xml:space="preserve"> </w:t>
+      </w:r>
+      <w:hyperlink w:anchor="fig-approachesToLongitudinalAssessment">
+        <w:r>
+          <w:rPr>
+            <w:rStyle w:val="Hyperlink"/>
+          </w:rPr>
+          <w:t xml:space="preserve">Figure 3</w:t>
+        </w:r>
+      </w:hyperlink>
+      <w:r>
+        <w:t xml:space="preserve">.</w:t>
+      </w:r>
+      <w:r>
+        <w:t xml:space="preserve"> </w:t>
+      </w:r>
+      <w:r>
+        <w:t xml:space="preserve">The</w:t>
+      </w:r>
+      <w:r>
+        <w:t xml:space="preserve"> </w:t>
+      </w:r>
+      <w:r>
+        <w:t xml:space="preserve">“common items”</w:t>
+      </w:r>
+      <w:r>
+        <w:t xml:space="preserve"> </w:t>
+      </w:r>
+      <w:r>
+        <w:t xml:space="preserve">approach removes items that are age specific.</w:t>
+      </w:r>
+      <w:r>
+        <w:t xml:space="preserve"> </w:t>
+      </w:r>
+      <w:r>
+        <w:t xml:space="preserve">For example, in a study of externalizing problems from early childhood to adolescence, a study might remove some substance use items that might not be developmentally relevant at all ages.</w:t>
+      </w:r>
+      <w:r>
+        <w:t xml:space="preserve"> </w:t>
+      </w:r>
+      <w:r>
+        <w:t xml:space="preserve">The second approach, the</w:t>
+      </w:r>
+      <w:r>
+        <w:t xml:space="preserve"> </w:t>
+      </w:r>
+      <w:r>
+        <w:t xml:space="preserve">“upward/downward extension”</w:t>
+      </w:r>
+      <w:r>
+        <w:t xml:space="preserve"> </w:t>
+      </w:r>
+      <w:r>
+        <w:t xml:space="preserve">approach, takes items that are valid at a given age and uses the items across ages when the item may not be valid or useful—i.e., all items are assessed at all ages.</w:t>
+      </w:r>
+      <w:r>
+        <w:t xml:space="preserve"> </w:t>
+      </w:r>
+      <w:r>
+        <w:t xml:space="preserve">For instance, the upward extension approach might take the item</w:t>
+      </w:r>
+      <w:r>
+        <w:t xml:space="preserve"> </w:t>
+      </w:r>
+      <w:r>
+        <w:t xml:space="preserve">“disobedient to authority figures”</w:t>
+      </w:r>
+      <w:r>
+        <w:t xml:space="preserve"> </w:t>
+      </w:r>
+      <w:r>
+        <w:t xml:space="preserve">and apply it to older individuals for whom such a behavior may no longer validly reflect externalizing behavior—and may instead reflect prosocial functions including protesting against societally unjust actions.</w:t>
+      </w:r>
+      <w:r>
+        <w:t xml:space="preserve"> </w:t>
+      </w:r>
+      <w:r>
+        <w:t xml:space="preserve">Both the</w:t>
+      </w:r>
+      <w:r>
+        <w:t xml:space="preserve"> </w:t>
+      </w:r>
+      <w:r>
+        <w:t xml:space="preserve">“common items”</w:t>
+      </w:r>
+      <w:r>
+        <w:t xml:space="preserve"> </w:t>
+      </w:r>
+      <w:r>
+        <w:t xml:space="preserve">(e.g.,</w:t>
+      </w:r>
+      <w:r>
+        <w:t xml:space="preserve"> </w:t>
+      </w:r>
+      <w:hyperlink w:anchor="ref-Odgers2008">
+        <w:r>
+          <w:rPr>
+            <w:rStyle w:val="Hyperlink"/>
+          </w:rPr>
+          <w:t xml:space="preserve">Odgers et al., 2008</w:t>
+        </w:r>
+      </w:hyperlink>
+      <w:r>
+        <w:t xml:space="preserve">;</w:t>
+      </w:r>
+      <w:r>
+        <w:t xml:space="preserve"> </w:t>
+      </w:r>
+      <w:hyperlink w:anchor="ref-Sterba2007">
+        <w:r>
+          <w:rPr>
+            <w:rStyle w:val="Hyperlink"/>
+          </w:rPr>
+          <w:t xml:space="preserve">Sterba et al., 2007</w:t>
+        </w:r>
+      </w:hyperlink>
+      <w:r>
+        <w:t xml:space="preserve">)</w:t>
+      </w:r>
+      <w:r>
+        <w:t xml:space="preserve"> </w:t>
+      </w:r>
+      <w:r>
+        <w:t xml:space="preserve">and</w:t>
+      </w:r>
+      <w:r>
+        <w:t xml:space="preserve"> </w:t>
+      </w:r>
+      <w:r>
+        <w:t xml:space="preserve">“upward/downward extension”</w:t>
+      </w:r>
+      <w:r>
+        <w:t xml:space="preserve"> </w:t>
+      </w:r>
+      <w:r>
+        <w:t xml:space="preserve">(e.g.,</w:t>
+      </w:r>
+      <w:r>
+        <w:t xml:space="preserve"> </w:t>
+      </w:r>
+      <w:hyperlink w:anchor="ref-BriggsGowan2016">
+        <w:r>
+          <w:rPr>
+            <w:rStyle w:val="Hyperlink"/>
+          </w:rPr>
+          <w:t xml:space="preserve">Briggs-Gowan et al., 2016</w:t>
+        </w:r>
+      </w:hyperlink>
+      <w:r>
+        <w:t xml:space="preserve">;</w:t>
+      </w:r>
+      <w:r>
+        <w:t xml:space="preserve"> </w:t>
+      </w:r>
+      <w:hyperlink w:anchor="ref-Broeren2013">
+        <w:r>
+          <w:rPr>
+            <w:rStyle w:val="Hyperlink"/>
+          </w:rPr>
+          <w:t xml:space="preserve">Broeren et al., 2013</w:t>
+        </w:r>
+      </w:hyperlink>
+      <w:r>
+        <w:t xml:space="preserve">)</w:t>
+      </w:r>
+      <w:r>
+        <w:t xml:space="preserve"> </w:t>
+      </w:r>
+      <w:r>
+        <w:t xml:space="preserve">approaches are widely used, likely because they result in the same items assessed across ages, but both have key problems.</w:t>
+      </w:r>
+      <w:r>
+        <w:t xml:space="preserve"> </w:t>
+      </w:r>
+      <w:r>
+        <w:t xml:space="preserve">As an example of the common items approach, Odgers et al. (2008, p. 676) examined children’s development of DSM-IV symptoms of conduct disorder from ages 7 to 26 years, but they dropped age-specific symptoms (e.g., running away, staying out late)</w:t>
+      </w:r>
+      <w:r>
+        <w:t xml:space="preserve"> </w:t>
+      </w:r>
+      <w:r>
+        <w:t xml:space="preserve">“because [these symptoms] did not cover the study’s age span”</w:t>
+      </w:r>
+      <w:r>
+        <w:t xml:space="preserve">.</w:t>
+      </w:r>
+      <w:r>
+        <w:t xml:space="preserve"> </w:t>
+      </w:r>
+      <w:r>
+        <w:t xml:space="preserve">As an example of the upward extension approach, Broeren et al. (2013, p. 84) examined children’s development of anxiety from ages 4 to 11 years; they noted,</w:t>
+      </w:r>
+      <w:r>
+        <w:t xml:space="preserve"> </w:t>
+      </w:r>
+      <w:r>
+        <w:t xml:space="preserve">“Although the questionnaire was originally developed to measure anxiety in preschoolers, the current study also employed the scale with older children to promote uniformity in measures”</w:t>
+      </w:r>
+      <w:r>
+        <w:t xml:space="preserve">.</w:t>
+      </w:r>
+    </w:p>
+    <w:bookmarkStart w:id="78" w:name="fig-approachesToLongitudinalAssessment"/>
+    <w:p>
+      <w:pPr>
+        <w:pStyle w:val="FigureTitle"/>
+      </w:pPr>
+      <w:r>
+        <w:t xml:space="preserve">Figure 3</w:t>
+      </w:r>
+    </w:p>
+    <w:p>
+      <w:pPr>
+        <w:pStyle w:val="Caption"/>
+      </w:pPr>
+      <w:r>
+        <w:t xml:space="preserve">Item set A refers to items that are construct-valid at only timepoint 1 (T1); item set B is construct-valid at both T1 and T2; item set C is construct-valid at only T2.</w:t>
+      </w:r>
+      <w:r>
+        <w:t xml:space="preserve"> </w:t>
+      </w:r>
+      <w:r>
+        <w:t xml:space="preserve">A dash indicates that the item set was not assessed at a given timepoint.</w:t>
+      </w:r>
+      <w:r>
+        <w:t xml:space="preserve"> </w:t>
+      </w:r>
+      <w:r>
+        <w:t xml:space="preserve">A white box indicates invalid assessment in terms of either a content gap (i.e., important missing items) or intrusion (i.e., invalid items at a given timepoint).</w:t>
+      </w:r>
+      <w:r>
+        <w:t xml:space="preserve"> </w:t>
+      </w:r>
+      <w:r>
+        <w:t xml:space="preserve">In a study of externalizing problems from early childhood to adulthood,</w:t>
+      </w:r>
+      <w:r>
+        <w:t xml:space="preserve"> </w:t>
+      </w:r>
+      <w:r>
+        <w:t xml:space="preserve">“biting others”</w:t>
+      </w:r>
+      <w:r>
+        <w:t xml:space="preserve"> </w:t>
+      </w:r>
+      <w:r>
+        <w:t xml:space="preserve">may be in item set A;</w:t>
+      </w:r>
+      <w:r>
+        <w:t xml:space="preserve"> </w:t>
+      </w:r>
+      <w:r>
+        <w:t xml:space="preserve">“noncompliant”</w:t>
+      </w:r>
+      <w:r>
+        <w:t xml:space="preserve"> </w:t>
+      </w:r>
+      <w:r>
+        <w:t xml:space="preserve">in B;</w:t>
+      </w:r>
+      <w:r>
+        <w:t xml:space="preserve"> </w:t>
+      </w:r>
+      <w:r>
+        <w:t xml:space="preserve">“drug use”</w:t>
+      </w:r>
+      <w:r>
+        <w:t xml:space="preserve"> </w:t>
+      </w:r>
+      <w:r>
+        <w:t xml:space="preserve">in C.</w:t>
+      </w:r>
+      <w:r>
+        <w:t xml:space="preserve"> </w:t>
+      </w:r>
+      <w:r>
+        <w:t xml:space="preserve">The three approaches are: (1) common items: B at T1 and T2, (2) upward/downward extension: ABC at T1 and T2, or (3) construct-valid items: AB at T1; BC at T2.</w:t>
+      </w:r>
+      <w:r>
+        <w:t xml:space="preserve"> </w:t>
+      </w:r>
+      <w:r>
+        <w:t xml:space="preserve">The</w:t>
+      </w:r>
+      <w:r>
+        <w:t xml:space="preserve"> </w:t>
+      </w:r>
+      <w:r>
+        <w:t xml:space="preserve">“common items”</w:t>
+      </w:r>
+      <w:r>
+        <w:t xml:space="preserve"> </w:t>
+      </w:r>
+      <w:r>
+        <w:t xml:space="preserve">and</w:t>
+      </w:r>
+      <w:r>
+        <w:t xml:space="preserve"> </w:t>
+      </w:r>
+      <w:r>
+        <w:t xml:space="preserve">“upward/downward extension”</w:t>
+      </w:r>
+      <w:r>
+        <w:t xml:space="preserve"> </w:t>
+      </w:r>
+      <w:r>
+        <w:t xml:space="preserve">approaches are by far the most widely used in the literature, even though they likely lead to inaccurate scores and thus inaccurate trajectories.</w:t>
+      </w:r>
+      <w:r>
+        <w:t xml:space="preserve"> </w:t>
+      </w:r>
+      <w:r>
+        <w:t xml:space="preserve">(Figure reprinted from</w:t>
+      </w:r>
+      <w:r>
+        <w:t xml:space="preserve"> </w:t>
+      </w:r>
+      <w:r>
+        <w:t xml:space="preserve">Petersen et al. (</w:t>
+      </w:r>
+      <w:hyperlink w:anchor="ref-Petersen2026">
+        <w:r>
+          <w:rPr>
+            <w:rStyle w:val="Hyperlink"/>
+          </w:rPr>
+          <w:t xml:space="preserve">2026</w:t>
+        </w:r>
+      </w:hyperlink>
+      <w:r>
+        <w:t xml:space="preserve">)</w:t>
+      </w:r>
+      <w:r>
+        <w:t xml:space="preserve">, Figure 1, p. 113. Petersen, I. T., Demko, Z., Lee, W.-C., &amp; Oleson, J. J. (2026). Studying development of psychopathology using changing measures to account for heterotypic continuity.</w:t>
+      </w:r>
+      <w:r>
+        <w:t xml:space="preserve"> </w:t>
+      </w:r>
+      <w:r>
+        <w:rPr>
+          <w:i/>
+          <w:iCs/>
+        </w:rPr>
+        <w:t xml:space="preserve">JAACAP Open</w:t>
+      </w:r>
+      <w:r>
+        <w:t xml:space="preserve">,</w:t>
+      </w:r>
+      <w:r>
+        <w:t xml:space="preserve"> </w:t>
+      </w:r>
+      <w:r>
+        <w:rPr>
+          <w:i/>
+          <w:iCs/>
+        </w:rPr>
+        <w:t xml:space="preserve">4</w:t>
+      </w:r>
+      <w:r>
+        <w:t xml:space="preserve">(1), 111–123.</w:t>
+      </w:r>
+      <w:r>
+        <w:t xml:space="preserve"> </w:t>
+      </w:r>
+      <w:hyperlink r:id="rId74">
+        <w:r>
+          <w:rPr>
+            <w:rStyle w:val="Hyperlink"/>
+          </w:rPr>
+          <w:t xml:space="preserve">https://doi.org/10.1016/j.jaacop.2025.10.008</w:t>
+        </w:r>
+      </w:hyperlink>
+      <w:r>
+        <w:t xml:space="preserve">)</w:t>
+      </w:r>
+    </w:p>
+    <w:p>
+      <w:pPr>
+        <w:pStyle w:val="FigureWithoutNote"/>
+      </w:pPr>
+      <w:r>
+        <w:drawing>
+          <wp:inline>
+            <wp:extent cx="5943600" cy="2351289"/>
+            <wp:effectExtent b="0" l="0" r="0" t="0"/>
+            <wp:docPr descr="" title="" id="76" name="Picture"/>
+            <a:graphic>
+              <a:graphicData uri="http://schemas.openxmlformats.org/drawingml/2006/picture">
+                <pic:pic>
+                  <pic:nvPicPr>
+                    <pic:cNvPr descr="Figures/approachesToLongitudinalAssessment.jpg" id="77" name="Picture"/>
+                    <pic:cNvPicPr>
+                      <a:picLocks noChangeArrowheads="1" noChangeAspect="1"/>
+                    </pic:cNvPicPr>
+                  </pic:nvPicPr>
+                  <pic:blipFill>
+                    <a:blip r:embed="rId75"/>
                     <a:stretch>
                       <a:fillRect/>
                     </a:stretch>
@@ -3129,7 +3286,7 @@
         </w:drawing>
       </w:r>
     </w:p>
-    <w:bookmarkEnd w:id="73"/>
+    <w:bookmarkEnd w:id="78"/>
     <w:p>
       <w:pPr>
         <w:pStyle w:val="AfterWithoutNote"/>
@@ -3257,8 +3414,8 @@
         <w:t xml:space="preserve">In sum, despite these approaches being the most widely used for assessing individuals’ development, they likely lead to inaccurate scores and thus inaccurate trajectories.</w:t>
       </w:r>
     </w:p>
-    <w:bookmarkEnd w:id="74"/>
-    <w:bookmarkStart w:id="75" w:name="Xdc13d281466e499f4855c3876fd0a0cd5a1ffa2"/>
+    <w:bookmarkEnd w:id="79"/>
+    <w:bookmarkStart w:id="80" w:name="Xdc13d281466e499f4855c3876fd0a0cd5a1ffa2"/>
     <w:p>
       <w:pPr>
         <w:pStyle w:val="Heading3"/>
@@ -3316,8 +3473,8 @@
         <w:t xml:space="preserve">Absolute change is necessary to identify true growth for an individual, and is thus important for treatment monitoring and longitudinal growth curves.</w:t>
       </w:r>
     </w:p>
-    <w:bookmarkEnd w:id="75"/>
-    <w:bookmarkStart w:id="76" w:name="X5b5ec984eec4bed4d234d034c192bb08d883361"/>
+    <w:bookmarkEnd w:id="80"/>
+    <w:bookmarkStart w:id="81" w:name="X5b5ec984eec4bed4d234d034c192bb08d883361"/>
     <w:p>
       <w:pPr>
         <w:pStyle w:val="Heading3"/>
@@ -3550,8 +3707,8 @@
         <w:t xml:space="preserve">Better identification of subthreshold externalizing is critical, in both research and practice, for identifying at-risk individuals in the early-stage trajectory of psychopathology.</w:t>
       </w:r>
     </w:p>
-    <w:bookmarkEnd w:id="76"/>
-    <w:bookmarkStart w:id="77" w:name="X7a68df1e46d6eb3875992be7e28db94db9dbc3e"/>
+    <w:bookmarkEnd w:id="81"/>
+    <w:bookmarkStart w:id="82" w:name="X7a68df1e46d6eb3875992be7e28db94db9dbc3e"/>
     <w:p>
       <w:pPr>
         <w:pStyle w:val="Heading3"/>
@@ -3568,9 +3725,9 @@
         <w:t xml:space="preserve">In sum, although they have been helpful, existing measures are poorly suited to classify individuals’ development of psychopathology across a lengthy span, which is necessary for tracking individuals’ change and identifying mechanisms in the development of psychopathology.</w:t>
       </w:r>
     </w:p>
-    <w:bookmarkEnd w:id="77"/>
-    <w:bookmarkEnd w:id="78"/>
-    <w:bookmarkStart w:id="79" w:name="example-externalizing-psychopathology"/>
+    <w:bookmarkEnd w:id="82"/>
+    <w:bookmarkEnd w:id="83"/>
+    <w:bookmarkStart w:id="84" w:name="example-externalizing-psychopathology"/>
     <w:p>
       <w:pPr>
         <w:pStyle w:val="Heading2"/>
@@ -3579,9 +3736,9 @@
         <w:t xml:space="preserve">Example: Externalizing Psychopathology</w:t>
       </w:r>
     </w:p>
-    <w:bookmarkEnd w:id="79"/>
-    <w:bookmarkEnd w:id="80"/>
-    <w:bookmarkStart w:id="81" w:name="X90173f212147643646723f86a6ce6f8ad77bf31"/>
+    <w:bookmarkEnd w:id="84"/>
+    <w:bookmarkEnd w:id="85"/>
+    <w:bookmarkStart w:id="86" w:name="X90173f212147643646723f86a6ce6f8ad77bf31"/>
     <w:p>
       <w:pPr>
         <w:pStyle w:val="Heading1"/>
@@ -3590,8 +3747,8 @@
         <w:t xml:space="preserve">Solution: A Developmental Scaling Framework</w:t>
       </w:r>
     </w:p>
-    <w:bookmarkEnd w:id="81"/>
-    <w:bookmarkStart w:id="90" w:name="other-key-challenges-to-address"/>
+    <w:bookmarkEnd w:id="86"/>
+    <w:bookmarkStart w:id="95" w:name="other-key-challenges-to-address"/>
     <w:p>
       <w:pPr>
         <w:pStyle w:val="Heading1"/>
@@ -3600,7 +3757,7 @@
         <w:t xml:space="preserve">Other Key Challenges to Address</w:t>
       </w:r>
     </w:p>
-    <w:bookmarkStart w:id="86" w:name="sec-potential-confounds-of-change"/>
+    <w:bookmarkStart w:id="91" w:name="sec-potential-confounds-of-change"/>
     <w:p>
       <w:pPr>
         <w:pStyle w:val="Heading2"/>
@@ -3609,7 +3766,7 @@
         <w:t xml:space="preserve">Potential Confounds of Change</w:t>
       </w:r>
     </w:p>
-    <w:bookmarkStart w:id="82" w:name="practiceretest-effects"/>
+    <w:bookmarkStart w:id="87" w:name="practiceretest-effects"/>
     <w:p>
       <w:pPr>
         <w:pStyle w:val="Heading3"/>
@@ -3618,8 +3775,8 @@
         <w:t xml:space="preserve">Practice/Retest Effects</w:t>
       </w:r>
     </w:p>
-    <w:bookmarkEnd w:id="82"/>
-    <w:bookmarkStart w:id="83" w:name="period-and-cohort-effects"/>
+    <w:bookmarkEnd w:id="87"/>
+    <w:bookmarkStart w:id="88" w:name="period-and-cohort-effects"/>
     <w:p>
       <w:pPr>
         <w:pStyle w:val="Heading3"/>
@@ -3628,8 +3785,8 @@
         <w:t xml:space="preserve">Period and Cohort Effects</w:t>
       </w:r>
     </w:p>
-    <w:bookmarkEnd w:id="83"/>
-    <w:bookmarkStart w:id="84" w:name="measurement-error"/>
+    <w:bookmarkEnd w:id="88"/>
+    <w:bookmarkStart w:id="89" w:name="measurement-error"/>
     <w:p>
       <w:pPr>
         <w:pStyle w:val="Heading3"/>
@@ -3638,8 +3795,8 @@
         <w:t xml:space="preserve">Measurement Error</w:t>
       </w:r>
     </w:p>
-    <w:bookmarkEnd w:id="84"/>
-    <w:bookmarkStart w:id="85" w:name="change-in-meaning-of-the-scores"/>
+    <w:bookmarkEnd w:id="89"/>
+    <w:bookmarkStart w:id="90" w:name="change-in-meaning-of-the-scores"/>
     <w:p>
       <w:pPr>
         <w:pStyle w:val="Heading3"/>
@@ -3648,9 +3805,9 @@
         <w:t xml:space="preserve">Change in Meaning of the Scores</w:t>
       </w:r>
     </w:p>
-    <w:bookmarkEnd w:id="85"/>
-    <w:bookmarkEnd w:id="86"/>
-    <w:bookmarkStart w:id="87" w:name="factorial-invariance-across-time"/>
+    <w:bookmarkEnd w:id="90"/>
+    <w:bookmarkEnd w:id="91"/>
+    <w:bookmarkStart w:id="92" w:name="factorial-invariance-across-time"/>
     <w:p>
       <w:pPr>
         <w:pStyle w:val="Heading2"/>
@@ -3659,8 +3816,8 @@
         <w:t xml:space="preserve">Factorial Invariance Across Time</w:t>
       </w:r>
     </w:p>
-    <w:bookmarkEnd w:id="87"/>
-    <w:bookmarkStart w:id="88" w:name="integration-across-multiple-sources"/>
+    <w:bookmarkEnd w:id="92"/>
+    <w:bookmarkStart w:id="93" w:name="integration-across-multiple-sources"/>
     <w:p>
       <w:pPr>
         <w:pStyle w:val="Heading2"/>
@@ -3669,8 +3826,8 @@
         <w:t xml:space="preserve">Integration Across Multiple Sources</w:t>
       </w:r>
     </w:p>
-    <w:bookmarkEnd w:id="88"/>
-    <w:bookmarkStart w:id="89" w:name="obsolescence-of-items-and-measures"/>
+    <w:bookmarkEnd w:id="93"/>
+    <w:bookmarkStart w:id="94" w:name="obsolescence-of-items-and-measures"/>
     <w:p>
       <w:pPr>
         <w:pStyle w:val="Heading2"/>
@@ -3679,9 +3836,9 @@
         <w:t xml:space="preserve">Obsolescence of Items and Measures</w:t>
       </w:r>
     </w:p>
-    <w:bookmarkEnd w:id="89"/>
-    <w:bookmarkEnd w:id="90"/>
-    <w:bookmarkStart w:id="91" w:name="conclusion"/>
+    <w:bookmarkEnd w:id="94"/>
+    <w:bookmarkEnd w:id="95"/>
+    <w:bookmarkStart w:id="96" w:name="conclusion"/>
     <w:p>
       <w:pPr>
         <w:pStyle w:val="Heading1"/>
@@ -3710,8 +3867,8 @@
         <w:t xml:space="preserve">Although this manuscript focuses on development of psychopathology, the principles discussed likely apply to many other developmental domains.</w:t>
       </w:r>
     </w:p>
-    <w:bookmarkEnd w:id="91"/>
-    <w:bookmarkStart w:id="164" w:name="references"/>
+    <w:bookmarkEnd w:id="96"/>
+    <w:bookmarkStart w:id="168" w:name="references"/>
     <w:p>
       <w:pPr>
         <w:pStyle w:val="Heading1"/>
@@ -3720,8 +3877,8 @@
         <w:t xml:space="preserve">References</w:t>
       </w:r>
     </w:p>
-    <w:bookmarkStart w:id="163" w:name="refs"/>
-    <w:bookmarkStart w:id="92" w:name="ref-Abrous2026"/>
+    <w:bookmarkStart w:id="167" w:name="refs"/>
+    <w:bookmarkStart w:id="97" w:name="ref-Abrous2026"/>
     <w:p>
       <w:pPr>
         <w:pStyle w:val="Bibliography"/>
@@ -3767,8 +3924,8 @@
         </w:r>
       </w:hyperlink>
     </w:p>
-    <w:bookmarkEnd w:id="92"/>
-    <w:bookmarkStart w:id="93" w:name="ref-Ackerman2013"/>
+    <w:bookmarkEnd w:id="97"/>
+    <w:bookmarkStart w:id="98" w:name="ref-Ackerman2013"/>
     <w:p>
       <w:pPr>
         <w:pStyle w:val="Bibliography"/>
@@ -3793,8 +3950,8 @@
         <w:t xml:space="preserve">(pp. 119–132). American Psychological Association.</w:t>
       </w:r>
     </w:p>
-    <w:bookmarkEnd w:id="93"/>
-    <w:bookmarkStart w:id="94" w:name="ref-APA2022"/>
+    <w:bookmarkEnd w:id="98"/>
+    <w:bookmarkStart w:id="99" w:name="ref-APA2022"/>
     <w:p>
       <w:pPr>
         <w:pStyle w:val="Bibliography"/>
@@ -3844,8 +4001,8 @@
         <w:t xml:space="preserve">. American Psychiatric Publishing.</w:t>
       </w:r>
     </w:p>
-    <w:bookmarkEnd w:id="94"/>
-    <w:bookmarkStart w:id="96" w:name="ref-ApplegateInPress"/>
+    <w:bookmarkEnd w:id="99"/>
+    <w:bookmarkStart w:id="101" w:name="ref-ApplegateInPress"/>
     <w:p>
       <w:pPr>
         <w:pStyle w:val="Bibliography"/>
@@ -3869,7 +4026,7 @@
       <w:r>
         <w:t xml:space="preserve"> </w:t>
       </w:r>
-      <w:hyperlink r:id="rId95">
+      <w:hyperlink r:id="rId100">
         <w:r>
           <w:rPr>
             <w:rStyle w:val="Hyperlink"/>
@@ -3878,8 +4035,8 @@
         </w:r>
       </w:hyperlink>
     </w:p>
-    <w:bookmarkEnd w:id="96"/>
-    <w:bookmarkStart w:id="97" w:name="ref-Borelli2018"/>
+    <w:bookmarkEnd w:id="101"/>
+    <w:bookmarkStart w:id="102" w:name="ref-Borelli2018"/>
     <w:p>
       <w:pPr>
         <w:pStyle w:val="Bibliography"/>
@@ -3925,8 +4082,8 @@
         </w:r>
       </w:hyperlink>
     </w:p>
-    <w:bookmarkEnd w:id="97"/>
-    <w:bookmarkStart w:id="98" w:name="ref-BriggsGowan2016"/>
+    <w:bookmarkEnd w:id="102"/>
+    <w:bookmarkStart w:id="103" w:name="ref-BriggsGowan2016"/>
     <w:p>
       <w:pPr>
         <w:pStyle w:val="Bibliography"/>
@@ -3951,8 +4108,8 @@
         <w:t xml:space="preserve">(pp. 1–45).</w:t>
       </w:r>
     </w:p>
-    <w:bookmarkEnd w:id="98"/>
-    <w:bookmarkStart w:id="100" w:name="ref-Broeren2013"/>
+    <w:bookmarkEnd w:id="103"/>
+    <w:bookmarkStart w:id="105" w:name="ref-Broeren2013"/>
     <w:p>
       <w:pPr>
         <w:pStyle w:val="Bibliography"/>
@@ -3989,7 +4146,7 @@
       <w:r>
         <w:t xml:space="preserve"> </w:t>
       </w:r>
-      <w:hyperlink r:id="rId99">
+      <w:hyperlink r:id="rId104">
         <w:r>
           <w:rPr>
             <w:rStyle w:val="Hyperlink"/>
@@ -3998,8 +4155,8 @@
         </w:r>
       </w:hyperlink>
     </w:p>
-    <w:bookmarkEnd w:id="100"/>
-    <w:bookmarkStart w:id="101" w:name="ref-Caspi2006"/>
+    <w:bookmarkEnd w:id="105"/>
+    <w:bookmarkStart w:id="106" w:name="ref-Caspi2006"/>
     <w:p>
       <w:pPr>
         <w:pStyle w:val="Bibliography"/>
@@ -4024,8 +4181,8 @@
         <w:t xml:space="preserve">(6th ed., Vol. 3, pp. 300–365). John Wiley &amp; Sons, Inc.</w:t>
       </w:r>
     </w:p>
-    <w:bookmarkEnd w:id="101"/>
-    <w:bookmarkStart w:id="103" w:name="ref-Chen2015"/>
+    <w:bookmarkEnd w:id="106"/>
+    <w:bookmarkStart w:id="108" w:name="ref-Chen2015"/>
     <w:p>
       <w:pPr>
         <w:pStyle w:val="Bibliography"/>
@@ -4062,7 +4219,7 @@
       <w:r>
         <w:t xml:space="preserve"> </w:t>
       </w:r>
-      <w:hyperlink r:id="rId102">
+      <w:hyperlink r:id="rId107">
         <w:r>
           <w:rPr>
             <w:rStyle w:val="Hyperlink"/>
@@ -4071,8 +4228,8 @@
         </w:r>
       </w:hyperlink>
     </w:p>
-    <w:bookmarkEnd w:id="103"/>
-    <w:bookmarkStart w:id="105" w:name="ref-Cicchetti2002"/>
+    <w:bookmarkEnd w:id="108"/>
+    <w:bookmarkStart w:id="110" w:name="ref-Cicchetti2002"/>
     <w:p>
       <w:pPr>
         <w:pStyle w:val="Bibliography"/>
@@ -4109,7 +4266,7 @@
       <w:r>
         <w:t xml:space="preserve"> </w:t>
       </w:r>
-      <w:hyperlink r:id="rId104">
+      <w:hyperlink r:id="rId109">
         <w:r>
           <w:rPr>
             <w:rStyle w:val="Hyperlink"/>
@@ -4118,8 +4275,8 @@
         </w:r>
       </w:hyperlink>
     </w:p>
-    <w:bookmarkEnd w:id="105"/>
-    <w:bookmarkStart w:id="107" w:name="ref-DeLosReyes2026"/>
+    <w:bookmarkEnd w:id="110"/>
+    <w:bookmarkStart w:id="112" w:name="ref-DeLosReyes2026"/>
     <w:p>
       <w:pPr>
         <w:pStyle w:val="Bibliography"/>
@@ -4168,7 +4325,7 @@
       <w:r>
         <w:t xml:space="preserve"> </w:t>
       </w:r>
-      <w:hyperlink r:id="rId106">
+      <w:hyperlink r:id="rId111">
         <w:r>
           <w:rPr>
             <w:rStyle w:val="Hyperlink"/>
@@ -4177,8 +4334,8 @@
         </w:r>
       </w:hyperlink>
     </w:p>
-    <w:bookmarkEnd w:id="107"/>
-    <w:bookmarkStart w:id="109" w:name="ref-Fairchild2013"/>
+    <w:bookmarkEnd w:id="112"/>
+    <w:bookmarkStart w:id="114" w:name="ref-Fairchild2013"/>
     <w:p>
       <w:pPr>
         <w:pStyle w:val="Bibliography"/>
@@ -4215,7 +4372,7 @@
       <w:r>
         <w:t xml:space="preserve"> </w:t>
       </w:r>
-      <w:hyperlink r:id="rId108">
+      <w:hyperlink r:id="rId113">
         <w:r>
           <w:rPr>
             <w:rStyle w:val="Hyperlink"/>
@@ -4224,8 +4381,8 @@
         </w:r>
       </w:hyperlink>
     </w:p>
-    <w:bookmarkEnd w:id="109"/>
-    <w:bookmarkStart w:id="111" w:name="ref-Godoy2021"/>
+    <w:bookmarkEnd w:id="114"/>
+    <w:bookmarkStart w:id="116" w:name="ref-Godoy2021"/>
     <w:p>
       <w:pPr>
         <w:pStyle w:val="Bibliography"/>
@@ -4262,7 +4419,7 @@
       <w:r>
         <w:t xml:space="preserve"> </w:t>
       </w:r>
-      <w:hyperlink r:id="rId110">
+      <w:hyperlink r:id="rId115">
         <w:r>
           <w:rPr>
             <w:rStyle w:val="Hyperlink"/>
@@ -4271,8 +4428,8 @@
         </w:r>
       </w:hyperlink>
     </w:p>
-    <w:bookmarkEnd w:id="111"/>
-    <w:bookmarkStart w:id="113" w:name="ref-Insel2008"/>
+    <w:bookmarkEnd w:id="116"/>
+    <w:bookmarkStart w:id="118" w:name="ref-Insel2008"/>
     <w:p>
       <w:pPr>
         <w:pStyle w:val="Bibliography"/>
@@ -4309,7 +4466,7 @@
       <w:r>
         <w:t xml:space="preserve"> </w:t>
       </w:r>
-      <w:hyperlink r:id="rId112">
+      <w:hyperlink r:id="rId117">
         <w:r>
           <w:rPr>
             <w:rStyle w:val="Hyperlink"/>
@@ -4318,8 +4475,8 @@
         </w:r>
       </w:hyperlink>
     </w:p>
-    <w:bookmarkEnd w:id="113"/>
-    <w:bookmarkStart w:id="115" w:name="ref-Kaat2019"/>
+    <w:bookmarkEnd w:id="118"/>
+    <w:bookmarkStart w:id="120" w:name="ref-Kaat2019"/>
     <w:p>
       <w:pPr>
         <w:pStyle w:val="Bibliography"/>
@@ -4356,7 +4513,7 @@
       <w:r>
         <w:t xml:space="preserve"> </w:t>
       </w:r>
-      <w:hyperlink r:id="rId114">
+      <w:hyperlink r:id="rId119">
         <w:r>
           <w:rPr>
             <w:rStyle w:val="Hyperlink"/>
@@ -4365,8 +4522,8 @@
         </w:r>
       </w:hyperlink>
     </w:p>
-    <w:bookmarkEnd w:id="115"/>
-    <w:bookmarkStart w:id="117" w:name="ref-Miller2009"/>
+    <w:bookmarkEnd w:id="120"/>
+    <w:bookmarkStart w:id="122" w:name="ref-Miller2009"/>
     <w:p>
       <w:pPr>
         <w:pStyle w:val="Bibliography"/>
@@ -4403,7 +4560,7 @@
       <w:r>
         <w:t xml:space="preserve"> </w:t>
       </w:r>
-      <w:hyperlink r:id="rId116">
+      <w:hyperlink r:id="rId121">
         <w:r>
           <w:rPr>
             <w:rStyle w:val="Hyperlink"/>
@@ -4412,8 +4569,8 @@
         </w:r>
       </w:hyperlink>
     </w:p>
-    <w:bookmarkEnd w:id="117"/>
-    <w:bookmarkStart w:id="119" w:name="ref-Moffitt1993"/>
+    <w:bookmarkEnd w:id="122"/>
+    <w:bookmarkStart w:id="124" w:name="ref-Moffitt1993"/>
     <w:p>
       <w:pPr>
         <w:pStyle w:val="Bibliography"/>
@@ -4450,7 +4607,7 @@
       <w:r>
         <w:t xml:space="preserve"> </w:t>
       </w:r>
-      <w:hyperlink r:id="rId118">
+      <w:hyperlink r:id="rId123">
         <w:r>
           <w:rPr>
             <w:rStyle w:val="Hyperlink"/>
@@ -4459,8 +4616,8 @@
         </w:r>
       </w:hyperlink>
     </w:p>
-    <w:bookmarkEnd w:id="119"/>
-    <w:bookmarkStart w:id="121" w:name="ref-Odgers2008"/>
+    <w:bookmarkEnd w:id="124"/>
+    <w:bookmarkStart w:id="126" w:name="ref-Odgers2008"/>
     <w:p>
       <w:pPr>
         <w:pStyle w:val="Bibliography"/>
@@ -4497,7 +4654,7 @@
       <w:r>
         <w:t xml:space="preserve"> </w:t>
       </w:r>
-      <w:hyperlink r:id="rId120">
+      <w:hyperlink r:id="rId125">
         <w:r>
           <w:rPr>
             <w:rStyle w:val="Hyperlink"/>
@@ -4506,8 +4663,8 @@
         </w:r>
       </w:hyperlink>
     </w:p>
-    <w:bookmarkEnd w:id="121"/>
-    <w:bookmarkStart w:id="123" w:name="ref-Paalman2013"/>
+    <w:bookmarkEnd w:id="126"/>
+    <w:bookmarkStart w:id="128" w:name="ref-Paalman2013"/>
     <w:p>
       <w:pPr>
         <w:pStyle w:val="Bibliography"/>
@@ -4544,7 +4701,7 @@
       <w:r>
         <w:t xml:space="preserve"> </w:t>
       </w:r>
-      <w:hyperlink r:id="rId122">
+      <w:hyperlink r:id="rId127">
         <w:r>
           <w:rPr>
             <w:rStyle w:val="Hyperlink"/>
@@ -4553,8 +4710,8 @@
         </w:r>
       </w:hyperlink>
     </w:p>
-    <w:bookmarkEnd w:id="123"/>
-    <w:bookmarkStart w:id="125" w:name="ref-Patterson1993"/>
+    <w:bookmarkEnd w:id="128"/>
+    <w:bookmarkStart w:id="130" w:name="ref-Patterson1993"/>
     <w:p>
       <w:pPr>
         <w:pStyle w:val="Bibliography"/>
@@ -4591,7 +4748,7 @@
       <w:r>
         <w:t xml:space="preserve"> </w:t>
       </w:r>
-      <w:hyperlink r:id="rId124">
+      <w:hyperlink r:id="rId129">
         <w:r>
           <w:rPr>
             <w:rStyle w:val="Hyperlink"/>
@@ -4600,8 +4757,8 @@
         </w:r>
       </w:hyperlink>
     </w:p>
-    <w:bookmarkEnd w:id="125"/>
-    <w:bookmarkStart w:id="127" w:name="ref-Pavlovich2026"/>
+    <w:bookmarkEnd w:id="130"/>
+    <w:bookmarkStart w:id="132" w:name="ref-Pavlovich2026"/>
     <w:p>
       <w:pPr>
         <w:pStyle w:val="Bibliography"/>
@@ -4638,7 +4795,7 @@
       <w:r>
         <w:t xml:space="preserve"> </w:t>
       </w:r>
-      <w:hyperlink r:id="rId126">
+      <w:hyperlink r:id="rId131">
         <w:r>
           <w:rPr>
             <w:rStyle w:val="Hyperlink"/>
@@ -4647,8 +4804,8 @@
         </w:r>
       </w:hyperlink>
     </w:p>
-    <w:bookmarkEnd w:id="127"/>
-    <w:bookmarkStart w:id="129" w:name="ref-Petersen2024"/>
+    <w:bookmarkEnd w:id="132"/>
+    <w:bookmarkStart w:id="134" w:name="ref-Petersen2024"/>
     <w:p>
       <w:pPr>
         <w:pStyle w:val="Bibliography"/>
@@ -4685,7 +4842,7 @@
       <w:r>
         <w:t xml:space="preserve"> </w:t>
       </w:r>
-      <w:hyperlink r:id="rId128">
+      <w:hyperlink r:id="rId133">
         <w:r>
           <w:rPr>
             <w:rStyle w:val="Hyperlink"/>
@@ -4694,8 +4851,8 @@
         </w:r>
       </w:hyperlink>
     </w:p>
-    <w:bookmarkEnd w:id="129"/>
-    <w:bookmarkStart w:id="131" w:name="ref-Petersen2015"/>
+    <w:bookmarkEnd w:id="134"/>
+    <w:bookmarkStart w:id="135" w:name="ref-Petersen2015"/>
     <w:p>
       <w:pPr>
         <w:pStyle w:val="Bibliography"/>
@@ -4732,7 +4889,7 @@
       <w:r>
         <w:t xml:space="preserve"> </w:t>
       </w:r>
-      <w:hyperlink r:id="rId130">
+      <w:hyperlink r:id="rId66">
         <w:r>
           <w:rPr>
             <w:rStyle w:val="Hyperlink"/>
@@ -4741,8 +4898,8 @@
         </w:r>
       </w:hyperlink>
     </w:p>
-    <w:bookmarkEnd w:id="131"/>
-    <w:bookmarkStart w:id="133" w:name="ref-Petersen2020"/>
+    <w:bookmarkEnd w:id="135"/>
+    <w:bookmarkStart w:id="137" w:name="ref-Petersen2020"/>
     <w:p>
       <w:pPr>
         <w:pStyle w:val="Bibliography"/>
@@ -4779,7 +4936,7 @@
       <w:r>
         <w:t xml:space="preserve"> </w:t>
       </w:r>
-      <w:hyperlink r:id="rId132">
+      <w:hyperlink r:id="rId136">
         <w:r>
           <w:rPr>
             <w:rStyle w:val="Hyperlink"/>
@@ -4788,8 +4945,8 @@
         </w:r>
       </w:hyperlink>
     </w:p>
-    <w:bookmarkEnd w:id="133"/>
-    <w:bookmarkStart w:id="134" w:name="ref-Petersen2026"/>
+    <w:bookmarkEnd w:id="137"/>
+    <w:bookmarkStart w:id="138" w:name="ref-Petersen2026"/>
     <w:p>
       <w:pPr>
         <w:pStyle w:val="Bibliography"/>
@@ -4826,7 +4983,7 @@
       <w:r>
         <w:t xml:space="preserve"> </w:t>
       </w:r>
-      <w:hyperlink r:id="rId69">
+      <w:hyperlink r:id="rId74">
         <w:r>
           <w:rPr>
             <w:rStyle w:val="Hyperlink"/>
@@ -4835,8 +4992,8 @@
         </w:r>
       </w:hyperlink>
     </w:p>
-    <w:bookmarkEnd w:id="134"/>
-    <w:bookmarkStart w:id="136" w:name="ref-Petersen2021"/>
+    <w:bookmarkEnd w:id="138"/>
+    <w:bookmarkStart w:id="140" w:name="ref-Petersen2021"/>
     <w:p>
       <w:pPr>
         <w:pStyle w:val="Bibliography"/>
@@ -4873,7 +5030,7 @@
       <w:r>
         <w:t xml:space="preserve"> </w:t>
       </w:r>
-      <w:hyperlink r:id="rId135">
+      <w:hyperlink r:id="rId139">
         <w:r>
           <w:rPr>
             <w:rStyle w:val="Hyperlink"/>
@@ -4882,8 +5039,8 @@
         </w:r>
       </w:hyperlink>
     </w:p>
-    <w:bookmarkEnd w:id="136"/>
-    <w:bookmarkStart w:id="138" w:name="ref-Petersen2018"/>
+    <w:bookmarkEnd w:id="140"/>
+    <w:bookmarkStart w:id="142" w:name="ref-Petersen2018"/>
     <w:p>
       <w:pPr>
         <w:pStyle w:val="Bibliography"/>
@@ -4920,7 +5077,7 @@
       <w:r>
         <w:t xml:space="preserve"> </w:t>
       </w:r>
-      <w:hyperlink r:id="rId137">
+      <w:hyperlink r:id="rId141">
         <w:r>
           <w:rPr>
             <w:rStyle w:val="Hyperlink"/>
@@ -4929,8 +5086,8 @@
         </w:r>
       </w:hyperlink>
     </w:p>
-    <w:bookmarkEnd w:id="138"/>
-    <w:bookmarkStart w:id="140" w:name="ref-Rutter2006"/>
+    <w:bookmarkEnd w:id="142"/>
+    <w:bookmarkStart w:id="144" w:name="ref-Rutter2006"/>
     <w:p>
       <w:pPr>
         <w:pStyle w:val="Bibliography"/>
@@ -4967,7 +5124,7 @@
       <w:r>
         <w:t xml:space="preserve"> </w:t>
       </w:r>
-      <w:hyperlink r:id="rId139">
+      <w:hyperlink r:id="rId143">
         <w:r>
           <w:rPr>
             <w:rStyle w:val="Hyperlink"/>
@@ -4976,8 +5133,8 @@
         </w:r>
       </w:hyperlink>
     </w:p>
-    <w:bookmarkEnd w:id="140"/>
-    <w:bookmarkStart w:id="142" w:name="ref-Schaeffer1991"/>
+    <w:bookmarkEnd w:id="144"/>
+    <w:bookmarkStart w:id="146" w:name="ref-Schaeffer1991"/>
     <w:p>
       <w:pPr>
         <w:pStyle w:val="Bibliography"/>
@@ -5014,7 +5171,7 @@
       <w:r>
         <w:t xml:space="preserve"> </w:t>
       </w:r>
-      <w:hyperlink r:id="rId141">
+      <w:hyperlink r:id="rId145">
         <w:r>
           <w:rPr>
             <w:rStyle w:val="Hyperlink"/>
@@ -5023,8 +5180,8 @@
         </w:r>
       </w:hyperlink>
     </w:p>
-    <w:bookmarkEnd w:id="142"/>
-    <w:bookmarkStart w:id="144" w:name="ref-Schwarz1999"/>
+    <w:bookmarkEnd w:id="146"/>
+    <w:bookmarkStart w:id="148" w:name="ref-Schwarz1999"/>
     <w:p>
       <w:pPr>
         <w:pStyle w:val="Bibliography"/>
@@ -5061,7 +5218,7 @@
       <w:r>
         <w:t xml:space="preserve"> </w:t>
       </w:r>
-      <w:hyperlink r:id="rId143">
+      <w:hyperlink r:id="rId147">
         <w:r>
           <w:rPr>
             <w:rStyle w:val="Hyperlink"/>
@@ -5070,8 +5227,8 @@
         </w:r>
       </w:hyperlink>
     </w:p>
-    <w:bookmarkEnd w:id="144"/>
-    <w:bookmarkStart w:id="145" w:name="ref-Sivertsson2024"/>
+    <w:bookmarkEnd w:id="148"/>
+    <w:bookmarkStart w:id="149" w:name="ref-Sivertsson2024"/>
     <w:p>
       <w:pPr>
         <w:pStyle w:val="Bibliography"/>
@@ -5120,7 +5277,7 @@
       <w:r>
         <w:t xml:space="preserve"> </w:t>
       </w:r>
-      <w:hyperlink r:id="rId61">
+      <w:hyperlink r:id="rId65">
         <w:r>
           <w:rPr>
             <w:rStyle w:val="Hyperlink"/>
@@ -5129,8 +5286,8 @@
         </w:r>
       </w:hyperlink>
     </w:p>
-    <w:bookmarkEnd w:id="145"/>
-    <w:bookmarkStart w:id="146" w:name="ref-Sroufe2016"/>
+    <w:bookmarkEnd w:id="149"/>
+    <w:bookmarkStart w:id="150" w:name="ref-Sroufe2016"/>
     <w:p>
       <w:pPr>
         <w:pStyle w:val="Bibliography"/>
@@ -5155,8 +5312,8 @@
         <w:t xml:space="preserve">(Vol. 3, pp. 997–1011). Guilford.</w:t>
       </w:r>
     </w:p>
-    <w:bookmarkEnd w:id="146"/>
-    <w:bookmarkStart w:id="148" w:name="ref-Steffensmeier2025"/>
+    <w:bookmarkEnd w:id="150"/>
+    <w:bookmarkStart w:id="152" w:name="ref-Steffensmeier2025"/>
     <w:p>
       <w:pPr>
         <w:pStyle w:val="Bibliography"/>
@@ -5193,7 +5350,7 @@
       <w:r>
         <w:t xml:space="preserve"> </w:t>
       </w:r>
-      <w:hyperlink r:id="rId147">
+      <w:hyperlink r:id="rId151">
         <w:r>
           <w:rPr>
             <w:rStyle w:val="Hyperlink"/>
@@ -5202,8 +5359,8 @@
         </w:r>
       </w:hyperlink>
     </w:p>
-    <w:bookmarkEnd w:id="148"/>
-    <w:bookmarkStart w:id="150" w:name="ref-Sterba2007"/>
+    <w:bookmarkEnd w:id="152"/>
+    <w:bookmarkStart w:id="154" w:name="ref-Sterba2007"/>
     <w:p>
       <w:pPr>
         <w:pStyle w:val="Bibliography"/>
@@ -5240,7 +5397,7 @@
       <w:r>
         <w:t xml:space="preserve"> </w:t>
       </w:r>
-      <w:hyperlink r:id="rId149">
+      <w:hyperlink r:id="rId153">
         <w:r>
           <w:rPr>
             <w:rStyle w:val="Hyperlink"/>
@@ -5249,8 +5406,8 @@
         </w:r>
       </w:hyperlink>
     </w:p>
-    <w:bookmarkEnd w:id="150"/>
-    <w:bookmarkStart w:id="152" w:name="ref-Tackett2022"/>
+    <w:bookmarkEnd w:id="154"/>
+    <w:bookmarkStart w:id="156" w:name="ref-Tackett2022"/>
     <w:p>
       <w:pPr>
         <w:pStyle w:val="Bibliography"/>
@@ -5287,7 +5444,7 @@
       <w:r>
         <w:t xml:space="preserve"> </w:t>
       </w:r>
-      <w:hyperlink r:id="rId151">
+      <w:hyperlink r:id="rId155">
         <w:r>
           <w:rPr>
             <w:rStyle w:val="Hyperlink"/>
@@ -5296,8 +5453,8 @@
         </w:r>
       </w:hyperlink>
     </w:p>
-    <w:bookmarkEnd w:id="152"/>
-    <w:bookmarkStart w:id="154" w:name="ref-Tiego2023"/>
+    <w:bookmarkEnd w:id="156"/>
+    <w:bookmarkStart w:id="158" w:name="ref-Tiego2023"/>
     <w:p>
       <w:pPr>
         <w:pStyle w:val="Bibliography"/>
@@ -5337,7 +5494,7 @@
       <w:r>
         <w:t xml:space="preserve"> </w:t>
       </w:r>
-      <w:hyperlink r:id="rId153">
+      <w:hyperlink r:id="rId157">
         <w:r>
           <w:rPr>
             <w:rStyle w:val="Hyperlink"/>
@@ -5346,8 +5503,8 @@
         </w:r>
       </w:hyperlink>
     </w:p>
-    <w:bookmarkEnd w:id="154"/>
-    <w:bookmarkStart w:id="156" w:name="ref-Wakschlag2019"/>
+    <w:bookmarkEnd w:id="158"/>
+    <w:bookmarkStart w:id="160" w:name="ref-Wakschlag2019"/>
     <w:p>
       <w:pPr>
         <w:pStyle w:val="Bibliography"/>
@@ -5384,7 +5541,7 @@
       <w:r>
         <w:t xml:space="preserve"> </w:t>
       </w:r>
-      <w:hyperlink r:id="rId155">
+      <w:hyperlink r:id="rId159">
         <w:r>
           <w:rPr>
             <w:rStyle w:val="Hyperlink"/>
@@ -5393,8 +5550,8 @@
         </w:r>
       </w:hyperlink>
     </w:p>
-    <w:bookmarkEnd w:id="156"/>
-    <w:bookmarkStart w:id="158" w:name="ref-Weems2008"/>
+    <w:bookmarkEnd w:id="160"/>
+    <w:bookmarkStart w:id="162" w:name="ref-Weems2008"/>
     <w:p>
       <w:pPr>
         <w:pStyle w:val="Bibliography"/>
@@ -5431,7 +5588,7 @@
       <w:r>
         <w:t xml:space="preserve"> </w:t>
       </w:r>
-      <w:hyperlink r:id="rId157">
+      <w:hyperlink r:id="rId161">
         <w:r>
           <w:rPr>
             <w:rStyle w:val="Hyperlink"/>
@@ -5440,8 +5597,8 @@
         </w:r>
       </w:hyperlink>
     </w:p>
-    <w:bookmarkEnd w:id="158"/>
-    <w:bookmarkStart w:id="160" w:name="ref-Weiss2003"/>
+    <w:bookmarkEnd w:id="162"/>
+    <w:bookmarkStart w:id="164" w:name="ref-Weiss2003"/>
     <w:p>
       <w:pPr>
         <w:pStyle w:val="Bibliography"/>
@@ -5478,7 +5635,7 @@
       <w:r>
         <w:t xml:space="preserve"> </w:t>
       </w:r>
-      <w:hyperlink r:id="rId159">
+      <w:hyperlink r:id="rId163">
         <w:r>
           <w:rPr>
             <w:rStyle w:val="Hyperlink"/>
@@ -5487,8 +5644,8 @@
         </w:r>
       </w:hyperlink>
     </w:p>
-    <w:bookmarkEnd w:id="160"/>
-    <w:bookmarkStart w:id="162" w:name="ref-WHO2022"/>
+    <w:bookmarkEnd w:id="164"/>
+    <w:bookmarkStart w:id="166" w:name="ref-WHO2022"/>
     <w:p>
       <w:pPr>
         <w:pStyle w:val="Bibliography"/>
@@ -5526,7 +5683,7 @@
       <w:r>
         <w:t xml:space="preserve"> </w:t>
       </w:r>
-      <w:hyperlink r:id="rId161">
+      <w:hyperlink r:id="rId165">
         <w:r>
           <w:rPr>
             <w:rStyle w:val="Hyperlink"/>
@@ -5535,14 +5692,14 @@
         </w:r>
       </w:hyperlink>
     </w:p>
-    <w:bookmarkEnd w:id="162"/>
-    <w:bookmarkEnd w:id="163"/>
+    <w:bookmarkEnd w:id="166"/>
+    <w:bookmarkEnd w:id="167"/>
     <w:p>
       <w:r>
         <w:br w:type="page"/>
       </w:r>
     </w:p>
-    <w:bookmarkEnd w:id="164"/>
+    <w:bookmarkEnd w:id="168"/>
     <w:p>
       <w:pPr>
         <w:pStyle w:val="Heading1"/>
@@ -5551,7 +5708,7 @@
         <w:t xml:space="preserve">Appendix A</w:t>
       </w:r>
     </w:p>
-    <w:bookmarkStart w:id="165" w:name="apx-a"/>
+    <w:bookmarkStart w:id="169" w:name="apx-a"/>
     <w:p>
       <w:pPr>
         <w:pStyle w:val="Heading1"/>
@@ -5565,7 +5722,7 @@
         <w:br w:type="page"/>
       </w:r>
     </w:p>
-    <w:bookmarkEnd w:id="165"/>
+    <w:bookmarkEnd w:id="169"/>
     <w:p>
       <w:pPr>
         <w:pStyle w:val="Heading1"/>
@@ -5574,7 +5731,7 @@
         <w:t xml:space="preserve">Appendix B</w:t>
       </w:r>
     </w:p>
-    <w:bookmarkStart w:id="166" w:name="apx-b"/>
+    <w:bookmarkStart w:id="170" w:name="apx-b"/>
     <w:p>
       <w:pPr>
         <w:pStyle w:val="Heading1"/>
@@ -5583,7 +5740,7 @@
         <w:t xml:space="preserve">Another Appendix</w:t>
       </w:r>
     </w:p>
-    <w:bookmarkEnd w:id="166"/>
+    <w:bookmarkEnd w:id="170"/>
     <w:sectPr>
       <w:headerReference r:id="rId8" w:type="even"/>
       <w:headerReference r:id="rId9" w:type="default"/>
@@ -5649,7 +5806,7 @@
       </w:r>
     </w:p>
   </w:footnote>
-  <w:footnote w:id="65">
+  <w:footnote w:id="70">
     <w:p>
       <w:pPr>
         <w:pStyle w:val="FootnoteText"/>
@@ -5724,7 +5881,7 @@
       </w:r>
     </w:p>
   </w:footnote>
-  <w:footnote w:id="66">
+  <w:footnote w:id="71">
     <w:p>
       <w:pPr>
         <w:pStyle w:val="FootnoteText"/>

--- a/index.docx
+++ b/index.docx
@@ -991,12 +991,12 @@
       <w:r>
         <w:t xml:space="preserve"> </w:t>
       </w:r>
-      <w:hyperlink w:anchor="fig-externalizingByAge">
-        <w:r>
-          <w:rPr>
-            <w:rStyle w:val="Hyperlink"/>
-          </w:rPr>
-          <w:t xml:space="preserve">Figure 2</w:t>
+      <w:hyperlink w:anchor="fig-ageCrimeCurve">
+        <w:r>
+          <w:rPr>
+            <w:rStyle w:val="Hyperlink"/>
+          </w:rPr>
+          <w:t xml:space="preserve">Figure 2A</w:t>
         </w:r>
       </w:hyperlink>
       <w:r>
@@ -1298,7 +1298,21 @@
         <w:t xml:space="preserve"> </w:t>
       </w:r>
       <w:r>
-        <w:t xml:space="preserve"> </w:t>
+        <w:t xml:space="preserve">The heterogeneous trajectories of externalizing problems are depicted in</w:t>
+      </w:r>
+      <w:r>
+        <w:t xml:space="preserve"> </w:t>
+      </w:r>
+      <w:hyperlink w:anchor="fig-extTrajectories">
+        <w:r>
+          <w:rPr>
+            <w:rStyle w:val="Hyperlink"/>
+          </w:rPr>
+          <w:t xml:space="preserve">Figure 2C</w:t>
+        </w:r>
+      </w:hyperlink>
+      <w:r>
+        <w:t xml:space="preserve">.</w:t>
       </w:r>
     </w:p>
     <w:p>
@@ -1788,7 +1802,7 @@
     <w:bookmarkEnd w:id="67"/>
     <w:p>
       <w:pPr>
-        <w:pStyle w:val="BodyText"/>
+        <w:pStyle w:val="AfterWithoutNote"/>
       </w:pPr>
       <w:r>
         <w:t xml:space="preserve">Third, in a cross-sectional study, any apparent age-related differences in a construct could reflect cohort differences instead of developmental changes.</w:t>

--- a/index.docx
+++ b/index.docx
@@ -1401,7 +1401,7 @@
         <w:pStyle w:val="FigureWithoutNote"/>
       </w:pPr>
       <w:r>
-        <w:t xml:space="preserve">(B) Moffitt’s</w:t>
+        <w:t xml:space="preserve">(B) A stylized depiction of Moffitt’s</w:t>
       </w:r>
       <w:r>
         <w:t xml:space="preserve"> </w:t>
@@ -1675,7 +1675,7 @@
         <w:t xml:space="preserve">Panel B</w:t>
       </w:r>
       <w:r>
-        <w:t xml:space="preserve">: Moffitt’s</w:t>
+        <w:t xml:space="preserve">: A stylized depiction of Moffitt’s</w:t>
       </w:r>
       <w:r>
         <w:t xml:space="preserve"> </w:t>

--- a/index.docx
+++ b/index.docx
@@ -3752,7 +3752,7 @@
     </w:p>
     <w:bookmarkEnd w:id="84"/>
     <w:bookmarkEnd w:id="85"/>
-    <w:bookmarkStart w:id="86" w:name="X90173f212147643646723f86a6ce6f8ad77bf31"/>
+    <w:bookmarkStart w:id="90" w:name="X90173f212147643646723f86a6ce6f8ad77bf31"/>
     <w:p>
       <w:pPr>
         <w:pStyle w:val="Heading1"/>
@@ -3761,8 +3761,193 @@
         <w:t xml:space="preserve">Solution: A Developmental Scaling Framework</w:t>
       </w:r>
     </w:p>
-    <w:bookmarkEnd w:id="86"/>
-    <w:bookmarkStart w:id="95" w:name="other-key-challenges-to-address"/>
+    <w:p>
+      <w:pPr>
+        <w:pStyle w:val="FirstParagraph"/>
+      </w:pPr>
+      <w:r>
+        <w:t xml:space="preserve">A conceptual depiction of an example construct-valid item design is in</w:t>
+      </w:r>
+      <w:r>
+        <w:t xml:space="preserve"> </w:t>
+      </w:r>
+      <w:hyperlink w:anchor="fig-constructValidItemDesign">
+        <w:r>
+          <w:rPr>
+            <w:rStyle w:val="Hyperlink"/>
+          </w:rPr>
+          <w:t xml:space="preserve">Figure 4</w:t>
+        </w:r>
+      </w:hyperlink>
+      <w:r>
+        <w:t xml:space="preserve">.</w:t>
+      </w:r>
+      <w:r>
+        <w:t xml:space="preserve"> </w:t>
+      </w:r>
+      <w:r>
+        <w:t xml:space="preserve">In the construct-valid item design, some items represent the core of the phenotype and are assessed across all ages, whereas other items are age-specific.</w:t>
+      </w:r>
+      <w:r>
+        <w:t xml:space="preserve"> </w:t>
+      </w:r>
+      <w:r>
+        <w:t xml:space="preserve">Despite some age-specific items, some common items are assessed at adjacent ages, which help serve as anchor items for linking the scores across the adjacent ages.</w:t>
+      </w:r>
+      <w:r>
+        <w:t xml:space="preserve"> </w:t>
+      </w:r>
+      <w:r>
+        <w:t xml:space="preserve">The use of overlapping yet distinct items is widely used in educational testing to help link individuals’ scores across grades, and is called vertical scaling because the item sets appear to form a line moving upward (see</w:t>
+      </w:r>
+      <w:r>
+        <w:t xml:space="preserve"> </w:t>
+      </w:r>
+      <w:hyperlink w:anchor="fig-constructValidItemDesign">
+        <w:r>
+          <w:rPr>
+            <w:rStyle w:val="Hyperlink"/>
+          </w:rPr>
+          <w:t xml:space="preserve">Figure 4</w:t>
+        </w:r>
+      </w:hyperlink>
+      <w:r>
+        <w:t xml:space="preserve">).</w:t>
+      </w:r>
+      <w:r>
+        <w:t xml:space="preserve"> </w:t>
+      </w:r>
+      <w:r>
+        <w:t xml:space="preserve">For example, for a standardized test of math ability, Kindergartners may receive items assessing counting, 1st graders may receive items assessing counting and addition, 2nd graders may receive items assessing addition and subtraction, and so on.</w:t>
+      </w:r>
+    </w:p>
+    <w:bookmarkStart w:id="89" w:name="fig-constructValidItemDesign"/>
+    <w:p>
+      <w:pPr>
+        <w:pStyle w:val="FigureTitle"/>
+      </w:pPr>
+      <w:r>
+        <w:t xml:space="preserve">Figure 4</w:t>
+      </w:r>
+    </w:p>
+    <w:p>
+      <w:pPr>
+        <w:pStyle w:val="Caption"/>
+      </w:pPr>
+      <w:r>
+        <w:t xml:space="preserve">Conceptual depiction of a construct-valid item design.</w:t>
+      </w:r>
+      <w:r>
+        <w:t xml:space="preserve"> </w:t>
+      </w:r>
+      <w:r>
+        <w:t xml:space="preserve">Some items (</w:t>
+      </w:r>
+      <w:r>
+        <w:t xml:space="preserve">“Core”</w:t>
+      </w:r>
+      <w:r>
+        <w:t xml:space="preserve">, in green) represent the core of the phenotype and are assessed across all ages.</w:t>
+      </w:r>
+      <w:r>
+        <w:t xml:space="preserve"> </w:t>
+      </w:r>
+      <w:r>
+        <w:t xml:space="preserve">Some items (in varying shades of brown) are age-specific and are assessed at only one or a few ages.</w:t>
+      </w:r>
+      <w:r>
+        <w:t xml:space="preserve"> </w:t>
+      </w:r>
+      <w:r>
+        <w:t xml:space="preserve">However, some of the items assessed at a given age are shared with those assessed at adjacent ages, to facilitate linking the scores across ages.</w:t>
+      </w:r>
+      <w:r>
+        <w:t xml:space="preserve"> </w:t>
+      </w:r>
+      <w:r>
+        <w:t xml:space="preserve">For instance, item set</w:t>
+      </w:r>
+      <w:r>
+        <w:t xml:space="preserve"> </w:t>
+      </w:r>
+      <w:r>
+        <w:rPr>
+          <w:rStyle w:val="VerbatimChar"/>
+        </w:rPr>
+        <w:t xml:space="preserve">f</w:t>
+      </w:r>
+      <w:r>
+        <w:t xml:space="preserve"> </w:t>
+      </w:r>
+      <w:r>
+        <w:t xml:space="preserve">can be used to help link scores from age 6 to those at age 5, and item set</w:t>
+      </w:r>
+      <w:r>
+        <w:t xml:space="preserve"> </w:t>
+      </w:r>
+      <w:r>
+        <w:rPr>
+          <w:rStyle w:val="VerbatimChar"/>
+        </w:rPr>
+        <w:t xml:space="preserve">g</w:t>
+      </w:r>
+      <w:r>
+        <w:t xml:space="preserve"> </w:t>
+      </w:r>
+      <w:r>
+        <w:t xml:space="preserve">can be used to help link scores from age 6 to those at age 7.</w:t>
+      </w:r>
+    </w:p>
+    <w:p>
+      <w:pPr>
+        <w:pStyle w:val="FigureWithoutNote"/>
+      </w:pPr>
+      <w:r>
+        <w:drawing>
+          <wp:inline>
+            <wp:extent cx="5877848" cy="3260034"/>
+            <wp:effectExtent b="0" l="0" r="0" t="0"/>
+            <wp:docPr descr="" title="" id="87" name="Picture"/>
+            <a:graphic>
+              <a:graphicData uri="http://schemas.openxmlformats.org/drawingml/2006/picture">
+                <pic:pic>
+                  <pic:nvPicPr>
+                    <pic:cNvPr descr="Figures/constructValidItemDesign.png" id="88" name="Picture"/>
+                    <pic:cNvPicPr>
+                      <a:picLocks noChangeArrowheads="1" noChangeAspect="1"/>
+                    </pic:cNvPicPr>
+                  </pic:nvPicPr>
+                  <pic:blipFill>
+                    <a:blip r:embed="rId86"/>
+                    <a:stretch>
+                      <a:fillRect/>
+                    </a:stretch>
+                  </pic:blipFill>
+                  <pic:spPr bwMode="auto">
+                    <a:xfrm>
+                      <a:off x="0" y="0"/>
+                      <a:ext cx="5877848" cy="3260034"/>
+                    </a:xfrm>
+                    <a:prstGeom prst="rect">
+                      <a:avLst/>
+                    </a:prstGeom>
+                    <a:noFill/>
+                    <a:ln w="9525">
+                      <a:noFill/>
+                      <a:headEnd/>
+                      <a:tailEnd/>
+                    </a:ln>
+                  </pic:spPr>
+                </pic:pic>
+              </a:graphicData>
+            </a:graphic>
+          </wp:inline>
+        </w:drawing>
+      </w:r>
+    </w:p>
+    <w:bookmarkEnd w:id="89"/>
+    <w:bookmarkEnd w:id="90"/>
+    <w:bookmarkStart w:id="99" w:name="other-key-challenges-to-address"/>
     <w:p>
       <w:pPr>
         <w:pStyle w:val="Heading1"/>
@@ -3771,7 +3956,7 @@
         <w:t xml:space="preserve">Other Key Challenges to Address</w:t>
       </w:r>
     </w:p>
-    <w:bookmarkStart w:id="91" w:name="sec-potential-confounds-of-change"/>
+    <w:bookmarkStart w:id="95" w:name="sec-potential-confounds-of-change"/>
     <w:p>
       <w:pPr>
         <w:pStyle w:val="Heading2"/>
@@ -3780,7 +3965,7 @@
         <w:t xml:space="preserve">Potential Confounds of Change</w:t>
       </w:r>
     </w:p>
-    <w:bookmarkStart w:id="87" w:name="practiceretest-effects"/>
+    <w:bookmarkStart w:id="91" w:name="practiceretest-effects"/>
     <w:p>
       <w:pPr>
         <w:pStyle w:val="Heading3"/>
@@ -3789,8 +3974,8 @@
         <w:t xml:space="preserve">Practice/Retest Effects</w:t>
       </w:r>
     </w:p>
-    <w:bookmarkEnd w:id="87"/>
-    <w:bookmarkStart w:id="88" w:name="period-and-cohort-effects"/>
+    <w:bookmarkEnd w:id="91"/>
+    <w:bookmarkStart w:id="92" w:name="period-and-cohort-effects"/>
     <w:p>
       <w:pPr>
         <w:pStyle w:val="Heading3"/>
@@ -3799,8 +3984,8 @@
         <w:t xml:space="preserve">Period and Cohort Effects</w:t>
       </w:r>
     </w:p>
-    <w:bookmarkEnd w:id="88"/>
-    <w:bookmarkStart w:id="89" w:name="measurement-error"/>
+    <w:bookmarkEnd w:id="92"/>
+    <w:bookmarkStart w:id="93" w:name="measurement-error"/>
     <w:p>
       <w:pPr>
         <w:pStyle w:val="Heading3"/>
@@ -3809,50 +3994,50 @@
         <w:t xml:space="preserve">Measurement Error</w:t>
       </w:r>
     </w:p>
-    <w:bookmarkEnd w:id="89"/>
-    <w:bookmarkStart w:id="90" w:name="change-in-meaning-of-the-scores"/>
+    <w:bookmarkEnd w:id="93"/>
+    <w:bookmarkStart w:id="94" w:name="change-in-meaning-of-the-scores"/>
     <w:p>
       <w:pPr>
         <w:pStyle w:val="Heading3"/>
       </w:pPr>
       <w:r>
         <w:t xml:space="preserve">Change in Meaning of the Scores</w:t>
-      </w:r>
-    </w:p>
-    <w:bookmarkEnd w:id="90"/>
-    <w:bookmarkEnd w:id="91"/>
-    <w:bookmarkStart w:id="92" w:name="factorial-invariance-across-time"/>
-    <w:p>
-      <w:pPr>
-        <w:pStyle w:val="Heading2"/>
-      </w:pPr>
-      <w:r>
-        <w:t xml:space="preserve">Factorial Invariance Across Time</w:t>
-      </w:r>
-    </w:p>
-    <w:bookmarkEnd w:id="92"/>
-    <w:bookmarkStart w:id="93" w:name="integration-across-multiple-sources"/>
-    <w:p>
-      <w:pPr>
-        <w:pStyle w:val="Heading2"/>
-      </w:pPr>
-      <w:r>
-        <w:t xml:space="preserve">Integration Across Multiple Sources</w:t>
-      </w:r>
-    </w:p>
-    <w:bookmarkEnd w:id="93"/>
-    <w:bookmarkStart w:id="94" w:name="obsolescence-of-items-and-measures"/>
-    <w:p>
-      <w:pPr>
-        <w:pStyle w:val="Heading2"/>
-      </w:pPr>
-      <w:r>
-        <w:t xml:space="preserve">Obsolescence of Items and Measures</w:t>
       </w:r>
     </w:p>
     <w:bookmarkEnd w:id="94"/>
     <w:bookmarkEnd w:id="95"/>
-    <w:bookmarkStart w:id="96" w:name="conclusion"/>
+    <w:bookmarkStart w:id="96" w:name="factorial-invariance-across-time"/>
+    <w:p>
+      <w:pPr>
+        <w:pStyle w:val="Heading2"/>
+      </w:pPr>
+      <w:r>
+        <w:t xml:space="preserve">Factorial Invariance Across Time</w:t>
+      </w:r>
+    </w:p>
+    <w:bookmarkEnd w:id="96"/>
+    <w:bookmarkStart w:id="97" w:name="integration-across-multiple-sources"/>
+    <w:p>
+      <w:pPr>
+        <w:pStyle w:val="Heading2"/>
+      </w:pPr>
+      <w:r>
+        <w:t xml:space="preserve">Integration Across Multiple Sources</w:t>
+      </w:r>
+    </w:p>
+    <w:bookmarkEnd w:id="97"/>
+    <w:bookmarkStart w:id="98" w:name="obsolescence-of-items-and-measures"/>
+    <w:p>
+      <w:pPr>
+        <w:pStyle w:val="Heading2"/>
+      </w:pPr>
+      <w:r>
+        <w:t xml:space="preserve">Obsolescence of Items and Measures</w:t>
+      </w:r>
+    </w:p>
+    <w:bookmarkEnd w:id="98"/>
+    <w:bookmarkEnd w:id="99"/>
+    <w:bookmarkStart w:id="100" w:name="conclusion"/>
     <w:p>
       <w:pPr>
         <w:pStyle w:val="Heading1"/>
@@ -3881,8 +4066,8 @@
         <w:t xml:space="preserve">Although this manuscript focuses on development of psychopathology, the principles discussed likely apply to many other developmental domains.</w:t>
       </w:r>
     </w:p>
-    <w:bookmarkEnd w:id="96"/>
-    <w:bookmarkStart w:id="168" w:name="references"/>
+    <w:bookmarkEnd w:id="100"/>
+    <w:bookmarkStart w:id="172" w:name="references"/>
     <w:p>
       <w:pPr>
         <w:pStyle w:val="Heading1"/>
@@ -3891,8 +4076,8 @@
         <w:t xml:space="preserve">References</w:t>
       </w:r>
     </w:p>
-    <w:bookmarkStart w:id="167" w:name="refs"/>
-    <w:bookmarkStart w:id="97" w:name="ref-Abrous2026"/>
+    <w:bookmarkStart w:id="171" w:name="refs"/>
+    <w:bookmarkStart w:id="101" w:name="ref-Abrous2026"/>
     <w:p>
       <w:pPr>
         <w:pStyle w:val="Bibliography"/>
@@ -3938,8 +4123,8 @@
         </w:r>
       </w:hyperlink>
     </w:p>
-    <w:bookmarkEnd w:id="97"/>
-    <w:bookmarkStart w:id="98" w:name="ref-Ackerman2013"/>
+    <w:bookmarkEnd w:id="101"/>
+    <w:bookmarkStart w:id="102" w:name="ref-Ackerman2013"/>
     <w:p>
       <w:pPr>
         <w:pStyle w:val="Bibliography"/>
@@ -3964,8 +4149,8 @@
         <w:t xml:space="preserve">(pp. 119–132). American Psychological Association.</w:t>
       </w:r>
     </w:p>
-    <w:bookmarkEnd w:id="98"/>
-    <w:bookmarkStart w:id="99" w:name="ref-APA2022"/>
+    <w:bookmarkEnd w:id="102"/>
+    <w:bookmarkStart w:id="103" w:name="ref-APA2022"/>
     <w:p>
       <w:pPr>
         <w:pStyle w:val="Bibliography"/>
@@ -4015,8 +4200,8 @@
         <w:t xml:space="preserve">. American Psychiatric Publishing.</w:t>
       </w:r>
     </w:p>
-    <w:bookmarkEnd w:id="99"/>
-    <w:bookmarkStart w:id="101" w:name="ref-ApplegateInPress"/>
+    <w:bookmarkEnd w:id="103"/>
+    <w:bookmarkStart w:id="105" w:name="ref-ApplegateInPress"/>
     <w:p>
       <w:pPr>
         <w:pStyle w:val="Bibliography"/>
@@ -4040,7 +4225,7 @@
       <w:r>
         <w:t xml:space="preserve"> </w:t>
       </w:r>
-      <w:hyperlink r:id="rId100">
+      <w:hyperlink r:id="rId104">
         <w:r>
           <w:rPr>
             <w:rStyle w:val="Hyperlink"/>
@@ -4049,8 +4234,8 @@
         </w:r>
       </w:hyperlink>
     </w:p>
-    <w:bookmarkEnd w:id="101"/>
-    <w:bookmarkStart w:id="102" w:name="ref-Borelli2018"/>
+    <w:bookmarkEnd w:id="105"/>
+    <w:bookmarkStart w:id="106" w:name="ref-Borelli2018"/>
     <w:p>
       <w:pPr>
         <w:pStyle w:val="Bibliography"/>
@@ -4096,8 +4281,8 @@
         </w:r>
       </w:hyperlink>
     </w:p>
-    <w:bookmarkEnd w:id="102"/>
-    <w:bookmarkStart w:id="103" w:name="ref-BriggsGowan2016"/>
+    <w:bookmarkEnd w:id="106"/>
+    <w:bookmarkStart w:id="107" w:name="ref-BriggsGowan2016"/>
     <w:p>
       <w:pPr>
         <w:pStyle w:val="Bibliography"/>
@@ -4122,8 +4307,8 @@
         <w:t xml:space="preserve">(pp. 1–45).</w:t>
       </w:r>
     </w:p>
-    <w:bookmarkEnd w:id="103"/>
-    <w:bookmarkStart w:id="105" w:name="ref-Broeren2013"/>
+    <w:bookmarkEnd w:id="107"/>
+    <w:bookmarkStart w:id="109" w:name="ref-Broeren2013"/>
     <w:p>
       <w:pPr>
         <w:pStyle w:val="Bibliography"/>
@@ -4160,7 +4345,7 @@
       <w:r>
         <w:t xml:space="preserve"> </w:t>
       </w:r>
-      <w:hyperlink r:id="rId104">
+      <w:hyperlink r:id="rId108">
         <w:r>
           <w:rPr>
             <w:rStyle w:val="Hyperlink"/>
@@ -4169,8 +4354,8 @@
         </w:r>
       </w:hyperlink>
     </w:p>
-    <w:bookmarkEnd w:id="105"/>
-    <w:bookmarkStart w:id="106" w:name="ref-Caspi2006"/>
+    <w:bookmarkEnd w:id="109"/>
+    <w:bookmarkStart w:id="110" w:name="ref-Caspi2006"/>
     <w:p>
       <w:pPr>
         <w:pStyle w:val="Bibliography"/>
@@ -4195,8 +4380,8 @@
         <w:t xml:space="preserve">(6th ed., Vol. 3, pp. 300–365). John Wiley &amp; Sons, Inc.</w:t>
       </w:r>
     </w:p>
-    <w:bookmarkEnd w:id="106"/>
-    <w:bookmarkStart w:id="108" w:name="ref-Chen2015"/>
+    <w:bookmarkEnd w:id="110"/>
+    <w:bookmarkStart w:id="112" w:name="ref-Chen2015"/>
     <w:p>
       <w:pPr>
         <w:pStyle w:val="Bibliography"/>
@@ -4233,7 +4418,7 @@
       <w:r>
         <w:t xml:space="preserve"> </w:t>
       </w:r>
-      <w:hyperlink r:id="rId107">
+      <w:hyperlink r:id="rId111">
         <w:r>
           <w:rPr>
             <w:rStyle w:val="Hyperlink"/>
@@ -4242,8 +4427,8 @@
         </w:r>
       </w:hyperlink>
     </w:p>
-    <w:bookmarkEnd w:id="108"/>
-    <w:bookmarkStart w:id="110" w:name="ref-Cicchetti2002"/>
+    <w:bookmarkEnd w:id="112"/>
+    <w:bookmarkStart w:id="114" w:name="ref-Cicchetti2002"/>
     <w:p>
       <w:pPr>
         <w:pStyle w:val="Bibliography"/>
@@ -4280,7 +4465,7 @@
       <w:r>
         <w:t xml:space="preserve"> </w:t>
       </w:r>
-      <w:hyperlink r:id="rId109">
+      <w:hyperlink r:id="rId113">
         <w:r>
           <w:rPr>
             <w:rStyle w:val="Hyperlink"/>
@@ -4289,8 +4474,8 @@
         </w:r>
       </w:hyperlink>
     </w:p>
-    <w:bookmarkEnd w:id="110"/>
-    <w:bookmarkStart w:id="112" w:name="ref-DeLosReyes2026"/>
+    <w:bookmarkEnd w:id="114"/>
+    <w:bookmarkStart w:id="116" w:name="ref-DeLosReyes2026"/>
     <w:p>
       <w:pPr>
         <w:pStyle w:val="Bibliography"/>
@@ -4339,7 +4524,7 @@
       <w:r>
         <w:t xml:space="preserve"> </w:t>
       </w:r>
-      <w:hyperlink r:id="rId111">
+      <w:hyperlink r:id="rId115">
         <w:r>
           <w:rPr>
             <w:rStyle w:val="Hyperlink"/>
@@ -4348,8 +4533,8 @@
         </w:r>
       </w:hyperlink>
     </w:p>
-    <w:bookmarkEnd w:id="112"/>
-    <w:bookmarkStart w:id="114" w:name="ref-Fairchild2013"/>
+    <w:bookmarkEnd w:id="116"/>
+    <w:bookmarkStart w:id="118" w:name="ref-Fairchild2013"/>
     <w:p>
       <w:pPr>
         <w:pStyle w:val="Bibliography"/>
@@ -4386,7 +4571,7 @@
       <w:r>
         <w:t xml:space="preserve"> </w:t>
       </w:r>
-      <w:hyperlink r:id="rId113">
+      <w:hyperlink r:id="rId117">
         <w:r>
           <w:rPr>
             <w:rStyle w:val="Hyperlink"/>
@@ -4395,8 +4580,8 @@
         </w:r>
       </w:hyperlink>
     </w:p>
-    <w:bookmarkEnd w:id="114"/>
-    <w:bookmarkStart w:id="116" w:name="ref-Godoy2021"/>
+    <w:bookmarkEnd w:id="118"/>
+    <w:bookmarkStart w:id="120" w:name="ref-Godoy2021"/>
     <w:p>
       <w:pPr>
         <w:pStyle w:val="Bibliography"/>
@@ -4433,7 +4618,7 @@
       <w:r>
         <w:t xml:space="preserve"> </w:t>
       </w:r>
-      <w:hyperlink r:id="rId115">
+      <w:hyperlink r:id="rId119">
         <w:r>
           <w:rPr>
             <w:rStyle w:val="Hyperlink"/>
@@ -4442,8 +4627,8 @@
         </w:r>
       </w:hyperlink>
     </w:p>
-    <w:bookmarkEnd w:id="116"/>
-    <w:bookmarkStart w:id="118" w:name="ref-Insel2008"/>
+    <w:bookmarkEnd w:id="120"/>
+    <w:bookmarkStart w:id="122" w:name="ref-Insel2008"/>
     <w:p>
       <w:pPr>
         <w:pStyle w:val="Bibliography"/>
@@ -4480,7 +4665,7 @@
       <w:r>
         <w:t xml:space="preserve"> </w:t>
       </w:r>
-      <w:hyperlink r:id="rId117">
+      <w:hyperlink r:id="rId121">
         <w:r>
           <w:rPr>
             <w:rStyle w:val="Hyperlink"/>
@@ -4489,8 +4674,8 @@
         </w:r>
       </w:hyperlink>
     </w:p>
-    <w:bookmarkEnd w:id="118"/>
-    <w:bookmarkStart w:id="120" w:name="ref-Kaat2019"/>
+    <w:bookmarkEnd w:id="122"/>
+    <w:bookmarkStart w:id="124" w:name="ref-Kaat2019"/>
     <w:p>
       <w:pPr>
         <w:pStyle w:val="Bibliography"/>
@@ -4527,7 +4712,7 @@
       <w:r>
         <w:t xml:space="preserve"> </w:t>
       </w:r>
-      <w:hyperlink r:id="rId119">
+      <w:hyperlink r:id="rId123">
         <w:r>
           <w:rPr>
             <w:rStyle w:val="Hyperlink"/>
@@ -4536,8 +4721,8 @@
         </w:r>
       </w:hyperlink>
     </w:p>
-    <w:bookmarkEnd w:id="120"/>
-    <w:bookmarkStart w:id="122" w:name="ref-Miller2009"/>
+    <w:bookmarkEnd w:id="124"/>
+    <w:bookmarkStart w:id="126" w:name="ref-Miller2009"/>
     <w:p>
       <w:pPr>
         <w:pStyle w:val="Bibliography"/>
@@ -4574,7 +4759,7 @@
       <w:r>
         <w:t xml:space="preserve"> </w:t>
       </w:r>
-      <w:hyperlink r:id="rId121">
+      <w:hyperlink r:id="rId125">
         <w:r>
           <w:rPr>
             <w:rStyle w:val="Hyperlink"/>
@@ -4583,8 +4768,8 @@
         </w:r>
       </w:hyperlink>
     </w:p>
-    <w:bookmarkEnd w:id="122"/>
-    <w:bookmarkStart w:id="124" w:name="ref-Moffitt1993"/>
+    <w:bookmarkEnd w:id="126"/>
+    <w:bookmarkStart w:id="128" w:name="ref-Moffitt1993"/>
     <w:p>
       <w:pPr>
         <w:pStyle w:val="Bibliography"/>
@@ -4621,7 +4806,7 @@
       <w:r>
         <w:t xml:space="preserve"> </w:t>
       </w:r>
-      <w:hyperlink r:id="rId123">
+      <w:hyperlink r:id="rId127">
         <w:r>
           <w:rPr>
             <w:rStyle w:val="Hyperlink"/>
@@ -4630,8 +4815,8 @@
         </w:r>
       </w:hyperlink>
     </w:p>
-    <w:bookmarkEnd w:id="124"/>
-    <w:bookmarkStart w:id="126" w:name="ref-Odgers2008"/>
+    <w:bookmarkEnd w:id="128"/>
+    <w:bookmarkStart w:id="130" w:name="ref-Odgers2008"/>
     <w:p>
       <w:pPr>
         <w:pStyle w:val="Bibliography"/>
@@ -4668,7 +4853,7 @@
       <w:r>
         <w:t xml:space="preserve"> </w:t>
       </w:r>
-      <w:hyperlink r:id="rId125">
+      <w:hyperlink r:id="rId129">
         <w:r>
           <w:rPr>
             <w:rStyle w:val="Hyperlink"/>
@@ -4677,8 +4862,8 @@
         </w:r>
       </w:hyperlink>
     </w:p>
-    <w:bookmarkEnd w:id="126"/>
-    <w:bookmarkStart w:id="128" w:name="ref-Paalman2013"/>
+    <w:bookmarkEnd w:id="130"/>
+    <w:bookmarkStart w:id="132" w:name="ref-Paalman2013"/>
     <w:p>
       <w:pPr>
         <w:pStyle w:val="Bibliography"/>
@@ -4715,7 +4900,7 @@
       <w:r>
         <w:t xml:space="preserve"> </w:t>
       </w:r>
-      <w:hyperlink r:id="rId127">
+      <w:hyperlink r:id="rId131">
         <w:r>
           <w:rPr>
             <w:rStyle w:val="Hyperlink"/>
@@ -4724,8 +4909,8 @@
         </w:r>
       </w:hyperlink>
     </w:p>
-    <w:bookmarkEnd w:id="128"/>
-    <w:bookmarkStart w:id="130" w:name="ref-Patterson1993"/>
+    <w:bookmarkEnd w:id="132"/>
+    <w:bookmarkStart w:id="134" w:name="ref-Patterson1993"/>
     <w:p>
       <w:pPr>
         <w:pStyle w:val="Bibliography"/>
@@ -4762,7 +4947,7 @@
       <w:r>
         <w:t xml:space="preserve"> </w:t>
       </w:r>
-      <w:hyperlink r:id="rId129">
+      <w:hyperlink r:id="rId133">
         <w:r>
           <w:rPr>
             <w:rStyle w:val="Hyperlink"/>
@@ -4771,8 +4956,8 @@
         </w:r>
       </w:hyperlink>
     </w:p>
-    <w:bookmarkEnd w:id="130"/>
-    <w:bookmarkStart w:id="132" w:name="ref-Pavlovich2026"/>
+    <w:bookmarkEnd w:id="134"/>
+    <w:bookmarkStart w:id="136" w:name="ref-Pavlovich2026"/>
     <w:p>
       <w:pPr>
         <w:pStyle w:val="Bibliography"/>
@@ -4809,7 +4994,7 @@
       <w:r>
         <w:t xml:space="preserve"> </w:t>
       </w:r>
-      <w:hyperlink r:id="rId131">
+      <w:hyperlink r:id="rId135">
         <w:r>
           <w:rPr>
             <w:rStyle w:val="Hyperlink"/>
@@ -4818,8 +5003,8 @@
         </w:r>
       </w:hyperlink>
     </w:p>
-    <w:bookmarkEnd w:id="132"/>
-    <w:bookmarkStart w:id="134" w:name="ref-Petersen2024"/>
+    <w:bookmarkEnd w:id="136"/>
+    <w:bookmarkStart w:id="138" w:name="ref-Petersen2024"/>
     <w:p>
       <w:pPr>
         <w:pStyle w:val="Bibliography"/>
@@ -4856,7 +5041,7 @@
       <w:r>
         <w:t xml:space="preserve"> </w:t>
       </w:r>
-      <w:hyperlink r:id="rId133">
+      <w:hyperlink r:id="rId137">
         <w:r>
           <w:rPr>
             <w:rStyle w:val="Hyperlink"/>
@@ -4865,8 +5050,8 @@
         </w:r>
       </w:hyperlink>
     </w:p>
-    <w:bookmarkEnd w:id="134"/>
-    <w:bookmarkStart w:id="135" w:name="ref-Petersen2015"/>
+    <w:bookmarkEnd w:id="138"/>
+    <w:bookmarkStart w:id="139" w:name="ref-Petersen2015"/>
     <w:p>
       <w:pPr>
         <w:pStyle w:val="Bibliography"/>
@@ -4912,8 +5097,8 @@
         </w:r>
       </w:hyperlink>
     </w:p>
-    <w:bookmarkEnd w:id="135"/>
-    <w:bookmarkStart w:id="137" w:name="ref-Petersen2020"/>
+    <w:bookmarkEnd w:id="139"/>
+    <w:bookmarkStart w:id="141" w:name="ref-Petersen2020"/>
     <w:p>
       <w:pPr>
         <w:pStyle w:val="Bibliography"/>
@@ -4950,7 +5135,7 @@
       <w:r>
         <w:t xml:space="preserve"> </w:t>
       </w:r>
-      <w:hyperlink r:id="rId136">
+      <w:hyperlink r:id="rId140">
         <w:r>
           <w:rPr>
             <w:rStyle w:val="Hyperlink"/>
@@ -4959,8 +5144,8 @@
         </w:r>
       </w:hyperlink>
     </w:p>
-    <w:bookmarkEnd w:id="137"/>
-    <w:bookmarkStart w:id="138" w:name="ref-Petersen2026"/>
+    <w:bookmarkEnd w:id="141"/>
+    <w:bookmarkStart w:id="142" w:name="ref-Petersen2026"/>
     <w:p>
       <w:pPr>
         <w:pStyle w:val="Bibliography"/>
@@ -5006,8 +5191,8 @@
         </w:r>
       </w:hyperlink>
     </w:p>
-    <w:bookmarkEnd w:id="138"/>
-    <w:bookmarkStart w:id="140" w:name="ref-Petersen2021"/>
+    <w:bookmarkEnd w:id="142"/>
+    <w:bookmarkStart w:id="144" w:name="ref-Petersen2021"/>
     <w:p>
       <w:pPr>
         <w:pStyle w:val="Bibliography"/>
@@ -5044,7 +5229,7 @@
       <w:r>
         <w:t xml:space="preserve"> </w:t>
       </w:r>
-      <w:hyperlink r:id="rId139">
+      <w:hyperlink r:id="rId143">
         <w:r>
           <w:rPr>
             <w:rStyle w:val="Hyperlink"/>
@@ -5053,8 +5238,8 @@
         </w:r>
       </w:hyperlink>
     </w:p>
-    <w:bookmarkEnd w:id="140"/>
-    <w:bookmarkStart w:id="142" w:name="ref-Petersen2018"/>
+    <w:bookmarkEnd w:id="144"/>
+    <w:bookmarkStart w:id="146" w:name="ref-Petersen2018"/>
     <w:p>
       <w:pPr>
         <w:pStyle w:val="Bibliography"/>
@@ -5091,7 +5276,7 @@
       <w:r>
         <w:t xml:space="preserve"> </w:t>
       </w:r>
-      <w:hyperlink r:id="rId141">
+      <w:hyperlink r:id="rId145">
         <w:r>
           <w:rPr>
             <w:rStyle w:val="Hyperlink"/>
@@ -5100,8 +5285,8 @@
         </w:r>
       </w:hyperlink>
     </w:p>
-    <w:bookmarkEnd w:id="142"/>
-    <w:bookmarkStart w:id="144" w:name="ref-Rutter2006"/>
+    <w:bookmarkEnd w:id="146"/>
+    <w:bookmarkStart w:id="148" w:name="ref-Rutter2006"/>
     <w:p>
       <w:pPr>
         <w:pStyle w:val="Bibliography"/>
@@ -5138,7 +5323,7 @@
       <w:r>
         <w:t xml:space="preserve"> </w:t>
       </w:r>
-      <w:hyperlink r:id="rId143">
+      <w:hyperlink r:id="rId147">
         <w:r>
           <w:rPr>
             <w:rStyle w:val="Hyperlink"/>
@@ -5147,8 +5332,8 @@
         </w:r>
       </w:hyperlink>
     </w:p>
-    <w:bookmarkEnd w:id="144"/>
-    <w:bookmarkStart w:id="146" w:name="ref-Schaeffer1991"/>
+    <w:bookmarkEnd w:id="148"/>
+    <w:bookmarkStart w:id="150" w:name="ref-Schaeffer1991"/>
     <w:p>
       <w:pPr>
         <w:pStyle w:val="Bibliography"/>
@@ -5185,7 +5370,7 @@
       <w:r>
         <w:t xml:space="preserve"> </w:t>
       </w:r>
-      <w:hyperlink r:id="rId145">
+      <w:hyperlink r:id="rId149">
         <w:r>
           <w:rPr>
             <w:rStyle w:val="Hyperlink"/>
@@ -5194,8 +5379,8 @@
         </w:r>
       </w:hyperlink>
     </w:p>
-    <w:bookmarkEnd w:id="146"/>
-    <w:bookmarkStart w:id="148" w:name="ref-Schwarz1999"/>
+    <w:bookmarkEnd w:id="150"/>
+    <w:bookmarkStart w:id="152" w:name="ref-Schwarz1999"/>
     <w:p>
       <w:pPr>
         <w:pStyle w:val="Bibliography"/>
@@ -5232,7 +5417,7 @@
       <w:r>
         <w:t xml:space="preserve"> </w:t>
       </w:r>
-      <w:hyperlink r:id="rId147">
+      <w:hyperlink r:id="rId151">
         <w:r>
           <w:rPr>
             <w:rStyle w:val="Hyperlink"/>
@@ -5241,8 +5426,8 @@
         </w:r>
       </w:hyperlink>
     </w:p>
-    <w:bookmarkEnd w:id="148"/>
-    <w:bookmarkStart w:id="149" w:name="ref-Sivertsson2024"/>
+    <w:bookmarkEnd w:id="152"/>
+    <w:bookmarkStart w:id="153" w:name="ref-Sivertsson2024"/>
     <w:p>
       <w:pPr>
         <w:pStyle w:val="Bibliography"/>
@@ -5300,8 +5485,8 @@
         </w:r>
       </w:hyperlink>
     </w:p>
-    <w:bookmarkEnd w:id="149"/>
-    <w:bookmarkStart w:id="150" w:name="ref-Sroufe2016"/>
+    <w:bookmarkEnd w:id="153"/>
+    <w:bookmarkStart w:id="154" w:name="ref-Sroufe2016"/>
     <w:p>
       <w:pPr>
         <w:pStyle w:val="Bibliography"/>
@@ -5326,8 +5511,8 @@
         <w:t xml:space="preserve">(Vol. 3, pp. 997–1011). Guilford.</w:t>
       </w:r>
     </w:p>
-    <w:bookmarkEnd w:id="150"/>
-    <w:bookmarkStart w:id="152" w:name="ref-Steffensmeier2025"/>
+    <w:bookmarkEnd w:id="154"/>
+    <w:bookmarkStart w:id="156" w:name="ref-Steffensmeier2025"/>
     <w:p>
       <w:pPr>
         <w:pStyle w:val="Bibliography"/>
@@ -5364,7 +5549,7 @@
       <w:r>
         <w:t xml:space="preserve"> </w:t>
       </w:r>
-      <w:hyperlink r:id="rId151">
+      <w:hyperlink r:id="rId155">
         <w:r>
           <w:rPr>
             <w:rStyle w:val="Hyperlink"/>
@@ -5373,8 +5558,8 @@
         </w:r>
       </w:hyperlink>
     </w:p>
-    <w:bookmarkEnd w:id="152"/>
-    <w:bookmarkStart w:id="154" w:name="ref-Sterba2007"/>
+    <w:bookmarkEnd w:id="156"/>
+    <w:bookmarkStart w:id="158" w:name="ref-Sterba2007"/>
     <w:p>
       <w:pPr>
         <w:pStyle w:val="Bibliography"/>
@@ -5411,7 +5596,7 @@
       <w:r>
         <w:t xml:space="preserve"> </w:t>
       </w:r>
-      <w:hyperlink r:id="rId153">
+      <w:hyperlink r:id="rId157">
         <w:r>
           <w:rPr>
             <w:rStyle w:val="Hyperlink"/>
@@ -5420,8 +5605,8 @@
         </w:r>
       </w:hyperlink>
     </w:p>
-    <w:bookmarkEnd w:id="154"/>
-    <w:bookmarkStart w:id="156" w:name="ref-Tackett2022"/>
+    <w:bookmarkEnd w:id="158"/>
+    <w:bookmarkStart w:id="160" w:name="ref-Tackett2022"/>
     <w:p>
       <w:pPr>
         <w:pStyle w:val="Bibliography"/>
@@ -5458,7 +5643,7 @@
       <w:r>
         <w:t xml:space="preserve"> </w:t>
       </w:r>
-      <w:hyperlink r:id="rId155">
+      <w:hyperlink r:id="rId159">
         <w:r>
           <w:rPr>
             <w:rStyle w:val="Hyperlink"/>
@@ -5467,8 +5652,8 @@
         </w:r>
       </w:hyperlink>
     </w:p>
-    <w:bookmarkEnd w:id="156"/>
-    <w:bookmarkStart w:id="158" w:name="ref-Tiego2023"/>
+    <w:bookmarkEnd w:id="160"/>
+    <w:bookmarkStart w:id="162" w:name="ref-Tiego2023"/>
     <w:p>
       <w:pPr>
         <w:pStyle w:val="Bibliography"/>
@@ -5508,7 +5693,7 @@
       <w:r>
         <w:t xml:space="preserve"> </w:t>
       </w:r>
-      <w:hyperlink r:id="rId157">
+      <w:hyperlink r:id="rId161">
         <w:r>
           <w:rPr>
             <w:rStyle w:val="Hyperlink"/>
@@ -5517,8 +5702,8 @@
         </w:r>
       </w:hyperlink>
     </w:p>
-    <w:bookmarkEnd w:id="158"/>
-    <w:bookmarkStart w:id="160" w:name="ref-Wakschlag2019"/>
+    <w:bookmarkEnd w:id="162"/>
+    <w:bookmarkStart w:id="164" w:name="ref-Wakschlag2019"/>
     <w:p>
       <w:pPr>
         <w:pStyle w:val="Bibliography"/>
@@ -5555,7 +5740,7 @@
       <w:r>
         <w:t xml:space="preserve"> </w:t>
       </w:r>
-      <w:hyperlink r:id="rId159">
+      <w:hyperlink r:id="rId163">
         <w:r>
           <w:rPr>
             <w:rStyle w:val="Hyperlink"/>
@@ -5564,8 +5749,8 @@
         </w:r>
       </w:hyperlink>
     </w:p>
-    <w:bookmarkEnd w:id="160"/>
-    <w:bookmarkStart w:id="162" w:name="ref-Weems2008"/>
+    <w:bookmarkEnd w:id="164"/>
+    <w:bookmarkStart w:id="166" w:name="ref-Weems2008"/>
     <w:p>
       <w:pPr>
         <w:pStyle w:val="Bibliography"/>
@@ -5602,7 +5787,7 @@
       <w:r>
         <w:t xml:space="preserve"> </w:t>
       </w:r>
-      <w:hyperlink r:id="rId161">
+      <w:hyperlink r:id="rId165">
         <w:r>
           <w:rPr>
             <w:rStyle w:val="Hyperlink"/>
@@ -5611,8 +5796,8 @@
         </w:r>
       </w:hyperlink>
     </w:p>
-    <w:bookmarkEnd w:id="162"/>
-    <w:bookmarkStart w:id="164" w:name="ref-Weiss2003"/>
+    <w:bookmarkEnd w:id="166"/>
+    <w:bookmarkStart w:id="168" w:name="ref-Weiss2003"/>
     <w:p>
       <w:pPr>
         <w:pStyle w:val="Bibliography"/>
@@ -5649,7 +5834,7 @@
       <w:r>
         <w:t xml:space="preserve"> </w:t>
       </w:r>
-      <w:hyperlink r:id="rId163">
+      <w:hyperlink r:id="rId167">
         <w:r>
           <w:rPr>
             <w:rStyle w:val="Hyperlink"/>
@@ -5658,8 +5843,8 @@
         </w:r>
       </w:hyperlink>
     </w:p>
-    <w:bookmarkEnd w:id="164"/>
-    <w:bookmarkStart w:id="166" w:name="ref-WHO2022"/>
+    <w:bookmarkEnd w:id="168"/>
+    <w:bookmarkStart w:id="170" w:name="ref-WHO2022"/>
     <w:p>
       <w:pPr>
         <w:pStyle w:val="Bibliography"/>
@@ -5697,7 +5882,7 @@
       <w:r>
         <w:t xml:space="preserve"> </w:t>
       </w:r>
-      <w:hyperlink r:id="rId165">
+      <w:hyperlink r:id="rId169">
         <w:r>
           <w:rPr>
             <w:rStyle w:val="Hyperlink"/>
@@ -5706,14 +5891,14 @@
         </w:r>
       </w:hyperlink>
     </w:p>
-    <w:bookmarkEnd w:id="166"/>
-    <w:bookmarkEnd w:id="167"/>
+    <w:bookmarkEnd w:id="170"/>
+    <w:bookmarkEnd w:id="171"/>
     <w:p>
       <w:r>
         <w:br w:type="page"/>
       </w:r>
     </w:p>
-    <w:bookmarkEnd w:id="168"/>
+    <w:bookmarkEnd w:id="172"/>
     <w:p>
       <w:pPr>
         <w:pStyle w:val="Heading1"/>
@@ -5722,7 +5907,7 @@
         <w:t xml:space="preserve">Appendix A</w:t>
       </w:r>
     </w:p>
-    <w:bookmarkStart w:id="169" w:name="apx-a"/>
+    <w:bookmarkStart w:id="173" w:name="apx-a"/>
     <w:p>
       <w:pPr>
         <w:pStyle w:val="Heading1"/>
@@ -5736,7 +5921,7 @@
         <w:br w:type="page"/>
       </w:r>
     </w:p>
-    <w:bookmarkEnd w:id="169"/>
+    <w:bookmarkEnd w:id="173"/>
     <w:p>
       <w:pPr>
         <w:pStyle w:val="Heading1"/>
@@ -5745,7 +5930,7 @@
         <w:t xml:space="preserve">Appendix B</w:t>
       </w:r>
     </w:p>
-    <w:bookmarkStart w:id="170" w:name="apx-b"/>
+    <w:bookmarkStart w:id="174" w:name="apx-b"/>
     <w:p>
       <w:pPr>
         <w:pStyle w:val="Heading1"/>
@@ -5754,7 +5939,7 @@
         <w:t xml:space="preserve">Another Appendix</w:t>
       </w:r>
     </w:p>
-    <w:bookmarkEnd w:id="170"/>
+    <w:bookmarkEnd w:id="174"/>
     <w:sectPr>
       <w:headerReference r:id="rId8" w:type="even"/>
       <w:headerReference r:id="rId9" w:type="default"/>

--- a/index.docx
+++ b/index.docx
@@ -3766,7 +3766,7 @@
         <w:pStyle w:val="FirstParagraph"/>
       </w:pPr>
       <w:r>
-        <w:t xml:space="preserve">A conceptual depiction of an example construct-valid item design is in</w:t>
+        <w:t xml:space="preserve">A conceptual depiction of an example construct-valid item design spanning infancy to adulthood is in</w:t>
       </w:r>
       <w:r>
         <w:t xml:space="preserve"> </w:t>
@@ -3835,7 +3835,28 @@
         <w:pStyle w:val="Caption"/>
       </w:pPr>
       <w:r>
-        <w:t xml:space="preserve">Conceptual depiction of a construct-valid item design.</w:t>
+        <w:t xml:space="preserve">Conceptual depiction of a construct-valid item design from infancy to adulthood.</w:t>
+      </w:r>
+      <w:r>
+        <w:t xml:space="preserve"> </w:t>
+      </w:r>
+      <w:r>
+        <w:t xml:space="preserve">The age(s) at which an item set is assessed are represented by the letter</w:t>
+      </w:r>
+      <w:r>
+        <w:t xml:space="preserve"> </w:t>
+      </w:r>
+      <w:r>
+        <w:rPr>
+          <w:rStyle w:val="VerbatimChar"/>
+        </w:rPr>
+        <w:t xml:space="preserve">x</w:t>
+      </w:r>
+      <w:r>
+        <w:t xml:space="preserve"> </w:t>
+      </w:r>
+      <w:r>
+        <w:t xml:space="preserve">and a colored box.</w:t>
       </w:r>
       <w:r>
         <w:t xml:space="preserve"> </w:t>
@@ -3896,6 +3917,12 @@
       </w:r>
       <w:r>
         <w:t xml:space="preserve">can be used to help link scores from age 6 to those at age 7.</w:t>
+      </w:r>
+      <w:r>
+        <w:t xml:space="preserve"> </w:t>
+      </w:r>
+      <w:r>
+        <w:t xml:space="preserve">Hypothetically, items could be assessed for as many or as few years as desired—as long as the items are construct valid for those ages and there enough common items between adjacent ages for linking scores across ages.</w:t>
       </w:r>
     </w:p>
     <w:p>

--- a/index.docx
+++ b/index.docx
@@ -1031,7 +1031,13 @@
         <w:t xml:space="preserve"> </w:t>
       </w:r>
       <w:r>
-        <w:t xml:space="preserve">developmental taxonomy of externalizing behavior posits that there are heterogeneous subgroups such that one subgroup exhibits low levels of externalizing behavior across the lifespan, an</w:t>
+        <w:t xml:space="preserve">developmental taxonomy of externalizing (</w:t>
+      </w:r>
+      <w:r>
+        <w:t xml:space="preserve">“antisocial”</w:t>
+      </w:r>
+      <w:r>
+        <w:t xml:space="preserve">) behavior posits that there are heterogeneous subgroups such that one subgroup exhibits low levels of externalizing behavior across the lifespan, an</w:t>
       </w:r>
       <w:r>
         <w:t xml:space="preserve"> </w:t>
@@ -1260,7 +1266,13 @@
         <w:t xml:space="preserve"> </w:t>
       </w:r>
       <w:r>
-        <w:t xml:space="preserve">In a longitudinal study examining the development of externalizing behavior from childhood to adulthood that incorporated ratings of the child’s externalizing behavior from mothers, fathers, teachers, peers, and self-report (at relevant ages),</w:t>
+        <w:t xml:space="preserve">Longitudinal work examining informant report of children’s behavior allows estimating the prototypical trajectory of externalizing problems at earlier ages than does the age-crime curve, thus providing important developmental context to the origins of externalizing behavior.</w:t>
+      </w:r>
+      <w:r>
+        <w:t xml:space="preserve"> </w:t>
+      </w:r>
+      <w:r>
+        <w:t xml:space="preserve">For instance, in a longitudinal study examining the development of externalizing behavior from childhood to adulthood that incorporated ratings of the child’s externalizing behavior from mothers, fathers, teachers, peers, and self-report (at relevant ages),</w:t>
       </w:r>
       <w:r>
         <w:t xml:space="preserve"> </w:t>
@@ -1285,14 +1297,151 @@
       <w:r>
         <w:t xml:space="preserve">found that externalizing problems normatively tended to decrease from early childhood to preadolescence, increased during adolescence (peaking around age 17), and decreased from late adolescence to adulthood.</w:t>
       </w:r>
-      <w:r>
-        <w:t xml:space="preserve"> </w:t>
-      </w:r>
-      <w:r>
-        <w:t xml:space="preserve"> </w:t>
-      </w:r>
-      <w:r>
-        <w:t xml:space="preserve">However, the trajectories were characterized by marked individual differences—some individuals stayed low, some increased, some decreased, some increased then decreased, and seemingly everything in between.</w:t>
+    </w:p>
+    <w:p>
+      <w:pPr>
+        <w:pStyle w:val="BodyText"/>
+      </w:pPr>
+      <w:r>
+        <w:t xml:space="preserve">Since</w:t>
+      </w:r>
+      <w:r>
+        <w:t xml:space="preserve"> </w:t>
+      </w:r>
+      <w:r>
+        <w:t xml:space="preserve">Moffitt (</w:t>
+      </w:r>
+      <w:hyperlink w:anchor="ref-Moffitt1993">
+        <w:r>
+          <w:rPr>
+            <w:rStyle w:val="Hyperlink"/>
+          </w:rPr>
+          <w:t xml:space="preserve">1993</w:t>
+        </w:r>
+      </w:hyperlink>
+      <w:r>
+        <w:t xml:space="preserve">)</w:t>
+      </w:r>
+      <w:r>
+        <w:t xml:space="preserve"> </w:t>
+      </w:r>
+      <w:r>
+        <w:t xml:space="preserve">proposed the developmental taxonomy of externalizing behavior, work has examined individual differences in externalizing trajectories to determine whether they are best represented by categories—i.e., taxa such as adolescence-limited, life-course persistent, etc.—or dimensionally.</w:t>
+      </w:r>
+      <w:r>
+        <w:t xml:space="preserve"> </w:t>
+      </w:r>
+      <w:r>
+        <w:t xml:space="preserve">Findings have consistently shown that variation in externalizing trajectories is better represented dimensionally than with categories [</w:t>
+      </w:r>
+      <w:r>
+        <w:t xml:space="preserve">Fairchild et al. (</w:t>
+      </w:r>
+      <w:hyperlink w:anchor="ref-Fairchild2013">
+        <w:r>
+          <w:rPr>
+            <w:rStyle w:val="Hyperlink"/>
+          </w:rPr>
+          <w:t xml:space="preserve">2013</w:t>
+        </w:r>
+      </w:hyperlink>
+      <w:r>
+        <w:t xml:space="preserve">)</w:t>
+      </w:r>
+      <w:r>
+        <w:t xml:space="preserve">;</w:t>
+      </w:r>
+      <w:r>
+        <w:t xml:space="preserve"> </w:t>
+      </w:r>
+      <w:r>
+        <w:t xml:space="preserve">Walters (</w:t>
+      </w:r>
+      <w:hyperlink w:anchor="ref-Walters2011">
+        <w:r>
+          <w:rPr>
+            <w:rStyle w:val="Hyperlink"/>
+          </w:rPr>
+          <w:t xml:space="preserve">2011</w:t>
+        </w:r>
+      </w:hyperlink>
+      <w:r>
+        <w:t xml:space="preserve">)</w:t>
+      </w:r>
+      <w:r>
+        <w:t xml:space="preserve">;</w:t>
+      </w:r>
+      <w:r>
+        <w:t xml:space="preserve"> </w:t>
+      </w:r>
+      <w:r>
+        <w:t xml:space="preserve">Walters (</w:t>
+      </w:r>
+      <w:hyperlink w:anchor="ref-Walters2012">
+        <w:r>
+          <w:rPr>
+            <w:rStyle w:val="Hyperlink"/>
+          </w:rPr>
+          <w:t xml:space="preserve">2012</w:t>
+        </w:r>
+      </w:hyperlink>
+      <w:r>
+        <w:t xml:space="preserve">)</w:t>
+      </w:r>
+      <w:r>
+        <w:t xml:space="preserve">; Walters2013;</w:t>
+      </w:r>
+      <w:r>
+        <w:t xml:space="preserve"> </w:t>
+      </w:r>
+      <w:r>
+        <w:t xml:space="preserve">Walters (</w:t>
+      </w:r>
+      <w:hyperlink w:anchor="ref-Walters2015">
+        <w:r>
+          <w:rPr>
+            <w:rStyle w:val="Hyperlink"/>
+          </w:rPr>
+          <w:t xml:space="preserve">2015</w:t>
+        </w:r>
+      </w:hyperlink>
+      <w:r>
+        <w:t xml:space="preserve">)</w:t>
+      </w:r>
+      <w:r>
+        <w:t xml:space="preserve">].</w:t>
+      </w:r>
+      <w:r>
+        <w:t xml:space="preserve"> </w:t>
+      </w:r>
+      <w:r>
+        <w:t xml:space="preserve"> </w:t>
+      </w:r>
+      <w:r>
+        <w:t xml:space="preserve">For example, the trajectories in</w:t>
+      </w:r>
+      <w:r>
+        <w:t xml:space="preserve"> </w:t>
+      </w:r>
+      <w:r>
+        <w:t xml:space="preserve">Petersen et al. (</w:t>
+      </w:r>
+      <w:hyperlink w:anchor="ref-Petersen2015">
+        <w:r>
+          <w:rPr>
+            <w:rStyle w:val="Hyperlink"/>
+          </w:rPr>
+          <w:t xml:space="preserve">2015</w:t>
+        </w:r>
+      </w:hyperlink>
+      <w:r>
+        <w:t xml:space="preserve">)</w:t>
+      </w:r>
+      <w:r>
+        <w:t xml:space="preserve"> </w:t>
+      </w:r>
+      <w:r>
+        <w:t xml:space="preserve">were characterized by marked individual differences—some individuals stayed low, some increased, some decreased, some increased then decreased, and seemingly everything in between.</w:t>
       </w:r>
       <w:r>
         <w:t xml:space="preserve"> </w:t>
@@ -2185,7 +2334,13 @@
         <w:t xml:space="preserve"> </w:t>
       </w:r>
       <w:r>
-        <w:t xml:space="preserve">characterized externalizing problems as a chimera.</w:t>
+        <w:t xml:space="preserve">characterized externalizing (</w:t>
+      </w:r>
+      <w:r>
+        <w:t xml:space="preserve">“antisocial”</w:t>
+      </w:r>
+      <w:r>
+        <w:t xml:space="preserve">) behavior as a chimera.</w:t>
       </w:r>
       <w:r>
         <w:t xml:space="preserve"> </w:t>
@@ -2289,7 +2444,7 @@
         <w:t xml:space="preserve"> </w:t>
       </w:r>
       <w:r>
-        <w:t xml:space="preserve">noted that externalizing problems may manifest as</w:t>
+        <w:t xml:space="preserve">noted that externalizing behaviors may manifest as</w:t>
       </w:r>
       <w:r>
         <w:t xml:space="preserve"> </w:t>
@@ -2316,7 +2471,7 @@
         <w:t xml:space="preserve"> </w:t>
       </w:r>
       <w:r>
-        <w:t xml:space="preserve">In general, externalizing problems are often expressed as overt acts in early childhood, such as physical aggression and temper tantrums; whereas externalizing problems are more often expressed later in development as covert and indirect or relational forms of aggression, rule breaking, and substance use</w:t>
+        <w:t xml:space="preserve">In general, externalizing behaviors are often expressed as overt acts in early childhood, such as physical aggression and temper tantrums; whereas externalizing behaviors are more often expressed later in development as covert and indirect or relational forms of aggression, rule breaking, and substance use</w:t>
       </w:r>
       <w:r>
         <w:t xml:space="preserve"> </w:t>
@@ -2416,7 +2571,7 @@
         <w:t xml:space="preserve">)</w:t>
       </w:r>
       <w:r>
-        <w:t xml:space="preserve">, the changing behavioral expression of externalizing problems likely reflects a combination of time-varying genetic and environmental factors, such as school entry transition, in combination with varying developmental tasks, different opportunities, and greater experience-dependent capacity</w:t>
+        <w:t xml:space="preserve">, the changing expression of externalizing behavior likely reflects a combination of time-varying genetic and environmental factors, such as school entry transition, in combination with varying developmental tasks, different opportunities, and greater experience-dependent capacity</w:t>
       </w:r>
       <w:r>
         <w:t xml:space="preserve"> </w:t>
@@ -2913,7 +3068,7 @@
         <w:t xml:space="preserve"> </w:t>
       </w:r>
       <w:r>
-        <w:t xml:space="preserve">For example, in a study of externalizing problems from early childhood to adolescence, a study might remove some substance use items that might not be developmentally relevant at all ages.</w:t>
+        <w:t xml:space="preserve">For example, in a study of externalizing behavior from early childhood to adolescence, a study might remove some substance use items that might not be developmentally relevant at all ages.</w:t>
       </w:r>
       <w:r>
         <w:t xml:space="preserve"> </w:t>
@@ -3112,7 +3267,7 @@
         <w:t xml:space="preserve"> </w:t>
       </w:r>
       <w:r>
-        <w:t xml:space="preserve">In a study of externalizing problems from early childhood to adulthood,</w:t>
+        <w:t xml:space="preserve">In a study of externalizing behavior from early childhood to adulthood,</w:t>
       </w:r>
       <w:r>
         <w:t xml:space="preserve"> </w:t>
@@ -3330,7 +3485,7 @@
         <w:t xml:space="preserve"> </w:t>
       </w:r>
       <w:r>
-        <w:t xml:space="preserve">Due to these problems, both simulation and empirical work</w:t>
+        <w:t xml:space="preserve">Due to these problems, both simulation</w:t>
       </w:r>
       <w:r>
         <w:t xml:space="preserve"> </w:t>
@@ -3338,6 +3493,29 @@
       <w:r>
         <w:t xml:space="preserve">(</w:t>
       </w:r>
+      <w:hyperlink w:anchor="ref-Petersen2021">
+        <w:r>
+          <w:rPr>
+            <w:rStyle w:val="Hyperlink"/>
+          </w:rPr>
+          <w:t xml:space="preserve">Petersen et al., 2021</w:t>
+        </w:r>
+      </w:hyperlink>
+      <w:r>
+        <w:t xml:space="preserve">)</w:t>
+      </w:r>
+      <w:r>
+        <w:t xml:space="preserve"> </w:t>
+      </w:r>
+      <w:r>
+        <w:t xml:space="preserve">and empirical work</w:t>
+      </w:r>
+      <w:r>
+        <w:t xml:space="preserve"> </w:t>
+      </w:r>
+      <w:r>
+        <w:t xml:space="preserve">(</w:t>
+      </w:r>
       <w:hyperlink w:anchor="ref-Chen2015">
         <w:r>
           <w:rPr>
@@ -3358,20 +3536,6 @@
             <w:rStyle w:val="Hyperlink"/>
           </w:rPr>
           <w:t xml:space="preserve">Petersen et al., 2018</w:t>
-        </w:r>
-      </w:hyperlink>
-      <w:r>
-        <w:t xml:space="preserve">,</w:t>
-      </w:r>
-      <w:r>
-        <w:t xml:space="preserve"> </w:t>
-      </w:r>
-      <w:hyperlink w:anchor="ref-Petersen2021">
-        <w:r>
-          <w:rPr>
-            <w:rStyle w:val="Hyperlink"/>
-          </w:rPr>
-          <w:t xml:space="preserve">2021</w:t>
         </w:r>
       </w:hyperlink>
       <w:r>
@@ -3443,7 +3607,13 @@
         <w:pStyle w:val="FirstParagraph"/>
       </w:pPr>
       <w:r>
-        <w:t xml:space="preserve">Even in cases where the items of a measure differ across ages (e.g., CBCL: ages 1.5–5 vs. ages 6–18), the scoring systems do not link scores across ages to be on the same scale while preserving change in level.</w:t>
+        <w:t xml:space="preserve">Current tools fail to implement the construct-valid item approach—existing measures show insufficient differences in which items are assessed at which ages.</w:t>
+      </w:r>
+      <w:r>
+        <w:t xml:space="preserve"> </w:t>
+      </w:r>
+      <w:r>
+        <w:t xml:space="preserve">Moreover, even in cases where the items of a measure differ across ages (e.g., CBCL: ages 1.5–5 vs. ages 6–18), the scoring systems do not link scores across ages to be on the same scale while preserving change in level.</w:t>
       </w:r>
       <w:r>
         <w:t xml:space="preserve"> </w:t>
@@ -3703,10 +3873,468 @@
         <w:t xml:space="preserve"> </w:t>
       </w:r>
       <w:r>
-        <w:t xml:space="preserve">Considerable evidence indicates that externalizing problems (and psychopathology, more generally) and their trajectories are best conceptualized dimensionally (or multi-dimensionally), not categorically.</w:t>
-      </w:r>
-      <w:r>
-        <w:t xml:space="preserve"> </w:t>
+        <w:t xml:space="preserve">Considerable evidence indicates that externalizing problems</w:t>
+      </w:r>
+      <w:r>
+        <w:t xml:space="preserve"> </w:t>
+      </w:r>
+      <w:r>
+        <w:t xml:space="preserve">(and psychopathology, more generally;</w:t>
+      </w:r>
+      <w:r>
+        <w:t xml:space="preserve"> </w:t>
+      </w:r>
+      <w:hyperlink w:anchor="ref-Haslam2012">
+        <w:r>
+          <w:rPr>
+            <w:rStyle w:val="Hyperlink"/>
+          </w:rPr>
+          <w:t xml:space="preserve">Haslam et al., 2012</w:t>
+        </w:r>
+      </w:hyperlink>
+      <w:r>
+        <w:t xml:space="preserve">;</w:t>
+      </w:r>
+      <w:r>
+        <w:t xml:space="preserve"> </w:t>
+      </w:r>
+      <w:hyperlink w:anchor="ref-Haslam2020">
+        <w:r>
+          <w:rPr>
+            <w:rStyle w:val="Hyperlink"/>
+          </w:rPr>
+          <w:t xml:space="preserve">Haslam et al., 2020</w:t>
+        </w:r>
+      </w:hyperlink>
+      <w:r>
+        <w:t xml:space="preserve">;</w:t>
+      </w:r>
+      <w:r>
+        <w:t xml:space="preserve"> </w:t>
+      </w:r>
+      <w:hyperlink w:anchor="ref-Kotov2017">
+        <w:r>
+          <w:rPr>
+            <w:rStyle w:val="Hyperlink"/>
+          </w:rPr>
+          <w:t xml:space="preserve">Kotov et al., 2017</w:t>
+        </w:r>
+      </w:hyperlink>
+      <w:r>
+        <w:t xml:space="preserve">;</w:t>
+      </w:r>
+      <w:r>
+        <w:t xml:space="preserve"> </w:t>
+      </w:r>
+      <w:hyperlink w:anchor="ref-Krueger2016">
+        <w:r>
+          <w:rPr>
+            <w:rStyle w:val="Hyperlink"/>
+          </w:rPr>
+          <w:t xml:space="preserve">Krueger &amp; DeYoung, 2016</w:t>
+        </w:r>
+      </w:hyperlink>
+      <w:r>
+        <w:t xml:space="preserve">;</w:t>
+      </w:r>
+      <w:r>
+        <w:t xml:space="preserve"> </w:t>
+      </w:r>
+      <w:hyperlink w:anchor="ref-Krueger2011">
+        <w:r>
+          <w:rPr>
+            <w:rStyle w:val="Hyperlink"/>
+          </w:rPr>
+          <w:t xml:space="preserve">Krueger &amp; Markon, 2011</w:t>
+        </w:r>
+      </w:hyperlink>
+      <w:r>
+        <w:t xml:space="preserve">;</w:t>
+      </w:r>
+      <w:r>
+        <w:t xml:space="preserve"> </w:t>
+      </w:r>
+      <w:hyperlink w:anchor="ref-Krueger2002">
+        <w:r>
+          <w:rPr>
+            <w:rStyle w:val="Hyperlink"/>
+          </w:rPr>
+          <w:t xml:space="preserve">Krueger &amp; Piasecki, 2002</w:t>
+        </w:r>
+      </w:hyperlink>
+      <w:r>
+        <w:t xml:space="preserve">;</w:t>
+      </w:r>
+      <w:r>
+        <w:t xml:space="preserve"> </w:t>
+      </w:r>
+      <w:hyperlink w:anchor="ref-Markon2011">
+        <w:r>
+          <w:rPr>
+            <w:rStyle w:val="Hyperlink"/>
+          </w:rPr>
+          <w:t xml:space="preserve">Markon et al., 2011</w:t>
+        </w:r>
+      </w:hyperlink>
+      <w:r>
+        <w:t xml:space="preserve">;</w:t>
+      </w:r>
+      <w:r>
+        <w:t xml:space="preserve"> </w:t>
+      </w:r>
+      <w:hyperlink w:anchor="ref-Wright2013">
+        <w:r>
+          <w:rPr>
+            <w:rStyle w:val="Hyperlink"/>
+          </w:rPr>
+          <w:t xml:space="preserve">Wright et al., 2013</w:t>
+        </w:r>
+      </w:hyperlink>
+      <w:r>
+        <w:t xml:space="preserve">)</w:t>
+      </w:r>
+      <w:r>
+        <w:t xml:space="preserve"> </w:t>
+      </w:r>
+      <w:r>
+        <w:t xml:space="preserve">and their trajectories [</w:t>
+      </w:r>
+      <w:r>
+        <w:t xml:space="preserve">Burt (</w:t>
+      </w:r>
+      <w:hyperlink w:anchor="ref-Burt2012">
+        <w:r>
+          <w:rPr>
+            <w:rStyle w:val="Hyperlink"/>
+          </w:rPr>
+          <w:t xml:space="preserve">2012</w:t>
+        </w:r>
+      </w:hyperlink>
+      <w:r>
+        <w:t xml:space="preserve">)</w:t>
+      </w:r>
+      <w:r>
+        <w:t xml:space="preserve">;</w:t>
+      </w:r>
+      <w:r>
+        <w:t xml:space="preserve"> </w:t>
+      </w:r>
+      <w:r>
+        <w:t xml:space="preserve">Fairchild et al. (</w:t>
+      </w:r>
+      <w:hyperlink w:anchor="ref-Fairchild2013">
+        <w:r>
+          <w:rPr>
+            <w:rStyle w:val="Hyperlink"/>
+          </w:rPr>
+          <w:t xml:space="preserve">2013</w:t>
+        </w:r>
+      </w:hyperlink>
+      <w:r>
+        <w:t xml:space="preserve">)</w:t>
+      </w:r>
+      <w:r>
+        <w:t xml:space="preserve">;</w:t>
+      </w:r>
+      <w:r>
+        <w:t xml:space="preserve"> </w:t>
+      </w:r>
+      <w:r>
+        <w:t xml:space="preserve">Walters (</w:t>
+      </w:r>
+      <w:hyperlink w:anchor="ref-Walters2011">
+        <w:r>
+          <w:rPr>
+            <w:rStyle w:val="Hyperlink"/>
+          </w:rPr>
+          <w:t xml:space="preserve">2011</w:t>
+        </w:r>
+      </w:hyperlink>
+      <w:r>
+        <w:t xml:space="preserve">)</w:t>
+      </w:r>
+      <w:r>
+        <w:t xml:space="preserve">;</w:t>
+      </w:r>
+      <w:r>
+        <w:t xml:space="preserve"> </w:t>
+      </w:r>
+      <w:r>
+        <w:t xml:space="preserve">Walters (</w:t>
+      </w:r>
+      <w:hyperlink w:anchor="ref-Walters2012">
+        <w:r>
+          <w:rPr>
+            <w:rStyle w:val="Hyperlink"/>
+          </w:rPr>
+          <w:t xml:space="preserve">2012</w:t>
+        </w:r>
+      </w:hyperlink>
+      <w:r>
+        <w:t xml:space="preserve">)</w:t>
+      </w:r>
+      <w:r>
+        <w:t xml:space="preserve">; Walters2013;</w:t>
+      </w:r>
+      <w:r>
+        <w:t xml:space="preserve"> </w:t>
+      </w:r>
+      <w:r>
+        <w:t xml:space="preserve">Walters (</w:t>
+      </w:r>
+      <w:hyperlink w:anchor="ref-Walters2015">
+        <w:r>
+          <w:rPr>
+            <w:rStyle w:val="Hyperlink"/>
+          </w:rPr>
+          <w:t xml:space="preserve">2015</w:t>
+        </w:r>
+      </w:hyperlink>
+      <w:r>
+        <w:t xml:space="preserve">)</w:t>
+      </w:r>
+      <w:r>
+        <w:t xml:space="preserve">] and risk factors</w:t>
+      </w:r>
+      <w:r>
+        <w:t xml:space="preserve"> </w:t>
+      </w:r>
+      <w:r>
+        <w:t xml:space="preserve">(</w:t>
+      </w:r>
+      <w:hyperlink w:anchor="ref-Walters2014">
+        <w:r>
+          <w:rPr>
+            <w:rStyle w:val="Hyperlink"/>
+          </w:rPr>
+          <w:t xml:space="preserve">Walters, 2014</w:t>
+        </w:r>
+      </w:hyperlink>
+      <w:r>
+        <w:t xml:space="preserve">)</w:t>
+      </w:r>
+      <w:r>
+        <w:t xml:space="preserve"> </w:t>
+      </w:r>
+      <w:r>
+        <w:t xml:space="preserve">are best conceptualized dimensionally</w:t>
+      </w:r>
+      <w:r>
+        <w:t xml:space="preserve"> </w:t>
+      </w:r>
+      <w:r>
+        <w:t xml:space="preserve">(or multi-dimensionally;</w:t>
+      </w:r>
+      <w:r>
+        <w:t xml:space="preserve"> </w:t>
+      </w:r>
+      <w:hyperlink w:anchor="ref-Bolhuis2017">
+        <w:r>
+          <w:rPr>
+            <w:rStyle w:val="Hyperlink"/>
+          </w:rPr>
+          <w:t xml:space="preserve">Bolhuis et al., 2017</w:t>
+        </w:r>
+      </w:hyperlink>
+      <w:r>
+        <w:t xml:space="preserve">;</w:t>
+      </w:r>
+      <w:r>
+        <w:t xml:space="preserve"> </w:t>
+      </w:r>
+      <w:hyperlink w:anchor="ref-Wakschlag2014">
+        <w:r>
+          <w:rPr>
+            <w:rStyle w:val="Hyperlink"/>
+          </w:rPr>
+          <w:t xml:space="preserve">Wakschlag et al., 2014</w:t>
+        </w:r>
+      </w:hyperlink>
+      <w:r>
+        <w:t xml:space="preserve">)</w:t>
+      </w:r>
+      <w:r>
+        <w:t xml:space="preserve">, not categorically</w:t>
+      </w:r>
+      <w:r>
+        <w:t xml:space="preserve"> </w:t>
+      </w:r>
+      <w:r>
+        <w:t xml:space="preserve">(</w:t>
+      </w:r>
+      <w:hyperlink w:anchor="ref-Barry2013">
+        <w:r>
+          <w:rPr>
+            <w:rStyle w:val="Hyperlink"/>
+          </w:rPr>
+          <w:t xml:space="preserve">Barry et al., 2013</w:t>
+        </w:r>
+      </w:hyperlink>
+      <w:r>
+        <w:t xml:space="preserve">;</w:t>
+      </w:r>
+      <w:r>
+        <w:t xml:space="preserve"> </w:t>
+      </w:r>
+      <w:hyperlink w:anchor="ref-Coghill2012">
+        <w:r>
+          <w:rPr>
+            <w:rStyle w:val="Hyperlink"/>
+          </w:rPr>
+          <w:t xml:space="preserve">Coghill &amp; Sonuga-Barke, 2012</w:t>
+        </w:r>
+      </w:hyperlink>
+      <w:r>
+        <w:t xml:space="preserve">;</w:t>
+      </w:r>
+      <w:r>
+        <w:t xml:space="preserve"> </w:t>
+      </w:r>
+      <w:hyperlink w:anchor="ref-Forbes2016">
+        <w:r>
+          <w:rPr>
+            <w:rStyle w:val="Hyperlink"/>
+          </w:rPr>
+          <w:t xml:space="preserve">Forbes et al., 2016</w:t>
+        </w:r>
+      </w:hyperlink>
+      <w:r>
+        <w:t xml:space="preserve">;</w:t>
+      </w:r>
+      <w:r>
+        <w:t xml:space="preserve"> </w:t>
+      </w:r>
+      <w:hyperlink w:anchor="ref-Kliem2018">
+        <w:r>
+          <w:rPr>
+            <w:rStyle w:val="Hyperlink"/>
+          </w:rPr>
+          <w:t xml:space="preserve">Kliem et al., 2018</w:t>
+        </w:r>
+      </w:hyperlink>
+      <w:r>
+        <w:t xml:space="preserve">,</w:t>
+      </w:r>
+      <w:r>
+        <w:t xml:space="preserve"> </w:t>
+      </w:r>
+      <w:hyperlink w:anchor="ref-Kliem2022">
+        <w:r>
+          <w:rPr>
+            <w:rStyle w:val="Hyperlink"/>
+          </w:rPr>
+          <w:t xml:space="preserve">2022</w:t>
+        </w:r>
+      </w:hyperlink>
+      <w:r>
+        <w:t xml:space="preserve">;</w:t>
+      </w:r>
+      <w:r>
+        <w:t xml:space="preserve"> </w:t>
+      </w:r>
+      <w:hyperlink w:anchor="ref-Krueger2004">
+        <w:r>
+          <w:rPr>
+            <w:rStyle w:val="Hyperlink"/>
+          </w:rPr>
+          <w:t xml:space="preserve">Krueger et al.</w:t>
+        </w:r>
+        <w:r>
+          <w:rPr>
+            <w:rStyle w:val="Hyperlink"/>
+          </w:rPr>
+          <w:t xml:space="preserve">, 2004</w:t>
+        </w:r>
+      </w:hyperlink>
+      <w:r>
+        <w:t xml:space="preserve">,</w:t>
+      </w:r>
+      <w:r>
+        <w:t xml:space="preserve"> </w:t>
+      </w:r>
+      <w:hyperlink w:anchor="ref-Krueger2005">
+        <w:r>
+          <w:rPr>
+            <w:rStyle w:val="Hyperlink"/>
+          </w:rPr>
+          <w:t xml:space="preserve">2005</w:t>
+        </w:r>
+      </w:hyperlink>
+      <w:r>
+        <w:t xml:space="preserve">,</w:t>
+      </w:r>
+      <w:r>
+        <w:t xml:space="preserve"> </w:t>
+      </w:r>
+      <w:hyperlink w:anchor="ref-Krueger2007">
+        <w:r>
+          <w:rPr>
+            <w:rStyle w:val="Hyperlink"/>
+          </w:rPr>
+          <w:t xml:space="preserve">2007</w:t>
+        </w:r>
+      </w:hyperlink>
+      <w:r>
+        <w:t xml:space="preserve">,</w:t>
+      </w:r>
+      <w:r>
+        <w:t xml:space="preserve"> </w:t>
+      </w:r>
+      <w:hyperlink w:anchor="ref-Krueger2021">
+        <w:r>
+          <w:rPr>
+            <w:rStyle w:val="Hyperlink"/>
+          </w:rPr>
+          <w:t xml:space="preserve">2021</w:t>
+        </w:r>
+      </w:hyperlink>
+      <w:r>
+        <w:t xml:space="preserve">;</w:t>
+      </w:r>
+      <w:r>
+        <w:t xml:space="preserve"> </w:t>
+      </w:r>
+      <w:hyperlink w:anchor="ref-Markon2005">
+        <w:r>
+          <w:rPr>
+            <w:rStyle w:val="Hyperlink"/>
+          </w:rPr>
+          <w:t xml:space="preserve">Markon &amp; Krueger, 2005</w:t>
+        </w:r>
+      </w:hyperlink>
+      <w:r>
+        <w:t xml:space="preserve">;</w:t>
+      </w:r>
+      <w:r>
+        <w:t xml:space="preserve"> </w:t>
+      </w:r>
+      <w:hyperlink w:anchor="ref-Sellbom2016">
+        <w:r>
+          <w:rPr>
+            <w:rStyle w:val="Hyperlink"/>
+          </w:rPr>
+          <w:t xml:space="preserve">Sellbom, 2016</w:t>
+        </w:r>
+      </w:hyperlink>
+      <w:r>
+        <w:t xml:space="preserve">;</w:t>
+      </w:r>
+      <w:r>
+        <w:t xml:space="preserve"> </w:t>
+      </w:r>
+      <w:hyperlink w:anchor="ref-Walton2011">
+        <w:r>
+          <w:rPr>
+            <w:rStyle w:val="Hyperlink"/>
+          </w:rPr>
+          <w:t xml:space="preserve">Walton et al., 2011</w:t>
+        </w:r>
+      </w:hyperlink>
+      <w:r>
+        <w:t xml:space="preserve">)</w:t>
+      </w:r>
+      <w:r>
+        <w:t xml:space="preserve">.</w:t>
       </w:r>
       <w:r>
         <w:t xml:space="preserve"> </w:t>
@@ -4094,7 +4722,7 @@
       </w:r>
     </w:p>
     <w:bookmarkEnd w:id="100"/>
-    <w:bookmarkStart w:id="172" w:name="references"/>
+    <w:bookmarkStart w:id="226" w:name="references"/>
     <w:p>
       <w:pPr>
         <w:pStyle w:val="Heading1"/>
@@ -4103,7 +4731,7 @@
         <w:t xml:space="preserve">References</w:t>
       </w:r>
     </w:p>
-    <w:bookmarkStart w:id="171" w:name="refs"/>
+    <w:bookmarkStart w:id="225" w:name="refs"/>
     <w:bookmarkStart w:id="101" w:name="ref-Abrous2026"/>
     <w:p>
       <w:pPr>
@@ -4262,12 +4890,106 @@
       </w:hyperlink>
     </w:p>
     <w:bookmarkEnd w:id="105"/>
-    <w:bookmarkStart w:id="106" w:name="ref-Borelli2018"/>
+    <w:bookmarkStart w:id="107" w:name="ref-Barry2013"/>
     <w:p>
       <w:pPr>
         <w:pStyle w:val="Bibliography"/>
       </w:pPr>
       <w:r>
+        <w:t xml:space="preserve">Barry, T. D., Marcus, D. K., Barry, C. T., &amp; Coccaro, E. F. (2013). The latent structure of oppositional defiant disorder in children and adults.</w:t>
+      </w:r>
+      <w:r>
+        <w:t xml:space="preserve"> </w:t>
+      </w:r>
+      <w:r>
+        <w:rPr>
+          <w:i/>
+          <w:iCs/>
+        </w:rPr>
+        <w:t xml:space="preserve">Journal of Psychiatric Research</w:t>
+      </w:r>
+      <w:r>
+        <w:t xml:space="preserve">,</w:t>
+      </w:r>
+      <w:r>
+        <w:t xml:space="preserve"> </w:t>
+      </w:r>
+      <w:r>
+        <w:rPr>
+          <w:i/>
+          <w:iCs/>
+        </w:rPr>
+        <w:t xml:space="preserve">47</w:t>
+      </w:r>
+      <w:r>
+        <w:t xml:space="preserve">(12), 1932–1939.</w:t>
+      </w:r>
+      <w:r>
+        <w:t xml:space="preserve"> </w:t>
+      </w:r>
+      <w:hyperlink r:id="rId106">
+        <w:r>
+          <w:rPr>
+            <w:rStyle w:val="Hyperlink"/>
+          </w:rPr>
+          <w:t xml:space="preserve">https://doi.org/10.1016/j.jpsychires.2013.08.016</w:t>
+        </w:r>
+      </w:hyperlink>
+    </w:p>
+    <w:bookmarkEnd w:id="107"/>
+    <w:bookmarkStart w:id="109" w:name="ref-Bolhuis2017"/>
+    <w:p>
+      <w:pPr>
+        <w:pStyle w:val="Bibliography"/>
+      </w:pPr>
+      <w:r>
+        <w:t xml:space="preserve">Bolhuis, K., Lubke, G. H., Ende, J. van der, Bartels, M., Beijsterveldt, C. E. M. van, Lichtenstein, P., Larsson, H., Jaddoe, V. W. V., Kushner, S. A., Verhulst, F. C., Boomsma, D. I., &amp; Tiemeier, H. (2017). Disentangling heterogeneity of childhood disruptive behavior problems into dimensions and subgroups.</w:t>
+      </w:r>
+      <w:r>
+        <w:t xml:space="preserve"> </w:t>
+      </w:r>
+      <w:r>
+        <w:rPr>
+          <w:i/>
+          <w:iCs/>
+        </w:rPr>
+        <w:t xml:space="preserve">Journal of the American Academy of Child &amp; Adolescent Psychiatry</w:t>
+      </w:r>
+      <w:r>
+        <w:t xml:space="preserve">,</w:t>
+      </w:r>
+      <w:r>
+        <w:t xml:space="preserve"> </w:t>
+      </w:r>
+      <w:r>
+        <w:rPr>
+          <w:i/>
+          <w:iCs/>
+        </w:rPr>
+        <w:t xml:space="preserve">56</w:t>
+      </w:r>
+      <w:r>
+        <w:t xml:space="preserve">(8), 678–686.</w:t>
+      </w:r>
+      <w:r>
+        <w:t xml:space="preserve"> </w:t>
+      </w:r>
+      <w:hyperlink r:id="rId108">
+        <w:r>
+          <w:rPr>
+            <w:rStyle w:val="Hyperlink"/>
+          </w:rPr>
+          <w:t xml:space="preserve">https://doi.org/10.1016/j.jaac.2017.05.019</w:t>
+        </w:r>
+      </w:hyperlink>
+    </w:p>
+    <w:bookmarkEnd w:id="109"/>
+    <w:bookmarkStart w:id="110" w:name="ref-Borelli2018"/>
+    <w:p>
+      <w:pPr>
+        <w:pStyle w:val="Bibliography"/>
+      </w:pPr>
+      <w:r>
         <w:t xml:space="preserve">Borelli, W. V., Carmona, K. C., Studart-Neto, A., Nitrini, R., Caramelli, P., &amp; Costa, J. C. da. (2018). Operationalized definition of older adults with high cognitive performance.</w:t>
       </w:r>
       <w:r>
@@ -4308,8 +5030,8 @@
         </w:r>
       </w:hyperlink>
     </w:p>
-    <w:bookmarkEnd w:id="106"/>
-    <w:bookmarkStart w:id="107" w:name="ref-BriggsGowan2016"/>
+    <w:bookmarkEnd w:id="110"/>
+    <w:bookmarkStart w:id="111" w:name="ref-BriggsGowan2016"/>
     <w:p>
       <w:pPr>
         <w:pStyle w:val="Bibliography"/>
@@ -4334,8 +5056,8 @@
         <w:t xml:space="preserve">(pp. 1–45).</w:t>
       </w:r>
     </w:p>
-    <w:bookmarkEnd w:id="107"/>
-    <w:bookmarkStart w:id="109" w:name="ref-Broeren2013"/>
+    <w:bookmarkEnd w:id="111"/>
+    <w:bookmarkStart w:id="113" w:name="ref-Broeren2013"/>
     <w:p>
       <w:pPr>
         <w:pStyle w:val="Bibliography"/>
@@ -4372,7 +5094,7 @@
       <w:r>
         <w:t xml:space="preserve"> </w:t>
       </w:r>
-      <w:hyperlink r:id="rId108">
+      <w:hyperlink r:id="rId112">
         <w:r>
           <w:rPr>
             <w:rStyle w:val="Hyperlink"/>
@@ -4381,13 +5103,60 @@
         </w:r>
       </w:hyperlink>
     </w:p>
-    <w:bookmarkEnd w:id="109"/>
-    <w:bookmarkStart w:id="110" w:name="ref-Caspi2006"/>
+    <w:bookmarkEnd w:id="113"/>
+    <w:bookmarkStart w:id="115" w:name="ref-Burt2012"/>
     <w:p>
       <w:pPr>
         <w:pStyle w:val="Bibliography"/>
       </w:pPr>
       <w:r>
+        <w:t xml:space="preserve">Burt, S. A. (2012). How do we optimally conceptualize the heterogeneity within antisocial behavior? An argument for aggressive versus non-aggressive behavioral dimensions.</w:t>
+      </w:r>
+      <w:r>
+        <w:t xml:space="preserve"> </w:t>
+      </w:r>
+      <w:r>
+        <w:rPr>
+          <w:i/>
+          <w:iCs/>
+        </w:rPr>
+        <w:t xml:space="preserve">Clinical Psychology Review</w:t>
+      </w:r>
+      <w:r>
+        <w:t xml:space="preserve">,</w:t>
+      </w:r>
+      <w:r>
+        <w:t xml:space="preserve"> </w:t>
+      </w:r>
+      <w:r>
+        <w:rPr>
+          <w:i/>
+          <w:iCs/>
+        </w:rPr>
+        <w:t xml:space="preserve">32</w:t>
+      </w:r>
+      <w:r>
+        <w:t xml:space="preserve">(4), 263–279.</w:t>
+      </w:r>
+      <w:r>
+        <w:t xml:space="preserve"> </w:t>
+      </w:r>
+      <w:hyperlink r:id="rId114">
+        <w:r>
+          <w:rPr>
+            <w:rStyle w:val="Hyperlink"/>
+          </w:rPr>
+          <w:t xml:space="preserve">https://doi.org/10.1016/j.cpr.2012.02.006</w:t>
+        </w:r>
+      </w:hyperlink>
+    </w:p>
+    <w:bookmarkEnd w:id="115"/>
+    <w:bookmarkStart w:id="116" w:name="ref-Caspi2006"/>
+    <w:p>
+      <w:pPr>
+        <w:pStyle w:val="Bibliography"/>
+      </w:pPr>
+      <w:r>
         <w:t xml:space="preserve">Caspi, A., &amp; Shiner, R. L. (2006). Personality development. In N. Eisenberg, W. Damon, &amp; R. M. Lerner (Eds.),</w:t>
       </w:r>
       <w:r>
@@ -4407,8 +5176,8 @@
         <w:t xml:space="preserve">(6th ed., Vol. 3, pp. 300–365). John Wiley &amp; Sons, Inc.</w:t>
       </w:r>
     </w:p>
-    <w:bookmarkEnd w:id="110"/>
-    <w:bookmarkStart w:id="112" w:name="ref-Chen2015"/>
+    <w:bookmarkEnd w:id="116"/>
+    <w:bookmarkStart w:id="118" w:name="ref-Chen2015"/>
     <w:p>
       <w:pPr>
         <w:pStyle w:val="Bibliography"/>
@@ -4445,7 +5214,7 @@
       <w:r>
         <w:t xml:space="preserve"> </w:t>
       </w:r>
-      <w:hyperlink r:id="rId111">
+      <w:hyperlink r:id="rId117">
         <w:r>
           <w:rPr>
             <w:rStyle w:val="Hyperlink"/>
@@ -4454,8 +5223,8 @@
         </w:r>
       </w:hyperlink>
     </w:p>
-    <w:bookmarkEnd w:id="112"/>
-    <w:bookmarkStart w:id="114" w:name="ref-Cicchetti2002"/>
+    <w:bookmarkEnd w:id="118"/>
+    <w:bookmarkStart w:id="120" w:name="ref-Cicchetti2002"/>
     <w:p>
       <w:pPr>
         <w:pStyle w:val="Bibliography"/>
@@ -4492,7 +5261,7 @@
       <w:r>
         <w:t xml:space="preserve"> </w:t>
       </w:r>
-      <w:hyperlink r:id="rId113">
+      <w:hyperlink r:id="rId119">
         <w:r>
           <w:rPr>
             <w:rStyle w:val="Hyperlink"/>
@@ -4501,13 +5270,60 @@
         </w:r>
       </w:hyperlink>
     </w:p>
-    <w:bookmarkEnd w:id="114"/>
-    <w:bookmarkStart w:id="116" w:name="ref-DeLosReyes2026"/>
+    <w:bookmarkEnd w:id="120"/>
+    <w:bookmarkStart w:id="122" w:name="ref-Coghill2012"/>
     <w:p>
       <w:pPr>
         <w:pStyle w:val="Bibliography"/>
       </w:pPr>
       <w:r>
+        <w:t xml:space="preserve">Coghill, D., &amp; Sonuga-Barke, E. J. S. (2012). Annual research review: Categories versus dimensions in the classification and conceptualisation of child and adolescent mental disorders: Implications of recent empirical study.</w:t>
+      </w:r>
+      <w:r>
+        <w:t xml:space="preserve"> </w:t>
+      </w:r>
+      <w:r>
+        <w:rPr>
+          <w:i/>
+          <w:iCs/>
+        </w:rPr>
+        <w:t xml:space="preserve">Journal of Child Psychology and Psychiatry</w:t>
+      </w:r>
+      <w:r>
+        <w:t xml:space="preserve">,</w:t>
+      </w:r>
+      <w:r>
+        <w:t xml:space="preserve"> </w:t>
+      </w:r>
+      <w:r>
+        <w:rPr>
+          <w:i/>
+          <w:iCs/>
+        </w:rPr>
+        <w:t xml:space="preserve">53</w:t>
+      </w:r>
+      <w:r>
+        <w:t xml:space="preserve">(5), 469–489.</w:t>
+      </w:r>
+      <w:r>
+        <w:t xml:space="preserve"> </w:t>
+      </w:r>
+      <w:hyperlink r:id="rId121">
+        <w:r>
+          <w:rPr>
+            <w:rStyle w:val="Hyperlink"/>
+          </w:rPr>
+          <w:t xml:space="preserve">https://doi.org/10.1111/j.1469-7610.2011.02511.x</w:t>
+        </w:r>
+      </w:hyperlink>
+    </w:p>
+    <w:bookmarkEnd w:id="122"/>
+    <w:bookmarkStart w:id="124" w:name="ref-DeLosReyes2026"/>
+    <w:p>
+      <w:pPr>
+        <w:pStyle w:val="Bibliography"/>
+      </w:pPr>
+      <w:r>
         <w:t xml:space="preserve">De Los Reyes, A. (2026). Toward integrative, multisource, and multimodal approaches to assessing psychopathology intergenerationally and across the lifespan: Commentary on</w:t>
       </w:r>
       <w:r>
@@ -4551,7 +5367,7 @@
       <w:r>
         <w:t xml:space="preserve"> </w:t>
       </w:r>
-      <w:hyperlink r:id="rId115">
+      <w:hyperlink r:id="rId123">
         <w:r>
           <w:rPr>
             <w:rStyle w:val="Hyperlink"/>
@@ -4560,8 +5376,8 @@
         </w:r>
       </w:hyperlink>
     </w:p>
-    <w:bookmarkEnd w:id="116"/>
-    <w:bookmarkStart w:id="118" w:name="ref-Fairchild2013"/>
+    <w:bookmarkEnd w:id="124"/>
+    <w:bookmarkStart w:id="126" w:name="ref-Fairchild2013"/>
     <w:p>
       <w:pPr>
         <w:pStyle w:val="Bibliography"/>
@@ -4598,7 +5414,7 @@
       <w:r>
         <w:t xml:space="preserve"> </w:t>
       </w:r>
-      <w:hyperlink r:id="rId117">
+      <w:hyperlink r:id="rId125">
         <w:r>
           <w:rPr>
             <w:rStyle w:val="Hyperlink"/>
@@ -4607,13 +5423,60 @@
         </w:r>
       </w:hyperlink>
     </w:p>
-    <w:bookmarkEnd w:id="118"/>
-    <w:bookmarkStart w:id="120" w:name="ref-Godoy2021"/>
+    <w:bookmarkEnd w:id="126"/>
+    <w:bookmarkStart w:id="128" w:name="ref-Forbes2016"/>
     <w:p>
       <w:pPr>
         <w:pStyle w:val="Bibliography"/>
       </w:pPr>
       <w:r>
+        <w:t xml:space="preserve">Forbes, M. K., Tackett, J. L., Markon, K. E., &amp; Krueger, R. F. (2016). Beyond comorbidity: Toward a dimensional and hierarchical approach to understanding psychopathology across the life span.</w:t>
+      </w:r>
+      <w:r>
+        <w:t xml:space="preserve"> </w:t>
+      </w:r>
+      <w:r>
+        <w:rPr>
+          <w:i/>
+          <w:iCs/>
+        </w:rPr>
+        <w:t xml:space="preserve">Development and Psychopathology</w:t>
+      </w:r>
+      <w:r>
+        <w:t xml:space="preserve">,</w:t>
+      </w:r>
+      <w:r>
+        <w:t xml:space="preserve"> </w:t>
+      </w:r>
+      <w:r>
+        <w:rPr>
+          <w:i/>
+          <w:iCs/>
+        </w:rPr>
+        <w:t xml:space="preserve">28</w:t>
+      </w:r>
+      <w:r>
+        <w:t xml:space="preserve">(4pt1), 971–986.</w:t>
+      </w:r>
+      <w:r>
+        <w:t xml:space="preserve"> </w:t>
+      </w:r>
+      <w:hyperlink r:id="rId127">
+        <w:r>
+          <w:rPr>
+            <w:rStyle w:val="Hyperlink"/>
+          </w:rPr>
+          <w:t xml:space="preserve">https://doi.org/10.1017/S0954579416000651</w:t>
+        </w:r>
+      </w:hyperlink>
+    </w:p>
+    <w:bookmarkEnd w:id="128"/>
+    <w:bookmarkStart w:id="130" w:name="ref-Godoy2021"/>
+    <w:p>
+      <w:pPr>
+        <w:pStyle w:val="Bibliography"/>
+      </w:pPr>
+      <w:r>
         <w:t xml:space="preserve">Godoy, L. L. de, Alves, C. A. P. F., Saavedra, J. S. M., Studart-Neto, A., Nitrini, R., Costa Leite, C. da, &amp; Bisdas, S. (2021). Understanding brain resilience in superagers: A systematic review.</w:t>
       </w:r>
       <w:r>
@@ -4645,7 +5508,7 @@
       <w:r>
         <w:t xml:space="preserve"> </w:t>
       </w:r>
-      <w:hyperlink r:id="rId119">
+      <w:hyperlink r:id="rId129">
         <w:r>
           <w:rPr>
             <w:rStyle w:val="Hyperlink"/>
@@ -4654,13 +5517,107 @@
         </w:r>
       </w:hyperlink>
     </w:p>
-    <w:bookmarkEnd w:id="120"/>
-    <w:bookmarkStart w:id="122" w:name="ref-Insel2008"/>
+    <w:bookmarkEnd w:id="130"/>
+    <w:bookmarkStart w:id="132" w:name="ref-Haslam2012"/>
     <w:p>
       <w:pPr>
         <w:pStyle w:val="Bibliography"/>
       </w:pPr>
       <w:r>
+        <w:t xml:space="preserve">Haslam, N., Holland, E., &amp; Kuppens, P. (2012). Categories versus dimensions in personality and psychopathology: A quantitative review of taxometric research.</w:t>
+      </w:r>
+      <w:r>
+        <w:t xml:space="preserve"> </w:t>
+      </w:r>
+      <w:r>
+        <w:rPr>
+          <w:i/>
+          <w:iCs/>
+        </w:rPr>
+        <w:t xml:space="preserve">Psychological Medicine</w:t>
+      </w:r>
+      <w:r>
+        <w:t xml:space="preserve">,</w:t>
+      </w:r>
+      <w:r>
+        <w:t xml:space="preserve"> </w:t>
+      </w:r>
+      <w:r>
+        <w:rPr>
+          <w:i/>
+          <w:iCs/>
+        </w:rPr>
+        <w:t xml:space="preserve">42</w:t>
+      </w:r>
+      <w:r>
+        <w:t xml:space="preserve">(05), 903–920.</w:t>
+      </w:r>
+      <w:r>
+        <w:t xml:space="preserve"> </w:t>
+      </w:r>
+      <w:hyperlink r:id="rId131">
+        <w:r>
+          <w:rPr>
+            <w:rStyle w:val="Hyperlink"/>
+          </w:rPr>
+          <w:t xml:space="preserve">https://doi.org/10.1017/S0033291711001966</w:t>
+        </w:r>
+      </w:hyperlink>
+    </w:p>
+    <w:bookmarkEnd w:id="132"/>
+    <w:bookmarkStart w:id="134" w:name="ref-Haslam2020"/>
+    <w:p>
+      <w:pPr>
+        <w:pStyle w:val="Bibliography"/>
+      </w:pPr>
+      <w:r>
+        <w:t xml:space="preserve">Haslam, N., McGrath, M. J., Viechtbauer, W., &amp; Kuppens, P. (2020). Dimensions over categories: A meta-analysis of taxometric research.</w:t>
+      </w:r>
+      <w:r>
+        <w:t xml:space="preserve"> </w:t>
+      </w:r>
+      <w:r>
+        <w:rPr>
+          <w:i/>
+          <w:iCs/>
+        </w:rPr>
+        <w:t xml:space="preserve">Psychological Medicine</w:t>
+      </w:r>
+      <w:r>
+        <w:t xml:space="preserve">,</w:t>
+      </w:r>
+      <w:r>
+        <w:t xml:space="preserve"> </w:t>
+      </w:r>
+      <w:r>
+        <w:rPr>
+          <w:i/>
+          <w:iCs/>
+        </w:rPr>
+        <w:t xml:space="preserve">50</w:t>
+      </w:r>
+      <w:r>
+        <w:t xml:space="preserve">(9), 1418–1432.</w:t>
+      </w:r>
+      <w:r>
+        <w:t xml:space="preserve"> </w:t>
+      </w:r>
+      <w:hyperlink r:id="rId133">
+        <w:r>
+          <w:rPr>
+            <w:rStyle w:val="Hyperlink"/>
+          </w:rPr>
+          <w:t xml:space="preserve">https://doi.org/10.1017/S003329172000183X</w:t>
+        </w:r>
+      </w:hyperlink>
+    </w:p>
+    <w:bookmarkEnd w:id="134"/>
+    <w:bookmarkStart w:id="136" w:name="ref-Insel2008"/>
+    <w:p>
+      <w:pPr>
+        <w:pStyle w:val="Bibliography"/>
+      </w:pPr>
+      <w:r>
         <w:t xml:space="preserve">Insel, T. R. (2008). Assessing the economic costs of serious mental illness.</w:t>
       </w:r>
       <w:r>
@@ -4692,7 +5649,7 @@
       <w:r>
         <w:t xml:space="preserve"> </w:t>
       </w:r>
-      <w:hyperlink r:id="rId121">
+      <w:hyperlink r:id="rId135">
         <w:r>
           <w:rPr>
             <w:rStyle w:val="Hyperlink"/>
@@ -4701,8 +5658,8 @@
         </w:r>
       </w:hyperlink>
     </w:p>
-    <w:bookmarkEnd w:id="122"/>
-    <w:bookmarkStart w:id="124" w:name="ref-Kaat2019"/>
+    <w:bookmarkEnd w:id="136"/>
+    <w:bookmarkStart w:id="138" w:name="ref-Kaat2019"/>
     <w:p>
       <w:pPr>
         <w:pStyle w:val="Bibliography"/>
@@ -4739,7 +5696,7 @@
       <w:r>
         <w:t xml:space="preserve"> </w:t>
       </w:r>
-      <w:hyperlink r:id="rId123">
+      <w:hyperlink r:id="rId137">
         <w:r>
           <w:rPr>
             <w:rStyle w:val="Hyperlink"/>
@@ -4748,13 +5705,601 @@
         </w:r>
       </w:hyperlink>
     </w:p>
-    <w:bookmarkEnd w:id="124"/>
-    <w:bookmarkStart w:id="126" w:name="ref-Miller2009"/>
+    <w:bookmarkEnd w:id="138"/>
+    <w:bookmarkStart w:id="140" w:name="ref-Kliem2018"/>
     <w:p>
       <w:pPr>
         <w:pStyle w:val="Bibliography"/>
       </w:pPr>
       <w:r>
+        <w:t xml:space="preserve">Kliem, S., Heinrichs, N., Lohmann, A., Bussing, R., Schwarzer, G., &amp; Briegel, W. (2018). Dimensional latent structure of early disruptive behavior disorders: A taxometric analysis in preschoolers.</w:t>
+      </w:r>
+      <w:r>
+        <w:t xml:space="preserve"> </w:t>
+      </w:r>
+      <w:r>
+        <w:rPr>
+          <w:i/>
+          <w:iCs/>
+        </w:rPr>
+        <w:t xml:space="preserve">Journal of Abnormal Child Psychology</w:t>
+      </w:r>
+      <w:r>
+        <w:t xml:space="preserve">,</w:t>
+      </w:r>
+      <w:r>
+        <w:t xml:space="preserve"> </w:t>
+      </w:r>
+      <w:r>
+        <w:rPr>
+          <w:i/>
+          <w:iCs/>
+        </w:rPr>
+        <w:t xml:space="preserve">46</w:t>
+      </w:r>
+      <w:r>
+        <w:t xml:space="preserve">, 1385–1394.</w:t>
+      </w:r>
+      <w:r>
+        <w:t xml:space="preserve"> </w:t>
+      </w:r>
+      <w:hyperlink r:id="rId139">
+        <w:r>
+          <w:rPr>
+            <w:rStyle w:val="Hyperlink"/>
+          </w:rPr>
+          <w:t xml:space="preserve">https://doi.org/10.1007/s10802-017-0383-5</w:t>
+        </w:r>
+      </w:hyperlink>
+    </w:p>
+    <w:bookmarkEnd w:id="140"/>
+    <w:bookmarkStart w:id="142" w:name="ref-Kliem2022"/>
+    <w:p>
+      <w:pPr>
+        <w:pStyle w:val="Bibliography"/>
+      </w:pPr>
+      <w:r>
+        <w:t xml:space="preserve">Kliem, S., Krieg, Y., Klatt, T., &amp; Baier, D. (2022). Dimensional latent structure of callous-unemotional traits in german adolescents: Results from taxometric analyses.</w:t>
+      </w:r>
+      <w:r>
+        <w:t xml:space="preserve"> </w:t>
+      </w:r>
+      <w:r>
+        <w:rPr>
+          <w:i/>
+          <w:iCs/>
+        </w:rPr>
+        <w:t xml:space="preserve">Research on Child and Adolescent Psychopathology</w:t>
+      </w:r>
+      <w:r>
+        <w:t xml:space="preserve">,</w:t>
+      </w:r>
+      <w:r>
+        <w:t xml:space="preserve"> </w:t>
+      </w:r>
+      <w:r>
+        <w:rPr>
+          <w:i/>
+          <w:iCs/>
+        </w:rPr>
+        <w:t xml:space="preserve">50</w:t>
+      </w:r>
+      <w:r>
+        <w:t xml:space="preserve">(6), 771–780.</w:t>
+      </w:r>
+      <w:r>
+        <w:t xml:space="preserve"> </w:t>
+      </w:r>
+      <w:hyperlink r:id="rId141">
+        <w:r>
+          <w:rPr>
+            <w:rStyle w:val="Hyperlink"/>
+          </w:rPr>
+          <w:t xml:space="preserve">https://doi.org/10.1007/s10802-021-00885-y</w:t>
+        </w:r>
+      </w:hyperlink>
+    </w:p>
+    <w:bookmarkEnd w:id="142"/>
+    <w:bookmarkStart w:id="144" w:name="ref-Kotov2017"/>
+    <w:p>
+      <w:pPr>
+        <w:pStyle w:val="Bibliography"/>
+      </w:pPr>
+      <w:r>
+        <w:t xml:space="preserve">Kotov, R., Krueger, R. F., Watson, D., Achenbach, T. M., Althoff, R. R., Bagby, R. M., Brown, T. A., Carpenter, W. T., Caspi, A., Clark, L. A., Eaton, N. R., Forbes, M. K., Forbush, K. T., Goldberg, D., Hasin, D., Hyman, S. E., Ivanova, M. Y., Lynam, D. R., Markon, K., … Zimmerman, M. (2017). The hierarchical taxonomy of psychopathology (</w:t>
+      </w:r>
+      <w:r>
+        <w:t xml:space="preserve">HiTOP</w:t>
+      </w:r>
+      <w:r>
+        <w:t xml:space="preserve">): A dimensional alternative to traditional nosologies.</w:t>
+      </w:r>
+      <w:r>
+        <w:t xml:space="preserve"> </w:t>
+      </w:r>
+      <w:r>
+        <w:rPr>
+          <w:i/>
+          <w:iCs/>
+        </w:rPr>
+        <w:t xml:space="preserve">Journal of Abnormal Psychology</w:t>
+      </w:r>
+      <w:r>
+        <w:t xml:space="preserve">,</w:t>
+      </w:r>
+      <w:r>
+        <w:t xml:space="preserve"> </w:t>
+      </w:r>
+      <w:r>
+        <w:rPr>
+          <w:i/>
+          <w:iCs/>
+        </w:rPr>
+        <w:t xml:space="preserve">126</w:t>
+      </w:r>
+      <w:r>
+        <w:t xml:space="preserve">(4), 454–477.</w:t>
+      </w:r>
+      <w:r>
+        <w:t xml:space="preserve"> </w:t>
+      </w:r>
+      <w:hyperlink r:id="rId143">
+        <w:r>
+          <w:rPr>
+            <w:rStyle w:val="Hyperlink"/>
+          </w:rPr>
+          <w:t xml:space="preserve">https://doi.org/10.1037/abn0000258</w:t>
+        </w:r>
+      </w:hyperlink>
+    </w:p>
+    <w:bookmarkEnd w:id="144"/>
+    <w:bookmarkStart w:id="146" w:name="ref-Krueger2016"/>
+    <w:p>
+      <w:pPr>
+        <w:pStyle w:val="Bibliography"/>
+      </w:pPr>
+      <w:r>
+        <w:t xml:space="preserve">Krueger, R. F., &amp; DeYoung, C. G. (2016). The RDoC initiative and the structure of psychopathology.</w:t>
+      </w:r>
+      <w:r>
+        <w:t xml:space="preserve"> </w:t>
+      </w:r>
+      <w:r>
+        <w:rPr>
+          <w:i/>
+          <w:iCs/>
+        </w:rPr>
+        <w:t xml:space="preserve">Psychophysiology</w:t>
+      </w:r>
+      <w:r>
+        <w:t xml:space="preserve">,</w:t>
+      </w:r>
+      <w:r>
+        <w:t xml:space="preserve"> </w:t>
+      </w:r>
+      <w:r>
+        <w:rPr>
+          <w:i/>
+          <w:iCs/>
+        </w:rPr>
+        <w:t xml:space="preserve">53</w:t>
+      </w:r>
+      <w:r>
+        <w:t xml:space="preserve">(3), 351–354.</w:t>
+      </w:r>
+      <w:r>
+        <w:t xml:space="preserve"> </w:t>
+      </w:r>
+      <w:hyperlink r:id="rId145">
+        <w:r>
+          <w:rPr>
+            <w:rStyle w:val="Hyperlink"/>
+          </w:rPr>
+          <w:t xml:space="preserve">https://doi.org/10.1111/psyp.12551</w:t>
+        </w:r>
+      </w:hyperlink>
+    </w:p>
+    <w:bookmarkEnd w:id="146"/>
+    <w:bookmarkStart w:id="148" w:name="ref-Krueger2021"/>
+    <w:p>
+      <w:pPr>
+        <w:pStyle w:val="Bibliography"/>
+      </w:pPr>
+      <w:r>
+        <w:t xml:space="preserve">Krueger, R. F., Hobbs, K. A., Conway, C. C., Dick, D. M., Dretsch, M. N., Eaton, N. R., Forbes, M. K., Forbush, K. T., Keyes, K. M., Latzman, R. D., Michelini, G., Patrick, C. J., Sellbom, M., Slade, T., South, S. C., Sunderland, M., Tackett, J. L., Waldman, I., Waszczuk, M. A., … Workgroup, H. U. (2021). Validity and utility of hierarchical taxonomy of psychopathology (</w:t>
+      </w:r>
+      <w:r>
+        <w:t xml:space="preserve">HiTOP</w:t>
+      </w:r>
+      <w:r>
+        <w:t xml:space="preserve">):</w:t>
+      </w:r>
+      <w:r>
+        <w:t xml:space="preserve"> </w:t>
+      </w:r>
+      <w:r>
+        <w:t xml:space="preserve">II</w:t>
+      </w:r>
+      <w:r>
+        <w:t xml:space="preserve">. Externalizing superspectrum.</w:t>
+      </w:r>
+      <w:r>
+        <w:t xml:space="preserve"> </w:t>
+      </w:r>
+      <w:r>
+        <w:rPr>
+          <w:i/>
+          <w:iCs/>
+        </w:rPr>
+        <w:t xml:space="preserve">World Psychiatry</w:t>
+      </w:r>
+      <w:r>
+        <w:t xml:space="preserve">,</w:t>
+      </w:r>
+      <w:r>
+        <w:t xml:space="preserve"> </w:t>
+      </w:r>
+      <w:r>
+        <w:rPr>
+          <w:i/>
+          <w:iCs/>
+        </w:rPr>
+        <w:t xml:space="preserve">20</w:t>
+      </w:r>
+      <w:r>
+        <w:t xml:space="preserve">(2), 171–193.</w:t>
+      </w:r>
+      <w:r>
+        <w:t xml:space="preserve"> </w:t>
+      </w:r>
+      <w:hyperlink r:id="rId147">
+        <w:r>
+          <w:rPr>
+            <w:rStyle w:val="Hyperlink"/>
+          </w:rPr>
+          <w:t xml:space="preserve">https://doi.org/10.1002/wps.20844</w:t>
+        </w:r>
+      </w:hyperlink>
+    </w:p>
+    <w:bookmarkEnd w:id="148"/>
+    <w:bookmarkStart w:id="150" w:name="ref-Krueger2011"/>
+    <w:p>
+      <w:pPr>
+        <w:pStyle w:val="Bibliography"/>
+      </w:pPr>
+      <w:r>
+        <w:t xml:space="preserve">Krueger, R. F., &amp; Markon, K. E. (2011). A dimensional-spectrum model of psychopathology: Progress and opportunities.</w:t>
+      </w:r>
+      <w:r>
+        <w:t xml:space="preserve"> </w:t>
+      </w:r>
+      <w:r>
+        <w:rPr>
+          <w:i/>
+          <w:iCs/>
+        </w:rPr>
+        <w:t xml:space="preserve">Archives of General Psychiatry</w:t>
+      </w:r>
+      <w:r>
+        <w:t xml:space="preserve">,</w:t>
+      </w:r>
+      <w:r>
+        <w:t xml:space="preserve"> </w:t>
+      </w:r>
+      <w:r>
+        <w:rPr>
+          <w:i/>
+          <w:iCs/>
+        </w:rPr>
+        <w:t xml:space="preserve">68</w:t>
+      </w:r>
+      <w:r>
+        <w:t xml:space="preserve">(1), 10–11.</w:t>
+      </w:r>
+      <w:r>
+        <w:t xml:space="preserve"> </w:t>
+      </w:r>
+      <w:hyperlink r:id="rId149">
+        <w:r>
+          <w:rPr>
+            <w:rStyle w:val="Hyperlink"/>
+          </w:rPr>
+          <w:t xml:space="preserve">https://doi.org/10.1001/archgenpsychiatry.2010.188</w:t>
+        </w:r>
+      </w:hyperlink>
+    </w:p>
+    <w:bookmarkEnd w:id="150"/>
+    <w:bookmarkStart w:id="152" w:name="ref-Krueger2007"/>
+    <w:p>
+      <w:pPr>
+        <w:pStyle w:val="Bibliography"/>
+      </w:pPr>
+      <w:r>
+        <w:t xml:space="preserve">Krueger, R. F., Markon, K. E., Patrick, C. J., Benning, S. D., &amp; Kramer, M. D. (2007). Linking antisocial behavior, substance use, and personality: An integrative quantitative model of the adult externalizing spectrum.</w:t>
+      </w:r>
+      <w:r>
+        <w:t xml:space="preserve"> </w:t>
+      </w:r>
+      <w:r>
+        <w:rPr>
+          <w:i/>
+          <w:iCs/>
+        </w:rPr>
+        <w:t xml:space="preserve">Journal of Abnormal Psychology</w:t>
+      </w:r>
+      <w:r>
+        <w:t xml:space="preserve">,</w:t>
+      </w:r>
+      <w:r>
+        <w:t xml:space="preserve"> </w:t>
+      </w:r>
+      <w:r>
+        <w:rPr>
+          <w:i/>
+          <w:iCs/>
+        </w:rPr>
+        <w:t xml:space="preserve">116</w:t>
+      </w:r>
+      <w:r>
+        <w:t xml:space="preserve">(4), 645–666.</w:t>
+      </w:r>
+      <w:r>
+        <w:t xml:space="preserve"> </w:t>
+      </w:r>
+      <w:hyperlink r:id="rId151">
+        <w:r>
+          <w:rPr>
+            <w:rStyle w:val="Hyperlink"/>
+          </w:rPr>
+          <w:t xml:space="preserve">https://doi.org/10.1037/0021-843X.116.4.645</w:t>
+        </w:r>
+      </w:hyperlink>
+    </w:p>
+    <w:bookmarkEnd w:id="152"/>
+    <w:bookmarkStart w:id="154" w:name="ref-Krueger2005"/>
+    <w:p>
+      <w:pPr>
+        <w:pStyle w:val="Bibliography"/>
+      </w:pPr>
+      <w:r>
+        <w:t xml:space="preserve">Krueger, R. F., Markon, K. E., Patrick, C. J., &amp; Iacono, W. G. (2005). Externalizing psychopathology in adulthood: A dimensional-spectrum conceptualization and its implications for DSM-v.</w:t>
+      </w:r>
+      <w:r>
+        <w:t xml:space="preserve"> </w:t>
+      </w:r>
+      <w:r>
+        <w:rPr>
+          <w:i/>
+          <w:iCs/>
+        </w:rPr>
+        <w:t xml:space="preserve">Journal of Abnormal Psychology</w:t>
+      </w:r>
+      <w:r>
+        <w:t xml:space="preserve">,</w:t>
+      </w:r>
+      <w:r>
+        <w:t xml:space="preserve"> </w:t>
+      </w:r>
+      <w:r>
+        <w:rPr>
+          <w:i/>
+          <w:iCs/>
+        </w:rPr>
+        <w:t xml:space="preserve">114</w:t>
+      </w:r>
+      <w:r>
+        <w:t xml:space="preserve">(4), 537–550.</w:t>
+      </w:r>
+      <w:r>
+        <w:t xml:space="preserve"> </w:t>
+      </w:r>
+      <w:hyperlink r:id="rId153">
+        <w:r>
+          <w:rPr>
+            <w:rStyle w:val="Hyperlink"/>
+          </w:rPr>
+          <w:t xml:space="preserve">https://doi.org/10.1037/0021-843x.114.4.537</w:t>
+        </w:r>
+      </w:hyperlink>
+    </w:p>
+    <w:bookmarkEnd w:id="154"/>
+    <w:bookmarkStart w:id="156" w:name="ref-Krueger2004"/>
+    <w:p>
+      <w:pPr>
+        <w:pStyle w:val="Bibliography"/>
+      </w:pPr>
+      <w:r>
+        <w:t xml:space="preserve">Krueger, R. F., Nichol, P. E., Hicks, B. M., Markon, K. E., Patrick, C. J., lacono, W. G., &amp; McGue, M.</w:t>
+      </w:r>
+      <w:r>
+        <w:t xml:space="preserve"> (2004). Using latent trait modeling to conceptualize an alcohol problems continuum.</w:t>
+      </w:r>
+      <w:r>
+        <w:t xml:space="preserve"> </w:t>
+      </w:r>
+      <w:r>
+        <w:rPr>
+          <w:i/>
+          <w:iCs/>
+        </w:rPr>
+        <w:t xml:space="preserve">Psychological Assessment</w:t>
+      </w:r>
+      <w:r>
+        <w:t xml:space="preserve">,</w:t>
+      </w:r>
+      <w:r>
+        <w:t xml:space="preserve"> </w:t>
+      </w:r>
+      <w:r>
+        <w:rPr>
+          <w:i/>
+          <w:iCs/>
+        </w:rPr>
+        <w:t xml:space="preserve">16</w:t>
+      </w:r>
+      <w:r>
+        <w:t xml:space="preserve">(2), 107–119.</w:t>
+      </w:r>
+      <w:r>
+        <w:t xml:space="preserve"> </w:t>
+      </w:r>
+      <w:hyperlink r:id="rId155">
+        <w:r>
+          <w:rPr>
+            <w:rStyle w:val="Hyperlink"/>
+          </w:rPr>
+          <w:t xml:space="preserve">https://doi.org/10.1037/1040-3590.16.2.107</w:t>
+        </w:r>
+      </w:hyperlink>
+    </w:p>
+    <w:bookmarkEnd w:id="156"/>
+    <w:bookmarkStart w:id="158" w:name="ref-Krueger2002"/>
+    <w:p>
+      <w:pPr>
+        <w:pStyle w:val="Bibliography"/>
+      </w:pPr>
+      <w:r>
+        <w:t xml:space="preserve">Krueger, R. F., &amp; Piasecki, T. M. (2002). Toward a dimensional and psychometrically-informed approach to conceptualizing psychopathology.</w:t>
+      </w:r>
+      <w:r>
+        <w:t xml:space="preserve"> </w:t>
+      </w:r>
+      <w:r>
+        <w:rPr>
+          <w:i/>
+          <w:iCs/>
+        </w:rPr>
+        <w:t xml:space="preserve">Behaviour Research and Therapy</w:t>
+      </w:r>
+      <w:r>
+        <w:t xml:space="preserve">,</w:t>
+      </w:r>
+      <w:r>
+        <w:t xml:space="preserve"> </w:t>
+      </w:r>
+      <w:r>
+        <w:rPr>
+          <w:i/>
+          <w:iCs/>
+        </w:rPr>
+        <w:t xml:space="preserve">40</w:t>
+      </w:r>
+      <w:r>
+        <w:t xml:space="preserve">(5), 485–499.</w:t>
+      </w:r>
+      <w:r>
+        <w:t xml:space="preserve"> </w:t>
+      </w:r>
+      <w:hyperlink r:id="rId157">
+        <w:r>
+          <w:rPr>
+            <w:rStyle w:val="Hyperlink"/>
+          </w:rPr>
+          <w:t xml:space="preserve">https://doi.org/10.1016/S0005-7967(02)00016-5</w:t>
+        </w:r>
+      </w:hyperlink>
+    </w:p>
+    <w:bookmarkEnd w:id="158"/>
+    <w:bookmarkStart w:id="160" w:name="ref-Markon2011"/>
+    <w:p>
+      <w:pPr>
+        <w:pStyle w:val="Bibliography"/>
+      </w:pPr>
+      <w:r>
+        <w:t xml:space="preserve">Markon, K. E., Chmielewski, M., &amp; Miller, C. J. (2011). The reliability and validity of discrete and continuous measures of psychopathology: A quantitative review.</w:t>
+      </w:r>
+      <w:r>
+        <w:t xml:space="preserve"> </w:t>
+      </w:r>
+      <w:r>
+        <w:rPr>
+          <w:i/>
+          <w:iCs/>
+        </w:rPr>
+        <w:t xml:space="preserve">Psychological Bulletin</w:t>
+      </w:r>
+      <w:r>
+        <w:t xml:space="preserve">,</w:t>
+      </w:r>
+      <w:r>
+        <w:t xml:space="preserve"> </w:t>
+      </w:r>
+      <w:r>
+        <w:rPr>
+          <w:i/>
+          <w:iCs/>
+        </w:rPr>
+        <w:t xml:space="preserve">137</w:t>
+      </w:r>
+      <w:r>
+        <w:t xml:space="preserve">(5), 856–879.</w:t>
+      </w:r>
+      <w:r>
+        <w:t xml:space="preserve"> </w:t>
+      </w:r>
+      <w:hyperlink r:id="rId159">
+        <w:r>
+          <w:rPr>
+            <w:rStyle w:val="Hyperlink"/>
+          </w:rPr>
+          <w:t xml:space="preserve">https://doi.org/10.1037/a0023678</w:t>
+        </w:r>
+      </w:hyperlink>
+    </w:p>
+    <w:bookmarkEnd w:id="160"/>
+    <w:bookmarkStart w:id="162" w:name="ref-Markon2005"/>
+    <w:p>
+      <w:pPr>
+        <w:pStyle w:val="Bibliography"/>
+      </w:pPr>
+      <w:r>
+        <w:t xml:space="preserve">Markon, K. E., &amp; Krueger, R. F. (2005). Categorical and continuous models of liability to externalizing disorders: A direct comparison in NESARC.</w:t>
+      </w:r>
+      <w:r>
+        <w:t xml:space="preserve"> </w:t>
+      </w:r>
+      <w:r>
+        <w:rPr>
+          <w:i/>
+          <w:iCs/>
+        </w:rPr>
+        <w:t xml:space="preserve">Archives of General Psychiatry</w:t>
+      </w:r>
+      <w:r>
+        <w:t xml:space="preserve">,</w:t>
+      </w:r>
+      <w:r>
+        <w:t xml:space="preserve"> </w:t>
+      </w:r>
+      <w:r>
+        <w:rPr>
+          <w:i/>
+          <w:iCs/>
+        </w:rPr>
+        <w:t xml:space="preserve">62</w:t>
+      </w:r>
+      <w:r>
+        <w:t xml:space="preserve">(12), 1352–1359.</w:t>
+      </w:r>
+      <w:r>
+        <w:t xml:space="preserve"> </w:t>
+      </w:r>
+      <w:hyperlink r:id="rId161">
+        <w:r>
+          <w:rPr>
+            <w:rStyle w:val="Hyperlink"/>
+          </w:rPr>
+          <w:t xml:space="preserve">https://doi.org/10.1001/archpsyc.62.12.1352</w:t>
+        </w:r>
+      </w:hyperlink>
+    </w:p>
+    <w:bookmarkEnd w:id="162"/>
+    <w:bookmarkStart w:id="164" w:name="ref-Miller2009"/>
+    <w:p>
+      <w:pPr>
+        <w:pStyle w:val="Bibliography"/>
+      </w:pPr>
+      <w:r>
         <w:t xml:space="preserve">Miller, J. L., Vaillancourt, T., &amp; Boyle, M. H. (2009). Examining the heterotypic continuity of aggression using teacher reports: Results from a national canadian study.</w:t>
       </w:r>
       <w:r>
@@ -4786,7 +6331,7 @@
       <w:r>
         <w:t xml:space="preserve"> </w:t>
       </w:r>
-      <w:hyperlink r:id="rId125">
+      <w:hyperlink r:id="rId163">
         <w:r>
           <w:rPr>
             <w:rStyle w:val="Hyperlink"/>
@@ -4795,8 +6340,8 @@
         </w:r>
       </w:hyperlink>
     </w:p>
-    <w:bookmarkEnd w:id="126"/>
-    <w:bookmarkStart w:id="128" w:name="ref-Moffitt1993"/>
+    <w:bookmarkEnd w:id="164"/>
+    <w:bookmarkStart w:id="166" w:name="ref-Moffitt1993"/>
     <w:p>
       <w:pPr>
         <w:pStyle w:val="Bibliography"/>
@@ -4833,7 +6378,7 @@
       <w:r>
         <w:t xml:space="preserve"> </w:t>
       </w:r>
-      <w:hyperlink r:id="rId127">
+      <w:hyperlink r:id="rId165">
         <w:r>
           <w:rPr>
             <w:rStyle w:val="Hyperlink"/>
@@ -4842,8 +6387,8 @@
         </w:r>
       </w:hyperlink>
     </w:p>
-    <w:bookmarkEnd w:id="128"/>
-    <w:bookmarkStart w:id="130" w:name="ref-Odgers2008"/>
+    <w:bookmarkEnd w:id="166"/>
+    <w:bookmarkStart w:id="168" w:name="ref-Odgers2008"/>
     <w:p>
       <w:pPr>
         <w:pStyle w:val="Bibliography"/>
@@ -4880,7 +6425,7 @@
       <w:r>
         <w:t xml:space="preserve"> </w:t>
       </w:r>
-      <w:hyperlink r:id="rId129">
+      <w:hyperlink r:id="rId167">
         <w:r>
           <w:rPr>
             <w:rStyle w:val="Hyperlink"/>
@@ -4889,8 +6434,8 @@
         </w:r>
       </w:hyperlink>
     </w:p>
-    <w:bookmarkEnd w:id="130"/>
-    <w:bookmarkStart w:id="132" w:name="ref-Paalman2013"/>
+    <w:bookmarkEnd w:id="168"/>
+    <w:bookmarkStart w:id="170" w:name="ref-Paalman2013"/>
     <w:p>
       <w:pPr>
         <w:pStyle w:val="Bibliography"/>
@@ -4927,7 +6472,7 @@
       <w:r>
         <w:t xml:space="preserve"> </w:t>
       </w:r>
-      <w:hyperlink r:id="rId131">
+      <w:hyperlink r:id="rId169">
         <w:r>
           <w:rPr>
             <w:rStyle w:val="Hyperlink"/>
@@ -4936,8 +6481,8 @@
         </w:r>
       </w:hyperlink>
     </w:p>
-    <w:bookmarkEnd w:id="132"/>
-    <w:bookmarkStart w:id="134" w:name="ref-Patterson1993"/>
+    <w:bookmarkEnd w:id="170"/>
+    <w:bookmarkStart w:id="172" w:name="ref-Patterson1993"/>
     <w:p>
       <w:pPr>
         <w:pStyle w:val="Bibliography"/>
@@ -4974,7 +6519,7 @@
       <w:r>
         <w:t xml:space="preserve"> </w:t>
       </w:r>
-      <w:hyperlink r:id="rId133">
+      <w:hyperlink r:id="rId171">
         <w:r>
           <w:rPr>
             <w:rStyle w:val="Hyperlink"/>
@@ -4983,8 +6528,8 @@
         </w:r>
       </w:hyperlink>
     </w:p>
-    <w:bookmarkEnd w:id="134"/>
-    <w:bookmarkStart w:id="136" w:name="ref-Pavlovich2026"/>
+    <w:bookmarkEnd w:id="172"/>
+    <w:bookmarkStart w:id="174" w:name="ref-Pavlovich2026"/>
     <w:p>
       <w:pPr>
         <w:pStyle w:val="Bibliography"/>
@@ -5021,7 +6566,7 @@
       <w:r>
         <w:t xml:space="preserve"> </w:t>
       </w:r>
-      <w:hyperlink r:id="rId135">
+      <w:hyperlink r:id="rId173">
         <w:r>
           <w:rPr>
             <w:rStyle w:val="Hyperlink"/>
@@ -5030,8 +6575,8 @@
         </w:r>
       </w:hyperlink>
     </w:p>
-    <w:bookmarkEnd w:id="136"/>
-    <w:bookmarkStart w:id="138" w:name="ref-Petersen2024"/>
+    <w:bookmarkEnd w:id="174"/>
+    <w:bookmarkStart w:id="176" w:name="ref-Petersen2024"/>
     <w:p>
       <w:pPr>
         <w:pStyle w:val="Bibliography"/>
@@ -5068,7 +6613,7 @@
       <w:r>
         <w:t xml:space="preserve"> </w:t>
       </w:r>
-      <w:hyperlink r:id="rId137">
+      <w:hyperlink r:id="rId175">
         <w:r>
           <w:rPr>
             <w:rStyle w:val="Hyperlink"/>
@@ -5077,8 +6622,8 @@
         </w:r>
       </w:hyperlink>
     </w:p>
-    <w:bookmarkEnd w:id="138"/>
-    <w:bookmarkStart w:id="139" w:name="ref-Petersen2015"/>
+    <w:bookmarkEnd w:id="176"/>
+    <w:bookmarkStart w:id="177" w:name="ref-Petersen2015"/>
     <w:p>
       <w:pPr>
         <w:pStyle w:val="Bibliography"/>
@@ -5124,8 +6669,8 @@
         </w:r>
       </w:hyperlink>
     </w:p>
-    <w:bookmarkEnd w:id="139"/>
-    <w:bookmarkStart w:id="141" w:name="ref-Petersen2020"/>
+    <w:bookmarkEnd w:id="177"/>
+    <w:bookmarkStart w:id="179" w:name="ref-Petersen2020"/>
     <w:p>
       <w:pPr>
         <w:pStyle w:val="Bibliography"/>
@@ -5162,7 +6707,7 @@
       <w:r>
         <w:t xml:space="preserve"> </w:t>
       </w:r>
-      <w:hyperlink r:id="rId140">
+      <w:hyperlink r:id="rId178">
         <w:r>
           <w:rPr>
             <w:rStyle w:val="Hyperlink"/>
@@ -5171,8 +6716,8 @@
         </w:r>
       </w:hyperlink>
     </w:p>
-    <w:bookmarkEnd w:id="141"/>
-    <w:bookmarkStart w:id="142" w:name="ref-Petersen2026"/>
+    <w:bookmarkEnd w:id="179"/>
+    <w:bookmarkStart w:id="180" w:name="ref-Petersen2026"/>
     <w:p>
       <w:pPr>
         <w:pStyle w:val="Bibliography"/>
@@ -5218,8 +6763,8 @@
         </w:r>
       </w:hyperlink>
     </w:p>
-    <w:bookmarkEnd w:id="142"/>
-    <w:bookmarkStart w:id="144" w:name="ref-Petersen2021"/>
+    <w:bookmarkEnd w:id="180"/>
+    <w:bookmarkStart w:id="182" w:name="ref-Petersen2021"/>
     <w:p>
       <w:pPr>
         <w:pStyle w:val="Bibliography"/>
@@ -5256,7 +6801,7 @@
       <w:r>
         <w:t xml:space="preserve"> </w:t>
       </w:r>
-      <w:hyperlink r:id="rId143">
+      <w:hyperlink r:id="rId181">
         <w:r>
           <w:rPr>
             <w:rStyle w:val="Hyperlink"/>
@@ -5265,8 +6810,8 @@
         </w:r>
       </w:hyperlink>
     </w:p>
-    <w:bookmarkEnd w:id="144"/>
-    <w:bookmarkStart w:id="146" w:name="ref-Petersen2018"/>
+    <w:bookmarkEnd w:id="182"/>
+    <w:bookmarkStart w:id="184" w:name="ref-Petersen2018"/>
     <w:p>
       <w:pPr>
         <w:pStyle w:val="Bibliography"/>
@@ -5303,7 +6848,7 @@
       <w:r>
         <w:t xml:space="preserve"> </w:t>
       </w:r>
-      <w:hyperlink r:id="rId145">
+      <w:hyperlink r:id="rId183">
         <w:r>
           <w:rPr>
             <w:rStyle w:val="Hyperlink"/>
@@ -5312,8 +6857,8 @@
         </w:r>
       </w:hyperlink>
     </w:p>
-    <w:bookmarkEnd w:id="146"/>
-    <w:bookmarkStart w:id="148" w:name="ref-Rutter2006"/>
+    <w:bookmarkEnd w:id="184"/>
+    <w:bookmarkStart w:id="186" w:name="ref-Rutter2006"/>
     <w:p>
       <w:pPr>
         <w:pStyle w:val="Bibliography"/>
@@ -5350,7 +6895,7 @@
       <w:r>
         <w:t xml:space="preserve"> </w:t>
       </w:r>
-      <w:hyperlink r:id="rId147">
+      <w:hyperlink r:id="rId185">
         <w:r>
           <w:rPr>
             <w:rStyle w:val="Hyperlink"/>
@@ -5359,8 +6904,8 @@
         </w:r>
       </w:hyperlink>
     </w:p>
-    <w:bookmarkEnd w:id="148"/>
-    <w:bookmarkStart w:id="150" w:name="ref-Schaeffer1991"/>
+    <w:bookmarkEnd w:id="186"/>
+    <w:bookmarkStart w:id="188" w:name="ref-Schaeffer1991"/>
     <w:p>
       <w:pPr>
         <w:pStyle w:val="Bibliography"/>
@@ -5397,7 +6942,7 @@
       <w:r>
         <w:t xml:space="preserve"> </w:t>
       </w:r>
-      <w:hyperlink r:id="rId149">
+      <w:hyperlink r:id="rId187">
         <w:r>
           <w:rPr>
             <w:rStyle w:val="Hyperlink"/>
@@ -5406,8 +6951,8 @@
         </w:r>
       </w:hyperlink>
     </w:p>
-    <w:bookmarkEnd w:id="150"/>
-    <w:bookmarkStart w:id="152" w:name="ref-Schwarz1999"/>
+    <w:bookmarkEnd w:id="188"/>
+    <w:bookmarkStart w:id="190" w:name="ref-Schwarz1999"/>
     <w:p>
       <w:pPr>
         <w:pStyle w:val="Bibliography"/>
@@ -5444,7 +6989,7 @@
       <w:r>
         <w:t xml:space="preserve"> </w:t>
       </w:r>
-      <w:hyperlink r:id="rId151">
+      <w:hyperlink r:id="rId189">
         <w:r>
           <w:rPr>
             <w:rStyle w:val="Hyperlink"/>
@@ -5453,13 +6998,60 @@
         </w:r>
       </w:hyperlink>
     </w:p>
-    <w:bookmarkEnd w:id="152"/>
-    <w:bookmarkStart w:id="153" w:name="ref-Sivertsson2024"/>
+    <w:bookmarkEnd w:id="190"/>
+    <w:bookmarkStart w:id="192" w:name="ref-Sellbom2016"/>
     <w:p>
       <w:pPr>
         <w:pStyle w:val="Bibliography"/>
       </w:pPr>
       <w:r>
+        <w:t xml:space="preserve">Sellbom, M. (2016). Elucidating the validity of the externalizing spectrum of psychopathology in correctional, forensic, and community samples.</w:t>
+      </w:r>
+      <w:r>
+        <w:t xml:space="preserve"> </w:t>
+      </w:r>
+      <w:r>
+        <w:rPr>
+          <w:i/>
+          <w:iCs/>
+        </w:rPr>
+        <w:t xml:space="preserve">Journal of Abnormal Psychology</w:t>
+      </w:r>
+      <w:r>
+        <w:t xml:space="preserve">,</w:t>
+      </w:r>
+      <w:r>
+        <w:t xml:space="preserve"> </w:t>
+      </w:r>
+      <w:r>
+        <w:rPr>
+          <w:i/>
+          <w:iCs/>
+        </w:rPr>
+        <w:t xml:space="preserve">125</w:t>
+      </w:r>
+      <w:r>
+        <w:t xml:space="preserve">(8), 1027–1038.</w:t>
+      </w:r>
+      <w:r>
+        <w:t xml:space="preserve"> </w:t>
+      </w:r>
+      <w:hyperlink r:id="rId191">
+        <w:r>
+          <w:rPr>
+            <w:rStyle w:val="Hyperlink"/>
+          </w:rPr>
+          <w:t xml:space="preserve">https://doi.org/10.1037/abn0000171</w:t>
+        </w:r>
+      </w:hyperlink>
+    </w:p>
+    <w:bookmarkEnd w:id="192"/>
+    <w:bookmarkStart w:id="193" w:name="ref-Sivertsson2024"/>
+    <w:p>
+      <w:pPr>
+        <w:pStyle w:val="Bibliography"/>
+      </w:pPr>
+      <w:r>
         <w:t xml:space="preserve">Sivertsson, F., Carlsson, C., Almquist, Y. B., &amp; Brännström, L. (2024). Offending trajectories from childhood to retirement age: Findings from the</w:t>
       </w:r>
       <w:r>
@@ -5512,8 +7104,8 @@
         </w:r>
       </w:hyperlink>
     </w:p>
-    <w:bookmarkEnd w:id="153"/>
-    <w:bookmarkStart w:id="154" w:name="ref-Sroufe2016"/>
+    <w:bookmarkEnd w:id="193"/>
+    <w:bookmarkStart w:id="194" w:name="ref-Sroufe2016"/>
     <w:p>
       <w:pPr>
         <w:pStyle w:val="Bibliography"/>
@@ -5538,8 +7130,8 @@
         <w:t xml:space="preserve">(Vol. 3, pp. 997–1011). Guilford.</w:t>
       </w:r>
     </w:p>
-    <w:bookmarkEnd w:id="154"/>
-    <w:bookmarkStart w:id="156" w:name="ref-Steffensmeier2025"/>
+    <w:bookmarkEnd w:id="194"/>
+    <w:bookmarkStart w:id="196" w:name="ref-Steffensmeier2025"/>
     <w:p>
       <w:pPr>
         <w:pStyle w:val="Bibliography"/>
@@ -5576,7 +7168,7 @@
       <w:r>
         <w:t xml:space="preserve"> </w:t>
       </w:r>
-      <w:hyperlink r:id="rId155">
+      <w:hyperlink r:id="rId195">
         <w:r>
           <w:rPr>
             <w:rStyle w:val="Hyperlink"/>
@@ -5585,8 +7177,8 @@
         </w:r>
       </w:hyperlink>
     </w:p>
-    <w:bookmarkEnd w:id="156"/>
-    <w:bookmarkStart w:id="158" w:name="ref-Sterba2007"/>
+    <w:bookmarkEnd w:id="196"/>
+    <w:bookmarkStart w:id="198" w:name="ref-Sterba2007"/>
     <w:p>
       <w:pPr>
         <w:pStyle w:val="Bibliography"/>
@@ -5623,7 +7215,7 @@
       <w:r>
         <w:t xml:space="preserve"> </w:t>
       </w:r>
-      <w:hyperlink r:id="rId157">
+      <w:hyperlink r:id="rId197">
         <w:r>
           <w:rPr>
             <w:rStyle w:val="Hyperlink"/>
@@ -5632,8 +7224,8 @@
         </w:r>
       </w:hyperlink>
     </w:p>
-    <w:bookmarkEnd w:id="158"/>
-    <w:bookmarkStart w:id="160" w:name="ref-Tackett2022"/>
+    <w:bookmarkEnd w:id="198"/>
+    <w:bookmarkStart w:id="200" w:name="ref-Tackett2022"/>
     <w:p>
       <w:pPr>
         <w:pStyle w:val="Bibliography"/>
@@ -5670,7 +7262,7 @@
       <w:r>
         <w:t xml:space="preserve"> </w:t>
       </w:r>
-      <w:hyperlink r:id="rId159">
+      <w:hyperlink r:id="rId199">
         <w:r>
           <w:rPr>
             <w:rStyle w:val="Hyperlink"/>
@@ -5679,8 +7271,8 @@
         </w:r>
       </w:hyperlink>
     </w:p>
-    <w:bookmarkEnd w:id="160"/>
-    <w:bookmarkStart w:id="162" w:name="ref-Tiego2023"/>
+    <w:bookmarkEnd w:id="200"/>
+    <w:bookmarkStart w:id="202" w:name="ref-Tiego2023"/>
     <w:p>
       <w:pPr>
         <w:pStyle w:val="Bibliography"/>
@@ -5720,7 +7312,7 @@
       <w:r>
         <w:t xml:space="preserve"> </w:t>
       </w:r>
-      <w:hyperlink r:id="rId161">
+      <w:hyperlink r:id="rId201">
         <w:r>
           <w:rPr>
             <w:rStyle w:val="Hyperlink"/>
@@ -5729,13 +7321,60 @@
         </w:r>
       </w:hyperlink>
     </w:p>
-    <w:bookmarkEnd w:id="162"/>
-    <w:bookmarkStart w:id="164" w:name="ref-Wakschlag2019"/>
+    <w:bookmarkEnd w:id="202"/>
+    <w:bookmarkStart w:id="204" w:name="ref-Wakschlag2014"/>
     <w:p>
       <w:pPr>
         <w:pStyle w:val="Bibliography"/>
       </w:pPr>
       <w:r>
+        <w:t xml:space="preserve">Wakschlag, L. S., Briggs-Gowan, M. J., Choi, S. W., Nichols, S. R., Kestler, J., Burns, J. L., Carter, A. S., &amp; Henry, D. (2014). Advancing a multidimensional, developmental spectrum approach to preschool disruptive behavior.</w:t>
+      </w:r>
+      <w:r>
+        <w:t xml:space="preserve"> </w:t>
+      </w:r>
+      <w:r>
+        <w:rPr>
+          <w:i/>
+          <w:iCs/>
+        </w:rPr>
+        <w:t xml:space="preserve">Journal of the American Academy of Child &amp; Adolescent Psychiatry</w:t>
+      </w:r>
+      <w:r>
+        <w:t xml:space="preserve">,</w:t>
+      </w:r>
+      <w:r>
+        <w:t xml:space="preserve"> </w:t>
+      </w:r>
+      <w:r>
+        <w:rPr>
+          <w:i/>
+          <w:iCs/>
+        </w:rPr>
+        <w:t xml:space="preserve">53</w:t>
+      </w:r>
+      <w:r>
+        <w:t xml:space="preserve">(1), 82–96.e3.</w:t>
+      </w:r>
+      <w:r>
+        <w:t xml:space="preserve"> </w:t>
+      </w:r>
+      <w:hyperlink r:id="rId203">
+        <w:r>
+          <w:rPr>
+            <w:rStyle w:val="Hyperlink"/>
+          </w:rPr>
+          <w:t xml:space="preserve">https://doi.org/10.1016/j.jaac.2013.10.011</w:t>
+        </w:r>
+      </w:hyperlink>
+    </w:p>
+    <w:bookmarkEnd w:id="204"/>
+    <w:bookmarkStart w:id="206" w:name="ref-Wakschlag2019"/>
+    <w:p>
+      <w:pPr>
+        <w:pStyle w:val="Bibliography"/>
+      </w:pPr>
+      <w:r>
         <w:t xml:space="preserve">Wakschlag, L. S., Roberts, M. Y., Flynn, R. M., Smith, J. D., Krogh-Jespersen, S., Kaat, A. J., Gray, L., Walkup, J., Marino, B. S., Norton, E. S., &amp; Davis, M. M. (2019). Future directions for early childhood prevention of mental disorders: A road map to mental health, earlier.</w:t>
       </w:r>
       <w:r>
@@ -5767,7 +7406,7 @@
       <w:r>
         <w:t xml:space="preserve"> </w:t>
       </w:r>
-      <w:hyperlink r:id="rId163">
+      <w:hyperlink r:id="rId205">
         <w:r>
           <w:rPr>
             <w:rStyle w:val="Hyperlink"/>
@@ -5776,13 +7415,248 @@
         </w:r>
       </w:hyperlink>
     </w:p>
-    <w:bookmarkEnd w:id="164"/>
-    <w:bookmarkStart w:id="166" w:name="ref-Weems2008"/>
+    <w:bookmarkEnd w:id="206"/>
+    <w:bookmarkStart w:id="208" w:name="ref-Walters2011"/>
     <w:p>
       <w:pPr>
         <w:pStyle w:val="Bibliography"/>
       </w:pPr>
       <w:r>
+        <w:t xml:space="preserve">Walters, G. D. (2011). The latent structure of life-course-persistent antisocial behavior: Is moffitt’s developmental taxonomy a true taxonomy?</w:t>
+      </w:r>
+      <w:r>
+        <w:t xml:space="preserve"> </w:t>
+      </w:r>
+      <w:r>
+        <w:rPr>
+          <w:i/>
+          <w:iCs/>
+        </w:rPr>
+        <w:t xml:space="preserve">Journal of Consulting and Clinical Psychology</w:t>
+      </w:r>
+      <w:r>
+        <w:t xml:space="preserve">,</w:t>
+      </w:r>
+      <w:r>
+        <w:t xml:space="preserve"> </w:t>
+      </w:r>
+      <w:r>
+        <w:rPr>
+          <w:i/>
+          <w:iCs/>
+        </w:rPr>
+        <w:t xml:space="preserve">79</w:t>
+      </w:r>
+      <w:r>
+        <w:t xml:space="preserve">(1), 96–105.</w:t>
+      </w:r>
+      <w:r>
+        <w:t xml:space="preserve"> </w:t>
+      </w:r>
+      <w:hyperlink r:id="rId207">
+        <w:r>
+          <w:rPr>
+            <w:rStyle w:val="Hyperlink"/>
+          </w:rPr>
+          <w:t xml:space="preserve">https://doi.org/10.1037/a0021519</w:t>
+        </w:r>
+      </w:hyperlink>
+    </w:p>
+    <w:bookmarkEnd w:id="208"/>
+    <w:bookmarkStart w:id="210" w:name="ref-Walters2012"/>
+    <w:p>
+      <w:pPr>
+        <w:pStyle w:val="Bibliography"/>
+      </w:pPr>
+      <w:r>
+        <w:t xml:space="preserve">Walters, G. D. (2012). Developmental trajectories of delinquent behavior: One pattern or several?</w:t>
+      </w:r>
+      <w:r>
+        <w:t xml:space="preserve"> </w:t>
+      </w:r>
+      <w:r>
+        <w:rPr>
+          <w:i/>
+          <w:iCs/>
+        </w:rPr>
+        <w:t xml:space="preserve">Criminal Justice and Behavior</w:t>
+      </w:r>
+      <w:r>
+        <w:t xml:space="preserve">,</w:t>
+      </w:r>
+      <w:r>
+        <w:t xml:space="preserve"> </w:t>
+      </w:r>
+      <w:r>
+        <w:rPr>
+          <w:i/>
+          <w:iCs/>
+        </w:rPr>
+        <w:t xml:space="preserve">39</w:t>
+      </w:r>
+      <w:r>
+        <w:t xml:space="preserve">(9), 1192–1203.</w:t>
+      </w:r>
+      <w:r>
+        <w:t xml:space="preserve"> </w:t>
+      </w:r>
+      <w:hyperlink r:id="rId209">
+        <w:r>
+          <w:rPr>
+            <w:rStyle w:val="Hyperlink"/>
+          </w:rPr>
+          <w:t xml:space="preserve">https://doi.org/10.1177/0093854812443645</w:t>
+        </w:r>
+      </w:hyperlink>
+    </w:p>
+    <w:bookmarkEnd w:id="210"/>
+    <w:bookmarkStart w:id="212" w:name="ref-Walters2014"/>
+    <w:p>
+      <w:pPr>
+        <w:pStyle w:val="Bibliography"/>
+      </w:pPr>
+      <w:r>
+        <w:t xml:space="preserve">Walters, G. D. (2014). Continuous versus categorical models of delinquency risk.</w:t>
+      </w:r>
+      <w:r>
+        <w:t xml:space="preserve"> </w:t>
+      </w:r>
+      <w:r>
+        <w:rPr>
+          <w:i/>
+          <w:iCs/>
+        </w:rPr>
+        <w:t xml:space="preserve">American Journal of Criminal Justice</w:t>
+      </w:r>
+      <w:r>
+        <w:t xml:space="preserve">,</w:t>
+      </w:r>
+      <w:r>
+        <w:t xml:space="preserve"> </w:t>
+      </w:r>
+      <w:r>
+        <w:rPr>
+          <w:i/>
+          <w:iCs/>
+        </w:rPr>
+        <w:t xml:space="preserve">39</w:t>
+      </w:r>
+      <w:r>
+        <w:t xml:space="preserve">(3), 395–410.</w:t>
+      </w:r>
+      <w:r>
+        <w:t xml:space="preserve"> </w:t>
+      </w:r>
+      <w:hyperlink r:id="rId211">
+        <w:r>
+          <w:rPr>
+            <w:rStyle w:val="Hyperlink"/>
+          </w:rPr>
+          <w:t xml:space="preserve">https://doi.org/10.1007/s12103-013-9235-1</w:t>
+        </w:r>
+      </w:hyperlink>
+    </w:p>
+    <w:bookmarkEnd w:id="212"/>
+    <w:bookmarkStart w:id="214" w:name="ref-Walters2015"/>
+    <w:p>
+      <w:pPr>
+        <w:pStyle w:val="Bibliography"/>
+      </w:pPr>
+      <w:r>
+        <w:t xml:space="preserve">Walters, G. D. (2015). The latent structure of criminal persistence: A taxometric analysis of offending behavior from late adolescence to early adulthood in adjudicated male delinquents.</w:t>
+      </w:r>
+      <w:r>
+        <w:t xml:space="preserve"> </w:t>
+      </w:r>
+      <w:r>
+        <w:rPr>
+          <w:i/>
+          <w:iCs/>
+        </w:rPr>
+        <w:t xml:space="preserve">American Journal of Criminal Justice</w:t>
+      </w:r>
+      <w:r>
+        <w:t xml:space="preserve">,</w:t>
+      </w:r>
+      <w:r>
+        <w:t xml:space="preserve"> </w:t>
+      </w:r>
+      <w:r>
+        <w:rPr>
+          <w:i/>
+          <w:iCs/>
+        </w:rPr>
+        <w:t xml:space="preserve">40</w:t>
+      </w:r>
+      <w:r>
+        <w:t xml:space="preserve">(3), 542–559.</w:t>
+      </w:r>
+      <w:r>
+        <w:t xml:space="preserve"> </w:t>
+      </w:r>
+      <w:hyperlink r:id="rId213">
+        <w:r>
+          <w:rPr>
+            <w:rStyle w:val="Hyperlink"/>
+          </w:rPr>
+          <w:t xml:space="preserve">https://doi.org/10.1007/s12103-014-9272-4</w:t>
+        </w:r>
+      </w:hyperlink>
+    </w:p>
+    <w:bookmarkEnd w:id="214"/>
+    <w:bookmarkStart w:id="216" w:name="ref-Walton2011"/>
+    <w:p>
+      <w:pPr>
+        <w:pStyle w:val="Bibliography"/>
+      </w:pPr>
+      <w:r>
+        <w:t xml:space="preserve">Walton, K. E., Ormel, J., &amp; Krueger, R. F. (2011). The dimensional nature of externalizing behaviors in adolescence: Evidence from a direct comparison of categorical, dimensional, and hybrid models.</w:t>
+      </w:r>
+      <w:r>
+        <w:t xml:space="preserve"> </w:t>
+      </w:r>
+      <w:r>
+        <w:rPr>
+          <w:i/>
+          <w:iCs/>
+        </w:rPr>
+        <w:t xml:space="preserve">Journal of Abnormal Child Psychology</w:t>
+      </w:r>
+      <w:r>
+        <w:t xml:space="preserve">,</w:t>
+      </w:r>
+      <w:r>
+        <w:t xml:space="preserve"> </w:t>
+      </w:r>
+      <w:r>
+        <w:rPr>
+          <w:i/>
+          <w:iCs/>
+        </w:rPr>
+        <w:t xml:space="preserve">39</w:t>
+      </w:r>
+      <w:r>
+        <w:t xml:space="preserve">(4), 553–561.</w:t>
+      </w:r>
+      <w:r>
+        <w:t xml:space="preserve"> </w:t>
+      </w:r>
+      <w:hyperlink r:id="rId215">
+        <w:r>
+          <w:rPr>
+            <w:rStyle w:val="Hyperlink"/>
+          </w:rPr>
+          <w:t xml:space="preserve">https://doi.org/10.1007/s10802-010-9478-y</w:t>
+        </w:r>
+      </w:hyperlink>
+    </w:p>
+    <w:bookmarkEnd w:id="216"/>
+    <w:bookmarkStart w:id="218" w:name="ref-Weems2008"/>
+    <w:p>
+      <w:pPr>
+        <w:pStyle w:val="Bibliography"/>
+      </w:pPr>
+      <w:r>
         <w:t xml:space="preserve">Weems, C. F. (2008). Developmental trajectories of childhood anxiety: Identifying continuity and change in anxious emotion.</w:t>
       </w:r>
       <w:r>
@@ -5814,7 +7688,7 @@
       <w:r>
         <w:t xml:space="preserve"> </w:t>
       </w:r>
-      <w:hyperlink r:id="rId165">
+      <w:hyperlink r:id="rId217">
         <w:r>
           <w:rPr>
             <w:rStyle w:val="Hyperlink"/>
@@ -5823,8 +7697,8 @@
         </w:r>
       </w:hyperlink>
     </w:p>
-    <w:bookmarkEnd w:id="166"/>
-    <w:bookmarkStart w:id="168" w:name="ref-Weiss2003"/>
+    <w:bookmarkEnd w:id="218"/>
+    <w:bookmarkStart w:id="220" w:name="ref-Weiss2003"/>
     <w:p>
       <w:pPr>
         <w:pStyle w:val="Bibliography"/>
@@ -5861,7 +7735,7 @@
       <w:r>
         <w:t xml:space="preserve"> </w:t>
       </w:r>
-      <w:hyperlink r:id="rId167">
+      <w:hyperlink r:id="rId219">
         <w:r>
           <w:rPr>
             <w:rStyle w:val="Hyperlink"/>
@@ -5870,8 +7744,8 @@
         </w:r>
       </w:hyperlink>
     </w:p>
-    <w:bookmarkEnd w:id="168"/>
-    <w:bookmarkStart w:id="170" w:name="ref-WHO2022"/>
+    <w:bookmarkEnd w:id="220"/>
+    <w:bookmarkStart w:id="222" w:name="ref-WHO2022"/>
     <w:p>
       <w:pPr>
         <w:pStyle w:val="Bibliography"/>
@@ -5909,7 +7783,7 @@
       <w:r>
         <w:t xml:space="preserve"> </w:t>
       </w:r>
-      <w:hyperlink r:id="rId169">
+      <w:hyperlink r:id="rId221">
         <w:r>
           <w:rPr>
             <w:rStyle w:val="Hyperlink"/>
@@ -5918,14 +7792,61 @@
         </w:r>
       </w:hyperlink>
     </w:p>
-    <w:bookmarkEnd w:id="170"/>
-    <w:bookmarkEnd w:id="171"/>
+    <w:bookmarkEnd w:id="222"/>
+    <w:bookmarkStart w:id="224" w:name="ref-Wright2013"/>
+    <w:p>
+      <w:pPr>
+        <w:pStyle w:val="Bibliography"/>
+      </w:pPr>
+      <w:r>
+        <w:t xml:space="preserve">Wright, A. G. C., Krueger, R. F., Hobbs, M. J., Markon, K. E., Eaton, N. R., &amp; Slade, T. (2013). The structure of psychopathology: Toward an expanded quantitative empirical model.</w:t>
+      </w:r>
+      <w:r>
+        <w:t xml:space="preserve"> </w:t>
+      </w:r>
+      <w:r>
+        <w:rPr>
+          <w:i/>
+          <w:iCs/>
+        </w:rPr>
+        <w:t xml:space="preserve">Journal of Abnormal Psychology</w:t>
+      </w:r>
+      <w:r>
+        <w:t xml:space="preserve">,</w:t>
+      </w:r>
+      <w:r>
+        <w:t xml:space="preserve"> </w:t>
+      </w:r>
+      <w:r>
+        <w:rPr>
+          <w:i/>
+          <w:iCs/>
+        </w:rPr>
+        <w:t xml:space="preserve">122</w:t>
+      </w:r>
+      <w:r>
+        <w:t xml:space="preserve">(1), 281–294.</w:t>
+      </w:r>
+      <w:r>
+        <w:t xml:space="preserve"> </w:t>
+      </w:r>
+      <w:hyperlink r:id="rId223">
+        <w:r>
+          <w:rPr>
+            <w:rStyle w:val="Hyperlink"/>
+          </w:rPr>
+          <w:t xml:space="preserve">https://doi.org/10.1037/a0030133</w:t>
+        </w:r>
+      </w:hyperlink>
+    </w:p>
+    <w:bookmarkEnd w:id="224"/>
+    <w:bookmarkEnd w:id="225"/>
     <w:p>
       <w:r>
         <w:br w:type="page"/>
       </w:r>
     </w:p>
-    <w:bookmarkEnd w:id="172"/>
+    <w:bookmarkEnd w:id="226"/>
     <w:p>
       <w:pPr>
         <w:pStyle w:val="Heading1"/>
@@ -5934,7 +7855,7 @@
         <w:t xml:space="preserve">Appendix A</w:t>
       </w:r>
     </w:p>
-    <w:bookmarkStart w:id="173" w:name="apx-a"/>
+    <w:bookmarkStart w:id="227" w:name="apx-a"/>
     <w:p>
       <w:pPr>
         <w:pStyle w:val="Heading1"/>
@@ -5948,7 +7869,7 @@
         <w:br w:type="page"/>
       </w:r>
     </w:p>
-    <w:bookmarkEnd w:id="173"/>
+    <w:bookmarkEnd w:id="227"/>
     <w:p>
       <w:pPr>
         <w:pStyle w:val="Heading1"/>
@@ -5957,7 +7878,7 @@
         <w:t xml:space="preserve">Appendix B</w:t>
       </w:r>
     </w:p>
-    <w:bookmarkStart w:id="174" w:name="apx-b"/>
+    <w:bookmarkStart w:id="228" w:name="apx-b"/>
     <w:p>
       <w:pPr>
         <w:pStyle w:val="Heading1"/>
@@ -5966,7 +7887,7 @@
         <w:t xml:space="preserve">Another Appendix</w:t>
       </w:r>
     </w:p>
-    <w:bookmarkEnd w:id="174"/>
+    <w:bookmarkEnd w:id="228"/>
     <w:sectPr>
       <w:headerReference r:id="rId8" w:type="even"/>
       <w:headerReference r:id="rId9" w:type="default"/>

--- a/index.docx
+++ b/index.docx
@@ -1266,7 +1266,7 @@
         <w:t xml:space="preserve"> </w:t>
       </w:r>
       <w:r>
-        <w:t xml:space="preserve">Longitudinal work examining informant report of children’s behavior allows estimating the prototypical trajectory of externalizing problems at earlier ages than does the age-crime curve, thus providing important developmental context to the origins of externalizing behavior.</w:t>
+        <w:t xml:space="preserve">Longitudinal work examining informant report of children’s behavior allows estimating the prototypical trajectory of externalizing problems at ages younger than those encompassed by the age-crime curve, thus providing important developmental context to the origins of externalizing behavior.</w:t>
       </w:r>
       <w:r>
         <w:t xml:space="preserve"> </w:t>
@@ -1332,84 +1332,83 @@
         <w:t xml:space="preserve"> </w:t>
       </w:r>
       <w:r>
-        <w:t xml:space="preserve">Findings have consistently shown that variation in externalizing trajectories is better represented dimensionally than with categories [</w:t>
-      </w:r>
-      <w:r>
-        <w:t xml:space="preserve">Fairchild et al. (</w:t>
+        <w:t xml:space="preserve">Findings have consistently shown that variation in externalizing trajectories is better represented dimensionally than with categories</w:t>
+      </w:r>
+      <w:r>
+        <w:t xml:space="preserve"> </w:t>
+      </w:r>
+      <w:r>
+        <w:t xml:space="preserve">(</w:t>
       </w:r>
       <w:hyperlink w:anchor="ref-Fairchild2013">
         <w:r>
           <w:rPr>
             <w:rStyle w:val="Hyperlink"/>
           </w:rPr>
-          <w:t xml:space="preserve">2013</w:t>
+          <w:t xml:space="preserve">Fairchild et al., 2013</w:t>
+        </w:r>
+      </w:hyperlink>
+      <w:r>
+        <w:t xml:space="preserve">;</w:t>
+      </w:r>
+      <w:r>
+        <w:t xml:space="preserve"> </w:t>
+      </w:r>
+      <w:hyperlink w:anchor="ref-Walters2011">
+        <w:r>
+          <w:rPr>
+            <w:rStyle w:val="Hyperlink"/>
+          </w:rPr>
+          <w:t xml:space="preserve">Walters, 2011</w:t>
+        </w:r>
+      </w:hyperlink>
+      <w:r>
+        <w:t xml:space="preserve">,</w:t>
+      </w:r>
+      <w:r>
+        <w:t xml:space="preserve"> </w:t>
+      </w:r>
+      <w:hyperlink w:anchor="ref-Walters2012">
+        <w:r>
+          <w:rPr>
+            <w:rStyle w:val="Hyperlink"/>
+          </w:rPr>
+          <w:t xml:space="preserve">2012</w:t>
+        </w:r>
+      </w:hyperlink>
+      <w:r>
+        <w:t xml:space="preserve">,</w:t>
+      </w:r>
+      <w:r>
+        <w:t xml:space="preserve"> </w:t>
+      </w:r>
+      <w:hyperlink w:anchor="ref-Walters2015">
+        <w:r>
+          <w:rPr>
+            <w:rStyle w:val="Hyperlink"/>
+          </w:rPr>
+          <w:t xml:space="preserve">2015</w:t>
+        </w:r>
+      </w:hyperlink>
+      <w:r>
+        <w:t xml:space="preserve">;</w:t>
+      </w:r>
+      <w:r>
+        <w:t xml:space="preserve"> </w:t>
+      </w:r>
+      <w:hyperlink w:anchor="ref-Walters2013">
+        <w:r>
+          <w:rPr>
+            <w:rStyle w:val="Hyperlink"/>
+          </w:rPr>
+          <w:t xml:space="preserve">Walters &amp; Ruscio, 2013</w:t>
         </w:r>
       </w:hyperlink>
       <w:r>
         <w:t xml:space="preserve">)</w:t>
       </w:r>
       <w:r>
-        <w:t xml:space="preserve">;</w:t>
-      </w:r>
-      <w:r>
-        <w:t xml:space="preserve"> </w:t>
-      </w:r>
-      <w:r>
-        <w:t xml:space="preserve">Walters (</w:t>
-      </w:r>
-      <w:hyperlink w:anchor="ref-Walters2011">
-        <w:r>
-          <w:rPr>
-            <w:rStyle w:val="Hyperlink"/>
-          </w:rPr>
-          <w:t xml:space="preserve">2011</w:t>
-        </w:r>
-      </w:hyperlink>
-      <w:r>
-        <w:t xml:space="preserve">)</w:t>
-      </w:r>
-      <w:r>
-        <w:t xml:space="preserve">;</w:t>
-      </w:r>
-      <w:r>
-        <w:t xml:space="preserve"> </w:t>
-      </w:r>
-      <w:r>
-        <w:t xml:space="preserve">Walters (</w:t>
-      </w:r>
-      <w:hyperlink w:anchor="ref-Walters2012">
-        <w:r>
-          <w:rPr>
-            <w:rStyle w:val="Hyperlink"/>
-          </w:rPr>
-          <w:t xml:space="preserve">2012</w:t>
-        </w:r>
-      </w:hyperlink>
-      <w:r>
-        <w:t xml:space="preserve">)</w:t>
-      </w:r>
-      <w:r>
-        <w:t xml:space="preserve">; Walters2013;</w:t>
-      </w:r>
-      <w:r>
-        <w:t xml:space="preserve"> </w:t>
-      </w:r>
-      <w:r>
-        <w:t xml:space="preserve">Walters (</w:t>
-      </w:r>
-      <w:hyperlink w:anchor="ref-Walters2015">
-        <w:r>
-          <w:rPr>
-            <w:rStyle w:val="Hyperlink"/>
-          </w:rPr>
-          <w:t xml:space="preserve">2015</w:t>
-        </w:r>
-      </w:hyperlink>
-      <w:r>
-        <w:t xml:space="preserve">)</w:t>
-      </w:r>
-      <w:r>
-        <w:t xml:space="preserve">].</w:t>
+        <w:t xml:space="preserve">.</w:t>
       </w:r>
       <w:r>
         <w:t xml:space="preserve"> </w:t>
@@ -3997,104 +3996,100 @@
         <w:t xml:space="preserve"> </w:t>
       </w:r>
       <w:r>
-        <w:t xml:space="preserve">and their trajectories [</w:t>
-      </w:r>
-      <w:r>
-        <w:t xml:space="preserve">Burt (</w:t>
+        <w:t xml:space="preserve">and their trajectories</w:t>
+      </w:r>
+      <w:r>
+        <w:t xml:space="preserve"> </w:t>
+      </w:r>
+      <w:r>
+        <w:t xml:space="preserve">(</w:t>
       </w:r>
       <w:hyperlink w:anchor="ref-Burt2012">
         <w:r>
           <w:rPr>
             <w:rStyle w:val="Hyperlink"/>
           </w:rPr>
+          <w:t xml:space="preserve">Burt, 2012</w:t>
+        </w:r>
+      </w:hyperlink>
+      <w:r>
+        <w:t xml:space="preserve">;</w:t>
+      </w:r>
+      <w:r>
+        <w:t xml:space="preserve"> </w:t>
+      </w:r>
+      <w:hyperlink w:anchor="ref-Fairchild2013">
+        <w:r>
+          <w:rPr>
+            <w:rStyle w:val="Hyperlink"/>
+          </w:rPr>
+          <w:t xml:space="preserve">Fairchild et al., 2013</w:t>
+        </w:r>
+      </w:hyperlink>
+      <w:r>
+        <w:t xml:space="preserve">;</w:t>
+      </w:r>
+      <w:r>
+        <w:t xml:space="preserve"> </w:t>
+      </w:r>
+      <w:hyperlink w:anchor="ref-Walters2011">
+        <w:r>
+          <w:rPr>
+            <w:rStyle w:val="Hyperlink"/>
+          </w:rPr>
+          <w:t xml:space="preserve">Walters, 2011</w:t>
+        </w:r>
+      </w:hyperlink>
+      <w:r>
+        <w:t xml:space="preserve">,</w:t>
+      </w:r>
+      <w:r>
+        <w:t xml:space="preserve"> </w:t>
+      </w:r>
+      <w:hyperlink w:anchor="ref-Walters2012">
+        <w:r>
+          <w:rPr>
+            <w:rStyle w:val="Hyperlink"/>
+          </w:rPr>
           <w:t xml:space="preserve">2012</w:t>
         </w:r>
       </w:hyperlink>
       <w:r>
+        <w:t xml:space="preserve">,</w:t>
+      </w:r>
+      <w:r>
+        <w:t xml:space="preserve"> </w:t>
+      </w:r>
+      <w:hyperlink w:anchor="ref-Walters2015">
+        <w:r>
+          <w:rPr>
+            <w:rStyle w:val="Hyperlink"/>
+          </w:rPr>
+          <w:t xml:space="preserve">2015</w:t>
+        </w:r>
+      </w:hyperlink>
+      <w:r>
+        <w:t xml:space="preserve">;</w:t>
+      </w:r>
+      <w:r>
+        <w:t xml:space="preserve"> </w:t>
+      </w:r>
+      <w:hyperlink w:anchor="ref-Walters2013">
+        <w:r>
+          <w:rPr>
+            <w:rStyle w:val="Hyperlink"/>
+          </w:rPr>
+          <w:t xml:space="preserve">Walters &amp; Ruscio, 2013</w:t>
+        </w:r>
+      </w:hyperlink>
+      <w:r>
         <w:t xml:space="preserve">)</w:t>
       </w:r>
       <w:r>
-        <w:t xml:space="preserve">;</w:t>
-      </w:r>
-      <w:r>
-        <w:t xml:space="preserve"> </w:t>
-      </w:r>
-      <w:r>
-        <w:t xml:space="preserve">Fairchild et al. (</w:t>
-      </w:r>
-      <w:hyperlink w:anchor="ref-Fairchild2013">
-        <w:r>
-          <w:rPr>
-            <w:rStyle w:val="Hyperlink"/>
-          </w:rPr>
-          <w:t xml:space="preserve">2013</w:t>
-        </w:r>
-      </w:hyperlink>
-      <w:r>
-        <w:t xml:space="preserve">)</w:t>
-      </w:r>
-      <w:r>
-        <w:t xml:space="preserve">;</w:t>
-      </w:r>
-      <w:r>
-        <w:t xml:space="preserve"> </w:t>
-      </w:r>
-      <w:r>
-        <w:t xml:space="preserve">Walters (</w:t>
-      </w:r>
-      <w:hyperlink w:anchor="ref-Walters2011">
-        <w:r>
-          <w:rPr>
-            <w:rStyle w:val="Hyperlink"/>
-          </w:rPr>
-          <w:t xml:space="preserve">2011</w:t>
-        </w:r>
-      </w:hyperlink>
-      <w:r>
-        <w:t xml:space="preserve">)</w:t>
-      </w:r>
-      <w:r>
-        <w:t xml:space="preserve">;</w:t>
-      </w:r>
-      <w:r>
-        <w:t xml:space="preserve"> </w:t>
-      </w:r>
-      <w:r>
-        <w:t xml:space="preserve">Walters (</w:t>
-      </w:r>
-      <w:hyperlink w:anchor="ref-Walters2012">
-        <w:r>
-          <w:rPr>
-            <w:rStyle w:val="Hyperlink"/>
-          </w:rPr>
-          <w:t xml:space="preserve">2012</w:t>
-        </w:r>
-      </w:hyperlink>
-      <w:r>
-        <w:t xml:space="preserve">)</w:t>
-      </w:r>
-      <w:r>
-        <w:t xml:space="preserve">; Walters2013;</w:t>
-      </w:r>
-      <w:r>
-        <w:t xml:space="preserve"> </w:t>
-      </w:r>
-      <w:r>
-        <w:t xml:space="preserve">Walters (</w:t>
-      </w:r>
-      <w:hyperlink w:anchor="ref-Walters2015">
-        <w:r>
-          <w:rPr>
-            <w:rStyle w:val="Hyperlink"/>
-          </w:rPr>
-          <w:t xml:space="preserve">2015</w:t>
-        </w:r>
-      </w:hyperlink>
-      <w:r>
-        <w:t xml:space="preserve">)</w:t>
-      </w:r>
-      <w:r>
-        <w:t xml:space="preserve">] and risk factors</w:t>
+        <w:t xml:space="preserve"> </w:t>
+      </w:r>
+      <w:r>
+        <w:t xml:space="preserve">and risk factors</w:t>
       </w:r>
       <w:r>
         <w:t xml:space="preserve"> </w:t>
@@ -4722,7 +4717,7 @@
       </w:r>
     </w:p>
     <w:bookmarkEnd w:id="100"/>
-    <w:bookmarkStart w:id="226" w:name="references"/>
+    <w:bookmarkStart w:id="228" w:name="references"/>
     <w:p>
       <w:pPr>
         <w:pStyle w:val="Heading1"/>
@@ -4731,7 +4726,7 @@
         <w:t xml:space="preserve">References</w:t>
       </w:r>
     </w:p>
-    <w:bookmarkStart w:id="225" w:name="refs"/>
+    <w:bookmarkStart w:id="227" w:name="refs"/>
     <w:bookmarkStart w:id="101" w:name="ref-Abrous2026"/>
     <w:p>
       <w:pPr>
@@ -7604,12 +7599,59 @@
       </w:hyperlink>
     </w:p>
     <w:bookmarkEnd w:id="214"/>
-    <w:bookmarkStart w:id="216" w:name="ref-Walton2011"/>
+    <w:bookmarkStart w:id="216" w:name="ref-Walters2013"/>
     <w:p>
       <w:pPr>
         <w:pStyle w:val="Bibliography"/>
       </w:pPr>
       <w:r>
+        <w:t xml:space="preserve">Walters, G. D., &amp; Ruscio, J. (2013). Trajectories of youthful antisocial behavior: Categories or continua?</w:t>
+      </w:r>
+      <w:r>
+        <w:t xml:space="preserve"> </w:t>
+      </w:r>
+      <w:r>
+        <w:rPr>
+          <w:i/>
+          <w:iCs/>
+        </w:rPr>
+        <w:t xml:space="preserve">Journal of Abnormal Child Psychology</w:t>
+      </w:r>
+      <w:r>
+        <w:t xml:space="preserve">,</w:t>
+      </w:r>
+      <w:r>
+        <w:t xml:space="preserve"> </w:t>
+      </w:r>
+      <w:r>
+        <w:rPr>
+          <w:i/>
+          <w:iCs/>
+        </w:rPr>
+        <w:t xml:space="preserve">41</w:t>
+      </w:r>
+      <w:r>
+        <w:t xml:space="preserve">(4), 653–666.</w:t>
+      </w:r>
+      <w:r>
+        <w:t xml:space="preserve"> </w:t>
+      </w:r>
+      <w:hyperlink r:id="rId215">
+        <w:r>
+          <w:rPr>
+            <w:rStyle w:val="Hyperlink"/>
+          </w:rPr>
+          <w:t xml:space="preserve">https://doi.org/10.1007/s10802-012-9700-1</w:t>
+        </w:r>
+      </w:hyperlink>
+    </w:p>
+    <w:bookmarkEnd w:id="216"/>
+    <w:bookmarkStart w:id="218" w:name="ref-Walton2011"/>
+    <w:p>
+      <w:pPr>
+        <w:pStyle w:val="Bibliography"/>
+      </w:pPr>
+      <w:r>
         <w:t xml:space="preserve">Walton, K. E., Ormel, J., &amp; Krueger, R. F. (2011). The dimensional nature of externalizing behaviors in adolescence: Evidence from a direct comparison of categorical, dimensional, and hybrid models.</w:t>
       </w:r>
       <w:r>
@@ -7641,7 +7683,7 @@
       <w:r>
         <w:t xml:space="preserve"> </w:t>
       </w:r>
-      <w:hyperlink r:id="rId215">
+      <w:hyperlink r:id="rId217">
         <w:r>
           <w:rPr>
             <w:rStyle w:val="Hyperlink"/>
@@ -7650,8 +7692,8 @@
         </w:r>
       </w:hyperlink>
     </w:p>
-    <w:bookmarkEnd w:id="216"/>
-    <w:bookmarkStart w:id="218" w:name="ref-Weems2008"/>
+    <w:bookmarkEnd w:id="218"/>
+    <w:bookmarkStart w:id="220" w:name="ref-Weems2008"/>
     <w:p>
       <w:pPr>
         <w:pStyle w:val="Bibliography"/>
@@ -7688,7 +7730,7 @@
       <w:r>
         <w:t xml:space="preserve"> </w:t>
       </w:r>
-      <w:hyperlink r:id="rId217">
+      <w:hyperlink r:id="rId219">
         <w:r>
           <w:rPr>
             <w:rStyle w:val="Hyperlink"/>
@@ -7697,8 +7739,8 @@
         </w:r>
       </w:hyperlink>
     </w:p>
-    <w:bookmarkEnd w:id="218"/>
-    <w:bookmarkStart w:id="220" w:name="ref-Weiss2003"/>
+    <w:bookmarkEnd w:id="220"/>
+    <w:bookmarkStart w:id="222" w:name="ref-Weiss2003"/>
     <w:p>
       <w:pPr>
         <w:pStyle w:val="Bibliography"/>
@@ -7735,7 +7777,7 @@
       <w:r>
         <w:t xml:space="preserve"> </w:t>
       </w:r>
-      <w:hyperlink r:id="rId219">
+      <w:hyperlink r:id="rId221">
         <w:r>
           <w:rPr>
             <w:rStyle w:val="Hyperlink"/>
@@ -7744,8 +7786,8 @@
         </w:r>
       </w:hyperlink>
     </w:p>
-    <w:bookmarkEnd w:id="220"/>
-    <w:bookmarkStart w:id="222" w:name="ref-WHO2022"/>
+    <w:bookmarkEnd w:id="222"/>
+    <w:bookmarkStart w:id="224" w:name="ref-WHO2022"/>
     <w:p>
       <w:pPr>
         <w:pStyle w:val="Bibliography"/>
@@ -7783,7 +7825,7 @@
       <w:r>
         <w:t xml:space="preserve"> </w:t>
       </w:r>
-      <w:hyperlink r:id="rId221">
+      <w:hyperlink r:id="rId223">
         <w:r>
           <w:rPr>
             <w:rStyle w:val="Hyperlink"/>
@@ -7792,8 +7834,8 @@
         </w:r>
       </w:hyperlink>
     </w:p>
-    <w:bookmarkEnd w:id="222"/>
-    <w:bookmarkStart w:id="224" w:name="ref-Wright2013"/>
+    <w:bookmarkEnd w:id="224"/>
+    <w:bookmarkStart w:id="226" w:name="ref-Wright2013"/>
     <w:p>
       <w:pPr>
         <w:pStyle w:val="Bibliography"/>
@@ -7830,7 +7872,7 @@
       <w:r>
         <w:t xml:space="preserve"> </w:t>
       </w:r>
-      <w:hyperlink r:id="rId223">
+      <w:hyperlink r:id="rId225">
         <w:r>
           <w:rPr>
             <w:rStyle w:val="Hyperlink"/>
@@ -7839,14 +7881,14 @@
         </w:r>
       </w:hyperlink>
     </w:p>
-    <w:bookmarkEnd w:id="224"/>
-    <w:bookmarkEnd w:id="225"/>
+    <w:bookmarkEnd w:id="226"/>
+    <w:bookmarkEnd w:id="227"/>
     <w:p>
       <w:r>
         <w:br w:type="page"/>
       </w:r>
     </w:p>
-    <w:bookmarkEnd w:id="226"/>
+    <w:bookmarkEnd w:id="228"/>
     <w:p>
       <w:pPr>
         <w:pStyle w:val="Heading1"/>
@@ -7855,7 +7897,7 @@
         <w:t xml:space="preserve">Appendix A</w:t>
       </w:r>
     </w:p>
-    <w:bookmarkStart w:id="227" w:name="apx-a"/>
+    <w:bookmarkStart w:id="229" w:name="apx-a"/>
     <w:p>
       <w:pPr>
         <w:pStyle w:val="Heading1"/>
@@ -7869,7 +7911,7 @@
         <w:br w:type="page"/>
       </w:r>
     </w:p>
-    <w:bookmarkEnd w:id="227"/>
+    <w:bookmarkEnd w:id="229"/>
     <w:p>
       <w:pPr>
         <w:pStyle w:val="Heading1"/>
@@ -7878,7 +7920,7 @@
         <w:t xml:space="preserve">Appendix B</w:t>
       </w:r>
     </w:p>
-    <w:bookmarkStart w:id="228" w:name="apx-b"/>
+    <w:bookmarkStart w:id="230" w:name="apx-b"/>
     <w:p>
       <w:pPr>
         <w:pStyle w:val="Heading1"/>
@@ -7887,7 +7929,7 @@
         <w:t xml:space="preserve">Another Appendix</w:t>
       </w:r>
     </w:p>
-    <w:bookmarkEnd w:id="228"/>
+    <w:bookmarkEnd w:id="230"/>
     <w:sectPr>
       <w:headerReference r:id="rId8" w:type="even"/>
       <w:headerReference r:id="rId9" w:type="default"/>

--- a/index.docx
+++ b/index.docx
@@ -1408,10 +1408,7 @@
         <w:t xml:space="preserve">)</w:t>
       </w:r>
       <w:r>
-        <w:t xml:space="preserve">.</w:t>
-      </w:r>
-      <w:r>
-        <w:t xml:space="preserve"> </w:t>
+        <w:t xml:space="preserve">, suggesting that differences between people in their developmental course of externalizing behavior appear to reflect differences in degree rather than kind (i.e., quantitative differences rather than qualitative differences).</w:t>
       </w:r>
       <w:r>
         <w:t xml:space="preserve"> </w:t>
@@ -2056,7 +2053,7 @@
       </w:r>
     </w:p>
     <w:bookmarkEnd w:id="68"/>
-    <w:bookmarkStart w:id="69" w:name="the-problemobstacle"/>
+    <w:bookmarkStart w:id="71" w:name="the-problemobstacle"/>
     <w:p>
       <w:pPr>
         <w:pStyle w:val="Heading1"/>
@@ -2099,8 +2096,144 @@
         <w:t xml:space="preserve">The piecewise approach to development limits our understanding of lifespan development and the origins of psychopathology.</w:t>
       </w:r>
     </w:p>
+    <w:p>
+      <w:pPr>
+        <w:pStyle w:val="BodyText"/>
+      </w:pPr>
+      <w:r>
+        <w:t xml:space="preserve">A modest number of longitudinal studies have followed people for lengthy developmental periods.</w:t>
+      </w:r>
+    </w:p>
+    <w:bookmarkStart w:id="69" w:name="general-longitudinal-studies"/>
+    <w:p>
+      <w:pPr>
+        <w:pStyle w:val="Heading2"/>
+      </w:pPr>
+      <w:r>
+        <w:t xml:space="preserve">General Longitudinal Studies</w:t>
+      </w:r>
+    </w:p>
+    <w:p>
+      <w:pPr>
+        <w:pStyle w:val="FirstParagraph"/>
+      </w:pPr>
+      <w:r>
+        <w:t xml:space="preserve">The Fels Longitudinal Study</w:t>
+      </w:r>
+      <w:r>
+        <w:t xml:space="preserve"> </w:t>
+      </w:r>
+      <w:r>
+        <w:t xml:space="preserve">(</w:t>
+      </w:r>
+      <w:hyperlink w:anchor="ref-Roche1992">
+        <w:r>
+          <w:rPr>
+            <w:rStyle w:val="Hyperlink"/>
+          </w:rPr>
+          <w:t xml:space="preserve">Roche, 1992</w:t>
+        </w:r>
+      </w:hyperlink>
+      <w:r>
+        <w:t xml:space="preserve">)</w:t>
+      </w:r>
+      <w:r>
+        <w:t xml:space="preserve"> </w:t>
+      </w:r>
+      <w:r>
+        <w:t xml:space="preserve">was a cohort-sequential study lasting from 1929 to 2018 that recruited 10–20 newborn infants each year and followed them over time, eventually following some until age 76</w:t>
+      </w:r>
+      <w:r>
+        <w:t xml:space="preserve"> </w:t>
+      </w:r>
+      <w:r>
+        <w:t xml:space="preserve">(</w:t>
+      </w:r>
+      <w:hyperlink w:anchor="ref-Chumlea2009">
+        <w:r>
+          <w:rPr>
+            <w:rStyle w:val="Hyperlink"/>
+          </w:rPr>
+          <w:t xml:space="preserve">Chumlea et al., 2009</w:t>
+        </w:r>
+      </w:hyperlink>
+      <w:r>
+        <w:t xml:space="preserve">)</w:t>
+      </w:r>
+      <w:r>
+        <w:t xml:space="preserve">.</w:t>
+      </w:r>
+      <w:r>
+        <w:t xml:space="preserve"> </w:t>
+      </w:r>
+      <w:r>
+        <w:t xml:space="preserve">The study collected data on physical growth—among other constructs—which had key impacts and formed the basis of pediatric growth charts.</w:t>
+      </w:r>
+    </w:p>
     <w:bookmarkEnd w:id="69"/>
-    <w:bookmarkStart w:id="85" w:name="reasons-for-the-problem"/>
+    <w:bookmarkStart w:id="70" w:name="longitudinal-studies-of-psychopatholoy"/>
+    <w:p>
+      <w:pPr>
+        <w:pStyle w:val="Heading2"/>
+      </w:pPr>
+      <w:r>
+        <w:t xml:space="preserve">Longitudinal Studies of Psychopatholoy</w:t>
+      </w:r>
+    </w:p>
+    <w:p>
+      <w:pPr>
+        <w:pStyle w:val="FirstParagraph"/>
+      </w:pPr>
+      <w:r>
+        <w:t xml:space="preserve">However, as we will describe, these lengthy longitudinal studies of psychopathology</w:t>
+      </w:r>
+      <w:r>
+        <w:t xml:space="preserve"> </w:t>
+      </w:r>
+      <w:r>
+        <w:t xml:space="preserve">(e.g.,</w:t>
+      </w:r>
+      <w:r>
+        <w:t xml:space="preserve"> </w:t>
+      </w:r>
+      <w:hyperlink w:anchor="ref-Odgers2008">
+        <w:r>
+          <w:rPr>
+            <w:rStyle w:val="Hyperlink"/>
+          </w:rPr>
+          <w:t xml:space="preserve">Odgers et al., 2008</w:t>
+        </w:r>
+      </w:hyperlink>
+      <w:r>
+        <w:t xml:space="preserve">)</w:t>
+      </w:r>
+      <w:r>
+        <w:t xml:space="preserve">—including our own</w:t>
+      </w:r>
+      <w:r>
+        <w:t xml:space="preserve"> </w:t>
+      </w:r>
+      <w:r>
+        <w:t xml:space="preserve">(</w:t>
+      </w:r>
+      <w:hyperlink w:anchor="ref-Petersen2015">
+        <w:r>
+          <w:rPr>
+            <w:rStyle w:val="Hyperlink"/>
+          </w:rPr>
+          <w:t xml:space="preserve">Petersen et al., 2015</w:t>
+        </w:r>
+      </w:hyperlink>
+      <w:r>
+        <w:t xml:space="preserve">)</w:t>
+      </w:r>
+      <w:r>
+        <w:t xml:space="preserve">—have important limitations in (a) how they assessed psychopathology constructs across development and (b) how they estimated people’s scores on those constructs over time that prevent strong inferences regarding individuals’ change over time.</w:t>
+      </w:r>
+    </w:p>
+    <w:bookmarkEnd w:id="70"/>
+    <w:bookmarkEnd w:id="71"/>
+    <w:bookmarkStart w:id="87" w:name="reasons-for-the-problem"/>
     <w:p>
       <w:pPr>
         <w:pStyle w:val="Heading1"/>
@@ -2167,7 +2300,7 @@
         <w:t xml:space="preserve">To ground the discussion, we provide examples relating to externalizing psychopathology; however, these issues are not specific to externalizing.</w:t>
       </w:r>
     </w:p>
-    <w:bookmarkStart w:id="73" w:name="problems-of-constructs"/>
+    <w:bookmarkStart w:id="75" w:name="problems-of-constructs"/>
     <w:p>
       <w:pPr>
         <w:pStyle w:val="Heading2"/>
@@ -2796,7 +2929,7 @@
         <w:t xml:space="preserve">Moreover, where such theories do indicate changes in behavioral manifestation across development, diagnostic and taxonomic systems do not incorporate these developmental changes.</w:t>
       </w:r>
     </w:p>
-    <w:bookmarkStart w:id="72" w:name="lack-of-a-developmental-perspective"/>
+    <w:bookmarkStart w:id="74" w:name="lack-of-a-developmental-perspective"/>
     <w:p>
       <w:pPr>
         <w:pStyle w:val="Heading3"/>
@@ -2877,7 +3010,7 @@
         <w:rPr>
           <w:rStyle w:val="FootnoteReference"/>
         </w:rPr>
-        <w:footnoteReference w:id="70"/>
+        <w:footnoteReference w:id="72"/>
       </w:r>
       <w:r>
         <w:t xml:space="preserve">—the diagnostic criteria do not differ across development, even though diagnostic manuals acknowledge that developmental factors impact symptom presentation</w:t>
@@ -2886,7 +3019,7 @@
         <w:rPr>
           <w:rStyle w:val="FootnoteReference"/>
         </w:rPr>
-        <w:footnoteReference w:id="71"/>
+        <w:footnoteReference w:id="73"/>
       </w:r>
       <w:r>
         <w:t xml:space="preserve">.</w:t>
@@ -2918,9 +3051,9 @@
         <w:t xml:space="preserve">.</w:t>
       </w:r>
     </w:p>
-    <w:bookmarkEnd w:id="72"/>
-    <w:bookmarkEnd w:id="73"/>
-    <w:bookmarkStart w:id="83" w:name="X08761d2e933d3c63251c7853a991975a4515ca5"/>
+    <w:bookmarkEnd w:id="74"/>
+    <w:bookmarkEnd w:id="75"/>
+    <w:bookmarkStart w:id="85" w:name="X08761d2e933d3c63251c7853a991975a4515ca5"/>
     <w:p>
       <w:pPr>
         <w:pStyle w:val="Heading2"/>
@@ -2949,7 +3082,7 @@
         <w:t xml:space="preserve">In particular, there is a mismatch between theory of constructs—including how a construct manifests behaviorally—and the methods used to assess the construct and to evaluate people’s level and change in that construct.</w:t>
       </w:r>
     </w:p>
-    <w:bookmarkStart w:id="79" w:name="X4c94655489fd3e3efea19c584555f75e74709d7"/>
+    <w:bookmarkStart w:id="81" w:name="X4c94655489fd3e3efea19c584555f75e74709d7"/>
     <w:p>
       <w:pPr>
         <w:pStyle w:val="Heading3"/>
@@ -3234,7 +3367,7 @@
         <w:t xml:space="preserve">.</w:t>
       </w:r>
     </w:p>
-    <w:bookmarkStart w:id="78" w:name="fig-approachesToLongitudinalAssessment"/>
+    <w:bookmarkStart w:id="80" w:name="fig-approachesToLongitudinalAssessment"/>
     <w:p>
       <w:pPr>
         <w:pStyle w:val="FigureTitle"/>
@@ -3395,7 +3528,7 @@
       <w:r>
         <w:t xml:space="preserve"> </w:t>
       </w:r>
-      <w:hyperlink r:id="rId74">
+      <w:hyperlink r:id="rId76">
         <w:r>
           <w:rPr>
             <w:rStyle w:val="Hyperlink"/>
@@ -3416,18 +3549,18 @@
           <wp:inline>
             <wp:extent cx="5943600" cy="2351289"/>
             <wp:effectExtent b="0" l="0" r="0" t="0"/>
-            <wp:docPr descr="" title="" id="76" name="Picture"/>
+            <wp:docPr descr="" title="" id="78" name="Picture"/>
             <a:graphic>
               <a:graphicData uri="http://schemas.openxmlformats.org/drawingml/2006/picture">
                 <pic:pic>
                   <pic:nvPicPr>
-                    <pic:cNvPr descr="Figures/approachesToLongitudinalAssessment.jpg" id="77" name="Picture"/>
+                    <pic:cNvPr descr="Figures/approachesToLongitudinalAssessment.jpg" id="79" name="Picture"/>
                     <pic:cNvPicPr>
                       <a:picLocks noChangeArrowheads="1" noChangeAspect="1"/>
                     </pic:cNvPicPr>
                   </pic:nvPicPr>
                   <pic:blipFill>
-                    <a:blip r:embed="rId75"/>
+                    <a:blip r:embed="rId77"/>
                     <a:stretch>
                       <a:fillRect/>
                     </a:stretch>
@@ -3454,7 +3587,7 @@
         </w:drawing>
       </w:r>
     </w:p>
-    <w:bookmarkEnd w:id="78"/>
+    <w:bookmarkEnd w:id="80"/>
     <w:p>
       <w:pPr>
         <w:pStyle w:val="AfterWithoutNote"/>
@@ -3591,8 +3724,8 @@
         <w:t xml:space="preserve">In sum, despite these approaches being the most widely used for assessing individuals’ development, they likely lead to inaccurate scores and thus inaccurate trajectories.</w:t>
       </w:r>
     </w:p>
-    <w:bookmarkEnd w:id="79"/>
-    <w:bookmarkStart w:id="80" w:name="Xdc13d281466e499f4855c3876fd0a0cd5a1ffa2"/>
+    <w:bookmarkEnd w:id="81"/>
+    <w:bookmarkStart w:id="82" w:name="Xdc13d281466e499f4855c3876fd0a0cd5a1ffa2"/>
     <w:p>
       <w:pPr>
         <w:pStyle w:val="Heading3"/>
@@ -3656,8 +3789,8 @@
         <w:t xml:space="preserve">Absolute change is necessary to identify true growth for an individual, and is thus important for treatment monitoring and longitudinal growth curves.</w:t>
       </w:r>
     </w:p>
-    <w:bookmarkEnd w:id="80"/>
-    <w:bookmarkStart w:id="81" w:name="X5b5ec984eec4bed4d234d034c192bb08d883361"/>
+    <w:bookmarkEnd w:id="82"/>
+    <w:bookmarkStart w:id="83" w:name="X5b5ec984eec4bed4d234d034c192bb08d883361"/>
     <w:p>
       <w:pPr>
         <w:pStyle w:val="Heading3"/>
@@ -4344,8 +4477,8 @@
         <w:t xml:space="preserve">Better identification of subthreshold externalizing is critical, in both research and practice, for identifying at-risk individuals in the early-stage trajectory of psychopathology.</w:t>
       </w:r>
     </w:p>
-    <w:bookmarkEnd w:id="81"/>
-    <w:bookmarkStart w:id="82" w:name="X7a68df1e46d6eb3875992be7e28db94db9dbc3e"/>
+    <w:bookmarkEnd w:id="83"/>
+    <w:bookmarkStart w:id="84" w:name="X7a68df1e46d6eb3875992be7e28db94db9dbc3e"/>
     <w:p>
       <w:pPr>
         <w:pStyle w:val="Heading3"/>
@@ -4360,22 +4493,22 @@
       </w:pPr>
       <w:r>
         <w:t xml:space="preserve">In sum, although they have been helpful, existing measures are poorly suited to classify individuals’ development of psychopathology across a lengthy span, which is necessary for tracking individuals’ change and identifying mechanisms in the development of psychopathology.</w:t>
-      </w:r>
-    </w:p>
-    <w:bookmarkEnd w:id="82"/>
-    <w:bookmarkEnd w:id="83"/>
-    <w:bookmarkStart w:id="84" w:name="example-externalizing-psychopathology"/>
-    <w:p>
-      <w:pPr>
-        <w:pStyle w:val="Heading2"/>
-      </w:pPr>
-      <w:r>
-        <w:t xml:space="preserve">Example: Externalizing Psychopathology</w:t>
       </w:r>
     </w:p>
     <w:bookmarkEnd w:id="84"/>
     <w:bookmarkEnd w:id="85"/>
-    <w:bookmarkStart w:id="90" w:name="X90173f212147643646723f86a6ce6f8ad77bf31"/>
+    <w:bookmarkStart w:id="86" w:name="example-externalizing-psychopathology"/>
+    <w:p>
+      <w:pPr>
+        <w:pStyle w:val="Heading2"/>
+      </w:pPr>
+      <w:r>
+        <w:t xml:space="preserve">Example: Externalizing Psychopathology</w:t>
+      </w:r>
+    </w:p>
+    <w:bookmarkEnd w:id="86"/>
+    <w:bookmarkEnd w:id="87"/>
+    <w:bookmarkStart w:id="92" w:name="X90173f212147643646723f86a6ce6f8ad77bf31"/>
     <w:p>
       <w:pPr>
         <w:pStyle w:val="Heading1"/>
@@ -4444,7 +4577,7 @@
         <w:t xml:space="preserve">For example, for a standardized test of math ability, Kindergartners may receive items assessing counting, 1st graders may receive items assessing counting and addition, 2nd graders may receive items assessing addition and subtraction, and so on.</w:t>
       </w:r>
     </w:p>
-    <w:bookmarkStart w:id="89" w:name="fig-constructValidItemDesign"/>
+    <w:bookmarkStart w:id="91" w:name="fig-constructValidItemDesign"/>
     <w:p>
       <w:pPr>
         <w:pStyle w:val="FigureTitle"/>
@@ -4557,18 +4690,18 @@
           <wp:inline>
             <wp:extent cx="5877848" cy="3260034"/>
             <wp:effectExtent b="0" l="0" r="0" t="0"/>
-            <wp:docPr descr="" title="" id="87" name="Picture"/>
+            <wp:docPr descr="" title="" id="89" name="Picture"/>
             <a:graphic>
               <a:graphicData uri="http://schemas.openxmlformats.org/drawingml/2006/picture">
                 <pic:pic>
                   <pic:nvPicPr>
-                    <pic:cNvPr descr="Figures/constructValidItemDesign.png" id="88" name="Picture"/>
+                    <pic:cNvPr descr="Figures/constructValidItemDesign.png" id="90" name="Picture"/>
                     <pic:cNvPicPr>
                       <a:picLocks noChangeArrowheads="1" noChangeAspect="1"/>
                     </pic:cNvPicPr>
                   </pic:nvPicPr>
                   <pic:blipFill>
-                    <a:blip r:embed="rId86"/>
+                    <a:blip r:embed="rId88"/>
                     <a:stretch>
                       <a:fillRect/>
                     </a:stretch>
@@ -4595,9 +4728,9 @@
         </w:drawing>
       </w:r>
     </w:p>
-    <w:bookmarkEnd w:id="89"/>
-    <w:bookmarkEnd w:id="90"/>
-    <w:bookmarkStart w:id="99" w:name="other-key-challenges-to-address"/>
+    <w:bookmarkEnd w:id="91"/>
+    <w:bookmarkEnd w:id="92"/>
+    <w:bookmarkStart w:id="101" w:name="other-key-challenges-to-address"/>
     <w:p>
       <w:pPr>
         <w:pStyle w:val="Heading1"/>
@@ -4606,7 +4739,7 @@
         <w:t xml:space="preserve">Other Key Challenges to Address</w:t>
       </w:r>
     </w:p>
-    <w:bookmarkStart w:id="95" w:name="sec-potential-confounds-of-change"/>
+    <w:bookmarkStart w:id="97" w:name="sec-potential-confounds-of-change"/>
     <w:p>
       <w:pPr>
         <w:pStyle w:val="Heading2"/>
@@ -4615,7 +4748,7 @@
         <w:t xml:space="preserve">Potential Confounds of Change</w:t>
       </w:r>
     </w:p>
-    <w:bookmarkStart w:id="91" w:name="practiceretest-effects"/>
+    <w:bookmarkStart w:id="93" w:name="practiceretest-effects"/>
     <w:p>
       <w:pPr>
         <w:pStyle w:val="Heading3"/>
@@ -4624,8 +4757,8 @@
         <w:t xml:space="preserve">Practice/Retest Effects</w:t>
       </w:r>
     </w:p>
-    <w:bookmarkEnd w:id="91"/>
-    <w:bookmarkStart w:id="92" w:name="period-and-cohort-effects"/>
+    <w:bookmarkEnd w:id="93"/>
+    <w:bookmarkStart w:id="94" w:name="period-and-cohort-effects"/>
     <w:p>
       <w:pPr>
         <w:pStyle w:val="Heading3"/>
@@ -4634,8 +4767,8 @@
         <w:t xml:space="preserve">Period and Cohort Effects</w:t>
       </w:r>
     </w:p>
-    <w:bookmarkEnd w:id="92"/>
-    <w:bookmarkStart w:id="93" w:name="measurement-error"/>
+    <w:bookmarkEnd w:id="94"/>
+    <w:bookmarkStart w:id="95" w:name="measurement-error"/>
     <w:p>
       <w:pPr>
         <w:pStyle w:val="Heading3"/>
@@ -4644,8 +4777,8 @@
         <w:t xml:space="preserve">Measurement Error</w:t>
       </w:r>
     </w:p>
-    <w:bookmarkEnd w:id="93"/>
-    <w:bookmarkStart w:id="94" w:name="change-in-meaning-of-the-scores"/>
+    <w:bookmarkEnd w:id="95"/>
+    <w:bookmarkStart w:id="96" w:name="change-in-meaning-of-the-scores"/>
     <w:p>
       <w:pPr>
         <w:pStyle w:val="Heading3"/>
@@ -4654,9 +4787,9 @@
         <w:t xml:space="preserve">Change in Meaning of the Scores</w:t>
       </w:r>
     </w:p>
-    <w:bookmarkEnd w:id="94"/>
-    <w:bookmarkEnd w:id="95"/>
-    <w:bookmarkStart w:id="96" w:name="factorial-invariance-across-time"/>
+    <w:bookmarkEnd w:id="96"/>
+    <w:bookmarkEnd w:id="97"/>
+    <w:bookmarkStart w:id="98" w:name="factorial-invariance-across-time"/>
     <w:p>
       <w:pPr>
         <w:pStyle w:val="Heading2"/>
@@ -4665,8 +4798,8 @@
         <w:t xml:space="preserve">Factorial Invariance Across Time</w:t>
       </w:r>
     </w:p>
-    <w:bookmarkEnd w:id="96"/>
-    <w:bookmarkStart w:id="97" w:name="integration-across-multiple-sources"/>
+    <w:bookmarkEnd w:id="98"/>
+    <w:bookmarkStart w:id="99" w:name="integration-across-multiple-sources"/>
     <w:p>
       <w:pPr>
         <w:pStyle w:val="Heading2"/>
@@ -4675,8 +4808,8 @@
         <w:t xml:space="preserve">Integration Across Multiple Sources</w:t>
       </w:r>
     </w:p>
-    <w:bookmarkEnd w:id="97"/>
-    <w:bookmarkStart w:id="98" w:name="obsolescence-of-items-and-measures"/>
+    <w:bookmarkEnd w:id="99"/>
+    <w:bookmarkStart w:id="100" w:name="obsolescence-of-items-and-measures"/>
     <w:p>
       <w:pPr>
         <w:pStyle w:val="Heading2"/>
@@ -4685,9 +4818,9 @@
         <w:t xml:space="preserve">Obsolescence of Items and Measures</w:t>
       </w:r>
     </w:p>
-    <w:bookmarkEnd w:id="98"/>
-    <w:bookmarkEnd w:id="99"/>
-    <w:bookmarkStart w:id="100" w:name="conclusion"/>
+    <w:bookmarkEnd w:id="100"/>
+    <w:bookmarkEnd w:id="101"/>
+    <w:bookmarkStart w:id="102" w:name="conclusion"/>
     <w:p>
       <w:pPr>
         <w:pStyle w:val="Heading1"/>
@@ -4716,8 +4849,8 @@
         <w:t xml:space="preserve">Although this manuscript focuses on development of psychopathology, the principles discussed likely apply to many other developmental domains.</w:t>
       </w:r>
     </w:p>
-    <w:bookmarkEnd w:id="100"/>
-    <w:bookmarkStart w:id="228" w:name="references"/>
+    <w:bookmarkEnd w:id="102"/>
+    <w:bookmarkStart w:id="233" w:name="references"/>
     <w:p>
       <w:pPr>
         <w:pStyle w:val="Heading1"/>
@@ -4726,8 +4859,8 @@
         <w:t xml:space="preserve">References</w:t>
       </w:r>
     </w:p>
-    <w:bookmarkStart w:id="227" w:name="refs"/>
-    <w:bookmarkStart w:id="101" w:name="ref-Abrous2026"/>
+    <w:bookmarkStart w:id="232" w:name="refs"/>
+    <w:bookmarkStart w:id="103" w:name="ref-Abrous2026"/>
     <w:p>
       <w:pPr>
         <w:pStyle w:val="Bibliography"/>
@@ -4773,8 +4906,8 @@
         </w:r>
       </w:hyperlink>
     </w:p>
-    <w:bookmarkEnd w:id="101"/>
-    <w:bookmarkStart w:id="102" w:name="ref-Ackerman2013"/>
+    <w:bookmarkEnd w:id="103"/>
+    <w:bookmarkStart w:id="104" w:name="ref-Ackerman2013"/>
     <w:p>
       <w:pPr>
         <w:pStyle w:val="Bibliography"/>
@@ -4799,8 +4932,8 @@
         <w:t xml:space="preserve">(pp. 119–132). American Psychological Association.</w:t>
       </w:r>
     </w:p>
-    <w:bookmarkEnd w:id="102"/>
-    <w:bookmarkStart w:id="103" w:name="ref-APA2022"/>
+    <w:bookmarkEnd w:id="104"/>
+    <w:bookmarkStart w:id="105" w:name="ref-APA2022"/>
     <w:p>
       <w:pPr>
         <w:pStyle w:val="Bibliography"/>
@@ -4850,8 +4983,8 @@
         <w:t xml:space="preserve">. American Psychiatric Publishing.</w:t>
       </w:r>
     </w:p>
-    <w:bookmarkEnd w:id="103"/>
-    <w:bookmarkStart w:id="105" w:name="ref-ApplegateInPress"/>
+    <w:bookmarkEnd w:id="105"/>
+    <w:bookmarkStart w:id="107" w:name="ref-ApplegateInPress"/>
     <w:p>
       <w:pPr>
         <w:pStyle w:val="Bibliography"/>
@@ -4875,7 +5008,7 @@
       <w:r>
         <w:t xml:space="preserve"> </w:t>
       </w:r>
-      <w:hyperlink r:id="rId104">
+      <w:hyperlink r:id="rId106">
         <w:r>
           <w:rPr>
             <w:rStyle w:val="Hyperlink"/>
@@ -4884,8 +5017,8 @@
         </w:r>
       </w:hyperlink>
     </w:p>
-    <w:bookmarkEnd w:id="105"/>
-    <w:bookmarkStart w:id="107" w:name="ref-Barry2013"/>
+    <w:bookmarkEnd w:id="107"/>
+    <w:bookmarkStart w:id="109" w:name="ref-Barry2013"/>
     <w:p>
       <w:pPr>
         <w:pStyle w:val="Bibliography"/>
@@ -4922,7 +5055,7 @@
       <w:r>
         <w:t xml:space="preserve"> </w:t>
       </w:r>
-      <w:hyperlink r:id="rId106">
+      <w:hyperlink r:id="rId108">
         <w:r>
           <w:rPr>
             <w:rStyle w:val="Hyperlink"/>
@@ -4931,8 +5064,8 @@
         </w:r>
       </w:hyperlink>
     </w:p>
-    <w:bookmarkEnd w:id="107"/>
-    <w:bookmarkStart w:id="109" w:name="ref-Bolhuis2017"/>
+    <w:bookmarkEnd w:id="109"/>
+    <w:bookmarkStart w:id="111" w:name="ref-Bolhuis2017"/>
     <w:p>
       <w:pPr>
         <w:pStyle w:val="Bibliography"/>
@@ -4969,7 +5102,7 @@
       <w:r>
         <w:t xml:space="preserve"> </w:t>
       </w:r>
-      <w:hyperlink r:id="rId108">
+      <w:hyperlink r:id="rId110">
         <w:r>
           <w:rPr>
             <w:rStyle w:val="Hyperlink"/>
@@ -4978,8 +5111,8 @@
         </w:r>
       </w:hyperlink>
     </w:p>
-    <w:bookmarkEnd w:id="109"/>
-    <w:bookmarkStart w:id="110" w:name="ref-Borelli2018"/>
+    <w:bookmarkEnd w:id="111"/>
+    <w:bookmarkStart w:id="112" w:name="ref-Borelli2018"/>
     <w:p>
       <w:pPr>
         <w:pStyle w:val="Bibliography"/>
@@ -5025,8 +5158,8 @@
         </w:r>
       </w:hyperlink>
     </w:p>
-    <w:bookmarkEnd w:id="110"/>
-    <w:bookmarkStart w:id="111" w:name="ref-BriggsGowan2016"/>
+    <w:bookmarkEnd w:id="112"/>
+    <w:bookmarkStart w:id="113" w:name="ref-BriggsGowan2016"/>
     <w:p>
       <w:pPr>
         <w:pStyle w:val="Bibliography"/>
@@ -5051,8 +5184,8 @@
         <w:t xml:space="preserve">(pp. 1–45).</w:t>
       </w:r>
     </w:p>
-    <w:bookmarkEnd w:id="111"/>
-    <w:bookmarkStart w:id="113" w:name="ref-Broeren2013"/>
+    <w:bookmarkEnd w:id="113"/>
+    <w:bookmarkStart w:id="115" w:name="ref-Broeren2013"/>
     <w:p>
       <w:pPr>
         <w:pStyle w:val="Bibliography"/>
@@ -5089,7 +5222,7 @@
       <w:r>
         <w:t xml:space="preserve"> </w:t>
       </w:r>
-      <w:hyperlink r:id="rId112">
+      <w:hyperlink r:id="rId114">
         <w:r>
           <w:rPr>
             <w:rStyle w:val="Hyperlink"/>
@@ -5098,8 +5231,8 @@
         </w:r>
       </w:hyperlink>
     </w:p>
-    <w:bookmarkEnd w:id="113"/>
-    <w:bookmarkStart w:id="115" w:name="ref-Burt2012"/>
+    <w:bookmarkEnd w:id="115"/>
+    <w:bookmarkStart w:id="117" w:name="ref-Burt2012"/>
     <w:p>
       <w:pPr>
         <w:pStyle w:val="Bibliography"/>
@@ -5136,7 +5269,7 @@
       <w:r>
         <w:t xml:space="preserve"> </w:t>
       </w:r>
-      <w:hyperlink r:id="rId114">
+      <w:hyperlink r:id="rId116">
         <w:r>
           <w:rPr>
             <w:rStyle w:val="Hyperlink"/>
@@ -5145,8 +5278,8 @@
         </w:r>
       </w:hyperlink>
     </w:p>
-    <w:bookmarkEnd w:id="115"/>
-    <w:bookmarkStart w:id="116" w:name="ref-Caspi2006"/>
+    <w:bookmarkEnd w:id="117"/>
+    <w:bookmarkStart w:id="118" w:name="ref-Caspi2006"/>
     <w:p>
       <w:pPr>
         <w:pStyle w:val="Bibliography"/>
@@ -5171,8 +5304,8 @@
         <w:t xml:space="preserve">(6th ed., Vol. 3, pp. 300–365). John Wiley &amp; Sons, Inc.</w:t>
       </w:r>
     </w:p>
-    <w:bookmarkEnd w:id="116"/>
-    <w:bookmarkStart w:id="118" w:name="ref-Chen2015"/>
+    <w:bookmarkEnd w:id="118"/>
+    <w:bookmarkStart w:id="120" w:name="ref-Chen2015"/>
     <w:p>
       <w:pPr>
         <w:pStyle w:val="Bibliography"/>
@@ -5209,7 +5342,7 @@
       <w:r>
         <w:t xml:space="preserve"> </w:t>
       </w:r>
-      <w:hyperlink r:id="rId117">
+      <w:hyperlink r:id="rId119">
         <w:r>
           <w:rPr>
             <w:rStyle w:val="Hyperlink"/>
@@ -5218,13 +5351,78 @@
         </w:r>
       </w:hyperlink>
     </w:p>
-    <w:bookmarkEnd w:id="118"/>
-    <w:bookmarkStart w:id="120" w:name="ref-Cicchetti2002"/>
+    <w:bookmarkEnd w:id="120"/>
+    <w:bookmarkStart w:id="122" w:name="ref-Chumlea2009"/>
     <w:p>
       <w:pPr>
         <w:pStyle w:val="Bibliography"/>
       </w:pPr>
       <w:r>
+        <w:t xml:space="preserve">Chumlea, W. M. C., Choh, A., Lee, M., Towne, B., Sherwood, R. J., Duren, D., Czerwinski, S., &amp; Siervogel, R. M. (2009). The first seriatim study into old age for weight, stature and</w:t>
+      </w:r>
+      <w:r>
+        <w:t xml:space="preserve"> </w:t>
+      </w:r>
+      <w:r>
+        <w:t xml:space="preserve">BMI</w:t>
+      </w:r>
+      <w:r>
+        <w:t xml:space="preserve">: The</w:t>
+      </w:r>
+      <w:r>
+        <w:t xml:space="preserve"> </w:t>
+      </w:r>
+      <w:r>
+        <w:t xml:space="preserve">Fels Longitudinal Study</w:t>
+      </w:r>
+      <w:r>
+        <w:t xml:space="preserve">.</w:t>
+      </w:r>
+      <w:r>
+        <w:t xml:space="preserve"> </w:t>
+      </w:r>
+      <w:r>
+        <w:rPr>
+          <w:i/>
+          <w:iCs/>
+        </w:rPr>
+        <w:t xml:space="preserve">The Journal of Nutrition, Health and Aging</w:t>
+      </w:r>
+      <w:r>
+        <w:t xml:space="preserve">,</w:t>
+      </w:r>
+      <w:r>
+        <w:t xml:space="preserve"> </w:t>
+      </w:r>
+      <w:r>
+        <w:rPr>
+          <w:i/>
+          <w:iCs/>
+        </w:rPr>
+        <w:t xml:space="preserve">13</w:t>
+      </w:r>
+      <w:r>
+        <w:t xml:space="preserve">(1), 3–5.</w:t>
+      </w:r>
+      <w:r>
+        <w:t xml:space="preserve"> </w:t>
+      </w:r>
+      <w:hyperlink r:id="rId121">
+        <w:r>
+          <w:rPr>
+            <w:rStyle w:val="Hyperlink"/>
+          </w:rPr>
+          <w:t xml:space="preserve">https://doi.org/10.1007/s12603-009-0001-5</w:t>
+        </w:r>
+      </w:hyperlink>
+    </w:p>
+    <w:bookmarkEnd w:id="122"/>
+    <w:bookmarkStart w:id="124" w:name="ref-Cicchetti2002"/>
+    <w:p>
+      <w:pPr>
+        <w:pStyle w:val="Bibliography"/>
+      </w:pPr>
+      <w:r>
         <w:t xml:space="preserve">Cicchetti, D., &amp; Rogosch, F. A. (2002). A developmental psychopathology perspective on adolescence.</w:t>
       </w:r>
       <w:r>
@@ -5256,7 +5454,7 @@
       <w:r>
         <w:t xml:space="preserve"> </w:t>
       </w:r>
-      <w:hyperlink r:id="rId119">
+      <w:hyperlink r:id="rId123">
         <w:r>
           <w:rPr>
             <w:rStyle w:val="Hyperlink"/>
@@ -5265,8 +5463,8 @@
         </w:r>
       </w:hyperlink>
     </w:p>
-    <w:bookmarkEnd w:id="120"/>
-    <w:bookmarkStart w:id="122" w:name="ref-Coghill2012"/>
+    <w:bookmarkEnd w:id="124"/>
+    <w:bookmarkStart w:id="126" w:name="ref-Coghill2012"/>
     <w:p>
       <w:pPr>
         <w:pStyle w:val="Bibliography"/>
@@ -5303,7 +5501,7 @@
       <w:r>
         <w:t xml:space="preserve"> </w:t>
       </w:r>
-      <w:hyperlink r:id="rId121">
+      <w:hyperlink r:id="rId125">
         <w:r>
           <w:rPr>
             <w:rStyle w:val="Hyperlink"/>
@@ -5312,8 +5510,8 @@
         </w:r>
       </w:hyperlink>
     </w:p>
-    <w:bookmarkEnd w:id="122"/>
-    <w:bookmarkStart w:id="124" w:name="ref-DeLosReyes2026"/>
+    <w:bookmarkEnd w:id="126"/>
+    <w:bookmarkStart w:id="128" w:name="ref-DeLosReyes2026"/>
     <w:p>
       <w:pPr>
         <w:pStyle w:val="Bibliography"/>
@@ -5362,7 +5560,7 @@
       <w:r>
         <w:t xml:space="preserve"> </w:t>
       </w:r>
-      <w:hyperlink r:id="rId123">
+      <w:hyperlink r:id="rId127">
         <w:r>
           <w:rPr>
             <w:rStyle w:val="Hyperlink"/>
@@ -5371,8 +5569,8 @@
         </w:r>
       </w:hyperlink>
     </w:p>
-    <w:bookmarkEnd w:id="124"/>
-    <w:bookmarkStart w:id="126" w:name="ref-Fairchild2013"/>
+    <w:bookmarkEnd w:id="128"/>
+    <w:bookmarkStart w:id="130" w:name="ref-Fairchild2013"/>
     <w:p>
       <w:pPr>
         <w:pStyle w:val="Bibliography"/>
@@ -5409,7 +5607,7 @@
       <w:r>
         <w:t xml:space="preserve"> </w:t>
       </w:r>
-      <w:hyperlink r:id="rId125">
+      <w:hyperlink r:id="rId129">
         <w:r>
           <w:rPr>
             <w:rStyle w:val="Hyperlink"/>
@@ -5418,8 +5616,8 @@
         </w:r>
       </w:hyperlink>
     </w:p>
-    <w:bookmarkEnd w:id="126"/>
-    <w:bookmarkStart w:id="128" w:name="ref-Forbes2016"/>
+    <w:bookmarkEnd w:id="130"/>
+    <w:bookmarkStart w:id="132" w:name="ref-Forbes2016"/>
     <w:p>
       <w:pPr>
         <w:pStyle w:val="Bibliography"/>
@@ -5456,7 +5654,7 @@
       <w:r>
         <w:t xml:space="preserve"> </w:t>
       </w:r>
-      <w:hyperlink r:id="rId127">
+      <w:hyperlink r:id="rId131">
         <w:r>
           <w:rPr>
             <w:rStyle w:val="Hyperlink"/>
@@ -5465,8 +5663,8 @@
         </w:r>
       </w:hyperlink>
     </w:p>
-    <w:bookmarkEnd w:id="128"/>
-    <w:bookmarkStart w:id="130" w:name="ref-Godoy2021"/>
+    <w:bookmarkEnd w:id="132"/>
+    <w:bookmarkStart w:id="134" w:name="ref-Godoy2021"/>
     <w:p>
       <w:pPr>
         <w:pStyle w:val="Bibliography"/>
@@ -5503,7 +5701,7 @@
       <w:r>
         <w:t xml:space="preserve"> </w:t>
       </w:r>
-      <w:hyperlink r:id="rId129">
+      <w:hyperlink r:id="rId133">
         <w:r>
           <w:rPr>
             <w:rStyle w:val="Hyperlink"/>
@@ -5512,8 +5710,8 @@
         </w:r>
       </w:hyperlink>
     </w:p>
-    <w:bookmarkEnd w:id="130"/>
-    <w:bookmarkStart w:id="132" w:name="ref-Haslam2012"/>
+    <w:bookmarkEnd w:id="134"/>
+    <w:bookmarkStart w:id="136" w:name="ref-Haslam2012"/>
     <w:p>
       <w:pPr>
         <w:pStyle w:val="Bibliography"/>
@@ -5550,7 +5748,7 @@
       <w:r>
         <w:t xml:space="preserve"> </w:t>
       </w:r>
-      <w:hyperlink r:id="rId131">
+      <w:hyperlink r:id="rId135">
         <w:r>
           <w:rPr>
             <w:rStyle w:val="Hyperlink"/>
@@ -5559,8 +5757,8 @@
         </w:r>
       </w:hyperlink>
     </w:p>
-    <w:bookmarkEnd w:id="132"/>
-    <w:bookmarkStart w:id="134" w:name="ref-Haslam2020"/>
+    <w:bookmarkEnd w:id="136"/>
+    <w:bookmarkStart w:id="138" w:name="ref-Haslam2020"/>
     <w:p>
       <w:pPr>
         <w:pStyle w:val="Bibliography"/>
@@ -5597,7 +5795,7 @@
       <w:r>
         <w:t xml:space="preserve"> </w:t>
       </w:r>
-      <w:hyperlink r:id="rId133">
+      <w:hyperlink r:id="rId137">
         <w:r>
           <w:rPr>
             <w:rStyle w:val="Hyperlink"/>
@@ -5606,8 +5804,8 @@
         </w:r>
       </w:hyperlink>
     </w:p>
-    <w:bookmarkEnd w:id="134"/>
-    <w:bookmarkStart w:id="136" w:name="ref-Insel2008"/>
+    <w:bookmarkEnd w:id="138"/>
+    <w:bookmarkStart w:id="140" w:name="ref-Insel2008"/>
     <w:p>
       <w:pPr>
         <w:pStyle w:val="Bibliography"/>
@@ -5644,7 +5842,7 @@
       <w:r>
         <w:t xml:space="preserve"> </w:t>
       </w:r>
-      <w:hyperlink r:id="rId135">
+      <w:hyperlink r:id="rId139">
         <w:r>
           <w:rPr>
             <w:rStyle w:val="Hyperlink"/>
@@ -5653,8 +5851,8 @@
         </w:r>
       </w:hyperlink>
     </w:p>
-    <w:bookmarkEnd w:id="136"/>
-    <w:bookmarkStart w:id="138" w:name="ref-Kaat2019"/>
+    <w:bookmarkEnd w:id="140"/>
+    <w:bookmarkStart w:id="142" w:name="ref-Kaat2019"/>
     <w:p>
       <w:pPr>
         <w:pStyle w:val="Bibliography"/>
@@ -5691,7 +5889,7 @@
       <w:r>
         <w:t xml:space="preserve"> </w:t>
       </w:r>
-      <w:hyperlink r:id="rId137">
+      <w:hyperlink r:id="rId141">
         <w:r>
           <w:rPr>
             <w:rStyle w:val="Hyperlink"/>
@@ -5700,8 +5898,8 @@
         </w:r>
       </w:hyperlink>
     </w:p>
-    <w:bookmarkEnd w:id="138"/>
-    <w:bookmarkStart w:id="140" w:name="ref-Kliem2018"/>
+    <w:bookmarkEnd w:id="142"/>
+    <w:bookmarkStart w:id="144" w:name="ref-Kliem2018"/>
     <w:p>
       <w:pPr>
         <w:pStyle w:val="Bibliography"/>
@@ -5738,7 +5936,7 @@
       <w:r>
         <w:t xml:space="preserve"> </w:t>
       </w:r>
-      <w:hyperlink r:id="rId139">
+      <w:hyperlink r:id="rId143">
         <w:r>
           <w:rPr>
             <w:rStyle w:val="Hyperlink"/>
@@ -5747,8 +5945,8 @@
         </w:r>
       </w:hyperlink>
     </w:p>
-    <w:bookmarkEnd w:id="140"/>
-    <w:bookmarkStart w:id="142" w:name="ref-Kliem2022"/>
+    <w:bookmarkEnd w:id="144"/>
+    <w:bookmarkStart w:id="146" w:name="ref-Kliem2022"/>
     <w:p>
       <w:pPr>
         <w:pStyle w:val="Bibliography"/>
@@ -5785,7 +5983,7 @@
       <w:r>
         <w:t xml:space="preserve"> </w:t>
       </w:r>
-      <w:hyperlink r:id="rId141">
+      <w:hyperlink r:id="rId145">
         <w:r>
           <w:rPr>
             <w:rStyle w:val="Hyperlink"/>
@@ -5794,8 +5992,8 @@
         </w:r>
       </w:hyperlink>
     </w:p>
-    <w:bookmarkEnd w:id="142"/>
-    <w:bookmarkStart w:id="144" w:name="ref-Kotov2017"/>
+    <w:bookmarkEnd w:id="146"/>
+    <w:bookmarkStart w:id="148" w:name="ref-Kotov2017"/>
     <w:p>
       <w:pPr>
         <w:pStyle w:val="Bibliography"/>
@@ -5838,7 +6036,7 @@
       <w:r>
         <w:t xml:space="preserve"> </w:t>
       </w:r>
-      <w:hyperlink r:id="rId143">
+      <w:hyperlink r:id="rId147">
         <w:r>
           <w:rPr>
             <w:rStyle w:val="Hyperlink"/>
@@ -5847,8 +6045,8 @@
         </w:r>
       </w:hyperlink>
     </w:p>
-    <w:bookmarkEnd w:id="144"/>
-    <w:bookmarkStart w:id="146" w:name="ref-Krueger2016"/>
+    <w:bookmarkEnd w:id="148"/>
+    <w:bookmarkStart w:id="150" w:name="ref-Krueger2016"/>
     <w:p>
       <w:pPr>
         <w:pStyle w:val="Bibliography"/>
@@ -5885,7 +6083,7 @@
       <w:r>
         <w:t xml:space="preserve"> </w:t>
       </w:r>
-      <w:hyperlink r:id="rId145">
+      <w:hyperlink r:id="rId149">
         <w:r>
           <w:rPr>
             <w:rStyle w:val="Hyperlink"/>
@@ -5894,8 +6092,8 @@
         </w:r>
       </w:hyperlink>
     </w:p>
-    <w:bookmarkEnd w:id="146"/>
-    <w:bookmarkStart w:id="148" w:name="ref-Krueger2021"/>
+    <w:bookmarkEnd w:id="150"/>
+    <w:bookmarkStart w:id="152" w:name="ref-Krueger2021"/>
     <w:p>
       <w:pPr>
         <w:pStyle w:val="Bibliography"/>
@@ -5947,7 +6145,7 @@
       <w:r>
         <w:t xml:space="preserve"> </w:t>
       </w:r>
-      <w:hyperlink r:id="rId147">
+      <w:hyperlink r:id="rId151">
         <w:r>
           <w:rPr>
             <w:rStyle w:val="Hyperlink"/>
@@ -5956,8 +6154,8 @@
         </w:r>
       </w:hyperlink>
     </w:p>
-    <w:bookmarkEnd w:id="148"/>
-    <w:bookmarkStart w:id="150" w:name="ref-Krueger2011"/>
+    <w:bookmarkEnd w:id="152"/>
+    <w:bookmarkStart w:id="154" w:name="ref-Krueger2011"/>
     <w:p>
       <w:pPr>
         <w:pStyle w:val="Bibliography"/>
@@ -5994,7 +6192,7 @@
       <w:r>
         <w:t xml:space="preserve"> </w:t>
       </w:r>
-      <w:hyperlink r:id="rId149">
+      <w:hyperlink r:id="rId153">
         <w:r>
           <w:rPr>
             <w:rStyle w:val="Hyperlink"/>
@@ -6003,8 +6201,8 @@
         </w:r>
       </w:hyperlink>
     </w:p>
-    <w:bookmarkEnd w:id="150"/>
-    <w:bookmarkStart w:id="152" w:name="ref-Krueger2007"/>
+    <w:bookmarkEnd w:id="154"/>
+    <w:bookmarkStart w:id="156" w:name="ref-Krueger2007"/>
     <w:p>
       <w:pPr>
         <w:pStyle w:val="Bibliography"/>
@@ -6041,7 +6239,7 @@
       <w:r>
         <w:t xml:space="preserve"> </w:t>
       </w:r>
-      <w:hyperlink r:id="rId151">
+      <w:hyperlink r:id="rId155">
         <w:r>
           <w:rPr>
             <w:rStyle w:val="Hyperlink"/>
@@ -6050,8 +6248,8 @@
         </w:r>
       </w:hyperlink>
     </w:p>
-    <w:bookmarkEnd w:id="152"/>
-    <w:bookmarkStart w:id="154" w:name="ref-Krueger2005"/>
+    <w:bookmarkEnd w:id="156"/>
+    <w:bookmarkStart w:id="158" w:name="ref-Krueger2005"/>
     <w:p>
       <w:pPr>
         <w:pStyle w:val="Bibliography"/>
@@ -6088,7 +6286,7 @@
       <w:r>
         <w:t xml:space="preserve"> </w:t>
       </w:r>
-      <w:hyperlink r:id="rId153">
+      <w:hyperlink r:id="rId157">
         <w:r>
           <w:rPr>
             <w:rStyle w:val="Hyperlink"/>
@@ -6097,8 +6295,8 @@
         </w:r>
       </w:hyperlink>
     </w:p>
-    <w:bookmarkEnd w:id="154"/>
-    <w:bookmarkStart w:id="156" w:name="ref-Krueger2004"/>
+    <w:bookmarkEnd w:id="158"/>
+    <w:bookmarkStart w:id="160" w:name="ref-Krueger2004"/>
     <w:p>
       <w:pPr>
         <w:pStyle w:val="Bibliography"/>
@@ -6138,7 +6336,7 @@
       <w:r>
         <w:t xml:space="preserve"> </w:t>
       </w:r>
-      <w:hyperlink r:id="rId155">
+      <w:hyperlink r:id="rId159">
         <w:r>
           <w:rPr>
             <w:rStyle w:val="Hyperlink"/>
@@ -6147,8 +6345,8 @@
         </w:r>
       </w:hyperlink>
     </w:p>
-    <w:bookmarkEnd w:id="156"/>
-    <w:bookmarkStart w:id="158" w:name="ref-Krueger2002"/>
+    <w:bookmarkEnd w:id="160"/>
+    <w:bookmarkStart w:id="162" w:name="ref-Krueger2002"/>
     <w:p>
       <w:pPr>
         <w:pStyle w:val="Bibliography"/>
@@ -6185,7 +6383,7 @@
       <w:r>
         <w:t xml:space="preserve"> </w:t>
       </w:r>
-      <w:hyperlink r:id="rId157">
+      <w:hyperlink r:id="rId161">
         <w:r>
           <w:rPr>
             <w:rStyle w:val="Hyperlink"/>
@@ -6194,8 +6392,8 @@
         </w:r>
       </w:hyperlink>
     </w:p>
-    <w:bookmarkEnd w:id="158"/>
-    <w:bookmarkStart w:id="160" w:name="ref-Markon2011"/>
+    <w:bookmarkEnd w:id="162"/>
+    <w:bookmarkStart w:id="164" w:name="ref-Markon2011"/>
     <w:p>
       <w:pPr>
         <w:pStyle w:val="Bibliography"/>
@@ -6232,7 +6430,7 @@
       <w:r>
         <w:t xml:space="preserve"> </w:t>
       </w:r>
-      <w:hyperlink r:id="rId159">
+      <w:hyperlink r:id="rId163">
         <w:r>
           <w:rPr>
             <w:rStyle w:val="Hyperlink"/>
@@ -6241,8 +6439,8 @@
         </w:r>
       </w:hyperlink>
     </w:p>
-    <w:bookmarkEnd w:id="160"/>
-    <w:bookmarkStart w:id="162" w:name="ref-Markon2005"/>
+    <w:bookmarkEnd w:id="164"/>
+    <w:bookmarkStart w:id="166" w:name="ref-Markon2005"/>
     <w:p>
       <w:pPr>
         <w:pStyle w:val="Bibliography"/>
@@ -6279,7 +6477,7 @@
       <w:r>
         <w:t xml:space="preserve"> </w:t>
       </w:r>
-      <w:hyperlink r:id="rId161">
+      <w:hyperlink r:id="rId165">
         <w:r>
           <w:rPr>
             <w:rStyle w:val="Hyperlink"/>
@@ -6288,8 +6486,8 @@
         </w:r>
       </w:hyperlink>
     </w:p>
-    <w:bookmarkEnd w:id="162"/>
-    <w:bookmarkStart w:id="164" w:name="ref-Miller2009"/>
+    <w:bookmarkEnd w:id="166"/>
+    <w:bookmarkStart w:id="168" w:name="ref-Miller2009"/>
     <w:p>
       <w:pPr>
         <w:pStyle w:val="Bibliography"/>
@@ -6326,7 +6524,7 @@
       <w:r>
         <w:t xml:space="preserve"> </w:t>
       </w:r>
-      <w:hyperlink r:id="rId163">
+      <w:hyperlink r:id="rId167">
         <w:r>
           <w:rPr>
             <w:rStyle w:val="Hyperlink"/>
@@ -6335,8 +6533,8 @@
         </w:r>
       </w:hyperlink>
     </w:p>
-    <w:bookmarkEnd w:id="164"/>
-    <w:bookmarkStart w:id="166" w:name="ref-Moffitt1993"/>
+    <w:bookmarkEnd w:id="168"/>
+    <w:bookmarkStart w:id="170" w:name="ref-Moffitt1993"/>
     <w:p>
       <w:pPr>
         <w:pStyle w:val="Bibliography"/>
@@ -6373,7 +6571,7 @@
       <w:r>
         <w:t xml:space="preserve"> </w:t>
       </w:r>
-      <w:hyperlink r:id="rId165">
+      <w:hyperlink r:id="rId169">
         <w:r>
           <w:rPr>
             <w:rStyle w:val="Hyperlink"/>
@@ -6382,8 +6580,8 @@
         </w:r>
       </w:hyperlink>
     </w:p>
-    <w:bookmarkEnd w:id="166"/>
-    <w:bookmarkStart w:id="168" w:name="ref-Odgers2008"/>
+    <w:bookmarkEnd w:id="170"/>
+    <w:bookmarkStart w:id="172" w:name="ref-Odgers2008"/>
     <w:p>
       <w:pPr>
         <w:pStyle w:val="Bibliography"/>
@@ -6420,7 +6618,7 @@
       <w:r>
         <w:t xml:space="preserve"> </w:t>
       </w:r>
-      <w:hyperlink r:id="rId167">
+      <w:hyperlink r:id="rId171">
         <w:r>
           <w:rPr>
             <w:rStyle w:val="Hyperlink"/>
@@ -6429,8 +6627,8 @@
         </w:r>
       </w:hyperlink>
     </w:p>
-    <w:bookmarkEnd w:id="168"/>
-    <w:bookmarkStart w:id="170" w:name="ref-Paalman2013"/>
+    <w:bookmarkEnd w:id="172"/>
+    <w:bookmarkStart w:id="174" w:name="ref-Paalman2013"/>
     <w:p>
       <w:pPr>
         <w:pStyle w:val="Bibliography"/>
@@ -6467,7 +6665,7 @@
       <w:r>
         <w:t xml:space="preserve"> </w:t>
       </w:r>
-      <w:hyperlink r:id="rId169">
+      <w:hyperlink r:id="rId173">
         <w:r>
           <w:rPr>
             <w:rStyle w:val="Hyperlink"/>
@@ -6476,8 +6674,8 @@
         </w:r>
       </w:hyperlink>
     </w:p>
-    <w:bookmarkEnd w:id="170"/>
-    <w:bookmarkStart w:id="172" w:name="ref-Patterson1993"/>
+    <w:bookmarkEnd w:id="174"/>
+    <w:bookmarkStart w:id="176" w:name="ref-Patterson1993"/>
     <w:p>
       <w:pPr>
         <w:pStyle w:val="Bibliography"/>
@@ -6514,7 +6712,7 @@
       <w:r>
         <w:t xml:space="preserve"> </w:t>
       </w:r>
-      <w:hyperlink r:id="rId171">
+      <w:hyperlink r:id="rId175">
         <w:r>
           <w:rPr>
             <w:rStyle w:val="Hyperlink"/>
@@ -6523,8 +6721,8 @@
         </w:r>
       </w:hyperlink>
     </w:p>
-    <w:bookmarkEnd w:id="172"/>
-    <w:bookmarkStart w:id="174" w:name="ref-Pavlovich2026"/>
+    <w:bookmarkEnd w:id="176"/>
+    <w:bookmarkStart w:id="178" w:name="ref-Pavlovich2026"/>
     <w:p>
       <w:pPr>
         <w:pStyle w:val="Bibliography"/>
@@ -6561,7 +6759,7 @@
       <w:r>
         <w:t xml:space="preserve"> </w:t>
       </w:r>
-      <w:hyperlink r:id="rId173">
+      <w:hyperlink r:id="rId177">
         <w:r>
           <w:rPr>
             <w:rStyle w:val="Hyperlink"/>
@@ -6570,8 +6768,8 @@
         </w:r>
       </w:hyperlink>
     </w:p>
-    <w:bookmarkEnd w:id="174"/>
-    <w:bookmarkStart w:id="176" w:name="ref-Petersen2024"/>
+    <w:bookmarkEnd w:id="178"/>
+    <w:bookmarkStart w:id="180" w:name="ref-Petersen2024"/>
     <w:p>
       <w:pPr>
         <w:pStyle w:val="Bibliography"/>
@@ -6608,7 +6806,7 @@
       <w:r>
         <w:t xml:space="preserve"> </w:t>
       </w:r>
-      <w:hyperlink r:id="rId175">
+      <w:hyperlink r:id="rId179">
         <w:r>
           <w:rPr>
             <w:rStyle w:val="Hyperlink"/>
@@ -6617,8 +6815,8 @@
         </w:r>
       </w:hyperlink>
     </w:p>
-    <w:bookmarkEnd w:id="176"/>
-    <w:bookmarkStart w:id="177" w:name="ref-Petersen2015"/>
+    <w:bookmarkEnd w:id="180"/>
+    <w:bookmarkStart w:id="181" w:name="ref-Petersen2015"/>
     <w:p>
       <w:pPr>
         <w:pStyle w:val="Bibliography"/>
@@ -6664,8 +6862,8 @@
         </w:r>
       </w:hyperlink>
     </w:p>
-    <w:bookmarkEnd w:id="177"/>
-    <w:bookmarkStart w:id="179" w:name="ref-Petersen2020"/>
+    <w:bookmarkEnd w:id="181"/>
+    <w:bookmarkStart w:id="183" w:name="ref-Petersen2020"/>
     <w:p>
       <w:pPr>
         <w:pStyle w:val="Bibliography"/>
@@ -6702,7 +6900,7 @@
       <w:r>
         <w:t xml:space="preserve"> </w:t>
       </w:r>
-      <w:hyperlink r:id="rId178">
+      <w:hyperlink r:id="rId182">
         <w:r>
           <w:rPr>
             <w:rStyle w:val="Hyperlink"/>
@@ -6711,8 +6909,8 @@
         </w:r>
       </w:hyperlink>
     </w:p>
-    <w:bookmarkEnd w:id="179"/>
-    <w:bookmarkStart w:id="180" w:name="ref-Petersen2026"/>
+    <w:bookmarkEnd w:id="183"/>
+    <w:bookmarkStart w:id="184" w:name="ref-Petersen2026"/>
     <w:p>
       <w:pPr>
         <w:pStyle w:val="Bibliography"/>
@@ -6749,7 +6947,7 @@
       <w:r>
         <w:t xml:space="preserve"> </w:t>
       </w:r>
-      <w:hyperlink r:id="rId74">
+      <w:hyperlink r:id="rId76">
         <w:r>
           <w:rPr>
             <w:rStyle w:val="Hyperlink"/>
@@ -6758,8 +6956,8 @@
         </w:r>
       </w:hyperlink>
     </w:p>
-    <w:bookmarkEnd w:id="180"/>
-    <w:bookmarkStart w:id="182" w:name="ref-Petersen2021"/>
+    <w:bookmarkEnd w:id="184"/>
+    <w:bookmarkStart w:id="186" w:name="ref-Petersen2021"/>
     <w:p>
       <w:pPr>
         <w:pStyle w:val="Bibliography"/>
@@ -6796,7 +6994,7 @@
       <w:r>
         <w:t xml:space="preserve"> </w:t>
       </w:r>
-      <w:hyperlink r:id="rId181">
+      <w:hyperlink r:id="rId185">
         <w:r>
           <w:rPr>
             <w:rStyle w:val="Hyperlink"/>
@@ -6805,8 +7003,8 @@
         </w:r>
       </w:hyperlink>
     </w:p>
-    <w:bookmarkEnd w:id="182"/>
-    <w:bookmarkStart w:id="184" w:name="ref-Petersen2018"/>
+    <w:bookmarkEnd w:id="186"/>
+    <w:bookmarkStart w:id="188" w:name="ref-Petersen2018"/>
     <w:p>
       <w:pPr>
         <w:pStyle w:val="Bibliography"/>
@@ -6843,7 +7041,7 @@
       <w:r>
         <w:t xml:space="preserve"> </w:t>
       </w:r>
-      <w:hyperlink r:id="rId183">
+      <w:hyperlink r:id="rId187">
         <w:r>
           <w:rPr>
             <w:rStyle w:val="Hyperlink"/>
@@ -6852,13 +7050,64 @@
         </w:r>
       </w:hyperlink>
     </w:p>
-    <w:bookmarkEnd w:id="184"/>
-    <w:bookmarkStart w:id="186" w:name="ref-Rutter2006"/>
+    <w:bookmarkEnd w:id="188"/>
+    <w:bookmarkStart w:id="189" w:name="ref-Roche1992"/>
     <w:p>
       <w:pPr>
         <w:pStyle w:val="Bibliography"/>
       </w:pPr>
       <w:r>
+        <w:t xml:space="preserve">Roche, A. F. (1992).</w:t>
+      </w:r>
+      <w:r>
+        <w:t xml:space="preserve"> </w:t>
+      </w:r>
+      <w:r>
+        <w:rPr>
+          <w:i/>
+          <w:iCs/>
+        </w:rPr>
+        <w:t xml:space="preserve">Growth, maturation, and body composition: The</w:t>
+      </w:r>
+      <w:r>
+        <w:rPr>
+          <w:i/>
+          <w:iCs/>
+        </w:rPr>
+        <w:t xml:space="preserve"> </w:t>
+      </w:r>
+      <w:r>
+        <w:rPr>
+          <w:i/>
+          <w:iCs/>
+        </w:rPr>
+        <w:t xml:space="preserve">Fels Longitudinal Study</w:t>
+      </w:r>
+      <w:r>
+        <w:rPr>
+          <w:i/>
+          <w:iCs/>
+        </w:rPr>
+        <w:t xml:space="preserve"> </w:t>
+      </w:r>
+      <w:r>
+        <w:rPr>
+          <w:i/>
+          <w:iCs/>
+        </w:rPr>
+        <w:t xml:space="preserve">1929–1991</w:t>
+      </w:r>
+      <w:r>
+        <w:t xml:space="preserve">. Cambridge University Press.</w:t>
+      </w:r>
+    </w:p>
+    <w:bookmarkEnd w:id="189"/>
+    <w:bookmarkStart w:id="191" w:name="ref-Rutter2006"/>
+    <w:p>
+      <w:pPr>
+        <w:pStyle w:val="Bibliography"/>
+      </w:pPr>
+      <w:r>
         <w:t xml:space="preserve">Rutter, M., Kim-Cohen, J., &amp; Maughan, B. (2006). Continuities and discontinuities in psychopathology between childhood and adult life.</w:t>
       </w:r>
       <w:r>
@@ -6890,7 +7139,7 @@
       <w:r>
         <w:t xml:space="preserve"> </w:t>
       </w:r>
-      <w:hyperlink r:id="rId185">
+      <w:hyperlink r:id="rId190">
         <w:r>
           <w:rPr>
             <w:rStyle w:val="Hyperlink"/>
@@ -6899,8 +7148,8 @@
         </w:r>
       </w:hyperlink>
     </w:p>
-    <w:bookmarkEnd w:id="186"/>
-    <w:bookmarkStart w:id="188" w:name="ref-Schaeffer1991"/>
+    <w:bookmarkEnd w:id="191"/>
+    <w:bookmarkStart w:id="193" w:name="ref-Schaeffer1991"/>
     <w:p>
       <w:pPr>
         <w:pStyle w:val="Bibliography"/>
@@ -6937,7 +7186,7 @@
       <w:r>
         <w:t xml:space="preserve"> </w:t>
       </w:r>
-      <w:hyperlink r:id="rId187">
+      <w:hyperlink r:id="rId192">
         <w:r>
           <w:rPr>
             <w:rStyle w:val="Hyperlink"/>
@@ -6946,8 +7195,8 @@
         </w:r>
       </w:hyperlink>
     </w:p>
-    <w:bookmarkEnd w:id="188"/>
-    <w:bookmarkStart w:id="190" w:name="ref-Schwarz1999"/>
+    <w:bookmarkEnd w:id="193"/>
+    <w:bookmarkStart w:id="195" w:name="ref-Schwarz1999"/>
     <w:p>
       <w:pPr>
         <w:pStyle w:val="Bibliography"/>
@@ -6984,7 +7233,7 @@
       <w:r>
         <w:t xml:space="preserve"> </w:t>
       </w:r>
-      <w:hyperlink r:id="rId189">
+      <w:hyperlink r:id="rId194">
         <w:r>
           <w:rPr>
             <w:rStyle w:val="Hyperlink"/>
@@ -6993,8 +7242,8 @@
         </w:r>
       </w:hyperlink>
     </w:p>
-    <w:bookmarkEnd w:id="190"/>
-    <w:bookmarkStart w:id="192" w:name="ref-Sellbom2016"/>
+    <w:bookmarkEnd w:id="195"/>
+    <w:bookmarkStart w:id="197" w:name="ref-Sellbom2016"/>
     <w:p>
       <w:pPr>
         <w:pStyle w:val="Bibliography"/>
@@ -7031,7 +7280,7 @@
       <w:r>
         <w:t xml:space="preserve"> </w:t>
       </w:r>
-      <w:hyperlink r:id="rId191">
+      <w:hyperlink r:id="rId196">
         <w:r>
           <w:rPr>
             <w:rStyle w:val="Hyperlink"/>
@@ -7040,8 +7289,8 @@
         </w:r>
       </w:hyperlink>
     </w:p>
-    <w:bookmarkEnd w:id="192"/>
-    <w:bookmarkStart w:id="193" w:name="ref-Sivertsson2024"/>
+    <w:bookmarkEnd w:id="197"/>
+    <w:bookmarkStart w:id="198" w:name="ref-Sivertsson2024"/>
     <w:p>
       <w:pPr>
         <w:pStyle w:val="Bibliography"/>
@@ -7099,8 +7348,8 @@
         </w:r>
       </w:hyperlink>
     </w:p>
-    <w:bookmarkEnd w:id="193"/>
-    <w:bookmarkStart w:id="194" w:name="ref-Sroufe2016"/>
+    <w:bookmarkEnd w:id="198"/>
+    <w:bookmarkStart w:id="199" w:name="ref-Sroufe2016"/>
     <w:p>
       <w:pPr>
         <w:pStyle w:val="Bibliography"/>
@@ -7125,8 +7374,8 @@
         <w:t xml:space="preserve">(Vol. 3, pp. 997–1011). Guilford.</w:t>
       </w:r>
     </w:p>
-    <w:bookmarkEnd w:id="194"/>
-    <w:bookmarkStart w:id="196" w:name="ref-Steffensmeier2025"/>
+    <w:bookmarkEnd w:id="199"/>
+    <w:bookmarkStart w:id="201" w:name="ref-Steffensmeier2025"/>
     <w:p>
       <w:pPr>
         <w:pStyle w:val="Bibliography"/>
@@ -7163,7 +7412,7 @@
       <w:r>
         <w:t xml:space="preserve"> </w:t>
       </w:r>
-      <w:hyperlink r:id="rId195">
+      <w:hyperlink r:id="rId200">
         <w:r>
           <w:rPr>
             <w:rStyle w:val="Hyperlink"/>
@@ -7172,8 +7421,8 @@
         </w:r>
       </w:hyperlink>
     </w:p>
-    <w:bookmarkEnd w:id="196"/>
-    <w:bookmarkStart w:id="198" w:name="ref-Sterba2007"/>
+    <w:bookmarkEnd w:id="201"/>
+    <w:bookmarkStart w:id="203" w:name="ref-Sterba2007"/>
     <w:p>
       <w:pPr>
         <w:pStyle w:val="Bibliography"/>
@@ -7210,7 +7459,7 @@
       <w:r>
         <w:t xml:space="preserve"> </w:t>
       </w:r>
-      <w:hyperlink r:id="rId197">
+      <w:hyperlink r:id="rId202">
         <w:r>
           <w:rPr>
             <w:rStyle w:val="Hyperlink"/>
@@ -7219,8 +7468,8 @@
         </w:r>
       </w:hyperlink>
     </w:p>
-    <w:bookmarkEnd w:id="198"/>
-    <w:bookmarkStart w:id="200" w:name="ref-Tackett2022"/>
+    <w:bookmarkEnd w:id="203"/>
+    <w:bookmarkStart w:id="205" w:name="ref-Tackett2022"/>
     <w:p>
       <w:pPr>
         <w:pStyle w:val="Bibliography"/>
@@ -7257,7 +7506,7 @@
       <w:r>
         <w:t xml:space="preserve"> </w:t>
       </w:r>
-      <w:hyperlink r:id="rId199">
+      <w:hyperlink r:id="rId204">
         <w:r>
           <w:rPr>
             <w:rStyle w:val="Hyperlink"/>
@@ -7266,8 +7515,8 @@
         </w:r>
       </w:hyperlink>
     </w:p>
-    <w:bookmarkEnd w:id="200"/>
-    <w:bookmarkStart w:id="202" w:name="ref-Tiego2023"/>
+    <w:bookmarkEnd w:id="205"/>
+    <w:bookmarkStart w:id="207" w:name="ref-Tiego2023"/>
     <w:p>
       <w:pPr>
         <w:pStyle w:val="Bibliography"/>
@@ -7307,7 +7556,7 @@
       <w:r>
         <w:t xml:space="preserve"> </w:t>
       </w:r>
-      <w:hyperlink r:id="rId201">
+      <w:hyperlink r:id="rId206">
         <w:r>
           <w:rPr>
             <w:rStyle w:val="Hyperlink"/>
@@ -7316,8 +7565,8 @@
         </w:r>
       </w:hyperlink>
     </w:p>
-    <w:bookmarkEnd w:id="202"/>
-    <w:bookmarkStart w:id="204" w:name="ref-Wakschlag2014"/>
+    <w:bookmarkEnd w:id="207"/>
+    <w:bookmarkStart w:id="209" w:name="ref-Wakschlag2014"/>
     <w:p>
       <w:pPr>
         <w:pStyle w:val="Bibliography"/>
@@ -7354,7 +7603,7 @@
       <w:r>
         <w:t xml:space="preserve"> </w:t>
       </w:r>
-      <w:hyperlink r:id="rId203">
+      <w:hyperlink r:id="rId208">
         <w:r>
           <w:rPr>
             <w:rStyle w:val="Hyperlink"/>
@@ -7363,8 +7612,8 @@
         </w:r>
       </w:hyperlink>
     </w:p>
-    <w:bookmarkEnd w:id="204"/>
-    <w:bookmarkStart w:id="206" w:name="ref-Wakschlag2019"/>
+    <w:bookmarkEnd w:id="209"/>
+    <w:bookmarkStart w:id="211" w:name="ref-Wakschlag2019"/>
     <w:p>
       <w:pPr>
         <w:pStyle w:val="Bibliography"/>
@@ -7401,7 +7650,7 @@
       <w:r>
         <w:t xml:space="preserve"> </w:t>
       </w:r>
-      <w:hyperlink r:id="rId205">
+      <w:hyperlink r:id="rId210">
         <w:r>
           <w:rPr>
             <w:rStyle w:val="Hyperlink"/>
@@ -7410,8 +7659,8 @@
         </w:r>
       </w:hyperlink>
     </w:p>
-    <w:bookmarkEnd w:id="206"/>
-    <w:bookmarkStart w:id="208" w:name="ref-Walters2011"/>
+    <w:bookmarkEnd w:id="211"/>
+    <w:bookmarkStart w:id="213" w:name="ref-Walters2011"/>
     <w:p>
       <w:pPr>
         <w:pStyle w:val="Bibliography"/>
@@ -7448,7 +7697,7 @@
       <w:r>
         <w:t xml:space="preserve"> </w:t>
       </w:r>
-      <w:hyperlink r:id="rId207">
+      <w:hyperlink r:id="rId212">
         <w:r>
           <w:rPr>
             <w:rStyle w:val="Hyperlink"/>
@@ -7457,8 +7706,8 @@
         </w:r>
       </w:hyperlink>
     </w:p>
-    <w:bookmarkEnd w:id="208"/>
-    <w:bookmarkStart w:id="210" w:name="ref-Walters2012"/>
+    <w:bookmarkEnd w:id="213"/>
+    <w:bookmarkStart w:id="215" w:name="ref-Walters2012"/>
     <w:p>
       <w:pPr>
         <w:pStyle w:val="Bibliography"/>
@@ -7495,7 +7744,7 @@
       <w:r>
         <w:t xml:space="preserve"> </w:t>
       </w:r>
-      <w:hyperlink r:id="rId209">
+      <w:hyperlink r:id="rId214">
         <w:r>
           <w:rPr>
             <w:rStyle w:val="Hyperlink"/>
@@ -7504,8 +7753,8 @@
         </w:r>
       </w:hyperlink>
     </w:p>
-    <w:bookmarkEnd w:id="210"/>
-    <w:bookmarkStart w:id="212" w:name="ref-Walters2014"/>
+    <w:bookmarkEnd w:id="215"/>
+    <w:bookmarkStart w:id="217" w:name="ref-Walters2014"/>
     <w:p>
       <w:pPr>
         <w:pStyle w:val="Bibliography"/>
@@ -7542,7 +7791,7 @@
       <w:r>
         <w:t xml:space="preserve"> </w:t>
       </w:r>
-      <w:hyperlink r:id="rId211">
+      <w:hyperlink r:id="rId216">
         <w:r>
           <w:rPr>
             <w:rStyle w:val="Hyperlink"/>
@@ -7551,8 +7800,8 @@
         </w:r>
       </w:hyperlink>
     </w:p>
-    <w:bookmarkEnd w:id="212"/>
-    <w:bookmarkStart w:id="214" w:name="ref-Walters2015"/>
+    <w:bookmarkEnd w:id="217"/>
+    <w:bookmarkStart w:id="219" w:name="ref-Walters2015"/>
     <w:p>
       <w:pPr>
         <w:pStyle w:val="Bibliography"/>
@@ -7589,7 +7838,7 @@
       <w:r>
         <w:t xml:space="preserve"> </w:t>
       </w:r>
-      <w:hyperlink r:id="rId213">
+      <w:hyperlink r:id="rId218">
         <w:r>
           <w:rPr>
             <w:rStyle w:val="Hyperlink"/>
@@ -7598,8 +7847,8 @@
         </w:r>
       </w:hyperlink>
     </w:p>
-    <w:bookmarkEnd w:id="214"/>
-    <w:bookmarkStart w:id="216" w:name="ref-Walters2013"/>
+    <w:bookmarkEnd w:id="219"/>
+    <w:bookmarkStart w:id="221" w:name="ref-Walters2013"/>
     <w:p>
       <w:pPr>
         <w:pStyle w:val="Bibliography"/>
@@ -7636,7 +7885,7 @@
       <w:r>
         <w:t xml:space="preserve"> </w:t>
       </w:r>
-      <w:hyperlink r:id="rId215">
+      <w:hyperlink r:id="rId220">
         <w:r>
           <w:rPr>
             <w:rStyle w:val="Hyperlink"/>
@@ -7645,8 +7894,8 @@
         </w:r>
       </w:hyperlink>
     </w:p>
-    <w:bookmarkEnd w:id="216"/>
-    <w:bookmarkStart w:id="218" w:name="ref-Walton2011"/>
+    <w:bookmarkEnd w:id="221"/>
+    <w:bookmarkStart w:id="223" w:name="ref-Walton2011"/>
     <w:p>
       <w:pPr>
         <w:pStyle w:val="Bibliography"/>
@@ -7683,7 +7932,7 @@
       <w:r>
         <w:t xml:space="preserve"> </w:t>
       </w:r>
-      <w:hyperlink r:id="rId217">
+      <w:hyperlink r:id="rId222">
         <w:r>
           <w:rPr>
             <w:rStyle w:val="Hyperlink"/>
@@ -7692,8 +7941,8 @@
         </w:r>
       </w:hyperlink>
     </w:p>
-    <w:bookmarkEnd w:id="218"/>
-    <w:bookmarkStart w:id="220" w:name="ref-Weems2008"/>
+    <w:bookmarkEnd w:id="223"/>
+    <w:bookmarkStart w:id="225" w:name="ref-Weems2008"/>
     <w:p>
       <w:pPr>
         <w:pStyle w:val="Bibliography"/>
@@ -7730,7 +7979,7 @@
       <w:r>
         <w:t xml:space="preserve"> </w:t>
       </w:r>
-      <w:hyperlink r:id="rId219">
+      <w:hyperlink r:id="rId224">
         <w:r>
           <w:rPr>
             <w:rStyle w:val="Hyperlink"/>
@@ -7739,8 +7988,8 @@
         </w:r>
       </w:hyperlink>
     </w:p>
-    <w:bookmarkEnd w:id="220"/>
-    <w:bookmarkStart w:id="222" w:name="ref-Weiss2003"/>
+    <w:bookmarkEnd w:id="225"/>
+    <w:bookmarkStart w:id="227" w:name="ref-Weiss2003"/>
     <w:p>
       <w:pPr>
         <w:pStyle w:val="Bibliography"/>
@@ -7777,7 +8026,7 @@
       <w:r>
         <w:t xml:space="preserve"> </w:t>
       </w:r>
-      <w:hyperlink r:id="rId221">
+      <w:hyperlink r:id="rId226">
         <w:r>
           <w:rPr>
             <w:rStyle w:val="Hyperlink"/>
@@ -7786,8 +8035,8 @@
         </w:r>
       </w:hyperlink>
     </w:p>
-    <w:bookmarkEnd w:id="222"/>
-    <w:bookmarkStart w:id="224" w:name="ref-WHO2022"/>
+    <w:bookmarkEnd w:id="227"/>
+    <w:bookmarkStart w:id="229" w:name="ref-WHO2022"/>
     <w:p>
       <w:pPr>
         <w:pStyle w:val="Bibliography"/>
@@ -7825,7 +8074,7 @@
       <w:r>
         <w:t xml:space="preserve"> </w:t>
       </w:r>
-      <w:hyperlink r:id="rId223">
+      <w:hyperlink r:id="rId228">
         <w:r>
           <w:rPr>
             <w:rStyle w:val="Hyperlink"/>
@@ -7834,8 +8083,8 @@
         </w:r>
       </w:hyperlink>
     </w:p>
-    <w:bookmarkEnd w:id="224"/>
-    <w:bookmarkStart w:id="226" w:name="ref-Wright2013"/>
+    <w:bookmarkEnd w:id="229"/>
+    <w:bookmarkStart w:id="231" w:name="ref-Wright2013"/>
     <w:p>
       <w:pPr>
         <w:pStyle w:val="Bibliography"/>
@@ -7872,7 +8121,7 @@
       <w:r>
         <w:t xml:space="preserve"> </w:t>
       </w:r>
-      <w:hyperlink r:id="rId225">
+      <w:hyperlink r:id="rId230">
         <w:r>
           <w:rPr>
             <w:rStyle w:val="Hyperlink"/>
@@ -7881,14 +8130,14 @@
         </w:r>
       </w:hyperlink>
     </w:p>
-    <w:bookmarkEnd w:id="226"/>
-    <w:bookmarkEnd w:id="227"/>
+    <w:bookmarkEnd w:id="231"/>
+    <w:bookmarkEnd w:id="232"/>
     <w:p>
       <w:r>
         <w:br w:type="page"/>
       </w:r>
     </w:p>
-    <w:bookmarkEnd w:id="228"/>
+    <w:bookmarkEnd w:id="233"/>
     <w:p>
       <w:pPr>
         <w:pStyle w:val="Heading1"/>
@@ -7897,7 +8146,7 @@
         <w:t xml:space="preserve">Appendix A</w:t>
       </w:r>
     </w:p>
-    <w:bookmarkStart w:id="229" w:name="apx-a"/>
+    <w:bookmarkStart w:id="234" w:name="apx-a"/>
     <w:p>
       <w:pPr>
         <w:pStyle w:val="Heading1"/>
@@ -7911,7 +8160,7 @@
         <w:br w:type="page"/>
       </w:r>
     </w:p>
-    <w:bookmarkEnd w:id="229"/>
+    <w:bookmarkEnd w:id="234"/>
     <w:p>
       <w:pPr>
         <w:pStyle w:val="Heading1"/>
@@ -7920,7 +8169,7 @@
         <w:t xml:space="preserve">Appendix B</w:t>
       </w:r>
     </w:p>
-    <w:bookmarkStart w:id="230" w:name="apx-b"/>
+    <w:bookmarkStart w:id="235" w:name="apx-b"/>
     <w:p>
       <w:pPr>
         <w:pStyle w:val="Heading1"/>
@@ -7929,7 +8178,7 @@
         <w:t xml:space="preserve">Another Appendix</w:t>
       </w:r>
     </w:p>
-    <w:bookmarkEnd w:id="230"/>
+    <w:bookmarkEnd w:id="235"/>
     <w:sectPr>
       <w:headerReference r:id="rId8" w:type="even"/>
       <w:headerReference r:id="rId9" w:type="default"/>
@@ -7995,7 +8244,7 @@
       </w:r>
     </w:p>
   </w:footnote>
-  <w:footnote w:id="70">
+  <w:footnote w:id="72">
     <w:p>
       <w:pPr>
         <w:pStyle w:val="FootnoteText"/>
@@ -8070,7 +8319,7 @@
       </w:r>
     </w:p>
   </w:footnote>
-  <w:footnote w:id="71">
+  <w:footnote w:id="73">
     <w:p>
       <w:pPr>
         <w:pStyle w:val="FootnoteText"/>

--- a/index.docx
+++ b/index.docx
@@ -2184,6 +2184,12 @@
       <w:pPr>
         <w:pStyle w:val="FirstParagraph"/>
       </w:pPr>
+      <w:r>
+        <w:t xml:space="preserve">Longitudinal studies such as these have had immense impacts.</w:t>
+      </w:r>
+      <w:r>
+        <w:t xml:space="preserve"> </w:t>
+      </w:r>
       <w:r>
         <w:t xml:space="preserve">However, as we will describe, these lengthy longitudinal studies of psychopathology</w:t>
       </w:r>

--- a/index.docx
+++ b/index.docx
@@ -2167,17 +2167,150 @@
         <w:t xml:space="preserve"> </w:t>
       </w:r>
       <w:r>
-        <w:t xml:space="preserve">The study collected data on physical growth—among other constructs—which had key impacts and formed the basis of pediatric growth charts.</w:t>
+        <w:t xml:space="preserve">The study collected data on participants’ body composition, including height and weight, which had key impacts and formed the basis of pediatric growth charts.</w:t>
+      </w:r>
+      <w:r>
+        <w:t xml:space="preserve"> </w:t>
+      </w:r>
+      <w:r>
+        <w:t xml:space="preserve">In addition, the study collected information on the participants’ behavior—and other constructs—in childhood (based on observation) and adulthood (based on interview).</w:t>
+      </w:r>
+      <w:r>
+        <w:t xml:space="preserve"> </w:t>
+      </w:r>
+      <w:r>
+        <w:t xml:space="preserve">These rich data allowed researchers to examine the extent of personality continuity and change from childhood to adulthood, and the extent to which mothers may influence the personality development of the child</w:t>
+      </w:r>
+      <w:r>
+        <w:t xml:space="preserve"> </w:t>
+      </w:r>
+      <w:r>
+        <w:t xml:space="preserve">(</w:t>
+      </w:r>
+      <w:hyperlink w:anchor="ref-Moss1964">
+        <w:r>
+          <w:rPr>
+            <w:rStyle w:val="Hyperlink"/>
+          </w:rPr>
+          <w:t xml:space="preserve">Moss &amp; Kagan, 1964</w:t>
+        </w:r>
+      </w:hyperlink>
+      <w:r>
+        <w:t xml:space="preserve">)</w:t>
+      </w:r>
+      <w:r>
+        <w:t xml:space="preserve">.</w:t>
+      </w:r>
+      <w:r>
+        <w:t xml:space="preserve"> </w:t>
+      </w:r>
+      <w:r>
+        <w:t xml:space="preserve">On the basis of predictive associations from childhood to adulthood in the Fels Longitudinal Study,</w:t>
+      </w:r>
+      <w:r>
+        <w:t xml:space="preserve"> </w:t>
+      </w:r>
+      <w:r>
+        <w:t xml:space="preserve">Kagan and Moss (</w:t>
+      </w:r>
+      <w:hyperlink w:anchor="ref-Kagan1962">
+        <w:r>
+          <w:rPr>
+            <w:rStyle w:val="Hyperlink"/>
+          </w:rPr>
+          <w:t xml:space="preserve">1962</w:t>
+        </w:r>
+      </w:hyperlink>
+      <w:r>
+        <w:t xml:space="preserve">)</w:t>
+      </w:r>
+      <w:r>
+        <w:t xml:space="preserve"> </w:t>
+      </w:r>
+      <w:r>
+        <w:t xml:space="preserve">noted that girls who had frequent tantrums at 6 to 10 years of age tended to become women who were more motivated in school, less dependent on others, and more masculine in their interests than women who had fewer tantrums as children.</w:t>
+      </w:r>
+      <w:r>
+        <w:t xml:space="preserve"> </w:t>
+      </w:r>
+      <w:r>
+        <w:t xml:space="preserve">They interpreted the different behaviors at different ages as stemming from the same psychological process: a tendency to avoid adopting</w:t>
+      </w:r>
+      <w:r>
+        <w:t xml:space="preserve"> </w:t>
+      </w:r>
+      <w:r>
+        <w:t xml:space="preserve">“female sex-role standards”</w:t>
+      </w:r>
+      <w:r>
+        <w:t xml:space="preserve"> </w:t>
+      </w:r>
+      <w:r>
+        <w:t xml:space="preserve">(p. 200).</w:t>
+      </w:r>
+      <w:r>
+        <w:t xml:space="preserve"> </w:t>
+      </w:r>
+      <w:r>
+        <w:t xml:space="preserve">Kagan described such findings, when psychological processes remain the same but the form of behavior changes, as examples of heterotypic continuity</w:t>
+      </w:r>
+      <w:r>
+        <w:t xml:space="preserve"> </w:t>
+      </w:r>
+      <w:r>
+        <w:t xml:space="preserve">(</w:t>
+      </w:r>
+      <w:hyperlink w:anchor="ref-Kagan1969">
+        <w:r>
+          <w:rPr>
+            <w:rStyle w:val="Hyperlink"/>
+          </w:rPr>
+          <w:t xml:space="preserve">Kagan, 1969</w:t>
+        </w:r>
+      </w:hyperlink>
+      <w:r>
+        <w:t xml:space="preserve">,</w:t>
+      </w:r>
+      <w:r>
+        <w:t xml:space="preserve"> </w:t>
+      </w:r>
+      <w:hyperlink w:anchor="ref-Kagan1971">
+        <w:r>
+          <w:rPr>
+            <w:rStyle w:val="Hyperlink"/>
+          </w:rPr>
+          <w:t xml:space="preserve">1971</w:t>
+        </w:r>
+      </w:hyperlink>
+      <w:r>
+        <w:t xml:space="preserve">,</w:t>
+      </w:r>
+      <w:r>
+        <w:t xml:space="preserve"> </w:t>
+      </w:r>
+      <w:hyperlink w:anchor="ref-Kagan1980">
+        <w:r>
+          <w:rPr>
+            <w:rStyle w:val="Hyperlink"/>
+          </w:rPr>
+          <w:t xml:space="preserve">1980</w:t>
+        </w:r>
+      </w:hyperlink>
+      <w:r>
+        <w:t xml:space="preserve">)</w:t>
+      </w:r>
+      <w:r>
+        <w:t xml:space="preserve">.</w:t>
       </w:r>
     </w:p>
     <w:bookmarkEnd w:id="69"/>
-    <w:bookmarkStart w:id="70" w:name="longitudinal-studies-of-psychopatholoy"/>
+    <w:bookmarkStart w:id="70" w:name="longitudinal-studies-of-psychopathology"/>
     <w:p>
       <w:pPr>
         <w:pStyle w:val="Heading2"/>
       </w:pPr>
       <w:r>
-        <w:t xml:space="preserve">Longitudinal Studies of Psychopatholoy</w:t>
+        <w:t xml:space="preserve">Longitudinal Studies of Psychopathology</w:t>
       </w:r>
     </w:p>
     <w:p>
@@ -4856,7 +4989,7 @@
       </w:r>
     </w:p>
     <w:bookmarkEnd w:id="102"/>
-    <w:bookmarkStart w:id="233" w:name="references"/>
+    <w:bookmarkStart w:id="239" w:name="references"/>
     <w:p>
       <w:pPr>
         <w:pStyle w:val="Heading1"/>
@@ -4865,7 +4998,7 @@
         <w:t xml:space="preserve">References</w:t>
       </w:r>
     </w:p>
-    <w:bookmarkStart w:id="232" w:name="refs"/>
+    <w:bookmarkStart w:id="238" w:name="refs"/>
     <w:bookmarkStart w:id="103" w:name="ref-Abrous2026"/>
     <w:p>
       <w:pPr>
@@ -5905,12 +6038,110 @@
       </w:hyperlink>
     </w:p>
     <w:bookmarkEnd w:id="142"/>
-    <w:bookmarkStart w:id="144" w:name="ref-Kliem2018"/>
+    <w:bookmarkStart w:id="143" w:name="ref-Kagan1969"/>
     <w:p>
       <w:pPr>
         <w:pStyle w:val="Bibliography"/>
       </w:pPr>
       <w:r>
+        <w:t xml:space="preserve">Kagan, J. (1969). The three faces of continuity in human development. In D. A. Goslin (Ed.),</w:t>
+      </w:r>
+      <w:r>
+        <w:t xml:space="preserve"> </w:t>
+      </w:r>
+      <w:r>
+        <w:rPr>
+          <w:i/>
+          <w:iCs/>
+        </w:rPr>
+        <w:t xml:space="preserve">Handbook of socialization theory and research</w:t>
+      </w:r>
+      <w:r>
+        <w:t xml:space="preserve"> </w:t>
+      </w:r>
+      <w:r>
+        <w:t xml:space="preserve">(pp. 983–1002). Rand McNally.</w:t>
+      </w:r>
+    </w:p>
+    <w:bookmarkEnd w:id="143"/>
+    <w:bookmarkStart w:id="144" w:name="ref-Kagan1971"/>
+    <w:p>
+      <w:pPr>
+        <w:pStyle w:val="Bibliography"/>
+      </w:pPr>
+      <w:r>
+        <w:t xml:space="preserve">Kagan, J. (1971).</w:t>
+      </w:r>
+      <w:r>
+        <w:t xml:space="preserve"> </w:t>
+      </w:r>
+      <w:r>
+        <w:rPr>
+          <w:i/>
+          <w:iCs/>
+        </w:rPr>
+        <w:t xml:space="preserve">Change and continuity in infancy</w:t>
+      </w:r>
+      <w:r>
+        <w:t xml:space="preserve">. Wiley.</w:t>
+      </w:r>
+    </w:p>
+    <w:bookmarkEnd w:id="144"/>
+    <w:bookmarkStart w:id="145" w:name="ref-Kagan1980"/>
+    <w:p>
+      <w:pPr>
+        <w:pStyle w:val="Bibliography"/>
+      </w:pPr>
+      <w:r>
+        <w:t xml:space="preserve">Kagan, J. (1980). Perspectives on continuity. In O. G. Brim Jr. &amp; J. Kagan (Eds.),</w:t>
+      </w:r>
+      <w:r>
+        <w:t xml:space="preserve"> </w:t>
+      </w:r>
+      <w:r>
+        <w:rPr>
+          <w:i/>
+          <w:iCs/>
+        </w:rPr>
+        <w:t xml:space="preserve">Constancy and change in human development</w:t>
+      </w:r>
+      <w:r>
+        <w:t xml:space="preserve"> </w:t>
+      </w:r>
+      <w:r>
+        <w:t xml:space="preserve">(pp. 26–74). Harvard University Press.</w:t>
+      </w:r>
+    </w:p>
+    <w:bookmarkEnd w:id="145"/>
+    <w:bookmarkStart w:id="146" w:name="ref-Kagan1962"/>
+    <w:p>
+      <w:pPr>
+        <w:pStyle w:val="Bibliography"/>
+      </w:pPr>
+      <w:r>
+        <w:t xml:space="preserve">Kagan, J., &amp; Moss, H. A. (1962).</w:t>
+      </w:r>
+      <w:r>
+        <w:t xml:space="preserve"> </w:t>
+      </w:r>
+      <w:r>
+        <w:rPr>
+          <w:i/>
+          <w:iCs/>
+        </w:rPr>
+        <w:t xml:space="preserve">Birth to maturity: A study in psychological development</w:t>
+      </w:r>
+      <w:r>
+        <w:t xml:space="preserve">. Wiley.</w:t>
+      </w:r>
+    </w:p>
+    <w:bookmarkEnd w:id="146"/>
+    <w:bookmarkStart w:id="148" w:name="ref-Kliem2018"/>
+    <w:p>
+      <w:pPr>
+        <w:pStyle w:val="Bibliography"/>
+      </w:pPr>
+      <w:r>
         <w:t xml:space="preserve">Kliem, S., Heinrichs, N., Lohmann, A., Bussing, R., Schwarzer, G., &amp; Briegel, W. (2018). Dimensional latent structure of early disruptive behavior disorders: A taxometric analysis in preschoolers.</w:t>
       </w:r>
       <w:r>
@@ -5942,7 +6173,7 @@
       <w:r>
         <w:t xml:space="preserve"> </w:t>
       </w:r>
-      <w:hyperlink r:id="rId143">
+      <w:hyperlink r:id="rId147">
         <w:r>
           <w:rPr>
             <w:rStyle w:val="Hyperlink"/>
@@ -5951,8 +6182,8 @@
         </w:r>
       </w:hyperlink>
     </w:p>
-    <w:bookmarkEnd w:id="144"/>
-    <w:bookmarkStart w:id="146" w:name="ref-Kliem2022"/>
+    <w:bookmarkEnd w:id="148"/>
+    <w:bookmarkStart w:id="150" w:name="ref-Kliem2022"/>
     <w:p>
       <w:pPr>
         <w:pStyle w:val="Bibliography"/>
@@ -5989,7 +6220,7 @@
       <w:r>
         <w:t xml:space="preserve"> </w:t>
       </w:r>
-      <w:hyperlink r:id="rId145">
+      <w:hyperlink r:id="rId149">
         <w:r>
           <w:rPr>
             <w:rStyle w:val="Hyperlink"/>
@@ -5998,8 +6229,8 @@
         </w:r>
       </w:hyperlink>
     </w:p>
-    <w:bookmarkEnd w:id="146"/>
-    <w:bookmarkStart w:id="148" w:name="ref-Kotov2017"/>
+    <w:bookmarkEnd w:id="150"/>
+    <w:bookmarkStart w:id="152" w:name="ref-Kotov2017"/>
     <w:p>
       <w:pPr>
         <w:pStyle w:val="Bibliography"/>
@@ -6042,7 +6273,7 @@
       <w:r>
         <w:t xml:space="preserve"> </w:t>
       </w:r>
-      <w:hyperlink r:id="rId147">
+      <w:hyperlink r:id="rId151">
         <w:r>
           <w:rPr>
             <w:rStyle w:val="Hyperlink"/>
@@ -6051,8 +6282,8 @@
         </w:r>
       </w:hyperlink>
     </w:p>
-    <w:bookmarkEnd w:id="148"/>
-    <w:bookmarkStart w:id="150" w:name="ref-Krueger2016"/>
+    <w:bookmarkEnd w:id="152"/>
+    <w:bookmarkStart w:id="154" w:name="ref-Krueger2016"/>
     <w:p>
       <w:pPr>
         <w:pStyle w:val="Bibliography"/>
@@ -6089,7 +6320,7 @@
       <w:r>
         <w:t xml:space="preserve"> </w:t>
       </w:r>
-      <w:hyperlink r:id="rId149">
+      <w:hyperlink r:id="rId153">
         <w:r>
           <w:rPr>
             <w:rStyle w:val="Hyperlink"/>
@@ -6098,8 +6329,8 @@
         </w:r>
       </w:hyperlink>
     </w:p>
-    <w:bookmarkEnd w:id="150"/>
-    <w:bookmarkStart w:id="152" w:name="ref-Krueger2021"/>
+    <w:bookmarkEnd w:id="154"/>
+    <w:bookmarkStart w:id="156" w:name="ref-Krueger2021"/>
     <w:p>
       <w:pPr>
         <w:pStyle w:val="Bibliography"/>
@@ -6151,7 +6382,7 @@
       <w:r>
         <w:t xml:space="preserve"> </w:t>
       </w:r>
-      <w:hyperlink r:id="rId151">
+      <w:hyperlink r:id="rId155">
         <w:r>
           <w:rPr>
             <w:rStyle w:val="Hyperlink"/>
@@ -6160,8 +6391,8 @@
         </w:r>
       </w:hyperlink>
     </w:p>
-    <w:bookmarkEnd w:id="152"/>
-    <w:bookmarkStart w:id="154" w:name="ref-Krueger2011"/>
+    <w:bookmarkEnd w:id="156"/>
+    <w:bookmarkStart w:id="158" w:name="ref-Krueger2011"/>
     <w:p>
       <w:pPr>
         <w:pStyle w:val="Bibliography"/>
@@ -6198,7 +6429,7 @@
       <w:r>
         <w:t xml:space="preserve"> </w:t>
       </w:r>
-      <w:hyperlink r:id="rId153">
+      <w:hyperlink r:id="rId157">
         <w:r>
           <w:rPr>
             <w:rStyle w:val="Hyperlink"/>
@@ -6207,8 +6438,8 @@
         </w:r>
       </w:hyperlink>
     </w:p>
-    <w:bookmarkEnd w:id="154"/>
-    <w:bookmarkStart w:id="156" w:name="ref-Krueger2007"/>
+    <w:bookmarkEnd w:id="158"/>
+    <w:bookmarkStart w:id="160" w:name="ref-Krueger2007"/>
     <w:p>
       <w:pPr>
         <w:pStyle w:val="Bibliography"/>
@@ -6245,7 +6476,7 @@
       <w:r>
         <w:t xml:space="preserve"> </w:t>
       </w:r>
-      <w:hyperlink r:id="rId155">
+      <w:hyperlink r:id="rId159">
         <w:r>
           <w:rPr>
             <w:rStyle w:val="Hyperlink"/>
@@ -6254,8 +6485,8 @@
         </w:r>
       </w:hyperlink>
     </w:p>
-    <w:bookmarkEnd w:id="156"/>
-    <w:bookmarkStart w:id="158" w:name="ref-Krueger2005"/>
+    <w:bookmarkEnd w:id="160"/>
+    <w:bookmarkStart w:id="162" w:name="ref-Krueger2005"/>
     <w:p>
       <w:pPr>
         <w:pStyle w:val="Bibliography"/>
@@ -6292,7 +6523,7 @@
       <w:r>
         <w:t xml:space="preserve"> </w:t>
       </w:r>
-      <w:hyperlink r:id="rId157">
+      <w:hyperlink r:id="rId161">
         <w:r>
           <w:rPr>
             <w:rStyle w:val="Hyperlink"/>
@@ -6301,8 +6532,8 @@
         </w:r>
       </w:hyperlink>
     </w:p>
-    <w:bookmarkEnd w:id="158"/>
-    <w:bookmarkStart w:id="160" w:name="ref-Krueger2004"/>
+    <w:bookmarkEnd w:id="162"/>
+    <w:bookmarkStart w:id="164" w:name="ref-Krueger2004"/>
     <w:p>
       <w:pPr>
         <w:pStyle w:val="Bibliography"/>
@@ -6342,7 +6573,7 @@
       <w:r>
         <w:t xml:space="preserve"> </w:t>
       </w:r>
-      <w:hyperlink r:id="rId159">
+      <w:hyperlink r:id="rId163">
         <w:r>
           <w:rPr>
             <w:rStyle w:val="Hyperlink"/>
@@ -6351,8 +6582,8 @@
         </w:r>
       </w:hyperlink>
     </w:p>
-    <w:bookmarkEnd w:id="160"/>
-    <w:bookmarkStart w:id="162" w:name="ref-Krueger2002"/>
+    <w:bookmarkEnd w:id="164"/>
+    <w:bookmarkStart w:id="166" w:name="ref-Krueger2002"/>
     <w:p>
       <w:pPr>
         <w:pStyle w:val="Bibliography"/>
@@ -6389,7 +6620,7 @@
       <w:r>
         <w:t xml:space="preserve"> </w:t>
       </w:r>
-      <w:hyperlink r:id="rId161">
+      <w:hyperlink r:id="rId165">
         <w:r>
           <w:rPr>
             <w:rStyle w:val="Hyperlink"/>
@@ -6398,8 +6629,8 @@
         </w:r>
       </w:hyperlink>
     </w:p>
-    <w:bookmarkEnd w:id="162"/>
-    <w:bookmarkStart w:id="164" w:name="ref-Markon2011"/>
+    <w:bookmarkEnd w:id="166"/>
+    <w:bookmarkStart w:id="168" w:name="ref-Markon2011"/>
     <w:p>
       <w:pPr>
         <w:pStyle w:val="Bibliography"/>
@@ -6436,7 +6667,7 @@
       <w:r>
         <w:t xml:space="preserve"> </w:t>
       </w:r>
-      <w:hyperlink r:id="rId163">
+      <w:hyperlink r:id="rId167">
         <w:r>
           <w:rPr>
             <w:rStyle w:val="Hyperlink"/>
@@ -6445,8 +6676,8 @@
         </w:r>
       </w:hyperlink>
     </w:p>
-    <w:bookmarkEnd w:id="164"/>
-    <w:bookmarkStart w:id="166" w:name="ref-Markon2005"/>
+    <w:bookmarkEnd w:id="168"/>
+    <w:bookmarkStart w:id="170" w:name="ref-Markon2005"/>
     <w:p>
       <w:pPr>
         <w:pStyle w:val="Bibliography"/>
@@ -6483,7 +6714,7 @@
       <w:r>
         <w:t xml:space="preserve"> </w:t>
       </w:r>
-      <w:hyperlink r:id="rId165">
+      <w:hyperlink r:id="rId169">
         <w:r>
           <w:rPr>
             <w:rStyle w:val="Hyperlink"/>
@@ -6492,8 +6723,8 @@
         </w:r>
       </w:hyperlink>
     </w:p>
-    <w:bookmarkEnd w:id="166"/>
-    <w:bookmarkStart w:id="168" w:name="ref-Miller2009"/>
+    <w:bookmarkEnd w:id="170"/>
+    <w:bookmarkStart w:id="172" w:name="ref-Miller2009"/>
     <w:p>
       <w:pPr>
         <w:pStyle w:val="Bibliography"/>
@@ -6530,7 +6761,7 @@
       <w:r>
         <w:t xml:space="preserve"> </w:t>
       </w:r>
-      <w:hyperlink r:id="rId167">
+      <w:hyperlink r:id="rId171">
         <w:r>
           <w:rPr>
             <w:rStyle w:val="Hyperlink"/>
@@ -6539,8 +6770,8 @@
         </w:r>
       </w:hyperlink>
     </w:p>
-    <w:bookmarkEnd w:id="168"/>
-    <w:bookmarkStart w:id="170" w:name="ref-Moffitt1993"/>
+    <w:bookmarkEnd w:id="172"/>
+    <w:bookmarkStart w:id="174" w:name="ref-Moffitt1993"/>
     <w:p>
       <w:pPr>
         <w:pStyle w:val="Bibliography"/>
@@ -6577,7 +6808,7 @@
       <w:r>
         <w:t xml:space="preserve"> </w:t>
       </w:r>
-      <w:hyperlink r:id="rId169">
+      <w:hyperlink r:id="rId173">
         <w:r>
           <w:rPr>
             <w:rStyle w:val="Hyperlink"/>
@@ -6586,13 +6817,69 @@
         </w:r>
       </w:hyperlink>
     </w:p>
-    <w:bookmarkEnd w:id="170"/>
-    <w:bookmarkStart w:id="172" w:name="ref-Odgers2008"/>
+    <w:bookmarkEnd w:id="174"/>
+    <w:bookmarkStart w:id="176" w:name="ref-Moss1964"/>
     <w:p>
       <w:pPr>
         <w:pStyle w:val="Bibliography"/>
       </w:pPr>
       <w:r>
+        <w:t xml:space="preserve">Moss, H. A., &amp; Kagan, J. (1964). Report on personality consistency and change from the</w:t>
+      </w:r>
+      <w:r>
+        <w:t xml:space="preserve"> </w:t>
+      </w:r>
+      <w:r>
+        <w:t xml:space="preserve">Fels Longitudinal Study</w:t>
+      </w:r>
+      <w:r>
+        <w:t xml:space="preserve">.</w:t>
+      </w:r>
+      <w:r>
+        <w:t xml:space="preserve"> </w:t>
+      </w:r>
+      <w:r>
+        <w:rPr>
+          <w:i/>
+          <w:iCs/>
+        </w:rPr>
+        <w:t xml:space="preserve">Vita Humana</w:t>
+      </w:r>
+      <w:r>
+        <w:t xml:space="preserve">,</w:t>
+      </w:r>
+      <w:r>
+        <w:t xml:space="preserve"> </w:t>
+      </w:r>
+      <w:r>
+        <w:rPr>
+          <w:i/>
+          <w:iCs/>
+        </w:rPr>
+        <w:t xml:space="preserve">7</w:t>
+      </w:r>
+      <w:r>
+        <w:t xml:space="preserve">(2), 127–138.</w:t>
+      </w:r>
+      <w:r>
+        <w:t xml:space="preserve"> </w:t>
+      </w:r>
+      <w:hyperlink r:id="rId175">
+        <w:r>
+          <w:rPr>
+            <w:rStyle w:val="Hyperlink"/>
+          </w:rPr>
+          <w:t xml:space="preserve">http://www.jstor.org/stable/26761430</w:t>
+        </w:r>
+      </w:hyperlink>
+    </w:p>
+    <w:bookmarkEnd w:id="176"/>
+    <w:bookmarkStart w:id="178" w:name="ref-Odgers2008"/>
+    <w:p>
+      <w:pPr>
+        <w:pStyle w:val="Bibliography"/>
+      </w:pPr>
+      <w:r>
         <w:t xml:space="preserve">Odgers, C. L., Moffitt, T. E., Broadbent, J. M., Dickson, N., Hancox, R. J., Harrington, H., Poulton, R., Sears, M. R., Thomson, W. M., &amp; Caspi, A. (2008). Female and male antisocial trajectories: From childhood origins to adult outcomes.</w:t>
       </w:r>
       <w:r>
@@ -6624,7 +6911,7 @@
       <w:r>
         <w:t xml:space="preserve"> </w:t>
       </w:r>
-      <w:hyperlink r:id="rId171">
+      <w:hyperlink r:id="rId177">
         <w:r>
           <w:rPr>
             <w:rStyle w:val="Hyperlink"/>
@@ -6633,8 +6920,8 @@
         </w:r>
       </w:hyperlink>
     </w:p>
-    <w:bookmarkEnd w:id="172"/>
-    <w:bookmarkStart w:id="174" w:name="ref-Paalman2013"/>
+    <w:bookmarkEnd w:id="178"/>
+    <w:bookmarkStart w:id="180" w:name="ref-Paalman2013"/>
     <w:p>
       <w:pPr>
         <w:pStyle w:val="Bibliography"/>
@@ -6671,7 +6958,7 @@
       <w:r>
         <w:t xml:space="preserve"> </w:t>
       </w:r>
-      <w:hyperlink r:id="rId173">
+      <w:hyperlink r:id="rId179">
         <w:r>
           <w:rPr>
             <w:rStyle w:val="Hyperlink"/>
@@ -6680,8 +6967,8 @@
         </w:r>
       </w:hyperlink>
     </w:p>
-    <w:bookmarkEnd w:id="174"/>
-    <w:bookmarkStart w:id="176" w:name="ref-Patterson1993"/>
+    <w:bookmarkEnd w:id="180"/>
+    <w:bookmarkStart w:id="182" w:name="ref-Patterson1993"/>
     <w:p>
       <w:pPr>
         <w:pStyle w:val="Bibliography"/>
@@ -6718,7 +7005,7 @@
       <w:r>
         <w:t xml:space="preserve"> </w:t>
       </w:r>
-      <w:hyperlink r:id="rId175">
+      <w:hyperlink r:id="rId181">
         <w:r>
           <w:rPr>
             <w:rStyle w:val="Hyperlink"/>
@@ -6727,8 +7014,8 @@
         </w:r>
       </w:hyperlink>
     </w:p>
-    <w:bookmarkEnd w:id="176"/>
-    <w:bookmarkStart w:id="178" w:name="ref-Pavlovich2026"/>
+    <w:bookmarkEnd w:id="182"/>
+    <w:bookmarkStart w:id="184" w:name="ref-Pavlovich2026"/>
     <w:p>
       <w:pPr>
         <w:pStyle w:val="Bibliography"/>
@@ -6765,7 +7052,7 @@
       <w:r>
         <w:t xml:space="preserve"> </w:t>
       </w:r>
-      <w:hyperlink r:id="rId177">
+      <w:hyperlink r:id="rId183">
         <w:r>
           <w:rPr>
             <w:rStyle w:val="Hyperlink"/>
@@ -6774,8 +7061,8 @@
         </w:r>
       </w:hyperlink>
     </w:p>
-    <w:bookmarkEnd w:id="178"/>
-    <w:bookmarkStart w:id="180" w:name="ref-Petersen2024"/>
+    <w:bookmarkEnd w:id="184"/>
+    <w:bookmarkStart w:id="186" w:name="ref-Petersen2024"/>
     <w:p>
       <w:pPr>
         <w:pStyle w:val="Bibliography"/>
@@ -6812,7 +7099,7 @@
       <w:r>
         <w:t xml:space="preserve"> </w:t>
       </w:r>
-      <w:hyperlink r:id="rId179">
+      <w:hyperlink r:id="rId185">
         <w:r>
           <w:rPr>
             <w:rStyle w:val="Hyperlink"/>
@@ -6821,8 +7108,8 @@
         </w:r>
       </w:hyperlink>
     </w:p>
-    <w:bookmarkEnd w:id="180"/>
-    <w:bookmarkStart w:id="181" w:name="ref-Petersen2015"/>
+    <w:bookmarkEnd w:id="186"/>
+    <w:bookmarkStart w:id="187" w:name="ref-Petersen2015"/>
     <w:p>
       <w:pPr>
         <w:pStyle w:val="Bibliography"/>
@@ -6868,8 +7155,8 @@
         </w:r>
       </w:hyperlink>
     </w:p>
-    <w:bookmarkEnd w:id="181"/>
-    <w:bookmarkStart w:id="183" w:name="ref-Petersen2020"/>
+    <w:bookmarkEnd w:id="187"/>
+    <w:bookmarkStart w:id="189" w:name="ref-Petersen2020"/>
     <w:p>
       <w:pPr>
         <w:pStyle w:val="Bibliography"/>
@@ -6906,7 +7193,7 @@
       <w:r>
         <w:t xml:space="preserve"> </w:t>
       </w:r>
-      <w:hyperlink r:id="rId182">
+      <w:hyperlink r:id="rId188">
         <w:r>
           <w:rPr>
             <w:rStyle w:val="Hyperlink"/>
@@ -6915,8 +7202,8 @@
         </w:r>
       </w:hyperlink>
     </w:p>
-    <w:bookmarkEnd w:id="183"/>
-    <w:bookmarkStart w:id="184" w:name="ref-Petersen2026"/>
+    <w:bookmarkEnd w:id="189"/>
+    <w:bookmarkStart w:id="190" w:name="ref-Petersen2026"/>
     <w:p>
       <w:pPr>
         <w:pStyle w:val="Bibliography"/>
@@ -6962,8 +7249,8 @@
         </w:r>
       </w:hyperlink>
     </w:p>
-    <w:bookmarkEnd w:id="184"/>
-    <w:bookmarkStart w:id="186" w:name="ref-Petersen2021"/>
+    <w:bookmarkEnd w:id="190"/>
+    <w:bookmarkStart w:id="192" w:name="ref-Petersen2021"/>
     <w:p>
       <w:pPr>
         <w:pStyle w:val="Bibliography"/>
@@ -7000,7 +7287,7 @@
       <w:r>
         <w:t xml:space="preserve"> </w:t>
       </w:r>
-      <w:hyperlink r:id="rId185">
+      <w:hyperlink r:id="rId191">
         <w:r>
           <w:rPr>
             <w:rStyle w:val="Hyperlink"/>
@@ -7009,8 +7296,8 @@
         </w:r>
       </w:hyperlink>
     </w:p>
-    <w:bookmarkEnd w:id="186"/>
-    <w:bookmarkStart w:id="188" w:name="ref-Petersen2018"/>
+    <w:bookmarkEnd w:id="192"/>
+    <w:bookmarkStart w:id="194" w:name="ref-Petersen2018"/>
     <w:p>
       <w:pPr>
         <w:pStyle w:val="Bibliography"/>
@@ -7047,7 +7334,7 @@
       <w:r>
         <w:t xml:space="preserve"> </w:t>
       </w:r>
-      <w:hyperlink r:id="rId187">
+      <w:hyperlink r:id="rId193">
         <w:r>
           <w:rPr>
             <w:rStyle w:val="Hyperlink"/>
@@ -7056,8 +7343,8 @@
         </w:r>
       </w:hyperlink>
     </w:p>
-    <w:bookmarkEnd w:id="188"/>
-    <w:bookmarkStart w:id="189" w:name="ref-Roche1992"/>
+    <w:bookmarkEnd w:id="194"/>
+    <w:bookmarkStart w:id="195" w:name="ref-Roche1992"/>
     <w:p>
       <w:pPr>
         <w:pStyle w:val="Bibliography"/>
@@ -7107,8 +7394,8 @@
         <w:t xml:space="preserve">. Cambridge University Press.</w:t>
       </w:r>
     </w:p>
-    <w:bookmarkEnd w:id="189"/>
-    <w:bookmarkStart w:id="191" w:name="ref-Rutter2006"/>
+    <w:bookmarkEnd w:id="195"/>
+    <w:bookmarkStart w:id="197" w:name="ref-Rutter2006"/>
     <w:p>
       <w:pPr>
         <w:pStyle w:val="Bibliography"/>
@@ -7145,7 +7432,7 @@
       <w:r>
         <w:t xml:space="preserve"> </w:t>
       </w:r>
-      <w:hyperlink r:id="rId190">
+      <w:hyperlink r:id="rId196">
         <w:r>
           <w:rPr>
             <w:rStyle w:val="Hyperlink"/>
@@ -7154,8 +7441,8 @@
         </w:r>
       </w:hyperlink>
     </w:p>
-    <w:bookmarkEnd w:id="191"/>
-    <w:bookmarkStart w:id="193" w:name="ref-Schaeffer1991"/>
+    <w:bookmarkEnd w:id="197"/>
+    <w:bookmarkStart w:id="199" w:name="ref-Schaeffer1991"/>
     <w:p>
       <w:pPr>
         <w:pStyle w:val="Bibliography"/>
@@ -7192,7 +7479,7 @@
       <w:r>
         <w:t xml:space="preserve"> </w:t>
       </w:r>
-      <w:hyperlink r:id="rId192">
+      <w:hyperlink r:id="rId198">
         <w:r>
           <w:rPr>
             <w:rStyle w:val="Hyperlink"/>
@@ -7201,8 +7488,8 @@
         </w:r>
       </w:hyperlink>
     </w:p>
-    <w:bookmarkEnd w:id="193"/>
-    <w:bookmarkStart w:id="195" w:name="ref-Schwarz1999"/>
+    <w:bookmarkEnd w:id="199"/>
+    <w:bookmarkStart w:id="201" w:name="ref-Schwarz1999"/>
     <w:p>
       <w:pPr>
         <w:pStyle w:val="Bibliography"/>
@@ -7239,7 +7526,7 @@
       <w:r>
         <w:t xml:space="preserve"> </w:t>
       </w:r>
-      <w:hyperlink r:id="rId194">
+      <w:hyperlink r:id="rId200">
         <w:r>
           <w:rPr>
             <w:rStyle w:val="Hyperlink"/>
@@ -7248,8 +7535,8 @@
         </w:r>
       </w:hyperlink>
     </w:p>
-    <w:bookmarkEnd w:id="195"/>
-    <w:bookmarkStart w:id="197" w:name="ref-Sellbom2016"/>
+    <w:bookmarkEnd w:id="201"/>
+    <w:bookmarkStart w:id="203" w:name="ref-Sellbom2016"/>
     <w:p>
       <w:pPr>
         <w:pStyle w:val="Bibliography"/>
@@ -7286,7 +7573,7 @@
       <w:r>
         <w:t xml:space="preserve"> </w:t>
       </w:r>
-      <w:hyperlink r:id="rId196">
+      <w:hyperlink r:id="rId202">
         <w:r>
           <w:rPr>
             <w:rStyle w:val="Hyperlink"/>
@@ -7295,8 +7582,8 @@
         </w:r>
       </w:hyperlink>
     </w:p>
-    <w:bookmarkEnd w:id="197"/>
-    <w:bookmarkStart w:id="198" w:name="ref-Sivertsson2024"/>
+    <w:bookmarkEnd w:id="203"/>
+    <w:bookmarkStart w:id="204" w:name="ref-Sivertsson2024"/>
     <w:p>
       <w:pPr>
         <w:pStyle w:val="Bibliography"/>
@@ -7354,8 +7641,8 @@
         </w:r>
       </w:hyperlink>
     </w:p>
-    <w:bookmarkEnd w:id="198"/>
-    <w:bookmarkStart w:id="199" w:name="ref-Sroufe2016"/>
+    <w:bookmarkEnd w:id="204"/>
+    <w:bookmarkStart w:id="205" w:name="ref-Sroufe2016"/>
     <w:p>
       <w:pPr>
         <w:pStyle w:val="Bibliography"/>
@@ -7380,8 +7667,8 @@
         <w:t xml:space="preserve">(Vol. 3, pp. 997–1011). Guilford.</w:t>
       </w:r>
     </w:p>
-    <w:bookmarkEnd w:id="199"/>
-    <w:bookmarkStart w:id="201" w:name="ref-Steffensmeier2025"/>
+    <w:bookmarkEnd w:id="205"/>
+    <w:bookmarkStart w:id="207" w:name="ref-Steffensmeier2025"/>
     <w:p>
       <w:pPr>
         <w:pStyle w:val="Bibliography"/>
@@ -7418,7 +7705,7 @@
       <w:r>
         <w:t xml:space="preserve"> </w:t>
       </w:r>
-      <w:hyperlink r:id="rId200">
+      <w:hyperlink r:id="rId206">
         <w:r>
           <w:rPr>
             <w:rStyle w:val="Hyperlink"/>
@@ -7427,8 +7714,8 @@
         </w:r>
       </w:hyperlink>
     </w:p>
-    <w:bookmarkEnd w:id="201"/>
-    <w:bookmarkStart w:id="203" w:name="ref-Sterba2007"/>
+    <w:bookmarkEnd w:id="207"/>
+    <w:bookmarkStart w:id="209" w:name="ref-Sterba2007"/>
     <w:p>
       <w:pPr>
         <w:pStyle w:val="Bibliography"/>
@@ -7465,7 +7752,7 @@
       <w:r>
         <w:t xml:space="preserve"> </w:t>
       </w:r>
-      <w:hyperlink r:id="rId202">
+      <w:hyperlink r:id="rId208">
         <w:r>
           <w:rPr>
             <w:rStyle w:val="Hyperlink"/>
@@ -7474,8 +7761,8 @@
         </w:r>
       </w:hyperlink>
     </w:p>
-    <w:bookmarkEnd w:id="203"/>
-    <w:bookmarkStart w:id="205" w:name="ref-Tackett2022"/>
+    <w:bookmarkEnd w:id="209"/>
+    <w:bookmarkStart w:id="211" w:name="ref-Tackett2022"/>
     <w:p>
       <w:pPr>
         <w:pStyle w:val="Bibliography"/>
@@ -7512,7 +7799,7 @@
       <w:r>
         <w:t xml:space="preserve"> </w:t>
       </w:r>
-      <w:hyperlink r:id="rId204">
+      <w:hyperlink r:id="rId210">
         <w:r>
           <w:rPr>
             <w:rStyle w:val="Hyperlink"/>
@@ -7521,8 +7808,8 @@
         </w:r>
       </w:hyperlink>
     </w:p>
-    <w:bookmarkEnd w:id="205"/>
-    <w:bookmarkStart w:id="207" w:name="ref-Tiego2023"/>
+    <w:bookmarkEnd w:id="211"/>
+    <w:bookmarkStart w:id="213" w:name="ref-Tiego2023"/>
     <w:p>
       <w:pPr>
         <w:pStyle w:val="Bibliography"/>
@@ -7562,7 +7849,7 @@
       <w:r>
         <w:t xml:space="preserve"> </w:t>
       </w:r>
-      <w:hyperlink r:id="rId206">
+      <w:hyperlink r:id="rId212">
         <w:r>
           <w:rPr>
             <w:rStyle w:val="Hyperlink"/>
@@ -7571,8 +7858,8 @@
         </w:r>
       </w:hyperlink>
     </w:p>
-    <w:bookmarkEnd w:id="207"/>
-    <w:bookmarkStart w:id="209" w:name="ref-Wakschlag2014"/>
+    <w:bookmarkEnd w:id="213"/>
+    <w:bookmarkStart w:id="215" w:name="ref-Wakschlag2014"/>
     <w:p>
       <w:pPr>
         <w:pStyle w:val="Bibliography"/>
@@ -7609,7 +7896,7 @@
       <w:r>
         <w:t xml:space="preserve"> </w:t>
       </w:r>
-      <w:hyperlink r:id="rId208">
+      <w:hyperlink r:id="rId214">
         <w:r>
           <w:rPr>
             <w:rStyle w:val="Hyperlink"/>
@@ -7618,8 +7905,8 @@
         </w:r>
       </w:hyperlink>
     </w:p>
-    <w:bookmarkEnd w:id="209"/>
-    <w:bookmarkStart w:id="211" w:name="ref-Wakschlag2019"/>
+    <w:bookmarkEnd w:id="215"/>
+    <w:bookmarkStart w:id="217" w:name="ref-Wakschlag2019"/>
     <w:p>
       <w:pPr>
         <w:pStyle w:val="Bibliography"/>
@@ -7656,7 +7943,7 @@
       <w:r>
         <w:t xml:space="preserve"> </w:t>
       </w:r>
-      <w:hyperlink r:id="rId210">
+      <w:hyperlink r:id="rId216">
         <w:r>
           <w:rPr>
             <w:rStyle w:val="Hyperlink"/>
@@ -7665,8 +7952,8 @@
         </w:r>
       </w:hyperlink>
     </w:p>
-    <w:bookmarkEnd w:id="211"/>
-    <w:bookmarkStart w:id="213" w:name="ref-Walters2011"/>
+    <w:bookmarkEnd w:id="217"/>
+    <w:bookmarkStart w:id="219" w:name="ref-Walters2011"/>
     <w:p>
       <w:pPr>
         <w:pStyle w:val="Bibliography"/>
@@ -7703,7 +7990,7 @@
       <w:r>
         <w:t xml:space="preserve"> </w:t>
       </w:r>
-      <w:hyperlink r:id="rId212">
+      <w:hyperlink r:id="rId218">
         <w:r>
           <w:rPr>
             <w:rStyle w:val="Hyperlink"/>
@@ -7712,8 +7999,8 @@
         </w:r>
       </w:hyperlink>
     </w:p>
-    <w:bookmarkEnd w:id="213"/>
-    <w:bookmarkStart w:id="215" w:name="ref-Walters2012"/>
+    <w:bookmarkEnd w:id="219"/>
+    <w:bookmarkStart w:id="221" w:name="ref-Walters2012"/>
     <w:p>
       <w:pPr>
         <w:pStyle w:val="Bibliography"/>
@@ -7750,7 +8037,7 @@
       <w:r>
         <w:t xml:space="preserve"> </w:t>
       </w:r>
-      <w:hyperlink r:id="rId214">
+      <w:hyperlink r:id="rId220">
         <w:r>
           <w:rPr>
             <w:rStyle w:val="Hyperlink"/>
@@ -7759,8 +8046,8 @@
         </w:r>
       </w:hyperlink>
     </w:p>
-    <w:bookmarkEnd w:id="215"/>
-    <w:bookmarkStart w:id="217" w:name="ref-Walters2014"/>
+    <w:bookmarkEnd w:id="221"/>
+    <w:bookmarkStart w:id="223" w:name="ref-Walters2014"/>
     <w:p>
       <w:pPr>
         <w:pStyle w:val="Bibliography"/>
@@ -7797,7 +8084,7 @@
       <w:r>
         <w:t xml:space="preserve"> </w:t>
       </w:r>
-      <w:hyperlink r:id="rId216">
+      <w:hyperlink r:id="rId222">
         <w:r>
           <w:rPr>
             <w:rStyle w:val="Hyperlink"/>
@@ -7806,8 +8093,8 @@
         </w:r>
       </w:hyperlink>
     </w:p>
-    <w:bookmarkEnd w:id="217"/>
-    <w:bookmarkStart w:id="219" w:name="ref-Walters2015"/>
+    <w:bookmarkEnd w:id="223"/>
+    <w:bookmarkStart w:id="225" w:name="ref-Walters2015"/>
     <w:p>
       <w:pPr>
         <w:pStyle w:val="Bibliography"/>
@@ -7844,7 +8131,7 @@
       <w:r>
         <w:t xml:space="preserve"> </w:t>
       </w:r>
-      <w:hyperlink r:id="rId218">
+      <w:hyperlink r:id="rId224">
         <w:r>
           <w:rPr>
             <w:rStyle w:val="Hyperlink"/>
@@ -7853,8 +8140,8 @@
         </w:r>
       </w:hyperlink>
     </w:p>
-    <w:bookmarkEnd w:id="219"/>
-    <w:bookmarkStart w:id="221" w:name="ref-Walters2013"/>
+    <w:bookmarkEnd w:id="225"/>
+    <w:bookmarkStart w:id="227" w:name="ref-Walters2013"/>
     <w:p>
       <w:pPr>
         <w:pStyle w:val="Bibliography"/>
@@ -7891,7 +8178,7 @@
       <w:r>
         <w:t xml:space="preserve"> </w:t>
       </w:r>
-      <w:hyperlink r:id="rId220">
+      <w:hyperlink r:id="rId226">
         <w:r>
           <w:rPr>
             <w:rStyle w:val="Hyperlink"/>
@@ -7900,8 +8187,8 @@
         </w:r>
       </w:hyperlink>
     </w:p>
-    <w:bookmarkEnd w:id="221"/>
-    <w:bookmarkStart w:id="223" w:name="ref-Walton2011"/>
+    <w:bookmarkEnd w:id="227"/>
+    <w:bookmarkStart w:id="229" w:name="ref-Walton2011"/>
     <w:p>
       <w:pPr>
         <w:pStyle w:val="Bibliography"/>
@@ -7938,7 +8225,7 @@
       <w:r>
         <w:t xml:space="preserve"> </w:t>
       </w:r>
-      <w:hyperlink r:id="rId222">
+      <w:hyperlink r:id="rId228">
         <w:r>
           <w:rPr>
             <w:rStyle w:val="Hyperlink"/>
@@ -7947,8 +8234,8 @@
         </w:r>
       </w:hyperlink>
     </w:p>
-    <w:bookmarkEnd w:id="223"/>
-    <w:bookmarkStart w:id="225" w:name="ref-Weems2008"/>
+    <w:bookmarkEnd w:id="229"/>
+    <w:bookmarkStart w:id="231" w:name="ref-Weems2008"/>
     <w:p>
       <w:pPr>
         <w:pStyle w:val="Bibliography"/>
@@ -7985,7 +8272,7 @@
       <w:r>
         <w:t xml:space="preserve"> </w:t>
       </w:r>
-      <w:hyperlink r:id="rId224">
+      <w:hyperlink r:id="rId230">
         <w:r>
           <w:rPr>
             <w:rStyle w:val="Hyperlink"/>
@@ -7994,8 +8281,8 @@
         </w:r>
       </w:hyperlink>
     </w:p>
-    <w:bookmarkEnd w:id="225"/>
-    <w:bookmarkStart w:id="227" w:name="ref-Weiss2003"/>
+    <w:bookmarkEnd w:id="231"/>
+    <w:bookmarkStart w:id="233" w:name="ref-Weiss2003"/>
     <w:p>
       <w:pPr>
         <w:pStyle w:val="Bibliography"/>
@@ -8032,7 +8319,7 @@
       <w:r>
         <w:t xml:space="preserve"> </w:t>
       </w:r>
-      <w:hyperlink r:id="rId226">
+      <w:hyperlink r:id="rId232">
         <w:r>
           <w:rPr>
             <w:rStyle w:val="Hyperlink"/>
@@ -8041,8 +8328,8 @@
         </w:r>
       </w:hyperlink>
     </w:p>
-    <w:bookmarkEnd w:id="227"/>
-    <w:bookmarkStart w:id="229" w:name="ref-WHO2022"/>
+    <w:bookmarkEnd w:id="233"/>
+    <w:bookmarkStart w:id="235" w:name="ref-WHO2022"/>
     <w:p>
       <w:pPr>
         <w:pStyle w:val="Bibliography"/>
@@ -8080,7 +8367,7 @@
       <w:r>
         <w:t xml:space="preserve"> </w:t>
       </w:r>
-      <w:hyperlink r:id="rId228">
+      <w:hyperlink r:id="rId234">
         <w:r>
           <w:rPr>
             <w:rStyle w:val="Hyperlink"/>
@@ -8089,8 +8376,8 @@
         </w:r>
       </w:hyperlink>
     </w:p>
-    <w:bookmarkEnd w:id="229"/>
-    <w:bookmarkStart w:id="231" w:name="ref-Wright2013"/>
+    <w:bookmarkEnd w:id="235"/>
+    <w:bookmarkStart w:id="237" w:name="ref-Wright2013"/>
     <w:p>
       <w:pPr>
         <w:pStyle w:val="Bibliography"/>
@@ -8127,7 +8414,7 @@
       <w:r>
         <w:t xml:space="preserve"> </w:t>
       </w:r>
-      <w:hyperlink r:id="rId230">
+      <w:hyperlink r:id="rId236">
         <w:r>
           <w:rPr>
             <w:rStyle w:val="Hyperlink"/>
@@ -8136,14 +8423,14 @@
         </w:r>
       </w:hyperlink>
     </w:p>
-    <w:bookmarkEnd w:id="231"/>
-    <w:bookmarkEnd w:id="232"/>
+    <w:bookmarkEnd w:id="237"/>
+    <w:bookmarkEnd w:id="238"/>
     <w:p>
       <w:r>
         <w:br w:type="page"/>
       </w:r>
     </w:p>
-    <w:bookmarkEnd w:id="233"/>
+    <w:bookmarkEnd w:id="239"/>
     <w:p>
       <w:pPr>
         <w:pStyle w:val="Heading1"/>
@@ -8152,7 +8439,7 @@
         <w:t xml:space="preserve">Appendix A</w:t>
       </w:r>
     </w:p>
-    <w:bookmarkStart w:id="234" w:name="apx-a"/>
+    <w:bookmarkStart w:id="240" w:name="apx-a"/>
     <w:p>
       <w:pPr>
         <w:pStyle w:val="Heading1"/>
@@ -8166,7 +8453,7 @@
         <w:br w:type="page"/>
       </w:r>
     </w:p>
-    <w:bookmarkEnd w:id="234"/>
+    <w:bookmarkEnd w:id="240"/>
     <w:p>
       <w:pPr>
         <w:pStyle w:val="Heading1"/>
@@ -8175,7 +8462,7 @@
         <w:t xml:space="preserve">Appendix B</w:t>
       </w:r>
     </w:p>
-    <w:bookmarkStart w:id="235" w:name="apx-b"/>
+    <w:bookmarkStart w:id="241" w:name="apx-b"/>
     <w:p>
       <w:pPr>
         <w:pStyle w:val="Heading1"/>
@@ -8184,7 +8471,7 @@
         <w:t xml:space="preserve">Another Appendix</w:t>
       </w:r>
     </w:p>
-    <w:bookmarkEnd w:id="235"/>
+    <w:bookmarkEnd w:id="241"/>
     <w:sectPr>
       <w:headerReference r:id="rId8" w:type="even"/>
       <w:headerReference r:id="rId9" w:type="default"/>

--- a/index.docx
+++ b/index.docx
@@ -6869,7 +6869,7 @@
           <w:rPr>
             <w:rStyle w:val="Hyperlink"/>
           </w:rPr>
-          <w:t xml:space="preserve">http://www.jstor.org/stable/26761430</w:t>
+          <w:t xml:space="preserve">https://doi.org/10.1159/000270073</w:t>
         </w:r>
       </w:hyperlink>
     </w:p>

--- a/index.docx
+++ b/index.docx
@@ -4869,7 +4869,7 @@
     </w:p>
     <w:bookmarkEnd w:id="91"/>
     <w:bookmarkEnd w:id="92"/>
-    <w:bookmarkStart w:id="101" w:name="other-key-challenges-to-address"/>
+    <w:bookmarkStart w:id="105" w:name="other-key-challenges-to-address"/>
     <w:p>
       <w:pPr>
         <w:pStyle w:val="Heading1"/>
@@ -4878,7 +4878,7 @@
         <w:t xml:space="preserve">Other Key Challenges to Address</w:t>
       </w:r>
     </w:p>
-    <w:bookmarkStart w:id="97" w:name="sec-potential-confounds-of-change"/>
+    <w:bookmarkStart w:id="101" w:name="sec-potential-confounds-of-change"/>
     <w:p>
       <w:pPr>
         <w:pStyle w:val="Heading2"/>
@@ -4897,7 +4897,7 @@
       </w:r>
     </w:p>
     <w:bookmarkEnd w:id="93"/>
-    <w:bookmarkStart w:id="94" w:name="period-and-cohort-effects"/>
+    <w:bookmarkStart w:id="98" w:name="period-and-cohort-effects"/>
     <w:p>
       <w:pPr>
         <w:pStyle w:val="Heading3"/>
@@ -4906,8 +4906,133 @@
         <w:t xml:space="preserve">Period and Cohort Effects</w:t>
       </w:r>
     </w:p>
-    <w:bookmarkEnd w:id="94"/>
-    <w:bookmarkStart w:id="95" w:name="measurement-error"/>
+    <w:p>
+      <w:pPr>
+        <w:pStyle w:val="FirstParagraph"/>
+      </w:pPr>
+      <w:r>
+        <w:t xml:space="preserve">Various types of cross-sectional and longitudinal designs are depicted in</w:t>
+      </w:r>
+      <w:r>
+        <w:t xml:space="preserve"> </w:t>
+      </w:r>
+      <w:hyperlink w:anchor="fig-longitudinalDesigns">
+        <w:r>
+          <w:rPr>
+            <w:rStyle w:val="Hyperlink"/>
+          </w:rPr>
+          <w:t xml:space="preserve">Figure 5</w:t>
+        </w:r>
+      </w:hyperlink>
+      <w:r>
+        <w:t xml:space="preserve">.</w:t>
+      </w:r>
+    </w:p>
+    <w:bookmarkStart w:id="97" w:name="fig-longitudinalDesigns"/>
+    <w:p>
+      <w:pPr>
+        <w:pStyle w:val="FigureTitle"/>
+      </w:pPr>
+      <w:r>
+        <w:t xml:space="preserve">Figure 5</w:t>
+      </w:r>
+    </w:p>
+    <w:p>
+      <w:pPr>
+        <w:pStyle w:val="Caption"/>
+      </w:pPr>
+      <w:r>
+        <w:t xml:space="preserve">Research Designs by Time Of Measurement and Cohort.</w:t>
+      </w:r>
+      <w:r>
+        <w:t xml:space="preserve"> </w:t>
+      </w:r>
+      <w:r>
+        <w:t xml:space="preserve">Values in the cells are ages of the participants.</w:t>
+      </w:r>
+      <w:r>
+        <w:t xml:space="preserve"> </w:t>
+      </w:r>
+      <w:r>
+        <w:t xml:space="preserve">Dashed line indicates different participants were assessed at each time of measurement.</w:t>
+      </w:r>
+      <w:r>
+        <w:t xml:space="preserve"> </w:t>
+      </w:r>
+      <w:r>
+        <w:t xml:space="preserve">From</w:t>
+      </w:r>
+      <w:r>
+        <w:t xml:space="preserve"> </w:t>
+      </w:r>
+      <w:r>
+        <w:t xml:space="preserve">Petersen (</w:t>
+      </w:r>
+      <w:hyperlink w:anchor="ref-PetersenPrinciplesPsychAssessment">
+        <w:r>
+          <w:rPr>
+            <w:rStyle w:val="Hyperlink"/>
+          </w:rPr>
+          <w:t xml:space="preserve">2026</w:t>
+        </w:r>
+      </w:hyperlink>
+      <w:r>
+        <w:t xml:space="preserve">)</w:t>
+      </w:r>
+      <w:r>
+        <w:t xml:space="preserve">.</w:t>
+      </w:r>
+    </w:p>
+    <w:p>
+      <w:pPr>
+        <w:pStyle w:val="FigureWithoutNote"/>
+      </w:pPr>
+      <w:r>
+        <w:drawing>
+          <wp:inline>
+            <wp:extent cx="5943600" cy="6619717"/>
+            <wp:effectExtent b="0" l="0" r="0" t="0"/>
+            <wp:docPr descr="" title="" id="95" name="Picture"/>
+            <a:graphic>
+              <a:graphicData uri="http://schemas.openxmlformats.org/drawingml/2006/picture">
+                <pic:pic>
+                  <pic:nvPicPr>
+                    <pic:cNvPr descr="Figures/longitudinalDesigns.png" id="96" name="Picture"/>
+                    <pic:cNvPicPr>
+                      <a:picLocks noChangeArrowheads="1" noChangeAspect="1"/>
+                    </pic:cNvPicPr>
+                  </pic:nvPicPr>
+                  <pic:blipFill>
+                    <a:blip r:embed="rId94"/>
+                    <a:stretch>
+                      <a:fillRect/>
+                    </a:stretch>
+                  </pic:blipFill>
+                  <pic:spPr bwMode="auto">
+                    <a:xfrm>
+                      <a:off x="0" y="0"/>
+                      <a:ext cx="5943600" cy="6619717"/>
+                    </a:xfrm>
+                    <a:prstGeom prst="rect">
+                      <a:avLst/>
+                    </a:prstGeom>
+                    <a:noFill/>
+                    <a:ln w="9525">
+                      <a:noFill/>
+                      <a:headEnd/>
+                      <a:tailEnd/>
+                    </a:ln>
+                  </pic:spPr>
+                </pic:pic>
+              </a:graphicData>
+            </a:graphic>
+          </wp:inline>
+        </w:drawing>
+      </w:r>
+    </w:p>
+    <w:bookmarkEnd w:id="97"/>
+    <w:bookmarkEnd w:id="98"/>
+    <w:bookmarkStart w:id="99" w:name="measurement-error"/>
     <w:p>
       <w:pPr>
         <w:pStyle w:val="Heading3"/>
@@ -4916,50 +5041,50 @@
         <w:t xml:space="preserve">Measurement Error</w:t>
       </w:r>
     </w:p>
-    <w:bookmarkEnd w:id="95"/>
-    <w:bookmarkStart w:id="96" w:name="change-in-meaning-of-the-scores"/>
+    <w:bookmarkEnd w:id="99"/>
+    <w:bookmarkStart w:id="100" w:name="change-in-meaning-of-the-scores"/>
     <w:p>
       <w:pPr>
         <w:pStyle w:val="Heading3"/>
       </w:pPr>
       <w:r>
         <w:t xml:space="preserve">Change in Meaning of the Scores</w:t>
-      </w:r>
-    </w:p>
-    <w:bookmarkEnd w:id="96"/>
-    <w:bookmarkEnd w:id="97"/>
-    <w:bookmarkStart w:id="98" w:name="factorial-invariance-across-time"/>
-    <w:p>
-      <w:pPr>
-        <w:pStyle w:val="Heading2"/>
-      </w:pPr>
-      <w:r>
-        <w:t xml:space="preserve">Factorial Invariance Across Time</w:t>
-      </w:r>
-    </w:p>
-    <w:bookmarkEnd w:id="98"/>
-    <w:bookmarkStart w:id="99" w:name="integration-across-multiple-sources"/>
-    <w:p>
-      <w:pPr>
-        <w:pStyle w:val="Heading2"/>
-      </w:pPr>
-      <w:r>
-        <w:t xml:space="preserve">Integration Across Multiple Sources</w:t>
-      </w:r>
-    </w:p>
-    <w:bookmarkEnd w:id="99"/>
-    <w:bookmarkStart w:id="100" w:name="obsolescence-of-items-and-measures"/>
-    <w:p>
-      <w:pPr>
-        <w:pStyle w:val="Heading2"/>
-      </w:pPr>
-      <w:r>
-        <w:t xml:space="preserve">Obsolescence of Items and Measures</w:t>
       </w:r>
     </w:p>
     <w:bookmarkEnd w:id="100"/>
     <w:bookmarkEnd w:id="101"/>
-    <w:bookmarkStart w:id="102" w:name="conclusion"/>
+    <w:bookmarkStart w:id="102" w:name="factorial-invariance-across-time"/>
+    <w:p>
+      <w:pPr>
+        <w:pStyle w:val="Heading2"/>
+      </w:pPr>
+      <w:r>
+        <w:t xml:space="preserve">Factorial Invariance Across Time</w:t>
+      </w:r>
+    </w:p>
+    <w:bookmarkEnd w:id="102"/>
+    <w:bookmarkStart w:id="103" w:name="integration-across-multiple-sources"/>
+    <w:p>
+      <w:pPr>
+        <w:pStyle w:val="Heading2"/>
+      </w:pPr>
+      <w:r>
+        <w:t xml:space="preserve">Integration Across Multiple Sources</w:t>
+      </w:r>
+    </w:p>
+    <w:bookmarkEnd w:id="103"/>
+    <w:bookmarkStart w:id="104" w:name="obsolescence-of-items-and-measures"/>
+    <w:p>
+      <w:pPr>
+        <w:pStyle w:val="Heading2"/>
+      </w:pPr>
+      <w:r>
+        <w:t xml:space="preserve">Obsolescence of Items and Measures</w:t>
+      </w:r>
+    </w:p>
+    <w:bookmarkEnd w:id="104"/>
+    <w:bookmarkEnd w:id="105"/>
+    <w:bookmarkStart w:id="106" w:name="conclusion"/>
     <w:p>
       <w:pPr>
         <w:pStyle w:val="Heading1"/>
@@ -4988,8 +5113,8 @@
         <w:t xml:space="preserve">Although this manuscript focuses on development of psychopathology, the principles discussed likely apply to many other developmental domains.</w:t>
       </w:r>
     </w:p>
-    <w:bookmarkEnd w:id="102"/>
-    <w:bookmarkStart w:id="239" w:name="references"/>
+    <w:bookmarkEnd w:id="106"/>
+    <w:bookmarkStart w:id="245" w:name="references"/>
     <w:p>
       <w:pPr>
         <w:pStyle w:val="Heading1"/>
@@ -4998,8 +5123,8 @@
         <w:t xml:space="preserve">References</w:t>
       </w:r>
     </w:p>
-    <w:bookmarkStart w:id="238" w:name="refs"/>
-    <w:bookmarkStart w:id="103" w:name="ref-Abrous2026"/>
+    <w:bookmarkStart w:id="244" w:name="refs"/>
+    <w:bookmarkStart w:id="107" w:name="ref-Abrous2026"/>
     <w:p>
       <w:pPr>
         <w:pStyle w:val="Bibliography"/>
@@ -5045,8 +5170,8 @@
         </w:r>
       </w:hyperlink>
     </w:p>
-    <w:bookmarkEnd w:id="103"/>
-    <w:bookmarkStart w:id="104" w:name="ref-Ackerman2013"/>
+    <w:bookmarkEnd w:id="107"/>
+    <w:bookmarkStart w:id="108" w:name="ref-Ackerman2013"/>
     <w:p>
       <w:pPr>
         <w:pStyle w:val="Bibliography"/>
@@ -5071,8 +5196,8 @@
         <w:t xml:space="preserve">(pp. 119–132). American Psychological Association.</w:t>
       </w:r>
     </w:p>
-    <w:bookmarkEnd w:id="104"/>
-    <w:bookmarkStart w:id="105" w:name="ref-APA2022"/>
+    <w:bookmarkEnd w:id="108"/>
+    <w:bookmarkStart w:id="109" w:name="ref-APA2022"/>
     <w:p>
       <w:pPr>
         <w:pStyle w:val="Bibliography"/>
@@ -5122,8 +5247,8 @@
         <w:t xml:space="preserve">. American Psychiatric Publishing.</w:t>
       </w:r>
     </w:p>
-    <w:bookmarkEnd w:id="105"/>
-    <w:bookmarkStart w:id="107" w:name="ref-ApplegateInPress"/>
+    <w:bookmarkEnd w:id="109"/>
+    <w:bookmarkStart w:id="111" w:name="ref-ApplegateInPress"/>
     <w:p>
       <w:pPr>
         <w:pStyle w:val="Bibliography"/>
@@ -5147,7 +5272,7 @@
       <w:r>
         <w:t xml:space="preserve"> </w:t>
       </w:r>
-      <w:hyperlink r:id="rId106">
+      <w:hyperlink r:id="rId110">
         <w:r>
           <w:rPr>
             <w:rStyle w:val="Hyperlink"/>
@@ -5156,8 +5281,8 @@
         </w:r>
       </w:hyperlink>
     </w:p>
-    <w:bookmarkEnd w:id="107"/>
-    <w:bookmarkStart w:id="109" w:name="ref-Barry2013"/>
+    <w:bookmarkEnd w:id="111"/>
+    <w:bookmarkStart w:id="113" w:name="ref-Barry2013"/>
     <w:p>
       <w:pPr>
         <w:pStyle w:val="Bibliography"/>
@@ -5194,7 +5319,7 @@
       <w:r>
         <w:t xml:space="preserve"> </w:t>
       </w:r>
-      <w:hyperlink r:id="rId108">
+      <w:hyperlink r:id="rId112">
         <w:r>
           <w:rPr>
             <w:rStyle w:val="Hyperlink"/>
@@ -5203,8 +5328,8 @@
         </w:r>
       </w:hyperlink>
     </w:p>
-    <w:bookmarkEnd w:id="109"/>
-    <w:bookmarkStart w:id="111" w:name="ref-Bolhuis2017"/>
+    <w:bookmarkEnd w:id="113"/>
+    <w:bookmarkStart w:id="115" w:name="ref-Bolhuis2017"/>
     <w:p>
       <w:pPr>
         <w:pStyle w:val="Bibliography"/>
@@ -5241,7 +5366,7 @@
       <w:r>
         <w:t xml:space="preserve"> </w:t>
       </w:r>
-      <w:hyperlink r:id="rId110">
+      <w:hyperlink r:id="rId114">
         <w:r>
           <w:rPr>
             <w:rStyle w:val="Hyperlink"/>
@@ -5250,8 +5375,8 @@
         </w:r>
       </w:hyperlink>
     </w:p>
-    <w:bookmarkEnd w:id="111"/>
-    <w:bookmarkStart w:id="112" w:name="ref-Borelli2018"/>
+    <w:bookmarkEnd w:id="115"/>
+    <w:bookmarkStart w:id="116" w:name="ref-Borelli2018"/>
     <w:p>
       <w:pPr>
         <w:pStyle w:val="Bibliography"/>
@@ -5297,8 +5422,8 @@
         </w:r>
       </w:hyperlink>
     </w:p>
-    <w:bookmarkEnd w:id="112"/>
-    <w:bookmarkStart w:id="113" w:name="ref-BriggsGowan2016"/>
+    <w:bookmarkEnd w:id="116"/>
+    <w:bookmarkStart w:id="117" w:name="ref-BriggsGowan2016"/>
     <w:p>
       <w:pPr>
         <w:pStyle w:val="Bibliography"/>
@@ -5323,8 +5448,8 @@
         <w:t xml:space="preserve">(pp. 1–45).</w:t>
       </w:r>
     </w:p>
-    <w:bookmarkEnd w:id="113"/>
-    <w:bookmarkStart w:id="115" w:name="ref-Broeren2013"/>
+    <w:bookmarkEnd w:id="117"/>
+    <w:bookmarkStart w:id="119" w:name="ref-Broeren2013"/>
     <w:p>
       <w:pPr>
         <w:pStyle w:val="Bibliography"/>
@@ -5361,7 +5486,7 @@
       <w:r>
         <w:t xml:space="preserve"> </w:t>
       </w:r>
-      <w:hyperlink r:id="rId114">
+      <w:hyperlink r:id="rId118">
         <w:r>
           <w:rPr>
             <w:rStyle w:val="Hyperlink"/>
@@ -5370,8 +5495,8 @@
         </w:r>
       </w:hyperlink>
     </w:p>
-    <w:bookmarkEnd w:id="115"/>
-    <w:bookmarkStart w:id="117" w:name="ref-Burt2012"/>
+    <w:bookmarkEnd w:id="119"/>
+    <w:bookmarkStart w:id="121" w:name="ref-Burt2012"/>
     <w:p>
       <w:pPr>
         <w:pStyle w:val="Bibliography"/>
@@ -5408,7 +5533,7 @@
       <w:r>
         <w:t xml:space="preserve"> </w:t>
       </w:r>
-      <w:hyperlink r:id="rId116">
+      <w:hyperlink r:id="rId120">
         <w:r>
           <w:rPr>
             <w:rStyle w:val="Hyperlink"/>
@@ -5417,8 +5542,8 @@
         </w:r>
       </w:hyperlink>
     </w:p>
-    <w:bookmarkEnd w:id="117"/>
-    <w:bookmarkStart w:id="118" w:name="ref-Caspi2006"/>
+    <w:bookmarkEnd w:id="121"/>
+    <w:bookmarkStart w:id="122" w:name="ref-Caspi2006"/>
     <w:p>
       <w:pPr>
         <w:pStyle w:val="Bibliography"/>
@@ -5443,8 +5568,8 @@
         <w:t xml:space="preserve">(6th ed., Vol. 3, pp. 300–365). John Wiley &amp; Sons, Inc.</w:t>
       </w:r>
     </w:p>
-    <w:bookmarkEnd w:id="118"/>
-    <w:bookmarkStart w:id="120" w:name="ref-Chen2015"/>
+    <w:bookmarkEnd w:id="122"/>
+    <w:bookmarkStart w:id="124" w:name="ref-Chen2015"/>
     <w:p>
       <w:pPr>
         <w:pStyle w:val="Bibliography"/>
@@ -5481,7 +5606,7 @@
       <w:r>
         <w:t xml:space="preserve"> </w:t>
       </w:r>
-      <w:hyperlink r:id="rId119">
+      <w:hyperlink r:id="rId123">
         <w:r>
           <w:rPr>
             <w:rStyle w:val="Hyperlink"/>
@@ -5490,8 +5615,8 @@
         </w:r>
       </w:hyperlink>
     </w:p>
-    <w:bookmarkEnd w:id="120"/>
-    <w:bookmarkStart w:id="122" w:name="ref-Chumlea2009"/>
+    <w:bookmarkEnd w:id="124"/>
+    <w:bookmarkStart w:id="126" w:name="ref-Chumlea2009"/>
     <w:p>
       <w:pPr>
         <w:pStyle w:val="Bibliography"/>
@@ -5546,7 +5671,7 @@
       <w:r>
         <w:t xml:space="preserve"> </w:t>
       </w:r>
-      <w:hyperlink r:id="rId121">
+      <w:hyperlink r:id="rId125">
         <w:r>
           <w:rPr>
             <w:rStyle w:val="Hyperlink"/>
@@ -5555,8 +5680,8 @@
         </w:r>
       </w:hyperlink>
     </w:p>
-    <w:bookmarkEnd w:id="122"/>
-    <w:bookmarkStart w:id="124" w:name="ref-Cicchetti2002"/>
+    <w:bookmarkEnd w:id="126"/>
+    <w:bookmarkStart w:id="128" w:name="ref-Cicchetti2002"/>
     <w:p>
       <w:pPr>
         <w:pStyle w:val="Bibliography"/>
@@ -5593,7 +5718,7 @@
       <w:r>
         <w:t xml:space="preserve"> </w:t>
       </w:r>
-      <w:hyperlink r:id="rId123">
+      <w:hyperlink r:id="rId127">
         <w:r>
           <w:rPr>
             <w:rStyle w:val="Hyperlink"/>
@@ -5602,8 +5727,8 @@
         </w:r>
       </w:hyperlink>
     </w:p>
-    <w:bookmarkEnd w:id="124"/>
-    <w:bookmarkStart w:id="126" w:name="ref-Coghill2012"/>
+    <w:bookmarkEnd w:id="128"/>
+    <w:bookmarkStart w:id="130" w:name="ref-Coghill2012"/>
     <w:p>
       <w:pPr>
         <w:pStyle w:val="Bibliography"/>
@@ -5640,7 +5765,7 @@
       <w:r>
         <w:t xml:space="preserve"> </w:t>
       </w:r>
-      <w:hyperlink r:id="rId125">
+      <w:hyperlink r:id="rId129">
         <w:r>
           <w:rPr>
             <w:rStyle w:val="Hyperlink"/>
@@ -5649,8 +5774,8 @@
         </w:r>
       </w:hyperlink>
     </w:p>
-    <w:bookmarkEnd w:id="126"/>
-    <w:bookmarkStart w:id="128" w:name="ref-DeLosReyes2026"/>
+    <w:bookmarkEnd w:id="130"/>
+    <w:bookmarkStart w:id="132" w:name="ref-DeLosReyes2026"/>
     <w:p>
       <w:pPr>
         <w:pStyle w:val="Bibliography"/>
@@ -5699,7 +5824,7 @@
       <w:r>
         <w:t xml:space="preserve"> </w:t>
       </w:r>
-      <w:hyperlink r:id="rId127">
+      <w:hyperlink r:id="rId131">
         <w:r>
           <w:rPr>
             <w:rStyle w:val="Hyperlink"/>
@@ -5708,8 +5833,8 @@
         </w:r>
       </w:hyperlink>
     </w:p>
-    <w:bookmarkEnd w:id="128"/>
-    <w:bookmarkStart w:id="130" w:name="ref-Fairchild2013"/>
+    <w:bookmarkEnd w:id="132"/>
+    <w:bookmarkStart w:id="134" w:name="ref-Fairchild2013"/>
     <w:p>
       <w:pPr>
         <w:pStyle w:val="Bibliography"/>
@@ -5746,7 +5871,7 @@
       <w:r>
         <w:t xml:space="preserve"> </w:t>
       </w:r>
-      <w:hyperlink r:id="rId129">
+      <w:hyperlink r:id="rId133">
         <w:r>
           <w:rPr>
             <w:rStyle w:val="Hyperlink"/>
@@ -5755,8 +5880,8 @@
         </w:r>
       </w:hyperlink>
     </w:p>
-    <w:bookmarkEnd w:id="130"/>
-    <w:bookmarkStart w:id="132" w:name="ref-Forbes2016"/>
+    <w:bookmarkEnd w:id="134"/>
+    <w:bookmarkStart w:id="136" w:name="ref-Forbes2016"/>
     <w:p>
       <w:pPr>
         <w:pStyle w:val="Bibliography"/>
@@ -5793,7 +5918,7 @@
       <w:r>
         <w:t xml:space="preserve"> </w:t>
       </w:r>
-      <w:hyperlink r:id="rId131">
+      <w:hyperlink r:id="rId135">
         <w:r>
           <w:rPr>
             <w:rStyle w:val="Hyperlink"/>
@@ -5802,8 +5927,8 @@
         </w:r>
       </w:hyperlink>
     </w:p>
-    <w:bookmarkEnd w:id="132"/>
-    <w:bookmarkStart w:id="134" w:name="ref-Godoy2021"/>
+    <w:bookmarkEnd w:id="136"/>
+    <w:bookmarkStart w:id="138" w:name="ref-Godoy2021"/>
     <w:p>
       <w:pPr>
         <w:pStyle w:val="Bibliography"/>
@@ -5840,7 +5965,7 @@
       <w:r>
         <w:t xml:space="preserve"> </w:t>
       </w:r>
-      <w:hyperlink r:id="rId133">
+      <w:hyperlink r:id="rId137">
         <w:r>
           <w:rPr>
             <w:rStyle w:val="Hyperlink"/>
@@ -5849,8 +5974,8 @@
         </w:r>
       </w:hyperlink>
     </w:p>
-    <w:bookmarkEnd w:id="134"/>
-    <w:bookmarkStart w:id="136" w:name="ref-Haslam2012"/>
+    <w:bookmarkEnd w:id="138"/>
+    <w:bookmarkStart w:id="140" w:name="ref-Haslam2012"/>
     <w:p>
       <w:pPr>
         <w:pStyle w:val="Bibliography"/>
@@ -5887,7 +6012,7 @@
       <w:r>
         <w:t xml:space="preserve"> </w:t>
       </w:r>
-      <w:hyperlink r:id="rId135">
+      <w:hyperlink r:id="rId139">
         <w:r>
           <w:rPr>
             <w:rStyle w:val="Hyperlink"/>
@@ -5896,8 +6021,8 @@
         </w:r>
       </w:hyperlink>
     </w:p>
-    <w:bookmarkEnd w:id="136"/>
-    <w:bookmarkStart w:id="138" w:name="ref-Haslam2020"/>
+    <w:bookmarkEnd w:id="140"/>
+    <w:bookmarkStart w:id="142" w:name="ref-Haslam2020"/>
     <w:p>
       <w:pPr>
         <w:pStyle w:val="Bibliography"/>
@@ -5934,7 +6059,7 @@
       <w:r>
         <w:t xml:space="preserve"> </w:t>
       </w:r>
-      <w:hyperlink r:id="rId137">
+      <w:hyperlink r:id="rId141">
         <w:r>
           <w:rPr>
             <w:rStyle w:val="Hyperlink"/>
@@ -5943,8 +6068,8 @@
         </w:r>
       </w:hyperlink>
     </w:p>
-    <w:bookmarkEnd w:id="138"/>
-    <w:bookmarkStart w:id="140" w:name="ref-Insel2008"/>
+    <w:bookmarkEnd w:id="142"/>
+    <w:bookmarkStart w:id="144" w:name="ref-Insel2008"/>
     <w:p>
       <w:pPr>
         <w:pStyle w:val="Bibliography"/>
@@ -5981,7 +6106,7 @@
       <w:r>
         <w:t xml:space="preserve"> </w:t>
       </w:r>
-      <w:hyperlink r:id="rId139">
+      <w:hyperlink r:id="rId143">
         <w:r>
           <w:rPr>
             <w:rStyle w:val="Hyperlink"/>
@@ -5990,8 +6115,8 @@
         </w:r>
       </w:hyperlink>
     </w:p>
-    <w:bookmarkEnd w:id="140"/>
-    <w:bookmarkStart w:id="142" w:name="ref-Kaat2019"/>
+    <w:bookmarkEnd w:id="144"/>
+    <w:bookmarkStart w:id="146" w:name="ref-Kaat2019"/>
     <w:p>
       <w:pPr>
         <w:pStyle w:val="Bibliography"/>
@@ -6028,7 +6153,7 @@
       <w:r>
         <w:t xml:space="preserve"> </w:t>
       </w:r>
-      <w:hyperlink r:id="rId141">
+      <w:hyperlink r:id="rId145">
         <w:r>
           <w:rPr>
             <w:rStyle w:val="Hyperlink"/>
@@ -6037,8 +6162,8 @@
         </w:r>
       </w:hyperlink>
     </w:p>
-    <w:bookmarkEnd w:id="142"/>
-    <w:bookmarkStart w:id="143" w:name="ref-Kagan1969"/>
+    <w:bookmarkEnd w:id="146"/>
+    <w:bookmarkStart w:id="147" w:name="ref-Kagan1969"/>
     <w:p>
       <w:pPr>
         <w:pStyle w:val="Bibliography"/>
@@ -6063,8 +6188,8 @@
         <w:t xml:space="preserve">(pp. 983–1002). Rand McNally.</w:t>
       </w:r>
     </w:p>
-    <w:bookmarkEnd w:id="143"/>
-    <w:bookmarkStart w:id="144" w:name="ref-Kagan1971"/>
+    <w:bookmarkEnd w:id="147"/>
+    <w:bookmarkStart w:id="148" w:name="ref-Kagan1971"/>
     <w:p>
       <w:pPr>
         <w:pStyle w:val="Bibliography"/>
@@ -6086,8 +6211,8 @@
         <w:t xml:space="preserve">. Wiley.</w:t>
       </w:r>
     </w:p>
-    <w:bookmarkEnd w:id="144"/>
-    <w:bookmarkStart w:id="145" w:name="ref-Kagan1980"/>
+    <w:bookmarkEnd w:id="148"/>
+    <w:bookmarkStart w:id="149" w:name="ref-Kagan1980"/>
     <w:p>
       <w:pPr>
         <w:pStyle w:val="Bibliography"/>
@@ -6112,8 +6237,8 @@
         <w:t xml:space="preserve">(pp. 26–74). Harvard University Press.</w:t>
       </w:r>
     </w:p>
-    <w:bookmarkEnd w:id="145"/>
-    <w:bookmarkStart w:id="146" w:name="ref-Kagan1962"/>
+    <w:bookmarkEnd w:id="149"/>
+    <w:bookmarkStart w:id="150" w:name="ref-Kagan1962"/>
     <w:p>
       <w:pPr>
         <w:pStyle w:val="Bibliography"/>
@@ -6135,8 +6260,8 @@
         <w:t xml:space="preserve">. Wiley.</w:t>
       </w:r>
     </w:p>
-    <w:bookmarkEnd w:id="146"/>
-    <w:bookmarkStart w:id="148" w:name="ref-Kliem2018"/>
+    <w:bookmarkEnd w:id="150"/>
+    <w:bookmarkStart w:id="152" w:name="ref-Kliem2018"/>
     <w:p>
       <w:pPr>
         <w:pStyle w:val="Bibliography"/>
@@ -6173,7 +6298,7 @@
       <w:r>
         <w:t xml:space="preserve"> </w:t>
       </w:r>
-      <w:hyperlink r:id="rId147">
+      <w:hyperlink r:id="rId151">
         <w:r>
           <w:rPr>
             <w:rStyle w:val="Hyperlink"/>
@@ -6182,8 +6307,8 @@
         </w:r>
       </w:hyperlink>
     </w:p>
-    <w:bookmarkEnd w:id="148"/>
-    <w:bookmarkStart w:id="150" w:name="ref-Kliem2022"/>
+    <w:bookmarkEnd w:id="152"/>
+    <w:bookmarkStart w:id="154" w:name="ref-Kliem2022"/>
     <w:p>
       <w:pPr>
         <w:pStyle w:val="Bibliography"/>
@@ -6220,7 +6345,7 @@
       <w:r>
         <w:t xml:space="preserve"> </w:t>
       </w:r>
-      <w:hyperlink r:id="rId149">
+      <w:hyperlink r:id="rId153">
         <w:r>
           <w:rPr>
             <w:rStyle w:val="Hyperlink"/>
@@ -6229,8 +6354,8 @@
         </w:r>
       </w:hyperlink>
     </w:p>
-    <w:bookmarkEnd w:id="150"/>
-    <w:bookmarkStart w:id="152" w:name="ref-Kotov2017"/>
+    <w:bookmarkEnd w:id="154"/>
+    <w:bookmarkStart w:id="156" w:name="ref-Kotov2017"/>
     <w:p>
       <w:pPr>
         <w:pStyle w:val="Bibliography"/>
@@ -6273,7 +6398,7 @@
       <w:r>
         <w:t xml:space="preserve"> </w:t>
       </w:r>
-      <w:hyperlink r:id="rId151">
+      <w:hyperlink r:id="rId155">
         <w:r>
           <w:rPr>
             <w:rStyle w:val="Hyperlink"/>
@@ -6282,8 +6407,8 @@
         </w:r>
       </w:hyperlink>
     </w:p>
-    <w:bookmarkEnd w:id="152"/>
-    <w:bookmarkStart w:id="154" w:name="ref-Krueger2016"/>
+    <w:bookmarkEnd w:id="156"/>
+    <w:bookmarkStart w:id="158" w:name="ref-Krueger2016"/>
     <w:p>
       <w:pPr>
         <w:pStyle w:val="Bibliography"/>
@@ -6320,7 +6445,7 @@
       <w:r>
         <w:t xml:space="preserve"> </w:t>
       </w:r>
-      <w:hyperlink r:id="rId153">
+      <w:hyperlink r:id="rId157">
         <w:r>
           <w:rPr>
             <w:rStyle w:val="Hyperlink"/>
@@ -6329,8 +6454,8 @@
         </w:r>
       </w:hyperlink>
     </w:p>
-    <w:bookmarkEnd w:id="154"/>
-    <w:bookmarkStart w:id="156" w:name="ref-Krueger2021"/>
+    <w:bookmarkEnd w:id="158"/>
+    <w:bookmarkStart w:id="160" w:name="ref-Krueger2021"/>
     <w:p>
       <w:pPr>
         <w:pStyle w:val="Bibliography"/>
@@ -6382,7 +6507,7 @@
       <w:r>
         <w:t xml:space="preserve"> </w:t>
       </w:r>
-      <w:hyperlink r:id="rId155">
+      <w:hyperlink r:id="rId159">
         <w:r>
           <w:rPr>
             <w:rStyle w:val="Hyperlink"/>
@@ -6391,8 +6516,8 @@
         </w:r>
       </w:hyperlink>
     </w:p>
-    <w:bookmarkEnd w:id="156"/>
-    <w:bookmarkStart w:id="158" w:name="ref-Krueger2011"/>
+    <w:bookmarkEnd w:id="160"/>
+    <w:bookmarkStart w:id="162" w:name="ref-Krueger2011"/>
     <w:p>
       <w:pPr>
         <w:pStyle w:val="Bibliography"/>
@@ -6429,7 +6554,7 @@
       <w:r>
         <w:t xml:space="preserve"> </w:t>
       </w:r>
-      <w:hyperlink r:id="rId157">
+      <w:hyperlink r:id="rId161">
         <w:r>
           <w:rPr>
             <w:rStyle w:val="Hyperlink"/>
@@ -6438,8 +6563,8 @@
         </w:r>
       </w:hyperlink>
     </w:p>
-    <w:bookmarkEnd w:id="158"/>
-    <w:bookmarkStart w:id="160" w:name="ref-Krueger2007"/>
+    <w:bookmarkEnd w:id="162"/>
+    <w:bookmarkStart w:id="164" w:name="ref-Krueger2007"/>
     <w:p>
       <w:pPr>
         <w:pStyle w:val="Bibliography"/>
@@ -6476,7 +6601,7 @@
       <w:r>
         <w:t xml:space="preserve"> </w:t>
       </w:r>
-      <w:hyperlink r:id="rId159">
+      <w:hyperlink r:id="rId163">
         <w:r>
           <w:rPr>
             <w:rStyle w:val="Hyperlink"/>
@@ -6485,8 +6610,8 @@
         </w:r>
       </w:hyperlink>
     </w:p>
-    <w:bookmarkEnd w:id="160"/>
-    <w:bookmarkStart w:id="162" w:name="ref-Krueger2005"/>
+    <w:bookmarkEnd w:id="164"/>
+    <w:bookmarkStart w:id="166" w:name="ref-Krueger2005"/>
     <w:p>
       <w:pPr>
         <w:pStyle w:val="Bibliography"/>
@@ -6523,7 +6648,7 @@
       <w:r>
         <w:t xml:space="preserve"> </w:t>
       </w:r>
-      <w:hyperlink r:id="rId161">
+      <w:hyperlink r:id="rId165">
         <w:r>
           <w:rPr>
             <w:rStyle w:val="Hyperlink"/>
@@ -6532,8 +6657,8 @@
         </w:r>
       </w:hyperlink>
     </w:p>
-    <w:bookmarkEnd w:id="162"/>
-    <w:bookmarkStart w:id="164" w:name="ref-Krueger2004"/>
+    <w:bookmarkEnd w:id="166"/>
+    <w:bookmarkStart w:id="168" w:name="ref-Krueger2004"/>
     <w:p>
       <w:pPr>
         <w:pStyle w:val="Bibliography"/>
@@ -6573,7 +6698,7 @@
       <w:r>
         <w:t xml:space="preserve"> </w:t>
       </w:r>
-      <w:hyperlink r:id="rId163">
+      <w:hyperlink r:id="rId167">
         <w:r>
           <w:rPr>
             <w:rStyle w:val="Hyperlink"/>
@@ -6582,8 +6707,8 @@
         </w:r>
       </w:hyperlink>
     </w:p>
-    <w:bookmarkEnd w:id="164"/>
-    <w:bookmarkStart w:id="166" w:name="ref-Krueger2002"/>
+    <w:bookmarkEnd w:id="168"/>
+    <w:bookmarkStart w:id="170" w:name="ref-Krueger2002"/>
     <w:p>
       <w:pPr>
         <w:pStyle w:val="Bibliography"/>
@@ -6620,7 +6745,7 @@
       <w:r>
         <w:t xml:space="preserve"> </w:t>
       </w:r>
-      <w:hyperlink r:id="rId165">
+      <w:hyperlink r:id="rId169">
         <w:r>
           <w:rPr>
             <w:rStyle w:val="Hyperlink"/>
@@ -6629,8 +6754,8 @@
         </w:r>
       </w:hyperlink>
     </w:p>
-    <w:bookmarkEnd w:id="166"/>
-    <w:bookmarkStart w:id="168" w:name="ref-Markon2011"/>
+    <w:bookmarkEnd w:id="170"/>
+    <w:bookmarkStart w:id="172" w:name="ref-Markon2011"/>
     <w:p>
       <w:pPr>
         <w:pStyle w:val="Bibliography"/>
@@ -6667,7 +6792,7 @@
       <w:r>
         <w:t xml:space="preserve"> </w:t>
       </w:r>
-      <w:hyperlink r:id="rId167">
+      <w:hyperlink r:id="rId171">
         <w:r>
           <w:rPr>
             <w:rStyle w:val="Hyperlink"/>
@@ -6676,8 +6801,8 @@
         </w:r>
       </w:hyperlink>
     </w:p>
-    <w:bookmarkEnd w:id="168"/>
-    <w:bookmarkStart w:id="170" w:name="ref-Markon2005"/>
+    <w:bookmarkEnd w:id="172"/>
+    <w:bookmarkStart w:id="174" w:name="ref-Markon2005"/>
     <w:p>
       <w:pPr>
         <w:pStyle w:val="Bibliography"/>
@@ -6714,7 +6839,7 @@
       <w:r>
         <w:t xml:space="preserve"> </w:t>
       </w:r>
-      <w:hyperlink r:id="rId169">
+      <w:hyperlink r:id="rId173">
         <w:r>
           <w:rPr>
             <w:rStyle w:val="Hyperlink"/>
@@ -6723,8 +6848,8 @@
         </w:r>
       </w:hyperlink>
     </w:p>
-    <w:bookmarkEnd w:id="170"/>
-    <w:bookmarkStart w:id="172" w:name="ref-Miller2009"/>
+    <w:bookmarkEnd w:id="174"/>
+    <w:bookmarkStart w:id="176" w:name="ref-Miller2009"/>
     <w:p>
       <w:pPr>
         <w:pStyle w:val="Bibliography"/>
@@ -6761,7 +6886,7 @@
       <w:r>
         <w:t xml:space="preserve"> </w:t>
       </w:r>
-      <w:hyperlink r:id="rId171">
+      <w:hyperlink r:id="rId175">
         <w:r>
           <w:rPr>
             <w:rStyle w:val="Hyperlink"/>
@@ -6770,8 +6895,8 @@
         </w:r>
       </w:hyperlink>
     </w:p>
-    <w:bookmarkEnd w:id="172"/>
-    <w:bookmarkStart w:id="174" w:name="ref-Moffitt1993"/>
+    <w:bookmarkEnd w:id="176"/>
+    <w:bookmarkStart w:id="178" w:name="ref-Moffitt1993"/>
     <w:p>
       <w:pPr>
         <w:pStyle w:val="Bibliography"/>
@@ -6808,7 +6933,7 @@
       <w:r>
         <w:t xml:space="preserve"> </w:t>
       </w:r>
-      <w:hyperlink r:id="rId173">
+      <w:hyperlink r:id="rId177">
         <w:r>
           <w:rPr>
             <w:rStyle w:val="Hyperlink"/>
@@ -6817,8 +6942,8 @@
         </w:r>
       </w:hyperlink>
     </w:p>
-    <w:bookmarkEnd w:id="174"/>
-    <w:bookmarkStart w:id="176" w:name="ref-Moss1964"/>
+    <w:bookmarkEnd w:id="178"/>
+    <w:bookmarkStart w:id="180" w:name="ref-Moss1964"/>
     <w:p>
       <w:pPr>
         <w:pStyle w:val="Bibliography"/>
@@ -6864,7 +6989,7 @@
       <w:r>
         <w:t xml:space="preserve"> </w:t>
       </w:r>
-      <w:hyperlink r:id="rId175">
+      <w:hyperlink r:id="rId179">
         <w:r>
           <w:rPr>
             <w:rStyle w:val="Hyperlink"/>
@@ -6873,8 +6998,8 @@
         </w:r>
       </w:hyperlink>
     </w:p>
-    <w:bookmarkEnd w:id="176"/>
-    <w:bookmarkStart w:id="178" w:name="ref-Odgers2008"/>
+    <w:bookmarkEnd w:id="180"/>
+    <w:bookmarkStart w:id="182" w:name="ref-Odgers2008"/>
     <w:p>
       <w:pPr>
         <w:pStyle w:val="Bibliography"/>
@@ -6911,7 +7036,7 @@
       <w:r>
         <w:t xml:space="preserve"> </w:t>
       </w:r>
-      <w:hyperlink r:id="rId177">
+      <w:hyperlink r:id="rId181">
         <w:r>
           <w:rPr>
             <w:rStyle w:val="Hyperlink"/>
@@ -6920,8 +7045,8 @@
         </w:r>
       </w:hyperlink>
     </w:p>
-    <w:bookmarkEnd w:id="178"/>
-    <w:bookmarkStart w:id="180" w:name="ref-Paalman2013"/>
+    <w:bookmarkEnd w:id="182"/>
+    <w:bookmarkStart w:id="184" w:name="ref-Paalman2013"/>
     <w:p>
       <w:pPr>
         <w:pStyle w:val="Bibliography"/>
@@ -6958,7 +7083,7 @@
       <w:r>
         <w:t xml:space="preserve"> </w:t>
       </w:r>
-      <w:hyperlink r:id="rId179">
+      <w:hyperlink r:id="rId183">
         <w:r>
           <w:rPr>
             <w:rStyle w:val="Hyperlink"/>
@@ -6967,8 +7092,8 @@
         </w:r>
       </w:hyperlink>
     </w:p>
-    <w:bookmarkEnd w:id="180"/>
-    <w:bookmarkStart w:id="182" w:name="ref-Patterson1993"/>
+    <w:bookmarkEnd w:id="184"/>
+    <w:bookmarkStart w:id="186" w:name="ref-Patterson1993"/>
     <w:p>
       <w:pPr>
         <w:pStyle w:val="Bibliography"/>
@@ -7005,7 +7130,7 @@
       <w:r>
         <w:t xml:space="preserve"> </w:t>
       </w:r>
-      <w:hyperlink r:id="rId181">
+      <w:hyperlink r:id="rId185">
         <w:r>
           <w:rPr>
             <w:rStyle w:val="Hyperlink"/>
@@ -7014,8 +7139,8 @@
         </w:r>
       </w:hyperlink>
     </w:p>
-    <w:bookmarkEnd w:id="182"/>
-    <w:bookmarkStart w:id="184" w:name="ref-Pavlovich2026"/>
+    <w:bookmarkEnd w:id="186"/>
+    <w:bookmarkStart w:id="188" w:name="ref-Pavlovich2026"/>
     <w:p>
       <w:pPr>
         <w:pStyle w:val="Bibliography"/>
@@ -7052,7 +7177,7 @@
       <w:r>
         <w:t xml:space="preserve"> </w:t>
       </w:r>
-      <w:hyperlink r:id="rId183">
+      <w:hyperlink r:id="rId187">
         <w:r>
           <w:rPr>
             <w:rStyle w:val="Hyperlink"/>
@@ -7061,8 +7186,8 @@
         </w:r>
       </w:hyperlink>
     </w:p>
-    <w:bookmarkEnd w:id="184"/>
-    <w:bookmarkStart w:id="186" w:name="ref-Petersen2024"/>
+    <w:bookmarkEnd w:id="188"/>
+    <w:bookmarkStart w:id="190" w:name="ref-Petersen2024"/>
     <w:p>
       <w:pPr>
         <w:pStyle w:val="Bibliography"/>
@@ -7099,7 +7224,7 @@
       <w:r>
         <w:t xml:space="preserve"> </w:t>
       </w:r>
-      <w:hyperlink r:id="rId185">
+      <w:hyperlink r:id="rId189">
         <w:r>
           <w:rPr>
             <w:rStyle w:val="Hyperlink"/>
@@ -7108,13 +7233,61 @@
         </w:r>
       </w:hyperlink>
     </w:p>
-    <w:bookmarkEnd w:id="186"/>
-    <w:bookmarkStart w:id="187" w:name="ref-Petersen2015"/>
+    <w:bookmarkEnd w:id="190"/>
+    <w:bookmarkStart w:id="192" w:name="ref-PetersenPrinciplesPsychAssessment"/>
     <w:p>
       <w:pPr>
         <w:pStyle w:val="Bibliography"/>
       </w:pPr>
       <w:r>
+        <w:t xml:space="preserve">Petersen, I. T. (2026).</w:t>
+      </w:r>
+      <w:r>
+        <w:t xml:space="preserve"> </w:t>
+      </w:r>
+      <w:r>
+        <w:rPr>
+          <w:i/>
+          <w:iCs/>
+        </w:rPr>
+        <w:t xml:space="preserve">Principles of psychological assessment: With applied examples in</w:t>
+      </w:r>
+      <w:r>
+        <w:rPr>
+          <w:i/>
+          <w:iCs/>
+        </w:rPr>
+        <w:t xml:space="preserve"> </w:t>
+      </w:r>
+      <w:r>
+        <w:rPr>
+          <w:i/>
+          <w:iCs/>
+        </w:rPr>
+        <w:t xml:space="preserve">R</w:t>
+      </w:r>
+      <w:r>
+        <w:t xml:space="preserve">. University of Iowa Libraries.</w:t>
+      </w:r>
+      <w:r>
+        <w:t xml:space="preserve"> </w:t>
+      </w:r>
+      <w:hyperlink r:id="rId191">
+        <w:r>
+          <w:rPr>
+            <w:rStyle w:val="Hyperlink"/>
+          </w:rPr>
+          <w:t xml:space="preserve">https://doi.org/10.25820/work.007199</w:t>
+        </w:r>
+      </w:hyperlink>
+    </w:p>
+    <w:bookmarkEnd w:id="192"/>
+    <w:bookmarkStart w:id="193" w:name="ref-Petersen2015"/>
+    <w:p>
+      <w:pPr>
+        <w:pStyle w:val="Bibliography"/>
+      </w:pPr>
+      <w:r>
         <w:t xml:space="preserve">Petersen, I. T., Bates, J. E., Dodge, K. A., Lansford, J. E., &amp; Pettit, G. S. (2015). Describing and predicting developmental profiles of externalizing problems from childhood to adulthood.</w:t>
       </w:r>
       <w:r>
@@ -7155,8 +7328,8 @@
         </w:r>
       </w:hyperlink>
     </w:p>
-    <w:bookmarkEnd w:id="187"/>
-    <w:bookmarkStart w:id="189" w:name="ref-Petersen2020"/>
+    <w:bookmarkEnd w:id="193"/>
+    <w:bookmarkStart w:id="195" w:name="ref-Petersen2020"/>
     <w:p>
       <w:pPr>
         <w:pStyle w:val="Bibliography"/>
@@ -7193,7 +7366,7 @@
       <w:r>
         <w:t xml:space="preserve"> </w:t>
       </w:r>
-      <w:hyperlink r:id="rId188">
+      <w:hyperlink r:id="rId194">
         <w:r>
           <w:rPr>
             <w:rStyle w:val="Hyperlink"/>
@@ -7202,8 +7375,8 @@
         </w:r>
       </w:hyperlink>
     </w:p>
-    <w:bookmarkEnd w:id="189"/>
-    <w:bookmarkStart w:id="190" w:name="ref-Petersen2026"/>
+    <w:bookmarkEnd w:id="195"/>
+    <w:bookmarkStart w:id="196" w:name="ref-Petersen2026"/>
     <w:p>
       <w:pPr>
         <w:pStyle w:val="Bibliography"/>
@@ -7249,8 +7422,8 @@
         </w:r>
       </w:hyperlink>
     </w:p>
-    <w:bookmarkEnd w:id="190"/>
-    <w:bookmarkStart w:id="192" w:name="ref-Petersen2021"/>
+    <w:bookmarkEnd w:id="196"/>
+    <w:bookmarkStart w:id="198" w:name="ref-Petersen2021"/>
     <w:p>
       <w:pPr>
         <w:pStyle w:val="Bibliography"/>
@@ -7287,7 +7460,7 @@
       <w:r>
         <w:t xml:space="preserve"> </w:t>
       </w:r>
-      <w:hyperlink r:id="rId191">
+      <w:hyperlink r:id="rId197">
         <w:r>
           <w:rPr>
             <w:rStyle w:val="Hyperlink"/>
@@ -7296,8 +7469,8 @@
         </w:r>
       </w:hyperlink>
     </w:p>
-    <w:bookmarkEnd w:id="192"/>
-    <w:bookmarkStart w:id="194" w:name="ref-Petersen2018"/>
+    <w:bookmarkEnd w:id="198"/>
+    <w:bookmarkStart w:id="200" w:name="ref-Petersen2018"/>
     <w:p>
       <w:pPr>
         <w:pStyle w:val="Bibliography"/>
@@ -7334,7 +7507,7 @@
       <w:r>
         <w:t xml:space="preserve"> </w:t>
       </w:r>
-      <w:hyperlink r:id="rId193">
+      <w:hyperlink r:id="rId199">
         <w:r>
           <w:rPr>
             <w:rStyle w:val="Hyperlink"/>
@@ -7343,8 +7516,8 @@
         </w:r>
       </w:hyperlink>
     </w:p>
-    <w:bookmarkEnd w:id="194"/>
-    <w:bookmarkStart w:id="195" w:name="ref-Roche1992"/>
+    <w:bookmarkEnd w:id="200"/>
+    <w:bookmarkStart w:id="201" w:name="ref-Roche1992"/>
     <w:p>
       <w:pPr>
         <w:pStyle w:val="Bibliography"/>
@@ -7394,8 +7567,8 @@
         <w:t xml:space="preserve">. Cambridge University Press.</w:t>
       </w:r>
     </w:p>
-    <w:bookmarkEnd w:id="195"/>
-    <w:bookmarkStart w:id="197" w:name="ref-Rutter2006"/>
+    <w:bookmarkEnd w:id="201"/>
+    <w:bookmarkStart w:id="203" w:name="ref-Rutter2006"/>
     <w:p>
       <w:pPr>
         <w:pStyle w:val="Bibliography"/>
@@ -7432,7 +7605,7 @@
       <w:r>
         <w:t xml:space="preserve"> </w:t>
       </w:r>
-      <w:hyperlink r:id="rId196">
+      <w:hyperlink r:id="rId202">
         <w:r>
           <w:rPr>
             <w:rStyle w:val="Hyperlink"/>
@@ -7441,8 +7614,8 @@
         </w:r>
       </w:hyperlink>
     </w:p>
-    <w:bookmarkEnd w:id="197"/>
-    <w:bookmarkStart w:id="199" w:name="ref-Schaeffer1991"/>
+    <w:bookmarkEnd w:id="203"/>
+    <w:bookmarkStart w:id="205" w:name="ref-Schaeffer1991"/>
     <w:p>
       <w:pPr>
         <w:pStyle w:val="Bibliography"/>
@@ -7479,7 +7652,7 @@
       <w:r>
         <w:t xml:space="preserve"> </w:t>
       </w:r>
-      <w:hyperlink r:id="rId198">
+      <w:hyperlink r:id="rId204">
         <w:r>
           <w:rPr>
             <w:rStyle w:val="Hyperlink"/>
@@ -7488,8 +7661,8 @@
         </w:r>
       </w:hyperlink>
     </w:p>
-    <w:bookmarkEnd w:id="199"/>
-    <w:bookmarkStart w:id="201" w:name="ref-Schwarz1999"/>
+    <w:bookmarkEnd w:id="205"/>
+    <w:bookmarkStart w:id="207" w:name="ref-Schwarz1999"/>
     <w:p>
       <w:pPr>
         <w:pStyle w:val="Bibliography"/>
@@ -7526,7 +7699,7 @@
       <w:r>
         <w:t xml:space="preserve"> </w:t>
       </w:r>
-      <w:hyperlink r:id="rId200">
+      <w:hyperlink r:id="rId206">
         <w:r>
           <w:rPr>
             <w:rStyle w:val="Hyperlink"/>
@@ -7535,8 +7708,8 @@
         </w:r>
       </w:hyperlink>
     </w:p>
-    <w:bookmarkEnd w:id="201"/>
-    <w:bookmarkStart w:id="203" w:name="ref-Sellbom2016"/>
+    <w:bookmarkEnd w:id="207"/>
+    <w:bookmarkStart w:id="209" w:name="ref-Sellbom2016"/>
     <w:p>
       <w:pPr>
         <w:pStyle w:val="Bibliography"/>
@@ -7573,7 +7746,7 @@
       <w:r>
         <w:t xml:space="preserve"> </w:t>
       </w:r>
-      <w:hyperlink r:id="rId202">
+      <w:hyperlink r:id="rId208">
         <w:r>
           <w:rPr>
             <w:rStyle w:val="Hyperlink"/>
@@ -7582,8 +7755,8 @@
         </w:r>
       </w:hyperlink>
     </w:p>
-    <w:bookmarkEnd w:id="203"/>
-    <w:bookmarkStart w:id="204" w:name="ref-Sivertsson2024"/>
+    <w:bookmarkEnd w:id="209"/>
+    <w:bookmarkStart w:id="210" w:name="ref-Sivertsson2024"/>
     <w:p>
       <w:pPr>
         <w:pStyle w:val="Bibliography"/>
@@ -7641,8 +7814,8 @@
         </w:r>
       </w:hyperlink>
     </w:p>
-    <w:bookmarkEnd w:id="204"/>
-    <w:bookmarkStart w:id="205" w:name="ref-Sroufe2016"/>
+    <w:bookmarkEnd w:id="210"/>
+    <w:bookmarkStart w:id="211" w:name="ref-Sroufe2016"/>
     <w:p>
       <w:pPr>
         <w:pStyle w:val="Bibliography"/>
@@ -7667,8 +7840,8 @@
         <w:t xml:space="preserve">(Vol. 3, pp. 997–1011). Guilford.</w:t>
       </w:r>
     </w:p>
-    <w:bookmarkEnd w:id="205"/>
-    <w:bookmarkStart w:id="207" w:name="ref-Steffensmeier2025"/>
+    <w:bookmarkEnd w:id="211"/>
+    <w:bookmarkStart w:id="213" w:name="ref-Steffensmeier2025"/>
     <w:p>
       <w:pPr>
         <w:pStyle w:val="Bibliography"/>
@@ -7705,7 +7878,7 @@
       <w:r>
         <w:t xml:space="preserve"> </w:t>
       </w:r>
-      <w:hyperlink r:id="rId206">
+      <w:hyperlink r:id="rId212">
         <w:r>
           <w:rPr>
             <w:rStyle w:val="Hyperlink"/>
@@ -7714,8 +7887,8 @@
         </w:r>
       </w:hyperlink>
     </w:p>
-    <w:bookmarkEnd w:id="207"/>
-    <w:bookmarkStart w:id="209" w:name="ref-Sterba2007"/>
+    <w:bookmarkEnd w:id="213"/>
+    <w:bookmarkStart w:id="215" w:name="ref-Sterba2007"/>
     <w:p>
       <w:pPr>
         <w:pStyle w:val="Bibliography"/>
@@ -7752,7 +7925,7 @@
       <w:r>
         <w:t xml:space="preserve"> </w:t>
       </w:r>
-      <w:hyperlink r:id="rId208">
+      <w:hyperlink r:id="rId214">
         <w:r>
           <w:rPr>
             <w:rStyle w:val="Hyperlink"/>
@@ -7761,8 +7934,8 @@
         </w:r>
       </w:hyperlink>
     </w:p>
-    <w:bookmarkEnd w:id="209"/>
-    <w:bookmarkStart w:id="211" w:name="ref-Tackett2022"/>
+    <w:bookmarkEnd w:id="215"/>
+    <w:bookmarkStart w:id="217" w:name="ref-Tackett2022"/>
     <w:p>
       <w:pPr>
         <w:pStyle w:val="Bibliography"/>
@@ -7799,7 +7972,7 @@
       <w:r>
         <w:t xml:space="preserve"> </w:t>
       </w:r>
-      <w:hyperlink r:id="rId210">
+      <w:hyperlink r:id="rId216">
         <w:r>
           <w:rPr>
             <w:rStyle w:val="Hyperlink"/>
@@ -7808,8 +7981,8 @@
         </w:r>
       </w:hyperlink>
     </w:p>
-    <w:bookmarkEnd w:id="211"/>
-    <w:bookmarkStart w:id="213" w:name="ref-Tiego2023"/>
+    <w:bookmarkEnd w:id="217"/>
+    <w:bookmarkStart w:id="219" w:name="ref-Tiego2023"/>
     <w:p>
       <w:pPr>
         <w:pStyle w:val="Bibliography"/>
@@ -7849,7 +8022,7 @@
       <w:r>
         <w:t xml:space="preserve"> </w:t>
       </w:r>
-      <w:hyperlink r:id="rId212">
+      <w:hyperlink r:id="rId218">
         <w:r>
           <w:rPr>
             <w:rStyle w:val="Hyperlink"/>
@@ -7858,8 +8031,8 @@
         </w:r>
       </w:hyperlink>
     </w:p>
-    <w:bookmarkEnd w:id="213"/>
-    <w:bookmarkStart w:id="215" w:name="ref-Wakschlag2014"/>
+    <w:bookmarkEnd w:id="219"/>
+    <w:bookmarkStart w:id="221" w:name="ref-Wakschlag2014"/>
     <w:p>
       <w:pPr>
         <w:pStyle w:val="Bibliography"/>
@@ -7896,7 +8069,7 @@
       <w:r>
         <w:t xml:space="preserve"> </w:t>
       </w:r>
-      <w:hyperlink r:id="rId214">
+      <w:hyperlink r:id="rId220">
         <w:r>
           <w:rPr>
             <w:rStyle w:val="Hyperlink"/>
@@ -7905,8 +8078,8 @@
         </w:r>
       </w:hyperlink>
     </w:p>
-    <w:bookmarkEnd w:id="215"/>
-    <w:bookmarkStart w:id="217" w:name="ref-Wakschlag2019"/>
+    <w:bookmarkEnd w:id="221"/>
+    <w:bookmarkStart w:id="223" w:name="ref-Wakschlag2019"/>
     <w:p>
       <w:pPr>
         <w:pStyle w:val="Bibliography"/>
@@ -7943,7 +8116,7 @@
       <w:r>
         <w:t xml:space="preserve"> </w:t>
       </w:r>
-      <w:hyperlink r:id="rId216">
+      <w:hyperlink r:id="rId222">
         <w:r>
           <w:rPr>
             <w:rStyle w:val="Hyperlink"/>
@@ -7952,8 +8125,8 @@
         </w:r>
       </w:hyperlink>
     </w:p>
-    <w:bookmarkEnd w:id="217"/>
-    <w:bookmarkStart w:id="219" w:name="ref-Walters2011"/>
+    <w:bookmarkEnd w:id="223"/>
+    <w:bookmarkStart w:id="225" w:name="ref-Walters2011"/>
     <w:p>
       <w:pPr>
         <w:pStyle w:val="Bibliography"/>
@@ -7990,7 +8163,7 @@
       <w:r>
         <w:t xml:space="preserve"> </w:t>
       </w:r>
-      <w:hyperlink r:id="rId218">
+      <w:hyperlink r:id="rId224">
         <w:r>
           <w:rPr>
             <w:rStyle w:val="Hyperlink"/>
@@ -7999,8 +8172,8 @@
         </w:r>
       </w:hyperlink>
     </w:p>
-    <w:bookmarkEnd w:id="219"/>
-    <w:bookmarkStart w:id="221" w:name="ref-Walters2012"/>
+    <w:bookmarkEnd w:id="225"/>
+    <w:bookmarkStart w:id="227" w:name="ref-Walters2012"/>
     <w:p>
       <w:pPr>
         <w:pStyle w:val="Bibliography"/>
@@ -8037,7 +8210,7 @@
       <w:r>
         <w:t xml:space="preserve"> </w:t>
       </w:r>
-      <w:hyperlink r:id="rId220">
+      <w:hyperlink r:id="rId226">
         <w:r>
           <w:rPr>
             <w:rStyle w:val="Hyperlink"/>
@@ -8046,8 +8219,8 @@
         </w:r>
       </w:hyperlink>
     </w:p>
-    <w:bookmarkEnd w:id="221"/>
-    <w:bookmarkStart w:id="223" w:name="ref-Walters2014"/>
+    <w:bookmarkEnd w:id="227"/>
+    <w:bookmarkStart w:id="229" w:name="ref-Walters2014"/>
     <w:p>
       <w:pPr>
         <w:pStyle w:val="Bibliography"/>
@@ -8084,7 +8257,7 @@
       <w:r>
         <w:t xml:space="preserve"> </w:t>
       </w:r>
-      <w:hyperlink r:id="rId222">
+      <w:hyperlink r:id="rId228">
         <w:r>
           <w:rPr>
             <w:rStyle w:val="Hyperlink"/>
@@ -8093,8 +8266,8 @@
         </w:r>
       </w:hyperlink>
     </w:p>
-    <w:bookmarkEnd w:id="223"/>
-    <w:bookmarkStart w:id="225" w:name="ref-Walters2015"/>
+    <w:bookmarkEnd w:id="229"/>
+    <w:bookmarkStart w:id="231" w:name="ref-Walters2015"/>
     <w:p>
       <w:pPr>
         <w:pStyle w:val="Bibliography"/>
@@ -8131,7 +8304,7 @@
       <w:r>
         <w:t xml:space="preserve"> </w:t>
       </w:r>
-      <w:hyperlink r:id="rId224">
+      <w:hyperlink r:id="rId230">
         <w:r>
           <w:rPr>
             <w:rStyle w:val="Hyperlink"/>
@@ -8140,8 +8313,8 @@
         </w:r>
       </w:hyperlink>
     </w:p>
-    <w:bookmarkEnd w:id="225"/>
-    <w:bookmarkStart w:id="227" w:name="ref-Walters2013"/>
+    <w:bookmarkEnd w:id="231"/>
+    <w:bookmarkStart w:id="233" w:name="ref-Walters2013"/>
     <w:p>
       <w:pPr>
         <w:pStyle w:val="Bibliography"/>
@@ -8178,7 +8351,7 @@
       <w:r>
         <w:t xml:space="preserve"> </w:t>
       </w:r>
-      <w:hyperlink r:id="rId226">
+      <w:hyperlink r:id="rId232">
         <w:r>
           <w:rPr>
             <w:rStyle w:val="Hyperlink"/>
@@ -8187,8 +8360,8 @@
         </w:r>
       </w:hyperlink>
     </w:p>
-    <w:bookmarkEnd w:id="227"/>
-    <w:bookmarkStart w:id="229" w:name="ref-Walton2011"/>
+    <w:bookmarkEnd w:id="233"/>
+    <w:bookmarkStart w:id="235" w:name="ref-Walton2011"/>
     <w:p>
       <w:pPr>
         <w:pStyle w:val="Bibliography"/>
@@ -8225,7 +8398,7 @@
       <w:r>
         <w:t xml:space="preserve"> </w:t>
       </w:r>
-      <w:hyperlink r:id="rId228">
+      <w:hyperlink r:id="rId234">
         <w:r>
           <w:rPr>
             <w:rStyle w:val="Hyperlink"/>
@@ -8234,8 +8407,8 @@
         </w:r>
       </w:hyperlink>
     </w:p>
-    <w:bookmarkEnd w:id="229"/>
-    <w:bookmarkStart w:id="231" w:name="ref-Weems2008"/>
+    <w:bookmarkEnd w:id="235"/>
+    <w:bookmarkStart w:id="237" w:name="ref-Weems2008"/>
     <w:p>
       <w:pPr>
         <w:pStyle w:val="Bibliography"/>
@@ -8272,7 +8445,7 @@
       <w:r>
         <w:t xml:space="preserve"> </w:t>
       </w:r>
-      <w:hyperlink r:id="rId230">
+      <w:hyperlink r:id="rId236">
         <w:r>
           <w:rPr>
             <w:rStyle w:val="Hyperlink"/>
@@ -8281,8 +8454,8 @@
         </w:r>
       </w:hyperlink>
     </w:p>
-    <w:bookmarkEnd w:id="231"/>
-    <w:bookmarkStart w:id="233" w:name="ref-Weiss2003"/>
+    <w:bookmarkEnd w:id="237"/>
+    <w:bookmarkStart w:id="239" w:name="ref-Weiss2003"/>
     <w:p>
       <w:pPr>
         <w:pStyle w:val="Bibliography"/>
@@ -8319,7 +8492,7 @@
       <w:r>
         <w:t xml:space="preserve"> </w:t>
       </w:r>
-      <w:hyperlink r:id="rId232">
+      <w:hyperlink r:id="rId238">
         <w:r>
           <w:rPr>
             <w:rStyle w:val="Hyperlink"/>
@@ -8328,8 +8501,8 @@
         </w:r>
       </w:hyperlink>
     </w:p>
-    <w:bookmarkEnd w:id="233"/>
-    <w:bookmarkStart w:id="235" w:name="ref-WHO2022"/>
+    <w:bookmarkEnd w:id="239"/>
+    <w:bookmarkStart w:id="241" w:name="ref-WHO2022"/>
     <w:p>
       <w:pPr>
         <w:pStyle w:val="Bibliography"/>
@@ -8367,7 +8540,7 @@
       <w:r>
         <w:t xml:space="preserve"> </w:t>
       </w:r>
-      <w:hyperlink r:id="rId234">
+      <w:hyperlink r:id="rId240">
         <w:r>
           <w:rPr>
             <w:rStyle w:val="Hyperlink"/>
@@ -8376,8 +8549,8 @@
         </w:r>
       </w:hyperlink>
     </w:p>
-    <w:bookmarkEnd w:id="235"/>
-    <w:bookmarkStart w:id="237" w:name="ref-Wright2013"/>
+    <w:bookmarkEnd w:id="241"/>
+    <w:bookmarkStart w:id="243" w:name="ref-Wright2013"/>
     <w:p>
       <w:pPr>
         <w:pStyle w:val="Bibliography"/>
@@ -8414,7 +8587,7 @@
       <w:r>
         <w:t xml:space="preserve"> </w:t>
       </w:r>
-      <w:hyperlink r:id="rId236">
+      <w:hyperlink r:id="rId242">
         <w:r>
           <w:rPr>
             <w:rStyle w:val="Hyperlink"/>
@@ -8423,14 +8596,14 @@
         </w:r>
       </w:hyperlink>
     </w:p>
-    <w:bookmarkEnd w:id="237"/>
-    <w:bookmarkEnd w:id="238"/>
+    <w:bookmarkEnd w:id="243"/>
+    <w:bookmarkEnd w:id="244"/>
     <w:p>
       <w:r>
         <w:br w:type="page"/>
       </w:r>
     </w:p>
-    <w:bookmarkEnd w:id="239"/>
+    <w:bookmarkEnd w:id="245"/>
     <w:p>
       <w:pPr>
         <w:pStyle w:val="Heading1"/>
@@ -8439,7 +8612,7 @@
         <w:t xml:space="preserve">Appendix A</w:t>
       </w:r>
     </w:p>
-    <w:bookmarkStart w:id="240" w:name="apx-a"/>
+    <w:bookmarkStart w:id="246" w:name="apx-a"/>
     <w:p>
       <w:pPr>
         <w:pStyle w:val="Heading1"/>
@@ -8453,7 +8626,7 @@
         <w:br w:type="page"/>
       </w:r>
     </w:p>
-    <w:bookmarkEnd w:id="240"/>
+    <w:bookmarkEnd w:id="246"/>
     <w:p>
       <w:pPr>
         <w:pStyle w:val="Heading1"/>
@@ -8462,7 +8635,7 @@
         <w:t xml:space="preserve">Appendix B</w:t>
       </w:r>
     </w:p>
-    <w:bookmarkStart w:id="241" w:name="apx-b"/>
+    <w:bookmarkStart w:id="247" w:name="apx-b"/>
     <w:p>
       <w:pPr>
         <w:pStyle w:val="Heading1"/>
@@ -8471,7 +8644,7 @@
         <w:t xml:space="preserve">Another Appendix</w:t>
       </w:r>
     </w:p>
-    <w:bookmarkEnd w:id="241"/>
+    <w:bookmarkEnd w:id="247"/>
     <w:sectPr>
       <w:headerReference r:id="rId8" w:type="even"/>
       <w:headerReference r:id="rId9" w:type="default"/>

--- a/index.docx
+++ b/index.docx
@@ -4869,7 +4869,7 @@
     </w:p>
     <w:bookmarkEnd w:id="91"/>
     <w:bookmarkEnd w:id="92"/>
-    <w:bookmarkStart w:id="105" w:name="other-key-challenges-to-address"/>
+    <w:bookmarkStart w:id="106" w:name="other-key-challenges-to-address"/>
     <w:p>
       <w:pPr>
         <w:pStyle w:val="Heading1"/>
@@ -4878,7 +4878,7 @@
         <w:t xml:space="preserve">Other Key Challenges to Address</w:t>
       </w:r>
     </w:p>
-    <w:bookmarkStart w:id="101" w:name="sec-potential-confounds-of-change"/>
+    <w:bookmarkStart w:id="102" w:name="sec-potential-confounds-of-change"/>
     <w:p>
       <w:pPr>
         <w:pStyle w:val="Heading2"/>
@@ -4897,7 +4897,7 @@
       </w:r>
     </w:p>
     <w:bookmarkEnd w:id="93"/>
-    <w:bookmarkStart w:id="98" w:name="period-and-cohort-effects"/>
+    <w:bookmarkStart w:id="99" w:name="period-and-cohort-effects"/>
     <w:p>
       <w:pPr>
         <w:pStyle w:val="Heading3"/>
@@ -4928,7 +4928,7 @@
         <w:t xml:space="preserve">.</w:t>
       </w:r>
     </w:p>
-    <w:bookmarkStart w:id="97" w:name="fig-longitudinalDesigns"/>
+    <w:bookmarkStart w:id="98" w:name="fig-longitudinalDesigns"/>
     <w:p>
       <w:pPr>
         <w:pStyle w:val="FigureTitle"/>
@@ -4960,7 +4960,7 @@
         <w:t xml:space="preserve"> </w:t>
       </w:r>
       <w:r>
-        <w:t xml:space="preserve">From</w:t>
+        <w:t xml:space="preserve">(Figure reprinted from</w:t>
       </w:r>
       <w:r>
         <w:t xml:space="preserve"> </w:t>
@@ -4980,7 +4980,34 @@
         <w:t xml:space="preserve">)</w:t>
       </w:r>
       <w:r>
-        <w:t xml:space="preserve">.</w:t>
+        <w:t xml:space="preserve">, Petersen, I. T. (2026).</w:t>
+      </w:r>
+      <w:r>
+        <w:t xml:space="preserve"> </w:t>
+      </w:r>
+      <w:r>
+        <w:rPr>
+          <w:i/>
+          <w:iCs/>
+        </w:rPr>
+        <w:t xml:space="preserve">Principles of psychological assessment: With applied examples in R</w:t>
+      </w:r>
+      <w:r>
+        <w:t xml:space="preserve">. University of Iowa Libraries.</w:t>
+      </w:r>
+      <w:r>
+        <w:t xml:space="preserve"> </w:t>
+      </w:r>
+      <w:hyperlink r:id="rId94">
+        <w:r>
+          <w:rPr>
+            <w:rStyle w:val="Hyperlink"/>
+          </w:rPr>
+          <w:t xml:space="preserve">https://doi.org/10.25820/work.007199</w:t>
+        </w:r>
+      </w:hyperlink>
+      <w:r>
+        <w:t xml:space="preserve">)</w:t>
       </w:r>
     </w:p>
     <w:p>
@@ -4992,18 +5019,18 @@
           <wp:inline>
             <wp:extent cx="5943600" cy="6619717"/>
             <wp:effectExtent b="0" l="0" r="0" t="0"/>
-            <wp:docPr descr="" title="" id="95" name="Picture"/>
+            <wp:docPr descr="" title="" id="96" name="Picture"/>
             <a:graphic>
               <a:graphicData uri="http://schemas.openxmlformats.org/drawingml/2006/picture">
                 <pic:pic>
                   <pic:nvPicPr>
-                    <pic:cNvPr descr="Figures/longitudinalDesigns.png" id="96" name="Picture"/>
+                    <pic:cNvPr descr="Figures/longitudinalDesigns.png" id="97" name="Picture"/>
                     <pic:cNvPicPr>
                       <a:picLocks noChangeArrowheads="1" noChangeAspect="1"/>
                     </pic:cNvPicPr>
                   </pic:nvPicPr>
                   <pic:blipFill>
-                    <a:blip r:embed="rId94"/>
+                    <a:blip r:embed="rId95"/>
                     <a:stretch>
                       <a:fillRect/>
                     </a:stretch>
@@ -5030,9 +5057,9 @@
         </w:drawing>
       </w:r>
     </w:p>
-    <w:bookmarkEnd w:id="97"/>
     <w:bookmarkEnd w:id="98"/>
-    <w:bookmarkStart w:id="99" w:name="measurement-error"/>
+    <w:bookmarkEnd w:id="99"/>
+    <w:bookmarkStart w:id="100" w:name="measurement-error"/>
     <w:p>
       <w:pPr>
         <w:pStyle w:val="Heading3"/>
@@ -5041,8 +5068,8 @@
         <w:t xml:space="preserve">Measurement Error</w:t>
       </w:r>
     </w:p>
-    <w:bookmarkEnd w:id="99"/>
-    <w:bookmarkStart w:id="100" w:name="change-in-meaning-of-the-scores"/>
+    <w:bookmarkEnd w:id="100"/>
+    <w:bookmarkStart w:id="101" w:name="change-in-meaning-of-the-scores"/>
     <w:p>
       <w:pPr>
         <w:pStyle w:val="Heading3"/>
@@ -5051,9 +5078,9 @@
         <w:t xml:space="preserve">Change in Meaning of the Scores</w:t>
       </w:r>
     </w:p>
-    <w:bookmarkEnd w:id="100"/>
     <w:bookmarkEnd w:id="101"/>
-    <w:bookmarkStart w:id="102" w:name="factorial-invariance-across-time"/>
+    <w:bookmarkEnd w:id="102"/>
+    <w:bookmarkStart w:id="103" w:name="factorial-invariance-across-time"/>
     <w:p>
       <w:pPr>
         <w:pStyle w:val="Heading2"/>
@@ -5062,8 +5089,8 @@
         <w:t xml:space="preserve">Factorial Invariance Across Time</w:t>
       </w:r>
     </w:p>
-    <w:bookmarkEnd w:id="102"/>
-    <w:bookmarkStart w:id="103" w:name="integration-across-multiple-sources"/>
+    <w:bookmarkEnd w:id="103"/>
+    <w:bookmarkStart w:id="104" w:name="integration-across-multiple-sources"/>
     <w:p>
       <w:pPr>
         <w:pStyle w:val="Heading2"/>
@@ -5072,8 +5099,8 @@
         <w:t xml:space="preserve">Integration Across Multiple Sources</w:t>
       </w:r>
     </w:p>
-    <w:bookmarkEnd w:id="103"/>
-    <w:bookmarkStart w:id="104" w:name="obsolescence-of-items-and-measures"/>
+    <w:bookmarkEnd w:id="104"/>
+    <w:bookmarkStart w:id="105" w:name="obsolescence-of-items-and-measures"/>
     <w:p>
       <w:pPr>
         <w:pStyle w:val="Heading2"/>
@@ -5082,9 +5109,9 @@
         <w:t xml:space="preserve">Obsolescence of Items and Measures</w:t>
       </w:r>
     </w:p>
-    <w:bookmarkEnd w:id="104"/>
     <w:bookmarkEnd w:id="105"/>
-    <w:bookmarkStart w:id="106" w:name="conclusion"/>
+    <w:bookmarkEnd w:id="106"/>
+    <w:bookmarkStart w:id="107" w:name="conclusion"/>
     <w:p>
       <w:pPr>
         <w:pStyle w:val="Heading1"/>
@@ -5113,7 +5140,7 @@
         <w:t xml:space="preserve">Although this manuscript focuses on development of psychopathology, the principles discussed likely apply to many other developmental domains.</w:t>
       </w:r>
     </w:p>
-    <w:bookmarkEnd w:id="106"/>
+    <w:bookmarkEnd w:id="107"/>
     <w:bookmarkStart w:id="245" w:name="references"/>
     <w:p>
       <w:pPr>
@@ -5124,7 +5151,7 @@
       </w:r>
     </w:p>
     <w:bookmarkStart w:id="244" w:name="refs"/>
-    <w:bookmarkStart w:id="107" w:name="ref-Abrous2026"/>
+    <w:bookmarkStart w:id="108" w:name="ref-Abrous2026"/>
     <w:p>
       <w:pPr>
         <w:pStyle w:val="Bibliography"/>
@@ -5170,8 +5197,8 @@
         </w:r>
       </w:hyperlink>
     </w:p>
-    <w:bookmarkEnd w:id="107"/>
-    <w:bookmarkStart w:id="108" w:name="ref-Ackerman2013"/>
+    <w:bookmarkEnd w:id="108"/>
+    <w:bookmarkStart w:id="109" w:name="ref-Ackerman2013"/>
     <w:p>
       <w:pPr>
         <w:pStyle w:val="Bibliography"/>
@@ -5196,8 +5223,8 @@
         <w:t xml:space="preserve">(pp. 119–132). American Psychological Association.</w:t>
       </w:r>
     </w:p>
-    <w:bookmarkEnd w:id="108"/>
-    <w:bookmarkStart w:id="109" w:name="ref-APA2022"/>
+    <w:bookmarkEnd w:id="109"/>
+    <w:bookmarkStart w:id="110" w:name="ref-APA2022"/>
     <w:p>
       <w:pPr>
         <w:pStyle w:val="Bibliography"/>
@@ -5247,8 +5274,8 @@
         <w:t xml:space="preserve">. American Psychiatric Publishing.</w:t>
       </w:r>
     </w:p>
-    <w:bookmarkEnd w:id="109"/>
-    <w:bookmarkStart w:id="111" w:name="ref-ApplegateInPress"/>
+    <w:bookmarkEnd w:id="110"/>
+    <w:bookmarkStart w:id="112" w:name="ref-ApplegateInPress"/>
     <w:p>
       <w:pPr>
         <w:pStyle w:val="Bibliography"/>
@@ -5272,7 +5299,7 @@
       <w:r>
         <w:t xml:space="preserve"> </w:t>
       </w:r>
-      <w:hyperlink r:id="rId110">
+      <w:hyperlink r:id="rId111">
         <w:r>
           <w:rPr>
             <w:rStyle w:val="Hyperlink"/>
@@ -5281,8 +5308,8 @@
         </w:r>
       </w:hyperlink>
     </w:p>
-    <w:bookmarkEnd w:id="111"/>
-    <w:bookmarkStart w:id="113" w:name="ref-Barry2013"/>
+    <w:bookmarkEnd w:id="112"/>
+    <w:bookmarkStart w:id="114" w:name="ref-Barry2013"/>
     <w:p>
       <w:pPr>
         <w:pStyle w:val="Bibliography"/>
@@ -5319,7 +5346,7 @@
       <w:r>
         <w:t xml:space="preserve"> </w:t>
       </w:r>
-      <w:hyperlink r:id="rId112">
+      <w:hyperlink r:id="rId113">
         <w:r>
           <w:rPr>
             <w:rStyle w:val="Hyperlink"/>
@@ -5328,8 +5355,8 @@
         </w:r>
       </w:hyperlink>
     </w:p>
-    <w:bookmarkEnd w:id="113"/>
-    <w:bookmarkStart w:id="115" w:name="ref-Bolhuis2017"/>
+    <w:bookmarkEnd w:id="114"/>
+    <w:bookmarkStart w:id="116" w:name="ref-Bolhuis2017"/>
     <w:p>
       <w:pPr>
         <w:pStyle w:val="Bibliography"/>
@@ -5366,7 +5393,7 @@
       <w:r>
         <w:t xml:space="preserve"> </w:t>
       </w:r>
-      <w:hyperlink r:id="rId114">
+      <w:hyperlink r:id="rId115">
         <w:r>
           <w:rPr>
             <w:rStyle w:val="Hyperlink"/>
@@ -5375,8 +5402,8 @@
         </w:r>
       </w:hyperlink>
     </w:p>
-    <w:bookmarkEnd w:id="115"/>
-    <w:bookmarkStart w:id="116" w:name="ref-Borelli2018"/>
+    <w:bookmarkEnd w:id="116"/>
+    <w:bookmarkStart w:id="117" w:name="ref-Borelli2018"/>
     <w:p>
       <w:pPr>
         <w:pStyle w:val="Bibliography"/>
@@ -5422,8 +5449,8 @@
         </w:r>
       </w:hyperlink>
     </w:p>
-    <w:bookmarkEnd w:id="116"/>
-    <w:bookmarkStart w:id="117" w:name="ref-BriggsGowan2016"/>
+    <w:bookmarkEnd w:id="117"/>
+    <w:bookmarkStart w:id="118" w:name="ref-BriggsGowan2016"/>
     <w:p>
       <w:pPr>
         <w:pStyle w:val="Bibliography"/>
@@ -5448,8 +5475,8 @@
         <w:t xml:space="preserve">(pp. 1–45).</w:t>
       </w:r>
     </w:p>
-    <w:bookmarkEnd w:id="117"/>
-    <w:bookmarkStart w:id="119" w:name="ref-Broeren2013"/>
+    <w:bookmarkEnd w:id="118"/>
+    <w:bookmarkStart w:id="120" w:name="ref-Broeren2013"/>
     <w:p>
       <w:pPr>
         <w:pStyle w:val="Bibliography"/>
@@ -5486,7 +5513,7 @@
       <w:r>
         <w:t xml:space="preserve"> </w:t>
       </w:r>
-      <w:hyperlink r:id="rId118">
+      <w:hyperlink r:id="rId119">
         <w:r>
           <w:rPr>
             <w:rStyle w:val="Hyperlink"/>
@@ -5495,8 +5522,8 @@
         </w:r>
       </w:hyperlink>
     </w:p>
-    <w:bookmarkEnd w:id="119"/>
-    <w:bookmarkStart w:id="121" w:name="ref-Burt2012"/>
+    <w:bookmarkEnd w:id="120"/>
+    <w:bookmarkStart w:id="122" w:name="ref-Burt2012"/>
     <w:p>
       <w:pPr>
         <w:pStyle w:val="Bibliography"/>
@@ -5533,7 +5560,7 @@
       <w:r>
         <w:t xml:space="preserve"> </w:t>
       </w:r>
-      <w:hyperlink r:id="rId120">
+      <w:hyperlink r:id="rId121">
         <w:r>
           <w:rPr>
             <w:rStyle w:val="Hyperlink"/>
@@ -5542,8 +5569,8 @@
         </w:r>
       </w:hyperlink>
     </w:p>
-    <w:bookmarkEnd w:id="121"/>
-    <w:bookmarkStart w:id="122" w:name="ref-Caspi2006"/>
+    <w:bookmarkEnd w:id="122"/>
+    <w:bookmarkStart w:id="123" w:name="ref-Caspi2006"/>
     <w:p>
       <w:pPr>
         <w:pStyle w:val="Bibliography"/>
@@ -5568,8 +5595,8 @@
         <w:t xml:space="preserve">(6th ed., Vol. 3, pp. 300–365). John Wiley &amp; Sons, Inc.</w:t>
       </w:r>
     </w:p>
-    <w:bookmarkEnd w:id="122"/>
-    <w:bookmarkStart w:id="124" w:name="ref-Chen2015"/>
+    <w:bookmarkEnd w:id="123"/>
+    <w:bookmarkStart w:id="125" w:name="ref-Chen2015"/>
     <w:p>
       <w:pPr>
         <w:pStyle w:val="Bibliography"/>
@@ -5606,7 +5633,7 @@
       <w:r>
         <w:t xml:space="preserve"> </w:t>
       </w:r>
-      <w:hyperlink r:id="rId123">
+      <w:hyperlink r:id="rId124">
         <w:r>
           <w:rPr>
             <w:rStyle w:val="Hyperlink"/>
@@ -5615,8 +5642,8 @@
         </w:r>
       </w:hyperlink>
     </w:p>
-    <w:bookmarkEnd w:id="124"/>
-    <w:bookmarkStart w:id="126" w:name="ref-Chumlea2009"/>
+    <w:bookmarkEnd w:id="125"/>
+    <w:bookmarkStart w:id="127" w:name="ref-Chumlea2009"/>
     <w:p>
       <w:pPr>
         <w:pStyle w:val="Bibliography"/>
@@ -5671,7 +5698,7 @@
       <w:r>
         <w:t xml:space="preserve"> </w:t>
       </w:r>
-      <w:hyperlink r:id="rId125">
+      <w:hyperlink r:id="rId126">
         <w:r>
           <w:rPr>
             <w:rStyle w:val="Hyperlink"/>
@@ -5680,8 +5707,8 @@
         </w:r>
       </w:hyperlink>
     </w:p>
-    <w:bookmarkEnd w:id="126"/>
-    <w:bookmarkStart w:id="128" w:name="ref-Cicchetti2002"/>
+    <w:bookmarkEnd w:id="127"/>
+    <w:bookmarkStart w:id="129" w:name="ref-Cicchetti2002"/>
     <w:p>
       <w:pPr>
         <w:pStyle w:val="Bibliography"/>
@@ -5718,7 +5745,7 @@
       <w:r>
         <w:t xml:space="preserve"> </w:t>
       </w:r>
-      <w:hyperlink r:id="rId127">
+      <w:hyperlink r:id="rId128">
         <w:r>
           <w:rPr>
             <w:rStyle w:val="Hyperlink"/>
@@ -5727,8 +5754,8 @@
         </w:r>
       </w:hyperlink>
     </w:p>
-    <w:bookmarkEnd w:id="128"/>
-    <w:bookmarkStart w:id="130" w:name="ref-Coghill2012"/>
+    <w:bookmarkEnd w:id="129"/>
+    <w:bookmarkStart w:id="131" w:name="ref-Coghill2012"/>
     <w:p>
       <w:pPr>
         <w:pStyle w:val="Bibliography"/>
@@ -5765,7 +5792,7 @@
       <w:r>
         <w:t xml:space="preserve"> </w:t>
       </w:r>
-      <w:hyperlink r:id="rId129">
+      <w:hyperlink r:id="rId130">
         <w:r>
           <w:rPr>
             <w:rStyle w:val="Hyperlink"/>
@@ -5774,8 +5801,8 @@
         </w:r>
       </w:hyperlink>
     </w:p>
-    <w:bookmarkEnd w:id="130"/>
-    <w:bookmarkStart w:id="132" w:name="ref-DeLosReyes2026"/>
+    <w:bookmarkEnd w:id="131"/>
+    <w:bookmarkStart w:id="133" w:name="ref-DeLosReyes2026"/>
     <w:p>
       <w:pPr>
         <w:pStyle w:val="Bibliography"/>
@@ -5824,7 +5851,7 @@
       <w:r>
         <w:t xml:space="preserve"> </w:t>
       </w:r>
-      <w:hyperlink r:id="rId131">
+      <w:hyperlink r:id="rId132">
         <w:r>
           <w:rPr>
             <w:rStyle w:val="Hyperlink"/>
@@ -5833,8 +5860,8 @@
         </w:r>
       </w:hyperlink>
     </w:p>
-    <w:bookmarkEnd w:id="132"/>
-    <w:bookmarkStart w:id="134" w:name="ref-Fairchild2013"/>
+    <w:bookmarkEnd w:id="133"/>
+    <w:bookmarkStart w:id="135" w:name="ref-Fairchild2013"/>
     <w:p>
       <w:pPr>
         <w:pStyle w:val="Bibliography"/>
@@ -5871,7 +5898,7 @@
       <w:r>
         <w:t xml:space="preserve"> </w:t>
       </w:r>
-      <w:hyperlink r:id="rId133">
+      <w:hyperlink r:id="rId134">
         <w:r>
           <w:rPr>
             <w:rStyle w:val="Hyperlink"/>
@@ -5880,8 +5907,8 @@
         </w:r>
       </w:hyperlink>
     </w:p>
-    <w:bookmarkEnd w:id="134"/>
-    <w:bookmarkStart w:id="136" w:name="ref-Forbes2016"/>
+    <w:bookmarkEnd w:id="135"/>
+    <w:bookmarkStart w:id="137" w:name="ref-Forbes2016"/>
     <w:p>
       <w:pPr>
         <w:pStyle w:val="Bibliography"/>
@@ -5918,7 +5945,7 @@
       <w:r>
         <w:t xml:space="preserve"> </w:t>
       </w:r>
-      <w:hyperlink r:id="rId135">
+      <w:hyperlink r:id="rId136">
         <w:r>
           <w:rPr>
             <w:rStyle w:val="Hyperlink"/>
@@ -5927,8 +5954,8 @@
         </w:r>
       </w:hyperlink>
     </w:p>
-    <w:bookmarkEnd w:id="136"/>
-    <w:bookmarkStart w:id="138" w:name="ref-Godoy2021"/>
+    <w:bookmarkEnd w:id="137"/>
+    <w:bookmarkStart w:id="139" w:name="ref-Godoy2021"/>
     <w:p>
       <w:pPr>
         <w:pStyle w:val="Bibliography"/>
@@ -5965,7 +5992,7 @@
       <w:r>
         <w:t xml:space="preserve"> </w:t>
       </w:r>
-      <w:hyperlink r:id="rId137">
+      <w:hyperlink r:id="rId138">
         <w:r>
           <w:rPr>
             <w:rStyle w:val="Hyperlink"/>
@@ -5974,8 +6001,8 @@
         </w:r>
       </w:hyperlink>
     </w:p>
-    <w:bookmarkEnd w:id="138"/>
-    <w:bookmarkStart w:id="140" w:name="ref-Haslam2012"/>
+    <w:bookmarkEnd w:id="139"/>
+    <w:bookmarkStart w:id="141" w:name="ref-Haslam2012"/>
     <w:p>
       <w:pPr>
         <w:pStyle w:val="Bibliography"/>
@@ -6012,7 +6039,7 @@
       <w:r>
         <w:t xml:space="preserve"> </w:t>
       </w:r>
-      <w:hyperlink r:id="rId139">
+      <w:hyperlink r:id="rId140">
         <w:r>
           <w:rPr>
             <w:rStyle w:val="Hyperlink"/>
@@ -6021,8 +6048,8 @@
         </w:r>
       </w:hyperlink>
     </w:p>
-    <w:bookmarkEnd w:id="140"/>
-    <w:bookmarkStart w:id="142" w:name="ref-Haslam2020"/>
+    <w:bookmarkEnd w:id="141"/>
+    <w:bookmarkStart w:id="143" w:name="ref-Haslam2020"/>
     <w:p>
       <w:pPr>
         <w:pStyle w:val="Bibliography"/>
@@ -6059,7 +6086,7 @@
       <w:r>
         <w:t xml:space="preserve"> </w:t>
       </w:r>
-      <w:hyperlink r:id="rId141">
+      <w:hyperlink r:id="rId142">
         <w:r>
           <w:rPr>
             <w:rStyle w:val="Hyperlink"/>
@@ -6068,8 +6095,8 @@
         </w:r>
       </w:hyperlink>
     </w:p>
-    <w:bookmarkEnd w:id="142"/>
-    <w:bookmarkStart w:id="144" w:name="ref-Insel2008"/>
+    <w:bookmarkEnd w:id="143"/>
+    <w:bookmarkStart w:id="145" w:name="ref-Insel2008"/>
     <w:p>
       <w:pPr>
         <w:pStyle w:val="Bibliography"/>
@@ -6106,7 +6133,7 @@
       <w:r>
         <w:t xml:space="preserve"> </w:t>
       </w:r>
-      <w:hyperlink r:id="rId143">
+      <w:hyperlink r:id="rId144">
         <w:r>
           <w:rPr>
             <w:rStyle w:val="Hyperlink"/>
@@ -6115,8 +6142,8 @@
         </w:r>
       </w:hyperlink>
     </w:p>
-    <w:bookmarkEnd w:id="144"/>
-    <w:bookmarkStart w:id="146" w:name="ref-Kaat2019"/>
+    <w:bookmarkEnd w:id="145"/>
+    <w:bookmarkStart w:id="147" w:name="ref-Kaat2019"/>
     <w:p>
       <w:pPr>
         <w:pStyle w:val="Bibliography"/>
@@ -6153,7 +6180,7 @@
       <w:r>
         <w:t xml:space="preserve"> </w:t>
       </w:r>
-      <w:hyperlink r:id="rId145">
+      <w:hyperlink r:id="rId146">
         <w:r>
           <w:rPr>
             <w:rStyle w:val="Hyperlink"/>
@@ -6162,8 +6189,8 @@
         </w:r>
       </w:hyperlink>
     </w:p>
-    <w:bookmarkEnd w:id="146"/>
-    <w:bookmarkStart w:id="147" w:name="ref-Kagan1969"/>
+    <w:bookmarkEnd w:id="147"/>
+    <w:bookmarkStart w:id="148" w:name="ref-Kagan1969"/>
     <w:p>
       <w:pPr>
         <w:pStyle w:val="Bibliography"/>
@@ -6188,8 +6215,8 @@
         <w:t xml:space="preserve">(pp. 983–1002). Rand McNally.</w:t>
       </w:r>
     </w:p>
-    <w:bookmarkEnd w:id="147"/>
-    <w:bookmarkStart w:id="148" w:name="ref-Kagan1971"/>
+    <w:bookmarkEnd w:id="148"/>
+    <w:bookmarkStart w:id="149" w:name="ref-Kagan1971"/>
     <w:p>
       <w:pPr>
         <w:pStyle w:val="Bibliography"/>
@@ -6211,8 +6238,8 @@
         <w:t xml:space="preserve">. Wiley.</w:t>
       </w:r>
     </w:p>
-    <w:bookmarkEnd w:id="148"/>
-    <w:bookmarkStart w:id="149" w:name="ref-Kagan1980"/>
+    <w:bookmarkEnd w:id="149"/>
+    <w:bookmarkStart w:id="150" w:name="ref-Kagan1980"/>
     <w:p>
       <w:pPr>
         <w:pStyle w:val="Bibliography"/>
@@ -6237,8 +6264,8 @@
         <w:t xml:space="preserve">(pp. 26–74). Harvard University Press.</w:t>
       </w:r>
     </w:p>
-    <w:bookmarkEnd w:id="149"/>
-    <w:bookmarkStart w:id="150" w:name="ref-Kagan1962"/>
+    <w:bookmarkEnd w:id="150"/>
+    <w:bookmarkStart w:id="151" w:name="ref-Kagan1962"/>
     <w:p>
       <w:pPr>
         <w:pStyle w:val="Bibliography"/>
@@ -6260,8 +6287,8 @@
         <w:t xml:space="preserve">. Wiley.</w:t>
       </w:r>
     </w:p>
-    <w:bookmarkEnd w:id="150"/>
-    <w:bookmarkStart w:id="152" w:name="ref-Kliem2018"/>
+    <w:bookmarkEnd w:id="151"/>
+    <w:bookmarkStart w:id="153" w:name="ref-Kliem2018"/>
     <w:p>
       <w:pPr>
         <w:pStyle w:val="Bibliography"/>
@@ -6298,7 +6325,7 @@
       <w:r>
         <w:t xml:space="preserve"> </w:t>
       </w:r>
-      <w:hyperlink r:id="rId151">
+      <w:hyperlink r:id="rId152">
         <w:r>
           <w:rPr>
             <w:rStyle w:val="Hyperlink"/>
@@ -6307,8 +6334,8 @@
         </w:r>
       </w:hyperlink>
     </w:p>
-    <w:bookmarkEnd w:id="152"/>
-    <w:bookmarkStart w:id="154" w:name="ref-Kliem2022"/>
+    <w:bookmarkEnd w:id="153"/>
+    <w:bookmarkStart w:id="155" w:name="ref-Kliem2022"/>
     <w:p>
       <w:pPr>
         <w:pStyle w:val="Bibliography"/>
@@ -6345,7 +6372,7 @@
       <w:r>
         <w:t xml:space="preserve"> </w:t>
       </w:r>
-      <w:hyperlink r:id="rId153">
+      <w:hyperlink r:id="rId154">
         <w:r>
           <w:rPr>
             <w:rStyle w:val="Hyperlink"/>
@@ -6354,8 +6381,8 @@
         </w:r>
       </w:hyperlink>
     </w:p>
-    <w:bookmarkEnd w:id="154"/>
-    <w:bookmarkStart w:id="156" w:name="ref-Kotov2017"/>
+    <w:bookmarkEnd w:id="155"/>
+    <w:bookmarkStart w:id="157" w:name="ref-Kotov2017"/>
     <w:p>
       <w:pPr>
         <w:pStyle w:val="Bibliography"/>
@@ -6398,7 +6425,7 @@
       <w:r>
         <w:t xml:space="preserve"> </w:t>
       </w:r>
-      <w:hyperlink r:id="rId155">
+      <w:hyperlink r:id="rId156">
         <w:r>
           <w:rPr>
             <w:rStyle w:val="Hyperlink"/>
@@ -6407,8 +6434,8 @@
         </w:r>
       </w:hyperlink>
     </w:p>
-    <w:bookmarkEnd w:id="156"/>
-    <w:bookmarkStart w:id="158" w:name="ref-Krueger2016"/>
+    <w:bookmarkEnd w:id="157"/>
+    <w:bookmarkStart w:id="159" w:name="ref-Krueger2016"/>
     <w:p>
       <w:pPr>
         <w:pStyle w:val="Bibliography"/>
@@ -6445,7 +6472,7 @@
       <w:r>
         <w:t xml:space="preserve"> </w:t>
       </w:r>
-      <w:hyperlink r:id="rId157">
+      <w:hyperlink r:id="rId158">
         <w:r>
           <w:rPr>
             <w:rStyle w:val="Hyperlink"/>
@@ -6454,8 +6481,8 @@
         </w:r>
       </w:hyperlink>
     </w:p>
-    <w:bookmarkEnd w:id="158"/>
-    <w:bookmarkStart w:id="160" w:name="ref-Krueger2021"/>
+    <w:bookmarkEnd w:id="159"/>
+    <w:bookmarkStart w:id="161" w:name="ref-Krueger2021"/>
     <w:p>
       <w:pPr>
         <w:pStyle w:val="Bibliography"/>
@@ -6507,7 +6534,7 @@
       <w:r>
         <w:t xml:space="preserve"> </w:t>
       </w:r>
-      <w:hyperlink r:id="rId159">
+      <w:hyperlink r:id="rId160">
         <w:r>
           <w:rPr>
             <w:rStyle w:val="Hyperlink"/>
@@ -6516,8 +6543,8 @@
         </w:r>
       </w:hyperlink>
     </w:p>
-    <w:bookmarkEnd w:id="160"/>
-    <w:bookmarkStart w:id="162" w:name="ref-Krueger2011"/>
+    <w:bookmarkEnd w:id="161"/>
+    <w:bookmarkStart w:id="163" w:name="ref-Krueger2011"/>
     <w:p>
       <w:pPr>
         <w:pStyle w:val="Bibliography"/>
@@ -6554,7 +6581,7 @@
       <w:r>
         <w:t xml:space="preserve"> </w:t>
       </w:r>
-      <w:hyperlink r:id="rId161">
+      <w:hyperlink r:id="rId162">
         <w:r>
           <w:rPr>
             <w:rStyle w:val="Hyperlink"/>
@@ -6563,8 +6590,8 @@
         </w:r>
       </w:hyperlink>
     </w:p>
-    <w:bookmarkEnd w:id="162"/>
-    <w:bookmarkStart w:id="164" w:name="ref-Krueger2007"/>
+    <w:bookmarkEnd w:id="163"/>
+    <w:bookmarkStart w:id="165" w:name="ref-Krueger2007"/>
     <w:p>
       <w:pPr>
         <w:pStyle w:val="Bibliography"/>
@@ -6601,7 +6628,7 @@
       <w:r>
         <w:t xml:space="preserve"> </w:t>
       </w:r>
-      <w:hyperlink r:id="rId163">
+      <w:hyperlink r:id="rId164">
         <w:r>
           <w:rPr>
             <w:rStyle w:val="Hyperlink"/>
@@ -6610,8 +6637,8 @@
         </w:r>
       </w:hyperlink>
     </w:p>
-    <w:bookmarkEnd w:id="164"/>
-    <w:bookmarkStart w:id="166" w:name="ref-Krueger2005"/>
+    <w:bookmarkEnd w:id="165"/>
+    <w:bookmarkStart w:id="167" w:name="ref-Krueger2005"/>
     <w:p>
       <w:pPr>
         <w:pStyle w:val="Bibliography"/>
@@ -6648,7 +6675,7 @@
       <w:r>
         <w:t xml:space="preserve"> </w:t>
       </w:r>
-      <w:hyperlink r:id="rId165">
+      <w:hyperlink r:id="rId166">
         <w:r>
           <w:rPr>
             <w:rStyle w:val="Hyperlink"/>
@@ -6657,8 +6684,8 @@
         </w:r>
       </w:hyperlink>
     </w:p>
-    <w:bookmarkEnd w:id="166"/>
-    <w:bookmarkStart w:id="168" w:name="ref-Krueger2004"/>
+    <w:bookmarkEnd w:id="167"/>
+    <w:bookmarkStart w:id="169" w:name="ref-Krueger2004"/>
     <w:p>
       <w:pPr>
         <w:pStyle w:val="Bibliography"/>
@@ -6698,7 +6725,7 @@
       <w:r>
         <w:t xml:space="preserve"> </w:t>
       </w:r>
-      <w:hyperlink r:id="rId167">
+      <w:hyperlink r:id="rId168">
         <w:r>
           <w:rPr>
             <w:rStyle w:val="Hyperlink"/>
@@ -6707,8 +6734,8 @@
         </w:r>
       </w:hyperlink>
     </w:p>
-    <w:bookmarkEnd w:id="168"/>
-    <w:bookmarkStart w:id="170" w:name="ref-Krueger2002"/>
+    <w:bookmarkEnd w:id="169"/>
+    <w:bookmarkStart w:id="171" w:name="ref-Krueger2002"/>
     <w:p>
       <w:pPr>
         <w:pStyle w:val="Bibliography"/>
@@ -6745,7 +6772,7 @@
       <w:r>
         <w:t xml:space="preserve"> </w:t>
       </w:r>
-      <w:hyperlink r:id="rId169">
+      <w:hyperlink r:id="rId170">
         <w:r>
           <w:rPr>
             <w:rStyle w:val="Hyperlink"/>
@@ -6754,8 +6781,8 @@
         </w:r>
       </w:hyperlink>
     </w:p>
-    <w:bookmarkEnd w:id="170"/>
-    <w:bookmarkStart w:id="172" w:name="ref-Markon2011"/>
+    <w:bookmarkEnd w:id="171"/>
+    <w:bookmarkStart w:id="173" w:name="ref-Markon2011"/>
     <w:p>
       <w:pPr>
         <w:pStyle w:val="Bibliography"/>
@@ -6792,7 +6819,7 @@
       <w:r>
         <w:t xml:space="preserve"> </w:t>
       </w:r>
-      <w:hyperlink r:id="rId171">
+      <w:hyperlink r:id="rId172">
         <w:r>
           <w:rPr>
             <w:rStyle w:val="Hyperlink"/>
@@ -6801,8 +6828,8 @@
         </w:r>
       </w:hyperlink>
     </w:p>
-    <w:bookmarkEnd w:id="172"/>
-    <w:bookmarkStart w:id="174" w:name="ref-Markon2005"/>
+    <w:bookmarkEnd w:id="173"/>
+    <w:bookmarkStart w:id="175" w:name="ref-Markon2005"/>
     <w:p>
       <w:pPr>
         <w:pStyle w:val="Bibliography"/>
@@ -6839,7 +6866,7 @@
       <w:r>
         <w:t xml:space="preserve"> </w:t>
       </w:r>
-      <w:hyperlink r:id="rId173">
+      <w:hyperlink r:id="rId174">
         <w:r>
           <w:rPr>
             <w:rStyle w:val="Hyperlink"/>
@@ -6848,8 +6875,8 @@
         </w:r>
       </w:hyperlink>
     </w:p>
-    <w:bookmarkEnd w:id="174"/>
-    <w:bookmarkStart w:id="176" w:name="ref-Miller2009"/>
+    <w:bookmarkEnd w:id="175"/>
+    <w:bookmarkStart w:id="177" w:name="ref-Miller2009"/>
     <w:p>
       <w:pPr>
         <w:pStyle w:val="Bibliography"/>
@@ -6886,7 +6913,7 @@
       <w:r>
         <w:t xml:space="preserve"> </w:t>
       </w:r>
-      <w:hyperlink r:id="rId175">
+      <w:hyperlink r:id="rId176">
         <w:r>
           <w:rPr>
             <w:rStyle w:val="Hyperlink"/>
@@ -6895,8 +6922,8 @@
         </w:r>
       </w:hyperlink>
     </w:p>
-    <w:bookmarkEnd w:id="176"/>
-    <w:bookmarkStart w:id="178" w:name="ref-Moffitt1993"/>
+    <w:bookmarkEnd w:id="177"/>
+    <w:bookmarkStart w:id="179" w:name="ref-Moffitt1993"/>
     <w:p>
       <w:pPr>
         <w:pStyle w:val="Bibliography"/>
@@ -6933,7 +6960,7 @@
       <w:r>
         <w:t xml:space="preserve"> </w:t>
       </w:r>
-      <w:hyperlink r:id="rId177">
+      <w:hyperlink r:id="rId178">
         <w:r>
           <w:rPr>
             <w:rStyle w:val="Hyperlink"/>
@@ -6942,8 +6969,8 @@
         </w:r>
       </w:hyperlink>
     </w:p>
-    <w:bookmarkEnd w:id="178"/>
-    <w:bookmarkStart w:id="180" w:name="ref-Moss1964"/>
+    <w:bookmarkEnd w:id="179"/>
+    <w:bookmarkStart w:id="181" w:name="ref-Moss1964"/>
     <w:p>
       <w:pPr>
         <w:pStyle w:val="Bibliography"/>
@@ -6989,7 +7016,7 @@
       <w:r>
         <w:t xml:space="preserve"> </w:t>
       </w:r>
-      <w:hyperlink r:id="rId179">
+      <w:hyperlink r:id="rId180">
         <w:r>
           <w:rPr>
             <w:rStyle w:val="Hyperlink"/>
@@ -6998,8 +7025,8 @@
         </w:r>
       </w:hyperlink>
     </w:p>
-    <w:bookmarkEnd w:id="180"/>
-    <w:bookmarkStart w:id="182" w:name="ref-Odgers2008"/>
+    <w:bookmarkEnd w:id="181"/>
+    <w:bookmarkStart w:id="183" w:name="ref-Odgers2008"/>
     <w:p>
       <w:pPr>
         <w:pStyle w:val="Bibliography"/>
@@ -7036,7 +7063,7 @@
       <w:r>
         <w:t xml:space="preserve"> </w:t>
       </w:r>
-      <w:hyperlink r:id="rId181">
+      <w:hyperlink r:id="rId182">
         <w:r>
           <w:rPr>
             <w:rStyle w:val="Hyperlink"/>
@@ -7045,8 +7072,8 @@
         </w:r>
       </w:hyperlink>
     </w:p>
-    <w:bookmarkEnd w:id="182"/>
-    <w:bookmarkStart w:id="184" w:name="ref-Paalman2013"/>
+    <w:bookmarkEnd w:id="183"/>
+    <w:bookmarkStart w:id="185" w:name="ref-Paalman2013"/>
     <w:p>
       <w:pPr>
         <w:pStyle w:val="Bibliography"/>
@@ -7083,7 +7110,7 @@
       <w:r>
         <w:t xml:space="preserve"> </w:t>
       </w:r>
-      <w:hyperlink r:id="rId183">
+      <w:hyperlink r:id="rId184">
         <w:r>
           <w:rPr>
             <w:rStyle w:val="Hyperlink"/>
@@ -7092,8 +7119,8 @@
         </w:r>
       </w:hyperlink>
     </w:p>
-    <w:bookmarkEnd w:id="184"/>
-    <w:bookmarkStart w:id="186" w:name="ref-Patterson1993"/>
+    <w:bookmarkEnd w:id="185"/>
+    <w:bookmarkStart w:id="187" w:name="ref-Patterson1993"/>
     <w:p>
       <w:pPr>
         <w:pStyle w:val="Bibliography"/>
@@ -7130,7 +7157,7 @@
       <w:r>
         <w:t xml:space="preserve"> </w:t>
       </w:r>
-      <w:hyperlink r:id="rId185">
+      <w:hyperlink r:id="rId186">
         <w:r>
           <w:rPr>
             <w:rStyle w:val="Hyperlink"/>
@@ -7139,8 +7166,8 @@
         </w:r>
       </w:hyperlink>
     </w:p>
-    <w:bookmarkEnd w:id="186"/>
-    <w:bookmarkStart w:id="188" w:name="ref-Pavlovich2026"/>
+    <w:bookmarkEnd w:id="187"/>
+    <w:bookmarkStart w:id="189" w:name="ref-Pavlovich2026"/>
     <w:p>
       <w:pPr>
         <w:pStyle w:val="Bibliography"/>
@@ -7177,7 +7204,7 @@
       <w:r>
         <w:t xml:space="preserve"> </w:t>
       </w:r>
-      <w:hyperlink r:id="rId187">
+      <w:hyperlink r:id="rId188">
         <w:r>
           <w:rPr>
             <w:rStyle w:val="Hyperlink"/>
@@ -7186,8 +7213,8 @@
         </w:r>
       </w:hyperlink>
     </w:p>
-    <w:bookmarkEnd w:id="188"/>
-    <w:bookmarkStart w:id="190" w:name="ref-Petersen2024"/>
+    <w:bookmarkEnd w:id="189"/>
+    <w:bookmarkStart w:id="191" w:name="ref-Petersen2024"/>
     <w:p>
       <w:pPr>
         <w:pStyle w:val="Bibliography"/>
@@ -7224,7 +7251,7 @@
       <w:r>
         <w:t xml:space="preserve"> </w:t>
       </w:r>
-      <w:hyperlink r:id="rId189">
+      <w:hyperlink r:id="rId190">
         <w:r>
           <w:rPr>
             <w:rStyle w:val="Hyperlink"/>
@@ -7233,7 +7260,7 @@
         </w:r>
       </w:hyperlink>
     </w:p>
-    <w:bookmarkEnd w:id="190"/>
+    <w:bookmarkEnd w:id="191"/>
     <w:bookmarkStart w:id="192" w:name="ref-PetersenPrinciplesPsychAssessment"/>
     <w:p>
       <w:pPr>
@@ -7272,7 +7299,7 @@
       <w:r>
         <w:t xml:space="preserve"> </w:t>
       </w:r>
-      <w:hyperlink r:id="rId191">
+      <w:hyperlink r:id="rId94">
         <w:r>
           <w:rPr>
             <w:rStyle w:val="Hyperlink"/>

--- a/index.docx
+++ b/index.docx
@@ -2141,7 +2141,7 @@
         <w:t xml:space="preserve"> </w:t>
       </w:r>
       <w:r>
-        <w:t xml:space="preserve">was a cohort-sequential study lasting from 1929 to 2018 that recruited 10–20 newborn infants each year and followed them over time, eventually following some until age 76</w:t>
+        <w:t xml:space="preserve">was a cohort-sequential study lasting from 1929 to 2018 that recruited 10–20 pregnant mothers each year from the Yellow Springs, Ohio area, and followed their newborns over time, eventually following children until age 76</w:t>
       </w:r>
       <w:r>
         <w:t xml:space="preserve"> </w:t>

--- a/index.docx
+++ b/index.docx
@@ -2141,13 +2141,16 @@
         <w:t xml:space="preserve"> </w:t>
       </w:r>
       <w:r>
-        <w:t xml:space="preserve">was a cohort-sequential study lasting from 1929 to 2018 that recruited 10–20 pregnant mothers each year from the Yellow Springs, Ohio area, and followed their newborns over time, eventually following children until age 76</w:t>
-      </w:r>
-      <w:r>
-        <w:t xml:space="preserve"> </w:t>
-      </w:r>
-      <w:r>
-        <w:t xml:space="preserve">(</w:t>
+        <w:t xml:space="preserve">was a cohort-sequential study lasting from 1929 to 2018 that recruited 10–20 pregnant mothers each year from the Yellow Springs, Ohio area, and followed their newborns over time, eventually accruing over 1,200 child participants and following them to older adulthood</w:t>
+      </w:r>
+      <w:r>
+        <w:t xml:space="preserve"> </w:t>
+      </w:r>
+      <w:r>
+        <w:t xml:space="preserve">(e.g., age 76;</w:t>
+      </w:r>
+      <w:r>
+        <w:t xml:space="preserve"> </w:t>
       </w:r>
       <w:hyperlink w:anchor="ref-Chumlea2009">
         <w:r>
@@ -2316,6 +2319,152 @@
     <w:p>
       <w:pPr>
         <w:pStyle w:val="FirstParagraph"/>
+      </w:pPr>
+      <w:r>
+        <w:t xml:space="preserve">The Dunedin Multidisciplinary Health and Development Study is an ongoing birth cohort study that started in 1975 and recruited 1,037 3-years-old children in Dunedin, New Zealand</w:t>
+      </w:r>
+      <w:r>
+        <w:t xml:space="preserve"> </w:t>
+      </w:r>
+      <w:r>
+        <w:t xml:space="preserve">(who were born in 1972–1973;</w:t>
+      </w:r>
+      <w:r>
+        <w:t xml:space="preserve"> </w:t>
+      </w:r>
+      <w:hyperlink w:anchor="ref-Poulton2015">
+        <w:r>
+          <w:rPr>
+            <w:rStyle w:val="Hyperlink"/>
+          </w:rPr>
+          <w:t xml:space="preserve">Poulton et al., 2015</w:t>
+        </w:r>
+      </w:hyperlink>
+      <w:r>
+        <w:t xml:space="preserve">)</w:t>
+      </w:r>
+      <w:r>
+        <w:t xml:space="preserve">.</w:t>
+      </w:r>
+      <w:r>
+        <w:t xml:space="preserve"> </w:t>
+      </w:r>
+      <w:r>
+        <w:t xml:space="preserve">It has followed participants to age 52 and includes data on a wide range of health and behavior constructs.</w:t>
+      </w:r>
+      <w:r>
+        <w:t xml:space="preserve"> </w:t>
+      </w:r>
+      <w:r>
+        <w:t xml:space="preserve">The study has yielded important insights including that children’s self-control is more important than socioeconomic status or IQ in predicting their health, wealth, and crime in adulthood</w:t>
+      </w:r>
+      <w:r>
+        <w:t xml:space="preserve"> </w:t>
+      </w:r>
+      <w:r>
+        <w:t xml:space="preserve">(</w:t>
+      </w:r>
+      <w:hyperlink w:anchor="ref-Moffitt2011">
+        <w:r>
+          <w:rPr>
+            <w:rStyle w:val="Hyperlink"/>
+          </w:rPr>
+          <w:t xml:space="preserve">Moffitt et al., 2011</w:t>
+        </w:r>
+      </w:hyperlink>
+      <w:r>
+        <w:t xml:space="preserve">)</w:t>
+      </w:r>
+      <w:r>
+        <w:t xml:space="preserve">, a general psychopathology factor (p factor) may account for the strong covariance among psychological disorders</w:t>
+      </w:r>
+      <w:r>
+        <w:t xml:space="preserve"> </w:t>
+      </w:r>
+      <w:r>
+        <w:t xml:space="preserve">(</w:t>
+      </w:r>
+      <w:hyperlink w:anchor="ref-Caspi2014">
+        <w:r>
+          <w:rPr>
+            <w:rStyle w:val="Hyperlink"/>
+          </w:rPr>
+          <w:t xml:space="preserve">Caspi et al., 2014</w:t>
+        </w:r>
+      </w:hyperlink>
+      <w:r>
+        <w:t xml:space="preserve">)</w:t>
+      </w:r>
+      <w:r>
+        <w:t xml:space="preserve">, that mental disorders have earlier developmental origins</w:t>
+      </w:r>
+      <w:r>
+        <w:t xml:space="preserve"> </w:t>
+      </w:r>
+      <w:r>
+        <w:t xml:space="preserve">(</w:t>
+      </w:r>
+      <w:hyperlink w:anchor="ref-Poulton2015">
+        <w:r>
+          <w:rPr>
+            <w:rStyle w:val="Hyperlink"/>
+          </w:rPr>
+          <w:t xml:space="preserve">Poulton et al., 2015</w:t>
+        </w:r>
+      </w:hyperlink>
+      <w:r>
+        <w:t xml:space="preserve">)</w:t>
+      </w:r>
+      <w:r>
+        <w:t xml:space="preserve">, a person’s mental disorder tends to shift from one disorder to other disorders over the life course</w:t>
+      </w:r>
+      <w:r>
+        <w:t xml:space="preserve"> </w:t>
+      </w:r>
+      <w:r>
+        <w:t xml:space="preserve">(</w:t>
+      </w:r>
+      <w:hyperlink w:anchor="ref-Caspi2020">
+        <w:r>
+          <w:rPr>
+            <w:rStyle w:val="Hyperlink"/>
+          </w:rPr>
+          <w:t xml:space="preserve">Caspi et al., 2020</w:t>
+        </w:r>
+      </w:hyperlink>
+      <w:r>
+        <w:t xml:space="preserve">)</w:t>
+      </w:r>
+      <w:r>
+        <w:t xml:space="preserve">, and cross-sectional (i.e., retrospective) studies grossly underestimate lifetime prevalence of psychological disorders</w:t>
+      </w:r>
+      <w:r>
+        <w:t xml:space="preserve"> </w:t>
+      </w:r>
+      <w:r>
+        <w:t xml:space="preserve">(compared to prospective longitudinal studies;</w:t>
+      </w:r>
+      <w:r>
+        <w:t xml:space="preserve"> </w:t>
+      </w:r>
+      <w:hyperlink w:anchor="ref-Schaefer2017">
+        <w:r>
+          <w:rPr>
+            <w:rStyle w:val="Hyperlink"/>
+          </w:rPr>
+          <w:t xml:space="preserve">Schaefer et al., 2017</w:t>
+        </w:r>
+      </w:hyperlink>
+      <w:r>
+        <w:t xml:space="preserve">)</w:t>
+      </w:r>
+      <w:r>
+        <w:t xml:space="preserve">.</w:t>
+      </w:r>
+    </w:p>
+    <w:p>
+      <w:pPr>
+        <w:pStyle w:val="BodyText"/>
       </w:pPr>
       <w:r>
         <w:t xml:space="preserve">Longitudinal studies such as these have had immense impacts.</w:t>
@@ -5141,7 +5290,7 @@
       </w:r>
     </w:p>
     <w:bookmarkEnd w:id="107"/>
-    <w:bookmarkStart w:id="245" w:name="references"/>
+    <w:bookmarkStart w:id="255" w:name="references"/>
     <w:p>
       <w:pPr>
         <w:pStyle w:val="Heading1"/>
@@ -5150,7 +5299,7 @@
         <w:t xml:space="preserve">References</w:t>
       </w:r>
     </w:p>
-    <w:bookmarkStart w:id="244" w:name="refs"/>
+    <w:bookmarkStart w:id="254" w:name="refs"/>
     <w:bookmarkStart w:id="108" w:name="ref-Abrous2026"/>
     <w:p>
       <w:pPr>
@@ -5570,12 +5719,130 @@
       </w:hyperlink>
     </w:p>
     <w:bookmarkEnd w:id="122"/>
-    <w:bookmarkStart w:id="123" w:name="ref-Caspi2006"/>
+    <w:bookmarkStart w:id="124" w:name="ref-Caspi2020"/>
     <w:p>
       <w:pPr>
         <w:pStyle w:val="Bibliography"/>
       </w:pPr>
       <w:r>
+        <w:t xml:space="preserve">Caspi, A., Houts, R. M., Ambler, A., Danese, A., Elliott, M. L., Hariri, A., Harrington, H., Hogan, S., Poulton, R., Ramrakha, S., Rasmussen, L. J. H., Reuben, A., Richmond-Rakerd, L., Sugden, K., Wertz, J., Williams, B. S., &amp; Moffitt, T. E. (2020). Longitudinal assessment of mental health disorders and comorbidities across 4 decades among participants in the</w:t>
+      </w:r>
+      <w:r>
+        <w:t xml:space="preserve"> </w:t>
+      </w:r>
+      <w:r>
+        <w:t xml:space="preserve">Dunedin</w:t>
+      </w:r>
+      <w:r>
+        <w:t xml:space="preserve"> </w:t>
+      </w:r>
+      <w:r>
+        <w:t xml:space="preserve">birth cohort study.</w:t>
+      </w:r>
+      <w:r>
+        <w:t xml:space="preserve"> </w:t>
+      </w:r>
+      <w:r>
+        <w:rPr>
+          <w:i/>
+          <w:iCs/>
+        </w:rPr>
+        <w:t xml:space="preserve">JAMA Network Open</w:t>
+      </w:r>
+      <w:r>
+        <w:t xml:space="preserve">,</w:t>
+      </w:r>
+      <w:r>
+        <w:t xml:space="preserve"> </w:t>
+      </w:r>
+      <w:r>
+        <w:rPr>
+          <w:i/>
+          <w:iCs/>
+        </w:rPr>
+        <w:t xml:space="preserve">3</w:t>
+      </w:r>
+      <w:r>
+        <w:t xml:space="preserve">(4), e203221–e203221.</w:t>
+      </w:r>
+      <w:r>
+        <w:t xml:space="preserve"> </w:t>
+      </w:r>
+      <w:hyperlink r:id="rId123">
+        <w:r>
+          <w:rPr>
+            <w:rStyle w:val="Hyperlink"/>
+          </w:rPr>
+          <w:t xml:space="preserve">https://doi.org/10.1001/jamanetworkopen.2020.3221</w:t>
+        </w:r>
+      </w:hyperlink>
+    </w:p>
+    <w:bookmarkEnd w:id="124"/>
+    <w:bookmarkStart w:id="126" w:name="ref-Caspi2014"/>
+    <w:p>
+      <w:pPr>
+        <w:pStyle w:val="Bibliography"/>
+      </w:pPr>
+      <w:r>
+        <w:t xml:space="preserve">Caspi, A., Houts, R. M., Belsky, D. W., Goldman-Mellor, S. J., Harrington, H., Israel, S., Meier, M. H., Ramrakha, S., Shalev, I., Poulton, R., &amp; Moffitt, T. E. (2014). The</w:t>
+      </w:r>
+      <w:r>
+        <w:t xml:space="preserve"> </w:t>
+      </w:r>
+      <w:r>
+        <w:t xml:space="preserve">p</w:t>
+      </w:r>
+      <w:r>
+        <w:t xml:space="preserve"> </w:t>
+      </w:r>
+      <w:r>
+        <w:t xml:space="preserve">factor: One general psychopathology factor in the structure of psychiatric disorders?</w:t>
+      </w:r>
+      <w:r>
+        <w:t xml:space="preserve"> </w:t>
+      </w:r>
+      <w:r>
+        <w:rPr>
+          <w:i/>
+          <w:iCs/>
+        </w:rPr>
+        <w:t xml:space="preserve">Clinical Psychological Science</w:t>
+      </w:r>
+      <w:r>
+        <w:t xml:space="preserve">,</w:t>
+      </w:r>
+      <w:r>
+        <w:t xml:space="preserve"> </w:t>
+      </w:r>
+      <w:r>
+        <w:rPr>
+          <w:i/>
+          <w:iCs/>
+        </w:rPr>
+        <w:t xml:space="preserve">2</w:t>
+      </w:r>
+      <w:r>
+        <w:t xml:space="preserve">(2), 119–137.</w:t>
+      </w:r>
+      <w:r>
+        <w:t xml:space="preserve"> </w:t>
+      </w:r>
+      <w:hyperlink r:id="rId125">
+        <w:r>
+          <w:rPr>
+            <w:rStyle w:val="Hyperlink"/>
+          </w:rPr>
+          <w:t xml:space="preserve">https://doi.org/10.1177/2167702613497473</w:t>
+        </w:r>
+      </w:hyperlink>
+    </w:p>
+    <w:bookmarkEnd w:id="126"/>
+    <w:bookmarkStart w:id="127" w:name="ref-Caspi2006"/>
+    <w:p>
+      <w:pPr>
+        <w:pStyle w:val="Bibliography"/>
+      </w:pPr>
+      <w:r>
         <w:t xml:space="preserve">Caspi, A., &amp; Shiner, R. L. (2006). Personality development. In N. Eisenberg, W. Damon, &amp; R. M. Lerner (Eds.),</w:t>
       </w:r>
       <w:r>
@@ -5595,8 +5862,8 @@
         <w:t xml:space="preserve">(6th ed., Vol. 3, pp. 300–365). John Wiley &amp; Sons, Inc.</w:t>
       </w:r>
     </w:p>
-    <w:bookmarkEnd w:id="123"/>
-    <w:bookmarkStart w:id="125" w:name="ref-Chen2015"/>
+    <w:bookmarkEnd w:id="127"/>
+    <w:bookmarkStart w:id="129" w:name="ref-Chen2015"/>
     <w:p>
       <w:pPr>
         <w:pStyle w:val="Bibliography"/>
@@ -5633,7 +5900,7 @@
       <w:r>
         <w:t xml:space="preserve"> </w:t>
       </w:r>
-      <w:hyperlink r:id="rId124">
+      <w:hyperlink r:id="rId128">
         <w:r>
           <w:rPr>
             <w:rStyle w:val="Hyperlink"/>
@@ -5642,8 +5909,8 @@
         </w:r>
       </w:hyperlink>
     </w:p>
-    <w:bookmarkEnd w:id="125"/>
-    <w:bookmarkStart w:id="127" w:name="ref-Chumlea2009"/>
+    <w:bookmarkEnd w:id="129"/>
+    <w:bookmarkStart w:id="131" w:name="ref-Chumlea2009"/>
     <w:p>
       <w:pPr>
         <w:pStyle w:val="Bibliography"/>
@@ -5698,7 +5965,7 @@
       <w:r>
         <w:t xml:space="preserve"> </w:t>
       </w:r>
-      <w:hyperlink r:id="rId126">
+      <w:hyperlink r:id="rId130">
         <w:r>
           <w:rPr>
             <w:rStyle w:val="Hyperlink"/>
@@ -5707,8 +5974,8 @@
         </w:r>
       </w:hyperlink>
     </w:p>
-    <w:bookmarkEnd w:id="127"/>
-    <w:bookmarkStart w:id="129" w:name="ref-Cicchetti2002"/>
+    <w:bookmarkEnd w:id="131"/>
+    <w:bookmarkStart w:id="133" w:name="ref-Cicchetti2002"/>
     <w:p>
       <w:pPr>
         <w:pStyle w:val="Bibliography"/>
@@ -5745,7 +6012,7 @@
       <w:r>
         <w:t xml:space="preserve"> </w:t>
       </w:r>
-      <w:hyperlink r:id="rId128">
+      <w:hyperlink r:id="rId132">
         <w:r>
           <w:rPr>
             <w:rStyle w:val="Hyperlink"/>
@@ -5754,8 +6021,8 @@
         </w:r>
       </w:hyperlink>
     </w:p>
-    <w:bookmarkEnd w:id="129"/>
-    <w:bookmarkStart w:id="131" w:name="ref-Coghill2012"/>
+    <w:bookmarkEnd w:id="133"/>
+    <w:bookmarkStart w:id="135" w:name="ref-Coghill2012"/>
     <w:p>
       <w:pPr>
         <w:pStyle w:val="Bibliography"/>
@@ -5792,7 +6059,7 @@
       <w:r>
         <w:t xml:space="preserve"> </w:t>
       </w:r>
-      <w:hyperlink r:id="rId130">
+      <w:hyperlink r:id="rId134">
         <w:r>
           <w:rPr>
             <w:rStyle w:val="Hyperlink"/>
@@ -5801,8 +6068,8 @@
         </w:r>
       </w:hyperlink>
     </w:p>
-    <w:bookmarkEnd w:id="131"/>
-    <w:bookmarkStart w:id="133" w:name="ref-DeLosReyes2026"/>
+    <w:bookmarkEnd w:id="135"/>
+    <w:bookmarkStart w:id="137" w:name="ref-DeLosReyes2026"/>
     <w:p>
       <w:pPr>
         <w:pStyle w:val="Bibliography"/>
@@ -5851,7 +6118,7 @@
       <w:r>
         <w:t xml:space="preserve"> </w:t>
       </w:r>
-      <w:hyperlink r:id="rId132">
+      <w:hyperlink r:id="rId136">
         <w:r>
           <w:rPr>
             <w:rStyle w:val="Hyperlink"/>
@@ -5860,8 +6127,8 @@
         </w:r>
       </w:hyperlink>
     </w:p>
-    <w:bookmarkEnd w:id="133"/>
-    <w:bookmarkStart w:id="135" w:name="ref-Fairchild2013"/>
+    <w:bookmarkEnd w:id="137"/>
+    <w:bookmarkStart w:id="139" w:name="ref-Fairchild2013"/>
     <w:p>
       <w:pPr>
         <w:pStyle w:val="Bibliography"/>
@@ -5898,7 +6165,7 @@
       <w:r>
         <w:t xml:space="preserve"> </w:t>
       </w:r>
-      <w:hyperlink r:id="rId134">
+      <w:hyperlink r:id="rId138">
         <w:r>
           <w:rPr>
             <w:rStyle w:val="Hyperlink"/>
@@ -5907,8 +6174,8 @@
         </w:r>
       </w:hyperlink>
     </w:p>
-    <w:bookmarkEnd w:id="135"/>
-    <w:bookmarkStart w:id="137" w:name="ref-Forbes2016"/>
+    <w:bookmarkEnd w:id="139"/>
+    <w:bookmarkStart w:id="141" w:name="ref-Forbes2016"/>
     <w:p>
       <w:pPr>
         <w:pStyle w:val="Bibliography"/>
@@ -5945,7 +6212,7 @@
       <w:r>
         <w:t xml:space="preserve"> </w:t>
       </w:r>
-      <w:hyperlink r:id="rId136">
+      <w:hyperlink r:id="rId140">
         <w:r>
           <w:rPr>
             <w:rStyle w:val="Hyperlink"/>
@@ -5954,8 +6221,8 @@
         </w:r>
       </w:hyperlink>
     </w:p>
-    <w:bookmarkEnd w:id="137"/>
-    <w:bookmarkStart w:id="139" w:name="ref-Godoy2021"/>
+    <w:bookmarkEnd w:id="141"/>
+    <w:bookmarkStart w:id="143" w:name="ref-Godoy2021"/>
     <w:p>
       <w:pPr>
         <w:pStyle w:val="Bibliography"/>
@@ -5992,7 +6259,7 @@
       <w:r>
         <w:t xml:space="preserve"> </w:t>
       </w:r>
-      <w:hyperlink r:id="rId138">
+      <w:hyperlink r:id="rId142">
         <w:r>
           <w:rPr>
             <w:rStyle w:val="Hyperlink"/>
@@ -6001,8 +6268,8 @@
         </w:r>
       </w:hyperlink>
     </w:p>
-    <w:bookmarkEnd w:id="139"/>
-    <w:bookmarkStart w:id="141" w:name="ref-Haslam2012"/>
+    <w:bookmarkEnd w:id="143"/>
+    <w:bookmarkStart w:id="145" w:name="ref-Haslam2012"/>
     <w:p>
       <w:pPr>
         <w:pStyle w:val="Bibliography"/>
@@ -6039,7 +6306,7 @@
       <w:r>
         <w:t xml:space="preserve"> </w:t>
       </w:r>
-      <w:hyperlink r:id="rId140">
+      <w:hyperlink r:id="rId144">
         <w:r>
           <w:rPr>
             <w:rStyle w:val="Hyperlink"/>
@@ -6048,8 +6315,8 @@
         </w:r>
       </w:hyperlink>
     </w:p>
-    <w:bookmarkEnd w:id="141"/>
-    <w:bookmarkStart w:id="143" w:name="ref-Haslam2020"/>
+    <w:bookmarkEnd w:id="145"/>
+    <w:bookmarkStart w:id="147" w:name="ref-Haslam2020"/>
     <w:p>
       <w:pPr>
         <w:pStyle w:val="Bibliography"/>
@@ -6086,7 +6353,7 @@
       <w:r>
         <w:t xml:space="preserve"> </w:t>
       </w:r>
-      <w:hyperlink r:id="rId142">
+      <w:hyperlink r:id="rId146">
         <w:r>
           <w:rPr>
             <w:rStyle w:val="Hyperlink"/>
@@ -6095,8 +6362,8 @@
         </w:r>
       </w:hyperlink>
     </w:p>
-    <w:bookmarkEnd w:id="143"/>
-    <w:bookmarkStart w:id="145" w:name="ref-Insel2008"/>
+    <w:bookmarkEnd w:id="147"/>
+    <w:bookmarkStart w:id="149" w:name="ref-Insel2008"/>
     <w:p>
       <w:pPr>
         <w:pStyle w:val="Bibliography"/>
@@ -6133,7 +6400,7 @@
       <w:r>
         <w:t xml:space="preserve"> </w:t>
       </w:r>
-      <w:hyperlink r:id="rId144">
+      <w:hyperlink r:id="rId148">
         <w:r>
           <w:rPr>
             <w:rStyle w:val="Hyperlink"/>
@@ -6142,8 +6409,8 @@
         </w:r>
       </w:hyperlink>
     </w:p>
-    <w:bookmarkEnd w:id="145"/>
-    <w:bookmarkStart w:id="147" w:name="ref-Kaat2019"/>
+    <w:bookmarkEnd w:id="149"/>
+    <w:bookmarkStart w:id="151" w:name="ref-Kaat2019"/>
     <w:p>
       <w:pPr>
         <w:pStyle w:val="Bibliography"/>
@@ -6180,7 +6447,7 @@
       <w:r>
         <w:t xml:space="preserve"> </w:t>
       </w:r>
-      <w:hyperlink r:id="rId146">
+      <w:hyperlink r:id="rId150">
         <w:r>
           <w:rPr>
             <w:rStyle w:val="Hyperlink"/>
@@ -6189,8 +6456,8 @@
         </w:r>
       </w:hyperlink>
     </w:p>
-    <w:bookmarkEnd w:id="147"/>
-    <w:bookmarkStart w:id="148" w:name="ref-Kagan1969"/>
+    <w:bookmarkEnd w:id="151"/>
+    <w:bookmarkStart w:id="152" w:name="ref-Kagan1969"/>
     <w:p>
       <w:pPr>
         <w:pStyle w:val="Bibliography"/>
@@ -6215,8 +6482,8 @@
         <w:t xml:space="preserve">(pp. 983–1002). Rand McNally.</w:t>
       </w:r>
     </w:p>
-    <w:bookmarkEnd w:id="148"/>
-    <w:bookmarkStart w:id="149" w:name="ref-Kagan1971"/>
+    <w:bookmarkEnd w:id="152"/>
+    <w:bookmarkStart w:id="153" w:name="ref-Kagan1971"/>
     <w:p>
       <w:pPr>
         <w:pStyle w:val="Bibliography"/>
@@ -6238,8 +6505,8 @@
         <w:t xml:space="preserve">. Wiley.</w:t>
       </w:r>
     </w:p>
-    <w:bookmarkEnd w:id="149"/>
-    <w:bookmarkStart w:id="150" w:name="ref-Kagan1980"/>
+    <w:bookmarkEnd w:id="153"/>
+    <w:bookmarkStart w:id="154" w:name="ref-Kagan1980"/>
     <w:p>
       <w:pPr>
         <w:pStyle w:val="Bibliography"/>
@@ -6264,8 +6531,8 @@
         <w:t xml:space="preserve">(pp. 26–74). Harvard University Press.</w:t>
       </w:r>
     </w:p>
-    <w:bookmarkEnd w:id="150"/>
-    <w:bookmarkStart w:id="151" w:name="ref-Kagan1962"/>
+    <w:bookmarkEnd w:id="154"/>
+    <w:bookmarkStart w:id="155" w:name="ref-Kagan1962"/>
     <w:p>
       <w:pPr>
         <w:pStyle w:val="Bibliography"/>
@@ -6287,8 +6554,8 @@
         <w:t xml:space="preserve">. Wiley.</w:t>
       </w:r>
     </w:p>
-    <w:bookmarkEnd w:id="151"/>
-    <w:bookmarkStart w:id="153" w:name="ref-Kliem2018"/>
+    <w:bookmarkEnd w:id="155"/>
+    <w:bookmarkStart w:id="157" w:name="ref-Kliem2018"/>
     <w:p>
       <w:pPr>
         <w:pStyle w:val="Bibliography"/>
@@ -6325,7 +6592,7 @@
       <w:r>
         <w:t xml:space="preserve"> </w:t>
       </w:r>
-      <w:hyperlink r:id="rId152">
+      <w:hyperlink r:id="rId156">
         <w:r>
           <w:rPr>
             <w:rStyle w:val="Hyperlink"/>
@@ -6334,8 +6601,8 @@
         </w:r>
       </w:hyperlink>
     </w:p>
-    <w:bookmarkEnd w:id="153"/>
-    <w:bookmarkStart w:id="155" w:name="ref-Kliem2022"/>
+    <w:bookmarkEnd w:id="157"/>
+    <w:bookmarkStart w:id="159" w:name="ref-Kliem2022"/>
     <w:p>
       <w:pPr>
         <w:pStyle w:val="Bibliography"/>
@@ -6372,7 +6639,7 @@
       <w:r>
         <w:t xml:space="preserve"> </w:t>
       </w:r>
-      <w:hyperlink r:id="rId154">
+      <w:hyperlink r:id="rId158">
         <w:r>
           <w:rPr>
             <w:rStyle w:val="Hyperlink"/>
@@ -6381,8 +6648,8 @@
         </w:r>
       </w:hyperlink>
     </w:p>
-    <w:bookmarkEnd w:id="155"/>
-    <w:bookmarkStart w:id="157" w:name="ref-Kotov2017"/>
+    <w:bookmarkEnd w:id="159"/>
+    <w:bookmarkStart w:id="161" w:name="ref-Kotov2017"/>
     <w:p>
       <w:pPr>
         <w:pStyle w:val="Bibliography"/>
@@ -6425,7 +6692,7 @@
       <w:r>
         <w:t xml:space="preserve"> </w:t>
       </w:r>
-      <w:hyperlink r:id="rId156">
+      <w:hyperlink r:id="rId160">
         <w:r>
           <w:rPr>
             <w:rStyle w:val="Hyperlink"/>
@@ -6434,8 +6701,8 @@
         </w:r>
       </w:hyperlink>
     </w:p>
-    <w:bookmarkEnd w:id="157"/>
-    <w:bookmarkStart w:id="159" w:name="ref-Krueger2016"/>
+    <w:bookmarkEnd w:id="161"/>
+    <w:bookmarkStart w:id="163" w:name="ref-Krueger2016"/>
     <w:p>
       <w:pPr>
         <w:pStyle w:val="Bibliography"/>
@@ -6472,7 +6739,7 @@
       <w:r>
         <w:t xml:space="preserve"> </w:t>
       </w:r>
-      <w:hyperlink r:id="rId158">
+      <w:hyperlink r:id="rId162">
         <w:r>
           <w:rPr>
             <w:rStyle w:val="Hyperlink"/>
@@ -6481,8 +6748,8 @@
         </w:r>
       </w:hyperlink>
     </w:p>
-    <w:bookmarkEnd w:id="159"/>
-    <w:bookmarkStart w:id="161" w:name="ref-Krueger2021"/>
+    <w:bookmarkEnd w:id="163"/>
+    <w:bookmarkStart w:id="165" w:name="ref-Krueger2021"/>
     <w:p>
       <w:pPr>
         <w:pStyle w:val="Bibliography"/>
@@ -6534,7 +6801,7 @@
       <w:r>
         <w:t xml:space="preserve"> </w:t>
       </w:r>
-      <w:hyperlink r:id="rId160">
+      <w:hyperlink r:id="rId164">
         <w:r>
           <w:rPr>
             <w:rStyle w:val="Hyperlink"/>
@@ -6543,8 +6810,8 @@
         </w:r>
       </w:hyperlink>
     </w:p>
-    <w:bookmarkEnd w:id="161"/>
-    <w:bookmarkStart w:id="163" w:name="ref-Krueger2011"/>
+    <w:bookmarkEnd w:id="165"/>
+    <w:bookmarkStart w:id="167" w:name="ref-Krueger2011"/>
     <w:p>
       <w:pPr>
         <w:pStyle w:val="Bibliography"/>
@@ -6581,7 +6848,7 @@
       <w:r>
         <w:t xml:space="preserve"> </w:t>
       </w:r>
-      <w:hyperlink r:id="rId162">
+      <w:hyperlink r:id="rId166">
         <w:r>
           <w:rPr>
             <w:rStyle w:val="Hyperlink"/>
@@ -6590,8 +6857,8 @@
         </w:r>
       </w:hyperlink>
     </w:p>
-    <w:bookmarkEnd w:id="163"/>
-    <w:bookmarkStart w:id="165" w:name="ref-Krueger2007"/>
+    <w:bookmarkEnd w:id="167"/>
+    <w:bookmarkStart w:id="169" w:name="ref-Krueger2007"/>
     <w:p>
       <w:pPr>
         <w:pStyle w:val="Bibliography"/>
@@ -6628,7 +6895,7 @@
       <w:r>
         <w:t xml:space="preserve"> </w:t>
       </w:r>
-      <w:hyperlink r:id="rId164">
+      <w:hyperlink r:id="rId168">
         <w:r>
           <w:rPr>
             <w:rStyle w:val="Hyperlink"/>
@@ -6637,8 +6904,8 @@
         </w:r>
       </w:hyperlink>
     </w:p>
-    <w:bookmarkEnd w:id="165"/>
-    <w:bookmarkStart w:id="167" w:name="ref-Krueger2005"/>
+    <w:bookmarkEnd w:id="169"/>
+    <w:bookmarkStart w:id="171" w:name="ref-Krueger2005"/>
     <w:p>
       <w:pPr>
         <w:pStyle w:val="Bibliography"/>
@@ -6675,7 +6942,7 @@
       <w:r>
         <w:t xml:space="preserve"> </w:t>
       </w:r>
-      <w:hyperlink r:id="rId166">
+      <w:hyperlink r:id="rId170">
         <w:r>
           <w:rPr>
             <w:rStyle w:val="Hyperlink"/>
@@ -6684,8 +6951,8 @@
         </w:r>
       </w:hyperlink>
     </w:p>
-    <w:bookmarkEnd w:id="167"/>
-    <w:bookmarkStart w:id="169" w:name="ref-Krueger2004"/>
+    <w:bookmarkEnd w:id="171"/>
+    <w:bookmarkStart w:id="173" w:name="ref-Krueger2004"/>
     <w:p>
       <w:pPr>
         <w:pStyle w:val="Bibliography"/>
@@ -6725,7 +6992,7 @@
       <w:r>
         <w:t xml:space="preserve"> </w:t>
       </w:r>
-      <w:hyperlink r:id="rId168">
+      <w:hyperlink r:id="rId172">
         <w:r>
           <w:rPr>
             <w:rStyle w:val="Hyperlink"/>
@@ -6734,8 +7001,8 @@
         </w:r>
       </w:hyperlink>
     </w:p>
-    <w:bookmarkEnd w:id="169"/>
-    <w:bookmarkStart w:id="171" w:name="ref-Krueger2002"/>
+    <w:bookmarkEnd w:id="173"/>
+    <w:bookmarkStart w:id="175" w:name="ref-Krueger2002"/>
     <w:p>
       <w:pPr>
         <w:pStyle w:val="Bibliography"/>
@@ -6772,7 +7039,7 @@
       <w:r>
         <w:t xml:space="preserve"> </w:t>
       </w:r>
-      <w:hyperlink r:id="rId170">
+      <w:hyperlink r:id="rId174">
         <w:r>
           <w:rPr>
             <w:rStyle w:val="Hyperlink"/>
@@ -6781,8 +7048,8 @@
         </w:r>
       </w:hyperlink>
     </w:p>
-    <w:bookmarkEnd w:id="171"/>
-    <w:bookmarkStart w:id="173" w:name="ref-Markon2011"/>
+    <w:bookmarkEnd w:id="175"/>
+    <w:bookmarkStart w:id="177" w:name="ref-Markon2011"/>
     <w:p>
       <w:pPr>
         <w:pStyle w:val="Bibliography"/>
@@ -6819,7 +7086,7 @@
       <w:r>
         <w:t xml:space="preserve"> </w:t>
       </w:r>
-      <w:hyperlink r:id="rId172">
+      <w:hyperlink r:id="rId176">
         <w:r>
           <w:rPr>
             <w:rStyle w:val="Hyperlink"/>
@@ -6828,8 +7095,8 @@
         </w:r>
       </w:hyperlink>
     </w:p>
-    <w:bookmarkEnd w:id="173"/>
-    <w:bookmarkStart w:id="175" w:name="ref-Markon2005"/>
+    <w:bookmarkEnd w:id="177"/>
+    <w:bookmarkStart w:id="179" w:name="ref-Markon2005"/>
     <w:p>
       <w:pPr>
         <w:pStyle w:val="Bibliography"/>
@@ -6866,7 +7133,7 @@
       <w:r>
         <w:t xml:space="preserve"> </w:t>
       </w:r>
-      <w:hyperlink r:id="rId174">
+      <w:hyperlink r:id="rId178">
         <w:r>
           <w:rPr>
             <w:rStyle w:val="Hyperlink"/>
@@ -6875,8 +7142,8 @@
         </w:r>
       </w:hyperlink>
     </w:p>
-    <w:bookmarkEnd w:id="175"/>
-    <w:bookmarkStart w:id="177" w:name="ref-Miller2009"/>
+    <w:bookmarkEnd w:id="179"/>
+    <w:bookmarkStart w:id="181" w:name="ref-Miller2009"/>
     <w:p>
       <w:pPr>
         <w:pStyle w:val="Bibliography"/>
@@ -6913,7 +7180,7 @@
       <w:r>
         <w:t xml:space="preserve"> </w:t>
       </w:r>
-      <w:hyperlink r:id="rId176">
+      <w:hyperlink r:id="rId180">
         <w:r>
           <w:rPr>
             <w:rStyle w:val="Hyperlink"/>
@@ -6922,8 +7189,8 @@
         </w:r>
       </w:hyperlink>
     </w:p>
-    <w:bookmarkEnd w:id="177"/>
-    <w:bookmarkStart w:id="179" w:name="ref-Moffitt1993"/>
+    <w:bookmarkEnd w:id="181"/>
+    <w:bookmarkStart w:id="183" w:name="ref-Moffitt1993"/>
     <w:p>
       <w:pPr>
         <w:pStyle w:val="Bibliography"/>
@@ -6960,7 +7227,7 @@
       <w:r>
         <w:t xml:space="preserve"> </w:t>
       </w:r>
-      <w:hyperlink r:id="rId178">
+      <w:hyperlink r:id="rId182">
         <w:r>
           <w:rPr>
             <w:rStyle w:val="Hyperlink"/>
@@ -6969,13 +7236,60 @@
         </w:r>
       </w:hyperlink>
     </w:p>
-    <w:bookmarkEnd w:id="179"/>
-    <w:bookmarkStart w:id="181" w:name="ref-Moss1964"/>
+    <w:bookmarkEnd w:id="183"/>
+    <w:bookmarkStart w:id="185" w:name="ref-Moffitt2011"/>
     <w:p>
       <w:pPr>
         <w:pStyle w:val="Bibliography"/>
       </w:pPr>
       <w:r>
+        <w:t xml:space="preserve">Moffitt, T. E., Arseneault, L., Belsky, D. W., Dickson, N., Hancox, R. J., Harrington, H., Houts, R., Poulton, R., Roberts, B. W., Ross, S., Sears, M. R., Thomson, W. M., &amp; Caspi, A. (2011). A gradient of childhood self-control predicts health, wealth, and public safety.</w:t>
+      </w:r>
+      <w:r>
+        <w:t xml:space="preserve"> </w:t>
+      </w:r>
+      <w:r>
+        <w:rPr>
+          <w:i/>
+          <w:iCs/>
+        </w:rPr>
+        <w:t xml:space="preserve">Proceedings of the National Academy of Sciences</w:t>
+      </w:r>
+      <w:r>
+        <w:t xml:space="preserve">,</w:t>
+      </w:r>
+      <w:r>
+        <w:t xml:space="preserve"> </w:t>
+      </w:r>
+      <w:r>
+        <w:rPr>
+          <w:i/>
+          <w:iCs/>
+        </w:rPr>
+        <w:t xml:space="preserve">108</w:t>
+      </w:r>
+      <w:r>
+        <w:t xml:space="preserve">(7), 2693–2698.</w:t>
+      </w:r>
+      <w:r>
+        <w:t xml:space="preserve"> </w:t>
+      </w:r>
+      <w:hyperlink r:id="rId184">
+        <w:r>
+          <w:rPr>
+            <w:rStyle w:val="Hyperlink"/>
+          </w:rPr>
+          <w:t xml:space="preserve">https://doi.org/10.1073/pnas.1010076108</w:t>
+        </w:r>
+      </w:hyperlink>
+    </w:p>
+    <w:bookmarkEnd w:id="185"/>
+    <w:bookmarkStart w:id="187" w:name="ref-Moss1964"/>
+    <w:p>
+      <w:pPr>
+        <w:pStyle w:val="Bibliography"/>
+      </w:pPr>
+      <w:r>
         <w:t xml:space="preserve">Moss, H. A., &amp; Kagan, J. (1964). Report on personality consistency and change from the</w:t>
       </w:r>
       <w:r>
@@ -7016,7 +7330,7 @@
       <w:r>
         <w:t xml:space="preserve"> </w:t>
       </w:r>
-      <w:hyperlink r:id="rId180">
+      <w:hyperlink r:id="rId186">
         <w:r>
           <w:rPr>
             <w:rStyle w:val="Hyperlink"/>
@@ -7025,8 +7339,8 @@
         </w:r>
       </w:hyperlink>
     </w:p>
-    <w:bookmarkEnd w:id="181"/>
-    <w:bookmarkStart w:id="183" w:name="ref-Odgers2008"/>
+    <w:bookmarkEnd w:id="187"/>
+    <w:bookmarkStart w:id="189" w:name="ref-Odgers2008"/>
     <w:p>
       <w:pPr>
         <w:pStyle w:val="Bibliography"/>
@@ -7063,7 +7377,7 @@
       <w:r>
         <w:t xml:space="preserve"> </w:t>
       </w:r>
-      <w:hyperlink r:id="rId182">
+      <w:hyperlink r:id="rId188">
         <w:r>
           <w:rPr>
             <w:rStyle w:val="Hyperlink"/>
@@ -7072,8 +7386,8 @@
         </w:r>
       </w:hyperlink>
     </w:p>
-    <w:bookmarkEnd w:id="183"/>
-    <w:bookmarkStart w:id="185" w:name="ref-Paalman2013"/>
+    <w:bookmarkEnd w:id="189"/>
+    <w:bookmarkStart w:id="191" w:name="ref-Paalman2013"/>
     <w:p>
       <w:pPr>
         <w:pStyle w:val="Bibliography"/>
@@ -7110,7 +7424,7 @@
       <w:r>
         <w:t xml:space="preserve"> </w:t>
       </w:r>
-      <w:hyperlink r:id="rId184">
+      <w:hyperlink r:id="rId190">
         <w:r>
           <w:rPr>
             <w:rStyle w:val="Hyperlink"/>
@@ -7119,8 +7433,8 @@
         </w:r>
       </w:hyperlink>
     </w:p>
-    <w:bookmarkEnd w:id="185"/>
-    <w:bookmarkStart w:id="187" w:name="ref-Patterson1993"/>
+    <w:bookmarkEnd w:id="191"/>
+    <w:bookmarkStart w:id="193" w:name="ref-Patterson1993"/>
     <w:p>
       <w:pPr>
         <w:pStyle w:val="Bibliography"/>
@@ -7157,7 +7471,7 @@
       <w:r>
         <w:t xml:space="preserve"> </w:t>
       </w:r>
-      <w:hyperlink r:id="rId186">
+      <w:hyperlink r:id="rId192">
         <w:r>
           <w:rPr>
             <w:rStyle w:val="Hyperlink"/>
@@ -7166,8 +7480,8 @@
         </w:r>
       </w:hyperlink>
     </w:p>
-    <w:bookmarkEnd w:id="187"/>
-    <w:bookmarkStart w:id="189" w:name="ref-Pavlovich2026"/>
+    <w:bookmarkEnd w:id="193"/>
+    <w:bookmarkStart w:id="195" w:name="ref-Pavlovich2026"/>
     <w:p>
       <w:pPr>
         <w:pStyle w:val="Bibliography"/>
@@ -7204,7 +7518,7 @@
       <w:r>
         <w:t xml:space="preserve"> </w:t>
       </w:r>
-      <w:hyperlink r:id="rId188">
+      <w:hyperlink r:id="rId194">
         <w:r>
           <w:rPr>
             <w:rStyle w:val="Hyperlink"/>
@@ -7213,8 +7527,8 @@
         </w:r>
       </w:hyperlink>
     </w:p>
-    <w:bookmarkEnd w:id="189"/>
-    <w:bookmarkStart w:id="191" w:name="ref-Petersen2024"/>
+    <w:bookmarkEnd w:id="195"/>
+    <w:bookmarkStart w:id="197" w:name="ref-Petersen2024"/>
     <w:p>
       <w:pPr>
         <w:pStyle w:val="Bibliography"/>
@@ -7251,7 +7565,7 @@
       <w:r>
         <w:t xml:space="preserve"> </w:t>
       </w:r>
-      <w:hyperlink r:id="rId190">
+      <w:hyperlink r:id="rId196">
         <w:r>
           <w:rPr>
             <w:rStyle w:val="Hyperlink"/>
@@ -7260,8 +7574,8 @@
         </w:r>
       </w:hyperlink>
     </w:p>
-    <w:bookmarkEnd w:id="191"/>
-    <w:bookmarkStart w:id="192" w:name="ref-PetersenPrinciplesPsychAssessment"/>
+    <w:bookmarkEnd w:id="197"/>
+    <w:bookmarkStart w:id="198" w:name="ref-PetersenPrinciplesPsychAssessment"/>
     <w:p>
       <w:pPr>
         <w:pStyle w:val="Bibliography"/>
@@ -7308,8 +7622,8 @@
         </w:r>
       </w:hyperlink>
     </w:p>
-    <w:bookmarkEnd w:id="192"/>
-    <w:bookmarkStart w:id="193" w:name="ref-Petersen2015"/>
+    <w:bookmarkEnd w:id="198"/>
+    <w:bookmarkStart w:id="199" w:name="ref-Petersen2015"/>
     <w:p>
       <w:pPr>
         <w:pStyle w:val="Bibliography"/>
@@ -7355,8 +7669,8 @@
         </w:r>
       </w:hyperlink>
     </w:p>
-    <w:bookmarkEnd w:id="193"/>
-    <w:bookmarkStart w:id="195" w:name="ref-Petersen2020"/>
+    <w:bookmarkEnd w:id="199"/>
+    <w:bookmarkStart w:id="201" w:name="ref-Petersen2020"/>
     <w:p>
       <w:pPr>
         <w:pStyle w:val="Bibliography"/>
@@ -7393,7 +7707,7 @@
       <w:r>
         <w:t xml:space="preserve"> </w:t>
       </w:r>
-      <w:hyperlink r:id="rId194">
+      <w:hyperlink r:id="rId200">
         <w:r>
           <w:rPr>
             <w:rStyle w:val="Hyperlink"/>
@@ -7402,8 +7716,8 @@
         </w:r>
       </w:hyperlink>
     </w:p>
-    <w:bookmarkEnd w:id="195"/>
-    <w:bookmarkStart w:id="196" w:name="ref-Petersen2026"/>
+    <w:bookmarkEnd w:id="201"/>
+    <w:bookmarkStart w:id="202" w:name="ref-Petersen2026"/>
     <w:p>
       <w:pPr>
         <w:pStyle w:val="Bibliography"/>
@@ -7449,8 +7763,8 @@
         </w:r>
       </w:hyperlink>
     </w:p>
-    <w:bookmarkEnd w:id="196"/>
-    <w:bookmarkStart w:id="198" w:name="ref-Petersen2021"/>
+    <w:bookmarkEnd w:id="202"/>
+    <w:bookmarkStart w:id="204" w:name="ref-Petersen2021"/>
     <w:p>
       <w:pPr>
         <w:pStyle w:val="Bibliography"/>
@@ -7487,7 +7801,7 @@
       <w:r>
         <w:t xml:space="preserve"> </w:t>
       </w:r>
-      <w:hyperlink r:id="rId197">
+      <w:hyperlink r:id="rId203">
         <w:r>
           <w:rPr>
             <w:rStyle w:val="Hyperlink"/>
@@ -7496,8 +7810,8 @@
         </w:r>
       </w:hyperlink>
     </w:p>
-    <w:bookmarkEnd w:id="198"/>
-    <w:bookmarkStart w:id="200" w:name="ref-Petersen2018"/>
+    <w:bookmarkEnd w:id="204"/>
+    <w:bookmarkStart w:id="206" w:name="ref-Petersen2018"/>
     <w:p>
       <w:pPr>
         <w:pStyle w:val="Bibliography"/>
@@ -7534,7 +7848,7 @@
       <w:r>
         <w:t xml:space="preserve"> </w:t>
       </w:r>
-      <w:hyperlink r:id="rId199">
+      <w:hyperlink r:id="rId205">
         <w:r>
           <w:rPr>
             <w:rStyle w:val="Hyperlink"/>
@@ -7543,13 +7857,69 @@
         </w:r>
       </w:hyperlink>
     </w:p>
-    <w:bookmarkEnd w:id="200"/>
-    <w:bookmarkStart w:id="201" w:name="ref-Roche1992"/>
+    <w:bookmarkEnd w:id="206"/>
+    <w:bookmarkStart w:id="208" w:name="ref-Poulton2015"/>
     <w:p>
       <w:pPr>
         <w:pStyle w:val="Bibliography"/>
       </w:pPr>
       <w:r>
+        <w:t xml:space="preserve">Poulton, R., Moffitt, T. E., &amp; Silva, P. A. (2015). The</w:t>
+      </w:r>
+      <w:r>
+        <w:t xml:space="preserve"> </w:t>
+      </w:r>
+      <w:r>
+        <w:t xml:space="preserve">Dunedin Multidisciplinary Health and Development Study</w:t>
+      </w:r>
+      <w:r>
+        <w:t xml:space="preserve">: Overview of the first 40 years, with an eye to the future.</w:t>
+      </w:r>
+      <w:r>
+        <w:t xml:space="preserve"> </w:t>
+      </w:r>
+      <w:r>
+        <w:rPr>
+          <w:i/>
+          <w:iCs/>
+        </w:rPr>
+        <w:t xml:space="preserve">Social Psychiatry and Psychiatric Epidemiology</w:t>
+      </w:r>
+      <w:r>
+        <w:t xml:space="preserve">,</w:t>
+      </w:r>
+      <w:r>
+        <w:t xml:space="preserve"> </w:t>
+      </w:r>
+      <w:r>
+        <w:rPr>
+          <w:i/>
+          <w:iCs/>
+        </w:rPr>
+        <w:t xml:space="preserve">50</w:t>
+      </w:r>
+      <w:r>
+        <w:t xml:space="preserve">(5), 679–693.</w:t>
+      </w:r>
+      <w:r>
+        <w:t xml:space="preserve"> </w:t>
+      </w:r>
+      <w:hyperlink r:id="rId207">
+        <w:r>
+          <w:rPr>
+            <w:rStyle w:val="Hyperlink"/>
+          </w:rPr>
+          <w:t xml:space="preserve">https://doi.org/10.1007/s00127-015-1048-8</w:t>
+        </w:r>
+      </w:hyperlink>
+    </w:p>
+    <w:bookmarkEnd w:id="208"/>
+    <w:bookmarkStart w:id="209" w:name="ref-Roche1992"/>
+    <w:p>
+      <w:pPr>
+        <w:pStyle w:val="Bibliography"/>
+      </w:pPr>
+      <w:r>
         <w:t xml:space="preserve">Roche, A. F. (1992).</w:t>
       </w:r>
       <w:r>
@@ -7594,8 +7964,8 @@
         <w:t xml:space="preserve">. Cambridge University Press.</w:t>
       </w:r>
     </w:p>
-    <w:bookmarkEnd w:id="201"/>
-    <w:bookmarkStart w:id="203" w:name="ref-Rutter2006"/>
+    <w:bookmarkEnd w:id="209"/>
+    <w:bookmarkStart w:id="211" w:name="ref-Rutter2006"/>
     <w:p>
       <w:pPr>
         <w:pStyle w:val="Bibliography"/>
@@ -7632,7 +8002,7 @@
       <w:r>
         <w:t xml:space="preserve"> </w:t>
       </w:r>
-      <w:hyperlink r:id="rId202">
+      <w:hyperlink r:id="rId210">
         <w:r>
           <w:rPr>
             <w:rStyle w:val="Hyperlink"/>
@@ -7641,13 +8011,60 @@
         </w:r>
       </w:hyperlink>
     </w:p>
-    <w:bookmarkEnd w:id="203"/>
-    <w:bookmarkStart w:id="205" w:name="ref-Schaeffer1991"/>
+    <w:bookmarkEnd w:id="211"/>
+    <w:bookmarkStart w:id="213" w:name="ref-Schaefer2017"/>
     <w:p>
       <w:pPr>
         <w:pStyle w:val="Bibliography"/>
       </w:pPr>
       <w:r>
+        <w:t xml:space="preserve">Schaefer, J. D., Caspi, A., Belsky, D. W., Harrington, H., Houts, R., Horwood, L. J., Hussong, A., Ramrakha, S., Poulton, R., &amp; Moffitt, T. E. (2017). Enduring mental health: Prevalence and prediction.</w:t>
+      </w:r>
+      <w:r>
+        <w:t xml:space="preserve"> </w:t>
+      </w:r>
+      <w:r>
+        <w:rPr>
+          <w:i/>
+          <w:iCs/>
+        </w:rPr>
+        <w:t xml:space="preserve">Journal of Abnormal Psychology</w:t>
+      </w:r>
+      <w:r>
+        <w:t xml:space="preserve">,</w:t>
+      </w:r>
+      <w:r>
+        <w:t xml:space="preserve"> </w:t>
+      </w:r>
+      <w:r>
+        <w:rPr>
+          <w:i/>
+          <w:iCs/>
+        </w:rPr>
+        <w:t xml:space="preserve">126</w:t>
+      </w:r>
+      <w:r>
+        <w:t xml:space="preserve">(2), 212–224.</w:t>
+      </w:r>
+      <w:r>
+        <w:t xml:space="preserve"> </w:t>
+      </w:r>
+      <w:hyperlink r:id="rId212">
+        <w:r>
+          <w:rPr>
+            <w:rStyle w:val="Hyperlink"/>
+          </w:rPr>
+          <w:t xml:space="preserve">https://doi.org/10.1037/abn0000232</w:t>
+        </w:r>
+      </w:hyperlink>
+    </w:p>
+    <w:bookmarkEnd w:id="213"/>
+    <w:bookmarkStart w:id="215" w:name="ref-Schaeffer1991"/>
+    <w:p>
+      <w:pPr>
+        <w:pStyle w:val="Bibliography"/>
+      </w:pPr>
+      <w:r>
         <w:t xml:space="preserve">Schaeffer, N. C. (1991). Hardly ever or constantly? Group comparisons using vague quantifiers.</w:t>
       </w:r>
       <w:r>
@@ -7679,7 +8096,7 @@
       <w:r>
         <w:t xml:space="preserve"> </w:t>
       </w:r>
-      <w:hyperlink r:id="rId204">
+      <w:hyperlink r:id="rId214">
         <w:r>
           <w:rPr>
             <w:rStyle w:val="Hyperlink"/>
@@ -7688,8 +8105,8 @@
         </w:r>
       </w:hyperlink>
     </w:p>
-    <w:bookmarkEnd w:id="205"/>
-    <w:bookmarkStart w:id="207" w:name="ref-Schwarz1999"/>
+    <w:bookmarkEnd w:id="215"/>
+    <w:bookmarkStart w:id="217" w:name="ref-Schwarz1999"/>
     <w:p>
       <w:pPr>
         <w:pStyle w:val="Bibliography"/>
@@ -7726,7 +8143,7 @@
       <w:r>
         <w:t xml:space="preserve"> </w:t>
       </w:r>
-      <w:hyperlink r:id="rId206">
+      <w:hyperlink r:id="rId216">
         <w:r>
           <w:rPr>
             <w:rStyle w:val="Hyperlink"/>
@@ -7735,8 +8152,8 @@
         </w:r>
       </w:hyperlink>
     </w:p>
-    <w:bookmarkEnd w:id="207"/>
-    <w:bookmarkStart w:id="209" w:name="ref-Sellbom2016"/>
+    <w:bookmarkEnd w:id="217"/>
+    <w:bookmarkStart w:id="219" w:name="ref-Sellbom2016"/>
     <w:p>
       <w:pPr>
         <w:pStyle w:val="Bibliography"/>
@@ -7773,7 +8190,7 @@
       <w:r>
         <w:t xml:space="preserve"> </w:t>
       </w:r>
-      <w:hyperlink r:id="rId208">
+      <w:hyperlink r:id="rId218">
         <w:r>
           <w:rPr>
             <w:rStyle w:val="Hyperlink"/>
@@ -7782,8 +8199,8 @@
         </w:r>
       </w:hyperlink>
     </w:p>
-    <w:bookmarkEnd w:id="209"/>
-    <w:bookmarkStart w:id="210" w:name="ref-Sivertsson2024"/>
+    <w:bookmarkEnd w:id="219"/>
+    <w:bookmarkStart w:id="220" w:name="ref-Sivertsson2024"/>
     <w:p>
       <w:pPr>
         <w:pStyle w:val="Bibliography"/>
@@ -7841,8 +8258,8 @@
         </w:r>
       </w:hyperlink>
     </w:p>
-    <w:bookmarkEnd w:id="210"/>
-    <w:bookmarkStart w:id="211" w:name="ref-Sroufe2016"/>
+    <w:bookmarkEnd w:id="220"/>
+    <w:bookmarkStart w:id="221" w:name="ref-Sroufe2016"/>
     <w:p>
       <w:pPr>
         <w:pStyle w:val="Bibliography"/>
@@ -7867,8 +8284,8 @@
         <w:t xml:space="preserve">(Vol. 3, pp. 997–1011). Guilford.</w:t>
       </w:r>
     </w:p>
-    <w:bookmarkEnd w:id="211"/>
-    <w:bookmarkStart w:id="213" w:name="ref-Steffensmeier2025"/>
+    <w:bookmarkEnd w:id="221"/>
+    <w:bookmarkStart w:id="223" w:name="ref-Steffensmeier2025"/>
     <w:p>
       <w:pPr>
         <w:pStyle w:val="Bibliography"/>
@@ -7905,7 +8322,7 @@
       <w:r>
         <w:t xml:space="preserve"> </w:t>
       </w:r>
-      <w:hyperlink r:id="rId212">
+      <w:hyperlink r:id="rId222">
         <w:r>
           <w:rPr>
             <w:rStyle w:val="Hyperlink"/>
@@ -7914,8 +8331,8 @@
         </w:r>
       </w:hyperlink>
     </w:p>
-    <w:bookmarkEnd w:id="213"/>
-    <w:bookmarkStart w:id="215" w:name="ref-Sterba2007"/>
+    <w:bookmarkEnd w:id="223"/>
+    <w:bookmarkStart w:id="225" w:name="ref-Sterba2007"/>
     <w:p>
       <w:pPr>
         <w:pStyle w:val="Bibliography"/>
@@ -7952,7 +8369,7 @@
       <w:r>
         <w:t xml:space="preserve"> </w:t>
       </w:r>
-      <w:hyperlink r:id="rId214">
+      <w:hyperlink r:id="rId224">
         <w:r>
           <w:rPr>
             <w:rStyle w:val="Hyperlink"/>
@@ -7961,8 +8378,8 @@
         </w:r>
       </w:hyperlink>
     </w:p>
-    <w:bookmarkEnd w:id="215"/>
-    <w:bookmarkStart w:id="217" w:name="ref-Tackett2022"/>
+    <w:bookmarkEnd w:id="225"/>
+    <w:bookmarkStart w:id="227" w:name="ref-Tackett2022"/>
     <w:p>
       <w:pPr>
         <w:pStyle w:val="Bibliography"/>
@@ -7999,7 +8416,7 @@
       <w:r>
         <w:t xml:space="preserve"> </w:t>
       </w:r>
-      <w:hyperlink r:id="rId216">
+      <w:hyperlink r:id="rId226">
         <w:r>
           <w:rPr>
             <w:rStyle w:val="Hyperlink"/>
@@ -8008,8 +8425,8 @@
         </w:r>
       </w:hyperlink>
     </w:p>
-    <w:bookmarkEnd w:id="217"/>
-    <w:bookmarkStart w:id="219" w:name="ref-Tiego2023"/>
+    <w:bookmarkEnd w:id="227"/>
+    <w:bookmarkStart w:id="229" w:name="ref-Tiego2023"/>
     <w:p>
       <w:pPr>
         <w:pStyle w:val="Bibliography"/>
@@ -8049,7 +8466,7 @@
       <w:r>
         <w:t xml:space="preserve"> </w:t>
       </w:r>
-      <w:hyperlink r:id="rId218">
+      <w:hyperlink r:id="rId228">
         <w:r>
           <w:rPr>
             <w:rStyle w:val="Hyperlink"/>
@@ -8058,8 +8475,8 @@
         </w:r>
       </w:hyperlink>
     </w:p>
-    <w:bookmarkEnd w:id="219"/>
-    <w:bookmarkStart w:id="221" w:name="ref-Wakschlag2014"/>
+    <w:bookmarkEnd w:id="229"/>
+    <w:bookmarkStart w:id="231" w:name="ref-Wakschlag2014"/>
     <w:p>
       <w:pPr>
         <w:pStyle w:val="Bibliography"/>
@@ -8096,7 +8513,7 @@
       <w:r>
         <w:t xml:space="preserve"> </w:t>
       </w:r>
-      <w:hyperlink r:id="rId220">
+      <w:hyperlink r:id="rId230">
         <w:r>
           <w:rPr>
             <w:rStyle w:val="Hyperlink"/>
@@ -8105,8 +8522,8 @@
         </w:r>
       </w:hyperlink>
     </w:p>
-    <w:bookmarkEnd w:id="221"/>
-    <w:bookmarkStart w:id="223" w:name="ref-Wakschlag2019"/>
+    <w:bookmarkEnd w:id="231"/>
+    <w:bookmarkStart w:id="233" w:name="ref-Wakschlag2019"/>
     <w:p>
       <w:pPr>
         <w:pStyle w:val="Bibliography"/>
@@ -8143,7 +8560,7 @@
       <w:r>
         <w:t xml:space="preserve"> </w:t>
       </w:r>
-      <w:hyperlink r:id="rId222">
+      <w:hyperlink r:id="rId232">
         <w:r>
           <w:rPr>
             <w:rStyle w:val="Hyperlink"/>
@@ -8152,8 +8569,8 @@
         </w:r>
       </w:hyperlink>
     </w:p>
-    <w:bookmarkEnd w:id="223"/>
-    <w:bookmarkStart w:id="225" w:name="ref-Walters2011"/>
+    <w:bookmarkEnd w:id="233"/>
+    <w:bookmarkStart w:id="235" w:name="ref-Walters2011"/>
     <w:p>
       <w:pPr>
         <w:pStyle w:val="Bibliography"/>
@@ -8190,7 +8607,7 @@
       <w:r>
         <w:t xml:space="preserve"> </w:t>
       </w:r>
-      <w:hyperlink r:id="rId224">
+      <w:hyperlink r:id="rId234">
         <w:r>
           <w:rPr>
             <w:rStyle w:val="Hyperlink"/>
@@ -8199,8 +8616,8 @@
         </w:r>
       </w:hyperlink>
     </w:p>
-    <w:bookmarkEnd w:id="225"/>
-    <w:bookmarkStart w:id="227" w:name="ref-Walters2012"/>
+    <w:bookmarkEnd w:id="235"/>
+    <w:bookmarkStart w:id="237" w:name="ref-Walters2012"/>
     <w:p>
       <w:pPr>
         <w:pStyle w:val="Bibliography"/>
@@ -8237,7 +8654,7 @@
       <w:r>
         <w:t xml:space="preserve"> </w:t>
       </w:r>
-      <w:hyperlink r:id="rId226">
+      <w:hyperlink r:id="rId236">
         <w:r>
           <w:rPr>
             <w:rStyle w:val="Hyperlink"/>
@@ -8246,8 +8663,8 @@
         </w:r>
       </w:hyperlink>
     </w:p>
-    <w:bookmarkEnd w:id="227"/>
-    <w:bookmarkStart w:id="229" w:name="ref-Walters2014"/>
+    <w:bookmarkEnd w:id="237"/>
+    <w:bookmarkStart w:id="239" w:name="ref-Walters2014"/>
     <w:p>
       <w:pPr>
         <w:pStyle w:val="Bibliography"/>
@@ -8284,7 +8701,7 @@
       <w:r>
         <w:t xml:space="preserve"> </w:t>
       </w:r>
-      <w:hyperlink r:id="rId228">
+      <w:hyperlink r:id="rId238">
         <w:r>
           <w:rPr>
             <w:rStyle w:val="Hyperlink"/>
@@ -8293,8 +8710,8 @@
         </w:r>
       </w:hyperlink>
     </w:p>
-    <w:bookmarkEnd w:id="229"/>
-    <w:bookmarkStart w:id="231" w:name="ref-Walters2015"/>
+    <w:bookmarkEnd w:id="239"/>
+    <w:bookmarkStart w:id="241" w:name="ref-Walters2015"/>
     <w:p>
       <w:pPr>
         <w:pStyle w:val="Bibliography"/>
@@ -8331,7 +8748,7 @@
       <w:r>
         <w:t xml:space="preserve"> </w:t>
       </w:r>
-      <w:hyperlink r:id="rId230">
+      <w:hyperlink r:id="rId240">
         <w:r>
           <w:rPr>
             <w:rStyle w:val="Hyperlink"/>
@@ -8340,8 +8757,8 @@
         </w:r>
       </w:hyperlink>
     </w:p>
-    <w:bookmarkEnd w:id="231"/>
-    <w:bookmarkStart w:id="233" w:name="ref-Walters2013"/>
+    <w:bookmarkEnd w:id="241"/>
+    <w:bookmarkStart w:id="243" w:name="ref-Walters2013"/>
     <w:p>
       <w:pPr>
         <w:pStyle w:val="Bibliography"/>
@@ -8378,7 +8795,7 @@
       <w:r>
         <w:t xml:space="preserve"> </w:t>
       </w:r>
-      <w:hyperlink r:id="rId232">
+      <w:hyperlink r:id="rId242">
         <w:r>
           <w:rPr>
             <w:rStyle w:val="Hyperlink"/>
@@ -8387,8 +8804,8 @@
         </w:r>
       </w:hyperlink>
     </w:p>
-    <w:bookmarkEnd w:id="233"/>
-    <w:bookmarkStart w:id="235" w:name="ref-Walton2011"/>
+    <w:bookmarkEnd w:id="243"/>
+    <w:bookmarkStart w:id="245" w:name="ref-Walton2011"/>
     <w:p>
       <w:pPr>
         <w:pStyle w:val="Bibliography"/>
@@ -8425,7 +8842,7 @@
       <w:r>
         <w:t xml:space="preserve"> </w:t>
       </w:r>
-      <w:hyperlink r:id="rId234">
+      <w:hyperlink r:id="rId244">
         <w:r>
           <w:rPr>
             <w:rStyle w:val="Hyperlink"/>
@@ -8434,8 +8851,8 @@
         </w:r>
       </w:hyperlink>
     </w:p>
-    <w:bookmarkEnd w:id="235"/>
-    <w:bookmarkStart w:id="237" w:name="ref-Weems2008"/>
+    <w:bookmarkEnd w:id="245"/>
+    <w:bookmarkStart w:id="247" w:name="ref-Weems2008"/>
     <w:p>
       <w:pPr>
         <w:pStyle w:val="Bibliography"/>
@@ -8472,7 +8889,7 @@
       <w:r>
         <w:t xml:space="preserve"> </w:t>
       </w:r>
-      <w:hyperlink r:id="rId236">
+      <w:hyperlink r:id="rId246">
         <w:r>
           <w:rPr>
             <w:rStyle w:val="Hyperlink"/>
@@ -8481,8 +8898,8 @@
         </w:r>
       </w:hyperlink>
     </w:p>
-    <w:bookmarkEnd w:id="237"/>
-    <w:bookmarkStart w:id="239" w:name="ref-Weiss2003"/>
+    <w:bookmarkEnd w:id="247"/>
+    <w:bookmarkStart w:id="249" w:name="ref-Weiss2003"/>
     <w:p>
       <w:pPr>
         <w:pStyle w:val="Bibliography"/>
@@ -8519,7 +8936,7 @@
       <w:r>
         <w:t xml:space="preserve"> </w:t>
       </w:r>
-      <w:hyperlink r:id="rId238">
+      <w:hyperlink r:id="rId248">
         <w:r>
           <w:rPr>
             <w:rStyle w:val="Hyperlink"/>
@@ -8528,8 +8945,8 @@
         </w:r>
       </w:hyperlink>
     </w:p>
-    <w:bookmarkEnd w:id="239"/>
-    <w:bookmarkStart w:id="241" w:name="ref-WHO2022"/>
+    <w:bookmarkEnd w:id="249"/>
+    <w:bookmarkStart w:id="251" w:name="ref-WHO2022"/>
     <w:p>
       <w:pPr>
         <w:pStyle w:val="Bibliography"/>
@@ -8567,7 +8984,7 @@
       <w:r>
         <w:t xml:space="preserve"> </w:t>
       </w:r>
-      <w:hyperlink r:id="rId240">
+      <w:hyperlink r:id="rId250">
         <w:r>
           <w:rPr>
             <w:rStyle w:val="Hyperlink"/>
@@ -8576,8 +8993,8 @@
         </w:r>
       </w:hyperlink>
     </w:p>
-    <w:bookmarkEnd w:id="241"/>
-    <w:bookmarkStart w:id="243" w:name="ref-Wright2013"/>
+    <w:bookmarkEnd w:id="251"/>
+    <w:bookmarkStart w:id="253" w:name="ref-Wright2013"/>
     <w:p>
       <w:pPr>
         <w:pStyle w:val="Bibliography"/>
@@ -8614,7 +9031,7 @@
       <w:r>
         <w:t xml:space="preserve"> </w:t>
       </w:r>
-      <w:hyperlink r:id="rId242">
+      <w:hyperlink r:id="rId252">
         <w:r>
           <w:rPr>
             <w:rStyle w:val="Hyperlink"/>
@@ -8623,14 +9040,14 @@
         </w:r>
       </w:hyperlink>
     </w:p>
-    <w:bookmarkEnd w:id="243"/>
-    <w:bookmarkEnd w:id="244"/>
+    <w:bookmarkEnd w:id="253"/>
+    <w:bookmarkEnd w:id="254"/>
     <w:p>
       <w:r>
         <w:br w:type="page"/>
       </w:r>
     </w:p>
-    <w:bookmarkEnd w:id="245"/>
+    <w:bookmarkEnd w:id="255"/>
     <w:p>
       <w:pPr>
         <w:pStyle w:val="Heading1"/>
@@ -8639,7 +9056,7 @@
         <w:t xml:space="preserve">Appendix A</w:t>
       </w:r>
     </w:p>
-    <w:bookmarkStart w:id="246" w:name="apx-a"/>
+    <w:bookmarkStart w:id="256" w:name="apx-a"/>
     <w:p>
       <w:pPr>
         <w:pStyle w:val="Heading1"/>
@@ -8653,7 +9070,7 @@
         <w:br w:type="page"/>
       </w:r>
     </w:p>
-    <w:bookmarkEnd w:id="246"/>
+    <w:bookmarkEnd w:id="256"/>
     <w:p>
       <w:pPr>
         <w:pStyle w:val="Heading1"/>
@@ -8662,7 +9079,7 @@
         <w:t xml:space="preserve">Appendix B</w:t>
       </w:r>
     </w:p>
-    <w:bookmarkStart w:id="247" w:name="apx-b"/>
+    <w:bookmarkStart w:id="257" w:name="apx-b"/>
     <w:p>
       <w:pPr>
         <w:pStyle w:val="Heading1"/>
@@ -8671,7 +9088,7 @@
         <w:t xml:space="preserve">Another Appendix</w:t>
       </w:r>
     </w:p>
-    <w:bookmarkEnd w:id="247"/>
+    <w:bookmarkEnd w:id="257"/>
     <w:sectPr>
       <w:headerReference r:id="rId8" w:type="even"/>
       <w:headerReference r:id="rId9" w:type="default"/>

--- a/index.docx
+++ b/index.docx
@@ -2306,6 +2306,107 @@
         <w:t xml:space="preserve">.</w:t>
       </w:r>
     </w:p>
+    <w:p>
+      <w:pPr>
+        <w:pStyle w:val="BodyText"/>
+      </w:pPr>
+      <w:r>
+        <w:t xml:space="preserve">Another longitudinal study is the Harvard Study of Adult Development, which consists of the Grant Study</w:t>
+      </w:r>
+      <w:r>
+        <w:t xml:space="preserve"> </w:t>
+      </w:r>
+      <w:r>
+        <w:t xml:space="preserve">(</w:t>
+      </w:r>
+      <w:hyperlink w:anchor="ref-Vaillant2012">
+        <w:r>
+          <w:rPr>
+            <w:rStyle w:val="Hyperlink"/>
+          </w:rPr>
+          <w:t xml:space="preserve">Vaillant, 2012</w:t>
+        </w:r>
+      </w:hyperlink>
+      <w:r>
+        <w:t xml:space="preserve">)</w:t>
+      </w:r>
+      <w:r>
+        <w:t xml:space="preserve"> </w:t>
+      </w:r>
+      <w:r>
+        <w:t xml:space="preserve">and the Glueck Study</w:t>
+      </w:r>
+      <w:r>
+        <w:t xml:space="preserve"> </w:t>
+      </w:r>
+      <w:r>
+        <w:t xml:space="preserve">(</w:t>
+      </w:r>
+      <w:hyperlink w:anchor="ref-Glueck1950">
+        <w:r>
+          <w:rPr>
+            <w:rStyle w:val="Hyperlink"/>
+          </w:rPr>
+          <w:t xml:space="preserve">Glueck &amp; Glueck, 1950</w:t>
+        </w:r>
+      </w:hyperlink>
+      <w:r>
+        <w:t xml:space="preserve">)</w:t>
+      </w:r>
+      <w:r>
+        <w:t xml:space="preserve">.</w:t>
+      </w:r>
+      <w:r>
+        <w:t xml:space="preserve"> </w:t>
+      </w:r>
+      <w:r>
+        <w:t xml:space="preserve">The Grant Study started in 1938 and recuited 268 White men from the Harvard classes of 1939–1944 at ages 18–19, and has followed them into their mid-90s.</w:t>
+      </w:r>
+      <w:r>
+        <w:t xml:space="preserve"> </w:t>
+      </w:r>
+      <w:r>
+        <w:t xml:space="preserve">The Glueck Study started in 1940 and recruited 456 11–16-year-old boys who were living in poor, high-crime inner-city neighborhoods in Boston, and has followed them into their 80s.</w:t>
+      </w:r>
+      <w:r>
+        <w:t xml:space="preserve"> </w:t>
+      </w:r>
+      <w:r>
+        <w:t xml:space="preserve">One the key findings from the Harvard Study of Adult Development, summarized in a Harvard Gazette article</w:t>
+      </w:r>
+      <w:r>
+        <w:t xml:space="preserve"> </w:t>
+      </w:r>
+      <w:r>
+        <w:t xml:space="preserve">(</w:t>
+      </w:r>
+      <w:hyperlink w:anchor="ref-Mineo2017">
+        <w:r>
+          <w:rPr>
+            <w:rStyle w:val="Hyperlink"/>
+          </w:rPr>
+          <w:t xml:space="preserve">Mineo, 2017</w:t>
+        </w:r>
+      </w:hyperlink>
+      <w:r>
+        <w:t xml:space="preserve">)</w:t>
+      </w:r>
+      <w:r>
+        <w:t xml:space="preserve">, is the importance of close relationships for healthy aging:</w:t>
+      </w:r>
+      <w:r>
+        <w:t xml:space="preserve"> </w:t>
+      </w:r>
+      <w:r>
+        <w:t xml:space="preserve">“Close relationships, more than money or fame, are what keep people happy throughout their lives, the study revealed.</w:t>
+      </w:r>
+      <w:r>
+        <w:t xml:space="preserve"> </w:t>
+      </w:r>
+      <w:r>
+        <w:t xml:space="preserve">Those ties protect people from life’s discontents, help to delay mental and physical decline, and are better predictors of long and happy lives than social class, IQ, or even genes…people’s level of satisfaction with their relationships at age 50 was a better predictor of physical health than their cholesterol levels were.”</w:t>
+      </w:r>
+    </w:p>
     <w:bookmarkEnd w:id="69"/>
     <w:bookmarkStart w:id="70" w:name="longitudinal-studies-of-psychopathology"/>
     <w:p>
@@ -2321,7 +2422,7 @@
         <w:pStyle w:val="FirstParagraph"/>
       </w:pPr>
       <w:r>
-        <w:t xml:space="preserve">The Dunedin Multidisciplinary Health and Development Study is an ongoing birth cohort study that started in 1975 and recruited 1,037 3-years-old children in Dunedin, New Zealand</w:t>
+        <w:t xml:space="preserve">The Dunedin Multidisciplinary Health and Development Study is an ongoing birth cohort study that started in 1975 and recruited 1,037 3-year-old children in Dunedin, New Zealand</w:t>
       </w:r>
       <w:r>
         <w:t xml:space="preserve"> </w:t>
@@ -2468,6 +2569,12 @@
       </w:pPr>
       <w:r>
         <w:t xml:space="preserve">Longitudinal studies such as these have had immense impacts.</w:t>
+      </w:r>
+      <w:r>
+        <w:t xml:space="preserve"> </w:t>
+      </w:r>
+      <w:r>
+        <w:t xml:space="preserve">Some of these studies have even followed children of those children who were initially recruited.</w:t>
       </w:r>
       <w:r>
         <w:t xml:space="preserve"> </w:t>
@@ -5290,7 +5397,7 @@
       </w:r>
     </w:p>
     <w:bookmarkEnd w:id="107"/>
-    <w:bookmarkStart w:id="255" w:name="references"/>
+    <w:bookmarkStart w:id="259" w:name="references"/>
     <w:p>
       <w:pPr>
         <w:pStyle w:val="Heading1"/>
@@ -5299,7 +5406,7 @@
         <w:t xml:space="preserve">References</w:t>
       </w:r>
     </w:p>
-    <w:bookmarkStart w:id="254" w:name="refs"/>
+    <w:bookmarkStart w:id="258" w:name="refs"/>
     <w:bookmarkStart w:id="108" w:name="ref-Abrous2026"/>
     <w:p>
       <w:pPr>
@@ -6222,12 +6329,35 @@
       </w:hyperlink>
     </w:p>
     <w:bookmarkEnd w:id="141"/>
-    <w:bookmarkStart w:id="143" w:name="ref-Godoy2021"/>
+    <w:bookmarkStart w:id="142" w:name="ref-Glueck1950"/>
     <w:p>
       <w:pPr>
         <w:pStyle w:val="Bibliography"/>
       </w:pPr>
       <w:r>
+        <w:t xml:space="preserve">Glueck, S., &amp; Glueck, E. (1950).</w:t>
+      </w:r>
+      <w:r>
+        <w:t xml:space="preserve"> </w:t>
+      </w:r>
+      <w:r>
+        <w:rPr>
+          <w:i/>
+          <w:iCs/>
+        </w:rPr>
+        <w:t xml:space="preserve">Unraveling juvenile delinquency</w:t>
+      </w:r>
+      <w:r>
+        <w:t xml:space="preserve">. Harvard University Press.</w:t>
+      </w:r>
+    </w:p>
+    <w:bookmarkEnd w:id="142"/>
+    <w:bookmarkStart w:id="144" w:name="ref-Godoy2021"/>
+    <w:p>
+      <w:pPr>
+        <w:pStyle w:val="Bibliography"/>
+      </w:pPr>
+      <w:r>
         <w:t xml:space="preserve">Godoy, L. L. de, Alves, C. A. P. F., Saavedra, J. S. M., Studart-Neto, A., Nitrini, R., Costa Leite, C. da, &amp; Bisdas, S. (2021). Understanding brain resilience in superagers: A systematic review.</w:t>
       </w:r>
       <w:r>
@@ -6259,7 +6389,7 @@
       <w:r>
         <w:t xml:space="preserve"> </w:t>
       </w:r>
-      <w:hyperlink r:id="rId142">
+      <w:hyperlink r:id="rId143">
         <w:r>
           <w:rPr>
             <w:rStyle w:val="Hyperlink"/>
@@ -6268,8 +6398,8 @@
         </w:r>
       </w:hyperlink>
     </w:p>
-    <w:bookmarkEnd w:id="143"/>
-    <w:bookmarkStart w:id="145" w:name="ref-Haslam2012"/>
+    <w:bookmarkEnd w:id="144"/>
+    <w:bookmarkStart w:id="146" w:name="ref-Haslam2012"/>
     <w:p>
       <w:pPr>
         <w:pStyle w:val="Bibliography"/>
@@ -6306,7 +6436,7 @@
       <w:r>
         <w:t xml:space="preserve"> </w:t>
       </w:r>
-      <w:hyperlink r:id="rId144">
+      <w:hyperlink r:id="rId145">
         <w:r>
           <w:rPr>
             <w:rStyle w:val="Hyperlink"/>
@@ -6315,8 +6445,8 @@
         </w:r>
       </w:hyperlink>
     </w:p>
-    <w:bookmarkEnd w:id="145"/>
-    <w:bookmarkStart w:id="147" w:name="ref-Haslam2020"/>
+    <w:bookmarkEnd w:id="146"/>
+    <w:bookmarkStart w:id="148" w:name="ref-Haslam2020"/>
     <w:p>
       <w:pPr>
         <w:pStyle w:val="Bibliography"/>
@@ -6353,7 +6483,7 @@
       <w:r>
         <w:t xml:space="preserve"> </w:t>
       </w:r>
-      <w:hyperlink r:id="rId146">
+      <w:hyperlink r:id="rId147">
         <w:r>
           <w:rPr>
             <w:rStyle w:val="Hyperlink"/>
@@ -6362,8 +6492,8 @@
         </w:r>
       </w:hyperlink>
     </w:p>
-    <w:bookmarkEnd w:id="147"/>
-    <w:bookmarkStart w:id="149" w:name="ref-Insel2008"/>
+    <w:bookmarkEnd w:id="148"/>
+    <w:bookmarkStart w:id="150" w:name="ref-Insel2008"/>
     <w:p>
       <w:pPr>
         <w:pStyle w:val="Bibliography"/>
@@ -6400,7 +6530,7 @@
       <w:r>
         <w:t xml:space="preserve"> </w:t>
       </w:r>
-      <w:hyperlink r:id="rId148">
+      <w:hyperlink r:id="rId149">
         <w:r>
           <w:rPr>
             <w:rStyle w:val="Hyperlink"/>
@@ -6409,8 +6539,8 @@
         </w:r>
       </w:hyperlink>
     </w:p>
-    <w:bookmarkEnd w:id="149"/>
-    <w:bookmarkStart w:id="151" w:name="ref-Kaat2019"/>
+    <w:bookmarkEnd w:id="150"/>
+    <w:bookmarkStart w:id="152" w:name="ref-Kaat2019"/>
     <w:p>
       <w:pPr>
         <w:pStyle w:val="Bibliography"/>
@@ -6447,7 +6577,7 @@
       <w:r>
         <w:t xml:space="preserve"> </w:t>
       </w:r>
-      <w:hyperlink r:id="rId150">
+      <w:hyperlink r:id="rId151">
         <w:r>
           <w:rPr>
             <w:rStyle w:val="Hyperlink"/>
@@ -6456,8 +6586,8 @@
         </w:r>
       </w:hyperlink>
     </w:p>
-    <w:bookmarkEnd w:id="151"/>
-    <w:bookmarkStart w:id="152" w:name="ref-Kagan1969"/>
+    <w:bookmarkEnd w:id="152"/>
+    <w:bookmarkStart w:id="153" w:name="ref-Kagan1969"/>
     <w:p>
       <w:pPr>
         <w:pStyle w:val="Bibliography"/>
@@ -6482,8 +6612,8 @@
         <w:t xml:space="preserve">(pp. 983–1002). Rand McNally.</w:t>
       </w:r>
     </w:p>
-    <w:bookmarkEnd w:id="152"/>
-    <w:bookmarkStart w:id="153" w:name="ref-Kagan1971"/>
+    <w:bookmarkEnd w:id="153"/>
+    <w:bookmarkStart w:id="154" w:name="ref-Kagan1971"/>
     <w:p>
       <w:pPr>
         <w:pStyle w:val="Bibliography"/>
@@ -6505,8 +6635,8 @@
         <w:t xml:space="preserve">. Wiley.</w:t>
       </w:r>
     </w:p>
-    <w:bookmarkEnd w:id="153"/>
-    <w:bookmarkStart w:id="154" w:name="ref-Kagan1980"/>
+    <w:bookmarkEnd w:id="154"/>
+    <w:bookmarkStart w:id="155" w:name="ref-Kagan1980"/>
     <w:p>
       <w:pPr>
         <w:pStyle w:val="Bibliography"/>
@@ -6531,8 +6661,8 @@
         <w:t xml:space="preserve">(pp. 26–74). Harvard University Press.</w:t>
       </w:r>
     </w:p>
-    <w:bookmarkEnd w:id="154"/>
-    <w:bookmarkStart w:id="155" w:name="ref-Kagan1962"/>
+    <w:bookmarkEnd w:id="155"/>
+    <w:bookmarkStart w:id="156" w:name="ref-Kagan1962"/>
     <w:p>
       <w:pPr>
         <w:pStyle w:val="Bibliography"/>
@@ -6554,8 +6684,8 @@
         <w:t xml:space="preserve">. Wiley.</w:t>
       </w:r>
     </w:p>
-    <w:bookmarkEnd w:id="155"/>
-    <w:bookmarkStart w:id="157" w:name="ref-Kliem2018"/>
+    <w:bookmarkEnd w:id="156"/>
+    <w:bookmarkStart w:id="158" w:name="ref-Kliem2018"/>
     <w:p>
       <w:pPr>
         <w:pStyle w:val="Bibliography"/>
@@ -6592,7 +6722,7 @@
       <w:r>
         <w:t xml:space="preserve"> </w:t>
       </w:r>
-      <w:hyperlink r:id="rId156">
+      <w:hyperlink r:id="rId157">
         <w:r>
           <w:rPr>
             <w:rStyle w:val="Hyperlink"/>
@@ -6601,8 +6731,8 @@
         </w:r>
       </w:hyperlink>
     </w:p>
-    <w:bookmarkEnd w:id="157"/>
-    <w:bookmarkStart w:id="159" w:name="ref-Kliem2022"/>
+    <w:bookmarkEnd w:id="158"/>
+    <w:bookmarkStart w:id="160" w:name="ref-Kliem2022"/>
     <w:p>
       <w:pPr>
         <w:pStyle w:val="Bibliography"/>
@@ -6639,7 +6769,7 @@
       <w:r>
         <w:t xml:space="preserve"> </w:t>
       </w:r>
-      <w:hyperlink r:id="rId158">
+      <w:hyperlink r:id="rId159">
         <w:r>
           <w:rPr>
             <w:rStyle w:val="Hyperlink"/>
@@ -6648,8 +6778,8 @@
         </w:r>
       </w:hyperlink>
     </w:p>
-    <w:bookmarkEnd w:id="159"/>
-    <w:bookmarkStart w:id="161" w:name="ref-Kotov2017"/>
+    <w:bookmarkEnd w:id="160"/>
+    <w:bookmarkStart w:id="162" w:name="ref-Kotov2017"/>
     <w:p>
       <w:pPr>
         <w:pStyle w:val="Bibliography"/>
@@ -6692,7 +6822,7 @@
       <w:r>
         <w:t xml:space="preserve"> </w:t>
       </w:r>
-      <w:hyperlink r:id="rId160">
+      <w:hyperlink r:id="rId161">
         <w:r>
           <w:rPr>
             <w:rStyle w:val="Hyperlink"/>
@@ -6701,8 +6831,8 @@
         </w:r>
       </w:hyperlink>
     </w:p>
-    <w:bookmarkEnd w:id="161"/>
-    <w:bookmarkStart w:id="163" w:name="ref-Krueger2016"/>
+    <w:bookmarkEnd w:id="162"/>
+    <w:bookmarkStart w:id="164" w:name="ref-Krueger2016"/>
     <w:p>
       <w:pPr>
         <w:pStyle w:val="Bibliography"/>
@@ -6739,7 +6869,7 @@
       <w:r>
         <w:t xml:space="preserve"> </w:t>
       </w:r>
-      <w:hyperlink r:id="rId162">
+      <w:hyperlink r:id="rId163">
         <w:r>
           <w:rPr>
             <w:rStyle w:val="Hyperlink"/>
@@ -6748,8 +6878,8 @@
         </w:r>
       </w:hyperlink>
     </w:p>
-    <w:bookmarkEnd w:id="163"/>
-    <w:bookmarkStart w:id="165" w:name="ref-Krueger2021"/>
+    <w:bookmarkEnd w:id="164"/>
+    <w:bookmarkStart w:id="166" w:name="ref-Krueger2021"/>
     <w:p>
       <w:pPr>
         <w:pStyle w:val="Bibliography"/>
@@ -6801,7 +6931,7 @@
       <w:r>
         <w:t xml:space="preserve"> </w:t>
       </w:r>
-      <w:hyperlink r:id="rId164">
+      <w:hyperlink r:id="rId165">
         <w:r>
           <w:rPr>
             <w:rStyle w:val="Hyperlink"/>
@@ -6810,8 +6940,8 @@
         </w:r>
       </w:hyperlink>
     </w:p>
-    <w:bookmarkEnd w:id="165"/>
-    <w:bookmarkStart w:id="167" w:name="ref-Krueger2011"/>
+    <w:bookmarkEnd w:id="166"/>
+    <w:bookmarkStart w:id="168" w:name="ref-Krueger2011"/>
     <w:p>
       <w:pPr>
         <w:pStyle w:val="Bibliography"/>
@@ -6848,7 +6978,7 @@
       <w:r>
         <w:t xml:space="preserve"> </w:t>
       </w:r>
-      <w:hyperlink r:id="rId166">
+      <w:hyperlink r:id="rId167">
         <w:r>
           <w:rPr>
             <w:rStyle w:val="Hyperlink"/>
@@ -6857,8 +6987,8 @@
         </w:r>
       </w:hyperlink>
     </w:p>
-    <w:bookmarkEnd w:id="167"/>
-    <w:bookmarkStart w:id="169" w:name="ref-Krueger2007"/>
+    <w:bookmarkEnd w:id="168"/>
+    <w:bookmarkStart w:id="170" w:name="ref-Krueger2007"/>
     <w:p>
       <w:pPr>
         <w:pStyle w:val="Bibliography"/>
@@ -6895,7 +7025,7 @@
       <w:r>
         <w:t xml:space="preserve"> </w:t>
       </w:r>
-      <w:hyperlink r:id="rId168">
+      <w:hyperlink r:id="rId169">
         <w:r>
           <w:rPr>
             <w:rStyle w:val="Hyperlink"/>
@@ -6904,8 +7034,8 @@
         </w:r>
       </w:hyperlink>
     </w:p>
-    <w:bookmarkEnd w:id="169"/>
-    <w:bookmarkStart w:id="171" w:name="ref-Krueger2005"/>
+    <w:bookmarkEnd w:id="170"/>
+    <w:bookmarkStart w:id="172" w:name="ref-Krueger2005"/>
     <w:p>
       <w:pPr>
         <w:pStyle w:val="Bibliography"/>
@@ -6942,7 +7072,7 @@
       <w:r>
         <w:t xml:space="preserve"> </w:t>
       </w:r>
-      <w:hyperlink r:id="rId170">
+      <w:hyperlink r:id="rId171">
         <w:r>
           <w:rPr>
             <w:rStyle w:val="Hyperlink"/>
@@ -6951,8 +7081,8 @@
         </w:r>
       </w:hyperlink>
     </w:p>
-    <w:bookmarkEnd w:id="171"/>
-    <w:bookmarkStart w:id="173" w:name="ref-Krueger2004"/>
+    <w:bookmarkEnd w:id="172"/>
+    <w:bookmarkStart w:id="174" w:name="ref-Krueger2004"/>
     <w:p>
       <w:pPr>
         <w:pStyle w:val="Bibliography"/>
@@ -6992,7 +7122,7 @@
       <w:r>
         <w:t xml:space="preserve"> </w:t>
       </w:r>
-      <w:hyperlink r:id="rId172">
+      <w:hyperlink r:id="rId173">
         <w:r>
           <w:rPr>
             <w:rStyle w:val="Hyperlink"/>
@@ -7001,8 +7131,8 @@
         </w:r>
       </w:hyperlink>
     </w:p>
-    <w:bookmarkEnd w:id="173"/>
-    <w:bookmarkStart w:id="175" w:name="ref-Krueger2002"/>
+    <w:bookmarkEnd w:id="174"/>
+    <w:bookmarkStart w:id="176" w:name="ref-Krueger2002"/>
     <w:p>
       <w:pPr>
         <w:pStyle w:val="Bibliography"/>
@@ -7039,7 +7169,7 @@
       <w:r>
         <w:t xml:space="preserve"> </w:t>
       </w:r>
-      <w:hyperlink r:id="rId174">
+      <w:hyperlink r:id="rId175">
         <w:r>
           <w:rPr>
             <w:rStyle w:val="Hyperlink"/>
@@ -7048,8 +7178,8 @@
         </w:r>
       </w:hyperlink>
     </w:p>
-    <w:bookmarkEnd w:id="175"/>
-    <w:bookmarkStart w:id="177" w:name="ref-Markon2011"/>
+    <w:bookmarkEnd w:id="176"/>
+    <w:bookmarkStart w:id="178" w:name="ref-Markon2011"/>
     <w:p>
       <w:pPr>
         <w:pStyle w:val="Bibliography"/>
@@ -7086,7 +7216,7 @@
       <w:r>
         <w:t xml:space="preserve"> </w:t>
       </w:r>
-      <w:hyperlink r:id="rId176">
+      <w:hyperlink r:id="rId177">
         <w:r>
           <w:rPr>
             <w:rStyle w:val="Hyperlink"/>
@@ -7095,8 +7225,8 @@
         </w:r>
       </w:hyperlink>
     </w:p>
-    <w:bookmarkEnd w:id="177"/>
-    <w:bookmarkStart w:id="179" w:name="ref-Markon2005"/>
+    <w:bookmarkEnd w:id="178"/>
+    <w:bookmarkStart w:id="180" w:name="ref-Markon2005"/>
     <w:p>
       <w:pPr>
         <w:pStyle w:val="Bibliography"/>
@@ -7133,7 +7263,7 @@
       <w:r>
         <w:t xml:space="preserve"> </w:t>
       </w:r>
-      <w:hyperlink r:id="rId178">
+      <w:hyperlink r:id="rId179">
         <w:r>
           <w:rPr>
             <w:rStyle w:val="Hyperlink"/>
@@ -7142,8 +7272,8 @@
         </w:r>
       </w:hyperlink>
     </w:p>
-    <w:bookmarkEnd w:id="179"/>
-    <w:bookmarkStart w:id="181" w:name="ref-Miller2009"/>
+    <w:bookmarkEnd w:id="180"/>
+    <w:bookmarkStart w:id="182" w:name="ref-Miller2009"/>
     <w:p>
       <w:pPr>
         <w:pStyle w:val="Bibliography"/>
@@ -7180,7 +7310,7 @@
       <w:r>
         <w:t xml:space="preserve"> </w:t>
       </w:r>
-      <w:hyperlink r:id="rId180">
+      <w:hyperlink r:id="rId181">
         <w:r>
           <w:rPr>
             <w:rStyle w:val="Hyperlink"/>
@@ -7189,13 +7319,47 @@
         </w:r>
       </w:hyperlink>
     </w:p>
-    <w:bookmarkEnd w:id="181"/>
-    <w:bookmarkStart w:id="183" w:name="ref-Moffitt1993"/>
+    <w:bookmarkEnd w:id="182"/>
+    <w:bookmarkStart w:id="184" w:name="ref-Mineo2017"/>
     <w:p>
       <w:pPr>
         <w:pStyle w:val="Bibliography"/>
       </w:pPr>
       <w:r>
+        <w:t xml:space="preserve">Mineo, L. (2017).</w:t>
+      </w:r>
+      <w:r>
+        <w:t xml:space="preserve"> </w:t>
+      </w:r>
+      <w:r>
+        <w:rPr>
+          <w:i/>
+          <w:iCs/>
+        </w:rPr>
+        <w:t xml:space="preserve">Good genes are nice, but joy is better</w:t>
+      </w:r>
+      <w:r>
+        <w:t xml:space="preserve">.</w:t>
+      </w:r>
+      <w:r>
+        <w:t xml:space="preserve"> </w:t>
+      </w:r>
+      <w:hyperlink r:id="rId183">
+        <w:r>
+          <w:rPr>
+            <w:rStyle w:val="Hyperlink"/>
+          </w:rPr>
+          <w:t xml:space="preserve">https://news.harvard.edu/gazette/story/2017/04/over-nearly-80-years-harvard-study-has-been-showing-how-to-live-a-healthy-and-happy-life/ (archived at https://perma.cc/V7NE-2FTZ)</w:t>
+        </w:r>
+      </w:hyperlink>
+    </w:p>
+    <w:bookmarkEnd w:id="184"/>
+    <w:bookmarkStart w:id="186" w:name="ref-Moffitt1993"/>
+    <w:p>
+      <w:pPr>
+        <w:pStyle w:val="Bibliography"/>
+      </w:pPr>
+      <w:r>
         <w:t xml:space="preserve">Moffitt, T. E. (1993). Adolescence-limited and life-course-persistent antisocial behavior: A developmental taxonomy.</w:t>
       </w:r>
       <w:r>
@@ -7227,7 +7391,7 @@
       <w:r>
         <w:t xml:space="preserve"> </w:t>
       </w:r>
-      <w:hyperlink r:id="rId182">
+      <w:hyperlink r:id="rId185">
         <w:r>
           <w:rPr>
             <w:rStyle w:val="Hyperlink"/>
@@ -7236,8 +7400,8 @@
         </w:r>
       </w:hyperlink>
     </w:p>
-    <w:bookmarkEnd w:id="183"/>
-    <w:bookmarkStart w:id="185" w:name="ref-Moffitt2011"/>
+    <w:bookmarkEnd w:id="186"/>
+    <w:bookmarkStart w:id="188" w:name="ref-Moffitt2011"/>
     <w:p>
       <w:pPr>
         <w:pStyle w:val="Bibliography"/>
@@ -7274,7 +7438,7 @@
       <w:r>
         <w:t xml:space="preserve"> </w:t>
       </w:r>
-      <w:hyperlink r:id="rId184">
+      <w:hyperlink r:id="rId187">
         <w:r>
           <w:rPr>
             <w:rStyle w:val="Hyperlink"/>
@@ -7283,8 +7447,8 @@
         </w:r>
       </w:hyperlink>
     </w:p>
-    <w:bookmarkEnd w:id="185"/>
-    <w:bookmarkStart w:id="187" w:name="ref-Moss1964"/>
+    <w:bookmarkEnd w:id="188"/>
+    <w:bookmarkStart w:id="190" w:name="ref-Moss1964"/>
     <w:p>
       <w:pPr>
         <w:pStyle w:val="Bibliography"/>
@@ -7330,7 +7494,7 @@
       <w:r>
         <w:t xml:space="preserve"> </w:t>
       </w:r>
-      <w:hyperlink r:id="rId186">
+      <w:hyperlink r:id="rId189">
         <w:r>
           <w:rPr>
             <w:rStyle w:val="Hyperlink"/>
@@ -7339,8 +7503,8 @@
         </w:r>
       </w:hyperlink>
     </w:p>
-    <w:bookmarkEnd w:id="187"/>
-    <w:bookmarkStart w:id="189" w:name="ref-Odgers2008"/>
+    <w:bookmarkEnd w:id="190"/>
+    <w:bookmarkStart w:id="192" w:name="ref-Odgers2008"/>
     <w:p>
       <w:pPr>
         <w:pStyle w:val="Bibliography"/>
@@ -7377,7 +7541,7 @@
       <w:r>
         <w:t xml:space="preserve"> </w:t>
       </w:r>
-      <w:hyperlink r:id="rId188">
+      <w:hyperlink r:id="rId191">
         <w:r>
           <w:rPr>
             <w:rStyle w:val="Hyperlink"/>
@@ -7386,8 +7550,8 @@
         </w:r>
       </w:hyperlink>
     </w:p>
-    <w:bookmarkEnd w:id="189"/>
-    <w:bookmarkStart w:id="191" w:name="ref-Paalman2013"/>
+    <w:bookmarkEnd w:id="192"/>
+    <w:bookmarkStart w:id="194" w:name="ref-Paalman2013"/>
     <w:p>
       <w:pPr>
         <w:pStyle w:val="Bibliography"/>
@@ -7424,7 +7588,7 @@
       <w:r>
         <w:t xml:space="preserve"> </w:t>
       </w:r>
-      <w:hyperlink r:id="rId190">
+      <w:hyperlink r:id="rId193">
         <w:r>
           <w:rPr>
             <w:rStyle w:val="Hyperlink"/>
@@ -7433,8 +7597,8 @@
         </w:r>
       </w:hyperlink>
     </w:p>
-    <w:bookmarkEnd w:id="191"/>
-    <w:bookmarkStart w:id="193" w:name="ref-Patterson1993"/>
+    <w:bookmarkEnd w:id="194"/>
+    <w:bookmarkStart w:id="196" w:name="ref-Patterson1993"/>
     <w:p>
       <w:pPr>
         <w:pStyle w:val="Bibliography"/>
@@ -7471,7 +7635,7 @@
       <w:r>
         <w:t xml:space="preserve"> </w:t>
       </w:r>
-      <w:hyperlink r:id="rId192">
+      <w:hyperlink r:id="rId195">
         <w:r>
           <w:rPr>
             <w:rStyle w:val="Hyperlink"/>
@@ -7480,8 +7644,8 @@
         </w:r>
       </w:hyperlink>
     </w:p>
-    <w:bookmarkEnd w:id="193"/>
-    <w:bookmarkStart w:id="195" w:name="ref-Pavlovich2026"/>
+    <w:bookmarkEnd w:id="196"/>
+    <w:bookmarkStart w:id="198" w:name="ref-Pavlovich2026"/>
     <w:p>
       <w:pPr>
         <w:pStyle w:val="Bibliography"/>
@@ -7518,7 +7682,7 @@
       <w:r>
         <w:t xml:space="preserve"> </w:t>
       </w:r>
-      <w:hyperlink r:id="rId194">
+      <w:hyperlink r:id="rId197">
         <w:r>
           <w:rPr>
             <w:rStyle w:val="Hyperlink"/>
@@ -7527,8 +7691,8 @@
         </w:r>
       </w:hyperlink>
     </w:p>
-    <w:bookmarkEnd w:id="195"/>
-    <w:bookmarkStart w:id="197" w:name="ref-Petersen2024"/>
+    <w:bookmarkEnd w:id="198"/>
+    <w:bookmarkStart w:id="200" w:name="ref-Petersen2024"/>
     <w:p>
       <w:pPr>
         <w:pStyle w:val="Bibliography"/>
@@ -7565,7 +7729,7 @@
       <w:r>
         <w:t xml:space="preserve"> </w:t>
       </w:r>
-      <w:hyperlink r:id="rId196">
+      <w:hyperlink r:id="rId199">
         <w:r>
           <w:rPr>
             <w:rStyle w:val="Hyperlink"/>
@@ -7574,8 +7738,8 @@
         </w:r>
       </w:hyperlink>
     </w:p>
-    <w:bookmarkEnd w:id="197"/>
-    <w:bookmarkStart w:id="198" w:name="ref-PetersenPrinciplesPsychAssessment"/>
+    <w:bookmarkEnd w:id="200"/>
+    <w:bookmarkStart w:id="201" w:name="ref-PetersenPrinciplesPsychAssessment"/>
     <w:p>
       <w:pPr>
         <w:pStyle w:val="Bibliography"/>
@@ -7622,8 +7786,8 @@
         </w:r>
       </w:hyperlink>
     </w:p>
-    <w:bookmarkEnd w:id="198"/>
-    <w:bookmarkStart w:id="199" w:name="ref-Petersen2015"/>
+    <w:bookmarkEnd w:id="201"/>
+    <w:bookmarkStart w:id="202" w:name="ref-Petersen2015"/>
     <w:p>
       <w:pPr>
         <w:pStyle w:val="Bibliography"/>
@@ -7669,8 +7833,8 @@
         </w:r>
       </w:hyperlink>
     </w:p>
-    <w:bookmarkEnd w:id="199"/>
-    <w:bookmarkStart w:id="201" w:name="ref-Petersen2020"/>
+    <w:bookmarkEnd w:id="202"/>
+    <w:bookmarkStart w:id="204" w:name="ref-Petersen2020"/>
     <w:p>
       <w:pPr>
         <w:pStyle w:val="Bibliography"/>
@@ -7707,7 +7871,7 @@
       <w:r>
         <w:t xml:space="preserve"> </w:t>
       </w:r>
-      <w:hyperlink r:id="rId200">
+      <w:hyperlink r:id="rId203">
         <w:r>
           <w:rPr>
             <w:rStyle w:val="Hyperlink"/>
@@ -7716,8 +7880,8 @@
         </w:r>
       </w:hyperlink>
     </w:p>
-    <w:bookmarkEnd w:id="201"/>
-    <w:bookmarkStart w:id="202" w:name="ref-Petersen2026"/>
+    <w:bookmarkEnd w:id="204"/>
+    <w:bookmarkStart w:id="205" w:name="ref-Petersen2026"/>
     <w:p>
       <w:pPr>
         <w:pStyle w:val="Bibliography"/>
@@ -7763,8 +7927,8 @@
         </w:r>
       </w:hyperlink>
     </w:p>
-    <w:bookmarkEnd w:id="202"/>
-    <w:bookmarkStart w:id="204" w:name="ref-Petersen2021"/>
+    <w:bookmarkEnd w:id="205"/>
+    <w:bookmarkStart w:id="207" w:name="ref-Petersen2021"/>
     <w:p>
       <w:pPr>
         <w:pStyle w:val="Bibliography"/>
@@ -7801,7 +7965,7 @@
       <w:r>
         <w:t xml:space="preserve"> </w:t>
       </w:r>
-      <w:hyperlink r:id="rId203">
+      <w:hyperlink r:id="rId206">
         <w:r>
           <w:rPr>
             <w:rStyle w:val="Hyperlink"/>
@@ -7810,8 +7974,8 @@
         </w:r>
       </w:hyperlink>
     </w:p>
-    <w:bookmarkEnd w:id="204"/>
-    <w:bookmarkStart w:id="206" w:name="ref-Petersen2018"/>
+    <w:bookmarkEnd w:id="207"/>
+    <w:bookmarkStart w:id="209" w:name="ref-Petersen2018"/>
     <w:p>
       <w:pPr>
         <w:pStyle w:val="Bibliography"/>
@@ -7848,7 +8012,7 @@
       <w:r>
         <w:t xml:space="preserve"> </w:t>
       </w:r>
-      <w:hyperlink r:id="rId205">
+      <w:hyperlink r:id="rId208">
         <w:r>
           <w:rPr>
             <w:rStyle w:val="Hyperlink"/>
@@ -7857,8 +8021,8 @@
         </w:r>
       </w:hyperlink>
     </w:p>
-    <w:bookmarkEnd w:id="206"/>
-    <w:bookmarkStart w:id="208" w:name="ref-Poulton2015"/>
+    <w:bookmarkEnd w:id="209"/>
+    <w:bookmarkStart w:id="211" w:name="ref-Poulton2015"/>
     <w:p>
       <w:pPr>
         <w:pStyle w:val="Bibliography"/>
@@ -7904,7 +8068,7 @@
       <w:r>
         <w:t xml:space="preserve"> </w:t>
       </w:r>
-      <w:hyperlink r:id="rId207">
+      <w:hyperlink r:id="rId210">
         <w:r>
           <w:rPr>
             <w:rStyle w:val="Hyperlink"/>
@@ -7913,8 +8077,8 @@
         </w:r>
       </w:hyperlink>
     </w:p>
-    <w:bookmarkEnd w:id="208"/>
-    <w:bookmarkStart w:id="209" w:name="ref-Roche1992"/>
+    <w:bookmarkEnd w:id="211"/>
+    <w:bookmarkStart w:id="212" w:name="ref-Roche1992"/>
     <w:p>
       <w:pPr>
         <w:pStyle w:val="Bibliography"/>
@@ -7964,8 +8128,8 @@
         <w:t xml:space="preserve">. Cambridge University Press.</w:t>
       </w:r>
     </w:p>
-    <w:bookmarkEnd w:id="209"/>
-    <w:bookmarkStart w:id="211" w:name="ref-Rutter2006"/>
+    <w:bookmarkEnd w:id="212"/>
+    <w:bookmarkStart w:id="214" w:name="ref-Rutter2006"/>
     <w:p>
       <w:pPr>
         <w:pStyle w:val="Bibliography"/>
@@ -8002,7 +8166,7 @@
       <w:r>
         <w:t xml:space="preserve"> </w:t>
       </w:r>
-      <w:hyperlink r:id="rId210">
+      <w:hyperlink r:id="rId213">
         <w:r>
           <w:rPr>
             <w:rStyle w:val="Hyperlink"/>
@@ -8011,8 +8175,8 @@
         </w:r>
       </w:hyperlink>
     </w:p>
-    <w:bookmarkEnd w:id="211"/>
-    <w:bookmarkStart w:id="213" w:name="ref-Schaefer2017"/>
+    <w:bookmarkEnd w:id="214"/>
+    <w:bookmarkStart w:id="216" w:name="ref-Schaefer2017"/>
     <w:p>
       <w:pPr>
         <w:pStyle w:val="Bibliography"/>
@@ -8049,7 +8213,7 @@
       <w:r>
         <w:t xml:space="preserve"> </w:t>
       </w:r>
-      <w:hyperlink r:id="rId212">
+      <w:hyperlink r:id="rId215">
         <w:r>
           <w:rPr>
             <w:rStyle w:val="Hyperlink"/>
@@ -8058,8 +8222,8 @@
         </w:r>
       </w:hyperlink>
     </w:p>
-    <w:bookmarkEnd w:id="213"/>
-    <w:bookmarkStart w:id="215" w:name="ref-Schaeffer1991"/>
+    <w:bookmarkEnd w:id="216"/>
+    <w:bookmarkStart w:id="218" w:name="ref-Schaeffer1991"/>
     <w:p>
       <w:pPr>
         <w:pStyle w:val="Bibliography"/>
@@ -8096,7 +8260,7 @@
       <w:r>
         <w:t xml:space="preserve"> </w:t>
       </w:r>
-      <w:hyperlink r:id="rId214">
+      <w:hyperlink r:id="rId217">
         <w:r>
           <w:rPr>
             <w:rStyle w:val="Hyperlink"/>
@@ -8105,8 +8269,8 @@
         </w:r>
       </w:hyperlink>
     </w:p>
-    <w:bookmarkEnd w:id="215"/>
-    <w:bookmarkStart w:id="217" w:name="ref-Schwarz1999"/>
+    <w:bookmarkEnd w:id="218"/>
+    <w:bookmarkStart w:id="220" w:name="ref-Schwarz1999"/>
     <w:p>
       <w:pPr>
         <w:pStyle w:val="Bibliography"/>
@@ -8143,7 +8307,7 @@
       <w:r>
         <w:t xml:space="preserve"> </w:t>
       </w:r>
-      <w:hyperlink r:id="rId216">
+      <w:hyperlink r:id="rId219">
         <w:r>
           <w:rPr>
             <w:rStyle w:val="Hyperlink"/>
@@ -8152,8 +8316,8 @@
         </w:r>
       </w:hyperlink>
     </w:p>
-    <w:bookmarkEnd w:id="217"/>
-    <w:bookmarkStart w:id="219" w:name="ref-Sellbom2016"/>
+    <w:bookmarkEnd w:id="220"/>
+    <w:bookmarkStart w:id="222" w:name="ref-Sellbom2016"/>
     <w:p>
       <w:pPr>
         <w:pStyle w:val="Bibliography"/>
@@ -8190,7 +8354,7 @@
       <w:r>
         <w:t xml:space="preserve"> </w:t>
       </w:r>
-      <w:hyperlink r:id="rId218">
+      <w:hyperlink r:id="rId221">
         <w:r>
           <w:rPr>
             <w:rStyle w:val="Hyperlink"/>
@@ -8199,8 +8363,8 @@
         </w:r>
       </w:hyperlink>
     </w:p>
-    <w:bookmarkEnd w:id="219"/>
-    <w:bookmarkStart w:id="220" w:name="ref-Sivertsson2024"/>
+    <w:bookmarkEnd w:id="222"/>
+    <w:bookmarkStart w:id="223" w:name="ref-Sivertsson2024"/>
     <w:p>
       <w:pPr>
         <w:pStyle w:val="Bibliography"/>
@@ -8258,8 +8422,8 @@
         </w:r>
       </w:hyperlink>
     </w:p>
-    <w:bookmarkEnd w:id="220"/>
-    <w:bookmarkStart w:id="221" w:name="ref-Sroufe2016"/>
+    <w:bookmarkEnd w:id="223"/>
+    <w:bookmarkStart w:id="224" w:name="ref-Sroufe2016"/>
     <w:p>
       <w:pPr>
         <w:pStyle w:val="Bibliography"/>
@@ -8284,8 +8448,8 @@
         <w:t xml:space="preserve">(Vol. 3, pp. 997–1011). Guilford.</w:t>
       </w:r>
     </w:p>
-    <w:bookmarkEnd w:id="221"/>
-    <w:bookmarkStart w:id="223" w:name="ref-Steffensmeier2025"/>
+    <w:bookmarkEnd w:id="224"/>
+    <w:bookmarkStart w:id="226" w:name="ref-Steffensmeier2025"/>
     <w:p>
       <w:pPr>
         <w:pStyle w:val="Bibliography"/>
@@ -8322,7 +8486,7 @@
       <w:r>
         <w:t xml:space="preserve"> </w:t>
       </w:r>
-      <w:hyperlink r:id="rId222">
+      <w:hyperlink r:id="rId225">
         <w:r>
           <w:rPr>
             <w:rStyle w:val="Hyperlink"/>
@@ -8331,8 +8495,8 @@
         </w:r>
       </w:hyperlink>
     </w:p>
-    <w:bookmarkEnd w:id="223"/>
-    <w:bookmarkStart w:id="225" w:name="ref-Sterba2007"/>
+    <w:bookmarkEnd w:id="226"/>
+    <w:bookmarkStart w:id="228" w:name="ref-Sterba2007"/>
     <w:p>
       <w:pPr>
         <w:pStyle w:val="Bibliography"/>
@@ -8369,7 +8533,7 @@
       <w:r>
         <w:t xml:space="preserve"> </w:t>
       </w:r>
-      <w:hyperlink r:id="rId224">
+      <w:hyperlink r:id="rId227">
         <w:r>
           <w:rPr>
             <w:rStyle w:val="Hyperlink"/>
@@ -8378,8 +8542,8 @@
         </w:r>
       </w:hyperlink>
     </w:p>
-    <w:bookmarkEnd w:id="225"/>
-    <w:bookmarkStart w:id="227" w:name="ref-Tackett2022"/>
+    <w:bookmarkEnd w:id="228"/>
+    <w:bookmarkStart w:id="230" w:name="ref-Tackett2022"/>
     <w:p>
       <w:pPr>
         <w:pStyle w:val="Bibliography"/>
@@ -8416,7 +8580,7 @@
       <w:r>
         <w:t xml:space="preserve"> </w:t>
       </w:r>
-      <w:hyperlink r:id="rId226">
+      <w:hyperlink r:id="rId229">
         <w:r>
           <w:rPr>
             <w:rStyle w:val="Hyperlink"/>
@@ -8425,8 +8589,8 @@
         </w:r>
       </w:hyperlink>
     </w:p>
-    <w:bookmarkEnd w:id="227"/>
-    <w:bookmarkStart w:id="229" w:name="ref-Tiego2023"/>
+    <w:bookmarkEnd w:id="230"/>
+    <w:bookmarkStart w:id="232" w:name="ref-Tiego2023"/>
     <w:p>
       <w:pPr>
         <w:pStyle w:val="Bibliography"/>
@@ -8466,7 +8630,7 @@
       <w:r>
         <w:t xml:space="preserve"> </w:t>
       </w:r>
-      <w:hyperlink r:id="rId228">
+      <w:hyperlink r:id="rId231">
         <w:r>
           <w:rPr>
             <w:rStyle w:val="Hyperlink"/>
@@ -8475,13 +8639,50 @@
         </w:r>
       </w:hyperlink>
     </w:p>
-    <w:bookmarkEnd w:id="229"/>
-    <w:bookmarkStart w:id="231" w:name="ref-Wakschlag2014"/>
+    <w:bookmarkEnd w:id="232"/>
+    <w:bookmarkStart w:id="233" w:name="ref-Vaillant2012"/>
     <w:p>
       <w:pPr>
         <w:pStyle w:val="Bibliography"/>
       </w:pPr>
       <w:r>
+        <w:t xml:space="preserve">Vaillant, G. E. (2012).</w:t>
+      </w:r>
+      <w:r>
+        <w:t xml:space="preserve"> </w:t>
+      </w:r>
+      <w:r>
+        <w:rPr>
+          <w:i/>
+          <w:iCs/>
+        </w:rPr>
+        <w:t xml:space="preserve">Triumphs of experience: The men of the</w:t>
+      </w:r>
+      <w:r>
+        <w:rPr>
+          <w:i/>
+          <w:iCs/>
+        </w:rPr>
+        <w:t xml:space="preserve"> </w:t>
+      </w:r>
+      <w:r>
+        <w:rPr>
+          <w:i/>
+          <w:iCs/>
+        </w:rPr>
+        <w:t xml:space="preserve">Harvard Grant Study</w:t>
+      </w:r>
+      <w:r>
+        <w:t xml:space="preserve">. Harvard University Press.</w:t>
+      </w:r>
+    </w:p>
+    <w:bookmarkEnd w:id="233"/>
+    <w:bookmarkStart w:id="235" w:name="ref-Wakschlag2014"/>
+    <w:p>
+      <w:pPr>
+        <w:pStyle w:val="Bibliography"/>
+      </w:pPr>
+      <w:r>
         <w:t xml:space="preserve">Wakschlag, L. S., Briggs-Gowan, M. J., Choi, S. W., Nichols, S. R., Kestler, J., Burns, J. L., Carter, A. S., &amp; Henry, D. (2014). Advancing a multidimensional, developmental spectrum approach to preschool disruptive behavior.</w:t>
       </w:r>
       <w:r>
@@ -8513,7 +8714,7 @@
       <w:r>
         <w:t xml:space="preserve"> </w:t>
       </w:r>
-      <w:hyperlink r:id="rId230">
+      <w:hyperlink r:id="rId234">
         <w:r>
           <w:rPr>
             <w:rStyle w:val="Hyperlink"/>
@@ -8522,8 +8723,8 @@
         </w:r>
       </w:hyperlink>
     </w:p>
-    <w:bookmarkEnd w:id="231"/>
-    <w:bookmarkStart w:id="233" w:name="ref-Wakschlag2019"/>
+    <w:bookmarkEnd w:id="235"/>
+    <w:bookmarkStart w:id="237" w:name="ref-Wakschlag2019"/>
     <w:p>
       <w:pPr>
         <w:pStyle w:val="Bibliography"/>
@@ -8560,7 +8761,7 @@
       <w:r>
         <w:t xml:space="preserve"> </w:t>
       </w:r>
-      <w:hyperlink r:id="rId232">
+      <w:hyperlink r:id="rId236">
         <w:r>
           <w:rPr>
             <w:rStyle w:val="Hyperlink"/>
@@ -8569,8 +8770,8 @@
         </w:r>
       </w:hyperlink>
     </w:p>
-    <w:bookmarkEnd w:id="233"/>
-    <w:bookmarkStart w:id="235" w:name="ref-Walters2011"/>
+    <w:bookmarkEnd w:id="237"/>
+    <w:bookmarkStart w:id="239" w:name="ref-Walters2011"/>
     <w:p>
       <w:pPr>
         <w:pStyle w:val="Bibliography"/>
@@ -8607,7 +8808,7 @@
       <w:r>
         <w:t xml:space="preserve"> </w:t>
       </w:r>
-      <w:hyperlink r:id="rId234">
+      <w:hyperlink r:id="rId238">
         <w:r>
           <w:rPr>
             <w:rStyle w:val="Hyperlink"/>
@@ -8616,8 +8817,8 @@
         </w:r>
       </w:hyperlink>
     </w:p>
-    <w:bookmarkEnd w:id="235"/>
-    <w:bookmarkStart w:id="237" w:name="ref-Walters2012"/>
+    <w:bookmarkEnd w:id="239"/>
+    <w:bookmarkStart w:id="241" w:name="ref-Walters2012"/>
     <w:p>
       <w:pPr>
         <w:pStyle w:val="Bibliography"/>
@@ -8654,7 +8855,7 @@
       <w:r>
         <w:t xml:space="preserve"> </w:t>
       </w:r>
-      <w:hyperlink r:id="rId236">
+      <w:hyperlink r:id="rId240">
         <w:r>
           <w:rPr>
             <w:rStyle w:val="Hyperlink"/>
@@ -8663,8 +8864,8 @@
         </w:r>
       </w:hyperlink>
     </w:p>
-    <w:bookmarkEnd w:id="237"/>
-    <w:bookmarkStart w:id="239" w:name="ref-Walters2014"/>
+    <w:bookmarkEnd w:id="241"/>
+    <w:bookmarkStart w:id="243" w:name="ref-Walters2014"/>
     <w:p>
       <w:pPr>
         <w:pStyle w:val="Bibliography"/>
@@ -8701,7 +8902,7 @@
       <w:r>
         <w:t xml:space="preserve"> </w:t>
       </w:r>
-      <w:hyperlink r:id="rId238">
+      <w:hyperlink r:id="rId242">
         <w:r>
           <w:rPr>
             <w:rStyle w:val="Hyperlink"/>
@@ -8710,8 +8911,8 @@
         </w:r>
       </w:hyperlink>
     </w:p>
-    <w:bookmarkEnd w:id="239"/>
-    <w:bookmarkStart w:id="241" w:name="ref-Walters2015"/>
+    <w:bookmarkEnd w:id="243"/>
+    <w:bookmarkStart w:id="245" w:name="ref-Walters2015"/>
     <w:p>
       <w:pPr>
         <w:pStyle w:val="Bibliography"/>
@@ -8748,7 +8949,7 @@
       <w:r>
         <w:t xml:space="preserve"> </w:t>
       </w:r>
-      <w:hyperlink r:id="rId240">
+      <w:hyperlink r:id="rId244">
         <w:r>
           <w:rPr>
             <w:rStyle w:val="Hyperlink"/>
@@ -8757,8 +8958,8 @@
         </w:r>
       </w:hyperlink>
     </w:p>
-    <w:bookmarkEnd w:id="241"/>
-    <w:bookmarkStart w:id="243" w:name="ref-Walters2013"/>
+    <w:bookmarkEnd w:id="245"/>
+    <w:bookmarkStart w:id="247" w:name="ref-Walters2013"/>
     <w:p>
       <w:pPr>
         <w:pStyle w:val="Bibliography"/>
@@ -8795,7 +8996,7 @@
       <w:r>
         <w:t xml:space="preserve"> </w:t>
       </w:r>
-      <w:hyperlink r:id="rId242">
+      <w:hyperlink r:id="rId246">
         <w:r>
           <w:rPr>
             <w:rStyle w:val="Hyperlink"/>
@@ -8804,8 +9005,8 @@
         </w:r>
       </w:hyperlink>
     </w:p>
-    <w:bookmarkEnd w:id="243"/>
-    <w:bookmarkStart w:id="245" w:name="ref-Walton2011"/>
+    <w:bookmarkEnd w:id="247"/>
+    <w:bookmarkStart w:id="249" w:name="ref-Walton2011"/>
     <w:p>
       <w:pPr>
         <w:pStyle w:val="Bibliography"/>
@@ -8842,7 +9043,7 @@
       <w:r>
         <w:t xml:space="preserve"> </w:t>
       </w:r>
-      <w:hyperlink r:id="rId244">
+      <w:hyperlink r:id="rId248">
         <w:r>
           <w:rPr>
             <w:rStyle w:val="Hyperlink"/>
@@ -8851,8 +9052,8 @@
         </w:r>
       </w:hyperlink>
     </w:p>
-    <w:bookmarkEnd w:id="245"/>
-    <w:bookmarkStart w:id="247" w:name="ref-Weems2008"/>
+    <w:bookmarkEnd w:id="249"/>
+    <w:bookmarkStart w:id="251" w:name="ref-Weems2008"/>
     <w:p>
       <w:pPr>
         <w:pStyle w:val="Bibliography"/>
@@ -8889,7 +9090,7 @@
       <w:r>
         <w:t xml:space="preserve"> </w:t>
       </w:r>
-      <w:hyperlink r:id="rId246">
+      <w:hyperlink r:id="rId250">
         <w:r>
           <w:rPr>
             <w:rStyle w:val="Hyperlink"/>
@@ -8898,8 +9099,8 @@
         </w:r>
       </w:hyperlink>
     </w:p>
-    <w:bookmarkEnd w:id="247"/>
-    <w:bookmarkStart w:id="249" w:name="ref-Weiss2003"/>
+    <w:bookmarkEnd w:id="251"/>
+    <w:bookmarkStart w:id="253" w:name="ref-Weiss2003"/>
     <w:p>
       <w:pPr>
         <w:pStyle w:val="Bibliography"/>
@@ -8936,7 +9137,7 @@
       <w:r>
         <w:t xml:space="preserve"> </w:t>
       </w:r>
-      <w:hyperlink r:id="rId248">
+      <w:hyperlink r:id="rId252">
         <w:r>
           <w:rPr>
             <w:rStyle w:val="Hyperlink"/>
@@ -8945,8 +9146,8 @@
         </w:r>
       </w:hyperlink>
     </w:p>
-    <w:bookmarkEnd w:id="249"/>
-    <w:bookmarkStart w:id="251" w:name="ref-WHO2022"/>
+    <w:bookmarkEnd w:id="253"/>
+    <w:bookmarkStart w:id="255" w:name="ref-WHO2022"/>
     <w:p>
       <w:pPr>
         <w:pStyle w:val="Bibliography"/>
@@ -8984,7 +9185,7 @@
       <w:r>
         <w:t xml:space="preserve"> </w:t>
       </w:r>
-      <w:hyperlink r:id="rId250">
+      <w:hyperlink r:id="rId254">
         <w:r>
           <w:rPr>
             <w:rStyle w:val="Hyperlink"/>
@@ -8993,8 +9194,8 @@
         </w:r>
       </w:hyperlink>
     </w:p>
-    <w:bookmarkEnd w:id="251"/>
-    <w:bookmarkStart w:id="253" w:name="ref-Wright2013"/>
+    <w:bookmarkEnd w:id="255"/>
+    <w:bookmarkStart w:id="257" w:name="ref-Wright2013"/>
     <w:p>
       <w:pPr>
         <w:pStyle w:val="Bibliography"/>
@@ -9031,7 +9232,7 @@
       <w:r>
         <w:t xml:space="preserve"> </w:t>
       </w:r>
-      <w:hyperlink r:id="rId252">
+      <w:hyperlink r:id="rId256">
         <w:r>
           <w:rPr>
             <w:rStyle w:val="Hyperlink"/>
@@ -9040,14 +9241,14 @@
         </w:r>
       </w:hyperlink>
     </w:p>
-    <w:bookmarkEnd w:id="253"/>
-    <w:bookmarkEnd w:id="254"/>
+    <w:bookmarkEnd w:id="257"/>
+    <w:bookmarkEnd w:id="258"/>
     <w:p>
       <w:r>
         <w:br w:type="page"/>
       </w:r>
     </w:p>
-    <w:bookmarkEnd w:id="255"/>
+    <w:bookmarkEnd w:id="259"/>
     <w:p>
       <w:pPr>
         <w:pStyle w:val="Heading1"/>
@@ -9056,7 +9257,7 @@
         <w:t xml:space="preserve">Appendix A</w:t>
       </w:r>
     </w:p>
-    <w:bookmarkStart w:id="256" w:name="apx-a"/>
+    <w:bookmarkStart w:id="260" w:name="apx-a"/>
     <w:p>
       <w:pPr>
         <w:pStyle w:val="Heading1"/>
@@ -9070,7 +9271,7 @@
         <w:br w:type="page"/>
       </w:r>
     </w:p>
-    <w:bookmarkEnd w:id="256"/>
+    <w:bookmarkEnd w:id="260"/>
     <w:p>
       <w:pPr>
         <w:pStyle w:val="Heading1"/>
@@ -9079,7 +9280,7 @@
         <w:t xml:space="preserve">Appendix B</w:t>
       </w:r>
     </w:p>
-    <w:bookmarkStart w:id="257" w:name="apx-b"/>
+    <w:bookmarkStart w:id="261" w:name="apx-b"/>
     <w:p>
       <w:pPr>
         <w:pStyle w:val="Heading1"/>
@@ -9088,7 +9289,7 @@
         <w:t xml:space="preserve">Another Appendix</w:t>
       </w:r>
     </w:p>
-    <w:bookmarkEnd w:id="257"/>
+    <w:bookmarkEnd w:id="261"/>
     <w:sectPr>
       <w:headerReference r:id="rId8" w:type="even"/>
       <w:headerReference r:id="rId9" w:type="default"/>

--- a/index.docx
+++ b/index.docx
@@ -7349,7 +7349,7 @@
           <w:rPr>
             <w:rStyle w:val="Hyperlink"/>
           </w:rPr>
-          <w:t xml:space="preserve">https://news.harvard.edu/gazette/story/2017/04/over-nearly-80-years-harvard-study-has-been-showing-how-to-live-a-healthy-and-happy-life/ (archived at https://perma.cc/V7NE-2FTZ)</w:t>
+          <w:t xml:space="preserve">https://news.harvard.edu/gazette/story/2017/04/over-nearly-80-years-harvard-study-has-been-showing-how-to-live-a-healthy-and-happy-life/</w:t>
         </w:r>
       </w:hyperlink>
     </w:p>

--- a/index.docx
+++ b/index.docx
@@ -2053,7 +2053,7 @@
       </w:r>
     </w:p>
     <w:bookmarkEnd w:id="68"/>
-    <w:bookmarkStart w:id="71" w:name="the-problemobstacle"/>
+    <w:bookmarkStart w:id="75" w:name="the-problemobstacle"/>
     <w:p>
       <w:pPr>
         <w:pStyle w:val="Heading1"/>
@@ -2104,13 +2104,22 @@
         <w:t xml:space="preserve">A modest number of longitudinal studies have followed people for lengthy developmental periods.</w:t>
       </w:r>
     </w:p>
-    <w:bookmarkStart w:id="69" w:name="general-longitudinal-studies"/>
+    <w:bookmarkStart w:id="73" w:name="seminal-longitudinal-studies"/>
     <w:p>
       <w:pPr>
         <w:pStyle w:val="Heading2"/>
       </w:pPr>
       <w:r>
-        <w:t xml:space="preserve">General Longitudinal Studies</w:t>
+        <w:t xml:space="preserve">Seminal Longitudinal Studies</w:t>
+      </w:r>
+    </w:p>
+    <w:bookmarkStart w:id="69" w:name="fels-longitudinal-study"/>
+    <w:p>
+      <w:pPr>
+        <w:pStyle w:val="Heading3"/>
+      </w:pPr>
+      <w:r>
+        <w:t xml:space="preserve">Fels Longitudinal Study</w:t>
       </w:r>
     </w:p>
     <w:p>
@@ -2306,12 +2315,57 @@
         <w:t xml:space="preserve">.</w:t>
       </w:r>
     </w:p>
-    <w:p>
-      <w:pPr>
-        <w:pStyle w:val="BodyText"/>
-      </w:pPr>
-      <w:r>
-        <w:t xml:space="preserve">Another longitudinal study is the Harvard Study of Adult Development, which consists of the Grant Study</w:t>
+    <w:bookmarkEnd w:id="69"/>
+    <w:bookmarkStart w:id="70" w:name="Xd7e428f0978d756a7ab12ab3b546cd4dc5e07b0"/>
+    <w:p>
+      <w:pPr>
+        <w:pStyle w:val="Heading3"/>
+      </w:pPr>
+      <w:r>
+        <w:t xml:space="preserve">Dunedin Multidisciplinary Health and Development Study</w:t>
+      </w:r>
+    </w:p>
+    <w:p>
+      <w:pPr>
+        <w:pStyle w:val="FirstParagraph"/>
+      </w:pPr>
+      <w:r>
+        <w:t xml:space="preserve">The Dunedin Multidisciplinary Health and Development Study is an ongoing birth cohort study that started in 1975 and recruited 1,037 3-year-old children in Dunedin, New Zealand</w:t>
+      </w:r>
+      <w:r>
+        <w:t xml:space="preserve"> </w:t>
+      </w:r>
+      <w:r>
+        <w:t xml:space="preserve">(who were born in 1972–1973;</w:t>
+      </w:r>
+      <w:r>
+        <w:t xml:space="preserve"> </w:t>
+      </w:r>
+      <w:hyperlink w:anchor="ref-Poulton2015">
+        <w:r>
+          <w:rPr>
+            <w:rStyle w:val="Hyperlink"/>
+          </w:rPr>
+          <w:t xml:space="preserve">Poulton et al., 2015</w:t>
+        </w:r>
+      </w:hyperlink>
+      <w:r>
+        <w:t xml:space="preserve">)</w:t>
+      </w:r>
+      <w:r>
+        <w:t xml:space="preserve">.</w:t>
+      </w:r>
+      <w:r>
+        <w:t xml:space="preserve"> </w:t>
+      </w:r>
+      <w:r>
+        <w:t xml:space="preserve">It has followed participants to age 52 and includes data on a wide range of health and behavior constructs.</w:t>
+      </w:r>
+      <w:r>
+        <w:t xml:space="preserve"> </w:t>
+      </w:r>
+      <w:r>
+        <w:t xml:space="preserve">The study has yielded important insights including that children’s self-control is more important than socioeconomic status or IQ in predicting their health, wealth, and crime in adulthood</w:t>
       </w:r>
       <w:r>
         <w:t xml:space="preserve"> </w:t>
@@ -2319,6 +2373,127 @@
       <w:r>
         <w:t xml:space="preserve">(</w:t>
       </w:r>
+      <w:hyperlink w:anchor="ref-Moffitt2011">
+        <w:r>
+          <w:rPr>
+            <w:rStyle w:val="Hyperlink"/>
+          </w:rPr>
+          <w:t xml:space="preserve">Moffitt et al., 2011</w:t>
+        </w:r>
+      </w:hyperlink>
+      <w:r>
+        <w:t xml:space="preserve">)</w:t>
+      </w:r>
+      <w:r>
+        <w:t xml:space="preserve">, a general psychopathology factor (p factor) may account for the strong covariance among psychological disorders</w:t>
+      </w:r>
+      <w:r>
+        <w:t xml:space="preserve"> </w:t>
+      </w:r>
+      <w:r>
+        <w:t xml:space="preserve">(</w:t>
+      </w:r>
+      <w:hyperlink w:anchor="ref-Caspi2014">
+        <w:r>
+          <w:rPr>
+            <w:rStyle w:val="Hyperlink"/>
+          </w:rPr>
+          <w:t xml:space="preserve">Caspi et al., 2014</w:t>
+        </w:r>
+      </w:hyperlink>
+      <w:r>
+        <w:t xml:space="preserve">)</w:t>
+      </w:r>
+      <w:r>
+        <w:t xml:space="preserve">, that mental disorders have earlier developmental origins</w:t>
+      </w:r>
+      <w:r>
+        <w:t xml:space="preserve"> </w:t>
+      </w:r>
+      <w:r>
+        <w:t xml:space="preserve">(</w:t>
+      </w:r>
+      <w:hyperlink w:anchor="ref-Poulton2015">
+        <w:r>
+          <w:rPr>
+            <w:rStyle w:val="Hyperlink"/>
+          </w:rPr>
+          <w:t xml:space="preserve">Poulton et al., 2015</w:t>
+        </w:r>
+      </w:hyperlink>
+      <w:r>
+        <w:t xml:space="preserve">)</w:t>
+      </w:r>
+      <w:r>
+        <w:t xml:space="preserve">, a person’s mental disorder tends to shift from one disorder to other disorders over the life course</w:t>
+      </w:r>
+      <w:r>
+        <w:t xml:space="preserve"> </w:t>
+      </w:r>
+      <w:r>
+        <w:t xml:space="preserve">(</w:t>
+      </w:r>
+      <w:hyperlink w:anchor="ref-Caspi2020">
+        <w:r>
+          <w:rPr>
+            <w:rStyle w:val="Hyperlink"/>
+          </w:rPr>
+          <w:t xml:space="preserve">Caspi et al., 2020</w:t>
+        </w:r>
+      </w:hyperlink>
+      <w:r>
+        <w:t xml:space="preserve">)</w:t>
+      </w:r>
+      <w:r>
+        <w:t xml:space="preserve">, and cross-sectional (i.e., retrospective) studies grossly underestimate lifetime prevalence of psychological disorders</w:t>
+      </w:r>
+      <w:r>
+        <w:t xml:space="preserve"> </w:t>
+      </w:r>
+      <w:r>
+        <w:t xml:space="preserve">(compared to prospective longitudinal studies;</w:t>
+      </w:r>
+      <w:r>
+        <w:t xml:space="preserve"> </w:t>
+      </w:r>
+      <w:hyperlink w:anchor="ref-Schaefer2017">
+        <w:r>
+          <w:rPr>
+            <w:rStyle w:val="Hyperlink"/>
+          </w:rPr>
+          <w:t xml:space="preserve">Schaefer et al., 2017</w:t>
+        </w:r>
+      </w:hyperlink>
+      <w:r>
+        <w:t xml:space="preserve">)</w:t>
+      </w:r>
+      <w:r>
+        <w:t xml:space="preserve">.</w:t>
+      </w:r>
+    </w:p>
+    <w:bookmarkEnd w:id="70"/>
+    <w:bookmarkStart w:id="71" w:name="harvard-study-of-adult-development"/>
+    <w:p>
+      <w:pPr>
+        <w:pStyle w:val="Heading3"/>
+      </w:pPr>
+      <w:r>
+        <w:t xml:space="preserve">Harvard Study of Adult Development</w:t>
+      </w:r>
+    </w:p>
+    <w:p>
+      <w:pPr>
+        <w:pStyle w:val="FirstParagraph"/>
+      </w:pPr>
+      <w:r>
+        <w:t xml:space="preserve">The Harvard Study of Adult Development, which consists of the Grant Study</w:t>
+      </w:r>
+      <w:r>
+        <w:t xml:space="preserve"> </w:t>
+      </w:r>
+      <w:r>
+        <w:t xml:space="preserve">(</w:t>
+      </w:r>
       <w:hyperlink w:anchor="ref-Vaillant2012">
         <w:r>
           <w:rPr>
@@ -2407,8 +2582,82 @@
         <w:t xml:space="preserve">Those ties protect people from life’s discontents, help to delay mental and physical decline, and are better predictors of long and happy lives than social class, IQ, or even genes…people’s level of satisfaction with their relationships at age 50 was a better predictor of physical health than their cholesterol levels were.”</w:t>
       </w:r>
     </w:p>
-    <w:bookmarkEnd w:id="69"/>
-    <w:bookmarkStart w:id="70" w:name="longitudinal-studies-of-psychopathology"/>
+    <w:bookmarkEnd w:id="71"/>
+    <w:bookmarkStart w:id="72" w:name="child-development-project"/>
+    <w:p>
+      <w:pPr>
+        <w:pStyle w:val="Heading3"/>
+      </w:pPr>
+      <w:r>
+        <w:t xml:space="preserve">Child Development Project</w:t>
+      </w:r>
+    </w:p>
+    <w:p>
+      <w:pPr>
+        <w:pStyle w:val="FirstParagraph"/>
+      </w:pPr>
+      <w:r>
+        <w:t xml:space="preserve">The Child Development Project</w:t>
+      </w:r>
+      <w:r>
+        <w:t xml:space="preserve"> </w:t>
+      </w:r>
+      <w:r>
+        <w:t xml:space="preserve">(</w:t>
+      </w:r>
+      <w:hyperlink w:anchor="ref-Dodge1990">
+        <w:r>
+          <w:rPr>
+            <w:rStyle w:val="Hyperlink"/>
+          </w:rPr>
+          <w:t xml:space="preserve">Dodge et al., 1990</w:t>
+        </w:r>
+      </w:hyperlink>
+      <w:r>
+        <w:t xml:space="preserve">)</w:t>
+      </w:r>
+      <w:r>
+        <w:t xml:space="preserve"> </w:t>
+      </w:r>
+      <w:r>
+        <w:t xml:space="preserve">is a study that recruited two cohorts of 4-year-old children the year before kindergarten in Nashville, Tennessee, Knoxville, Tennessee, and Bloomington, Indiana.</w:t>
+      </w:r>
+      <w:r>
+        <w:t xml:space="preserve"> </w:t>
+      </w:r>
+      <w:r>
+        <w:t xml:space="preserve">Participants included 585 children, and they were followed to age 34.</w:t>
+      </w:r>
+      <w:r>
+        <w:t xml:space="preserve"> </w:t>
+      </w:r>
+      <w:r>
+        <w:t xml:space="preserve">One of the key findings from the Child Development Project is that a hostile attribution bias, an aspect of social information processing that involves the tendency to interpret ambiguous social cues as hostile, predicts aggression and that part of that association is mediated by peer rejection</w:t>
+      </w:r>
+      <w:r>
+        <w:t xml:space="preserve"> </w:t>
+      </w:r>
+      <w:r>
+        <w:t xml:space="preserve">(</w:t>
+      </w:r>
+      <w:hyperlink w:anchor="ref-Lansford2010">
+        <w:r>
+          <w:rPr>
+            <w:rStyle w:val="Hyperlink"/>
+          </w:rPr>
+          <w:t xml:space="preserve">Lansford et al., 2010</w:t>
+        </w:r>
+      </w:hyperlink>
+      <w:r>
+        <w:t xml:space="preserve">)</w:t>
+      </w:r>
+      <w:r>
+        <w:t xml:space="preserve">.</w:t>
+      </w:r>
+    </w:p>
+    <w:bookmarkEnd w:id="72"/>
+    <w:bookmarkEnd w:id="73"/>
+    <w:bookmarkStart w:id="74" w:name="longitudinal-studies-of-psychopathology"/>
     <w:p>
       <w:pPr>
         <w:pStyle w:val="Heading2"/>
@@ -2422,42 +2671,106 @@
         <w:pStyle w:val="FirstParagraph"/>
       </w:pPr>
       <w:r>
-        <w:t xml:space="preserve">The Dunedin Multidisciplinary Health and Development Study is an ongoing birth cohort study that started in 1975 and recruited 1,037 3-year-old children in Dunedin, New Zealand</w:t>
-      </w:r>
-      <w:r>
-        <w:t xml:space="preserve"> </w:t>
-      </w:r>
-      <w:r>
-        <w:t xml:space="preserve">(who were born in 1972–1973;</w:t>
-      </w:r>
-      <w:r>
-        <w:t xml:space="preserve"> </w:t>
-      </w:r>
-      <w:hyperlink w:anchor="ref-Poulton2015">
-        <w:r>
-          <w:rPr>
-            <w:rStyle w:val="Hyperlink"/>
-          </w:rPr>
-          <w:t xml:space="preserve">Poulton et al., 2015</w:t>
+        <w:t xml:space="preserve">Longitudinal studies such as these have had immense impacts.</w:t>
+      </w:r>
+      <w:r>
+        <w:t xml:space="preserve"> </w:t>
+      </w:r>
+      <w:r>
+        <w:t xml:space="preserve">Some of these studies have even followed children of those children who were initially recruited.</w:t>
+      </w:r>
+      <w:r>
+        <w:t xml:space="preserve"> </w:t>
+      </w:r>
+      <w:r>
+        <w:t xml:space="preserve">However, relatively few longitudinal studies attempt to assess people’s change in a given construct over a long period.</w:t>
+      </w:r>
+      <w:r>
+        <w:t xml:space="preserve"> </w:t>
+      </w:r>
+      <w:r>
+        <w:t xml:space="preserve">In the Dunedin Multidisciplinary Health and Development Study,</w:t>
+      </w:r>
+      <w:r>
+        <w:t xml:space="preserve"> </w:t>
+      </w:r>
+      <w:r>
+        <w:t xml:space="preserve">Odgers et al. (</w:t>
+      </w:r>
+      <w:hyperlink w:anchor="ref-Odgers2008">
+        <w:r>
+          <w:rPr>
+            <w:rStyle w:val="Hyperlink"/>
+          </w:rPr>
+          <w:t xml:space="preserve">2008</w:t>
         </w:r>
       </w:hyperlink>
       <w:r>
         <w:t xml:space="preserve">)</w:t>
       </w:r>
       <w:r>
-        <w:t xml:space="preserve">.</w:t>
-      </w:r>
-      <w:r>
-        <w:t xml:space="preserve"> </w:t>
-      </w:r>
-      <w:r>
-        <w:t xml:space="preserve">It has followed participants to age 52 and includes data on a wide range of health and behavior constructs.</w:t>
-      </w:r>
-      <w:r>
-        <w:t xml:space="preserve"> </w:t>
-      </w:r>
-      <w:r>
-        <w:t xml:space="preserve">The study has yielded important insights including that children’s self-control is more important than socioeconomic status or IQ in predicting their health, wealth, and crime in adulthood</w:t>
+        <w:t xml:space="preserve"> </w:t>
+      </w:r>
+      <w:r>
+        <w:t xml:space="preserve">examined trajectories of externalizing behavior from ages 7–26.</w:t>
+      </w:r>
+      <w:r>
+        <w:t xml:space="preserve"> </w:t>
+      </w:r>
+      <w:r>
+        <w:t xml:space="preserve">In the Child Development Project,</w:t>
+      </w:r>
+      <w:r>
+        <w:t xml:space="preserve"> </w:t>
+      </w:r>
+      <w:r>
+        <w:t xml:space="preserve">Petersen et al. (</w:t>
+      </w:r>
+      <w:hyperlink w:anchor="ref-Petersen2015">
+        <w:r>
+          <w:rPr>
+            <w:rStyle w:val="Hyperlink"/>
+          </w:rPr>
+          <w:t xml:space="preserve">2015</w:t>
+        </w:r>
+      </w:hyperlink>
+      <w:r>
+        <w:t xml:space="preserve">)</w:t>
+      </w:r>
+      <w:r>
+        <w:t xml:space="preserve"> </w:t>
+      </w:r>
+      <w:r>
+        <w:t xml:space="preserve">examined trajectories of externalizing behavior from ages 5–27.</w:t>
+      </w:r>
+      <w:r>
+        <w:t xml:space="preserve"> </w:t>
+      </w:r>
+      <w:r>
+        <w:t xml:space="preserve">However, as we will describe, these lengthy longitudinal studies of psychopathology</w:t>
+      </w:r>
+      <w:r>
+        <w:t xml:space="preserve"> </w:t>
+      </w:r>
+      <w:r>
+        <w:t xml:space="preserve">(e.g.,</w:t>
+      </w:r>
+      <w:r>
+        <w:t xml:space="preserve"> </w:t>
+      </w:r>
+      <w:hyperlink w:anchor="ref-Odgers2008">
+        <w:r>
+          <w:rPr>
+            <w:rStyle w:val="Hyperlink"/>
+          </w:rPr>
+          <w:t xml:space="preserve">Odgers et al., 2008</w:t>
+        </w:r>
+      </w:hyperlink>
+      <w:r>
+        <w:t xml:space="preserve">)</w:t>
+      </w:r>
+      <w:r>
+        <w:t xml:space="preserve">—including our own</w:t>
       </w:r>
       <w:r>
         <w:t xml:space="preserve"> </w:t>
@@ -2465,995 +2778,849 @@
       <w:r>
         <w:t xml:space="preserve">(</w:t>
       </w:r>
-      <w:hyperlink w:anchor="ref-Moffitt2011">
-        <w:r>
-          <w:rPr>
-            <w:rStyle w:val="Hyperlink"/>
-          </w:rPr>
-          <w:t xml:space="preserve">Moffitt et al., 2011</w:t>
+      <w:hyperlink w:anchor="ref-Petersen2015">
+        <w:r>
+          <w:rPr>
+            <w:rStyle w:val="Hyperlink"/>
+          </w:rPr>
+          <w:t xml:space="preserve">Petersen et al., 2015</w:t>
         </w:r>
       </w:hyperlink>
       <w:r>
         <w:t xml:space="preserve">)</w:t>
       </w:r>
       <w:r>
-        <w:t xml:space="preserve">, a general psychopathology factor (p factor) may account for the strong covariance among psychological disorders</w:t>
-      </w:r>
-      <w:r>
-        <w:t xml:space="preserve"> </w:t>
-      </w:r>
-      <w:r>
-        <w:t xml:space="preserve">(</w:t>
-      </w:r>
-      <w:hyperlink w:anchor="ref-Caspi2014">
-        <w:r>
-          <w:rPr>
-            <w:rStyle w:val="Hyperlink"/>
-          </w:rPr>
-          <w:t xml:space="preserve">Caspi et al., 2014</w:t>
-        </w:r>
-      </w:hyperlink>
-      <w:r>
-        <w:t xml:space="preserve">)</w:t>
-      </w:r>
-      <w:r>
-        <w:t xml:space="preserve">, that mental disorders have earlier developmental origins</w:t>
-      </w:r>
-      <w:r>
-        <w:t xml:space="preserve"> </w:t>
-      </w:r>
-      <w:r>
-        <w:t xml:space="preserve">(</w:t>
-      </w:r>
-      <w:hyperlink w:anchor="ref-Poulton2015">
-        <w:r>
-          <w:rPr>
-            <w:rStyle w:val="Hyperlink"/>
-          </w:rPr>
-          <w:t xml:space="preserve">Poulton et al., 2015</w:t>
-        </w:r>
-      </w:hyperlink>
-      <w:r>
-        <w:t xml:space="preserve">)</w:t>
-      </w:r>
-      <w:r>
-        <w:t xml:space="preserve">, a person’s mental disorder tends to shift from one disorder to other disorders over the life course</w:t>
-      </w:r>
-      <w:r>
-        <w:t xml:space="preserve"> </w:t>
-      </w:r>
-      <w:r>
-        <w:t xml:space="preserve">(</w:t>
-      </w:r>
-      <w:hyperlink w:anchor="ref-Caspi2020">
-        <w:r>
-          <w:rPr>
-            <w:rStyle w:val="Hyperlink"/>
-          </w:rPr>
-          <w:t xml:space="preserve">Caspi et al., 2020</w:t>
-        </w:r>
-      </w:hyperlink>
-      <w:r>
-        <w:t xml:space="preserve">)</w:t>
-      </w:r>
-      <w:r>
-        <w:t xml:space="preserve">, and cross-sectional (i.e., retrospective) studies grossly underestimate lifetime prevalence of psychological disorders</w:t>
-      </w:r>
-      <w:r>
-        <w:t xml:space="preserve"> </w:t>
-      </w:r>
-      <w:r>
-        <w:t xml:space="preserve">(compared to prospective longitudinal studies;</w:t>
-      </w:r>
-      <w:r>
-        <w:t xml:space="preserve"> </w:t>
-      </w:r>
-      <w:hyperlink w:anchor="ref-Schaefer2017">
-        <w:r>
-          <w:rPr>
-            <w:rStyle w:val="Hyperlink"/>
-          </w:rPr>
-          <w:t xml:space="preserve">Schaefer et al., 2017</w:t>
-        </w:r>
-      </w:hyperlink>
-      <w:r>
-        <w:t xml:space="preserve">)</w:t>
-      </w:r>
-      <w:r>
-        <w:t xml:space="preserve">.</w:t>
-      </w:r>
-    </w:p>
-    <w:p>
-      <w:pPr>
-        <w:pStyle w:val="BodyText"/>
-      </w:pPr>
-      <w:r>
-        <w:t xml:space="preserve">Longitudinal studies such as these have had immense impacts.</w:t>
-      </w:r>
-      <w:r>
-        <w:t xml:space="preserve"> </w:t>
-      </w:r>
-      <w:r>
-        <w:t xml:space="preserve">Some of these studies have even followed children of those children who were initially recruited.</w:t>
-      </w:r>
-      <w:r>
-        <w:t xml:space="preserve"> </w:t>
-      </w:r>
-      <w:r>
-        <w:t xml:space="preserve">However, as we will describe, these lengthy longitudinal studies of psychopathology</w:t>
-      </w:r>
-      <w:r>
-        <w:t xml:space="preserve"> </w:t>
-      </w:r>
-      <w:r>
-        <w:t xml:space="preserve">(e.g.,</w:t>
-      </w:r>
-      <w:r>
-        <w:t xml:space="preserve"> </w:t>
-      </w:r>
-      <w:hyperlink w:anchor="ref-Odgers2008">
-        <w:r>
-          <w:rPr>
-            <w:rStyle w:val="Hyperlink"/>
-          </w:rPr>
-          <w:t xml:space="preserve">Odgers et al., 2008</w:t>
-        </w:r>
-      </w:hyperlink>
-      <w:r>
-        <w:t xml:space="preserve">)</w:t>
-      </w:r>
-      <w:r>
-        <w:t xml:space="preserve">—including our own</w:t>
-      </w:r>
-      <w:r>
-        <w:t xml:space="preserve"> </w:t>
-      </w:r>
-      <w:r>
-        <w:t xml:space="preserve">(</w:t>
-      </w:r>
-      <w:hyperlink w:anchor="ref-Petersen2015">
-        <w:r>
-          <w:rPr>
-            <w:rStyle w:val="Hyperlink"/>
-          </w:rPr>
-          <w:t xml:space="preserve">Petersen et al., 2015</w:t>
-        </w:r>
-      </w:hyperlink>
-      <w:r>
-        <w:t xml:space="preserve">)</w:t>
-      </w:r>
-      <w:r>
         <w:t xml:space="preserve">—have important limitations in (a) how they assessed psychopathology constructs across development and (b) how they estimated people’s scores on those constructs over time that prevent strong inferences regarding individuals’ change over time.</w:t>
-      </w:r>
-    </w:p>
-    <w:bookmarkEnd w:id="70"/>
-    <w:bookmarkEnd w:id="71"/>
-    <w:bookmarkStart w:id="87" w:name="reasons-for-the-problem"/>
-    <w:p>
-      <w:pPr>
-        <w:pStyle w:val="Heading1"/>
-      </w:pPr>
-      <w:r>
-        <w:t xml:space="preserve">Reasons for the Problem</w:t>
-      </w:r>
-    </w:p>
-    <w:p>
-      <w:pPr>
-        <w:pStyle w:val="FirstParagraph"/>
-      </w:pPr>
-      <w:r>
-        <w:t xml:space="preserve">Beyond logistical challenges of time and money, there are several key reasons why the field has failed to study people’s development of psychopathology, longitudinally, across the lifespan.</w:t>
-      </w:r>
-      <w:r>
-        <w:t xml:space="preserve"> </w:t>
-      </w:r>
-      <w:r>
-        <w:t xml:space="preserve">First, diagnostic and taxonomic systems do not define psychopathology constructs from a developmental perspective.</w:t>
-      </w:r>
-      <w:r>
-        <w:t xml:space="preserve"> </w:t>
-      </w:r>
-      <w:r>
-        <w:t xml:space="preserve">A developmental perspective is crucial because psychopathology constructs often have earlier origins than their full clinical presentation, and forms of psychopathology frequently show changes in behavioral manifestation across development (heterotypic continuity).</w:t>
-      </w:r>
-      <w:r>
-        <w:t xml:space="preserve"> </w:t>
-      </w:r>
-      <w:r>
-        <w:t xml:space="preserve">Second, current assessments do not adequately capture these changes in behavioral manifestation.</w:t>
-      </w:r>
-      <w:r>
-        <w:t xml:space="preserve"> </w:t>
-      </w:r>
-      <w:r>
-        <w:t xml:space="preserve">Third, traditional scoring systems do not allow charting individuals’ change over time in the face of changing behavioral manifestation.</w:t>
-      </w:r>
-      <w:r>
-        <w:t xml:space="preserve"> </w:t>
-      </w:r>
-      <w:r>
-        <w:t xml:space="preserve">Fourth, current assessments are not well-suited for capturing the full range of individual differences, despite the dimensional nature of psychopathology.</w:t>
-      </w:r>
-      <w:r>
-        <w:t xml:space="preserve"> </w:t>
-      </w:r>
-      <w:r>
-        <w:t xml:space="preserve">Fifth, as a result of these limitations, current assessments are not well-suited for capturing individuals’ change over time.</w:t>
-      </w:r>
-    </w:p>
-    <w:p>
-      <w:pPr>
-        <w:pStyle w:val="BodyText"/>
-      </w:pPr>
-      <w:r>
-        <w:t xml:space="preserve">Below, we describe these reasons in detail.</w:t>
-      </w:r>
-      <w:r>
-        <w:t xml:space="preserve"> </w:t>
-      </w:r>
-      <w:r>
-        <w:t xml:space="preserve">To ground the discussion, we provide examples relating to externalizing psychopathology; however, these issues are not specific to externalizing.</w:t>
-      </w:r>
-    </w:p>
-    <w:bookmarkStart w:id="75" w:name="problems-of-constructs"/>
-    <w:p>
-      <w:pPr>
-        <w:pStyle w:val="Heading2"/>
-      </w:pPr>
-      <w:r>
-        <w:t xml:space="preserve">Problems of Constructs</w:t>
-      </w:r>
-    </w:p>
-    <w:p>
-      <w:pPr>
-        <w:pStyle w:val="FirstParagraph"/>
-      </w:pPr>
-      <w:r>
-        <w:t xml:space="preserve">The first reason the field has failed to adequately study individuals’ development of psychopathology across the lifespan represents a theory problem—namely, problems with constructs, and the codifying of those constructs in diagnostic and taxonomic systems.</w:t>
-      </w:r>
-      <w:r>
-        <w:t xml:space="preserve"> </w:t>
-      </w:r>
-      <w:r>
-        <w:t xml:space="preserve">In particular, our theories do not fully specify how constructs manifest behaviorally across the lifespan.</w:t>
-      </w:r>
-      <w:r>
-        <w:t xml:space="preserve"> </w:t>
-      </w:r>
-      <w:r>
-        <w:t xml:space="preserve">For instance, theories do not specify the features (e.g., cognitive, affective, or biological processes) or behaviors that characterize a given construct in each developmental period.</w:t>
-      </w:r>
-      <w:r>
-        <w:t xml:space="preserve"> </w:t>
-      </w:r>
-      <w:r>
-        <w:t xml:space="preserve">In addition, theories do not specify how those features or behaviors change across development with respect to how strongly they reflect the construct—as indicated by changes in factor loadings (in factor analysis) or discrimination (in item response theory)—or how they change in their level on the construct—as indicated by changes in intercepts (factor analysis) or difficulty/severity (item response theory).</w:t>
-      </w:r>
-    </w:p>
-    <w:p>
-      <w:pPr>
-        <w:pStyle w:val="BodyText"/>
-      </w:pPr>
-      <w:r>
-        <w:t xml:space="preserve">These gaps are important for several reasons.</w:t>
-      </w:r>
-      <w:r>
-        <w:t xml:space="preserve"> </w:t>
-      </w:r>
-      <w:r>
-        <w:t xml:space="preserve">First, psychopathology does not come from nowhere; psychopathology constructs often have earlier origins than their full clinical presentation.</w:t>
-      </w:r>
-      <w:r>
-        <w:t xml:space="preserve"> </w:t>
-      </w:r>
-      <w:r>
-        <w:t xml:space="preserve"> </w:t>
-      </w:r>
-      <w:r>
-        <w:t xml:space="preserve">In many cases, psychopathology may arise from the interaction of genetic and environmental factors, and their effects on biology, cognition, emotion, and behavior.</w:t>
-      </w:r>
-      <w:r>
-        <w:t xml:space="preserve"> </w:t>
-      </w:r>
-      <w:r>
-        <w:t xml:space="preserve">Such effects may accumulate and transpire over years.</w:t>
-      </w:r>
-      <w:r>
-        <w:t xml:space="preserve"> </w:t>
-      </w:r>
-      <w:r>
-        <w:t xml:space="preserve">Second, forms of psychopathology frequently show changes in behavioral manifestation across development—a phenomenon called heterotypic continuity</w:t>
-      </w:r>
-      <w:r>
-        <w:t xml:space="preserve"> </w:t>
-      </w:r>
-      <w:r>
-        <w:t xml:space="preserve">(</w:t>
-      </w:r>
-      <w:hyperlink w:anchor="ref-Caspi2006">
-        <w:r>
-          <w:rPr>
-            <w:rStyle w:val="Hyperlink"/>
-          </w:rPr>
-          <w:t xml:space="preserve">Caspi &amp; Shiner, 2006</w:t>
-        </w:r>
-      </w:hyperlink>
-      <w:r>
-        <w:t xml:space="preserve">;</w:t>
-      </w:r>
-      <w:r>
-        <w:t xml:space="preserve"> </w:t>
-      </w:r>
-      <w:hyperlink w:anchor="ref-Cicchetti2002">
-        <w:r>
-          <w:rPr>
-            <w:rStyle w:val="Hyperlink"/>
-          </w:rPr>
-          <w:t xml:space="preserve">Cicchetti &amp; Rogosch, 2002</w:t>
-        </w:r>
-      </w:hyperlink>
-      <w:r>
-        <w:t xml:space="preserve">;</w:t>
-      </w:r>
-      <w:r>
-        <w:t xml:space="preserve"> </w:t>
-      </w:r>
-      <w:hyperlink w:anchor="ref-Petersen2020">
-        <w:r>
-          <w:rPr>
-            <w:rStyle w:val="Hyperlink"/>
-          </w:rPr>
-          <w:t xml:space="preserve">Petersen et al., 2020</w:t>
-        </w:r>
-      </w:hyperlink>
-      <w:r>
-        <w:t xml:space="preserve">;</w:t>
-      </w:r>
-      <w:r>
-        <w:t xml:space="preserve"> </w:t>
-      </w:r>
-      <w:hyperlink w:anchor="ref-Petersen2024">
-        <w:r>
-          <w:rPr>
-            <w:rStyle w:val="Hyperlink"/>
-          </w:rPr>
-          <w:t xml:space="preserve">Petersen, 2024</w:t>
-        </w:r>
-      </w:hyperlink>
-      <w:r>
-        <w:t xml:space="preserve">)</w:t>
-      </w:r>
-      <w:r>
-        <w:t xml:space="preserve">.</w:t>
-      </w:r>
-    </w:p>
-    <w:p>
-      <w:pPr>
-        <w:pStyle w:val="BodyText"/>
-      </w:pPr>
-      <w:r>
-        <w:t xml:space="preserve">Considerable theoretical work attempts to characterize constructs across development.</w:t>
-      </w:r>
-      <w:r>
-        <w:t xml:space="preserve"> </w:t>
-      </w:r>
-      <w:r>
-        <w:t xml:space="preserve">For instance,</w:t>
-      </w:r>
-      <w:r>
-        <w:t xml:space="preserve"> </w:t>
-      </w:r>
-      <w:r>
-        <w:t xml:space="preserve">Patterson (</w:t>
-      </w:r>
-      <w:hyperlink w:anchor="ref-Patterson1993">
-        <w:r>
-          <w:rPr>
-            <w:rStyle w:val="Hyperlink"/>
-          </w:rPr>
-          <w:t xml:space="preserve">1993</w:t>
-        </w:r>
-      </w:hyperlink>
-      <w:r>
-        <w:t xml:space="preserve">)</w:t>
-      </w:r>
-      <w:r>
-        <w:t xml:space="preserve"> </w:t>
-      </w:r>
-      <w:r>
-        <w:t xml:space="preserve">characterized externalizing (</w:t>
-      </w:r>
-      <w:r>
-        <w:t xml:space="preserve">“antisocial”</w:t>
-      </w:r>
-      <w:r>
-        <w:t xml:space="preserve">) behavior as a chimera.</w:t>
-      </w:r>
-      <w:r>
-        <w:t xml:space="preserve"> </w:t>
-      </w:r>
-      <w:r>
-        <w:t xml:space="preserve">A chimera is a mythical creature with the body of a goat that, with development, grows the head a lion and then a tail of a snake.</w:t>
-      </w:r>
-      <w:r>
-        <w:t xml:space="preserve"> </w:t>
-      </w:r>
-      <w:r>
-        <w:t xml:space="preserve">Patterson (</w:t>
-      </w:r>
-      <w:hyperlink w:anchor="ref-Patterson1993">
-        <w:r>
-          <w:rPr>
-            <w:rStyle w:val="Hyperlink"/>
-          </w:rPr>
-          <w:t xml:space="preserve">1993</w:t>
-        </w:r>
-      </w:hyperlink>
-      <w:r>
-        <w:t xml:space="preserve">)</w:t>
-      </w:r>
-      <w:r>
-        <w:t xml:space="preserve"> </w:t>
-      </w:r>
-      <w:r>
-        <w:t xml:space="preserve">and</w:t>
-      </w:r>
-      <w:r>
-        <w:t xml:space="preserve"> </w:t>
-      </w:r>
-      <w:r>
-        <w:t xml:space="preserve">Moffitt (</w:t>
-      </w:r>
-      <w:hyperlink w:anchor="ref-Moffitt1993">
-        <w:r>
-          <w:rPr>
-            <w:rStyle w:val="Hyperlink"/>
-          </w:rPr>
-          <w:t xml:space="preserve">1993</w:t>
-        </w:r>
-      </w:hyperlink>
-      <w:r>
-        <w:t xml:space="preserve">)</w:t>
-      </w:r>
-      <w:r>
-        <w:t xml:space="preserve"> </w:t>
-      </w:r>
-      <w:r>
-        <w:t xml:space="preserve">argued that externalizing behavior changes in manifestation across development such that underlying antisociality is maintained while more mature features are added across development.</w:t>
-      </w:r>
-      <w:r>
-        <w:t xml:space="preserve"> </w:t>
-      </w:r>
-      <w:r>
-        <w:t xml:space="preserve">In particular, Patterson</w:t>
-      </w:r>
-      <w:r>
-        <w:t xml:space="preserve"> </w:t>
-      </w:r>
-      <w:r>
-        <w:t xml:space="preserve">(</w:t>
-      </w:r>
-      <w:hyperlink w:anchor="ref-Patterson1993">
-        <w:r>
-          <w:rPr>
-            <w:rStyle w:val="Hyperlink"/>
-          </w:rPr>
-          <w:t xml:space="preserve">1993</w:t>
-        </w:r>
-      </w:hyperlink>
-      <w:r>
-        <w:t xml:space="preserve">)</w:t>
-      </w:r>
-      <w:r>
-        <w:t xml:space="preserve"> </w:t>
-      </w:r>
-      <w:r>
-        <w:t xml:space="preserve">noted that some externalizing behaviors wane with age, such as temper tantrums, whereas other externalizing behaviors emerge with age, including the ability to inflict serious damage or harm with violence, burglary, and shoplifting, in addition to problems such as academic failure, peer rejection, substance problems, and arrest.</w:t>
-      </w:r>
-      <w:r>
-        <w:t xml:space="preserve"> </w:t>
-      </w:r>
-      <w:r>
-        <w:t xml:space="preserve">Moffitt (</w:t>
-      </w:r>
-      <w:hyperlink w:anchor="ref-Moffitt1993">
-        <w:r>
-          <w:rPr>
-            <w:rStyle w:val="Hyperlink"/>
-          </w:rPr>
-          <w:t xml:space="preserve">1993</w:t>
-        </w:r>
-      </w:hyperlink>
-      <w:r>
-        <w:t xml:space="preserve">)</w:t>
-      </w:r>
-      <w:r>
-        <w:t xml:space="preserve"> </w:t>
-      </w:r>
-      <w:r>
-        <w:t xml:space="preserve">noted that externalizing behaviors may manifest as</w:t>
-      </w:r>
-      <w:r>
-        <w:t xml:space="preserve"> </w:t>
-      </w:r>
-      <w:r>
-        <w:t xml:space="preserve">“biting and hitting at age 4, shoplifting and truancy at age 10, selling drugs and stealing cars at age 16, robbery and rape at age 22, and fraud and child abuse at age 30”</w:t>
-      </w:r>
-      <w:r>
-        <w:t xml:space="preserve">, and that the prognosis for individuals who engage in externalizing behavior throughout the life-course includes</w:t>
-      </w:r>
-      <w:r>
-        <w:t xml:space="preserve"> </w:t>
-      </w:r>
-      <w:r>
-        <w:t xml:space="preserve">“drug and alcohol addiction; unsatisfactory employment; unpaid debts; homelessness; drunk driving; violent assault; multiple and unstable relationships; spouse battery; abandoned, neglected, or abused children; and psychiatric illness”</w:t>
-      </w:r>
-      <w:r>
-        <w:t xml:space="preserve"> </w:t>
-      </w:r>
-      <w:r>
-        <w:t xml:space="preserve">(p. 679).</w:t>
-      </w:r>
-      <w:r>
-        <w:t xml:space="preserve"> </w:t>
-      </w:r>
-      <w:r>
-        <w:t xml:space="preserve">In general, externalizing behaviors are often expressed as overt acts in early childhood, such as physical aggression and temper tantrums; whereas externalizing behaviors are more often expressed later in development as covert and indirect or relational forms of aggression, rule breaking, and substance use</w:t>
-      </w:r>
-      <w:r>
-        <w:t xml:space="preserve"> </w:t>
-      </w:r>
-      <w:r>
-        <w:t xml:space="preserve">(</w:t>
-      </w:r>
-      <w:hyperlink w:anchor="ref-Miller2009">
-        <w:r>
-          <w:rPr>
-            <w:rStyle w:val="Hyperlink"/>
-          </w:rPr>
-          <w:t xml:space="preserve">Miller et al., 2009</w:t>
-        </w:r>
-      </w:hyperlink>
-      <w:r>
-        <w:t xml:space="preserve">;</w:t>
-      </w:r>
-      <w:r>
-        <w:t xml:space="preserve"> </w:t>
-      </w:r>
-      <w:hyperlink w:anchor="ref-Petersen2026">
-        <w:r>
-          <w:rPr>
-            <w:rStyle w:val="Hyperlink"/>
-          </w:rPr>
-          <w:t xml:space="preserve">Petersen et al., 2026</w:t>
-        </w:r>
-      </w:hyperlink>
-      <w:r>
-        <w:t xml:space="preserve">)</w:t>
-      </w:r>
-      <w:r>
-        <w:t xml:space="preserve">.</w:t>
-      </w:r>
-      <w:r>
-        <w:t xml:space="preserve"> </w:t>
-      </w:r>
-      <w:r>
-        <w:t xml:space="preserve">These age-differing behaviors show strong stability of individual differences, indicating a consistent underlying construct</w:t>
-      </w:r>
-      <w:r>
-        <w:t xml:space="preserve"> </w:t>
-      </w:r>
-      <w:r>
-        <w:t xml:space="preserve">(</w:t>
-      </w:r>
-      <w:hyperlink w:anchor="ref-Moffitt1993">
-        <w:r>
-          <w:rPr>
-            <w:rStyle w:val="Hyperlink"/>
-          </w:rPr>
-          <w:t xml:space="preserve">Moffitt, 1993</w:t>
-        </w:r>
-      </w:hyperlink>
-      <w:r>
-        <w:t xml:space="preserve">;</w:t>
-      </w:r>
-      <w:r>
-        <w:t xml:space="preserve"> </w:t>
-      </w:r>
-      <w:hyperlink w:anchor="ref-Patterson1993">
-        <w:r>
-          <w:rPr>
-            <w:rStyle w:val="Hyperlink"/>
-          </w:rPr>
-          <w:t xml:space="preserve">Patterson, 1993</w:t>
-        </w:r>
-      </w:hyperlink>
-      <w:r>
-        <w:t xml:space="preserve">)</w:t>
-      </w:r>
-      <w:r>
-        <w:t xml:space="preserve">.</w:t>
-      </w:r>
-      <w:r>
-        <w:t xml:space="preserve"> </w:t>
-      </w:r>
-      <w:r>
-        <w:t xml:space="preserve">Consistent with the Developmental Issues Framework</w:t>
-      </w:r>
-      <w:r>
-        <w:t xml:space="preserve"> </w:t>
-      </w:r>
-      <w:r>
-        <w:t xml:space="preserve">(</w:t>
-      </w:r>
-      <w:hyperlink w:anchor="ref-Sroufe2016">
-        <w:r>
-          <w:rPr>
-            <w:rStyle w:val="Hyperlink"/>
-          </w:rPr>
-          <w:t xml:space="preserve">Sroufe, 2016</w:t>
-        </w:r>
-      </w:hyperlink>
-      <w:r>
-        <w:t xml:space="preserve">)</w:t>
-      </w:r>
-      <w:r>
-        <w:t xml:space="preserve">, the changing expression of externalizing behavior likely reflects a combination of time-varying genetic and environmental factors, such as school entry transition, in combination with varying developmental tasks, different opportunities, and greater experience-dependent capacity</w:t>
-      </w:r>
-      <w:r>
-        <w:t xml:space="preserve"> </w:t>
-      </w:r>
-      <w:r>
-        <w:t xml:space="preserve">(</w:t>
-      </w:r>
-      <w:hyperlink w:anchor="ref-Petersen2020">
-        <w:r>
-          <w:rPr>
-            <w:rStyle w:val="Hyperlink"/>
-          </w:rPr>
-          <w:t xml:space="preserve">Petersen et al., 2020</w:t>
-        </w:r>
-      </w:hyperlink>
-      <w:r>
-        <w:t xml:space="preserve">)</w:t>
-      </w:r>
-      <w:r>
-        <w:t xml:space="preserve">.</w:t>
-      </w:r>
-    </w:p>
-    <w:p>
-      <w:pPr>
-        <w:pStyle w:val="BodyText"/>
-      </w:pPr>
-      <w:r>
-        <w:t xml:space="preserve">In addition to externalizing problems, both internalizing</w:t>
-      </w:r>
-      <w:r>
-        <w:t xml:space="preserve"> </w:t>
-      </w:r>
-      <w:r>
-        <w:t xml:space="preserve">(</w:t>
-      </w:r>
-      <w:hyperlink w:anchor="ref-Petersen2018">
-        <w:r>
-          <w:rPr>
-            <w:rStyle w:val="Hyperlink"/>
-          </w:rPr>
-          <w:t xml:space="preserve">Petersen et al., 2018</w:t>
-        </w:r>
-      </w:hyperlink>
-      <w:r>
-        <w:t xml:space="preserve">;</w:t>
-      </w:r>
-      <w:r>
-        <w:t xml:space="preserve"> </w:t>
-      </w:r>
-      <w:hyperlink w:anchor="ref-Weems2008">
-        <w:r>
-          <w:rPr>
-            <w:rStyle w:val="Hyperlink"/>
-          </w:rPr>
-          <w:t xml:space="preserve">Weems, 2008</w:t>
-        </w:r>
-      </w:hyperlink>
-      <w:r>
-        <w:t xml:space="preserve">;</w:t>
-      </w:r>
-      <w:r>
-        <w:t xml:space="preserve"> </w:t>
-      </w:r>
-      <w:hyperlink w:anchor="ref-Weiss2003">
-        <w:r>
-          <w:rPr>
-            <w:rStyle w:val="Hyperlink"/>
-          </w:rPr>
-          <w:t xml:space="preserve">Weiss &amp; Garber, 2003</w:t>
-        </w:r>
-      </w:hyperlink>
-      <w:r>
-        <w:t xml:space="preserve">)</w:t>
-      </w:r>
-      <w:r>
-        <w:t xml:space="preserve"> </w:t>
-      </w:r>
-      <w:r>
-        <w:t xml:space="preserve">and thought-disordered</w:t>
-      </w:r>
-      <w:r>
-        <w:t xml:space="preserve"> </w:t>
-      </w:r>
-      <w:r>
-        <w:t xml:space="preserve">(</w:t>
-      </w:r>
-      <w:hyperlink w:anchor="ref-Rutter2006">
-        <w:r>
-          <w:rPr>
-            <w:rStyle w:val="Hyperlink"/>
-          </w:rPr>
-          <w:t xml:space="preserve">Rutter et al., 2006</w:t>
-        </w:r>
-      </w:hyperlink>
-      <w:r>
-        <w:t xml:space="preserve">)</w:t>
-      </w:r>
-      <w:r>
-        <w:t xml:space="preserve"> </w:t>
-      </w:r>
-      <w:r>
-        <w:t xml:space="preserve">problems are thought to change in manifestation across development.</w:t>
-      </w:r>
-    </w:p>
-    <w:p>
-      <w:pPr>
-        <w:pStyle w:val="BodyText"/>
-      </w:pPr>
-      <w:r>
-        <w:t xml:space="preserve">However, more work is needed to developmentally parameterize constructs—to define constructs developmentally in terms of their features.</w:t>
-      </w:r>
-      <w:r>
-        <w:t xml:space="preserve"> </w:t>
-      </w:r>
-      <w:r>
-        <w:t xml:space="preserve">Recent empirical work suggests that it is uncommon for symptoms to change from one symptom to another for a given person at the subsequent measurement occasion</w:t>
-      </w:r>
-      <w:r>
-        <w:t xml:space="preserve"> </w:t>
-      </w:r>
-      <w:r>
-        <w:t xml:space="preserve">(</w:t>
-      </w:r>
-      <w:hyperlink w:anchor="ref-ApplegateInPress">
-        <w:r>
-          <w:rPr>
-            <w:rStyle w:val="Hyperlink"/>
-          </w:rPr>
-          <w:t xml:space="preserve">Applegate &amp; Lahey, in press</w:t>
-        </w:r>
-      </w:hyperlink>
-      <w:r>
-        <w:t xml:space="preserve">)</w:t>
-      </w:r>
-      <w:r>
-        <w:t xml:space="preserve">.</w:t>
-      </w:r>
-      <w:r>
-        <w:t xml:space="preserve"> </w:t>
-      </w:r>
-      <w:r>
-        <w:t xml:space="preserve">Nevertheless, the authors found that adding new symptoms and subtracting symptoms—other ways that a construct can change in manifestation—were both relatively common.</w:t>
-      </w:r>
-      <w:r>
-        <w:t xml:space="preserve"> </w:t>
-      </w:r>
-      <w:r>
-        <w:t xml:space="preserve">Moreover, just because a symptom persists does not mean that the behavioral manifestation of that symptom stays the same for that individual.</w:t>
-      </w:r>
-      <w:r>
-        <w:t xml:space="preserve"> </w:t>
-      </w:r>
-      <w:r>
-        <w:t xml:space="preserve">For instance, even if a symptom (e.g.,</w:t>
-      </w:r>
-      <w:r>
-        <w:t xml:space="preserve"> </w:t>
-      </w:r>
-      <w:r>
-        <w:t xml:space="preserve">“fighting”</w:t>
-      </w:r>
-      <w:r>
-        <w:t xml:space="preserve">) persists for an individual, their manifestation of that symptom could differ in form, function, or mechanism</w:t>
-      </w:r>
-      <w:r>
-        <w:t xml:space="preserve"> </w:t>
-      </w:r>
-      <w:r>
-        <w:t xml:space="preserve">(</w:t>
-      </w:r>
-      <w:hyperlink w:anchor="ref-Petersen2024">
-        <w:r>
-          <w:rPr>
-            <w:rStyle w:val="Hyperlink"/>
-          </w:rPr>
-          <w:t xml:space="preserve">Petersen, 2024</w:t>
-        </w:r>
-      </w:hyperlink>
-      <w:r>
-        <w:t xml:space="preserve">)</w:t>
-      </w:r>
-      <w:r>
-        <w:t xml:space="preserve">.</w:t>
-      </w:r>
-      <w:r>
-        <w:t xml:space="preserve"> </w:t>
-      </w:r>
-      <w:r>
-        <w:t xml:space="preserve">Thus, as noted by</w:t>
-      </w:r>
-      <w:r>
-        <w:t xml:space="preserve"> </w:t>
-      </w:r>
-      <w:r>
-        <w:t xml:space="preserve">Applegate and Lahey (</w:t>
-      </w:r>
-      <w:hyperlink w:anchor="ref-ApplegateInPress">
-        <w:r>
-          <w:rPr>
-            <w:rStyle w:val="Hyperlink"/>
-          </w:rPr>
-          <w:t xml:space="preserve">in press</w:t>
-        </w:r>
-      </w:hyperlink>
-      <w:r>
-        <w:t xml:space="preserve">)</w:t>
-      </w:r>
-      <w:r>
-        <w:t xml:space="preserve">,</w:t>
-      </w:r>
-      <w:r>
-        <w:t xml:space="preserve"> </w:t>
-      </w:r>
-      <w:r>
-        <w:t xml:space="preserve">“future causal theories will need to rest on a more detailed and nuanced description of persistence and change at the level of specific psychological problems.”</w:t>
-      </w:r>
-    </w:p>
-    <w:p>
-      <w:pPr>
-        <w:pStyle w:val="BodyText"/>
-      </w:pPr>
-      <w:r>
-        <w:t xml:space="preserve">Moreover, where such theories do indicate changes in behavioral manifestation across development, diagnostic and taxonomic systems do not incorporate these developmental changes.</w:t>
-      </w:r>
-    </w:p>
-    <w:bookmarkStart w:id="74" w:name="lack-of-a-developmental-perspective"/>
-    <w:p>
-      <w:pPr>
-        <w:pStyle w:val="Heading3"/>
-      </w:pPr>
-      <w:r>
-        <w:t xml:space="preserve">Lack of a Developmental Perspective</w:t>
-      </w:r>
-    </w:p>
-    <w:p>
-      <w:pPr>
-        <w:pStyle w:val="FirstParagraph"/>
-      </w:pPr>
-      <w:r>
-        <w:t xml:space="preserve">Diagnostic and taxonomic systems do not define psychopathology constructs from a developmental perspective.</w:t>
-      </w:r>
-      <w:r>
-        <w:t xml:space="preserve"> </w:t>
-      </w:r>
-      <w:r>
-        <w:t xml:space="preserve">The diagnostic systems, including the Diagnostic and Statistical Manual of Mental Disorders</w:t>
-      </w:r>
-      <w:r>
-        <w:t xml:space="preserve"> </w:t>
-      </w:r>
-      <w:r>
-        <w:t xml:space="preserve">(DSM-5-TR;</w:t>
-      </w:r>
-      <w:r>
-        <w:t xml:space="preserve"> </w:t>
-      </w:r>
-      <w:hyperlink w:anchor="ref-APA2022">
-        <w:r>
-          <w:rPr>
-            <w:rStyle w:val="Hyperlink"/>
-          </w:rPr>
-          <w:t xml:space="preserve">American Psychiatric Association, 2022</w:t>
-        </w:r>
-      </w:hyperlink>
-      <w:r>
-        <w:t xml:space="preserve">)</w:t>
-      </w:r>
-      <w:r>
-        <w:t xml:space="preserve"> </w:t>
-      </w:r>
-      <w:r>
-        <w:t xml:space="preserve">and the International Classification of Diseases</w:t>
-      </w:r>
-      <w:r>
-        <w:t xml:space="preserve"> </w:t>
-      </w:r>
-      <w:r>
-        <w:t xml:space="preserve">(ICD-11;</w:t>
-      </w:r>
-      <w:r>
-        <w:t xml:space="preserve"> </w:t>
-      </w:r>
-      <w:hyperlink w:anchor="ref-WHO2022">
-        <w:r>
-          <w:rPr>
-            <w:rStyle w:val="Hyperlink"/>
-          </w:rPr>
-          <w:t xml:space="preserve">World Health Organization, 2022</w:t>
-        </w:r>
-      </w:hyperlink>
-      <w:r>
-        <w:t xml:space="preserve">)</w:t>
-      </w:r>
-      <w:r>
-        <w:t xml:space="preserve">, specify various externalizing-related disorders, including attention-deficit/hyperactivity disorder (ADHD), oppositional defiant disorder (ODD), conduct disorder (CD), and antisocial personality disorder (ASPD).</w:t>
-      </w:r>
-      <w:r>
-        <w:t xml:space="preserve"> </w:t>
-      </w:r>
-      <w:r>
-        <w:t xml:space="preserve">Among externalizing-related disorders—with few exceptions</w:t>
-      </w:r>
-      <w:r>
-        <w:rPr>
-          <w:rStyle w:val="FootnoteReference"/>
-        </w:rPr>
-        <w:footnoteReference w:id="72"/>
-      </w:r>
-      <w:r>
-        <w:t xml:space="preserve">—the diagnostic criteria do not differ across development, even though diagnostic manuals acknowledge that developmental factors impact symptom presentation</w:t>
-      </w:r>
-      <w:r>
-        <w:rPr>
-          <w:rStyle w:val="FootnoteReference"/>
-        </w:rPr>
-        <w:footnoteReference w:id="73"/>
-      </w:r>
-      <w:r>
-        <w:t xml:space="preserve">.</w:t>
-      </w:r>
-      <w:r>
-        <w:t xml:space="preserve"> </w:t>
-      </w:r>
-      <w:r>
-        <w:t xml:space="preserve">In addition to diagnostic systems, emerging taxonomies and frameworks of psychopathology—including the hierarchical taxonomy of psychopathology (HiTOP) and research domain criteria (RDoC)—do not incorporate a developental perspective</w:t>
-      </w:r>
-      <w:r>
-        <w:t xml:space="preserve"> </w:t>
-      </w:r>
-      <w:r>
-        <w:t xml:space="preserve">(</w:t>
-      </w:r>
-      <w:hyperlink w:anchor="ref-Tackett2022">
-        <w:r>
-          <w:rPr>
-            <w:rStyle w:val="Hyperlink"/>
-          </w:rPr>
-          <w:t xml:space="preserve">Tackett &amp; Hallquist, 2022</w:t>
-        </w:r>
-      </w:hyperlink>
-      <w:r>
-        <w:t xml:space="preserve">)</w:t>
-      </w:r>
-      <w:r>
-        <w:t xml:space="preserve">.</w:t>
       </w:r>
     </w:p>
     <w:bookmarkEnd w:id="74"/>
     <w:bookmarkEnd w:id="75"/>
-    <w:bookmarkStart w:id="85" w:name="X08761d2e933d3c63251c7853a991975a4515ca5"/>
+    <w:bookmarkStart w:id="91" w:name="reasons-for-the-problem"/>
+    <w:p>
+      <w:pPr>
+        <w:pStyle w:val="Heading1"/>
+      </w:pPr>
+      <w:r>
+        <w:t xml:space="preserve">Reasons for the Problem</w:t>
+      </w:r>
+    </w:p>
+    <w:p>
+      <w:pPr>
+        <w:pStyle w:val="FirstParagraph"/>
+      </w:pPr>
+      <w:r>
+        <w:t xml:space="preserve">Beyond logistical challenges of time and money, there are several key reasons why the field has failed to study people’s development of psychopathology, longitudinally, across the lifespan.</w:t>
+      </w:r>
+      <w:r>
+        <w:t xml:space="preserve"> </w:t>
+      </w:r>
+      <w:r>
+        <w:t xml:space="preserve">First, diagnostic and taxonomic systems do not define psychopathology constructs from a developmental perspective.</w:t>
+      </w:r>
+      <w:r>
+        <w:t xml:space="preserve"> </w:t>
+      </w:r>
+      <w:r>
+        <w:t xml:space="preserve">A developmental perspective is crucial because psychopathology constructs often have earlier origins than their full clinical presentation, and forms of psychopathology frequently show changes in behavioral manifestation across development (heterotypic continuity).</w:t>
+      </w:r>
+      <w:r>
+        <w:t xml:space="preserve"> </w:t>
+      </w:r>
+      <w:r>
+        <w:t xml:space="preserve">Second, current assessments do not adequately capture these changes in behavioral manifestation.</w:t>
+      </w:r>
+      <w:r>
+        <w:t xml:space="preserve"> </w:t>
+      </w:r>
+      <w:r>
+        <w:t xml:space="preserve">Third, traditional scoring systems do not allow charting individuals’ change over time in the face of changing behavioral manifestation.</w:t>
+      </w:r>
+      <w:r>
+        <w:t xml:space="preserve"> </w:t>
+      </w:r>
+      <w:r>
+        <w:t xml:space="preserve">Fourth, current assessments are not well-suited for capturing the full range of individual differences, despite the dimensional nature of psychopathology.</w:t>
+      </w:r>
+      <w:r>
+        <w:t xml:space="preserve"> </w:t>
+      </w:r>
+      <w:r>
+        <w:t xml:space="preserve">Fifth, as a result of these limitations, current assessments are not well-suited for capturing individuals’ change over time.</w:t>
+      </w:r>
+    </w:p>
+    <w:p>
+      <w:pPr>
+        <w:pStyle w:val="BodyText"/>
+      </w:pPr>
+      <w:r>
+        <w:t xml:space="preserve">Below, we describe these reasons in detail.</w:t>
+      </w:r>
+      <w:r>
+        <w:t xml:space="preserve"> </w:t>
+      </w:r>
+      <w:r>
+        <w:t xml:space="preserve">To ground the discussion, we provide examples relating to externalizing psychopathology; however, these issues are not specific to externalizing.</w:t>
+      </w:r>
+    </w:p>
+    <w:bookmarkStart w:id="79" w:name="problems-of-constructs"/>
     <w:p>
       <w:pPr>
         <w:pStyle w:val="Heading2"/>
       </w:pPr>
       <w:r>
+        <w:t xml:space="preserve">Problems of Constructs</w:t>
+      </w:r>
+    </w:p>
+    <w:p>
+      <w:pPr>
+        <w:pStyle w:val="FirstParagraph"/>
+      </w:pPr>
+      <w:r>
+        <w:t xml:space="preserve">The first reason the field has failed to adequately study individuals’ development of psychopathology across the lifespan represents a theory problem—namely, problems with constructs, and the codifying of those constructs in diagnostic and taxonomic systems.</w:t>
+      </w:r>
+      <w:r>
+        <w:t xml:space="preserve"> </w:t>
+      </w:r>
+      <w:r>
+        <w:t xml:space="preserve">In particular, our theories do not fully specify how constructs manifest behaviorally across the lifespan.</w:t>
+      </w:r>
+      <w:r>
+        <w:t xml:space="preserve"> </w:t>
+      </w:r>
+      <w:r>
+        <w:t xml:space="preserve">For instance, theories do not specify the features (e.g., cognitive, affective, or biological processes) or behaviors that characterize a given construct in each developmental period.</w:t>
+      </w:r>
+      <w:r>
+        <w:t xml:space="preserve"> </w:t>
+      </w:r>
+      <w:r>
+        <w:t xml:space="preserve">In addition, theories do not specify how those features or behaviors change across development with respect to how strongly they reflect the construct—as indicated by changes in factor loadings (in factor analysis) or discrimination (in item response theory)—or how they change in their level on the construct—as indicated by changes in intercepts (factor analysis) or difficulty/severity (item response theory).</w:t>
+      </w:r>
+    </w:p>
+    <w:p>
+      <w:pPr>
+        <w:pStyle w:val="BodyText"/>
+      </w:pPr>
+      <w:r>
+        <w:t xml:space="preserve">These gaps are important for several reasons.</w:t>
+      </w:r>
+      <w:r>
+        <w:t xml:space="preserve"> </w:t>
+      </w:r>
+      <w:r>
+        <w:t xml:space="preserve">First, psychopathology does not come from nowhere; psychopathology constructs often have earlier origins than their full clinical presentation.</w:t>
+      </w:r>
+      <w:r>
+        <w:t xml:space="preserve"> </w:t>
+      </w:r>
+      <w:r>
+        <w:t xml:space="preserve"> </w:t>
+      </w:r>
+      <w:r>
+        <w:t xml:space="preserve">In many cases, psychopathology may arise from the interaction of genetic and environmental factors, and their effects on biology, cognition, emotion, and behavior.</w:t>
+      </w:r>
+      <w:r>
+        <w:t xml:space="preserve"> </w:t>
+      </w:r>
+      <w:r>
+        <w:t xml:space="preserve">Such effects may accumulate and transpire over years.</w:t>
+      </w:r>
+      <w:r>
+        <w:t xml:space="preserve"> </w:t>
+      </w:r>
+      <w:r>
+        <w:t xml:space="preserve">Second, forms of psychopathology frequently show changes in behavioral manifestation across development—a phenomenon called heterotypic continuity</w:t>
+      </w:r>
+      <w:r>
+        <w:t xml:space="preserve"> </w:t>
+      </w:r>
+      <w:r>
+        <w:t xml:space="preserve">(</w:t>
+      </w:r>
+      <w:hyperlink w:anchor="ref-Caspi2006">
+        <w:r>
+          <w:rPr>
+            <w:rStyle w:val="Hyperlink"/>
+          </w:rPr>
+          <w:t xml:space="preserve">Caspi &amp; Shiner, 2006</w:t>
+        </w:r>
+      </w:hyperlink>
+      <w:r>
+        <w:t xml:space="preserve">;</w:t>
+      </w:r>
+      <w:r>
+        <w:t xml:space="preserve"> </w:t>
+      </w:r>
+      <w:hyperlink w:anchor="ref-Cicchetti2002">
+        <w:r>
+          <w:rPr>
+            <w:rStyle w:val="Hyperlink"/>
+          </w:rPr>
+          <w:t xml:space="preserve">Cicchetti &amp; Rogosch, 2002</w:t>
+        </w:r>
+      </w:hyperlink>
+      <w:r>
+        <w:t xml:space="preserve">;</w:t>
+      </w:r>
+      <w:r>
+        <w:t xml:space="preserve"> </w:t>
+      </w:r>
+      <w:hyperlink w:anchor="ref-Petersen2020">
+        <w:r>
+          <w:rPr>
+            <w:rStyle w:val="Hyperlink"/>
+          </w:rPr>
+          <w:t xml:space="preserve">Petersen et al., 2020</w:t>
+        </w:r>
+      </w:hyperlink>
+      <w:r>
+        <w:t xml:space="preserve">;</w:t>
+      </w:r>
+      <w:r>
+        <w:t xml:space="preserve"> </w:t>
+      </w:r>
+      <w:hyperlink w:anchor="ref-Petersen2024">
+        <w:r>
+          <w:rPr>
+            <w:rStyle w:val="Hyperlink"/>
+          </w:rPr>
+          <w:t xml:space="preserve">Petersen, 2024</w:t>
+        </w:r>
+      </w:hyperlink>
+      <w:r>
+        <w:t xml:space="preserve">)</w:t>
+      </w:r>
+      <w:r>
+        <w:t xml:space="preserve">.</w:t>
+      </w:r>
+    </w:p>
+    <w:p>
+      <w:pPr>
+        <w:pStyle w:val="BodyText"/>
+      </w:pPr>
+      <w:r>
+        <w:t xml:space="preserve">Considerable theoretical work attempts to characterize constructs across development.</w:t>
+      </w:r>
+      <w:r>
+        <w:t xml:space="preserve"> </w:t>
+      </w:r>
+      <w:r>
+        <w:t xml:space="preserve">For instance,</w:t>
+      </w:r>
+      <w:r>
+        <w:t xml:space="preserve"> </w:t>
+      </w:r>
+      <w:r>
+        <w:t xml:space="preserve">Patterson (</w:t>
+      </w:r>
+      <w:hyperlink w:anchor="ref-Patterson1993">
+        <w:r>
+          <w:rPr>
+            <w:rStyle w:val="Hyperlink"/>
+          </w:rPr>
+          <w:t xml:space="preserve">1993</w:t>
+        </w:r>
+      </w:hyperlink>
+      <w:r>
+        <w:t xml:space="preserve">)</w:t>
+      </w:r>
+      <w:r>
+        <w:t xml:space="preserve"> </w:t>
+      </w:r>
+      <w:r>
+        <w:t xml:space="preserve">characterized externalizing (</w:t>
+      </w:r>
+      <w:r>
+        <w:t xml:space="preserve">“antisocial”</w:t>
+      </w:r>
+      <w:r>
+        <w:t xml:space="preserve">) behavior as a chimera.</w:t>
+      </w:r>
+      <w:r>
+        <w:t xml:space="preserve"> </w:t>
+      </w:r>
+      <w:r>
+        <w:t xml:space="preserve">A chimera is a mythical creature with the body of a goat that, with development, grows the head a lion and then a tail of a snake.</w:t>
+      </w:r>
+      <w:r>
+        <w:t xml:space="preserve"> </w:t>
+      </w:r>
+      <w:r>
+        <w:t xml:space="preserve">Patterson (</w:t>
+      </w:r>
+      <w:hyperlink w:anchor="ref-Patterson1993">
+        <w:r>
+          <w:rPr>
+            <w:rStyle w:val="Hyperlink"/>
+          </w:rPr>
+          <w:t xml:space="preserve">1993</w:t>
+        </w:r>
+      </w:hyperlink>
+      <w:r>
+        <w:t xml:space="preserve">)</w:t>
+      </w:r>
+      <w:r>
+        <w:t xml:space="preserve"> </w:t>
+      </w:r>
+      <w:r>
+        <w:t xml:space="preserve">and</w:t>
+      </w:r>
+      <w:r>
+        <w:t xml:space="preserve"> </w:t>
+      </w:r>
+      <w:r>
+        <w:t xml:space="preserve">Moffitt (</w:t>
+      </w:r>
+      <w:hyperlink w:anchor="ref-Moffitt1993">
+        <w:r>
+          <w:rPr>
+            <w:rStyle w:val="Hyperlink"/>
+          </w:rPr>
+          <w:t xml:space="preserve">1993</w:t>
+        </w:r>
+      </w:hyperlink>
+      <w:r>
+        <w:t xml:space="preserve">)</w:t>
+      </w:r>
+      <w:r>
+        <w:t xml:space="preserve"> </w:t>
+      </w:r>
+      <w:r>
+        <w:t xml:space="preserve">argued that externalizing behavior changes in manifestation across development such that underlying antisociality is maintained while more mature features are added across development.</w:t>
+      </w:r>
+      <w:r>
+        <w:t xml:space="preserve"> </w:t>
+      </w:r>
+      <w:r>
+        <w:t xml:space="preserve">In particular, Patterson</w:t>
+      </w:r>
+      <w:r>
+        <w:t xml:space="preserve"> </w:t>
+      </w:r>
+      <w:r>
+        <w:t xml:space="preserve">(</w:t>
+      </w:r>
+      <w:hyperlink w:anchor="ref-Patterson1993">
+        <w:r>
+          <w:rPr>
+            <w:rStyle w:val="Hyperlink"/>
+          </w:rPr>
+          <w:t xml:space="preserve">1993</w:t>
+        </w:r>
+      </w:hyperlink>
+      <w:r>
+        <w:t xml:space="preserve">)</w:t>
+      </w:r>
+      <w:r>
+        <w:t xml:space="preserve"> </w:t>
+      </w:r>
+      <w:r>
+        <w:t xml:space="preserve">noted that some externalizing behaviors wane with age, such as temper tantrums, whereas other externalizing behaviors emerge with age, including the ability to inflict serious damage or harm with violence, burglary, and shoplifting, in addition to problems such as academic failure, peer rejection, substance problems, and arrest.</w:t>
+      </w:r>
+      <w:r>
+        <w:t xml:space="preserve"> </w:t>
+      </w:r>
+      <w:r>
+        <w:t xml:space="preserve">Moffitt (</w:t>
+      </w:r>
+      <w:hyperlink w:anchor="ref-Moffitt1993">
+        <w:r>
+          <w:rPr>
+            <w:rStyle w:val="Hyperlink"/>
+          </w:rPr>
+          <w:t xml:space="preserve">1993</w:t>
+        </w:r>
+      </w:hyperlink>
+      <w:r>
+        <w:t xml:space="preserve">)</w:t>
+      </w:r>
+      <w:r>
+        <w:t xml:space="preserve"> </w:t>
+      </w:r>
+      <w:r>
+        <w:t xml:space="preserve">noted that externalizing behaviors may manifest as</w:t>
+      </w:r>
+      <w:r>
+        <w:t xml:space="preserve"> </w:t>
+      </w:r>
+      <w:r>
+        <w:t xml:space="preserve">“biting and hitting at age 4, shoplifting and truancy at age 10, selling drugs and stealing cars at age 16, robbery and rape at age 22, and fraud and child abuse at age 30”</w:t>
+      </w:r>
+      <w:r>
+        <w:t xml:space="preserve">, and that the prognosis for individuals who engage in externalizing behavior throughout the life-course includes</w:t>
+      </w:r>
+      <w:r>
+        <w:t xml:space="preserve"> </w:t>
+      </w:r>
+      <w:r>
+        <w:t xml:space="preserve">“drug and alcohol addiction; unsatisfactory employment; unpaid debts; homelessness; drunk driving; violent assault; multiple and unstable relationships; spouse battery; abandoned, neglected, or abused children; and psychiatric illness”</w:t>
+      </w:r>
+      <w:r>
+        <w:t xml:space="preserve"> </w:t>
+      </w:r>
+      <w:r>
+        <w:t xml:space="preserve">(p. 679).</w:t>
+      </w:r>
+      <w:r>
+        <w:t xml:space="preserve"> </w:t>
+      </w:r>
+      <w:r>
+        <w:t xml:space="preserve">In general, externalizing behaviors are often expressed as overt acts in early childhood, such as physical aggression and temper tantrums; whereas externalizing behaviors are more often expressed later in development as covert and indirect or relational forms of aggression, rule breaking, and substance use</w:t>
+      </w:r>
+      <w:r>
+        <w:t xml:space="preserve"> </w:t>
+      </w:r>
+      <w:r>
+        <w:t xml:space="preserve">(</w:t>
+      </w:r>
+      <w:hyperlink w:anchor="ref-Miller2009">
+        <w:r>
+          <w:rPr>
+            <w:rStyle w:val="Hyperlink"/>
+          </w:rPr>
+          <w:t xml:space="preserve">Miller et al., 2009</w:t>
+        </w:r>
+      </w:hyperlink>
+      <w:r>
+        <w:t xml:space="preserve">;</w:t>
+      </w:r>
+      <w:r>
+        <w:t xml:space="preserve"> </w:t>
+      </w:r>
+      <w:hyperlink w:anchor="ref-Petersen2026">
+        <w:r>
+          <w:rPr>
+            <w:rStyle w:val="Hyperlink"/>
+          </w:rPr>
+          <w:t xml:space="preserve">Petersen et al., 2026</w:t>
+        </w:r>
+      </w:hyperlink>
+      <w:r>
+        <w:t xml:space="preserve">)</w:t>
+      </w:r>
+      <w:r>
+        <w:t xml:space="preserve">.</w:t>
+      </w:r>
+      <w:r>
+        <w:t xml:space="preserve"> </w:t>
+      </w:r>
+      <w:r>
+        <w:t xml:space="preserve">These age-differing behaviors show strong stability of individual differences, indicating a consistent underlying construct</w:t>
+      </w:r>
+      <w:r>
+        <w:t xml:space="preserve"> </w:t>
+      </w:r>
+      <w:r>
+        <w:t xml:space="preserve">(</w:t>
+      </w:r>
+      <w:hyperlink w:anchor="ref-Moffitt1993">
+        <w:r>
+          <w:rPr>
+            <w:rStyle w:val="Hyperlink"/>
+          </w:rPr>
+          <w:t xml:space="preserve">Moffitt, 1993</w:t>
+        </w:r>
+      </w:hyperlink>
+      <w:r>
+        <w:t xml:space="preserve">;</w:t>
+      </w:r>
+      <w:r>
+        <w:t xml:space="preserve"> </w:t>
+      </w:r>
+      <w:hyperlink w:anchor="ref-Patterson1993">
+        <w:r>
+          <w:rPr>
+            <w:rStyle w:val="Hyperlink"/>
+          </w:rPr>
+          <w:t xml:space="preserve">Patterson, 1993</w:t>
+        </w:r>
+      </w:hyperlink>
+      <w:r>
+        <w:t xml:space="preserve">)</w:t>
+      </w:r>
+      <w:r>
+        <w:t xml:space="preserve">.</w:t>
+      </w:r>
+      <w:r>
+        <w:t xml:space="preserve"> </w:t>
+      </w:r>
+      <w:r>
+        <w:t xml:space="preserve">Consistent with the Developmental Issues Framework</w:t>
+      </w:r>
+      <w:r>
+        <w:t xml:space="preserve"> </w:t>
+      </w:r>
+      <w:r>
+        <w:t xml:space="preserve">(</w:t>
+      </w:r>
+      <w:hyperlink w:anchor="ref-Sroufe2016">
+        <w:r>
+          <w:rPr>
+            <w:rStyle w:val="Hyperlink"/>
+          </w:rPr>
+          <w:t xml:space="preserve">Sroufe, 2016</w:t>
+        </w:r>
+      </w:hyperlink>
+      <w:r>
+        <w:t xml:space="preserve">)</w:t>
+      </w:r>
+      <w:r>
+        <w:t xml:space="preserve">, the changing expression of externalizing behavior likely reflects a combination of time-varying genetic and environmental factors, such as school entry transition, in combination with varying developmental tasks, different opportunities, and greater experience-dependent capacity</w:t>
+      </w:r>
+      <w:r>
+        <w:t xml:space="preserve"> </w:t>
+      </w:r>
+      <w:r>
+        <w:t xml:space="preserve">(</w:t>
+      </w:r>
+      <w:hyperlink w:anchor="ref-Petersen2020">
+        <w:r>
+          <w:rPr>
+            <w:rStyle w:val="Hyperlink"/>
+          </w:rPr>
+          <w:t xml:space="preserve">Petersen et al., 2020</w:t>
+        </w:r>
+      </w:hyperlink>
+      <w:r>
+        <w:t xml:space="preserve">)</w:t>
+      </w:r>
+      <w:r>
+        <w:t xml:space="preserve">.</w:t>
+      </w:r>
+    </w:p>
+    <w:p>
+      <w:pPr>
+        <w:pStyle w:val="BodyText"/>
+      </w:pPr>
+      <w:r>
+        <w:t xml:space="preserve">In addition to externalizing problems, both internalizing</w:t>
+      </w:r>
+      <w:r>
+        <w:t xml:space="preserve"> </w:t>
+      </w:r>
+      <w:r>
+        <w:t xml:space="preserve">(</w:t>
+      </w:r>
+      <w:hyperlink w:anchor="ref-Petersen2018">
+        <w:r>
+          <w:rPr>
+            <w:rStyle w:val="Hyperlink"/>
+          </w:rPr>
+          <w:t xml:space="preserve">Petersen et al., 2018</w:t>
+        </w:r>
+      </w:hyperlink>
+      <w:r>
+        <w:t xml:space="preserve">;</w:t>
+      </w:r>
+      <w:r>
+        <w:t xml:space="preserve"> </w:t>
+      </w:r>
+      <w:hyperlink w:anchor="ref-Weems2008">
+        <w:r>
+          <w:rPr>
+            <w:rStyle w:val="Hyperlink"/>
+          </w:rPr>
+          <w:t xml:space="preserve">Weems, 2008</w:t>
+        </w:r>
+      </w:hyperlink>
+      <w:r>
+        <w:t xml:space="preserve">;</w:t>
+      </w:r>
+      <w:r>
+        <w:t xml:space="preserve"> </w:t>
+      </w:r>
+      <w:hyperlink w:anchor="ref-Weiss2003">
+        <w:r>
+          <w:rPr>
+            <w:rStyle w:val="Hyperlink"/>
+          </w:rPr>
+          <w:t xml:space="preserve">Weiss &amp; Garber, 2003</w:t>
+        </w:r>
+      </w:hyperlink>
+      <w:r>
+        <w:t xml:space="preserve">)</w:t>
+      </w:r>
+      <w:r>
+        <w:t xml:space="preserve"> </w:t>
+      </w:r>
+      <w:r>
+        <w:t xml:space="preserve">and thought-disordered</w:t>
+      </w:r>
+      <w:r>
+        <w:t xml:space="preserve"> </w:t>
+      </w:r>
+      <w:r>
+        <w:t xml:space="preserve">(</w:t>
+      </w:r>
+      <w:hyperlink w:anchor="ref-Rutter2006">
+        <w:r>
+          <w:rPr>
+            <w:rStyle w:val="Hyperlink"/>
+          </w:rPr>
+          <w:t xml:space="preserve">Rutter et al., 2006</w:t>
+        </w:r>
+      </w:hyperlink>
+      <w:r>
+        <w:t xml:space="preserve">)</w:t>
+      </w:r>
+      <w:r>
+        <w:t xml:space="preserve"> </w:t>
+      </w:r>
+      <w:r>
+        <w:t xml:space="preserve">problems are thought to change in manifestation across development.</w:t>
+      </w:r>
+    </w:p>
+    <w:p>
+      <w:pPr>
+        <w:pStyle w:val="BodyText"/>
+      </w:pPr>
+      <w:r>
+        <w:t xml:space="preserve">However, more work is needed to developmentally parameterize constructs—to define constructs developmentally in terms of their features.</w:t>
+      </w:r>
+      <w:r>
+        <w:t xml:space="preserve"> </w:t>
+      </w:r>
+      <w:r>
+        <w:t xml:space="preserve">Recent empirical work suggests that it is uncommon for symptoms to change from one symptom to another for a given person at the subsequent measurement occasion</w:t>
+      </w:r>
+      <w:r>
+        <w:t xml:space="preserve"> </w:t>
+      </w:r>
+      <w:r>
+        <w:t xml:space="preserve">(</w:t>
+      </w:r>
+      <w:hyperlink w:anchor="ref-ApplegateInPress">
+        <w:r>
+          <w:rPr>
+            <w:rStyle w:val="Hyperlink"/>
+          </w:rPr>
+          <w:t xml:space="preserve">Applegate &amp; Lahey, in press</w:t>
+        </w:r>
+      </w:hyperlink>
+      <w:r>
+        <w:t xml:space="preserve">)</w:t>
+      </w:r>
+      <w:r>
+        <w:t xml:space="preserve">.</w:t>
+      </w:r>
+      <w:r>
+        <w:t xml:space="preserve"> </w:t>
+      </w:r>
+      <w:r>
+        <w:t xml:space="preserve">Nevertheless, the authors found that adding new symptoms and subtracting symptoms—other ways that a construct can change in manifestation—were both relatively common.</w:t>
+      </w:r>
+      <w:r>
+        <w:t xml:space="preserve"> </w:t>
+      </w:r>
+      <w:r>
+        <w:t xml:space="preserve">Moreover, just because a symptom persists does not mean that the behavioral manifestation of that symptom stays the same for that individual.</w:t>
+      </w:r>
+      <w:r>
+        <w:t xml:space="preserve"> </w:t>
+      </w:r>
+      <w:r>
+        <w:t xml:space="preserve">For instance, even if a symptom (e.g.,</w:t>
+      </w:r>
+      <w:r>
+        <w:t xml:space="preserve"> </w:t>
+      </w:r>
+      <w:r>
+        <w:t xml:space="preserve">“fighting”</w:t>
+      </w:r>
+      <w:r>
+        <w:t xml:space="preserve">) persists for an individual, their manifestation of that symptom could differ in form, function, or mechanism</w:t>
+      </w:r>
+      <w:r>
+        <w:t xml:space="preserve"> </w:t>
+      </w:r>
+      <w:r>
+        <w:t xml:space="preserve">(</w:t>
+      </w:r>
+      <w:hyperlink w:anchor="ref-Petersen2024">
+        <w:r>
+          <w:rPr>
+            <w:rStyle w:val="Hyperlink"/>
+          </w:rPr>
+          <w:t xml:space="preserve">Petersen, 2024</w:t>
+        </w:r>
+      </w:hyperlink>
+      <w:r>
+        <w:t xml:space="preserve">)</w:t>
+      </w:r>
+      <w:r>
+        <w:t xml:space="preserve">.</w:t>
+      </w:r>
+      <w:r>
+        <w:t xml:space="preserve"> </w:t>
+      </w:r>
+      <w:r>
+        <w:t xml:space="preserve">Thus, as noted by</w:t>
+      </w:r>
+      <w:r>
+        <w:t xml:space="preserve"> </w:t>
+      </w:r>
+      <w:r>
+        <w:t xml:space="preserve">Applegate and Lahey (</w:t>
+      </w:r>
+      <w:hyperlink w:anchor="ref-ApplegateInPress">
+        <w:r>
+          <w:rPr>
+            <w:rStyle w:val="Hyperlink"/>
+          </w:rPr>
+          <w:t xml:space="preserve">in press</w:t>
+        </w:r>
+      </w:hyperlink>
+      <w:r>
+        <w:t xml:space="preserve">)</w:t>
+      </w:r>
+      <w:r>
+        <w:t xml:space="preserve">,</w:t>
+      </w:r>
+      <w:r>
+        <w:t xml:space="preserve"> </w:t>
+      </w:r>
+      <w:r>
+        <w:t xml:space="preserve">“future causal theories will need to rest on a more detailed and nuanced description of persistence and change at the level of specific psychological problems.”</w:t>
+      </w:r>
+    </w:p>
+    <w:p>
+      <w:pPr>
+        <w:pStyle w:val="BodyText"/>
+      </w:pPr>
+      <w:r>
+        <w:t xml:space="preserve">Moreover, where such theories do indicate changes in behavioral manifestation across development, diagnostic and taxonomic systems do not incorporate these developmental changes.</w:t>
+      </w:r>
+    </w:p>
+    <w:bookmarkStart w:id="78" w:name="lack-of-a-developmental-perspective"/>
+    <w:p>
+      <w:pPr>
+        <w:pStyle w:val="Heading3"/>
+      </w:pPr>
+      <w:r>
+        <w:t xml:space="preserve">Lack of a Developmental Perspective</w:t>
+      </w:r>
+    </w:p>
+    <w:p>
+      <w:pPr>
+        <w:pStyle w:val="FirstParagraph"/>
+      </w:pPr>
+      <w:r>
+        <w:t xml:space="preserve">Diagnostic and taxonomic systems do not define psychopathology constructs from a developmental perspective.</w:t>
+      </w:r>
+      <w:r>
+        <w:t xml:space="preserve"> </w:t>
+      </w:r>
+      <w:r>
+        <w:t xml:space="preserve">The diagnostic systems, including the Diagnostic and Statistical Manual of Mental Disorders</w:t>
+      </w:r>
+      <w:r>
+        <w:t xml:space="preserve"> </w:t>
+      </w:r>
+      <w:r>
+        <w:t xml:space="preserve">(DSM-5-TR;</w:t>
+      </w:r>
+      <w:r>
+        <w:t xml:space="preserve"> </w:t>
+      </w:r>
+      <w:hyperlink w:anchor="ref-APA2022">
+        <w:r>
+          <w:rPr>
+            <w:rStyle w:val="Hyperlink"/>
+          </w:rPr>
+          <w:t xml:space="preserve">American Psychiatric Association, 2022</w:t>
+        </w:r>
+      </w:hyperlink>
+      <w:r>
+        <w:t xml:space="preserve">)</w:t>
+      </w:r>
+      <w:r>
+        <w:t xml:space="preserve"> </w:t>
+      </w:r>
+      <w:r>
+        <w:t xml:space="preserve">and the International Classification of Diseases</w:t>
+      </w:r>
+      <w:r>
+        <w:t xml:space="preserve"> </w:t>
+      </w:r>
+      <w:r>
+        <w:t xml:space="preserve">(ICD-11;</w:t>
+      </w:r>
+      <w:r>
+        <w:t xml:space="preserve"> </w:t>
+      </w:r>
+      <w:hyperlink w:anchor="ref-WHO2022">
+        <w:r>
+          <w:rPr>
+            <w:rStyle w:val="Hyperlink"/>
+          </w:rPr>
+          <w:t xml:space="preserve">World Health Organization, 2022</w:t>
+        </w:r>
+      </w:hyperlink>
+      <w:r>
+        <w:t xml:space="preserve">)</w:t>
+      </w:r>
+      <w:r>
+        <w:t xml:space="preserve">, specify various externalizing-related disorders, including attention-deficit/hyperactivity disorder (ADHD), oppositional defiant disorder (ODD), conduct disorder (CD), and antisocial personality disorder (ASPD).</w:t>
+      </w:r>
+      <w:r>
+        <w:t xml:space="preserve"> </w:t>
+      </w:r>
+      <w:r>
+        <w:t xml:space="preserve">Among externalizing-related disorders—with few exceptions</w:t>
+      </w:r>
+      <w:r>
+        <w:rPr>
+          <w:rStyle w:val="FootnoteReference"/>
+        </w:rPr>
+        <w:footnoteReference w:id="76"/>
+      </w:r>
+      <w:r>
+        <w:t xml:space="preserve">—the diagnostic criteria do not differ across development, even though diagnostic manuals acknowledge that developmental factors impact symptom presentation</w:t>
+      </w:r>
+      <w:r>
+        <w:rPr>
+          <w:rStyle w:val="FootnoteReference"/>
+        </w:rPr>
+        <w:footnoteReference w:id="77"/>
+      </w:r>
+      <w:r>
+        <w:t xml:space="preserve">.</w:t>
+      </w:r>
+      <w:r>
+        <w:t xml:space="preserve"> </w:t>
+      </w:r>
+      <w:r>
+        <w:t xml:space="preserve">In addition to diagnostic systems, emerging taxonomies and frameworks of psychopathology—including the hierarchical taxonomy of psychopathology (HiTOP) and research domain criteria (RDoC)—do not incorporate a developental perspective</w:t>
+      </w:r>
+      <w:r>
+        <w:t xml:space="preserve"> </w:t>
+      </w:r>
+      <w:r>
+        <w:t xml:space="preserve">(</w:t>
+      </w:r>
+      <w:hyperlink w:anchor="ref-Tackett2022">
+        <w:r>
+          <w:rPr>
+            <w:rStyle w:val="Hyperlink"/>
+          </w:rPr>
+          <w:t xml:space="preserve">Tackett &amp; Hallquist, 2022</w:t>
+        </w:r>
+      </w:hyperlink>
+      <w:r>
+        <w:t xml:space="preserve">)</w:t>
+      </w:r>
+      <w:r>
+        <w:t xml:space="preserve">.</w:t>
+      </w:r>
+    </w:p>
+    <w:bookmarkEnd w:id="78"/>
+    <w:bookmarkEnd w:id="79"/>
+    <w:bookmarkStart w:id="89" w:name="X08761d2e933d3c63251c7853a991975a4515ca5"/>
+    <w:p>
+      <w:pPr>
+        <w:pStyle w:val="Heading2"/>
+      </w:pPr>
+      <w:r>
         <w:t xml:space="preserve">Problems of Existing Assessments and Traditional Scoring Systems</w:t>
       </w:r>
     </w:p>
@@ -3477,7 +3644,7 @@
         <w:t xml:space="preserve">In particular, there is a mismatch between theory of constructs—including how a construct manifests behaviorally—and the methods used to assess the construct and to evaluate people’s level and change in that construct.</w:t>
       </w:r>
     </w:p>
-    <w:bookmarkStart w:id="81" w:name="X4c94655489fd3e3efea19c584555f75e74709d7"/>
+    <w:bookmarkStart w:id="85" w:name="X4c94655489fd3e3efea19c584555f75e74709d7"/>
     <w:p>
       <w:pPr>
         <w:pStyle w:val="Heading3"/>
@@ -3762,7 +3929,7 @@
         <w:t xml:space="preserve">.</w:t>
       </w:r>
     </w:p>
-    <w:bookmarkStart w:id="80" w:name="fig-approachesToLongitudinalAssessment"/>
+    <w:bookmarkStart w:id="84" w:name="fig-approachesToLongitudinalAssessment"/>
     <w:p>
       <w:pPr>
         <w:pStyle w:val="FigureTitle"/>
@@ -3923,7 +4090,7 @@
       <w:r>
         <w:t xml:space="preserve"> </w:t>
       </w:r>
-      <w:hyperlink r:id="rId76">
+      <w:hyperlink r:id="rId80">
         <w:r>
           <w:rPr>
             <w:rStyle w:val="Hyperlink"/>
@@ -3944,18 +4111,18 @@
           <wp:inline>
             <wp:extent cx="5943600" cy="2351289"/>
             <wp:effectExtent b="0" l="0" r="0" t="0"/>
-            <wp:docPr descr="" title="" id="78" name="Picture"/>
+            <wp:docPr descr="" title="" id="82" name="Picture"/>
             <a:graphic>
               <a:graphicData uri="http://schemas.openxmlformats.org/drawingml/2006/picture">
                 <pic:pic>
                   <pic:nvPicPr>
-                    <pic:cNvPr descr="Figures/approachesToLongitudinalAssessment.jpg" id="79" name="Picture"/>
+                    <pic:cNvPr descr="Figures/approachesToLongitudinalAssessment.jpg" id="83" name="Picture"/>
                     <pic:cNvPicPr>
                       <a:picLocks noChangeArrowheads="1" noChangeAspect="1"/>
                     </pic:cNvPicPr>
                   </pic:nvPicPr>
                   <pic:blipFill>
-                    <a:blip r:embed="rId77"/>
+                    <a:blip r:embed="rId81"/>
                     <a:stretch>
                       <a:fillRect/>
                     </a:stretch>
@@ -3982,7 +4149,7 @@
         </w:drawing>
       </w:r>
     </w:p>
-    <w:bookmarkEnd w:id="80"/>
+    <w:bookmarkEnd w:id="84"/>
     <w:p>
       <w:pPr>
         <w:pStyle w:val="AfterWithoutNote"/>
@@ -4119,8 +4286,8 @@
         <w:t xml:space="preserve">In sum, despite these approaches being the most widely used for assessing individuals’ development, they likely lead to inaccurate scores and thus inaccurate trajectories.</w:t>
       </w:r>
     </w:p>
-    <w:bookmarkEnd w:id="81"/>
-    <w:bookmarkStart w:id="82" w:name="Xdc13d281466e499f4855c3876fd0a0cd5a1ffa2"/>
+    <w:bookmarkEnd w:id="85"/>
+    <w:bookmarkStart w:id="86" w:name="Xdc13d281466e499f4855c3876fd0a0cd5a1ffa2"/>
     <w:p>
       <w:pPr>
         <w:pStyle w:val="Heading3"/>
@@ -4184,8 +4351,8 @@
         <w:t xml:space="preserve">Absolute change is necessary to identify true growth for an individual, and is thus important for treatment monitoring and longitudinal growth curves.</w:t>
       </w:r>
     </w:p>
-    <w:bookmarkEnd w:id="82"/>
-    <w:bookmarkStart w:id="83" w:name="X5b5ec984eec4bed4d234d034c192bb08d883361"/>
+    <w:bookmarkEnd w:id="86"/>
+    <w:bookmarkStart w:id="87" w:name="X5b5ec984eec4bed4d234d034c192bb08d883361"/>
     <w:p>
       <w:pPr>
         <w:pStyle w:val="Heading3"/>
@@ -4872,8 +5039,8 @@
         <w:t xml:space="preserve">Better identification of subthreshold externalizing is critical, in both research and practice, for identifying at-risk individuals in the early-stage trajectory of psychopathology.</w:t>
       </w:r>
     </w:p>
-    <w:bookmarkEnd w:id="83"/>
-    <w:bookmarkStart w:id="84" w:name="X7a68df1e46d6eb3875992be7e28db94db9dbc3e"/>
+    <w:bookmarkEnd w:id="87"/>
+    <w:bookmarkStart w:id="88" w:name="X7a68df1e46d6eb3875992be7e28db94db9dbc3e"/>
     <w:p>
       <w:pPr>
         <w:pStyle w:val="Heading3"/>
@@ -4890,9 +5057,9 @@
         <w:t xml:space="preserve">In sum, although they have been helpful, existing measures are poorly suited to classify individuals’ development of psychopathology across a lengthy span, which is necessary for tracking individuals’ change and identifying mechanisms in the development of psychopathology.</w:t>
       </w:r>
     </w:p>
-    <w:bookmarkEnd w:id="84"/>
-    <w:bookmarkEnd w:id="85"/>
-    <w:bookmarkStart w:id="86" w:name="example-externalizing-psychopathology"/>
+    <w:bookmarkEnd w:id="88"/>
+    <w:bookmarkEnd w:id="89"/>
+    <w:bookmarkStart w:id="90" w:name="example-externalizing-psychopathology"/>
     <w:p>
       <w:pPr>
         <w:pStyle w:val="Heading2"/>
@@ -4901,9 +5068,9 @@
         <w:t xml:space="preserve">Example: Externalizing Psychopathology</w:t>
       </w:r>
     </w:p>
-    <w:bookmarkEnd w:id="86"/>
-    <w:bookmarkEnd w:id="87"/>
-    <w:bookmarkStart w:id="92" w:name="X90173f212147643646723f86a6ce6f8ad77bf31"/>
+    <w:bookmarkEnd w:id="90"/>
+    <w:bookmarkEnd w:id="91"/>
+    <w:bookmarkStart w:id="96" w:name="X90173f212147643646723f86a6ce6f8ad77bf31"/>
     <w:p>
       <w:pPr>
         <w:pStyle w:val="Heading1"/>
@@ -4972,7 +5139,7 @@
         <w:t xml:space="preserve">For example, for a standardized test of math ability, Kindergartners may receive items assessing counting, 1st graders may receive items assessing counting and addition, 2nd graders may receive items assessing addition and subtraction, and so on.</w:t>
       </w:r>
     </w:p>
-    <w:bookmarkStart w:id="91" w:name="fig-constructValidItemDesign"/>
+    <w:bookmarkStart w:id="95" w:name="fig-constructValidItemDesign"/>
     <w:p>
       <w:pPr>
         <w:pStyle w:val="FigureTitle"/>
@@ -5085,18 +5252,18 @@
           <wp:inline>
             <wp:extent cx="5877848" cy="3260034"/>
             <wp:effectExtent b="0" l="0" r="0" t="0"/>
-            <wp:docPr descr="" title="" id="89" name="Picture"/>
+            <wp:docPr descr="" title="" id="93" name="Picture"/>
             <a:graphic>
               <a:graphicData uri="http://schemas.openxmlformats.org/drawingml/2006/picture">
                 <pic:pic>
                   <pic:nvPicPr>
-                    <pic:cNvPr descr="Figures/constructValidItemDesign.png" id="90" name="Picture"/>
+                    <pic:cNvPr descr="Figures/constructValidItemDesign.png" id="94" name="Picture"/>
                     <pic:cNvPicPr>
                       <a:picLocks noChangeArrowheads="1" noChangeAspect="1"/>
                     </pic:cNvPicPr>
                   </pic:nvPicPr>
                   <pic:blipFill>
-                    <a:blip r:embed="rId88"/>
+                    <a:blip r:embed="rId92"/>
                     <a:stretch>
                       <a:fillRect/>
                     </a:stretch>
@@ -5123,9 +5290,9 @@
         </w:drawing>
       </w:r>
     </w:p>
-    <w:bookmarkEnd w:id="91"/>
-    <w:bookmarkEnd w:id="92"/>
-    <w:bookmarkStart w:id="106" w:name="other-key-challenges-to-address"/>
+    <w:bookmarkEnd w:id="95"/>
+    <w:bookmarkEnd w:id="96"/>
+    <w:bookmarkStart w:id="110" w:name="other-key-challenges-to-address"/>
     <w:p>
       <w:pPr>
         <w:pStyle w:val="Heading1"/>
@@ -5134,7 +5301,7 @@
         <w:t xml:space="preserve">Other Key Challenges to Address</w:t>
       </w:r>
     </w:p>
-    <w:bookmarkStart w:id="102" w:name="sec-potential-confounds-of-change"/>
+    <w:bookmarkStart w:id="106" w:name="sec-potential-confounds-of-change"/>
     <w:p>
       <w:pPr>
         <w:pStyle w:val="Heading2"/>
@@ -5143,7 +5310,7 @@
         <w:t xml:space="preserve">Potential Confounds of Change</w:t>
       </w:r>
     </w:p>
-    <w:bookmarkStart w:id="93" w:name="practiceretest-effects"/>
+    <w:bookmarkStart w:id="97" w:name="practiceretest-effects"/>
     <w:p>
       <w:pPr>
         <w:pStyle w:val="Heading3"/>
@@ -5152,8 +5319,8 @@
         <w:t xml:space="preserve">Practice/Retest Effects</w:t>
       </w:r>
     </w:p>
-    <w:bookmarkEnd w:id="93"/>
-    <w:bookmarkStart w:id="99" w:name="period-and-cohort-effects"/>
+    <w:bookmarkEnd w:id="97"/>
+    <w:bookmarkStart w:id="103" w:name="period-and-cohort-effects"/>
     <w:p>
       <w:pPr>
         <w:pStyle w:val="Heading3"/>
@@ -5184,7 +5351,7 @@
         <w:t xml:space="preserve">.</w:t>
       </w:r>
     </w:p>
-    <w:bookmarkStart w:id="98" w:name="fig-longitudinalDesigns"/>
+    <w:bookmarkStart w:id="102" w:name="fig-longitudinalDesigns"/>
     <w:p>
       <w:pPr>
         <w:pStyle w:val="FigureTitle"/>
@@ -5254,7 +5421,7 @@
       <w:r>
         <w:t xml:space="preserve"> </w:t>
       </w:r>
-      <w:hyperlink r:id="rId94">
+      <w:hyperlink r:id="rId98">
         <w:r>
           <w:rPr>
             <w:rStyle w:val="Hyperlink"/>
@@ -5275,18 +5442,18 @@
           <wp:inline>
             <wp:extent cx="5943600" cy="6619717"/>
             <wp:effectExtent b="0" l="0" r="0" t="0"/>
-            <wp:docPr descr="" title="" id="96" name="Picture"/>
+            <wp:docPr descr="" title="" id="100" name="Picture"/>
             <a:graphic>
               <a:graphicData uri="http://schemas.openxmlformats.org/drawingml/2006/picture">
                 <pic:pic>
                   <pic:nvPicPr>
-                    <pic:cNvPr descr="Figures/longitudinalDesigns.png" id="97" name="Picture"/>
+                    <pic:cNvPr descr="Figures/longitudinalDesigns.png" id="101" name="Picture"/>
                     <pic:cNvPicPr>
                       <a:picLocks noChangeArrowheads="1" noChangeAspect="1"/>
                     </pic:cNvPicPr>
                   </pic:nvPicPr>
                   <pic:blipFill>
-                    <a:blip r:embed="rId95"/>
+                    <a:blip r:embed="rId99"/>
                     <a:stretch>
                       <a:fillRect/>
                     </a:stretch>
@@ -5313,9 +5480,9 @@
         </w:drawing>
       </w:r>
     </w:p>
-    <w:bookmarkEnd w:id="98"/>
-    <w:bookmarkEnd w:id="99"/>
-    <w:bookmarkStart w:id="100" w:name="measurement-error"/>
+    <w:bookmarkEnd w:id="102"/>
+    <w:bookmarkEnd w:id="103"/>
+    <w:bookmarkStart w:id="104" w:name="measurement-error"/>
     <w:p>
       <w:pPr>
         <w:pStyle w:val="Heading3"/>
@@ -5324,50 +5491,50 @@
         <w:t xml:space="preserve">Measurement Error</w:t>
       </w:r>
     </w:p>
-    <w:bookmarkEnd w:id="100"/>
-    <w:bookmarkStart w:id="101" w:name="change-in-meaning-of-the-scores"/>
+    <w:bookmarkEnd w:id="104"/>
+    <w:bookmarkStart w:id="105" w:name="change-in-meaning-of-the-scores"/>
     <w:p>
       <w:pPr>
         <w:pStyle w:val="Heading3"/>
       </w:pPr>
       <w:r>
         <w:t xml:space="preserve">Change in Meaning of the Scores</w:t>
-      </w:r>
-    </w:p>
-    <w:bookmarkEnd w:id="101"/>
-    <w:bookmarkEnd w:id="102"/>
-    <w:bookmarkStart w:id="103" w:name="factorial-invariance-across-time"/>
-    <w:p>
-      <w:pPr>
-        <w:pStyle w:val="Heading2"/>
-      </w:pPr>
-      <w:r>
-        <w:t xml:space="preserve">Factorial Invariance Across Time</w:t>
-      </w:r>
-    </w:p>
-    <w:bookmarkEnd w:id="103"/>
-    <w:bookmarkStart w:id="104" w:name="integration-across-multiple-sources"/>
-    <w:p>
-      <w:pPr>
-        <w:pStyle w:val="Heading2"/>
-      </w:pPr>
-      <w:r>
-        <w:t xml:space="preserve">Integration Across Multiple Sources</w:t>
-      </w:r>
-    </w:p>
-    <w:bookmarkEnd w:id="104"/>
-    <w:bookmarkStart w:id="105" w:name="obsolescence-of-items-and-measures"/>
-    <w:p>
-      <w:pPr>
-        <w:pStyle w:val="Heading2"/>
-      </w:pPr>
-      <w:r>
-        <w:t xml:space="preserve">Obsolescence of Items and Measures</w:t>
       </w:r>
     </w:p>
     <w:bookmarkEnd w:id="105"/>
     <w:bookmarkEnd w:id="106"/>
-    <w:bookmarkStart w:id="107" w:name="conclusion"/>
+    <w:bookmarkStart w:id="107" w:name="factorial-invariance-across-time"/>
+    <w:p>
+      <w:pPr>
+        <w:pStyle w:val="Heading2"/>
+      </w:pPr>
+      <w:r>
+        <w:t xml:space="preserve">Factorial Invariance Across Time</w:t>
+      </w:r>
+    </w:p>
+    <w:bookmarkEnd w:id="107"/>
+    <w:bookmarkStart w:id="108" w:name="integration-across-multiple-sources"/>
+    <w:p>
+      <w:pPr>
+        <w:pStyle w:val="Heading2"/>
+      </w:pPr>
+      <w:r>
+        <w:t xml:space="preserve">Integration Across Multiple Sources</w:t>
+      </w:r>
+    </w:p>
+    <w:bookmarkEnd w:id="108"/>
+    <w:bookmarkStart w:id="109" w:name="obsolescence-of-items-and-measures"/>
+    <w:p>
+      <w:pPr>
+        <w:pStyle w:val="Heading2"/>
+      </w:pPr>
+      <w:r>
+        <w:t xml:space="preserve">Obsolescence of Items and Measures</w:t>
+      </w:r>
+    </w:p>
+    <w:bookmarkEnd w:id="109"/>
+    <w:bookmarkEnd w:id="110"/>
+    <w:bookmarkStart w:id="111" w:name="conclusion"/>
     <w:p>
       <w:pPr>
         <w:pStyle w:val="Heading1"/>
@@ -5396,8 +5563,8 @@
         <w:t xml:space="preserve">Although this manuscript focuses on development of psychopathology, the principles discussed likely apply to many other developmental domains.</w:t>
       </w:r>
     </w:p>
-    <w:bookmarkEnd w:id="107"/>
-    <w:bookmarkStart w:id="259" w:name="references"/>
+    <w:bookmarkEnd w:id="111"/>
+    <w:bookmarkStart w:id="267" w:name="references"/>
     <w:p>
       <w:pPr>
         <w:pStyle w:val="Heading1"/>
@@ -5406,8 +5573,8 @@
         <w:t xml:space="preserve">References</w:t>
       </w:r>
     </w:p>
-    <w:bookmarkStart w:id="258" w:name="refs"/>
-    <w:bookmarkStart w:id="108" w:name="ref-Abrous2026"/>
+    <w:bookmarkStart w:id="266" w:name="refs"/>
+    <w:bookmarkStart w:id="112" w:name="ref-Abrous2026"/>
     <w:p>
       <w:pPr>
         <w:pStyle w:val="Bibliography"/>
@@ -5453,8 +5620,8 @@
         </w:r>
       </w:hyperlink>
     </w:p>
-    <w:bookmarkEnd w:id="108"/>
-    <w:bookmarkStart w:id="109" w:name="ref-Ackerman2013"/>
+    <w:bookmarkEnd w:id="112"/>
+    <w:bookmarkStart w:id="113" w:name="ref-Ackerman2013"/>
     <w:p>
       <w:pPr>
         <w:pStyle w:val="Bibliography"/>
@@ -5479,8 +5646,8 @@
         <w:t xml:space="preserve">(pp. 119–132). American Psychological Association.</w:t>
       </w:r>
     </w:p>
-    <w:bookmarkEnd w:id="109"/>
-    <w:bookmarkStart w:id="110" w:name="ref-APA2022"/>
+    <w:bookmarkEnd w:id="113"/>
+    <w:bookmarkStart w:id="114" w:name="ref-APA2022"/>
     <w:p>
       <w:pPr>
         <w:pStyle w:val="Bibliography"/>
@@ -5530,8 +5697,8 @@
         <w:t xml:space="preserve">. American Psychiatric Publishing.</w:t>
       </w:r>
     </w:p>
-    <w:bookmarkEnd w:id="110"/>
-    <w:bookmarkStart w:id="112" w:name="ref-ApplegateInPress"/>
+    <w:bookmarkEnd w:id="114"/>
+    <w:bookmarkStart w:id="116" w:name="ref-ApplegateInPress"/>
     <w:p>
       <w:pPr>
         <w:pStyle w:val="Bibliography"/>
@@ -5555,7 +5722,7 @@
       <w:r>
         <w:t xml:space="preserve"> </w:t>
       </w:r>
-      <w:hyperlink r:id="rId111">
+      <w:hyperlink r:id="rId115">
         <w:r>
           <w:rPr>
             <w:rStyle w:val="Hyperlink"/>
@@ -5564,8 +5731,8 @@
         </w:r>
       </w:hyperlink>
     </w:p>
-    <w:bookmarkEnd w:id="112"/>
-    <w:bookmarkStart w:id="114" w:name="ref-Barry2013"/>
+    <w:bookmarkEnd w:id="116"/>
+    <w:bookmarkStart w:id="118" w:name="ref-Barry2013"/>
     <w:p>
       <w:pPr>
         <w:pStyle w:val="Bibliography"/>
@@ -5602,7 +5769,7 @@
       <w:r>
         <w:t xml:space="preserve"> </w:t>
       </w:r>
-      <w:hyperlink r:id="rId113">
+      <w:hyperlink r:id="rId117">
         <w:r>
           <w:rPr>
             <w:rStyle w:val="Hyperlink"/>
@@ -5611,8 +5778,8 @@
         </w:r>
       </w:hyperlink>
     </w:p>
-    <w:bookmarkEnd w:id="114"/>
-    <w:bookmarkStart w:id="116" w:name="ref-Bolhuis2017"/>
+    <w:bookmarkEnd w:id="118"/>
+    <w:bookmarkStart w:id="120" w:name="ref-Bolhuis2017"/>
     <w:p>
       <w:pPr>
         <w:pStyle w:val="Bibliography"/>
@@ -5649,7 +5816,7 @@
       <w:r>
         <w:t xml:space="preserve"> </w:t>
       </w:r>
-      <w:hyperlink r:id="rId115">
+      <w:hyperlink r:id="rId119">
         <w:r>
           <w:rPr>
             <w:rStyle w:val="Hyperlink"/>
@@ -5658,8 +5825,8 @@
         </w:r>
       </w:hyperlink>
     </w:p>
-    <w:bookmarkEnd w:id="116"/>
-    <w:bookmarkStart w:id="117" w:name="ref-Borelli2018"/>
+    <w:bookmarkEnd w:id="120"/>
+    <w:bookmarkStart w:id="121" w:name="ref-Borelli2018"/>
     <w:p>
       <w:pPr>
         <w:pStyle w:val="Bibliography"/>
@@ -5705,8 +5872,8 @@
         </w:r>
       </w:hyperlink>
     </w:p>
-    <w:bookmarkEnd w:id="117"/>
-    <w:bookmarkStart w:id="118" w:name="ref-BriggsGowan2016"/>
+    <w:bookmarkEnd w:id="121"/>
+    <w:bookmarkStart w:id="122" w:name="ref-BriggsGowan2016"/>
     <w:p>
       <w:pPr>
         <w:pStyle w:val="Bibliography"/>
@@ -5731,8 +5898,8 @@
         <w:t xml:space="preserve">(pp. 1–45).</w:t>
       </w:r>
     </w:p>
-    <w:bookmarkEnd w:id="118"/>
-    <w:bookmarkStart w:id="120" w:name="ref-Broeren2013"/>
+    <w:bookmarkEnd w:id="122"/>
+    <w:bookmarkStart w:id="124" w:name="ref-Broeren2013"/>
     <w:p>
       <w:pPr>
         <w:pStyle w:val="Bibliography"/>
@@ -5769,7 +5936,7 @@
       <w:r>
         <w:t xml:space="preserve"> </w:t>
       </w:r>
-      <w:hyperlink r:id="rId119">
+      <w:hyperlink r:id="rId123">
         <w:r>
           <w:rPr>
             <w:rStyle w:val="Hyperlink"/>
@@ -5778,8 +5945,8 @@
         </w:r>
       </w:hyperlink>
     </w:p>
-    <w:bookmarkEnd w:id="120"/>
-    <w:bookmarkStart w:id="122" w:name="ref-Burt2012"/>
+    <w:bookmarkEnd w:id="124"/>
+    <w:bookmarkStart w:id="126" w:name="ref-Burt2012"/>
     <w:p>
       <w:pPr>
         <w:pStyle w:val="Bibliography"/>
@@ -5816,7 +5983,7 @@
       <w:r>
         <w:t xml:space="preserve"> </w:t>
       </w:r>
-      <w:hyperlink r:id="rId121">
+      <w:hyperlink r:id="rId125">
         <w:r>
           <w:rPr>
             <w:rStyle w:val="Hyperlink"/>
@@ -5825,8 +5992,8 @@
         </w:r>
       </w:hyperlink>
     </w:p>
-    <w:bookmarkEnd w:id="122"/>
-    <w:bookmarkStart w:id="124" w:name="ref-Caspi2020"/>
+    <w:bookmarkEnd w:id="126"/>
+    <w:bookmarkStart w:id="128" w:name="ref-Caspi2020"/>
     <w:p>
       <w:pPr>
         <w:pStyle w:val="Bibliography"/>
@@ -5875,7 +6042,7 @@
       <w:r>
         <w:t xml:space="preserve"> </w:t>
       </w:r>
-      <w:hyperlink r:id="rId123">
+      <w:hyperlink r:id="rId127">
         <w:r>
           <w:rPr>
             <w:rStyle w:val="Hyperlink"/>
@@ -5884,8 +6051,8 @@
         </w:r>
       </w:hyperlink>
     </w:p>
-    <w:bookmarkEnd w:id="124"/>
-    <w:bookmarkStart w:id="126" w:name="ref-Caspi2014"/>
+    <w:bookmarkEnd w:id="128"/>
+    <w:bookmarkStart w:id="130" w:name="ref-Caspi2014"/>
     <w:p>
       <w:pPr>
         <w:pStyle w:val="Bibliography"/>
@@ -5934,7 +6101,7 @@
       <w:r>
         <w:t xml:space="preserve"> </w:t>
       </w:r>
-      <w:hyperlink r:id="rId125">
+      <w:hyperlink r:id="rId129">
         <w:r>
           <w:rPr>
             <w:rStyle w:val="Hyperlink"/>
@@ -5943,8 +6110,8 @@
         </w:r>
       </w:hyperlink>
     </w:p>
-    <w:bookmarkEnd w:id="126"/>
-    <w:bookmarkStart w:id="127" w:name="ref-Caspi2006"/>
+    <w:bookmarkEnd w:id="130"/>
+    <w:bookmarkStart w:id="131" w:name="ref-Caspi2006"/>
     <w:p>
       <w:pPr>
         <w:pStyle w:val="Bibliography"/>
@@ -5969,8 +6136,8 @@
         <w:t xml:space="preserve">(6th ed., Vol. 3, pp. 300–365). John Wiley &amp; Sons, Inc.</w:t>
       </w:r>
     </w:p>
-    <w:bookmarkEnd w:id="127"/>
-    <w:bookmarkStart w:id="129" w:name="ref-Chen2015"/>
+    <w:bookmarkEnd w:id="131"/>
+    <w:bookmarkStart w:id="133" w:name="ref-Chen2015"/>
     <w:p>
       <w:pPr>
         <w:pStyle w:val="Bibliography"/>
@@ -6007,7 +6174,7 @@
       <w:r>
         <w:t xml:space="preserve"> </w:t>
       </w:r>
-      <w:hyperlink r:id="rId128">
+      <w:hyperlink r:id="rId132">
         <w:r>
           <w:rPr>
             <w:rStyle w:val="Hyperlink"/>
@@ -6016,8 +6183,8 @@
         </w:r>
       </w:hyperlink>
     </w:p>
-    <w:bookmarkEnd w:id="129"/>
-    <w:bookmarkStart w:id="131" w:name="ref-Chumlea2009"/>
+    <w:bookmarkEnd w:id="133"/>
+    <w:bookmarkStart w:id="135" w:name="ref-Chumlea2009"/>
     <w:p>
       <w:pPr>
         <w:pStyle w:val="Bibliography"/>
@@ -6072,7 +6239,7 @@
       <w:r>
         <w:t xml:space="preserve"> </w:t>
       </w:r>
-      <w:hyperlink r:id="rId130">
+      <w:hyperlink r:id="rId134">
         <w:r>
           <w:rPr>
             <w:rStyle w:val="Hyperlink"/>
@@ -6081,8 +6248,8 @@
         </w:r>
       </w:hyperlink>
     </w:p>
-    <w:bookmarkEnd w:id="131"/>
-    <w:bookmarkStart w:id="133" w:name="ref-Cicchetti2002"/>
+    <w:bookmarkEnd w:id="135"/>
+    <w:bookmarkStart w:id="137" w:name="ref-Cicchetti2002"/>
     <w:p>
       <w:pPr>
         <w:pStyle w:val="Bibliography"/>
@@ -6119,7 +6286,7 @@
       <w:r>
         <w:t xml:space="preserve"> </w:t>
       </w:r>
-      <w:hyperlink r:id="rId132">
+      <w:hyperlink r:id="rId136">
         <w:r>
           <w:rPr>
             <w:rStyle w:val="Hyperlink"/>
@@ -6128,8 +6295,8 @@
         </w:r>
       </w:hyperlink>
     </w:p>
-    <w:bookmarkEnd w:id="133"/>
-    <w:bookmarkStart w:id="135" w:name="ref-Coghill2012"/>
+    <w:bookmarkEnd w:id="137"/>
+    <w:bookmarkStart w:id="139" w:name="ref-Coghill2012"/>
     <w:p>
       <w:pPr>
         <w:pStyle w:val="Bibliography"/>
@@ -6166,7 +6333,7 @@
       <w:r>
         <w:t xml:space="preserve"> </w:t>
       </w:r>
-      <w:hyperlink r:id="rId134">
+      <w:hyperlink r:id="rId138">
         <w:r>
           <w:rPr>
             <w:rStyle w:val="Hyperlink"/>
@@ -6175,8 +6342,8 @@
         </w:r>
       </w:hyperlink>
     </w:p>
-    <w:bookmarkEnd w:id="135"/>
-    <w:bookmarkStart w:id="137" w:name="ref-DeLosReyes2026"/>
+    <w:bookmarkEnd w:id="139"/>
+    <w:bookmarkStart w:id="141" w:name="ref-DeLosReyes2026"/>
     <w:p>
       <w:pPr>
         <w:pStyle w:val="Bibliography"/>
@@ -6225,7 +6392,7 @@
       <w:r>
         <w:t xml:space="preserve"> </w:t>
       </w:r>
-      <w:hyperlink r:id="rId136">
+      <w:hyperlink r:id="rId140">
         <w:r>
           <w:rPr>
             <w:rStyle w:val="Hyperlink"/>
@@ -6234,13 +6401,60 @@
         </w:r>
       </w:hyperlink>
     </w:p>
-    <w:bookmarkEnd w:id="137"/>
-    <w:bookmarkStart w:id="139" w:name="ref-Fairchild2013"/>
+    <w:bookmarkEnd w:id="141"/>
+    <w:bookmarkStart w:id="143" w:name="ref-Dodge1990"/>
     <w:p>
       <w:pPr>
         <w:pStyle w:val="Bibliography"/>
       </w:pPr>
       <w:r>
+        <w:t xml:space="preserve">Dodge, K. A., Bates, J. E., &amp; Pettit, G. S. (1990). Mechanisms in the cycle of violence.</w:t>
+      </w:r>
+      <w:r>
+        <w:t xml:space="preserve"> </w:t>
+      </w:r>
+      <w:r>
+        <w:rPr>
+          <w:i/>
+          <w:iCs/>
+        </w:rPr>
+        <w:t xml:space="preserve">Science</w:t>
+      </w:r>
+      <w:r>
+        <w:t xml:space="preserve">,</w:t>
+      </w:r>
+      <w:r>
+        <w:t xml:space="preserve"> </w:t>
+      </w:r>
+      <w:r>
+        <w:rPr>
+          <w:i/>
+          <w:iCs/>
+        </w:rPr>
+        <w:t xml:space="preserve">250</w:t>
+      </w:r>
+      <w:r>
+        <w:t xml:space="preserve">(4988), 1678–1683.</w:t>
+      </w:r>
+      <w:r>
+        <w:t xml:space="preserve"> </w:t>
+      </w:r>
+      <w:hyperlink r:id="rId142">
+        <w:r>
+          <w:rPr>
+            <w:rStyle w:val="Hyperlink"/>
+          </w:rPr>
+          <w:t xml:space="preserve">https://doi.org/10.1126/science.2270481</w:t>
+        </w:r>
+      </w:hyperlink>
+    </w:p>
+    <w:bookmarkEnd w:id="143"/>
+    <w:bookmarkStart w:id="145" w:name="ref-Fairchild2013"/>
+    <w:p>
+      <w:pPr>
+        <w:pStyle w:val="Bibliography"/>
+      </w:pPr>
+      <w:r>
         <w:t xml:space="preserve">Fairchild, G., Goozen, S. H. M. van, Calder, A. J., &amp; Goodyer, I. M. (2013). Research review: Evaluating and reformulating the developmental taxonomic theory of antisocial behaviour.</w:t>
       </w:r>
       <w:r>
@@ -6272,7 +6486,7 @@
       <w:r>
         <w:t xml:space="preserve"> </w:t>
       </w:r>
-      <w:hyperlink r:id="rId138">
+      <w:hyperlink r:id="rId144">
         <w:r>
           <w:rPr>
             <w:rStyle w:val="Hyperlink"/>
@@ -6281,8 +6495,8 @@
         </w:r>
       </w:hyperlink>
     </w:p>
-    <w:bookmarkEnd w:id="139"/>
-    <w:bookmarkStart w:id="141" w:name="ref-Forbes2016"/>
+    <w:bookmarkEnd w:id="145"/>
+    <w:bookmarkStart w:id="147" w:name="ref-Forbes2016"/>
     <w:p>
       <w:pPr>
         <w:pStyle w:val="Bibliography"/>
@@ -6319,7 +6533,7 @@
       <w:r>
         <w:t xml:space="preserve"> </w:t>
       </w:r>
-      <w:hyperlink r:id="rId140">
+      <w:hyperlink r:id="rId146">
         <w:r>
           <w:rPr>
             <w:rStyle w:val="Hyperlink"/>
@@ -6328,8 +6542,8 @@
         </w:r>
       </w:hyperlink>
     </w:p>
-    <w:bookmarkEnd w:id="141"/>
-    <w:bookmarkStart w:id="142" w:name="ref-Glueck1950"/>
+    <w:bookmarkEnd w:id="147"/>
+    <w:bookmarkStart w:id="148" w:name="ref-Glueck1950"/>
     <w:p>
       <w:pPr>
         <w:pStyle w:val="Bibliography"/>
@@ -6351,8 +6565,8 @@
         <w:t xml:space="preserve">. Harvard University Press.</w:t>
       </w:r>
     </w:p>
-    <w:bookmarkEnd w:id="142"/>
-    <w:bookmarkStart w:id="144" w:name="ref-Godoy2021"/>
+    <w:bookmarkEnd w:id="148"/>
+    <w:bookmarkStart w:id="150" w:name="ref-Godoy2021"/>
     <w:p>
       <w:pPr>
         <w:pStyle w:val="Bibliography"/>
@@ -6389,7 +6603,7 @@
       <w:r>
         <w:t xml:space="preserve"> </w:t>
       </w:r>
-      <w:hyperlink r:id="rId143">
+      <w:hyperlink r:id="rId149">
         <w:r>
           <w:rPr>
             <w:rStyle w:val="Hyperlink"/>
@@ -6398,8 +6612,8 @@
         </w:r>
       </w:hyperlink>
     </w:p>
-    <w:bookmarkEnd w:id="144"/>
-    <w:bookmarkStart w:id="146" w:name="ref-Haslam2012"/>
+    <w:bookmarkEnd w:id="150"/>
+    <w:bookmarkStart w:id="152" w:name="ref-Haslam2012"/>
     <w:p>
       <w:pPr>
         <w:pStyle w:val="Bibliography"/>
@@ -6436,7 +6650,7 @@
       <w:r>
         <w:t xml:space="preserve"> </w:t>
       </w:r>
-      <w:hyperlink r:id="rId145">
+      <w:hyperlink r:id="rId151">
         <w:r>
           <w:rPr>
             <w:rStyle w:val="Hyperlink"/>
@@ -6445,8 +6659,8 @@
         </w:r>
       </w:hyperlink>
     </w:p>
-    <w:bookmarkEnd w:id="146"/>
-    <w:bookmarkStart w:id="148" w:name="ref-Haslam2020"/>
+    <w:bookmarkEnd w:id="152"/>
+    <w:bookmarkStart w:id="154" w:name="ref-Haslam2020"/>
     <w:p>
       <w:pPr>
         <w:pStyle w:val="Bibliography"/>
@@ -6483,7 +6697,7 @@
       <w:r>
         <w:t xml:space="preserve"> </w:t>
       </w:r>
-      <w:hyperlink r:id="rId147">
+      <w:hyperlink r:id="rId153">
         <w:r>
           <w:rPr>
             <w:rStyle w:val="Hyperlink"/>
@@ -6492,8 +6706,8 @@
         </w:r>
       </w:hyperlink>
     </w:p>
-    <w:bookmarkEnd w:id="148"/>
-    <w:bookmarkStart w:id="150" w:name="ref-Insel2008"/>
+    <w:bookmarkEnd w:id="154"/>
+    <w:bookmarkStart w:id="156" w:name="ref-Insel2008"/>
     <w:p>
       <w:pPr>
         <w:pStyle w:val="Bibliography"/>
@@ -6530,7 +6744,7 @@
       <w:r>
         <w:t xml:space="preserve"> </w:t>
       </w:r>
-      <w:hyperlink r:id="rId149">
+      <w:hyperlink r:id="rId155">
         <w:r>
           <w:rPr>
             <w:rStyle w:val="Hyperlink"/>
@@ -6539,8 +6753,8 @@
         </w:r>
       </w:hyperlink>
     </w:p>
-    <w:bookmarkEnd w:id="150"/>
-    <w:bookmarkStart w:id="152" w:name="ref-Kaat2019"/>
+    <w:bookmarkEnd w:id="156"/>
+    <w:bookmarkStart w:id="158" w:name="ref-Kaat2019"/>
     <w:p>
       <w:pPr>
         <w:pStyle w:val="Bibliography"/>
@@ -6577,7 +6791,7 @@
       <w:r>
         <w:t xml:space="preserve"> </w:t>
       </w:r>
-      <w:hyperlink r:id="rId151">
+      <w:hyperlink r:id="rId157">
         <w:r>
           <w:rPr>
             <w:rStyle w:val="Hyperlink"/>
@@ -6586,8 +6800,8 @@
         </w:r>
       </w:hyperlink>
     </w:p>
-    <w:bookmarkEnd w:id="152"/>
-    <w:bookmarkStart w:id="153" w:name="ref-Kagan1969"/>
+    <w:bookmarkEnd w:id="158"/>
+    <w:bookmarkStart w:id="159" w:name="ref-Kagan1969"/>
     <w:p>
       <w:pPr>
         <w:pStyle w:val="Bibliography"/>
@@ -6612,8 +6826,8 @@
         <w:t xml:space="preserve">(pp. 983–1002). Rand McNally.</w:t>
       </w:r>
     </w:p>
-    <w:bookmarkEnd w:id="153"/>
-    <w:bookmarkStart w:id="154" w:name="ref-Kagan1971"/>
+    <w:bookmarkEnd w:id="159"/>
+    <w:bookmarkStart w:id="160" w:name="ref-Kagan1971"/>
     <w:p>
       <w:pPr>
         <w:pStyle w:val="Bibliography"/>
@@ -6635,8 +6849,8 @@
         <w:t xml:space="preserve">. Wiley.</w:t>
       </w:r>
     </w:p>
-    <w:bookmarkEnd w:id="154"/>
-    <w:bookmarkStart w:id="155" w:name="ref-Kagan1980"/>
+    <w:bookmarkEnd w:id="160"/>
+    <w:bookmarkStart w:id="161" w:name="ref-Kagan1980"/>
     <w:p>
       <w:pPr>
         <w:pStyle w:val="Bibliography"/>
@@ -6661,8 +6875,8 @@
         <w:t xml:space="preserve">(pp. 26–74). Harvard University Press.</w:t>
       </w:r>
     </w:p>
-    <w:bookmarkEnd w:id="155"/>
-    <w:bookmarkStart w:id="156" w:name="ref-Kagan1962"/>
+    <w:bookmarkEnd w:id="161"/>
+    <w:bookmarkStart w:id="162" w:name="ref-Kagan1962"/>
     <w:p>
       <w:pPr>
         <w:pStyle w:val="Bibliography"/>
@@ -6684,8 +6898,8 @@
         <w:t xml:space="preserve">. Wiley.</w:t>
       </w:r>
     </w:p>
-    <w:bookmarkEnd w:id="156"/>
-    <w:bookmarkStart w:id="158" w:name="ref-Kliem2018"/>
+    <w:bookmarkEnd w:id="162"/>
+    <w:bookmarkStart w:id="164" w:name="ref-Kliem2018"/>
     <w:p>
       <w:pPr>
         <w:pStyle w:val="Bibliography"/>
@@ -6722,7 +6936,7 @@
       <w:r>
         <w:t xml:space="preserve"> </w:t>
       </w:r>
-      <w:hyperlink r:id="rId157">
+      <w:hyperlink r:id="rId163">
         <w:r>
           <w:rPr>
             <w:rStyle w:val="Hyperlink"/>
@@ -6731,8 +6945,8 @@
         </w:r>
       </w:hyperlink>
     </w:p>
-    <w:bookmarkEnd w:id="158"/>
-    <w:bookmarkStart w:id="160" w:name="ref-Kliem2022"/>
+    <w:bookmarkEnd w:id="164"/>
+    <w:bookmarkStart w:id="166" w:name="ref-Kliem2022"/>
     <w:p>
       <w:pPr>
         <w:pStyle w:val="Bibliography"/>
@@ -6769,7 +6983,7 @@
       <w:r>
         <w:t xml:space="preserve"> </w:t>
       </w:r>
-      <w:hyperlink r:id="rId159">
+      <w:hyperlink r:id="rId165">
         <w:r>
           <w:rPr>
             <w:rStyle w:val="Hyperlink"/>
@@ -6778,8 +6992,8 @@
         </w:r>
       </w:hyperlink>
     </w:p>
-    <w:bookmarkEnd w:id="160"/>
-    <w:bookmarkStart w:id="162" w:name="ref-Kotov2017"/>
+    <w:bookmarkEnd w:id="166"/>
+    <w:bookmarkStart w:id="168" w:name="ref-Kotov2017"/>
     <w:p>
       <w:pPr>
         <w:pStyle w:val="Bibliography"/>
@@ -6822,7 +7036,7 @@
       <w:r>
         <w:t xml:space="preserve"> </w:t>
       </w:r>
-      <w:hyperlink r:id="rId161">
+      <w:hyperlink r:id="rId167">
         <w:r>
           <w:rPr>
             <w:rStyle w:val="Hyperlink"/>
@@ -6831,8 +7045,8 @@
         </w:r>
       </w:hyperlink>
     </w:p>
-    <w:bookmarkEnd w:id="162"/>
-    <w:bookmarkStart w:id="164" w:name="ref-Krueger2016"/>
+    <w:bookmarkEnd w:id="168"/>
+    <w:bookmarkStart w:id="170" w:name="ref-Krueger2016"/>
     <w:p>
       <w:pPr>
         <w:pStyle w:val="Bibliography"/>
@@ -6869,7 +7083,7 @@
       <w:r>
         <w:t xml:space="preserve"> </w:t>
       </w:r>
-      <w:hyperlink r:id="rId163">
+      <w:hyperlink r:id="rId169">
         <w:r>
           <w:rPr>
             <w:rStyle w:val="Hyperlink"/>
@@ -6878,8 +7092,8 @@
         </w:r>
       </w:hyperlink>
     </w:p>
-    <w:bookmarkEnd w:id="164"/>
-    <w:bookmarkStart w:id="166" w:name="ref-Krueger2021"/>
+    <w:bookmarkEnd w:id="170"/>
+    <w:bookmarkStart w:id="172" w:name="ref-Krueger2021"/>
     <w:p>
       <w:pPr>
         <w:pStyle w:val="Bibliography"/>
@@ -6931,7 +7145,7 @@
       <w:r>
         <w:t xml:space="preserve"> </w:t>
       </w:r>
-      <w:hyperlink r:id="rId165">
+      <w:hyperlink r:id="rId171">
         <w:r>
           <w:rPr>
             <w:rStyle w:val="Hyperlink"/>
@@ -6940,8 +7154,8 @@
         </w:r>
       </w:hyperlink>
     </w:p>
-    <w:bookmarkEnd w:id="166"/>
-    <w:bookmarkStart w:id="168" w:name="ref-Krueger2011"/>
+    <w:bookmarkEnd w:id="172"/>
+    <w:bookmarkStart w:id="174" w:name="ref-Krueger2011"/>
     <w:p>
       <w:pPr>
         <w:pStyle w:val="Bibliography"/>
@@ -6978,7 +7192,7 @@
       <w:r>
         <w:t xml:space="preserve"> </w:t>
       </w:r>
-      <w:hyperlink r:id="rId167">
+      <w:hyperlink r:id="rId173">
         <w:r>
           <w:rPr>
             <w:rStyle w:val="Hyperlink"/>
@@ -6987,8 +7201,8 @@
         </w:r>
       </w:hyperlink>
     </w:p>
-    <w:bookmarkEnd w:id="168"/>
-    <w:bookmarkStart w:id="170" w:name="ref-Krueger2007"/>
+    <w:bookmarkEnd w:id="174"/>
+    <w:bookmarkStart w:id="176" w:name="ref-Krueger2007"/>
     <w:p>
       <w:pPr>
         <w:pStyle w:val="Bibliography"/>
@@ -7025,7 +7239,7 @@
       <w:r>
         <w:t xml:space="preserve"> </w:t>
       </w:r>
-      <w:hyperlink r:id="rId169">
+      <w:hyperlink r:id="rId175">
         <w:r>
           <w:rPr>
             <w:rStyle w:val="Hyperlink"/>
@@ -7034,8 +7248,8 @@
         </w:r>
       </w:hyperlink>
     </w:p>
-    <w:bookmarkEnd w:id="170"/>
-    <w:bookmarkStart w:id="172" w:name="ref-Krueger2005"/>
+    <w:bookmarkEnd w:id="176"/>
+    <w:bookmarkStart w:id="178" w:name="ref-Krueger2005"/>
     <w:p>
       <w:pPr>
         <w:pStyle w:val="Bibliography"/>
@@ -7072,7 +7286,7 @@
       <w:r>
         <w:t xml:space="preserve"> </w:t>
       </w:r>
-      <w:hyperlink r:id="rId171">
+      <w:hyperlink r:id="rId177">
         <w:r>
           <w:rPr>
             <w:rStyle w:val="Hyperlink"/>
@@ -7081,8 +7295,8 @@
         </w:r>
       </w:hyperlink>
     </w:p>
-    <w:bookmarkEnd w:id="172"/>
-    <w:bookmarkStart w:id="174" w:name="ref-Krueger2004"/>
+    <w:bookmarkEnd w:id="178"/>
+    <w:bookmarkStart w:id="180" w:name="ref-Krueger2004"/>
     <w:p>
       <w:pPr>
         <w:pStyle w:val="Bibliography"/>
@@ -7122,7 +7336,7 @@
       <w:r>
         <w:t xml:space="preserve"> </w:t>
       </w:r>
-      <w:hyperlink r:id="rId173">
+      <w:hyperlink r:id="rId179">
         <w:r>
           <w:rPr>
             <w:rStyle w:val="Hyperlink"/>
@@ -7131,8 +7345,8 @@
         </w:r>
       </w:hyperlink>
     </w:p>
-    <w:bookmarkEnd w:id="174"/>
-    <w:bookmarkStart w:id="176" w:name="ref-Krueger2002"/>
+    <w:bookmarkEnd w:id="180"/>
+    <w:bookmarkStart w:id="182" w:name="ref-Krueger2002"/>
     <w:p>
       <w:pPr>
         <w:pStyle w:val="Bibliography"/>
@@ -7169,7 +7383,7 @@
       <w:r>
         <w:t xml:space="preserve"> </w:t>
       </w:r>
-      <w:hyperlink r:id="rId175">
+      <w:hyperlink r:id="rId181">
         <w:r>
           <w:rPr>
             <w:rStyle w:val="Hyperlink"/>
@@ -7178,13 +7392,60 @@
         </w:r>
       </w:hyperlink>
     </w:p>
-    <w:bookmarkEnd w:id="176"/>
-    <w:bookmarkStart w:id="178" w:name="ref-Markon2011"/>
+    <w:bookmarkEnd w:id="182"/>
+    <w:bookmarkStart w:id="184" w:name="ref-Lansford2010"/>
     <w:p>
       <w:pPr>
         <w:pStyle w:val="Bibliography"/>
       </w:pPr>
       <w:r>
+        <w:t xml:space="preserve">Lansford, J. E., Malone, P. S., Dodge, K. A., Pettit, G. S., &amp; Bates, J. E. (2010). Developmental cascades of peer rejection, social information processing biases, and aggression during middle childhood.</w:t>
+      </w:r>
+      <w:r>
+        <w:t xml:space="preserve"> </w:t>
+      </w:r>
+      <w:r>
+        <w:rPr>
+          <w:i/>
+          <w:iCs/>
+        </w:rPr>
+        <w:t xml:space="preserve">Development and Psychopathology</w:t>
+      </w:r>
+      <w:r>
+        <w:t xml:space="preserve">,</w:t>
+      </w:r>
+      <w:r>
+        <w:t xml:space="preserve"> </w:t>
+      </w:r>
+      <w:r>
+        <w:rPr>
+          <w:i/>
+          <w:iCs/>
+        </w:rPr>
+        <w:t xml:space="preserve">22</w:t>
+      </w:r>
+      <w:r>
+        <w:t xml:space="preserve">(Special Issue 03), 593–602.</w:t>
+      </w:r>
+      <w:r>
+        <w:t xml:space="preserve"> </w:t>
+      </w:r>
+      <w:hyperlink r:id="rId183">
+        <w:r>
+          <w:rPr>
+            <w:rStyle w:val="Hyperlink"/>
+          </w:rPr>
+          <w:t xml:space="preserve">https://doi.org/10.1017/S0954579410000301</w:t>
+        </w:r>
+      </w:hyperlink>
+    </w:p>
+    <w:bookmarkEnd w:id="184"/>
+    <w:bookmarkStart w:id="186" w:name="ref-Markon2011"/>
+    <w:p>
+      <w:pPr>
+        <w:pStyle w:val="Bibliography"/>
+      </w:pPr>
+      <w:r>
         <w:t xml:space="preserve">Markon, K. E., Chmielewski, M., &amp; Miller, C. J. (2011). The reliability and validity of discrete and continuous measures of psychopathology: A quantitative review.</w:t>
       </w:r>
       <w:r>
@@ -7216,7 +7477,7 @@
       <w:r>
         <w:t xml:space="preserve"> </w:t>
       </w:r>
-      <w:hyperlink r:id="rId177">
+      <w:hyperlink r:id="rId185">
         <w:r>
           <w:rPr>
             <w:rStyle w:val="Hyperlink"/>
@@ -7225,8 +7486,8 @@
         </w:r>
       </w:hyperlink>
     </w:p>
-    <w:bookmarkEnd w:id="178"/>
-    <w:bookmarkStart w:id="180" w:name="ref-Markon2005"/>
+    <w:bookmarkEnd w:id="186"/>
+    <w:bookmarkStart w:id="188" w:name="ref-Markon2005"/>
     <w:p>
       <w:pPr>
         <w:pStyle w:val="Bibliography"/>
@@ -7263,7 +7524,7 @@
       <w:r>
         <w:t xml:space="preserve"> </w:t>
       </w:r>
-      <w:hyperlink r:id="rId179">
+      <w:hyperlink r:id="rId187">
         <w:r>
           <w:rPr>
             <w:rStyle w:val="Hyperlink"/>
@@ -7272,8 +7533,8 @@
         </w:r>
       </w:hyperlink>
     </w:p>
-    <w:bookmarkEnd w:id="180"/>
-    <w:bookmarkStart w:id="182" w:name="ref-Miller2009"/>
+    <w:bookmarkEnd w:id="188"/>
+    <w:bookmarkStart w:id="190" w:name="ref-Miller2009"/>
     <w:p>
       <w:pPr>
         <w:pStyle w:val="Bibliography"/>
@@ -7310,7 +7571,7 @@
       <w:r>
         <w:t xml:space="preserve"> </w:t>
       </w:r>
-      <w:hyperlink r:id="rId181">
+      <w:hyperlink r:id="rId189">
         <w:r>
           <w:rPr>
             <w:rStyle w:val="Hyperlink"/>
@@ -7319,8 +7580,8 @@
         </w:r>
       </w:hyperlink>
     </w:p>
-    <w:bookmarkEnd w:id="182"/>
-    <w:bookmarkStart w:id="184" w:name="ref-Mineo2017"/>
+    <w:bookmarkEnd w:id="190"/>
+    <w:bookmarkStart w:id="192" w:name="ref-Mineo2017"/>
     <w:p>
       <w:pPr>
         <w:pStyle w:val="Bibliography"/>
@@ -7344,7 +7605,7 @@
       <w:r>
         <w:t xml:space="preserve"> </w:t>
       </w:r>
-      <w:hyperlink r:id="rId183">
+      <w:hyperlink r:id="rId191">
         <w:r>
           <w:rPr>
             <w:rStyle w:val="Hyperlink"/>
@@ -7353,8 +7614,8 @@
         </w:r>
       </w:hyperlink>
     </w:p>
-    <w:bookmarkEnd w:id="184"/>
-    <w:bookmarkStart w:id="186" w:name="ref-Moffitt1993"/>
+    <w:bookmarkEnd w:id="192"/>
+    <w:bookmarkStart w:id="194" w:name="ref-Moffitt1993"/>
     <w:p>
       <w:pPr>
         <w:pStyle w:val="Bibliography"/>
@@ -7391,7 +7652,7 @@
       <w:r>
         <w:t xml:space="preserve"> </w:t>
       </w:r>
-      <w:hyperlink r:id="rId185">
+      <w:hyperlink r:id="rId193">
         <w:r>
           <w:rPr>
             <w:rStyle w:val="Hyperlink"/>
@@ -7400,8 +7661,8 @@
         </w:r>
       </w:hyperlink>
     </w:p>
-    <w:bookmarkEnd w:id="186"/>
-    <w:bookmarkStart w:id="188" w:name="ref-Moffitt2011"/>
+    <w:bookmarkEnd w:id="194"/>
+    <w:bookmarkStart w:id="196" w:name="ref-Moffitt2011"/>
     <w:p>
       <w:pPr>
         <w:pStyle w:val="Bibliography"/>
@@ -7438,7 +7699,7 @@
       <w:r>
         <w:t xml:space="preserve"> </w:t>
       </w:r>
-      <w:hyperlink r:id="rId187">
+      <w:hyperlink r:id="rId195">
         <w:r>
           <w:rPr>
             <w:rStyle w:val="Hyperlink"/>
@@ -7447,8 +7708,8 @@
         </w:r>
       </w:hyperlink>
     </w:p>
-    <w:bookmarkEnd w:id="188"/>
-    <w:bookmarkStart w:id="190" w:name="ref-Moss1964"/>
+    <w:bookmarkEnd w:id="196"/>
+    <w:bookmarkStart w:id="198" w:name="ref-Moss1964"/>
     <w:p>
       <w:pPr>
         <w:pStyle w:val="Bibliography"/>
@@ -7494,7 +7755,7 @@
       <w:r>
         <w:t xml:space="preserve"> </w:t>
       </w:r>
-      <w:hyperlink r:id="rId189">
+      <w:hyperlink r:id="rId197">
         <w:r>
           <w:rPr>
             <w:rStyle w:val="Hyperlink"/>
@@ -7503,8 +7764,8 @@
         </w:r>
       </w:hyperlink>
     </w:p>
-    <w:bookmarkEnd w:id="190"/>
-    <w:bookmarkStart w:id="192" w:name="ref-Odgers2008"/>
+    <w:bookmarkEnd w:id="198"/>
+    <w:bookmarkStart w:id="200" w:name="ref-Odgers2008"/>
     <w:p>
       <w:pPr>
         <w:pStyle w:val="Bibliography"/>
@@ -7541,7 +7802,7 @@
       <w:r>
         <w:t xml:space="preserve"> </w:t>
       </w:r>
-      <w:hyperlink r:id="rId191">
+      <w:hyperlink r:id="rId199">
         <w:r>
           <w:rPr>
             <w:rStyle w:val="Hyperlink"/>
@@ -7550,8 +7811,8 @@
         </w:r>
       </w:hyperlink>
     </w:p>
-    <w:bookmarkEnd w:id="192"/>
-    <w:bookmarkStart w:id="194" w:name="ref-Paalman2013"/>
+    <w:bookmarkEnd w:id="200"/>
+    <w:bookmarkStart w:id="202" w:name="ref-Paalman2013"/>
     <w:p>
       <w:pPr>
         <w:pStyle w:val="Bibliography"/>
@@ -7588,7 +7849,7 @@
       <w:r>
         <w:t xml:space="preserve"> </w:t>
       </w:r>
-      <w:hyperlink r:id="rId193">
+      <w:hyperlink r:id="rId201">
         <w:r>
           <w:rPr>
             <w:rStyle w:val="Hyperlink"/>
@@ -7597,8 +7858,8 @@
         </w:r>
       </w:hyperlink>
     </w:p>
-    <w:bookmarkEnd w:id="194"/>
-    <w:bookmarkStart w:id="196" w:name="ref-Patterson1993"/>
+    <w:bookmarkEnd w:id="202"/>
+    <w:bookmarkStart w:id="204" w:name="ref-Patterson1993"/>
     <w:p>
       <w:pPr>
         <w:pStyle w:val="Bibliography"/>
@@ -7635,7 +7896,7 @@
       <w:r>
         <w:t xml:space="preserve"> </w:t>
       </w:r>
-      <w:hyperlink r:id="rId195">
+      <w:hyperlink r:id="rId203">
         <w:r>
           <w:rPr>
             <w:rStyle w:val="Hyperlink"/>
@@ -7644,8 +7905,8 @@
         </w:r>
       </w:hyperlink>
     </w:p>
-    <w:bookmarkEnd w:id="196"/>
-    <w:bookmarkStart w:id="198" w:name="ref-Pavlovich2026"/>
+    <w:bookmarkEnd w:id="204"/>
+    <w:bookmarkStart w:id="206" w:name="ref-Pavlovich2026"/>
     <w:p>
       <w:pPr>
         <w:pStyle w:val="Bibliography"/>
@@ -7682,7 +7943,7 @@
       <w:r>
         <w:t xml:space="preserve"> </w:t>
       </w:r>
-      <w:hyperlink r:id="rId197">
+      <w:hyperlink r:id="rId205">
         <w:r>
           <w:rPr>
             <w:rStyle w:val="Hyperlink"/>
@@ -7691,8 +7952,8 @@
         </w:r>
       </w:hyperlink>
     </w:p>
-    <w:bookmarkEnd w:id="198"/>
-    <w:bookmarkStart w:id="200" w:name="ref-Petersen2024"/>
+    <w:bookmarkEnd w:id="206"/>
+    <w:bookmarkStart w:id="208" w:name="ref-Petersen2024"/>
     <w:p>
       <w:pPr>
         <w:pStyle w:val="Bibliography"/>
@@ -7729,7 +7990,7 @@
       <w:r>
         <w:t xml:space="preserve"> </w:t>
       </w:r>
-      <w:hyperlink r:id="rId199">
+      <w:hyperlink r:id="rId207">
         <w:r>
           <w:rPr>
             <w:rStyle w:val="Hyperlink"/>
@@ -7738,8 +7999,8 @@
         </w:r>
       </w:hyperlink>
     </w:p>
-    <w:bookmarkEnd w:id="200"/>
-    <w:bookmarkStart w:id="201" w:name="ref-PetersenPrinciplesPsychAssessment"/>
+    <w:bookmarkEnd w:id="208"/>
+    <w:bookmarkStart w:id="209" w:name="ref-PetersenPrinciplesPsychAssessment"/>
     <w:p>
       <w:pPr>
         <w:pStyle w:val="Bibliography"/>
@@ -7777,7 +8038,7 @@
       <w:r>
         <w:t xml:space="preserve"> </w:t>
       </w:r>
-      <w:hyperlink r:id="rId94">
+      <w:hyperlink r:id="rId98">
         <w:r>
           <w:rPr>
             <w:rStyle w:val="Hyperlink"/>
@@ -7786,8 +8047,8 @@
         </w:r>
       </w:hyperlink>
     </w:p>
-    <w:bookmarkEnd w:id="201"/>
-    <w:bookmarkStart w:id="202" w:name="ref-Petersen2015"/>
+    <w:bookmarkEnd w:id="209"/>
+    <w:bookmarkStart w:id="210" w:name="ref-Petersen2015"/>
     <w:p>
       <w:pPr>
         <w:pStyle w:val="Bibliography"/>
@@ -7833,8 +8094,8 @@
         </w:r>
       </w:hyperlink>
     </w:p>
-    <w:bookmarkEnd w:id="202"/>
-    <w:bookmarkStart w:id="204" w:name="ref-Petersen2020"/>
+    <w:bookmarkEnd w:id="210"/>
+    <w:bookmarkStart w:id="212" w:name="ref-Petersen2020"/>
     <w:p>
       <w:pPr>
         <w:pStyle w:val="Bibliography"/>
@@ -7871,7 +8132,7 @@
       <w:r>
         <w:t xml:space="preserve"> </w:t>
       </w:r>
-      <w:hyperlink r:id="rId203">
+      <w:hyperlink r:id="rId211">
         <w:r>
           <w:rPr>
             <w:rStyle w:val="Hyperlink"/>
@@ -7880,8 +8141,8 @@
         </w:r>
       </w:hyperlink>
     </w:p>
-    <w:bookmarkEnd w:id="204"/>
-    <w:bookmarkStart w:id="205" w:name="ref-Petersen2026"/>
+    <w:bookmarkEnd w:id="212"/>
+    <w:bookmarkStart w:id="213" w:name="ref-Petersen2026"/>
     <w:p>
       <w:pPr>
         <w:pStyle w:val="Bibliography"/>
@@ -7918,7 +8179,7 @@
       <w:r>
         <w:t xml:space="preserve"> </w:t>
       </w:r>
-      <w:hyperlink r:id="rId76">
+      <w:hyperlink r:id="rId80">
         <w:r>
           <w:rPr>
             <w:rStyle w:val="Hyperlink"/>
@@ -7927,8 +8188,8 @@
         </w:r>
       </w:hyperlink>
     </w:p>
-    <w:bookmarkEnd w:id="205"/>
-    <w:bookmarkStart w:id="207" w:name="ref-Petersen2021"/>
+    <w:bookmarkEnd w:id="213"/>
+    <w:bookmarkStart w:id="215" w:name="ref-Petersen2021"/>
     <w:p>
       <w:pPr>
         <w:pStyle w:val="Bibliography"/>
@@ -7965,7 +8226,7 @@
       <w:r>
         <w:t xml:space="preserve"> </w:t>
       </w:r>
-      <w:hyperlink r:id="rId206">
+      <w:hyperlink r:id="rId214">
         <w:r>
           <w:rPr>
             <w:rStyle w:val="Hyperlink"/>
@@ -7974,8 +8235,8 @@
         </w:r>
       </w:hyperlink>
     </w:p>
-    <w:bookmarkEnd w:id="207"/>
-    <w:bookmarkStart w:id="209" w:name="ref-Petersen2018"/>
+    <w:bookmarkEnd w:id="215"/>
+    <w:bookmarkStart w:id="217" w:name="ref-Petersen2018"/>
     <w:p>
       <w:pPr>
         <w:pStyle w:val="Bibliography"/>
@@ -8012,7 +8273,7 @@
       <w:r>
         <w:t xml:space="preserve"> </w:t>
       </w:r>
-      <w:hyperlink r:id="rId208">
+      <w:hyperlink r:id="rId216">
         <w:r>
           <w:rPr>
             <w:rStyle w:val="Hyperlink"/>
@@ -8021,8 +8282,8 @@
         </w:r>
       </w:hyperlink>
     </w:p>
-    <w:bookmarkEnd w:id="209"/>
-    <w:bookmarkStart w:id="211" w:name="ref-Poulton2015"/>
+    <w:bookmarkEnd w:id="217"/>
+    <w:bookmarkStart w:id="219" w:name="ref-Poulton2015"/>
     <w:p>
       <w:pPr>
         <w:pStyle w:val="Bibliography"/>
@@ -8068,7 +8329,7 @@
       <w:r>
         <w:t xml:space="preserve"> </w:t>
       </w:r>
-      <w:hyperlink r:id="rId210">
+      <w:hyperlink r:id="rId218">
         <w:r>
           <w:rPr>
             <w:rStyle w:val="Hyperlink"/>
@@ -8077,8 +8338,8 @@
         </w:r>
       </w:hyperlink>
     </w:p>
-    <w:bookmarkEnd w:id="211"/>
-    <w:bookmarkStart w:id="212" w:name="ref-Roche1992"/>
+    <w:bookmarkEnd w:id="219"/>
+    <w:bookmarkStart w:id="220" w:name="ref-Roche1992"/>
     <w:p>
       <w:pPr>
         <w:pStyle w:val="Bibliography"/>
@@ -8128,8 +8389,8 @@
         <w:t xml:space="preserve">. Cambridge University Press.</w:t>
       </w:r>
     </w:p>
-    <w:bookmarkEnd w:id="212"/>
-    <w:bookmarkStart w:id="214" w:name="ref-Rutter2006"/>
+    <w:bookmarkEnd w:id="220"/>
+    <w:bookmarkStart w:id="222" w:name="ref-Rutter2006"/>
     <w:p>
       <w:pPr>
         <w:pStyle w:val="Bibliography"/>
@@ -8166,7 +8427,7 @@
       <w:r>
         <w:t xml:space="preserve"> </w:t>
       </w:r>
-      <w:hyperlink r:id="rId213">
+      <w:hyperlink r:id="rId221">
         <w:r>
           <w:rPr>
             <w:rStyle w:val="Hyperlink"/>
@@ -8175,8 +8436,8 @@
         </w:r>
       </w:hyperlink>
     </w:p>
-    <w:bookmarkEnd w:id="214"/>
-    <w:bookmarkStart w:id="216" w:name="ref-Schaefer2017"/>
+    <w:bookmarkEnd w:id="222"/>
+    <w:bookmarkStart w:id="224" w:name="ref-Schaefer2017"/>
     <w:p>
       <w:pPr>
         <w:pStyle w:val="Bibliography"/>
@@ -8213,7 +8474,7 @@
       <w:r>
         <w:t xml:space="preserve"> </w:t>
       </w:r>
-      <w:hyperlink r:id="rId215">
+      <w:hyperlink r:id="rId223">
         <w:r>
           <w:rPr>
             <w:rStyle w:val="Hyperlink"/>
@@ -8222,8 +8483,8 @@
         </w:r>
       </w:hyperlink>
     </w:p>
-    <w:bookmarkEnd w:id="216"/>
-    <w:bookmarkStart w:id="218" w:name="ref-Schaeffer1991"/>
+    <w:bookmarkEnd w:id="224"/>
+    <w:bookmarkStart w:id="226" w:name="ref-Schaeffer1991"/>
     <w:p>
       <w:pPr>
         <w:pStyle w:val="Bibliography"/>
@@ -8260,7 +8521,7 @@
       <w:r>
         <w:t xml:space="preserve"> </w:t>
       </w:r>
-      <w:hyperlink r:id="rId217">
+      <w:hyperlink r:id="rId225">
         <w:r>
           <w:rPr>
             <w:rStyle w:val="Hyperlink"/>
@@ -8269,8 +8530,8 @@
         </w:r>
       </w:hyperlink>
     </w:p>
-    <w:bookmarkEnd w:id="218"/>
-    <w:bookmarkStart w:id="220" w:name="ref-Schwarz1999"/>
+    <w:bookmarkEnd w:id="226"/>
+    <w:bookmarkStart w:id="228" w:name="ref-Schwarz1999"/>
     <w:p>
       <w:pPr>
         <w:pStyle w:val="Bibliography"/>
@@ -8307,7 +8568,7 @@
       <w:r>
         <w:t xml:space="preserve"> </w:t>
       </w:r>
-      <w:hyperlink r:id="rId219">
+      <w:hyperlink r:id="rId227">
         <w:r>
           <w:rPr>
             <w:rStyle w:val="Hyperlink"/>
@@ -8316,8 +8577,8 @@
         </w:r>
       </w:hyperlink>
     </w:p>
-    <w:bookmarkEnd w:id="220"/>
-    <w:bookmarkStart w:id="222" w:name="ref-Sellbom2016"/>
+    <w:bookmarkEnd w:id="228"/>
+    <w:bookmarkStart w:id="230" w:name="ref-Sellbom2016"/>
     <w:p>
       <w:pPr>
         <w:pStyle w:val="Bibliography"/>
@@ -8354,7 +8615,7 @@
       <w:r>
         <w:t xml:space="preserve"> </w:t>
       </w:r>
-      <w:hyperlink r:id="rId221">
+      <w:hyperlink r:id="rId229">
         <w:r>
           <w:rPr>
             <w:rStyle w:val="Hyperlink"/>
@@ -8363,8 +8624,8 @@
         </w:r>
       </w:hyperlink>
     </w:p>
-    <w:bookmarkEnd w:id="222"/>
-    <w:bookmarkStart w:id="223" w:name="ref-Sivertsson2024"/>
+    <w:bookmarkEnd w:id="230"/>
+    <w:bookmarkStart w:id="231" w:name="ref-Sivertsson2024"/>
     <w:p>
       <w:pPr>
         <w:pStyle w:val="Bibliography"/>
@@ -8422,8 +8683,8 @@
         </w:r>
       </w:hyperlink>
     </w:p>
-    <w:bookmarkEnd w:id="223"/>
-    <w:bookmarkStart w:id="224" w:name="ref-Sroufe2016"/>
+    <w:bookmarkEnd w:id="231"/>
+    <w:bookmarkStart w:id="232" w:name="ref-Sroufe2016"/>
     <w:p>
       <w:pPr>
         <w:pStyle w:val="Bibliography"/>
@@ -8448,8 +8709,8 @@
         <w:t xml:space="preserve">(Vol. 3, pp. 997–1011). Guilford.</w:t>
       </w:r>
     </w:p>
-    <w:bookmarkEnd w:id="224"/>
-    <w:bookmarkStart w:id="226" w:name="ref-Steffensmeier2025"/>
+    <w:bookmarkEnd w:id="232"/>
+    <w:bookmarkStart w:id="234" w:name="ref-Steffensmeier2025"/>
     <w:p>
       <w:pPr>
         <w:pStyle w:val="Bibliography"/>
@@ -8486,7 +8747,7 @@
       <w:r>
         <w:t xml:space="preserve"> </w:t>
       </w:r>
-      <w:hyperlink r:id="rId225">
+      <w:hyperlink r:id="rId233">
         <w:r>
           <w:rPr>
             <w:rStyle w:val="Hyperlink"/>
@@ -8495,8 +8756,8 @@
         </w:r>
       </w:hyperlink>
     </w:p>
-    <w:bookmarkEnd w:id="226"/>
-    <w:bookmarkStart w:id="228" w:name="ref-Sterba2007"/>
+    <w:bookmarkEnd w:id="234"/>
+    <w:bookmarkStart w:id="236" w:name="ref-Sterba2007"/>
     <w:p>
       <w:pPr>
         <w:pStyle w:val="Bibliography"/>
@@ -8533,7 +8794,7 @@
       <w:r>
         <w:t xml:space="preserve"> </w:t>
       </w:r>
-      <w:hyperlink r:id="rId227">
+      <w:hyperlink r:id="rId235">
         <w:r>
           <w:rPr>
             <w:rStyle w:val="Hyperlink"/>
@@ -8542,8 +8803,8 @@
         </w:r>
       </w:hyperlink>
     </w:p>
-    <w:bookmarkEnd w:id="228"/>
-    <w:bookmarkStart w:id="230" w:name="ref-Tackett2022"/>
+    <w:bookmarkEnd w:id="236"/>
+    <w:bookmarkStart w:id="238" w:name="ref-Tackett2022"/>
     <w:p>
       <w:pPr>
         <w:pStyle w:val="Bibliography"/>
@@ -8580,7 +8841,7 @@
       <w:r>
         <w:t xml:space="preserve"> </w:t>
       </w:r>
-      <w:hyperlink r:id="rId229">
+      <w:hyperlink r:id="rId237">
         <w:r>
           <w:rPr>
             <w:rStyle w:val="Hyperlink"/>
@@ -8589,8 +8850,8 @@
         </w:r>
       </w:hyperlink>
     </w:p>
-    <w:bookmarkEnd w:id="230"/>
-    <w:bookmarkStart w:id="232" w:name="ref-Tiego2023"/>
+    <w:bookmarkEnd w:id="238"/>
+    <w:bookmarkStart w:id="240" w:name="ref-Tiego2023"/>
     <w:p>
       <w:pPr>
         <w:pStyle w:val="Bibliography"/>
@@ -8630,7 +8891,7 @@
       <w:r>
         <w:t xml:space="preserve"> </w:t>
       </w:r>
-      <w:hyperlink r:id="rId231">
+      <w:hyperlink r:id="rId239">
         <w:r>
           <w:rPr>
             <w:rStyle w:val="Hyperlink"/>
@@ -8639,8 +8900,8 @@
         </w:r>
       </w:hyperlink>
     </w:p>
-    <w:bookmarkEnd w:id="232"/>
-    <w:bookmarkStart w:id="233" w:name="ref-Vaillant2012"/>
+    <w:bookmarkEnd w:id="240"/>
+    <w:bookmarkStart w:id="241" w:name="ref-Vaillant2012"/>
     <w:p>
       <w:pPr>
         <w:pStyle w:val="Bibliography"/>
@@ -8676,8 +8937,8 @@
         <w:t xml:space="preserve">. Harvard University Press.</w:t>
       </w:r>
     </w:p>
-    <w:bookmarkEnd w:id="233"/>
-    <w:bookmarkStart w:id="235" w:name="ref-Wakschlag2014"/>
+    <w:bookmarkEnd w:id="241"/>
+    <w:bookmarkStart w:id="243" w:name="ref-Wakschlag2014"/>
     <w:p>
       <w:pPr>
         <w:pStyle w:val="Bibliography"/>
@@ -8714,7 +8975,7 @@
       <w:r>
         <w:t xml:space="preserve"> </w:t>
       </w:r>
-      <w:hyperlink r:id="rId234">
+      <w:hyperlink r:id="rId242">
         <w:r>
           <w:rPr>
             <w:rStyle w:val="Hyperlink"/>
@@ -8723,8 +8984,8 @@
         </w:r>
       </w:hyperlink>
     </w:p>
-    <w:bookmarkEnd w:id="235"/>
-    <w:bookmarkStart w:id="237" w:name="ref-Wakschlag2019"/>
+    <w:bookmarkEnd w:id="243"/>
+    <w:bookmarkStart w:id="245" w:name="ref-Wakschlag2019"/>
     <w:p>
       <w:pPr>
         <w:pStyle w:val="Bibliography"/>
@@ -8761,7 +9022,7 @@
       <w:r>
         <w:t xml:space="preserve"> </w:t>
       </w:r>
-      <w:hyperlink r:id="rId236">
+      <w:hyperlink r:id="rId244">
         <w:r>
           <w:rPr>
             <w:rStyle w:val="Hyperlink"/>
@@ -8770,8 +9031,8 @@
         </w:r>
       </w:hyperlink>
     </w:p>
-    <w:bookmarkEnd w:id="237"/>
-    <w:bookmarkStart w:id="239" w:name="ref-Walters2011"/>
+    <w:bookmarkEnd w:id="245"/>
+    <w:bookmarkStart w:id="247" w:name="ref-Walters2011"/>
     <w:p>
       <w:pPr>
         <w:pStyle w:val="Bibliography"/>
@@ -8808,7 +9069,7 @@
       <w:r>
         <w:t xml:space="preserve"> </w:t>
       </w:r>
-      <w:hyperlink r:id="rId238">
+      <w:hyperlink r:id="rId246">
         <w:r>
           <w:rPr>
             <w:rStyle w:val="Hyperlink"/>
@@ -8817,8 +9078,8 @@
         </w:r>
       </w:hyperlink>
     </w:p>
-    <w:bookmarkEnd w:id="239"/>
-    <w:bookmarkStart w:id="241" w:name="ref-Walters2012"/>
+    <w:bookmarkEnd w:id="247"/>
+    <w:bookmarkStart w:id="249" w:name="ref-Walters2012"/>
     <w:p>
       <w:pPr>
         <w:pStyle w:val="Bibliography"/>
@@ -8855,7 +9116,7 @@
       <w:r>
         <w:t xml:space="preserve"> </w:t>
       </w:r>
-      <w:hyperlink r:id="rId240">
+      <w:hyperlink r:id="rId248">
         <w:r>
           <w:rPr>
             <w:rStyle w:val="Hyperlink"/>
@@ -8864,8 +9125,8 @@
         </w:r>
       </w:hyperlink>
     </w:p>
-    <w:bookmarkEnd w:id="241"/>
-    <w:bookmarkStart w:id="243" w:name="ref-Walters2014"/>
+    <w:bookmarkEnd w:id="249"/>
+    <w:bookmarkStart w:id="251" w:name="ref-Walters2014"/>
     <w:p>
       <w:pPr>
         <w:pStyle w:val="Bibliography"/>
@@ -8902,7 +9163,7 @@
       <w:r>
         <w:t xml:space="preserve"> </w:t>
       </w:r>
-      <w:hyperlink r:id="rId242">
+      <w:hyperlink r:id="rId250">
         <w:r>
           <w:rPr>
             <w:rStyle w:val="Hyperlink"/>
@@ -8911,8 +9172,8 @@
         </w:r>
       </w:hyperlink>
     </w:p>
-    <w:bookmarkEnd w:id="243"/>
-    <w:bookmarkStart w:id="245" w:name="ref-Walters2015"/>
+    <w:bookmarkEnd w:id="251"/>
+    <w:bookmarkStart w:id="253" w:name="ref-Walters2015"/>
     <w:p>
       <w:pPr>
         <w:pStyle w:val="Bibliography"/>
@@ -8949,7 +9210,7 @@
       <w:r>
         <w:t xml:space="preserve"> </w:t>
       </w:r>
-      <w:hyperlink r:id="rId244">
+      <w:hyperlink r:id="rId252">
         <w:r>
           <w:rPr>
             <w:rStyle w:val="Hyperlink"/>
@@ -8958,8 +9219,8 @@
         </w:r>
       </w:hyperlink>
     </w:p>
-    <w:bookmarkEnd w:id="245"/>
-    <w:bookmarkStart w:id="247" w:name="ref-Walters2013"/>
+    <w:bookmarkEnd w:id="253"/>
+    <w:bookmarkStart w:id="255" w:name="ref-Walters2013"/>
     <w:p>
       <w:pPr>
         <w:pStyle w:val="Bibliography"/>
@@ -8996,7 +9257,7 @@
       <w:r>
         <w:t xml:space="preserve"> </w:t>
       </w:r>
-      <w:hyperlink r:id="rId246">
+      <w:hyperlink r:id="rId254">
         <w:r>
           <w:rPr>
             <w:rStyle w:val="Hyperlink"/>
@@ -9005,8 +9266,8 @@
         </w:r>
       </w:hyperlink>
     </w:p>
-    <w:bookmarkEnd w:id="247"/>
-    <w:bookmarkStart w:id="249" w:name="ref-Walton2011"/>
+    <w:bookmarkEnd w:id="255"/>
+    <w:bookmarkStart w:id="257" w:name="ref-Walton2011"/>
     <w:p>
       <w:pPr>
         <w:pStyle w:val="Bibliography"/>
@@ -9043,7 +9304,7 @@
       <w:r>
         <w:t xml:space="preserve"> </w:t>
       </w:r>
-      <w:hyperlink r:id="rId248">
+      <w:hyperlink r:id="rId256">
         <w:r>
           <w:rPr>
             <w:rStyle w:val="Hyperlink"/>
@@ -9052,8 +9313,8 @@
         </w:r>
       </w:hyperlink>
     </w:p>
-    <w:bookmarkEnd w:id="249"/>
-    <w:bookmarkStart w:id="251" w:name="ref-Weems2008"/>
+    <w:bookmarkEnd w:id="257"/>
+    <w:bookmarkStart w:id="259" w:name="ref-Weems2008"/>
     <w:p>
       <w:pPr>
         <w:pStyle w:val="Bibliography"/>
@@ -9090,7 +9351,7 @@
       <w:r>
         <w:t xml:space="preserve"> </w:t>
       </w:r>
-      <w:hyperlink r:id="rId250">
+      <w:hyperlink r:id="rId258">
         <w:r>
           <w:rPr>
             <w:rStyle w:val="Hyperlink"/>
@@ -9099,8 +9360,8 @@
         </w:r>
       </w:hyperlink>
     </w:p>
-    <w:bookmarkEnd w:id="251"/>
-    <w:bookmarkStart w:id="253" w:name="ref-Weiss2003"/>
+    <w:bookmarkEnd w:id="259"/>
+    <w:bookmarkStart w:id="261" w:name="ref-Weiss2003"/>
     <w:p>
       <w:pPr>
         <w:pStyle w:val="Bibliography"/>
@@ -9137,7 +9398,7 @@
       <w:r>
         <w:t xml:space="preserve"> </w:t>
       </w:r>
-      <w:hyperlink r:id="rId252">
+      <w:hyperlink r:id="rId260">
         <w:r>
           <w:rPr>
             <w:rStyle w:val="Hyperlink"/>
@@ -9146,8 +9407,8 @@
         </w:r>
       </w:hyperlink>
     </w:p>
-    <w:bookmarkEnd w:id="253"/>
-    <w:bookmarkStart w:id="255" w:name="ref-WHO2022"/>
+    <w:bookmarkEnd w:id="261"/>
+    <w:bookmarkStart w:id="263" w:name="ref-WHO2022"/>
     <w:p>
       <w:pPr>
         <w:pStyle w:val="Bibliography"/>
@@ -9185,7 +9446,7 @@
       <w:r>
         <w:t xml:space="preserve"> </w:t>
       </w:r>
-      <w:hyperlink r:id="rId254">
+      <w:hyperlink r:id="rId262">
         <w:r>
           <w:rPr>
             <w:rStyle w:val="Hyperlink"/>
@@ -9194,8 +9455,8 @@
         </w:r>
       </w:hyperlink>
     </w:p>
-    <w:bookmarkEnd w:id="255"/>
-    <w:bookmarkStart w:id="257" w:name="ref-Wright2013"/>
+    <w:bookmarkEnd w:id="263"/>
+    <w:bookmarkStart w:id="265" w:name="ref-Wright2013"/>
     <w:p>
       <w:pPr>
         <w:pStyle w:val="Bibliography"/>
@@ -9232,7 +9493,7 @@
       <w:r>
         <w:t xml:space="preserve"> </w:t>
       </w:r>
-      <w:hyperlink r:id="rId256">
+      <w:hyperlink r:id="rId264">
         <w:r>
           <w:rPr>
             <w:rStyle w:val="Hyperlink"/>
@@ -9241,14 +9502,14 @@
         </w:r>
       </w:hyperlink>
     </w:p>
-    <w:bookmarkEnd w:id="257"/>
-    <w:bookmarkEnd w:id="258"/>
+    <w:bookmarkEnd w:id="265"/>
+    <w:bookmarkEnd w:id="266"/>
     <w:p>
       <w:r>
         <w:br w:type="page"/>
       </w:r>
     </w:p>
-    <w:bookmarkEnd w:id="259"/>
+    <w:bookmarkEnd w:id="267"/>
     <w:p>
       <w:pPr>
         <w:pStyle w:val="Heading1"/>
@@ -9257,7 +9518,7 @@
         <w:t xml:space="preserve">Appendix A</w:t>
       </w:r>
     </w:p>
-    <w:bookmarkStart w:id="260" w:name="apx-a"/>
+    <w:bookmarkStart w:id="268" w:name="apx-a"/>
     <w:p>
       <w:pPr>
         <w:pStyle w:val="Heading1"/>
@@ -9271,7 +9532,7 @@
         <w:br w:type="page"/>
       </w:r>
     </w:p>
-    <w:bookmarkEnd w:id="260"/>
+    <w:bookmarkEnd w:id="268"/>
     <w:p>
       <w:pPr>
         <w:pStyle w:val="Heading1"/>
@@ -9280,7 +9541,7 @@
         <w:t xml:space="preserve">Appendix B</w:t>
       </w:r>
     </w:p>
-    <w:bookmarkStart w:id="261" w:name="apx-b"/>
+    <w:bookmarkStart w:id="269" w:name="apx-b"/>
     <w:p>
       <w:pPr>
         <w:pStyle w:val="Heading1"/>
@@ -9289,7 +9550,7 @@
         <w:t xml:space="preserve">Another Appendix</w:t>
       </w:r>
     </w:p>
-    <w:bookmarkEnd w:id="261"/>
+    <w:bookmarkEnd w:id="269"/>
     <w:sectPr>
       <w:headerReference r:id="rId8" w:type="even"/>
       <w:headerReference r:id="rId9" w:type="default"/>
@@ -9355,7 +9616,7 @@
       </w:r>
     </w:p>
   </w:footnote>
-  <w:footnote w:id="72">
+  <w:footnote w:id="76">
     <w:p>
       <w:pPr>
         <w:pStyle w:val="FootnoteText"/>
@@ -9430,7 +9691,7 @@
       </w:r>
     </w:p>
   </w:footnote>
-  <w:footnote w:id="73">
+  <w:footnote w:id="77">
     <w:p>
       <w:pPr>
         <w:pStyle w:val="FootnoteText"/>

--- a/index.docx
+++ b/index.docx
@@ -7425,7 +7425,7 @@
         <w:t xml:space="preserve">22</w:t>
       </w:r>
       <w:r>
-        <w:t xml:space="preserve">(Special Issue 03), 593–602.</w:t>
+        <w:t xml:space="preserve">(3), 593–602.</w:t>
       </w:r>
       <w:r>
         <w:t xml:space="preserve"> </w:t>

--- a/index.docx
+++ b/index.docx
@@ -2053,7 +2053,7 @@
       </w:r>
     </w:p>
     <w:bookmarkEnd w:id="68"/>
-    <w:bookmarkStart w:id="75" w:name="the-problemobstacle"/>
+    <w:bookmarkStart w:id="76" w:name="the-problemobstacle"/>
     <w:p>
       <w:pPr>
         <w:pStyle w:val="Heading1"/>
@@ -2104,7 +2104,7 @@
         <w:t xml:space="preserve">A modest number of longitudinal studies have followed people for lengthy developmental periods.</w:t>
       </w:r>
     </w:p>
-    <w:bookmarkStart w:id="73" w:name="seminal-longitudinal-studies"/>
+    <w:bookmarkStart w:id="74" w:name="seminal-longitudinal-studies"/>
     <w:p>
       <w:pPr>
         <w:pStyle w:val="Heading2"/>
@@ -2541,7 +2541,7 @@
         <w:t xml:space="preserve"> </w:t>
       </w:r>
       <w:r>
-        <w:t xml:space="preserve">The Glueck Study started in 1940 and recruited 456 11–16-year-old boys who were living in poor, high-crime inner-city neighborhoods in Boston, and has followed them into their 80s.</w:t>
+        <w:t xml:space="preserve">The Glueck Study started in 1940 and recruited 456 11–16-year-old boys who were living in poor, high-crime inner-city neighborhoods in Boston, Massachussetts, and has followed them into their 80s.</w:t>
       </w:r>
       <w:r>
         <w:t xml:space="preserve"> </w:t>
@@ -2583,12 +2583,105 @@
       </w:r>
     </w:p>
     <w:bookmarkEnd w:id="71"/>
-    <w:bookmarkStart w:id="72" w:name="child-development-project"/>
+    <w:bookmarkStart w:id="72" w:name="X27527483be19a1e40231f5316b6bbe44bed7f49"/>
     <w:p>
       <w:pPr>
         <w:pStyle w:val="Heading3"/>
       </w:pPr>
       <w:r>
+        <w:t xml:space="preserve">Minnesota Longitudinal Study of Risk and Adaptation</w:t>
+      </w:r>
+    </w:p>
+    <w:p>
+      <w:pPr>
+        <w:pStyle w:val="FirstParagraph"/>
+      </w:pPr>
+      <w:r>
+        <w:t xml:space="preserve">The Minnesota Longitudinal Study of Risk and Adaptation</w:t>
+      </w:r>
+      <w:r>
+        <w:t xml:space="preserve"> </w:t>
+      </w:r>
+      <w:r>
+        <w:t xml:space="preserve">(</w:t>
+      </w:r>
+      <w:hyperlink w:anchor="ref-Sroufe2005">
+        <w:r>
+          <w:rPr>
+            <w:rStyle w:val="Hyperlink"/>
+          </w:rPr>
+          <w:t xml:space="preserve">Sroufe et al., 2005</w:t>
+        </w:r>
+      </w:hyperlink>
+      <w:r>
+        <w:t xml:space="preserve">)</w:t>
+      </w:r>
+      <w:r>
+        <w:t xml:space="preserve"> </w:t>
+      </w:r>
+      <w:r>
+        <w:t xml:space="preserve">started in 1975 and recruited 267 first-time mothers, who were experiencing poverty, in Minneapolis, Minnesota.</w:t>
+      </w:r>
+      <w:r>
+        <w:t xml:space="preserve"> </w:t>
+      </w:r>
+      <w:r>
+        <w:t xml:space="preserve">Mothers were recruited during pregnancy, and their newborns were followed to age 50.</w:t>
+      </w:r>
+      <w:r>
+        <w:t xml:space="preserve"> </w:t>
+      </w:r>
+      <w:r>
+        <w:t xml:space="preserve">Key findings from the study include that insecure attachment in infancy predicts emotion regulation strategies in adulthood</w:t>
+      </w:r>
+      <w:r>
+        <w:t xml:space="preserve"> </w:t>
+      </w:r>
+      <w:r>
+        <w:t xml:space="preserve">(</w:t>
+      </w:r>
+      <w:hyperlink w:anchor="ref-Girme2021">
+        <w:r>
+          <w:rPr>
+            <w:rStyle w:val="Hyperlink"/>
+          </w:rPr>
+          <w:t xml:space="preserve">Girme et al., 2021</w:t>
+        </w:r>
+      </w:hyperlink>
+      <w:r>
+        <w:t xml:space="preserve">)</w:t>
+      </w:r>
+      <w:r>
+        <w:t xml:space="preserve">, and the impacts of child abuse and neglect on adulthood outcomes</w:t>
+      </w:r>
+      <w:r>
+        <w:t xml:space="preserve"> </w:t>
+      </w:r>
+      <w:r>
+        <w:t xml:space="preserve">(</w:t>
+      </w:r>
+      <w:hyperlink w:anchor="ref-Nivison2024">
+        <w:r>
+          <w:rPr>
+            <w:rStyle w:val="Hyperlink"/>
+          </w:rPr>
+          <w:t xml:space="preserve">Nivison et al., 2024</w:t>
+        </w:r>
+      </w:hyperlink>
+      <w:r>
+        <w:t xml:space="preserve">)</w:t>
+      </w:r>
+      <w:r>
+        <w:t xml:space="preserve">.</w:t>
+      </w:r>
+    </w:p>
+    <w:bookmarkEnd w:id="72"/>
+    <w:bookmarkStart w:id="73" w:name="child-development-project"/>
+    <w:p>
+      <w:pPr>
+        <w:pStyle w:val="Heading3"/>
+      </w:pPr>
+      <w:r>
         <w:t xml:space="preserve">Child Development Project</w:t>
       </w:r>
     </w:p>
@@ -2620,7 +2713,7 @@
         <w:t xml:space="preserve"> </w:t>
       </w:r>
       <w:r>
-        <w:t xml:space="preserve">is a study that recruited two cohorts of 4-year-old children the year before kindergarten in Nashville, Tennessee, Knoxville, Tennessee, and Bloomington, Indiana.</w:t>
+        <w:t xml:space="preserve">is a study that recruited of 4-year-old children the year before kindergarten in 1987 and 1988 in Nashville, Tennessee, Knoxville, Tennessee, and Bloomington, Indiana.</w:t>
       </w:r>
       <w:r>
         <w:t xml:space="preserve"> </w:t>
@@ -2655,9 +2748,9 @@
         <w:t xml:space="preserve">.</w:t>
       </w:r>
     </w:p>
-    <w:bookmarkEnd w:id="72"/>
     <w:bookmarkEnd w:id="73"/>
-    <w:bookmarkStart w:id="74" w:name="longitudinal-studies-of-psychopathology"/>
+    <w:bookmarkEnd w:id="74"/>
+    <w:bookmarkStart w:id="75" w:name="longitudinal-studies-of-psychopathology"/>
     <w:p>
       <w:pPr>
         <w:pStyle w:val="Heading2"/>
@@ -2793,9 +2886,9 @@
         <w:t xml:space="preserve">—have important limitations in (a) how they assessed psychopathology constructs across development and (b) how they estimated people’s scores on those constructs over time that prevent strong inferences regarding individuals’ change over time.</w:t>
       </w:r>
     </w:p>
-    <w:bookmarkEnd w:id="74"/>
     <w:bookmarkEnd w:id="75"/>
-    <w:bookmarkStart w:id="91" w:name="reasons-for-the-problem"/>
+    <w:bookmarkEnd w:id="76"/>
+    <w:bookmarkStart w:id="92" w:name="reasons-for-the-problem"/>
     <w:p>
       <w:pPr>
         <w:pStyle w:val="Heading1"/>
@@ -2862,7 +2955,7 @@
         <w:t xml:space="preserve">To ground the discussion, we provide examples relating to externalizing psychopathology; however, these issues are not specific to externalizing.</w:t>
       </w:r>
     </w:p>
-    <w:bookmarkStart w:id="79" w:name="problems-of-constructs"/>
+    <w:bookmarkStart w:id="80" w:name="problems-of-constructs"/>
     <w:p>
       <w:pPr>
         <w:pStyle w:val="Heading2"/>
@@ -3491,7 +3584,7 @@
         <w:t xml:space="preserve">Moreover, where such theories do indicate changes in behavioral manifestation across development, diagnostic and taxonomic systems do not incorporate these developmental changes.</w:t>
       </w:r>
     </w:p>
-    <w:bookmarkStart w:id="78" w:name="lack-of-a-developmental-perspective"/>
+    <w:bookmarkStart w:id="79" w:name="lack-of-a-developmental-perspective"/>
     <w:p>
       <w:pPr>
         <w:pStyle w:val="Heading3"/>
@@ -3572,7 +3665,7 @@
         <w:rPr>
           <w:rStyle w:val="FootnoteReference"/>
         </w:rPr>
-        <w:footnoteReference w:id="76"/>
+        <w:footnoteReference w:id="77"/>
       </w:r>
       <w:r>
         <w:t xml:space="preserve">—the diagnostic criteria do not differ across development, even though diagnostic manuals acknowledge that developmental factors impact symptom presentation</w:t>
@@ -3581,7 +3674,7 @@
         <w:rPr>
           <w:rStyle w:val="FootnoteReference"/>
         </w:rPr>
-        <w:footnoteReference w:id="77"/>
+        <w:footnoteReference w:id="78"/>
       </w:r>
       <w:r>
         <w:t xml:space="preserve">.</w:t>
@@ -3613,9 +3706,9 @@
         <w:t xml:space="preserve">.</w:t>
       </w:r>
     </w:p>
-    <w:bookmarkEnd w:id="78"/>
     <w:bookmarkEnd w:id="79"/>
-    <w:bookmarkStart w:id="89" w:name="X08761d2e933d3c63251c7853a991975a4515ca5"/>
+    <w:bookmarkEnd w:id="80"/>
+    <w:bookmarkStart w:id="90" w:name="X08761d2e933d3c63251c7853a991975a4515ca5"/>
     <w:p>
       <w:pPr>
         <w:pStyle w:val="Heading2"/>
@@ -3644,7 +3737,7 @@
         <w:t xml:space="preserve">In particular, there is a mismatch between theory of constructs—including how a construct manifests behaviorally—and the methods used to assess the construct and to evaluate people’s level and change in that construct.</w:t>
       </w:r>
     </w:p>
-    <w:bookmarkStart w:id="85" w:name="X4c94655489fd3e3efea19c584555f75e74709d7"/>
+    <w:bookmarkStart w:id="86" w:name="X4c94655489fd3e3efea19c584555f75e74709d7"/>
     <w:p>
       <w:pPr>
         <w:pStyle w:val="Heading3"/>
@@ -3929,7 +4022,7 @@
         <w:t xml:space="preserve">.</w:t>
       </w:r>
     </w:p>
-    <w:bookmarkStart w:id="84" w:name="fig-approachesToLongitudinalAssessment"/>
+    <w:bookmarkStart w:id="85" w:name="fig-approachesToLongitudinalAssessment"/>
     <w:p>
       <w:pPr>
         <w:pStyle w:val="FigureTitle"/>
@@ -4090,7 +4183,7 @@
       <w:r>
         <w:t xml:space="preserve"> </w:t>
       </w:r>
-      <w:hyperlink r:id="rId80">
+      <w:hyperlink r:id="rId81">
         <w:r>
           <w:rPr>
             <w:rStyle w:val="Hyperlink"/>
@@ -4111,18 +4204,18 @@
           <wp:inline>
             <wp:extent cx="5943600" cy="2351289"/>
             <wp:effectExtent b="0" l="0" r="0" t="0"/>
-            <wp:docPr descr="" title="" id="82" name="Picture"/>
+            <wp:docPr descr="" title="" id="83" name="Picture"/>
             <a:graphic>
               <a:graphicData uri="http://schemas.openxmlformats.org/drawingml/2006/picture">
                 <pic:pic>
                   <pic:nvPicPr>
-                    <pic:cNvPr descr="Figures/approachesToLongitudinalAssessment.jpg" id="83" name="Picture"/>
+                    <pic:cNvPr descr="Figures/approachesToLongitudinalAssessment.jpg" id="84" name="Picture"/>
                     <pic:cNvPicPr>
                       <a:picLocks noChangeArrowheads="1" noChangeAspect="1"/>
                     </pic:cNvPicPr>
                   </pic:nvPicPr>
                   <pic:blipFill>
-                    <a:blip r:embed="rId81"/>
+                    <a:blip r:embed="rId82"/>
                     <a:stretch>
                       <a:fillRect/>
                     </a:stretch>
@@ -4149,7 +4242,7 @@
         </w:drawing>
       </w:r>
     </w:p>
-    <w:bookmarkEnd w:id="84"/>
+    <w:bookmarkEnd w:id="85"/>
     <w:p>
       <w:pPr>
         <w:pStyle w:val="AfterWithoutNote"/>
@@ -4286,8 +4379,8 @@
         <w:t xml:space="preserve">In sum, despite these approaches being the most widely used for assessing individuals’ development, they likely lead to inaccurate scores and thus inaccurate trajectories.</w:t>
       </w:r>
     </w:p>
-    <w:bookmarkEnd w:id="85"/>
-    <w:bookmarkStart w:id="86" w:name="Xdc13d281466e499f4855c3876fd0a0cd5a1ffa2"/>
+    <w:bookmarkEnd w:id="86"/>
+    <w:bookmarkStart w:id="87" w:name="Xdc13d281466e499f4855c3876fd0a0cd5a1ffa2"/>
     <w:p>
       <w:pPr>
         <w:pStyle w:val="Heading3"/>
@@ -4351,8 +4444,8 @@
         <w:t xml:space="preserve">Absolute change is necessary to identify true growth for an individual, and is thus important for treatment monitoring and longitudinal growth curves.</w:t>
       </w:r>
     </w:p>
-    <w:bookmarkEnd w:id="86"/>
-    <w:bookmarkStart w:id="87" w:name="X5b5ec984eec4bed4d234d034c192bb08d883361"/>
+    <w:bookmarkEnd w:id="87"/>
+    <w:bookmarkStart w:id="88" w:name="X5b5ec984eec4bed4d234d034c192bb08d883361"/>
     <w:p>
       <w:pPr>
         <w:pStyle w:val="Heading3"/>
@@ -5039,8 +5132,8 @@
         <w:t xml:space="preserve">Better identification of subthreshold externalizing is critical, in both research and practice, for identifying at-risk individuals in the early-stage trajectory of psychopathology.</w:t>
       </w:r>
     </w:p>
-    <w:bookmarkEnd w:id="87"/>
-    <w:bookmarkStart w:id="88" w:name="X7a68df1e46d6eb3875992be7e28db94db9dbc3e"/>
+    <w:bookmarkEnd w:id="88"/>
+    <w:bookmarkStart w:id="89" w:name="X7a68df1e46d6eb3875992be7e28db94db9dbc3e"/>
     <w:p>
       <w:pPr>
         <w:pStyle w:val="Heading3"/>
@@ -5057,9 +5150,9 @@
         <w:t xml:space="preserve">In sum, although they have been helpful, existing measures are poorly suited to classify individuals’ development of psychopathology across a lengthy span, which is necessary for tracking individuals’ change and identifying mechanisms in the development of psychopathology.</w:t>
       </w:r>
     </w:p>
-    <w:bookmarkEnd w:id="88"/>
     <w:bookmarkEnd w:id="89"/>
-    <w:bookmarkStart w:id="90" w:name="example-externalizing-psychopathology"/>
+    <w:bookmarkEnd w:id="90"/>
+    <w:bookmarkStart w:id="91" w:name="example-externalizing-psychopathology"/>
     <w:p>
       <w:pPr>
         <w:pStyle w:val="Heading2"/>
@@ -5068,9 +5161,9 @@
         <w:t xml:space="preserve">Example: Externalizing Psychopathology</w:t>
       </w:r>
     </w:p>
-    <w:bookmarkEnd w:id="90"/>
     <w:bookmarkEnd w:id="91"/>
-    <w:bookmarkStart w:id="96" w:name="X90173f212147643646723f86a6ce6f8ad77bf31"/>
+    <w:bookmarkEnd w:id="92"/>
+    <w:bookmarkStart w:id="97" w:name="X90173f212147643646723f86a6ce6f8ad77bf31"/>
     <w:p>
       <w:pPr>
         <w:pStyle w:val="Heading1"/>
@@ -5139,7 +5232,7 @@
         <w:t xml:space="preserve">For example, for a standardized test of math ability, Kindergartners may receive items assessing counting, 1st graders may receive items assessing counting and addition, 2nd graders may receive items assessing addition and subtraction, and so on.</w:t>
       </w:r>
     </w:p>
-    <w:bookmarkStart w:id="95" w:name="fig-constructValidItemDesign"/>
+    <w:bookmarkStart w:id="96" w:name="fig-constructValidItemDesign"/>
     <w:p>
       <w:pPr>
         <w:pStyle w:val="FigureTitle"/>
@@ -5252,18 +5345,18 @@
           <wp:inline>
             <wp:extent cx="5877848" cy="3260034"/>
             <wp:effectExtent b="0" l="0" r="0" t="0"/>
-            <wp:docPr descr="" title="" id="93" name="Picture"/>
+            <wp:docPr descr="" title="" id="94" name="Picture"/>
             <a:graphic>
               <a:graphicData uri="http://schemas.openxmlformats.org/drawingml/2006/picture">
                 <pic:pic>
                   <pic:nvPicPr>
-                    <pic:cNvPr descr="Figures/constructValidItemDesign.png" id="94" name="Picture"/>
+                    <pic:cNvPr descr="Figures/constructValidItemDesign.png" id="95" name="Picture"/>
                     <pic:cNvPicPr>
                       <a:picLocks noChangeArrowheads="1" noChangeAspect="1"/>
                     </pic:cNvPicPr>
                   </pic:nvPicPr>
                   <pic:blipFill>
-                    <a:blip r:embed="rId92"/>
+                    <a:blip r:embed="rId93"/>
                     <a:stretch>
                       <a:fillRect/>
                     </a:stretch>
@@ -5290,9 +5383,9 @@
         </w:drawing>
       </w:r>
     </w:p>
-    <w:bookmarkEnd w:id="95"/>
     <w:bookmarkEnd w:id="96"/>
-    <w:bookmarkStart w:id="110" w:name="other-key-challenges-to-address"/>
+    <w:bookmarkEnd w:id="97"/>
+    <w:bookmarkStart w:id="111" w:name="other-key-challenges-to-address"/>
     <w:p>
       <w:pPr>
         <w:pStyle w:val="Heading1"/>
@@ -5301,7 +5394,7 @@
         <w:t xml:space="preserve">Other Key Challenges to Address</w:t>
       </w:r>
     </w:p>
-    <w:bookmarkStart w:id="106" w:name="sec-potential-confounds-of-change"/>
+    <w:bookmarkStart w:id="107" w:name="sec-potential-confounds-of-change"/>
     <w:p>
       <w:pPr>
         <w:pStyle w:val="Heading2"/>
@@ -5310,7 +5403,7 @@
         <w:t xml:space="preserve">Potential Confounds of Change</w:t>
       </w:r>
     </w:p>
-    <w:bookmarkStart w:id="97" w:name="practiceretest-effects"/>
+    <w:bookmarkStart w:id="98" w:name="practiceretest-effects"/>
     <w:p>
       <w:pPr>
         <w:pStyle w:val="Heading3"/>
@@ -5319,8 +5412,8 @@
         <w:t xml:space="preserve">Practice/Retest Effects</w:t>
       </w:r>
     </w:p>
-    <w:bookmarkEnd w:id="97"/>
-    <w:bookmarkStart w:id="103" w:name="period-and-cohort-effects"/>
+    <w:bookmarkEnd w:id="98"/>
+    <w:bookmarkStart w:id="104" w:name="period-and-cohort-effects"/>
     <w:p>
       <w:pPr>
         <w:pStyle w:val="Heading3"/>
@@ -5351,7 +5444,7 @@
         <w:t xml:space="preserve">.</w:t>
       </w:r>
     </w:p>
-    <w:bookmarkStart w:id="102" w:name="fig-longitudinalDesigns"/>
+    <w:bookmarkStart w:id="103" w:name="fig-longitudinalDesigns"/>
     <w:p>
       <w:pPr>
         <w:pStyle w:val="FigureTitle"/>
@@ -5421,7 +5514,7 @@
       <w:r>
         <w:t xml:space="preserve"> </w:t>
       </w:r>
-      <w:hyperlink r:id="rId98">
+      <w:hyperlink r:id="rId99">
         <w:r>
           <w:rPr>
             <w:rStyle w:val="Hyperlink"/>
@@ -5442,18 +5535,18 @@
           <wp:inline>
             <wp:extent cx="5943600" cy="6619717"/>
             <wp:effectExtent b="0" l="0" r="0" t="0"/>
-            <wp:docPr descr="" title="" id="100" name="Picture"/>
+            <wp:docPr descr="" title="" id="101" name="Picture"/>
             <a:graphic>
               <a:graphicData uri="http://schemas.openxmlformats.org/drawingml/2006/picture">
                 <pic:pic>
                   <pic:nvPicPr>
-                    <pic:cNvPr descr="Figures/longitudinalDesigns.png" id="101" name="Picture"/>
+                    <pic:cNvPr descr="Figures/longitudinalDesigns.png" id="102" name="Picture"/>
                     <pic:cNvPicPr>
                       <a:picLocks noChangeArrowheads="1" noChangeAspect="1"/>
                     </pic:cNvPicPr>
                   </pic:nvPicPr>
                   <pic:blipFill>
-                    <a:blip r:embed="rId99"/>
+                    <a:blip r:embed="rId100"/>
                     <a:stretch>
                       <a:fillRect/>
                     </a:stretch>
@@ -5480,9 +5573,9 @@
         </w:drawing>
       </w:r>
     </w:p>
-    <w:bookmarkEnd w:id="102"/>
     <w:bookmarkEnd w:id="103"/>
-    <w:bookmarkStart w:id="104" w:name="measurement-error"/>
+    <w:bookmarkEnd w:id="104"/>
+    <w:bookmarkStart w:id="105" w:name="measurement-error"/>
     <w:p>
       <w:pPr>
         <w:pStyle w:val="Heading3"/>
@@ -5491,8 +5584,8 @@
         <w:t xml:space="preserve">Measurement Error</w:t>
       </w:r>
     </w:p>
-    <w:bookmarkEnd w:id="104"/>
-    <w:bookmarkStart w:id="105" w:name="change-in-meaning-of-the-scores"/>
+    <w:bookmarkEnd w:id="105"/>
+    <w:bookmarkStart w:id="106" w:name="change-in-meaning-of-the-scores"/>
     <w:p>
       <w:pPr>
         <w:pStyle w:val="Heading3"/>
@@ -5501,9 +5594,9 @@
         <w:t xml:space="preserve">Change in Meaning of the Scores</w:t>
       </w:r>
     </w:p>
-    <w:bookmarkEnd w:id="105"/>
     <w:bookmarkEnd w:id="106"/>
-    <w:bookmarkStart w:id="107" w:name="factorial-invariance-across-time"/>
+    <w:bookmarkEnd w:id="107"/>
+    <w:bookmarkStart w:id="108" w:name="factorial-invariance-across-time"/>
     <w:p>
       <w:pPr>
         <w:pStyle w:val="Heading2"/>
@@ -5512,8 +5605,8 @@
         <w:t xml:space="preserve">Factorial Invariance Across Time</w:t>
       </w:r>
     </w:p>
-    <w:bookmarkEnd w:id="107"/>
-    <w:bookmarkStart w:id="108" w:name="integration-across-multiple-sources"/>
+    <w:bookmarkEnd w:id="108"/>
+    <w:bookmarkStart w:id="109" w:name="integration-across-multiple-sources"/>
     <w:p>
       <w:pPr>
         <w:pStyle w:val="Heading2"/>
@@ -5522,8 +5615,8 @@
         <w:t xml:space="preserve">Integration Across Multiple Sources</w:t>
       </w:r>
     </w:p>
-    <w:bookmarkEnd w:id="108"/>
-    <w:bookmarkStart w:id="109" w:name="obsolescence-of-items-and-measures"/>
+    <w:bookmarkEnd w:id="109"/>
+    <w:bookmarkStart w:id="110" w:name="obsolescence-of-items-and-measures"/>
     <w:p>
       <w:pPr>
         <w:pStyle w:val="Heading2"/>
@@ -5532,9 +5625,9 @@
         <w:t xml:space="preserve">Obsolescence of Items and Measures</w:t>
       </w:r>
     </w:p>
-    <w:bookmarkEnd w:id="109"/>
     <w:bookmarkEnd w:id="110"/>
-    <w:bookmarkStart w:id="111" w:name="conclusion"/>
+    <w:bookmarkEnd w:id="111"/>
+    <w:bookmarkStart w:id="112" w:name="conclusion"/>
     <w:p>
       <w:pPr>
         <w:pStyle w:val="Heading1"/>
@@ -5563,8 +5656,8 @@
         <w:t xml:space="preserve">Although this manuscript focuses on development of psychopathology, the principles discussed likely apply to many other developmental domains.</w:t>
       </w:r>
     </w:p>
-    <w:bookmarkEnd w:id="111"/>
-    <w:bookmarkStart w:id="267" w:name="references"/>
+    <w:bookmarkEnd w:id="112"/>
+    <w:bookmarkStart w:id="273" w:name="references"/>
     <w:p>
       <w:pPr>
         <w:pStyle w:val="Heading1"/>
@@ -5573,8 +5666,8 @@
         <w:t xml:space="preserve">References</w:t>
       </w:r>
     </w:p>
-    <w:bookmarkStart w:id="266" w:name="refs"/>
-    <w:bookmarkStart w:id="112" w:name="ref-Abrous2026"/>
+    <w:bookmarkStart w:id="272" w:name="refs"/>
+    <w:bookmarkStart w:id="113" w:name="ref-Abrous2026"/>
     <w:p>
       <w:pPr>
         <w:pStyle w:val="Bibliography"/>
@@ -5620,8 +5713,8 @@
         </w:r>
       </w:hyperlink>
     </w:p>
-    <w:bookmarkEnd w:id="112"/>
-    <w:bookmarkStart w:id="113" w:name="ref-Ackerman2013"/>
+    <w:bookmarkEnd w:id="113"/>
+    <w:bookmarkStart w:id="114" w:name="ref-Ackerman2013"/>
     <w:p>
       <w:pPr>
         <w:pStyle w:val="Bibliography"/>
@@ -5646,8 +5739,8 @@
         <w:t xml:space="preserve">(pp. 119–132). American Psychological Association.</w:t>
       </w:r>
     </w:p>
-    <w:bookmarkEnd w:id="113"/>
-    <w:bookmarkStart w:id="114" w:name="ref-APA2022"/>
+    <w:bookmarkEnd w:id="114"/>
+    <w:bookmarkStart w:id="115" w:name="ref-APA2022"/>
     <w:p>
       <w:pPr>
         <w:pStyle w:val="Bibliography"/>
@@ -5697,8 +5790,8 @@
         <w:t xml:space="preserve">. American Psychiatric Publishing.</w:t>
       </w:r>
     </w:p>
-    <w:bookmarkEnd w:id="114"/>
-    <w:bookmarkStart w:id="116" w:name="ref-ApplegateInPress"/>
+    <w:bookmarkEnd w:id="115"/>
+    <w:bookmarkStart w:id="117" w:name="ref-ApplegateInPress"/>
     <w:p>
       <w:pPr>
         <w:pStyle w:val="Bibliography"/>
@@ -5722,7 +5815,7 @@
       <w:r>
         <w:t xml:space="preserve"> </w:t>
       </w:r>
-      <w:hyperlink r:id="rId115">
+      <w:hyperlink r:id="rId116">
         <w:r>
           <w:rPr>
             <w:rStyle w:val="Hyperlink"/>
@@ -5731,8 +5824,8 @@
         </w:r>
       </w:hyperlink>
     </w:p>
-    <w:bookmarkEnd w:id="116"/>
-    <w:bookmarkStart w:id="118" w:name="ref-Barry2013"/>
+    <w:bookmarkEnd w:id="117"/>
+    <w:bookmarkStart w:id="119" w:name="ref-Barry2013"/>
     <w:p>
       <w:pPr>
         <w:pStyle w:val="Bibliography"/>
@@ -5769,7 +5862,7 @@
       <w:r>
         <w:t xml:space="preserve"> </w:t>
       </w:r>
-      <w:hyperlink r:id="rId117">
+      <w:hyperlink r:id="rId118">
         <w:r>
           <w:rPr>
             <w:rStyle w:val="Hyperlink"/>
@@ -5778,8 +5871,8 @@
         </w:r>
       </w:hyperlink>
     </w:p>
-    <w:bookmarkEnd w:id="118"/>
-    <w:bookmarkStart w:id="120" w:name="ref-Bolhuis2017"/>
+    <w:bookmarkEnd w:id="119"/>
+    <w:bookmarkStart w:id="121" w:name="ref-Bolhuis2017"/>
     <w:p>
       <w:pPr>
         <w:pStyle w:val="Bibliography"/>
@@ -5816,7 +5909,7 @@
       <w:r>
         <w:t xml:space="preserve"> </w:t>
       </w:r>
-      <w:hyperlink r:id="rId119">
+      <w:hyperlink r:id="rId120">
         <w:r>
           <w:rPr>
             <w:rStyle w:val="Hyperlink"/>
@@ -5825,8 +5918,8 @@
         </w:r>
       </w:hyperlink>
     </w:p>
-    <w:bookmarkEnd w:id="120"/>
-    <w:bookmarkStart w:id="121" w:name="ref-Borelli2018"/>
+    <w:bookmarkEnd w:id="121"/>
+    <w:bookmarkStart w:id="122" w:name="ref-Borelli2018"/>
     <w:p>
       <w:pPr>
         <w:pStyle w:val="Bibliography"/>
@@ -5872,8 +5965,8 @@
         </w:r>
       </w:hyperlink>
     </w:p>
-    <w:bookmarkEnd w:id="121"/>
-    <w:bookmarkStart w:id="122" w:name="ref-BriggsGowan2016"/>
+    <w:bookmarkEnd w:id="122"/>
+    <w:bookmarkStart w:id="123" w:name="ref-BriggsGowan2016"/>
     <w:p>
       <w:pPr>
         <w:pStyle w:val="Bibliography"/>
@@ -5898,8 +5991,8 @@
         <w:t xml:space="preserve">(pp. 1–45).</w:t>
       </w:r>
     </w:p>
-    <w:bookmarkEnd w:id="122"/>
-    <w:bookmarkStart w:id="124" w:name="ref-Broeren2013"/>
+    <w:bookmarkEnd w:id="123"/>
+    <w:bookmarkStart w:id="125" w:name="ref-Broeren2013"/>
     <w:p>
       <w:pPr>
         <w:pStyle w:val="Bibliography"/>
@@ -5936,7 +6029,7 @@
       <w:r>
         <w:t xml:space="preserve"> </w:t>
       </w:r>
-      <w:hyperlink r:id="rId123">
+      <w:hyperlink r:id="rId124">
         <w:r>
           <w:rPr>
             <w:rStyle w:val="Hyperlink"/>
@@ -5945,8 +6038,8 @@
         </w:r>
       </w:hyperlink>
     </w:p>
-    <w:bookmarkEnd w:id="124"/>
-    <w:bookmarkStart w:id="126" w:name="ref-Burt2012"/>
+    <w:bookmarkEnd w:id="125"/>
+    <w:bookmarkStart w:id="127" w:name="ref-Burt2012"/>
     <w:p>
       <w:pPr>
         <w:pStyle w:val="Bibliography"/>
@@ -5983,7 +6076,7 @@
       <w:r>
         <w:t xml:space="preserve"> </w:t>
       </w:r>
-      <w:hyperlink r:id="rId125">
+      <w:hyperlink r:id="rId126">
         <w:r>
           <w:rPr>
             <w:rStyle w:val="Hyperlink"/>
@@ -5992,8 +6085,8 @@
         </w:r>
       </w:hyperlink>
     </w:p>
-    <w:bookmarkEnd w:id="126"/>
-    <w:bookmarkStart w:id="128" w:name="ref-Caspi2020"/>
+    <w:bookmarkEnd w:id="127"/>
+    <w:bookmarkStart w:id="129" w:name="ref-Caspi2020"/>
     <w:p>
       <w:pPr>
         <w:pStyle w:val="Bibliography"/>
@@ -6042,7 +6135,7 @@
       <w:r>
         <w:t xml:space="preserve"> </w:t>
       </w:r>
-      <w:hyperlink r:id="rId127">
+      <w:hyperlink r:id="rId128">
         <w:r>
           <w:rPr>
             <w:rStyle w:val="Hyperlink"/>
@@ -6051,8 +6144,8 @@
         </w:r>
       </w:hyperlink>
     </w:p>
-    <w:bookmarkEnd w:id="128"/>
-    <w:bookmarkStart w:id="130" w:name="ref-Caspi2014"/>
+    <w:bookmarkEnd w:id="129"/>
+    <w:bookmarkStart w:id="131" w:name="ref-Caspi2014"/>
     <w:p>
       <w:pPr>
         <w:pStyle w:val="Bibliography"/>
@@ -6101,7 +6194,7 @@
       <w:r>
         <w:t xml:space="preserve"> </w:t>
       </w:r>
-      <w:hyperlink r:id="rId129">
+      <w:hyperlink r:id="rId130">
         <w:r>
           <w:rPr>
             <w:rStyle w:val="Hyperlink"/>
@@ -6110,8 +6203,8 @@
         </w:r>
       </w:hyperlink>
     </w:p>
-    <w:bookmarkEnd w:id="130"/>
-    <w:bookmarkStart w:id="131" w:name="ref-Caspi2006"/>
+    <w:bookmarkEnd w:id="131"/>
+    <w:bookmarkStart w:id="132" w:name="ref-Caspi2006"/>
     <w:p>
       <w:pPr>
         <w:pStyle w:val="Bibliography"/>
@@ -6136,8 +6229,8 @@
         <w:t xml:space="preserve">(6th ed., Vol. 3, pp. 300–365). John Wiley &amp; Sons, Inc.</w:t>
       </w:r>
     </w:p>
-    <w:bookmarkEnd w:id="131"/>
-    <w:bookmarkStart w:id="133" w:name="ref-Chen2015"/>
+    <w:bookmarkEnd w:id="132"/>
+    <w:bookmarkStart w:id="134" w:name="ref-Chen2015"/>
     <w:p>
       <w:pPr>
         <w:pStyle w:val="Bibliography"/>
@@ -6174,7 +6267,7 @@
       <w:r>
         <w:t xml:space="preserve"> </w:t>
       </w:r>
-      <w:hyperlink r:id="rId132">
+      <w:hyperlink r:id="rId133">
         <w:r>
           <w:rPr>
             <w:rStyle w:val="Hyperlink"/>
@@ -6183,8 +6276,8 @@
         </w:r>
       </w:hyperlink>
     </w:p>
-    <w:bookmarkEnd w:id="133"/>
-    <w:bookmarkStart w:id="135" w:name="ref-Chumlea2009"/>
+    <w:bookmarkEnd w:id="134"/>
+    <w:bookmarkStart w:id="136" w:name="ref-Chumlea2009"/>
     <w:p>
       <w:pPr>
         <w:pStyle w:val="Bibliography"/>
@@ -6239,7 +6332,7 @@
       <w:r>
         <w:t xml:space="preserve"> </w:t>
       </w:r>
-      <w:hyperlink r:id="rId134">
+      <w:hyperlink r:id="rId135">
         <w:r>
           <w:rPr>
             <w:rStyle w:val="Hyperlink"/>
@@ -6248,8 +6341,8 @@
         </w:r>
       </w:hyperlink>
     </w:p>
-    <w:bookmarkEnd w:id="135"/>
-    <w:bookmarkStart w:id="137" w:name="ref-Cicchetti2002"/>
+    <w:bookmarkEnd w:id="136"/>
+    <w:bookmarkStart w:id="138" w:name="ref-Cicchetti2002"/>
     <w:p>
       <w:pPr>
         <w:pStyle w:val="Bibliography"/>
@@ -6286,7 +6379,7 @@
       <w:r>
         <w:t xml:space="preserve"> </w:t>
       </w:r>
-      <w:hyperlink r:id="rId136">
+      <w:hyperlink r:id="rId137">
         <w:r>
           <w:rPr>
             <w:rStyle w:val="Hyperlink"/>
@@ -6295,8 +6388,8 @@
         </w:r>
       </w:hyperlink>
     </w:p>
-    <w:bookmarkEnd w:id="137"/>
-    <w:bookmarkStart w:id="139" w:name="ref-Coghill2012"/>
+    <w:bookmarkEnd w:id="138"/>
+    <w:bookmarkStart w:id="140" w:name="ref-Coghill2012"/>
     <w:p>
       <w:pPr>
         <w:pStyle w:val="Bibliography"/>
@@ -6333,7 +6426,7 @@
       <w:r>
         <w:t xml:space="preserve"> </w:t>
       </w:r>
-      <w:hyperlink r:id="rId138">
+      <w:hyperlink r:id="rId139">
         <w:r>
           <w:rPr>
             <w:rStyle w:val="Hyperlink"/>
@@ -6342,8 +6435,8 @@
         </w:r>
       </w:hyperlink>
     </w:p>
-    <w:bookmarkEnd w:id="139"/>
-    <w:bookmarkStart w:id="141" w:name="ref-DeLosReyes2026"/>
+    <w:bookmarkEnd w:id="140"/>
+    <w:bookmarkStart w:id="142" w:name="ref-DeLosReyes2026"/>
     <w:p>
       <w:pPr>
         <w:pStyle w:val="Bibliography"/>
@@ -6392,7 +6485,7 @@
       <w:r>
         <w:t xml:space="preserve"> </w:t>
       </w:r>
-      <w:hyperlink r:id="rId140">
+      <w:hyperlink r:id="rId141">
         <w:r>
           <w:rPr>
             <w:rStyle w:val="Hyperlink"/>
@@ -6401,8 +6494,8 @@
         </w:r>
       </w:hyperlink>
     </w:p>
-    <w:bookmarkEnd w:id="141"/>
-    <w:bookmarkStart w:id="143" w:name="ref-Dodge1990"/>
+    <w:bookmarkEnd w:id="142"/>
+    <w:bookmarkStart w:id="144" w:name="ref-Dodge1990"/>
     <w:p>
       <w:pPr>
         <w:pStyle w:val="Bibliography"/>
@@ -6439,7 +6532,7 @@
       <w:r>
         <w:t xml:space="preserve"> </w:t>
       </w:r>
-      <w:hyperlink r:id="rId142">
+      <w:hyperlink r:id="rId143">
         <w:r>
           <w:rPr>
             <w:rStyle w:val="Hyperlink"/>
@@ -6448,8 +6541,8 @@
         </w:r>
       </w:hyperlink>
     </w:p>
-    <w:bookmarkEnd w:id="143"/>
-    <w:bookmarkStart w:id="145" w:name="ref-Fairchild2013"/>
+    <w:bookmarkEnd w:id="144"/>
+    <w:bookmarkStart w:id="146" w:name="ref-Fairchild2013"/>
     <w:p>
       <w:pPr>
         <w:pStyle w:val="Bibliography"/>
@@ -6486,7 +6579,7 @@
       <w:r>
         <w:t xml:space="preserve"> </w:t>
       </w:r>
-      <w:hyperlink r:id="rId144">
+      <w:hyperlink r:id="rId145">
         <w:r>
           <w:rPr>
             <w:rStyle w:val="Hyperlink"/>
@@ -6495,8 +6588,8 @@
         </w:r>
       </w:hyperlink>
     </w:p>
-    <w:bookmarkEnd w:id="145"/>
-    <w:bookmarkStart w:id="147" w:name="ref-Forbes2016"/>
+    <w:bookmarkEnd w:id="146"/>
+    <w:bookmarkStart w:id="148" w:name="ref-Forbes2016"/>
     <w:p>
       <w:pPr>
         <w:pStyle w:val="Bibliography"/>
@@ -6533,7 +6626,7 @@
       <w:r>
         <w:t xml:space="preserve"> </w:t>
       </w:r>
-      <w:hyperlink r:id="rId146">
+      <w:hyperlink r:id="rId147">
         <w:r>
           <w:rPr>
             <w:rStyle w:val="Hyperlink"/>
@@ -6542,13 +6635,60 @@
         </w:r>
       </w:hyperlink>
     </w:p>
-    <w:bookmarkEnd w:id="147"/>
-    <w:bookmarkStart w:id="148" w:name="ref-Glueck1950"/>
+    <w:bookmarkEnd w:id="148"/>
+    <w:bookmarkStart w:id="150" w:name="ref-Girme2021"/>
     <w:p>
       <w:pPr>
         <w:pStyle w:val="Bibliography"/>
       </w:pPr>
       <w:r>
+        <w:t xml:space="preserve">Girme, Y. U., Jones, R. E., Fleck, C., Simpson, J. A., &amp; Overall, N. C. (2021). Infants’ attachment insecurity predicts attachment-relevant emotion regulation strategies in adulthood.</w:t>
+      </w:r>
+      <w:r>
+        <w:t xml:space="preserve"> </w:t>
+      </w:r>
+      <w:r>
+        <w:rPr>
+          <w:i/>
+          <w:iCs/>
+        </w:rPr>
+        <w:t xml:space="preserve">Emotion</w:t>
+      </w:r>
+      <w:r>
+        <w:t xml:space="preserve">,</w:t>
+      </w:r>
+      <w:r>
+        <w:t xml:space="preserve"> </w:t>
+      </w:r>
+      <w:r>
+        <w:rPr>
+          <w:i/>
+          <w:iCs/>
+        </w:rPr>
+        <w:t xml:space="preserve">21</w:t>
+      </w:r>
+      <w:r>
+        <w:t xml:space="preserve">(2), 260–272.</w:t>
+      </w:r>
+      <w:r>
+        <w:t xml:space="preserve"> </w:t>
+      </w:r>
+      <w:hyperlink r:id="rId149">
+        <w:r>
+          <w:rPr>
+            <w:rStyle w:val="Hyperlink"/>
+          </w:rPr>
+          <w:t xml:space="preserve">https://doi.org/10.1037/emo0000721</w:t>
+        </w:r>
+      </w:hyperlink>
+    </w:p>
+    <w:bookmarkEnd w:id="150"/>
+    <w:bookmarkStart w:id="151" w:name="ref-Glueck1950"/>
+    <w:p>
+      <w:pPr>
+        <w:pStyle w:val="Bibliography"/>
+      </w:pPr>
+      <w:r>
         <w:t xml:space="preserve">Glueck, S., &amp; Glueck, E. (1950).</w:t>
       </w:r>
       <w:r>
@@ -6565,8 +6705,8 @@
         <w:t xml:space="preserve">. Harvard University Press.</w:t>
       </w:r>
     </w:p>
-    <w:bookmarkEnd w:id="148"/>
-    <w:bookmarkStart w:id="150" w:name="ref-Godoy2021"/>
+    <w:bookmarkEnd w:id="151"/>
+    <w:bookmarkStart w:id="153" w:name="ref-Godoy2021"/>
     <w:p>
       <w:pPr>
         <w:pStyle w:val="Bibliography"/>
@@ -6603,7 +6743,7 @@
       <w:r>
         <w:t xml:space="preserve"> </w:t>
       </w:r>
-      <w:hyperlink r:id="rId149">
+      <w:hyperlink r:id="rId152">
         <w:r>
           <w:rPr>
             <w:rStyle w:val="Hyperlink"/>
@@ -6612,8 +6752,8 @@
         </w:r>
       </w:hyperlink>
     </w:p>
-    <w:bookmarkEnd w:id="150"/>
-    <w:bookmarkStart w:id="152" w:name="ref-Haslam2012"/>
+    <w:bookmarkEnd w:id="153"/>
+    <w:bookmarkStart w:id="155" w:name="ref-Haslam2012"/>
     <w:p>
       <w:pPr>
         <w:pStyle w:val="Bibliography"/>
@@ -6650,7 +6790,7 @@
       <w:r>
         <w:t xml:space="preserve"> </w:t>
       </w:r>
-      <w:hyperlink r:id="rId151">
+      <w:hyperlink r:id="rId154">
         <w:r>
           <w:rPr>
             <w:rStyle w:val="Hyperlink"/>
@@ -6659,8 +6799,8 @@
         </w:r>
       </w:hyperlink>
     </w:p>
-    <w:bookmarkEnd w:id="152"/>
-    <w:bookmarkStart w:id="154" w:name="ref-Haslam2020"/>
+    <w:bookmarkEnd w:id="155"/>
+    <w:bookmarkStart w:id="157" w:name="ref-Haslam2020"/>
     <w:p>
       <w:pPr>
         <w:pStyle w:val="Bibliography"/>
@@ -6697,7 +6837,7 @@
       <w:r>
         <w:t xml:space="preserve"> </w:t>
       </w:r>
-      <w:hyperlink r:id="rId153">
+      <w:hyperlink r:id="rId156">
         <w:r>
           <w:rPr>
             <w:rStyle w:val="Hyperlink"/>
@@ -6706,8 +6846,8 @@
         </w:r>
       </w:hyperlink>
     </w:p>
-    <w:bookmarkEnd w:id="154"/>
-    <w:bookmarkStart w:id="156" w:name="ref-Insel2008"/>
+    <w:bookmarkEnd w:id="157"/>
+    <w:bookmarkStart w:id="159" w:name="ref-Insel2008"/>
     <w:p>
       <w:pPr>
         <w:pStyle w:val="Bibliography"/>
@@ -6744,7 +6884,7 @@
       <w:r>
         <w:t xml:space="preserve"> </w:t>
       </w:r>
-      <w:hyperlink r:id="rId155">
+      <w:hyperlink r:id="rId158">
         <w:r>
           <w:rPr>
             <w:rStyle w:val="Hyperlink"/>
@@ -6753,8 +6893,8 @@
         </w:r>
       </w:hyperlink>
     </w:p>
-    <w:bookmarkEnd w:id="156"/>
-    <w:bookmarkStart w:id="158" w:name="ref-Kaat2019"/>
+    <w:bookmarkEnd w:id="159"/>
+    <w:bookmarkStart w:id="161" w:name="ref-Kaat2019"/>
     <w:p>
       <w:pPr>
         <w:pStyle w:val="Bibliography"/>
@@ -6791,7 +6931,7 @@
       <w:r>
         <w:t xml:space="preserve"> </w:t>
       </w:r>
-      <w:hyperlink r:id="rId157">
+      <w:hyperlink r:id="rId160">
         <w:r>
           <w:rPr>
             <w:rStyle w:val="Hyperlink"/>
@@ -6800,8 +6940,8 @@
         </w:r>
       </w:hyperlink>
     </w:p>
-    <w:bookmarkEnd w:id="158"/>
-    <w:bookmarkStart w:id="159" w:name="ref-Kagan1969"/>
+    <w:bookmarkEnd w:id="161"/>
+    <w:bookmarkStart w:id="162" w:name="ref-Kagan1969"/>
     <w:p>
       <w:pPr>
         <w:pStyle w:val="Bibliography"/>
@@ -6826,8 +6966,8 @@
         <w:t xml:space="preserve">(pp. 983–1002). Rand McNally.</w:t>
       </w:r>
     </w:p>
-    <w:bookmarkEnd w:id="159"/>
-    <w:bookmarkStart w:id="160" w:name="ref-Kagan1971"/>
+    <w:bookmarkEnd w:id="162"/>
+    <w:bookmarkStart w:id="163" w:name="ref-Kagan1971"/>
     <w:p>
       <w:pPr>
         <w:pStyle w:val="Bibliography"/>
@@ -6849,8 +6989,8 @@
         <w:t xml:space="preserve">. Wiley.</w:t>
       </w:r>
     </w:p>
-    <w:bookmarkEnd w:id="160"/>
-    <w:bookmarkStart w:id="161" w:name="ref-Kagan1980"/>
+    <w:bookmarkEnd w:id="163"/>
+    <w:bookmarkStart w:id="164" w:name="ref-Kagan1980"/>
     <w:p>
       <w:pPr>
         <w:pStyle w:val="Bibliography"/>
@@ -6875,8 +7015,8 @@
         <w:t xml:space="preserve">(pp. 26–74). Harvard University Press.</w:t>
       </w:r>
     </w:p>
-    <w:bookmarkEnd w:id="161"/>
-    <w:bookmarkStart w:id="162" w:name="ref-Kagan1962"/>
+    <w:bookmarkEnd w:id="164"/>
+    <w:bookmarkStart w:id="165" w:name="ref-Kagan1962"/>
     <w:p>
       <w:pPr>
         <w:pStyle w:val="Bibliography"/>
@@ -6898,8 +7038,8 @@
         <w:t xml:space="preserve">. Wiley.</w:t>
       </w:r>
     </w:p>
-    <w:bookmarkEnd w:id="162"/>
-    <w:bookmarkStart w:id="164" w:name="ref-Kliem2018"/>
+    <w:bookmarkEnd w:id="165"/>
+    <w:bookmarkStart w:id="167" w:name="ref-Kliem2018"/>
     <w:p>
       <w:pPr>
         <w:pStyle w:val="Bibliography"/>
@@ -6936,7 +7076,7 @@
       <w:r>
         <w:t xml:space="preserve"> </w:t>
       </w:r>
-      <w:hyperlink r:id="rId163">
+      <w:hyperlink r:id="rId166">
         <w:r>
           <w:rPr>
             <w:rStyle w:val="Hyperlink"/>
@@ -6945,8 +7085,8 @@
         </w:r>
       </w:hyperlink>
     </w:p>
-    <w:bookmarkEnd w:id="164"/>
-    <w:bookmarkStart w:id="166" w:name="ref-Kliem2022"/>
+    <w:bookmarkEnd w:id="167"/>
+    <w:bookmarkStart w:id="169" w:name="ref-Kliem2022"/>
     <w:p>
       <w:pPr>
         <w:pStyle w:val="Bibliography"/>
@@ -6983,7 +7123,7 @@
       <w:r>
         <w:t xml:space="preserve"> </w:t>
       </w:r>
-      <w:hyperlink r:id="rId165">
+      <w:hyperlink r:id="rId168">
         <w:r>
           <w:rPr>
             <w:rStyle w:val="Hyperlink"/>
@@ -6992,8 +7132,8 @@
         </w:r>
       </w:hyperlink>
     </w:p>
-    <w:bookmarkEnd w:id="166"/>
-    <w:bookmarkStart w:id="168" w:name="ref-Kotov2017"/>
+    <w:bookmarkEnd w:id="169"/>
+    <w:bookmarkStart w:id="171" w:name="ref-Kotov2017"/>
     <w:p>
       <w:pPr>
         <w:pStyle w:val="Bibliography"/>
@@ -7036,7 +7176,7 @@
       <w:r>
         <w:t xml:space="preserve"> </w:t>
       </w:r>
-      <w:hyperlink r:id="rId167">
+      <w:hyperlink r:id="rId170">
         <w:r>
           <w:rPr>
             <w:rStyle w:val="Hyperlink"/>
@@ -7045,8 +7185,8 @@
         </w:r>
       </w:hyperlink>
     </w:p>
-    <w:bookmarkEnd w:id="168"/>
-    <w:bookmarkStart w:id="170" w:name="ref-Krueger2016"/>
+    <w:bookmarkEnd w:id="171"/>
+    <w:bookmarkStart w:id="173" w:name="ref-Krueger2016"/>
     <w:p>
       <w:pPr>
         <w:pStyle w:val="Bibliography"/>
@@ -7083,7 +7223,7 @@
       <w:r>
         <w:t xml:space="preserve"> </w:t>
       </w:r>
-      <w:hyperlink r:id="rId169">
+      <w:hyperlink r:id="rId172">
         <w:r>
           <w:rPr>
             <w:rStyle w:val="Hyperlink"/>
@@ -7092,8 +7232,8 @@
         </w:r>
       </w:hyperlink>
     </w:p>
-    <w:bookmarkEnd w:id="170"/>
-    <w:bookmarkStart w:id="172" w:name="ref-Krueger2021"/>
+    <w:bookmarkEnd w:id="173"/>
+    <w:bookmarkStart w:id="175" w:name="ref-Krueger2021"/>
     <w:p>
       <w:pPr>
         <w:pStyle w:val="Bibliography"/>
@@ -7145,7 +7285,7 @@
       <w:r>
         <w:t xml:space="preserve"> </w:t>
       </w:r>
-      <w:hyperlink r:id="rId171">
+      <w:hyperlink r:id="rId174">
         <w:r>
           <w:rPr>
             <w:rStyle w:val="Hyperlink"/>
@@ -7154,8 +7294,8 @@
         </w:r>
       </w:hyperlink>
     </w:p>
-    <w:bookmarkEnd w:id="172"/>
-    <w:bookmarkStart w:id="174" w:name="ref-Krueger2011"/>
+    <w:bookmarkEnd w:id="175"/>
+    <w:bookmarkStart w:id="177" w:name="ref-Krueger2011"/>
     <w:p>
       <w:pPr>
         <w:pStyle w:val="Bibliography"/>
@@ -7192,7 +7332,7 @@
       <w:r>
         <w:t xml:space="preserve"> </w:t>
       </w:r>
-      <w:hyperlink r:id="rId173">
+      <w:hyperlink r:id="rId176">
         <w:r>
           <w:rPr>
             <w:rStyle w:val="Hyperlink"/>
@@ -7201,8 +7341,8 @@
         </w:r>
       </w:hyperlink>
     </w:p>
-    <w:bookmarkEnd w:id="174"/>
-    <w:bookmarkStart w:id="176" w:name="ref-Krueger2007"/>
+    <w:bookmarkEnd w:id="177"/>
+    <w:bookmarkStart w:id="179" w:name="ref-Krueger2007"/>
     <w:p>
       <w:pPr>
         <w:pStyle w:val="Bibliography"/>
@@ -7239,7 +7379,7 @@
       <w:r>
         <w:t xml:space="preserve"> </w:t>
       </w:r>
-      <w:hyperlink r:id="rId175">
+      <w:hyperlink r:id="rId178">
         <w:r>
           <w:rPr>
             <w:rStyle w:val="Hyperlink"/>
@@ -7248,8 +7388,8 @@
         </w:r>
       </w:hyperlink>
     </w:p>
-    <w:bookmarkEnd w:id="176"/>
-    <w:bookmarkStart w:id="178" w:name="ref-Krueger2005"/>
+    <w:bookmarkEnd w:id="179"/>
+    <w:bookmarkStart w:id="181" w:name="ref-Krueger2005"/>
     <w:p>
       <w:pPr>
         <w:pStyle w:val="Bibliography"/>
@@ -7286,7 +7426,7 @@
       <w:r>
         <w:t xml:space="preserve"> </w:t>
       </w:r>
-      <w:hyperlink r:id="rId177">
+      <w:hyperlink r:id="rId180">
         <w:r>
           <w:rPr>
             <w:rStyle w:val="Hyperlink"/>
@@ -7295,8 +7435,8 @@
         </w:r>
       </w:hyperlink>
     </w:p>
-    <w:bookmarkEnd w:id="178"/>
-    <w:bookmarkStart w:id="180" w:name="ref-Krueger2004"/>
+    <w:bookmarkEnd w:id="181"/>
+    <w:bookmarkStart w:id="183" w:name="ref-Krueger2004"/>
     <w:p>
       <w:pPr>
         <w:pStyle w:val="Bibliography"/>
@@ -7336,7 +7476,7 @@
       <w:r>
         <w:t xml:space="preserve"> </w:t>
       </w:r>
-      <w:hyperlink r:id="rId179">
+      <w:hyperlink r:id="rId182">
         <w:r>
           <w:rPr>
             <w:rStyle w:val="Hyperlink"/>
@@ -7345,8 +7485,8 @@
         </w:r>
       </w:hyperlink>
     </w:p>
-    <w:bookmarkEnd w:id="180"/>
-    <w:bookmarkStart w:id="182" w:name="ref-Krueger2002"/>
+    <w:bookmarkEnd w:id="183"/>
+    <w:bookmarkStart w:id="185" w:name="ref-Krueger2002"/>
     <w:p>
       <w:pPr>
         <w:pStyle w:val="Bibliography"/>
@@ -7383,7 +7523,7 @@
       <w:r>
         <w:t xml:space="preserve"> </w:t>
       </w:r>
-      <w:hyperlink r:id="rId181">
+      <w:hyperlink r:id="rId184">
         <w:r>
           <w:rPr>
             <w:rStyle w:val="Hyperlink"/>
@@ -7392,8 +7532,8 @@
         </w:r>
       </w:hyperlink>
     </w:p>
-    <w:bookmarkEnd w:id="182"/>
-    <w:bookmarkStart w:id="184" w:name="ref-Lansford2010"/>
+    <w:bookmarkEnd w:id="185"/>
+    <w:bookmarkStart w:id="187" w:name="ref-Lansford2010"/>
     <w:p>
       <w:pPr>
         <w:pStyle w:val="Bibliography"/>
@@ -7430,7 +7570,7 @@
       <w:r>
         <w:t xml:space="preserve"> </w:t>
       </w:r>
-      <w:hyperlink r:id="rId183">
+      <w:hyperlink r:id="rId186">
         <w:r>
           <w:rPr>
             <w:rStyle w:val="Hyperlink"/>
@@ -7439,8 +7579,8 @@
         </w:r>
       </w:hyperlink>
     </w:p>
-    <w:bookmarkEnd w:id="184"/>
-    <w:bookmarkStart w:id="186" w:name="ref-Markon2011"/>
+    <w:bookmarkEnd w:id="187"/>
+    <w:bookmarkStart w:id="189" w:name="ref-Markon2011"/>
     <w:p>
       <w:pPr>
         <w:pStyle w:val="Bibliography"/>
@@ -7477,7 +7617,7 @@
       <w:r>
         <w:t xml:space="preserve"> </w:t>
       </w:r>
-      <w:hyperlink r:id="rId185">
+      <w:hyperlink r:id="rId188">
         <w:r>
           <w:rPr>
             <w:rStyle w:val="Hyperlink"/>
@@ -7486,8 +7626,8 @@
         </w:r>
       </w:hyperlink>
     </w:p>
-    <w:bookmarkEnd w:id="186"/>
-    <w:bookmarkStart w:id="188" w:name="ref-Markon2005"/>
+    <w:bookmarkEnd w:id="189"/>
+    <w:bookmarkStart w:id="191" w:name="ref-Markon2005"/>
     <w:p>
       <w:pPr>
         <w:pStyle w:val="Bibliography"/>
@@ -7524,7 +7664,7 @@
       <w:r>
         <w:t xml:space="preserve"> </w:t>
       </w:r>
-      <w:hyperlink r:id="rId187">
+      <w:hyperlink r:id="rId190">
         <w:r>
           <w:rPr>
             <w:rStyle w:val="Hyperlink"/>
@@ -7533,8 +7673,8 @@
         </w:r>
       </w:hyperlink>
     </w:p>
-    <w:bookmarkEnd w:id="188"/>
-    <w:bookmarkStart w:id="190" w:name="ref-Miller2009"/>
+    <w:bookmarkEnd w:id="191"/>
+    <w:bookmarkStart w:id="193" w:name="ref-Miller2009"/>
     <w:p>
       <w:pPr>
         <w:pStyle w:val="Bibliography"/>
@@ -7571,7 +7711,7 @@
       <w:r>
         <w:t xml:space="preserve"> </w:t>
       </w:r>
-      <w:hyperlink r:id="rId189">
+      <w:hyperlink r:id="rId192">
         <w:r>
           <w:rPr>
             <w:rStyle w:val="Hyperlink"/>
@@ -7580,8 +7720,8 @@
         </w:r>
       </w:hyperlink>
     </w:p>
-    <w:bookmarkEnd w:id="190"/>
-    <w:bookmarkStart w:id="192" w:name="ref-Mineo2017"/>
+    <w:bookmarkEnd w:id="193"/>
+    <w:bookmarkStart w:id="195" w:name="ref-Mineo2017"/>
     <w:p>
       <w:pPr>
         <w:pStyle w:val="Bibliography"/>
@@ -7605,7 +7745,7 @@
       <w:r>
         <w:t xml:space="preserve"> </w:t>
       </w:r>
-      <w:hyperlink r:id="rId191">
+      <w:hyperlink r:id="rId194">
         <w:r>
           <w:rPr>
             <w:rStyle w:val="Hyperlink"/>
@@ -7614,8 +7754,8 @@
         </w:r>
       </w:hyperlink>
     </w:p>
-    <w:bookmarkEnd w:id="192"/>
-    <w:bookmarkStart w:id="194" w:name="ref-Moffitt1993"/>
+    <w:bookmarkEnd w:id="195"/>
+    <w:bookmarkStart w:id="197" w:name="ref-Moffitt1993"/>
     <w:p>
       <w:pPr>
         <w:pStyle w:val="Bibliography"/>
@@ -7652,7 +7792,7 @@
       <w:r>
         <w:t xml:space="preserve"> </w:t>
       </w:r>
-      <w:hyperlink r:id="rId193">
+      <w:hyperlink r:id="rId196">
         <w:r>
           <w:rPr>
             <w:rStyle w:val="Hyperlink"/>
@@ -7661,8 +7801,8 @@
         </w:r>
       </w:hyperlink>
     </w:p>
-    <w:bookmarkEnd w:id="194"/>
-    <w:bookmarkStart w:id="196" w:name="ref-Moffitt2011"/>
+    <w:bookmarkEnd w:id="197"/>
+    <w:bookmarkStart w:id="199" w:name="ref-Moffitt2011"/>
     <w:p>
       <w:pPr>
         <w:pStyle w:val="Bibliography"/>
@@ -7699,7 +7839,7 @@
       <w:r>
         <w:t xml:space="preserve"> </w:t>
       </w:r>
-      <w:hyperlink r:id="rId195">
+      <w:hyperlink r:id="rId198">
         <w:r>
           <w:rPr>
             <w:rStyle w:val="Hyperlink"/>
@@ -7708,8 +7848,8 @@
         </w:r>
       </w:hyperlink>
     </w:p>
-    <w:bookmarkEnd w:id="196"/>
-    <w:bookmarkStart w:id="198" w:name="ref-Moss1964"/>
+    <w:bookmarkEnd w:id="199"/>
+    <w:bookmarkStart w:id="201" w:name="ref-Moss1964"/>
     <w:p>
       <w:pPr>
         <w:pStyle w:val="Bibliography"/>
@@ -7755,7 +7895,7 @@
       <w:r>
         <w:t xml:space="preserve"> </w:t>
       </w:r>
-      <w:hyperlink r:id="rId197">
+      <w:hyperlink r:id="rId200">
         <w:r>
           <w:rPr>
             <w:rStyle w:val="Hyperlink"/>
@@ -7764,13 +7904,69 @@
         </w:r>
       </w:hyperlink>
     </w:p>
-    <w:bookmarkEnd w:id="198"/>
-    <w:bookmarkStart w:id="200" w:name="ref-Odgers2008"/>
+    <w:bookmarkEnd w:id="201"/>
+    <w:bookmarkStart w:id="203" w:name="ref-Nivison2024"/>
     <w:p>
       <w:pPr>
         <w:pStyle w:val="Bibliography"/>
       </w:pPr>
       <w:r>
+        <w:t xml:space="preserve">Nivison, M. D., Labella, M. H., Raby, K. L., Doom, J. R., Martin, J., Johnson, W. F., Zamir, O., Englund, M. M., Simpson, J. A., Carlson, E. A., &amp; Roisman, G. I. (2024). Insights into child abuse and neglect: Findings from the</w:t>
+      </w:r>
+      <w:r>
+        <w:t xml:space="preserve"> </w:t>
+      </w:r>
+      <w:r>
+        <w:t xml:space="preserve">Minnesota Longitudinal Study of Risk and Adaptation</w:t>
+      </w:r>
+      <w:r>
+        <w:t xml:space="preserve">.</w:t>
+      </w:r>
+      <w:r>
+        <w:t xml:space="preserve"> </w:t>
+      </w:r>
+      <w:r>
+        <w:rPr>
+          <w:i/>
+          <w:iCs/>
+        </w:rPr>
+        <w:t xml:space="preserve">Development and Psychopathology</w:t>
+      </w:r>
+      <w:r>
+        <w:t xml:space="preserve">,</w:t>
+      </w:r>
+      <w:r>
+        <w:t xml:space="preserve"> </w:t>
+      </w:r>
+      <w:r>
+        <w:rPr>
+          <w:i/>
+          <w:iCs/>
+        </w:rPr>
+        <w:t xml:space="preserve">36</w:t>
+      </w:r>
+      <w:r>
+        <w:t xml:space="preserve">(5), 2499–2511.</w:t>
+      </w:r>
+      <w:r>
+        <w:t xml:space="preserve"> </w:t>
+      </w:r>
+      <w:hyperlink r:id="rId202">
+        <w:r>
+          <w:rPr>
+            <w:rStyle w:val="Hyperlink"/>
+          </w:rPr>
+          <w:t xml:space="preserve">https://doi.org/10.1017/S0954579424000865</w:t>
+        </w:r>
+      </w:hyperlink>
+    </w:p>
+    <w:bookmarkEnd w:id="203"/>
+    <w:bookmarkStart w:id="205" w:name="ref-Odgers2008"/>
+    <w:p>
+      <w:pPr>
+        <w:pStyle w:val="Bibliography"/>
+      </w:pPr>
+      <w:r>
         <w:t xml:space="preserve">Odgers, C. L., Moffitt, T. E., Broadbent, J. M., Dickson, N., Hancox, R. J., Harrington, H., Poulton, R., Sears, M. R., Thomson, W. M., &amp; Caspi, A. (2008). Female and male antisocial trajectories: From childhood origins to adult outcomes.</w:t>
       </w:r>
       <w:r>
@@ -7802,7 +7998,7 @@
       <w:r>
         <w:t xml:space="preserve"> </w:t>
       </w:r>
-      <w:hyperlink r:id="rId199">
+      <w:hyperlink r:id="rId204">
         <w:r>
           <w:rPr>
             <w:rStyle w:val="Hyperlink"/>
@@ -7811,8 +8007,8 @@
         </w:r>
       </w:hyperlink>
     </w:p>
-    <w:bookmarkEnd w:id="200"/>
-    <w:bookmarkStart w:id="202" w:name="ref-Paalman2013"/>
+    <w:bookmarkEnd w:id="205"/>
+    <w:bookmarkStart w:id="207" w:name="ref-Paalman2013"/>
     <w:p>
       <w:pPr>
         <w:pStyle w:val="Bibliography"/>
@@ -7849,7 +8045,7 @@
       <w:r>
         <w:t xml:space="preserve"> </w:t>
       </w:r>
-      <w:hyperlink r:id="rId201">
+      <w:hyperlink r:id="rId206">
         <w:r>
           <w:rPr>
             <w:rStyle w:val="Hyperlink"/>
@@ -7858,8 +8054,8 @@
         </w:r>
       </w:hyperlink>
     </w:p>
-    <w:bookmarkEnd w:id="202"/>
-    <w:bookmarkStart w:id="204" w:name="ref-Patterson1993"/>
+    <w:bookmarkEnd w:id="207"/>
+    <w:bookmarkStart w:id="209" w:name="ref-Patterson1993"/>
     <w:p>
       <w:pPr>
         <w:pStyle w:val="Bibliography"/>
@@ -7896,7 +8092,7 @@
       <w:r>
         <w:t xml:space="preserve"> </w:t>
       </w:r>
-      <w:hyperlink r:id="rId203">
+      <w:hyperlink r:id="rId208">
         <w:r>
           <w:rPr>
             <w:rStyle w:val="Hyperlink"/>
@@ -7905,8 +8101,8 @@
         </w:r>
       </w:hyperlink>
     </w:p>
-    <w:bookmarkEnd w:id="204"/>
-    <w:bookmarkStart w:id="206" w:name="ref-Pavlovich2026"/>
+    <w:bookmarkEnd w:id="209"/>
+    <w:bookmarkStart w:id="211" w:name="ref-Pavlovich2026"/>
     <w:p>
       <w:pPr>
         <w:pStyle w:val="Bibliography"/>
@@ -7943,7 +8139,7 @@
       <w:r>
         <w:t xml:space="preserve"> </w:t>
       </w:r>
-      <w:hyperlink r:id="rId205">
+      <w:hyperlink r:id="rId210">
         <w:r>
           <w:rPr>
             <w:rStyle w:val="Hyperlink"/>
@@ -7952,8 +8148,8 @@
         </w:r>
       </w:hyperlink>
     </w:p>
-    <w:bookmarkEnd w:id="206"/>
-    <w:bookmarkStart w:id="208" w:name="ref-Petersen2024"/>
+    <w:bookmarkEnd w:id="211"/>
+    <w:bookmarkStart w:id="213" w:name="ref-Petersen2024"/>
     <w:p>
       <w:pPr>
         <w:pStyle w:val="Bibliography"/>
@@ -7990,7 +8186,7 @@
       <w:r>
         <w:t xml:space="preserve"> </w:t>
       </w:r>
-      <w:hyperlink r:id="rId207">
+      <w:hyperlink r:id="rId212">
         <w:r>
           <w:rPr>
             <w:rStyle w:val="Hyperlink"/>
@@ -7999,8 +8195,8 @@
         </w:r>
       </w:hyperlink>
     </w:p>
-    <w:bookmarkEnd w:id="208"/>
-    <w:bookmarkStart w:id="209" w:name="ref-PetersenPrinciplesPsychAssessment"/>
+    <w:bookmarkEnd w:id="213"/>
+    <w:bookmarkStart w:id="214" w:name="ref-PetersenPrinciplesPsychAssessment"/>
     <w:p>
       <w:pPr>
         <w:pStyle w:val="Bibliography"/>
@@ -8038,7 +8234,7 @@
       <w:r>
         <w:t xml:space="preserve"> </w:t>
       </w:r>
-      <w:hyperlink r:id="rId98">
+      <w:hyperlink r:id="rId99">
         <w:r>
           <w:rPr>
             <w:rStyle w:val="Hyperlink"/>
@@ -8047,8 +8243,8 @@
         </w:r>
       </w:hyperlink>
     </w:p>
-    <w:bookmarkEnd w:id="209"/>
-    <w:bookmarkStart w:id="210" w:name="ref-Petersen2015"/>
+    <w:bookmarkEnd w:id="214"/>
+    <w:bookmarkStart w:id="215" w:name="ref-Petersen2015"/>
     <w:p>
       <w:pPr>
         <w:pStyle w:val="Bibliography"/>
@@ -8094,8 +8290,8 @@
         </w:r>
       </w:hyperlink>
     </w:p>
-    <w:bookmarkEnd w:id="210"/>
-    <w:bookmarkStart w:id="212" w:name="ref-Petersen2020"/>
+    <w:bookmarkEnd w:id="215"/>
+    <w:bookmarkStart w:id="217" w:name="ref-Petersen2020"/>
     <w:p>
       <w:pPr>
         <w:pStyle w:val="Bibliography"/>
@@ -8132,7 +8328,7 @@
       <w:r>
         <w:t xml:space="preserve"> </w:t>
       </w:r>
-      <w:hyperlink r:id="rId211">
+      <w:hyperlink r:id="rId216">
         <w:r>
           <w:rPr>
             <w:rStyle w:val="Hyperlink"/>
@@ -8141,8 +8337,8 @@
         </w:r>
       </w:hyperlink>
     </w:p>
-    <w:bookmarkEnd w:id="212"/>
-    <w:bookmarkStart w:id="213" w:name="ref-Petersen2026"/>
+    <w:bookmarkEnd w:id="217"/>
+    <w:bookmarkStart w:id="218" w:name="ref-Petersen2026"/>
     <w:p>
       <w:pPr>
         <w:pStyle w:val="Bibliography"/>
@@ -8179,7 +8375,7 @@
       <w:r>
         <w:t xml:space="preserve"> </w:t>
       </w:r>
-      <w:hyperlink r:id="rId80">
+      <w:hyperlink r:id="rId81">
         <w:r>
           <w:rPr>
             <w:rStyle w:val="Hyperlink"/>
@@ -8188,8 +8384,8 @@
         </w:r>
       </w:hyperlink>
     </w:p>
-    <w:bookmarkEnd w:id="213"/>
-    <w:bookmarkStart w:id="215" w:name="ref-Petersen2021"/>
+    <w:bookmarkEnd w:id="218"/>
+    <w:bookmarkStart w:id="220" w:name="ref-Petersen2021"/>
     <w:p>
       <w:pPr>
         <w:pStyle w:val="Bibliography"/>
@@ -8226,7 +8422,7 @@
       <w:r>
         <w:t xml:space="preserve"> </w:t>
       </w:r>
-      <w:hyperlink r:id="rId214">
+      <w:hyperlink r:id="rId219">
         <w:r>
           <w:rPr>
             <w:rStyle w:val="Hyperlink"/>
@@ -8235,8 +8431,8 @@
         </w:r>
       </w:hyperlink>
     </w:p>
-    <w:bookmarkEnd w:id="215"/>
-    <w:bookmarkStart w:id="217" w:name="ref-Petersen2018"/>
+    <w:bookmarkEnd w:id="220"/>
+    <w:bookmarkStart w:id="222" w:name="ref-Petersen2018"/>
     <w:p>
       <w:pPr>
         <w:pStyle w:val="Bibliography"/>
@@ -8273,7 +8469,7 @@
       <w:r>
         <w:t xml:space="preserve"> </w:t>
       </w:r>
-      <w:hyperlink r:id="rId216">
+      <w:hyperlink r:id="rId221">
         <w:r>
           <w:rPr>
             <w:rStyle w:val="Hyperlink"/>
@@ -8282,8 +8478,8 @@
         </w:r>
       </w:hyperlink>
     </w:p>
-    <w:bookmarkEnd w:id="217"/>
-    <w:bookmarkStart w:id="219" w:name="ref-Poulton2015"/>
+    <w:bookmarkEnd w:id="222"/>
+    <w:bookmarkStart w:id="224" w:name="ref-Poulton2015"/>
     <w:p>
       <w:pPr>
         <w:pStyle w:val="Bibliography"/>
@@ -8329,7 +8525,7 @@
       <w:r>
         <w:t xml:space="preserve"> </w:t>
       </w:r>
-      <w:hyperlink r:id="rId218">
+      <w:hyperlink r:id="rId223">
         <w:r>
           <w:rPr>
             <w:rStyle w:val="Hyperlink"/>
@@ -8338,8 +8534,8 @@
         </w:r>
       </w:hyperlink>
     </w:p>
-    <w:bookmarkEnd w:id="219"/>
-    <w:bookmarkStart w:id="220" w:name="ref-Roche1992"/>
+    <w:bookmarkEnd w:id="224"/>
+    <w:bookmarkStart w:id="225" w:name="ref-Roche1992"/>
     <w:p>
       <w:pPr>
         <w:pStyle w:val="Bibliography"/>
@@ -8389,8 +8585,8 @@
         <w:t xml:space="preserve">. Cambridge University Press.</w:t>
       </w:r>
     </w:p>
-    <w:bookmarkEnd w:id="220"/>
-    <w:bookmarkStart w:id="222" w:name="ref-Rutter2006"/>
+    <w:bookmarkEnd w:id="225"/>
+    <w:bookmarkStart w:id="227" w:name="ref-Rutter2006"/>
     <w:p>
       <w:pPr>
         <w:pStyle w:val="Bibliography"/>
@@ -8427,7 +8623,7 @@
       <w:r>
         <w:t xml:space="preserve"> </w:t>
       </w:r>
-      <w:hyperlink r:id="rId221">
+      <w:hyperlink r:id="rId226">
         <w:r>
           <w:rPr>
             <w:rStyle w:val="Hyperlink"/>
@@ -8436,8 +8632,8 @@
         </w:r>
       </w:hyperlink>
     </w:p>
-    <w:bookmarkEnd w:id="222"/>
-    <w:bookmarkStart w:id="224" w:name="ref-Schaefer2017"/>
+    <w:bookmarkEnd w:id="227"/>
+    <w:bookmarkStart w:id="229" w:name="ref-Schaefer2017"/>
     <w:p>
       <w:pPr>
         <w:pStyle w:val="Bibliography"/>
@@ -8474,7 +8670,7 @@
       <w:r>
         <w:t xml:space="preserve"> </w:t>
       </w:r>
-      <w:hyperlink r:id="rId223">
+      <w:hyperlink r:id="rId228">
         <w:r>
           <w:rPr>
             <w:rStyle w:val="Hyperlink"/>
@@ -8483,8 +8679,8 @@
         </w:r>
       </w:hyperlink>
     </w:p>
-    <w:bookmarkEnd w:id="224"/>
-    <w:bookmarkStart w:id="226" w:name="ref-Schaeffer1991"/>
+    <w:bookmarkEnd w:id="229"/>
+    <w:bookmarkStart w:id="231" w:name="ref-Schaeffer1991"/>
     <w:p>
       <w:pPr>
         <w:pStyle w:val="Bibliography"/>
@@ -8521,7 +8717,7 @@
       <w:r>
         <w:t xml:space="preserve"> </w:t>
       </w:r>
-      <w:hyperlink r:id="rId225">
+      <w:hyperlink r:id="rId230">
         <w:r>
           <w:rPr>
             <w:rStyle w:val="Hyperlink"/>
@@ -8530,8 +8726,8 @@
         </w:r>
       </w:hyperlink>
     </w:p>
-    <w:bookmarkEnd w:id="226"/>
-    <w:bookmarkStart w:id="228" w:name="ref-Schwarz1999"/>
+    <w:bookmarkEnd w:id="231"/>
+    <w:bookmarkStart w:id="233" w:name="ref-Schwarz1999"/>
     <w:p>
       <w:pPr>
         <w:pStyle w:val="Bibliography"/>
@@ -8568,7 +8764,7 @@
       <w:r>
         <w:t xml:space="preserve"> </w:t>
       </w:r>
-      <w:hyperlink r:id="rId227">
+      <w:hyperlink r:id="rId232">
         <w:r>
           <w:rPr>
             <w:rStyle w:val="Hyperlink"/>
@@ -8577,8 +8773,8 @@
         </w:r>
       </w:hyperlink>
     </w:p>
-    <w:bookmarkEnd w:id="228"/>
-    <w:bookmarkStart w:id="230" w:name="ref-Sellbom2016"/>
+    <w:bookmarkEnd w:id="233"/>
+    <w:bookmarkStart w:id="235" w:name="ref-Sellbom2016"/>
     <w:p>
       <w:pPr>
         <w:pStyle w:val="Bibliography"/>
@@ -8615,7 +8811,7 @@
       <w:r>
         <w:t xml:space="preserve"> </w:t>
       </w:r>
-      <w:hyperlink r:id="rId229">
+      <w:hyperlink r:id="rId234">
         <w:r>
           <w:rPr>
             <w:rStyle w:val="Hyperlink"/>
@@ -8624,8 +8820,8 @@
         </w:r>
       </w:hyperlink>
     </w:p>
-    <w:bookmarkEnd w:id="230"/>
-    <w:bookmarkStart w:id="231" w:name="ref-Sivertsson2024"/>
+    <w:bookmarkEnd w:id="235"/>
+    <w:bookmarkStart w:id="236" w:name="ref-Sivertsson2024"/>
     <w:p>
       <w:pPr>
         <w:pStyle w:val="Bibliography"/>
@@ -8683,8 +8879,8 @@
         </w:r>
       </w:hyperlink>
     </w:p>
-    <w:bookmarkEnd w:id="231"/>
-    <w:bookmarkStart w:id="232" w:name="ref-Sroufe2016"/>
+    <w:bookmarkEnd w:id="236"/>
+    <w:bookmarkStart w:id="237" w:name="ref-Sroufe2016"/>
     <w:p>
       <w:pPr>
         <w:pStyle w:val="Bibliography"/>
@@ -8709,13 +8905,64 @@
         <w:t xml:space="preserve">(Vol. 3, pp. 997–1011). Guilford.</w:t>
       </w:r>
     </w:p>
-    <w:bookmarkEnd w:id="232"/>
-    <w:bookmarkStart w:id="234" w:name="ref-Steffensmeier2025"/>
+    <w:bookmarkEnd w:id="237"/>
+    <w:bookmarkStart w:id="238" w:name="ref-Sroufe2005"/>
     <w:p>
       <w:pPr>
         <w:pStyle w:val="Bibliography"/>
       </w:pPr>
       <w:r>
+        <w:t xml:space="preserve">Sroufe, L. A., Egeland, B., Carlson, E. A., &amp; Collins, W. A. (2005).</w:t>
+      </w:r>
+      <w:r>
+        <w:t xml:space="preserve"> </w:t>
+      </w:r>
+      <w:r>
+        <w:rPr>
+          <w:i/>
+          <w:iCs/>
+        </w:rPr>
+        <w:t xml:space="preserve">The development of the person: The</w:t>
+      </w:r>
+      <w:r>
+        <w:rPr>
+          <w:i/>
+          <w:iCs/>
+        </w:rPr>
+        <w:t xml:space="preserve"> </w:t>
+      </w:r>
+      <w:r>
+        <w:rPr>
+          <w:i/>
+          <w:iCs/>
+        </w:rPr>
+        <w:t xml:space="preserve">Minnesota</w:t>
+      </w:r>
+      <w:r>
+        <w:rPr>
+          <w:i/>
+          <w:iCs/>
+        </w:rPr>
+        <w:t xml:space="preserve"> </w:t>
+      </w:r>
+      <w:r>
+        <w:rPr>
+          <w:i/>
+          <w:iCs/>
+        </w:rPr>
+        <w:t xml:space="preserve">study of risk and adaptation from birth to adulthood</w:t>
+      </w:r>
+      <w:r>
+        <w:t xml:space="preserve">. Guilford Publications.</w:t>
+      </w:r>
+    </w:p>
+    <w:bookmarkEnd w:id="238"/>
+    <w:bookmarkStart w:id="240" w:name="ref-Steffensmeier2025"/>
+    <w:p>
+      <w:pPr>
+        <w:pStyle w:val="Bibliography"/>
+      </w:pPr>
+      <w:r>
         <w:t xml:space="preserve">Steffensmeier, D., Slepicka, J., &amp; Schwartz, J. (2025). International and historical variation in the age–crime curve.</w:t>
       </w:r>
       <w:r>
@@ -8747,7 +8994,7 @@
       <w:r>
         <w:t xml:space="preserve"> </w:t>
       </w:r>
-      <w:hyperlink r:id="rId233">
+      <w:hyperlink r:id="rId239">
         <w:r>
           <w:rPr>
             <w:rStyle w:val="Hyperlink"/>
@@ -8756,8 +9003,8 @@
         </w:r>
       </w:hyperlink>
     </w:p>
-    <w:bookmarkEnd w:id="234"/>
-    <w:bookmarkStart w:id="236" w:name="ref-Sterba2007"/>
+    <w:bookmarkEnd w:id="240"/>
+    <w:bookmarkStart w:id="242" w:name="ref-Sterba2007"/>
     <w:p>
       <w:pPr>
         <w:pStyle w:val="Bibliography"/>
@@ -8794,7 +9041,7 @@
       <w:r>
         <w:t xml:space="preserve"> </w:t>
       </w:r>
-      <w:hyperlink r:id="rId235">
+      <w:hyperlink r:id="rId241">
         <w:r>
           <w:rPr>
             <w:rStyle w:val="Hyperlink"/>
@@ -8803,8 +9050,8 @@
         </w:r>
       </w:hyperlink>
     </w:p>
-    <w:bookmarkEnd w:id="236"/>
-    <w:bookmarkStart w:id="238" w:name="ref-Tackett2022"/>
+    <w:bookmarkEnd w:id="242"/>
+    <w:bookmarkStart w:id="244" w:name="ref-Tackett2022"/>
     <w:p>
       <w:pPr>
         <w:pStyle w:val="Bibliography"/>
@@ -8841,7 +9088,7 @@
       <w:r>
         <w:t xml:space="preserve"> </w:t>
       </w:r>
-      <w:hyperlink r:id="rId237">
+      <w:hyperlink r:id="rId243">
         <w:r>
           <w:rPr>
             <w:rStyle w:val="Hyperlink"/>
@@ -8850,8 +9097,8 @@
         </w:r>
       </w:hyperlink>
     </w:p>
-    <w:bookmarkEnd w:id="238"/>
-    <w:bookmarkStart w:id="240" w:name="ref-Tiego2023"/>
+    <w:bookmarkEnd w:id="244"/>
+    <w:bookmarkStart w:id="246" w:name="ref-Tiego2023"/>
     <w:p>
       <w:pPr>
         <w:pStyle w:val="Bibliography"/>
@@ -8891,7 +9138,7 @@
       <w:r>
         <w:t xml:space="preserve"> </w:t>
       </w:r>
-      <w:hyperlink r:id="rId239">
+      <w:hyperlink r:id="rId245">
         <w:r>
           <w:rPr>
             <w:rStyle w:val="Hyperlink"/>
@@ -8900,8 +9147,8 @@
         </w:r>
       </w:hyperlink>
     </w:p>
-    <w:bookmarkEnd w:id="240"/>
-    <w:bookmarkStart w:id="241" w:name="ref-Vaillant2012"/>
+    <w:bookmarkEnd w:id="246"/>
+    <w:bookmarkStart w:id="247" w:name="ref-Vaillant2012"/>
     <w:p>
       <w:pPr>
         <w:pStyle w:val="Bibliography"/>
@@ -8937,8 +9184,8 @@
         <w:t xml:space="preserve">. Harvard University Press.</w:t>
       </w:r>
     </w:p>
-    <w:bookmarkEnd w:id="241"/>
-    <w:bookmarkStart w:id="243" w:name="ref-Wakschlag2014"/>
+    <w:bookmarkEnd w:id="247"/>
+    <w:bookmarkStart w:id="249" w:name="ref-Wakschlag2014"/>
     <w:p>
       <w:pPr>
         <w:pStyle w:val="Bibliography"/>
@@ -8975,7 +9222,7 @@
       <w:r>
         <w:t xml:space="preserve"> </w:t>
       </w:r>
-      <w:hyperlink r:id="rId242">
+      <w:hyperlink r:id="rId248">
         <w:r>
           <w:rPr>
             <w:rStyle w:val="Hyperlink"/>
@@ -8984,8 +9231,8 @@
         </w:r>
       </w:hyperlink>
     </w:p>
-    <w:bookmarkEnd w:id="243"/>
-    <w:bookmarkStart w:id="245" w:name="ref-Wakschlag2019"/>
+    <w:bookmarkEnd w:id="249"/>
+    <w:bookmarkStart w:id="251" w:name="ref-Wakschlag2019"/>
     <w:p>
       <w:pPr>
         <w:pStyle w:val="Bibliography"/>
@@ -9022,7 +9269,7 @@
       <w:r>
         <w:t xml:space="preserve"> </w:t>
       </w:r>
-      <w:hyperlink r:id="rId244">
+      <w:hyperlink r:id="rId250">
         <w:r>
           <w:rPr>
             <w:rStyle w:val="Hyperlink"/>
@@ -9031,8 +9278,8 @@
         </w:r>
       </w:hyperlink>
     </w:p>
-    <w:bookmarkEnd w:id="245"/>
-    <w:bookmarkStart w:id="247" w:name="ref-Walters2011"/>
+    <w:bookmarkEnd w:id="251"/>
+    <w:bookmarkStart w:id="253" w:name="ref-Walters2011"/>
     <w:p>
       <w:pPr>
         <w:pStyle w:val="Bibliography"/>
@@ -9069,7 +9316,7 @@
       <w:r>
         <w:t xml:space="preserve"> </w:t>
       </w:r>
-      <w:hyperlink r:id="rId246">
+      <w:hyperlink r:id="rId252">
         <w:r>
           <w:rPr>
             <w:rStyle w:val="Hyperlink"/>
@@ -9078,8 +9325,8 @@
         </w:r>
       </w:hyperlink>
     </w:p>
-    <w:bookmarkEnd w:id="247"/>
-    <w:bookmarkStart w:id="249" w:name="ref-Walters2012"/>
+    <w:bookmarkEnd w:id="253"/>
+    <w:bookmarkStart w:id="255" w:name="ref-Walters2012"/>
     <w:p>
       <w:pPr>
         <w:pStyle w:val="Bibliography"/>
@@ -9116,7 +9363,7 @@
       <w:r>
         <w:t xml:space="preserve"> </w:t>
       </w:r>
-      <w:hyperlink r:id="rId248">
+      <w:hyperlink r:id="rId254">
         <w:r>
           <w:rPr>
             <w:rStyle w:val="Hyperlink"/>
@@ -9125,8 +9372,8 @@
         </w:r>
       </w:hyperlink>
     </w:p>
-    <w:bookmarkEnd w:id="249"/>
-    <w:bookmarkStart w:id="251" w:name="ref-Walters2014"/>
+    <w:bookmarkEnd w:id="255"/>
+    <w:bookmarkStart w:id="257" w:name="ref-Walters2014"/>
     <w:p>
       <w:pPr>
         <w:pStyle w:val="Bibliography"/>
@@ -9163,7 +9410,7 @@
       <w:r>
         <w:t xml:space="preserve"> </w:t>
       </w:r>
-      <w:hyperlink r:id="rId250">
+      <w:hyperlink r:id="rId256">
         <w:r>
           <w:rPr>
             <w:rStyle w:val="Hyperlink"/>
@@ -9172,8 +9419,8 @@
         </w:r>
       </w:hyperlink>
     </w:p>
-    <w:bookmarkEnd w:id="251"/>
-    <w:bookmarkStart w:id="253" w:name="ref-Walters2015"/>
+    <w:bookmarkEnd w:id="257"/>
+    <w:bookmarkStart w:id="259" w:name="ref-Walters2015"/>
     <w:p>
       <w:pPr>
         <w:pStyle w:val="Bibliography"/>
@@ -9210,7 +9457,7 @@
       <w:r>
         <w:t xml:space="preserve"> </w:t>
       </w:r>
-      <w:hyperlink r:id="rId252">
+      <w:hyperlink r:id="rId258">
         <w:r>
           <w:rPr>
             <w:rStyle w:val="Hyperlink"/>
@@ -9219,8 +9466,8 @@
         </w:r>
       </w:hyperlink>
     </w:p>
-    <w:bookmarkEnd w:id="253"/>
-    <w:bookmarkStart w:id="255" w:name="ref-Walters2013"/>
+    <w:bookmarkEnd w:id="259"/>
+    <w:bookmarkStart w:id="261" w:name="ref-Walters2013"/>
     <w:p>
       <w:pPr>
         <w:pStyle w:val="Bibliography"/>
@@ -9257,7 +9504,7 @@
       <w:r>
         <w:t xml:space="preserve"> </w:t>
       </w:r>
-      <w:hyperlink r:id="rId254">
+      <w:hyperlink r:id="rId260">
         <w:r>
           <w:rPr>
             <w:rStyle w:val="Hyperlink"/>
@@ -9266,8 +9513,8 @@
         </w:r>
       </w:hyperlink>
     </w:p>
-    <w:bookmarkEnd w:id="255"/>
-    <w:bookmarkStart w:id="257" w:name="ref-Walton2011"/>
+    <w:bookmarkEnd w:id="261"/>
+    <w:bookmarkStart w:id="263" w:name="ref-Walton2011"/>
     <w:p>
       <w:pPr>
         <w:pStyle w:val="Bibliography"/>
@@ -9304,7 +9551,7 @@
       <w:r>
         <w:t xml:space="preserve"> </w:t>
       </w:r>
-      <w:hyperlink r:id="rId256">
+      <w:hyperlink r:id="rId262">
         <w:r>
           <w:rPr>
             <w:rStyle w:val="Hyperlink"/>
@@ -9313,8 +9560,8 @@
         </w:r>
       </w:hyperlink>
     </w:p>
-    <w:bookmarkEnd w:id="257"/>
-    <w:bookmarkStart w:id="259" w:name="ref-Weems2008"/>
+    <w:bookmarkEnd w:id="263"/>
+    <w:bookmarkStart w:id="265" w:name="ref-Weems2008"/>
     <w:p>
       <w:pPr>
         <w:pStyle w:val="Bibliography"/>
@@ -9351,7 +9598,7 @@
       <w:r>
         <w:t xml:space="preserve"> </w:t>
       </w:r>
-      <w:hyperlink r:id="rId258">
+      <w:hyperlink r:id="rId264">
         <w:r>
           <w:rPr>
             <w:rStyle w:val="Hyperlink"/>
@@ -9360,8 +9607,8 @@
         </w:r>
       </w:hyperlink>
     </w:p>
-    <w:bookmarkEnd w:id="259"/>
-    <w:bookmarkStart w:id="261" w:name="ref-Weiss2003"/>
+    <w:bookmarkEnd w:id="265"/>
+    <w:bookmarkStart w:id="267" w:name="ref-Weiss2003"/>
     <w:p>
       <w:pPr>
         <w:pStyle w:val="Bibliography"/>
@@ -9398,7 +9645,7 @@
       <w:r>
         <w:t xml:space="preserve"> </w:t>
       </w:r>
-      <w:hyperlink r:id="rId260">
+      <w:hyperlink r:id="rId266">
         <w:r>
           <w:rPr>
             <w:rStyle w:val="Hyperlink"/>
@@ -9407,8 +9654,8 @@
         </w:r>
       </w:hyperlink>
     </w:p>
-    <w:bookmarkEnd w:id="261"/>
-    <w:bookmarkStart w:id="263" w:name="ref-WHO2022"/>
+    <w:bookmarkEnd w:id="267"/>
+    <w:bookmarkStart w:id="269" w:name="ref-WHO2022"/>
     <w:p>
       <w:pPr>
         <w:pStyle w:val="Bibliography"/>
@@ -9446,7 +9693,7 @@
       <w:r>
         <w:t xml:space="preserve"> </w:t>
       </w:r>
-      <w:hyperlink r:id="rId262">
+      <w:hyperlink r:id="rId268">
         <w:r>
           <w:rPr>
             <w:rStyle w:val="Hyperlink"/>
@@ -9455,8 +9702,8 @@
         </w:r>
       </w:hyperlink>
     </w:p>
-    <w:bookmarkEnd w:id="263"/>
-    <w:bookmarkStart w:id="265" w:name="ref-Wright2013"/>
+    <w:bookmarkEnd w:id="269"/>
+    <w:bookmarkStart w:id="271" w:name="ref-Wright2013"/>
     <w:p>
       <w:pPr>
         <w:pStyle w:val="Bibliography"/>
@@ -9493,7 +9740,7 @@
       <w:r>
         <w:t xml:space="preserve"> </w:t>
       </w:r>
-      <w:hyperlink r:id="rId264">
+      <w:hyperlink r:id="rId270">
         <w:r>
           <w:rPr>
             <w:rStyle w:val="Hyperlink"/>
@@ -9502,14 +9749,14 @@
         </w:r>
       </w:hyperlink>
     </w:p>
-    <w:bookmarkEnd w:id="265"/>
-    <w:bookmarkEnd w:id="266"/>
+    <w:bookmarkEnd w:id="271"/>
+    <w:bookmarkEnd w:id="272"/>
     <w:p>
       <w:r>
         <w:br w:type="page"/>
       </w:r>
     </w:p>
-    <w:bookmarkEnd w:id="267"/>
+    <w:bookmarkEnd w:id="273"/>
     <w:p>
       <w:pPr>
         <w:pStyle w:val="Heading1"/>
@@ -9518,7 +9765,7 @@
         <w:t xml:space="preserve">Appendix A</w:t>
       </w:r>
     </w:p>
-    <w:bookmarkStart w:id="268" w:name="apx-a"/>
+    <w:bookmarkStart w:id="274" w:name="apx-a"/>
     <w:p>
       <w:pPr>
         <w:pStyle w:val="Heading1"/>
@@ -9532,7 +9779,7 @@
         <w:br w:type="page"/>
       </w:r>
     </w:p>
-    <w:bookmarkEnd w:id="268"/>
+    <w:bookmarkEnd w:id="274"/>
     <w:p>
       <w:pPr>
         <w:pStyle w:val="Heading1"/>
@@ -9541,7 +9788,7 @@
         <w:t xml:space="preserve">Appendix B</w:t>
       </w:r>
     </w:p>
-    <w:bookmarkStart w:id="269" w:name="apx-b"/>
+    <w:bookmarkStart w:id="275" w:name="apx-b"/>
     <w:p>
       <w:pPr>
         <w:pStyle w:val="Heading1"/>
@@ -9550,7 +9797,7 @@
         <w:t xml:space="preserve">Another Appendix</w:t>
       </w:r>
     </w:p>
-    <w:bookmarkEnd w:id="269"/>
+    <w:bookmarkEnd w:id="275"/>
     <w:sectPr>
       <w:headerReference r:id="rId8" w:type="even"/>
       <w:headerReference r:id="rId9" w:type="default"/>
@@ -9616,7 +9863,7 @@
       </w:r>
     </w:p>
   </w:footnote>
-  <w:footnote w:id="76">
+  <w:footnote w:id="77">
     <w:p>
       <w:pPr>
         <w:pStyle w:val="FootnoteText"/>
@@ -9691,7 +9938,7 @@
       </w:r>
     </w:p>
   </w:footnote>
-  <w:footnote w:id="77">
+  <w:footnote w:id="78">
     <w:p>
       <w:pPr>
         <w:pStyle w:val="FootnoteText"/>

--- a/index.docx
+++ b/index.docx
@@ -2765,6 +2765,12 @@
       </w:pPr>
       <w:r>
         <w:t xml:space="preserve">Longitudinal studies such as these have had immense impacts.</w:t>
+      </w:r>
+      <w:r>
+        <w:t xml:space="preserve"> </w:t>
+      </w:r>
+      <w:r>
+        <w:t xml:space="preserve">These studies have yielded many inferences that would not have been possible without a longitudinal design.</w:t>
       </w:r>
       <w:r>
         <w:t xml:space="preserve"> </w:t>

--- a/index.docx
+++ b/index.docx
@@ -2053,7 +2053,7 @@
       </w:r>
     </w:p>
     <w:bookmarkEnd w:id="68"/>
-    <w:bookmarkStart w:id="76" w:name="the-problemobstacle"/>
+    <w:bookmarkStart w:id="77" w:name="the-problemobstacle"/>
     <w:p>
       <w:pPr>
         <w:pStyle w:val="Heading1"/>
@@ -2103,8 +2103,14 @@
       <w:r>
         <w:t xml:space="preserve">A modest number of longitudinal studies have followed people for lengthy developmental periods.</w:t>
       </w:r>
-    </w:p>
-    <w:bookmarkStart w:id="74" w:name="seminal-longitudinal-studies"/>
+      <w:r>
+        <w:t xml:space="preserve"> </w:t>
+      </w:r>
+      <w:r>
+        <w:t xml:space="preserve">We overview some of the seminal longitudinal studies covering a lengthy span of development.</w:t>
+      </w:r>
+    </w:p>
+    <w:bookmarkStart w:id="75" w:name="seminal-longitudinal-studies"/>
     <w:p>
       <w:pPr>
         <w:pStyle w:val="Heading2"/>
@@ -2676,12 +2682,62 @@
       </w:r>
     </w:p>
     <w:bookmarkEnd w:id="72"/>
-    <w:bookmarkStart w:id="73" w:name="child-development-project"/>
+    <w:bookmarkStart w:id="73" w:name="X5d38f5090146aa96c328cd1048a742c78fb5d33"/>
     <w:p>
       <w:pPr>
         <w:pStyle w:val="Heading3"/>
       </w:pPr>
       <w:r>
+        <w:t xml:space="preserve">National Longitudinal Study of Adolescent to Adult Health (Add Health)</w:t>
+      </w:r>
+    </w:p>
+    <w:p>
+      <w:pPr>
+        <w:pStyle w:val="FirstParagraph"/>
+      </w:pPr>
+      <w:r>
+        <w:t xml:space="preserve">The National Longitudinal Study of Adolescent to Adult Health</w:t>
+      </w:r>
+      <w:r>
+        <w:t xml:space="preserve"> </w:t>
+      </w:r>
+      <w:r>
+        <w:t xml:space="preserve">(Add Health;</w:t>
+      </w:r>
+      <w:r>
+        <w:t xml:space="preserve"> </w:t>
+      </w:r>
+      <w:hyperlink w:anchor="ref-Harris2019">
+        <w:r>
+          <w:rPr>
+            <w:rStyle w:val="Hyperlink"/>
+          </w:rPr>
+          <w:t xml:space="preserve">Harris et al., 2019</w:t>
+        </w:r>
+      </w:hyperlink>
+      <w:r>
+        <w:t xml:space="preserve">)</w:t>
+      </w:r>
+      <w:r>
+        <w:t xml:space="preserve"> </w:t>
+      </w:r>
+      <w:r>
+        <w:t xml:space="preserve">recruited 20,745 adolescents who were in grades 7–12 (ages 12–19) during the 1994-95 school year from one of 80 high schools or a paired feeder school across the United States.</w:t>
+      </w:r>
+      <w:r>
+        <w:t xml:space="preserve"> </w:t>
+      </w:r>
+      <w:r>
+        <w:t xml:space="preserve">Participants have been followed to ~age 44.</w:t>
+      </w:r>
+    </w:p>
+    <w:bookmarkEnd w:id="73"/>
+    <w:bookmarkStart w:id="74" w:name="child-development-project"/>
+    <w:p>
+      <w:pPr>
+        <w:pStyle w:val="Heading3"/>
+      </w:pPr>
+      <w:r>
         <w:t xml:space="preserve">Child Development Project</w:t>
       </w:r>
     </w:p>
@@ -2748,9 +2804,9 @@
         <w:t xml:space="preserve">.</w:t>
       </w:r>
     </w:p>
-    <w:bookmarkEnd w:id="73"/>
     <w:bookmarkEnd w:id="74"/>
-    <w:bookmarkStart w:id="75" w:name="longitudinal-studies-of-psychopathology"/>
+    <w:bookmarkEnd w:id="75"/>
+    <w:bookmarkStart w:id="76" w:name="longitudinal-studies-of-psychopathology"/>
     <w:p>
       <w:pPr>
         <w:pStyle w:val="Heading2"/>
@@ -2892,9 +2948,9 @@
         <w:t xml:space="preserve">—have important limitations in (a) how they assessed psychopathology constructs across development and (b) how they estimated people’s scores on those constructs over time that prevent strong inferences regarding individuals’ change over time.</w:t>
       </w:r>
     </w:p>
-    <w:bookmarkEnd w:id="75"/>
     <w:bookmarkEnd w:id="76"/>
-    <w:bookmarkStart w:id="92" w:name="reasons-for-the-problem"/>
+    <w:bookmarkEnd w:id="77"/>
+    <w:bookmarkStart w:id="93" w:name="reasons-for-the-problem"/>
     <w:p>
       <w:pPr>
         <w:pStyle w:val="Heading1"/>
@@ -2961,7 +3017,7 @@
         <w:t xml:space="preserve">To ground the discussion, we provide examples relating to externalizing psychopathology; however, these issues are not specific to externalizing.</w:t>
       </w:r>
     </w:p>
-    <w:bookmarkStart w:id="80" w:name="problems-of-constructs"/>
+    <w:bookmarkStart w:id="81" w:name="problems-of-constructs"/>
     <w:p>
       <w:pPr>
         <w:pStyle w:val="Heading2"/>
@@ -3590,7 +3646,7 @@
         <w:t xml:space="preserve">Moreover, where such theories do indicate changes in behavioral manifestation across development, diagnostic and taxonomic systems do not incorporate these developmental changes.</w:t>
       </w:r>
     </w:p>
-    <w:bookmarkStart w:id="79" w:name="lack-of-a-developmental-perspective"/>
+    <w:bookmarkStart w:id="80" w:name="lack-of-a-developmental-perspective"/>
     <w:p>
       <w:pPr>
         <w:pStyle w:val="Heading3"/>
@@ -3671,7 +3727,7 @@
         <w:rPr>
           <w:rStyle w:val="FootnoteReference"/>
         </w:rPr>
-        <w:footnoteReference w:id="77"/>
+        <w:footnoteReference w:id="78"/>
       </w:r>
       <w:r>
         <w:t xml:space="preserve">—the diagnostic criteria do not differ across development, even though diagnostic manuals acknowledge that developmental factors impact symptom presentation</w:t>
@@ -3680,7 +3736,7 @@
         <w:rPr>
           <w:rStyle w:val="FootnoteReference"/>
         </w:rPr>
-        <w:footnoteReference w:id="78"/>
+        <w:footnoteReference w:id="79"/>
       </w:r>
       <w:r>
         <w:t xml:space="preserve">.</w:t>
@@ -3712,9 +3768,9 @@
         <w:t xml:space="preserve">.</w:t>
       </w:r>
     </w:p>
-    <w:bookmarkEnd w:id="79"/>
     <w:bookmarkEnd w:id="80"/>
-    <w:bookmarkStart w:id="90" w:name="X08761d2e933d3c63251c7853a991975a4515ca5"/>
+    <w:bookmarkEnd w:id="81"/>
+    <w:bookmarkStart w:id="91" w:name="X08761d2e933d3c63251c7853a991975a4515ca5"/>
     <w:p>
       <w:pPr>
         <w:pStyle w:val="Heading2"/>
@@ -3743,7 +3799,7 @@
         <w:t xml:space="preserve">In particular, there is a mismatch between theory of constructs—including how a construct manifests behaviorally—and the methods used to assess the construct and to evaluate people’s level and change in that construct.</w:t>
       </w:r>
     </w:p>
-    <w:bookmarkStart w:id="86" w:name="X4c94655489fd3e3efea19c584555f75e74709d7"/>
+    <w:bookmarkStart w:id="87" w:name="X4c94655489fd3e3efea19c584555f75e74709d7"/>
     <w:p>
       <w:pPr>
         <w:pStyle w:val="Heading3"/>
@@ -4028,7 +4084,7 @@
         <w:t xml:space="preserve">.</w:t>
       </w:r>
     </w:p>
-    <w:bookmarkStart w:id="85" w:name="fig-approachesToLongitudinalAssessment"/>
+    <w:bookmarkStart w:id="86" w:name="fig-approachesToLongitudinalAssessment"/>
     <w:p>
       <w:pPr>
         <w:pStyle w:val="FigureTitle"/>
@@ -4189,7 +4245,7 @@
       <w:r>
         <w:t xml:space="preserve"> </w:t>
       </w:r>
-      <w:hyperlink r:id="rId81">
+      <w:hyperlink r:id="rId82">
         <w:r>
           <w:rPr>
             <w:rStyle w:val="Hyperlink"/>
@@ -4210,18 +4266,18 @@
           <wp:inline>
             <wp:extent cx="5943600" cy="2351289"/>
             <wp:effectExtent b="0" l="0" r="0" t="0"/>
-            <wp:docPr descr="" title="" id="83" name="Picture"/>
+            <wp:docPr descr="" title="" id="84" name="Picture"/>
             <a:graphic>
               <a:graphicData uri="http://schemas.openxmlformats.org/drawingml/2006/picture">
                 <pic:pic>
                   <pic:nvPicPr>
-                    <pic:cNvPr descr="Figures/approachesToLongitudinalAssessment.jpg" id="84" name="Picture"/>
+                    <pic:cNvPr descr="Figures/approachesToLongitudinalAssessment.jpg" id="85" name="Picture"/>
                     <pic:cNvPicPr>
                       <a:picLocks noChangeArrowheads="1" noChangeAspect="1"/>
                     </pic:cNvPicPr>
                   </pic:nvPicPr>
                   <pic:blipFill>
-                    <a:blip r:embed="rId82"/>
+                    <a:blip r:embed="rId83"/>
                     <a:stretch>
                       <a:fillRect/>
                     </a:stretch>
@@ -4248,7 +4304,7 @@
         </w:drawing>
       </w:r>
     </w:p>
-    <w:bookmarkEnd w:id="85"/>
+    <w:bookmarkEnd w:id="86"/>
     <w:p>
       <w:pPr>
         <w:pStyle w:val="AfterWithoutNote"/>
@@ -4385,8 +4441,8 @@
         <w:t xml:space="preserve">In sum, despite these approaches being the most widely used for assessing individuals’ development, they likely lead to inaccurate scores and thus inaccurate trajectories.</w:t>
       </w:r>
     </w:p>
-    <w:bookmarkEnd w:id="86"/>
-    <w:bookmarkStart w:id="87" w:name="Xdc13d281466e499f4855c3876fd0a0cd5a1ffa2"/>
+    <w:bookmarkEnd w:id="87"/>
+    <w:bookmarkStart w:id="88" w:name="Xdc13d281466e499f4855c3876fd0a0cd5a1ffa2"/>
     <w:p>
       <w:pPr>
         <w:pStyle w:val="Heading3"/>
@@ -4450,8 +4506,8 @@
         <w:t xml:space="preserve">Absolute change is necessary to identify true growth for an individual, and is thus important for treatment monitoring and longitudinal growth curves.</w:t>
       </w:r>
     </w:p>
-    <w:bookmarkEnd w:id="87"/>
-    <w:bookmarkStart w:id="88" w:name="X5b5ec984eec4bed4d234d034c192bb08d883361"/>
+    <w:bookmarkEnd w:id="88"/>
+    <w:bookmarkStart w:id="89" w:name="X5b5ec984eec4bed4d234d034c192bb08d883361"/>
     <w:p>
       <w:pPr>
         <w:pStyle w:val="Heading3"/>
@@ -5138,8 +5194,8 @@
         <w:t xml:space="preserve">Better identification of subthreshold externalizing is critical, in both research and practice, for identifying at-risk individuals in the early-stage trajectory of psychopathology.</w:t>
       </w:r>
     </w:p>
-    <w:bookmarkEnd w:id="88"/>
-    <w:bookmarkStart w:id="89" w:name="X7a68df1e46d6eb3875992be7e28db94db9dbc3e"/>
+    <w:bookmarkEnd w:id="89"/>
+    <w:bookmarkStart w:id="90" w:name="X7a68df1e46d6eb3875992be7e28db94db9dbc3e"/>
     <w:p>
       <w:pPr>
         <w:pStyle w:val="Heading3"/>
@@ -5156,9 +5212,9 @@
         <w:t xml:space="preserve">In sum, although they have been helpful, existing measures are poorly suited to classify individuals’ development of psychopathology across a lengthy span, which is necessary for tracking individuals’ change and identifying mechanisms in the development of psychopathology.</w:t>
       </w:r>
     </w:p>
-    <w:bookmarkEnd w:id="89"/>
     <w:bookmarkEnd w:id="90"/>
-    <w:bookmarkStart w:id="91" w:name="example-externalizing-psychopathology"/>
+    <w:bookmarkEnd w:id="91"/>
+    <w:bookmarkStart w:id="92" w:name="example-externalizing-psychopathology"/>
     <w:p>
       <w:pPr>
         <w:pStyle w:val="Heading2"/>
@@ -5167,9 +5223,9 @@
         <w:t xml:space="preserve">Example: Externalizing Psychopathology</w:t>
       </w:r>
     </w:p>
-    <w:bookmarkEnd w:id="91"/>
     <w:bookmarkEnd w:id="92"/>
-    <w:bookmarkStart w:id="97" w:name="X90173f212147643646723f86a6ce6f8ad77bf31"/>
+    <w:bookmarkEnd w:id="93"/>
+    <w:bookmarkStart w:id="98" w:name="X90173f212147643646723f86a6ce6f8ad77bf31"/>
     <w:p>
       <w:pPr>
         <w:pStyle w:val="Heading1"/>
@@ -5238,7 +5294,7 @@
         <w:t xml:space="preserve">For example, for a standardized test of math ability, Kindergartners may receive items assessing counting, 1st graders may receive items assessing counting and addition, 2nd graders may receive items assessing addition and subtraction, and so on.</w:t>
       </w:r>
     </w:p>
-    <w:bookmarkStart w:id="96" w:name="fig-constructValidItemDesign"/>
+    <w:bookmarkStart w:id="97" w:name="fig-constructValidItemDesign"/>
     <w:p>
       <w:pPr>
         <w:pStyle w:val="FigureTitle"/>
@@ -5351,18 +5407,18 @@
           <wp:inline>
             <wp:extent cx="5877848" cy="3260034"/>
             <wp:effectExtent b="0" l="0" r="0" t="0"/>
-            <wp:docPr descr="" title="" id="94" name="Picture"/>
+            <wp:docPr descr="" title="" id="95" name="Picture"/>
             <a:graphic>
               <a:graphicData uri="http://schemas.openxmlformats.org/drawingml/2006/picture">
                 <pic:pic>
                   <pic:nvPicPr>
-                    <pic:cNvPr descr="Figures/constructValidItemDesign.png" id="95" name="Picture"/>
+                    <pic:cNvPr descr="Figures/constructValidItemDesign.png" id="96" name="Picture"/>
                     <pic:cNvPicPr>
                       <a:picLocks noChangeArrowheads="1" noChangeAspect="1"/>
                     </pic:cNvPicPr>
                   </pic:nvPicPr>
                   <pic:blipFill>
-                    <a:blip r:embed="rId93"/>
+                    <a:blip r:embed="rId94"/>
                     <a:stretch>
                       <a:fillRect/>
                     </a:stretch>
@@ -5389,9 +5445,9 @@
         </w:drawing>
       </w:r>
     </w:p>
-    <w:bookmarkEnd w:id="96"/>
     <w:bookmarkEnd w:id="97"/>
-    <w:bookmarkStart w:id="111" w:name="other-key-challenges-to-address"/>
+    <w:bookmarkEnd w:id="98"/>
+    <w:bookmarkStart w:id="112" w:name="other-key-challenges-to-address"/>
     <w:p>
       <w:pPr>
         <w:pStyle w:val="Heading1"/>
@@ -5400,7 +5456,7 @@
         <w:t xml:space="preserve">Other Key Challenges to Address</w:t>
       </w:r>
     </w:p>
-    <w:bookmarkStart w:id="107" w:name="sec-potential-confounds-of-change"/>
+    <w:bookmarkStart w:id="108" w:name="sec-potential-confounds-of-change"/>
     <w:p>
       <w:pPr>
         <w:pStyle w:val="Heading2"/>
@@ -5409,7 +5465,7 @@
         <w:t xml:space="preserve">Potential Confounds of Change</w:t>
       </w:r>
     </w:p>
-    <w:bookmarkStart w:id="98" w:name="practiceretest-effects"/>
+    <w:bookmarkStart w:id="99" w:name="practiceretest-effects"/>
     <w:p>
       <w:pPr>
         <w:pStyle w:val="Heading3"/>
@@ -5418,8 +5474,8 @@
         <w:t xml:space="preserve">Practice/Retest Effects</w:t>
       </w:r>
     </w:p>
-    <w:bookmarkEnd w:id="98"/>
-    <w:bookmarkStart w:id="104" w:name="period-and-cohort-effects"/>
+    <w:bookmarkEnd w:id="99"/>
+    <w:bookmarkStart w:id="105" w:name="period-and-cohort-effects"/>
     <w:p>
       <w:pPr>
         <w:pStyle w:val="Heading3"/>
@@ -5450,7 +5506,7 @@
         <w:t xml:space="preserve">.</w:t>
       </w:r>
     </w:p>
-    <w:bookmarkStart w:id="103" w:name="fig-longitudinalDesigns"/>
+    <w:bookmarkStart w:id="104" w:name="fig-longitudinalDesigns"/>
     <w:p>
       <w:pPr>
         <w:pStyle w:val="FigureTitle"/>
@@ -5520,7 +5576,7 @@
       <w:r>
         <w:t xml:space="preserve"> </w:t>
       </w:r>
-      <w:hyperlink r:id="rId99">
+      <w:hyperlink r:id="rId100">
         <w:r>
           <w:rPr>
             <w:rStyle w:val="Hyperlink"/>
@@ -5541,18 +5597,18 @@
           <wp:inline>
             <wp:extent cx="5943600" cy="6619717"/>
             <wp:effectExtent b="0" l="0" r="0" t="0"/>
-            <wp:docPr descr="" title="" id="101" name="Picture"/>
+            <wp:docPr descr="" title="" id="102" name="Picture"/>
             <a:graphic>
               <a:graphicData uri="http://schemas.openxmlformats.org/drawingml/2006/picture">
                 <pic:pic>
                   <pic:nvPicPr>
-                    <pic:cNvPr descr="Figures/longitudinalDesigns.png" id="102" name="Picture"/>
+                    <pic:cNvPr descr="Figures/longitudinalDesigns.png" id="103" name="Picture"/>
                     <pic:cNvPicPr>
                       <a:picLocks noChangeArrowheads="1" noChangeAspect="1"/>
                     </pic:cNvPicPr>
                   </pic:nvPicPr>
                   <pic:blipFill>
-                    <a:blip r:embed="rId100"/>
+                    <a:blip r:embed="rId101"/>
                     <a:stretch>
                       <a:fillRect/>
                     </a:stretch>
@@ -5579,9 +5635,9 @@
         </w:drawing>
       </w:r>
     </w:p>
-    <w:bookmarkEnd w:id="103"/>
     <w:bookmarkEnd w:id="104"/>
-    <w:bookmarkStart w:id="105" w:name="measurement-error"/>
+    <w:bookmarkEnd w:id="105"/>
+    <w:bookmarkStart w:id="106" w:name="measurement-error"/>
     <w:p>
       <w:pPr>
         <w:pStyle w:val="Heading3"/>
@@ -5590,8 +5646,8 @@
         <w:t xml:space="preserve">Measurement Error</w:t>
       </w:r>
     </w:p>
-    <w:bookmarkEnd w:id="105"/>
-    <w:bookmarkStart w:id="106" w:name="change-in-meaning-of-the-scores"/>
+    <w:bookmarkEnd w:id="106"/>
+    <w:bookmarkStart w:id="107" w:name="change-in-meaning-of-the-scores"/>
     <w:p>
       <w:pPr>
         <w:pStyle w:val="Heading3"/>
@@ -5600,9 +5656,9 @@
         <w:t xml:space="preserve">Change in Meaning of the Scores</w:t>
       </w:r>
     </w:p>
-    <w:bookmarkEnd w:id="106"/>
     <w:bookmarkEnd w:id="107"/>
-    <w:bookmarkStart w:id="108" w:name="factorial-invariance-across-time"/>
+    <w:bookmarkEnd w:id="108"/>
+    <w:bookmarkStart w:id="109" w:name="factorial-invariance-across-time"/>
     <w:p>
       <w:pPr>
         <w:pStyle w:val="Heading2"/>
@@ -5611,8 +5667,8 @@
         <w:t xml:space="preserve">Factorial Invariance Across Time</w:t>
       </w:r>
     </w:p>
-    <w:bookmarkEnd w:id="108"/>
-    <w:bookmarkStart w:id="109" w:name="integration-across-multiple-sources"/>
+    <w:bookmarkEnd w:id="109"/>
+    <w:bookmarkStart w:id="110" w:name="integration-across-multiple-sources"/>
     <w:p>
       <w:pPr>
         <w:pStyle w:val="Heading2"/>
@@ -5621,8 +5677,8 @@
         <w:t xml:space="preserve">Integration Across Multiple Sources</w:t>
       </w:r>
     </w:p>
-    <w:bookmarkEnd w:id="109"/>
-    <w:bookmarkStart w:id="110" w:name="obsolescence-of-items-and-measures"/>
+    <w:bookmarkEnd w:id="110"/>
+    <w:bookmarkStart w:id="111" w:name="obsolescence-of-items-and-measures"/>
     <w:p>
       <w:pPr>
         <w:pStyle w:val="Heading2"/>
@@ -5631,9 +5687,9 @@
         <w:t xml:space="preserve">Obsolescence of Items and Measures</w:t>
       </w:r>
     </w:p>
-    <w:bookmarkEnd w:id="110"/>
     <w:bookmarkEnd w:id="111"/>
-    <w:bookmarkStart w:id="112" w:name="conclusion"/>
+    <w:bookmarkEnd w:id="112"/>
+    <w:bookmarkStart w:id="113" w:name="conclusion"/>
     <w:p>
       <w:pPr>
         <w:pStyle w:val="Heading1"/>
@@ -5662,8 +5718,8 @@
         <w:t xml:space="preserve">Although this manuscript focuses on development of psychopathology, the principles discussed likely apply to many other developmental domains.</w:t>
       </w:r>
     </w:p>
-    <w:bookmarkEnd w:id="112"/>
-    <w:bookmarkStart w:id="273" w:name="references"/>
+    <w:bookmarkEnd w:id="113"/>
+    <w:bookmarkStart w:id="276" w:name="references"/>
     <w:p>
       <w:pPr>
         <w:pStyle w:val="Heading1"/>
@@ -5672,8 +5728,8 @@
         <w:t xml:space="preserve">References</w:t>
       </w:r>
     </w:p>
-    <w:bookmarkStart w:id="272" w:name="refs"/>
-    <w:bookmarkStart w:id="113" w:name="ref-Abrous2026"/>
+    <w:bookmarkStart w:id="275" w:name="refs"/>
+    <w:bookmarkStart w:id="114" w:name="ref-Abrous2026"/>
     <w:p>
       <w:pPr>
         <w:pStyle w:val="Bibliography"/>
@@ -5719,8 +5775,8 @@
         </w:r>
       </w:hyperlink>
     </w:p>
-    <w:bookmarkEnd w:id="113"/>
-    <w:bookmarkStart w:id="114" w:name="ref-Ackerman2013"/>
+    <w:bookmarkEnd w:id="114"/>
+    <w:bookmarkStart w:id="115" w:name="ref-Ackerman2013"/>
     <w:p>
       <w:pPr>
         <w:pStyle w:val="Bibliography"/>
@@ -5745,8 +5801,8 @@
         <w:t xml:space="preserve">(pp. 119–132). American Psychological Association.</w:t>
       </w:r>
     </w:p>
-    <w:bookmarkEnd w:id="114"/>
-    <w:bookmarkStart w:id="115" w:name="ref-APA2022"/>
+    <w:bookmarkEnd w:id="115"/>
+    <w:bookmarkStart w:id="116" w:name="ref-APA2022"/>
     <w:p>
       <w:pPr>
         <w:pStyle w:val="Bibliography"/>
@@ -5796,8 +5852,8 @@
         <w:t xml:space="preserve">. American Psychiatric Publishing.</w:t>
       </w:r>
     </w:p>
-    <w:bookmarkEnd w:id="115"/>
-    <w:bookmarkStart w:id="117" w:name="ref-ApplegateInPress"/>
+    <w:bookmarkEnd w:id="116"/>
+    <w:bookmarkStart w:id="118" w:name="ref-ApplegateInPress"/>
     <w:p>
       <w:pPr>
         <w:pStyle w:val="Bibliography"/>
@@ -5821,7 +5877,7 @@
       <w:r>
         <w:t xml:space="preserve"> </w:t>
       </w:r>
-      <w:hyperlink r:id="rId116">
+      <w:hyperlink r:id="rId117">
         <w:r>
           <w:rPr>
             <w:rStyle w:val="Hyperlink"/>
@@ -5830,8 +5886,8 @@
         </w:r>
       </w:hyperlink>
     </w:p>
-    <w:bookmarkEnd w:id="117"/>
-    <w:bookmarkStart w:id="119" w:name="ref-Barry2013"/>
+    <w:bookmarkEnd w:id="118"/>
+    <w:bookmarkStart w:id="120" w:name="ref-Barry2013"/>
     <w:p>
       <w:pPr>
         <w:pStyle w:val="Bibliography"/>
@@ -5868,7 +5924,7 @@
       <w:r>
         <w:t xml:space="preserve"> </w:t>
       </w:r>
-      <w:hyperlink r:id="rId118">
+      <w:hyperlink r:id="rId119">
         <w:r>
           <w:rPr>
             <w:rStyle w:val="Hyperlink"/>
@@ -5877,8 +5933,8 @@
         </w:r>
       </w:hyperlink>
     </w:p>
-    <w:bookmarkEnd w:id="119"/>
-    <w:bookmarkStart w:id="121" w:name="ref-Bolhuis2017"/>
+    <w:bookmarkEnd w:id="120"/>
+    <w:bookmarkStart w:id="122" w:name="ref-Bolhuis2017"/>
     <w:p>
       <w:pPr>
         <w:pStyle w:val="Bibliography"/>
@@ -5915,7 +5971,7 @@
       <w:r>
         <w:t xml:space="preserve"> </w:t>
       </w:r>
-      <w:hyperlink r:id="rId120">
+      <w:hyperlink r:id="rId121">
         <w:r>
           <w:rPr>
             <w:rStyle w:val="Hyperlink"/>
@@ -5924,8 +5980,8 @@
         </w:r>
       </w:hyperlink>
     </w:p>
-    <w:bookmarkEnd w:id="121"/>
-    <w:bookmarkStart w:id="122" w:name="ref-Borelli2018"/>
+    <w:bookmarkEnd w:id="122"/>
+    <w:bookmarkStart w:id="123" w:name="ref-Borelli2018"/>
     <w:p>
       <w:pPr>
         <w:pStyle w:val="Bibliography"/>
@@ -5971,8 +6027,8 @@
         </w:r>
       </w:hyperlink>
     </w:p>
-    <w:bookmarkEnd w:id="122"/>
-    <w:bookmarkStart w:id="123" w:name="ref-BriggsGowan2016"/>
+    <w:bookmarkEnd w:id="123"/>
+    <w:bookmarkStart w:id="124" w:name="ref-BriggsGowan2016"/>
     <w:p>
       <w:pPr>
         <w:pStyle w:val="Bibliography"/>
@@ -5997,8 +6053,8 @@
         <w:t xml:space="preserve">(pp. 1–45).</w:t>
       </w:r>
     </w:p>
-    <w:bookmarkEnd w:id="123"/>
-    <w:bookmarkStart w:id="125" w:name="ref-Broeren2013"/>
+    <w:bookmarkEnd w:id="124"/>
+    <w:bookmarkStart w:id="126" w:name="ref-Broeren2013"/>
     <w:p>
       <w:pPr>
         <w:pStyle w:val="Bibliography"/>
@@ -6035,7 +6091,7 @@
       <w:r>
         <w:t xml:space="preserve"> </w:t>
       </w:r>
-      <w:hyperlink r:id="rId124">
+      <w:hyperlink r:id="rId125">
         <w:r>
           <w:rPr>
             <w:rStyle w:val="Hyperlink"/>
@@ -6044,8 +6100,8 @@
         </w:r>
       </w:hyperlink>
     </w:p>
-    <w:bookmarkEnd w:id="125"/>
-    <w:bookmarkStart w:id="127" w:name="ref-Burt2012"/>
+    <w:bookmarkEnd w:id="126"/>
+    <w:bookmarkStart w:id="128" w:name="ref-Burt2012"/>
     <w:p>
       <w:pPr>
         <w:pStyle w:val="Bibliography"/>
@@ -6082,7 +6138,7 @@
       <w:r>
         <w:t xml:space="preserve"> </w:t>
       </w:r>
-      <w:hyperlink r:id="rId126">
+      <w:hyperlink r:id="rId127">
         <w:r>
           <w:rPr>
             <w:rStyle w:val="Hyperlink"/>
@@ -6091,8 +6147,8 @@
         </w:r>
       </w:hyperlink>
     </w:p>
-    <w:bookmarkEnd w:id="127"/>
-    <w:bookmarkStart w:id="129" w:name="ref-Caspi2020"/>
+    <w:bookmarkEnd w:id="128"/>
+    <w:bookmarkStart w:id="130" w:name="ref-Caspi2020"/>
     <w:p>
       <w:pPr>
         <w:pStyle w:val="Bibliography"/>
@@ -6141,7 +6197,7 @@
       <w:r>
         <w:t xml:space="preserve"> </w:t>
       </w:r>
-      <w:hyperlink r:id="rId128">
+      <w:hyperlink r:id="rId129">
         <w:r>
           <w:rPr>
             <w:rStyle w:val="Hyperlink"/>
@@ -6150,8 +6206,8 @@
         </w:r>
       </w:hyperlink>
     </w:p>
-    <w:bookmarkEnd w:id="129"/>
-    <w:bookmarkStart w:id="131" w:name="ref-Caspi2014"/>
+    <w:bookmarkEnd w:id="130"/>
+    <w:bookmarkStart w:id="132" w:name="ref-Caspi2014"/>
     <w:p>
       <w:pPr>
         <w:pStyle w:val="Bibliography"/>
@@ -6200,7 +6256,7 @@
       <w:r>
         <w:t xml:space="preserve"> </w:t>
       </w:r>
-      <w:hyperlink r:id="rId130">
+      <w:hyperlink r:id="rId131">
         <w:r>
           <w:rPr>
             <w:rStyle w:val="Hyperlink"/>
@@ -6209,8 +6265,8 @@
         </w:r>
       </w:hyperlink>
     </w:p>
-    <w:bookmarkEnd w:id="131"/>
-    <w:bookmarkStart w:id="132" w:name="ref-Caspi2006"/>
+    <w:bookmarkEnd w:id="132"/>
+    <w:bookmarkStart w:id="133" w:name="ref-Caspi2006"/>
     <w:p>
       <w:pPr>
         <w:pStyle w:val="Bibliography"/>
@@ -6235,8 +6291,8 @@
         <w:t xml:space="preserve">(6th ed., Vol. 3, pp. 300–365). John Wiley &amp; Sons, Inc.</w:t>
       </w:r>
     </w:p>
-    <w:bookmarkEnd w:id="132"/>
-    <w:bookmarkStart w:id="134" w:name="ref-Chen2015"/>
+    <w:bookmarkEnd w:id="133"/>
+    <w:bookmarkStart w:id="135" w:name="ref-Chen2015"/>
     <w:p>
       <w:pPr>
         <w:pStyle w:val="Bibliography"/>
@@ -6273,7 +6329,7 @@
       <w:r>
         <w:t xml:space="preserve"> </w:t>
       </w:r>
-      <w:hyperlink r:id="rId133">
+      <w:hyperlink r:id="rId134">
         <w:r>
           <w:rPr>
             <w:rStyle w:val="Hyperlink"/>
@@ -6282,8 +6338,8 @@
         </w:r>
       </w:hyperlink>
     </w:p>
-    <w:bookmarkEnd w:id="134"/>
-    <w:bookmarkStart w:id="136" w:name="ref-Chumlea2009"/>
+    <w:bookmarkEnd w:id="135"/>
+    <w:bookmarkStart w:id="137" w:name="ref-Chumlea2009"/>
     <w:p>
       <w:pPr>
         <w:pStyle w:val="Bibliography"/>
@@ -6338,7 +6394,7 @@
       <w:r>
         <w:t xml:space="preserve"> </w:t>
       </w:r>
-      <w:hyperlink r:id="rId135">
+      <w:hyperlink r:id="rId136">
         <w:r>
           <w:rPr>
             <w:rStyle w:val="Hyperlink"/>
@@ -6347,8 +6403,8 @@
         </w:r>
       </w:hyperlink>
     </w:p>
-    <w:bookmarkEnd w:id="136"/>
-    <w:bookmarkStart w:id="138" w:name="ref-Cicchetti2002"/>
+    <w:bookmarkEnd w:id="137"/>
+    <w:bookmarkStart w:id="139" w:name="ref-Cicchetti2002"/>
     <w:p>
       <w:pPr>
         <w:pStyle w:val="Bibliography"/>
@@ -6385,7 +6441,7 @@
       <w:r>
         <w:t xml:space="preserve"> </w:t>
       </w:r>
-      <w:hyperlink r:id="rId137">
+      <w:hyperlink r:id="rId138">
         <w:r>
           <w:rPr>
             <w:rStyle w:val="Hyperlink"/>
@@ -6394,8 +6450,8 @@
         </w:r>
       </w:hyperlink>
     </w:p>
-    <w:bookmarkEnd w:id="138"/>
-    <w:bookmarkStart w:id="140" w:name="ref-Coghill2012"/>
+    <w:bookmarkEnd w:id="139"/>
+    <w:bookmarkStart w:id="141" w:name="ref-Coghill2012"/>
     <w:p>
       <w:pPr>
         <w:pStyle w:val="Bibliography"/>
@@ -6432,7 +6488,7 @@
       <w:r>
         <w:t xml:space="preserve"> </w:t>
       </w:r>
-      <w:hyperlink r:id="rId139">
+      <w:hyperlink r:id="rId140">
         <w:r>
           <w:rPr>
             <w:rStyle w:val="Hyperlink"/>
@@ -6441,8 +6497,8 @@
         </w:r>
       </w:hyperlink>
     </w:p>
-    <w:bookmarkEnd w:id="140"/>
-    <w:bookmarkStart w:id="142" w:name="ref-DeLosReyes2026"/>
+    <w:bookmarkEnd w:id="141"/>
+    <w:bookmarkStart w:id="143" w:name="ref-DeLosReyes2026"/>
     <w:p>
       <w:pPr>
         <w:pStyle w:val="Bibliography"/>
@@ -6491,7 +6547,7 @@
       <w:r>
         <w:t xml:space="preserve"> </w:t>
       </w:r>
-      <w:hyperlink r:id="rId141">
+      <w:hyperlink r:id="rId142">
         <w:r>
           <w:rPr>
             <w:rStyle w:val="Hyperlink"/>
@@ -6500,8 +6556,8 @@
         </w:r>
       </w:hyperlink>
     </w:p>
-    <w:bookmarkEnd w:id="142"/>
-    <w:bookmarkStart w:id="144" w:name="ref-Dodge1990"/>
+    <w:bookmarkEnd w:id="143"/>
+    <w:bookmarkStart w:id="145" w:name="ref-Dodge1990"/>
     <w:p>
       <w:pPr>
         <w:pStyle w:val="Bibliography"/>
@@ -6538,7 +6594,7 @@
       <w:r>
         <w:t xml:space="preserve"> </w:t>
       </w:r>
-      <w:hyperlink r:id="rId143">
+      <w:hyperlink r:id="rId144">
         <w:r>
           <w:rPr>
             <w:rStyle w:val="Hyperlink"/>
@@ -6547,8 +6603,8 @@
         </w:r>
       </w:hyperlink>
     </w:p>
-    <w:bookmarkEnd w:id="144"/>
-    <w:bookmarkStart w:id="146" w:name="ref-Fairchild2013"/>
+    <w:bookmarkEnd w:id="145"/>
+    <w:bookmarkStart w:id="147" w:name="ref-Fairchild2013"/>
     <w:p>
       <w:pPr>
         <w:pStyle w:val="Bibliography"/>
@@ -6585,7 +6641,7 @@
       <w:r>
         <w:t xml:space="preserve"> </w:t>
       </w:r>
-      <w:hyperlink r:id="rId145">
+      <w:hyperlink r:id="rId146">
         <w:r>
           <w:rPr>
             <w:rStyle w:val="Hyperlink"/>
@@ -6594,8 +6650,8 @@
         </w:r>
       </w:hyperlink>
     </w:p>
-    <w:bookmarkEnd w:id="146"/>
-    <w:bookmarkStart w:id="148" w:name="ref-Forbes2016"/>
+    <w:bookmarkEnd w:id="147"/>
+    <w:bookmarkStart w:id="149" w:name="ref-Forbes2016"/>
     <w:p>
       <w:pPr>
         <w:pStyle w:val="Bibliography"/>
@@ -6632,7 +6688,7 @@
       <w:r>
         <w:t xml:space="preserve"> </w:t>
       </w:r>
-      <w:hyperlink r:id="rId147">
+      <w:hyperlink r:id="rId148">
         <w:r>
           <w:rPr>
             <w:rStyle w:val="Hyperlink"/>
@@ -6641,8 +6697,8 @@
         </w:r>
       </w:hyperlink>
     </w:p>
-    <w:bookmarkEnd w:id="148"/>
-    <w:bookmarkStart w:id="150" w:name="ref-Girme2021"/>
+    <w:bookmarkEnd w:id="149"/>
+    <w:bookmarkStart w:id="151" w:name="ref-Girme2021"/>
     <w:p>
       <w:pPr>
         <w:pStyle w:val="Bibliography"/>
@@ -6679,7 +6735,7 @@
       <w:r>
         <w:t xml:space="preserve"> </w:t>
       </w:r>
-      <w:hyperlink r:id="rId149">
+      <w:hyperlink r:id="rId150">
         <w:r>
           <w:rPr>
             <w:rStyle w:val="Hyperlink"/>
@@ -6688,8 +6744,8 @@
         </w:r>
       </w:hyperlink>
     </w:p>
-    <w:bookmarkEnd w:id="150"/>
-    <w:bookmarkStart w:id="151" w:name="ref-Glueck1950"/>
+    <w:bookmarkEnd w:id="151"/>
+    <w:bookmarkStart w:id="152" w:name="ref-Glueck1950"/>
     <w:p>
       <w:pPr>
         <w:pStyle w:val="Bibliography"/>
@@ -6711,8 +6767,8 @@
         <w:t xml:space="preserve">. Harvard University Press.</w:t>
       </w:r>
     </w:p>
-    <w:bookmarkEnd w:id="151"/>
-    <w:bookmarkStart w:id="153" w:name="ref-Godoy2021"/>
+    <w:bookmarkEnd w:id="152"/>
+    <w:bookmarkStart w:id="154" w:name="ref-Godoy2021"/>
     <w:p>
       <w:pPr>
         <w:pStyle w:val="Bibliography"/>
@@ -6749,7 +6805,7 @@
       <w:r>
         <w:t xml:space="preserve"> </w:t>
       </w:r>
-      <w:hyperlink r:id="rId152">
+      <w:hyperlink r:id="rId153">
         <w:r>
           <w:rPr>
             <w:rStyle w:val="Hyperlink"/>
@@ -6758,13 +6814,78 @@
         </w:r>
       </w:hyperlink>
     </w:p>
-    <w:bookmarkEnd w:id="153"/>
-    <w:bookmarkStart w:id="155" w:name="ref-Haslam2012"/>
+    <w:bookmarkEnd w:id="154"/>
+    <w:bookmarkStart w:id="156" w:name="ref-Harris2019"/>
     <w:p>
       <w:pPr>
         <w:pStyle w:val="Bibliography"/>
       </w:pPr>
       <w:r>
+        <w:t xml:space="preserve">Harris, K. M., Halpern, C. T., Whitsel, E. A., Hussey, J. M., Killeya-Jones, L. A., Tabor, J., &amp; Dean, S. C. (2019). Cohort profile: The</w:t>
+      </w:r>
+      <w:r>
+        <w:t xml:space="preserve"> </w:t>
+      </w:r>
+      <w:r>
+        <w:t xml:space="preserve">National Longitudinal Study of Adolescent to Adult Health</w:t>
+      </w:r>
+      <w:r>
+        <w:t xml:space="preserve"> </w:t>
+      </w:r>
+      <w:r>
+        <w:t xml:space="preserve">(</w:t>
+      </w:r>
+      <w:r>
+        <w:t xml:space="preserve">Add Health</w:t>
+      </w:r>
+      <w:r>
+        <w:t xml:space="preserve">).</w:t>
+      </w:r>
+      <w:r>
+        <w:t xml:space="preserve"> </w:t>
+      </w:r>
+      <w:r>
+        <w:rPr>
+          <w:i/>
+          <w:iCs/>
+        </w:rPr>
+        <w:t xml:space="preserve">International Journal of Epidemiology</w:t>
+      </w:r>
+      <w:r>
+        <w:t xml:space="preserve">,</w:t>
+      </w:r>
+      <w:r>
+        <w:t xml:space="preserve"> </w:t>
+      </w:r>
+      <w:r>
+        <w:rPr>
+          <w:i/>
+          <w:iCs/>
+        </w:rPr>
+        <w:t xml:space="preserve">48</w:t>
+      </w:r>
+      <w:r>
+        <w:t xml:space="preserve">(5), 1415–1415k.</w:t>
+      </w:r>
+      <w:r>
+        <w:t xml:space="preserve"> </w:t>
+      </w:r>
+      <w:hyperlink r:id="rId155">
+        <w:r>
+          <w:rPr>
+            <w:rStyle w:val="Hyperlink"/>
+          </w:rPr>
+          <w:t xml:space="preserve">https://doi.org/10.1093/ije/dyz115</w:t>
+        </w:r>
+      </w:hyperlink>
+    </w:p>
+    <w:bookmarkEnd w:id="156"/>
+    <w:bookmarkStart w:id="158" w:name="ref-Haslam2012"/>
+    <w:p>
+      <w:pPr>
+        <w:pStyle w:val="Bibliography"/>
+      </w:pPr>
+      <w:r>
         <w:t xml:space="preserve">Haslam, N., Holland, E., &amp; Kuppens, P. (2012). Categories versus dimensions in personality and psychopathology: A quantitative review of taxometric research.</w:t>
       </w:r>
       <w:r>
@@ -6796,7 +6917,7 @@
       <w:r>
         <w:t xml:space="preserve"> </w:t>
       </w:r>
-      <w:hyperlink r:id="rId154">
+      <w:hyperlink r:id="rId157">
         <w:r>
           <w:rPr>
             <w:rStyle w:val="Hyperlink"/>
@@ -6805,8 +6926,8 @@
         </w:r>
       </w:hyperlink>
     </w:p>
-    <w:bookmarkEnd w:id="155"/>
-    <w:bookmarkStart w:id="157" w:name="ref-Haslam2020"/>
+    <w:bookmarkEnd w:id="158"/>
+    <w:bookmarkStart w:id="160" w:name="ref-Haslam2020"/>
     <w:p>
       <w:pPr>
         <w:pStyle w:val="Bibliography"/>
@@ -6843,7 +6964,7 @@
       <w:r>
         <w:t xml:space="preserve"> </w:t>
       </w:r>
-      <w:hyperlink r:id="rId156">
+      <w:hyperlink r:id="rId159">
         <w:r>
           <w:rPr>
             <w:rStyle w:val="Hyperlink"/>
@@ -6852,8 +6973,8 @@
         </w:r>
       </w:hyperlink>
     </w:p>
-    <w:bookmarkEnd w:id="157"/>
-    <w:bookmarkStart w:id="159" w:name="ref-Insel2008"/>
+    <w:bookmarkEnd w:id="160"/>
+    <w:bookmarkStart w:id="162" w:name="ref-Insel2008"/>
     <w:p>
       <w:pPr>
         <w:pStyle w:val="Bibliography"/>
@@ -6890,7 +7011,7 @@
       <w:r>
         <w:t xml:space="preserve"> </w:t>
       </w:r>
-      <w:hyperlink r:id="rId158">
+      <w:hyperlink r:id="rId161">
         <w:r>
           <w:rPr>
             <w:rStyle w:val="Hyperlink"/>
@@ -6899,8 +7020,8 @@
         </w:r>
       </w:hyperlink>
     </w:p>
-    <w:bookmarkEnd w:id="159"/>
-    <w:bookmarkStart w:id="161" w:name="ref-Kaat2019"/>
+    <w:bookmarkEnd w:id="162"/>
+    <w:bookmarkStart w:id="164" w:name="ref-Kaat2019"/>
     <w:p>
       <w:pPr>
         <w:pStyle w:val="Bibliography"/>
@@ -6937,7 +7058,7 @@
       <w:r>
         <w:t xml:space="preserve"> </w:t>
       </w:r>
-      <w:hyperlink r:id="rId160">
+      <w:hyperlink r:id="rId163">
         <w:r>
           <w:rPr>
             <w:rStyle w:val="Hyperlink"/>
@@ -6946,8 +7067,8 @@
         </w:r>
       </w:hyperlink>
     </w:p>
-    <w:bookmarkEnd w:id="161"/>
-    <w:bookmarkStart w:id="162" w:name="ref-Kagan1969"/>
+    <w:bookmarkEnd w:id="164"/>
+    <w:bookmarkStart w:id="165" w:name="ref-Kagan1969"/>
     <w:p>
       <w:pPr>
         <w:pStyle w:val="Bibliography"/>
@@ -6972,8 +7093,8 @@
         <w:t xml:space="preserve">(pp. 983–1002). Rand McNally.</w:t>
       </w:r>
     </w:p>
-    <w:bookmarkEnd w:id="162"/>
-    <w:bookmarkStart w:id="163" w:name="ref-Kagan1971"/>
+    <w:bookmarkEnd w:id="165"/>
+    <w:bookmarkStart w:id="166" w:name="ref-Kagan1971"/>
     <w:p>
       <w:pPr>
         <w:pStyle w:val="Bibliography"/>
@@ -6995,8 +7116,8 @@
         <w:t xml:space="preserve">. Wiley.</w:t>
       </w:r>
     </w:p>
-    <w:bookmarkEnd w:id="163"/>
-    <w:bookmarkStart w:id="164" w:name="ref-Kagan1980"/>
+    <w:bookmarkEnd w:id="166"/>
+    <w:bookmarkStart w:id="167" w:name="ref-Kagan1980"/>
     <w:p>
       <w:pPr>
         <w:pStyle w:val="Bibliography"/>
@@ -7021,8 +7142,8 @@
         <w:t xml:space="preserve">(pp. 26–74). Harvard University Press.</w:t>
       </w:r>
     </w:p>
-    <w:bookmarkEnd w:id="164"/>
-    <w:bookmarkStart w:id="165" w:name="ref-Kagan1962"/>
+    <w:bookmarkEnd w:id="167"/>
+    <w:bookmarkStart w:id="168" w:name="ref-Kagan1962"/>
     <w:p>
       <w:pPr>
         <w:pStyle w:val="Bibliography"/>
@@ -7044,8 +7165,8 @@
         <w:t xml:space="preserve">. Wiley.</w:t>
       </w:r>
     </w:p>
-    <w:bookmarkEnd w:id="165"/>
-    <w:bookmarkStart w:id="167" w:name="ref-Kliem2018"/>
+    <w:bookmarkEnd w:id="168"/>
+    <w:bookmarkStart w:id="170" w:name="ref-Kliem2018"/>
     <w:p>
       <w:pPr>
         <w:pStyle w:val="Bibliography"/>
@@ -7082,7 +7203,7 @@
       <w:r>
         <w:t xml:space="preserve"> </w:t>
       </w:r>
-      <w:hyperlink r:id="rId166">
+      <w:hyperlink r:id="rId169">
         <w:r>
           <w:rPr>
             <w:rStyle w:val="Hyperlink"/>
@@ -7091,8 +7212,8 @@
         </w:r>
       </w:hyperlink>
     </w:p>
-    <w:bookmarkEnd w:id="167"/>
-    <w:bookmarkStart w:id="169" w:name="ref-Kliem2022"/>
+    <w:bookmarkEnd w:id="170"/>
+    <w:bookmarkStart w:id="172" w:name="ref-Kliem2022"/>
     <w:p>
       <w:pPr>
         <w:pStyle w:val="Bibliography"/>
@@ -7129,7 +7250,7 @@
       <w:r>
         <w:t xml:space="preserve"> </w:t>
       </w:r>
-      <w:hyperlink r:id="rId168">
+      <w:hyperlink r:id="rId171">
         <w:r>
           <w:rPr>
             <w:rStyle w:val="Hyperlink"/>
@@ -7138,8 +7259,8 @@
         </w:r>
       </w:hyperlink>
     </w:p>
-    <w:bookmarkEnd w:id="169"/>
-    <w:bookmarkStart w:id="171" w:name="ref-Kotov2017"/>
+    <w:bookmarkEnd w:id="172"/>
+    <w:bookmarkStart w:id="174" w:name="ref-Kotov2017"/>
     <w:p>
       <w:pPr>
         <w:pStyle w:val="Bibliography"/>
@@ -7182,7 +7303,7 @@
       <w:r>
         <w:t xml:space="preserve"> </w:t>
       </w:r>
-      <w:hyperlink r:id="rId170">
+      <w:hyperlink r:id="rId173">
         <w:r>
           <w:rPr>
             <w:rStyle w:val="Hyperlink"/>
@@ -7191,8 +7312,8 @@
         </w:r>
       </w:hyperlink>
     </w:p>
-    <w:bookmarkEnd w:id="171"/>
-    <w:bookmarkStart w:id="173" w:name="ref-Krueger2016"/>
+    <w:bookmarkEnd w:id="174"/>
+    <w:bookmarkStart w:id="176" w:name="ref-Krueger2016"/>
     <w:p>
       <w:pPr>
         <w:pStyle w:val="Bibliography"/>
@@ -7229,7 +7350,7 @@
       <w:r>
         <w:t xml:space="preserve"> </w:t>
       </w:r>
-      <w:hyperlink r:id="rId172">
+      <w:hyperlink r:id="rId175">
         <w:r>
           <w:rPr>
             <w:rStyle w:val="Hyperlink"/>
@@ -7238,8 +7359,8 @@
         </w:r>
       </w:hyperlink>
     </w:p>
-    <w:bookmarkEnd w:id="173"/>
-    <w:bookmarkStart w:id="175" w:name="ref-Krueger2021"/>
+    <w:bookmarkEnd w:id="176"/>
+    <w:bookmarkStart w:id="178" w:name="ref-Krueger2021"/>
     <w:p>
       <w:pPr>
         <w:pStyle w:val="Bibliography"/>
@@ -7291,7 +7412,7 @@
       <w:r>
         <w:t xml:space="preserve"> </w:t>
       </w:r>
-      <w:hyperlink r:id="rId174">
+      <w:hyperlink r:id="rId177">
         <w:r>
           <w:rPr>
             <w:rStyle w:val="Hyperlink"/>
@@ -7300,8 +7421,8 @@
         </w:r>
       </w:hyperlink>
     </w:p>
-    <w:bookmarkEnd w:id="175"/>
-    <w:bookmarkStart w:id="177" w:name="ref-Krueger2011"/>
+    <w:bookmarkEnd w:id="178"/>
+    <w:bookmarkStart w:id="180" w:name="ref-Krueger2011"/>
     <w:p>
       <w:pPr>
         <w:pStyle w:val="Bibliography"/>
@@ -7338,7 +7459,7 @@
       <w:r>
         <w:t xml:space="preserve"> </w:t>
       </w:r>
-      <w:hyperlink r:id="rId176">
+      <w:hyperlink r:id="rId179">
         <w:r>
           <w:rPr>
             <w:rStyle w:val="Hyperlink"/>
@@ -7347,8 +7468,8 @@
         </w:r>
       </w:hyperlink>
     </w:p>
-    <w:bookmarkEnd w:id="177"/>
-    <w:bookmarkStart w:id="179" w:name="ref-Krueger2007"/>
+    <w:bookmarkEnd w:id="180"/>
+    <w:bookmarkStart w:id="182" w:name="ref-Krueger2007"/>
     <w:p>
       <w:pPr>
         <w:pStyle w:val="Bibliography"/>
@@ -7385,7 +7506,7 @@
       <w:r>
         <w:t xml:space="preserve"> </w:t>
       </w:r>
-      <w:hyperlink r:id="rId178">
+      <w:hyperlink r:id="rId181">
         <w:r>
           <w:rPr>
             <w:rStyle w:val="Hyperlink"/>
@@ -7394,8 +7515,8 @@
         </w:r>
       </w:hyperlink>
     </w:p>
-    <w:bookmarkEnd w:id="179"/>
-    <w:bookmarkStart w:id="181" w:name="ref-Krueger2005"/>
+    <w:bookmarkEnd w:id="182"/>
+    <w:bookmarkStart w:id="184" w:name="ref-Krueger2005"/>
     <w:p>
       <w:pPr>
         <w:pStyle w:val="Bibliography"/>
@@ -7432,7 +7553,7 @@
       <w:r>
         <w:t xml:space="preserve"> </w:t>
       </w:r>
-      <w:hyperlink r:id="rId180">
+      <w:hyperlink r:id="rId183">
         <w:r>
           <w:rPr>
             <w:rStyle w:val="Hyperlink"/>
@@ -7441,8 +7562,8 @@
         </w:r>
       </w:hyperlink>
     </w:p>
-    <w:bookmarkEnd w:id="181"/>
-    <w:bookmarkStart w:id="183" w:name="ref-Krueger2004"/>
+    <w:bookmarkEnd w:id="184"/>
+    <w:bookmarkStart w:id="186" w:name="ref-Krueger2004"/>
     <w:p>
       <w:pPr>
         <w:pStyle w:val="Bibliography"/>
@@ -7482,7 +7603,7 @@
       <w:r>
         <w:t xml:space="preserve"> </w:t>
       </w:r>
-      <w:hyperlink r:id="rId182">
+      <w:hyperlink r:id="rId185">
         <w:r>
           <w:rPr>
             <w:rStyle w:val="Hyperlink"/>
@@ -7491,8 +7612,8 @@
         </w:r>
       </w:hyperlink>
     </w:p>
-    <w:bookmarkEnd w:id="183"/>
-    <w:bookmarkStart w:id="185" w:name="ref-Krueger2002"/>
+    <w:bookmarkEnd w:id="186"/>
+    <w:bookmarkStart w:id="188" w:name="ref-Krueger2002"/>
     <w:p>
       <w:pPr>
         <w:pStyle w:val="Bibliography"/>
@@ -7529,7 +7650,7 @@
       <w:r>
         <w:t xml:space="preserve"> </w:t>
       </w:r>
-      <w:hyperlink r:id="rId184">
+      <w:hyperlink r:id="rId187">
         <w:r>
           <w:rPr>
             <w:rStyle w:val="Hyperlink"/>
@@ -7538,8 +7659,8 @@
         </w:r>
       </w:hyperlink>
     </w:p>
-    <w:bookmarkEnd w:id="185"/>
-    <w:bookmarkStart w:id="187" w:name="ref-Lansford2010"/>
+    <w:bookmarkEnd w:id="188"/>
+    <w:bookmarkStart w:id="190" w:name="ref-Lansford2010"/>
     <w:p>
       <w:pPr>
         <w:pStyle w:val="Bibliography"/>
@@ -7576,7 +7697,7 @@
       <w:r>
         <w:t xml:space="preserve"> </w:t>
       </w:r>
-      <w:hyperlink r:id="rId186">
+      <w:hyperlink r:id="rId189">
         <w:r>
           <w:rPr>
             <w:rStyle w:val="Hyperlink"/>
@@ -7585,8 +7706,8 @@
         </w:r>
       </w:hyperlink>
     </w:p>
-    <w:bookmarkEnd w:id="187"/>
-    <w:bookmarkStart w:id="189" w:name="ref-Markon2011"/>
+    <w:bookmarkEnd w:id="190"/>
+    <w:bookmarkStart w:id="192" w:name="ref-Markon2011"/>
     <w:p>
       <w:pPr>
         <w:pStyle w:val="Bibliography"/>
@@ -7623,7 +7744,7 @@
       <w:r>
         <w:t xml:space="preserve"> </w:t>
       </w:r>
-      <w:hyperlink r:id="rId188">
+      <w:hyperlink r:id="rId191">
         <w:r>
           <w:rPr>
             <w:rStyle w:val="Hyperlink"/>
@@ -7632,8 +7753,8 @@
         </w:r>
       </w:hyperlink>
     </w:p>
-    <w:bookmarkEnd w:id="189"/>
-    <w:bookmarkStart w:id="191" w:name="ref-Markon2005"/>
+    <w:bookmarkEnd w:id="192"/>
+    <w:bookmarkStart w:id="194" w:name="ref-Markon2005"/>
     <w:p>
       <w:pPr>
         <w:pStyle w:val="Bibliography"/>
@@ -7670,7 +7791,7 @@
       <w:r>
         <w:t xml:space="preserve"> </w:t>
       </w:r>
-      <w:hyperlink r:id="rId190">
+      <w:hyperlink r:id="rId193">
         <w:r>
           <w:rPr>
             <w:rStyle w:val="Hyperlink"/>
@@ -7679,8 +7800,8 @@
         </w:r>
       </w:hyperlink>
     </w:p>
-    <w:bookmarkEnd w:id="191"/>
-    <w:bookmarkStart w:id="193" w:name="ref-Miller2009"/>
+    <w:bookmarkEnd w:id="194"/>
+    <w:bookmarkStart w:id="196" w:name="ref-Miller2009"/>
     <w:p>
       <w:pPr>
         <w:pStyle w:val="Bibliography"/>
@@ -7717,7 +7838,7 @@
       <w:r>
         <w:t xml:space="preserve"> </w:t>
       </w:r>
-      <w:hyperlink r:id="rId192">
+      <w:hyperlink r:id="rId195">
         <w:r>
           <w:rPr>
             <w:rStyle w:val="Hyperlink"/>
@@ -7726,8 +7847,8 @@
         </w:r>
       </w:hyperlink>
     </w:p>
-    <w:bookmarkEnd w:id="193"/>
-    <w:bookmarkStart w:id="195" w:name="ref-Mineo2017"/>
+    <w:bookmarkEnd w:id="196"/>
+    <w:bookmarkStart w:id="198" w:name="ref-Mineo2017"/>
     <w:p>
       <w:pPr>
         <w:pStyle w:val="Bibliography"/>
@@ -7751,7 +7872,7 @@
       <w:r>
         <w:t xml:space="preserve"> </w:t>
       </w:r>
-      <w:hyperlink r:id="rId194">
+      <w:hyperlink r:id="rId197">
         <w:r>
           <w:rPr>
             <w:rStyle w:val="Hyperlink"/>
@@ -7760,8 +7881,8 @@
         </w:r>
       </w:hyperlink>
     </w:p>
-    <w:bookmarkEnd w:id="195"/>
-    <w:bookmarkStart w:id="197" w:name="ref-Moffitt1993"/>
+    <w:bookmarkEnd w:id="198"/>
+    <w:bookmarkStart w:id="200" w:name="ref-Moffitt1993"/>
     <w:p>
       <w:pPr>
         <w:pStyle w:val="Bibliography"/>
@@ -7798,7 +7919,7 @@
       <w:r>
         <w:t xml:space="preserve"> </w:t>
       </w:r>
-      <w:hyperlink r:id="rId196">
+      <w:hyperlink r:id="rId199">
         <w:r>
           <w:rPr>
             <w:rStyle w:val="Hyperlink"/>
@@ -7807,8 +7928,8 @@
         </w:r>
       </w:hyperlink>
     </w:p>
-    <w:bookmarkEnd w:id="197"/>
-    <w:bookmarkStart w:id="199" w:name="ref-Moffitt2011"/>
+    <w:bookmarkEnd w:id="200"/>
+    <w:bookmarkStart w:id="202" w:name="ref-Moffitt2011"/>
     <w:p>
       <w:pPr>
         <w:pStyle w:val="Bibliography"/>
@@ -7845,7 +7966,7 @@
       <w:r>
         <w:t xml:space="preserve"> </w:t>
       </w:r>
-      <w:hyperlink r:id="rId198">
+      <w:hyperlink r:id="rId201">
         <w:r>
           <w:rPr>
             <w:rStyle w:val="Hyperlink"/>
@@ -7854,8 +7975,8 @@
         </w:r>
       </w:hyperlink>
     </w:p>
-    <w:bookmarkEnd w:id="199"/>
-    <w:bookmarkStart w:id="201" w:name="ref-Moss1964"/>
+    <w:bookmarkEnd w:id="202"/>
+    <w:bookmarkStart w:id="204" w:name="ref-Moss1964"/>
     <w:p>
       <w:pPr>
         <w:pStyle w:val="Bibliography"/>
@@ -7901,7 +8022,7 @@
       <w:r>
         <w:t xml:space="preserve"> </w:t>
       </w:r>
-      <w:hyperlink r:id="rId200">
+      <w:hyperlink r:id="rId203">
         <w:r>
           <w:rPr>
             <w:rStyle w:val="Hyperlink"/>
@@ -7910,8 +8031,8 @@
         </w:r>
       </w:hyperlink>
     </w:p>
-    <w:bookmarkEnd w:id="201"/>
-    <w:bookmarkStart w:id="203" w:name="ref-Nivison2024"/>
+    <w:bookmarkEnd w:id="204"/>
+    <w:bookmarkStart w:id="206" w:name="ref-Nivison2024"/>
     <w:p>
       <w:pPr>
         <w:pStyle w:val="Bibliography"/>
@@ -7957,7 +8078,7 @@
       <w:r>
         <w:t xml:space="preserve"> </w:t>
       </w:r>
-      <w:hyperlink r:id="rId202">
+      <w:hyperlink r:id="rId205">
         <w:r>
           <w:rPr>
             <w:rStyle w:val="Hyperlink"/>
@@ -7966,8 +8087,8 @@
         </w:r>
       </w:hyperlink>
     </w:p>
-    <w:bookmarkEnd w:id="203"/>
-    <w:bookmarkStart w:id="205" w:name="ref-Odgers2008"/>
+    <w:bookmarkEnd w:id="206"/>
+    <w:bookmarkStart w:id="208" w:name="ref-Odgers2008"/>
     <w:p>
       <w:pPr>
         <w:pStyle w:val="Bibliography"/>
@@ -8004,7 +8125,7 @@
       <w:r>
         <w:t xml:space="preserve"> </w:t>
       </w:r>
-      <w:hyperlink r:id="rId204">
+      <w:hyperlink r:id="rId207">
         <w:r>
           <w:rPr>
             <w:rStyle w:val="Hyperlink"/>
@@ -8013,8 +8134,8 @@
         </w:r>
       </w:hyperlink>
     </w:p>
-    <w:bookmarkEnd w:id="205"/>
-    <w:bookmarkStart w:id="207" w:name="ref-Paalman2013"/>
+    <w:bookmarkEnd w:id="208"/>
+    <w:bookmarkStart w:id="210" w:name="ref-Paalman2013"/>
     <w:p>
       <w:pPr>
         <w:pStyle w:val="Bibliography"/>
@@ -8051,7 +8172,7 @@
       <w:r>
         <w:t xml:space="preserve"> </w:t>
       </w:r>
-      <w:hyperlink r:id="rId206">
+      <w:hyperlink r:id="rId209">
         <w:r>
           <w:rPr>
             <w:rStyle w:val="Hyperlink"/>
@@ -8060,8 +8181,8 @@
         </w:r>
       </w:hyperlink>
     </w:p>
-    <w:bookmarkEnd w:id="207"/>
-    <w:bookmarkStart w:id="209" w:name="ref-Patterson1993"/>
+    <w:bookmarkEnd w:id="210"/>
+    <w:bookmarkStart w:id="212" w:name="ref-Patterson1993"/>
     <w:p>
       <w:pPr>
         <w:pStyle w:val="Bibliography"/>
@@ -8098,7 +8219,7 @@
       <w:r>
         <w:t xml:space="preserve"> </w:t>
       </w:r>
-      <w:hyperlink r:id="rId208">
+      <w:hyperlink r:id="rId211">
         <w:r>
           <w:rPr>
             <w:rStyle w:val="Hyperlink"/>
@@ -8107,8 +8228,8 @@
         </w:r>
       </w:hyperlink>
     </w:p>
-    <w:bookmarkEnd w:id="209"/>
-    <w:bookmarkStart w:id="211" w:name="ref-Pavlovich2026"/>
+    <w:bookmarkEnd w:id="212"/>
+    <w:bookmarkStart w:id="214" w:name="ref-Pavlovich2026"/>
     <w:p>
       <w:pPr>
         <w:pStyle w:val="Bibliography"/>
@@ -8145,7 +8266,7 @@
       <w:r>
         <w:t xml:space="preserve"> </w:t>
       </w:r>
-      <w:hyperlink r:id="rId210">
+      <w:hyperlink r:id="rId213">
         <w:r>
           <w:rPr>
             <w:rStyle w:val="Hyperlink"/>
@@ -8154,8 +8275,8 @@
         </w:r>
       </w:hyperlink>
     </w:p>
-    <w:bookmarkEnd w:id="211"/>
-    <w:bookmarkStart w:id="213" w:name="ref-Petersen2024"/>
+    <w:bookmarkEnd w:id="214"/>
+    <w:bookmarkStart w:id="216" w:name="ref-Petersen2024"/>
     <w:p>
       <w:pPr>
         <w:pStyle w:val="Bibliography"/>
@@ -8192,7 +8313,7 @@
       <w:r>
         <w:t xml:space="preserve"> </w:t>
       </w:r>
-      <w:hyperlink r:id="rId212">
+      <w:hyperlink r:id="rId215">
         <w:r>
           <w:rPr>
             <w:rStyle w:val="Hyperlink"/>
@@ -8201,8 +8322,8 @@
         </w:r>
       </w:hyperlink>
     </w:p>
-    <w:bookmarkEnd w:id="213"/>
-    <w:bookmarkStart w:id="214" w:name="ref-PetersenPrinciplesPsychAssessment"/>
+    <w:bookmarkEnd w:id="216"/>
+    <w:bookmarkStart w:id="217" w:name="ref-PetersenPrinciplesPsychAssessment"/>
     <w:p>
       <w:pPr>
         <w:pStyle w:val="Bibliography"/>
@@ -8240,7 +8361,7 @@
       <w:r>
         <w:t xml:space="preserve"> </w:t>
       </w:r>
-      <w:hyperlink r:id="rId99">
+      <w:hyperlink r:id="rId100">
         <w:r>
           <w:rPr>
             <w:rStyle w:val="Hyperlink"/>
@@ -8249,8 +8370,8 @@
         </w:r>
       </w:hyperlink>
     </w:p>
-    <w:bookmarkEnd w:id="214"/>
-    <w:bookmarkStart w:id="215" w:name="ref-Petersen2015"/>
+    <w:bookmarkEnd w:id="217"/>
+    <w:bookmarkStart w:id="218" w:name="ref-Petersen2015"/>
     <w:p>
       <w:pPr>
         <w:pStyle w:val="Bibliography"/>
@@ -8296,8 +8417,8 @@
         </w:r>
       </w:hyperlink>
     </w:p>
-    <w:bookmarkEnd w:id="215"/>
-    <w:bookmarkStart w:id="217" w:name="ref-Petersen2020"/>
+    <w:bookmarkEnd w:id="218"/>
+    <w:bookmarkStart w:id="220" w:name="ref-Petersen2020"/>
     <w:p>
       <w:pPr>
         <w:pStyle w:val="Bibliography"/>
@@ -8334,7 +8455,7 @@
       <w:r>
         <w:t xml:space="preserve"> </w:t>
       </w:r>
-      <w:hyperlink r:id="rId216">
+      <w:hyperlink r:id="rId219">
         <w:r>
           <w:rPr>
             <w:rStyle w:val="Hyperlink"/>
@@ -8343,8 +8464,8 @@
         </w:r>
       </w:hyperlink>
     </w:p>
-    <w:bookmarkEnd w:id="217"/>
-    <w:bookmarkStart w:id="218" w:name="ref-Petersen2026"/>
+    <w:bookmarkEnd w:id="220"/>
+    <w:bookmarkStart w:id="221" w:name="ref-Petersen2026"/>
     <w:p>
       <w:pPr>
         <w:pStyle w:val="Bibliography"/>
@@ -8381,7 +8502,7 @@
       <w:r>
         <w:t xml:space="preserve"> </w:t>
       </w:r>
-      <w:hyperlink r:id="rId81">
+      <w:hyperlink r:id="rId82">
         <w:r>
           <w:rPr>
             <w:rStyle w:val="Hyperlink"/>
@@ -8390,8 +8511,8 @@
         </w:r>
       </w:hyperlink>
     </w:p>
-    <w:bookmarkEnd w:id="218"/>
-    <w:bookmarkStart w:id="220" w:name="ref-Petersen2021"/>
+    <w:bookmarkEnd w:id="221"/>
+    <w:bookmarkStart w:id="223" w:name="ref-Petersen2021"/>
     <w:p>
       <w:pPr>
         <w:pStyle w:val="Bibliography"/>
@@ -8428,7 +8549,7 @@
       <w:r>
         <w:t xml:space="preserve"> </w:t>
       </w:r>
-      <w:hyperlink r:id="rId219">
+      <w:hyperlink r:id="rId222">
         <w:r>
           <w:rPr>
             <w:rStyle w:val="Hyperlink"/>
@@ -8437,8 +8558,8 @@
         </w:r>
       </w:hyperlink>
     </w:p>
-    <w:bookmarkEnd w:id="220"/>
-    <w:bookmarkStart w:id="222" w:name="ref-Petersen2018"/>
+    <w:bookmarkEnd w:id="223"/>
+    <w:bookmarkStart w:id="225" w:name="ref-Petersen2018"/>
     <w:p>
       <w:pPr>
         <w:pStyle w:val="Bibliography"/>
@@ -8475,7 +8596,7 @@
       <w:r>
         <w:t xml:space="preserve"> </w:t>
       </w:r>
-      <w:hyperlink r:id="rId221">
+      <w:hyperlink r:id="rId224">
         <w:r>
           <w:rPr>
             <w:rStyle w:val="Hyperlink"/>
@@ -8484,8 +8605,8 @@
         </w:r>
       </w:hyperlink>
     </w:p>
-    <w:bookmarkEnd w:id="222"/>
-    <w:bookmarkStart w:id="224" w:name="ref-Poulton2015"/>
+    <w:bookmarkEnd w:id="225"/>
+    <w:bookmarkStart w:id="227" w:name="ref-Poulton2015"/>
     <w:p>
       <w:pPr>
         <w:pStyle w:val="Bibliography"/>
@@ -8531,7 +8652,7 @@
       <w:r>
         <w:t xml:space="preserve"> </w:t>
       </w:r>
-      <w:hyperlink r:id="rId223">
+      <w:hyperlink r:id="rId226">
         <w:r>
           <w:rPr>
             <w:rStyle w:val="Hyperlink"/>
@@ -8540,8 +8661,8 @@
         </w:r>
       </w:hyperlink>
     </w:p>
-    <w:bookmarkEnd w:id="224"/>
-    <w:bookmarkStart w:id="225" w:name="ref-Roche1992"/>
+    <w:bookmarkEnd w:id="227"/>
+    <w:bookmarkStart w:id="228" w:name="ref-Roche1992"/>
     <w:p>
       <w:pPr>
         <w:pStyle w:val="Bibliography"/>
@@ -8591,8 +8712,8 @@
         <w:t xml:space="preserve">. Cambridge University Press.</w:t>
       </w:r>
     </w:p>
-    <w:bookmarkEnd w:id="225"/>
-    <w:bookmarkStart w:id="227" w:name="ref-Rutter2006"/>
+    <w:bookmarkEnd w:id="228"/>
+    <w:bookmarkStart w:id="230" w:name="ref-Rutter2006"/>
     <w:p>
       <w:pPr>
         <w:pStyle w:val="Bibliography"/>
@@ -8629,7 +8750,7 @@
       <w:r>
         <w:t xml:space="preserve"> </w:t>
       </w:r>
-      <w:hyperlink r:id="rId226">
+      <w:hyperlink r:id="rId229">
         <w:r>
           <w:rPr>
             <w:rStyle w:val="Hyperlink"/>
@@ -8638,8 +8759,8 @@
         </w:r>
       </w:hyperlink>
     </w:p>
-    <w:bookmarkEnd w:id="227"/>
-    <w:bookmarkStart w:id="229" w:name="ref-Schaefer2017"/>
+    <w:bookmarkEnd w:id="230"/>
+    <w:bookmarkStart w:id="232" w:name="ref-Schaefer2017"/>
     <w:p>
       <w:pPr>
         <w:pStyle w:val="Bibliography"/>
@@ -8676,7 +8797,7 @@
       <w:r>
         <w:t xml:space="preserve"> </w:t>
       </w:r>
-      <w:hyperlink r:id="rId228">
+      <w:hyperlink r:id="rId231">
         <w:r>
           <w:rPr>
             <w:rStyle w:val="Hyperlink"/>
@@ -8685,8 +8806,8 @@
         </w:r>
       </w:hyperlink>
     </w:p>
-    <w:bookmarkEnd w:id="229"/>
-    <w:bookmarkStart w:id="231" w:name="ref-Schaeffer1991"/>
+    <w:bookmarkEnd w:id="232"/>
+    <w:bookmarkStart w:id="234" w:name="ref-Schaeffer1991"/>
     <w:p>
       <w:pPr>
         <w:pStyle w:val="Bibliography"/>
@@ -8723,7 +8844,7 @@
       <w:r>
         <w:t xml:space="preserve"> </w:t>
       </w:r>
-      <w:hyperlink r:id="rId230">
+      <w:hyperlink r:id="rId233">
         <w:r>
           <w:rPr>
             <w:rStyle w:val="Hyperlink"/>
@@ -8732,8 +8853,8 @@
         </w:r>
       </w:hyperlink>
     </w:p>
-    <w:bookmarkEnd w:id="231"/>
-    <w:bookmarkStart w:id="233" w:name="ref-Schwarz1999"/>
+    <w:bookmarkEnd w:id="234"/>
+    <w:bookmarkStart w:id="236" w:name="ref-Schwarz1999"/>
     <w:p>
       <w:pPr>
         <w:pStyle w:val="Bibliography"/>
@@ -8770,7 +8891,7 @@
       <w:r>
         <w:t xml:space="preserve"> </w:t>
       </w:r>
-      <w:hyperlink r:id="rId232">
+      <w:hyperlink r:id="rId235">
         <w:r>
           <w:rPr>
             <w:rStyle w:val="Hyperlink"/>
@@ -8779,8 +8900,8 @@
         </w:r>
       </w:hyperlink>
     </w:p>
-    <w:bookmarkEnd w:id="233"/>
-    <w:bookmarkStart w:id="235" w:name="ref-Sellbom2016"/>
+    <w:bookmarkEnd w:id="236"/>
+    <w:bookmarkStart w:id="238" w:name="ref-Sellbom2016"/>
     <w:p>
       <w:pPr>
         <w:pStyle w:val="Bibliography"/>
@@ -8817,7 +8938,7 @@
       <w:r>
         <w:t xml:space="preserve"> </w:t>
       </w:r>
-      <w:hyperlink r:id="rId234">
+      <w:hyperlink r:id="rId237">
         <w:r>
           <w:rPr>
             <w:rStyle w:val="Hyperlink"/>
@@ -8826,8 +8947,8 @@
         </w:r>
       </w:hyperlink>
     </w:p>
-    <w:bookmarkEnd w:id="235"/>
-    <w:bookmarkStart w:id="236" w:name="ref-Sivertsson2024"/>
+    <w:bookmarkEnd w:id="238"/>
+    <w:bookmarkStart w:id="239" w:name="ref-Sivertsson2024"/>
     <w:p>
       <w:pPr>
         <w:pStyle w:val="Bibliography"/>
@@ -8885,8 +9006,8 @@
         </w:r>
       </w:hyperlink>
     </w:p>
-    <w:bookmarkEnd w:id="236"/>
-    <w:bookmarkStart w:id="237" w:name="ref-Sroufe2016"/>
+    <w:bookmarkEnd w:id="239"/>
+    <w:bookmarkStart w:id="240" w:name="ref-Sroufe2016"/>
     <w:p>
       <w:pPr>
         <w:pStyle w:val="Bibliography"/>
@@ -8911,8 +9032,8 @@
         <w:t xml:space="preserve">(Vol. 3, pp. 997–1011). Guilford.</w:t>
       </w:r>
     </w:p>
-    <w:bookmarkEnd w:id="237"/>
-    <w:bookmarkStart w:id="238" w:name="ref-Sroufe2005"/>
+    <w:bookmarkEnd w:id="240"/>
+    <w:bookmarkStart w:id="241" w:name="ref-Sroufe2005"/>
     <w:p>
       <w:pPr>
         <w:pStyle w:val="Bibliography"/>
@@ -8962,8 +9083,8 @@
         <w:t xml:space="preserve">. Guilford Publications.</w:t>
       </w:r>
     </w:p>
-    <w:bookmarkEnd w:id="238"/>
-    <w:bookmarkStart w:id="240" w:name="ref-Steffensmeier2025"/>
+    <w:bookmarkEnd w:id="241"/>
+    <w:bookmarkStart w:id="243" w:name="ref-Steffensmeier2025"/>
     <w:p>
       <w:pPr>
         <w:pStyle w:val="Bibliography"/>
@@ -9000,7 +9121,7 @@
       <w:r>
         <w:t xml:space="preserve"> </w:t>
       </w:r>
-      <w:hyperlink r:id="rId239">
+      <w:hyperlink r:id="rId242">
         <w:r>
           <w:rPr>
             <w:rStyle w:val="Hyperlink"/>
@@ -9009,8 +9130,8 @@
         </w:r>
       </w:hyperlink>
     </w:p>
-    <w:bookmarkEnd w:id="240"/>
-    <w:bookmarkStart w:id="242" w:name="ref-Sterba2007"/>
+    <w:bookmarkEnd w:id="243"/>
+    <w:bookmarkStart w:id="245" w:name="ref-Sterba2007"/>
     <w:p>
       <w:pPr>
         <w:pStyle w:val="Bibliography"/>
@@ -9047,7 +9168,7 @@
       <w:r>
         <w:t xml:space="preserve"> </w:t>
       </w:r>
-      <w:hyperlink r:id="rId241">
+      <w:hyperlink r:id="rId244">
         <w:r>
           <w:rPr>
             <w:rStyle w:val="Hyperlink"/>
@@ -9056,8 +9177,8 @@
         </w:r>
       </w:hyperlink>
     </w:p>
-    <w:bookmarkEnd w:id="242"/>
-    <w:bookmarkStart w:id="244" w:name="ref-Tackett2022"/>
+    <w:bookmarkEnd w:id="245"/>
+    <w:bookmarkStart w:id="247" w:name="ref-Tackett2022"/>
     <w:p>
       <w:pPr>
         <w:pStyle w:val="Bibliography"/>
@@ -9094,7 +9215,7 @@
       <w:r>
         <w:t xml:space="preserve"> </w:t>
       </w:r>
-      <w:hyperlink r:id="rId243">
+      <w:hyperlink r:id="rId246">
         <w:r>
           <w:rPr>
             <w:rStyle w:val="Hyperlink"/>
@@ -9103,8 +9224,8 @@
         </w:r>
       </w:hyperlink>
     </w:p>
-    <w:bookmarkEnd w:id="244"/>
-    <w:bookmarkStart w:id="246" w:name="ref-Tiego2023"/>
+    <w:bookmarkEnd w:id="247"/>
+    <w:bookmarkStart w:id="249" w:name="ref-Tiego2023"/>
     <w:p>
       <w:pPr>
         <w:pStyle w:val="Bibliography"/>
@@ -9144,7 +9265,7 @@
       <w:r>
         <w:t xml:space="preserve"> </w:t>
       </w:r>
-      <w:hyperlink r:id="rId245">
+      <w:hyperlink r:id="rId248">
         <w:r>
           <w:rPr>
             <w:rStyle w:val="Hyperlink"/>
@@ -9153,8 +9274,8 @@
         </w:r>
       </w:hyperlink>
     </w:p>
-    <w:bookmarkEnd w:id="246"/>
-    <w:bookmarkStart w:id="247" w:name="ref-Vaillant2012"/>
+    <w:bookmarkEnd w:id="249"/>
+    <w:bookmarkStart w:id="250" w:name="ref-Vaillant2012"/>
     <w:p>
       <w:pPr>
         <w:pStyle w:val="Bibliography"/>
@@ -9190,8 +9311,8 @@
         <w:t xml:space="preserve">. Harvard University Press.</w:t>
       </w:r>
     </w:p>
-    <w:bookmarkEnd w:id="247"/>
-    <w:bookmarkStart w:id="249" w:name="ref-Wakschlag2014"/>
+    <w:bookmarkEnd w:id="250"/>
+    <w:bookmarkStart w:id="252" w:name="ref-Wakschlag2014"/>
     <w:p>
       <w:pPr>
         <w:pStyle w:val="Bibliography"/>
@@ -9228,7 +9349,7 @@
       <w:r>
         <w:t xml:space="preserve"> </w:t>
       </w:r>
-      <w:hyperlink r:id="rId248">
+      <w:hyperlink r:id="rId251">
         <w:r>
           <w:rPr>
             <w:rStyle w:val="Hyperlink"/>
@@ -9237,8 +9358,8 @@
         </w:r>
       </w:hyperlink>
     </w:p>
-    <w:bookmarkEnd w:id="249"/>
-    <w:bookmarkStart w:id="251" w:name="ref-Wakschlag2019"/>
+    <w:bookmarkEnd w:id="252"/>
+    <w:bookmarkStart w:id="254" w:name="ref-Wakschlag2019"/>
     <w:p>
       <w:pPr>
         <w:pStyle w:val="Bibliography"/>
@@ -9275,7 +9396,7 @@
       <w:r>
         <w:t xml:space="preserve"> </w:t>
       </w:r>
-      <w:hyperlink r:id="rId250">
+      <w:hyperlink r:id="rId253">
         <w:r>
           <w:rPr>
             <w:rStyle w:val="Hyperlink"/>
@@ -9284,8 +9405,8 @@
         </w:r>
       </w:hyperlink>
     </w:p>
-    <w:bookmarkEnd w:id="251"/>
-    <w:bookmarkStart w:id="253" w:name="ref-Walters2011"/>
+    <w:bookmarkEnd w:id="254"/>
+    <w:bookmarkStart w:id="256" w:name="ref-Walters2011"/>
     <w:p>
       <w:pPr>
         <w:pStyle w:val="Bibliography"/>
@@ -9322,7 +9443,7 @@
       <w:r>
         <w:t xml:space="preserve"> </w:t>
       </w:r>
-      <w:hyperlink r:id="rId252">
+      <w:hyperlink r:id="rId255">
         <w:r>
           <w:rPr>
             <w:rStyle w:val="Hyperlink"/>
@@ -9331,8 +9452,8 @@
         </w:r>
       </w:hyperlink>
     </w:p>
-    <w:bookmarkEnd w:id="253"/>
-    <w:bookmarkStart w:id="255" w:name="ref-Walters2012"/>
+    <w:bookmarkEnd w:id="256"/>
+    <w:bookmarkStart w:id="258" w:name="ref-Walters2012"/>
     <w:p>
       <w:pPr>
         <w:pStyle w:val="Bibliography"/>
@@ -9369,7 +9490,7 @@
       <w:r>
         <w:t xml:space="preserve"> </w:t>
       </w:r>
-      <w:hyperlink r:id="rId254">
+      <w:hyperlink r:id="rId257">
         <w:r>
           <w:rPr>
             <w:rStyle w:val="Hyperlink"/>
@@ -9378,8 +9499,8 @@
         </w:r>
       </w:hyperlink>
     </w:p>
-    <w:bookmarkEnd w:id="255"/>
-    <w:bookmarkStart w:id="257" w:name="ref-Walters2014"/>
+    <w:bookmarkEnd w:id="258"/>
+    <w:bookmarkStart w:id="260" w:name="ref-Walters2014"/>
     <w:p>
       <w:pPr>
         <w:pStyle w:val="Bibliography"/>
@@ -9416,7 +9537,7 @@
       <w:r>
         <w:t xml:space="preserve"> </w:t>
       </w:r>
-      <w:hyperlink r:id="rId256">
+      <w:hyperlink r:id="rId259">
         <w:r>
           <w:rPr>
             <w:rStyle w:val="Hyperlink"/>
@@ -9425,8 +9546,8 @@
         </w:r>
       </w:hyperlink>
     </w:p>
-    <w:bookmarkEnd w:id="257"/>
-    <w:bookmarkStart w:id="259" w:name="ref-Walters2015"/>
+    <w:bookmarkEnd w:id="260"/>
+    <w:bookmarkStart w:id="262" w:name="ref-Walters2015"/>
     <w:p>
       <w:pPr>
         <w:pStyle w:val="Bibliography"/>
@@ -9463,7 +9584,7 @@
       <w:r>
         <w:t xml:space="preserve"> </w:t>
       </w:r>
-      <w:hyperlink r:id="rId258">
+      <w:hyperlink r:id="rId261">
         <w:r>
           <w:rPr>
             <w:rStyle w:val="Hyperlink"/>
@@ -9472,8 +9593,8 @@
         </w:r>
       </w:hyperlink>
     </w:p>
-    <w:bookmarkEnd w:id="259"/>
-    <w:bookmarkStart w:id="261" w:name="ref-Walters2013"/>
+    <w:bookmarkEnd w:id="262"/>
+    <w:bookmarkStart w:id="264" w:name="ref-Walters2013"/>
     <w:p>
       <w:pPr>
         <w:pStyle w:val="Bibliography"/>
@@ -9510,7 +9631,7 @@
       <w:r>
         <w:t xml:space="preserve"> </w:t>
       </w:r>
-      <w:hyperlink r:id="rId260">
+      <w:hyperlink r:id="rId263">
         <w:r>
           <w:rPr>
             <w:rStyle w:val="Hyperlink"/>
@@ -9519,8 +9640,8 @@
         </w:r>
       </w:hyperlink>
     </w:p>
-    <w:bookmarkEnd w:id="261"/>
-    <w:bookmarkStart w:id="263" w:name="ref-Walton2011"/>
+    <w:bookmarkEnd w:id="264"/>
+    <w:bookmarkStart w:id="266" w:name="ref-Walton2011"/>
     <w:p>
       <w:pPr>
         <w:pStyle w:val="Bibliography"/>
@@ -9557,7 +9678,7 @@
       <w:r>
         <w:t xml:space="preserve"> </w:t>
       </w:r>
-      <w:hyperlink r:id="rId262">
+      <w:hyperlink r:id="rId265">
         <w:r>
           <w:rPr>
             <w:rStyle w:val="Hyperlink"/>
@@ -9566,8 +9687,8 @@
         </w:r>
       </w:hyperlink>
     </w:p>
-    <w:bookmarkEnd w:id="263"/>
-    <w:bookmarkStart w:id="265" w:name="ref-Weems2008"/>
+    <w:bookmarkEnd w:id="266"/>
+    <w:bookmarkStart w:id="268" w:name="ref-Weems2008"/>
     <w:p>
       <w:pPr>
         <w:pStyle w:val="Bibliography"/>
@@ -9604,7 +9725,7 @@
       <w:r>
         <w:t xml:space="preserve"> </w:t>
       </w:r>
-      <w:hyperlink r:id="rId264">
+      <w:hyperlink r:id="rId267">
         <w:r>
           <w:rPr>
             <w:rStyle w:val="Hyperlink"/>
@@ -9613,8 +9734,8 @@
         </w:r>
       </w:hyperlink>
     </w:p>
-    <w:bookmarkEnd w:id="265"/>
-    <w:bookmarkStart w:id="267" w:name="ref-Weiss2003"/>
+    <w:bookmarkEnd w:id="268"/>
+    <w:bookmarkStart w:id="270" w:name="ref-Weiss2003"/>
     <w:p>
       <w:pPr>
         <w:pStyle w:val="Bibliography"/>
@@ -9651,7 +9772,7 @@
       <w:r>
         <w:t xml:space="preserve"> </w:t>
       </w:r>
-      <w:hyperlink r:id="rId266">
+      <w:hyperlink r:id="rId269">
         <w:r>
           <w:rPr>
             <w:rStyle w:val="Hyperlink"/>
@@ -9660,8 +9781,8 @@
         </w:r>
       </w:hyperlink>
     </w:p>
-    <w:bookmarkEnd w:id="267"/>
-    <w:bookmarkStart w:id="269" w:name="ref-WHO2022"/>
+    <w:bookmarkEnd w:id="270"/>
+    <w:bookmarkStart w:id="272" w:name="ref-WHO2022"/>
     <w:p>
       <w:pPr>
         <w:pStyle w:val="Bibliography"/>
@@ -9699,7 +9820,7 @@
       <w:r>
         <w:t xml:space="preserve"> </w:t>
       </w:r>
-      <w:hyperlink r:id="rId268">
+      <w:hyperlink r:id="rId271">
         <w:r>
           <w:rPr>
             <w:rStyle w:val="Hyperlink"/>
@@ -9708,8 +9829,8 @@
         </w:r>
       </w:hyperlink>
     </w:p>
-    <w:bookmarkEnd w:id="269"/>
-    <w:bookmarkStart w:id="271" w:name="ref-Wright2013"/>
+    <w:bookmarkEnd w:id="272"/>
+    <w:bookmarkStart w:id="274" w:name="ref-Wright2013"/>
     <w:p>
       <w:pPr>
         <w:pStyle w:val="Bibliography"/>
@@ -9746,7 +9867,7 @@
       <w:r>
         <w:t xml:space="preserve"> </w:t>
       </w:r>
-      <w:hyperlink r:id="rId270">
+      <w:hyperlink r:id="rId273">
         <w:r>
           <w:rPr>
             <w:rStyle w:val="Hyperlink"/>
@@ -9755,14 +9876,14 @@
         </w:r>
       </w:hyperlink>
     </w:p>
-    <w:bookmarkEnd w:id="271"/>
-    <w:bookmarkEnd w:id="272"/>
+    <w:bookmarkEnd w:id="274"/>
+    <w:bookmarkEnd w:id="275"/>
     <w:p>
       <w:r>
         <w:br w:type="page"/>
       </w:r>
     </w:p>
-    <w:bookmarkEnd w:id="273"/>
+    <w:bookmarkEnd w:id="276"/>
     <w:p>
       <w:pPr>
         <w:pStyle w:val="Heading1"/>
@@ -9771,7 +9892,7 @@
         <w:t xml:space="preserve">Appendix A</w:t>
       </w:r>
     </w:p>
-    <w:bookmarkStart w:id="274" w:name="apx-a"/>
+    <w:bookmarkStart w:id="277" w:name="apx-a"/>
     <w:p>
       <w:pPr>
         <w:pStyle w:val="Heading1"/>
@@ -9785,7 +9906,7 @@
         <w:br w:type="page"/>
       </w:r>
     </w:p>
-    <w:bookmarkEnd w:id="274"/>
+    <w:bookmarkEnd w:id="277"/>
     <w:p>
       <w:pPr>
         <w:pStyle w:val="Heading1"/>
@@ -9794,7 +9915,7 @@
         <w:t xml:space="preserve">Appendix B</w:t>
       </w:r>
     </w:p>
-    <w:bookmarkStart w:id="275" w:name="apx-b"/>
+    <w:bookmarkStart w:id="278" w:name="apx-b"/>
     <w:p>
       <w:pPr>
         <w:pStyle w:val="Heading1"/>
@@ -9803,7 +9924,7 @@
         <w:t xml:space="preserve">Another Appendix</w:t>
       </w:r>
     </w:p>
-    <w:bookmarkEnd w:id="275"/>
+    <w:bookmarkEnd w:id="278"/>
     <w:sectPr>
       <w:headerReference r:id="rId8" w:type="even"/>
       <w:headerReference r:id="rId9" w:type="default"/>
@@ -9869,7 +9990,7 @@
       </w:r>
     </w:p>
   </w:footnote>
-  <w:footnote w:id="77">
+  <w:footnote w:id="78">
     <w:p>
       <w:pPr>
         <w:pStyle w:val="FootnoteText"/>
@@ -9944,7 +10065,7 @@
       </w:r>
     </w:p>
   </w:footnote>
-  <w:footnote w:id="78">
+  <w:footnote w:id="79">
     <w:p>
       <w:pPr>
         <w:pStyle w:val="FootnoteText"/>

--- a/index.docx
+++ b/index.docx
@@ -2541,7 +2541,7 @@
         <w:t xml:space="preserve"> </w:t>
       </w:r>
       <w:r>
-        <w:t xml:space="preserve">The Grant Study started in 1938 and recuited 268 White men from the Harvard classes of 1939–1944 at ages 18–19, and has followed them into their mid-90s.</w:t>
+        <w:t xml:space="preserve">The Grant Study started in 1938 and recruited 268 White men from the Harvard classes of 1939–1944 at ages 18–19, and has followed them into their mid-90s.</w:t>
       </w:r>
       <w:r>
         <w:t xml:space="preserve"> </w:t>

--- a/index.docx
+++ b/index.docx
@@ -2156,23 +2156,23 @@
         <w:t xml:space="preserve"> </w:t>
       </w:r>
       <w:r>
-        <w:t xml:space="preserve">was a cohort-sequential study lasting from 1929 to 2018 that recruited 10–20 pregnant mothers each year from the Yellow Springs, Ohio area, and followed their newborns over time, eventually accruing over 1,200 child participants and following them to older adulthood</w:t>
-      </w:r>
-      <w:r>
-        <w:t xml:space="preserve"> </w:t>
-      </w:r>
-      <w:r>
-        <w:t xml:space="preserve">(e.g., age 76;</w:t>
-      </w:r>
-      <w:r>
-        <w:t xml:space="preserve"> </w:t>
-      </w:r>
-      <w:hyperlink w:anchor="ref-Chumlea2009">
-        <w:r>
-          <w:rPr>
-            <w:rStyle w:val="Hyperlink"/>
-          </w:rPr>
-          <w:t xml:space="preserve">Chumlea et al., 2009</w:t>
+        <w:t xml:space="preserve">was a cohort-sequential study lasting from 1929 to 2018 that recruited 10–20 pregnant mothers each year from the Yellow Springs, Ohio area, and followed their newborns over time, eventually accruing 2,567 child participants and following them to older adulthood</w:t>
+      </w:r>
+      <w:r>
+        <w:t xml:space="preserve"> </w:t>
+      </w:r>
+      <w:r>
+        <w:t xml:space="preserve">(e.g., age 82;</w:t>
+      </w:r>
+      <w:r>
+        <w:t xml:space="preserve"> </w:t>
+      </w:r>
+      <w:hyperlink w:anchor="ref-Chumlea2012">
+        <w:r>
+          <w:rPr>
+            <w:rStyle w:val="Hyperlink"/>
+          </w:rPr>
+          <w:t xml:space="preserve">Chumlea et al., 2012</w:t>
         </w:r>
       </w:hyperlink>
       <w:r>
@@ -5719,7 +5719,7 @@
       </w:r>
     </w:p>
     <w:bookmarkEnd w:id="113"/>
-    <w:bookmarkStart w:id="276" w:name="references"/>
+    <w:bookmarkStart w:id="275" w:name="references"/>
     <w:p>
       <w:pPr>
         <w:pStyle w:val="Heading1"/>
@@ -5728,7 +5728,7 @@
         <w:t xml:space="preserve">References</w:t>
       </w:r>
     </w:p>
-    <w:bookmarkStart w:id="275" w:name="refs"/>
+    <w:bookmarkStart w:id="274" w:name="refs"/>
     <w:bookmarkStart w:id="114" w:name="ref-Abrous2026"/>
     <w:p>
       <w:pPr>
@@ -6339,22 +6339,13 @@
       </w:hyperlink>
     </w:p>
     <w:bookmarkEnd w:id="135"/>
-    <w:bookmarkStart w:id="137" w:name="ref-Chumlea2009"/>
+    <w:bookmarkStart w:id="136" w:name="ref-Chumlea2012"/>
     <w:p>
       <w:pPr>
         <w:pStyle w:val="Bibliography"/>
       </w:pPr>
       <w:r>
-        <w:t xml:space="preserve">Chumlea, W. M. C., Choh, A., Lee, M., Towne, B., Sherwood, R. J., Duren, D., Czerwinski, S., &amp; Siervogel, R. M. (2009). The first seriatim study into old age for weight, stature and</w:t>
-      </w:r>
-      <w:r>
-        <w:t xml:space="preserve"> </w:t>
-      </w:r>
-      <w:r>
-        <w:t xml:space="preserve">BMI</w:t>
-      </w:r>
-      <w:r>
-        <w:t xml:space="preserve">: The</w:t>
+        <w:t xml:space="preserve">Chumlea, W. M. C., Choh, A., Lee, M., Towne, B., Duren, D., Siervogel, R. M., &amp; Czerwmski, S. (2012). Maintaining function with aging what we have learned from the</w:t>
       </w:r>
       <w:r>
         <w:t xml:space="preserve"> </w:t>
@@ -6373,7 +6364,7 @@
           <w:i/>
           <w:iCs/>
         </w:rPr>
-        <w:t xml:space="preserve">The Journal of Nutrition, Health and Aging</w:t>
+        <w:t xml:space="preserve">The Journal of Frailty &amp; Aging</w:t>
       </w:r>
       <w:r>
         <w:t xml:space="preserve">,</w:t>
@@ -6386,25 +6377,14 @@
           <w:i/>
           <w:iCs/>
         </w:rPr>
-        <w:t xml:space="preserve">13</w:t>
-      </w:r>
-      <w:r>
-        <w:t xml:space="preserve">(1), 3–5.</w:t>
-      </w:r>
-      <w:r>
-        <w:t xml:space="preserve"> </w:t>
-      </w:r>
-      <w:hyperlink r:id="rId136">
-        <w:r>
-          <w:rPr>
-            <w:rStyle w:val="Hyperlink"/>
-          </w:rPr>
-          <w:t xml:space="preserve">https://doi.org/10.1007/s12603-009-0001-5</w:t>
-        </w:r>
-      </w:hyperlink>
-    </w:p>
-    <w:bookmarkEnd w:id="137"/>
-    <w:bookmarkStart w:id="139" w:name="ref-Cicchetti2002"/>
+        <w:t xml:space="preserve">1</w:t>
+      </w:r>
+      <w:r>
+        <w:t xml:space="preserve">(2), 50–51.</w:t>
+      </w:r>
+    </w:p>
+    <w:bookmarkEnd w:id="136"/>
+    <w:bookmarkStart w:id="138" w:name="ref-Cicchetti2002"/>
     <w:p>
       <w:pPr>
         <w:pStyle w:val="Bibliography"/>
@@ -6441,7 +6421,7 @@
       <w:r>
         <w:t xml:space="preserve"> </w:t>
       </w:r>
-      <w:hyperlink r:id="rId138">
+      <w:hyperlink r:id="rId137">
         <w:r>
           <w:rPr>
             <w:rStyle w:val="Hyperlink"/>
@@ -6450,8 +6430,8 @@
         </w:r>
       </w:hyperlink>
     </w:p>
-    <w:bookmarkEnd w:id="139"/>
-    <w:bookmarkStart w:id="141" w:name="ref-Coghill2012"/>
+    <w:bookmarkEnd w:id="138"/>
+    <w:bookmarkStart w:id="140" w:name="ref-Coghill2012"/>
     <w:p>
       <w:pPr>
         <w:pStyle w:val="Bibliography"/>
@@ -6488,7 +6468,7 @@
       <w:r>
         <w:t xml:space="preserve"> </w:t>
       </w:r>
-      <w:hyperlink r:id="rId140">
+      <w:hyperlink r:id="rId139">
         <w:r>
           <w:rPr>
             <w:rStyle w:val="Hyperlink"/>
@@ -6497,8 +6477,8 @@
         </w:r>
       </w:hyperlink>
     </w:p>
-    <w:bookmarkEnd w:id="141"/>
-    <w:bookmarkStart w:id="143" w:name="ref-DeLosReyes2026"/>
+    <w:bookmarkEnd w:id="140"/>
+    <w:bookmarkStart w:id="142" w:name="ref-DeLosReyes2026"/>
     <w:p>
       <w:pPr>
         <w:pStyle w:val="Bibliography"/>
@@ -6547,7 +6527,7 @@
       <w:r>
         <w:t xml:space="preserve"> </w:t>
       </w:r>
-      <w:hyperlink r:id="rId142">
+      <w:hyperlink r:id="rId141">
         <w:r>
           <w:rPr>
             <w:rStyle w:val="Hyperlink"/>
@@ -6556,8 +6536,8 @@
         </w:r>
       </w:hyperlink>
     </w:p>
-    <w:bookmarkEnd w:id="143"/>
-    <w:bookmarkStart w:id="145" w:name="ref-Dodge1990"/>
+    <w:bookmarkEnd w:id="142"/>
+    <w:bookmarkStart w:id="144" w:name="ref-Dodge1990"/>
     <w:p>
       <w:pPr>
         <w:pStyle w:val="Bibliography"/>
@@ -6594,7 +6574,7 @@
       <w:r>
         <w:t xml:space="preserve"> </w:t>
       </w:r>
-      <w:hyperlink r:id="rId144">
+      <w:hyperlink r:id="rId143">
         <w:r>
           <w:rPr>
             <w:rStyle w:val="Hyperlink"/>
@@ -6603,8 +6583,8 @@
         </w:r>
       </w:hyperlink>
     </w:p>
-    <w:bookmarkEnd w:id="145"/>
-    <w:bookmarkStart w:id="147" w:name="ref-Fairchild2013"/>
+    <w:bookmarkEnd w:id="144"/>
+    <w:bookmarkStart w:id="146" w:name="ref-Fairchild2013"/>
     <w:p>
       <w:pPr>
         <w:pStyle w:val="Bibliography"/>
@@ -6641,7 +6621,7 @@
       <w:r>
         <w:t xml:space="preserve"> </w:t>
       </w:r>
-      <w:hyperlink r:id="rId146">
+      <w:hyperlink r:id="rId145">
         <w:r>
           <w:rPr>
             <w:rStyle w:val="Hyperlink"/>
@@ -6650,8 +6630,8 @@
         </w:r>
       </w:hyperlink>
     </w:p>
-    <w:bookmarkEnd w:id="147"/>
-    <w:bookmarkStart w:id="149" w:name="ref-Forbes2016"/>
+    <w:bookmarkEnd w:id="146"/>
+    <w:bookmarkStart w:id="148" w:name="ref-Forbes2016"/>
     <w:p>
       <w:pPr>
         <w:pStyle w:val="Bibliography"/>
@@ -6688,7 +6668,7 @@
       <w:r>
         <w:t xml:space="preserve"> </w:t>
       </w:r>
-      <w:hyperlink r:id="rId148">
+      <w:hyperlink r:id="rId147">
         <w:r>
           <w:rPr>
             <w:rStyle w:val="Hyperlink"/>
@@ -6697,8 +6677,8 @@
         </w:r>
       </w:hyperlink>
     </w:p>
-    <w:bookmarkEnd w:id="149"/>
-    <w:bookmarkStart w:id="151" w:name="ref-Girme2021"/>
+    <w:bookmarkEnd w:id="148"/>
+    <w:bookmarkStart w:id="150" w:name="ref-Girme2021"/>
     <w:p>
       <w:pPr>
         <w:pStyle w:val="Bibliography"/>
@@ -6735,7 +6715,7 @@
       <w:r>
         <w:t xml:space="preserve"> </w:t>
       </w:r>
-      <w:hyperlink r:id="rId150">
+      <w:hyperlink r:id="rId149">
         <w:r>
           <w:rPr>
             <w:rStyle w:val="Hyperlink"/>
@@ -6744,47 +6724,2591 @@
         </w:r>
       </w:hyperlink>
     </w:p>
+    <w:bookmarkEnd w:id="150"/>
+    <w:bookmarkStart w:id="151" w:name="ref-Glueck1950"/>
+    <w:p>
+      <w:pPr>
+        <w:pStyle w:val="Bibliography"/>
+      </w:pPr>
+      <w:r>
+        <w:t xml:space="preserve">Glueck, S., &amp; Glueck, E. (1950).</w:t>
+      </w:r>
+      <w:r>
+        <w:t xml:space="preserve"> </w:t>
+      </w:r>
+      <w:r>
+        <w:rPr>
+          <w:i/>
+          <w:iCs/>
+        </w:rPr>
+        <w:t xml:space="preserve">Unraveling juvenile delinquency</w:t>
+      </w:r>
+      <w:r>
+        <w:t xml:space="preserve">. Harvard University Press.</w:t>
+      </w:r>
+    </w:p>
     <w:bookmarkEnd w:id="151"/>
-    <w:bookmarkStart w:id="152" w:name="ref-Glueck1950"/>
+    <w:bookmarkStart w:id="153" w:name="ref-Godoy2021"/>
     <w:p>
       <w:pPr>
         <w:pStyle w:val="Bibliography"/>
       </w:pPr>
       <w:r>
-        <w:t xml:space="preserve">Glueck, S., &amp; Glueck, E. (1950).</w:t>
-      </w:r>
-      <w:r>
-        <w:t xml:space="preserve"> </w:t>
-      </w:r>
-      <w:r>
-        <w:rPr>
-          <w:i/>
-          <w:iCs/>
-        </w:rPr>
-        <w:t xml:space="preserve">Unraveling juvenile delinquency</w:t>
+        <w:t xml:space="preserve">Godoy, L. L. de, Alves, C. A. P. F., Saavedra, J. S. M., Studart-Neto, A., Nitrini, R., Costa Leite, C. da, &amp; Bisdas, S. (2021). Understanding brain resilience in superagers: A systematic review.</w:t>
+      </w:r>
+      <w:r>
+        <w:t xml:space="preserve"> </w:t>
+      </w:r>
+      <w:r>
+        <w:rPr>
+          <w:i/>
+          <w:iCs/>
+        </w:rPr>
+        <w:t xml:space="preserve">Neuroradiology</w:t>
+      </w:r>
+      <w:r>
+        <w:t xml:space="preserve">,</w:t>
+      </w:r>
+      <w:r>
+        <w:t xml:space="preserve"> </w:t>
+      </w:r>
+      <w:r>
+        <w:rPr>
+          <w:i/>
+          <w:iCs/>
+        </w:rPr>
+        <w:t xml:space="preserve">63</w:t>
+      </w:r>
+      <w:r>
+        <w:t xml:space="preserve">(5), 663–683.</w:t>
+      </w:r>
+      <w:r>
+        <w:t xml:space="preserve"> </w:t>
+      </w:r>
+      <w:hyperlink r:id="rId152">
+        <w:r>
+          <w:rPr>
+            <w:rStyle w:val="Hyperlink"/>
+          </w:rPr>
+          <w:t xml:space="preserve">https://doi.org/10.1007/s00234-020-02562-1</w:t>
+        </w:r>
+      </w:hyperlink>
+    </w:p>
+    <w:bookmarkEnd w:id="153"/>
+    <w:bookmarkStart w:id="155" w:name="ref-Harris2019"/>
+    <w:p>
+      <w:pPr>
+        <w:pStyle w:val="Bibliography"/>
+      </w:pPr>
+      <w:r>
+        <w:t xml:space="preserve">Harris, K. M., Halpern, C. T., Whitsel, E. A., Hussey, J. M., Killeya-Jones, L. A., Tabor, J., &amp; Dean, S. C. (2019). Cohort profile: The</w:t>
+      </w:r>
+      <w:r>
+        <w:t xml:space="preserve"> </w:t>
+      </w:r>
+      <w:r>
+        <w:t xml:space="preserve">National Longitudinal Study of Adolescent to Adult Health</w:t>
+      </w:r>
+      <w:r>
+        <w:t xml:space="preserve"> </w:t>
+      </w:r>
+      <w:r>
+        <w:t xml:space="preserve">(</w:t>
+      </w:r>
+      <w:r>
+        <w:t xml:space="preserve">Add Health</w:t>
+      </w:r>
+      <w:r>
+        <w:t xml:space="preserve">).</w:t>
+      </w:r>
+      <w:r>
+        <w:t xml:space="preserve"> </w:t>
+      </w:r>
+      <w:r>
+        <w:rPr>
+          <w:i/>
+          <w:iCs/>
+        </w:rPr>
+        <w:t xml:space="preserve">International Journal of Epidemiology</w:t>
+      </w:r>
+      <w:r>
+        <w:t xml:space="preserve">,</w:t>
+      </w:r>
+      <w:r>
+        <w:t xml:space="preserve"> </w:t>
+      </w:r>
+      <w:r>
+        <w:rPr>
+          <w:i/>
+          <w:iCs/>
+        </w:rPr>
+        <w:t xml:space="preserve">48</w:t>
+      </w:r>
+      <w:r>
+        <w:t xml:space="preserve">(5), 1415–1415k.</w:t>
+      </w:r>
+      <w:r>
+        <w:t xml:space="preserve"> </w:t>
+      </w:r>
+      <w:hyperlink r:id="rId154">
+        <w:r>
+          <w:rPr>
+            <w:rStyle w:val="Hyperlink"/>
+          </w:rPr>
+          <w:t xml:space="preserve">https://doi.org/10.1093/ije/dyz115</w:t>
+        </w:r>
+      </w:hyperlink>
+    </w:p>
+    <w:bookmarkEnd w:id="155"/>
+    <w:bookmarkStart w:id="157" w:name="ref-Haslam2012"/>
+    <w:p>
+      <w:pPr>
+        <w:pStyle w:val="Bibliography"/>
+      </w:pPr>
+      <w:r>
+        <w:t xml:space="preserve">Haslam, N., Holland, E., &amp; Kuppens, P. (2012). Categories versus dimensions in personality and psychopathology: A quantitative review of taxometric research.</w:t>
+      </w:r>
+      <w:r>
+        <w:t xml:space="preserve"> </w:t>
+      </w:r>
+      <w:r>
+        <w:rPr>
+          <w:i/>
+          <w:iCs/>
+        </w:rPr>
+        <w:t xml:space="preserve">Psychological Medicine</w:t>
+      </w:r>
+      <w:r>
+        <w:t xml:space="preserve">,</w:t>
+      </w:r>
+      <w:r>
+        <w:t xml:space="preserve"> </w:t>
+      </w:r>
+      <w:r>
+        <w:rPr>
+          <w:i/>
+          <w:iCs/>
+        </w:rPr>
+        <w:t xml:space="preserve">42</w:t>
+      </w:r>
+      <w:r>
+        <w:t xml:space="preserve">(05), 903–920.</w:t>
+      </w:r>
+      <w:r>
+        <w:t xml:space="preserve"> </w:t>
+      </w:r>
+      <w:hyperlink r:id="rId156">
+        <w:r>
+          <w:rPr>
+            <w:rStyle w:val="Hyperlink"/>
+          </w:rPr>
+          <w:t xml:space="preserve">https://doi.org/10.1017/S0033291711001966</w:t>
+        </w:r>
+      </w:hyperlink>
+    </w:p>
+    <w:bookmarkEnd w:id="157"/>
+    <w:bookmarkStart w:id="159" w:name="ref-Haslam2020"/>
+    <w:p>
+      <w:pPr>
+        <w:pStyle w:val="Bibliography"/>
+      </w:pPr>
+      <w:r>
+        <w:t xml:space="preserve">Haslam, N., McGrath, M. J., Viechtbauer, W., &amp; Kuppens, P. (2020). Dimensions over categories: A meta-analysis of taxometric research.</w:t>
+      </w:r>
+      <w:r>
+        <w:t xml:space="preserve"> </w:t>
+      </w:r>
+      <w:r>
+        <w:rPr>
+          <w:i/>
+          <w:iCs/>
+        </w:rPr>
+        <w:t xml:space="preserve">Psychological Medicine</w:t>
+      </w:r>
+      <w:r>
+        <w:t xml:space="preserve">,</w:t>
+      </w:r>
+      <w:r>
+        <w:t xml:space="preserve"> </w:t>
+      </w:r>
+      <w:r>
+        <w:rPr>
+          <w:i/>
+          <w:iCs/>
+        </w:rPr>
+        <w:t xml:space="preserve">50</w:t>
+      </w:r>
+      <w:r>
+        <w:t xml:space="preserve">(9), 1418–1432.</w:t>
+      </w:r>
+      <w:r>
+        <w:t xml:space="preserve"> </w:t>
+      </w:r>
+      <w:hyperlink r:id="rId158">
+        <w:r>
+          <w:rPr>
+            <w:rStyle w:val="Hyperlink"/>
+          </w:rPr>
+          <w:t xml:space="preserve">https://doi.org/10.1017/S003329172000183X</w:t>
+        </w:r>
+      </w:hyperlink>
+    </w:p>
+    <w:bookmarkEnd w:id="159"/>
+    <w:bookmarkStart w:id="161" w:name="ref-Insel2008"/>
+    <w:p>
+      <w:pPr>
+        <w:pStyle w:val="Bibliography"/>
+      </w:pPr>
+      <w:r>
+        <w:t xml:space="preserve">Insel, T. R. (2008). Assessing the economic costs of serious mental illness.</w:t>
+      </w:r>
+      <w:r>
+        <w:t xml:space="preserve"> </w:t>
+      </w:r>
+      <w:r>
+        <w:rPr>
+          <w:i/>
+          <w:iCs/>
+        </w:rPr>
+        <w:t xml:space="preserve">American Journal of Psychiatry</w:t>
+      </w:r>
+      <w:r>
+        <w:t xml:space="preserve">,</w:t>
+      </w:r>
+      <w:r>
+        <w:t xml:space="preserve"> </w:t>
+      </w:r>
+      <w:r>
+        <w:rPr>
+          <w:i/>
+          <w:iCs/>
+        </w:rPr>
+        <w:t xml:space="preserve">165</w:t>
+      </w:r>
+      <w:r>
+        <w:t xml:space="preserve">(6), 663–665.</w:t>
+      </w:r>
+      <w:r>
+        <w:t xml:space="preserve"> </w:t>
+      </w:r>
+      <w:hyperlink r:id="rId160">
+        <w:r>
+          <w:rPr>
+            <w:rStyle w:val="Hyperlink"/>
+          </w:rPr>
+          <w:t xml:space="preserve">https://doi.org/10.1176/appi.ajp.2008.08030366</w:t>
+        </w:r>
+      </w:hyperlink>
+    </w:p>
+    <w:bookmarkEnd w:id="161"/>
+    <w:bookmarkStart w:id="163" w:name="ref-Kaat2019"/>
+    <w:p>
+      <w:pPr>
+        <w:pStyle w:val="Bibliography"/>
+      </w:pPr>
+      <w:r>
+        <w:t xml:space="preserve">Kaat, A. J., Blackwell, C. K., Estabrook, R., Burns, J. L., Petitclerc, A., Briggs-Gowan, M. J., Gershon, R. C., Cella, D., Perlman, S. B., &amp; Wakschlag, L. S. (2019). Linking the child behavior checklist (CBCL) with the multidimensional assessment profile of disruptive behavior (MAP-DB): Advancing a dimensional spectrum approach to disruptive behavior.</w:t>
+      </w:r>
+      <w:r>
+        <w:t xml:space="preserve"> </w:t>
+      </w:r>
+      <w:r>
+        <w:rPr>
+          <w:i/>
+          <w:iCs/>
+        </w:rPr>
+        <w:t xml:space="preserve">Journal of Child and Family Studies</w:t>
+      </w:r>
+      <w:r>
+        <w:t xml:space="preserve">,</w:t>
+      </w:r>
+      <w:r>
+        <w:t xml:space="preserve"> </w:t>
+      </w:r>
+      <w:r>
+        <w:rPr>
+          <w:i/>
+          <w:iCs/>
+        </w:rPr>
+        <w:t xml:space="preserve">28</w:t>
+      </w:r>
+      <w:r>
+        <w:t xml:space="preserve">(2), 343–353.</w:t>
+      </w:r>
+      <w:r>
+        <w:t xml:space="preserve"> </w:t>
+      </w:r>
+      <w:hyperlink r:id="rId162">
+        <w:r>
+          <w:rPr>
+            <w:rStyle w:val="Hyperlink"/>
+          </w:rPr>
+          <w:t xml:space="preserve">https://doi.org/10.1007/s10826-018-1272-4</w:t>
+        </w:r>
+      </w:hyperlink>
+    </w:p>
+    <w:bookmarkEnd w:id="163"/>
+    <w:bookmarkStart w:id="164" w:name="ref-Kagan1969"/>
+    <w:p>
+      <w:pPr>
+        <w:pStyle w:val="Bibliography"/>
+      </w:pPr>
+      <w:r>
+        <w:t xml:space="preserve">Kagan, J. (1969). The three faces of continuity in human development. In D. A. Goslin (Ed.),</w:t>
+      </w:r>
+      <w:r>
+        <w:t xml:space="preserve"> </w:t>
+      </w:r>
+      <w:r>
+        <w:rPr>
+          <w:i/>
+          <w:iCs/>
+        </w:rPr>
+        <w:t xml:space="preserve">Handbook of socialization theory and research</w:t>
+      </w:r>
+      <w:r>
+        <w:t xml:space="preserve"> </w:t>
+      </w:r>
+      <w:r>
+        <w:t xml:space="preserve">(pp. 983–1002). Rand McNally.</w:t>
+      </w:r>
+    </w:p>
+    <w:bookmarkEnd w:id="164"/>
+    <w:bookmarkStart w:id="165" w:name="ref-Kagan1971"/>
+    <w:p>
+      <w:pPr>
+        <w:pStyle w:val="Bibliography"/>
+      </w:pPr>
+      <w:r>
+        <w:t xml:space="preserve">Kagan, J. (1971).</w:t>
+      </w:r>
+      <w:r>
+        <w:t xml:space="preserve"> </w:t>
+      </w:r>
+      <w:r>
+        <w:rPr>
+          <w:i/>
+          <w:iCs/>
+        </w:rPr>
+        <w:t xml:space="preserve">Change and continuity in infancy</w:t>
+      </w:r>
+      <w:r>
+        <w:t xml:space="preserve">. Wiley.</w:t>
+      </w:r>
+    </w:p>
+    <w:bookmarkEnd w:id="165"/>
+    <w:bookmarkStart w:id="166" w:name="ref-Kagan1980"/>
+    <w:p>
+      <w:pPr>
+        <w:pStyle w:val="Bibliography"/>
+      </w:pPr>
+      <w:r>
+        <w:t xml:space="preserve">Kagan, J. (1980). Perspectives on continuity. In O. G. Brim Jr. &amp; J. Kagan (Eds.),</w:t>
+      </w:r>
+      <w:r>
+        <w:t xml:space="preserve"> </w:t>
+      </w:r>
+      <w:r>
+        <w:rPr>
+          <w:i/>
+          <w:iCs/>
+        </w:rPr>
+        <w:t xml:space="preserve">Constancy and change in human development</w:t>
+      </w:r>
+      <w:r>
+        <w:t xml:space="preserve"> </w:t>
+      </w:r>
+      <w:r>
+        <w:t xml:space="preserve">(pp. 26–74). Harvard University Press.</w:t>
+      </w:r>
+    </w:p>
+    <w:bookmarkEnd w:id="166"/>
+    <w:bookmarkStart w:id="167" w:name="ref-Kagan1962"/>
+    <w:p>
+      <w:pPr>
+        <w:pStyle w:val="Bibliography"/>
+      </w:pPr>
+      <w:r>
+        <w:t xml:space="preserve">Kagan, J., &amp; Moss, H. A. (1962).</w:t>
+      </w:r>
+      <w:r>
+        <w:t xml:space="preserve"> </w:t>
+      </w:r>
+      <w:r>
+        <w:rPr>
+          <w:i/>
+          <w:iCs/>
+        </w:rPr>
+        <w:t xml:space="preserve">Birth to maturity: A study in psychological development</w:t>
+      </w:r>
+      <w:r>
+        <w:t xml:space="preserve">. Wiley.</w:t>
+      </w:r>
+    </w:p>
+    <w:bookmarkEnd w:id="167"/>
+    <w:bookmarkStart w:id="169" w:name="ref-Kliem2018"/>
+    <w:p>
+      <w:pPr>
+        <w:pStyle w:val="Bibliography"/>
+      </w:pPr>
+      <w:r>
+        <w:t xml:space="preserve">Kliem, S., Heinrichs, N., Lohmann, A., Bussing, R., Schwarzer, G., &amp; Briegel, W. (2018). Dimensional latent structure of early disruptive behavior disorders: A taxometric analysis in preschoolers.</w:t>
+      </w:r>
+      <w:r>
+        <w:t xml:space="preserve"> </w:t>
+      </w:r>
+      <w:r>
+        <w:rPr>
+          <w:i/>
+          <w:iCs/>
+        </w:rPr>
+        <w:t xml:space="preserve">Journal of Abnormal Child Psychology</w:t>
+      </w:r>
+      <w:r>
+        <w:t xml:space="preserve">,</w:t>
+      </w:r>
+      <w:r>
+        <w:t xml:space="preserve"> </w:t>
+      </w:r>
+      <w:r>
+        <w:rPr>
+          <w:i/>
+          <w:iCs/>
+        </w:rPr>
+        <w:t xml:space="preserve">46</w:t>
+      </w:r>
+      <w:r>
+        <w:t xml:space="preserve">, 1385–1394.</w:t>
+      </w:r>
+      <w:r>
+        <w:t xml:space="preserve"> </w:t>
+      </w:r>
+      <w:hyperlink r:id="rId168">
+        <w:r>
+          <w:rPr>
+            <w:rStyle w:val="Hyperlink"/>
+          </w:rPr>
+          <w:t xml:space="preserve">https://doi.org/10.1007/s10802-017-0383-5</w:t>
+        </w:r>
+      </w:hyperlink>
+    </w:p>
+    <w:bookmarkEnd w:id="169"/>
+    <w:bookmarkStart w:id="171" w:name="ref-Kliem2022"/>
+    <w:p>
+      <w:pPr>
+        <w:pStyle w:val="Bibliography"/>
+      </w:pPr>
+      <w:r>
+        <w:t xml:space="preserve">Kliem, S., Krieg, Y., Klatt, T., &amp; Baier, D. (2022). Dimensional latent structure of callous-unemotional traits in german adolescents: Results from taxometric analyses.</w:t>
+      </w:r>
+      <w:r>
+        <w:t xml:space="preserve"> </w:t>
+      </w:r>
+      <w:r>
+        <w:rPr>
+          <w:i/>
+          <w:iCs/>
+        </w:rPr>
+        <w:t xml:space="preserve">Research on Child and Adolescent Psychopathology</w:t>
+      </w:r>
+      <w:r>
+        <w:t xml:space="preserve">,</w:t>
+      </w:r>
+      <w:r>
+        <w:t xml:space="preserve"> </w:t>
+      </w:r>
+      <w:r>
+        <w:rPr>
+          <w:i/>
+          <w:iCs/>
+        </w:rPr>
+        <w:t xml:space="preserve">50</w:t>
+      </w:r>
+      <w:r>
+        <w:t xml:space="preserve">(6), 771–780.</w:t>
+      </w:r>
+      <w:r>
+        <w:t xml:space="preserve"> </w:t>
+      </w:r>
+      <w:hyperlink r:id="rId170">
+        <w:r>
+          <w:rPr>
+            <w:rStyle w:val="Hyperlink"/>
+          </w:rPr>
+          <w:t xml:space="preserve">https://doi.org/10.1007/s10802-021-00885-y</w:t>
+        </w:r>
+      </w:hyperlink>
+    </w:p>
+    <w:bookmarkEnd w:id="171"/>
+    <w:bookmarkStart w:id="173" w:name="ref-Kotov2017"/>
+    <w:p>
+      <w:pPr>
+        <w:pStyle w:val="Bibliography"/>
+      </w:pPr>
+      <w:r>
+        <w:t xml:space="preserve">Kotov, R., Krueger, R. F., Watson, D., Achenbach, T. M., Althoff, R. R., Bagby, R. M., Brown, T. A., Carpenter, W. T., Caspi, A., Clark, L. A., Eaton, N. R., Forbes, M. K., Forbush, K. T., Goldberg, D., Hasin, D., Hyman, S. E., Ivanova, M. Y., Lynam, D. R., Markon, K., … Zimmerman, M. (2017). The hierarchical taxonomy of psychopathology (</w:t>
+      </w:r>
+      <w:r>
+        <w:t xml:space="preserve">HiTOP</w:t>
+      </w:r>
+      <w:r>
+        <w:t xml:space="preserve">): A dimensional alternative to traditional nosologies.</w:t>
+      </w:r>
+      <w:r>
+        <w:t xml:space="preserve"> </w:t>
+      </w:r>
+      <w:r>
+        <w:rPr>
+          <w:i/>
+          <w:iCs/>
+        </w:rPr>
+        <w:t xml:space="preserve">Journal of Abnormal Psychology</w:t>
+      </w:r>
+      <w:r>
+        <w:t xml:space="preserve">,</w:t>
+      </w:r>
+      <w:r>
+        <w:t xml:space="preserve"> </w:t>
+      </w:r>
+      <w:r>
+        <w:rPr>
+          <w:i/>
+          <w:iCs/>
+        </w:rPr>
+        <w:t xml:space="preserve">126</w:t>
+      </w:r>
+      <w:r>
+        <w:t xml:space="preserve">(4), 454–477.</w:t>
+      </w:r>
+      <w:r>
+        <w:t xml:space="preserve"> </w:t>
+      </w:r>
+      <w:hyperlink r:id="rId172">
+        <w:r>
+          <w:rPr>
+            <w:rStyle w:val="Hyperlink"/>
+          </w:rPr>
+          <w:t xml:space="preserve">https://doi.org/10.1037/abn0000258</w:t>
+        </w:r>
+      </w:hyperlink>
+    </w:p>
+    <w:bookmarkEnd w:id="173"/>
+    <w:bookmarkStart w:id="175" w:name="ref-Krueger2016"/>
+    <w:p>
+      <w:pPr>
+        <w:pStyle w:val="Bibliography"/>
+      </w:pPr>
+      <w:r>
+        <w:t xml:space="preserve">Krueger, R. F., &amp; DeYoung, C. G. (2016). The RDoC initiative and the structure of psychopathology.</w:t>
+      </w:r>
+      <w:r>
+        <w:t xml:space="preserve"> </w:t>
+      </w:r>
+      <w:r>
+        <w:rPr>
+          <w:i/>
+          <w:iCs/>
+        </w:rPr>
+        <w:t xml:space="preserve">Psychophysiology</w:t>
+      </w:r>
+      <w:r>
+        <w:t xml:space="preserve">,</w:t>
+      </w:r>
+      <w:r>
+        <w:t xml:space="preserve"> </w:t>
+      </w:r>
+      <w:r>
+        <w:rPr>
+          <w:i/>
+          <w:iCs/>
+        </w:rPr>
+        <w:t xml:space="preserve">53</w:t>
+      </w:r>
+      <w:r>
+        <w:t xml:space="preserve">(3), 351–354.</w:t>
+      </w:r>
+      <w:r>
+        <w:t xml:space="preserve"> </w:t>
+      </w:r>
+      <w:hyperlink r:id="rId174">
+        <w:r>
+          <w:rPr>
+            <w:rStyle w:val="Hyperlink"/>
+          </w:rPr>
+          <w:t xml:space="preserve">https://doi.org/10.1111/psyp.12551</w:t>
+        </w:r>
+      </w:hyperlink>
+    </w:p>
+    <w:bookmarkEnd w:id="175"/>
+    <w:bookmarkStart w:id="177" w:name="ref-Krueger2021"/>
+    <w:p>
+      <w:pPr>
+        <w:pStyle w:val="Bibliography"/>
+      </w:pPr>
+      <w:r>
+        <w:t xml:space="preserve">Krueger, R. F., Hobbs, K. A., Conway, C. C., Dick, D. M., Dretsch, M. N., Eaton, N. R., Forbes, M. K., Forbush, K. T., Keyes, K. M., Latzman, R. D., Michelini, G., Patrick, C. J., Sellbom, M., Slade, T., South, S. C., Sunderland, M., Tackett, J. L., Waldman, I., Waszczuk, M. A., … Workgroup, H. U. (2021). Validity and utility of hierarchical taxonomy of psychopathology (</w:t>
+      </w:r>
+      <w:r>
+        <w:t xml:space="preserve">HiTOP</w:t>
+      </w:r>
+      <w:r>
+        <w:t xml:space="preserve">):</w:t>
+      </w:r>
+      <w:r>
+        <w:t xml:space="preserve"> </w:t>
+      </w:r>
+      <w:r>
+        <w:t xml:space="preserve">II</w:t>
+      </w:r>
+      <w:r>
+        <w:t xml:space="preserve">. Externalizing superspectrum.</w:t>
+      </w:r>
+      <w:r>
+        <w:t xml:space="preserve"> </w:t>
+      </w:r>
+      <w:r>
+        <w:rPr>
+          <w:i/>
+          <w:iCs/>
+        </w:rPr>
+        <w:t xml:space="preserve">World Psychiatry</w:t>
+      </w:r>
+      <w:r>
+        <w:t xml:space="preserve">,</w:t>
+      </w:r>
+      <w:r>
+        <w:t xml:space="preserve"> </w:t>
+      </w:r>
+      <w:r>
+        <w:rPr>
+          <w:i/>
+          <w:iCs/>
+        </w:rPr>
+        <w:t xml:space="preserve">20</w:t>
+      </w:r>
+      <w:r>
+        <w:t xml:space="preserve">(2), 171–193.</w:t>
+      </w:r>
+      <w:r>
+        <w:t xml:space="preserve"> </w:t>
+      </w:r>
+      <w:hyperlink r:id="rId176">
+        <w:r>
+          <w:rPr>
+            <w:rStyle w:val="Hyperlink"/>
+          </w:rPr>
+          <w:t xml:space="preserve">https://doi.org/10.1002/wps.20844</w:t>
+        </w:r>
+      </w:hyperlink>
+    </w:p>
+    <w:bookmarkEnd w:id="177"/>
+    <w:bookmarkStart w:id="179" w:name="ref-Krueger2011"/>
+    <w:p>
+      <w:pPr>
+        <w:pStyle w:val="Bibliography"/>
+      </w:pPr>
+      <w:r>
+        <w:t xml:space="preserve">Krueger, R. F., &amp; Markon, K. E. (2011). A dimensional-spectrum model of psychopathology: Progress and opportunities.</w:t>
+      </w:r>
+      <w:r>
+        <w:t xml:space="preserve"> </w:t>
+      </w:r>
+      <w:r>
+        <w:rPr>
+          <w:i/>
+          <w:iCs/>
+        </w:rPr>
+        <w:t xml:space="preserve">Archives of General Psychiatry</w:t>
+      </w:r>
+      <w:r>
+        <w:t xml:space="preserve">,</w:t>
+      </w:r>
+      <w:r>
+        <w:t xml:space="preserve"> </w:t>
+      </w:r>
+      <w:r>
+        <w:rPr>
+          <w:i/>
+          <w:iCs/>
+        </w:rPr>
+        <w:t xml:space="preserve">68</w:t>
+      </w:r>
+      <w:r>
+        <w:t xml:space="preserve">(1), 10–11.</w:t>
+      </w:r>
+      <w:r>
+        <w:t xml:space="preserve"> </w:t>
+      </w:r>
+      <w:hyperlink r:id="rId178">
+        <w:r>
+          <w:rPr>
+            <w:rStyle w:val="Hyperlink"/>
+          </w:rPr>
+          <w:t xml:space="preserve">https://doi.org/10.1001/archgenpsychiatry.2010.188</w:t>
+        </w:r>
+      </w:hyperlink>
+    </w:p>
+    <w:bookmarkEnd w:id="179"/>
+    <w:bookmarkStart w:id="181" w:name="ref-Krueger2007"/>
+    <w:p>
+      <w:pPr>
+        <w:pStyle w:val="Bibliography"/>
+      </w:pPr>
+      <w:r>
+        <w:t xml:space="preserve">Krueger, R. F., Markon, K. E., Patrick, C. J., Benning, S. D., &amp; Kramer, M. D. (2007). Linking antisocial behavior, substance use, and personality: An integrative quantitative model of the adult externalizing spectrum.</w:t>
+      </w:r>
+      <w:r>
+        <w:t xml:space="preserve"> </w:t>
+      </w:r>
+      <w:r>
+        <w:rPr>
+          <w:i/>
+          <w:iCs/>
+        </w:rPr>
+        <w:t xml:space="preserve">Journal of Abnormal Psychology</w:t>
+      </w:r>
+      <w:r>
+        <w:t xml:space="preserve">,</w:t>
+      </w:r>
+      <w:r>
+        <w:t xml:space="preserve"> </w:t>
+      </w:r>
+      <w:r>
+        <w:rPr>
+          <w:i/>
+          <w:iCs/>
+        </w:rPr>
+        <w:t xml:space="preserve">116</w:t>
+      </w:r>
+      <w:r>
+        <w:t xml:space="preserve">(4), 645–666.</w:t>
+      </w:r>
+      <w:r>
+        <w:t xml:space="preserve"> </w:t>
+      </w:r>
+      <w:hyperlink r:id="rId180">
+        <w:r>
+          <w:rPr>
+            <w:rStyle w:val="Hyperlink"/>
+          </w:rPr>
+          <w:t xml:space="preserve">https://doi.org/10.1037/0021-843X.116.4.645</w:t>
+        </w:r>
+      </w:hyperlink>
+    </w:p>
+    <w:bookmarkEnd w:id="181"/>
+    <w:bookmarkStart w:id="183" w:name="ref-Krueger2005"/>
+    <w:p>
+      <w:pPr>
+        <w:pStyle w:val="Bibliography"/>
+      </w:pPr>
+      <w:r>
+        <w:t xml:space="preserve">Krueger, R. F., Markon, K. E., Patrick, C. J., &amp; Iacono, W. G. (2005). Externalizing psychopathology in adulthood: A dimensional-spectrum conceptualization and its implications for DSM-v.</w:t>
+      </w:r>
+      <w:r>
+        <w:t xml:space="preserve"> </w:t>
+      </w:r>
+      <w:r>
+        <w:rPr>
+          <w:i/>
+          <w:iCs/>
+        </w:rPr>
+        <w:t xml:space="preserve">Journal of Abnormal Psychology</w:t>
+      </w:r>
+      <w:r>
+        <w:t xml:space="preserve">,</w:t>
+      </w:r>
+      <w:r>
+        <w:t xml:space="preserve"> </w:t>
+      </w:r>
+      <w:r>
+        <w:rPr>
+          <w:i/>
+          <w:iCs/>
+        </w:rPr>
+        <w:t xml:space="preserve">114</w:t>
+      </w:r>
+      <w:r>
+        <w:t xml:space="preserve">(4), 537–550.</w:t>
+      </w:r>
+      <w:r>
+        <w:t xml:space="preserve"> </w:t>
+      </w:r>
+      <w:hyperlink r:id="rId182">
+        <w:r>
+          <w:rPr>
+            <w:rStyle w:val="Hyperlink"/>
+          </w:rPr>
+          <w:t xml:space="preserve">https://doi.org/10.1037/0021-843x.114.4.537</w:t>
+        </w:r>
+      </w:hyperlink>
+    </w:p>
+    <w:bookmarkEnd w:id="183"/>
+    <w:bookmarkStart w:id="185" w:name="ref-Krueger2004"/>
+    <w:p>
+      <w:pPr>
+        <w:pStyle w:val="Bibliography"/>
+      </w:pPr>
+      <w:r>
+        <w:t xml:space="preserve">Krueger, R. F., Nichol, P. E., Hicks, B. M., Markon, K. E., Patrick, C. J., lacono, W. G., &amp; McGue, M.</w:t>
+      </w:r>
+      <w:r>
+        <w:t xml:space="preserve"> (2004). Using latent trait modeling to conceptualize an alcohol problems continuum.</w:t>
+      </w:r>
+      <w:r>
+        <w:t xml:space="preserve"> </w:t>
+      </w:r>
+      <w:r>
+        <w:rPr>
+          <w:i/>
+          <w:iCs/>
+        </w:rPr>
+        <w:t xml:space="preserve">Psychological Assessment</w:t>
+      </w:r>
+      <w:r>
+        <w:t xml:space="preserve">,</w:t>
+      </w:r>
+      <w:r>
+        <w:t xml:space="preserve"> </w:t>
+      </w:r>
+      <w:r>
+        <w:rPr>
+          <w:i/>
+          <w:iCs/>
+        </w:rPr>
+        <w:t xml:space="preserve">16</w:t>
+      </w:r>
+      <w:r>
+        <w:t xml:space="preserve">(2), 107–119.</w:t>
+      </w:r>
+      <w:r>
+        <w:t xml:space="preserve"> </w:t>
+      </w:r>
+      <w:hyperlink r:id="rId184">
+        <w:r>
+          <w:rPr>
+            <w:rStyle w:val="Hyperlink"/>
+          </w:rPr>
+          <w:t xml:space="preserve">https://doi.org/10.1037/1040-3590.16.2.107</w:t>
+        </w:r>
+      </w:hyperlink>
+    </w:p>
+    <w:bookmarkEnd w:id="185"/>
+    <w:bookmarkStart w:id="187" w:name="ref-Krueger2002"/>
+    <w:p>
+      <w:pPr>
+        <w:pStyle w:val="Bibliography"/>
+      </w:pPr>
+      <w:r>
+        <w:t xml:space="preserve">Krueger, R. F., &amp; Piasecki, T. M. (2002). Toward a dimensional and psychometrically-informed approach to conceptualizing psychopathology.</w:t>
+      </w:r>
+      <w:r>
+        <w:t xml:space="preserve"> </w:t>
+      </w:r>
+      <w:r>
+        <w:rPr>
+          <w:i/>
+          <w:iCs/>
+        </w:rPr>
+        <w:t xml:space="preserve">Behaviour Research and Therapy</w:t>
+      </w:r>
+      <w:r>
+        <w:t xml:space="preserve">,</w:t>
+      </w:r>
+      <w:r>
+        <w:t xml:space="preserve"> </w:t>
+      </w:r>
+      <w:r>
+        <w:rPr>
+          <w:i/>
+          <w:iCs/>
+        </w:rPr>
+        <w:t xml:space="preserve">40</w:t>
+      </w:r>
+      <w:r>
+        <w:t xml:space="preserve">(5), 485–499.</w:t>
+      </w:r>
+      <w:r>
+        <w:t xml:space="preserve"> </w:t>
+      </w:r>
+      <w:hyperlink r:id="rId186">
+        <w:r>
+          <w:rPr>
+            <w:rStyle w:val="Hyperlink"/>
+          </w:rPr>
+          <w:t xml:space="preserve">https://doi.org/10.1016/S0005-7967(02)00016-5</w:t>
+        </w:r>
+      </w:hyperlink>
+    </w:p>
+    <w:bookmarkEnd w:id="187"/>
+    <w:bookmarkStart w:id="189" w:name="ref-Lansford2010"/>
+    <w:p>
+      <w:pPr>
+        <w:pStyle w:val="Bibliography"/>
+      </w:pPr>
+      <w:r>
+        <w:t xml:space="preserve">Lansford, J. E., Malone, P. S., Dodge, K. A., Pettit, G. S., &amp; Bates, J. E. (2010). Developmental cascades of peer rejection, social information processing biases, and aggression during middle childhood.</w:t>
+      </w:r>
+      <w:r>
+        <w:t xml:space="preserve"> </w:t>
+      </w:r>
+      <w:r>
+        <w:rPr>
+          <w:i/>
+          <w:iCs/>
+        </w:rPr>
+        <w:t xml:space="preserve">Development and Psychopathology</w:t>
+      </w:r>
+      <w:r>
+        <w:t xml:space="preserve">,</w:t>
+      </w:r>
+      <w:r>
+        <w:t xml:space="preserve"> </w:t>
+      </w:r>
+      <w:r>
+        <w:rPr>
+          <w:i/>
+          <w:iCs/>
+        </w:rPr>
+        <w:t xml:space="preserve">22</w:t>
+      </w:r>
+      <w:r>
+        <w:t xml:space="preserve">(3), 593–602.</w:t>
+      </w:r>
+      <w:r>
+        <w:t xml:space="preserve"> </w:t>
+      </w:r>
+      <w:hyperlink r:id="rId188">
+        <w:r>
+          <w:rPr>
+            <w:rStyle w:val="Hyperlink"/>
+          </w:rPr>
+          <w:t xml:space="preserve">https://doi.org/10.1017/S0954579410000301</w:t>
+        </w:r>
+      </w:hyperlink>
+    </w:p>
+    <w:bookmarkEnd w:id="189"/>
+    <w:bookmarkStart w:id="191" w:name="ref-Markon2011"/>
+    <w:p>
+      <w:pPr>
+        <w:pStyle w:val="Bibliography"/>
+      </w:pPr>
+      <w:r>
+        <w:t xml:space="preserve">Markon, K. E., Chmielewski, M., &amp; Miller, C. J. (2011). The reliability and validity of discrete and continuous measures of psychopathology: A quantitative review.</w:t>
+      </w:r>
+      <w:r>
+        <w:t xml:space="preserve"> </w:t>
+      </w:r>
+      <w:r>
+        <w:rPr>
+          <w:i/>
+          <w:iCs/>
+        </w:rPr>
+        <w:t xml:space="preserve">Psychological Bulletin</w:t>
+      </w:r>
+      <w:r>
+        <w:t xml:space="preserve">,</w:t>
+      </w:r>
+      <w:r>
+        <w:t xml:space="preserve"> </w:t>
+      </w:r>
+      <w:r>
+        <w:rPr>
+          <w:i/>
+          <w:iCs/>
+        </w:rPr>
+        <w:t xml:space="preserve">137</w:t>
+      </w:r>
+      <w:r>
+        <w:t xml:space="preserve">(5), 856–879.</w:t>
+      </w:r>
+      <w:r>
+        <w:t xml:space="preserve"> </w:t>
+      </w:r>
+      <w:hyperlink r:id="rId190">
+        <w:r>
+          <w:rPr>
+            <w:rStyle w:val="Hyperlink"/>
+          </w:rPr>
+          <w:t xml:space="preserve">https://doi.org/10.1037/a0023678</w:t>
+        </w:r>
+      </w:hyperlink>
+    </w:p>
+    <w:bookmarkEnd w:id="191"/>
+    <w:bookmarkStart w:id="193" w:name="ref-Markon2005"/>
+    <w:p>
+      <w:pPr>
+        <w:pStyle w:val="Bibliography"/>
+      </w:pPr>
+      <w:r>
+        <w:t xml:space="preserve">Markon, K. E., &amp; Krueger, R. F. (2005). Categorical and continuous models of liability to externalizing disorders: A direct comparison in NESARC.</w:t>
+      </w:r>
+      <w:r>
+        <w:t xml:space="preserve"> </w:t>
+      </w:r>
+      <w:r>
+        <w:rPr>
+          <w:i/>
+          <w:iCs/>
+        </w:rPr>
+        <w:t xml:space="preserve">Archives of General Psychiatry</w:t>
+      </w:r>
+      <w:r>
+        <w:t xml:space="preserve">,</w:t>
+      </w:r>
+      <w:r>
+        <w:t xml:space="preserve"> </w:t>
+      </w:r>
+      <w:r>
+        <w:rPr>
+          <w:i/>
+          <w:iCs/>
+        </w:rPr>
+        <w:t xml:space="preserve">62</w:t>
+      </w:r>
+      <w:r>
+        <w:t xml:space="preserve">(12), 1352–1359.</w:t>
+      </w:r>
+      <w:r>
+        <w:t xml:space="preserve"> </w:t>
+      </w:r>
+      <w:hyperlink r:id="rId192">
+        <w:r>
+          <w:rPr>
+            <w:rStyle w:val="Hyperlink"/>
+          </w:rPr>
+          <w:t xml:space="preserve">https://doi.org/10.1001/archpsyc.62.12.1352</w:t>
+        </w:r>
+      </w:hyperlink>
+    </w:p>
+    <w:bookmarkEnd w:id="193"/>
+    <w:bookmarkStart w:id="195" w:name="ref-Miller2009"/>
+    <w:p>
+      <w:pPr>
+        <w:pStyle w:val="Bibliography"/>
+      </w:pPr>
+      <w:r>
+        <w:t xml:space="preserve">Miller, J. L., Vaillancourt, T., &amp; Boyle, M. H. (2009). Examining the heterotypic continuity of aggression using teacher reports: Results from a national canadian study.</w:t>
+      </w:r>
+      <w:r>
+        <w:t xml:space="preserve"> </w:t>
+      </w:r>
+      <w:r>
+        <w:rPr>
+          <w:i/>
+          <w:iCs/>
+        </w:rPr>
+        <w:t xml:space="preserve">Social Development</w:t>
+      </w:r>
+      <w:r>
+        <w:t xml:space="preserve">,</w:t>
+      </w:r>
+      <w:r>
+        <w:t xml:space="preserve"> </w:t>
+      </w:r>
+      <w:r>
+        <w:rPr>
+          <w:i/>
+          <w:iCs/>
+        </w:rPr>
+        <w:t xml:space="preserve">18</w:t>
+      </w:r>
+      <w:r>
+        <w:t xml:space="preserve">(1), 164–180.</w:t>
+      </w:r>
+      <w:r>
+        <w:t xml:space="preserve"> </w:t>
+      </w:r>
+      <w:hyperlink r:id="rId194">
+        <w:r>
+          <w:rPr>
+            <w:rStyle w:val="Hyperlink"/>
+          </w:rPr>
+          <w:t xml:space="preserve">https://doi.org/10.1111/j.1467-9507.2008.00480.x</w:t>
+        </w:r>
+      </w:hyperlink>
+    </w:p>
+    <w:bookmarkEnd w:id="195"/>
+    <w:bookmarkStart w:id="197" w:name="ref-Mineo2017"/>
+    <w:p>
+      <w:pPr>
+        <w:pStyle w:val="Bibliography"/>
+      </w:pPr>
+      <w:r>
+        <w:t xml:space="preserve">Mineo, L. (2017).</w:t>
+      </w:r>
+      <w:r>
+        <w:t xml:space="preserve"> </w:t>
+      </w:r>
+      <w:r>
+        <w:rPr>
+          <w:i/>
+          <w:iCs/>
+        </w:rPr>
+        <w:t xml:space="preserve">Good genes are nice, but joy is better</w:t>
+      </w:r>
+      <w:r>
+        <w:t xml:space="preserve">.</w:t>
+      </w:r>
+      <w:r>
+        <w:t xml:space="preserve"> </w:t>
+      </w:r>
+      <w:hyperlink r:id="rId196">
+        <w:r>
+          <w:rPr>
+            <w:rStyle w:val="Hyperlink"/>
+          </w:rPr>
+          <w:t xml:space="preserve">https://news.harvard.edu/gazette/story/2017/04/over-nearly-80-years-harvard-study-has-been-showing-how-to-live-a-healthy-and-happy-life/</w:t>
+        </w:r>
+      </w:hyperlink>
+    </w:p>
+    <w:bookmarkEnd w:id="197"/>
+    <w:bookmarkStart w:id="199" w:name="ref-Moffitt1993"/>
+    <w:p>
+      <w:pPr>
+        <w:pStyle w:val="Bibliography"/>
+      </w:pPr>
+      <w:r>
+        <w:t xml:space="preserve">Moffitt, T. E. (1993). Adolescence-limited and life-course-persistent antisocial behavior: A developmental taxonomy.</w:t>
+      </w:r>
+      <w:r>
+        <w:t xml:space="preserve"> </w:t>
+      </w:r>
+      <w:r>
+        <w:rPr>
+          <w:i/>
+          <w:iCs/>
+        </w:rPr>
+        <w:t xml:space="preserve">Psychological Review</w:t>
+      </w:r>
+      <w:r>
+        <w:t xml:space="preserve">,</w:t>
+      </w:r>
+      <w:r>
+        <w:t xml:space="preserve"> </w:t>
+      </w:r>
+      <w:r>
+        <w:rPr>
+          <w:i/>
+          <w:iCs/>
+        </w:rPr>
+        <w:t xml:space="preserve">100</w:t>
+      </w:r>
+      <w:r>
+        <w:t xml:space="preserve">(4), 674–701.</w:t>
+      </w:r>
+      <w:r>
+        <w:t xml:space="preserve"> </w:t>
+      </w:r>
+      <w:hyperlink r:id="rId198">
+        <w:r>
+          <w:rPr>
+            <w:rStyle w:val="Hyperlink"/>
+          </w:rPr>
+          <w:t xml:space="preserve">https://doi.org/10.1037/0033-295X.100.4.674</w:t>
+        </w:r>
+      </w:hyperlink>
+    </w:p>
+    <w:bookmarkEnd w:id="199"/>
+    <w:bookmarkStart w:id="201" w:name="ref-Moffitt2011"/>
+    <w:p>
+      <w:pPr>
+        <w:pStyle w:val="Bibliography"/>
+      </w:pPr>
+      <w:r>
+        <w:t xml:space="preserve">Moffitt, T. E., Arseneault, L., Belsky, D. W., Dickson, N., Hancox, R. J., Harrington, H., Houts, R., Poulton, R., Roberts, B. W., Ross, S., Sears, M. R., Thomson, W. M., &amp; Caspi, A. (2011). A gradient of childhood self-control predicts health, wealth, and public safety.</w:t>
+      </w:r>
+      <w:r>
+        <w:t xml:space="preserve"> </w:t>
+      </w:r>
+      <w:r>
+        <w:rPr>
+          <w:i/>
+          <w:iCs/>
+        </w:rPr>
+        <w:t xml:space="preserve">Proceedings of the National Academy of Sciences</w:t>
+      </w:r>
+      <w:r>
+        <w:t xml:space="preserve">,</w:t>
+      </w:r>
+      <w:r>
+        <w:t xml:space="preserve"> </w:t>
+      </w:r>
+      <w:r>
+        <w:rPr>
+          <w:i/>
+          <w:iCs/>
+        </w:rPr>
+        <w:t xml:space="preserve">108</w:t>
+      </w:r>
+      <w:r>
+        <w:t xml:space="preserve">(7), 2693–2698.</w:t>
+      </w:r>
+      <w:r>
+        <w:t xml:space="preserve"> </w:t>
+      </w:r>
+      <w:hyperlink r:id="rId200">
+        <w:r>
+          <w:rPr>
+            <w:rStyle w:val="Hyperlink"/>
+          </w:rPr>
+          <w:t xml:space="preserve">https://doi.org/10.1073/pnas.1010076108</w:t>
+        </w:r>
+      </w:hyperlink>
+    </w:p>
+    <w:bookmarkEnd w:id="201"/>
+    <w:bookmarkStart w:id="203" w:name="ref-Moss1964"/>
+    <w:p>
+      <w:pPr>
+        <w:pStyle w:val="Bibliography"/>
+      </w:pPr>
+      <w:r>
+        <w:t xml:space="preserve">Moss, H. A., &amp; Kagan, J. (1964). Report on personality consistency and change from the</w:t>
+      </w:r>
+      <w:r>
+        <w:t xml:space="preserve"> </w:t>
+      </w:r>
+      <w:r>
+        <w:t xml:space="preserve">Fels Longitudinal Study</w:t>
+      </w:r>
+      <w:r>
+        <w:t xml:space="preserve">.</w:t>
+      </w:r>
+      <w:r>
+        <w:t xml:space="preserve"> </w:t>
+      </w:r>
+      <w:r>
+        <w:rPr>
+          <w:i/>
+          <w:iCs/>
+        </w:rPr>
+        <w:t xml:space="preserve">Vita Humana</w:t>
+      </w:r>
+      <w:r>
+        <w:t xml:space="preserve">,</w:t>
+      </w:r>
+      <w:r>
+        <w:t xml:space="preserve"> </w:t>
+      </w:r>
+      <w:r>
+        <w:rPr>
+          <w:i/>
+          <w:iCs/>
+        </w:rPr>
+        <w:t xml:space="preserve">7</w:t>
+      </w:r>
+      <w:r>
+        <w:t xml:space="preserve">(2), 127–138.</w:t>
+      </w:r>
+      <w:r>
+        <w:t xml:space="preserve"> </w:t>
+      </w:r>
+      <w:hyperlink r:id="rId202">
+        <w:r>
+          <w:rPr>
+            <w:rStyle w:val="Hyperlink"/>
+          </w:rPr>
+          <w:t xml:space="preserve">https://doi.org/10.1159/000270073</w:t>
+        </w:r>
+      </w:hyperlink>
+    </w:p>
+    <w:bookmarkEnd w:id="203"/>
+    <w:bookmarkStart w:id="205" w:name="ref-Nivison2024"/>
+    <w:p>
+      <w:pPr>
+        <w:pStyle w:val="Bibliography"/>
+      </w:pPr>
+      <w:r>
+        <w:t xml:space="preserve">Nivison, M. D., Labella, M. H., Raby, K. L., Doom, J. R., Martin, J., Johnson, W. F., Zamir, O., Englund, M. M., Simpson, J. A., Carlson, E. A., &amp; Roisman, G. I. (2024). Insights into child abuse and neglect: Findings from the</w:t>
+      </w:r>
+      <w:r>
+        <w:t xml:space="preserve"> </w:t>
+      </w:r>
+      <w:r>
+        <w:t xml:space="preserve">Minnesota Longitudinal Study of Risk and Adaptation</w:t>
+      </w:r>
+      <w:r>
+        <w:t xml:space="preserve">.</w:t>
+      </w:r>
+      <w:r>
+        <w:t xml:space="preserve"> </w:t>
+      </w:r>
+      <w:r>
+        <w:rPr>
+          <w:i/>
+          <w:iCs/>
+        </w:rPr>
+        <w:t xml:space="preserve">Development and Psychopathology</w:t>
+      </w:r>
+      <w:r>
+        <w:t xml:space="preserve">,</w:t>
+      </w:r>
+      <w:r>
+        <w:t xml:space="preserve"> </w:t>
+      </w:r>
+      <w:r>
+        <w:rPr>
+          <w:i/>
+          <w:iCs/>
+        </w:rPr>
+        <w:t xml:space="preserve">36</w:t>
+      </w:r>
+      <w:r>
+        <w:t xml:space="preserve">(5), 2499–2511.</w:t>
+      </w:r>
+      <w:r>
+        <w:t xml:space="preserve"> </w:t>
+      </w:r>
+      <w:hyperlink r:id="rId204">
+        <w:r>
+          <w:rPr>
+            <w:rStyle w:val="Hyperlink"/>
+          </w:rPr>
+          <w:t xml:space="preserve">https://doi.org/10.1017/S0954579424000865</w:t>
+        </w:r>
+      </w:hyperlink>
+    </w:p>
+    <w:bookmarkEnd w:id="205"/>
+    <w:bookmarkStart w:id="207" w:name="ref-Odgers2008"/>
+    <w:p>
+      <w:pPr>
+        <w:pStyle w:val="Bibliography"/>
+      </w:pPr>
+      <w:r>
+        <w:t xml:space="preserve">Odgers, C. L., Moffitt, T. E., Broadbent, J. M., Dickson, N., Hancox, R. J., Harrington, H., Poulton, R., Sears, M. R., Thomson, W. M., &amp; Caspi, A. (2008). Female and male antisocial trajectories: From childhood origins to adult outcomes.</w:t>
+      </w:r>
+      <w:r>
+        <w:t xml:space="preserve"> </w:t>
+      </w:r>
+      <w:r>
+        <w:rPr>
+          <w:i/>
+          <w:iCs/>
+        </w:rPr>
+        <w:t xml:space="preserve">Development and Psychopathology</w:t>
+      </w:r>
+      <w:r>
+        <w:t xml:space="preserve">,</w:t>
+      </w:r>
+      <w:r>
+        <w:t xml:space="preserve"> </w:t>
+      </w:r>
+      <w:r>
+        <w:rPr>
+          <w:i/>
+          <w:iCs/>
+        </w:rPr>
+        <w:t xml:space="preserve">20</w:t>
+      </w:r>
+      <w:r>
+        <w:t xml:space="preserve">(2), 673–716.</w:t>
+      </w:r>
+      <w:r>
+        <w:t xml:space="preserve"> </w:t>
+      </w:r>
+      <w:hyperlink r:id="rId206">
+        <w:r>
+          <w:rPr>
+            <w:rStyle w:val="Hyperlink"/>
+          </w:rPr>
+          <w:t xml:space="preserve">https://doi.org/10.1017/S0954579408000333</w:t>
+        </w:r>
+      </w:hyperlink>
+    </w:p>
+    <w:bookmarkEnd w:id="207"/>
+    <w:bookmarkStart w:id="209" w:name="ref-Paalman2013"/>
+    <w:p>
+      <w:pPr>
+        <w:pStyle w:val="Bibliography"/>
+      </w:pPr>
+      <w:r>
+        <w:t xml:space="preserve">Paalman, C. H., Terwee, C. B., Jansma, E. P., &amp; Jansen, L. M. C. (2013). Instruments measuring externalizing mental health problems in immigrant ethnic minority youths: A systematic review of measurement properties.</w:t>
+      </w:r>
+      <w:r>
+        <w:t xml:space="preserve"> </w:t>
+      </w:r>
+      <w:r>
+        <w:rPr>
+          <w:i/>
+          <w:iCs/>
+        </w:rPr>
+        <w:t xml:space="preserve">PLOS ONE</w:t>
+      </w:r>
+      <w:r>
+        <w:t xml:space="preserve">,</w:t>
+      </w:r>
+      <w:r>
+        <w:t xml:space="preserve"> </w:t>
+      </w:r>
+      <w:r>
+        <w:rPr>
+          <w:i/>
+          <w:iCs/>
+        </w:rPr>
+        <w:t xml:space="preserve">8</w:t>
+      </w:r>
+      <w:r>
+        <w:t xml:space="preserve">(5), e63109.</w:t>
+      </w:r>
+      <w:r>
+        <w:t xml:space="preserve"> </w:t>
+      </w:r>
+      <w:hyperlink r:id="rId208">
+        <w:r>
+          <w:rPr>
+            <w:rStyle w:val="Hyperlink"/>
+          </w:rPr>
+          <w:t xml:space="preserve">https://doi.org/10.1371/journal.pone.0063109</w:t>
+        </w:r>
+      </w:hyperlink>
+    </w:p>
+    <w:bookmarkEnd w:id="209"/>
+    <w:bookmarkStart w:id="211" w:name="ref-Patterson1993"/>
+    <w:p>
+      <w:pPr>
+        <w:pStyle w:val="Bibliography"/>
+      </w:pPr>
+      <w:r>
+        <w:t xml:space="preserve">Patterson, G. R. (1993). Orderly change in a stable world: The antisocial trait as a chimera.</w:t>
+      </w:r>
+      <w:r>
+        <w:t xml:space="preserve"> </w:t>
+      </w:r>
+      <w:r>
+        <w:rPr>
+          <w:i/>
+          <w:iCs/>
+        </w:rPr>
+        <w:t xml:space="preserve">Journal of Consulting and Clinical Psychology</w:t>
+      </w:r>
+      <w:r>
+        <w:t xml:space="preserve">,</w:t>
+      </w:r>
+      <w:r>
+        <w:t xml:space="preserve"> </w:t>
+      </w:r>
+      <w:r>
+        <w:rPr>
+          <w:i/>
+          <w:iCs/>
+        </w:rPr>
+        <w:t xml:space="preserve">61</w:t>
+      </w:r>
+      <w:r>
+        <w:t xml:space="preserve">(6), 911–919.</w:t>
+      </w:r>
+      <w:r>
+        <w:t xml:space="preserve"> </w:t>
+      </w:r>
+      <w:hyperlink r:id="rId210">
+        <w:r>
+          <w:rPr>
+            <w:rStyle w:val="Hyperlink"/>
+          </w:rPr>
+          <w:t xml:space="preserve">https://doi.org/10.1037/0022-006X.61.6.911</w:t>
+        </w:r>
+      </w:hyperlink>
+    </w:p>
+    <w:bookmarkEnd w:id="211"/>
+    <w:bookmarkStart w:id="213" w:name="ref-Pavlovich2026"/>
+    <w:p>
+      <w:pPr>
+        <w:pStyle w:val="Bibliography"/>
+      </w:pPr>
+      <w:r>
+        <w:t xml:space="preserve">Pavlovich, K., Tiego, J., Constable, T., Fornito, A., &amp; Imaging, M. B. (2026). Assessing the psychometric properties of the child behavior checklist in the ABCD study.</w:t>
+      </w:r>
+      <w:r>
+        <w:t xml:space="preserve"> </w:t>
+      </w:r>
+      <w:r>
+        <w:rPr>
+          <w:i/>
+          <w:iCs/>
+        </w:rPr>
+        <w:t xml:space="preserve">Developmental Science</w:t>
+      </w:r>
+      <w:r>
+        <w:t xml:space="preserve">,</w:t>
+      </w:r>
+      <w:r>
+        <w:t xml:space="preserve"> </w:t>
+      </w:r>
+      <w:r>
+        <w:rPr>
+          <w:i/>
+          <w:iCs/>
+        </w:rPr>
+        <w:t xml:space="preserve">29</w:t>
+      </w:r>
+      <w:r>
+        <w:t xml:space="preserve">(4), e70216.</w:t>
+      </w:r>
+      <w:r>
+        <w:t xml:space="preserve"> </w:t>
+      </w:r>
+      <w:hyperlink r:id="rId212">
+        <w:r>
+          <w:rPr>
+            <w:rStyle w:val="Hyperlink"/>
+          </w:rPr>
+          <w:t xml:space="preserve">https://doi.org/10.1111/desc.70216</w:t>
+        </w:r>
+      </w:hyperlink>
+    </w:p>
+    <w:bookmarkEnd w:id="213"/>
+    <w:bookmarkStart w:id="215" w:name="ref-Petersen2024"/>
+    <w:p>
+      <w:pPr>
+        <w:pStyle w:val="Bibliography"/>
+      </w:pPr>
+      <w:r>
+        <w:t xml:space="preserve">Petersen, I. T. (2024). Reexamining developmental continuity and discontinuity in the 21st century: Better aligning behaviors, functions, and mechanisms.</w:t>
+      </w:r>
+      <w:r>
+        <w:t xml:space="preserve"> </w:t>
+      </w:r>
+      <w:r>
+        <w:rPr>
+          <w:i/>
+          <w:iCs/>
+        </w:rPr>
+        <w:t xml:space="preserve">Developmental Psychology</w:t>
+      </w:r>
+      <w:r>
+        <w:t xml:space="preserve">,</w:t>
+      </w:r>
+      <w:r>
+        <w:t xml:space="preserve"> </w:t>
+      </w:r>
+      <w:r>
+        <w:rPr>
+          <w:i/>
+          <w:iCs/>
+        </w:rPr>
+        <w:t xml:space="preserve">60</w:t>
+      </w:r>
+      <w:r>
+        <w:t xml:space="preserve">(11), 1992–2007.</w:t>
+      </w:r>
+      <w:r>
+        <w:t xml:space="preserve"> </w:t>
+      </w:r>
+      <w:hyperlink r:id="rId214">
+        <w:r>
+          <w:rPr>
+            <w:rStyle w:val="Hyperlink"/>
+          </w:rPr>
+          <w:t xml:space="preserve">https://doi.org/10.1037/dev0001657</w:t>
+        </w:r>
+      </w:hyperlink>
+    </w:p>
+    <w:bookmarkEnd w:id="215"/>
+    <w:bookmarkStart w:id="216" w:name="ref-PetersenPrinciplesPsychAssessment"/>
+    <w:p>
+      <w:pPr>
+        <w:pStyle w:val="Bibliography"/>
+      </w:pPr>
+      <w:r>
+        <w:t xml:space="preserve">Petersen, I. T. (2026).</w:t>
+      </w:r>
+      <w:r>
+        <w:t xml:space="preserve"> </w:t>
+      </w:r>
+      <w:r>
+        <w:rPr>
+          <w:i/>
+          <w:iCs/>
+        </w:rPr>
+        <w:t xml:space="preserve">Principles of psychological assessment: With applied examples in</w:t>
+      </w:r>
+      <w:r>
+        <w:rPr>
+          <w:i/>
+          <w:iCs/>
+        </w:rPr>
+        <w:t xml:space="preserve"> </w:t>
+      </w:r>
+      <w:r>
+        <w:rPr>
+          <w:i/>
+          <w:iCs/>
+        </w:rPr>
+        <w:t xml:space="preserve">R</w:t>
+      </w:r>
+      <w:r>
+        <w:t xml:space="preserve">. University of Iowa Libraries.</w:t>
+      </w:r>
+      <w:r>
+        <w:t xml:space="preserve"> </w:t>
+      </w:r>
+      <w:hyperlink r:id="rId100">
+        <w:r>
+          <w:rPr>
+            <w:rStyle w:val="Hyperlink"/>
+          </w:rPr>
+          <w:t xml:space="preserve">https://doi.org/10.25820/work.007199</w:t>
+        </w:r>
+      </w:hyperlink>
+    </w:p>
+    <w:bookmarkEnd w:id="216"/>
+    <w:bookmarkStart w:id="217" w:name="ref-Petersen2015"/>
+    <w:p>
+      <w:pPr>
+        <w:pStyle w:val="Bibliography"/>
+      </w:pPr>
+      <w:r>
+        <w:t xml:space="preserve">Petersen, I. T., Bates, J. E., Dodge, K. A., Lansford, J. E., &amp; Pettit, G. S. (2015). Describing and predicting developmental profiles of externalizing problems from childhood to adulthood.</w:t>
+      </w:r>
+      <w:r>
+        <w:t xml:space="preserve"> </w:t>
+      </w:r>
+      <w:r>
+        <w:rPr>
+          <w:i/>
+          <w:iCs/>
+        </w:rPr>
+        <w:t xml:space="preserve">Development and Psychopathology</w:t>
+      </w:r>
+      <w:r>
+        <w:t xml:space="preserve">,</w:t>
+      </w:r>
+      <w:r>
+        <w:t xml:space="preserve"> </w:t>
+      </w:r>
+      <w:r>
+        <w:rPr>
+          <w:i/>
+          <w:iCs/>
+        </w:rPr>
+        <w:t xml:space="preserve">27</w:t>
+      </w:r>
+      <w:r>
+        <w:t xml:space="preserve">(3), 791–818.</w:t>
+      </w:r>
+      <w:r>
+        <w:t xml:space="preserve"> </w:t>
+      </w:r>
+      <w:hyperlink r:id="rId66">
+        <w:r>
+          <w:rPr>
+            <w:rStyle w:val="Hyperlink"/>
+          </w:rPr>
+          <w:t xml:space="preserve">https://doi.org/10.1017/S0954579414000789</w:t>
+        </w:r>
+      </w:hyperlink>
+    </w:p>
+    <w:bookmarkEnd w:id="217"/>
+    <w:bookmarkStart w:id="219" w:name="ref-Petersen2020"/>
+    <w:p>
+      <w:pPr>
+        <w:pStyle w:val="Bibliography"/>
+      </w:pPr>
+      <w:r>
+        <w:t xml:space="preserve">Petersen, I. T., Choe, D. E., &amp; LeBeau, B. (2020). Studying a moving target in development: The challenge and opportunity of heterotypic continuity.</w:t>
+      </w:r>
+      <w:r>
+        <w:t xml:space="preserve"> </w:t>
+      </w:r>
+      <w:r>
+        <w:rPr>
+          <w:i/>
+          <w:iCs/>
+        </w:rPr>
+        <w:t xml:space="preserve">Developmental Review</w:t>
+      </w:r>
+      <w:r>
+        <w:t xml:space="preserve">,</w:t>
+      </w:r>
+      <w:r>
+        <w:t xml:space="preserve"> </w:t>
+      </w:r>
+      <w:r>
+        <w:rPr>
+          <w:i/>
+          <w:iCs/>
+        </w:rPr>
+        <w:t xml:space="preserve">58</w:t>
+      </w:r>
+      <w:r>
+        <w:t xml:space="preserve">, 100935.</w:t>
+      </w:r>
+      <w:r>
+        <w:t xml:space="preserve"> </w:t>
+      </w:r>
+      <w:hyperlink r:id="rId218">
+        <w:r>
+          <w:rPr>
+            <w:rStyle w:val="Hyperlink"/>
+          </w:rPr>
+          <w:t xml:space="preserve">https://doi.org/10.1016/j.dr.2020.100935</w:t>
+        </w:r>
+      </w:hyperlink>
+    </w:p>
+    <w:bookmarkEnd w:id="219"/>
+    <w:bookmarkStart w:id="220" w:name="ref-Petersen2026"/>
+    <w:p>
+      <w:pPr>
+        <w:pStyle w:val="Bibliography"/>
+      </w:pPr>
+      <w:r>
+        <w:t xml:space="preserve">Petersen, I. T., Demko, Z., Lee, W.-C., &amp; Oleson, J. J. (2026). Studying development of psychopathology using changing measures to account for heterotypic continuity.</w:t>
+      </w:r>
+      <w:r>
+        <w:t xml:space="preserve"> </w:t>
+      </w:r>
+      <w:r>
+        <w:rPr>
+          <w:i/>
+          <w:iCs/>
+        </w:rPr>
+        <w:t xml:space="preserve">JAACAP Open</w:t>
+      </w:r>
+      <w:r>
+        <w:t xml:space="preserve">,</w:t>
+      </w:r>
+      <w:r>
+        <w:t xml:space="preserve"> </w:t>
+      </w:r>
+      <w:r>
+        <w:rPr>
+          <w:i/>
+          <w:iCs/>
+        </w:rPr>
+        <w:t xml:space="preserve">4</w:t>
+      </w:r>
+      <w:r>
+        <w:t xml:space="preserve">(1), 111–123.</w:t>
+      </w:r>
+      <w:r>
+        <w:t xml:space="preserve"> </w:t>
+      </w:r>
+      <w:hyperlink r:id="rId82">
+        <w:r>
+          <w:rPr>
+            <w:rStyle w:val="Hyperlink"/>
+          </w:rPr>
+          <w:t xml:space="preserve">https://doi.org/10.1016/j.jaacop.2025.10.008</w:t>
+        </w:r>
+      </w:hyperlink>
+    </w:p>
+    <w:bookmarkEnd w:id="220"/>
+    <w:bookmarkStart w:id="222" w:name="ref-Petersen2021"/>
+    <w:p>
+      <w:pPr>
+        <w:pStyle w:val="Bibliography"/>
+      </w:pPr>
+      <w:r>
+        <w:t xml:space="preserve">Petersen, I. T., LeBeau, B., &amp; Choe, D. E. (2021). Creating a developmental scale to account for heterotypic continuity in development: A simulation study.</w:t>
+      </w:r>
+      <w:r>
+        <w:t xml:space="preserve"> </w:t>
+      </w:r>
+      <w:r>
+        <w:rPr>
+          <w:i/>
+          <w:iCs/>
+        </w:rPr>
+        <w:t xml:space="preserve">Child Development</w:t>
+      </w:r>
+      <w:r>
+        <w:t xml:space="preserve">,</w:t>
+      </w:r>
+      <w:r>
+        <w:t xml:space="preserve"> </w:t>
+      </w:r>
+      <w:r>
+        <w:rPr>
+          <w:i/>
+          <w:iCs/>
+        </w:rPr>
+        <w:t xml:space="preserve">92</w:t>
+      </w:r>
+      <w:r>
+        <w:t xml:space="preserve">(1), e1–e19.</w:t>
+      </w:r>
+      <w:r>
+        <w:t xml:space="preserve"> </w:t>
+      </w:r>
+      <w:hyperlink r:id="rId221">
+        <w:r>
+          <w:rPr>
+            <w:rStyle w:val="Hyperlink"/>
+          </w:rPr>
+          <w:t xml:space="preserve">https://doi.org/10.1111/cdev.13433</w:t>
+        </w:r>
+      </w:hyperlink>
+    </w:p>
+    <w:bookmarkEnd w:id="222"/>
+    <w:bookmarkStart w:id="224" w:name="ref-Petersen2018"/>
+    <w:p>
+      <w:pPr>
+        <w:pStyle w:val="Bibliography"/>
+      </w:pPr>
+      <w:r>
+        <w:t xml:space="preserve">Petersen, I. T., Lindhiem, O., LeBeau, B., Bates, J. E., Pettit, G. S., Lansford, J. E., &amp; Dodge, K. A. (2018). Development of internalizing problems from adolescence to emerging adulthood: Accounting for heterotypic continuity with vertical scaling.</w:t>
+      </w:r>
+      <w:r>
+        <w:t xml:space="preserve"> </w:t>
+      </w:r>
+      <w:r>
+        <w:rPr>
+          <w:i/>
+          <w:iCs/>
+        </w:rPr>
+        <w:t xml:space="preserve">Developmental Psychology</w:t>
+      </w:r>
+      <w:r>
+        <w:t xml:space="preserve">,</w:t>
+      </w:r>
+      <w:r>
+        <w:t xml:space="preserve"> </w:t>
+      </w:r>
+      <w:r>
+        <w:rPr>
+          <w:i/>
+          <w:iCs/>
+        </w:rPr>
+        <w:t xml:space="preserve">54</w:t>
+      </w:r>
+      <w:r>
+        <w:t xml:space="preserve">(3), 586–599.</w:t>
+      </w:r>
+      <w:r>
+        <w:t xml:space="preserve"> </w:t>
+      </w:r>
+      <w:hyperlink r:id="rId223">
+        <w:r>
+          <w:rPr>
+            <w:rStyle w:val="Hyperlink"/>
+          </w:rPr>
+          <w:t xml:space="preserve">https://doi.org/10.1037/dev0000449</w:t>
+        </w:r>
+      </w:hyperlink>
+    </w:p>
+    <w:bookmarkEnd w:id="224"/>
+    <w:bookmarkStart w:id="226" w:name="ref-Poulton2015"/>
+    <w:p>
+      <w:pPr>
+        <w:pStyle w:val="Bibliography"/>
+      </w:pPr>
+      <w:r>
+        <w:t xml:space="preserve">Poulton, R., Moffitt, T. E., &amp; Silva, P. A. (2015). The</w:t>
+      </w:r>
+      <w:r>
+        <w:t xml:space="preserve"> </w:t>
+      </w:r>
+      <w:r>
+        <w:t xml:space="preserve">Dunedin Multidisciplinary Health and Development Study</w:t>
+      </w:r>
+      <w:r>
+        <w:t xml:space="preserve">: Overview of the first 40 years, with an eye to the future.</w:t>
+      </w:r>
+      <w:r>
+        <w:t xml:space="preserve"> </w:t>
+      </w:r>
+      <w:r>
+        <w:rPr>
+          <w:i/>
+          <w:iCs/>
+        </w:rPr>
+        <w:t xml:space="preserve">Social Psychiatry and Psychiatric Epidemiology</w:t>
+      </w:r>
+      <w:r>
+        <w:t xml:space="preserve">,</w:t>
+      </w:r>
+      <w:r>
+        <w:t xml:space="preserve"> </w:t>
+      </w:r>
+      <w:r>
+        <w:rPr>
+          <w:i/>
+          <w:iCs/>
+        </w:rPr>
+        <w:t xml:space="preserve">50</w:t>
+      </w:r>
+      <w:r>
+        <w:t xml:space="preserve">(5), 679–693.</w:t>
+      </w:r>
+      <w:r>
+        <w:t xml:space="preserve"> </w:t>
+      </w:r>
+      <w:hyperlink r:id="rId225">
+        <w:r>
+          <w:rPr>
+            <w:rStyle w:val="Hyperlink"/>
+          </w:rPr>
+          <w:t xml:space="preserve">https://doi.org/10.1007/s00127-015-1048-8</w:t>
+        </w:r>
+      </w:hyperlink>
+    </w:p>
+    <w:bookmarkEnd w:id="226"/>
+    <w:bookmarkStart w:id="227" w:name="ref-Roche1992"/>
+    <w:p>
+      <w:pPr>
+        <w:pStyle w:val="Bibliography"/>
+      </w:pPr>
+      <w:r>
+        <w:t xml:space="preserve">Roche, A. F. (1992).</w:t>
+      </w:r>
+      <w:r>
+        <w:t xml:space="preserve"> </w:t>
+      </w:r>
+      <w:r>
+        <w:rPr>
+          <w:i/>
+          <w:iCs/>
+        </w:rPr>
+        <w:t xml:space="preserve">Growth, maturation, and body composition: The</w:t>
+      </w:r>
+      <w:r>
+        <w:rPr>
+          <w:i/>
+          <w:iCs/>
+        </w:rPr>
+        <w:t xml:space="preserve"> </w:t>
+      </w:r>
+      <w:r>
+        <w:rPr>
+          <w:i/>
+          <w:iCs/>
+        </w:rPr>
+        <w:t xml:space="preserve">Fels Longitudinal Study</w:t>
+      </w:r>
+      <w:r>
+        <w:rPr>
+          <w:i/>
+          <w:iCs/>
+        </w:rPr>
+        <w:t xml:space="preserve"> </w:t>
+      </w:r>
+      <w:r>
+        <w:rPr>
+          <w:i/>
+          <w:iCs/>
+        </w:rPr>
+        <w:t xml:space="preserve">1929–1991</w:t>
+      </w:r>
+      <w:r>
+        <w:t xml:space="preserve">. Cambridge University Press.</w:t>
+      </w:r>
+    </w:p>
+    <w:bookmarkEnd w:id="227"/>
+    <w:bookmarkStart w:id="229" w:name="ref-Rutter2006"/>
+    <w:p>
+      <w:pPr>
+        <w:pStyle w:val="Bibliography"/>
+      </w:pPr>
+      <w:r>
+        <w:t xml:space="preserve">Rutter, M., Kim-Cohen, J., &amp; Maughan, B. (2006). Continuities and discontinuities in psychopathology between childhood and adult life.</w:t>
+      </w:r>
+      <w:r>
+        <w:t xml:space="preserve"> </w:t>
+      </w:r>
+      <w:r>
+        <w:rPr>
+          <w:i/>
+          <w:iCs/>
+        </w:rPr>
+        <w:t xml:space="preserve">Journal of Child Psychology and Psychiatry</w:t>
+      </w:r>
+      <w:r>
+        <w:t xml:space="preserve">,</w:t>
+      </w:r>
+      <w:r>
+        <w:t xml:space="preserve"> </w:t>
+      </w:r>
+      <w:r>
+        <w:rPr>
+          <w:i/>
+          <w:iCs/>
+        </w:rPr>
+        <w:t xml:space="preserve">47</w:t>
+      </w:r>
+      <w:r>
+        <w:t xml:space="preserve">(3-4), 276–295.</w:t>
+      </w:r>
+      <w:r>
+        <w:t xml:space="preserve"> </w:t>
+      </w:r>
+      <w:hyperlink r:id="rId228">
+        <w:r>
+          <w:rPr>
+            <w:rStyle w:val="Hyperlink"/>
+          </w:rPr>
+          <w:t xml:space="preserve">https://doi.org/10.1111/j.1469-7610.2006.01614.x</w:t>
+        </w:r>
+      </w:hyperlink>
+    </w:p>
+    <w:bookmarkEnd w:id="229"/>
+    <w:bookmarkStart w:id="231" w:name="ref-Schaefer2017"/>
+    <w:p>
+      <w:pPr>
+        <w:pStyle w:val="Bibliography"/>
+      </w:pPr>
+      <w:r>
+        <w:t xml:space="preserve">Schaefer, J. D., Caspi, A., Belsky, D. W., Harrington, H., Houts, R., Horwood, L. J., Hussong, A., Ramrakha, S., Poulton, R., &amp; Moffitt, T. E. (2017). Enduring mental health: Prevalence and prediction.</w:t>
+      </w:r>
+      <w:r>
+        <w:t xml:space="preserve"> </w:t>
+      </w:r>
+      <w:r>
+        <w:rPr>
+          <w:i/>
+          <w:iCs/>
+        </w:rPr>
+        <w:t xml:space="preserve">Journal of Abnormal Psychology</w:t>
+      </w:r>
+      <w:r>
+        <w:t xml:space="preserve">,</w:t>
+      </w:r>
+      <w:r>
+        <w:t xml:space="preserve"> </w:t>
+      </w:r>
+      <w:r>
+        <w:rPr>
+          <w:i/>
+          <w:iCs/>
+        </w:rPr>
+        <w:t xml:space="preserve">126</w:t>
+      </w:r>
+      <w:r>
+        <w:t xml:space="preserve">(2), 212–224.</w:t>
+      </w:r>
+      <w:r>
+        <w:t xml:space="preserve"> </w:t>
+      </w:r>
+      <w:hyperlink r:id="rId230">
+        <w:r>
+          <w:rPr>
+            <w:rStyle w:val="Hyperlink"/>
+          </w:rPr>
+          <w:t xml:space="preserve">https://doi.org/10.1037/abn0000232</w:t>
+        </w:r>
+      </w:hyperlink>
+    </w:p>
+    <w:bookmarkEnd w:id="231"/>
+    <w:bookmarkStart w:id="233" w:name="ref-Schaeffer1991"/>
+    <w:p>
+      <w:pPr>
+        <w:pStyle w:val="Bibliography"/>
+      </w:pPr>
+      <w:r>
+        <w:t xml:space="preserve">Schaeffer, N. C. (1991). Hardly ever or constantly? Group comparisons using vague quantifiers.</w:t>
+      </w:r>
+      <w:r>
+        <w:t xml:space="preserve"> </w:t>
+      </w:r>
+      <w:r>
+        <w:rPr>
+          <w:i/>
+          <w:iCs/>
+        </w:rPr>
+        <w:t xml:space="preserve">Public Opinion Quarterly</w:t>
+      </w:r>
+      <w:r>
+        <w:t xml:space="preserve">,</w:t>
+      </w:r>
+      <w:r>
+        <w:t xml:space="preserve"> </w:t>
+      </w:r>
+      <w:r>
+        <w:rPr>
+          <w:i/>
+          <w:iCs/>
+        </w:rPr>
+        <w:t xml:space="preserve">55</w:t>
+      </w:r>
+      <w:r>
+        <w:t xml:space="preserve">(3), 395–423.</w:t>
+      </w:r>
+      <w:r>
+        <w:t xml:space="preserve"> </w:t>
+      </w:r>
+      <w:hyperlink r:id="rId232">
+        <w:r>
+          <w:rPr>
+            <w:rStyle w:val="Hyperlink"/>
+          </w:rPr>
+          <w:t xml:space="preserve">https://doi.org/10.1086/269270</w:t>
+        </w:r>
+      </w:hyperlink>
+    </w:p>
+    <w:bookmarkEnd w:id="233"/>
+    <w:bookmarkStart w:id="235" w:name="ref-Schwarz1999"/>
+    <w:p>
+      <w:pPr>
+        <w:pStyle w:val="Bibliography"/>
+      </w:pPr>
+      <w:r>
+        <w:t xml:space="preserve">Schwarz, N. (1999). Self-reports: How the questions shape the answers.</w:t>
+      </w:r>
+      <w:r>
+        <w:t xml:space="preserve"> </w:t>
+      </w:r>
+      <w:r>
+        <w:rPr>
+          <w:i/>
+          <w:iCs/>
+        </w:rPr>
+        <w:t xml:space="preserve">American Psychologist</w:t>
+      </w:r>
+      <w:r>
+        <w:t xml:space="preserve">,</w:t>
+      </w:r>
+      <w:r>
+        <w:t xml:space="preserve"> </w:t>
+      </w:r>
+      <w:r>
+        <w:rPr>
+          <w:i/>
+          <w:iCs/>
+        </w:rPr>
+        <w:t xml:space="preserve">54</w:t>
+      </w:r>
+      <w:r>
+        <w:t xml:space="preserve">(2), 93–105.</w:t>
+      </w:r>
+      <w:r>
+        <w:t xml:space="preserve"> </w:t>
+      </w:r>
+      <w:hyperlink r:id="rId234">
+        <w:r>
+          <w:rPr>
+            <w:rStyle w:val="Hyperlink"/>
+          </w:rPr>
+          <w:t xml:space="preserve">https://doi.org/10.1037/0003-066X.54.2.93</w:t>
+        </w:r>
+      </w:hyperlink>
+    </w:p>
+    <w:bookmarkEnd w:id="235"/>
+    <w:bookmarkStart w:id="237" w:name="ref-Sellbom2016"/>
+    <w:p>
+      <w:pPr>
+        <w:pStyle w:val="Bibliography"/>
+      </w:pPr>
+      <w:r>
+        <w:t xml:space="preserve">Sellbom, M. (2016). Elucidating the validity of the externalizing spectrum of psychopathology in correctional, forensic, and community samples.</w:t>
+      </w:r>
+      <w:r>
+        <w:t xml:space="preserve"> </w:t>
+      </w:r>
+      <w:r>
+        <w:rPr>
+          <w:i/>
+          <w:iCs/>
+        </w:rPr>
+        <w:t xml:space="preserve">Journal of Abnormal Psychology</w:t>
+      </w:r>
+      <w:r>
+        <w:t xml:space="preserve">,</w:t>
+      </w:r>
+      <w:r>
+        <w:t xml:space="preserve"> </w:t>
+      </w:r>
+      <w:r>
+        <w:rPr>
+          <w:i/>
+          <w:iCs/>
+        </w:rPr>
+        <w:t xml:space="preserve">125</w:t>
+      </w:r>
+      <w:r>
+        <w:t xml:space="preserve">(8), 1027–1038.</w:t>
+      </w:r>
+      <w:r>
+        <w:t xml:space="preserve"> </w:t>
+      </w:r>
+      <w:hyperlink r:id="rId236">
+        <w:r>
+          <w:rPr>
+            <w:rStyle w:val="Hyperlink"/>
+          </w:rPr>
+          <w:t xml:space="preserve">https://doi.org/10.1037/abn0000171</w:t>
+        </w:r>
+      </w:hyperlink>
+    </w:p>
+    <w:bookmarkEnd w:id="237"/>
+    <w:bookmarkStart w:id="238" w:name="ref-Sivertsson2024"/>
+    <w:p>
+      <w:pPr>
+        <w:pStyle w:val="Bibliography"/>
+      </w:pPr>
+      <w:r>
+        <w:t xml:space="preserve">Sivertsson, F., Carlsson, C., Almquist, Y. B., &amp; Brännström, L. (2024). Offending trajectories from childhood to retirement age: Findings from the</w:t>
+      </w:r>
+      <w:r>
+        <w:t xml:space="preserve"> </w:t>
+      </w:r>
+      <w:r>
+        <w:t xml:space="preserve">Stockholm</w:t>
+      </w:r>
+      <w:r>
+        <w:t xml:space="preserve"> </w:t>
+      </w:r>
+      <w:r>
+        <w:t xml:space="preserve">birth cohort study.</w:t>
+      </w:r>
+      <w:r>
+        <w:t xml:space="preserve"> </w:t>
+      </w:r>
+      <w:r>
+        <w:rPr>
+          <w:i/>
+          <w:iCs/>
+        </w:rPr>
+        <w:t xml:space="preserve">Journal of Criminal Justice</w:t>
+      </w:r>
+      <w:r>
+        <w:t xml:space="preserve">,</w:t>
+      </w:r>
+      <w:r>
+        <w:t xml:space="preserve"> </w:t>
+      </w:r>
+      <w:r>
+        <w:rPr>
+          <w:i/>
+          <w:iCs/>
+        </w:rPr>
+        <w:t xml:space="preserve">91</w:t>
+      </w:r>
+      <w:r>
+        <w:t xml:space="preserve">, 102155.</w:t>
+      </w:r>
+      <w:r>
+        <w:t xml:space="preserve"> </w:t>
+      </w:r>
+      <w:hyperlink r:id="rId65">
+        <w:r>
+          <w:rPr>
+            <w:rStyle w:val="Hyperlink"/>
+          </w:rPr>
+          <w:t xml:space="preserve">https://doi.org/10.1016/j.jcrimjus.2024.102155</w:t>
+        </w:r>
+      </w:hyperlink>
+    </w:p>
+    <w:bookmarkEnd w:id="238"/>
+    <w:bookmarkStart w:id="239" w:name="ref-Sroufe2016"/>
+    <w:p>
+      <w:pPr>
+        <w:pStyle w:val="Bibliography"/>
+      </w:pPr>
+      <w:r>
+        <w:t xml:space="preserve">Sroufe, L. A. (2016). The place of attachment in development. In J. Cassidy &amp; P. Shaver (Eds.),</w:t>
+      </w:r>
+      <w:r>
+        <w:t xml:space="preserve"> </w:t>
+      </w:r>
+      <w:r>
+        <w:rPr>
+          <w:i/>
+          <w:iCs/>
+        </w:rPr>
+        <w:t xml:space="preserve">Handbook of attachment: Theory, research, and clinical applications</w:t>
+      </w:r>
+      <w:r>
+        <w:t xml:space="preserve"> </w:t>
+      </w:r>
+      <w:r>
+        <w:t xml:space="preserve">(Vol. 3, pp. 997–1011). Guilford.</w:t>
+      </w:r>
+    </w:p>
+    <w:bookmarkEnd w:id="239"/>
+    <w:bookmarkStart w:id="240" w:name="ref-Sroufe2005"/>
+    <w:p>
+      <w:pPr>
+        <w:pStyle w:val="Bibliography"/>
+      </w:pPr>
+      <w:r>
+        <w:t xml:space="preserve">Sroufe, L. A., Egeland, B., Carlson, E. A., &amp; Collins, W. A. (2005).</w:t>
+      </w:r>
+      <w:r>
+        <w:t xml:space="preserve"> </w:t>
+      </w:r>
+      <w:r>
+        <w:rPr>
+          <w:i/>
+          <w:iCs/>
+        </w:rPr>
+        <w:t xml:space="preserve">The development of the person: The</w:t>
+      </w:r>
+      <w:r>
+        <w:rPr>
+          <w:i/>
+          <w:iCs/>
+        </w:rPr>
+        <w:t xml:space="preserve"> </w:t>
+      </w:r>
+      <w:r>
+        <w:rPr>
+          <w:i/>
+          <w:iCs/>
+        </w:rPr>
+        <w:t xml:space="preserve">Minnesota</w:t>
+      </w:r>
+      <w:r>
+        <w:rPr>
+          <w:i/>
+          <w:iCs/>
+        </w:rPr>
+        <w:t xml:space="preserve"> </w:t>
+      </w:r>
+      <w:r>
+        <w:rPr>
+          <w:i/>
+          <w:iCs/>
+        </w:rPr>
+        <w:t xml:space="preserve">study of risk and adaptation from birth to adulthood</w:t>
+      </w:r>
+      <w:r>
+        <w:t xml:space="preserve">. Guilford Publications.</w:t>
+      </w:r>
+    </w:p>
+    <w:bookmarkEnd w:id="240"/>
+    <w:bookmarkStart w:id="242" w:name="ref-Steffensmeier2025"/>
+    <w:p>
+      <w:pPr>
+        <w:pStyle w:val="Bibliography"/>
+      </w:pPr>
+      <w:r>
+        <w:t xml:space="preserve">Steffensmeier, D., Slepicka, J., &amp; Schwartz, J. (2025). International and historical variation in the age–crime curve.</w:t>
+      </w:r>
+      <w:r>
+        <w:t xml:space="preserve"> </w:t>
+      </w:r>
+      <w:r>
+        <w:rPr>
+          <w:i/>
+          <w:iCs/>
+        </w:rPr>
+        <w:t xml:space="preserve">Annual Review of Criminology</w:t>
+      </w:r>
+      <w:r>
+        <w:t xml:space="preserve">,</w:t>
+      </w:r>
+      <w:r>
+        <w:t xml:space="preserve"> </w:t>
+      </w:r>
+      <w:r>
+        <w:rPr>
+          <w:i/>
+          <w:iCs/>
+        </w:rPr>
+        <w:t xml:space="preserve">8</w:t>
+      </w:r>
+      <w:r>
+        <w:t xml:space="preserve">, 239–268.</w:t>
+      </w:r>
+      <w:r>
+        <w:t xml:space="preserve"> </w:t>
+      </w:r>
+      <w:hyperlink r:id="rId241">
+        <w:r>
+          <w:rPr>
+            <w:rStyle w:val="Hyperlink"/>
+          </w:rPr>
+          <w:t xml:space="preserve">https://doi.org/10.1146/annurev-criminol-111523-122451</w:t>
+        </w:r>
+      </w:hyperlink>
+    </w:p>
+    <w:bookmarkEnd w:id="242"/>
+    <w:bookmarkStart w:id="244" w:name="ref-Sterba2007"/>
+    <w:p>
+      <w:pPr>
+        <w:pStyle w:val="Bibliography"/>
+      </w:pPr>
+      <w:r>
+        <w:t xml:space="preserve">Sterba, S. K., Prinstein, M. J., &amp; Cox, M. J. (2007). Trajectories of internalizing problems across childhood: Heterogeneity, external validity, and gender differences.</w:t>
+      </w:r>
+      <w:r>
+        <w:t xml:space="preserve"> </w:t>
+      </w:r>
+      <w:r>
+        <w:rPr>
+          <w:i/>
+          <w:iCs/>
+        </w:rPr>
+        <w:t xml:space="preserve">Development and Psychopathology</w:t>
+      </w:r>
+      <w:r>
+        <w:t xml:space="preserve">,</w:t>
+      </w:r>
+      <w:r>
+        <w:t xml:space="preserve"> </w:t>
+      </w:r>
+      <w:r>
+        <w:rPr>
+          <w:i/>
+          <w:iCs/>
+        </w:rPr>
+        <w:t xml:space="preserve">19</w:t>
+      </w:r>
+      <w:r>
+        <w:t xml:space="preserve">(2), 345–366.</w:t>
+      </w:r>
+      <w:r>
+        <w:t xml:space="preserve"> </w:t>
+      </w:r>
+      <w:hyperlink r:id="rId243">
+        <w:r>
+          <w:rPr>
+            <w:rStyle w:val="Hyperlink"/>
+          </w:rPr>
+          <w:t xml:space="preserve">https://doi.org/10.1017/S0954579407070174</w:t>
+        </w:r>
+      </w:hyperlink>
+    </w:p>
+    <w:bookmarkEnd w:id="244"/>
+    <w:bookmarkStart w:id="246" w:name="ref-Tackett2022"/>
+    <w:p>
+      <w:pPr>
+        <w:pStyle w:val="Bibliography"/>
+      </w:pPr>
+      <w:r>
+        <w:t xml:space="preserve">Tackett, J. L., &amp; Hallquist, M. (2022). The need to grow: Developmental considerations and challenges for modern psychiatric taxonomies.</w:t>
+      </w:r>
+      <w:r>
+        <w:t xml:space="preserve"> </w:t>
+      </w:r>
+      <w:r>
+        <w:rPr>
+          <w:i/>
+          <w:iCs/>
+        </w:rPr>
+        <w:t xml:space="preserve">Journal of Psychopathology and Clinical Science</w:t>
+      </w:r>
+      <w:r>
+        <w:t xml:space="preserve">,</w:t>
+      </w:r>
+      <w:r>
+        <w:t xml:space="preserve"> </w:t>
+      </w:r>
+      <w:r>
+        <w:rPr>
+          <w:i/>
+          <w:iCs/>
+        </w:rPr>
+        <w:t xml:space="preserve">131</w:t>
+      </w:r>
+      <w:r>
+        <w:t xml:space="preserve">(6), 660–663.</w:t>
+      </w:r>
+      <w:r>
+        <w:t xml:space="preserve"> </w:t>
+      </w:r>
+      <w:hyperlink r:id="rId245">
+        <w:r>
+          <w:rPr>
+            <w:rStyle w:val="Hyperlink"/>
+          </w:rPr>
+          <w:t xml:space="preserve">https://doi.org/10.1037/abn0000751</w:t>
+        </w:r>
+      </w:hyperlink>
+    </w:p>
+    <w:bookmarkEnd w:id="246"/>
+    <w:bookmarkStart w:id="248" w:name="ref-Tiego2023"/>
+    <w:p>
+      <w:pPr>
+        <w:pStyle w:val="Bibliography"/>
+      </w:pPr>
+      <w:r>
+        <w:t xml:space="preserve">Tiego, J., Martin, E. A., DeYoung, C. G., Hagan, K., Cooper, S. E., Pasion, R., Satchell, L., Shackman, A. J., Bellgrove, M. A., Fornito, A., Abend, R., Goulter, N., Eaton, N. R., Kaczkurkin, A. N., Nusslock, R., &amp; the HiTOP Neurobiological Foundations Work Group</w:t>
+      </w:r>
+      <w:r>
+        <w:t xml:space="preserve">. (2023). Precision behavioral phenotyping as a strategy for uncovering the biological correlates of psychopathology.</w:t>
+      </w:r>
+      <w:r>
+        <w:t xml:space="preserve"> </w:t>
+      </w:r>
+      <w:r>
+        <w:rPr>
+          <w:i/>
+          <w:iCs/>
+        </w:rPr>
+        <w:t xml:space="preserve">Nature Mental Health</w:t>
+      </w:r>
+      <w:r>
+        <w:t xml:space="preserve">,</w:t>
+      </w:r>
+      <w:r>
+        <w:t xml:space="preserve"> </w:t>
+      </w:r>
+      <w:r>
+        <w:rPr>
+          <w:i/>
+          <w:iCs/>
+        </w:rPr>
+        <w:t xml:space="preserve">1</w:t>
+      </w:r>
+      <w:r>
+        <w:t xml:space="preserve">(5), 304–315.</w:t>
+      </w:r>
+      <w:r>
+        <w:t xml:space="preserve"> </w:t>
+      </w:r>
+      <w:hyperlink r:id="rId247">
+        <w:r>
+          <w:rPr>
+            <w:rStyle w:val="Hyperlink"/>
+          </w:rPr>
+          <w:t xml:space="preserve">https://doi.org/10.1038/s44220-023-00057-5</w:t>
+        </w:r>
+      </w:hyperlink>
+    </w:p>
+    <w:bookmarkEnd w:id="248"/>
+    <w:bookmarkStart w:id="249" w:name="ref-Vaillant2012"/>
+    <w:p>
+      <w:pPr>
+        <w:pStyle w:val="Bibliography"/>
+      </w:pPr>
+      <w:r>
+        <w:t xml:space="preserve">Vaillant, G. E. (2012).</w:t>
+      </w:r>
+      <w:r>
+        <w:t xml:space="preserve"> </w:t>
+      </w:r>
+      <w:r>
+        <w:rPr>
+          <w:i/>
+          <w:iCs/>
+        </w:rPr>
+        <w:t xml:space="preserve">Triumphs of experience: The men of the</w:t>
+      </w:r>
+      <w:r>
+        <w:rPr>
+          <w:i/>
+          <w:iCs/>
+        </w:rPr>
+        <w:t xml:space="preserve"> </w:t>
+      </w:r>
+      <w:r>
+        <w:rPr>
+          <w:i/>
+          <w:iCs/>
+        </w:rPr>
+        <w:t xml:space="preserve">Harvard Grant Study</w:t>
       </w:r>
       <w:r>
         <w:t xml:space="preserve">. Harvard University Press.</w:t>
       </w:r>
     </w:p>
-    <w:bookmarkEnd w:id="152"/>
-    <w:bookmarkStart w:id="154" w:name="ref-Godoy2021"/>
+    <w:bookmarkEnd w:id="249"/>
+    <w:bookmarkStart w:id="251" w:name="ref-Wakschlag2014"/>
     <w:p>
       <w:pPr>
         <w:pStyle w:val="Bibliography"/>
       </w:pPr>
       <w:r>
-        <w:t xml:space="preserve">Godoy, L. L. de, Alves, C. A. P. F., Saavedra, J. S. M., Studart-Neto, A., Nitrini, R., Costa Leite, C. da, &amp; Bisdas, S. (2021). Understanding brain resilience in superagers: A systematic review.</w:t>
-      </w:r>
-      <w:r>
-        <w:t xml:space="preserve"> </w:t>
-      </w:r>
-      <w:r>
-        <w:rPr>
-          <w:i/>
-          <w:iCs/>
-        </w:rPr>
-        <w:t xml:space="preserve">Neuroradiology</w:t>
+        <w:t xml:space="preserve">Wakschlag, L. S., Briggs-Gowan, M. J., Choi, S. W., Nichols, S. R., Kestler, J., Burns, J. L., Carter, A. S., &amp; Henry, D. (2014). Advancing a multidimensional, developmental spectrum approach to preschool disruptive behavior.</w:t>
+      </w:r>
+      <w:r>
+        <w:t xml:space="preserve"> </w:t>
+      </w:r>
+      <w:r>
+        <w:rPr>
+          <w:i/>
+          <w:iCs/>
+        </w:rPr>
+        <w:t xml:space="preserve">Journal of the American Academy of Child &amp; Adolescent Psychiatry</w:t>
       </w:r>
       <w:r>
         <w:t xml:space="preserve">,</w:t>
@@ -6797,59 +9321,41 @@
           <w:i/>
           <w:iCs/>
         </w:rPr>
-        <w:t xml:space="preserve">63</w:t>
-      </w:r>
-      <w:r>
-        <w:t xml:space="preserve">(5), 663–683.</w:t>
-      </w:r>
-      <w:r>
-        <w:t xml:space="preserve"> </w:t>
-      </w:r>
-      <w:hyperlink r:id="rId153">
-        <w:r>
-          <w:rPr>
-            <w:rStyle w:val="Hyperlink"/>
-          </w:rPr>
-          <w:t xml:space="preserve">https://doi.org/10.1007/s00234-020-02562-1</w:t>
-        </w:r>
-      </w:hyperlink>
-    </w:p>
-    <w:bookmarkEnd w:id="154"/>
-    <w:bookmarkStart w:id="156" w:name="ref-Harris2019"/>
+        <w:t xml:space="preserve">53</w:t>
+      </w:r>
+      <w:r>
+        <w:t xml:space="preserve">(1), 82–96.e3.</w:t>
+      </w:r>
+      <w:r>
+        <w:t xml:space="preserve"> </w:t>
+      </w:r>
+      <w:hyperlink r:id="rId250">
+        <w:r>
+          <w:rPr>
+            <w:rStyle w:val="Hyperlink"/>
+          </w:rPr>
+          <w:t xml:space="preserve">https://doi.org/10.1016/j.jaac.2013.10.011</w:t>
+        </w:r>
+      </w:hyperlink>
+    </w:p>
+    <w:bookmarkEnd w:id="251"/>
+    <w:bookmarkStart w:id="253" w:name="ref-Wakschlag2019"/>
     <w:p>
       <w:pPr>
         <w:pStyle w:val="Bibliography"/>
       </w:pPr>
       <w:r>
-        <w:t xml:space="preserve">Harris, K. M., Halpern, C. T., Whitsel, E. A., Hussey, J. M., Killeya-Jones, L. A., Tabor, J., &amp; Dean, S. C. (2019). Cohort profile: The</w:t>
-      </w:r>
-      <w:r>
-        <w:t xml:space="preserve"> </w:t>
-      </w:r>
-      <w:r>
-        <w:t xml:space="preserve">National Longitudinal Study of Adolescent to Adult Health</w:t>
-      </w:r>
-      <w:r>
-        <w:t xml:space="preserve"> </w:t>
-      </w:r>
-      <w:r>
-        <w:t xml:space="preserve">(</w:t>
-      </w:r>
-      <w:r>
-        <w:t xml:space="preserve">Add Health</w:t>
-      </w:r>
-      <w:r>
-        <w:t xml:space="preserve">).</w:t>
-      </w:r>
-      <w:r>
-        <w:t xml:space="preserve"> </w:t>
-      </w:r>
-      <w:r>
-        <w:rPr>
-          <w:i/>
-          <w:iCs/>
-        </w:rPr>
-        <w:t xml:space="preserve">International Journal of Epidemiology</w:t>
+        <w:t xml:space="preserve">Wakschlag, L. S., Roberts, M. Y., Flynn, R. M., Smith, J. D., Krogh-Jespersen, S., Kaat, A. J., Gray, L., Walkup, J., Marino, B. S., Norton, E. S., &amp; Davis, M. M. (2019). Future directions for early childhood prevention of mental disorders: A road map to mental health, earlier.</w:t>
+      </w:r>
+      <w:r>
+        <w:t xml:space="preserve"> </w:t>
+      </w:r>
+      <w:r>
+        <w:rPr>
+          <w:i/>
+          <w:iCs/>
+        </w:rPr>
+        <w:t xml:space="preserve">Journal of Clinical Child &amp; Adolescent Psychology</w:t>
       </w:r>
       <w:r>
         <w:t xml:space="preserve">,</w:t>
@@ -6865,38 +9371,38 @@
         <w:t xml:space="preserve">48</w:t>
       </w:r>
       <w:r>
-        <w:t xml:space="preserve">(5), 1415–1415k.</w:t>
-      </w:r>
-      <w:r>
-        <w:t xml:space="preserve"> </w:t>
-      </w:r>
-      <w:hyperlink r:id="rId155">
-        <w:r>
-          <w:rPr>
-            <w:rStyle w:val="Hyperlink"/>
-          </w:rPr>
-          <w:t xml:space="preserve">https://doi.org/10.1093/ije/dyz115</w:t>
-        </w:r>
-      </w:hyperlink>
-    </w:p>
-    <w:bookmarkEnd w:id="156"/>
-    <w:bookmarkStart w:id="158" w:name="ref-Haslam2012"/>
+        <w:t xml:space="preserve">(3), 539–554.</w:t>
+      </w:r>
+      <w:r>
+        <w:t xml:space="preserve"> </w:t>
+      </w:r>
+      <w:hyperlink r:id="rId252">
+        <w:r>
+          <w:rPr>
+            <w:rStyle w:val="Hyperlink"/>
+          </w:rPr>
+          <w:t xml:space="preserve">https://doi.org/10.1080/15374416.2018.1561296</w:t>
+        </w:r>
+      </w:hyperlink>
+    </w:p>
+    <w:bookmarkEnd w:id="253"/>
+    <w:bookmarkStart w:id="255" w:name="ref-Walters2011"/>
     <w:p>
       <w:pPr>
         <w:pStyle w:val="Bibliography"/>
       </w:pPr>
       <w:r>
-        <w:t xml:space="preserve">Haslam, N., Holland, E., &amp; Kuppens, P. (2012). Categories versus dimensions in personality and psychopathology: A quantitative review of taxometric research.</w:t>
-      </w:r>
-      <w:r>
-        <w:t xml:space="preserve"> </w:t>
-      </w:r>
-      <w:r>
-        <w:rPr>
-          <w:i/>
-          <w:iCs/>
-        </w:rPr>
-        <w:t xml:space="preserve">Psychological Medicine</w:t>
+        <w:t xml:space="preserve">Walters, G. D. (2011). The latent structure of life-course-persistent antisocial behavior: Is moffitt’s developmental taxonomy a true taxonomy?</w:t>
+      </w:r>
+      <w:r>
+        <w:t xml:space="preserve"> </w:t>
+      </w:r>
+      <w:r>
+        <w:rPr>
+          <w:i/>
+          <w:iCs/>
+        </w:rPr>
+        <w:t xml:space="preserve">Journal of Consulting and Clinical Psychology</w:t>
       </w:r>
       <w:r>
         <w:t xml:space="preserve">,</w:t>
@@ -6909,41 +9415,41 @@
           <w:i/>
           <w:iCs/>
         </w:rPr>
-        <w:t xml:space="preserve">42</w:t>
-      </w:r>
-      <w:r>
-        <w:t xml:space="preserve">(05), 903–920.</w:t>
-      </w:r>
-      <w:r>
-        <w:t xml:space="preserve"> </w:t>
-      </w:r>
-      <w:hyperlink r:id="rId157">
-        <w:r>
-          <w:rPr>
-            <w:rStyle w:val="Hyperlink"/>
-          </w:rPr>
-          <w:t xml:space="preserve">https://doi.org/10.1017/S0033291711001966</w:t>
-        </w:r>
-      </w:hyperlink>
-    </w:p>
-    <w:bookmarkEnd w:id="158"/>
-    <w:bookmarkStart w:id="160" w:name="ref-Haslam2020"/>
+        <w:t xml:space="preserve">79</w:t>
+      </w:r>
+      <w:r>
+        <w:t xml:space="preserve">(1), 96–105.</w:t>
+      </w:r>
+      <w:r>
+        <w:t xml:space="preserve"> </w:t>
+      </w:r>
+      <w:hyperlink r:id="rId254">
+        <w:r>
+          <w:rPr>
+            <w:rStyle w:val="Hyperlink"/>
+          </w:rPr>
+          <w:t xml:space="preserve">https://doi.org/10.1037/a0021519</w:t>
+        </w:r>
+      </w:hyperlink>
+    </w:p>
+    <w:bookmarkEnd w:id="255"/>
+    <w:bookmarkStart w:id="257" w:name="ref-Walters2012"/>
     <w:p>
       <w:pPr>
         <w:pStyle w:val="Bibliography"/>
       </w:pPr>
       <w:r>
-        <w:t xml:space="preserve">Haslam, N., McGrath, M. J., Viechtbauer, W., &amp; Kuppens, P. (2020). Dimensions over categories: A meta-analysis of taxometric research.</w:t>
-      </w:r>
-      <w:r>
-        <w:t xml:space="preserve"> </w:t>
-      </w:r>
-      <w:r>
-        <w:rPr>
-          <w:i/>
-          <w:iCs/>
-        </w:rPr>
-        <w:t xml:space="preserve">Psychological Medicine</w:t>
+        <w:t xml:space="preserve">Walters, G. D. (2012). Developmental trajectories of delinquent behavior: One pattern or several?</w:t>
+      </w:r>
+      <w:r>
+        <w:t xml:space="preserve"> </w:t>
+      </w:r>
+      <w:r>
+        <w:rPr>
+          <w:i/>
+          <w:iCs/>
+        </w:rPr>
+        <w:t xml:space="preserve">Criminal Justice and Behavior</w:t>
       </w:r>
       <w:r>
         <w:t xml:space="preserve">,</w:t>
@@ -6956,41 +9462,41 @@
           <w:i/>
           <w:iCs/>
         </w:rPr>
-        <w:t xml:space="preserve">50</w:t>
-      </w:r>
-      <w:r>
-        <w:t xml:space="preserve">(9), 1418–1432.</w:t>
-      </w:r>
-      <w:r>
-        <w:t xml:space="preserve"> </w:t>
-      </w:r>
-      <w:hyperlink r:id="rId159">
-        <w:r>
-          <w:rPr>
-            <w:rStyle w:val="Hyperlink"/>
-          </w:rPr>
-          <w:t xml:space="preserve">https://doi.org/10.1017/S003329172000183X</w:t>
-        </w:r>
-      </w:hyperlink>
-    </w:p>
-    <w:bookmarkEnd w:id="160"/>
-    <w:bookmarkStart w:id="162" w:name="ref-Insel2008"/>
+        <w:t xml:space="preserve">39</w:t>
+      </w:r>
+      <w:r>
+        <w:t xml:space="preserve">(9), 1192–1203.</w:t>
+      </w:r>
+      <w:r>
+        <w:t xml:space="preserve"> </w:t>
+      </w:r>
+      <w:hyperlink r:id="rId256">
+        <w:r>
+          <w:rPr>
+            <w:rStyle w:val="Hyperlink"/>
+          </w:rPr>
+          <w:t xml:space="preserve">https://doi.org/10.1177/0093854812443645</w:t>
+        </w:r>
+      </w:hyperlink>
+    </w:p>
+    <w:bookmarkEnd w:id="257"/>
+    <w:bookmarkStart w:id="259" w:name="ref-Walters2014"/>
     <w:p>
       <w:pPr>
         <w:pStyle w:val="Bibliography"/>
       </w:pPr>
       <w:r>
-        <w:t xml:space="preserve">Insel, T. R. (2008). Assessing the economic costs of serious mental illness.</w:t>
-      </w:r>
-      <w:r>
-        <w:t xml:space="preserve"> </w:t>
-      </w:r>
-      <w:r>
-        <w:rPr>
-          <w:i/>
-          <w:iCs/>
-        </w:rPr>
-        <w:t xml:space="preserve">American Journal of Psychiatry</w:t>
+        <w:t xml:space="preserve">Walters, G. D. (2014). Continuous versus categorical models of delinquency risk.</w:t>
+      </w:r>
+      <w:r>
+        <w:t xml:space="preserve"> </w:t>
+      </w:r>
+      <w:r>
+        <w:rPr>
+          <w:i/>
+          <w:iCs/>
+        </w:rPr>
+        <w:t xml:space="preserve">American Journal of Criminal Justice</w:t>
       </w:r>
       <w:r>
         <w:t xml:space="preserve">,</w:t>
@@ -7003,41 +9509,41 @@
           <w:i/>
           <w:iCs/>
         </w:rPr>
-        <w:t xml:space="preserve">165</w:t>
-      </w:r>
-      <w:r>
-        <w:t xml:space="preserve">(6), 663–665.</w:t>
-      </w:r>
-      <w:r>
-        <w:t xml:space="preserve"> </w:t>
-      </w:r>
-      <w:hyperlink r:id="rId161">
-        <w:r>
-          <w:rPr>
-            <w:rStyle w:val="Hyperlink"/>
-          </w:rPr>
-          <w:t xml:space="preserve">https://doi.org/10.1176/appi.ajp.2008.08030366</w:t>
-        </w:r>
-      </w:hyperlink>
-    </w:p>
-    <w:bookmarkEnd w:id="162"/>
-    <w:bookmarkStart w:id="164" w:name="ref-Kaat2019"/>
+        <w:t xml:space="preserve">39</w:t>
+      </w:r>
+      <w:r>
+        <w:t xml:space="preserve">(3), 395–410.</w:t>
+      </w:r>
+      <w:r>
+        <w:t xml:space="preserve"> </w:t>
+      </w:r>
+      <w:hyperlink r:id="rId258">
+        <w:r>
+          <w:rPr>
+            <w:rStyle w:val="Hyperlink"/>
+          </w:rPr>
+          <w:t xml:space="preserve">https://doi.org/10.1007/s12103-013-9235-1</w:t>
+        </w:r>
+      </w:hyperlink>
+    </w:p>
+    <w:bookmarkEnd w:id="259"/>
+    <w:bookmarkStart w:id="261" w:name="ref-Walters2015"/>
     <w:p>
       <w:pPr>
         <w:pStyle w:val="Bibliography"/>
       </w:pPr>
       <w:r>
-        <w:t xml:space="preserve">Kaat, A. J., Blackwell, C. K., Estabrook, R., Burns, J. L., Petitclerc, A., Briggs-Gowan, M. J., Gershon, R. C., Cella, D., Perlman, S. B., &amp; Wakschlag, L. S. (2019). Linking the child behavior checklist (CBCL) with the multidimensional assessment profile of disruptive behavior (MAP-DB): Advancing a dimensional spectrum approach to disruptive behavior.</w:t>
-      </w:r>
-      <w:r>
-        <w:t xml:space="preserve"> </w:t>
-      </w:r>
-      <w:r>
-        <w:rPr>
-          <w:i/>
-          <w:iCs/>
-        </w:rPr>
-        <w:t xml:space="preserve">Journal of Child and Family Studies</w:t>
+        <w:t xml:space="preserve">Walters, G. D. (2015). The latent structure of criminal persistence: A taxometric analysis of offending behavior from late adolescence to early adulthood in adjudicated male delinquents.</w:t>
+      </w:r>
+      <w:r>
+        <w:t xml:space="preserve"> </w:t>
+      </w:r>
+      <w:r>
+        <w:rPr>
+          <w:i/>
+          <w:iCs/>
+        </w:rPr>
+        <w:t xml:space="preserve">American Journal of Criminal Justice</w:t>
       </w:r>
       <w:r>
         <w:t xml:space="preserve">,</w:t>
@@ -7050,139 +9556,277 @@
           <w:i/>
           <w:iCs/>
         </w:rPr>
+        <w:t xml:space="preserve">40</w:t>
+      </w:r>
+      <w:r>
+        <w:t xml:space="preserve">(3), 542–559.</w:t>
+      </w:r>
+      <w:r>
+        <w:t xml:space="preserve"> </w:t>
+      </w:r>
+      <w:hyperlink r:id="rId260">
+        <w:r>
+          <w:rPr>
+            <w:rStyle w:val="Hyperlink"/>
+          </w:rPr>
+          <w:t xml:space="preserve">https://doi.org/10.1007/s12103-014-9272-4</w:t>
+        </w:r>
+      </w:hyperlink>
+    </w:p>
+    <w:bookmarkEnd w:id="261"/>
+    <w:bookmarkStart w:id="263" w:name="ref-Walters2013"/>
+    <w:p>
+      <w:pPr>
+        <w:pStyle w:val="Bibliography"/>
+      </w:pPr>
+      <w:r>
+        <w:t xml:space="preserve">Walters, G. D., &amp; Ruscio, J. (2013). Trajectories of youthful antisocial behavior: Categories or continua?</w:t>
+      </w:r>
+      <w:r>
+        <w:t xml:space="preserve"> </w:t>
+      </w:r>
+      <w:r>
+        <w:rPr>
+          <w:i/>
+          <w:iCs/>
+        </w:rPr>
+        <w:t xml:space="preserve">Journal of Abnormal Child Psychology</w:t>
+      </w:r>
+      <w:r>
+        <w:t xml:space="preserve">,</w:t>
+      </w:r>
+      <w:r>
+        <w:t xml:space="preserve"> </w:t>
+      </w:r>
+      <w:r>
+        <w:rPr>
+          <w:i/>
+          <w:iCs/>
+        </w:rPr>
+        <w:t xml:space="preserve">41</w:t>
+      </w:r>
+      <w:r>
+        <w:t xml:space="preserve">(4), 653–666.</w:t>
+      </w:r>
+      <w:r>
+        <w:t xml:space="preserve"> </w:t>
+      </w:r>
+      <w:hyperlink r:id="rId262">
+        <w:r>
+          <w:rPr>
+            <w:rStyle w:val="Hyperlink"/>
+          </w:rPr>
+          <w:t xml:space="preserve">https://doi.org/10.1007/s10802-012-9700-1</w:t>
+        </w:r>
+      </w:hyperlink>
+    </w:p>
+    <w:bookmarkEnd w:id="263"/>
+    <w:bookmarkStart w:id="265" w:name="ref-Walton2011"/>
+    <w:p>
+      <w:pPr>
+        <w:pStyle w:val="Bibliography"/>
+      </w:pPr>
+      <w:r>
+        <w:t xml:space="preserve">Walton, K. E., Ormel, J., &amp; Krueger, R. F. (2011). The dimensional nature of externalizing behaviors in adolescence: Evidence from a direct comparison of categorical, dimensional, and hybrid models.</w:t>
+      </w:r>
+      <w:r>
+        <w:t xml:space="preserve"> </w:t>
+      </w:r>
+      <w:r>
+        <w:rPr>
+          <w:i/>
+          <w:iCs/>
+        </w:rPr>
+        <w:t xml:space="preserve">Journal of Abnormal Child Psychology</w:t>
+      </w:r>
+      <w:r>
+        <w:t xml:space="preserve">,</w:t>
+      </w:r>
+      <w:r>
+        <w:t xml:space="preserve"> </w:t>
+      </w:r>
+      <w:r>
+        <w:rPr>
+          <w:i/>
+          <w:iCs/>
+        </w:rPr>
+        <w:t xml:space="preserve">39</w:t>
+      </w:r>
+      <w:r>
+        <w:t xml:space="preserve">(4), 553–561.</w:t>
+      </w:r>
+      <w:r>
+        <w:t xml:space="preserve"> </w:t>
+      </w:r>
+      <w:hyperlink r:id="rId264">
+        <w:r>
+          <w:rPr>
+            <w:rStyle w:val="Hyperlink"/>
+          </w:rPr>
+          <w:t xml:space="preserve">https://doi.org/10.1007/s10802-010-9478-y</w:t>
+        </w:r>
+      </w:hyperlink>
+    </w:p>
+    <w:bookmarkEnd w:id="265"/>
+    <w:bookmarkStart w:id="267" w:name="ref-Weems2008"/>
+    <w:p>
+      <w:pPr>
+        <w:pStyle w:val="Bibliography"/>
+      </w:pPr>
+      <w:r>
+        <w:t xml:space="preserve">Weems, C. F. (2008). Developmental trajectories of childhood anxiety: Identifying continuity and change in anxious emotion.</w:t>
+      </w:r>
+      <w:r>
+        <w:t xml:space="preserve"> </w:t>
+      </w:r>
+      <w:r>
+        <w:rPr>
+          <w:i/>
+          <w:iCs/>
+        </w:rPr>
+        <w:t xml:space="preserve">Developmental Review</w:t>
+      </w:r>
+      <w:r>
+        <w:t xml:space="preserve">,</w:t>
+      </w:r>
+      <w:r>
+        <w:t xml:space="preserve"> </w:t>
+      </w:r>
+      <w:r>
+        <w:rPr>
+          <w:i/>
+          <w:iCs/>
+        </w:rPr>
         <w:t xml:space="preserve">28</w:t>
       </w:r>
       <w:r>
-        <w:t xml:space="preserve">(2), 343–353.</w:t>
-      </w:r>
-      <w:r>
-        <w:t xml:space="preserve"> </w:t>
-      </w:r>
-      <w:hyperlink r:id="rId163">
-        <w:r>
-          <w:rPr>
-            <w:rStyle w:val="Hyperlink"/>
-          </w:rPr>
-          <w:t xml:space="preserve">https://doi.org/10.1007/s10826-018-1272-4</w:t>
-        </w:r>
-      </w:hyperlink>
-    </w:p>
-    <w:bookmarkEnd w:id="164"/>
-    <w:bookmarkStart w:id="165" w:name="ref-Kagan1969"/>
+        <w:t xml:space="preserve">(4), 488–502.</w:t>
+      </w:r>
+      <w:r>
+        <w:t xml:space="preserve"> </w:t>
+      </w:r>
+      <w:hyperlink r:id="rId266">
+        <w:r>
+          <w:rPr>
+            <w:rStyle w:val="Hyperlink"/>
+          </w:rPr>
+          <w:t xml:space="preserve">https://doi.org/10.1016/j.dr.2008.01.001</w:t>
+        </w:r>
+      </w:hyperlink>
+    </w:p>
+    <w:bookmarkEnd w:id="267"/>
+    <w:bookmarkStart w:id="269" w:name="ref-Weiss2003"/>
     <w:p>
       <w:pPr>
         <w:pStyle w:val="Bibliography"/>
       </w:pPr>
       <w:r>
-        <w:t xml:space="preserve">Kagan, J. (1969). The three faces of continuity in human development. In D. A. Goslin (Ed.),</w:t>
-      </w:r>
-      <w:r>
-        <w:t xml:space="preserve"> </w:t>
-      </w:r>
-      <w:r>
-        <w:rPr>
-          <w:i/>
-          <w:iCs/>
-        </w:rPr>
-        <w:t xml:space="preserve">Handbook of socialization theory and research</w:t>
-      </w:r>
-      <w:r>
-        <w:t xml:space="preserve"> </w:t>
-      </w:r>
-      <w:r>
-        <w:t xml:space="preserve">(pp. 983–1002). Rand McNally.</w:t>
-      </w:r>
-    </w:p>
-    <w:bookmarkEnd w:id="165"/>
-    <w:bookmarkStart w:id="166" w:name="ref-Kagan1971"/>
+        <w:t xml:space="preserve">Weiss, B., &amp; Garber, J. (2003). Developmental differences in the phenomenology of depression.</w:t>
+      </w:r>
+      <w:r>
+        <w:t xml:space="preserve"> </w:t>
+      </w:r>
+      <w:r>
+        <w:rPr>
+          <w:i/>
+          <w:iCs/>
+        </w:rPr>
+        <w:t xml:space="preserve">Development and Psychopathology</w:t>
+      </w:r>
+      <w:r>
+        <w:t xml:space="preserve">,</w:t>
+      </w:r>
+      <w:r>
+        <w:t xml:space="preserve"> </w:t>
+      </w:r>
+      <w:r>
+        <w:rPr>
+          <w:i/>
+          <w:iCs/>
+        </w:rPr>
+        <w:t xml:space="preserve">15</w:t>
+      </w:r>
+      <w:r>
+        <w:t xml:space="preserve">(2), 403–430.</w:t>
+      </w:r>
+      <w:r>
+        <w:t xml:space="preserve"> </w:t>
+      </w:r>
+      <w:hyperlink r:id="rId268">
+        <w:r>
+          <w:rPr>
+            <w:rStyle w:val="Hyperlink"/>
+          </w:rPr>
+          <w:t xml:space="preserve">https://doi.org/10.1017/S0954579403000221</w:t>
+        </w:r>
+      </w:hyperlink>
+    </w:p>
+    <w:bookmarkEnd w:id="269"/>
+    <w:bookmarkStart w:id="271" w:name="ref-WHO2022"/>
     <w:p>
       <w:pPr>
         <w:pStyle w:val="Bibliography"/>
       </w:pPr>
       <w:r>
-        <w:t xml:space="preserve">Kagan, J. (1971).</w:t>
-      </w:r>
-      <w:r>
-        <w:t xml:space="preserve"> </w:t>
-      </w:r>
-      <w:r>
-        <w:rPr>
-          <w:i/>
-          <w:iCs/>
-        </w:rPr>
-        <w:t xml:space="preserve">Change and continuity in infancy</w:t>
-      </w:r>
-      <w:r>
-        <w:t xml:space="preserve">. Wiley.</w:t>
-      </w:r>
-    </w:p>
-    <w:bookmarkEnd w:id="166"/>
-    <w:bookmarkStart w:id="167" w:name="ref-Kagan1980"/>
+        <w:t xml:space="preserve">World Health Organization. (2022).</w:t>
+      </w:r>
+      <w:r>
+        <w:t xml:space="preserve"> </w:t>
+      </w:r>
+      <w:r>
+        <w:rPr>
+          <w:i/>
+          <w:iCs/>
+        </w:rPr>
+        <w:t xml:space="preserve">International Statistical Classification of Diseases and Related Health Problems</w:t>
+      </w:r>
+      <w:r>
+        <w:rPr>
+          <w:i/>
+          <w:iCs/>
+        </w:rPr>
+        <w:t xml:space="preserve"> </w:t>
+      </w:r>
+      <w:r>
+        <w:rPr>
+          <w:i/>
+          <w:iCs/>
+        </w:rPr>
+        <w:t xml:space="preserve">11th revision (ICD-11)</w:t>
+      </w:r>
+      <w:r>
+        <w:t xml:space="preserve">.</w:t>
+      </w:r>
+      <w:r>
+        <w:t xml:space="preserve"> </w:t>
+      </w:r>
+      <w:hyperlink r:id="rId270">
+        <w:r>
+          <w:rPr>
+            <w:rStyle w:val="Hyperlink"/>
+          </w:rPr>
+          <w:t xml:space="preserve">https://icd.who.int</w:t>
+        </w:r>
+      </w:hyperlink>
+    </w:p>
+    <w:bookmarkEnd w:id="271"/>
+    <w:bookmarkStart w:id="273" w:name="ref-Wright2013"/>
     <w:p>
       <w:pPr>
         <w:pStyle w:val="Bibliography"/>
       </w:pPr>
       <w:r>
-        <w:t xml:space="preserve">Kagan, J. (1980). Perspectives on continuity. In O. G. Brim Jr. &amp; J. Kagan (Eds.),</w:t>
-      </w:r>
-      <w:r>
-        <w:t xml:space="preserve"> </w:t>
-      </w:r>
-      <w:r>
-        <w:rPr>
-          <w:i/>
-          <w:iCs/>
-        </w:rPr>
-        <w:t xml:space="preserve">Constancy and change in human development</w:t>
-      </w:r>
-      <w:r>
-        <w:t xml:space="preserve"> </w:t>
-      </w:r>
-      <w:r>
-        <w:t xml:space="preserve">(pp. 26–74). Harvard University Press.</w:t>
-      </w:r>
-    </w:p>
-    <w:bookmarkEnd w:id="167"/>
-    <w:bookmarkStart w:id="168" w:name="ref-Kagan1962"/>
-    <w:p>
-      <w:pPr>
-        <w:pStyle w:val="Bibliography"/>
-      </w:pPr>
-      <w:r>
-        <w:t xml:space="preserve">Kagan, J., &amp; Moss, H. A. (1962).</w:t>
-      </w:r>
-      <w:r>
-        <w:t xml:space="preserve"> </w:t>
-      </w:r>
-      <w:r>
-        <w:rPr>
-          <w:i/>
-          <w:iCs/>
-        </w:rPr>
-        <w:t xml:space="preserve">Birth to maturity: A study in psychological development</w:t>
-      </w:r>
-      <w:r>
-        <w:t xml:space="preserve">. Wiley.</w:t>
-      </w:r>
-    </w:p>
-    <w:bookmarkEnd w:id="168"/>
-    <w:bookmarkStart w:id="170" w:name="ref-Kliem2018"/>
-    <w:p>
-      <w:pPr>
-        <w:pStyle w:val="Bibliography"/>
-      </w:pPr>
-      <w:r>
-        <w:t xml:space="preserve">Kliem, S., Heinrichs, N., Lohmann, A., Bussing, R., Schwarzer, G., &amp; Briegel, W. (2018). Dimensional latent structure of early disruptive behavior disorders: A taxometric analysis in preschoolers.</w:t>
-      </w:r>
-      <w:r>
-        <w:t xml:space="preserve"> </w:t>
-      </w:r>
-      <w:r>
-        <w:rPr>
-          <w:i/>
-          <w:iCs/>
-        </w:rPr>
-        <w:t xml:space="preserve">Journal of Abnormal Child Psychology</w:t>
+        <w:t xml:space="preserve">Wright, A. G. C., Krueger, R. F., Hobbs, M. J., Markon, K. E., Eaton, N. R., &amp; Slade, T. (2013). The structure of psychopathology: Toward an expanded quantitative empirical model.</w:t>
+      </w:r>
+      <w:r>
+        <w:t xml:space="preserve"> </w:t>
+      </w:r>
+      <w:r>
+        <w:rPr>
+          <w:i/>
+          <w:iCs/>
+        </w:rPr>
+        <w:t xml:space="preserve">Journal of Abnormal Psychology</w:t>
       </w:r>
       <w:r>
         <w:t xml:space="preserve">,</w:t>
@@ -7195,2670 +9839,6 @@
           <w:i/>
           <w:iCs/>
         </w:rPr>
-        <w:t xml:space="preserve">46</w:t>
-      </w:r>
-      <w:r>
-        <w:t xml:space="preserve">, 1385–1394.</w:t>
-      </w:r>
-      <w:r>
-        <w:t xml:space="preserve"> </w:t>
-      </w:r>
-      <w:hyperlink r:id="rId169">
-        <w:r>
-          <w:rPr>
-            <w:rStyle w:val="Hyperlink"/>
-          </w:rPr>
-          <w:t xml:space="preserve">https://doi.org/10.1007/s10802-017-0383-5</w:t>
-        </w:r>
-      </w:hyperlink>
-    </w:p>
-    <w:bookmarkEnd w:id="170"/>
-    <w:bookmarkStart w:id="172" w:name="ref-Kliem2022"/>
-    <w:p>
-      <w:pPr>
-        <w:pStyle w:val="Bibliography"/>
-      </w:pPr>
-      <w:r>
-        <w:t xml:space="preserve">Kliem, S., Krieg, Y., Klatt, T., &amp; Baier, D. (2022). Dimensional latent structure of callous-unemotional traits in german adolescents: Results from taxometric analyses.</w:t>
-      </w:r>
-      <w:r>
-        <w:t xml:space="preserve"> </w:t>
-      </w:r>
-      <w:r>
-        <w:rPr>
-          <w:i/>
-          <w:iCs/>
-        </w:rPr>
-        <w:t xml:space="preserve">Research on Child and Adolescent Psychopathology</w:t>
-      </w:r>
-      <w:r>
-        <w:t xml:space="preserve">,</w:t>
-      </w:r>
-      <w:r>
-        <w:t xml:space="preserve"> </w:t>
-      </w:r>
-      <w:r>
-        <w:rPr>
-          <w:i/>
-          <w:iCs/>
-        </w:rPr>
-        <w:t xml:space="preserve">50</w:t>
-      </w:r>
-      <w:r>
-        <w:t xml:space="preserve">(6), 771–780.</w:t>
-      </w:r>
-      <w:r>
-        <w:t xml:space="preserve"> </w:t>
-      </w:r>
-      <w:hyperlink r:id="rId171">
-        <w:r>
-          <w:rPr>
-            <w:rStyle w:val="Hyperlink"/>
-          </w:rPr>
-          <w:t xml:space="preserve">https://doi.org/10.1007/s10802-021-00885-y</w:t>
-        </w:r>
-      </w:hyperlink>
-    </w:p>
-    <w:bookmarkEnd w:id="172"/>
-    <w:bookmarkStart w:id="174" w:name="ref-Kotov2017"/>
-    <w:p>
-      <w:pPr>
-        <w:pStyle w:val="Bibliography"/>
-      </w:pPr>
-      <w:r>
-        <w:t xml:space="preserve">Kotov, R., Krueger, R. F., Watson, D., Achenbach, T. M., Althoff, R. R., Bagby, R. M., Brown, T. A., Carpenter, W. T., Caspi, A., Clark, L. A., Eaton, N. R., Forbes, M. K., Forbush, K. T., Goldberg, D., Hasin, D., Hyman, S. E., Ivanova, M. Y., Lynam, D. R., Markon, K., … Zimmerman, M. (2017). The hierarchical taxonomy of psychopathology (</w:t>
-      </w:r>
-      <w:r>
-        <w:t xml:space="preserve">HiTOP</w:t>
-      </w:r>
-      <w:r>
-        <w:t xml:space="preserve">): A dimensional alternative to traditional nosologies.</w:t>
-      </w:r>
-      <w:r>
-        <w:t xml:space="preserve"> </w:t>
-      </w:r>
-      <w:r>
-        <w:rPr>
-          <w:i/>
-          <w:iCs/>
-        </w:rPr>
-        <w:t xml:space="preserve">Journal of Abnormal Psychology</w:t>
-      </w:r>
-      <w:r>
-        <w:t xml:space="preserve">,</w:t>
-      </w:r>
-      <w:r>
-        <w:t xml:space="preserve"> </w:t>
-      </w:r>
-      <w:r>
-        <w:rPr>
-          <w:i/>
-          <w:iCs/>
-        </w:rPr>
-        <w:t xml:space="preserve">126</w:t>
-      </w:r>
-      <w:r>
-        <w:t xml:space="preserve">(4), 454–477.</w:t>
-      </w:r>
-      <w:r>
-        <w:t xml:space="preserve"> </w:t>
-      </w:r>
-      <w:hyperlink r:id="rId173">
-        <w:r>
-          <w:rPr>
-            <w:rStyle w:val="Hyperlink"/>
-          </w:rPr>
-          <w:t xml:space="preserve">https://doi.org/10.1037/abn0000258</w:t>
-        </w:r>
-      </w:hyperlink>
-    </w:p>
-    <w:bookmarkEnd w:id="174"/>
-    <w:bookmarkStart w:id="176" w:name="ref-Krueger2016"/>
-    <w:p>
-      <w:pPr>
-        <w:pStyle w:val="Bibliography"/>
-      </w:pPr>
-      <w:r>
-        <w:t xml:space="preserve">Krueger, R. F., &amp; DeYoung, C. G. (2016). The RDoC initiative and the structure of psychopathology.</w:t>
-      </w:r>
-      <w:r>
-        <w:t xml:space="preserve"> </w:t>
-      </w:r>
-      <w:r>
-        <w:rPr>
-          <w:i/>
-          <w:iCs/>
-        </w:rPr>
-        <w:t xml:space="preserve">Psychophysiology</w:t>
-      </w:r>
-      <w:r>
-        <w:t xml:space="preserve">,</w:t>
-      </w:r>
-      <w:r>
-        <w:t xml:space="preserve"> </w:t>
-      </w:r>
-      <w:r>
-        <w:rPr>
-          <w:i/>
-          <w:iCs/>
-        </w:rPr>
-        <w:t xml:space="preserve">53</w:t>
-      </w:r>
-      <w:r>
-        <w:t xml:space="preserve">(3), 351–354.</w:t>
-      </w:r>
-      <w:r>
-        <w:t xml:space="preserve"> </w:t>
-      </w:r>
-      <w:hyperlink r:id="rId175">
-        <w:r>
-          <w:rPr>
-            <w:rStyle w:val="Hyperlink"/>
-          </w:rPr>
-          <w:t xml:space="preserve">https://doi.org/10.1111/psyp.12551</w:t>
-        </w:r>
-      </w:hyperlink>
-    </w:p>
-    <w:bookmarkEnd w:id="176"/>
-    <w:bookmarkStart w:id="178" w:name="ref-Krueger2021"/>
-    <w:p>
-      <w:pPr>
-        <w:pStyle w:val="Bibliography"/>
-      </w:pPr>
-      <w:r>
-        <w:t xml:space="preserve">Krueger, R. F., Hobbs, K. A., Conway, C. C., Dick, D. M., Dretsch, M. N., Eaton, N. R., Forbes, M. K., Forbush, K. T., Keyes, K. M., Latzman, R. D., Michelini, G., Patrick, C. J., Sellbom, M., Slade, T., South, S. C., Sunderland, M., Tackett, J. L., Waldman, I., Waszczuk, M. A., … Workgroup, H. U. (2021). Validity and utility of hierarchical taxonomy of psychopathology (</w:t>
-      </w:r>
-      <w:r>
-        <w:t xml:space="preserve">HiTOP</w:t>
-      </w:r>
-      <w:r>
-        <w:t xml:space="preserve">):</w:t>
-      </w:r>
-      <w:r>
-        <w:t xml:space="preserve"> </w:t>
-      </w:r>
-      <w:r>
-        <w:t xml:space="preserve">II</w:t>
-      </w:r>
-      <w:r>
-        <w:t xml:space="preserve">. Externalizing superspectrum.</w:t>
-      </w:r>
-      <w:r>
-        <w:t xml:space="preserve"> </w:t>
-      </w:r>
-      <w:r>
-        <w:rPr>
-          <w:i/>
-          <w:iCs/>
-        </w:rPr>
-        <w:t xml:space="preserve">World Psychiatry</w:t>
-      </w:r>
-      <w:r>
-        <w:t xml:space="preserve">,</w:t>
-      </w:r>
-      <w:r>
-        <w:t xml:space="preserve"> </w:t>
-      </w:r>
-      <w:r>
-        <w:rPr>
-          <w:i/>
-          <w:iCs/>
-        </w:rPr>
-        <w:t xml:space="preserve">20</w:t>
-      </w:r>
-      <w:r>
-        <w:t xml:space="preserve">(2), 171–193.</w:t>
-      </w:r>
-      <w:r>
-        <w:t xml:space="preserve"> </w:t>
-      </w:r>
-      <w:hyperlink r:id="rId177">
-        <w:r>
-          <w:rPr>
-            <w:rStyle w:val="Hyperlink"/>
-          </w:rPr>
-          <w:t xml:space="preserve">https://doi.org/10.1002/wps.20844</w:t>
-        </w:r>
-      </w:hyperlink>
-    </w:p>
-    <w:bookmarkEnd w:id="178"/>
-    <w:bookmarkStart w:id="180" w:name="ref-Krueger2011"/>
-    <w:p>
-      <w:pPr>
-        <w:pStyle w:val="Bibliography"/>
-      </w:pPr>
-      <w:r>
-        <w:t xml:space="preserve">Krueger, R. F., &amp; Markon, K. E. (2011). A dimensional-spectrum model of psychopathology: Progress and opportunities.</w:t>
-      </w:r>
-      <w:r>
-        <w:t xml:space="preserve"> </w:t>
-      </w:r>
-      <w:r>
-        <w:rPr>
-          <w:i/>
-          <w:iCs/>
-        </w:rPr>
-        <w:t xml:space="preserve">Archives of General Psychiatry</w:t>
-      </w:r>
-      <w:r>
-        <w:t xml:space="preserve">,</w:t>
-      </w:r>
-      <w:r>
-        <w:t xml:space="preserve"> </w:t>
-      </w:r>
-      <w:r>
-        <w:rPr>
-          <w:i/>
-          <w:iCs/>
-        </w:rPr>
-        <w:t xml:space="preserve">68</w:t>
-      </w:r>
-      <w:r>
-        <w:t xml:space="preserve">(1), 10–11.</w:t>
-      </w:r>
-      <w:r>
-        <w:t xml:space="preserve"> </w:t>
-      </w:r>
-      <w:hyperlink r:id="rId179">
-        <w:r>
-          <w:rPr>
-            <w:rStyle w:val="Hyperlink"/>
-          </w:rPr>
-          <w:t xml:space="preserve">https://doi.org/10.1001/archgenpsychiatry.2010.188</w:t>
-        </w:r>
-      </w:hyperlink>
-    </w:p>
-    <w:bookmarkEnd w:id="180"/>
-    <w:bookmarkStart w:id="182" w:name="ref-Krueger2007"/>
-    <w:p>
-      <w:pPr>
-        <w:pStyle w:val="Bibliography"/>
-      </w:pPr>
-      <w:r>
-        <w:t xml:space="preserve">Krueger, R. F., Markon, K. E., Patrick, C. J., Benning, S. D., &amp; Kramer, M. D. (2007). Linking antisocial behavior, substance use, and personality: An integrative quantitative model of the adult externalizing spectrum.</w:t>
-      </w:r>
-      <w:r>
-        <w:t xml:space="preserve"> </w:t>
-      </w:r>
-      <w:r>
-        <w:rPr>
-          <w:i/>
-          <w:iCs/>
-        </w:rPr>
-        <w:t xml:space="preserve">Journal of Abnormal Psychology</w:t>
-      </w:r>
-      <w:r>
-        <w:t xml:space="preserve">,</w:t>
-      </w:r>
-      <w:r>
-        <w:t xml:space="preserve"> </w:t>
-      </w:r>
-      <w:r>
-        <w:rPr>
-          <w:i/>
-          <w:iCs/>
-        </w:rPr>
-        <w:t xml:space="preserve">116</w:t>
-      </w:r>
-      <w:r>
-        <w:t xml:space="preserve">(4), 645–666.</w:t>
-      </w:r>
-      <w:r>
-        <w:t xml:space="preserve"> </w:t>
-      </w:r>
-      <w:hyperlink r:id="rId181">
-        <w:r>
-          <w:rPr>
-            <w:rStyle w:val="Hyperlink"/>
-          </w:rPr>
-          <w:t xml:space="preserve">https://doi.org/10.1037/0021-843X.116.4.645</w:t>
-        </w:r>
-      </w:hyperlink>
-    </w:p>
-    <w:bookmarkEnd w:id="182"/>
-    <w:bookmarkStart w:id="184" w:name="ref-Krueger2005"/>
-    <w:p>
-      <w:pPr>
-        <w:pStyle w:val="Bibliography"/>
-      </w:pPr>
-      <w:r>
-        <w:t xml:space="preserve">Krueger, R. F., Markon, K. E., Patrick, C. J., &amp; Iacono, W. G. (2005). Externalizing psychopathology in adulthood: A dimensional-spectrum conceptualization and its implications for DSM-v.</w:t>
-      </w:r>
-      <w:r>
-        <w:t xml:space="preserve"> </w:t>
-      </w:r>
-      <w:r>
-        <w:rPr>
-          <w:i/>
-          <w:iCs/>
-        </w:rPr>
-        <w:t xml:space="preserve">Journal of Abnormal Psychology</w:t>
-      </w:r>
-      <w:r>
-        <w:t xml:space="preserve">,</w:t>
-      </w:r>
-      <w:r>
-        <w:t xml:space="preserve"> </w:t>
-      </w:r>
-      <w:r>
-        <w:rPr>
-          <w:i/>
-          <w:iCs/>
-        </w:rPr>
-        <w:t xml:space="preserve">114</w:t>
-      </w:r>
-      <w:r>
-        <w:t xml:space="preserve">(4), 537–550.</w:t>
-      </w:r>
-      <w:r>
-        <w:t xml:space="preserve"> </w:t>
-      </w:r>
-      <w:hyperlink r:id="rId183">
-        <w:r>
-          <w:rPr>
-            <w:rStyle w:val="Hyperlink"/>
-          </w:rPr>
-          <w:t xml:space="preserve">https://doi.org/10.1037/0021-843x.114.4.537</w:t>
-        </w:r>
-      </w:hyperlink>
-    </w:p>
-    <w:bookmarkEnd w:id="184"/>
-    <w:bookmarkStart w:id="186" w:name="ref-Krueger2004"/>
-    <w:p>
-      <w:pPr>
-        <w:pStyle w:val="Bibliography"/>
-      </w:pPr>
-      <w:r>
-        <w:t xml:space="preserve">Krueger, R. F., Nichol, P. E., Hicks, B. M., Markon, K. E., Patrick, C. J., lacono, W. G., &amp; McGue, M.</w:t>
-      </w:r>
-      <w:r>
-        <w:t xml:space="preserve"> (2004). Using latent trait modeling to conceptualize an alcohol problems continuum.</w:t>
-      </w:r>
-      <w:r>
-        <w:t xml:space="preserve"> </w:t>
-      </w:r>
-      <w:r>
-        <w:rPr>
-          <w:i/>
-          <w:iCs/>
-        </w:rPr>
-        <w:t xml:space="preserve">Psychological Assessment</w:t>
-      </w:r>
-      <w:r>
-        <w:t xml:space="preserve">,</w:t>
-      </w:r>
-      <w:r>
-        <w:t xml:space="preserve"> </w:t>
-      </w:r>
-      <w:r>
-        <w:rPr>
-          <w:i/>
-          <w:iCs/>
-        </w:rPr>
-        <w:t xml:space="preserve">16</w:t>
-      </w:r>
-      <w:r>
-        <w:t xml:space="preserve">(2), 107–119.</w:t>
-      </w:r>
-      <w:r>
-        <w:t xml:space="preserve"> </w:t>
-      </w:r>
-      <w:hyperlink r:id="rId185">
-        <w:r>
-          <w:rPr>
-            <w:rStyle w:val="Hyperlink"/>
-          </w:rPr>
-          <w:t xml:space="preserve">https://doi.org/10.1037/1040-3590.16.2.107</w:t>
-        </w:r>
-      </w:hyperlink>
-    </w:p>
-    <w:bookmarkEnd w:id="186"/>
-    <w:bookmarkStart w:id="188" w:name="ref-Krueger2002"/>
-    <w:p>
-      <w:pPr>
-        <w:pStyle w:val="Bibliography"/>
-      </w:pPr>
-      <w:r>
-        <w:t xml:space="preserve">Krueger, R. F., &amp; Piasecki, T. M. (2002). Toward a dimensional and psychometrically-informed approach to conceptualizing psychopathology.</w:t>
-      </w:r>
-      <w:r>
-        <w:t xml:space="preserve"> </w:t>
-      </w:r>
-      <w:r>
-        <w:rPr>
-          <w:i/>
-          <w:iCs/>
-        </w:rPr>
-        <w:t xml:space="preserve">Behaviour Research and Therapy</w:t>
-      </w:r>
-      <w:r>
-        <w:t xml:space="preserve">,</w:t>
-      </w:r>
-      <w:r>
-        <w:t xml:space="preserve"> </w:t>
-      </w:r>
-      <w:r>
-        <w:rPr>
-          <w:i/>
-          <w:iCs/>
-        </w:rPr>
-        <w:t xml:space="preserve">40</w:t>
-      </w:r>
-      <w:r>
-        <w:t xml:space="preserve">(5), 485–499.</w:t>
-      </w:r>
-      <w:r>
-        <w:t xml:space="preserve"> </w:t>
-      </w:r>
-      <w:hyperlink r:id="rId187">
-        <w:r>
-          <w:rPr>
-            <w:rStyle w:val="Hyperlink"/>
-          </w:rPr>
-          <w:t xml:space="preserve">https://doi.org/10.1016/S0005-7967(02)00016-5</w:t>
-        </w:r>
-      </w:hyperlink>
-    </w:p>
-    <w:bookmarkEnd w:id="188"/>
-    <w:bookmarkStart w:id="190" w:name="ref-Lansford2010"/>
-    <w:p>
-      <w:pPr>
-        <w:pStyle w:val="Bibliography"/>
-      </w:pPr>
-      <w:r>
-        <w:t xml:space="preserve">Lansford, J. E., Malone, P. S., Dodge, K. A., Pettit, G. S., &amp; Bates, J. E. (2010). Developmental cascades of peer rejection, social information processing biases, and aggression during middle childhood.</w:t>
-      </w:r>
-      <w:r>
-        <w:t xml:space="preserve"> </w:t>
-      </w:r>
-      <w:r>
-        <w:rPr>
-          <w:i/>
-          <w:iCs/>
-        </w:rPr>
-        <w:t xml:space="preserve">Development and Psychopathology</w:t>
-      </w:r>
-      <w:r>
-        <w:t xml:space="preserve">,</w:t>
-      </w:r>
-      <w:r>
-        <w:t xml:space="preserve"> </w:t>
-      </w:r>
-      <w:r>
-        <w:rPr>
-          <w:i/>
-          <w:iCs/>
-        </w:rPr>
-        <w:t xml:space="preserve">22</w:t>
-      </w:r>
-      <w:r>
-        <w:t xml:space="preserve">(3), 593–602.</w:t>
-      </w:r>
-      <w:r>
-        <w:t xml:space="preserve"> </w:t>
-      </w:r>
-      <w:hyperlink r:id="rId189">
-        <w:r>
-          <w:rPr>
-            <w:rStyle w:val="Hyperlink"/>
-          </w:rPr>
-          <w:t xml:space="preserve">https://doi.org/10.1017/S0954579410000301</w:t>
-        </w:r>
-      </w:hyperlink>
-    </w:p>
-    <w:bookmarkEnd w:id="190"/>
-    <w:bookmarkStart w:id="192" w:name="ref-Markon2011"/>
-    <w:p>
-      <w:pPr>
-        <w:pStyle w:val="Bibliography"/>
-      </w:pPr>
-      <w:r>
-        <w:t xml:space="preserve">Markon, K. E., Chmielewski, M., &amp; Miller, C. J. (2011). The reliability and validity of discrete and continuous measures of psychopathology: A quantitative review.</w:t>
-      </w:r>
-      <w:r>
-        <w:t xml:space="preserve"> </w:t>
-      </w:r>
-      <w:r>
-        <w:rPr>
-          <w:i/>
-          <w:iCs/>
-        </w:rPr>
-        <w:t xml:space="preserve">Psychological Bulletin</w:t>
-      </w:r>
-      <w:r>
-        <w:t xml:space="preserve">,</w:t>
-      </w:r>
-      <w:r>
-        <w:t xml:space="preserve"> </w:t>
-      </w:r>
-      <w:r>
-        <w:rPr>
-          <w:i/>
-          <w:iCs/>
-        </w:rPr>
-        <w:t xml:space="preserve">137</w:t>
-      </w:r>
-      <w:r>
-        <w:t xml:space="preserve">(5), 856–879.</w:t>
-      </w:r>
-      <w:r>
-        <w:t xml:space="preserve"> </w:t>
-      </w:r>
-      <w:hyperlink r:id="rId191">
-        <w:r>
-          <w:rPr>
-            <w:rStyle w:val="Hyperlink"/>
-          </w:rPr>
-          <w:t xml:space="preserve">https://doi.org/10.1037/a0023678</w:t>
-        </w:r>
-      </w:hyperlink>
-    </w:p>
-    <w:bookmarkEnd w:id="192"/>
-    <w:bookmarkStart w:id="194" w:name="ref-Markon2005"/>
-    <w:p>
-      <w:pPr>
-        <w:pStyle w:val="Bibliography"/>
-      </w:pPr>
-      <w:r>
-        <w:t xml:space="preserve">Markon, K. E., &amp; Krueger, R. F. (2005). Categorical and continuous models of liability to externalizing disorders: A direct comparison in NESARC.</w:t>
-      </w:r>
-      <w:r>
-        <w:t xml:space="preserve"> </w:t>
-      </w:r>
-      <w:r>
-        <w:rPr>
-          <w:i/>
-          <w:iCs/>
-        </w:rPr>
-        <w:t xml:space="preserve">Archives of General Psychiatry</w:t>
-      </w:r>
-      <w:r>
-        <w:t xml:space="preserve">,</w:t>
-      </w:r>
-      <w:r>
-        <w:t xml:space="preserve"> </w:t>
-      </w:r>
-      <w:r>
-        <w:rPr>
-          <w:i/>
-          <w:iCs/>
-        </w:rPr>
-        <w:t xml:space="preserve">62</w:t>
-      </w:r>
-      <w:r>
-        <w:t xml:space="preserve">(12), 1352–1359.</w:t>
-      </w:r>
-      <w:r>
-        <w:t xml:space="preserve"> </w:t>
-      </w:r>
-      <w:hyperlink r:id="rId193">
-        <w:r>
-          <w:rPr>
-            <w:rStyle w:val="Hyperlink"/>
-          </w:rPr>
-          <w:t xml:space="preserve">https://doi.org/10.1001/archpsyc.62.12.1352</w:t>
-        </w:r>
-      </w:hyperlink>
-    </w:p>
-    <w:bookmarkEnd w:id="194"/>
-    <w:bookmarkStart w:id="196" w:name="ref-Miller2009"/>
-    <w:p>
-      <w:pPr>
-        <w:pStyle w:val="Bibliography"/>
-      </w:pPr>
-      <w:r>
-        <w:t xml:space="preserve">Miller, J. L., Vaillancourt, T., &amp; Boyle, M. H. (2009). Examining the heterotypic continuity of aggression using teacher reports: Results from a national canadian study.</w:t>
-      </w:r>
-      <w:r>
-        <w:t xml:space="preserve"> </w:t>
-      </w:r>
-      <w:r>
-        <w:rPr>
-          <w:i/>
-          <w:iCs/>
-        </w:rPr>
-        <w:t xml:space="preserve">Social Development</w:t>
-      </w:r>
-      <w:r>
-        <w:t xml:space="preserve">,</w:t>
-      </w:r>
-      <w:r>
-        <w:t xml:space="preserve"> </w:t>
-      </w:r>
-      <w:r>
-        <w:rPr>
-          <w:i/>
-          <w:iCs/>
-        </w:rPr>
-        <w:t xml:space="preserve">18</w:t>
-      </w:r>
-      <w:r>
-        <w:t xml:space="preserve">(1), 164–180.</w:t>
-      </w:r>
-      <w:r>
-        <w:t xml:space="preserve"> </w:t>
-      </w:r>
-      <w:hyperlink r:id="rId195">
-        <w:r>
-          <w:rPr>
-            <w:rStyle w:val="Hyperlink"/>
-          </w:rPr>
-          <w:t xml:space="preserve">https://doi.org/10.1111/j.1467-9507.2008.00480.x</w:t>
-        </w:r>
-      </w:hyperlink>
-    </w:p>
-    <w:bookmarkEnd w:id="196"/>
-    <w:bookmarkStart w:id="198" w:name="ref-Mineo2017"/>
-    <w:p>
-      <w:pPr>
-        <w:pStyle w:val="Bibliography"/>
-      </w:pPr>
-      <w:r>
-        <w:t xml:space="preserve">Mineo, L. (2017).</w:t>
-      </w:r>
-      <w:r>
-        <w:t xml:space="preserve"> </w:t>
-      </w:r>
-      <w:r>
-        <w:rPr>
-          <w:i/>
-          <w:iCs/>
-        </w:rPr>
-        <w:t xml:space="preserve">Good genes are nice, but joy is better</w:t>
-      </w:r>
-      <w:r>
-        <w:t xml:space="preserve">.</w:t>
-      </w:r>
-      <w:r>
-        <w:t xml:space="preserve"> </w:t>
-      </w:r>
-      <w:hyperlink r:id="rId197">
-        <w:r>
-          <w:rPr>
-            <w:rStyle w:val="Hyperlink"/>
-          </w:rPr>
-          <w:t xml:space="preserve">https://news.harvard.edu/gazette/story/2017/04/over-nearly-80-years-harvard-study-has-been-showing-how-to-live-a-healthy-and-happy-life/</w:t>
-        </w:r>
-      </w:hyperlink>
-    </w:p>
-    <w:bookmarkEnd w:id="198"/>
-    <w:bookmarkStart w:id="200" w:name="ref-Moffitt1993"/>
-    <w:p>
-      <w:pPr>
-        <w:pStyle w:val="Bibliography"/>
-      </w:pPr>
-      <w:r>
-        <w:t xml:space="preserve">Moffitt, T. E. (1993). Adolescence-limited and life-course-persistent antisocial behavior: A developmental taxonomy.</w:t>
-      </w:r>
-      <w:r>
-        <w:t xml:space="preserve"> </w:t>
-      </w:r>
-      <w:r>
-        <w:rPr>
-          <w:i/>
-          <w:iCs/>
-        </w:rPr>
-        <w:t xml:space="preserve">Psychological Review</w:t>
-      </w:r>
-      <w:r>
-        <w:t xml:space="preserve">,</w:t>
-      </w:r>
-      <w:r>
-        <w:t xml:space="preserve"> </w:t>
-      </w:r>
-      <w:r>
-        <w:rPr>
-          <w:i/>
-          <w:iCs/>
-        </w:rPr>
-        <w:t xml:space="preserve">100</w:t>
-      </w:r>
-      <w:r>
-        <w:t xml:space="preserve">(4), 674–701.</w:t>
-      </w:r>
-      <w:r>
-        <w:t xml:space="preserve"> </w:t>
-      </w:r>
-      <w:hyperlink r:id="rId199">
-        <w:r>
-          <w:rPr>
-            <w:rStyle w:val="Hyperlink"/>
-          </w:rPr>
-          <w:t xml:space="preserve">https://doi.org/10.1037/0033-295X.100.4.674</w:t>
-        </w:r>
-      </w:hyperlink>
-    </w:p>
-    <w:bookmarkEnd w:id="200"/>
-    <w:bookmarkStart w:id="202" w:name="ref-Moffitt2011"/>
-    <w:p>
-      <w:pPr>
-        <w:pStyle w:val="Bibliography"/>
-      </w:pPr>
-      <w:r>
-        <w:t xml:space="preserve">Moffitt, T. E., Arseneault, L., Belsky, D. W., Dickson, N., Hancox, R. J., Harrington, H., Houts, R., Poulton, R., Roberts, B. W., Ross, S., Sears, M. R., Thomson, W. M., &amp; Caspi, A. (2011). A gradient of childhood self-control predicts health, wealth, and public safety.</w:t>
-      </w:r>
-      <w:r>
-        <w:t xml:space="preserve"> </w:t>
-      </w:r>
-      <w:r>
-        <w:rPr>
-          <w:i/>
-          <w:iCs/>
-        </w:rPr>
-        <w:t xml:space="preserve">Proceedings of the National Academy of Sciences</w:t>
-      </w:r>
-      <w:r>
-        <w:t xml:space="preserve">,</w:t>
-      </w:r>
-      <w:r>
-        <w:t xml:space="preserve"> </w:t>
-      </w:r>
-      <w:r>
-        <w:rPr>
-          <w:i/>
-          <w:iCs/>
-        </w:rPr>
-        <w:t xml:space="preserve">108</w:t>
-      </w:r>
-      <w:r>
-        <w:t xml:space="preserve">(7), 2693–2698.</w:t>
-      </w:r>
-      <w:r>
-        <w:t xml:space="preserve"> </w:t>
-      </w:r>
-      <w:hyperlink r:id="rId201">
-        <w:r>
-          <w:rPr>
-            <w:rStyle w:val="Hyperlink"/>
-          </w:rPr>
-          <w:t xml:space="preserve">https://doi.org/10.1073/pnas.1010076108</w:t>
-        </w:r>
-      </w:hyperlink>
-    </w:p>
-    <w:bookmarkEnd w:id="202"/>
-    <w:bookmarkStart w:id="204" w:name="ref-Moss1964"/>
-    <w:p>
-      <w:pPr>
-        <w:pStyle w:val="Bibliography"/>
-      </w:pPr>
-      <w:r>
-        <w:t xml:space="preserve">Moss, H. A., &amp; Kagan, J. (1964). Report on personality consistency and change from the</w:t>
-      </w:r>
-      <w:r>
-        <w:t xml:space="preserve"> </w:t>
-      </w:r>
-      <w:r>
-        <w:t xml:space="preserve">Fels Longitudinal Study</w:t>
-      </w:r>
-      <w:r>
-        <w:t xml:space="preserve">.</w:t>
-      </w:r>
-      <w:r>
-        <w:t xml:space="preserve"> </w:t>
-      </w:r>
-      <w:r>
-        <w:rPr>
-          <w:i/>
-          <w:iCs/>
-        </w:rPr>
-        <w:t xml:space="preserve">Vita Humana</w:t>
-      </w:r>
-      <w:r>
-        <w:t xml:space="preserve">,</w:t>
-      </w:r>
-      <w:r>
-        <w:t xml:space="preserve"> </w:t>
-      </w:r>
-      <w:r>
-        <w:rPr>
-          <w:i/>
-          <w:iCs/>
-        </w:rPr>
-        <w:t xml:space="preserve">7</w:t>
-      </w:r>
-      <w:r>
-        <w:t xml:space="preserve">(2), 127–138.</w:t>
-      </w:r>
-      <w:r>
-        <w:t xml:space="preserve"> </w:t>
-      </w:r>
-      <w:hyperlink r:id="rId203">
-        <w:r>
-          <w:rPr>
-            <w:rStyle w:val="Hyperlink"/>
-          </w:rPr>
-          <w:t xml:space="preserve">https://doi.org/10.1159/000270073</w:t>
-        </w:r>
-      </w:hyperlink>
-    </w:p>
-    <w:bookmarkEnd w:id="204"/>
-    <w:bookmarkStart w:id="206" w:name="ref-Nivison2024"/>
-    <w:p>
-      <w:pPr>
-        <w:pStyle w:val="Bibliography"/>
-      </w:pPr>
-      <w:r>
-        <w:t xml:space="preserve">Nivison, M. D., Labella, M. H., Raby, K. L., Doom, J. R., Martin, J., Johnson, W. F., Zamir, O., Englund, M. M., Simpson, J. A., Carlson, E. A., &amp; Roisman, G. I. (2024). Insights into child abuse and neglect: Findings from the</w:t>
-      </w:r>
-      <w:r>
-        <w:t xml:space="preserve"> </w:t>
-      </w:r>
-      <w:r>
-        <w:t xml:space="preserve">Minnesota Longitudinal Study of Risk and Adaptation</w:t>
-      </w:r>
-      <w:r>
-        <w:t xml:space="preserve">.</w:t>
-      </w:r>
-      <w:r>
-        <w:t xml:space="preserve"> </w:t>
-      </w:r>
-      <w:r>
-        <w:rPr>
-          <w:i/>
-          <w:iCs/>
-        </w:rPr>
-        <w:t xml:space="preserve">Development and Psychopathology</w:t>
-      </w:r>
-      <w:r>
-        <w:t xml:space="preserve">,</w:t>
-      </w:r>
-      <w:r>
-        <w:t xml:space="preserve"> </w:t>
-      </w:r>
-      <w:r>
-        <w:rPr>
-          <w:i/>
-          <w:iCs/>
-        </w:rPr>
-        <w:t xml:space="preserve">36</w:t>
-      </w:r>
-      <w:r>
-        <w:t xml:space="preserve">(5), 2499–2511.</w:t>
-      </w:r>
-      <w:r>
-        <w:t xml:space="preserve"> </w:t>
-      </w:r>
-      <w:hyperlink r:id="rId205">
-        <w:r>
-          <w:rPr>
-            <w:rStyle w:val="Hyperlink"/>
-          </w:rPr>
-          <w:t xml:space="preserve">https://doi.org/10.1017/S0954579424000865</w:t>
-        </w:r>
-      </w:hyperlink>
-    </w:p>
-    <w:bookmarkEnd w:id="206"/>
-    <w:bookmarkStart w:id="208" w:name="ref-Odgers2008"/>
-    <w:p>
-      <w:pPr>
-        <w:pStyle w:val="Bibliography"/>
-      </w:pPr>
-      <w:r>
-        <w:t xml:space="preserve">Odgers, C. L., Moffitt, T. E., Broadbent, J. M., Dickson, N., Hancox, R. J., Harrington, H., Poulton, R., Sears, M. R., Thomson, W. M., &amp; Caspi, A. (2008). Female and male antisocial trajectories: From childhood origins to adult outcomes.</w:t>
-      </w:r>
-      <w:r>
-        <w:t xml:space="preserve"> </w:t>
-      </w:r>
-      <w:r>
-        <w:rPr>
-          <w:i/>
-          <w:iCs/>
-        </w:rPr>
-        <w:t xml:space="preserve">Development and Psychopathology</w:t>
-      </w:r>
-      <w:r>
-        <w:t xml:space="preserve">,</w:t>
-      </w:r>
-      <w:r>
-        <w:t xml:space="preserve"> </w:t>
-      </w:r>
-      <w:r>
-        <w:rPr>
-          <w:i/>
-          <w:iCs/>
-        </w:rPr>
-        <w:t xml:space="preserve">20</w:t>
-      </w:r>
-      <w:r>
-        <w:t xml:space="preserve">(2), 673–716.</w:t>
-      </w:r>
-      <w:r>
-        <w:t xml:space="preserve"> </w:t>
-      </w:r>
-      <w:hyperlink r:id="rId207">
-        <w:r>
-          <w:rPr>
-            <w:rStyle w:val="Hyperlink"/>
-          </w:rPr>
-          <w:t xml:space="preserve">https://doi.org/10.1017/S0954579408000333</w:t>
-        </w:r>
-      </w:hyperlink>
-    </w:p>
-    <w:bookmarkEnd w:id="208"/>
-    <w:bookmarkStart w:id="210" w:name="ref-Paalman2013"/>
-    <w:p>
-      <w:pPr>
-        <w:pStyle w:val="Bibliography"/>
-      </w:pPr>
-      <w:r>
-        <w:t xml:space="preserve">Paalman, C. H., Terwee, C. B., Jansma, E. P., &amp; Jansen, L. M. C. (2013). Instruments measuring externalizing mental health problems in immigrant ethnic minority youths: A systematic review of measurement properties.</w:t>
-      </w:r>
-      <w:r>
-        <w:t xml:space="preserve"> </w:t>
-      </w:r>
-      <w:r>
-        <w:rPr>
-          <w:i/>
-          <w:iCs/>
-        </w:rPr>
-        <w:t xml:space="preserve">PLOS ONE</w:t>
-      </w:r>
-      <w:r>
-        <w:t xml:space="preserve">,</w:t>
-      </w:r>
-      <w:r>
-        <w:t xml:space="preserve"> </w:t>
-      </w:r>
-      <w:r>
-        <w:rPr>
-          <w:i/>
-          <w:iCs/>
-        </w:rPr>
-        <w:t xml:space="preserve">8</w:t>
-      </w:r>
-      <w:r>
-        <w:t xml:space="preserve">(5), e63109.</w:t>
-      </w:r>
-      <w:r>
-        <w:t xml:space="preserve"> </w:t>
-      </w:r>
-      <w:hyperlink r:id="rId209">
-        <w:r>
-          <w:rPr>
-            <w:rStyle w:val="Hyperlink"/>
-          </w:rPr>
-          <w:t xml:space="preserve">https://doi.org/10.1371/journal.pone.0063109</w:t>
-        </w:r>
-      </w:hyperlink>
-    </w:p>
-    <w:bookmarkEnd w:id="210"/>
-    <w:bookmarkStart w:id="212" w:name="ref-Patterson1993"/>
-    <w:p>
-      <w:pPr>
-        <w:pStyle w:val="Bibliography"/>
-      </w:pPr>
-      <w:r>
-        <w:t xml:space="preserve">Patterson, G. R. (1993). Orderly change in a stable world: The antisocial trait as a chimera.</w:t>
-      </w:r>
-      <w:r>
-        <w:t xml:space="preserve"> </w:t>
-      </w:r>
-      <w:r>
-        <w:rPr>
-          <w:i/>
-          <w:iCs/>
-        </w:rPr>
-        <w:t xml:space="preserve">Journal of Consulting and Clinical Psychology</w:t>
-      </w:r>
-      <w:r>
-        <w:t xml:space="preserve">,</w:t>
-      </w:r>
-      <w:r>
-        <w:t xml:space="preserve"> </w:t>
-      </w:r>
-      <w:r>
-        <w:rPr>
-          <w:i/>
-          <w:iCs/>
-        </w:rPr>
-        <w:t xml:space="preserve">61</w:t>
-      </w:r>
-      <w:r>
-        <w:t xml:space="preserve">(6), 911–919.</w:t>
-      </w:r>
-      <w:r>
-        <w:t xml:space="preserve"> </w:t>
-      </w:r>
-      <w:hyperlink r:id="rId211">
-        <w:r>
-          <w:rPr>
-            <w:rStyle w:val="Hyperlink"/>
-          </w:rPr>
-          <w:t xml:space="preserve">https://doi.org/10.1037/0022-006X.61.6.911</w:t>
-        </w:r>
-      </w:hyperlink>
-    </w:p>
-    <w:bookmarkEnd w:id="212"/>
-    <w:bookmarkStart w:id="214" w:name="ref-Pavlovich2026"/>
-    <w:p>
-      <w:pPr>
-        <w:pStyle w:val="Bibliography"/>
-      </w:pPr>
-      <w:r>
-        <w:t xml:space="preserve">Pavlovich, K., Tiego, J., Constable, T., Fornito, A., &amp; Imaging, M. B. (2026). Assessing the psychometric properties of the child behavior checklist in the ABCD study.</w:t>
-      </w:r>
-      <w:r>
-        <w:t xml:space="preserve"> </w:t>
-      </w:r>
-      <w:r>
-        <w:rPr>
-          <w:i/>
-          <w:iCs/>
-        </w:rPr>
-        <w:t xml:space="preserve">Developmental Science</w:t>
-      </w:r>
-      <w:r>
-        <w:t xml:space="preserve">,</w:t>
-      </w:r>
-      <w:r>
-        <w:t xml:space="preserve"> </w:t>
-      </w:r>
-      <w:r>
-        <w:rPr>
-          <w:i/>
-          <w:iCs/>
-        </w:rPr>
-        <w:t xml:space="preserve">29</w:t>
-      </w:r>
-      <w:r>
-        <w:t xml:space="preserve">(4), e70216.</w:t>
-      </w:r>
-      <w:r>
-        <w:t xml:space="preserve"> </w:t>
-      </w:r>
-      <w:hyperlink r:id="rId213">
-        <w:r>
-          <w:rPr>
-            <w:rStyle w:val="Hyperlink"/>
-          </w:rPr>
-          <w:t xml:space="preserve">https://doi.org/10.1111/desc.70216</w:t>
-        </w:r>
-      </w:hyperlink>
-    </w:p>
-    <w:bookmarkEnd w:id="214"/>
-    <w:bookmarkStart w:id="216" w:name="ref-Petersen2024"/>
-    <w:p>
-      <w:pPr>
-        <w:pStyle w:val="Bibliography"/>
-      </w:pPr>
-      <w:r>
-        <w:t xml:space="preserve">Petersen, I. T. (2024). Reexamining developmental continuity and discontinuity in the 21st century: Better aligning behaviors, functions, and mechanisms.</w:t>
-      </w:r>
-      <w:r>
-        <w:t xml:space="preserve"> </w:t>
-      </w:r>
-      <w:r>
-        <w:rPr>
-          <w:i/>
-          <w:iCs/>
-        </w:rPr>
-        <w:t xml:space="preserve">Developmental Psychology</w:t>
-      </w:r>
-      <w:r>
-        <w:t xml:space="preserve">,</w:t>
-      </w:r>
-      <w:r>
-        <w:t xml:space="preserve"> </w:t>
-      </w:r>
-      <w:r>
-        <w:rPr>
-          <w:i/>
-          <w:iCs/>
-        </w:rPr>
-        <w:t xml:space="preserve">60</w:t>
-      </w:r>
-      <w:r>
-        <w:t xml:space="preserve">(11), 1992–2007.</w:t>
-      </w:r>
-      <w:r>
-        <w:t xml:space="preserve"> </w:t>
-      </w:r>
-      <w:hyperlink r:id="rId215">
-        <w:r>
-          <w:rPr>
-            <w:rStyle w:val="Hyperlink"/>
-          </w:rPr>
-          <w:t xml:space="preserve">https://doi.org/10.1037/dev0001657</w:t>
-        </w:r>
-      </w:hyperlink>
-    </w:p>
-    <w:bookmarkEnd w:id="216"/>
-    <w:bookmarkStart w:id="217" w:name="ref-PetersenPrinciplesPsychAssessment"/>
-    <w:p>
-      <w:pPr>
-        <w:pStyle w:val="Bibliography"/>
-      </w:pPr>
-      <w:r>
-        <w:t xml:space="preserve">Petersen, I. T. (2026).</w:t>
-      </w:r>
-      <w:r>
-        <w:t xml:space="preserve"> </w:t>
-      </w:r>
-      <w:r>
-        <w:rPr>
-          <w:i/>
-          <w:iCs/>
-        </w:rPr>
-        <w:t xml:space="preserve">Principles of psychological assessment: With applied examples in</w:t>
-      </w:r>
-      <w:r>
-        <w:rPr>
-          <w:i/>
-          <w:iCs/>
-        </w:rPr>
-        <w:t xml:space="preserve"> </w:t>
-      </w:r>
-      <w:r>
-        <w:rPr>
-          <w:i/>
-          <w:iCs/>
-        </w:rPr>
-        <w:t xml:space="preserve">R</w:t>
-      </w:r>
-      <w:r>
-        <w:t xml:space="preserve">. University of Iowa Libraries.</w:t>
-      </w:r>
-      <w:r>
-        <w:t xml:space="preserve"> </w:t>
-      </w:r>
-      <w:hyperlink r:id="rId100">
-        <w:r>
-          <w:rPr>
-            <w:rStyle w:val="Hyperlink"/>
-          </w:rPr>
-          <w:t xml:space="preserve">https://doi.org/10.25820/work.007199</w:t>
-        </w:r>
-      </w:hyperlink>
-    </w:p>
-    <w:bookmarkEnd w:id="217"/>
-    <w:bookmarkStart w:id="218" w:name="ref-Petersen2015"/>
-    <w:p>
-      <w:pPr>
-        <w:pStyle w:val="Bibliography"/>
-      </w:pPr>
-      <w:r>
-        <w:t xml:space="preserve">Petersen, I. T., Bates, J. E., Dodge, K. A., Lansford, J. E., &amp; Pettit, G. S. (2015). Describing and predicting developmental profiles of externalizing problems from childhood to adulthood.</w:t>
-      </w:r>
-      <w:r>
-        <w:t xml:space="preserve"> </w:t>
-      </w:r>
-      <w:r>
-        <w:rPr>
-          <w:i/>
-          <w:iCs/>
-        </w:rPr>
-        <w:t xml:space="preserve">Development and Psychopathology</w:t>
-      </w:r>
-      <w:r>
-        <w:t xml:space="preserve">,</w:t>
-      </w:r>
-      <w:r>
-        <w:t xml:space="preserve"> </w:t>
-      </w:r>
-      <w:r>
-        <w:rPr>
-          <w:i/>
-          <w:iCs/>
-        </w:rPr>
-        <w:t xml:space="preserve">27</w:t>
-      </w:r>
-      <w:r>
-        <w:t xml:space="preserve">(3), 791–818.</w:t>
-      </w:r>
-      <w:r>
-        <w:t xml:space="preserve"> </w:t>
-      </w:r>
-      <w:hyperlink r:id="rId66">
-        <w:r>
-          <w:rPr>
-            <w:rStyle w:val="Hyperlink"/>
-          </w:rPr>
-          <w:t xml:space="preserve">https://doi.org/10.1017/S0954579414000789</w:t>
-        </w:r>
-      </w:hyperlink>
-    </w:p>
-    <w:bookmarkEnd w:id="218"/>
-    <w:bookmarkStart w:id="220" w:name="ref-Petersen2020"/>
-    <w:p>
-      <w:pPr>
-        <w:pStyle w:val="Bibliography"/>
-      </w:pPr>
-      <w:r>
-        <w:t xml:space="preserve">Petersen, I. T., Choe, D. E., &amp; LeBeau, B. (2020). Studying a moving target in development: The challenge and opportunity of heterotypic continuity.</w:t>
-      </w:r>
-      <w:r>
-        <w:t xml:space="preserve"> </w:t>
-      </w:r>
-      <w:r>
-        <w:rPr>
-          <w:i/>
-          <w:iCs/>
-        </w:rPr>
-        <w:t xml:space="preserve">Developmental Review</w:t>
-      </w:r>
-      <w:r>
-        <w:t xml:space="preserve">,</w:t>
-      </w:r>
-      <w:r>
-        <w:t xml:space="preserve"> </w:t>
-      </w:r>
-      <w:r>
-        <w:rPr>
-          <w:i/>
-          <w:iCs/>
-        </w:rPr>
-        <w:t xml:space="preserve">58</w:t>
-      </w:r>
-      <w:r>
-        <w:t xml:space="preserve">, 100935.</w:t>
-      </w:r>
-      <w:r>
-        <w:t xml:space="preserve"> </w:t>
-      </w:r>
-      <w:hyperlink r:id="rId219">
-        <w:r>
-          <w:rPr>
-            <w:rStyle w:val="Hyperlink"/>
-          </w:rPr>
-          <w:t xml:space="preserve">https://doi.org/10.1016/j.dr.2020.100935</w:t>
-        </w:r>
-      </w:hyperlink>
-    </w:p>
-    <w:bookmarkEnd w:id="220"/>
-    <w:bookmarkStart w:id="221" w:name="ref-Petersen2026"/>
-    <w:p>
-      <w:pPr>
-        <w:pStyle w:val="Bibliography"/>
-      </w:pPr>
-      <w:r>
-        <w:t xml:space="preserve">Petersen, I. T., Demko, Z., Lee, W.-C., &amp; Oleson, J. J. (2026). Studying development of psychopathology using changing measures to account for heterotypic continuity.</w:t>
-      </w:r>
-      <w:r>
-        <w:t xml:space="preserve"> </w:t>
-      </w:r>
-      <w:r>
-        <w:rPr>
-          <w:i/>
-          <w:iCs/>
-        </w:rPr>
-        <w:t xml:space="preserve">JAACAP Open</w:t>
-      </w:r>
-      <w:r>
-        <w:t xml:space="preserve">,</w:t>
-      </w:r>
-      <w:r>
-        <w:t xml:space="preserve"> </w:t>
-      </w:r>
-      <w:r>
-        <w:rPr>
-          <w:i/>
-          <w:iCs/>
-        </w:rPr>
-        <w:t xml:space="preserve">4</w:t>
-      </w:r>
-      <w:r>
-        <w:t xml:space="preserve">(1), 111–123.</w:t>
-      </w:r>
-      <w:r>
-        <w:t xml:space="preserve"> </w:t>
-      </w:r>
-      <w:hyperlink r:id="rId82">
-        <w:r>
-          <w:rPr>
-            <w:rStyle w:val="Hyperlink"/>
-          </w:rPr>
-          <w:t xml:space="preserve">https://doi.org/10.1016/j.jaacop.2025.10.008</w:t>
-        </w:r>
-      </w:hyperlink>
-    </w:p>
-    <w:bookmarkEnd w:id="221"/>
-    <w:bookmarkStart w:id="223" w:name="ref-Petersen2021"/>
-    <w:p>
-      <w:pPr>
-        <w:pStyle w:val="Bibliography"/>
-      </w:pPr>
-      <w:r>
-        <w:t xml:space="preserve">Petersen, I. T., LeBeau, B., &amp; Choe, D. E. (2021). Creating a developmental scale to account for heterotypic continuity in development: A simulation study.</w:t>
-      </w:r>
-      <w:r>
-        <w:t xml:space="preserve"> </w:t>
-      </w:r>
-      <w:r>
-        <w:rPr>
-          <w:i/>
-          <w:iCs/>
-        </w:rPr>
-        <w:t xml:space="preserve">Child Development</w:t>
-      </w:r>
-      <w:r>
-        <w:t xml:space="preserve">,</w:t>
-      </w:r>
-      <w:r>
-        <w:t xml:space="preserve"> </w:t>
-      </w:r>
-      <w:r>
-        <w:rPr>
-          <w:i/>
-          <w:iCs/>
-        </w:rPr>
-        <w:t xml:space="preserve">92</w:t>
-      </w:r>
-      <w:r>
-        <w:t xml:space="preserve">(1), e1–e19.</w:t>
-      </w:r>
-      <w:r>
-        <w:t xml:space="preserve"> </w:t>
-      </w:r>
-      <w:hyperlink r:id="rId222">
-        <w:r>
-          <w:rPr>
-            <w:rStyle w:val="Hyperlink"/>
-          </w:rPr>
-          <w:t xml:space="preserve">https://doi.org/10.1111/cdev.13433</w:t>
-        </w:r>
-      </w:hyperlink>
-    </w:p>
-    <w:bookmarkEnd w:id="223"/>
-    <w:bookmarkStart w:id="225" w:name="ref-Petersen2018"/>
-    <w:p>
-      <w:pPr>
-        <w:pStyle w:val="Bibliography"/>
-      </w:pPr>
-      <w:r>
-        <w:t xml:space="preserve">Petersen, I. T., Lindhiem, O., LeBeau, B., Bates, J. E., Pettit, G. S., Lansford, J. E., &amp; Dodge, K. A. (2018). Development of internalizing problems from adolescence to emerging adulthood: Accounting for heterotypic continuity with vertical scaling.</w:t>
-      </w:r>
-      <w:r>
-        <w:t xml:space="preserve"> </w:t>
-      </w:r>
-      <w:r>
-        <w:rPr>
-          <w:i/>
-          <w:iCs/>
-        </w:rPr>
-        <w:t xml:space="preserve">Developmental Psychology</w:t>
-      </w:r>
-      <w:r>
-        <w:t xml:space="preserve">,</w:t>
-      </w:r>
-      <w:r>
-        <w:t xml:space="preserve"> </w:t>
-      </w:r>
-      <w:r>
-        <w:rPr>
-          <w:i/>
-          <w:iCs/>
-        </w:rPr>
-        <w:t xml:space="preserve">54</w:t>
-      </w:r>
-      <w:r>
-        <w:t xml:space="preserve">(3), 586–599.</w:t>
-      </w:r>
-      <w:r>
-        <w:t xml:space="preserve"> </w:t>
-      </w:r>
-      <w:hyperlink r:id="rId224">
-        <w:r>
-          <w:rPr>
-            <w:rStyle w:val="Hyperlink"/>
-          </w:rPr>
-          <w:t xml:space="preserve">https://doi.org/10.1037/dev0000449</w:t>
-        </w:r>
-      </w:hyperlink>
-    </w:p>
-    <w:bookmarkEnd w:id="225"/>
-    <w:bookmarkStart w:id="227" w:name="ref-Poulton2015"/>
-    <w:p>
-      <w:pPr>
-        <w:pStyle w:val="Bibliography"/>
-      </w:pPr>
-      <w:r>
-        <w:t xml:space="preserve">Poulton, R., Moffitt, T. E., &amp; Silva, P. A. (2015). The</w:t>
-      </w:r>
-      <w:r>
-        <w:t xml:space="preserve"> </w:t>
-      </w:r>
-      <w:r>
-        <w:t xml:space="preserve">Dunedin Multidisciplinary Health and Development Study</w:t>
-      </w:r>
-      <w:r>
-        <w:t xml:space="preserve">: Overview of the first 40 years, with an eye to the future.</w:t>
-      </w:r>
-      <w:r>
-        <w:t xml:space="preserve"> </w:t>
-      </w:r>
-      <w:r>
-        <w:rPr>
-          <w:i/>
-          <w:iCs/>
-        </w:rPr>
-        <w:t xml:space="preserve">Social Psychiatry and Psychiatric Epidemiology</w:t>
-      </w:r>
-      <w:r>
-        <w:t xml:space="preserve">,</w:t>
-      </w:r>
-      <w:r>
-        <w:t xml:space="preserve"> </w:t>
-      </w:r>
-      <w:r>
-        <w:rPr>
-          <w:i/>
-          <w:iCs/>
-        </w:rPr>
-        <w:t xml:space="preserve">50</w:t>
-      </w:r>
-      <w:r>
-        <w:t xml:space="preserve">(5), 679–693.</w:t>
-      </w:r>
-      <w:r>
-        <w:t xml:space="preserve"> </w:t>
-      </w:r>
-      <w:hyperlink r:id="rId226">
-        <w:r>
-          <w:rPr>
-            <w:rStyle w:val="Hyperlink"/>
-          </w:rPr>
-          <w:t xml:space="preserve">https://doi.org/10.1007/s00127-015-1048-8</w:t>
-        </w:r>
-      </w:hyperlink>
-    </w:p>
-    <w:bookmarkEnd w:id="227"/>
-    <w:bookmarkStart w:id="228" w:name="ref-Roche1992"/>
-    <w:p>
-      <w:pPr>
-        <w:pStyle w:val="Bibliography"/>
-      </w:pPr>
-      <w:r>
-        <w:t xml:space="preserve">Roche, A. F. (1992).</w:t>
-      </w:r>
-      <w:r>
-        <w:t xml:space="preserve"> </w:t>
-      </w:r>
-      <w:r>
-        <w:rPr>
-          <w:i/>
-          <w:iCs/>
-        </w:rPr>
-        <w:t xml:space="preserve">Growth, maturation, and body composition: The</w:t>
-      </w:r>
-      <w:r>
-        <w:rPr>
-          <w:i/>
-          <w:iCs/>
-        </w:rPr>
-        <w:t xml:space="preserve"> </w:t>
-      </w:r>
-      <w:r>
-        <w:rPr>
-          <w:i/>
-          <w:iCs/>
-        </w:rPr>
-        <w:t xml:space="preserve">Fels Longitudinal Study</w:t>
-      </w:r>
-      <w:r>
-        <w:rPr>
-          <w:i/>
-          <w:iCs/>
-        </w:rPr>
-        <w:t xml:space="preserve"> </w:t>
-      </w:r>
-      <w:r>
-        <w:rPr>
-          <w:i/>
-          <w:iCs/>
-        </w:rPr>
-        <w:t xml:space="preserve">1929–1991</w:t>
-      </w:r>
-      <w:r>
-        <w:t xml:space="preserve">. Cambridge University Press.</w:t>
-      </w:r>
-    </w:p>
-    <w:bookmarkEnd w:id="228"/>
-    <w:bookmarkStart w:id="230" w:name="ref-Rutter2006"/>
-    <w:p>
-      <w:pPr>
-        <w:pStyle w:val="Bibliography"/>
-      </w:pPr>
-      <w:r>
-        <w:t xml:space="preserve">Rutter, M., Kim-Cohen, J., &amp; Maughan, B. (2006). Continuities and discontinuities in psychopathology between childhood and adult life.</w:t>
-      </w:r>
-      <w:r>
-        <w:t xml:space="preserve"> </w:t>
-      </w:r>
-      <w:r>
-        <w:rPr>
-          <w:i/>
-          <w:iCs/>
-        </w:rPr>
-        <w:t xml:space="preserve">Journal of Child Psychology and Psychiatry</w:t>
-      </w:r>
-      <w:r>
-        <w:t xml:space="preserve">,</w:t>
-      </w:r>
-      <w:r>
-        <w:t xml:space="preserve"> </w:t>
-      </w:r>
-      <w:r>
-        <w:rPr>
-          <w:i/>
-          <w:iCs/>
-        </w:rPr>
-        <w:t xml:space="preserve">47</w:t>
-      </w:r>
-      <w:r>
-        <w:t xml:space="preserve">(3-4), 276–295.</w:t>
-      </w:r>
-      <w:r>
-        <w:t xml:space="preserve"> </w:t>
-      </w:r>
-      <w:hyperlink r:id="rId229">
-        <w:r>
-          <w:rPr>
-            <w:rStyle w:val="Hyperlink"/>
-          </w:rPr>
-          <w:t xml:space="preserve">https://doi.org/10.1111/j.1469-7610.2006.01614.x</w:t>
-        </w:r>
-      </w:hyperlink>
-    </w:p>
-    <w:bookmarkEnd w:id="230"/>
-    <w:bookmarkStart w:id="232" w:name="ref-Schaefer2017"/>
-    <w:p>
-      <w:pPr>
-        <w:pStyle w:val="Bibliography"/>
-      </w:pPr>
-      <w:r>
-        <w:t xml:space="preserve">Schaefer, J. D., Caspi, A., Belsky, D. W., Harrington, H., Houts, R., Horwood, L. J., Hussong, A., Ramrakha, S., Poulton, R., &amp; Moffitt, T. E. (2017). Enduring mental health: Prevalence and prediction.</w:t>
-      </w:r>
-      <w:r>
-        <w:t xml:space="preserve"> </w:t>
-      </w:r>
-      <w:r>
-        <w:rPr>
-          <w:i/>
-          <w:iCs/>
-        </w:rPr>
-        <w:t xml:space="preserve">Journal of Abnormal Psychology</w:t>
-      </w:r>
-      <w:r>
-        <w:t xml:space="preserve">,</w:t>
-      </w:r>
-      <w:r>
-        <w:t xml:space="preserve"> </w:t>
-      </w:r>
-      <w:r>
-        <w:rPr>
-          <w:i/>
-          <w:iCs/>
-        </w:rPr>
-        <w:t xml:space="preserve">126</w:t>
-      </w:r>
-      <w:r>
-        <w:t xml:space="preserve">(2), 212–224.</w:t>
-      </w:r>
-      <w:r>
-        <w:t xml:space="preserve"> </w:t>
-      </w:r>
-      <w:hyperlink r:id="rId231">
-        <w:r>
-          <w:rPr>
-            <w:rStyle w:val="Hyperlink"/>
-          </w:rPr>
-          <w:t xml:space="preserve">https://doi.org/10.1037/abn0000232</w:t>
-        </w:r>
-      </w:hyperlink>
-    </w:p>
-    <w:bookmarkEnd w:id="232"/>
-    <w:bookmarkStart w:id="234" w:name="ref-Schaeffer1991"/>
-    <w:p>
-      <w:pPr>
-        <w:pStyle w:val="Bibliography"/>
-      </w:pPr>
-      <w:r>
-        <w:t xml:space="preserve">Schaeffer, N. C. (1991). Hardly ever or constantly? Group comparisons using vague quantifiers.</w:t>
-      </w:r>
-      <w:r>
-        <w:t xml:space="preserve"> </w:t>
-      </w:r>
-      <w:r>
-        <w:rPr>
-          <w:i/>
-          <w:iCs/>
-        </w:rPr>
-        <w:t xml:space="preserve">Public Opinion Quarterly</w:t>
-      </w:r>
-      <w:r>
-        <w:t xml:space="preserve">,</w:t>
-      </w:r>
-      <w:r>
-        <w:t xml:space="preserve"> </w:t>
-      </w:r>
-      <w:r>
-        <w:rPr>
-          <w:i/>
-          <w:iCs/>
-        </w:rPr>
-        <w:t xml:space="preserve">55</w:t>
-      </w:r>
-      <w:r>
-        <w:t xml:space="preserve">(3), 395–423.</w:t>
-      </w:r>
-      <w:r>
-        <w:t xml:space="preserve"> </w:t>
-      </w:r>
-      <w:hyperlink r:id="rId233">
-        <w:r>
-          <w:rPr>
-            <w:rStyle w:val="Hyperlink"/>
-          </w:rPr>
-          <w:t xml:space="preserve">https://doi.org/10.1086/269270</w:t>
-        </w:r>
-      </w:hyperlink>
-    </w:p>
-    <w:bookmarkEnd w:id="234"/>
-    <w:bookmarkStart w:id="236" w:name="ref-Schwarz1999"/>
-    <w:p>
-      <w:pPr>
-        <w:pStyle w:val="Bibliography"/>
-      </w:pPr>
-      <w:r>
-        <w:t xml:space="preserve">Schwarz, N. (1999). Self-reports: How the questions shape the answers.</w:t>
-      </w:r>
-      <w:r>
-        <w:t xml:space="preserve"> </w:t>
-      </w:r>
-      <w:r>
-        <w:rPr>
-          <w:i/>
-          <w:iCs/>
-        </w:rPr>
-        <w:t xml:space="preserve">American Psychologist</w:t>
-      </w:r>
-      <w:r>
-        <w:t xml:space="preserve">,</w:t>
-      </w:r>
-      <w:r>
-        <w:t xml:space="preserve"> </w:t>
-      </w:r>
-      <w:r>
-        <w:rPr>
-          <w:i/>
-          <w:iCs/>
-        </w:rPr>
-        <w:t xml:space="preserve">54</w:t>
-      </w:r>
-      <w:r>
-        <w:t xml:space="preserve">(2), 93–105.</w:t>
-      </w:r>
-      <w:r>
-        <w:t xml:space="preserve"> </w:t>
-      </w:r>
-      <w:hyperlink r:id="rId235">
-        <w:r>
-          <w:rPr>
-            <w:rStyle w:val="Hyperlink"/>
-          </w:rPr>
-          <w:t xml:space="preserve">https://doi.org/10.1037/0003-066X.54.2.93</w:t>
-        </w:r>
-      </w:hyperlink>
-    </w:p>
-    <w:bookmarkEnd w:id="236"/>
-    <w:bookmarkStart w:id="238" w:name="ref-Sellbom2016"/>
-    <w:p>
-      <w:pPr>
-        <w:pStyle w:val="Bibliography"/>
-      </w:pPr>
-      <w:r>
-        <w:t xml:space="preserve">Sellbom, M. (2016). Elucidating the validity of the externalizing spectrum of psychopathology in correctional, forensic, and community samples.</w:t>
-      </w:r>
-      <w:r>
-        <w:t xml:space="preserve"> </w:t>
-      </w:r>
-      <w:r>
-        <w:rPr>
-          <w:i/>
-          <w:iCs/>
-        </w:rPr>
-        <w:t xml:space="preserve">Journal of Abnormal Psychology</w:t>
-      </w:r>
-      <w:r>
-        <w:t xml:space="preserve">,</w:t>
-      </w:r>
-      <w:r>
-        <w:t xml:space="preserve"> </w:t>
-      </w:r>
-      <w:r>
-        <w:rPr>
-          <w:i/>
-          <w:iCs/>
-        </w:rPr>
-        <w:t xml:space="preserve">125</w:t>
-      </w:r>
-      <w:r>
-        <w:t xml:space="preserve">(8), 1027–1038.</w:t>
-      </w:r>
-      <w:r>
-        <w:t xml:space="preserve"> </w:t>
-      </w:r>
-      <w:hyperlink r:id="rId237">
-        <w:r>
-          <w:rPr>
-            <w:rStyle w:val="Hyperlink"/>
-          </w:rPr>
-          <w:t xml:space="preserve">https://doi.org/10.1037/abn0000171</w:t>
-        </w:r>
-      </w:hyperlink>
-    </w:p>
-    <w:bookmarkEnd w:id="238"/>
-    <w:bookmarkStart w:id="239" w:name="ref-Sivertsson2024"/>
-    <w:p>
-      <w:pPr>
-        <w:pStyle w:val="Bibliography"/>
-      </w:pPr>
-      <w:r>
-        <w:t xml:space="preserve">Sivertsson, F., Carlsson, C., Almquist, Y. B., &amp; Brännström, L. (2024). Offending trajectories from childhood to retirement age: Findings from the</w:t>
-      </w:r>
-      <w:r>
-        <w:t xml:space="preserve"> </w:t>
-      </w:r>
-      <w:r>
-        <w:t xml:space="preserve">Stockholm</w:t>
-      </w:r>
-      <w:r>
-        <w:t xml:space="preserve"> </w:t>
-      </w:r>
-      <w:r>
-        <w:t xml:space="preserve">birth cohort study.</w:t>
-      </w:r>
-      <w:r>
-        <w:t xml:space="preserve"> </w:t>
-      </w:r>
-      <w:r>
-        <w:rPr>
-          <w:i/>
-          <w:iCs/>
-        </w:rPr>
-        <w:t xml:space="preserve">Journal of Criminal Justice</w:t>
-      </w:r>
-      <w:r>
-        <w:t xml:space="preserve">,</w:t>
-      </w:r>
-      <w:r>
-        <w:t xml:space="preserve"> </w:t>
-      </w:r>
-      <w:r>
-        <w:rPr>
-          <w:i/>
-          <w:iCs/>
-        </w:rPr>
-        <w:t xml:space="preserve">91</w:t>
-      </w:r>
-      <w:r>
-        <w:t xml:space="preserve">, 102155.</w:t>
-      </w:r>
-      <w:r>
-        <w:t xml:space="preserve"> </w:t>
-      </w:r>
-      <w:hyperlink r:id="rId65">
-        <w:r>
-          <w:rPr>
-            <w:rStyle w:val="Hyperlink"/>
-          </w:rPr>
-          <w:t xml:space="preserve">https://doi.org/10.1016/j.jcrimjus.2024.102155</w:t>
-        </w:r>
-      </w:hyperlink>
-    </w:p>
-    <w:bookmarkEnd w:id="239"/>
-    <w:bookmarkStart w:id="240" w:name="ref-Sroufe2016"/>
-    <w:p>
-      <w:pPr>
-        <w:pStyle w:val="Bibliography"/>
-      </w:pPr>
-      <w:r>
-        <w:t xml:space="preserve">Sroufe, L. A. (2016). The place of attachment in development. In J. Cassidy &amp; P. Shaver (Eds.),</w:t>
-      </w:r>
-      <w:r>
-        <w:t xml:space="preserve"> </w:t>
-      </w:r>
-      <w:r>
-        <w:rPr>
-          <w:i/>
-          <w:iCs/>
-        </w:rPr>
-        <w:t xml:space="preserve">Handbook of attachment: Theory, research, and clinical applications</w:t>
-      </w:r>
-      <w:r>
-        <w:t xml:space="preserve"> </w:t>
-      </w:r>
-      <w:r>
-        <w:t xml:space="preserve">(Vol. 3, pp. 997–1011). Guilford.</w:t>
-      </w:r>
-    </w:p>
-    <w:bookmarkEnd w:id="240"/>
-    <w:bookmarkStart w:id="241" w:name="ref-Sroufe2005"/>
-    <w:p>
-      <w:pPr>
-        <w:pStyle w:val="Bibliography"/>
-      </w:pPr>
-      <w:r>
-        <w:t xml:space="preserve">Sroufe, L. A., Egeland, B., Carlson, E. A., &amp; Collins, W. A. (2005).</w:t>
-      </w:r>
-      <w:r>
-        <w:t xml:space="preserve"> </w:t>
-      </w:r>
-      <w:r>
-        <w:rPr>
-          <w:i/>
-          <w:iCs/>
-        </w:rPr>
-        <w:t xml:space="preserve">The development of the person: The</w:t>
-      </w:r>
-      <w:r>
-        <w:rPr>
-          <w:i/>
-          <w:iCs/>
-        </w:rPr>
-        <w:t xml:space="preserve"> </w:t>
-      </w:r>
-      <w:r>
-        <w:rPr>
-          <w:i/>
-          <w:iCs/>
-        </w:rPr>
-        <w:t xml:space="preserve">Minnesota</w:t>
-      </w:r>
-      <w:r>
-        <w:rPr>
-          <w:i/>
-          <w:iCs/>
-        </w:rPr>
-        <w:t xml:space="preserve"> </w:t>
-      </w:r>
-      <w:r>
-        <w:rPr>
-          <w:i/>
-          <w:iCs/>
-        </w:rPr>
-        <w:t xml:space="preserve">study of risk and adaptation from birth to adulthood</w:t>
-      </w:r>
-      <w:r>
-        <w:t xml:space="preserve">. Guilford Publications.</w:t>
-      </w:r>
-    </w:p>
-    <w:bookmarkEnd w:id="241"/>
-    <w:bookmarkStart w:id="243" w:name="ref-Steffensmeier2025"/>
-    <w:p>
-      <w:pPr>
-        <w:pStyle w:val="Bibliography"/>
-      </w:pPr>
-      <w:r>
-        <w:t xml:space="preserve">Steffensmeier, D., Slepicka, J., &amp; Schwartz, J. (2025). International and historical variation in the age–crime curve.</w:t>
-      </w:r>
-      <w:r>
-        <w:t xml:space="preserve"> </w:t>
-      </w:r>
-      <w:r>
-        <w:rPr>
-          <w:i/>
-          <w:iCs/>
-        </w:rPr>
-        <w:t xml:space="preserve">Annual Review of Criminology</w:t>
-      </w:r>
-      <w:r>
-        <w:t xml:space="preserve">,</w:t>
-      </w:r>
-      <w:r>
-        <w:t xml:space="preserve"> </w:t>
-      </w:r>
-      <w:r>
-        <w:rPr>
-          <w:i/>
-          <w:iCs/>
-        </w:rPr>
-        <w:t xml:space="preserve">8</w:t>
-      </w:r>
-      <w:r>
-        <w:t xml:space="preserve">, 239–268.</w:t>
-      </w:r>
-      <w:r>
-        <w:t xml:space="preserve"> </w:t>
-      </w:r>
-      <w:hyperlink r:id="rId242">
-        <w:r>
-          <w:rPr>
-            <w:rStyle w:val="Hyperlink"/>
-          </w:rPr>
-          <w:t xml:space="preserve">https://doi.org/10.1146/annurev-criminol-111523-122451</w:t>
-        </w:r>
-      </w:hyperlink>
-    </w:p>
-    <w:bookmarkEnd w:id="243"/>
-    <w:bookmarkStart w:id="245" w:name="ref-Sterba2007"/>
-    <w:p>
-      <w:pPr>
-        <w:pStyle w:val="Bibliography"/>
-      </w:pPr>
-      <w:r>
-        <w:t xml:space="preserve">Sterba, S. K., Prinstein, M. J., &amp; Cox, M. J. (2007). Trajectories of internalizing problems across childhood: Heterogeneity, external validity, and gender differences.</w:t>
-      </w:r>
-      <w:r>
-        <w:t xml:space="preserve"> </w:t>
-      </w:r>
-      <w:r>
-        <w:rPr>
-          <w:i/>
-          <w:iCs/>
-        </w:rPr>
-        <w:t xml:space="preserve">Development and Psychopathology</w:t>
-      </w:r>
-      <w:r>
-        <w:t xml:space="preserve">,</w:t>
-      </w:r>
-      <w:r>
-        <w:t xml:space="preserve"> </w:t>
-      </w:r>
-      <w:r>
-        <w:rPr>
-          <w:i/>
-          <w:iCs/>
-        </w:rPr>
-        <w:t xml:space="preserve">19</w:t>
-      </w:r>
-      <w:r>
-        <w:t xml:space="preserve">(2), 345–366.</w:t>
-      </w:r>
-      <w:r>
-        <w:t xml:space="preserve"> </w:t>
-      </w:r>
-      <w:hyperlink r:id="rId244">
-        <w:r>
-          <w:rPr>
-            <w:rStyle w:val="Hyperlink"/>
-          </w:rPr>
-          <w:t xml:space="preserve">https://doi.org/10.1017/S0954579407070174</w:t>
-        </w:r>
-      </w:hyperlink>
-    </w:p>
-    <w:bookmarkEnd w:id="245"/>
-    <w:bookmarkStart w:id="247" w:name="ref-Tackett2022"/>
-    <w:p>
-      <w:pPr>
-        <w:pStyle w:val="Bibliography"/>
-      </w:pPr>
-      <w:r>
-        <w:t xml:space="preserve">Tackett, J. L., &amp; Hallquist, M. (2022). The need to grow: Developmental considerations and challenges for modern psychiatric taxonomies.</w:t>
-      </w:r>
-      <w:r>
-        <w:t xml:space="preserve"> </w:t>
-      </w:r>
-      <w:r>
-        <w:rPr>
-          <w:i/>
-          <w:iCs/>
-        </w:rPr>
-        <w:t xml:space="preserve">Journal of Psychopathology and Clinical Science</w:t>
-      </w:r>
-      <w:r>
-        <w:t xml:space="preserve">,</w:t>
-      </w:r>
-      <w:r>
-        <w:t xml:space="preserve"> </w:t>
-      </w:r>
-      <w:r>
-        <w:rPr>
-          <w:i/>
-          <w:iCs/>
-        </w:rPr>
-        <w:t xml:space="preserve">131</w:t>
-      </w:r>
-      <w:r>
-        <w:t xml:space="preserve">(6), 660–663.</w:t>
-      </w:r>
-      <w:r>
-        <w:t xml:space="preserve"> </w:t>
-      </w:r>
-      <w:hyperlink r:id="rId246">
-        <w:r>
-          <w:rPr>
-            <w:rStyle w:val="Hyperlink"/>
-          </w:rPr>
-          <w:t xml:space="preserve">https://doi.org/10.1037/abn0000751</w:t>
-        </w:r>
-      </w:hyperlink>
-    </w:p>
-    <w:bookmarkEnd w:id="247"/>
-    <w:bookmarkStart w:id="249" w:name="ref-Tiego2023"/>
-    <w:p>
-      <w:pPr>
-        <w:pStyle w:val="Bibliography"/>
-      </w:pPr>
-      <w:r>
-        <w:t xml:space="preserve">Tiego, J., Martin, E. A., DeYoung, C. G., Hagan, K., Cooper, S. E., Pasion, R., Satchell, L., Shackman, A. J., Bellgrove, M. A., Fornito, A., Abend, R., Goulter, N., Eaton, N. R., Kaczkurkin, A. N., Nusslock, R., &amp; the HiTOP Neurobiological Foundations Work Group</w:t>
-      </w:r>
-      <w:r>
-        <w:t xml:space="preserve">. (2023). Precision behavioral phenotyping as a strategy for uncovering the biological correlates of psychopathology.</w:t>
-      </w:r>
-      <w:r>
-        <w:t xml:space="preserve"> </w:t>
-      </w:r>
-      <w:r>
-        <w:rPr>
-          <w:i/>
-          <w:iCs/>
-        </w:rPr>
-        <w:t xml:space="preserve">Nature Mental Health</w:t>
-      </w:r>
-      <w:r>
-        <w:t xml:space="preserve">,</w:t>
-      </w:r>
-      <w:r>
-        <w:t xml:space="preserve"> </w:t>
-      </w:r>
-      <w:r>
-        <w:rPr>
-          <w:i/>
-          <w:iCs/>
-        </w:rPr>
-        <w:t xml:space="preserve">1</w:t>
-      </w:r>
-      <w:r>
-        <w:t xml:space="preserve">(5), 304–315.</w:t>
-      </w:r>
-      <w:r>
-        <w:t xml:space="preserve"> </w:t>
-      </w:r>
-      <w:hyperlink r:id="rId248">
-        <w:r>
-          <w:rPr>
-            <w:rStyle w:val="Hyperlink"/>
-          </w:rPr>
-          <w:t xml:space="preserve">https://doi.org/10.1038/s44220-023-00057-5</w:t>
-        </w:r>
-      </w:hyperlink>
-    </w:p>
-    <w:bookmarkEnd w:id="249"/>
-    <w:bookmarkStart w:id="250" w:name="ref-Vaillant2012"/>
-    <w:p>
-      <w:pPr>
-        <w:pStyle w:val="Bibliography"/>
-      </w:pPr>
-      <w:r>
-        <w:t xml:space="preserve">Vaillant, G. E. (2012).</w:t>
-      </w:r>
-      <w:r>
-        <w:t xml:space="preserve"> </w:t>
-      </w:r>
-      <w:r>
-        <w:rPr>
-          <w:i/>
-          <w:iCs/>
-        </w:rPr>
-        <w:t xml:space="preserve">Triumphs of experience: The men of the</w:t>
-      </w:r>
-      <w:r>
-        <w:rPr>
-          <w:i/>
-          <w:iCs/>
-        </w:rPr>
-        <w:t xml:space="preserve"> </w:t>
-      </w:r>
-      <w:r>
-        <w:rPr>
-          <w:i/>
-          <w:iCs/>
-        </w:rPr>
-        <w:t xml:space="preserve">Harvard Grant Study</w:t>
-      </w:r>
-      <w:r>
-        <w:t xml:space="preserve">. Harvard University Press.</w:t>
-      </w:r>
-    </w:p>
-    <w:bookmarkEnd w:id="250"/>
-    <w:bookmarkStart w:id="252" w:name="ref-Wakschlag2014"/>
-    <w:p>
-      <w:pPr>
-        <w:pStyle w:val="Bibliography"/>
-      </w:pPr>
-      <w:r>
-        <w:t xml:space="preserve">Wakschlag, L. S., Briggs-Gowan, M. J., Choi, S. W., Nichols, S. R., Kestler, J., Burns, J. L., Carter, A. S., &amp; Henry, D. (2014). Advancing a multidimensional, developmental spectrum approach to preschool disruptive behavior.</w:t>
-      </w:r>
-      <w:r>
-        <w:t xml:space="preserve"> </w:t>
-      </w:r>
-      <w:r>
-        <w:rPr>
-          <w:i/>
-          <w:iCs/>
-        </w:rPr>
-        <w:t xml:space="preserve">Journal of the American Academy of Child &amp; Adolescent Psychiatry</w:t>
-      </w:r>
-      <w:r>
-        <w:t xml:space="preserve">,</w:t>
-      </w:r>
-      <w:r>
-        <w:t xml:space="preserve"> </w:t>
-      </w:r>
-      <w:r>
-        <w:rPr>
-          <w:i/>
-          <w:iCs/>
-        </w:rPr>
-        <w:t xml:space="preserve">53</w:t>
-      </w:r>
-      <w:r>
-        <w:t xml:space="preserve">(1), 82–96.e3.</w:t>
-      </w:r>
-      <w:r>
-        <w:t xml:space="preserve"> </w:t>
-      </w:r>
-      <w:hyperlink r:id="rId251">
-        <w:r>
-          <w:rPr>
-            <w:rStyle w:val="Hyperlink"/>
-          </w:rPr>
-          <w:t xml:space="preserve">https://doi.org/10.1016/j.jaac.2013.10.011</w:t>
-        </w:r>
-      </w:hyperlink>
-    </w:p>
-    <w:bookmarkEnd w:id="252"/>
-    <w:bookmarkStart w:id="254" w:name="ref-Wakschlag2019"/>
-    <w:p>
-      <w:pPr>
-        <w:pStyle w:val="Bibliography"/>
-      </w:pPr>
-      <w:r>
-        <w:t xml:space="preserve">Wakschlag, L. S., Roberts, M. Y., Flynn, R. M., Smith, J. D., Krogh-Jespersen, S., Kaat, A. J., Gray, L., Walkup, J., Marino, B. S., Norton, E. S., &amp; Davis, M. M. (2019). Future directions for early childhood prevention of mental disorders: A road map to mental health, earlier.</w:t>
-      </w:r>
-      <w:r>
-        <w:t xml:space="preserve"> </w:t>
-      </w:r>
-      <w:r>
-        <w:rPr>
-          <w:i/>
-          <w:iCs/>
-        </w:rPr>
-        <w:t xml:space="preserve">Journal of Clinical Child &amp; Adolescent Psychology</w:t>
-      </w:r>
-      <w:r>
-        <w:t xml:space="preserve">,</w:t>
-      </w:r>
-      <w:r>
-        <w:t xml:space="preserve"> </w:t>
-      </w:r>
-      <w:r>
-        <w:rPr>
-          <w:i/>
-          <w:iCs/>
-        </w:rPr>
-        <w:t xml:space="preserve">48</w:t>
-      </w:r>
-      <w:r>
-        <w:t xml:space="preserve">(3), 539–554.</w:t>
-      </w:r>
-      <w:r>
-        <w:t xml:space="preserve"> </w:t>
-      </w:r>
-      <w:hyperlink r:id="rId253">
-        <w:r>
-          <w:rPr>
-            <w:rStyle w:val="Hyperlink"/>
-          </w:rPr>
-          <w:t xml:space="preserve">https://doi.org/10.1080/15374416.2018.1561296</w:t>
-        </w:r>
-      </w:hyperlink>
-    </w:p>
-    <w:bookmarkEnd w:id="254"/>
-    <w:bookmarkStart w:id="256" w:name="ref-Walters2011"/>
-    <w:p>
-      <w:pPr>
-        <w:pStyle w:val="Bibliography"/>
-      </w:pPr>
-      <w:r>
-        <w:t xml:space="preserve">Walters, G. D. (2011). The latent structure of life-course-persistent antisocial behavior: Is moffitt’s developmental taxonomy a true taxonomy?</w:t>
-      </w:r>
-      <w:r>
-        <w:t xml:space="preserve"> </w:t>
-      </w:r>
-      <w:r>
-        <w:rPr>
-          <w:i/>
-          <w:iCs/>
-        </w:rPr>
-        <w:t xml:space="preserve">Journal of Consulting and Clinical Psychology</w:t>
-      </w:r>
-      <w:r>
-        <w:t xml:space="preserve">,</w:t>
-      </w:r>
-      <w:r>
-        <w:t xml:space="preserve"> </w:t>
-      </w:r>
-      <w:r>
-        <w:rPr>
-          <w:i/>
-          <w:iCs/>
-        </w:rPr>
-        <w:t xml:space="preserve">79</w:t>
-      </w:r>
-      <w:r>
-        <w:t xml:space="preserve">(1), 96–105.</w:t>
-      </w:r>
-      <w:r>
-        <w:t xml:space="preserve"> </w:t>
-      </w:r>
-      <w:hyperlink r:id="rId255">
-        <w:r>
-          <w:rPr>
-            <w:rStyle w:val="Hyperlink"/>
-          </w:rPr>
-          <w:t xml:space="preserve">https://doi.org/10.1037/a0021519</w:t>
-        </w:r>
-      </w:hyperlink>
-    </w:p>
-    <w:bookmarkEnd w:id="256"/>
-    <w:bookmarkStart w:id="258" w:name="ref-Walters2012"/>
-    <w:p>
-      <w:pPr>
-        <w:pStyle w:val="Bibliography"/>
-      </w:pPr>
-      <w:r>
-        <w:t xml:space="preserve">Walters, G. D. (2012). Developmental trajectories of delinquent behavior: One pattern or several?</w:t>
-      </w:r>
-      <w:r>
-        <w:t xml:space="preserve"> </w:t>
-      </w:r>
-      <w:r>
-        <w:rPr>
-          <w:i/>
-          <w:iCs/>
-        </w:rPr>
-        <w:t xml:space="preserve">Criminal Justice and Behavior</w:t>
-      </w:r>
-      <w:r>
-        <w:t xml:space="preserve">,</w:t>
-      </w:r>
-      <w:r>
-        <w:t xml:space="preserve"> </w:t>
-      </w:r>
-      <w:r>
-        <w:rPr>
-          <w:i/>
-          <w:iCs/>
-        </w:rPr>
-        <w:t xml:space="preserve">39</w:t>
-      </w:r>
-      <w:r>
-        <w:t xml:space="preserve">(9), 1192–1203.</w:t>
-      </w:r>
-      <w:r>
-        <w:t xml:space="preserve"> </w:t>
-      </w:r>
-      <w:hyperlink r:id="rId257">
-        <w:r>
-          <w:rPr>
-            <w:rStyle w:val="Hyperlink"/>
-          </w:rPr>
-          <w:t xml:space="preserve">https://doi.org/10.1177/0093854812443645</w:t>
-        </w:r>
-      </w:hyperlink>
-    </w:p>
-    <w:bookmarkEnd w:id="258"/>
-    <w:bookmarkStart w:id="260" w:name="ref-Walters2014"/>
-    <w:p>
-      <w:pPr>
-        <w:pStyle w:val="Bibliography"/>
-      </w:pPr>
-      <w:r>
-        <w:t xml:space="preserve">Walters, G. D. (2014). Continuous versus categorical models of delinquency risk.</w:t>
-      </w:r>
-      <w:r>
-        <w:t xml:space="preserve"> </w:t>
-      </w:r>
-      <w:r>
-        <w:rPr>
-          <w:i/>
-          <w:iCs/>
-        </w:rPr>
-        <w:t xml:space="preserve">American Journal of Criminal Justice</w:t>
-      </w:r>
-      <w:r>
-        <w:t xml:space="preserve">,</w:t>
-      </w:r>
-      <w:r>
-        <w:t xml:space="preserve"> </w:t>
-      </w:r>
-      <w:r>
-        <w:rPr>
-          <w:i/>
-          <w:iCs/>
-        </w:rPr>
-        <w:t xml:space="preserve">39</w:t>
-      </w:r>
-      <w:r>
-        <w:t xml:space="preserve">(3), 395–410.</w:t>
-      </w:r>
-      <w:r>
-        <w:t xml:space="preserve"> </w:t>
-      </w:r>
-      <w:hyperlink r:id="rId259">
-        <w:r>
-          <w:rPr>
-            <w:rStyle w:val="Hyperlink"/>
-          </w:rPr>
-          <w:t xml:space="preserve">https://doi.org/10.1007/s12103-013-9235-1</w:t>
-        </w:r>
-      </w:hyperlink>
-    </w:p>
-    <w:bookmarkEnd w:id="260"/>
-    <w:bookmarkStart w:id="262" w:name="ref-Walters2015"/>
-    <w:p>
-      <w:pPr>
-        <w:pStyle w:val="Bibliography"/>
-      </w:pPr>
-      <w:r>
-        <w:t xml:space="preserve">Walters, G. D. (2015). The latent structure of criminal persistence: A taxometric analysis of offending behavior from late adolescence to early adulthood in adjudicated male delinquents.</w:t>
-      </w:r>
-      <w:r>
-        <w:t xml:space="preserve"> </w:t>
-      </w:r>
-      <w:r>
-        <w:rPr>
-          <w:i/>
-          <w:iCs/>
-        </w:rPr>
-        <w:t xml:space="preserve">American Journal of Criminal Justice</w:t>
-      </w:r>
-      <w:r>
-        <w:t xml:space="preserve">,</w:t>
-      </w:r>
-      <w:r>
-        <w:t xml:space="preserve"> </w:t>
-      </w:r>
-      <w:r>
-        <w:rPr>
-          <w:i/>
-          <w:iCs/>
-        </w:rPr>
-        <w:t xml:space="preserve">40</w:t>
-      </w:r>
-      <w:r>
-        <w:t xml:space="preserve">(3), 542–559.</w:t>
-      </w:r>
-      <w:r>
-        <w:t xml:space="preserve"> </w:t>
-      </w:r>
-      <w:hyperlink r:id="rId261">
-        <w:r>
-          <w:rPr>
-            <w:rStyle w:val="Hyperlink"/>
-          </w:rPr>
-          <w:t xml:space="preserve">https://doi.org/10.1007/s12103-014-9272-4</w:t>
-        </w:r>
-      </w:hyperlink>
-    </w:p>
-    <w:bookmarkEnd w:id="262"/>
-    <w:bookmarkStart w:id="264" w:name="ref-Walters2013"/>
-    <w:p>
-      <w:pPr>
-        <w:pStyle w:val="Bibliography"/>
-      </w:pPr>
-      <w:r>
-        <w:t xml:space="preserve">Walters, G. D., &amp; Ruscio, J. (2013). Trajectories of youthful antisocial behavior: Categories or continua?</w:t>
-      </w:r>
-      <w:r>
-        <w:t xml:space="preserve"> </w:t>
-      </w:r>
-      <w:r>
-        <w:rPr>
-          <w:i/>
-          <w:iCs/>
-        </w:rPr>
-        <w:t xml:space="preserve">Journal of Abnormal Child Psychology</w:t>
-      </w:r>
-      <w:r>
-        <w:t xml:space="preserve">,</w:t>
-      </w:r>
-      <w:r>
-        <w:t xml:space="preserve"> </w:t>
-      </w:r>
-      <w:r>
-        <w:rPr>
-          <w:i/>
-          <w:iCs/>
-        </w:rPr>
-        <w:t xml:space="preserve">41</w:t>
-      </w:r>
-      <w:r>
-        <w:t xml:space="preserve">(4), 653–666.</w:t>
-      </w:r>
-      <w:r>
-        <w:t xml:space="preserve"> </w:t>
-      </w:r>
-      <w:hyperlink r:id="rId263">
-        <w:r>
-          <w:rPr>
-            <w:rStyle w:val="Hyperlink"/>
-          </w:rPr>
-          <w:t xml:space="preserve">https://doi.org/10.1007/s10802-012-9700-1</w:t>
-        </w:r>
-      </w:hyperlink>
-    </w:p>
-    <w:bookmarkEnd w:id="264"/>
-    <w:bookmarkStart w:id="266" w:name="ref-Walton2011"/>
-    <w:p>
-      <w:pPr>
-        <w:pStyle w:val="Bibliography"/>
-      </w:pPr>
-      <w:r>
-        <w:t xml:space="preserve">Walton, K. E., Ormel, J., &amp; Krueger, R. F. (2011). The dimensional nature of externalizing behaviors in adolescence: Evidence from a direct comparison of categorical, dimensional, and hybrid models.</w:t>
-      </w:r>
-      <w:r>
-        <w:t xml:space="preserve"> </w:t>
-      </w:r>
-      <w:r>
-        <w:rPr>
-          <w:i/>
-          <w:iCs/>
-        </w:rPr>
-        <w:t xml:space="preserve">Journal of Abnormal Child Psychology</w:t>
-      </w:r>
-      <w:r>
-        <w:t xml:space="preserve">,</w:t>
-      </w:r>
-      <w:r>
-        <w:t xml:space="preserve"> </w:t>
-      </w:r>
-      <w:r>
-        <w:rPr>
-          <w:i/>
-          <w:iCs/>
-        </w:rPr>
-        <w:t xml:space="preserve">39</w:t>
-      </w:r>
-      <w:r>
-        <w:t xml:space="preserve">(4), 553–561.</w:t>
-      </w:r>
-      <w:r>
-        <w:t xml:space="preserve"> </w:t>
-      </w:r>
-      <w:hyperlink r:id="rId265">
-        <w:r>
-          <w:rPr>
-            <w:rStyle w:val="Hyperlink"/>
-          </w:rPr>
-          <w:t xml:space="preserve">https://doi.org/10.1007/s10802-010-9478-y</w:t>
-        </w:r>
-      </w:hyperlink>
-    </w:p>
-    <w:bookmarkEnd w:id="266"/>
-    <w:bookmarkStart w:id="268" w:name="ref-Weems2008"/>
-    <w:p>
-      <w:pPr>
-        <w:pStyle w:val="Bibliography"/>
-      </w:pPr>
-      <w:r>
-        <w:t xml:space="preserve">Weems, C. F. (2008). Developmental trajectories of childhood anxiety: Identifying continuity and change in anxious emotion.</w:t>
-      </w:r>
-      <w:r>
-        <w:t xml:space="preserve"> </w:t>
-      </w:r>
-      <w:r>
-        <w:rPr>
-          <w:i/>
-          <w:iCs/>
-        </w:rPr>
-        <w:t xml:space="preserve">Developmental Review</w:t>
-      </w:r>
-      <w:r>
-        <w:t xml:space="preserve">,</w:t>
-      </w:r>
-      <w:r>
-        <w:t xml:space="preserve"> </w:t>
-      </w:r>
-      <w:r>
-        <w:rPr>
-          <w:i/>
-          <w:iCs/>
-        </w:rPr>
-        <w:t xml:space="preserve">28</w:t>
-      </w:r>
-      <w:r>
-        <w:t xml:space="preserve">(4), 488–502.</w:t>
-      </w:r>
-      <w:r>
-        <w:t xml:space="preserve"> </w:t>
-      </w:r>
-      <w:hyperlink r:id="rId267">
-        <w:r>
-          <w:rPr>
-            <w:rStyle w:val="Hyperlink"/>
-          </w:rPr>
-          <w:t xml:space="preserve">https://doi.org/10.1016/j.dr.2008.01.001</w:t>
-        </w:r>
-      </w:hyperlink>
-    </w:p>
-    <w:bookmarkEnd w:id="268"/>
-    <w:bookmarkStart w:id="270" w:name="ref-Weiss2003"/>
-    <w:p>
-      <w:pPr>
-        <w:pStyle w:val="Bibliography"/>
-      </w:pPr>
-      <w:r>
-        <w:t xml:space="preserve">Weiss, B., &amp; Garber, J. (2003). Developmental differences in the phenomenology of depression.</w:t>
-      </w:r>
-      <w:r>
-        <w:t xml:space="preserve"> </w:t>
-      </w:r>
-      <w:r>
-        <w:rPr>
-          <w:i/>
-          <w:iCs/>
-        </w:rPr>
-        <w:t xml:space="preserve">Development and Psychopathology</w:t>
-      </w:r>
-      <w:r>
-        <w:t xml:space="preserve">,</w:t>
-      </w:r>
-      <w:r>
-        <w:t xml:space="preserve"> </w:t>
-      </w:r>
-      <w:r>
-        <w:rPr>
-          <w:i/>
-          <w:iCs/>
-        </w:rPr>
-        <w:t xml:space="preserve">15</w:t>
-      </w:r>
-      <w:r>
-        <w:t xml:space="preserve">(2), 403–430.</w:t>
-      </w:r>
-      <w:r>
-        <w:t xml:space="preserve"> </w:t>
-      </w:r>
-      <w:hyperlink r:id="rId269">
-        <w:r>
-          <w:rPr>
-            <w:rStyle w:val="Hyperlink"/>
-          </w:rPr>
-          <w:t xml:space="preserve">https://doi.org/10.1017/S0954579403000221</w:t>
-        </w:r>
-      </w:hyperlink>
-    </w:p>
-    <w:bookmarkEnd w:id="270"/>
-    <w:bookmarkStart w:id="272" w:name="ref-WHO2022"/>
-    <w:p>
-      <w:pPr>
-        <w:pStyle w:val="Bibliography"/>
-      </w:pPr>
-      <w:r>
-        <w:t xml:space="preserve">World Health Organization. (2022).</w:t>
-      </w:r>
-      <w:r>
-        <w:t xml:space="preserve"> </w:t>
-      </w:r>
-      <w:r>
-        <w:rPr>
-          <w:i/>
-          <w:iCs/>
-        </w:rPr>
-        <w:t xml:space="preserve">International Statistical Classification of Diseases and Related Health Problems</w:t>
-      </w:r>
-      <w:r>
-        <w:rPr>
-          <w:i/>
-          <w:iCs/>
-        </w:rPr>
-        <w:t xml:space="preserve"> </w:t>
-      </w:r>
-      <w:r>
-        <w:rPr>
-          <w:i/>
-          <w:iCs/>
-        </w:rPr>
-        <w:t xml:space="preserve">11th revision (ICD-11)</w:t>
-      </w:r>
-      <w:r>
-        <w:t xml:space="preserve">.</w:t>
-      </w:r>
-      <w:r>
-        <w:t xml:space="preserve"> </w:t>
-      </w:r>
-      <w:hyperlink r:id="rId271">
-        <w:r>
-          <w:rPr>
-            <w:rStyle w:val="Hyperlink"/>
-          </w:rPr>
-          <w:t xml:space="preserve">https://icd.who.int</w:t>
-        </w:r>
-      </w:hyperlink>
-    </w:p>
-    <w:bookmarkEnd w:id="272"/>
-    <w:bookmarkStart w:id="274" w:name="ref-Wright2013"/>
-    <w:p>
-      <w:pPr>
-        <w:pStyle w:val="Bibliography"/>
-      </w:pPr>
-      <w:r>
-        <w:t xml:space="preserve">Wright, A. G. C., Krueger, R. F., Hobbs, M. J., Markon, K. E., Eaton, N. R., &amp; Slade, T. (2013). The structure of psychopathology: Toward an expanded quantitative empirical model.</w:t>
-      </w:r>
-      <w:r>
-        <w:t xml:space="preserve"> </w:t>
-      </w:r>
-      <w:r>
-        <w:rPr>
-          <w:i/>
-          <w:iCs/>
-        </w:rPr>
-        <w:t xml:space="preserve">Journal of Abnormal Psychology</w:t>
-      </w:r>
-      <w:r>
-        <w:t xml:space="preserve">,</w:t>
-      </w:r>
-      <w:r>
-        <w:t xml:space="preserve"> </w:t>
-      </w:r>
-      <w:r>
-        <w:rPr>
-          <w:i/>
-          <w:iCs/>
-        </w:rPr>
         <w:t xml:space="preserve">122</w:t>
       </w:r>
       <w:r>
@@ -9867,7 +9847,7 @@
       <w:r>
         <w:t xml:space="preserve"> </w:t>
       </w:r>
-      <w:hyperlink r:id="rId273">
+      <w:hyperlink r:id="rId272">
         <w:r>
           <w:rPr>
             <w:rStyle w:val="Hyperlink"/>
@@ -9876,9 +9856,32 @@
         </w:r>
       </w:hyperlink>
     </w:p>
+    <w:bookmarkEnd w:id="273"/>
     <w:bookmarkEnd w:id="274"/>
+    <w:p>
+      <w:r>
+        <w:br w:type="page"/>
+      </w:r>
+    </w:p>
     <w:bookmarkEnd w:id="275"/>
     <w:p>
+      <w:pPr>
+        <w:pStyle w:val="Heading1"/>
+      </w:pPr>
+      <w:r>
+        <w:t xml:space="preserve">Appendix A</w:t>
+      </w:r>
+    </w:p>
+    <w:bookmarkStart w:id="276" w:name="apx-a"/>
+    <w:p>
+      <w:pPr>
+        <w:pStyle w:val="Heading1"/>
+      </w:pPr>
+      <w:r>
+        <w:t xml:space="preserve">This Section Is an Appendix</w:t>
+      </w:r>
+    </w:p>
+    <w:p>
       <w:r>
         <w:br w:type="page"/>
       </w:r>
@@ -9889,42 +9892,19 @@
         <w:pStyle w:val="Heading1"/>
       </w:pPr>
       <w:r>
-        <w:t xml:space="preserve">Appendix A</w:t>
-      </w:r>
-    </w:p>
-    <w:bookmarkStart w:id="277" w:name="apx-a"/>
+        <w:t xml:space="preserve">Appendix B</w:t>
+      </w:r>
+    </w:p>
+    <w:bookmarkStart w:id="277" w:name="apx-b"/>
     <w:p>
       <w:pPr>
         <w:pStyle w:val="Heading1"/>
       </w:pPr>
       <w:r>
-        <w:t xml:space="preserve">This Section Is an Appendix</w:t>
-      </w:r>
-    </w:p>
-    <w:p>
-      <w:r>
-        <w:br w:type="page"/>
+        <w:t xml:space="preserve">Another Appendix</w:t>
       </w:r>
     </w:p>
     <w:bookmarkEnd w:id="277"/>
-    <w:p>
-      <w:pPr>
-        <w:pStyle w:val="Heading1"/>
-      </w:pPr>
-      <w:r>
-        <w:t xml:space="preserve">Appendix B</w:t>
-      </w:r>
-    </w:p>
-    <w:bookmarkStart w:id="278" w:name="apx-b"/>
-    <w:p>
-      <w:pPr>
-        <w:pStyle w:val="Heading1"/>
-      </w:pPr>
-      <w:r>
-        <w:t xml:space="preserve">Another Appendix</w:t>
-      </w:r>
-    </w:p>
-    <w:bookmarkEnd w:id="278"/>
     <w:sectPr>
       <w:headerReference r:id="rId8" w:type="even"/>
       <w:headerReference r:id="rId9" w:type="default"/>

--- a/index.docx
+++ b/index.docx
@@ -2053,7 +2053,7 @@
       </w:r>
     </w:p>
     <w:bookmarkEnd w:id="68"/>
-    <w:bookmarkStart w:id="77" w:name="the-problemobstacle"/>
+    <w:bookmarkStart w:id="82" w:name="the-problemobstacle"/>
     <w:p>
       <w:pPr>
         <w:pStyle w:val="Heading1"/>
@@ -2109,1982 +2109,27 @@
       <w:r>
         <w:t xml:space="preserve">We overview some of the seminal longitudinal studies covering a lengthy span of development.</w:t>
       </w:r>
-    </w:p>
-    <w:bookmarkStart w:id="75" w:name="seminal-longitudinal-studies"/>
-    <w:p>
-      <w:pPr>
-        <w:pStyle w:val="Heading2"/>
-      </w:pPr>
-      <w:r>
-        <w:t xml:space="preserve">Seminal Longitudinal Studies</w:t>
-      </w:r>
-    </w:p>
-    <w:bookmarkStart w:id="69" w:name="fels-longitudinal-study"/>
-    <w:p>
-      <w:pPr>
-        <w:pStyle w:val="Heading3"/>
-      </w:pPr>
-      <w:r>
-        <w:t xml:space="preserve">Fels Longitudinal Study</w:t>
-      </w:r>
-    </w:p>
-    <w:p>
-      <w:pPr>
-        <w:pStyle w:val="FirstParagraph"/>
-      </w:pPr>
-      <w:r>
-        <w:t xml:space="preserve">The Fels Longitudinal Study</w:t>
-      </w:r>
-      <w:r>
-        <w:t xml:space="preserve"> </w:t>
-      </w:r>
-      <w:r>
-        <w:t xml:space="preserve">(</w:t>
-      </w:r>
-      <w:hyperlink w:anchor="ref-Roche1992">
-        <w:r>
-          <w:rPr>
-            <w:rStyle w:val="Hyperlink"/>
-          </w:rPr>
-          <w:t xml:space="preserve">Roche, 1992</w:t>
-        </w:r>
-      </w:hyperlink>
-      <w:r>
-        <w:t xml:space="preserve">)</w:t>
-      </w:r>
-      <w:r>
-        <w:t xml:space="preserve"> </w:t>
-      </w:r>
-      <w:r>
-        <w:t xml:space="preserve">was a cohort-sequential study lasting from 1929 to 2018 that recruited 10–20 pregnant mothers each year from the Yellow Springs, Ohio area, and followed their newborns over time, eventually accruing 2,567 child participants and following them to older adulthood</w:t>
-      </w:r>
-      <w:r>
-        <w:t xml:space="preserve"> </w:t>
-      </w:r>
-      <w:r>
-        <w:t xml:space="preserve">(e.g., age 82;</w:t>
-      </w:r>
-      <w:r>
-        <w:t xml:space="preserve"> </w:t>
-      </w:r>
-      <w:hyperlink w:anchor="ref-Chumlea2012">
-        <w:r>
-          <w:rPr>
-            <w:rStyle w:val="Hyperlink"/>
-          </w:rPr>
-          <w:t xml:space="preserve">Chumlea et al., 2012</w:t>
-        </w:r>
-      </w:hyperlink>
-      <w:r>
-        <w:t xml:space="preserve">)</w:t>
+      <w:r>
+        <w:t xml:space="preserve"> </w:t>
+      </w:r>
+      <w:r>
+        <w:t xml:space="preserve">A depiction of the ages spanned by various longitudinal studies is in</w:t>
+      </w:r>
+      <w:r>
+        <w:t xml:space="preserve"> </w:t>
+      </w:r>
+      <w:r>
+        <w:rPr>
+          <w:b/>
+          <w:bCs/>
+        </w:rPr>
+        <w:t xml:space="preserve">?@fig-longitudinalStudies</w:t>
       </w:r>
       <w:r>
         <w:t xml:space="preserve">.</w:t>
       </w:r>
-      <w:r>
-        <w:t xml:space="preserve"> </w:t>
-      </w:r>
-      <w:r>
-        <w:t xml:space="preserve">The study collected data on participants’ body composition, including height and weight, which had key impacts and formed the basis of pediatric growth charts.</w:t>
-      </w:r>
-      <w:r>
-        <w:t xml:space="preserve"> </w:t>
-      </w:r>
-      <w:r>
-        <w:t xml:space="preserve">In addition, the study collected information on the participants’ behavior—and other constructs—in childhood (based on observation) and adulthood (based on interview).</w:t>
-      </w:r>
-      <w:r>
-        <w:t xml:space="preserve"> </w:t>
-      </w:r>
-      <w:r>
-        <w:t xml:space="preserve">These rich data allowed researchers to examine the extent of personality continuity and change from childhood to adulthood, and the extent to which mothers may influence the personality development of the child</w:t>
-      </w:r>
-      <w:r>
-        <w:t xml:space="preserve"> </w:t>
-      </w:r>
-      <w:r>
-        <w:t xml:space="preserve">(</w:t>
-      </w:r>
-      <w:hyperlink w:anchor="ref-Moss1964">
-        <w:r>
-          <w:rPr>
-            <w:rStyle w:val="Hyperlink"/>
-          </w:rPr>
-          <w:t xml:space="preserve">Moss &amp; Kagan, 1964</w:t>
-        </w:r>
-      </w:hyperlink>
-      <w:r>
-        <w:t xml:space="preserve">)</w:t>
-      </w:r>
-      <w:r>
-        <w:t xml:space="preserve">.</w:t>
-      </w:r>
-      <w:r>
-        <w:t xml:space="preserve"> </w:t>
-      </w:r>
-      <w:r>
-        <w:t xml:space="preserve">On the basis of predictive associations from childhood to adulthood in the Fels Longitudinal Study,</w:t>
-      </w:r>
-      <w:r>
-        <w:t xml:space="preserve"> </w:t>
-      </w:r>
-      <w:r>
-        <w:t xml:space="preserve">Kagan and Moss (</w:t>
-      </w:r>
-      <w:hyperlink w:anchor="ref-Kagan1962">
-        <w:r>
-          <w:rPr>
-            <w:rStyle w:val="Hyperlink"/>
-          </w:rPr>
-          <w:t xml:space="preserve">1962</w:t>
-        </w:r>
-      </w:hyperlink>
-      <w:r>
-        <w:t xml:space="preserve">)</w:t>
-      </w:r>
-      <w:r>
-        <w:t xml:space="preserve"> </w:t>
-      </w:r>
-      <w:r>
-        <w:t xml:space="preserve">noted that girls who had frequent tantrums at 6 to 10 years of age tended to become women who were more motivated in school, less dependent on others, and more masculine in their interests than women who had fewer tantrums as children.</w:t>
-      </w:r>
-      <w:r>
-        <w:t xml:space="preserve"> </w:t>
-      </w:r>
-      <w:r>
-        <w:t xml:space="preserve">They interpreted the different behaviors at different ages as stemming from the same psychological process: a tendency to avoid adopting</w:t>
-      </w:r>
-      <w:r>
-        <w:t xml:space="preserve"> </w:t>
-      </w:r>
-      <w:r>
-        <w:t xml:space="preserve">“female sex-role standards”</w:t>
-      </w:r>
-      <w:r>
-        <w:t xml:space="preserve"> </w:t>
-      </w:r>
-      <w:r>
-        <w:t xml:space="preserve">(p. 200).</w:t>
-      </w:r>
-      <w:r>
-        <w:t xml:space="preserve"> </w:t>
-      </w:r>
-      <w:r>
-        <w:t xml:space="preserve">Kagan described such findings, when psychological processes remain the same but the form of behavior changes, as examples of heterotypic continuity</w:t>
-      </w:r>
-      <w:r>
-        <w:t xml:space="preserve"> </w:t>
-      </w:r>
-      <w:r>
-        <w:t xml:space="preserve">(</w:t>
-      </w:r>
-      <w:hyperlink w:anchor="ref-Kagan1969">
-        <w:r>
-          <w:rPr>
-            <w:rStyle w:val="Hyperlink"/>
-          </w:rPr>
-          <w:t xml:space="preserve">Kagan, 1969</w:t>
-        </w:r>
-      </w:hyperlink>
-      <w:r>
-        <w:t xml:space="preserve">,</w:t>
-      </w:r>
-      <w:r>
-        <w:t xml:space="preserve"> </w:t>
-      </w:r>
-      <w:hyperlink w:anchor="ref-Kagan1971">
-        <w:r>
-          <w:rPr>
-            <w:rStyle w:val="Hyperlink"/>
-          </w:rPr>
-          <w:t xml:space="preserve">1971</w:t>
-        </w:r>
-      </w:hyperlink>
-      <w:r>
-        <w:t xml:space="preserve">,</w:t>
-      </w:r>
-      <w:r>
-        <w:t xml:space="preserve"> </w:t>
-      </w:r>
-      <w:hyperlink w:anchor="ref-Kagan1980">
-        <w:r>
-          <w:rPr>
-            <w:rStyle w:val="Hyperlink"/>
-          </w:rPr>
-          <w:t xml:space="preserve">1980</w:t>
-        </w:r>
-      </w:hyperlink>
-      <w:r>
-        <w:t xml:space="preserve">)</w:t>
-      </w:r>
-      <w:r>
-        <w:t xml:space="preserve">.</w:t>
-      </w:r>
-    </w:p>
-    <w:bookmarkEnd w:id="69"/>
-    <w:bookmarkStart w:id="70" w:name="Xd7e428f0978d756a7ab12ab3b546cd4dc5e07b0"/>
-    <w:p>
-      <w:pPr>
-        <w:pStyle w:val="Heading3"/>
-      </w:pPr>
-      <w:r>
-        <w:t xml:space="preserve">Dunedin Multidisciplinary Health and Development Study</w:t>
-      </w:r>
-    </w:p>
-    <w:p>
-      <w:pPr>
-        <w:pStyle w:val="FirstParagraph"/>
-      </w:pPr>
-      <w:r>
-        <w:t xml:space="preserve">The Dunedin Multidisciplinary Health and Development Study is an ongoing birth cohort study that started in 1975 and recruited 1,037 3-year-old children in Dunedin, New Zealand</w:t>
-      </w:r>
-      <w:r>
-        <w:t xml:space="preserve"> </w:t>
-      </w:r>
-      <w:r>
-        <w:t xml:space="preserve">(who were born in 1972–1973;</w:t>
-      </w:r>
-      <w:r>
-        <w:t xml:space="preserve"> </w:t>
-      </w:r>
-      <w:hyperlink w:anchor="ref-Poulton2015">
-        <w:r>
-          <w:rPr>
-            <w:rStyle w:val="Hyperlink"/>
-          </w:rPr>
-          <w:t xml:space="preserve">Poulton et al., 2015</w:t>
-        </w:r>
-      </w:hyperlink>
-      <w:r>
-        <w:t xml:space="preserve">)</w:t>
-      </w:r>
-      <w:r>
-        <w:t xml:space="preserve">.</w:t>
-      </w:r>
-      <w:r>
-        <w:t xml:space="preserve"> </w:t>
-      </w:r>
-      <w:r>
-        <w:t xml:space="preserve">It has followed participants to age 52 and includes data on a wide range of health and behavior constructs.</w:t>
-      </w:r>
-      <w:r>
-        <w:t xml:space="preserve"> </w:t>
-      </w:r>
-      <w:r>
-        <w:t xml:space="preserve">The study has yielded important insights including that children’s self-control is more important than socioeconomic status or IQ in predicting their health, wealth, and crime in adulthood</w:t>
-      </w:r>
-      <w:r>
-        <w:t xml:space="preserve"> </w:t>
-      </w:r>
-      <w:r>
-        <w:t xml:space="preserve">(</w:t>
-      </w:r>
-      <w:hyperlink w:anchor="ref-Moffitt2011">
-        <w:r>
-          <w:rPr>
-            <w:rStyle w:val="Hyperlink"/>
-          </w:rPr>
-          <w:t xml:space="preserve">Moffitt et al., 2011</w:t>
-        </w:r>
-      </w:hyperlink>
-      <w:r>
-        <w:t xml:space="preserve">)</w:t>
-      </w:r>
-      <w:r>
-        <w:t xml:space="preserve">, a general psychopathology factor (p factor) may account for the strong covariance among psychological disorders</w:t>
-      </w:r>
-      <w:r>
-        <w:t xml:space="preserve"> </w:t>
-      </w:r>
-      <w:r>
-        <w:t xml:space="preserve">(</w:t>
-      </w:r>
-      <w:hyperlink w:anchor="ref-Caspi2014">
-        <w:r>
-          <w:rPr>
-            <w:rStyle w:val="Hyperlink"/>
-          </w:rPr>
-          <w:t xml:space="preserve">Caspi et al., 2014</w:t>
-        </w:r>
-      </w:hyperlink>
-      <w:r>
-        <w:t xml:space="preserve">)</w:t>
-      </w:r>
-      <w:r>
-        <w:t xml:space="preserve">, that mental disorders have earlier developmental origins</w:t>
-      </w:r>
-      <w:r>
-        <w:t xml:space="preserve"> </w:t>
-      </w:r>
-      <w:r>
-        <w:t xml:space="preserve">(</w:t>
-      </w:r>
-      <w:hyperlink w:anchor="ref-Poulton2015">
-        <w:r>
-          <w:rPr>
-            <w:rStyle w:val="Hyperlink"/>
-          </w:rPr>
-          <w:t xml:space="preserve">Poulton et al., 2015</w:t>
-        </w:r>
-      </w:hyperlink>
-      <w:r>
-        <w:t xml:space="preserve">)</w:t>
-      </w:r>
-      <w:r>
-        <w:t xml:space="preserve">, a person’s mental disorder tends to shift from one disorder to other disorders over the life course</w:t>
-      </w:r>
-      <w:r>
-        <w:t xml:space="preserve"> </w:t>
-      </w:r>
-      <w:r>
-        <w:t xml:space="preserve">(</w:t>
-      </w:r>
-      <w:hyperlink w:anchor="ref-Caspi2020">
-        <w:r>
-          <w:rPr>
-            <w:rStyle w:val="Hyperlink"/>
-          </w:rPr>
-          <w:t xml:space="preserve">Caspi et al., 2020</w:t>
-        </w:r>
-      </w:hyperlink>
-      <w:r>
-        <w:t xml:space="preserve">)</w:t>
-      </w:r>
-      <w:r>
-        <w:t xml:space="preserve">, and cross-sectional (i.e., retrospective) studies grossly underestimate lifetime prevalence of psychological disorders</w:t>
-      </w:r>
-      <w:r>
-        <w:t xml:space="preserve"> </w:t>
-      </w:r>
-      <w:r>
-        <w:t xml:space="preserve">(compared to prospective longitudinal studies;</w:t>
-      </w:r>
-      <w:r>
-        <w:t xml:space="preserve"> </w:t>
-      </w:r>
-      <w:hyperlink w:anchor="ref-Schaefer2017">
-        <w:r>
-          <w:rPr>
-            <w:rStyle w:val="Hyperlink"/>
-          </w:rPr>
-          <w:t xml:space="preserve">Schaefer et al., 2017</w:t>
-        </w:r>
-      </w:hyperlink>
-      <w:r>
-        <w:t xml:space="preserve">)</w:t>
-      </w:r>
-      <w:r>
-        <w:t xml:space="preserve">.</w:t>
-      </w:r>
-    </w:p>
-    <w:bookmarkEnd w:id="70"/>
-    <w:bookmarkStart w:id="71" w:name="harvard-study-of-adult-development"/>
-    <w:p>
-      <w:pPr>
-        <w:pStyle w:val="Heading3"/>
-      </w:pPr>
-      <w:r>
-        <w:t xml:space="preserve">Harvard Study of Adult Development</w:t>
-      </w:r>
-    </w:p>
-    <w:p>
-      <w:pPr>
-        <w:pStyle w:val="FirstParagraph"/>
-      </w:pPr>
-      <w:r>
-        <w:t xml:space="preserve">The Harvard Study of Adult Development, which consists of the Grant Study</w:t>
-      </w:r>
-      <w:r>
-        <w:t xml:space="preserve"> </w:t>
-      </w:r>
-      <w:r>
-        <w:t xml:space="preserve">(</w:t>
-      </w:r>
-      <w:hyperlink w:anchor="ref-Vaillant2012">
-        <w:r>
-          <w:rPr>
-            <w:rStyle w:val="Hyperlink"/>
-          </w:rPr>
-          <w:t xml:space="preserve">Vaillant, 2012</w:t>
-        </w:r>
-      </w:hyperlink>
-      <w:r>
-        <w:t xml:space="preserve">)</w:t>
-      </w:r>
-      <w:r>
-        <w:t xml:space="preserve"> </w:t>
-      </w:r>
-      <w:r>
-        <w:t xml:space="preserve">and the Glueck Study</w:t>
-      </w:r>
-      <w:r>
-        <w:t xml:space="preserve"> </w:t>
-      </w:r>
-      <w:r>
-        <w:t xml:space="preserve">(</w:t>
-      </w:r>
-      <w:hyperlink w:anchor="ref-Glueck1950">
-        <w:r>
-          <w:rPr>
-            <w:rStyle w:val="Hyperlink"/>
-          </w:rPr>
-          <w:t xml:space="preserve">Glueck &amp; Glueck, 1950</w:t>
-        </w:r>
-      </w:hyperlink>
-      <w:r>
-        <w:t xml:space="preserve">)</w:t>
-      </w:r>
-      <w:r>
-        <w:t xml:space="preserve">.</w:t>
-      </w:r>
-      <w:r>
-        <w:t xml:space="preserve"> </w:t>
-      </w:r>
-      <w:r>
-        <w:t xml:space="preserve">The Grant Study started in 1938 and recruited 268 White men from the Harvard classes of 1939–1944 at ages 18–19, and has followed them into their mid-90s.</w:t>
-      </w:r>
-      <w:r>
-        <w:t xml:space="preserve"> </w:t>
-      </w:r>
-      <w:r>
-        <w:t xml:space="preserve">The Glueck Study started in 1940 and recruited 456 11–16-year-old boys who were living in poor, high-crime inner-city neighborhoods in Boston, Massachussetts, and has followed them into their 80s.</w:t>
-      </w:r>
-      <w:r>
-        <w:t xml:space="preserve"> </w:t>
-      </w:r>
-      <w:r>
-        <w:t xml:space="preserve">One the key findings from the Harvard Study of Adult Development, summarized in a Harvard Gazette article</w:t>
-      </w:r>
-      <w:r>
-        <w:t xml:space="preserve"> </w:t>
-      </w:r>
-      <w:r>
-        <w:t xml:space="preserve">(</w:t>
-      </w:r>
-      <w:hyperlink w:anchor="ref-Mineo2017">
-        <w:r>
-          <w:rPr>
-            <w:rStyle w:val="Hyperlink"/>
-          </w:rPr>
-          <w:t xml:space="preserve">Mineo, 2017</w:t>
-        </w:r>
-      </w:hyperlink>
-      <w:r>
-        <w:t xml:space="preserve">)</w:t>
-      </w:r>
-      <w:r>
-        <w:t xml:space="preserve">, is the importance of close relationships for healthy aging:</w:t>
-      </w:r>
-      <w:r>
-        <w:t xml:space="preserve"> </w:t>
-      </w:r>
-      <w:r>
-        <w:t xml:space="preserve">“Close relationships, more than money or fame, are what keep people happy throughout their lives, the study revealed.</w:t>
-      </w:r>
-      <w:r>
-        <w:t xml:space="preserve"> </w:t>
-      </w:r>
-      <w:r>
-        <w:t xml:space="preserve">Those ties protect people from life’s discontents, help to delay mental and physical decline, and are better predictors of long and happy lives than social class, IQ, or even genes…people’s level of satisfaction with their relationships at age 50 was a better predictor of physical health than their cholesterol levels were.”</w:t>
-      </w:r>
-    </w:p>
-    <w:bookmarkEnd w:id="71"/>
-    <w:bookmarkStart w:id="72" w:name="X27527483be19a1e40231f5316b6bbe44bed7f49"/>
-    <w:p>
-      <w:pPr>
-        <w:pStyle w:val="Heading3"/>
-      </w:pPr>
-      <w:r>
-        <w:t xml:space="preserve">Minnesota Longitudinal Study of Risk and Adaptation</w:t>
-      </w:r>
-    </w:p>
-    <w:p>
-      <w:pPr>
-        <w:pStyle w:val="FirstParagraph"/>
-      </w:pPr>
-      <w:r>
-        <w:t xml:space="preserve">The Minnesota Longitudinal Study of Risk and Adaptation</w:t>
-      </w:r>
-      <w:r>
-        <w:t xml:space="preserve"> </w:t>
-      </w:r>
-      <w:r>
-        <w:t xml:space="preserve">(</w:t>
-      </w:r>
-      <w:hyperlink w:anchor="ref-Sroufe2005">
-        <w:r>
-          <w:rPr>
-            <w:rStyle w:val="Hyperlink"/>
-          </w:rPr>
-          <w:t xml:space="preserve">Sroufe et al., 2005</w:t>
-        </w:r>
-      </w:hyperlink>
-      <w:r>
-        <w:t xml:space="preserve">)</w:t>
-      </w:r>
-      <w:r>
-        <w:t xml:space="preserve"> </w:t>
-      </w:r>
-      <w:r>
-        <w:t xml:space="preserve">started in 1975 and recruited 267 first-time mothers, who were experiencing poverty, in Minneapolis, Minnesota.</w:t>
-      </w:r>
-      <w:r>
-        <w:t xml:space="preserve"> </w:t>
-      </w:r>
-      <w:r>
-        <w:t xml:space="preserve">Mothers were recruited during pregnancy, and their newborns were followed to age 50.</w:t>
-      </w:r>
-      <w:r>
-        <w:t xml:space="preserve"> </w:t>
-      </w:r>
-      <w:r>
-        <w:t xml:space="preserve">Key findings from the study include that insecure attachment in infancy predicts emotion regulation strategies in adulthood</w:t>
-      </w:r>
-      <w:r>
-        <w:t xml:space="preserve"> </w:t>
-      </w:r>
-      <w:r>
-        <w:t xml:space="preserve">(</w:t>
-      </w:r>
-      <w:hyperlink w:anchor="ref-Girme2021">
-        <w:r>
-          <w:rPr>
-            <w:rStyle w:val="Hyperlink"/>
-          </w:rPr>
-          <w:t xml:space="preserve">Girme et al., 2021</w:t>
-        </w:r>
-      </w:hyperlink>
-      <w:r>
-        <w:t xml:space="preserve">)</w:t>
-      </w:r>
-      <w:r>
-        <w:t xml:space="preserve">, and the impacts of child abuse and neglect on adulthood outcomes</w:t>
-      </w:r>
-      <w:r>
-        <w:t xml:space="preserve"> </w:t>
-      </w:r>
-      <w:r>
-        <w:t xml:space="preserve">(</w:t>
-      </w:r>
-      <w:hyperlink w:anchor="ref-Nivison2024">
-        <w:r>
-          <w:rPr>
-            <w:rStyle w:val="Hyperlink"/>
-          </w:rPr>
-          <w:t xml:space="preserve">Nivison et al., 2024</w:t>
-        </w:r>
-      </w:hyperlink>
-      <w:r>
-        <w:t xml:space="preserve">)</w:t>
-      </w:r>
-      <w:r>
-        <w:t xml:space="preserve">.</w:t>
-      </w:r>
-    </w:p>
-    <w:bookmarkEnd w:id="72"/>
-    <w:bookmarkStart w:id="73" w:name="X5d38f5090146aa96c328cd1048a742c78fb5d33"/>
-    <w:p>
-      <w:pPr>
-        <w:pStyle w:val="Heading3"/>
-      </w:pPr>
-      <w:r>
-        <w:t xml:space="preserve">National Longitudinal Study of Adolescent to Adult Health (Add Health)</w:t>
-      </w:r>
-    </w:p>
-    <w:p>
-      <w:pPr>
-        <w:pStyle w:val="FirstParagraph"/>
-      </w:pPr>
-      <w:r>
-        <w:t xml:space="preserve">The National Longitudinal Study of Adolescent to Adult Health</w:t>
-      </w:r>
-      <w:r>
-        <w:t xml:space="preserve"> </w:t>
-      </w:r>
-      <w:r>
-        <w:t xml:space="preserve">(Add Health;</w:t>
-      </w:r>
-      <w:r>
-        <w:t xml:space="preserve"> </w:t>
-      </w:r>
-      <w:hyperlink w:anchor="ref-Harris2019">
-        <w:r>
-          <w:rPr>
-            <w:rStyle w:val="Hyperlink"/>
-          </w:rPr>
-          <w:t xml:space="preserve">Harris et al., 2019</w:t>
-        </w:r>
-      </w:hyperlink>
-      <w:r>
-        <w:t xml:space="preserve">)</w:t>
-      </w:r>
-      <w:r>
-        <w:t xml:space="preserve"> </w:t>
-      </w:r>
-      <w:r>
-        <w:t xml:space="preserve">recruited 20,745 adolescents who were in grades 7–12 (ages 12–19) during the 1994-95 school year from one of 80 high schools or a paired feeder school across the United States.</w:t>
-      </w:r>
-      <w:r>
-        <w:t xml:space="preserve"> </w:t>
-      </w:r>
-      <w:r>
-        <w:t xml:space="preserve">Participants have been followed to ~age 44.</w:t>
-      </w:r>
-    </w:p>
-    <w:bookmarkEnd w:id="73"/>
-    <w:bookmarkStart w:id="74" w:name="child-development-project"/>
-    <w:p>
-      <w:pPr>
-        <w:pStyle w:val="Heading3"/>
-      </w:pPr>
-      <w:r>
-        <w:t xml:space="preserve">Child Development Project</w:t>
-      </w:r>
-    </w:p>
-    <w:p>
-      <w:pPr>
-        <w:pStyle w:val="FirstParagraph"/>
-      </w:pPr>
-      <w:r>
-        <w:t xml:space="preserve">The Child Development Project</w:t>
-      </w:r>
-      <w:r>
-        <w:t xml:space="preserve"> </w:t>
-      </w:r>
-      <w:r>
-        <w:t xml:space="preserve">(</w:t>
-      </w:r>
-      <w:hyperlink w:anchor="ref-Dodge1990">
-        <w:r>
-          <w:rPr>
-            <w:rStyle w:val="Hyperlink"/>
-          </w:rPr>
-          <w:t xml:space="preserve">Dodge et al., 1990</w:t>
-        </w:r>
-      </w:hyperlink>
-      <w:r>
-        <w:t xml:space="preserve">)</w:t>
-      </w:r>
-      <w:r>
-        <w:t xml:space="preserve"> </w:t>
-      </w:r>
-      <w:r>
-        <w:t xml:space="preserve">is a study that recruited of 4-year-old children the year before kindergarten in 1987 and 1988 in Nashville, Tennessee, Knoxville, Tennessee, and Bloomington, Indiana.</w:t>
-      </w:r>
-      <w:r>
-        <w:t xml:space="preserve"> </w:t>
-      </w:r>
-      <w:r>
-        <w:t xml:space="preserve">Participants included 585 children, and they were followed to age 34.</w:t>
-      </w:r>
-      <w:r>
-        <w:t xml:space="preserve"> </w:t>
-      </w:r>
-      <w:r>
-        <w:t xml:space="preserve">One of the key findings from the Child Development Project is that a hostile attribution bias, an aspect of social information processing that involves the tendency to interpret ambiguous social cues as hostile, predicts aggression and that part of that association is mediated by peer rejection</w:t>
-      </w:r>
-      <w:r>
-        <w:t xml:space="preserve"> </w:t>
-      </w:r>
-      <w:r>
-        <w:t xml:space="preserve">(</w:t>
-      </w:r>
-      <w:hyperlink w:anchor="ref-Lansford2010">
-        <w:r>
-          <w:rPr>
-            <w:rStyle w:val="Hyperlink"/>
-          </w:rPr>
-          <w:t xml:space="preserve">Lansford et al., 2010</w:t>
-        </w:r>
-      </w:hyperlink>
-      <w:r>
-        <w:t xml:space="preserve">)</w:t>
-      </w:r>
-      <w:r>
-        <w:t xml:space="preserve">.</w:t>
-      </w:r>
-    </w:p>
-    <w:bookmarkEnd w:id="74"/>
-    <w:bookmarkEnd w:id="75"/>
-    <w:bookmarkStart w:id="76" w:name="longitudinal-studies-of-psychopathology"/>
-    <w:p>
-      <w:pPr>
-        <w:pStyle w:val="Heading2"/>
-      </w:pPr>
-      <w:r>
-        <w:t xml:space="preserve">Longitudinal Studies of Psychopathology</w:t>
-      </w:r>
-    </w:p>
-    <w:p>
-      <w:pPr>
-        <w:pStyle w:val="FirstParagraph"/>
-      </w:pPr>
-      <w:r>
-        <w:t xml:space="preserve">Longitudinal studies such as these have had immense impacts.</w:t>
-      </w:r>
-      <w:r>
-        <w:t xml:space="preserve"> </w:t>
-      </w:r>
-      <w:r>
-        <w:t xml:space="preserve">These studies have yielded many inferences that would not have been possible without a longitudinal design.</w:t>
-      </w:r>
-      <w:r>
-        <w:t xml:space="preserve"> </w:t>
-      </w:r>
-      <w:r>
-        <w:t xml:space="preserve">Some of these studies have even followed children of those children who were initially recruited.</w:t>
-      </w:r>
-      <w:r>
-        <w:t xml:space="preserve"> </w:t>
-      </w:r>
-      <w:r>
-        <w:t xml:space="preserve">However, relatively few longitudinal studies attempt to assess people’s change in a given construct over a long period.</w:t>
-      </w:r>
-      <w:r>
-        <w:t xml:space="preserve"> </w:t>
-      </w:r>
-      <w:r>
-        <w:t xml:space="preserve">In the Dunedin Multidisciplinary Health and Development Study,</w:t>
-      </w:r>
-      <w:r>
-        <w:t xml:space="preserve"> </w:t>
-      </w:r>
-      <w:r>
-        <w:t xml:space="preserve">Odgers et al. (</w:t>
-      </w:r>
-      <w:hyperlink w:anchor="ref-Odgers2008">
-        <w:r>
-          <w:rPr>
-            <w:rStyle w:val="Hyperlink"/>
-          </w:rPr>
-          <w:t xml:space="preserve">2008</w:t>
-        </w:r>
-      </w:hyperlink>
-      <w:r>
-        <w:t xml:space="preserve">)</w:t>
-      </w:r>
-      <w:r>
-        <w:t xml:space="preserve"> </w:t>
-      </w:r>
-      <w:r>
-        <w:t xml:space="preserve">examined trajectories of externalizing behavior from ages 7–26.</w:t>
-      </w:r>
-      <w:r>
-        <w:t xml:space="preserve"> </w:t>
-      </w:r>
-      <w:r>
-        <w:t xml:space="preserve">In the Child Development Project,</w:t>
-      </w:r>
-      <w:r>
-        <w:t xml:space="preserve"> </w:t>
-      </w:r>
-      <w:r>
-        <w:t xml:space="preserve">Petersen et al. (</w:t>
-      </w:r>
-      <w:hyperlink w:anchor="ref-Petersen2015">
-        <w:r>
-          <w:rPr>
-            <w:rStyle w:val="Hyperlink"/>
-          </w:rPr>
-          <w:t xml:space="preserve">2015</w:t>
-        </w:r>
-      </w:hyperlink>
-      <w:r>
-        <w:t xml:space="preserve">)</w:t>
-      </w:r>
-      <w:r>
-        <w:t xml:space="preserve"> </w:t>
-      </w:r>
-      <w:r>
-        <w:t xml:space="preserve">examined trajectories of externalizing behavior from ages 5–27.</w:t>
-      </w:r>
-      <w:r>
-        <w:t xml:space="preserve"> </w:t>
-      </w:r>
-      <w:r>
-        <w:t xml:space="preserve">However, as we will describe, these lengthy longitudinal studies of psychopathology</w:t>
-      </w:r>
-      <w:r>
-        <w:t xml:space="preserve"> </w:t>
-      </w:r>
-      <w:r>
-        <w:t xml:space="preserve">(e.g.,</w:t>
-      </w:r>
-      <w:r>
-        <w:t xml:space="preserve"> </w:t>
-      </w:r>
-      <w:hyperlink w:anchor="ref-Odgers2008">
-        <w:r>
-          <w:rPr>
-            <w:rStyle w:val="Hyperlink"/>
-          </w:rPr>
-          <w:t xml:space="preserve">Odgers et al., 2008</w:t>
-        </w:r>
-      </w:hyperlink>
-      <w:r>
-        <w:t xml:space="preserve">)</w:t>
-      </w:r>
-      <w:r>
-        <w:t xml:space="preserve">—including our own</w:t>
-      </w:r>
-      <w:r>
-        <w:t xml:space="preserve"> </w:t>
-      </w:r>
-      <w:r>
-        <w:t xml:space="preserve">(</w:t>
-      </w:r>
-      <w:hyperlink w:anchor="ref-Petersen2015">
-        <w:r>
-          <w:rPr>
-            <w:rStyle w:val="Hyperlink"/>
-          </w:rPr>
-          <w:t xml:space="preserve">Petersen et al., 2015</w:t>
-        </w:r>
-      </w:hyperlink>
-      <w:r>
-        <w:t xml:space="preserve">)</w:t>
-      </w:r>
-      <w:r>
-        <w:t xml:space="preserve">—have important limitations in (a) how they assessed psychopathology constructs across development and (b) how they estimated people’s scores on those constructs over time that prevent strong inferences regarding individuals’ change over time.</w:t>
-      </w:r>
-    </w:p>
-    <w:bookmarkEnd w:id="76"/>
-    <w:bookmarkEnd w:id="77"/>
-    <w:bookmarkStart w:id="93" w:name="reasons-for-the-problem"/>
-    <w:p>
-      <w:pPr>
-        <w:pStyle w:val="Heading1"/>
-      </w:pPr>
-      <w:r>
-        <w:t xml:space="preserve">Reasons for the Problem</w:t>
-      </w:r>
-    </w:p>
-    <w:p>
-      <w:pPr>
-        <w:pStyle w:val="FirstParagraph"/>
-      </w:pPr>
-      <w:r>
-        <w:t xml:space="preserve">Beyond logistical challenges of time and money, there are several key reasons why the field has failed to study people’s development of psychopathology, longitudinally, across the lifespan.</w:t>
-      </w:r>
-      <w:r>
-        <w:t xml:space="preserve"> </w:t>
-      </w:r>
-      <w:r>
-        <w:t xml:space="preserve">First, diagnostic and taxonomic systems do not define psychopathology constructs from a developmental perspective.</w:t>
-      </w:r>
-      <w:r>
-        <w:t xml:space="preserve"> </w:t>
-      </w:r>
-      <w:r>
-        <w:t xml:space="preserve">A developmental perspective is crucial because psychopathology constructs often have earlier origins than their full clinical presentation, and forms of psychopathology frequently show changes in behavioral manifestation across development (heterotypic continuity).</w:t>
-      </w:r>
-      <w:r>
-        <w:t xml:space="preserve"> </w:t>
-      </w:r>
-      <w:r>
-        <w:t xml:space="preserve">Second, current assessments do not adequately capture these changes in behavioral manifestation.</w:t>
-      </w:r>
-      <w:r>
-        <w:t xml:space="preserve"> </w:t>
-      </w:r>
-      <w:r>
-        <w:t xml:space="preserve">Third, traditional scoring systems do not allow charting individuals’ change over time in the face of changing behavioral manifestation.</w:t>
-      </w:r>
-      <w:r>
-        <w:t xml:space="preserve"> </w:t>
-      </w:r>
-      <w:r>
-        <w:t xml:space="preserve">Fourth, current assessments are not well-suited for capturing the full range of individual differences, despite the dimensional nature of psychopathology.</w:t>
-      </w:r>
-      <w:r>
-        <w:t xml:space="preserve"> </w:t>
-      </w:r>
-      <w:r>
-        <w:t xml:space="preserve">Fifth, as a result of these limitations, current assessments are not well-suited for capturing individuals’ change over time.</w:t>
-      </w:r>
-    </w:p>
-    <w:p>
-      <w:pPr>
-        <w:pStyle w:val="BodyText"/>
-      </w:pPr>
-      <w:r>
-        <w:t xml:space="preserve">Below, we describe these reasons in detail.</w:t>
-      </w:r>
-      <w:r>
-        <w:t xml:space="preserve"> </w:t>
-      </w:r>
-      <w:r>
-        <w:t xml:space="preserve">To ground the discussion, we provide examples relating to externalizing psychopathology; however, these issues are not specific to externalizing.</w:t>
-      </w:r>
-    </w:p>
-    <w:bookmarkStart w:id="81" w:name="problems-of-constructs"/>
-    <w:p>
-      <w:pPr>
-        <w:pStyle w:val="Heading2"/>
-      </w:pPr>
-      <w:r>
-        <w:t xml:space="preserve">Problems of Constructs</w:t>
-      </w:r>
-    </w:p>
-    <w:p>
-      <w:pPr>
-        <w:pStyle w:val="FirstParagraph"/>
-      </w:pPr>
-      <w:r>
-        <w:t xml:space="preserve">The first reason the field has failed to adequately study individuals’ development of psychopathology across the lifespan represents a theory problem—namely, problems with constructs, and the codifying of those constructs in diagnostic and taxonomic systems.</w:t>
-      </w:r>
-      <w:r>
-        <w:t xml:space="preserve"> </w:t>
-      </w:r>
-      <w:r>
-        <w:t xml:space="preserve">In particular, our theories do not fully specify how constructs manifest behaviorally across the lifespan.</w:t>
-      </w:r>
-      <w:r>
-        <w:t xml:space="preserve"> </w:t>
-      </w:r>
-      <w:r>
-        <w:t xml:space="preserve">For instance, theories do not specify the features (e.g., cognitive, affective, or biological processes) or behaviors that characterize a given construct in each developmental period.</w:t>
-      </w:r>
-      <w:r>
-        <w:t xml:space="preserve"> </w:t>
-      </w:r>
-      <w:r>
-        <w:t xml:space="preserve">In addition, theories do not specify how those features or behaviors change across development with respect to how strongly they reflect the construct—as indicated by changes in factor loadings (in factor analysis) or discrimination (in item response theory)—or how they change in their level on the construct—as indicated by changes in intercepts (factor analysis) or difficulty/severity (item response theory).</w:t>
-      </w:r>
-    </w:p>
-    <w:p>
-      <w:pPr>
-        <w:pStyle w:val="BodyText"/>
-      </w:pPr>
-      <w:r>
-        <w:t xml:space="preserve">These gaps are important for several reasons.</w:t>
-      </w:r>
-      <w:r>
-        <w:t xml:space="preserve"> </w:t>
-      </w:r>
-      <w:r>
-        <w:t xml:space="preserve">First, psychopathology does not come from nowhere; psychopathology constructs often have earlier origins than their full clinical presentation.</w:t>
-      </w:r>
-      <w:r>
-        <w:t xml:space="preserve"> </w:t>
-      </w:r>
-      <w:r>
-        <w:t xml:space="preserve"> </w:t>
-      </w:r>
-      <w:r>
-        <w:t xml:space="preserve">In many cases, psychopathology may arise from the interaction of genetic and environmental factors, and their effects on biology, cognition, emotion, and behavior.</w:t>
-      </w:r>
-      <w:r>
-        <w:t xml:space="preserve"> </w:t>
-      </w:r>
-      <w:r>
-        <w:t xml:space="preserve">Such effects may accumulate and transpire over years.</w:t>
-      </w:r>
-      <w:r>
-        <w:t xml:space="preserve"> </w:t>
-      </w:r>
-      <w:r>
-        <w:t xml:space="preserve">Second, forms of psychopathology frequently show changes in behavioral manifestation across development—a phenomenon called heterotypic continuity</w:t>
-      </w:r>
-      <w:r>
-        <w:t xml:space="preserve"> </w:t>
-      </w:r>
-      <w:r>
-        <w:t xml:space="preserve">(</w:t>
-      </w:r>
-      <w:hyperlink w:anchor="ref-Caspi2006">
-        <w:r>
-          <w:rPr>
-            <w:rStyle w:val="Hyperlink"/>
-          </w:rPr>
-          <w:t xml:space="preserve">Caspi &amp; Shiner, 2006</w:t>
-        </w:r>
-      </w:hyperlink>
-      <w:r>
-        <w:t xml:space="preserve">;</w:t>
-      </w:r>
-      <w:r>
-        <w:t xml:space="preserve"> </w:t>
-      </w:r>
-      <w:hyperlink w:anchor="ref-Cicchetti2002">
-        <w:r>
-          <w:rPr>
-            <w:rStyle w:val="Hyperlink"/>
-          </w:rPr>
-          <w:t xml:space="preserve">Cicchetti &amp; Rogosch, 2002</w:t>
-        </w:r>
-      </w:hyperlink>
-      <w:r>
-        <w:t xml:space="preserve">;</w:t>
-      </w:r>
-      <w:r>
-        <w:t xml:space="preserve"> </w:t>
-      </w:r>
-      <w:hyperlink w:anchor="ref-Petersen2020">
-        <w:r>
-          <w:rPr>
-            <w:rStyle w:val="Hyperlink"/>
-          </w:rPr>
-          <w:t xml:space="preserve">Petersen et al., 2020</w:t>
-        </w:r>
-      </w:hyperlink>
-      <w:r>
-        <w:t xml:space="preserve">;</w:t>
-      </w:r>
-      <w:r>
-        <w:t xml:space="preserve"> </w:t>
-      </w:r>
-      <w:hyperlink w:anchor="ref-Petersen2024">
-        <w:r>
-          <w:rPr>
-            <w:rStyle w:val="Hyperlink"/>
-          </w:rPr>
-          <w:t xml:space="preserve">Petersen, 2024</w:t>
-        </w:r>
-      </w:hyperlink>
-      <w:r>
-        <w:t xml:space="preserve">)</w:t>
-      </w:r>
-      <w:r>
-        <w:t xml:space="preserve">.</w:t>
-      </w:r>
-    </w:p>
-    <w:p>
-      <w:pPr>
-        <w:pStyle w:val="BodyText"/>
-      </w:pPr>
-      <w:r>
-        <w:t xml:space="preserve">Considerable theoretical work attempts to characterize constructs across development.</w:t>
-      </w:r>
-      <w:r>
-        <w:t xml:space="preserve"> </w:t>
-      </w:r>
-      <w:r>
-        <w:t xml:space="preserve">For instance,</w:t>
-      </w:r>
-      <w:r>
-        <w:t xml:space="preserve"> </w:t>
-      </w:r>
-      <w:r>
-        <w:t xml:space="preserve">Patterson (</w:t>
-      </w:r>
-      <w:hyperlink w:anchor="ref-Patterson1993">
-        <w:r>
-          <w:rPr>
-            <w:rStyle w:val="Hyperlink"/>
-          </w:rPr>
-          <w:t xml:space="preserve">1993</w:t>
-        </w:r>
-      </w:hyperlink>
-      <w:r>
-        <w:t xml:space="preserve">)</w:t>
-      </w:r>
-      <w:r>
-        <w:t xml:space="preserve"> </w:t>
-      </w:r>
-      <w:r>
-        <w:t xml:space="preserve">characterized externalizing (</w:t>
-      </w:r>
-      <w:r>
-        <w:t xml:space="preserve">“antisocial”</w:t>
-      </w:r>
-      <w:r>
-        <w:t xml:space="preserve">) behavior as a chimera.</w:t>
-      </w:r>
-      <w:r>
-        <w:t xml:space="preserve"> </w:t>
-      </w:r>
-      <w:r>
-        <w:t xml:space="preserve">A chimera is a mythical creature with the body of a goat that, with development, grows the head a lion and then a tail of a snake.</w:t>
-      </w:r>
-      <w:r>
-        <w:t xml:space="preserve"> </w:t>
-      </w:r>
-      <w:r>
-        <w:t xml:space="preserve">Patterson (</w:t>
-      </w:r>
-      <w:hyperlink w:anchor="ref-Patterson1993">
-        <w:r>
-          <w:rPr>
-            <w:rStyle w:val="Hyperlink"/>
-          </w:rPr>
-          <w:t xml:space="preserve">1993</w:t>
-        </w:r>
-      </w:hyperlink>
-      <w:r>
-        <w:t xml:space="preserve">)</w:t>
-      </w:r>
-      <w:r>
-        <w:t xml:space="preserve"> </w:t>
-      </w:r>
-      <w:r>
-        <w:t xml:space="preserve">and</w:t>
-      </w:r>
-      <w:r>
-        <w:t xml:space="preserve"> </w:t>
-      </w:r>
-      <w:r>
-        <w:t xml:space="preserve">Moffitt (</w:t>
-      </w:r>
-      <w:hyperlink w:anchor="ref-Moffitt1993">
-        <w:r>
-          <w:rPr>
-            <w:rStyle w:val="Hyperlink"/>
-          </w:rPr>
-          <w:t xml:space="preserve">1993</w:t>
-        </w:r>
-      </w:hyperlink>
-      <w:r>
-        <w:t xml:space="preserve">)</w:t>
-      </w:r>
-      <w:r>
-        <w:t xml:space="preserve"> </w:t>
-      </w:r>
-      <w:r>
-        <w:t xml:space="preserve">argued that externalizing behavior changes in manifestation across development such that underlying antisociality is maintained while more mature features are added across development.</w:t>
-      </w:r>
-      <w:r>
-        <w:t xml:space="preserve"> </w:t>
-      </w:r>
-      <w:r>
-        <w:t xml:space="preserve">In particular, Patterson</w:t>
-      </w:r>
-      <w:r>
-        <w:t xml:space="preserve"> </w:t>
-      </w:r>
-      <w:r>
-        <w:t xml:space="preserve">(</w:t>
-      </w:r>
-      <w:hyperlink w:anchor="ref-Patterson1993">
-        <w:r>
-          <w:rPr>
-            <w:rStyle w:val="Hyperlink"/>
-          </w:rPr>
-          <w:t xml:space="preserve">1993</w:t>
-        </w:r>
-      </w:hyperlink>
-      <w:r>
-        <w:t xml:space="preserve">)</w:t>
-      </w:r>
-      <w:r>
-        <w:t xml:space="preserve"> </w:t>
-      </w:r>
-      <w:r>
-        <w:t xml:space="preserve">noted that some externalizing behaviors wane with age, such as temper tantrums, whereas other externalizing behaviors emerge with age, including the ability to inflict serious damage or harm with violence, burglary, and shoplifting, in addition to problems such as academic failure, peer rejection, substance problems, and arrest.</w:t>
-      </w:r>
-      <w:r>
-        <w:t xml:space="preserve"> </w:t>
-      </w:r>
-      <w:r>
-        <w:t xml:space="preserve">Moffitt (</w:t>
-      </w:r>
-      <w:hyperlink w:anchor="ref-Moffitt1993">
-        <w:r>
-          <w:rPr>
-            <w:rStyle w:val="Hyperlink"/>
-          </w:rPr>
-          <w:t xml:space="preserve">1993</w:t>
-        </w:r>
-      </w:hyperlink>
-      <w:r>
-        <w:t xml:space="preserve">)</w:t>
-      </w:r>
-      <w:r>
-        <w:t xml:space="preserve"> </w:t>
-      </w:r>
-      <w:r>
-        <w:t xml:space="preserve">noted that externalizing behaviors may manifest as</w:t>
-      </w:r>
-      <w:r>
-        <w:t xml:space="preserve"> </w:t>
-      </w:r>
-      <w:r>
-        <w:t xml:space="preserve">“biting and hitting at age 4, shoplifting and truancy at age 10, selling drugs and stealing cars at age 16, robbery and rape at age 22, and fraud and child abuse at age 30”</w:t>
-      </w:r>
-      <w:r>
-        <w:t xml:space="preserve">, and that the prognosis for individuals who engage in externalizing behavior throughout the life-course includes</w:t>
-      </w:r>
-      <w:r>
-        <w:t xml:space="preserve"> </w:t>
-      </w:r>
-      <w:r>
-        <w:t xml:space="preserve">“drug and alcohol addiction; unsatisfactory employment; unpaid debts; homelessness; drunk driving; violent assault; multiple and unstable relationships; spouse battery; abandoned, neglected, or abused children; and psychiatric illness”</w:t>
-      </w:r>
-      <w:r>
-        <w:t xml:space="preserve"> </w:t>
-      </w:r>
-      <w:r>
-        <w:t xml:space="preserve">(p. 679).</w:t>
-      </w:r>
-      <w:r>
-        <w:t xml:space="preserve"> </w:t>
-      </w:r>
-      <w:r>
-        <w:t xml:space="preserve">In general, externalizing behaviors are often expressed as overt acts in early childhood, such as physical aggression and temper tantrums; whereas externalizing behaviors are more often expressed later in development as covert and indirect or relational forms of aggression, rule breaking, and substance use</w:t>
-      </w:r>
-      <w:r>
-        <w:t xml:space="preserve"> </w:t>
-      </w:r>
-      <w:r>
-        <w:t xml:space="preserve">(</w:t>
-      </w:r>
-      <w:hyperlink w:anchor="ref-Miller2009">
-        <w:r>
-          <w:rPr>
-            <w:rStyle w:val="Hyperlink"/>
-          </w:rPr>
-          <w:t xml:space="preserve">Miller et al., 2009</w:t>
-        </w:r>
-      </w:hyperlink>
-      <w:r>
-        <w:t xml:space="preserve">;</w:t>
-      </w:r>
-      <w:r>
-        <w:t xml:space="preserve"> </w:t>
-      </w:r>
-      <w:hyperlink w:anchor="ref-Petersen2026">
-        <w:r>
-          <w:rPr>
-            <w:rStyle w:val="Hyperlink"/>
-          </w:rPr>
-          <w:t xml:space="preserve">Petersen et al., 2026</w:t>
-        </w:r>
-      </w:hyperlink>
-      <w:r>
-        <w:t xml:space="preserve">)</w:t>
-      </w:r>
-      <w:r>
-        <w:t xml:space="preserve">.</w:t>
-      </w:r>
-      <w:r>
-        <w:t xml:space="preserve"> </w:t>
-      </w:r>
-      <w:r>
-        <w:t xml:space="preserve">These age-differing behaviors show strong stability of individual differences, indicating a consistent underlying construct</w:t>
-      </w:r>
-      <w:r>
-        <w:t xml:space="preserve"> </w:t>
-      </w:r>
-      <w:r>
-        <w:t xml:space="preserve">(</w:t>
-      </w:r>
-      <w:hyperlink w:anchor="ref-Moffitt1993">
-        <w:r>
-          <w:rPr>
-            <w:rStyle w:val="Hyperlink"/>
-          </w:rPr>
-          <w:t xml:space="preserve">Moffitt, 1993</w:t>
-        </w:r>
-      </w:hyperlink>
-      <w:r>
-        <w:t xml:space="preserve">;</w:t>
-      </w:r>
-      <w:r>
-        <w:t xml:space="preserve"> </w:t>
-      </w:r>
-      <w:hyperlink w:anchor="ref-Patterson1993">
-        <w:r>
-          <w:rPr>
-            <w:rStyle w:val="Hyperlink"/>
-          </w:rPr>
-          <w:t xml:space="preserve">Patterson, 1993</w:t>
-        </w:r>
-      </w:hyperlink>
-      <w:r>
-        <w:t xml:space="preserve">)</w:t>
-      </w:r>
-      <w:r>
-        <w:t xml:space="preserve">.</w:t>
-      </w:r>
-      <w:r>
-        <w:t xml:space="preserve"> </w:t>
-      </w:r>
-      <w:r>
-        <w:t xml:space="preserve">Consistent with the Developmental Issues Framework</w:t>
-      </w:r>
-      <w:r>
-        <w:t xml:space="preserve"> </w:t>
-      </w:r>
-      <w:r>
-        <w:t xml:space="preserve">(</w:t>
-      </w:r>
-      <w:hyperlink w:anchor="ref-Sroufe2016">
-        <w:r>
-          <w:rPr>
-            <w:rStyle w:val="Hyperlink"/>
-          </w:rPr>
-          <w:t xml:space="preserve">Sroufe, 2016</w:t>
-        </w:r>
-      </w:hyperlink>
-      <w:r>
-        <w:t xml:space="preserve">)</w:t>
-      </w:r>
-      <w:r>
-        <w:t xml:space="preserve">, the changing expression of externalizing behavior likely reflects a combination of time-varying genetic and environmental factors, such as school entry transition, in combination with varying developmental tasks, different opportunities, and greater experience-dependent capacity</w:t>
-      </w:r>
-      <w:r>
-        <w:t xml:space="preserve"> </w:t>
-      </w:r>
-      <w:r>
-        <w:t xml:space="preserve">(</w:t>
-      </w:r>
-      <w:hyperlink w:anchor="ref-Petersen2020">
-        <w:r>
-          <w:rPr>
-            <w:rStyle w:val="Hyperlink"/>
-          </w:rPr>
-          <w:t xml:space="preserve">Petersen et al., 2020</w:t>
-        </w:r>
-      </w:hyperlink>
-      <w:r>
-        <w:t xml:space="preserve">)</w:t>
-      </w:r>
-      <w:r>
-        <w:t xml:space="preserve">.</w:t>
-      </w:r>
-    </w:p>
-    <w:p>
-      <w:pPr>
-        <w:pStyle w:val="BodyText"/>
-      </w:pPr>
-      <w:r>
-        <w:t xml:space="preserve">In addition to externalizing problems, both internalizing</w:t>
-      </w:r>
-      <w:r>
-        <w:t xml:space="preserve"> </w:t>
-      </w:r>
-      <w:r>
-        <w:t xml:space="preserve">(</w:t>
-      </w:r>
-      <w:hyperlink w:anchor="ref-Petersen2018">
-        <w:r>
-          <w:rPr>
-            <w:rStyle w:val="Hyperlink"/>
-          </w:rPr>
-          <w:t xml:space="preserve">Petersen et al., 2018</w:t>
-        </w:r>
-      </w:hyperlink>
-      <w:r>
-        <w:t xml:space="preserve">;</w:t>
-      </w:r>
-      <w:r>
-        <w:t xml:space="preserve"> </w:t>
-      </w:r>
-      <w:hyperlink w:anchor="ref-Weems2008">
-        <w:r>
-          <w:rPr>
-            <w:rStyle w:val="Hyperlink"/>
-          </w:rPr>
-          <w:t xml:space="preserve">Weems, 2008</w:t>
-        </w:r>
-      </w:hyperlink>
-      <w:r>
-        <w:t xml:space="preserve">;</w:t>
-      </w:r>
-      <w:r>
-        <w:t xml:space="preserve"> </w:t>
-      </w:r>
-      <w:hyperlink w:anchor="ref-Weiss2003">
-        <w:r>
-          <w:rPr>
-            <w:rStyle w:val="Hyperlink"/>
-          </w:rPr>
-          <w:t xml:space="preserve">Weiss &amp; Garber, 2003</w:t>
-        </w:r>
-      </w:hyperlink>
-      <w:r>
-        <w:t xml:space="preserve">)</w:t>
-      </w:r>
-      <w:r>
-        <w:t xml:space="preserve"> </w:t>
-      </w:r>
-      <w:r>
-        <w:t xml:space="preserve">and thought-disordered</w:t>
-      </w:r>
-      <w:r>
-        <w:t xml:space="preserve"> </w:t>
-      </w:r>
-      <w:r>
-        <w:t xml:space="preserve">(</w:t>
-      </w:r>
-      <w:hyperlink w:anchor="ref-Rutter2006">
-        <w:r>
-          <w:rPr>
-            <w:rStyle w:val="Hyperlink"/>
-          </w:rPr>
-          <w:t xml:space="preserve">Rutter et al., 2006</w:t>
-        </w:r>
-      </w:hyperlink>
-      <w:r>
-        <w:t xml:space="preserve">)</w:t>
-      </w:r>
-      <w:r>
-        <w:t xml:space="preserve"> </w:t>
-      </w:r>
-      <w:r>
-        <w:t xml:space="preserve">problems are thought to change in manifestation across development.</w:t>
-      </w:r>
-    </w:p>
-    <w:p>
-      <w:pPr>
-        <w:pStyle w:val="BodyText"/>
-      </w:pPr>
-      <w:r>
-        <w:t xml:space="preserve">However, more work is needed to developmentally parameterize constructs—to define constructs developmentally in terms of their features.</w:t>
-      </w:r>
-      <w:r>
-        <w:t xml:space="preserve"> </w:t>
-      </w:r>
-      <w:r>
-        <w:t xml:space="preserve">Recent empirical work suggests that it is uncommon for symptoms to change from one symptom to another for a given person at the subsequent measurement occasion</w:t>
-      </w:r>
-      <w:r>
-        <w:t xml:space="preserve"> </w:t>
-      </w:r>
-      <w:r>
-        <w:t xml:space="preserve">(</w:t>
-      </w:r>
-      <w:hyperlink w:anchor="ref-ApplegateInPress">
-        <w:r>
-          <w:rPr>
-            <w:rStyle w:val="Hyperlink"/>
-          </w:rPr>
-          <w:t xml:space="preserve">Applegate &amp; Lahey, in press</w:t>
-        </w:r>
-      </w:hyperlink>
-      <w:r>
-        <w:t xml:space="preserve">)</w:t>
-      </w:r>
-      <w:r>
-        <w:t xml:space="preserve">.</w:t>
-      </w:r>
-      <w:r>
-        <w:t xml:space="preserve"> </w:t>
-      </w:r>
-      <w:r>
-        <w:t xml:space="preserve">Nevertheless, the authors found that adding new symptoms and subtracting symptoms—other ways that a construct can change in manifestation—were both relatively common.</w:t>
-      </w:r>
-      <w:r>
-        <w:t xml:space="preserve"> </w:t>
-      </w:r>
-      <w:r>
-        <w:t xml:space="preserve">Moreover, just because a symptom persists does not mean that the behavioral manifestation of that symptom stays the same for that individual.</w:t>
-      </w:r>
-      <w:r>
-        <w:t xml:space="preserve"> </w:t>
-      </w:r>
-      <w:r>
-        <w:t xml:space="preserve">For instance, even if a symptom (e.g.,</w:t>
-      </w:r>
-      <w:r>
-        <w:t xml:space="preserve"> </w:t>
-      </w:r>
-      <w:r>
-        <w:t xml:space="preserve">“fighting”</w:t>
-      </w:r>
-      <w:r>
-        <w:t xml:space="preserve">) persists for an individual, their manifestation of that symptom could differ in form, function, or mechanism</w:t>
-      </w:r>
-      <w:r>
-        <w:t xml:space="preserve"> </w:t>
-      </w:r>
-      <w:r>
-        <w:t xml:space="preserve">(</w:t>
-      </w:r>
-      <w:hyperlink w:anchor="ref-Petersen2024">
-        <w:r>
-          <w:rPr>
-            <w:rStyle w:val="Hyperlink"/>
-          </w:rPr>
-          <w:t xml:space="preserve">Petersen, 2024</w:t>
-        </w:r>
-      </w:hyperlink>
-      <w:r>
-        <w:t xml:space="preserve">)</w:t>
-      </w:r>
-      <w:r>
-        <w:t xml:space="preserve">.</w:t>
-      </w:r>
-      <w:r>
-        <w:t xml:space="preserve"> </w:t>
-      </w:r>
-      <w:r>
-        <w:t xml:space="preserve">Thus, as noted by</w:t>
-      </w:r>
-      <w:r>
-        <w:t xml:space="preserve"> </w:t>
-      </w:r>
-      <w:r>
-        <w:t xml:space="preserve">Applegate and Lahey (</w:t>
-      </w:r>
-      <w:hyperlink w:anchor="ref-ApplegateInPress">
-        <w:r>
-          <w:rPr>
-            <w:rStyle w:val="Hyperlink"/>
-          </w:rPr>
-          <w:t xml:space="preserve">in press</w:t>
-        </w:r>
-      </w:hyperlink>
-      <w:r>
-        <w:t xml:space="preserve">)</w:t>
-      </w:r>
-      <w:r>
-        <w:t xml:space="preserve">,</w:t>
-      </w:r>
-      <w:r>
-        <w:t xml:space="preserve"> </w:t>
-      </w:r>
-      <w:r>
-        <w:t xml:space="preserve">“future causal theories will need to rest on a more detailed and nuanced description of persistence and change at the level of specific psychological problems.”</w:t>
-      </w:r>
-    </w:p>
-    <w:p>
-      <w:pPr>
-        <w:pStyle w:val="BodyText"/>
-      </w:pPr>
-      <w:r>
-        <w:t xml:space="preserve">Moreover, where such theories do indicate changes in behavioral manifestation across development, diagnostic and taxonomic systems do not incorporate these developmental changes.</w:t>
-      </w:r>
-    </w:p>
-    <w:bookmarkStart w:id="80" w:name="lack-of-a-developmental-perspective"/>
-    <w:p>
-      <w:pPr>
-        <w:pStyle w:val="Heading3"/>
-      </w:pPr>
-      <w:r>
-        <w:t xml:space="preserve">Lack of a Developmental Perspective</w:t>
-      </w:r>
-    </w:p>
-    <w:p>
-      <w:pPr>
-        <w:pStyle w:val="FirstParagraph"/>
-      </w:pPr>
-      <w:r>
-        <w:t xml:space="preserve">Diagnostic and taxonomic systems do not define psychopathology constructs from a developmental perspective.</w:t>
-      </w:r>
-      <w:r>
-        <w:t xml:space="preserve"> </w:t>
-      </w:r>
-      <w:r>
-        <w:t xml:space="preserve">The diagnostic systems, including the Diagnostic and Statistical Manual of Mental Disorders</w:t>
-      </w:r>
-      <w:r>
-        <w:t xml:space="preserve"> </w:t>
-      </w:r>
-      <w:r>
-        <w:t xml:space="preserve">(DSM-5-TR;</w:t>
-      </w:r>
-      <w:r>
-        <w:t xml:space="preserve"> </w:t>
-      </w:r>
-      <w:hyperlink w:anchor="ref-APA2022">
-        <w:r>
-          <w:rPr>
-            <w:rStyle w:val="Hyperlink"/>
-          </w:rPr>
-          <w:t xml:space="preserve">American Psychiatric Association, 2022</w:t>
-        </w:r>
-      </w:hyperlink>
-      <w:r>
-        <w:t xml:space="preserve">)</w:t>
-      </w:r>
-      <w:r>
-        <w:t xml:space="preserve"> </w:t>
-      </w:r>
-      <w:r>
-        <w:t xml:space="preserve">and the International Classification of Diseases</w:t>
-      </w:r>
-      <w:r>
-        <w:t xml:space="preserve"> </w:t>
-      </w:r>
-      <w:r>
-        <w:t xml:space="preserve">(ICD-11;</w:t>
-      </w:r>
-      <w:r>
-        <w:t xml:space="preserve"> </w:t>
-      </w:r>
-      <w:hyperlink w:anchor="ref-WHO2022">
-        <w:r>
-          <w:rPr>
-            <w:rStyle w:val="Hyperlink"/>
-          </w:rPr>
-          <w:t xml:space="preserve">World Health Organization, 2022</w:t>
-        </w:r>
-      </w:hyperlink>
-      <w:r>
-        <w:t xml:space="preserve">)</w:t>
-      </w:r>
-      <w:r>
-        <w:t xml:space="preserve">, specify various externalizing-related disorders, including attention-deficit/hyperactivity disorder (ADHD), oppositional defiant disorder (ODD), conduct disorder (CD), and antisocial personality disorder (ASPD).</w:t>
-      </w:r>
-      <w:r>
-        <w:t xml:space="preserve"> </w:t>
-      </w:r>
-      <w:r>
-        <w:t xml:space="preserve">Among externalizing-related disorders—with few exceptions</w:t>
-      </w:r>
-      <w:r>
-        <w:rPr>
-          <w:rStyle w:val="FootnoteReference"/>
-        </w:rPr>
-        <w:footnoteReference w:id="78"/>
-      </w:r>
-      <w:r>
-        <w:t xml:space="preserve">—the diagnostic criteria do not differ across development, even though diagnostic manuals acknowledge that developmental factors impact symptom presentation</w:t>
-      </w:r>
-      <w:r>
-        <w:rPr>
-          <w:rStyle w:val="FootnoteReference"/>
-        </w:rPr>
-        <w:footnoteReference w:id="79"/>
-      </w:r>
-      <w:r>
-        <w:t xml:space="preserve">.</w:t>
-      </w:r>
-      <w:r>
-        <w:t xml:space="preserve"> </w:t>
-      </w:r>
-      <w:r>
-        <w:t xml:space="preserve">In addition to diagnostic systems, emerging taxonomies and frameworks of psychopathology—including the hierarchical taxonomy of psychopathology (HiTOP) and research domain criteria (RDoC)—do not incorporate a developental perspective</w:t>
-      </w:r>
-      <w:r>
-        <w:t xml:space="preserve"> </w:t>
-      </w:r>
-      <w:r>
-        <w:t xml:space="preserve">(</w:t>
-      </w:r>
-      <w:hyperlink w:anchor="ref-Tackett2022">
-        <w:r>
-          <w:rPr>
-            <w:rStyle w:val="Hyperlink"/>
-          </w:rPr>
-          <w:t xml:space="preserve">Tackett &amp; Hallquist, 2022</w:t>
-        </w:r>
-      </w:hyperlink>
-      <w:r>
-        <w:t xml:space="preserve">)</w:t>
-      </w:r>
-      <w:r>
-        <w:t xml:space="preserve">.</w:t>
-      </w:r>
-    </w:p>
-    <w:bookmarkEnd w:id="80"/>
-    <w:bookmarkEnd w:id="81"/>
-    <w:bookmarkStart w:id="91" w:name="X08761d2e933d3c63251c7853a991975a4515ca5"/>
-    <w:p>
-      <w:pPr>
-        <w:pStyle w:val="Heading2"/>
-      </w:pPr>
-      <w:r>
-        <w:t xml:space="preserve">Problems of Existing Assessments and Traditional Scoring Systems</w:t>
-      </w:r>
-    </w:p>
-    <w:p>
-      <w:pPr>
-        <w:pStyle w:val="FirstParagraph"/>
-      </w:pPr>
-      <w:r>
-        <w:t xml:space="preserve">Other key reasons the field has failed to adequately study individuals’ development of psychopathology across the lifespan represent method problems—namely, problems with existing assessments and how those assessments are used, based on traditional scoring systems.</w:t>
-      </w:r>
-      <w:r>
-        <w:t xml:space="preserve"> </w:t>
-      </w:r>
-      <w:r>
-        <w:t xml:space="preserve">There is a mismatch between theory and method.</w:t>
-      </w:r>
-      <w:r>
-        <w:t xml:space="preserve"> </w:t>
-      </w:r>
-      <w:r>
-        <w:t xml:space="preserve">In particular, there is a mismatch between theory of constructs—including how a construct manifests behaviorally—and the methods used to assess the construct and to evaluate people’s level and change in that construct.</w:t>
-      </w:r>
-    </w:p>
-    <w:bookmarkStart w:id="87" w:name="X4c94655489fd3e3efea19c584555f75e74709d7"/>
-    <w:p>
-      <w:pPr>
-        <w:pStyle w:val="Heading3"/>
-      </w:pPr>
-      <w:r>
-        <w:t xml:space="preserve">Do Not Adequately Capture Constructs’ Change in Behavioral Manifestation Across Development</w:t>
-      </w:r>
-    </w:p>
-    <w:p>
-      <w:pPr>
-        <w:pStyle w:val="FirstParagraph"/>
-      </w:pPr>
-      <w:r>
-        <w:t xml:space="preserve">Given the substantial changes in behavioral manifestation of psychopathology across development, it is important for measures to capture the constructs’ changing behavioral manifestation, to stay developmentally relevant and construct valid.</w:t>
-      </w:r>
-      <w:r>
-        <w:t xml:space="preserve"> </w:t>
-      </w:r>
-      <w:r>
-        <w:t xml:space="preserve">As noted by</w:t>
-      </w:r>
-      <w:r>
-        <w:t xml:space="preserve"> </w:t>
-      </w:r>
-      <w:r>
-        <w:t xml:space="preserve">Moffitt (</w:t>
-      </w:r>
-      <w:hyperlink w:anchor="ref-Moffitt1993">
-        <w:r>
-          <w:rPr>
-            <w:rStyle w:val="Hyperlink"/>
-          </w:rPr>
-          <w:t xml:space="preserve">1993</w:t>
-        </w:r>
-      </w:hyperlink>
-      <w:r>
-        <w:t xml:space="preserve">)</w:t>
-      </w:r>
-      <w:r>
-        <w:t xml:space="preserve">,</w:t>
-      </w:r>
-      <w:r>
-        <w:t xml:space="preserve"> </w:t>
-      </w:r>
-      <w:r>
-        <w:t xml:space="preserve">“Measures of antisocial behavior should be sensitive to developmental heterogeneity to tap individual differences while allowing for the emergence of new forms of antisocial behavior (e.g., automobile theft) or for the forsaking of old forms (e.g., tantrums).”</w:t>
-      </w:r>
-      <w:r>
-        <w:t xml:space="preserve"> </w:t>
-      </w:r>
-      <w:r>
-        <w:t xml:space="preserve">(p. 694).</w:t>
-      </w:r>
-    </w:p>
-    <w:p>
-      <w:pPr>
-        <w:pStyle w:val="BodyText"/>
-      </w:pPr>
-      <w:r>
-        <w:t xml:space="preserve">However, measures show insufficient differences in which items are assessed at which ages to account for heterotypic continuity.</w:t>
-      </w:r>
-      <w:r>
-        <w:t xml:space="preserve"> </w:t>
-      </w:r>
-      <w:r>
-        <w:t xml:space="preserve">For example, the same version of the Child Behavior Checklist (CBCL) spans ages 6–18.</w:t>
-      </w:r>
-      <w:r>
-        <w:t xml:space="preserve"> </w:t>
-      </w:r>
-      <w:r>
-        <w:t xml:space="preserve">Considerable development occurs during that span.</w:t>
-      </w:r>
-    </w:p>
-    <w:p>
-      <w:pPr>
-        <w:pStyle w:val="BodyText"/>
-      </w:pPr>
-      <w:r>
-        <w:t xml:space="preserve">There are two primary ways that researchers have examined people’s change in psychopathology across development</w:t>
-      </w:r>
-      <w:r>
-        <w:t xml:space="preserve"> </w:t>
-      </w:r>
-      <w:hyperlink w:anchor="fig-approachesToLongitudinalAssessment">
-        <w:r>
-          <w:rPr>
-            <w:rStyle w:val="Hyperlink"/>
-          </w:rPr>
-          <w:t xml:space="preserve">Figure 3</w:t>
-        </w:r>
-      </w:hyperlink>
-      <w:r>
-        <w:t xml:space="preserve">.</w:t>
-      </w:r>
-      <w:r>
-        <w:t xml:space="preserve"> </w:t>
-      </w:r>
-      <w:r>
-        <w:t xml:space="preserve">The</w:t>
-      </w:r>
-      <w:r>
-        <w:t xml:space="preserve"> </w:t>
-      </w:r>
-      <w:r>
-        <w:t xml:space="preserve">“common items”</w:t>
-      </w:r>
-      <w:r>
-        <w:t xml:space="preserve"> </w:t>
-      </w:r>
-      <w:r>
-        <w:t xml:space="preserve">approach removes items that are age specific.</w:t>
-      </w:r>
-      <w:r>
-        <w:t xml:space="preserve"> </w:t>
-      </w:r>
-      <w:r>
-        <w:t xml:space="preserve">For example, in a study of externalizing behavior from early childhood to adolescence, a study might remove some substance use items that might not be developmentally relevant at all ages.</w:t>
-      </w:r>
-      <w:r>
-        <w:t xml:space="preserve"> </w:t>
-      </w:r>
-      <w:r>
-        <w:t xml:space="preserve">The second approach, the</w:t>
-      </w:r>
-      <w:r>
-        <w:t xml:space="preserve"> </w:t>
-      </w:r>
-      <w:r>
-        <w:t xml:space="preserve">“upward/downward extension”</w:t>
-      </w:r>
-      <w:r>
-        <w:t xml:space="preserve"> </w:t>
-      </w:r>
-      <w:r>
-        <w:t xml:space="preserve">approach, takes items that are valid at a given age and uses the items across ages when the item may not be valid or useful—i.e., all items are assessed at all ages.</w:t>
-      </w:r>
-      <w:r>
-        <w:t xml:space="preserve"> </w:t>
-      </w:r>
-      <w:r>
-        <w:t xml:space="preserve">For instance, the upward extension approach might take the item</w:t>
-      </w:r>
-      <w:r>
-        <w:t xml:space="preserve"> </w:t>
-      </w:r>
-      <w:r>
-        <w:t xml:space="preserve">“disobedient to authority figures”</w:t>
-      </w:r>
-      <w:r>
-        <w:t xml:space="preserve"> </w:t>
-      </w:r>
-      <w:r>
-        <w:t xml:space="preserve">and apply it to older individuals for whom such a behavior may no longer validly reflect externalizing behavior—and may instead reflect prosocial functions including protesting against societally unjust actions.</w:t>
-      </w:r>
-      <w:r>
-        <w:t xml:space="preserve"> </w:t>
-      </w:r>
-      <w:r>
-        <w:t xml:space="preserve">Both the</w:t>
-      </w:r>
-      <w:r>
-        <w:t xml:space="preserve"> </w:t>
-      </w:r>
-      <w:r>
-        <w:t xml:space="preserve">“common items”</w:t>
-      </w:r>
-      <w:r>
-        <w:t xml:space="preserve"> </w:t>
-      </w:r>
-      <w:r>
-        <w:t xml:space="preserve">(e.g.,</w:t>
-      </w:r>
-      <w:r>
-        <w:t xml:space="preserve"> </w:t>
-      </w:r>
-      <w:hyperlink w:anchor="ref-Odgers2008">
-        <w:r>
-          <w:rPr>
-            <w:rStyle w:val="Hyperlink"/>
-          </w:rPr>
-          <w:t xml:space="preserve">Odgers et al., 2008</w:t>
-        </w:r>
-      </w:hyperlink>
-      <w:r>
-        <w:t xml:space="preserve">;</w:t>
-      </w:r>
-      <w:r>
-        <w:t xml:space="preserve"> </w:t>
-      </w:r>
-      <w:hyperlink w:anchor="ref-Sterba2007">
-        <w:r>
-          <w:rPr>
-            <w:rStyle w:val="Hyperlink"/>
-          </w:rPr>
-          <w:t xml:space="preserve">Sterba et al., 2007</w:t>
-        </w:r>
-      </w:hyperlink>
-      <w:r>
-        <w:t xml:space="preserve">)</w:t>
-      </w:r>
-      <w:r>
-        <w:t xml:space="preserve"> </w:t>
-      </w:r>
-      <w:r>
-        <w:t xml:space="preserve">and</w:t>
-      </w:r>
-      <w:r>
-        <w:t xml:space="preserve"> </w:t>
-      </w:r>
-      <w:r>
-        <w:t xml:space="preserve">“upward/downward extension”</w:t>
-      </w:r>
-      <w:r>
-        <w:t xml:space="preserve"> </w:t>
-      </w:r>
-      <w:r>
-        <w:t xml:space="preserve">(e.g.,</w:t>
-      </w:r>
-      <w:r>
-        <w:t xml:space="preserve"> </w:t>
-      </w:r>
-      <w:hyperlink w:anchor="ref-BriggsGowan2016">
-        <w:r>
-          <w:rPr>
-            <w:rStyle w:val="Hyperlink"/>
-          </w:rPr>
-          <w:t xml:space="preserve">Briggs-Gowan et al., 2016</w:t>
-        </w:r>
-      </w:hyperlink>
-      <w:r>
-        <w:t xml:space="preserve">;</w:t>
-      </w:r>
-      <w:r>
-        <w:t xml:space="preserve"> </w:t>
-      </w:r>
-      <w:hyperlink w:anchor="ref-Broeren2013">
-        <w:r>
-          <w:rPr>
-            <w:rStyle w:val="Hyperlink"/>
-          </w:rPr>
-          <w:t xml:space="preserve">Broeren et al., 2013</w:t>
-        </w:r>
-      </w:hyperlink>
-      <w:r>
-        <w:t xml:space="preserve">)</w:t>
-      </w:r>
-      <w:r>
-        <w:t xml:space="preserve"> </w:t>
-      </w:r>
-      <w:r>
-        <w:t xml:space="preserve">approaches are widely used, likely because they result in the same items assessed across ages, but both have key problems.</w:t>
-      </w:r>
-      <w:r>
-        <w:t xml:space="preserve"> </w:t>
-      </w:r>
-      <w:r>
-        <w:t xml:space="preserve">As an example of the common items approach, Odgers et al. (2008, p. 676) examined children’s development of DSM-IV symptoms of conduct disorder from ages 7 to 26 years, but they dropped age-specific symptoms (e.g., running away, staying out late)</w:t>
-      </w:r>
-      <w:r>
-        <w:t xml:space="preserve"> </w:t>
-      </w:r>
-      <w:r>
-        <w:t xml:space="preserve">“because [these symptoms] did not cover the study’s age span”</w:t>
-      </w:r>
-      <w:r>
-        <w:t xml:space="preserve">.</w:t>
-      </w:r>
-      <w:r>
-        <w:t xml:space="preserve"> </w:t>
-      </w:r>
-      <w:r>
-        <w:t xml:space="preserve">As an example of the upward extension approach, Broeren et al. (2013, p. 84) examined children’s development of anxiety from ages 4 to 11 years; they noted,</w:t>
-      </w:r>
-      <w:r>
-        <w:t xml:space="preserve"> </w:t>
-      </w:r>
-      <w:r>
-        <w:t xml:space="preserve">“Although the questionnaire was originally developed to measure anxiety in preschoolers, the current study also employed the scale with older children to promote uniformity in measures”</w:t>
-      </w:r>
-      <w:r>
-        <w:t xml:space="preserve">.</w:t>
-      </w:r>
-    </w:p>
-    <w:bookmarkStart w:id="86" w:name="fig-approachesToLongitudinalAssessment"/>
+    </w:p>
+    <w:bookmarkStart w:id="72" w:name="fig-longitudinalstudies"/>
     <w:p>
       <w:pPr>
         <w:pStyle w:val="FigureTitle"/>
@@ -4098,163 +2143,7 @@
         <w:pStyle w:val="Caption"/>
       </w:pPr>
       <w:r>
-        <w:t xml:space="preserve">Item set A refers to items that are construct-valid at only timepoint 1 (T1); item set B is construct-valid at both T1 and T2; item set C is construct-valid at only T2.</w:t>
-      </w:r>
-      <w:r>
-        <w:t xml:space="preserve"> </w:t>
-      </w:r>
-      <w:r>
-        <w:t xml:space="preserve">A dash indicates that the item set was not assessed at a given timepoint.</w:t>
-      </w:r>
-      <w:r>
-        <w:t xml:space="preserve"> </w:t>
-      </w:r>
-      <w:r>
-        <w:t xml:space="preserve">A white box indicates invalid assessment in terms of either a content gap (i.e., important missing items) or intrusion (i.e., invalid items at a given timepoint).</w:t>
-      </w:r>
-      <w:r>
-        <w:t xml:space="preserve"> </w:t>
-      </w:r>
-      <w:r>
-        <w:t xml:space="preserve">In a study of externalizing behavior from early childhood to adulthood,</w:t>
-      </w:r>
-      <w:r>
-        <w:t xml:space="preserve"> </w:t>
-      </w:r>
-      <w:r>
-        <w:t xml:space="preserve">“biting others”</w:t>
-      </w:r>
-      <w:r>
-        <w:t xml:space="preserve"> </w:t>
-      </w:r>
-      <w:r>
-        <w:t xml:space="preserve">may be in item set A;</w:t>
-      </w:r>
-      <w:r>
-        <w:t xml:space="preserve"> </w:t>
-      </w:r>
-      <w:r>
-        <w:t xml:space="preserve">“noncompliant”</w:t>
-      </w:r>
-      <w:r>
-        <w:t xml:space="preserve"> </w:t>
-      </w:r>
-      <w:r>
-        <w:t xml:space="preserve">in B;</w:t>
-      </w:r>
-      <w:r>
-        <w:t xml:space="preserve"> </w:t>
-      </w:r>
-      <w:r>
-        <w:t xml:space="preserve">“drug use”</w:t>
-      </w:r>
-      <w:r>
-        <w:t xml:space="preserve"> </w:t>
-      </w:r>
-      <w:r>
-        <w:t xml:space="preserve">in C.</w:t>
-      </w:r>
-      <w:r>
-        <w:t xml:space="preserve"> </w:t>
-      </w:r>
-      <w:r>
-        <w:t xml:space="preserve">The three approaches are: (1) common items: B at T1 and T2, (2) upward/downward extension: ABC at T1 and T2, or (3) construct-valid items: AB at T1; BC at T2.</w:t>
-      </w:r>
-      <w:r>
-        <w:t xml:space="preserve"> </w:t>
-      </w:r>
-      <w:r>
-        <w:t xml:space="preserve">The</w:t>
-      </w:r>
-      <w:r>
-        <w:t xml:space="preserve"> </w:t>
-      </w:r>
-      <w:r>
-        <w:t xml:space="preserve">“common items”</w:t>
-      </w:r>
-      <w:r>
-        <w:t xml:space="preserve"> </w:t>
-      </w:r>
-      <w:r>
-        <w:t xml:space="preserve">and</w:t>
-      </w:r>
-      <w:r>
-        <w:t xml:space="preserve"> </w:t>
-      </w:r>
-      <w:r>
-        <w:t xml:space="preserve">“upward/downward extension”</w:t>
-      </w:r>
-      <w:r>
-        <w:t xml:space="preserve"> </w:t>
-      </w:r>
-      <w:r>
-        <w:t xml:space="preserve">approaches are by far the most widely used in the literature, even though they likely lead to inaccurate scores and thus inaccurate trajectories.</w:t>
-      </w:r>
-      <w:r>
-        <w:t xml:space="preserve"> </w:t>
-      </w:r>
-      <w:r>
-        <w:t xml:space="preserve">(Figure reprinted from</w:t>
-      </w:r>
-      <w:r>
-        <w:t xml:space="preserve"> </w:t>
-      </w:r>
-      <w:r>
-        <w:t xml:space="preserve">Petersen et al. (</w:t>
-      </w:r>
-      <w:hyperlink w:anchor="ref-Petersen2026">
-        <w:r>
-          <w:rPr>
-            <w:rStyle w:val="Hyperlink"/>
-          </w:rPr>
-          <w:t xml:space="preserve">2026</w:t>
-        </w:r>
-      </w:hyperlink>
-      <w:r>
-        <w:t xml:space="preserve">)</w:t>
-      </w:r>
-      <w:r>
-        <w:t xml:space="preserve">, Figure 1, p. 113. Petersen, I. T., Demko, Z., Lee, W.-C., &amp; Oleson, J. J. (2026). Studying development of psychopathology using changing measures to account for heterotypic continuity.</w:t>
-      </w:r>
-      <w:r>
-        <w:t xml:space="preserve"> </w:t>
-      </w:r>
-      <w:r>
-        <w:rPr>
-          <w:i/>
-          <w:iCs/>
-        </w:rPr>
-        <w:t xml:space="preserve">JAACAP Open</w:t>
-      </w:r>
-      <w:r>
-        <w:t xml:space="preserve">,</w:t>
-      </w:r>
-      <w:r>
-        <w:t xml:space="preserve"> </w:t>
-      </w:r>
-      <w:r>
-        <w:rPr>
-          <w:i/>
-          <w:iCs/>
-        </w:rPr>
-        <w:t xml:space="preserve">4</w:t>
-      </w:r>
-      <w:r>
-        <w:t xml:space="preserve">(1), 111–123.</w:t>
-      </w:r>
-      <w:r>
-        <w:t xml:space="preserve"> </w:t>
-      </w:r>
-      <w:hyperlink r:id="rId82">
-        <w:r>
-          <w:rPr>
-            <w:rStyle w:val="Hyperlink"/>
-          </w:rPr>
-          <w:t xml:space="preserve">https://doi.org/10.1016/j.jaacop.2025.10.008</w:t>
-        </w:r>
-      </w:hyperlink>
-      <w:r>
-        <w:t xml:space="preserve">)</w:t>
+        <w:t xml:space="preserve">Ages spanned by various longitudinal studies. Dotted lines reflect cross-sectional spans. For instance, if a study recruited 5–10-year-old children and followed each child for 20 years, the study would have dotted lines from ages 5–10 and from ages 20–25. A star at age 0 represents that participants were enrolled before birth and the study included prenatal assessments. Age 100 represents that the study has followed individuals into their 90s (or until they decease).</w:t>
       </w:r>
     </w:p>
     <w:p>
@@ -4264,20 +2153,2241 @@
       <w:r>
         <w:drawing>
           <wp:inline>
-            <wp:extent cx="5943600" cy="2351289"/>
+            <wp:extent cx="5943600" cy="4245428"/>
             <wp:effectExtent b="0" l="0" r="0" t="0"/>
-            <wp:docPr descr="" title="" id="84" name="Picture"/>
+            <wp:docPr descr="" title="" id="70" name="Picture"/>
             <a:graphic>
               <a:graphicData uri="http://schemas.openxmlformats.org/drawingml/2006/picture">
                 <pic:pic>
                   <pic:nvPicPr>
-                    <pic:cNvPr descr="Figures/approachesToLongitudinalAssessment.jpg" id="85" name="Picture"/>
+                    <pic:cNvPr descr="index_files/figure-docx/notebooks-analyses-fig-longitudinalstudies-output-1.png" id="71" name="Picture"/>
                     <pic:cNvPicPr>
                       <a:picLocks noChangeArrowheads="1" noChangeAspect="1"/>
                     </pic:cNvPicPr>
                   </pic:nvPicPr>
                   <pic:blipFill>
-                    <a:blip r:embed="rId83"/>
+                    <a:blip r:embed="rId69"/>
+                    <a:stretch>
+                      <a:fillRect/>
+                    </a:stretch>
+                  </pic:blipFill>
+                  <pic:spPr bwMode="auto">
+                    <a:xfrm>
+                      <a:off x="0" y="0"/>
+                      <a:ext cx="5943600" cy="4245428"/>
+                    </a:xfrm>
+                    <a:prstGeom prst="rect">
+                      <a:avLst/>
+                    </a:prstGeom>
+                    <a:noFill/>
+                    <a:ln w="9525">
+                      <a:noFill/>
+                      <a:headEnd/>
+                      <a:tailEnd/>
+                    </a:ln>
+                  </pic:spPr>
+                </pic:pic>
+              </a:graphicData>
+            </a:graphic>
+          </wp:inline>
+        </w:drawing>
+      </w:r>
+    </w:p>
+    <w:bookmarkEnd w:id="72"/>
+    <w:p>
+      <w:pPr>
+        <w:pStyle w:val="FigureWithoutNote"/>
+      </w:pPr>
+      <w:r>
+        <w:rPr>
+          <w:vertAlign w:val="subscript"/>
+        </w:rPr>
+        <w:t xml:space="preserve">Source:</w:t>
+      </w:r>
+      <w:r>
+        <w:rPr>
+          <w:vertAlign w:val="subscript"/>
+        </w:rPr>
+        <w:t xml:space="preserve"> </w:t>
+      </w:r>
+      <w:hyperlink r:id="rId73">
+        <w:r>
+          <w:rPr>
+            <w:rStyle w:val="Hyperlink"/>
+            <w:vertAlign w:val="subscript"/>
+          </w:rPr>
+          <w:t xml:space="preserve">Analyses</w:t>
+        </w:r>
+      </w:hyperlink>
+    </w:p>
+    <w:bookmarkStart w:id="80" w:name="seminal-longitudinal-studies"/>
+    <w:p>
+      <w:pPr>
+        <w:pStyle w:val="Heading2"/>
+      </w:pPr>
+      <w:r>
+        <w:t xml:space="preserve">Seminal Longitudinal Studies</w:t>
+      </w:r>
+    </w:p>
+    <w:bookmarkStart w:id="74" w:name="fels-longitudinal-study"/>
+    <w:p>
+      <w:pPr>
+        <w:pStyle w:val="Heading3"/>
+      </w:pPr>
+      <w:r>
+        <w:t xml:space="preserve">Fels Longitudinal Study</w:t>
+      </w:r>
+    </w:p>
+    <w:p>
+      <w:pPr>
+        <w:pStyle w:val="FirstParagraph"/>
+      </w:pPr>
+      <w:r>
+        <w:t xml:space="preserve">The Fels Longitudinal Study</w:t>
+      </w:r>
+      <w:r>
+        <w:t xml:space="preserve"> </w:t>
+      </w:r>
+      <w:r>
+        <w:t xml:space="preserve">(</w:t>
+      </w:r>
+      <w:hyperlink w:anchor="ref-Roche1992">
+        <w:r>
+          <w:rPr>
+            <w:rStyle w:val="Hyperlink"/>
+          </w:rPr>
+          <w:t xml:space="preserve">Roche, 1992</w:t>
+        </w:r>
+      </w:hyperlink>
+      <w:r>
+        <w:t xml:space="preserve">)</w:t>
+      </w:r>
+      <w:r>
+        <w:t xml:space="preserve"> </w:t>
+      </w:r>
+      <w:r>
+        <w:t xml:space="preserve">was a cohort-sequential study lasting from 1929 to 2018 that recruited 10–20 pregnant mothers each year from the Yellow Springs, Ohio area, and followed their newborns over time, eventually accruing 2,567 child participants and following them to older adulthood</w:t>
+      </w:r>
+      <w:r>
+        <w:t xml:space="preserve"> </w:t>
+      </w:r>
+      <w:r>
+        <w:t xml:space="preserve">(e.g., age 82;</w:t>
+      </w:r>
+      <w:r>
+        <w:t xml:space="preserve"> </w:t>
+      </w:r>
+      <w:hyperlink w:anchor="ref-Chumlea2012">
+        <w:r>
+          <w:rPr>
+            <w:rStyle w:val="Hyperlink"/>
+          </w:rPr>
+          <w:t xml:space="preserve">Chumlea et al., 2012</w:t>
+        </w:r>
+      </w:hyperlink>
+      <w:r>
+        <w:t xml:space="preserve">)</w:t>
+      </w:r>
+      <w:r>
+        <w:t xml:space="preserve">.</w:t>
+      </w:r>
+      <w:r>
+        <w:t xml:space="preserve"> </w:t>
+      </w:r>
+      <w:r>
+        <w:t xml:space="preserve">The study collected data on participants’ body composition, including height and weight, which had key impacts and formed the basis of pediatric growth charts.</w:t>
+      </w:r>
+      <w:r>
+        <w:t xml:space="preserve"> </w:t>
+      </w:r>
+      <w:r>
+        <w:t xml:space="preserve">In addition, the study collected information on the participants’ behavior—and other constructs—in childhood (based on observation) and adulthood (based on interview).</w:t>
+      </w:r>
+      <w:r>
+        <w:t xml:space="preserve"> </w:t>
+      </w:r>
+      <w:r>
+        <w:t xml:space="preserve">These rich data allowed researchers to examine the extent of personality continuity and change from childhood to adulthood, and the extent to which mothers may influence the personality development of the child</w:t>
+      </w:r>
+      <w:r>
+        <w:t xml:space="preserve"> </w:t>
+      </w:r>
+      <w:r>
+        <w:t xml:space="preserve">(</w:t>
+      </w:r>
+      <w:hyperlink w:anchor="ref-Moss1964">
+        <w:r>
+          <w:rPr>
+            <w:rStyle w:val="Hyperlink"/>
+          </w:rPr>
+          <w:t xml:space="preserve">Moss &amp; Kagan, 1964</w:t>
+        </w:r>
+      </w:hyperlink>
+      <w:r>
+        <w:t xml:space="preserve">)</w:t>
+      </w:r>
+      <w:r>
+        <w:t xml:space="preserve">.</w:t>
+      </w:r>
+      <w:r>
+        <w:t xml:space="preserve"> </w:t>
+      </w:r>
+      <w:r>
+        <w:t xml:space="preserve">On the basis of predictive associations from childhood to adulthood in the Fels Longitudinal Study,</w:t>
+      </w:r>
+      <w:r>
+        <w:t xml:space="preserve"> </w:t>
+      </w:r>
+      <w:r>
+        <w:t xml:space="preserve">Kagan and Moss (</w:t>
+      </w:r>
+      <w:hyperlink w:anchor="ref-Kagan1962">
+        <w:r>
+          <w:rPr>
+            <w:rStyle w:val="Hyperlink"/>
+          </w:rPr>
+          <w:t xml:space="preserve">1962</w:t>
+        </w:r>
+      </w:hyperlink>
+      <w:r>
+        <w:t xml:space="preserve">)</w:t>
+      </w:r>
+      <w:r>
+        <w:t xml:space="preserve"> </w:t>
+      </w:r>
+      <w:r>
+        <w:t xml:space="preserve">noted that girls who had frequent tantrums at 6 to 10 years of age tended to become women who were more motivated in school, less dependent on others, and more masculine in their interests than women who had fewer tantrums as children.</w:t>
+      </w:r>
+      <w:r>
+        <w:t xml:space="preserve"> </w:t>
+      </w:r>
+      <w:r>
+        <w:t xml:space="preserve">They interpreted the different behaviors at different ages as stemming from the same psychological process: a tendency to avoid adopting</w:t>
+      </w:r>
+      <w:r>
+        <w:t xml:space="preserve"> </w:t>
+      </w:r>
+      <w:r>
+        <w:t xml:space="preserve">“female sex-role standards”</w:t>
+      </w:r>
+      <w:r>
+        <w:t xml:space="preserve"> </w:t>
+      </w:r>
+      <w:r>
+        <w:t xml:space="preserve">(p. 200).</w:t>
+      </w:r>
+      <w:r>
+        <w:t xml:space="preserve"> </w:t>
+      </w:r>
+      <w:r>
+        <w:t xml:space="preserve">Kagan described such findings, when psychological processes remain the same but the form of behavior changes, as examples of heterotypic continuity</w:t>
+      </w:r>
+      <w:r>
+        <w:t xml:space="preserve"> </w:t>
+      </w:r>
+      <w:r>
+        <w:t xml:space="preserve">(</w:t>
+      </w:r>
+      <w:hyperlink w:anchor="ref-Kagan1969">
+        <w:r>
+          <w:rPr>
+            <w:rStyle w:val="Hyperlink"/>
+          </w:rPr>
+          <w:t xml:space="preserve">Kagan, 1969</w:t>
+        </w:r>
+      </w:hyperlink>
+      <w:r>
+        <w:t xml:space="preserve">,</w:t>
+      </w:r>
+      <w:r>
+        <w:t xml:space="preserve"> </w:t>
+      </w:r>
+      <w:hyperlink w:anchor="ref-Kagan1971">
+        <w:r>
+          <w:rPr>
+            <w:rStyle w:val="Hyperlink"/>
+          </w:rPr>
+          <w:t xml:space="preserve">1971</w:t>
+        </w:r>
+      </w:hyperlink>
+      <w:r>
+        <w:t xml:space="preserve">,</w:t>
+      </w:r>
+      <w:r>
+        <w:t xml:space="preserve"> </w:t>
+      </w:r>
+      <w:hyperlink w:anchor="ref-Kagan1980">
+        <w:r>
+          <w:rPr>
+            <w:rStyle w:val="Hyperlink"/>
+          </w:rPr>
+          <w:t xml:space="preserve">1980</w:t>
+        </w:r>
+      </w:hyperlink>
+      <w:r>
+        <w:t xml:space="preserve">)</w:t>
+      </w:r>
+      <w:r>
+        <w:t xml:space="preserve">.</w:t>
+      </w:r>
+    </w:p>
+    <w:bookmarkEnd w:id="74"/>
+    <w:bookmarkStart w:id="75" w:name="Xd7e428f0978d756a7ab12ab3b546cd4dc5e07b0"/>
+    <w:p>
+      <w:pPr>
+        <w:pStyle w:val="Heading3"/>
+      </w:pPr>
+      <w:r>
+        <w:t xml:space="preserve">Dunedin Multidisciplinary Health and Development Study</w:t>
+      </w:r>
+    </w:p>
+    <w:p>
+      <w:pPr>
+        <w:pStyle w:val="FirstParagraph"/>
+      </w:pPr>
+      <w:r>
+        <w:t xml:space="preserve">The Dunedin Multidisciplinary Health and Development Study is an ongoing birth cohort study that started in 1975 and recruited 1,037 3-year-old children in Dunedin, New Zealand</w:t>
+      </w:r>
+      <w:r>
+        <w:t xml:space="preserve"> </w:t>
+      </w:r>
+      <w:r>
+        <w:t xml:space="preserve">(who were born in 1972–1973;</w:t>
+      </w:r>
+      <w:r>
+        <w:t xml:space="preserve"> </w:t>
+      </w:r>
+      <w:hyperlink w:anchor="ref-Poulton2015">
+        <w:r>
+          <w:rPr>
+            <w:rStyle w:val="Hyperlink"/>
+          </w:rPr>
+          <w:t xml:space="preserve">Poulton et al., 2015</w:t>
+        </w:r>
+      </w:hyperlink>
+      <w:r>
+        <w:t xml:space="preserve">)</w:t>
+      </w:r>
+      <w:r>
+        <w:t xml:space="preserve">.</w:t>
+      </w:r>
+      <w:r>
+        <w:t xml:space="preserve"> </w:t>
+      </w:r>
+      <w:r>
+        <w:t xml:space="preserve">It has followed participants to age 52 and includes data on a wide range of health and behavior constructs.</w:t>
+      </w:r>
+      <w:r>
+        <w:t xml:space="preserve"> </w:t>
+      </w:r>
+      <w:r>
+        <w:t xml:space="preserve">The study has yielded important insights including that children’s self-control is more important than socioeconomic status or IQ in predicting their health, wealth, and crime in adulthood</w:t>
+      </w:r>
+      <w:r>
+        <w:t xml:space="preserve"> </w:t>
+      </w:r>
+      <w:r>
+        <w:t xml:space="preserve">(</w:t>
+      </w:r>
+      <w:hyperlink w:anchor="ref-Moffitt2011">
+        <w:r>
+          <w:rPr>
+            <w:rStyle w:val="Hyperlink"/>
+          </w:rPr>
+          <w:t xml:space="preserve">Moffitt et al., 2011</w:t>
+        </w:r>
+      </w:hyperlink>
+      <w:r>
+        <w:t xml:space="preserve">)</w:t>
+      </w:r>
+      <w:r>
+        <w:t xml:space="preserve">, a general psychopathology factor (p factor) may account for the strong covariance among psychological disorders</w:t>
+      </w:r>
+      <w:r>
+        <w:t xml:space="preserve"> </w:t>
+      </w:r>
+      <w:r>
+        <w:t xml:space="preserve">(</w:t>
+      </w:r>
+      <w:hyperlink w:anchor="ref-Caspi2014">
+        <w:r>
+          <w:rPr>
+            <w:rStyle w:val="Hyperlink"/>
+          </w:rPr>
+          <w:t xml:space="preserve">Caspi et al., 2014</w:t>
+        </w:r>
+      </w:hyperlink>
+      <w:r>
+        <w:t xml:space="preserve">)</w:t>
+      </w:r>
+      <w:r>
+        <w:t xml:space="preserve">, that mental disorders have earlier developmental origins</w:t>
+      </w:r>
+      <w:r>
+        <w:t xml:space="preserve"> </w:t>
+      </w:r>
+      <w:r>
+        <w:t xml:space="preserve">(</w:t>
+      </w:r>
+      <w:hyperlink w:anchor="ref-Poulton2015">
+        <w:r>
+          <w:rPr>
+            <w:rStyle w:val="Hyperlink"/>
+          </w:rPr>
+          <w:t xml:space="preserve">Poulton et al., 2015</w:t>
+        </w:r>
+      </w:hyperlink>
+      <w:r>
+        <w:t xml:space="preserve">)</w:t>
+      </w:r>
+      <w:r>
+        <w:t xml:space="preserve">, a person’s mental disorder tends to shift from one disorder to other disorders over the life course</w:t>
+      </w:r>
+      <w:r>
+        <w:t xml:space="preserve"> </w:t>
+      </w:r>
+      <w:r>
+        <w:t xml:space="preserve">(</w:t>
+      </w:r>
+      <w:hyperlink w:anchor="ref-Caspi2020">
+        <w:r>
+          <w:rPr>
+            <w:rStyle w:val="Hyperlink"/>
+          </w:rPr>
+          <w:t xml:space="preserve">Caspi et al., 2020</w:t>
+        </w:r>
+      </w:hyperlink>
+      <w:r>
+        <w:t xml:space="preserve">)</w:t>
+      </w:r>
+      <w:r>
+        <w:t xml:space="preserve">, and cross-sectional (i.e., retrospective) studies grossly underestimate lifetime prevalence of psychological disorders</w:t>
+      </w:r>
+      <w:r>
+        <w:t xml:space="preserve"> </w:t>
+      </w:r>
+      <w:r>
+        <w:t xml:space="preserve">(compared to prospective longitudinal studies;</w:t>
+      </w:r>
+      <w:r>
+        <w:t xml:space="preserve"> </w:t>
+      </w:r>
+      <w:hyperlink w:anchor="ref-Schaefer2017">
+        <w:r>
+          <w:rPr>
+            <w:rStyle w:val="Hyperlink"/>
+          </w:rPr>
+          <w:t xml:space="preserve">Schaefer et al., 2017</w:t>
+        </w:r>
+      </w:hyperlink>
+      <w:r>
+        <w:t xml:space="preserve">)</w:t>
+      </w:r>
+      <w:r>
+        <w:t xml:space="preserve">.</w:t>
+      </w:r>
+    </w:p>
+    <w:bookmarkEnd w:id="75"/>
+    <w:bookmarkStart w:id="76" w:name="harvard-study-of-adult-development"/>
+    <w:p>
+      <w:pPr>
+        <w:pStyle w:val="Heading3"/>
+      </w:pPr>
+      <w:r>
+        <w:t xml:space="preserve">Harvard Study of Adult Development</w:t>
+      </w:r>
+    </w:p>
+    <w:p>
+      <w:pPr>
+        <w:pStyle w:val="FirstParagraph"/>
+      </w:pPr>
+      <w:r>
+        <w:t xml:space="preserve">The Harvard Study of Adult Development, which consists of the Grant Study</w:t>
+      </w:r>
+      <w:r>
+        <w:t xml:space="preserve"> </w:t>
+      </w:r>
+      <w:r>
+        <w:t xml:space="preserve">(</w:t>
+      </w:r>
+      <w:hyperlink w:anchor="ref-Vaillant2012">
+        <w:r>
+          <w:rPr>
+            <w:rStyle w:val="Hyperlink"/>
+          </w:rPr>
+          <w:t xml:space="preserve">Vaillant, 2012</w:t>
+        </w:r>
+      </w:hyperlink>
+      <w:r>
+        <w:t xml:space="preserve">)</w:t>
+      </w:r>
+      <w:r>
+        <w:t xml:space="preserve"> </w:t>
+      </w:r>
+      <w:r>
+        <w:t xml:space="preserve">and the Glueck Study</w:t>
+      </w:r>
+      <w:r>
+        <w:t xml:space="preserve"> </w:t>
+      </w:r>
+      <w:r>
+        <w:t xml:space="preserve">(</w:t>
+      </w:r>
+      <w:hyperlink w:anchor="ref-Glueck1950">
+        <w:r>
+          <w:rPr>
+            <w:rStyle w:val="Hyperlink"/>
+          </w:rPr>
+          <w:t xml:space="preserve">Glueck &amp; Glueck, 1950</w:t>
+        </w:r>
+      </w:hyperlink>
+      <w:r>
+        <w:t xml:space="preserve">)</w:t>
+      </w:r>
+      <w:r>
+        <w:t xml:space="preserve">.</w:t>
+      </w:r>
+      <w:r>
+        <w:t xml:space="preserve"> </w:t>
+      </w:r>
+      <w:r>
+        <w:t xml:space="preserve">The Grant Study started in 1938 and recruited 268 White men from the Harvard classes of 1939–1944 at ages 18–19, and has followed them into their mid-90s.</w:t>
+      </w:r>
+      <w:r>
+        <w:t xml:space="preserve"> </w:t>
+      </w:r>
+      <w:r>
+        <w:t xml:space="preserve">The Glueck Study started in 1940 and recruited 456 11–16-year-old boys who were living in poor, high-crime inner-city neighborhoods in Boston, Massachussetts, and has followed them into their 80s.</w:t>
+      </w:r>
+      <w:r>
+        <w:t xml:space="preserve"> </w:t>
+      </w:r>
+      <w:r>
+        <w:t xml:space="preserve">One the key findings from the Harvard Study of Adult Development, summarized in a Harvard Gazette article</w:t>
+      </w:r>
+      <w:r>
+        <w:t xml:space="preserve"> </w:t>
+      </w:r>
+      <w:r>
+        <w:t xml:space="preserve">(</w:t>
+      </w:r>
+      <w:hyperlink w:anchor="ref-Mineo2017">
+        <w:r>
+          <w:rPr>
+            <w:rStyle w:val="Hyperlink"/>
+          </w:rPr>
+          <w:t xml:space="preserve">Mineo, 2017</w:t>
+        </w:r>
+      </w:hyperlink>
+      <w:r>
+        <w:t xml:space="preserve">)</w:t>
+      </w:r>
+      <w:r>
+        <w:t xml:space="preserve">, is the importance of close relationships for healthy aging:</w:t>
+      </w:r>
+      <w:r>
+        <w:t xml:space="preserve"> </w:t>
+      </w:r>
+      <w:r>
+        <w:t xml:space="preserve">“Close relationships, more than money or fame, are what keep people happy throughout their lives, the study revealed.</w:t>
+      </w:r>
+      <w:r>
+        <w:t xml:space="preserve"> </w:t>
+      </w:r>
+      <w:r>
+        <w:t xml:space="preserve">Those ties protect people from life’s discontents, help to delay mental and physical decline, and are better predictors of long and happy lives than social class, IQ, or even genes…people’s level of satisfaction with their relationships at age 50 was a better predictor of physical health than their cholesterol levels were.”</w:t>
+      </w:r>
+    </w:p>
+    <w:bookmarkEnd w:id="76"/>
+    <w:bookmarkStart w:id="77" w:name="X27527483be19a1e40231f5316b6bbe44bed7f49"/>
+    <w:p>
+      <w:pPr>
+        <w:pStyle w:val="Heading3"/>
+      </w:pPr>
+      <w:r>
+        <w:t xml:space="preserve">Minnesota Longitudinal Study of Risk and Adaptation</w:t>
+      </w:r>
+    </w:p>
+    <w:p>
+      <w:pPr>
+        <w:pStyle w:val="FirstParagraph"/>
+      </w:pPr>
+      <w:r>
+        <w:t xml:space="preserve">The Minnesota Longitudinal Study of Risk and Adaptation</w:t>
+      </w:r>
+      <w:r>
+        <w:t xml:space="preserve"> </w:t>
+      </w:r>
+      <w:r>
+        <w:t xml:space="preserve">(</w:t>
+      </w:r>
+      <w:hyperlink w:anchor="ref-Sroufe2005">
+        <w:r>
+          <w:rPr>
+            <w:rStyle w:val="Hyperlink"/>
+          </w:rPr>
+          <w:t xml:space="preserve">Sroufe et al., 2005</w:t>
+        </w:r>
+      </w:hyperlink>
+      <w:r>
+        <w:t xml:space="preserve">)</w:t>
+      </w:r>
+      <w:r>
+        <w:t xml:space="preserve"> </w:t>
+      </w:r>
+      <w:r>
+        <w:t xml:space="preserve">started in 1975 and recruited 267 first-time mothers, who were experiencing poverty, in Minneapolis, Minnesota.</w:t>
+      </w:r>
+      <w:r>
+        <w:t xml:space="preserve"> </w:t>
+      </w:r>
+      <w:r>
+        <w:t xml:space="preserve">Mothers were recruited during pregnancy, and their newborns were followed to age 50.</w:t>
+      </w:r>
+      <w:r>
+        <w:t xml:space="preserve"> </w:t>
+      </w:r>
+      <w:r>
+        <w:t xml:space="preserve">Key findings from the study include that insecure attachment in infancy predicts emotion regulation strategies in adulthood</w:t>
+      </w:r>
+      <w:r>
+        <w:t xml:space="preserve"> </w:t>
+      </w:r>
+      <w:r>
+        <w:t xml:space="preserve">(</w:t>
+      </w:r>
+      <w:hyperlink w:anchor="ref-Girme2021">
+        <w:r>
+          <w:rPr>
+            <w:rStyle w:val="Hyperlink"/>
+          </w:rPr>
+          <w:t xml:space="preserve">Girme et al., 2021</w:t>
+        </w:r>
+      </w:hyperlink>
+      <w:r>
+        <w:t xml:space="preserve">)</w:t>
+      </w:r>
+      <w:r>
+        <w:t xml:space="preserve">, and the impacts of child abuse and neglect on adulthood outcomes</w:t>
+      </w:r>
+      <w:r>
+        <w:t xml:space="preserve"> </w:t>
+      </w:r>
+      <w:r>
+        <w:t xml:space="preserve">(</w:t>
+      </w:r>
+      <w:hyperlink w:anchor="ref-Nivison2024">
+        <w:r>
+          <w:rPr>
+            <w:rStyle w:val="Hyperlink"/>
+          </w:rPr>
+          <w:t xml:space="preserve">Nivison et al., 2024</w:t>
+        </w:r>
+      </w:hyperlink>
+      <w:r>
+        <w:t xml:space="preserve">)</w:t>
+      </w:r>
+      <w:r>
+        <w:t xml:space="preserve">.</w:t>
+      </w:r>
+    </w:p>
+    <w:bookmarkEnd w:id="77"/>
+    <w:bookmarkStart w:id="78" w:name="X5d38f5090146aa96c328cd1048a742c78fb5d33"/>
+    <w:p>
+      <w:pPr>
+        <w:pStyle w:val="Heading3"/>
+      </w:pPr>
+      <w:r>
+        <w:t xml:space="preserve">National Longitudinal Study of Adolescent to Adult Health (Add Health)</w:t>
+      </w:r>
+    </w:p>
+    <w:p>
+      <w:pPr>
+        <w:pStyle w:val="FirstParagraph"/>
+      </w:pPr>
+      <w:r>
+        <w:t xml:space="preserve">The National Longitudinal Study of Adolescent to Adult Health</w:t>
+      </w:r>
+      <w:r>
+        <w:t xml:space="preserve"> </w:t>
+      </w:r>
+      <w:r>
+        <w:t xml:space="preserve">(Add Health;</w:t>
+      </w:r>
+      <w:r>
+        <w:t xml:space="preserve"> </w:t>
+      </w:r>
+      <w:hyperlink w:anchor="ref-Harris2019">
+        <w:r>
+          <w:rPr>
+            <w:rStyle w:val="Hyperlink"/>
+          </w:rPr>
+          <w:t xml:space="preserve">Harris et al., 2019</w:t>
+        </w:r>
+      </w:hyperlink>
+      <w:r>
+        <w:t xml:space="preserve">)</w:t>
+      </w:r>
+      <w:r>
+        <w:t xml:space="preserve"> </w:t>
+      </w:r>
+      <w:r>
+        <w:t xml:space="preserve">recruited 20,745 adolescents who were in grades 7–12 (ages 12–19) during the 1994-95 school year from one of 80 high schools or a paired feeder school across the United States.</w:t>
+      </w:r>
+      <w:r>
+        <w:t xml:space="preserve"> </w:t>
+      </w:r>
+      <w:r>
+        <w:t xml:space="preserve">Participants have been followed to ~age 44.</w:t>
+      </w:r>
+    </w:p>
+    <w:bookmarkEnd w:id="78"/>
+    <w:bookmarkStart w:id="79" w:name="child-development-project"/>
+    <w:p>
+      <w:pPr>
+        <w:pStyle w:val="Heading3"/>
+      </w:pPr>
+      <w:r>
+        <w:t xml:space="preserve">Child Development Project</w:t>
+      </w:r>
+    </w:p>
+    <w:p>
+      <w:pPr>
+        <w:pStyle w:val="FirstParagraph"/>
+      </w:pPr>
+      <w:r>
+        <w:t xml:space="preserve">The Child Development Project</w:t>
+      </w:r>
+      <w:r>
+        <w:t xml:space="preserve"> </w:t>
+      </w:r>
+      <w:r>
+        <w:t xml:space="preserve">(</w:t>
+      </w:r>
+      <w:hyperlink w:anchor="ref-Dodge1990">
+        <w:r>
+          <w:rPr>
+            <w:rStyle w:val="Hyperlink"/>
+          </w:rPr>
+          <w:t xml:space="preserve">Dodge et al., 1990</w:t>
+        </w:r>
+      </w:hyperlink>
+      <w:r>
+        <w:t xml:space="preserve">)</w:t>
+      </w:r>
+      <w:r>
+        <w:t xml:space="preserve"> </w:t>
+      </w:r>
+      <w:r>
+        <w:t xml:space="preserve">is a study that recruited of 4-year-old children the year before kindergarten in 1987 and 1988 in Nashville, Tennessee, Knoxville, Tennessee, and Bloomington, Indiana.</w:t>
+      </w:r>
+      <w:r>
+        <w:t xml:space="preserve"> </w:t>
+      </w:r>
+      <w:r>
+        <w:t xml:space="preserve">Participants included 585 children, and they were followed to age 34.</w:t>
+      </w:r>
+      <w:r>
+        <w:t xml:space="preserve"> </w:t>
+      </w:r>
+      <w:r>
+        <w:t xml:space="preserve">One of the key findings from the Child Development Project is that a hostile attribution bias, an aspect of social information processing that involves the tendency to interpret ambiguous social cues as hostile, predicts aggression and that part of that association is mediated by peer rejection</w:t>
+      </w:r>
+      <w:r>
+        <w:t xml:space="preserve"> </w:t>
+      </w:r>
+      <w:r>
+        <w:t xml:space="preserve">(</w:t>
+      </w:r>
+      <w:hyperlink w:anchor="ref-Lansford2010">
+        <w:r>
+          <w:rPr>
+            <w:rStyle w:val="Hyperlink"/>
+          </w:rPr>
+          <w:t xml:space="preserve">Lansford et al., 2010</w:t>
+        </w:r>
+      </w:hyperlink>
+      <w:r>
+        <w:t xml:space="preserve">)</w:t>
+      </w:r>
+      <w:r>
+        <w:t xml:space="preserve">.</w:t>
+      </w:r>
+    </w:p>
+    <w:bookmarkEnd w:id="79"/>
+    <w:bookmarkEnd w:id="80"/>
+    <w:bookmarkStart w:id="81" w:name="longitudinal-studies-of-psychopathology"/>
+    <w:p>
+      <w:pPr>
+        <w:pStyle w:val="Heading2"/>
+      </w:pPr>
+      <w:r>
+        <w:t xml:space="preserve">Longitudinal Studies of Psychopathology</w:t>
+      </w:r>
+    </w:p>
+    <w:p>
+      <w:pPr>
+        <w:pStyle w:val="FirstParagraph"/>
+      </w:pPr>
+      <w:r>
+        <w:t xml:space="preserve">Longitudinal studies such as these have had immense impacts.</w:t>
+      </w:r>
+      <w:r>
+        <w:t xml:space="preserve"> </w:t>
+      </w:r>
+      <w:r>
+        <w:t xml:space="preserve">These studies have yielded many inferences that would not have been possible without a longitudinal design.</w:t>
+      </w:r>
+      <w:r>
+        <w:t xml:space="preserve"> </w:t>
+      </w:r>
+      <w:r>
+        <w:t xml:space="preserve">Some of these studies have even followed children of those children who were initially recruited.</w:t>
+      </w:r>
+      <w:r>
+        <w:t xml:space="preserve"> </w:t>
+      </w:r>
+      <w:r>
+        <w:t xml:space="preserve">However, relatively few longitudinal studies attempt to assess people’s change in a given construct over a long period.</w:t>
+      </w:r>
+      <w:r>
+        <w:t xml:space="preserve"> </w:t>
+      </w:r>
+      <w:r>
+        <w:t xml:space="preserve">In the Dunedin Multidisciplinary Health and Development Study,</w:t>
+      </w:r>
+      <w:r>
+        <w:t xml:space="preserve"> </w:t>
+      </w:r>
+      <w:r>
+        <w:t xml:space="preserve">Odgers et al. (</w:t>
+      </w:r>
+      <w:hyperlink w:anchor="ref-Odgers2008">
+        <w:r>
+          <w:rPr>
+            <w:rStyle w:val="Hyperlink"/>
+          </w:rPr>
+          <w:t xml:space="preserve">2008</w:t>
+        </w:r>
+      </w:hyperlink>
+      <w:r>
+        <w:t xml:space="preserve">)</w:t>
+      </w:r>
+      <w:r>
+        <w:t xml:space="preserve"> </w:t>
+      </w:r>
+      <w:r>
+        <w:t xml:space="preserve">examined trajectories of externalizing behavior from ages 7–26.</w:t>
+      </w:r>
+      <w:r>
+        <w:t xml:space="preserve"> </w:t>
+      </w:r>
+      <w:r>
+        <w:t xml:space="preserve">In the Child Development Project,</w:t>
+      </w:r>
+      <w:r>
+        <w:t xml:space="preserve"> </w:t>
+      </w:r>
+      <w:r>
+        <w:t xml:space="preserve">Petersen et al. (</w:t>
+      </w:r>
+      <w:hyperlink w:anchor="ref-Petersen2015">
+        <w:r>
+          <w:rPr>
+            <w:rStyle w:val="Hyperlink"/>
+          </w:rPr>
+          <w:t xml:space="preserve">2015</w:t>
+        </w:r>
+      </w:hyperlink>
+      <w:r>
+        <w:t xml:space="preserve">)</w:t>
+      </w:r>
+      <w:r>
+        <w:t xml:space="preserve"> </w:t>
+      </w:r>
+      <w:r>
+        <w:t xml:space="preserve">examined trajectories of externalizing behavior from ages 5–27.</w:t>
+      </w:r>
+      <w:r>
+        <w:t xml:space="preserve"> </w:t>
+      </w:r>
+      <w:r>
+        <w:t xml:space="preserve">However, as we will describe, these lengthy longitudinal studies of psychopathology</w:t>
+      </w:r>
+      <w:r>
+        <w:t xml:space="preserve"> </w:t>
+      </w:r>
+      <w:r>
+        <w:t xml:space="preserve">(e.g.,</w:t>
+      </w:r>
+      <w:r>
+        <w:t xml:space="preserve"> </w:t>
+      </w:r>
+      <w:hyperlink w:anchor="ref-Odgers2008">
+        <w:r>
+          <w:rPr>
+            <w:rStyle w:val="Hyperlink"/>
+          </w:rPr>
+          <w:t xml:space="preserve">Odgers et al., 2008</w:t>
+        </w:r>
+      </w:hyperlink>
+      <w:r>
+        <w:t xml:space="preserve">)</w:t>
+      </w:r>
+      <w:r>
+        <w:t xml:space="preserve">—including our own</w:t>
+      </w:r>
+      <w:r>
+        <w:t xml:space="preserve"> </w:t>
+      </w:r>
+      <w:r>
+        <w:t xml:space="preserve">(</w:t>
+      </w:r>
+      <w:hyperlink w:anchor="ref-Petersen2015">
+        <w:r>
+          <w:rPr>
+            <w:rStyle w:val="Hyperlink"/>
+          </w:rPr>
+          <w:t xml:space="preserve">Petersen et al., 2015</w:t>
+        </w:r>
+      </w:hyperlink>
+      <w:r>
+        <w:t xml:space="preserve">)</w:t>
+      </w:r>
+      <w:r>
+        <w:t xml:space="preserve">—have important limitations in (a) how they assessed psychopathology constructs across development and (b) how they estimated people’s scores on those constructs over time that prevent strong inferences regarding individuals’ change over time.</w:t>
+      </w:r>
+    </w:p>
+    <w:bookmarkEnd w:id="81"/>
+    <w:bookmarkEnd w:id="82"/>
+    <w:bookmarkStart w:id="98" w:name="reasons-for-the-problem"/>
+    <w:p>
+      <w:pPr>
+        <w:pStyle w:val="Heading1"/>
+      </w:pPr>
+      <w:r>
+        <w:t xml:space="preserve">Reasons for the Problem</w:t>
+      </w:r>
+    </w:p>
+    <w:p>
+      <w:pPr>
+        <w:pStyle w:val="FirstParagraph"/>
+      </w:pPr>
+      <w:r>
+        <w:t xml:space="preserve">Beyond logistical challenges of time and money, there are several key reasons why the field has failed to study people’s development of psychopathology, longitudinally, across the lifespan.</w:t>
+      </w:r>
+      <w:r>
+        <w:t xml:space="preserve"> </w:t>
+      </w:r>
+      <w:r>
+        <w:t xml:space="preserve">First, diagnostic and taxonomic systems do not define psychopathology constructs from a developmental perspective.</w:t>
+      </w:r>
+      <w:r>
+        <w:t xml:space="preserve"> </w:t>
+      </w:r>
+      <w:r>
+        <w:t xml:space="preserve">A developmental perspective is crucial because psychopathology constructs often have earlier origins than their full clinical presentation, and forms of psychopathology frequently show changes in behavioral manifestation across development (heterotypic continuity).</w:t>
+      </w:r>
+      <w:r>
+        <w:t xml:space="preserve"> </w:t>
+      </w:r>
+      <w:r>
+        <w:t xml:space="preserve">Second, current assessments do not adequately capture these changes in behavioral manifestation.</w:t>
+      </w:r>
+      <w:r>
+        <w:t xml:space="preserve"> </w:t>
+      </w:r>
+      <w:r>
+        <w:t xml:space="preserve">Third, traditional scoring systems do not allow charting individuals’ change over time in the face of changing behavioral manifestation.</w:t>
+      </w:r>
+      <w:r>
+        <w:t xml:space="preserve"> </w:t>
+      </w:r>
+      <w:r>
+        <w:t xml:space="preserve">Fourth, current assessments are not well-suited for capturing the full range of individual differences, despite the dimensional nature of psychopathology.</w:t>
+      </w:r>
+      <w:r>
+        <w:t xml:space="preserve"> </w:t>
+      </w:r>
+      <w:r>
+        <w:t xml:space="preserve">Fifth, as a result of these limitations, current assessments are not well-suited for capturing individuals’ change over time.</w:t>
+      </w:r>
+    </w:p>
+    <w:p>
+      <w:pPr>
+        <w:pStyle w:val="BodyText"/>
+      </w:pPr>
+      <w:r>
+        <w:t xml:space="preserve">Below, we describe these reasons in detail.</w:t>
+      </w:r>
+      <w:r>
+        <w:t xml:space="preserve"> </w:t>
+      </w:r>
+      <w:r>
+        <w:t xml:space="preserve">To ground the discussion, we provide examples relating to externalizing psychopathology; however, these issues are not specific to externalizing.</w:t>
+      </w:r>
+    </w:p>
+    <w:bookmarkStart w:id="86" w:name="problems-of-constructs"/>
+    <w:p>
+      <w:pPr>
+        <w:pStyle w:val="Heading2"/>
+      </w:pPr>
+      <w:r>
+        <w:t xml:space="preserve">Problems of Constructs</w:t>
+      </w:r>
+    </w:p>
+    <w:p>
+      <w:pPr>
+        <w:pStyle w:val="FirstParagraph"/>
+      </w:pPr>
+      <w:r>
+        <w:t xml:space="preserve">The first reason the field has failed to adequately study individuals’ development of psychopathology across the lifespan represents a theory problem—namely, problems with constructs, and the codifying of those constructs in diagnostic and taxonomic systems.</w:t>
+      </w:r>
+      <w:r>
+        <w:t xml:space="preserve"> </w:t>
+      </w:r>
+      <w:r>
+        <w:t xml:space="preserve">In particular, our theories do not fully specify how constructs manifest behaviorally across the lifespan.</w:t>
+      </w:r>
+      <w:r>
+        <w:t xml:space="preserve"> </w:t>
+      </w:r>
+      <w:r>
+        <w:t xml:space="preserve">For instance, theories do not specify the features (e.g., cognitive, affective, or biological processes) or behaviors that characterize a given construct in each developmental period.</w:t>
+      </w:r>
+      <w:r>
+        <w:t xml:space="preserve"> </w:t>
+      </w:r>
+      <w:r>
+        <w:t xml:space="preserve">In addition, theories do not specify how those features or behaviors change across development with respect to how strongly they reflect the construct—as indicated by changes in factor loadings (in factor analysis) or discrimination (in item response theory)—or how they change in their level on the construct—as indicated by changes in intercepts (factor analysis) or difficulty/severity (item response theory).</w:t>
+      </w:r>
+    </w:p>
+    <w:p>
+      <w:pPr>
+        <w:pStyle w:val="BodyText"/>
+      </w:pPr>
+      <w:r>
+        <w:t xml:space="preserve">These gaps are important for several reasons.</w:t>
+      </w:r>
+      <w:r>
+        <w:t xml:space="preserve"> </w:t>
+      </w:r>
+      <w:r>
+        <w:t xml:space="preserve">First, psychopathology does not come from nowhere; psychopathology constructs often have earlier origins than their full clinical presentation.</w:t>
+      </w:r>
+      <w:r>
+        <w:t xml:space="preserve"> </w:t>
+      </w:r>
+      <w:r>
+        <w:t xml:space="preserve"> </w:t>
+      </w:r>
+      <w:r>
+        <w:t xml:space="preserve">In many cases, psychopathology may arise from the interaction of genetic and environmental factors, and their effects on biology, cognition, emotion, and behavior.</w:t>
+      </w:r>
+      <w:r>
+        <w:t xml:space="preserve"> </w:t>
+      </w:r>
+      <w:r>
+        <w:t xml:space="preserve">Such effects may accumulate and transpire over years.</w:t>
+      </w:r>
+      <w:r>
+        <w:t xml:space="preserve"> </w:t>
+      </w:r>
+      <w:r>
+        <w:t xml:space="preserve">Second, forms of psychopathology frequently show changes in behavioral manifestation across development—a phenomenon called heterotypic continuity</w:t>
+      </w:r>
+      <w:r>
+        <w:t xml:space="preserve"> </w:t>
+      </w:r>
+      <w:r>
+        <w:t xml:space="preserve">(</w:t>
+      </w:r>
+      <w:hyperlink w:anchor="ref-Caspi2006">
+        <w:r>
+          <w:rPr>
+            <w:rStyle w:val="Hyperlink"/>
+          </w:rPr>
+          <w:t xml:space="preserve">Caspi &amp; Shiner, 2006</w:t>
+        </w:r>
+      </w:hyperlink>
+      <w:r>
+        <w:t xml:space="preserve">;</w:t>
+      </w:r>
+      <w:r>
+        <w:t xml:space="preserve"> </w:t>
+      </w:r>
+      <w:hyperlink w:anchor="ref-Cicchetti2002">
+        <w:r>
+          <w:rPr>
+            <w:rStyle w:val="Hyperlink"/>
+          </w:rPr>
+          <w:t xml:space="preserve">Cicchetti &amp; Rogosch, 2002</w:t>
+        </w:r>
+      </w:hyperlink>
+      <w:r>
+        <w:t xml:space="preserve">;</w:t>
+      </w:r>
+      <w:r>
+        <w:t xml:space="preserve"> </w:t>
+      </w:r>
+      <w:hyperlink w:anchor="ref-Petersen2020">
+        <w:r>
+          <w:rPr>
+            <w:rStyle w:val="Hyperlink"/>
+          </w:rPr>
+          <w:t xml:space="preserve">Petersen et al., 2020</w:t>
+        </w:r>
+      </w:hyperlink>
+      <w:r>
+        <w:t xml:space="preserve">;</w:t>
+      </w:r>
+      <w:r>
+        <w:t xml:space="preserve"> </w:t>
+      </w:r>
+      <w:hyperlink w:anchor="ref-Petersen2024">
+        <w:r>
+          <w:rPr>
+            <w:rStyle w:val="Hyperlink"/>
+          </w:rPr>
+          <w:t xml:space="preserve">Petersen, 2024</w:t>
+        </w:r>
+      </w:hyperlink>
+      <w:r>
+        <w:t xml:space="preserve">)</w:t>
+      </w:r>
+      <w:r>
+        <w:t xml:space="preserve">.</w:t>
+      </w:r>
+    </w:p>
+    <w:p>
+      <w:pPr>
+        <w:pStyle w:val="BodyText"/>
+      </w:pPr>
+      <w:r>
+        <w:t xml:space="preserve">Considerable theoretical work attempts to characterize constructs across development.</w:t>
+      </w:r>
+      <w:r>
+        <w:t xml:space="preserve"> </w:t>
+      </w:r>
+      <w:r>
+        <w:t xml:space="preserve">For instance,</w:t>
+      </w:r>
+      <w:r>
+        <w:t xml:space="preserve"> </w:t>
+      </w:r>
+      <w:r>
+        <w:t xml:space="preserve">Patterson (</w:t>
+      </w:r>
+      <w:hyperlink w:anchor="ref-Patterson1993">
+        <w:r>
+          <w:rPr>
+            <w:rStyle w:val="Hyperlink"/>
+          </w:rPr>
+          <w:t xml:space="preserve">1993</w:t>
+        </w:r>
+      </w:hyperlink>
+      <w:r>
+        <w:t xml:space="preserve">)</w:t>
+      </w:r>
+      <w:r>
+        <w:t xml:space="preserve"> </w:t>
+      </w:r>
+      <w:r>
+        <w:t xml:space="preserve">characterized externalizing (</w:t>
+      </w:r>
+      <w:r>
+        <w:t xml:space="preserve">“antisocial”</w:t>
+      </w:r>
+      <w:r>
+        <w:t xml:space="preserve">) behavior as a chimera.</w:t>
+      </w:r>
+      <w:r>
+        <w:t xml:space="preserve"> </w:t>
+      </w:r>
+      <w:r>
+        <w:t xml:space="preserve">A chimera is a mythical creature with the body of a goat that, with development, grows the head a lion and then a tail of a snake.</w:t>
+      </w:r>
+      <w:r>
+        <w:t xml:space="preserve"> </w:t>
+      </w:r>
+      <w:r>
+        <w:t xml:space="preserve">Patterson (</w:t>
+      </w:r>
+      <w:hyperlink w:anchor="ref-Patterson1993">
+        <w:r>
+          <w:rPr>
+            <w:rStyle w:val="Hyperlink"/>
+          </w:rPr>
+          <w:t xml:space="preserve">1993</w:t>
+        </w:r>
+      </w:hyperlink>
+      <w:r>
+        <w:t xml:space="preserve">)</w:t>
+      </w:r>
+      <w:r>
+        <w:t xml:space="preserve"> </w:t>
+      </w:r>
+      <w:r>
+        <w:t xml:space="preserve">and</w:t>
+      </w:r>
+      <w:r>
+        <w:t xml:space="preserve"> </w:t>
+      </w:r>
+      <w:r>
+        <w:t xml:space="preserve">Moffitt (</w:t>
+      </w:r>
+      <w:hyperlink w:anchor="ref-Moffitt1993">
+        <w:r>
+          <w:rPr>
+            <w:rStyle w:val="Hyperlink"/>
+          </w:rPr>
+          <w:t xml:space="preserve">1993</w:t>
+        </w:r>
+      </w:hyperlink>
+      <w:r>
+        <w:t xml:space="preserve">)</w:t>
+      </w:r>
+      <w:r>
+        <w:t xml:space="preserve"> </w:t>
+      </w:r>
+      <w:r>
+        <w:t xml:space="preserve">argued that externalizing behavior changes in manifestation across development such that underlying antisociality is maintained while more mature features are added across development.</w:t>
+      </w:r>
+      <w:r>
+        <w:t xml:space="preserve"> </w:t>
+      </w:r>
+      <w:r>
+        <w:t xml:space="preserve">In particular, Patterson</w:t>
+      </w:r>
+      <w:r>
+        <w:t xml:space="preserve"> </w:t>
+      </w:r>
+      <w:r>
+        <w:t xml:space="preserve">(</w:t>
+      </w:r>
+      <w:hyperlink w:anchor="ref-Patterson1993">
+        <w:r>
+          <w:rPr>
+            <w:rStyle w:val="Hyperlink"/>
+          </w:rPr>
+          <w:t xml:space="preserve">1993</w:t>
+        </w:r>
+      </w:hyperlink>
+      <w:r>
+        <w:t xml:space="preserve">)</w:t>
+      </w:r>
+      <w:r>
+        <w:t xml:space="preserve"> </w:t>
+      </w:r>
+      <w:r>
+        <w:t xml:space="preserve">noted that some externalizing behaviors wane with age, such as temper tantrums, whereas other externalizing behaviors emerge with age, including the ability to inflict serious damage or harm with violence, burglary, and shoplifting, in addition to problems such as academic failure, peer rejection, substance problems, and arrest.</w:t>
+      </w:r>
+      <w:r>
+        <w:t xml:space="preserve"> </w:t>
+      </w:r>
+      <w:r>
+        <w:t xml:space="preserve">Moffitt (</w:t>
+      </w:r>
+      <w:hyperlink w:anchor="ref-Moffitt1993">
+        <w:r>
+          <w:rPr>
+            <w:rStyle w:val="Hyperlink"/>
+          </w:rPr>
+          <w:t xml:space="preserve">1993</w:t>
+        </w:r>
+      </w:hyperlink>
+      <w:r>
+        <w:t xml:space="preserve">)</w:t>
+      </w:r>
+      <w:r>
+        <w:t xml:space="preserve"> </w:t>
+      </w:r>
+      <w:r>
+        <w:t xml:space="preserve">noted that externalizing behaviors may manifest as</w:t>
+      </w:r>
+      <w:r>
+        <w:t xml:space="preserve"> </w:t>
+      </w:r>
+      <w:r>
+        <w:t xml:space="preserve">“biting and hitting at age 4, shoplifting and truancy at age 10, selling drugs and stealing cars at age 16, robbery and rape at age 22, and fraud and child abuse at age 30”</w:t>
+      </w:r>
+      <w:r>
+        <w:t xml:space="preserve">, and that the prognosis for individuals who engage in externalizing behavior throughout the life-course includes</w:t>
+      </w:r>
+      <w:r>
+        <w:t xml:space="preserve"> </w:t>
+      </w:r>
+      <w:r>
+        <w:t xml:space="preserve">“drug and alcohol addiction; unsatisfactory employment; unpaid debts; homelessness; drunk driving; violent assault; multiple and unstable relationships; spouse battery; abandoned, neglected, or abused children; and psychiatric illness”</w:t>
+      </w:r>
+      <w:r>
+        <w:t xml:space="preserve"> </w:t>
+      </w:r>
+      <w:r>
+        <w:t xml:space="preserve">(p. 679).</w:t>
+      </w:r>
+      <w:r>
+        <w:t xml:space="preserve"> </w:t>
+      </w:r>
+      <w:r>
+        <w:t xml:space="preserve">In general, externalizing behaviors are often expressed as overt acts in early childhood, such as physical aggression and temper tantrums; whereas externalizing behaviors are more often expressed later in development as covert and indirect or relational forms of aggression, rule breaking, and substance use</w:t>
+      </w:r>
+      <w:r>
+        <w:t xml:space="preserve"> </w:t>
+      </w:r>
+      <w:r>
+        <w:t xml:space="preserve">(</w:t>
+      </w:r>
+      <w:hyperlink w:anchor="ref-Miller2009">
+        <w:r>
+          <w:rPr>
+            <w:rStyle w:val="Hyperlink"/>
+          </w:rPr>
+          <w:t xml:space="preserve">Miller et al., 2009</w:t>
+        </w:r>
+      </w:hyperlink>
+      <w:r>
+        <w:t xml:space="preserve">;</w:t>
+      </w:r>
+      <w:r>
+        <w:t xml:space="preserve"> </w:t>
+      </w:r>
+      <w:hyperlink w:anchor="ref-Petersen2026">
+        <w:r>
+          <w:rPr>
+            <w:rStyle w:val="Hyperlink"/>
+          </w:rPr>
+          <w:t xml:space="preserve">Petersen et al., 2026</w:t>
+        </w:r>
+      </w:hyperlink>
+      <w:r>
+        <w:t xml:space="preserve">)</w:t>
+      </w:r>
+      <w:r>
+        <w:t xml:space="preserve">.</w:t>
+      </w:r>
+      <w:r>
+        <w:t xml:space="preserve"> </w:t>
+      </w:r>
+      <w:r>
+        <w:t xml:space="preserve">These age-differing behaviors show strong stability of individual differences, indicating a consistent underlying construct</w:t>
+      </w:r>
+      <w:r>
+        <w:t xml:space="preserve"> </w:t>
+      </w:r>
+      <w:r>
+        <w:t xml:space="preserve">(</w:t>
+      </w:r>
+      <w:hyperlink w:anchor="ref-Moffitt1993">
+        <w:r>
+          <w:rPr>
+            <w:rStyle w:val="Hyperlink"/>
+          </w:rPr>
+          <w:t xml:space="preserve">Moffitt, 1993</w:t>
+        </w:r>
+      </w:hyperlink>
+      <w:r>
+        <w:t xml:space="preserve">;</w:t>
+      </w:r>
+      <w:r>
+        <w:t xml:space="preserve"> </w:t>
+      </w:r>
+      <w:hyperlink w:anchor="ref-Patterson1993">
+        <w:r>
+          <w:rPr>
+            <w:rStyle w:val="Hyperlink"/>
+          </w:rPr>
+          <w:t xml:space="preserve">Patterson, 1993</w:t>
+        </w:r>
+      </w:hyperlink>
+      <w:r>
+        <w:t xml:space="preserve">)</w:t>
+      </w:r>
+      <w:r>
+        <w:t xml:space="preserve">.</w:t>
+      </w:r>
+      <w:r>
+        <w:t xml:space="preserve"> </w:t>
+      </w:r>
+      <w:r>
+        <w:t xml:space="preserve">Consistent with the Developmental Issues Framework</w:t>
+      </w:r>
+      <w:r>
+        <w:t xml:space="preserve"> </w:t>
+      </w:r>
+      <w:r>
+        <w:t xml:space="preserve">(</w:t>
+      </w:r>
+      <w:hyperlink w:anchor="ref-Sroufe2016">
+        <w:r>
+          <w:rPr>
+            <w:rStyle w:val="Hyperlink"/>
+          </w:rPr>
+          <w:t xml:space="preserve">Sroufe, 2016</w:t>
+        </w:r>
+      </w:hyperlink>
+      <w:r>
+        <w:t xml:space="preserve">)</w:t>
+      </w:r>
+      <w:r>
+        <w:t xml:space="preserve">, the changing expression of externalizing behavior likely reflects a combination of time-varying genetic and environmental factors, such as school entry transition, in combination with varying developmental tasks, different opportunities, and greater experience-dependent capacity</w:t>
+      </w:r>
+      <w:r>
+        <w:t xml:space="preserve"> </w:t>
+      </w:r>
+      <w:r>
+        <w:t xml:space="preserve">(</w:t>
+      </w:r>
+      <w:hyperlink w:anchor="ref-Petersen2020">
+        <w:r>
+          <w:rPr>
+            <w:rStyle w:val="Hyperlink"/>
+          </w:rPr>
+          <w:t xml:space="preserve">Petersen et al., 2020</w:t>
+        </w:r>
+      </w:hyperlink>
+      <w:r>
+        <w:t xml:space="preserve">)</w:t>
+      </w:r>
+      <w:r>
+        <w:t xml:space="preserve">.</w:t>
+      </w:r>
+    </w:p>
+    <w:p>
+      <w:pPr>
+        <w:pStyle w:val="BodyText"/>
+      </w:pPr>
+      <w:r>
+        <w:t xml:space="preserve">In addition to externalizing problems, both internalizing</w:t>
+      </w:r>
+      <w:r>
+        <w:t xml:space="preserve"> </w:t>
+      </w:r>
+      <w:r>
+        <w:t xml:space="preserve">(</w:t>
+      </w:r>
+      <w:hyperlink w:anchor="ref-Petersen2018">
+        <w:r>
+          <w:rPr>
+            <w:rStyle w:val="Hyperlink"/>
+          </w:rPr>
+          <w:t xml:space="preserve">Petersen et al., 2018</w:t>
+        </w:r>
+      </w:hyperlink>
+      <w:r>
+        <w:t xml:space="preserve">;</w:t>
+      </w:r>
+      <w:r>
+        <w:t xml:space="preserve"> </w:t>
+      </w:r>
+      <w:hyperlink w:anchor="ref-Weems2008">
+        <w:r>
+          <w:rPr>
+            <w:rStyle w:val="Hyperlink"/>
+          </w:rPr>
+          <w:t xml:space="preserve">Weems, 2008</w:t>
+        </w:r>
+      </w:hyperlink>
+      <w:r>
+        <w:t xml:space="preserve">;</w:t>
+      </w:r>
+      <w:r>
+        <w:t xml:space="preserve"> </w:t>
+      </w:r>
+      <w:hyperlink w:anchor="ref-Weiss2003">
+        <w:r>
+          <w:rPr>
+            <w:rStyle w:val="Hyperlink"/>
+          </w:rPr>
+          <w:t xml:space="preserve">Weiss &amp; Garber, 2003</w:t>
+        </w:r>
+      </w:hyperlink>
+      <w:r>
+        <w:t xml:space="preserve">)</w:t>
+      </w:r>
+      <w:r>
+        <w:t xml:space="preserve"> </w:t>
+      </w:r>
+      <w:r>
+        <w:t xml:space="preserve">and thought-disordered</w:t>
+      </w:r>
+      <w:r>
+        <w:t xml:space="preserve"> </w:t>
+      </w:r>
+      <w:r>
+        <w:t xml:space="preserve">(</w:t>
+      </w:r>
+      <w:hyperlink w:anchor="ref-Rutter2006">
+        <w:r>
+          <w:rPr>
+            <w:rStyle w:val="Hyperlink"/>
+          </w:rPr>
+          <w:t xml:space="preserve">Rutter et al., 2006</w:t>
+        </w:r>
+      </w:hyperlink>
+      <w:r>
+        <w:t xml:space="preserve">)</w:t>
+      </w:r>
+      <w:r>
+        <w:t xml:space="preserve"> </w:t>
+      </w:r>
+      <w:r>
+        <w:t xml:space="preserve">problems are thought to change in manifestation across development.</w:t>
+      </w:r>
+    </w:p>
+    <w:p>
+      <w:pPr>
+        <w:pStyle w:val="BodyText"/>
+      </w:pPr>
+      <w:r>
+        <w:t xml:space="preserve">However, more work is needed to developmentally parameterize constructs—to define constructs developmentally in terms of their features.</w:t>
+      </w:r>
+      <w:r>
+        <w:t xml:space="preserve"> </w:t>
+      </w:r>
+      <w:r>
+        <w:t xml:space="preserve">Recent empirical work suggests that it is uncommon for symptoms to change from one symptom to another for a given person at the subsequent measurement occasion</w:t>
+      </w:r>
+      <w:r>
+        <w:t xml:space="preserve"> </w:t>
+      </w:r>
+      <w:r>
+        <w:t xml:space="preserve">(</w:t>
+      </w:r>
+      <w:hyperlink w:anchor="ref-ApplegateInPress">
+        <w:r>
+          <w:rPr>
+            <w:rStyle w:val="Hyperlink"/>
+          </w:rPr>
+          <w:t xml:space="preserve">Applegate &amp; Lahey, in press</w:t>
+        </w:r>
+      </w:hyperlink>
+      <w:r>
+        <w:t xml:space="preserve">)</w:t>
+      </w:r>
+      <w:r>
+        <w:t xml:space="preserve">.</w:t>
+      </w:r>
+      <w:r>
+        <w:t xml:space="preserve"> </w:t>
+      </w:r>
+      <w:r>
+        <w:t xml:space="preserve">Nevertheless, the authors found that adding new symptoms and subtracting symptoms—other ways that a construct can change in manifestation—were both relatively common.</w:t>
+      </w:r>
+      <w:r>
+        <w:t xml:space="preserve"> </w:t>
+      </w:r>
+      <w:r>
+        <w:t xml:space="preserve">Moreover, just because a symptom persists does not mean that the behavioral manifestation of that symptom stays the same for that individual.</w:t>
+      </w:r>
+      <w:r>
+        <w:t xml:space="preserve"> </w:t>
+      </w:r>
+      <w:r>
+        <w:t xml:space="preserve">For instance, even if a symptom (e.g.,</w:t>
+      </w:r>
+      <w:r>
+        <w:t xml:space="preserve"> </w:t>
+      </w:r>
+      <w:r>
+        <w:t xml:space="preserve">“fighting”</w:t>
+      </w:r>
+      <w:r>
+        <w:t xml:space="preserve">) persists for an individual, their manifestation of that symptom could differ in form, function, or mechanism</w:t>
+      </w:r>
+      <w:r>
+        <w:t xml:space="preserve"> </w:t>
+      </w:r>
+      <w:r>
+        <w:t xml:space="preserve">(</w:t>
+      </w:r>
+      <w:hyperlink w:anchor="ref-Petersen2024">
+        <w:r>
+          <w:rPr>
+            <w:rStyle w:val="Hyperlink"/>
+          </w:rPr>
+          <w:t xml:space="preserve">Petersen, 2024</w:t>
+        </w:r>
+      </w:hyperlink>
+      <w:r>
+        <w:t xml:space="preserve">)</w:t>
+      </w:r>
+      <w:r>
+        <w:t xml:space="preserve">.</w:t>
+      </w:r>
+      <w:r>
+        <w:t xml:space="preserve"> </w:t>
+      </w:r>
+      <w:r>
+        <w:t xml:space="preserve">Thus, as noted by</w:t>
+      </w:r>
+      <w:r>
+        <w:t xml:space="preserve"> </w:t>
+      </w:r>
+      <w:r>
+        <w:t xml:space="preserve">Applegate and Lahey (</w:t>
+      </w:r>
+      <w:hyperlink w:anchor="ref-ApplegateInPress">
+        <w:r>
+          <w:rPr>
+            <w:rStyle w:val="Hyperlink"/>
+          </w:rPr>
+          <w:t xml:space="preserve">in press</w:t>
+        </w:r>
+      </w:hyperlink>
+      <w:r>
+        <w:t xml:space="preserve">)</w:t>
+      </w:r>
+      <w:r>
+        <w:t xml:space="preserve">,</w:t>
+      </w:r>
+      <w:r>
+        <w:t xml:space="preserve"> </w:t>
+      </w:r>
+      <w:r>
+        <w:t xml:space="preserve">“future causal theories will need to rest on a more detailed and nuanced description of persistence and change at the level of specific psychological problems.”</w:t>
+      </w:r>
+    </w:p>
+    <w:p>
+      <w:pPr>
+        <w:pStyle w:val="BodyText"/>
+      </w:pPr>
+      <w:r>
+        <w:t xml:space="preserve">Moreover, where such theories do indicate changes in behavioral manifestation across development, diagnostic and taxonomic systems do not incorporate these developmental changes.</w:t>
+      </w:r>
+    </w:p>
+    <w:bookmarkStart w:id="85" w:name="lack-of-a-developmental-perspective"/>
+    <w:p>
+      <w:pPr>
+        <w:pStyle w:val="Heading3"/>
+      </w:pPr>
+      <w:r>
+        <w:t xml:space="preserve">Lack of a Developmental Perspective</w:t>
+      </w:r>
+    </w:p>
+    <w:p>
+      <w:pPr>
+        <w:pStyle w:val="FirstParagraph"/>
+      </w:pPr>
+      <w:r>
+        <w:t xml:space="preserve">Diagnostic and taxonomic systems do not define psychopathology constructs from a developmental perspective.</w:t>
+      </w:r>
+      <w:r>
+        <w:t xml:space="preserve"> </w:t>
+      </w:r>
+      <w:r>
+        <w:t xml:space="preserve">The diagnostic systems, including the Diagnostic and Statistical Manual of Mental Disorders</w:t>
+      </w:r>
+      <w:r>
+        <w:t xml:space="preserve"> </w:t>
+      </w:r>
+      <w:r>
+        <w:t xml:space="preserve">(DSM-5-TR;</w:t>
+      </w:r>
+      <w:r>
+        <w:t xml:space="preserve"> </w:t>
+      </w:r>
+      <w:hyperlink w:anchor="ref-APA2022">
+        <w:r>
+          <w:rPr>
+            <w:rStyle w:val="Hyperlink"/>
+          </w:rPr>
+          <w:t xml:space="preserve">American Psychiatric Association, 2022</w:t>
+        </w:r>
+      </w:hyperlink>
+      <w:r>
+        <w:t xml:space="preserve">)</w:t>
+      </w:r>
+      <w:r>
+        <w:t xml:space="preserve"> </w:t>
+      </w:r>
+      <w:r>
+        <w:t xml:space="preserve">and the International Classification of Diseases</w:t>
+      </w:r>
+      <w:r>
+        <w:t xml:space="preserve"> </w:t>
+      </w:r>
+      <w:r>
+        <w:t xml:space="preserve">(ICD-11;</w:t>
+      </w:r>
+      <w:r>
+        <w:t xml:space="preserve"> </w:t>
+      </w:r>
+      <w:hyperlink w:anchor="ref-WHO2022">
+        <w:r>
+          <w:rPr>
+            <w:rStyle w:val="Hyperlink"/>
+          </w:rPr>
+          <w:t xml:space="preserve">World Health Organization, 2022</w:t>
+        </w:r>
+      </w:hyperlink>
+      <w:r>
+        <w:t xml:space="preserve">)</w:t>
+      </w:r>
+      <w:r>
+        <w:t xml:space="preserve">, specify various externalizing-related disorders, including attention-deficit/hyperactivity disorder (ADHD), oppositional defiant disorder (ODD), conduct disorder (CD), and antisocial personality disorder (ASPD).</w:t>
+      </w:r>
+      <w:r>
+        <w:t xml:space="preserve"> </w:t>
+      </w:r>
+      <w:r>
+        <w:t xml:space="preserve">Among externalizing-related disorders—with few exceptions</w:t>
+      </w:r>
+      <w:r>
+        <w:rPr>
+          <w:rStyle w:val="FootnoteReference"/>
+        </w:rPr>
+        <w:footnoteReference w:id="83"/>
+      </w:r>
+      <w:r>
+        <w:t xml:space="preserve">—the diagnostic criteria do not differ across development, even though diagnostic manuals acknowledge that developmental factors impact symptom presentation</w:t>
+      </w:r>
+      <w:r>
+        <w:rPr>
+          <w:rStyle w:val="FootnoteReference"/>
+        </w:rPr>
+        <w:footnoteReference w:id="84"/>
+      </w:r>
+      <w:r>
+        <w:t xml:space="preserve">.</w:t>
+      </w:r>
+      <w:r>
+        <w:t xml:space="preserve"> </w:t>
+      </w:r>
+      <w:r>
+        <w:t xml:space="preserve">In addition to diagnostic systems, emerging taxonomies and frameworks of psychopathology—including the hierarchical taxonomy of psychopathology (HiTOP) and research domain criteria (RDoC)—do not incorporate a developental perspective</w:t>
+      </w:r>
+      <w:r>
+        <w:t xml:space="preserve"> </w:t>
+      </w:r>
+      <w:r>
+        <w:t xml:space="preserve">(</w:t>
+      </w:r>
+      <w:hyperlink w:anchor="ref-Tackett2022">
+        <w:r>
+          <w:rPr>
+            <w:rStyle w:val="Hyperlink"/>
+          </w:rPr>
+          <w:t xml:space="preserve">Tackett &amp; Hallquist, 2022</w:t>
+        </w:r>
+      </w:hyperlink>
+      <w:r>
+        <w:t xml:space="preserve">)</w:t>
+      </w:r>
+      <w:r>
+        <w:t xml:space="preserve">.</w:t>
+      </w:r>
+    </w:p>
+    <w:bookmarkEnd w:id="85"/>
+    <w:bookmarkEnd w:id="86"/>
+    <w:bookmarkStart w:id="96" w:name="X08761d2e933d3c63251c7853a991975a4515ca5"/>
+    <w:p>
+      <w:pPr>
+        <w:pStyle w:val="Heading2"/>
+      </w:pPr>
+      <w:r>
+        <w:t xml:space="preserve">Problems of Existing Assessments and Traditional Scoring Systems</w:t>
+      </w:r>
+    </w:p>
+    <w:p>
+      <w:pPr>
+        <w:pStyle w:val="FirstParagraph"/>
+      </w:pPr>
+      <w:r>
+        <w:t xml:space="preserve">Other key reasons the field has failed to adequately study individuals’ development of psychopathology across the lifespan represent method problems—namely, problems with existing assessments and how those assessments are used, based on traditional scoring systems.</w:t>
+      </w:r>
+      <w:r>
+        <w:t xml:space="preserve"> </w:t>
+      </w:r>
+      <w:r>
+        <w:t xml:space="preserve">There is a mismatch between theory and method.</w:t>
+      </w:r>
+      <w:r>
+        <w:t xml:space="preserve"> </w:t>
+      </w:r>
+      <w:r>
+        <w:t xml:space="preserve">In particular, there is a mismatch between theory of constructs—including how a construct manifests behaviorally—and the methods used to assess the construct and to evaluate people’s level and change in that construct.</w:t>
+      </w:r>
+    </w:p>
+    <w:bookmarkStart w:id="92" w:name="X4c94655489fd3e3efea19c584555f75e74709d7"/>
+    <w:p>
+      <w:pPr>
+        <w:pStyle w:val="Heading3"/>
+      </w:pPr>
+      <w:r>
+        <w:t xml:space="preserve">Do Not Adequately Capture Constructs’ Change in Behavioral Manifestation Across Development</w:t>
+      </w:r>
+    </w:p>
+    <w:p>
+      <w:pPr>
+        <w:pStyle w:val="FirstParagraph"/>
+      </w:pPr>
+      <w:r>
+        <w:t xml:space="preserve">Given the substantial changes in behavioral manifestation of psychopathology across development, it is important for measures to capture the constructs’ changing behavioral manifestation, to stay developmentally relevant and construct valid.</w:t>
+      </w:r>
+      <w:r>
+        <w:t xml:space="preserve"> </w:t>
+      </w:r>
+      <w:r>
+        <w:t xml:space="preserve">As noted by</w:t>
+      </w:r>
+      <w:r>
+        <w:t xml:space="preserve"> </w:t>
+      </w:r>
+      <w:r>
+        <w:t xml:space="preserve">Moffitt (</w:t>
+      </w:r>
+      <w:hyperlink w:anchor="ref-Moffitt1993">
+        <w:r>
+          <w:rPr>
+            <w:rStyle w:val="Hyperlink"/>
+          </w:rPr>
+          <w:t xml:space="preserve">1993</w:t>
+        </w:r>
+      </w:hyperlink>
+      <w:r>
+        <w:t xml:space="preserve">)</w:t>
+      </w:r>
+      <w:r>
+        <w:t xml:space="preserve">,</w:t>
+      </w:r>
+      <w:r>
+        <w:t xml:space="preserve"> </w:t>
+      </w:r>
+      <w:r>
+        <w:t xml:space="preserve">“Measures of antisocial behavior should be sensitive to developmental heterogeneity to tap individual differences while allowing for the emergence of new forms of antisocial behavior (e.g., automobile theft) or for the forsaking of old forms (e.g., tantrums).”</w:t>
+      </w:r>
+      <w:r>
+        <w:t xml:space="preserve"> </w:t>
+      </w:r>
+      <w:r>
+        <w:t xml:space="preserve">(p. 694).</w:t>
+      </w:r>
+    </w:p>
+    <w:p>
+      <w:pPr>
+        <w:pStyle w:val="BodyText"/>
+      </w:pPr>
+      <w:r>
+        <w:t xml:space="preserve">However, measures show insufficient differences in which items are assessed at which ages to account for heterotypic continuity.</w:t>
+      </w:r>
+      <w:r>
+        <w:t xml:space="preserve"> </w:t>
+      </w:r>
+      <w:r>
+        <w:t xml:space="preserve">For example, the same version of the Child Behavior Checklist (CBCL) spans ages 6–18.</w:t>
+      </w:r>
+      <w:r>
+        <w:t xml:space="preserve"> </w:t>
+      </w:r>
+      <w:r>
+        <w:t xml:space="preserve">Considerable development occurs during that span.</w:t>
+      </w:r>
+    </w:p>
+    <w:p>
+      <w:pPr>
+        <w:pStyle w:val="BodyText"/>
+      </w:pPr>
+      <w:r>
+        <w:t xml:space="preserve">There are two primary ways that researchers have examined people’s change in psychopathology across development</w:t>
+      </w:r>
+      <w:r>
+        <w:t xml:space="preserve"> </w:t>
+      </w:r>
+      <w:hyperlink w:anchor="fig-approachesToLongitudinalAssessment">
+        <w:r>
+          <w:rPr>
+            <w:rStyle w:val="Hyperlink"/>
+          </w:rPr>
+          <w:t xml:space="preserve">Figure 4</w:t>
+        </w:r>
+      </w:hyperlink>
+      <w:r>
+        <w:t xml:space="preserve">.</w:t>
+      </w:r>
+      <w:r>
+        <w:t xml:space="preserve"> </w:t>
+      </w:r>
+      <w:r>
+        <w:t xml:space="preserve">The</w:t>
+      </w:r>
+      <w:r>
+        <w:t xml:space="preserve"> </w:t>
+      </w:r>
+      <w:r>
+        <w:t xml:space="preserve">“common items”</w:t>
+      </w:r>
+      <w:r>
+        <w:t xml:space="preserve"> </w:t>
+      </w:r>
+      <w:r>
+        <w:t xml:space="preserve">approach removes items that are age specific.</w:t>
+      </w:r>
+      <w:r>
+        <w:t xml:space="preserve"> </w:t>
+      </w:r>
+      <w:r>
+        <w:t xml:space="preserve">For example, in a study of externalizing behavior from early childhood to adolescence, a study might remove some substance use items that might not be developmentally relevant at all ages.</w:t>
+      </w:r>
+      <w:r>
+        <w:t xml:space="preserve"> </w:t>
+      </w:r>
+      <w:r>
+        <w:t xml:space="preserve">The second approach, the</w:t>
+      </w:r>
+      <w:r>
+        <w:t xml:space="preserve"> </w:t>
+      </w:r>
+      <w:r>
+        <w:t xml:space="preserve">“upward/downward extension”</w:t>
+      </w:r>
+      <w:r>
+        <w:t xml:space="preserve"> </w:t>
+      </w:r>
+      <w:r>
+        <w:t xml:space="preserve">approach, takes items that are valid at a given age and uses the items across ages when the item may not be valid or useful—i.e., all items are assessed at all ages.</w:t>
+      </w:r>
+      <w:r>
+        <w:t xml:space="preserve"> </w:t>
+      </w:r>
+      <w:r>
+        <w:t xml:space="preserve">For instance, the upward extension approach might take the item</w:t>
+      </w:r>
+      <w:r>
+        <w:t xml:space="preserve"> </w:t>
+      </w:r>
+      <w:r>
+        <w:t xml:space="preserve">“disobedient to authority figures”</w:t>
+      </w:r>
+      <w:r>
+        <w:t xml:space="preserve"> </w:t>
+      </w:r>
+      <w:r>
+        <w:t xml:space="preserve">and apply it to older individuals for whom such a behavior may no longer validly reflect externalizing behavior—and may instead reflect prosocial functions including protesting against societally unjust actions.</w:t>
+      </w:r>
+      <w:r>
+        <w:t xml:space="preserve"> </w:t>
+      </w:r>
+      <w:r>
+        <w:t xml:space="preserve">Both the</w:t>
+      </w:r>
+      <w:r>
+        <w:t xml:space="preserve"> </w:t>
+      </w:r>
+      <w:r>
+        <w:t xml:space="preserve">“common items”</w:t>
+      </w:r>
+      <w:r>
+        <w:t xml:space="preserve"> </w:t>
+      </w:r>
+      <w:r>
+        <w:t xml:space="preserve">(e.g.,</w:t>
+      </w:r>
+      <w:r>
+        <w:t xml:space="preserve"> </w:t>
+      </w:r>
+      <w:hyperlink w:anchor="ref-Odgers2008">
+        <w:r>
+          <w:rPr>
+            <w:rStyle w:val="Hyperlink"/>
+          </w:rPr>
+          <w:t xml:space="preserve">Odgers et al., 2008</w:t>
+        </w:r>
+      </w:hyperlink>
+      <w:r>
+        <w:t xml:space="preserve">;</w:t>
+      </w:r>
+      <w:r>
+        <w:t xml:space="preserve"> </w:t>
+      </w:r>
+      <w:hyperlink w:anchor="ref-Sterba2007">
+        <w:r>
+          <w:rPr>
+            <w:rStyle w:val="Hyperlink"/>
+          </w:rPr>
+          <w:t xml:space="preserve">Sterba et al., 2007</w:t>
+        </w:r>
+      </w:hyperlink>
+      <w:r>
+        <w:t xml:space="preserve">)</w:t>
+      </w:r>
+      <w:r>
+        <w:t xml:space="preserve"> </w:t>
+      </w:r>
+      <w:r>
+        <w:t xml:space="preserve">and</w:t>
+      </w:r>
+      <w:r>
+        <w:t xml:space="preserve"> </w:t>
+      </w:r>
+      <w:r>
+        <w:t xml:space="preserve">“upward/downward extension”</w:t>
+      </w:r>
+      <w:r>
+        <w:t xml:space="preserve"> </w:t>
+      </w:r>
+      <w:r>
+        <w:t xml:space="preserve">(e.g.,</w:t>
+      </w:r>
+      <w:r>
+        <w:t xml:space="preserve"> </w:t>
+      </w:r>
+      <w:hyperlink w:anchor="ref-BriggsGowan2016">
+        <w:r>
+          <w:rPr>
+            <w:rStyle w:val="Hyperlink"/>
+          </w:rPr>
+          <w:t xml:space="preserve">Briggs-Gowan et al., 2016</w:t>
+        </w:r>
+      </w:hyperlink>
+      <w:r>
+        <w:t xml:space="preserve">;</w:t>
+      </w:r>
+      <w:r>
+        <w:t xml:space="preserve"> </w:t>
+      </w:r>
+      <w:hyperlink w:anchor="ref-Broeren2013">
+        <w:r>
+          <w:rPr>
+            <w:rStyle w:val="Hyperlink"/>
+          </w:rPr>
+          <w:t xml:space="preserve">Broeren et al., 2013</w:t>
+        </w:r>
+      </w:hyperlink>
+      <w:r>
+        <w:t xml:space="preserve">)</w:t>
+      </w:r>
+      <w:r>
+        <w:t xml:space="preserve"> </w:t>
+      </w:r>
+      <w:r>
+        <w:t xml:space="preserve">approaches are widely used, likely because they result in the same items assessed across ages, but both have key problems.</w:t>
+      </w:r>
+      <w:r>
+        <w:t xml:space="preserve"> </w:t>
+      </w:r>
+      <w:r>
+        <w:t xml:space="preserve">As an example of the common items approach, Odgers et al. (2008, p. 676) examined children’s development of DSM-IV symptoms of conduct disorder from ages 7 to 26 years, but they dropped age-specific symptoms (e.g., running away, staying out late)</w:t>
+      </w:r>
+      <w:r>
+        <w:t xml:space="preserve"> </w:t>
+      </w:r>
+      <w:r>
+        <w:t xml:space="preserve">“because [these symptoms] did not cover the study’s age span”</w:t>
+      </w:r>
+      <w:r>
+        <w:t xml:space="preserve">.</w:t>
+      </w:r>
+      <w:r>
+        <w:t xml:space="preserve"> </w:t>
+      </w:r>
+      <w:r>
+        <w:t xml:space="preserve">As an example of the upward extension approach, Broeren et al. (2013, p. 84) examined children’s development of anxiety from ages 4 to 11 years; they noted,</w:t>
+      </w:r>
+      <w:r>
+        <w:t xml:space="preserve"> </w:t>
+      </w:r>
+      <w:r>
+        <w:t xml:space="preserve">“Although the questionnaire was originally developed to measure anxiety in preschoolers, the current study also employed the scale with older children to promote uniformity in measures”</w:t>
+      </w:r>
+      <w:r>
+        <w:t xml:space="preserve">.</w:t>
+      </w:r>
+    </w:p>
+    <w:bookmarkStart w:id="91" w:name="fig-approachesToLongitudinalAssessment"/>
+    <w:p>
+      <w:pPr>
+        <w:pStyle w:val="FigureTitle"/>
+      </w:pPr>
+      <w:r>
+        <w:t xml:space="preserve">Figure 4</w:t>
+      </w:r>
+    </w:p>
+    <w:p>
+      <w:pPr>
+        <w:pStyle w:val="Caption"/>
+      </w:pPr>
+      <w:r>
+        <w:t xml:space="preserve">Item set A refers to items that are construct-valid at only timepoint 1 (T1); item set B is construct-valid at both T1 and T2; item set C is construct-valid at only T2.</w:t>
+      </w:r>
+      <w:r>
+        <w:t xml:space="preserve"> </w:t>
+      </w:r>
+      <w:r>
+        <w:t xml:space="preserve">A dash indicates that the item set was not assessed at a given timepoint.</w:t>
+      </w:r>
+      <w:r>
+        <w:t xml:space="preserve"> </w:t>
+      </w:r>
+      <w:r>
+        <w:t xml:space="preserve">A white box indicates invalid assessment in terms of either a content gap (i.e., important missing items) or intrusion (i.e., invalid items at a given timepoint).</w:t>
+      </w:r>
+      <w:r>
+        <w:t xml:space="preserve"> </w:t>
+      </w:r>
+      <w:r>
+        <w:t xml:space="preserve">In a study of externalizing behavior from early childhood to adulthood,</w:t>
+      </w:r>
+      <w:r>
+        <w:t xml:space="preserve"> </w:t>
+      </w:r>
+      <w:r>
+        <w:t xml:space="preserve">“biting others”</w:t>
+      </w:r>
+      <w:r>
+        <w:t xml:space="preserve"> </w:t>
+      </w:r>
+      <w:r>
+        <w:t xml:space="preserve">may be in item set A;</w:t>
+      </w:r>
+      <w:r>
+        <w:t xml:space="preserve"> </w:t>
+      </w:r>
+      <w:r>
+        <w:t xml:space="preserve">“noncompliant”</w:t>
+      </w:r>
+      <w:r>
+        <w:t xml:space="preserve"> </w:t>
+      </w:r>
+      <w:r>
+        <w:t xml:space="preserve">in B;</w:t>
+      </w:r>
+      <w:r>
+        <w:t xml:space="preserve"> </w:t>
+      </w:r>
+      <w:r>
+        <w:t xml:space="preserve">“drug use”</w:t>
+      </w:r>
+      <w:r>
+        <w:t xml:space="preserve"> </w:t>
+      </w:r>
+      <w:r>
+        <w:t xml:space="preserve">in C.</w:t>
+      </w:r>
+      <w:r>
+        <w:t xml:space="preserve"> </w:t>
+      </w:r>
+      <w:r>
+        <w:t xml:space="preserve">The three approaches are: (1) common items: B at T1 and T2, (2) upward/downward extension: ABC at T1 and T2, or (3) construct-valid items: AB at T1; BC at T2.</w:t>
+      </w:r>
+      <w:r>
+        <w:t xml:space="preserve"> </w:t>
+      </w:r>
+      <w:r>
+        <w:t xml:space="preserve">The</w:t>
+      </w:r>
+      <w:r>
+        <w:t xml:space="preserve"> </w:t>
+      </w:r>
+      <w:r>
+        <w:t xml:space="preserve">“common items”</w:t>
+      </w:r>
+      <w:r>
+        <w:t xml:space="preserve"> </w:t>
+      </w:r>
+      <w:r>
+        <w:t xml:space="preserve">and</w:t>
+      </w:r>
+      <w:r>
+        <w:t xml:space="preserve"> </w:t>
+      </w:r>
+      <w:r>
+        <w:t xml:space="preserve">“upward/downward extension”</w:t>
+      </w:r>
+      <w:r>
+        <w:t xml:space="preserve"> </w:t>
+      </w:r>
+      <w:r>
+        <w:t xml:space="preserve">approaches are by far the most widely used in the literature, even though they likely lead to inaccurate scores and thus inaccurate trajectories.</w:t>
+      </w:r>
+      <w:r>
+        <w:t xml:space="preserve"> </w:t>
+      </w:r>
+      <w:r>
+        <w:t xml:space="preserve">(Figure reprinted from</w:t>
+      </w:r>
+      <w:r>
+        <w:t xml:space="preserve"> </w:t>
+      </w:r>
+      <w:r>
+        <w:t xml:space="preserve">Petersen et al. (</w:t>
+      </w:r>
+      <w:hyperlink w:anchor="ref-Petersen2026">
+        <w:r>
+          <w:rPr>
+            <w:rStyle w:val="Hyperlink"/>
+          </w:rPr>
+          <w:t xml:space="preserve">2026</w:t>
+        </w:r>
+      </w:hyperlink>
+      <w:r>
+        <w:t xml:space="preserve">)</w:t>
+      </w:r>
+      <w:r>
+        <w:t xml:space="preserve">, Figure 1, p. 113. Petersen, I. T., Demko, Z., Lee, W.-C., &amp; Oleson, J. J. (2026). Studying development of psychopathology using changing measures to account for heterotypic continuity.</w:t>
+      </w:r>
+      <w:r>
+        <w:t xml:space="preserve"> </w:t>
+      </w:r>
+      <w:r>
+        <w:rPr>
+          <w:i/>
+          <w:iCs/>
+        </w:rPr>
+        <w:t xml:space="preserve">JAACAP Open</w:t>
+      </w:r>
+      <w:r>
+        <w:t xml:space="preserve">,</w:t>
+      </w:r>
+      <w:r>
+        <w:t xml:space="preserve"> </w:t>
+      </w:r>
+      <w:r>
+        <w:rPr>
+          <w:i/>
+          <w:iCs/>
+        </w:rPr>
+        <w:t xml:space="preserve">4</w:t>
+      </w:r>
+      <w:r>
+        <w:t xml:space="preserve">(1), 111–123.</w:t>
+      </w:r>
+      <w:r>
+        <w:t xml:space="preserve"> </w:t>
+      </w:r>
+      <w:hyperlink r:id="rId87">
+        <w:r>
+          <w:rPr>
+            <w:rStyle w:val="Hyperlink"/>
+          </w:rPr>
+          <w:t xml:space="preserve">https://doi.org/10.1016/j.jaacop.2025.10.008</w:t>
+        </w:r>
+      </w:hyperlink>
+      <w:r>
+        <w:t xml:space="preserve">)</w:t>
+      </w:r>
+    </w:p>
+    <w:p>
+      <w:pPr>
+        <w:pStyle w:val="FigureWithoutNote"/>
+      </w:pPr>
+      <w:r>
+        <w:drawing>
+          <wp:inline>
+            <wp:extent cx="5943600" cy="2351289"/>
+            <wp:effectExtent b="0" l="0" r="0" t="0"/>
+            <wp:docPr descr="" title="" id="89" name="Picture"/>
+            <a:graphic>
+              <a:graphicData uri="http://schemas.openxmlformats.org/drawingml/2006/picture">
+                <pic:pic>
+                  <pic:nvPicPr>
+                    <pic:cNvPr descr="Figures/approachesToLongitudinalAssessment.jpg" id="90" name="Picture"/>
+                    <pic:cNvPicPr>
+                      <a:picLocks noChangeArrowheads="1" noChangeAspect="1"/>
+                    </pic:cNvPicPr>
+                  </pic:nvPicPr>
+                  <pic:blipFill>
+                    <a:blip r:embed="rId88"/>
                     <a:stretch>
                       <a:fillRect/>
                     </a:stretch>
@@ -4304,7 +4414,7 @@
         </w:drawing>
       </w:r>
     </w:p>
-    <w:bookmarkEnd w:id="86"/>
+    <w:bookmarkEnd w:id="91"/>
     <w:p>
       <w:pPr>
         <w:pStyle w:val="AfterWithoutNote"/>
@@ -4441,8 +4551,8 @@
         <w:t xml:space="preserve">In sum, despite these approaches being the most widely used for assessing individuals’ development, they likely lead to inaccurate scores and thus inaccurate trajectories.</w:t>
       </w:r>
     </w:p>
-    <w:bookmarkEnd w:id="87"/>
-    <w:bookmarkStart w:id="88" w:name="Xdc13d281466e499f4855c3876fd0a0cd5a1ffa2"/>
+    <w:bookmarkEnd w:id="92"/>
+    <w:bookmarkStart w:id="93" w:name="Xdc13d281466e499f4855c3876fd0a0cd5a1ffa2"/>
     <w:p>
       <w:pPr>
         <w:pStyle w:val="Heading3"/>
@@ -4506,8 +4616,8 @@
         <w:t xml:space="preserve">Absolute change is necessary to identify true growth for an individual, and is thus important for treatment monitoring and longitudinal growth curves.</w:t>
       </w:r>
     </w:p>
-    <w:bookmarkEnd w:id="88"/>
-    <w:bookmarkStart w:id="89" w:name="X5b5ec984eec4bed4d234d034c192bb08d883361"/>
+    <w:bookmarkEnd w:id="93"/>
+    <w:bookmarkStart w:id="94" w:name="X5b5ec984eec4bed4d234d034c192bb08d883361"/>
     <w:p>
       <w:pPr>
         <w:pStyle w:val="Heading3"/>
@@ -5194,8 +5304,8 @@
         <w:t xml:space="preserve">Better identification of subthreshold externalizing is critical, in both research and practice, for identifying at-risk individuals in the early-stage trajectory of psychopathology.</w:t>
       </w:r>
     </w:p>
-    <w:bookmarkEnd w:id="89"/>
-    <w:bookmarkStart w:id="90" w:name="X7a68df1e46d6eb3875992be7e28db94db9dbc3e"/>
+    <w:bookmarkEnd w:id="94"/>
+    <w:bookmarkStart w:id="95" w:name="X7a68df1e46d6eb3875992be7e28db94db9dbc3e"/>
     <w:p>
       <w:pPr>
         <w:pStyle w:val="Heading3"/>
@@ -5212,9 +5322,9 @@
         <w:t xml:space="preserve">In sum, although they have been helpful, existing measures are poorly suited to classify individuals’ development of psychopathology across a lengthy span, which is necessary for tracking individuals’ change and identifying mechanisms in the development of psychopathology.</w:t>
       </w:r>
     </w:p>
-    <w:bookmarkEnd w:id="90"/>
-    <w:bookmarkEnd w:id="91"/>
-    <w:bookmarkStart w:id="92" w:name="example-externalizing-psychopathology"/>
+    <w:bookmarkEnd w:id="95"/>
+    <w:bookmarkEnd w:id="96"/>
+    <w:bookmarkStart w:id="97" w:name="example-externalizing-psychopathology"/>
     <w:p>
       <w:pPr>
         <w:pStyle w:val="Heading2"/>
@@ -5223,9 +5333,9 @@
         <w:t xml:space="preserve">Example: Externalizing Psychopathology</w:t>
       </w:r>
     </w:p>
-    <w:bookmarkEnd w:id="92"/>
-    <w:bookmarkEnd w:id="93"/>
-    <w:bookmarkStart w:id="98" w:name="X90173f212147643646723f86a6ce6f8ad77bf31"/>
+    <w:bookmarkEnd w:id="97"/>
+    <w:bookmarkEnd w:id="98"/>
+    <w:bookmarkStart w:id="103" w:name="X90173f212147643646723f86a6ce6f8ad77bf31"/>
     <w:p>
       <w:pPr>
         <w:pStyle w:val="Heading1"/>
@@ -5249,7 +5359,7 @@
           <w:rPr>
             <w:rStyle w:val="Hyperlink"/>
           </w:rPr>
-          <w:t xml:space="preserve">Figure 4</w:t>
+          <w:t xml:space="preserve">Figure 5</w:t>
         </w:r>
       </w:hyperlink>
       <w:r>
@@ -5281,7 +5391,7 @@
           <w:rPr>
             <w:rStyle w:val="Hyperlink"/>
           </w:rPr>
-          <w:t xml:space="preserve">Figure 4</w:t>
+          <w:t xml:space="preserve">Figure 5</w:t>
         </w:r>
       </w:hyperlink>
       <w:r>
@@ -5294,13 +5404,13 @@
         <w:t xml:space="preserve">For example, for a standardized test of math ability, Kindergartners may receive items assessing counting, 1st graders may receive items assessing counting and addition, 2nd graders may receive items assessing addition and subtraction, and so on.</w:t>
       </w:r>
     </w:p>
-    <w:bookmarkStart w:id="97" w:name="fig-constructValidItemDesign"/>
+    <w:bookmarkStart w:id="102" w:name="fig-constructValidItemDesign"/>
     <w:p>
       <w:pPr>
         <w:pStyle w:val="FigureTitle"/>
       </w:pPr>
       <w:r>
-        <w:t xml:space="preserve">Figure 4</w:t>
+        <w:t xml:space="preserve">Figure 5</w:t>
       </w:r>
     </w:p>
     <w:p>
@@ -5407,18 +5517,18 @@
           <wp:inline>
             <wp:extent cx="5877848" cy="3260034"/>
             <wp:effectExtent b="0" l="0" r="0" t="0"/>
-            <wp:docPr descr="" title="" id="95" name="Picture"/>
+            <wp:docPr descr="" title="" id="100" name="Picture"/>
             <a:graphic>
               <a:graphicData uri="http://schemas.openxmlformats.org/drawingml/2006/picture">
                 <pic:pic>
                   <pic:nvPicPr>
-                    <pic:cNvPr descr="Figures/constructValidItemDesign.png" id="96" name="Picture"/>
+                    <pic:cNvPr descr="Figures/constructValidItemDesign.png" id="101" name="Picture"/>
                     <pic:cNvPicPr>
                       <a:picLocks noChangeArrowheads="1" noChangeAspect="1"/>
                     </pic:cNvPicPr>
                   </pic:nvPicPr>
                   <pic:blipFill>
-                    <a:blip r:embed="rId94"/>
+                    <a:blip r:embed="rId99"/>
                     <a:stretch>
                       <a:fillRect/>
                     </a:stretch>
@@ -5445,9 +5555,9 @@
         </w:drawing>
       </w:r>
     </w:p>
-    <w:bookmarkEnd w:id="97"/>
-    <w:bookmarkEnd w:id="98"/>
-    <w:bookmarkStart w:id="112" w:name="other-key-challenges-to-address"/>
+    <w:bookmarkEnd w:id="102"/>
+    <w:bookmarkEnd w:id="103"/>
+    <w:bookmarkStart w:id="117" w:name="other-key-challenges-to-address"/>
     <w:p>
       <w:pPr>
         <w:pStyle w:val="Heading1"/>
@@ -5456,7 +5566,7 @@
         <w:t xml:space="preserve">Other Key Challenges to Address</w:t>
       </w:r>
     </w:p>
-    <w:bookmarkStart w:id="108" w:name="sec-potential-confounds-of-change"/>
+    <w:bookmarkStart w:id="113" w:name="sec-potential-confounds-of-change"/>
     <w:p>
       <w:pPr>
         <w:pStyle w:val="Heading2"/>
@@ -5465,7 +5575,7 @@
         <w:t xml:space="preserve">Potential Confounds of Change</w:t>
       </w:r>
     </w:p>
-    <w:bookmarkStart w:id="99" w:name="practiceretest-effects"/>
+    <w:bookmarkStart w:id="104" w:name="practiceretest-effects"/>
     <w:p>
       <w:pPr>
         <w:pStyle w:val="Heading3"/>
@@ -5474,8 +5584,8 @@
         <w:t xml:space="preserve">Practice/Retest Effects</w:t>
       </w:r>
     </w:p>
-    <w:bookmarkEnd w:id="99"/>
-    <w:bookmarkStart w:id="105" w:name="period-and-cohort-effects"/>
+    <w:bookmarkEnd w:id="104"/>
+    <w:bookmarkStart w:id="110" w:name="period-and-cohort-effects"/>
     <w:p>
       <w:pPr>
         <w:pStyle w:val="Heading3"/>
@@ -5499,20 +5609,20 @@
           <w:rPr>
             <w:rStyle w:val="Hyperlink"/>
           </w:rPr>
-          <w:t xml:space="preserve">Figure 5</w:t>
+          <w:t xml:space="preserve">Figure 6</w:t>
         </w:r>
       </w:hyperlink>
       <w:r>
         <w:t xml:space="preserve">.</w:t>
       </w:r>
     </w:p>
-    <w:bookmarkStart w:id="104" w:name="fig-longitudinalDesigns"/>
+    <w:bookmarkStart w:id="109" w:name="fig-longitudinalDesigns"/>
     <w:p>
       <w:pPr>
         <w:pStyle w:val="FigureTitle"/>
       </w:pPr>
       <w:r>
-        <w:t xml:space="preserve">Figure 5</w:t>
+        <w:t xml:space="preserve">Figure 6</w:t>
       </w:r>
     </w:p>
     <w:p>
@@ -5576,7 +5686,7 @@
       <w:r>
         <w:t xml:space="preserve"> </w:t>
       </w:r>
-      <w:hyperlink r:id="rId100">
+      <w:hyperlink r:id="rId105">
         <w:r>
           <w:rPr>
             <w:rStyle w:val="Hyperlink"/>
@@ -5597,18 +5707,18 @@
           <wp:inline>
             <wp:extent cx="5943600" cy="6619717"/>
             <wp:effectExtent b="0" l="0" r="0" t="0"/>
-            <wp:docPr descr="" title="" id="102" name="Picture"/>
+            <wp:docPr descr="" title="" id="107" name="Picture"/>
             <a:graphic>
               <a:graphicData uri="http://schemas.openxmlformats.org/drawingml/2006/picture">
                 <pic:pic>
                   <pic:nvPicPr>
-                    <pic:cNvPr descr="Figures/longitudinalDesigns.png" id="103" name="Picture"/>
+                    <pic:cNvPr descr="Figures/longitudinalDesigns.png" id="108" name="Picture"/>
                     <pic:cNvPicPr>
                       <a:picLocks noChangeArrowheads="1" noChangeAspect="1"/>
                     </pic:cNvPicPr>
                   </pic:nvPicPr>
                   <pic:blipFill>
-                    <a:blip r:embed="rId101"/>
+                    <a:blip r:embed="rId106"/>
                     <a:stretch>
                       <a:fillRect/>
                     </a:stretch>
@@ -5635,9 +5745,9 @@
         </w:drawing>
       </w:r>
     </w:p>
-    <w:bookmarkEnd w:id="104"/>
-    <w:bookmarkEnd w:id="105"/>
-    <w:bookmarkStart w:id="106" w:name="measurement-error"/>
+    <w:bookmarkEnd w:id="109"/>
+    <w:bookmarkEnd w:id="110"/>
+    <w:bookmarkStart w:id="111" w:name="measurement-error"/>
     <w:p>
       <w:pPr>
         <w:pStyle w:val="Heading3"/>
@@ -5646,8 +5756,8 @@
         <w:t xml:space="preserve">Measurement Error</w:t>
       </w:r>
     </w:p>
-    <w:bookmarkEnd w:id="106"/>
-    <w:bookmarkStart w:id="107" w:name="change-in-meaning-of-the-scores"/>
+    <w:bookmarkEnd w:id="111"/>
+    <w:bookmarkStart w:id="112" w:name="change-in-meaning-of-the-scores"/>
     <w:p>
       <w:pPr>
         <w:pStyle w:val="Heading3"/>
@@ -5656,9 +5766,9 @@
         <w:t xml:space="preserve">Change in Meaning of the Scores</w:t>
       </w:r>
     </w:p>
-    <w:bookmarkEnd w:id="107"/>
-    <w:bookmarkEnd w:id="108"/>
-    <w:bookmarkStart w:id="109" w:name="factorial-invariance-across-time"/>
+    <w:bookmarkEnd w:id="112"/>
+    <w:bookmarkEnd w:id="113"/>
+    <w:bookmarkStart w:id="114" w:name="factorial-invariance-across-time"/>
     <w:p>
       <w:pPr>
         <w:pStyle w:val="Heading2"/>
@@ -5667,8 +5777,8 @@
         <w:t xml:space="preserve">Factorial Invariance Across Time</w:t>
       </w:r>
     </w:p>
-    <w:bookmarkEnd w:id="109"/>
-    <w:bookmarkStart w:id="110" w:name="integration-across-multiple-sources"/>
+    <w:bookmarkEnd w:id="114"/>
+    <w:bookmarkStart w:id="115" w:name="integration-across-multiple-sources"/>
     <w:p>
       <w:pPr>
         <w:pStyle w:val="Heading2"/>
@@ -5677,8 +5787,8 @@
         <w:t xml:space="preserve">Integration Across Multiple Sources</w:t>
       </w:r>
     </w:p>
-    <w:bookmarkEnd w:id="110"/>
-    <w:bookmarkStart w:id="111" w:name="obsolescence-of-items-and-measures"/>
+    <w:bookmarkEnd w:id="115"/>
+    <w:bookmarkStart w:id="116" w:name="obsolescence-of-items-and-measures"/>
     <w:p>
       <w:pPr>
         <w:pStyle w:val="Heading2"/>
@@ -5687,9 +5797,9 @@
         <w:t xml:space="preserve">Obsolescence of Items and Measures</w:t>
       </w:r>
     </w:p>
-    <w:bookmarkEnd w:id="111"/>
-    <w:bookmarkEnd w:id="112"/>
-    <w:bookmarkStart w:id="113" w:name="conclusion"/>
+    <w:bookmarkEnd w:id="116"/>
+    <w:bookmarkEnd w:id="117"/>
+    <w:bookmarkStart w:id="118" w:name="conclusion"/>
     <w:p>
       <w:pPr>
         <w:pStyle w:val="Heading1"/>
@@ -5718,8 +5828,8 @@
         <w:t xml:space="preserve">Although this manuscript focuses on development of psychopathology, the principles discussed likely apply to many other developmental domains.</w:t>
       </w:r>
     </w:p>
-    <w:bookmarkEnd w:id="113"/>
-    <w:bookmarkStart w:id="275" w:name="references"/>
+    <w:bookmarkEnd w:id="118"/>
+    <w:bookmarkStart w:id="280" w:name="references"/>
     <w:p>
       <w:pPr>
         <w:pStyle w:val="Heading1"/>
@@ -5728,8 +5838,8 @@
         <w:t xml:space="preserve">References</w:t>
       </w:r>
     </w:p>
-    <w:bookmarkStart w:id="274" w:name="refs"/>
-    <w:bookmarkStart w:id="114" w:name="ref-Abrous2026"/>
+    <w:bookmarkStart w:id="279" w:name="refs"/>
+    <w:bookmarkStart w:id="119" w:name="ref-Abrous2026"/>
     <w:p>
       <w:pPr>
         <w:pStyle w:val="Bibliography"/>
@@ -5775,8 +5885,8 @@
         </w:r>
       </w:hyperlink>
     </w:p>
-    <w:bookmarkEnd w:id="114"/>
-    <w:bookmarkStart w:id="115" w:name="ref-Ackerman2013"/>
+    <w:bookmarkEnd w:id="119"/>
+    <w:bookmarkStart w:id="120" w:name="ref-Ackerman2013"/>
     <w:p>
       <w:pPr>
         <w:pStyle w:val="Bibliography"/>
@@ -5801,8 +5911,8 @@
         <w:t xml:space="preserve">(pp. 119–132). American Psychological Association.</w:t>
       </w:r>
     </w:p>
-    <w:bookmarkEnd w:id="115"/>
-    <w:bookmarkStart w:id="116" w:name="ref-APA2022"/>
+    <w:bookmarkEnd w:id="120"/>
+    <w:bookmarkStart w:id="121" w:name="ref-APA2022"/>
     <w:p>
       <w:pPr>
         <w:pStyle w:val="Bibliography"/>
@@ -5852,8 +5962,8 @@
         <w:t xml:space="preserve">. American Psychiatric Publishing.</w:t>
       </w:r>
     </w:p>
-    <w:bookmarkEnd w:id="116"/>
-    <w:bookmarkStart w:id="118" w:name="ref-ApplegateInPress"/>
+    <w:bookmarkEnd w:id="121"/>
+    <w:bookmarkStart w:id="123" w:name="ref-ApplegateInPress"/>
     <w:p>
       <w:pPr>
         <w:pStyle w:val="Bibliography"/>
@@ -5877,7 +5987,7 @@
       <w:r>
         <w:t xml:space="preserve"> </w:t>
       </w:r>
-      <w:hyperlink r:id="rId117">
+      <w:hyperlink r:id="rId122">
         <w:r>
           <w:rPr>
             <w:rStyle w:val="Hyperlink"/>
@@ -5886,8 +5996,8 @@
         </w:r>
       </w:hyperlink>
     </w:p>
-    <w:bookmarkEnd w:id="118"/>
-    <w:bookmarkStart w:id="120" w:name="ref-Barry2013"/>
+    <w:bookmarkEnd w:id="123"/>
+    <w:bookmarkStart w:id="125" w:name="ref-Barry2013"/>
     <w:p>
       <w:pPr>
         <w:pStyle w:val="Bibliography"/>
@@ -5924,7 +6034,7 @@
       <w:r>
         <w:t xml:space="preserve"> </w:t>
       </w:r>
-      <w:hyperlink r:id="rId119">
+      <w:hyperlink r:id="rId124">
         <w:r>
           <w:rPr>
             <w:rStyle w:val="Hyperlink"/>
@@ -5933,8 +6043,8 @@
         </w:r>
       </w:hyperlink>
     </w:p>
-    <w:bookmarkEnd w:id="120"/>
-    <w:bookmarkStart w:id="122" w:name="ref-Bolhuis2017"/>
+    <w:bookmarkEnd w:id="125"/>
+    <w:bookmarkStart w:id="127" w:name="ref-Bolhuis2017"/>
     <w:p>
       <w:pPr>
         <w:pStyle w:val="Bibliography"/>
@@ -5971,7 +6081,7 @@
       <w:r>
         <w:t xml:space="preserve"> </w:t>
       </w:r>
-      <w:hyperlink r:id="rId121">
+      <w:hyperlink r:id="rId126">
         <w:r>
           <w:rPr>
             <w:rStyle w:val="Hyperlink"/>
@@ -5980,8 +6090,8 @@
         </w:r>
       </w:hyperlink>
     </w:p>
-    <w:bookmarkEnd w:id="122"/>
-    <w:bookmarkStart w:id="123" w:name="ref-Borelli2018"/>
+    <w:bookmarkEnd w:id="127"/>
+    <w:bookmarkStart w:id="128" w:name="ref-Borelli2018"/>
     <w:p>
       <w:pPr>
         <w:pStyle w:val="Bibliography"/>
@@ -6027,8 +6137,8 @@
         </w:r>
       </w:hyperlink>
     </w:p>
-    <w:bookmarkEnd w:id="123"/>
-    <w:bookmarkStart w:id="124" w:name="ref-BriggsGowan2016"/>
+    <w:bookmarkEnd w:id="128"/>
+    <w:bookmarkStart w:id="129" w:name="ref-BriggsGowan2016"/>
     <w:p>
       <w:pPr>
         <w:pStyle w:val="Bibliography"/>
@@ -6053,8 +6163,8 @@
         <w:t xml:space="preserve">(pp. 1–45).</w:t>
       </w:r>
     </w:p>
-    <w:bookmarkEnd w:id="124"/>
-    <w:bookmarkStart w:id="126" w:name="ref-Broeren2013"/>
+    <w:bookmarkEnd w:id="129"/>
+    <w:bookmarkStart w:id="131" w:name="ref-Broeren2013"/>
     <w:p>
       <w:pPr>
         <w:pStyle w:val="Bibliography"/>
@@ -6091,7 +6201,7 @@
       <w:r>
         <w:t xml:space="preserve"> </w:t>
       </w:r>
-      <w:hyperlink r:id="rId125">
+      <w:hyperlink r:id="rId130">
         <w:r>
           <w:rPr>
             <w:rStyle w:val="Hyperlink"/>
@@ -6100,8 +6210,8 @@
         </w:r>
       </w:hyperlink>
     </w:p>
-    <w:bookmarkEnd w:id="126"/>
-    <w:bookmarkStart w:id="128" w:name="ref-Burt2012"/>
+    <w:bookmarkEnd w:id="131"/>
+    <w:bookmarkStart w:id="133" w:name="ref-Burt2012"/>
     <w:p>
       <w:pPr>
         <w:pStyle w:val="Bibliography"/>
@@ -6138,7 +6248,7 @@
       <w:r>
         <w:t xml:space="preserve"> </w:t>
       </w:r>
-      <w:hyperlink r:id="rId127">
+      <w:hyperlink r:id="rId132">
         <w:r>
           <w:rPr>
             <w:rStyle w:val="Hyperlink"/>
@@ -6147,8 +6257,8 @@
         </w:r>
       </w:hyperlink>
     </w:p>
-    <w:bookmarkEnd w:id="128"/>
-    <w:bookmarkStart w:id="130" w:name="ref-Caspi2020"/>
+    <w:bookmarkEnd w:id="133"/>
+    <w:bookmarkStart w:id="135" w:name="ref-Caspi2020"/>
     <w:p>
       <w:pPr>
         <w:pStyle w:val="Bibliography"/>
@@ -6197,7 +6307,7 @@
       <w:r>
         <w:t xml:space="preserve"> </w:t>
       </w:r>
-      <w:hyperlink r:id="rId129">
+      <w:hyperlink r:id="rId134">
         <w:r>
           <w:rPr>
             <w:rStyle w:val="Hyperlink"/>
@@ -6206,8 +6316,8 @@
         </w:r>
       </w:hyperlink>
     </w:p>
-    <w:bookmarkEnd w:id="130"/>
-    <w:bookmarkStart w:id="132" w:name="ref-Caspi2014"/>
+    <w:bookmarkEnd w:id="135"/>
+    <w:bookmarkStart w:id="137" w:name="ref-Caspi2014"/>
     <w:p>
       <w:pPr>
         <w:pStyle w:val="Bibliography"/>
@@ -6256,7 +6366,7 @@
       <w:r>
         <w:t xml:space="preserve"> </w:t>
       </w:r>
-      <w:hyperlink r:id="rId131">
+      <w:hyperlink r:id="rId136">
         <w:r>
           <w:rPr>
             <w:rStyle w:val="Hyperlink"/>
@@ -6265,8 +6375,8 @@
         </w:r>
       </w:hyperlink>
     </w:p>
-    <w:bookmarkEnd w:id="132"/>
-    <w:bookmarkStart w:id="133" w:name="ref-Caspi2006"/>
+    <w:bookmarkEnd w:id="137"/>
+    <w:bookmarkStart w:id="138" w:name="ref-Caspi2006"/>
     <w:p>
       <w:pPr>
         <w:pStyle w:val="Bibliography"/>
@@ -6291,8 +6401,8 @@
         <w:t xml:space="preserve">(6th ed., Vol. 3, pp. 300–365). John Wiley &amp; Sons, Inc.</w:t>
       </w:r>
     </w:p>
-    <w:bookmarkEnd w:id="133"/>
-    <w:bookmarkStart w:id="135" w:name="ref-Chen2015"/>
+    <w:bookmarkEnd w:id="138"/>
+    <w:bookmarkStart w:id="140" w:name="ref-Chen2015"/>
     <w:p>
       <w:pPr>
         <w:pStyle w:val="Bibliography"/>
@@ -6329,7 +6439,7 @@
       <w:r>
         <w:t xml:space="preserve"> </w:t>
       </w:r>
-      <w:hyperlink r:id="rId134">
+      <w:hyperlink r:id="rId139">
         <w:r>
           <w:rPr>
             <w:rStyle w:val="Hyperlink"/>
@@ -6338,8 +6448,8 @@
         </w:r>
       </w:hyperlink>
     </w:p>
-    <w:bookmarkEnd w:id="135"/>
-    <w:bookmarkStart w:id="136" w:name="ref-Chumlea2012"/>
+    <w:bookmarkEnd w:id="140"/>
+    <w:bookmarkStart w:id="141" w:name="ref-Chumlea2012"/>
     <w:p>
       <w:pPr>
         <w:pStyle w:val="Bibliography"/>
@@ -6383,8 +6493,8 @@
         <w:t xml:space="preserve">(2), 50–51.</w:t>
       </w:r>
     </w:p>
-    <w:bookmarkEnd w:id="136"/>
-    <w:bookmarkStart w:id="138" w:name="ref-Cicchetti2002"/>
+    <w:bookmarkEnd w:id="141"/>
+    <w:bookmarkStart w:id="143" w:name="ref-Cicchetti2002"/>
     <w:p>
       <w:pPr>
         <w:pStyle w:val="Bibliography"/>
@@ -6421,7 +6531,7 @@
       <w:r>
         <w:t xml:space="preserve"> </w:t>
       </w:r>
-      <w:hyperlink r:id="rId137">
+      <w:hyperlink r:id="rId142">
         <w:r>
           <w:rPr>
             <w:rStyle w:val="Hyperlink"/>
@@ -6430,8 +6540,8 @@
         </w:r>
       </w:hyperlink>
     </w:p>
-    <w:bookmarkEnd w:id="138"/>
-    <w:bookmarkStart w:id="140" w:name="ref-Coghill2012"/>
+    <w:bookmarkEnd w:id="143"/>
+    <w:bookmarkStart w:id="145" w:name="ref-Coghill2012"/>
     <w:p>
       <w:pPr>
         <w:pStyle w:val="Bibliography"/>
@@ -6468,7 +6578,7 @@
       <w:r>
         <w:t xml:space="preserve"> </w:t>
       </w:r>
-      <w:hyperlink r:id="rId139">
+      <w:hyperlink r:id="rId144">
         <w:r>
           <w:rPr>
             <w:rStyle w:val="Hyperlink"/>
@@ -6477,8 +6587,8 @@
         </w:r>
       </w:hyperlink>
     </w:p>
-    <w:bookmarkEnd w:id="140"/>
-    <w:bookmarkStart w:id="142" w:name="ref-DeLosReyes2026"/>
+    <w:bookmarkEnd w:id="145"/>
+    <w:bookmarkStart w:id="147" w:name="ref-DeLosReyes2026"/>
     <w:p>
       <w:pPr>
         <w:pStyle w:val="Bibliography"/>
@@ -6527,7 +6637,7 @@
       <w:r>
         <w:t xml:space="preserve"> </w:t>
       </w:r>
-      <w:hyperlink r:id="rId141">
+      <w:hyperlink r:id="rId146">
         <w:r>
           <w:rPr>
             <w:rStyle w:val="Hyperlink"/>
@@ -6536,8 +6646,8 @@
         </w:r>
       </w:hyperlink>
     </w:p>
-    <w:bookmarkEnd w:id="142"/>
-    <w:bookmarkStart w:id="144" w:name="ref-Dodge1990"/>
+    <w:bookmarkEnd w:id="147"/>
+    <w:bookmarkStart w:id="149" w:name="ref-Dodge1990"/>
     <w:p>
       <w:pPr>
         <w:pStyle w:val="Bibliography"/>
@@ -6574,7 +6684,7 @@
       <w:r>
         <w:t xml:space="preserve"> </w:t>
       </w:r>
-      <w:hyperlink r:id="rId143">
+      <w:hyperlink r:id="rId148">
         <w:r>
           <w:rPr>
             <w:rStyle w:val="Hyperlink"/>
@@ -6583,8 +6693,8 @@
         </w:r>
       </w:hyperlink>
     </w:p>
-    <w:bookmarkEnd w:id="144"/>
-    <w:bookmarkStart w:id="146" w:name="ref-Fairchild2013"/>
+    <w:bookmarkEnd w:id="149"/>
+    <w:bookmarkStart w:id="151" w:name="ref-Fairchild2013"/>
     <w:p>
       <w:pPr>
         <w:pStyle w:val="Bibliography"/>
@@ -6621,7 +6731,7 @@
       <w:r>
         <w:t xml:space="preserve"> </w:t>
       </w:r>
-      <w:hyperlink r:id="rId145">
+      <w:hyperlink r:id="rId150">
         <w:r>
           <w:rPr>
             <w:rStyle w:val="Hyperlink"/>
@@ -6630,8 +6740,8 @@
         </w:r>
       </w:hyperlink>
     </w:p>
-    <w:bookmarkEnd w:id="146"/>
-    <w:bookmarkStart w:id="148" w:name="ref-Forbes2016"/>
+    <w:bookmarkEnd w:id="151"/>
+    <w:bookmarkStart w:id="153" w:name="ref-Forbes2016"/>
     <w:p>
       <w:pPr>
         <w:pStyle w:val="Bibliography"/>
@@ -6668,7 +6778,7 @@
       <w:r>
         <w:t xml:space="preserve"> </w:t>
       </w:r>
-      <w:hyperlink r:id="rId147">
+      <w:hyperlink r:id="rId152">
         <w:r>
           <w:rPr>
             <w:rStyle w:val="Hyperlink"/>
@@ -6677,8 +6787,8 @@
         </w:r>
       </w:hyperlink>
     </w:p>
-    <w:bookmarkEnd w:id="148"/>
-    <w:bookmarkStart w:id="150" w:name="ref-Girme2021"/>
+    <w:bookmarkEnd w:id="153"/>
+    <w:bookmarkStart w:id="155" w:name="ref-Girme2021"/>
     <w:p>
       <w:pPr>
         <w:pStyle w:val="Bibliography"/>
@@ -6715,7 +6825,7 @@
       <w:r>
         <w:t xml:space="preserve"> </w:t>
       </w:r>
-      <w:hyperlink r:id="rId149">
+      <w:hyperlink r:id="rId154">
         <w:r>
           <w:rPr>
             <w:rStyle w:val="Hyperlink"/>
@@ -6724,8 +6834,8 @@
         </w:r>
       </w:hyperlink>
     </w:p>
-    <w:bookmarkEnd w:id="150"/>
-    <w:bookmarkStart w:id="151" w:name="ref-Glueck1950"/>
+    <w:bookmarkEnd w:id="155"/>
+    <w:bookmarkStart w:id="156" w:name="ref-Glueck1950"/>
     <w:p>
       <w:pPr>
         <w:pStyle w:val="Bibliography"/>
@@ -6747,8 +6857,8 @@
         <w:t xml:space="preserve">. Harvard University Press.</w:t>
       </w:r>
     </w:p>
-    <w:bookmarkEnd w:id="151"/>
-    <w:bookmarkStart w:id="153" w:name="ref-Godoy2021"/>
+    <w:bookmarkEnd w:id="156"/>
+    <w:bookmarkStart w:id="158" w:name="ref-Godoy2021"/>
     <w:p>
       <w:pPr>
         <w:pStyle w:val="Bibliography"/>
@@ -6785,7 +6895,7 @@
       <w:r>
         <w:t xml:space="preserve"> </w:t>
       </w:r>
-      <w:hyperlink r:id="rId152">
+      <w:hyperlink r:id="rId157">
         <w:r>
           <w:rPr>
             <w:rStyle w:val="Hyperlink"/>
@@ -6794,8 +6904,8 @@
         </w:r>
       </w:hyperlink>
     </w:p>
-    <w:bookmarkEnd w:id="153"/>
-    <w:bookmarkStart w:id="155" w:name="ref-Harris2019"/>
+    <w:bookmarkEnd w:id="158"/>
+    <w:bookmarkStart w:id="160" w:name="ref-Harris2019"/>
     <w:p>
       <w:pPr>
         <w:pStyle w:val="Bibliography"/>
@@ -6850,7 +6960,7 @@
       <w:r>
         <w:t xml:space="preserve"> </w:t>
       </w:r>
-      <w:hyperlink r:id="rId154">
+      <w:hyperlink r:id="rId159">
         <w:r>
           <w:rPr>
             <w:rStyle w:val="Hyperlink"/>
@@ -6859,8 +6969,8 @@
         </w:r>
       </w:hyperlink>
     </w:p>
-    <w:bookmarkEnd w:id="155"/>
-    <w:bookmarkStart w:id="157" w:name="ref-Haslam2012"/>
+    <w:bookmarkEnd w:id="160"/>
+    <w:bookmarkStart w:id="162" w:name="ref-Haslam2012"/>
     <w:p>
       <w:pPr>
         <w:pStyle w:val="Bibliography"/>
@@ -6897,7 +7007,7 @@
       <w:r>
         <w:t xml:space="preserve"> </w:t>
       </w:r>
-      <w:hyperlink r:id="rId156">
+      <w:hyperlink r:id="rId161">
         <w:r>
           <w:rPr>
             <w:rStyle w:val="Hyperlink"/>
@@ -6906,8 +7016,8 @@
         </w:r>
       </w:hyperlink>
     </w:p>
-    <w:bookmarkEnd w:id="157"/>
-    <w:bookmarkStart w:id="159" w:name="ref-Haslam2020"/>
+    <w:bookmarkEnd w:id="162"/>
+    <w:bookmarkStart w:id="164" w:name="ref-Haslam2020"/>
     <w:p>
       <w:pPr>
         <w:pStyle w:val="Bibliography"/>
@@ -6944,7 +7054,7 @@
       <w:r>
         <w:t xml:space="preserve"> </w:t>
       </w:r>
-      <w:hyperlink r:id="rId158">
+      <w:hyperlink r:id="rId163">
         <w:r>
           <w:rPr>
             <w:rStyle w:val="Hyperlink"/>
@@ -6953,8 +7063,8 @@
         </w:r>
       </w:hyperlink>
     </w:p>
-    <w:bookmarkEnd w:id="159"/>
-    <w:bookmarkStart w:id="161" w:name="ref-Insel2008"/>
+    <w:bookmarkEnd w:id="164"/>
+    <w:bookmarkStart w:id="166" w:name="ref-Insel2008"/>
     <w:p>
       <w:pPr>
         <w:pStyle w:val="Bibliography"/>
@@ -6991,7 +7101,7 @@
       <w:r>
         <w:t xml:space="preserve"> </w:t>
       </w:r>
-      <w:hyperlink r:id="rId160">
+      <w:hyperlink r:id="rId165">
         <w:r>
           <w:rPr>
             <w:rStyle w:val="Hyperlink"/>
@@ -7000,8 +7110,8 @@
         </w:r>
       </w:hyperlink>
     </w:p>
-    <w:bookmarkEnd w:id="161"/>
-    <w:bookmarkStart w:id="163" w:name="ref-Kaat2019"/>
+    <w:bookmarkEnd w:id="166"/>
+    <w:bookmarkStart w:id="168" w:name="ref-Kaat2019"/>
     <w:p>
       <w:pPr>
         <w:pStyle w:val="Bibliography"/>
@@ -7038,7 +7148,7 @@
       <w:r>
         <w:t xml:space="preserve"> </w:t>
       </w:r>
-      <w:hyperlink r:id="rId162">
+      <w:hyperlink r:id="rId167">
         <w:r>
           <w:rPr>
             <w:rStyle w:val="Hyperlink"/>
@@ -7047,8 +7157,8 @@
         </w:r>
       </w:hyperlink>
     </w:p>
-    <w:bookmarkEnd w:id="163"/>
-    <w:bookmarkStart w:id="164" w:name="ref-Kagan1969"/>
+    <w:bookmarkEnd w:id="168"/>
+    <w:bookmarkStart w:id="169" w:name="ref-Kagan1969"/>
     <w:p>
       <w:pPr>
         <w:pStyle w:val="Bibliography"/>
@@ -7073,8 +7183,8 @@
         <w:t xml:space="preserve">(pp. 983–1002). Rand McNally.</w:t>
       </w:r>
     </w:p>
-    <w:bookmarkEnd w:id="164"/>
-    <w:bookmarkStart w:id="165" w:name="ref-Kagan1971"/>
+    <w:bookmarkEnd w:id="169"/>
+    <w:bookmarkStart w:id="170" w:name="ref-Kagan1971"/>
     <w:p>
       <w:pPr>
         <w:pStyle w:val="Bibliography"/>
@@ -7096,8 +7206,8 @@
         <w:t xml:space="preserve">. Wiley.</w:t>
       </w:r>
     </w:p>
-    <w:bookmarkEnd w:id="165"/>
-    <w:bookmarkStart w:id="166" w:name="ref-Kagan1980"/>
+    <w:bookmarkEnd w:id="170"/>
+    <w:bookmarkStart w:id="171" w:name="ref-Kagan1980"/>
     <w:p>
       <w:pPr>
         <w:pStyle w:val="Bibliography"/>
@@ -7122,8 +7232,8 @@
         <w:t xml:space="preserve">(pp. 26–74). Harvard University Press.</w:t>
       </w:r>
     </w:p>
-    <w:bookmarkEnd w:id="166"/>
-    <w:bookmarkStart w:id="167" w:name="ref-Kagan1962"/>
+    <w:bookmarkEnd w:id="171"/>
+    <w:bookmarkStart w:id="172" w:name="ref-Kagan1962"/>
     <w:p>
       <w:pPr>
         <w:pStyle w:val="Bibliography"/>
@@ -7145,8 +7255,8 @@
         <w:t xml:space="preserve">. Wiley.</w:t>
       </w:r>
     </w:p>
-    <w:bookmarkEnd w:id="167"/>
-    <w:bookmarkStart w:id="169" w:name="ref-Kliem2018"/>
+    <w:bookmarkEnd w:id="172"/>
+    <w:bookmarkStart w:id="174" w:name="ref-Kliem2018"/>
     <w:p>
       <w:pPr>
         <w:pStyle w:val="Bibliography"/>
@@ -7183,7 +7293,7 @@
       <w:r>
         <w:t xml:space="preserve"> </w:t>
       </w:r>
-      <w:hyperlink r:id="rId168">
+      <w:hyperlink r:id="rId173">
         <w:r>
           <w:rPr>
             <w:rStyle w:val="Hyperlink"/>
@@ -7192,8 +7302,8 @@
         </w:r>
       </w:hyperlink>
     </w:p>
-    <w:bookmarkEnd w:id="169"/>
-    <w:bookmarkStart w:id="171" w:name="ref-Kliem2022"/>
+    <w:bookmarkEnd w:id="174"/>
+    <w:bookmarkStart w:id="176" w:name="ref-Kliem2022"/>
     <w:p>
       <w:pPr>
         <w:pStyle w:val="Bibliography"/>
@@ -7230,7 +7340,7 @@
       <w:r>
         <w:t xml:space="preserve"> </w:t>
       </w:r>
-      <w:hyperlink r:id="rId170">
+      <w:hyperlink r:id="rId175">
         <w:r>
           <w:rPr>
             <w:rStyle w:val="Hyperlink"/>
@@ -7239,8 +7349,8 @@
         </w:r>
       </w:hyperlink>
     </w:p>
-    <w:bookmarkEnd w:id="171"/>
-    <w:bookmarkStart w:id="173" w:name="ref-Kotov2017"/>
+    <w:bookmarkEnd w:id="176"/>
+    <w:bookmarkStart w:id="178" w:name="ref-Kotov2017"/>
     <w:p>
       <w:pPr>
         <w:pStyle w:val="Bibliography"/>
@@ -7283,7 +7393,7 @@
       <w:r>
         <w:t xml:space="preserve"> </w:t>
       </w:r>
-      <w:hyperlink r:id="rId172">
+      <w:hyperlink r:id="rId177">
         <w:r>
           <w:rPr>
             <w:rStyle w:val="Hyperlink"/>
@@ -7292,8 +7402,8 @@
         </w:r>
       </w:hyperlink>
     </w:p>
-    <w:bookmarkEnd w:id="173"/>
-    <w:bookmarkStart w:id="175" w:name="ref-Krueger2016"/>
+    <w:bookmarkEnd w:id="178"/>
+    <w:bookmarkStart w:id="180" w:name="ref-Krueger2016"/>
     <w:p>
       <w:pPr>
         <w:pStyle w:val="Bibliography"/>
@@ -7330,7 +7440,7 @@
       <w:r>
         <w:t xml:space="preserve"> </w:t>
       </w:r>
-      <w:hyperlink r:id="rId174">
+      <w:hyperlink r:id="rId179">
         <w:r>
           <w:rPr>
             <w:rStyle w:val="Hyperlink"/>
@@ -7339,8 +7449,8 @@
         </w:r>
       </w:hyperlink>
     </w:p>
-    <w:bookmarkEnd w:id="175"/>
-    <w:bookmarkStart w:id="177" w:name="ref-Krueger2021"/>
+    <w:bookmarkEnd w:id="180"/>
+    <w:bookmarkStart w:id="182" w:name="ref-Krueger2021"/>
     <w:p>
       <w:pPr>
         <w:pStyle w:val="Bibliography"/>
@@ -7392,7 +7502,7 @@
       <w:r>
         <w:t xml:space="preserve"> </w:t>
       </w:r>
-      <w:hyperlink r:id="rId176">
+      <w:hyperlink r:id="rId181">
         <w:r>
           <w:rPr>
             <w:rStyle w:val="Hyperlink"/>
@@ -7401,8 +7511,8 @@
         </w:r>
       </w:hyperlink>
     </w:p>
-    <w:bookmarkEnd w:id="177"/>
-    <w:bookmarkStart w:id="179" w:name="ref-Krueger2011"/>
+    <w:bookmarkEnd w:id="182"/>
+    <w:bookmarkStart w:id="184" w:name="ref-Krueger2011"/>
     <w:p>
       <w:pPr>
         <w:pStyle w:val="Bibliography"/>
@@ -7439,7 +7549,7 @@
       <w:r>
         <w:t xml:space="preserve"> </w:t>
       </w:r>
-      <w:hyperlink r:id="rId178">
+      <w:hyperlink r:id="rId183">
         <w:r>
           <w:rPr>
             <w:rStyle w:val="Hyperlink"/>
@@ -7448,8 +7558,8 @@
         </w:r>
       </w:hyperlink>
     </w:p>
-    <w:bookmarkEnd w:id="179"/>
-    <w:bookmarkStart w:id="181" w:name="ref-Krueger2007"/>
+    <w:bookmarkEnd w:id="184"/>
+    <w:bookmarkStart w:id="186" w:name="ref-Krueger2007"/>
     <w:p>
       <w:pPr>
         <w:pStyle w:val="Bibliography"/>
@@ -7486,7 +7596,7 @@
       <w:r>
         <w:t xml:space="preserve"> </w:t>
       </w:r>
-      <w:hyperlink r:id="rId180">
+      <w:hyperlink r:id="rId185">
         <w:r>
           <w:rPr>
             <w:rStyle w:val="Hyperlink"/>
@@ -7495,8 +7605,8 @@
         </w:r>
       </w:hyperlink>
     </w:p>
-    <w:bookmarkEnd w:id="181"/>
-    <w:bookmarkStart w:id="183" w:name="ref-Krueger2005"/>
+    <w:bookmarkEnd w:id="186"/>
+    <w:bookmarkStart w:id="188" w:name="ref-Krueger2005"/>
     <w:p>
       <w:pPr>
         <w:pStyle w:val="Bibliography"/>
@@ -7533,7 +7643,7 @@
       <w:r>
         <w:t xml:space="preserve"> </w:t>
       </w:r>
-      <w:hyperlink r:id="rId182">
+      <w:hyperlink r:id="rId187">
         <w:r>
           <w:rPr>
             <w:rStyle w:val="Hyperlink"/>
@@ -7542,8 +7652,8 @@
         </w:r>
       </w:hyperlink>
     </w:p>
-    <w:bookmarkEnd w:id="183"/>
-    <w:bookmarkStart w:id="185" w:name="ref-Krueger2004"/>
+    <w:bookmarkEnd w:id="188"/>
+    <w:bookmarkStart w:id="190" w:name="ref-Krueger2004"/>
     <w:p>
       <w:pPr>
         <w:pStyle w:val="Bibliography"/>
@@ -7583,7 +7693,7 @@
       <w:r>
         <w:t xml:space="preserve"> </w:t>
       </w:r>
-      <w:hyperlink r:id="rId184">
+      <w:hyperlink r:id="rId189">
         <w:r>
           <w:rPr>
             <w:rStyle w:val="Hyperlink"/>
@@ -7592,8 +7702,8 @@
         </w:r>
       </w:hyperlink>
     </w:p>
-    <w:bookmarkEnd w:id="185"/>
-    <w:bookmarkStart w:id="187" w:name="ref-Krueger2002"/>
+    <w:bookmarkEnd w:id="190"/>
+    <w:bookmarkStart w:id="192" w:name="ref-Krueger2002"/>
     <w:p>
       <w:pPr>
         <w:pStyle w:val="Bibliography"/>
@@ -7630,7 +7740,7 @@
       <w:r>
         <w:t xml:space="preserve"> </w:t>
       </w:r>
-      <w:hyperlink r:id="rId186">
+      <w:hyperlink r:id="rId191">
         <w:r>
           <w:rPr>
             <w:rStyle w:val="Hyperlink"/>
@@ -7639,8 +7749,8 @@
         </w:r>
       </w:hyperlink>
     </w:p>
-    <w:bookmarkEnd w:id="187"/>
-    <w:bookmarkStart w:id="189" w:name="ref-Lansford2010"/>
+    <w:bookmarkEnd w:id="192"/>
+    <w:bookmarkStart w:id="194" w:name="ref-Lansford2010"/>
     <w:p>
       <w:pPr>
         <w:pStyle w:val="Bibliography"/>
@@ -7677,7 +7787,7 @@
       <w:r>
         <w:t xml:space="preserve"> </w:t>
       </w:r>
-      <w:hyperlink r:id="rId188">
+      <w:hyperlink r:id="rId193">
         <w:r>
           <w:rPr>
             <w:rStyle w:val="Hyperlink"/>
@@ -7686,8 +7796,8 @@
         </w:r>
       </w:hyperlink>
     </w:p>
-    <w:bookmarkEnd w:id="189"/>
-    <w:bookmarkStart w:id="191" w:name="ref-Markon2011"/>
+    <w:bookmarkEnd w:id="194"/>
+    <w:bookmarkStart w:id="196" w:name="ref-Markon2011"/>
     <w:p>
       <w:pPr>
         <w:pStyle w:val="Bibliography"/>
@@ -7724,7 +7834,7 @@
       <w:r>
         <w:t xml:space="preserve"> </w:t>
       </w:r>
-      <w:hyperlink r:id="rId190">
+      <w:hyperlink r:id="rId195">
         <w:r>
           <w:rPr>
             <w:rStyle w:val="Hyperlink"/>
@@ -7733,8 +7843,8 @@
         </w:r>
       </w:hyperlink>
     </w:p>
-    <w:bookmarkEnd w:id="191"/>
-    <w:bookmarkStart w:id="193" w:name="ref-Markon2005"/>
+    <w:bookmarkEnd w:id="196"/>
+    <w:bookmarkStart w:id="198" w:name="ref-Markon2005"/>
     <w:p>
       <w:pPr>
         <w:pStyle w:val="Bibliography"/>
@@ -7771,7 +7881,7 @@
       <w:r>
         <w:t xml:space="preserve"> </w:t>
       </w:r>
-      <w:hyperlink r:id="rId192">
+      <w:hyperlink r:id="rId197">
         <w:r>
           <w:rPr>
             <w:rStyle w:val="Hyperlink"/>
@@ -7780,8 +7890,8 @@
         </w:r>
       </w:hyperlink>
     </w:p>
-    <w:bookmarkEnd w:id="193"/>
-    <w:bookmarkStart w:id="195" w:name="ref-Miller2009"/>
+    <w:bookmarkEnd w:id="198"/>
+    <w:bookmarkStart w:id="200" w:name="ref-Miller2009"/>
     <w:p>
       <w:pPr>
         <w:pStyle w:val="Bibliography"/>
@@ -7818,7 +7928,7 @@
       <w:r>
         <w:t xml:space="preserve"> </w:t>
       </w:r>
-      <w:hyperlink r:id="rId194">
+      <w:hyperlink r:id="rId199">
         <w:r>
           <w:rPr>
             <w:rStyle w:val="Hyperlink"/>
@@ -7827,8 +7937,8 @@
         </w:r>
       </w:hyperlink>
     </w:p>
-    <w:bookmarkEnd w:id="195"/>
-    <w:bookmarkStart w:id="197" w:name="ref-Mineo2017"/>
+    <w:bookmarkEnd w:id="200"/>
+    <w:bookmarkStart w:id="202" w:name="ref-Mineo2017"/>
     <w:p>
       <w:pPr>
         <w:pStyle w:val="Bibliography"/>
@@ -7852,7 +7962,7 @@
       <w:r>
         <w:t xml:space="preserve"> </w:t>
       </w:r>
-      <w:hyperlink r:id="rId196">
+      <w:hyperlink r:id="rId201">
         <w:r>
           <w:rPr>
             <w:rStyle w:val="Hyperlink"/>
@@ -7861,8 +7971,8 @@
         </w:r>
       </w:hyperlink>
     </w:p>
-    <w:bookmarkEnd w:id="197"/>
-    <w:bookmarkStart w:id="199" w:name="ref-Moffitt1993"/>
+    <w:bookmarkEnd w:id="202"/>
+    <w:bookmarkStart w:id="204" w:name="ref-Moffitt1993"/>
     <w:p>
       <w:pPr>
         <w:pStyle w:val="Bibliography"/>
@@ -7899,7 +8009,7 @@
       <w:r>
         <w:t xml:space="preserve"> </w:t>
       </w:r>
-      <w:hyperlink r:id="rId198">
+      <w:hyperlink r:id="rId203">
         <w:r>
           <w:rPr>
             <w:rStyle w:val="Hyperlink"/>
@@ -7908,8 +8018,8 @@
         </w:r>
       </w:hyperlink>
     </w:p>
-    <w:bookmarkEnd w:id="199"/>
-    <w:bookmarkStart w:id="201" w:name="ref-Moffitt2011"/>
+    <w:bookmarkEnd w:id="204"/>
+    <w:bookmarkStart w:id="206" w:name="ref-Moffitt2011"/>
     <w:p>
       <w:pPr>
         <w:pStyle w:val="Bibliography"/>
@@ -7946,7 +8056,7 @@
       <w:r>
         <w:t xml:space="preserve"> </w:t>
       </w:r>
-      <w:hyperlink r:id="rId200">
+      <w:hyperlink r:id="rId205">
         <w:r>
           <w:rPr>
             <w:rStyle w:val="Hyperlink"/>
@@ -7955,8 +8065,8 @@
         </w:r>
       </w:hyperlink>
     </w:p>
-    <w:bookmarkEnd w:id="201"/>
-    <w:bookmarkStart w:id="203" w:name="ref-Moss1964"/>
+    <w:bookmarkEnd w:id="206"/>
+    <w:bookmarkStart w:id="208" w:name="ref-Moss1964"/>
     <w:p>
       <w:pPr>
         <w:pStyle w:val="Bibliography"/>
@@ -8002,7 +8112,7 @@
       <w:r>
         <w:t xml:space="preserve"> </w:t>
       </w:r>
-      <w:hyperlink r:id="rId202">
+      <w:hyperlink r:id="rId207">
         <w:r>
           <w:rPr>
             <w:rStyle w:val="Hyperlink"/>
@@ -8011,8 +8121,8 @@
         </w:r>
       </w:hyperlink>
     </w:p>
-    <w:bookmarkEnd w:id="203"/>
-    <w:bookmarkStart w:id="205" w:name="ref-Nivison2024"/>
+    <w:bookmarkEnd w:id="208"/>
+    <w:bookmarkStart w:id="210" w:name="ref-Nivison2024"/>
     <w:p>
       <w:pPr>
         <w:pStyle w:val="Bibliography"/>
@@ -8058,7 +8168,7 @@
       <w:r>
         <w:t xml:space="preserve"> </w:t>
       </w:r>
-      <w:hyperlink r:id="rId204">
+      <w:hyperlink r:id="rId209">
         <w:r>
           <w:rPr>
             <w:rStyle w:val="Hyperlink"/>
@@ -8067,8 +8177,8 @@
         </w:r>
       </w:hyperlink>
     </w:p>
-    <w:bookmarkEnd w:id="205"/>
-    <w:bookmarkStart w:id="207" w:name="ref-Odgers2008"/>
+    <w:bookmarkEnd w:id="210"/>
+    <w:bookmarkStart w:id="212" w:name="ref-Odgers2008"/>
     <w:p>
       <w:pPr>
         <w:pStyle w:val="Bibliography"/>
@@ -8105,7 +8215,7 @@
       <w:r>
         <w:t xml:space="preserve"> </w:t>
       </w:r>
-      <w:hyperlink r:id="rId206">
+      <w:hyperlink r:id="rId211">
         <w:r>
           <w:rPr>
             <w:rStyle w:val="Hyperlink"/>
@@ -8114,8 +8224,8 @@
         </w:r>
       </w:hyperlink>
     </w:p>
-    <w:bookmarkEnd w:id="207"/>
-    <w:bookmarkStart w:id="209" w:name="ref-Paalman2013"/>
+    <w:bookmarkEnd w:id="212"/>
+    <w:bookmarkStart w:id="214" w:name="ref-Paalman2013"/>
     <w:p>
       <w:pPr>
         <w:pStyle w:val="Bibliography"/>
@@ -8152,7 +8262,7 @@
       <w:r>
         <w:t xml:space="preserve"> </w:t>
       </w:r>
-      <w:hyperlink r:id="rId208">
+      <w:hyperlink r:id="rId213">
         <w:r>
           <w:rPr>
             <w:rStyle w:val="Hyperlink"/>
@@ -8161,8 +8271,8 @@
         </w:r>
       </w:hyperlink>
     </w:p>
-    <w:bookmarkEnd w:id="209"/>
-    <w:bookmarkStart w:id="211" w:name="ref-Patterson1993"/>
+    <w:bookmarkEnd w:id="214"/>
+    <w:bookmarkStart w:id="216" w:name="ref-Patterson1993"/>
     <w:p>
       <w:pPr>
         <w:pStyle w:val="Bibliography"/>
@@ -8199,7 +8309,7 @@
       <w:r>
         <w:t xml:space="preserve"> </w:t>
       </w:r>
-      <w:hyperlink r:id="rId210">
+      <w:hyperlink r:id="rId215">
         <w:r>
           <w:rPr>
             <w:rStyle w:val="Hyperlink"/>
@@ -8208,8 +8318,8 @@
         </w:r>
       </w:hyperlink>
     </w:p>
-    <w:bookmarkEnd w:id="211"/>
-    <w:bookmarkStart w:id="213" w:name="ref-Pavlovich2026"/>
+    <w:bookmarkEnd w:id="216"/>
+    <w:bookmarkStart w:id="218" w:name="ref-Pavlovich2026"/>
     <w:p>
       <w:pPr>
         <w:pStyle w:val="Bibliography"/>
@@ -8246,7 +8356,7 @@
       <w:r>
         <w:t xml:space="preserve"> </w:t>
       </w:r>
-      <w:hyperlink r:id="rId212">
+      <w:hyperlink r:id="rId217">
         <w:r>
           <w:rPr>
             <w:rStyle w:val="Hyperlink"/>
@@ -8255,8 +8365,8 @@
         </w:r>
       </w:hyperlink>
     </w:p>
-    <w:bookmarkEnd w:id="213"/>
-    <w:bookmarkStart w:id="215" w:name="ref-Petersen2024"/>
+    <w:bookmarkEnd w:id="218"/>
+    <w:bookmarkStart w:id="220" w:name="ref-Petersen2024"/>
     <w:p>
       <w:pPr>
         <w:pStyle w:val="Bibliography"/>
@@ -8293,7 +8403,7 @@
       <w:r>
         <w:t xml:space="preserve"> </w:t>
       </w:r>
-      <w:hyperlink r:id="rId214">
+      <w:hyperlink r:id="rId219">
         <w:r>
           <w:rPr>
             <w:rStyle w:val="Hyperlink"/>
@@ -8302,8 +8412,8 @@
         </w:r>
       </w:hyperlink>
     </w:p>
-    <w:bookmarkEnd w:id="215"/>
-    <w:bookmarkStart w:id="216" w:name="ref-PetersenPrinciplesPsychAssessment"/>
+    <w:bookmarkEnd w:id="220"/>
+    <w:bookmarkStart w:id="221" w:name="ref-PetersenPrinciplesPsychAssessment"/>
     <w:p>
       <w:pPr>
         <w:pStyle w:val="Bibliography"/>
@@ -8341,7 +8451,7 @@
       <w:r>
         <w:t xml:space="preserve"> </w:t>
       </w:r>
-      <w:hyperlink r:id="rId100">
+      <w:hyperlink r:id="rId105">
         <w:r>
           <w:rPr>
             <w:rStyle w:val="Hyperlink"/>
@@ -8350,8 +8460,8 @@
         </w:r>
       </w:hyperlink>
     </w:p>
-    <w:bookmarkEnd w:id="216"/>
-    <w:bookmarkStart w:id="217" w:name="ref-Petersen2015"/>
+    <w:bookmarkEnd w:id="221"/>
+    <w:bookmarkStart w:id="222" w:name="ref-Petersen2015"/>
     <w:p>
       <w:pPr>
         <w:pStyle w:val="Bibliography"/>
@@ -8397,8 +8507,8 @@
         </w:r>
       </w:hyperlink>
     </w:p>
-    <w:bookmarkEnd w:id="217"/>
-    <w:bookmarkStart w:id="219" w:name="ref-Petersen2020"/>
+    <w:bookmarkEnd w:id="222"/>
+    <w:bookmarkStart w:id="224" w:name="ref-Petersen2020"/>
     <w:p>
       <w:pPr>
         <w:pStyle w:val="Bibliography"/>
@@ -8435,7 +8545,7 @@
       <w:r>
         <w:t xml:space="preserve"> </w:t>
       </w:r>
-      <w:hyperlink r:id="rId218">
+      <w:hyperlink r:id="rId223">
         <w:r>
           <w:rPr>
             <w:rStyle w:val="Hyperlink"/>
@@ -8444,8 +8554,8 @@
         </w:r>
       </w:hyperlink>
     </w:p>
-    <w:bookmarkEnd w:id="219"/>
-    <w:bookmarkStart w:id="220" w:name="ref-Petersen2026"/>
+    <w:bookmarkEnd w:id="224"/>
+    <w:bookmarkStart w:id="225" w:name="ref-Petersen2026"/>
     <w:p>
       <w:pPr>
         <w:pStyle w:val="Bibliography"/>
@@ -8482,7 +8592,7 @@
       <w:r>
         <w:t xml:space="preserve"> </w:t>
       </w:r>
-      <w:hyperlink r:id="rId82">
+      <w:hyperlink r:id="rId87">
         <w:r>
           <w:rPr>
             <w:rStyle w:val="Hyperlink"/>
@@ -8491,8 +8601,8 @@
         </w:r>
       </w:hyperlink>
     </w:p>
-    <w:bookmarkEnd w:id="220"/>
-    <w:bookmarkStart w:id="222" w:name="ref-Petersen2021"/>
+    <w:bookmarkEnd w:id="225"/>
+    <w:bookmarkStart w:id="227" w:name="ref-Petersen2021"/>
     <w:p>
       <w:pPr>
         <w:pStyle w:val="Bibliography"/>
@@ -8529,7 +8639,7 @@
       <w:r>
         <w:t xml:space="preserve"> </w:t>
       </w:r>
-      <w:hyperlink r:id="rId221">
+      <w:hyperlink r:id="rId226">
         <w:r>
           <w:rPr>
             <w:rStyle w:val="Hyperlink"/>
@@ -8538,8 +8648,8 @@
         </w:r>
       </w:hyperlink>
     </w:p>
-    <w:bookmarkEnd w:id="222"/>
-    <w:bookmarkStart w:id="224" w:name="ref-Petersen2018"/>
+    <w:bookmarkEnd w:id="227"/>
+    <w:bookmarkStart w:id="229" w:name="ref-Petersen2018"/>
     <w:p>
       <w:pPr>
         <w:pStyle w:val="Bibliography"/>
@@ -8576,7 +8686,7 @@
       <w:r>
         <w:t xml:space="preserve"> </w:t>
       </w:r>
-      <w:hyperlink r:id="rId223">
+      <w:hyperlink r:id="rId228">
         <w:r>
           <w:rPr>
             <w:rStyle w:val="Hyperlink"/>
@@ -8585,8 +8695,8 @@
         </w:r>
       </w:hyperlink>
     </w:p>
-    <w:bookmarkEnd w:id="224"/>
-    <w:bookmarkStart w:id="226" w:name="ref-Poulton2015"/>
+    <w:bookmarkEnd w:id="229"/>
+    <w:bookmarkStart w:id="231" w:name="ref-Poulton2015"/>
     <w:p>
       <w:pPr>
         <w:pStyle w:val="Bibliography"/>
@@ -8632,7 +8742,7 @@
       <w:r>
         <w:t xml:space="preserve"> </w:t>
       </w:r>
-      <w:hyperlink r:id="rId225">
+      <w:hyperlink r:id="rId230">
         <w:r>
           <w:rPr>
             <w:rStyle w:val="Hyperlink"/>
@@ -8641,8 +8751,8 @@
         </w:r>
       </w:hyperlink>
     </w:p>
-    <w:bookmarkEnd w:id="226"/>
-    <w:bookmarkStart w:id="227" w:name="ref-Roche1992"/>
+    <w:bookmarkEnd w:id="231"/>
+    <w:bookmarkStart w:id="232" w:name="ref-Roche1992"/>
     <w:p>
       <w:pPr>
         <w:pStyle w:val="Bibliography"/>
@@ -8692,8 +8802,8 @@
         <w:t xml:space="preserve">. Cambridge University Press.</w:t>
       </w:r>
     </w:p>
-    <w:bookmarkEnd w:id="227"/>
-    <w:bookmarkStart w:id="229" w:name="ref-Rutter2006"/>
+    <w:bookmarkEnd w:id="232"/>
+    <w:bookmarkStart w:id="234" w:name="ref-Rutter2006"/>
     <w:p>
       <w:pPr>
         <w:pStyle w:val="Bibliography"/>
@@ -8730,7 +8840,7 @@
       <w:r>
         <w:t xml:space="preserve"> </w:t>
       </w:r>
-      <w:hyperlink r:id="rId228">
+      <w:hyperlink r:id="rId233">
         <w:r>
           <w:rPr>
             <w:rStyle w:val="Hyperlink"/>
@@ -8739,8 +8849,8 @@
         </w:r>
       </w:hyperlink>
     </w:p>
-    <w:bookmarkEnd w:id="229"/>
-    <w:bookmarkStart w:id="231" w:name="ref-Schaefer2017"/>
+    <w:bookmarkEnd w:id="234"/>
+    <w:bookmarkStart w:id="236" w:name="ref-Schaefer2017"/>
     <w:p>
       <w:pPr>
         <w:pStyle w:val="Bibliography"/>
@@ -8777,7 +8887,7 @@
       <w:r>
         <w:t xml:space="preserve"> </w:t>
       </w:r>
-      <w:hyperlink r:id="rId230">
+      <w:hyperlink r:id="rId235">
         <w:r>
           <w:rPr>
             <w:rStyle w:val="Hyperlink"/>
@@ -8786,8 +8896,8 @@
         </w:r>
       </w:hyperlink>
     </w:p>
-    <w:bookmarkEnd w:id="231"/>
-    <w:bookmarkStart w:id="233" w:name="ref-Schaeffer1991"/>
+    <w:bookmarkEnd w:id="236"/>
+    <w:bookmarkStart w:id="238" w:name="ref-Schaeffer1991"/>
     <w:p>
       <w:pPr>
         <w:pStyle w:val="Bibliography"/>
@@ -8824,7 +8934,7 @@
       <w:r>
         <w:t xml:space="preserve"> </w:t>
       </w:r>
-      <w:hyperlink r:id="rId232">
+      <w:hyperlink r:id="rId237">
         <w:r>
           <w:rPr>
             <w:rStyle w:val="Hyperlink"/>
@@ -8833,8 +8943,8 @@
         </w:r>
       </w:hyperlink>
     </w:p>
-    <w:bookmarkEnd w:id="233"/>
-    <w:bookmarkStart w:id="235" w:name="ref-Schwarz1999"/>
+    <w:bookmarkEnd w:id="238"/>
+    <w:bookmarkStart w:id="240" w:name="ref-Schwarz1999"/>
     <w:p>
       <w:pPr>
         <w:pStyle w:val="Bibliography"/>
@@ -8871,7 +8981,7 @@
       <w:r>
         <w:t xml:space="preserve"> </w:t>
       </w:r>
-      <w:hyperlink r:id="rId234">
+      <w:hyperlink r:id="rId239">
         <w:r>
           <w:rPr>
             <w:rStyle w:val="Hyperlink"/>
@@ -8880,8 +8990,8 @@
         </w:r>
       </w:hyperlink>
     </w:p>
-    <w:bookmarkEnd w:id="235"/>
-    <w:bookmarkStart w:id="237" w:name="ref-Sellbom2016"/>
+    <w:bookmarkEnd w:id="240"/>
+    <w:bookmarkStart w:id="242" w:name="ref-Sellbom2016"/>
     <w:p>
       <w:pPr>
         <w:pStyle w:val="Bibliography"/>
@@ -8918,7 +9028,7 @@
       <w:r>
         <w:t xml:space="preserve"> </w:t>
       </w:r>
-      <w:hyperlink r:id="rId236">
+      <w:hyperlink r:id="rId241">
         <w:r>
           <w:rPr>
             <w:rStyle w:val="Hyperlink"/>
@@ -8927,8 +9037,8 @@
         </w:r>
       </w:hyperlink>
     </w:p>
-    <w:bookmarkEnd w:id="237"/>
-    <w:bookmarkStart w:id="238" w:name="ref-Sivertsson2024"/>
+    <w:bookmarkEnd w:id="242"/>
+    <w:bookmarkStart w:id="243" w:name="ref-Sivertsson2024"/>
     <w:p>
       <w:pPr>
         <w:pStyle w:val="Bibliography"/>
@@ -8986,8 +9096,8 @@
         </w:r>
       </w:hyperlink>
     </w:p>
-    <w:bookmarkEnd w:id="238"/>
-    <w:bookmarkStart w:id="239" w:name="ref-Sroufe2016"/>
+    <w:bookmarkEnd w:id="243"/>
+    <w:bookmarkStart w:id="244" w:name="ref-Sroufe2016"/>
     <w:p>
       <w:pPr>
         <w:pStyle w:val="Bibliography"/>
@@ -9012,8 +9122,8 @@
         <w:t xml:space="preserve">(Vol. 3, pp. 997–1011). Guilford.</w:t>
       </w:r>
     </w:p>
-    <w:bookmarkEnd w:id="239"/>
-    <w:bookmarkStart w:id="240" w:name="ref-Sroufe2005"/>
+    <w:bookmarkEnd w:id="244"/>
+    <w:bookmarkStart w:id="245" w:name="ref-Sroufe2005"/>
     <w:p>
       <w:pPr>
         <w:pStyle w:val="Bibliography"/>
@@ -9063,8 +9173,8 @@
         <w:t xml:space="preserve">. Guilford Publications.</w:t>
       </w:r>
     </w:p>
-    <w:bookmarkEnd w:id="240"/>
-    <w:bookmarkStart w:id="242" w:name="ref-Steffensmeier2025"/>
+    <w:bookmarkEnd w:id="245"/>
+    <w:bookmarkStart w:id="247" w:name="ref-Steffensmeier2025"/>
     <w:p>
       <w:pPr>
         <w:pStyle w:val="Bibliography"/>
@@ -9101,7 +9211,7 @@
       <w:r>
         <w:t xml:space="preserve"> </w:t>
       </w:r>
-      <w:hyperlink r:id="rId241">
+      <w:hyperlink r:id="rId246">
         <w:r>
           <w:rPr>
             <w:rStyle w:val="Hyperlink"/>
@@ -9110,8 +9220,8 @@
         </w:r>
       </w:hyperlink>
     </w:p>
-    <w:bookmarkEnd w:id="242"/>
-    <w:bookmarkStart w:id="244" w:name="ref-Sterba2007"/>
+    <w:bookmarkEnd w:id="247"/>
+    <w:bookmarkStart w:id="249" w:name="ref-Sterba2007"/>
     <w:p>
       <w:pPr>
         <w:pStyle w:val="Bibliography"/>
@@ -9148,7 +9258,7 @@
       <w:r>
         <w:t